--- a/3-Master_Plan/VECTOR_work/new_VECTOR_work/Model_Chapter_Shared_Working_Draft.docx
+++ b/3-Master_Plan/VECTOR_work/new_VECTOR_work/Model_Chapter_Shared_Working_Draft.docx
@@ -3311,15 +3311,7 @@
         </m:sSub>
       </m:oMath>
       <w:r>
-        <w:t xml:space="preserve"> d</w:t>
-      </w:r>
-      <w:proofErr w:type="spellStart"/>
-      <w:r>
-        <w:t>enote</w:t>
-      </w:r>
-      <w:proofErr w:type="spellEnd"/>
-      <w:r>
-        <w:t xml:space="preserve"> this </w:t>
+        <w:t xml:space="preserve"> denote this </w:t>
       </w:r>
       <w:r>
         <w:rPr>
@@ -3824,10 +3816,7 @@
         </m:sSub>
       </m:oMath>
       <w:r>
-        <w:t xml:space="preserve">, giving </w:t>
-      </w:r>
-      <w:r>
-        <w:t xml:space="preserve"> </w:t>
+        <w:t xml:space="preserve">, giving  </w:t>
       </w:r>
     </w:p>
     <w:p>
@@ -8391,20 +8380,22 @@
         </w:rPr>
         <w:t xml:space="preserve">Figure </w:t>
       </w:r>
-      <w:r>
-        <w:rPr>
-          <w:b/>
-          <w:bCs w:val="0"/>
-        </w:rPr>
-        <w:fldChar w:fldCharType="begin"/>
-      </w:r>
-      <w:r>
-        <w:rPr>
-          <w:b/>
-          <w:bCs w:val="0"/>
-        </w:rPr>
-        <w:instrText xml:space="preserve"> STYLEREF 1 \s </w:instrText>
-      </w:r>
+      <w:ins w:id="17" w:author="Levine, Charles Roger CTR USARMY USMA (USA)" w:date="2026-10-12T22:29:00Z" w16du:dateUtc="2026-10-13T02:29:00Z">
+        <w:r>
+          <w:rPr>
+            <w:b/>
+            <w:bCs w:val="0"/>
+          </w:rPr>
+          <w:fldChar w:fldCharType="begin"/>
+        </w:r>
+        <w:r>
+          <w:rPr>
+            <w:b/>
+            <w:bCs w:val="0"/>
+          </w:rPr>
+          <w:instrText xml:space="preserve"> STYLEREF 1 \s </w:instrText>
+        </w:r>
+      </w:ins>
       <w:r>
         <w:rPr>
           <w:b/>
@@ -8420,34 +8411,36 @@
         </w:rPr>
         <w:t>0</w:t>
       </w:r>
-      <w:r>
-        <w:rPr>
-          <w:b/>
-          <w:bCs w:val="0"/>
-        </w:rPr>
-        <w:fldChar w:fldCharType="end"/>
-      </w:r>
-      <w:r>
-        <w:rPr>
-          <w:b/>
-          <w:bCs w:val="0"/>
-        </w:rPr>
-        <w:noBreakHyphen/>
-      </w:r>
-      <w:r>
-        <w:rPr>
-          <w:b/>
-          <w:bCs w:val="0"/>
-        </w:rPr>
-        <w:fldChar w:fldCharType="begin"/>
-      </w:r>
-      <w:r>
-        <w:rPr>
-          <w:b/>
-          <w:bCs w:val="0"/>
-        </w:rPr>
-        <w:instrText xml:space="preserve"> SEQ Figure \* ARABIC \s 1 </w:instrText>
-      </w:r>
+      <w:ins w:id="18" w:author="Levine, Charles Roger CTR USARMY USMA (USA)" w:date="2026-10-12T22:29:00Z" w16du:dateUtc="2026-10-13T02:29:00Z">
+        <w:r>
+          <w:rPr>
+            <w:b/>
+            <w:bCs w:val="0"/>
+          </w:rPr>
+          <w:fldChar w:fldCharType="end"/>
+        </w:r>
+        <w:r>
+          <w:rPr>
+            <w:b/>
+            <w:bCs w:val="0"/>
+          </w:rPr>
+          <w:noBreakHyphen/>
+        </w:r>
+        <w:r>
+          <w:rPr>
+            <w:b/>
+            <w:bCs w:val="0"/>
+          </w:rPr>
+          <w:fldChar w:fldCharType="begin"/>
+        </w:r>
+        <w:r>
+          <w:rPr>
+            <w:b/>
+            <w:bCs w:val="0"/>
+          </w:rPr>
+          <w:instrText xml:space="preserve"> SEQ Figure \* ARABIC \s 1 </w:instrText>
+        </w:r>
+      </w:ins>
       <w:r>
         <w:rPr>
           <w:b/>
@@ -8455,21 +8448,104 @@
         </w:rPr>
         <w:fldChar w:fldCharType="separate"/>
       </w:r>
-      <w:r>
-        <w:rPr>
-          <w:b/>
-          <w:bCs w:val="0"/>
-          <w:noProof/>
-        </w:rPr>
-        <w:t>1</w:t>
-      </w:r>
-      <w:r>
-        <w:rPr>
-          <w:b/>
-          <w:bCs w:val="0"/>
-        </w:rPr>
-        <w:fldChar w:fldCharType="end"/>
-      </w:r>
+      <w:ins w:id="19" w:author="Levine, Charles Roger CTR USARMY USMA (USA)" w:date="2026-10-12T22:29:00Z" w16du:dateUtc="2026-10-13T02:29:00Z">
+        <w:r>
+          <w:rPr>
+            <w:b/>
+            <w:bCs w:val="0"/>
+            <w:noProof/>
+          </w:rPr>
+          <w:t>1</w:t>
+        </w:r>
+        <w:r>
+          <w:rPr>
+            <w:b/>
+            <w:bCs w:val="0"/>
+          </w:rPr>
+          <w:fldChar w:fldCharType="end"/>
+        </w:r>
+      </w:ins>
+      <w:del w:id="20" w:author="Levine, Charles Roger CTR USARMY USMA (USA)" w:date="2026-10-12T22:29:00Z" w16du:dateUtc="2026-10-13T02:29:00Z">
+        <w:r>
+          <w:rPr>
+            <w:b/>
+            <w:bCs w:val="0"/>
+          </w:rPr>
+          <w:fldChar w:fldCharType="begin"/>
+        </w:r>
+        <w:r>
+          <w:rPr>
+            <w:b/>
+            <w:bCs w:val="0"/>
+          </w:rPr>
+          <w:delInstrText xml:space="preserve"> STYLEREF 1 \s </w:delInstrText>
+        </w:r>
+        <w:r>
+          <w:rPr>
+            <w:b/>
+            <w:bCs w:val="0"/>
+          </w:rPr>
+          <w:fldChar w:fldCharType="separate"/>
+        </w:r>
+        <w:r>
+          <w:rPr>
+            <w:b/>
+            <w:bCs w:val="0"/>
+            <w:noProof/>
+          </w:rPr>
+          <w:delText>0</w:delText>
+        </w:r>
+        <w:r>
+          <w:rPr>
+            <w:b/>
+            <w:bCs w:val="0"/>
+          </w:rPr>
+          <w:fldChar w:fldCharType="end"/>
+        </w:r>
+        <w:r>
+          <w:rPr>
+            <w:b/>
+            <w:bCs w:val="0"/>
+          </w:rPr>
+          <w:noBreakHyphen/>
+        </w:r>
+        <w:r>
+          <w:rPr>
+            <w:b/>
+            <w:bCs w:val="0"/>
+          </w:rPr>
+          <w:fldChar w:fldCharType="begin"/>
+        </w:r>
+        <w:r>
+          <w:rPr>
+            <w:b/>
+            <w:bCs w:val="0"/>
+          </w:rPr>
+          <w:delInstrText xml:space="preserve"> SEQ Figure \* ARABIC \s 1 </w:delInstrText>
+        </w:r>
+        <w:r>
+          <w:rPr>
+            <w:b/>
+            <w:bCs w:val="0"/>
+          </w:rPr>
+          <w:fldChar w:fldCharType="separate"/>
+        </w:r>
+        <w:r>
+          <w:rPr>
+            <w:b/>
+            <w:bCs w:val="0"/>
+            <w:noProof/>
+          </w:rPr>
+          <w:delText>1</w:delText>
+        </w:r>
+        <w:r>
+          <w:rPr>
+            <w:b/>
+            <w:bCs w:val="0"/>
+          </w:rPr>
+          <w:fldChar w:fldCharType="end"/>
+        </w:r>
+      </w:del>
       <w:bookmarkEnd w:id="16"/>
       <w:r>
         <w:rPr>
@@ -8832,7 +8908,7 @@
       <w:pPr>
         <w:pStyle w:val="Heading2"/>
       </w:pPr>
-      <w:bookmarkStart w:id="17" w:name="penalty-strength-and-score-scale"/>
+      <w:bookmarkStart w:id="21" w:name="penalty-strength-and-score-scale"/>
       <w:bookmarkEnd w:id="15"/>
       <w:r>
         <w:t>4.5.2 Penalty strength and score scale</w:t>
@@ -9070,7 +9146,7 @@
       <w:pPr>
         <w:pStyle w:val="Caption"/>
       </w:pPr>
-      <w:bookmarkStart w:id="18" w:name="_Ref242721199"/>
+      <w:bookmarkStart w:id="22" w:name="_Ref242721199"/>
       <w:r>
         <w:rPr>
           <w:b/>
@@ -9078,20 +9154,22 @@
         </w:rPr>
         <w:t xml:space="preserve">Figure </w:t>
       </w:r>
-      <w:r>
-        <w:rPr>
-          <w:b/>
-          <w:bCs w:val="0"/>
-        </w:rPr>
-        <w:fldChar w:fldCharType="begin"/>
-      </w:r>
-      <w:r>
-        <w:rPr>
-          <w:b/>
-          <w:bCs w:val="0"/>
-        </w:rPr>
-        <w:instrText xml:space="preserve"> STYLEREF 1 \s </w:instrText>
-      </w:r>
+      <w:ins w:id="23" w:author="Levine, Charles Roger CTR USARMY USMA (USA)" w:date="2026-10-12T22:29:00Z" w16du:dateUtc="2026-10-13T02:29:00Z">
+        <w:r>
+          <w:rPr>
+            <w:b/>
+            <w:bCs w:val="0"/>
+          </w:rPr>
+          <w:fldChar w:fldCharType="begin"/>
+        </w:r>
+        <w:r>
+          <w:rPr>
+            <w:b/>
+            <w:bCs w:val="0"/>
+          </w:rPr>
+          <w:instrText xml:space="preserve"> STYLEREF 1 \s </w:instrText>
+        </w:r>
+      </w:ins>
       <w:r>
         <w:rPr>
           <w:b/>
@@ -9107,34 +9185,36 @@
         </w:rPr>
         <w:t>0</w:t>
       </w:r>
-      <w:r>
-        <w:rPr>
-          <w:b/>
-          <w:bCs w:val="0"/>
-        </w:rPr>
-        <w:fldChar w:fldCharType="end"/>
-      </w:r>
-      <w:r>
-        <w:rPr>
-          <w:b/>
-          <w:bCs w:val="0"/>
-        </w:rPr>
-        <w:noBreakHyphen/>
-      </w:r>
-      <w:r>
-        <w:rPr>
-          <w:b/>
-          <w:bCs w:val="0"/>
-        </w:rPr>
-        <w:fldChar w:fldCharType="begin"/>
-      </w:r>
-      <w:r>
-        <w:rPr>
-          <w:b/>
-          <w:bCs w:val="0"/>
-        </w:rPr>
-        <w:instrText xml:space="preserve"> SEQ Figure \* ARABIC \s 1 </w:instrText>
-      </w:r>
+      <w:ins w:id="24" w:author="Levine, Charles Roger CTR USARMY USMA (USA)" w:date="2026-10-12T22:29:00Z" w16du:dateUtc="2026-10-13T02:29:00Z">
+        <w:r>
+          <w:rPr>
+            <w:b/>
+            <w:bCs w:val="0"/>
+          </w:rPr>
+          <w:fldChar w:fldCharType="end"/>
+        </w:r>
+        <w:r>
+          <w:rPr>
+            <w:b/>
+            <w:bCs w:val="0"/>
+          </w:rPr>
+          <w:noBreakHyphen/>
+        </w:r>
+        <w:r>
+          <w:rPr>
+            <w:b/>
+            <w:bCs w:val="0"/>
+          </w:rPr>
+          <w:fldChar w:fldCharType="begin"/>
+        </w:r>
+        <w:r>
+          <w:rPr>
+            <w:b/>
+            <w:bCs w:val="0"/>
+          </w:rPr>
+          <w:instrText xml:space="preserve"> SEQ Figure \* ARABIC \s 1 </w:instrText>
+        </w:r>
+      </w:ins>
       <w:r>
         <w:rPr>
           <w:b/>
@@ -9142,22 +9222,105 @@
         </w:rPr>
         <w:fldChar w:fldCharType="separate"/>
       </w:r>
-      <w:r>
-        <w:rPr>
-          <w:b/>
-          <w:bCs w:val="0"/>
-          <w:noProof/>
-        </w:rPr>
-        <w:t>2</w:t>
-      </w:r>
-      <w:r>
-        <w:rPr>
-          <w:b/>
-          <w:bCs w:val="0"/>
-        </w:rPr>
-        <w:fldChar w:fldCharType="end"/>
-      </w:r>
-      <w:bookmarkEnd w:id="18"/>
+      <w:ins w:id="25" w:author="Levine, Charles Roger CTR USARMY USMA (USA)" w:date="2026-10-12T22:29:00Z" w16du:dateUtc="2026-10-13T02:29:00Z">
+        <w:r>
+          <w:rPr>
+            <w:b/>
+            <w:bCs w:val="0"/>
+            <w:noProof/>
+          </w:rPr>
+          <w:t>2</w:t>
+        </w:r>
+        <w:r>
+          <w:rPr>
+            <w:b/>
+            <w:bCs w:val="0"/>
+          </w:rPr>
+          <w:fldChar w:fldCharType="end"/>
+        </w:r>
+      </w:ins>
+      <w:del w:id="26" w:author="Levine, Charles Roger CTR USARMY USMA (USA)" w:date="2026-10-12T22:29:00Z" w16du:dateUtc="2026-10-13T02:29:00Z">
+        <w:r>
+          <w:rPr>
+            <w:b/>
+            <w:bCs w:val="0"/>
+          </w:rPr>
+          <w:fldChar w:fldCharType="begin"/>
+        </w:r>
+        <w:r>
+          <w:rPr>
+            <w:b/>
+            <w:bCs w:val="0"/>
+          </w:rPr>
+          <w:delInstrText xml:space="preserve"> STYLEREF 1 \s </w:delInstrText>
+        </w:r>
+        <w:r>
+          <w:rPr>
+            <w:b/>
+            <w:bCs w:val="0"/>
+          </w:rPr>
+          <w:fldChar w:fldCharType="separate"/>
+        </w:r>
+        <w:r>
+          <w:rPr>
+            <w:b/>
+            <w:bCs w:val="0"/>
+            <w:noProof/>
+          </w:rPr>
+          <w:delText>0</w:delText>
+        </w:r>
+        <w:r>
+          <w:rPr>
+            <w:b/>
+            <w:bCs w:val="0"/>
+          </w:rPr>
+          <w:fldChar w:fldCharType="end"/>
+        </w:r>
+        <w:r>
+          <w:rPr>
+            <w:b/>
+            <w:bCs w:val="0"/>
+          </w:rPr>
+          <w:noBreakHyphen/>
+        </w:r>
+        <w:r>
+          <w:rPr>
+            <w:b/>
+            <w:bCs w:val="0"/>
+          </w:rPr>
+          <w:fldChar w:fldCharType="begin"/>
+        </w:r>
+        <w:r>
+          <w:rPr>
+            <w:b/>
+            <w:bCs w:val="0"/>
+          </w:rPr>
+          <w:delInstrText xml:space="preserve"> SEQ Figure \* ARABIC \s 1 </w:delInstrText>
+        </w:r>
+        <w:r>
+          <w:rPr>
+            <w:b/>
+            <w:bCs w:val="0"/>
+          </w:rPr>
+          <w:fldChar w:fldCharType="separate"/>
+        </w:r>
+        <w:r>
+          <w:rPr>
+            <w:b/>
+            <w:bCs w:val="0"/>
+            <w:noProof/>
+          </w:rPr>
+          <w:delText>2</w:delText>
+        </w:r>
+        <w:r>
+          <w:rPr>
+            <w:b/>
+            <w:bCs w:val="0"/>
+          </w:rPr>
+          <w:fldChar w:fldCharType="end"/>
+        </w:r>
+      </w:del>
+      <w:bookmarkEnd w:id="22"/>
       <w:r>
         <w:rPr>
           <w:b/>
@@ -9854,8 +10017,8 @@
       <w:pPr>
         <w:pStyle w:val="Heading2"/>
       </w:pPr>
-      <w:bookmarkStart w:id="19" w:name="scarcity-and-the-selection-margin"/>
-      <w:bookmarkEnd w:id="17"/>
+      <w:bookmarkStart w:id="27" w:name="scarcity-and-the-selection-margin"/>
+      <w:bookmarkEnd w:id="21"/>
       <w:r>
         <w:t>4.5.3 Scarcity and the selection margin</w:t>
       </w:r>
@@ -10113,6 +10276,11 @@
       </m:oMathPara>
     </w:p>
     <w:p>
+      <w:pPr>
+        <w:rPr>
+          <w:ins w:id="28" w:author="Levine, Charles Roger CTR USARMY USMA (USA)" w:date="2026-10-12T22:27:00Z" w16du:dateUtc="2026-10-13T02:27:00Z"/>
+        </w:rPr>
+      </w:pPr>
       <w:r>
         <w:t xml:space="preserve">For </w:t>
       </w:r>
@@ -10142,6 +10310,443 @@
         <w:lastRenderedPageBreak/>
         <w:t>opportunities. Replacing two of ten places changes 20 percent of the selected set; replacing three of thirty changes 10 percent. These examples explain the measures, rather than imply that greater scarcity must produce a larger congestion effect. That relationship must be examined under the specified alignment between the threshold and the selection fraction.</w:t>
       </w:r>
+    </w:p>
+    <w:p>
+      <w:pPr>
+        <w:rPr>
+          <w:ins w:id="29" w:author="Levine, Charles Roger CTR USARMY USMA (USA)" w:date="2026-10-12T22:27:00Z" w16du:dateUtc="2026-10-13T02:27:00Z"/>
+        </w:rPr>
+      </w:pPr>
+      <w:ins w:id="30" w:author="Levine, Charles Roger CTR USARMY USMA (USA)" w:date="2026-10-12T22:31:00Z" w16du:dateUtc="2026-10-13T02:31:00Z">
+        <w:r>
+          <w:fldChar w:fldCharType="begin"/>
+        </w:r>
+        <w:r>
+          <w:instrText xml:space="preserve"> REF _Ref242736721 \h </w:instrText>
+        </w:r>
+        <w:r>
+          <w:fldChar w:fldCharType="separate"/>
+        </w:r>
+        <w:r>
+          <w:rPr>
+            <w:b/>
+            <w:rPrChange w:id="31" w:author="Levine, Charles Roger CTR USARMY USMA (USA)" w:date="2026-10-12T22:31:00Z" w16du:dateUtc="2026-10-13T02:31:00Z">
+              <w:rPr/>
+            </w:rPrChange>
+          </w:rPr>
+          <w:t xml:space="preserve">Figure </w:t>
+        </w:r>
+        <w:r>
+          <w:rPr>
+            <w:b/>
+            <w:noProof/>
+            <w:rPrChange w:id="32" w:author="Levine, Charles Roger CTR USARMY USMA (USA)" w:date="2026-10-12T22:31:00Z" w16du:dateUtc="2026-10-13T02:31:00Z">
+              <w:rPr>
+                <w:noProof/>
+              </w:rPr>
+            </w:rPrChange>
+          </w:rPr>
+          <w:t>0</w:t>
+        </w:r>
+        <w:r>
+          <w:rPr>
+            <w:b/>
+            <w:rPrChange w:id="33" w:author="Levine, Charles Roger CTR USARMY USMA (USA)" w:date="2026-10-12T22:31:00Z" w16du:dateUtc="2026-10-13T02:31:00Z">
+              <w:rPr/>
+            </w:rPrChange>
+          </w:rPr>
+          <w:noBreakHyphen/>
+        </w:r>
+        <w:r>
+          <w:rPr>
+            <w:b/>
+            <w:noProof/>
+            <w:rPrChange w:id="34" w:author="Levine, Charles Roger CTR USARMY USMA (USA)" w:date="2026-10-12T22:31:00Z" w16du:dateUtc="2026-10-13T02:31:00Z">
+              <w:rPr>
+                <w:noProof/>
+              </w:rPr>
+            </w:rPrChange>
+          </w:rPr>
+          <w:t>3</w:t>
+        </w:r>
+        <w:r>
+          <w:fldChar w:fldCharType="end"/>
+        </w:r>
+      </w:ins>
+      <w:ins w:id="35" w:author="Levine, Charles Roger CTR USARMY USMA (USA)" w:date="2026-10-12T22:27:00Z" w16du:dateUtc="2026-10-13T02:27:00Z">
+        <w:r>
+          <w:t xml:space="preserve"> illustrates this comparison using the same nine individuals under two levels of scarcity. For this example, we set </w:t>
+        </w:r>
+      </w:ins>
+      <m:oMath>
+        <m:r>
+          <w:rPr>
+            <w:rFonts w:ascii="Cambria Math" w:hAnsi="Cambria Math"/>
+          </w:rPr>
+          <m:t>θ</m:t>
+        </m:r>
+      </m:oMath>
+      <w:ins w:id="36" w:author="Levine, Charles Roger CTR USARMY USMA (USA)" w:date="2026-10-12T22:27:00Z" w16du:dateUtc="2026-10-13T02:27:00Z">
+        <w:r>
+          <w:t xml:space="preserve"> at the empirical performance quantile corresponding to </w:t>
+        </w:r>
+      </w:ins>
+      <m:oMath>
+        <m:r>
+          <w:rPr>
+            <w:rFonts w:ascii="Cambria Math" w:hAnsi="Cambria Math"/>
+          </w:rPr>
+          <m:t>1-K/N</m:t>
+        </m:r>
+      </m:oMath>
+      <w:ins w:id="37" w:author="Levine, Charles Roger CTR USARMY USMA (USA)" w:date="2026-10-12T22:27:00Z" w16du:dateUtc="2026-10-13T02:27:00Z">
+        <w:r>
+          <w:t>, so reducing the available places from three to one raises the competitive-relevance threshold. We then recalculate roster pressure and adjusted scores before selecting the winners. One place changes hands in each setting, but the identities involved and the fraction of available places replaced differ.</w:t>
+        </w:r>
+      </w:ins>
+    </w:p>
+    <w:p>
+      <w:pPr>
+        <w:keepNext/>
+        <w:rPr>
+          <w:ins w:id="38" w:author="Levine, Charles Roger CTR USARMY USMA (USA)" w:date="2026-10-12T22:29:00Z" w16du:dateUtc="2026-10-13T02:29:00Z"/>
+        </w:rPr>
+        <w:pPrChange w:id="39" w:author="Levine, Charles Roger CTR USARMY USMA (USA)" w:date="2026-10-12T22:29:00Z" w16du:dateUtc="2026-10-13T02:29:00Z">
+          <w:pPr/>
+        </w:pPrChange>
+      </w:pPr>
+      <w:ins w:id="40" w:author="Levine, Charles Roger CTR USARMY USMA (USA)" w:date="2026-10-12T22:28:00Z" w16du:dateUtc="2026-10-13T02:28:00Z">
+        <w:r>
+          <w:rPr>
+            <w:noProof/>
+          </w:rPr>
+          <w:lastRenderedPageBreak/>
+          <w:drawing>
+            <wp:inline distT="0" distB="0" distL="0" distR="0" wp14:anchorId="68999C59" wp14:editId="79BFD392">
+              <wp:extent cx="5943600" cy="5196840"/>
+              <wp:effectExtent l="0" t="0" r="0" b="0"/>
+              <wp:docPr id="1250813506" name="Picture 1"/>
+              <wp:cNvGraphicFramePr>
+                <a:graphicFrameLocks xmlns:a="http://schemas.openxmlformats.org/drawingml/2006/main" noChangeAspect="1"/>
+              </wp:cNvGraphicFramePr>
+              <a:graphic xmlns:a="http://schemas.openxmlformats.org/drawingml/2006/main">
+                <a:graphicData uri="http://schemas.openxmlformats.org/drawingml/2006/picture">
+                  <pic:pic xmlns:pic="http://schemas.openxmlformats.org/drawingml/2006/picture">
+                    <pic:nvPicPr>
+                      <pic:cNvPr id="1250813506" name="Picture 1250813506"/>
+                      <pic:cNvPicPr/>
+                    </pic:nvPicPr>
+                    <pic:blipFill>
+                      <a:blip r:embed="rId10"/>
+                      <a:stretch>
+                        <a:fillRect/>
+                      </a:stretch>
+                    </pic:blipFill>
+                    <pic:spPr>
+                      <a:xfrm>
+                        <a:off x="0" y="0"/>
+                        <a:ext cx="5943600" cy="5196840"/>
+                      </a:xfrm>
+                      <a:prstGeom prst="rect">
+                        <a:avLst/>
+                      </a:prstGeom>
+                    </pic:spPr>
+                  </pic:pic>
+                </a:graphicData>
+              </a:graphic>
+            </wp:inline>
+          </w:drawing>
+        </w:r>
+      </w:ins>
+    </w:p>
+    <w:p>
+      <w:pPr>
+        <w:pStyle w:val="Caption"/>
+        <w:pPrChange w:id="41" w:author="Levine, Charles Roger CTR USARMY USMA (USA)" w:date="2026-10-12T22:29:00Z" w16du:dateUtc="2026-10-13T02:29:00Z">
+          <w:pPr/>
+        </w:pPrChange>
+      </w:pPr>
+      <w:bookmarkStart w:id="42" w:name="_Ref242736721"/>
+      <w:ins w:id="43" w:author="Levine, Charles Roger CTR USARMY USMA (USA)" w:date="2026-10-12T22:29:00Z" w16du:dateUtc="2026-10-13T02:29:00Z">
+        <w:r>
+          <w:rPr>
+            <w:b/>
+            <w:bCs w:val="0"/>
+            <w:rPrChange w:id="44" w:author="Levine, Charles Roger CTR USARMY USMA (USA)" w:date="2026-10-12T22:31:00Z" w16du:dateUtc="2026-10-13T02:31:00Z">
+              <w:rPr/>
+            </w:rPrChange>
+          </w:rPr>
+          <w:t xml:space="preserve">Figure </w:t>
+        </w:r>
+        <w:r>
+          <w:rPr>
+            <w:b/>
+            <w:bCs w:val="0"/>
+            <w:rPrChange w:id="45" w:author="Levine, Charles Roger CTR USARMY USMA (USA)" w:date="2026-10-12T22:31:00Z" w16du:dateUtc="2026-10-13T02:31:00Z">
+              <w:rPr/>
+            </w:rPrChange>
+          </w:rPr>
+          <w:fldChar w:fldCharType="begin"/>
+        </w:r>
+        <w:r>
+          <w:rPr>
+            <w:b/>
+            <w:bCs w:val="0"/>
+            <w:rPrChange w:id="46" w:author="Levine, Charles Roger CTR USARMY USMA (USA)" w:date="2026-10-12T22:31:00Z" w16du:dateUtc="2026-10-13T02:31:00Z">
+              <w:rPr/>
+            </w:rPrChange>
+          </w:rPr>
+          <w:instrText xml:space="preserve"> STYLEREF 1 \s </w:instrText>
+        </w:r>
+      </w:ins>
+      <w:r>
+        <w:rPr>
+          <w:b/>
+          <w:bCs w:val="0"/>
+          <w:rPrChange w:id="47" w:author="Levine, Charles Roger CTR USARMY USMA (USA)" w:date="2026-10-12T22:31:00Z" w16du:dateUtc="2026-10-13T02:31:00Z">
+            <w:rPr/>
+          </w:rPrChange>
+        </w:rPr>
+        <w:fldChar w:fldCharType="separate"/>
+      </w:r>
+      <w:r>
+        <w:rPr>
+          <w:b/>
+          <w:bCs w:val="0"/>
+          <w:noProof/>
+          <w:rPrChange w:id="48" w:author="Levine, Charles Roger CTR USARMY USMA (USA)" w:date="2026-10-12T22:31:00Z" w16du:dateUtc="2026-10-13T02:31:00Z">
+            <w:rPr>
+              <w:noProof/>
+            </w:rPr>
+          </w:rPrChange>
+        </w:rPr>
+        <w:t>0</w:t>
+      </w:r>
+      <w:ins w:id="49" w:author="Levine, Charles Roger CTR USARMY USMA (USA)" w:date="2026-10-12T22:29:00Z" w16du:dateUtc="2026-10-13T02:29:00Z">
+        <w:r>
+          <w:rPr>
+            <w:b/>
+            <w:bCs w:val="0"/>
+            <w:rPrChange w:id="50" w:author="Levine, Charles Roger CTR USARMY USMA (USA)" w:date="2026-10-12T22:31:00Z" w16du:dateUtc="2026-10-13T02:31:00Z">
+              <w:rPr/>
+            </w:rPrChange>
+          </w:rPr>
+          <w:fldChar w:fldCharType="end"/>
+        </w:r>
+        <w:r>
+          <w:rPr>
+            <w:b/>
+            <w:bCs w:val="0"/>
+            <w:rPrChange w:id="51" w:author="Levine, Charles Roger CTR USARMY USMA (USA)" w:date="2026-10-12T22:31:00Z" w16du:dateUtc="2026-10-13T02:31:00Z">
+              <w:rPr/>
+            </w:rPrChange>
+          </w:rPr>
+          <w:noBreakHyphen/>
+        </w:r>
+        <w:r>
+          <w:rPr>
+            <w:b/>
+            <w:bCs w:val="0"/>
+            <w:rPrChange w:id="52" w:author="Levine, Charles Roger CTR USARMY USMA (USA)" w:date="2026-10-12T22:31:00Z" w16du:dateUtc="2026-10-13T02:31:00Z">
+              <w:rPr/>
+            </w:rPrChange>
+          </w:rPr>
+          <w:fldChar w:fldCharType="begin"/>
+        </w:r>
+        <w:r>
+          <w:rPr>
+            <w:b/>
+            <w:bCs w:val="0"/>
+            <w:rPrChange w:id="53" w:author="Levine, Charles Roger CTR USARMY USMA (USA)" w:date="2026-10-12T22:31:00Z" w16du:dateUtc="2026-10-13T02:31:00Z">
+              <w:rPr/>
+            </w:rPrChange>
+          </w:rPr>
+          <w:instrText xml:space="preserve"> SEQ Figure \* ARABIC \s 1 </w:instrText>
+        </w:r>
+      </w:ins>
+      <w:r>
+        <w:rPr>
+          <w:b/>
+          <w:bCs w:val="0"/>
+          <w:rPrChange w:id="54" w:author="Levine, Charles Roger CTR USARMY USMA (USA)" w:date="2026-10-12T22:31:00Z" w16du:dateUtc="2026-10-13T02:31:00Z">
+            <w:rPr/>
+          </w:rPrChange>
+        </w:rPr>
+        <w:fldChar w:fldCharType="separate"/>
+      </w:r>
+      <w:ins w:id="55" w:author="Levine, Charles Roger CTR USARMY USMA (USA)" w:date="2026-10-12T22:29:00Z" w16du:dateUtc="2026-10-13T02:29:00Z">
+        <w:r>
+          <w:rPr>
+            <w:b/>
+            <w:bCs w:val="0"/>
+            <w:noProof/>
+            <w:rPrChange w:id="56" w:author="Levine, Charles Roger CTR USARMY USMA (USA)" w:date="2026-10-12T22:31:00Z" w16du:dateUtc="2026-10-13T02:31:00Z">
+              <w:rPr>
+                <w:noProof/>
+              </w:rPr>
+            </w:rPrChange>
+          </w:rPr>
+          <w:t>3</w:t>
+        </w:r>
+        <w:r>
+          <w:rPr>
+            <w:b/>
+            <w:bCs w:val="0"/>
+            <w:rPrChange w:id="57" w:author="Levine, Charles Roger CTR USARMY USMA (USA)" w:date="2026-10-12T22:31:00Z" w16du:dateUtc="2026-10-13T02:31:00Z">
+              <w:rPr/>
+            </w:rPrChange>
+          </w:rPr>
+          <w:fldChar w:fldCharType="end"/>
+        </w:r>
+        <w:bookmarkEnd w:id="42"/>
+        <w:r>
+          <w:rPr>
+            <w:b/>
+            <w:bCs w:val="0"/>
+            <w:rPrChange w:id="58" w:author="Levine, Charles Roger CTR USARMY USMA (USA)" w:date="2026-10-12T22:31:00Z" w16du:dateUtc="2026-10-13T02:31:00Z">
+              <w:rPr/>
+            </w:rPrChange>
+          </w:rPr>
+          <w:t>. Scarcity</w:t>
+        </w:r>
+        <w:r>
+          <w:rPr>
+            <w:b/>
+            <w:bCs w:val="0"/>
+            <w:rPrChange w:id="59" w:author="Levine, Charles Roger CTR USARMY USMA (USA)" w:date="2026-10-12T22:29:00Z" w16du:dateUtc="2026-10-13T02:29:00Z">
+              <w:rPr/>
+            </w:rPrChange>
+          </w:rPr>
+          <w:t xml:space="preserve"> and competitive relevance change together.</w:t>
+        </w:r>
+        <w:r>
+          <w:rPr>
+            <w:b/>
+            <w:bCs w:val="0"/>
+          </w:rPr>
+          <w:t xml:space="preserve">  </w:t>
+        </w:r>
+      </w:ins>
+      <w:ins w:id="60" w:author="Levine, Charles Roger CTR USARMY USMA (USA)" w:date="2026-10-12T22:30:00Z" w16du:dateUtc="2026-10-13T02:30:00Z">
+        <w:r>
+          <w:t xml:space="preserve">The same nine individuals compete for three places in the left column and one place in the right column. For this illustration, </w:t>
+        </w:r>
+      </w:ins>
+      <m:oMath>
+        <m:r>
+          <w:rPr>
+            <w:rFonts w:ascii="Cambria Math" w:hAnsi="Cambria Math"/>
+          </w:rPr>
+          <m:t>θ</m:t>
+        </m:r>
+      </m:oMath>
+      <w:ins w:id="61" w:author="Levine, Charles Roger CTR USARMY USMA (USA)" w:date="2026-10-12T22:30:00Z" w16du:dateUtc="2026-10-13T02:30:00Z">
+        <w:r>
+          <w:t xml:space="preserve"> is the linearly interpolated empirical </w:t>
+        </w:r>
+      </w:ins>
+      <m:oMath>
+        <m:d>
+          <m:dPr>
+            <m:ctrlPr>
+              <w:rPr>
+                <w:rFonts w:ascii="Cambria Math" w:hAnsi="Cambria Math"/>
+              </w:rPr>
+            </m:ctrlPr>
+          </m:dPr>
+          <m:e>
+            <m:r>
+              <w:rPr>
+                <w:rFonts w:ascii="Cambria Math" w:hAnsi="Cambria Math"/>
+              </w:rPr>
+              <m:t>1-K/N</m:t>
+            </m:r>
+          </m:e>
+        </m:d>
+      </m:oMath>
+      <w:ins w:id="62" w:author="Levine, Charles Roger CTR USARMY USMA (USA)" w:date="2026-10-12T22:30:00Z" w16du:dateUtc="2026-10-13T02:30:00Z">
+        <w:r>
+          <w:t xml:space="preserve">-quantile of performance, while </w:t>
+        </w:r>
+      </w:ins>
+      <m:oMath>
+        <m:r>
+          <w:rPr>
+            <w:rFonts w:ascii="Cambria Math" w:hAnsi="Cambria Math"/>
+          </w:rPr>
+          <m:t>γ=2</m:t>
+        </m:r>
+      </m:oMath>
+      <w:ins w:id="63" w:author="Levine, Charles Roger CTR USARMY USMA (USA)" w:date="2026-10-12T22:30:00Z" w16du:dateUtc="2026-10-13T02:30:00Z">
+        <w:r>
+          <w:t xml:space="preserve"> and </w:t>
+        </w:r>
+      </w:ins>
+      <m:oMath>
+        <m:r>
+          <w:rPr>
+            <w:rFonts w:ascii="Cambria Math" w:hAnsi="Cambria Math"/>
+          </w:rPr>
+          <m:t>λ=2</m:t>
+        </m:r>
+      </m:oMath>
+      <w:ins w:id="64" w:author="Levine, Charles Roger CTR USARMY USMA (USA)" w:date="2026-10-12T22:30:00Z" w16du:dateUtc="2026-10-13T02:30:00Z">
+        <w:r>
+          <w:t xml:space="preserve"> remain fixed. Upper panels show competitive relevance and the recalculated mean roster pressure for each group. Lower panels connect each individual’s performance-only rank to their congestion-adjusted rank. Colors identify groups; shaded ranks receive places; filled circles indicate selection. With three places, P7 replaces P2, giving </w:t>
+        </w:r>
+      </w:ins>
+      <m:oMath>
+        <m:r>
+          <w:rPr>
+            <w:rFonts w:ascii="Cambria Math" w:hAnsi="Cambria Math"/>
+          </w:rPr>
+          <m:t>D=1</m:t>
+        </m:r>
+      </m:oMath>
+      <w:ins w:id="65" w:author="Levine, Charles Roger CTR USARMY USMA (USA)" w:date="2026-10-12T22:30:00Z" w16du:dateUtc="2026-10-13T02:30:00Z">
+        <w:r>
+          <w:t xml:space="preserve"> and </w:t>
+        </w:r>
+      </w:ins>
+      <m:oMath>
+        <m:r>
+          <w:rPr>
+            <w:rFonts w:ascii="Cambria Math" w:hAnsi="Cambria Math"/>
+          </w:rPr>
+          <m:t>D/K=1/3</m:t>
+        </m:r>
+      </m:oMath>
+      <w:ins w:id="66" w:author="Levine, Charles Roger CTR USARMY USMA (USA)" w:date="2026-10-12T22:30:00Z" w16du:dateUtc="2026-10-13T02:30:00Z">
+        <w:r>
+          <w:t xml:space="preserve">. With one place, P4 replaces P1, giving </w:t>
+        </w:r>
+      </w:ins>
+      <m:oMath>
+        <m:r>
+          <w:rPr>
+            <w:rFonts w:ascii="Cambria Math" w:hAnsi="Cambria Math"/>
+          </w:rPr>
+          <m:t>D=1</m:t>
+        </m:r>
+      </m:oMath>
+      <w:ins w:id="67" w:author="Levine, Charles Roger CTR USARMY USMA (USA)" w:date="2026-10-12T22:30:00Z" w16du:dateUtc="2026-10-13T02:30:00Z">
+        <w:r>
+          <w:t xml:space="preserve"> and </w:t>
+        </w:r>
+      </w:ins>
+      <m:oMath>
+        <m:r>
+          <w:rPr>
+            <w:rFonts w:ascii="Cambria Math" w:hAnsi="Cambria Math"/>
+          </w:rPr>
+          <m:t>D/K=1</m:t>
+        </m:r>
+      </m:oMath>
+      <w:ins w:id="68" w:author="Levine, Charles Roger CTR USARMY USMA (USA)" w:date="2026-10-12T22:30:00Z" w16du:dateUtc="2026-10-13T02:30:00Z">
+        <w:r>
+          <w:t>. This constructed example illustrates an aligned threshold rule; it does not establish that greater scarcity necessarily increases the congestion effect.</w:t>
+        </w:r>
+      </w:ins>
     </w:p>
     <w:p>
       <w:r>
@@ -10164,24 +10769,74 @@
       <w:pPr>
         <w:pStyle w:val="Heading2"/>
       </w:pPr>
-      <w:bookmarkStart w:id="20" w:name="Xa069076e58659a3b4bc8e27a3dcbab40ab45238"/>
-      <w:bookmarkEnd w:id="19"/>
-      <w:r>
-        <w:t>4.5.4 Why an outcome curve need not have a universal shape</w:t>
-      </w:r>
-    </w:p>
-    <w:p>
-      <w:r>
-        <w:t>A success curve plotted against peer quality combines individual performance, group composition, the score adjustment, and selection. An increasing segment can arise from the sorting of strong individuals into strong groups. A declining segment can arise when the congestion penalty offsets that association in a particular region. The equations do not guarantee an inverted U for every population or every parameter setting.</w:t>
-      </w:r>
+      <w:bookmarkStart w:id="69" w:name="Xa069076e58659a3b4bc8e27a3dcbab40ab45238"/>
+      <w:bookmarkEnd w:id="27"/>
+      <w:r>
+        <w:t xml:space="preserve">4.5.4 </w:t>
+      </w:r>
+      <w:ins w:id="70" w:author="Levine, Charles Roger CTR USARMY USMA (USA)" w:date="2026-10-12T22:33:00Z" w16du:dateUtc="2026-10-13T02:33:00Z">
+        <w:r>
+          <w:t>Interpreting selection patterns across group environments</w:t>
+        </w:r>
+      </w:ins>
+      <w:del w:id="71" w:author="Levine, Charles Roger CTR USARMY USMA (USA)" w:date="2026-10-12T22:33:00Z" w16du:dateUtc="2026-10-13T02:33:00Z">
+        <w:r>
+          <w:delText>Why an outcome curve need not have a universal shape</w:delText>
+        </w:r>
+      </w:del>
     </w:p>
     <w:p>
       <w:pPr>
-        <w:pStyle w:val="BodyText"/>
+        <w:rPr>
+          <w:ins w:id="72" w:author="Levine, Charles Roger CTR USARMY USMA (USA)" w:date="2026-10-12T22:33:00Z"/>
+        </w:rPr>
       </w:pPr>
-      <w:r>
-        <w:t xml:space="preserve">Conditioning on a fixed band of </w:t>
-      </w:r>
+      <w:del w:id="73" w:author="Levine, Charles Roger CTR USARMY USMA (USA)" w:date="2026-10-12T22:33:00Z" w16du:dateUtc="2026-10-13T02:33:00Z">
+        <w:r>
+          <w:delText xml:space="preserve">A </w:delText>
+        </w:r>
+      </w:del>
+      <w:ins w:id="74" w:author="Levine, Charles Roger CTR USARMY USMA (USA)" w:date="2026-10-12T22:33:00Z">
+        <w:r>
+          <w:t>We can summarize selection outcomes by plotting the proportion of individuals selected against the average performance of their groups. Such a curve shows where selected individuals are concentrated, but its shape does not, by itself, reveal the effect of roster pressure. Individuals in stronger groups may also have higher individual performance. Their selection rate can therefore be higher even when congestion reduces their scores relative to what those scores would have been without the penalty.</w:t>
+        </w:r>
+      </w:ins>
+    </w:p>
+    <w:p>
+      <w:pPr>
+        <w:rPr>
+          <w:ins w:id="75" w:author="Levine, Charles Roger CTR USARMY USMA (USA)" w:date="2026-10-12T22:33:00Z"/>
+        </w:rPr>
+      </w:pPr>
+      <w:ins w:id="76" w:author="Levine, Charles Roger CTR USARMY USMA (USA)" w:date="2026-10-12T22:33:00Z">
+        <w:r>
+          <w:t>This distinction matters when interpreting both rising and falling portions of a curve. A rising selection rate can reflect the concentration of high-performing individuals in stronger groups. A downturn can occur where differences in roster pressure outweigh the performance advantages associated with those groups. Whether either pattern appears depends on the population, group composition, penalty strength, and available opportunities. As discussed in Section 4.5.3, comparisons across levels of scarcity must also account for how the competitive-relevance threshold changes. The model does not require an inverted-U curve, even in settings where congestion changes who is selected.</w:t>
+        </w:r>
+      </w:ins>
+    </w:p>
+    <w:p>
+      <w:pPr>
+        <w:rPr>
+          <w:ins w:id="77" w:author="Levine, Charles Roger CTR USARMY USMA (USA)" w:date="2026-10-12T22:33:00Z"/>
+        </w:rPr>
+      </w:pPr>
+      <w:ins w:id="78" w:author="Levine, Charles Roger CTR USARMY USMA (USA)" w:date="2026-10-12T22:33:00Z">
+        <w:r>
+          <w:t>A more focused comparison asks: among individuals with similar performance, how does selection vary across group environments? We can examine this question by dividing individuals into performance bands and plotting a separate selection curve for each band. This reduces the extent to which differences in individual performance account for the pattern. It does not eliminate those differences: individuals near the upper end of a broad band can still have a substantial advantage over those near its lower end. We must therefore consider the distribution of individual performance within each band when interpreting its curve.</w:t>
+        </w:r>
+      </w:ins>
+    </w:p>
+    <w:p>
+      <w:pPr>
+        <w:rPr>
+          <w:ins w:id="79" w:author="Levine, Charles Roger CTR USARMY USMA (USA)" w:date="2026-10-12T22:33:00Z"/>
+        </w:rPr>
+      </w:pPr>
+      <w:ins w:id="80" w:author="Levine, Charles Roger CTR USARMY USMA (USA)" w:date="2026-10-12T22:33:00Z">
+        <w:r>
+          <w:t xml:space="preserve">Group-average performance and roster pressure must also be distinguished. The group mean </w:t>
+        </w:r>
+      </w:ins>
       <m:oMath>
         <m:sSub>
           <m:sSubPr>
@@ -10196,7 +10851,7 @@
               <w:rPr>
                 <w:rFonts w:ascii="Cambria Math" w:hAnsi="Cambria Math"/>
               </w:rPr>
-              <m:t>A</m:t>
+              <m:t>T</m:t>
             </m:r>
           </m:e>
           <m:sub>
@@ -10204,14 +10859,16 @@
               <w:rPr>
                 <w:rFonts w:ascii="Cambria Math" w:hAnsi="Cambria Math"/>
               </w:rPr>
-              <m:t>i</m:t>
+              <m:t>j</m:t>
             </m:r>
           </m:sub>
         </m:sSub>
       </m:oMath>
-      <w:r>
-        <w:t xml:space="preserve"> helps distinguish individual composition from variation in environments, but a broad band still contains differences in </w:t>
-      </w:r>
+      <w:ins w:id="81" w:author="Levine, Charles Roger CTR USARMY USMA (USA)" w:date="2026-10-12T22:33:00Z">
+        <w:r>
+          <w:t xml:space="preserve"> averages performance itself, whereas </w:t>
+        </w:r>
+      </w:ins>
       <m:oMath>
         <m:sSub>
           <m:sSubPr>
@@ -10226,7 +10883,7 @@
               <w:rPr>
                 <w:rFonts w:ascii="Cambria Math" w:hAnsi="Cambria Math"/>
               </w:rPr>
-              <m:t>A</m:t>
+              <m:t>C</m:t>
             </m:r>
           </m:e>
           <m:sub>
@@ -10234,94 +10891,344 @@
               <w:rPr>
                 <w:rFonts w:ascii="Cambria Math" w:hAnsi="Cambria Math"/>
               </w:rPr>
-              <m:t>i</m:t>
+              <m:t>j</m:t>
             </m:r>
           </m:sub>
         </m:sSub>
       </m:oMath>
-      <w:r>
-        <w:t>. The most selective tail can also have sparse support in some environments. A comparison among very strong but not extreme performers can be scientifically informative without being presumed to display a downturn. Its definition and support must be reported whether the anticipated pattern appears or not.</w:t>
-      </w:r>
+      <w:ins w:id="82" w:author="Levine, Charles Roger CTR USARMY USMA (USA)" w:date="2026-10-12T22:33:00Z">
+        <w:r>
+          <w:t xml:space="preserve"> averages competitive relevance after applying the threshold and sigmoid transformation. Two groups with the same mean performance can have different roster pressure because their members’ performances are distributed differently. A curve plotted against </w:t>
+        </w:r>
+      </w:ins>
+      <m:oMath>
+        <m:sSub>
+          <m:sSubPr>
+            <m:ctrlPr>
+              <w:rPr>
+                <w:rFonts w:ascii="Cambria Math" w:hAnsi="Cambria Math"/>
+              </w:rPr>
+            </m:ctrlPr>
+          </m:sSubPr>
+          <m:e>
+            <m:r>
+              <w:rPr>
+                <w:rFonts w:ascii="Cambria Math" w:hAnsi="Cambria Math"/>
+              </w:rPr>
+              <m:t>T</m:t>
+            </m:r>
+          </m:e>
+          <m:sub>
+            <m:r>
+              <w:rPr>
+                <w:rFonts w:ascii="Cambria Math" w:hAnsi="Cambria Math"/>
+              </w:rPr>
+              <m:t>j</m:t>
+            </m:r>
+          </m:sub>
+        </m:sSub>
+      </m:oMath>
+      <w:ins w:id="83" w:author="Levine, Charles Roger CTR USARMY USMA (USA)" w:date="2026-10-12T22:33:00Z">
+        <w:r>
+          <w:t xml:space="preserve"> therefore describes selection across group-quality environments; it does not directly plot the congestion measure used to adjust scores.</w:t>
+        </w:r>
+      </w:ins>
     </w:p>
     <w:p>
       <w:pPr>
-        <w:pStyle w:val="BodyText"/>
+        <w:rPr>
+          <w:ins w:id="84" w:author="Levine, Charles Roger CTR USARMY USMA (USA)" w:date="2026-10-12T22:33:00Z"/>
+        </w:rPr>
       </w:pPr>
-      <w:r>
-        <w:t xml:space="preserve">An unconditional curve, a comparison within </w:t>
-      </w:r>
+      <w:ins w:id="85" w:author="Levine, Charles Roger CTR USARMY USMA (USA)" w:date="2026-10-12T22:33:00Z">
+        <w:r>
+          <w:lastRenderedPageBreak/>
+          <w:t>Individuals close to the selection boundary are especially informative because a score adjustment can change whether they receive a place. Those far above the boundary may remain selected despite a substantial penalty, while those far below it may remain unselected even when their penalty is small. This motivates examining strong performers who are plausible contenders but whose selection is not assured. The relevant performance range depends on scarcity and the resulting score distribution; it should not be assumed that a particular percentile band serves this role in every setting.</w:t>
+        </w:r>
+      </w:ins>
+    </w:p>
+    <w:p>
+      <w:pPr>
+        <w:rPr>
+          <w:ins w:id="86" w:author="Levine, Charles Roger CTR USARMY USMA (USA)" w:date="2026-10-12T22:33:00Z"/>
+        </w:rPr>
+      </w:pPr>
+      <w:ins w:id="87" w:author="Levine, Charles Roger CTR USARMY USMA (USA)" w:date="2026-10-12T22:33:00Z">
+        <w:r>
+          <w:t>These comparisons also require enough individuals and groups to make the plotted rates interpretable. If only a few individuals occupy a particular performance band and group environment, one selection outcome can produce a large change in the observed rate. Reporting the numbers of individuals and groups represented helps distinguish a broadly supported pattern from one driven by a small number of cases. The bands and their coverage should be reported whether or not a downturn appears.</w:t>
+        </w:r>
+      </w:ins>
+    </w:p>
+    <w:p>
+      <w:pPr>
+        <w:rPr>
+          <w:del w:id="88" w:author="Levine, Charles Roger CTR USARMY USMA (USA)" w:date="2026-10-12T22:33:00Z" w16du:dateUtc="2026-10-13T02:33:00Z"/>
+        </w:rPr>
+      </w:pPr>
+      <w:ins w:id="89" w:author="Levine, Charles Roger CTR USARMY USMA (USA)" w:date="2026-10-12T22:33:00Z">
+        <w:r>
+          <w:t>The different summaries consequently answer different questions. A curve combining all individuals shows how selection is distributed across group environments. Curves within performance bands compare individuals with more similar measured performance. Comparing selected sets under performance-only and congestion-adjusted scoring identifies which places the penalty changes in the model. Used together, these views allow us to examine the mechanism without treating any single curve shape as either necessary evidence of congestion or sufficient evidence that congestion caused an observed pattern.</w:t>
+        </w:r>
+      </w:ins>
+      <w:del w:id="90" w:author="Levine, Charles Roger CTR USARMY USMA (USA)" w:date="2026-10-12T22:33:00Z" w16du:dateUtc="2026-10-13T02:33:00Z">
+        <w:r>
+          <w:delText>success curve plotted against peer quality combines individual performance, group composition, the score adjustment, and selection. An increasing segment can arise from the sorting of strong individuals into strong groups. A declining segment can arise when the congestion penalty offsets that association in a particular region. The equations do not guarantee an inverted U for every population or every parameter setting.</w:delText>
+        </w:r>
+      </w:del>
+    </w:p>
+    <w:p>
+      <w:pPr>
+        <w:rPr>
+          <w:del w:id="91" w:author="Levine, Charles Roger CTR USARMY USMA (USA)" w:date="2026-10-12T22:33:00Z" w16du:dateUtc="2026-10-13T02:33:00Z"/>
+        </w:rPr>
+      </w:pPr>
+      <w:del w:id="92" w:author="Levine, Charles Roger CTR USARMY USMA (USA)" w:date="2026-10-12T22:33:00Z" w16du:dateUtc="2026-10-13T02:33:00Z">
+        <w:r>
+          <w:delText xml:space="preserve">Conditioning on a fixed band of </w:delText>
+        </w:r>
+      </w:del>
       <m:oMath>
         <m:sSub>
           <m:sSubPr>
             <m:ctrlPr>
-              <w:rPr>
-                <w:rFonts w:ascii="Cambria Math" w:hAnsi="Cambria Math"/>
-              </w:rPr>
+              <w:del w:id="93" w:author="Levine, Charles Roger CTR USARMY USMA (USA)" w:date="2026-10-12T22:33:00Z" w16du:dateUtc="2026-10-13T02:33:00Z">
+                <w:rPr>
+                  <w:rFonts w:ascii="Cambria Math" w:hAnsi="Cambria Math"/>
+                </w:rPr>
+              </w:del>
             </m:ctrlPr>
           </m:sSubPr>
           <m:e>
             <m:r>
-              <w:rPr>
-                <w:rFonts w:ascii="Cambria Math" w:hAnsi="Cambria Math"/>
-              </w:rPr>
-              <m:t>A</m:t>
+              <w:del w:id="94" w:author="Levine, Charles Roger CTR USARMY USMA (USA)" w:date="2026-10-12T22:33:00Z" w16du:dateUtc="2026-10-13T02:33:00Z">
+                <w:rPr>
+                  <w:rFonts w:ascii="Cambria Math" w:hAnsi="Cambria Math"/>
+                </w:rPr>
+                <m:t>A</m:t>
+              </w:del>
             </m:r>
           </m:e>
           <m:sub>
             <m:r>
-              <w:rPr>
-                <w:rFonts w:ascii="Cambria Math" w:hAnsi="Cambria Math"/>
-              </w:rPr>
-              <m:t>i</m:t>
+              <w:del w:id="95" w:author="Levine, Charles Roger CTR USARMY USMA (USA)" w:date="2026-10-12T22:33:00Z" w16du:dateUtc="2026-10-13T02:33:00Z">
+                <w:rPr>
+                  <w:rFonts w:ascii="Cambria Math" w:hAnsi="Cambria Math"/>
+                </w:rPr>
+                <m:t>i</m:t>
+              </w:del>
             </m:r>
           </m:sub>
         </m:sSub>
       </m:oMath>
-      <w:r>
-        <w:t xml:space="preserve"> bands, and a count of changed winner identities answer different questions. The chapter uses mathematical properties to establish what the mechanism can do and completed simulations to show what it did in specified configurations. It does not infer a universal causal law from a visually appealing curve.</w:t>
-      </w:r>
+      <w:del w:id="96" w:author="Levine, Charles Roger CTR USARMY USMA (USA)" w:date="2026-10-12T22:33:00Z" w16du:dateUtc="2026-10-13T02:33:00Z">
+        <w:r>
+          <w:delText xml:space="preserve"> helps distinguish individual composition from variation in environments, but a broad band still contains differences in </w:delText>
+        </w:r>
+      </w:del>
+      <m:oMath>
+        <m:sSub>
+          <m:sSubPr>
+            <m:ctrlPr>
+              <w:del w:id="97" w:author="Levine, Charles Roger CTR USARMY USMA (USA)" w:date="2026-10-12T22:33:00Z" w16du:dateUtc="2026-10-13T02:33:00Z">
+                <w:rPr>
+                  <w:rFonts w:ascii="Cambria Math" w:hAnsi="Cambria Math"/>
+                </w:rPr>
+              </w:del>
+            </m:ctrlPr>
+          </m:sSubPr>
+          <m:e>
+            <m:r>
+              <w:del w:id="98" w:author="Levine, Charles Roger CTR USARMY USMA (USA)" w:date="2026-10-12T22:33:00Z" w16du:dateUtc="2026-10-13T02:33:00Z">
+                <w:rPr>
+                  <w:rFonts w:ascii="Cambria Math" w:hAnsi="Cambria Math"/>
+                </w:rPr>
+                <m:t>A</m:t>
+              </w:del>
+            </m:r>
+          </m:e>
+          <m:sub>
+            <m:r>
+              <w:del w:id="99" w:author="Levine, Charles Roger CTR USARMY USMA (USA)" w:date="2026-10-12T22:33:00Z" w16du:dateUtc="2026-10-13T02:33:00Z">
+                <w:rPr>
+                  <w:rFonts w:ascii="Cambria Math" w:hAnsi="Cambria Math"/>
+                </w:rPr>
+                <m:t>i</m:t>
+              </w:del>
+            </m:r>
+          </m:sub>
+        </m:sSub>
+      </m:oMath>
+      <w:del w:id="100" w:author="Levine, Charles Roger CTR USARMY USMA (USA)" w:date="2026-10-12T22:33:00Z" w16du:dateUtc="2026-10-13T02:33:00Z">
+        <w:r>
+          <w:delText>. The most selective tail can also have sparse support in some environments. A comparison among very strong but not extreme performers can be scientifically informative without being presumed to display a downturn. Its definition and support must be reported whether the anticipated pattern appears or not.</w:delText>
+        </w:r>
+      </w:del>
+    </w:p>
+    <w:p>
+      <w:del w:id="101" w:author="Levine, Charles Roger CTR USARMY USMA (USA)" w:date="2026-10-12T22:33:00Z" w16du:dateUtc="2026-10-13T02:33:00Z">
+        <w:r>
+          <w:delText xml:space="preserve">An unconditional curve, a comparison within </w:delText>
+        </w:r>
+      </w:del>
+      <m:oMath>
+        <m:sSub>
+          <m:sSubPr>
+            <m:ctrlPr>
+              <w:del w:id="102" w:author="Levine, Charles Roger CTR USARMY USMA (USA)" w:date="2026-10-12T22:33:00Z" w16du:dateUtc="2026-10-13T02:33:00Z">
+                <w:rPr>
+                  <w:rFonts w:ascii="Cambria Math" w:hAnsi="Cambria Math"/>
+                </w:rPr>
+              </w:del>
+            </m:ctrlPr>
+          </m:sSubPr>
+          <m:e>
+            <m:r>
+              <w:del w:id="103" w:author="Levine, Charles Roger CTR USARMY USMA (USA)" w:date="2026-10-12T22:33:00Z" w16du:dateUtc="2026-10-13T02:33:00Z">
+                <w:rPr>
+                  <w:rFonts w:ascii="Cambria Math" w:hAnsi="Cambria Math"/>
+                </w:rPr>
+                <m:t>A</m:t>
+              </w:del>
+            </m:r>
+          </m:e>
+          <m:sub>
+            <m:r>
+              <w:del w:id="104" w:author="Levine, Charles Roger CTR USARMY USMA (USA)" w:date="2026-10-12T22:33:00Z" w16du:dateUtc="2026-10-13T02:33:00Z">
+                <w:rPr>
+                  <w:rFonts w:ascii="Cambria Math" w:hAnsi="Cambria Math"/>
+                </w:rPr>
+                <m:t>i</m:t>
+              </w:del>
+            </m:r>
+          </m:sub>
+        </m:sSub>
+      </m:oMath>
+      <w:del w:id="105" w:author="Levine, Charles Roger CTR USARMY USMA (USA)" w:date="2026-10-12T22:33:00Z" w16du:dateUtc="2026-10-13T02:33:00Z">
+        <w:r>
+          <w:delText xml:space="preserve"> bands, and a count of changed winner identities answer different questions. The chapter uses mathematical properties to establish what the mechanism can do and completed simulations to show what it did in specified configurations. It does not infer a universal causal law from a visually appealing </w:delText>
+        </w:r>
+      </w:del>
+      <w:del w:id="106" w:author="Levine, Charles Roger CTR USARMY USMA (USA)" w:date="2026-10-12T22:34:00Z" w16du:dateUtc="2026-10-13T02:34:00Z">
+        <w:r>
+          <w:delText>curve.</w:delText>
+        </w:r>
+      </w:del>
     </w:p>
     <w:p>
       <w:pPr>
         <w:pStyle w:val="Heading1"/>
       </w:pPr>
-      <w:bookmarkStart w:id="21" w:name="Xace9f33b90814f9bd53ece6c999c09ae207edc6"/>
+      <w:bookmarkStart w:id="107" w:name="Xace9f33b90814f9bd53ece6c999c09ae207edc6"/>
       <w:bookmarkEnd w:id="14"/>
-      <w:bookmarkEnd w:id="20"/>
+      <w:bookmarkEnd w:id="69"/>
       <w:r>
         <w:t>4.6 Generating artificial groups with controlled sorting</w:t>
       </w:r>
     </w:p>
     <w:p>
-      <w:r>
-        <w:t xml:space="preserve">Until now, group memberships have been taken as given. To investigate the mechanism systematically, we also need populations in which we can vary who belongs with whom while </w:t>
-      </w:r>
-      <w:r>
-        <w:lastRenderedPageBreak/>
-        <w:t>retaining the same individuals and group capacities. Do similar performers cluster together, or are they distributed across heterogeneous groups? Constructing those alternatives makes sorting an experimental condition and lets us examine how it changes the local environments entering selection.</w:t>
+      <w:pPr>
+        <w:rPr>
+          <w:ins w:id="108" w:author="Levine, Charles Roger CTR USARMY USMA (USA)" w:date="2026-10-12T22:39:00Z"/>
+        </w:rPr>
+      </w:pPr>
+      <w:del w:id="109" w:author="Levine, Charles Roger CTR USARMY USMA (USA)" w:date="2026-10-12T22:39:00Z" w16du:dateUtc="2026-10-13T02:39:00Z">
+        <w:r>
+          <w:delText>Un</w:delText>
+        </w:r>
+      </w:del>
+      <w:ins w:id="110" w:author="Levine, Charles Roger CTR USARMY USMA (USA)" w:date="2026-10-12T22:39:00Z">
+        <w:r>
+          <w:t>So far, we have taken group memberships as given and examined how group composition affects scores and selection. To investigate this mechanism systematically, we also need to construct populations in which the same individuals can be arranged into different groups. For example, similar performers might cluster together, or high- and low-performing individuals might be distributed more evenly across groups. These arrangements create different competitive environments even though the population’s individual performance values remain unchanged.</w:t>
+        </w:r>
+      </w:ins>
+    </w:p>
+    <w:p>
+      <w:ins w:id="111" w:author="Levine, Charles Roger CTR USARMY USMA (USA)" w:date="2026-10-12T22:39:00Z">
+        <w:r>
+          <w:t xml:space="preserve">The assignment procedure supplies these artificial environments for simulation. It allows us to vary the tendency of similar individuals to join the same group while preserving the number of </w:t>
+        </w:r>
+        <w:r>
+          <w:lastRenderedPageBreak/>
+          <w:t>individuals and each group’s roster capacity. Assignment is therefore a device for studying the consequences of group composition. The scoring and selection model can also operate on observed groups without generating new memberships</w:t>
+        </w:r>
+      </w:ins>
+      <w:del w:id="112" w:author="Levine, Charles Roger CTR USARMY USMA (USA)" w:date="2026-10-12T22:39:00Z" w16du:dateUtc="2026-10-13T02:39:00Z">
+        <w:r>
+          <w:delText>til now, group memberships have been taken as given. To investigate the mechanism systematically, we also need populations in which we can vary who belongs with whom while retaining the same individuals and group capacities. Do similar performers cluster together, or are they distributed across heterogeneous groups? Constructing those alternatives makes sorting an experimental condition and lets us examine how it changes the local environments entering selection</w:delText>
+        </w:r>
+      </w:del>
+      <w:r>
+        <w:t>.</w:t>
       </w:r>
     </w:p>
     <w:p>
       <w:pPr>
         <w:pStyle w:val="Heading2"/>
       </w:pPr>
-      <w:bookmarkStart w:id="22" w:name="why-an-assignment-mechanism-is-needed"/>
-      <w:r>
-        <w:t>4.6.1 Why an assignment mechanism is needed</w:t>
-      </w:r>
-    </w:p>
-    <w:p>
-      <w:r>
-        <w:t>The assignment mechanism supplies controlled group memberships for simulation. Observed rosters already provide memberships and do not require this step. We use artificial groups to investigate the consequences of composition, without claiming to predict every institutional process through which real groups form.</w:t>
-      </w:r>
+      <w:bookmarkStart w:id="113" w:name="why-an-assignment-mechanism-is-needed"/>
+      <w:r>
+        <w:t xml:space="preserve">4.6.1 </w:t>
+      </w:r>
+      <w:ins w:id="114" w:author="Levine, Charles Roger CTR USARMY USMA (USA)" w:date="2026-10-12T22:37:00Z" w16du:dateUtc="2026-10-13T02:37:00Z">
+        <w:r>
+          <w:t>Representing individuals and groups</w:t>
+        </w:r>
+      </w:ins>
+      <w:del w:id="115" w:author="Levine, Charles Roger CTR USARMY USMA (USA)" w:date="2026-10-12T22:37:00Z" w16du:dateUtc="2026-10-13T02:37:00Z">
+        <w:r>
+          <w:delText>Why an assignment mechanism is needed</w:delText>
+        </w:r>
+      </w:del>
     </w:p>
     <w:p>
       <w:pPr>
-        <w:pStyle w:val="BodyText"/>
+        <w:rPr>
+          <w:ins w:id="116" w:author="Levine, Charles Roger CTR USARMY USMA (USA)" w:date="2026-10-12T22:42:00Z"/>
+        </w:rPr>
       </w:pPr>
       <w:r>
-        <w:t xml:space="preserve">We represent membership as a bipartite network, with individuals on one side and groups on the other. Each individual has one membership edge during the modeled period. Group j must ultimately have </w:t>
-      </w:r>
+        <w:t xml:space="preserve">The assignment mechanism supplies controlled group memberships for simulation. Observed rosters already </w:t>
+      </w:r>
+      <w:ins w:id="117" w:author="Levine, Charles Roger CTR USARMY USMA (USA)" w:date="2026-10-12T22:42:00Z">
+        <w:r>
+          <w:t xml:space="preserve">We represent the population as a network containing two kinds of nodes: individuals and groups. A connection between an individual and a group indicates membership. This is a </w:t>
+        </w:r>
+        <w:r>
+          <w:rPr>
+            <w:i/>
+            <w:iCs/>
+          </w:rPr>
+          <w:t>bipartite network</w:t>
+        </w:r>
+        <w:r>
+          <w:t>: connections run between the two kinds of nodes. Each individual belongs to exactly one group during the modeled period.</w:t>
+        </w:r>
+      </w:ins>
+    </w:p>
+    <w:p>
+      <w:pPr>
+        <w:rPr>
+          <w:ins w:id="118" w:author="Levine, Charles Roger CTR USARMY USMA (USA)" w:date="2026-10-12T22:42:00Z"/>
+        </w:rPr>
+      </w:pPr>
+      <w:ins w:id="119" w:author="Levine, Charles Roger CTR USARMY USMA (USA)" w:date="2026-10-12T22:42:00Z">
+        <w:r>
+          <w:t xml:space="preserve">Let </w:t>
+        </w:r>
+      </w:ins>
+      <m:oMath>
+        <m:r>
+          <w:rPr>
+            <w:rFonts w:ascii="Cambria Math" w:hAnsi="Cambria Math"/>
+          </w:rPr>
+          <m:t>J</m:t>
+        </m:r>
+      </m:oMath>
+      <w:ins w:id="120" w:author="Levine, Charles Roger CTR USARMY USMA (USA)" w:date="2026-10-12T22:42:00Z">
+        <w:r>
+          <w:t xml:space="preserve"> denote the number of groups and </w:t>
+        </w:r>
+      </w:ins>
       <m:oMath>
         <m:sSub>
           <m:sSubPr>
@@ -10349,17 +11256,119 @@
           </m:sub>
         </m:sSub>
       </m:oMath>
-      <w:r>
-        <w:t xml:space="preserve"> edges, preserving its specified roster capacity. Shared membership induces peer relationships in the individual projection, but the scoring mechanism can be evaluated directly from group membership without constructing that projection explicitly.</w:t>
-      </w:r>
+      <w:ins w:id="121" w:author="Levine, Charles Roger CTR USARMY USMA (USA)" w:date="2026-10-12T22:42:00Z">
+        <w:r>
+          <w:t xml:space="preserve"> the specified capacity of group </w:t>
+        </w:r>
+      </w:ins>
+      <m:oMath>
+        <m:r>
+          <w:rPr>
+            <w:rFonts w:ascii="Cambria Math" w:hAnsi="Cambria Math"/>
+          </w:rPr>
+          <m:t>j</m:t>
+        </m:r>
+      </m:oMath>
+      <w:ins w:id="122" w:author="Levine, Charles Roger CTR USARMY USMA (USA)" w:date="2026-10-12T22:42:00Z">
+        <w:r>
+          <w:t>. These capacities are positive integers satisfying</w:t>
+        </w:r>
+      </w:ins>
     </w:p>
     <w:p>
       <w:pPr>
-        <w:pStyle w:val="BodyText"/>
+        <w:rPr>
+          <w:ins w:id="123" w:author="Levine, Charles Roger CTR USARMY USMA (USA)" w:date="2026-10-12T22:42:00Z"/>
+        </w:rPr>
       </w:pPr>
-      <w:r>
-        <w:t xml:space="preserve">This representation preserves the structural constraints of a bipartite configuration-style reference while allowing characteristic-based attachment to affect which memberships form. The LG mechanism combines fixed roster capacities with a preference based on the metadata </w:t>
-      </w:r>
+      <m:oMathPara>
+        <m:oMath>
+          <m:nary>
+            <m:naryPr>
+              <m:chr m:val="∑"/>
+              <m:limLoc m:val="undOvr"/>
+              <m:ctrlPr>
+                <w:rPr>
+                  <w:rFonts w:ascii="Cambria Math" w:hAnsi="Cambria Math"/>
+                </w:rPr>
+              </m:ctrlPr>
+            </m:naryPr>
+            <m:sub>
+              <m:r>
+                <w:rPr>
+                  <w:rFonts w:ascii="Cambria Math" w:hAnsi="Cambria Math"/>
+                </w:rPr>
+                <m:t>j=1</m:t>
+              </m:r>
+            </m:sub>
+            <m:sup>
+              <m:r>
+                <w:rPr>
+                  <w:rFonts w:ascii="Cambria Math" w:hAnsi="Cambria Math"/>
+                </w:rPr>
+                <m:t>J</m:t>
+              </m:r>
+            </m:sup>
+            <m:e>
+              <m:sSub>
+                <m:sSubPr>
+                  <m:ctrlPr>
+                    <w:rPr>
+                      <w:rFonts w:ascii="Cambria Math" w:hAnsi="Cambria Math"/>
+                    </w:rPr>
+                  </m:ctrlPr>
+                </m:sSubPr>
+                <m:e>
+                  <m:r>
+                    <w:rPr>
+                      <w:rFonts w:ascii="Cambria Math" w:hAnsi="Cambria Math"/>
+                    </w:rPr>
+                    <m:t>n</m:t>
+                  </m:r>
+                </m:e>
+                <m:sub>
+                  <m:r>
+                    <w:rPr>
+                      <w:rFonts w:ascii="Cambria Math" w:hAnsi="Cambria Math"/>
+                    </w:rPr>
+                    <m:t>j</m:t>
+                  </m:r>
+                </m:sub>
+              </m:sSub>
+            </m:e>
+          </m:nary>
+          <m:r>
+            <w:rPr>
+              <w:rFonts w:ascii="Cambria Math" w:hAnsi="Cambria Math"/>
+            </w:rPr>
+            <m:t>=N.</m:t>
+          </m:r>
+        </m:oMath>
+      </m:oMathPara>
+    </w:p>
+    <w:p>
+      <w:pPr>
+        <w:rPr>
+          <w:ins w:id="124" w:author="Levine, Charles Roger CTR USARMY USMA (USA)" w:date="2026-10-12T22:42:00Z"/>
+        </w:rPr>
+      </w:pPr>
+      <w:ins w:id="125" w:author="Levine, Charles Roger CTR USARMY USMA (USA)" w:date="2026-10-12T22:42:00Z">
+        <w:r>
+          <w:t>The assignment procedure must therefore give every individual one membership and fill every group to its specified capacity.</w:t>
+        </w:r>
+      </w:ins>
+    </w:p>
+    <w:p>
+      <w:pPr>
+        <w:rPr>
+          <w:del w:id="126" w:author="Levine, Charles Roger CTR USARMY USMA (USA)" w:date="2026-10-12T22:42:00Z" w16du:dateUtc="2026-10-13T02:42:00Z"/>
+        </w:rPr>
+      </w:pPr>
+      <w:ins w:id="127" w:author="Levine, Charles Roger CTR USARMY USMA (USA)" w:date="2026-10-12T22:42:00Z">
+        <w:r>
+          <w:t xml:space="preserve">The mechanism used here, referred to as the LG mechanism, combines fixed roster capacities with a preference based on the individual characteristic </w:t>
+        </w:r>
+      </w:ins>
       <m:oMath>
         <m:sSub>
           <m:sSubPr>
@@ -10387,187 +11396,901 @@
           </m:sub>
         </m:sSub>
       </m:oMath>
-      <w:r>
-        <w:t>. The similarity term does not reward a group merely for having already acquired many members. A separate experiment that relaxes fixed roster sizes is a different model and is not silently substituted for the mechanism described here.</w:t>
-      </w:r>
+      <w:ins w:id="128" w:author="Levine, Charles Roger CTR USARMY USMA (USA)" w:date="2026-10-12T22:42:00Z">
+        <w:r>
+          <w:t>. Individuals are more likely to join groups whose current members have similar performance. This is attachment based on a characteristic</w:t>
+        </w:r>
+      </w:ins>
+      <w:ins w:id="129" w:author="Levine, Charles Roger CTR USARMY USMA (USA)" w:date="2026-10-12T22:44:00Z" w16du:dateUtc="2026-10-13T02:44:00Z">
+        <w:r>
+          <w:t xml:space="preserve">, importantly here metadata, </w:t>
+        </w:r>
+      </w:ins>
+      <w:ins w:id="130" w:author="Levine, Charles Roger CTR USARMY USMA (USA)" w:date="2026-10-12T22:42:00Z">
+        <w:r>
+          <w:t>rather than attachment that rewards a group simply because it already has many members. The remaining capacity of a group nevertheless matters because individuals must be allocated among a fixed number of available places.</w:t>
+        </w:r>
+      </w:ins>
+      <w:del w:id="131" w:author="Levine, Charles Roger CTR USARMY USMA (USA)" w:date="2026-10-12T22:42:00Z" w16du:dateUtc="2026-10-13T02:42:00Z">
+        <w:r>
+          <w:delText>provide memberships and do not require this step. We use artificial groups to investigate the consequences of composition, without claiming to predict every institutional process through which real groups form.</w:delText>
+        </w:r>
+      </w:del>
+    </w:p>
+    <w:p>
+      <w:pPr>
+        <w:rPr>
+          <w:del w:id="132" w:author="Levine, Charles Roger CTR USARMY USMA (USA)" w:date="2026-10-12T22:42:00Z" w16du:dateUtc="2026-10-13T02:42:00Z"/>
+        </w:rPr>
+      </w:pPr>
+      <w:del w:id="133" w:author="Levine, Charles Roger CTR USARMY USMA (USA)" w:date="2026-10-12T22:42:00Z" w16du:dateUtc="2026-10-13T02:42:00Z">
+        <w:r>
+          <w:delText xml:space="preserve">We represent membership as a bipartite network, with individuals on one side and groups on the other. Each individual has one membership edge during the modeled period. Group j must ultimately have </w:delText>
+        </w:r>
+      </w:del>
+      <m:oMath>
+        <m:sSub>
+          <m:sSubPr>
+            <m:ctrlPr>
+              <w:del w:id="134" w:author="Levine, Charles Roger CTR USARMY USMA (USA)" w:date="2026-10-12T22:42:00Z" w16du:dateUtc="2026-10-13T02:42:00Z">
+                <w:rPr>
+                  <w:rFonts w:ascii="Cambria Math" w:hAnsi="Cambria Math"/>
+                </w:rPr>
+              </w:del>
+            </m:ctrlPr>
+          </m:sSubPr>
+          <m:e>
+            <m:r>
+              <w:del w:id="135" w:author="Levine, Charles Roger CTR USARMY USMA (USA)" w:date="2026-10-12T22:42:00Z" w16du:dateUtc="2026-10-13T02:42:00Z">
+                <w:rPr>
+                  <w:rFonts w:ascii="Cambria Math" w:hAnsi="Cambria Math"/>
+                </w:rPr>
+                <m:t>n</m:t>
+              </w:del>
+            </m:r>
+          </m:e>
+          <m:sub>
+            <m:r>
+              <w:del w:id="136" w:author="Levine, Charles Roger CTR USARMY USMA (USA)" w:date="2026-10-12T22:42:00Z" w16du:dateUtc="2026-10-13T02:42:00Z">
+                <w:rPr>
+                  <w:rFonts w:ascii="Cambria Math" w:hAnsi="Cambria Math"/>
+                </w:rPr>
+                <m:t>j</m:t>
+              </w:del>
+            </m:r>
+          </m:sub>
+        </m:sSub>
+      </m:oMath>
+      <w:del w:id="137" w:author="Levine, Charles Roger CTR USARMY USMA (USA)" w:date="2026-10-12T22:42:00Z" w16du:dateUtc="2026-10-13T02:42:00Z">
+        <w:r>
+          <w:delText xml:space="preserve"> edges, preserving its specified roster capacity. Shared membership induces peer relationships in the individual projection, but the scoring mechanism can be evaluated directly from group membership without constructing that projection explicitly.</w:delText>
+        </w:r>
+      </w:del>
+    </w:p>
+    <w:p>
+      <w:del w:id="138" w:author="Levine, Charles Roger CTR USARMY USMA (USA)" w:date="2026-10-12T22:42:00Z" w16du:dateUtc="2026-10-13T02:42:00Z">
+        <w:r>
+          <w:delText xml:space="preserve">This representation preserves the structural constraints of a bipartite configuration-style reference while allowing characteristic-based attachment to affect which memberships form. The LG mechanism combines fixed roster capacities with a preference based on the metadata </w:delText>
+        </w:r>
+      </w:del>
+      <m:oMath>
+        <m:sSub>
+          <m:sSubPr>
+            <m:ctrlPr>
+              <w:del w:id="139" w:author="Levine, Charles Roger CTR USARMY USMA (USA)" w:date="2026-10-12T22:42:00Z" w16du:dateUtc="2026-10-13T02:42:00Z">
+                <w:rPr>
+                  <w:rFonts w:ascii="Cambria Math" w:hAnsi="Cambria Math"/>
+                </w:rPr>
+              </w:del>
+            </m:ctrlPr>
+          </m:sSubPr>
+          <m:e>
+            <m:r>
+              <w:del w:id="140" w:author="Levine, Charles Roger CTR USARMY USMA (USA)" w:date="2026-10-12T22:42:00Z" w16du:dateUtc="2026-10-13T02:42:00Z">
+                <w:rPr>
+                  <w:rFonts w:ascii="Cambria Math" w:hAnsi="Cambria Math"/>
+                </w:rPr>
+                <m:t>A</m:t>
+              </w:del>
+            </m:r>
+          </m:e>
+          <m:sub>
+            <m:r>
+              <w:del w:id="141" w:author="Levine, Charles Roger CTR USARMY USMA (USA)" w:date="2026-10-12T22:42:00Z" w16du:dateUtc="2026-10-13T02:42:00Z">
+                <w:rPr>
+                  <w:rFonts w:ascii="Cambria Math" w:hAnsi="Cambria Math"/>
+                </w:rPr>
+                <m:t>i</m:t>
+              </w:del>
+            </m:r>
+          </m:sub>
+        </m:sSub>
+      </m:oMath>
+      <w:del w:id="142" w:author="Levine, Charles Roger CTR USARMY USMA (USA)" w:date="2026-10-12T22:42:00Z" w16du:dateUtc="2026-10-13T02:42:00Z">
+        <w:r>
+          <w:delText xml:space="preserve">. The similarity term does not reward a group merely for having already acquired many members. A separate experiment that relaxes fixed roster sizes is a different model and is not silently substituted for the mechanism described </w:delText>
+        </w:r>
+      </w:del>
+      <w:del w:id="143" w:author="Levine, Charles Roger CTR USARMY USMA (USA)" w:date="2026-10-12T22:43:00Z" w16du:dateUtc="2026-10-13T02:43:00Z">
+        <w:r>
+          <w:delText>here.</w:delText>
+        </w:r>
+      </w:del>
     </w:p>
     <w:p>
       <w:pPr>
         <w:pStyle w:val="Heading2"/>
       </w:pPr>
-      <w:bookmarkStart w:id="23" w:name="X3819545970a9b5cccbdae8e4b8b7e3182042c91"/>
-      <w:bookmarkEnd w:id="22"/>
-      <w:r>
+      <w:bookmarkStart w:id="144" w:name="X3819545970a9b5cccbdae8e4b8b7e3182042c91"/>
+      <w:bookmarkEnd w:id="113"/>
+      <w:r>
+        <w:lastRenderedPageBreak/>
         <w:t>4.6.2 Sequential assignment with evolving centroids</w:t>
       </w:r>
     </w:p>
     <w:p>
-      <w:r>
-        <w:t xml:space="preserve">Before assignment, every group has zero members. Its centroid is initialized to the common population mean </w:t>
-      </w:r>
+      <w:pPr>
+        <w:pStyle w:val="Heading2"/>
+        <w:rPr>
+          <w:ins w:id="145" w:author="Levine, Charles Roger CTR USARMY USMA (USA)" w:date="2026-10-12T22:45:00Z" w16du:dateUtc="2026-10-13T02:45:00Z"/>
+          <w:rFonts w:ascii="Times New Roman" w:eastAsiaTheme="minorEastAsia" w:hAnsi="Times New Roman" w:cstheme="minorBidi"/>
+          <w:b w:val="0"/>
+          <w:bCs w:val="0"/>
+          <w:sz w:val="24"/>
+          <w:szCs w:val="22"/>
+        </w:rPr>
+      </w:pPr>
+      <w:ins w:id="146" w:author="Levine, Charles Roger CTR USARMY USMA (USA)" w:date="2026-10-12T22:45:00Z" w16du:dateUtc="2026-10-13T02:45:00Z">
+        <w:r>
+          <w:rPr>
+            <w:rFonts w:ascii="Times New Roman" w:eastAsiaTheme="minorEastAsia" w:hAnsi="Times New Roman" w:cstheme="minorBidi"/>
+            <w:b w:val="0"/>
+            <w:bCs w:val="0"/>
+            <w:sz w:val="24"/>
+            <w:szCs w:val="22"/>
+          </w:rPr>
+          <w:t xml:space="preserve">Assignment proceeds one individual at a time. Before anyone is assigned, each group is an empty node with its full roster capacity available. We give every empty group the same initial reference value, the population mean </w:t>
+        </w:r>
+      </w:ins>
+      <m:oMath>
+        <m:acc>
+          <m:accPr>
+            <m:chr m:val="̅"/>
+            <m:ctrlPr>
+              <w:rPr>
+                <w:rFonts w:ascii="Cambria Math" w:eastAsiaTheme="minorEastAsia" w:hAnsi="Cambria Math" w:cstheme="minorBidi"/>
+                <w:sz w:val="24"/>
+                <w:szCs w:val="22"/>
+              </w:rPr>
+            </m:ctrlPr>
+          </m:accPr>
+          <m:e>
+            <m:r>
+              <m:rPr>
+                <m:sty m:val="bi"/>
+              </m:rPr>
+              <w:rPr>
+                <w:rFonts w:ascii="Cambria Math" w:eastAsiaTheme="minorEastAsia" w:hAnsi="Cambria Math" w:cstheme="minorBidi"/>
+                <w:sz w:val="24"/>
+                <w:szCs w:val="22"/>
+              </w:rPr>
+              <m:t>A</m:t>
+            </m:r>
+          </m:e>
+        </m:acc>
+      </m:oMath>
+      <w:ins w:id="147" w:author="Levine, Charles Roger CTR USARMY USMA (USA)" w:date="2026-10-12T22:45:00Z" w16du:dateUtc="2026-10-13T02:45:00Z">
+        <w:r>
+          <w:rPr>
+            <w:rFonts w:ascii="Times New Roman" w:eastAsiaTheme="minorEastAsia" w:hAnsi="Times New Roman" w:cstheme="minorBidi"/>
+            <w:b w:val="0"/>
+            <w:bCs w:val="0"/>
+            <w:sz w:val="24"/>
+            <w:szCs w:val="22"/>
+          </w:rPr>
+          <w:t xml:space="preserve">. Once a group receives its first member, that individual’s </w:t>
+        </w:r>
+      </w:ins>
+      <m:oMath>
+        <m:sSub>
+          <m:sSubPr>
+            <m:ctrlPr>
+              <w:rPr>
+                <w:rFonts w:ascii="Cambria Math" w:eastAsiaTheme="minorEastAsia" w:hAnsi="Cambria Math" w:cstheme="minorBidi"/>
+                <w:sz w:val="24"/>
+                <w:szCs w:val="22"/>
+              </w:rPr>
+            </m:ctrlPr>
+          </m:sSubPr>
+          <m:e>
+            <m:r>
+              <m:rPr>
+                <m:sty m:val="bi"/>
+              </m:rPr>
+              <w:rPr>
+                <w:rFonts w:ascii="Cambria Math" w:eastAsiaTheme="minorEastAsia" w:hAnsi="Cambria Math" w:cstheme="minorBidi"/>
+                <w:sz w:val="24"/>
+                <w:szCs w:val="22"/>
+              </w:rPr>
+              <m:t>A</m:t>
+            </m:r>
+          </m:e>
+          <m:sub>
+            <m:r>
+              <m:rPr>
+                <m:sty m:val="bi"/>
+              </m:rPr>
+              <w:rPr>
+                <w:rFonts w:ascii="Cambria Math" w:eastAsiaTheme="minorEastAsia" w:hAnsi="Cambria Math" w:cstheme="minorBidi"/>
+                <w:sz w:val="24"/>
+                <w:szCs w:val="22"/>
+              </w:rPr>
+              <m:t>i</m:t>
+            </m:r>
+          </m:sub>
+        </m:sSub>
+      </m:oMath>
+      <w:ins w:id="148" w:author="Levine, Charles Roger CTR USARMY USMA (USA)" w:date="2026-10-12T22:45:00Z" w16du:dateUtc="2026-10-13T02:45:00Z">
+        <w:r>
+          <w:rPr>
+            <w:rFonts w:ascii="Times New Roman" w:eastAsiaTheme="minorEastAsia" w:hAnsi="Times New Roman" w:cstheme="minorBidi"/>
+            <w:b w:val="0"/>
+            <w:bCs w:val="0"/>
+            <w:sz w:val="24"/>
+            <w:szCs w:val="22"/>
+          </w:rPr>
+          <w:t xml:space="preserve"> replaces the initial reference value. Thereafter, the group’s reference value is the mean performance of its current members. We call this evolving mean its centroid.</w:t>
+        </w:r>
+      </w:ins>
+    </w:p>
+    <w:p>
+      <w:pPr>
+        <w:pStyle w:val="Heading2"/>
+        <w:rPr>
+          <w:ins w:id="149" w:author="Levine, Charles Roger CTR USARMY USMA (USA)" w:date="2026-10-12T22:45:00Z" w16du:dateUtc="2026-10-13T02:45:00Z"/>
+          <w:rFonts w:ascii="Times New Roman" w:eastAsiaTheme="minorEastAsia" w:hAnsi="Times New Roman" w:cstheme="minorBidi"/>
+          <w:b w:val="0"/>
+          <w:bCs w:val="0"/>
+          <w:sz w:val="24"/>
+          <w:szCs w:val="22"/>
+        </w:rPr>
+      </w:pPr>
+      <w:ins w:id="150" w:author="Levine, Charles Roger CTR USARMY USMA (USA)" w:date="2026-10-12T22:45:00Z" w16du:dateUtc="2026-10-13T02:45:00Z">
+        <w:r>
+          <w:rPr>
+            <w:rFonts w:ascii="Times New Roman" w:eastAsiaTheme="minorEastAsia" w:hAnsi="Times New Roman" w:cstheme="minorBidi"/>
+            <w:b w:val="0"/>
+            <w:bCs w:val="0"/>
+            <w:sz w:val="24"/>
+            <w:szCs w:val="22"/>
+          </w:rPr>
+          <w:t>Individuals are processed in a randomly ordered sequence. When an individual is considered for assignment, each group’s probability depends on two quantities: how many places it still has available and how similar its current centroid is to that individual’s performance.</w:t>
+        </w:r>
+      </w:ins>
+    </w:p>
+    <w:p>
+      <w:pPr>
+        <w:pStyle w:val="Heading2"/>
+        <w:rPr>
+          <w:ins w:id="151" w:author="Levine, Charles Roger CTR USARMY USMA (USA)" w:date="2026-10-12T22:45:00Z" w16du:dateUtc="2026-10-13T02:45:00Z"/>
+          <w:rFonts w:ascii="Times New Roman" w:eastAsiaTheme="minorEastAsia" w:hAnsi="Times New Roman" w:cstheme="minorBidi"/>
+          <w:b w:val="0"/>
+          <w:bCs w:val="0"/>
+          <w:sz w:val="24"/>
+          <w:szCs w:val="22"/>
+        </w:rPr>
+      </w:pPr>
+      <w:ins w:id="152" w:author="Levine, Charles Roger CTR USARMY USMA (USA)" w:date="2026-10-12T22:45:00Z" w16du:dateUtc="2026-10-13T02:45:00Z">
+        <w:r>
+          <w:rPr>
+            <w:rFonts w:ascii="Times New Roman" w:eastAsiaTheme="minorEastAsia" w:hAnsi="Times New Roman" w:cstheme="minorBidi"/>
+            <w:b w:val="0"/>
+            <w:bCs w:val="0"/>
+            <w:sz w:val="24"/>
+            <w:szCs w:val="22"/>
+          </w:rPr>
+          <w:t xml:space="preserve">Let </w:t>
+        </w:r>
+      </w:ins>
+      <m:oMath>
+        <m:r>
+          <m:rPr>
+            <m:sty m:val="bi"/>
+          </m:rPr>
+          <w:rPr>
+            <w:rFonts w:ascii="Cambria Math" w:eastAsiaTheme="minorEastAsia" w:hAnsi="Cambria Math" w:cstheme="minorBidi"/>
+            <w:sz w:val="24"/>
+            <w:szCs w:val="22"/>
+          </w:rPr>
+          <m:t>m</m:t>
+        </m:r>
+      </m:oMath>
+      <w:ins w:id="153" w:author="Levine, Charles Roger CTR USARMY USMA (USA)" w:date="2026-10-12T22:45:00Z" w16du:dateUtc="2026-10-13T02:45:00Z">
+        <w:r>
+          <w:rPr>
+            <w:rFonts w:ascii="Times New Roman" w:eastAsiaTheme="minorEastAsia" w:hAnsi="Times New Roman" w:cstheme="minorBidi"/>
+            <w:b w:val="0"/>
+            <w:bCs w:val="0"/>
+            <w:sz w:val="24"/>
+            <w:szCs w:val="22"/>
+          </w:rPr>
+          <w:t xml:space="preserve"> index the assignment steps, </w:t>
+        </w:r>
+      </w:ins>
+      <m:oMath>
+        <m:sSubSup>
+          <m:sSubSupPr>
+            <m:ctrlPr>
+              <w:rPr>
+                <w:rFonts w:ascii="Cambria Math" w:eastAsiaTheme="minorEastAsia" w:hAnsi="Cambria Math" w:cstheme="minorBidi"/>
+                <w:sz w:val="24"/>
+                <w:szCs w:val="22"/>
+              </w:rPr>
+            </m:ctrlPr>
+          </m:sSubSupPr>
+          <m:e>
+            <m:r>
+              <m:rPr>
+                <m:sty m:val="bi"/>
+              </m:rPr>
+              <w:rPr>
+                <w:rFonts w:ascii="Cambria Math" w:eastAsiaTheme="minorEastAsia" w:hAnsi="Cambria Math" w:cstheme="minorBidi"/>
+                <w:sz w:val="24"/>
+                <w:szCs w:val="22"/>
+              </w:rPr>
+              <m:t>R</m:t>
+            </m:r>
+          </m:e>
+          <m:sub>
+            <m:r>
+              <m:rPr>
+                <m:sty m:val="bi"/>
+              </m:rPr>
+              <w:rPr>
+                <w:rFonts w:ascii="Cambria Math" w:eastAsiaTheme="minorEastAsia" w:hAnsi="Cambria Math" w:cstheme="minorBidi"/>
+                <w:sz w:val="24"/>
+                <w:szCs w:val="22"/>
+              </w:rPr>
+              <m:t>j</m:t>
+            </m:r>
+          </m:sub>
+          <m:sup>
+            <m:d>
+              <m:dPr>
+                <m:ctrlPr>
+                  <w:rPr>
+                    <w:rFonts w:ascii="Cambria Math" w:eastAsiaTheme="minorEastAsia" w:hAnsi="Cambria Math" w:cstheme="minorBidi"/>
+                    <w:sz w:val="24"/>
+                    <w:szCs w:val="22"/>
+                  </w:rPr>
+                </m:ctrlPr>
+              </m:dPr>
+              <m:e>
+                <m:r>
+                  <m:rPr>
+                    <m:sty m:val="bi"/>
+                  </m:rPr>
+                  <w:rPr>
+                    <w:rFonts w:ascii="Cambria Math" w:eastAsiaTheme="minorEastAsia" w:hAnsi="Cambria Math" w:cstheme="minorBidi"/>
+                    <w:sz w:val="24"/>
+                    <w:szCs w:val="22"/>
+                  </w:rPr>
+                  <m:t>m</m:t>
+                </m:r>
+              </m:e>
+            </m:d>
+          </m:sup>
+        </m:sSubSup>
+      </m:oMath>
+      <w:ins w:id="154" w:author="Levine, Charles Roger CTR USARMY USMA (USA)" w:date="2026-10-12T22:45:00Z" w16du:dateUtc="2026-10-13T02:45:00Z">
+        <w:r>
+          <w:rPr>
+            <w:rFonts w:ascii="Times New Roman" w:eastAsiaTheme="minorEastAsia" w:hAnsi="Times New Roman" w:cstheme="minorBidi"/>
+            <w:b w:val="0"/>
+            <w:bCs w:val="0"/>
+            <w:sz w:val="24"/>
+            <w:szCs w:val="22"/>
+          </w:rPr>
+          <w:t xml:space="preserve"> denote the number of places remaining in group </w:t>
+        </w:r>
+      </w:ins>
+      <m:oMath>
+        <m:r>
+          <m:rPr>
+            <m:sty m:val="bi"/>
+          </m:rPr>
+          <w:rPr>
+            <w:rFonts w:ascii="Cambria Math" w:eastAsiaTheme="minorEastAsia" w:hAnsi="Cambria Math" w:cstheme="minorBidi"/>
+            <w:sz w:val="24"/>
+            <w:szCs w:val="22"/>
+          </w:rPr>
+          <m:t>j</m:t>
+        </m:r>
+      </m:oMath>
+      <w:ins w:id="155" w:author="Levine, Charles Roger CTR USARMY USMA (USA)" w:date="2026-10-12T22:45:00Z" w16du:dateUtc="2026-10-13T02:45:00Z">
+        <w:r>
+          <w:rPr>
+            <w:rFonts w:ascii="Times New Roman" w:eastAsiaTheme="minorEastAsia" w:hAnsi="Times New Roman" w:cstheme="minorBidi"/>
+            <w:b w:val="0"/>
+            <w:bCs w:val="0"/>
+            <w:sz w:val="24"/>
+            <w:szCs w:val="22"/>
+          </w:rPr>
+          <w:t xml:space="preserve">, and </w:t>
+        </w:r>
+      </w:ins>
+      <m:oMath>
+        <m:sSubSup>
+          <m:sSubSupPr>
+            <m:ctrlPr>
+              <w:rPr>
+                <w:rFonts w:ascii="Cambria Math" w:eastAsiaTheme="minorEastAsia" w:hAnsi="Cambria Math" w:cstheme="minorBidi"/>
+                <w:sz w:val="24"/>
+                <w:szCs w:val="22"/>
+              </w:rPr>
+            </m:ctrlPr>
+          </m:sSubSupPr>
+          <m:e>
+            <m:r>
+              <m:rPr>
+                <m:sty m:val="bi"/>
+              </m:rPr>
+              <w:rPr>
+                <w:rFonts w:ascii="Cambria Math" w:eastAsiaTheme="minorEastAsia" w:hAnsi="Cambria Math" w:cstheme="minorBidi"/>
+                <w:sz w:val="24"/>
+                <w:szCs w:val="22"/>
+              </w:rPr>
+              <m:t>T</m:t>
+            </m:r>
+          </m:e>
+          <m:sub>
+            <m:r>
+              <m:rPr>
+                <m:sty m:val="bi"/>
+              </m:rPr>
+              <w:rPr>
+                <w:rFonts w:ascii="Cambria Math" w:eastAsiaTheme="minorEastAsia" w:hAnsi="Cambria Math" w:cstheme="minorBidi"/>
+                <w:sz w:val="24"/>
+                <w:szCs w:val="22"/>
+              </w:rPr>
+              <m:t>j</m:t>
+            </m:r>
+          </m:sub>
+          <m:sup>
+            <m:d>
+              <m:dPr>
+                <m:ctrlPr>
+                  <w:rPr>
+                    <w:rFonts w:ascii="Cambria Math" w:eastAsiaTheme="minorEastAsia" w:hAnsi="Cambria Math" w:cstheme="minorBidi"/>
+                    <w:sz w:val="24"/>
+                    <w:szCs w:val="22"/>
+                  </w:rPr>
+                </m:ctrlPr>
+              </m:dPr>
+              <m:e>
+                <m:r>
+                  <m:rPr>
+                    <m:sty m:val="bi"/>
+                  </m:rPr>
+                  <w:rPr>
+                    <w:rFonts w:ascii="Cambria Math" w:eastAsiaTheme="minorEastAsia" w:hAnsi="Cambria Math" w:cstheme="minorBidi"/>
+                    <w:sz w:val="24"/>
+                    <w:szCs w:val="22"/>
+                  </w:rPr>
+                  <m:t>m</m:t>
+                </m:r>
+              </m:e>
+            </m:d>
+          </m:sup>
+        </m:sSubSup>
+      </m:oMath>
+      <w:ins w:id="156" w:author="Levine, Charles Roger CTR USARMY USMA (USA)" w:date="2026-10-12T22:45:00Z" w16du:dateUtc="2026-10-13T02:45:00Z">
+        <w:r>
+          <w:rPr>
+            <w:rFonts w:ascii="Times New Roman" w:eastAsiaTheme="minorEastAsia" w:hAnsi="Times New Roman" w:cstheme="minorBidi"/>
+            <w:b w:val="0"/>
+            <w:bCs w:val="0"/>
+            <w:sz w:val="24"/>
+            <w:szCs w:val="22"/>
+          </w:rPr>
+          <w:t xml:space="preserve"> denote its centroid immediately before step </w:t>
+        </w:r>
+      </w:ins>
+      <m:oMath>
+        <m:r>
+          <m:rPr>
+            <m:sty m:val="bi"/>
+          </m:rPr>
+          <w:rPr>
+            <w:rFonts w:ascii="Cambria Math" w:eastAsiaTheme="minorEastAsia" w:hAnsi="Cambria Math" w:cstheme="minorBidi"/>
+            <w:sz w:val="24"/>
+            <w:szCs w:val="22"/>
+          </w:rPr>
+          <m:t>m</m:t>
+        </m:r>
+      </m:oMath>
+      <w:ins w:id="157" w:author="Levine, Charles Roger CTR USARMY USMA (USA)" w:date="2026-10-12T22:45:00Z" w16du:dateUtc="2026-10-13T02:45:00Z">
+        <w:r>
+          <w:rPr>
+            <w:rFonts w:ascii="Times New Roman" w:eastAsiaTheme="minorEastAsia" w:hAnsi="Times New Roman" w:cstheme="minorBidi"/>
+            <w:b w:val="0"/>
+            <w:bCs w:val="0"/>
+            <w:sz w:val="24"/>
+            <w:szCs w:val="22"/>
+          </w:rPr>
+          <w:t xml:space="preserve">. The nonnegative parameter </w:t>
+        </w:r>
+      </w:ins>
+      <m:oMath>
+        <m:r>
+          <m:rPr>
+            <m:sty m:val="bi"/>
+          </m:rPr>
+          <w:rPr>
+            <w:rFonts w:ascii="Cambria Math" w:eastAsiaTheme="minorEastAsia" w:hAnsi="Cambria Math" w:cstheme="minorBidi"/>
+            <w:sz w:val="24"/>
+            <w:szCs w:val="22"/>
+          </w:rPr>
+          <m:t>ρ</m:t>
+        </m:r>
+      </m:oMath>
+      <w:ins w:id="158" w:author="Levine, Charles Roger CTR USARMY USMA (USA)" w:date="2026-10-12T22:45:00Z" w16du:dateUtc="2026-10-13T02:45:00Z">
+        <w:r>
+          <w:rPr>
+            <w:rFonts w:ascii="Times New Roman" w:eastAsiaTheme="minorEastAsia" w:hAnsi="Times New Roman" w:cstheme="minorBidi"/>
+            <w:b w:val="0"/>
+            <w:bCs w:val="0"/>
+            <w:sz w:val="24"/>
+            <w:szCs w:val="22"/>
+          </w:rPr>
+          <w:t xml:space="preserve"> controls the preference for similarity. A larger </w:t>
+        </w:r>
+      </w:ins>
+      <m:oMath>
+        <m:r>
+          <m:rPr>
+            <m:sty m:val="bi"/>
+          </m:rPr>
+          <w:rPr>
+            <w:rFonts w:ascii="Cambria Math" w:eastAsiaTheme="minorEastAsia" w:hAnsi="Cambria Math" w:cstheme="minorBidi"/>
+            <w:sz w:val="24"/>
+            <w:szCs w:val="22"/>
+          </w:rPr>
+          <m:t>ρ</m:t>
+        </m:r>
+      </m:oMath>
+      <w:ins w:id="159" w:author="Levine, Charles Roger CTR USARMY USMA (USA)" w:date="2026-10-12T22:45:00Z" w16du:dateUtc="2026-10-13T02:45:00Z">
+        <w:r>
+          <w:rPr>
+            <w:rFonts w:ascii="Times New Roman" w:eastAsiaTheme="minorEastAsia" w:hAnsi="Times New Roman" w:cstheme="minorBidi"/>
+            <w:b w:val="0"/>
+            <w:bCs w:val="0"/>
+            <w:sz w:val="24"/>
+            <w:szCs w:val="22"/>
+          </w:rPr>
+          <w:t xml:space="preserve"> gives a greater relative preference to groups whose current centroid is close to </w:t>
+        </w:r>
+      </w:ins>
+      <m:oMath>
+        <m:sSub>
+          <m:sSubPr>
+            <m:ctrlPr>
+              <w:rPr>
+                <w:rFonts w:ascii="Cambria Math" w:eastAsiaTheme="minorEastAsia" w:hAnsi="Cambria Math" w:cstheme="minorBidi"/>
+                <w:sz w:val="24"/>
+                <w:szCs w:val="22"/>
+              </w:rPr>
+            </m:ctrlPr>
+          </m:sSubPr>
+          <m:e>
+            <m:r>
+              <m:rPr>
+                <m:sty m:val="bi"/>
+              </m:rPr>
+              <w:rPr>
+                <w:rFonts w:ascii="Cambria Math" w:eastAsiaTheme="minorEastAsia" w:hAnsi="Cambria Math" w:cstheme="minorBidi"/>
+                <w:sz w:val="24"/>
+                <w:szCs w:val="22"/>
+              </w:rPr>
+              <m:t>A</m:t>
+            </m:r>
+          </m:e>
+          <m:sub>
+            <m:r>
+              <m:rPr>
+                <m:sty m:val="bi"/>
+              </m:rPr>
+              <w:rPr>
+                <w:rFonts w:ascii="Cambria Math" w:eastAsiaTheme="minorEastAsia" w:hAnsi="Cambria Math" w:cstheme="minorBidi"/>
+                <w:sz w:val="24"/>
+                <w:szCs w:val="22"/>
+              </w:rPr>
+              <m:t>i</m:t>
+            </m:r>
+          </m:sub>
+        </m:sSub>
+      </m:oMath>
+      <w:ins w:id="160" w:author="Levine, Charles Roger CTR USARMY USMA (USA)" w:date="2026-10-12T22:45:00Z" w16du:dateUtc="2026-10-13T02:45:00Z">
+        <w:r>
+          <w:rPr>
+            <w:rFonts w:ascii="Times New Roman" w:eastAsiaTheme="minorEastAsia" w:hAnsi="Times New Roman" w:cstheme="minorBidi"/>
+            <w:b w:val="0"/>
+            <w:bCs w:val="0"/>
+            <w:sz w:val="24"/>
+            <w:szCs w:val="22"/>
+          </w:rPr>
+          <w:t>.</w:t>
+        </w:r>
+      </w:ins>
+    </w:p>
+    <w:p>
+      <w:pPr>
+        <w:pStyle w:val="BodyText"/>
+        <w:rPr>
+          <w:del w:id="161" w:author="Levine, Charles Roger CTR USARMY USMA (USA)" w:date="2026-10-12T22:45:00Z" w16du:dateUtc="2026-10-13T02:45:00Z"/>
+        </w:rPr>
+      </w:pPr>
+      <w:ins w:id="162" w:author="Levine, Charles Roger CTR USARMY USMA (USA)" w:date="2026-10-12T22:45:00Z" w16du:dateUtc="2026-10-13T02:45:00Z">
+        <w:r>
+          <w:t xml:space="preserve">For the individual </w:t>
+        </w:r>
+      </w:ins>
+      <m:oMath>
+        <m:r>
+          <w:rPr>
+            <w:rFonts w:ascii="Cambria Math" w:hAnsi="Cambria Math"/>
+          </w:rPr>
+          <m:t>i</m:t>
+        </m:r>
+      </m:oMath>
+      <w:ins w:id="163" w:author="Levine, Charles Roger CTR USARMY USMA (USA)" w:date="2026-10-12T22:45:00Z" w16du:dateUtc="2026-10-13T02:45:00Z">
+        <w:r>
+          <w:t xml:space="preserve"> considered at step </w:t>
+        </w:r>
+      </w:ins>
+      <m:oMath>
+        <m:r>
+          <w:rPr>
+            <w:rFonts w:ascii="Cambria Math" w:hAnsi="Cambria Math"/>
+          </w:rPr>
+          <m:t>m</m:t>
+        </m:r>
+      </m:oMath>
+      <w:ins w:id="164" w:author="Levine, Charles Roger CTR USARMY USMA (USA)" w:date="2026-10-12T22:45:00Z" w16du:dateUtc="2026-10-13T02:45:00Z">
+        <w:r>
+          <w:t xml:space="preserve">, the probability of assignment to group </w:t>
+        </w:r>
+      </w:ins>
+      <m:oMath>
+        <m:r>
+          <w:rPr>
+            <w:rFonts w:ascii="Cambria Math" w:hAnsi="Cambria Math"/>
+          </w:rPr>
+          <m:t>j</m:t>
+        </m:r>
+      </m:oMath>
+      <w:ins w:id="165" w:author="Levine, Charles Roger CTR USARMY USMA (USA)" w:date="2026-10-12T22:45:00Z" w16du:dateUtc="2026-10-13T02:45:00Z">
+        <w:r>
+          <w:t xml:space="preserve"> is</w:t>
+        </w:r>
+      </w:ins>
+      <w:del w:id="166" w:author="Levine, Charles Roger CTR USARMY USMA (USA)" w:date="2026-10-12T22:45:00Z" w16du:dateUtc="2026-10-13T02:45:00Z">
+        <w:r>
+          <w:delText xml:space="preserve">Before assignment, every group has zero members. Its centroid is initialized to the common population mean </w:delText>
+        </w:r>
+      </w:del>
       <m:oMath>
         <m:bar>
           <m:barPr>
             <m:pos m:val="top"/>
             <m:ctrlPr>
-              <w:rPr>
-                <w:rFonts w:ascii="Cambria Math" w:hAnsi="Cambria Math"/>
-              </w:rPr>
+              <w:del w:id="167" w:author="Levine, Charles Roger CTR USARMY USMA (USA)" w:date="2026-10-12T22:45:00Z" w16du:dateUtc="2026-10-13T02:45:00Z">
+                <w:rPr>
+                  <w:rFonts w:ascii="Cambria Math" w:hAnsi="Cambria Math"/>
+                </w:rPr>
+              </w:del>
             </m:ctrlPr>
           </m:barPr>
           <m:e>
             <m:r>
-              <w:rPr>
-                <w:rFonts w:ascii="Cambria Math" w:hAnsi="Cambria Math"/>
-              </w:rPr>
-              <m:t>A</m:t>
+              <w:del w:id="168" w:author="Levine, Charles Roger CTR USARMY USMA (USA)" w:date="2026-10-12T22:45:00Z" w16du:dateUtc="2026-10-13T02:45:00Z">
+                <w:rPr>
+                  <w:rFonts w:ascii="Cambria Math" w:hAnsi="Cambria Math"/>
+                </w:rPr>
+                <m:t>A</m:t>
+              </w:del>
             </m:r>
           </m:e>
         </m:bar>
       </m:oMath>
-      <w:r>
-        <w:t xml:space="preserve">. Individuals are considered in randomized order. Let </w:t>
-      </w:r>
+      <w:del w:id="169" w:author="Levine, Charles Roger CTR USARMY USMA (USA)" w:date="2026-10-12T22:45:00Z" w16du:dateUtc="2026-10-13T02:45:00Z">
+        <w:r>
+          <w:delText xml:space="preserve">. Individuals are considered in randomized order. Let </w:delText>
+        </w:r>
+      </w:del>
       <m:oMath>
         <m:sSubSup>
           <m:sSubSupPr>
             <m:ctrlPr>
-              <w:rPr>
-                <w:rFonts w:ascii="Cambria Math" w:hAnsi="Cambria Math"/>
-              </w:rPr>
+              <w:del w:id="170" w:author="Levine, Charles Roger CTR USARMY USMA (USA)" w:date="2026-10-12T22:45:00Z" w16du:dateUtc="2026-10-13T02:45:00Z">
+                <w:rPr>
+                  <w:rFonts w:ascii="Cambria Math" w:hAnsi="Cambria Math"/>
+                </w:rPr>
+              </w:del>
             </m:ctrlPr>
           </m:sSubSupPr>
           <m:e>
             <m:r>
-              <w:rPr>
-                <w:rFonts w:ascii="Cambria Math" w:hAnsi="Cambria Math"/>
-              </w:rPr>
-              <m:t>R</m:t>
+              <w:del w:id="171" w:author="Levine, Charles Roger CTR USARMY USMA (USA)" w:date="2026-10-12T22:45:00Z" w16du:dateUtc="2026-10-13T02:45:00Z">
+                <w:rPr>
+                  <w:rFonts w:ascii="Cambria Math" w:hAnsi="Cambria Math"/>
+                </w:rPr>
+                <m:t>R</m:t>
+              </w:del>
             </m:r>
           </m:e>
           <m:sub>
             <m:r>
-              <w:rPr>
-                <w:rFonts w:ascii="Cambria Math" w:hAnsi="Cambria Math"/>
-              </w:rPr>
-              <m:t>j</m:t>
+              <w:del w:id="172" w:author="Levine, Charles Roger CTR USARMY USMA (USA)" w:date="2026-10-12T22:45:00Z" w16du:dateUtc="2026-10-13T02:45:00Z">
+                <w:rPr>
+                  <w:rFonts w:ascii="Cambria Math" w:hAnsi="Cambria Math"/>
+                </w:rPr>
+                <m:t>j</m:t>
+              </w:del>
             </m:r>
           </m:sub>
           <m:sup>
             <m:r>
-              <m:rPr>
-                <m:sty m:val="p"/>
-              </m:rPr>
-              <w:rPr>
-                <w:rFonts w:ascii="Cambria Math" w:hAnsi="Cambria Math"/>
-              </w:rPr>
-              <m:t>(</m:t>
-            </m:r>
-            <m:r>
-              <w:rPr>
-                <w:rFonts w:ascii="Cambria Math" w:hAnsi="Cambria Math"/>
-              </w:rPr>
-              <m:t>m</m:t>
-            </m:r>
-            <m:r>
-              <m:rPr>
-                <m:sty m:val="p"/>
-              </m:rPr>
-              <w:rPr>
-                <w:rFonts w:ascii="Cambria Math" w:hAnsi="Cambria Math"/>
-              </w:rPr>
-              <m:t>)</m:t>
+              <w:del w:id="173" w:author="Levine, Charles Roger CTR USARMY USMA (USA)" w:date="2026-10-12T22:45:00Z" w16du:dateUtc="2026-10-13T02:45:00Z">
+                <m:rPr>
+                  <m:sty m:val="p"/>
+                </m:rPr>
+                <w:rPr>
+                  <w:rFonts w:ascii="Cambria Math" w:hAnsi="Cambria Math"/>
+                </w:rPr>
+                <m:t>(</m:t>
+              </w:del>
+            </m:r>
+            <m:r>
+              <w:del w:id="174" w:author="Levine, Charles Roger CTR USARMY USMA (USA)" w:date="2026-10-12T22:45:00Z" w16du:dateUtc="2026-10-13T02:45:00Z">
+                <w:rPr>
+                  <w:rFonts w:ascii="Cambria Math" w:hAnsi="Cambria Math"/>
+                </w:rPr>
+                <m:t>m</m:t>
+              </w:del>
+            </m:r>
+            <m:r>
+              <w:del w:id="175" w:author="Levine, Charles Roger CTR USARMY USMA (USA)" w:date="2026-10-12T22:45:00Z" w16du:dateUtc="2026-10-13T02:45:00Z">
+                <m:rPr>
+                  <m:sty m:val="p"/>
+                </m:rPr>
+                <w:rPr>
+                  <w:rFonts w:ascii="Cambria Math" w:hAnsi="Cambria Math"/>
+                </w:rPr>
+                <m:t>)</m:t>
+              </w:del>
             </m:r>
           </m:sup>
         </m:sSubSup>
       </m:oMath>
-      <w:r>
-        <w:t xml:space="preserve"> be the number of remaining places in group j at step m, and let </w:t>
-      </w:r>
+      <w:del w:id="176" w:author="Levine, Charles Roger CTR USARMY USMA (USA)" w:date="2026-10-12T22:45:00Z" w16du:dateUtc="2026-10-13T02:45:00Z">
+        <w:r>
+          <w:delText xml:space="preserve"> be the number of remaining places in group j at step m, and let </w:delText>
+        </w:r>
+      </w:del>
       <m:oMath>
         <m:sSubSup>
           <m:sSubSupPr>
             <m:ctrlPr>
-              <w:rPr>
-                <w:rFonts w:ascii="Cambria Math" w:hAnsi="Cambria Math"/>
-              </w:rPr>
+              <w:del w:id="177" w:author="Levine, Charles Roger CTR USARMY USMA (USA)" w:date="2026-10-12T22:45:00Z" w16du:dateUtc="2026-10-13T02:45:00Z">
+                <w:rPr>
+                  <w:rFonts w:ascii="Cambria Math" w:hAnsi="Cambria Math"/>
+                </w:rPr>
+              </w:del>
             </m:ctrlPr>
           </m:sSubSupPr>
           <m:e>
             <m:r>
-              <w:rPr>
-                <w:rFonts w:ascii="Cambria Math" w:hAnsi="Cambria Math"/>
-              </w:rPr>
-              <m:t>T</m:t>
+              <w:del w:id="178" w:author="Levine, Charles Roger CTR USARMY USMA (USA)" w:date="2026-10-12T22:45:00Z" w16du:dateUtc="2026-10-13T02:45:00Z">
+                <w:rPr>
+                  <w:rFonts w:ascii="Cambria Math" w:hAnsi="Cambria Math"/>
+                </w:rPr>
+                <m:t>T</m:t>
+              </w:del>
             </m:r>
           </m:e>
           <m:sub>
             <m:r>
-              <w:rPr>
-                <w:rFonts w:ascii="Cambria Math" w:hAnsi="Cambria Math"/>
-              </w:rPr>
-              <m:t>j</m:t>
+              <w:del w:id="179" w:author="Levine, Charles Roger CTR USARMY USMA (USA)" w:date="2026-10-12T22:45:00Z" w16du:dateUtc="2026-10-13T02:45:00Z">
+                <w:rPr>
+                  <w:rFonts w:ascii="Cambria Math" w:hAnsi="Cambria Math"/>
+                </w:rPr>
+                <m:t>j</m:t>
+              </w:del>
             </m:r>
           </m:sub>
           <m:sup>
             <m:r>
-              <m:rPr>
-                <m:sty m:val="p"/>
-              </m:rPr>
-              <w:rPr>
-                <w:rFonts w:ascii="Cambria Math" w:hAnsi="Cambria Math"/>
-              </w:rPr>
-              <m:t>(</m:t>
-            </m:r>
-            <m:r>
-              <w:rPr>
-                <w:rFonts w:ascii="Cambria Math" w:hAnsi="Cambria Math"/>
-              </w:rPr>
-              <m:t>m</m:t>
-            </m:r>
-            <m:r>
-              <m:rPr>
-                <m:sty m:val="p"/>
-              </m:rPr>
-              <w:rPr>
-                <w:rFonts w:ascii="Cambria Math" w:hAnsi="Cambria Math"/>
-              </w:rPr>
-              <m:t>)</m:t>
+              <w:del w:id="180" w:author="Levine, Charles Roger CTR USARMY USMA (USA)" w:date="2026-10-12T22:45:00Z" w16du:dateUtc="2026-10-13T02:45:00Z">
+                <m:rPr>
+                  <m:sty m:val="p"/>
+                </m:rPr>
+                <w:rPr>
+                  <w:rFonts w:ascii="Cambria Math" w:hAnsi="Cambria Math"/>
+                </w:rPr>
+                <m:t>(</m:t>
+              </w:del>
+            </m:r>
+            <m:r>
+              <w:del w:id="181" w:author="Levine, Charles Roger CTR USARMY USMA (USA)" w:date="2026-10-12T22:45:00Z" w16du:dateUtc="2026-10-13T02:45:00Z">
+                <w:rPr>
+                  <w:rFonts w:ascii="Cambria Math" w:hAnsi="Cambria Math"/>
+                </w:rPr>
+                <m:t>m</m:t>
+              </w:del>
+            </m:r>
+            <m:r>
+              <w:del w:id="182" w:author="Levine, Charles Roger CTR USARMY USMA (USA)" w:date="2026-10-12T22:45:00Z" w16du:dateUtc="2026-10-13T02:45:00Z">
+                <m:rPr>
+                  <m:sty m:val="p"/>
+                </m:rPr>
+                <w:rPr>
+                  <w:rFonts w:ascii="Cambria Math" w:hAnsi="Cambria Math"/>
+                </w:rPr>
+                <m:t>)</m:t>
+              </w:del>
             </m:r>
           </m:sup>
         </m:sSubSup>
       </m:oMath>
-      <w:r>
-        <w:t xml:space="preserve"> be its centroid just before the next assignment. For the individual </w:t>
-      </w:r>
+      <w:del w:id="183" w:author="Levine, Charles Roger CTR USARMY USMA (USA)" w:date="2026-10-12T22:45:00Z" w16du:dateUtc="2026-10-13T02:45:00Z">
+        <w:r>
+          <w:delText xml:space="preserve"> be its centroid just before the next assignment. For the individual </w:delText>
+        </w:r>
+      </w:del>
       <m:oMath>
         <m:r>
-          <w:rPr>
-            <w:rFonts w:ascii="Cambria Math" w:hAnsi="Cambria Math"/>
-          </w:rPr>
-          <m:t>i</m:t>
+          <w:del w:id="184" w:author="Levine, Charles Roger CTR USARMY USMA (USA)" w:date="2026-10-12T22:45:00Z" w16du:dateUtc="2026-10-13T02:45:00Z">
+            <w:rPr>
+              <w:rFonts w:ascii="Cambria Math" w:hAnsi="Cambria Math"/>
+            </w:rPr>
+            <m:t>i</m:t>
+          </w:del>
         </m:r>
       </m:oMath>
-      <w:r>
-        <w:t xml:space="preserve"> arriving at that step, the assignment probability </w:t>
-      </w:r>
-      <w:r>
-        <w:t xml:space="preserve">of assignment to  team </w:t>
-      </w:r>
+      <w:del w:id="185" w:author="Levine, Charles Roger CTR USARMY USMA (USA)" w:date="2026-10-12T22:45:00Z" w16du:dateUtc="2026-10-13T02:45:00Z">
+        <w:r>
+          <w:delText xml:space="preserve"> arriving at that step, the assignment probability </w:delText>
+        </w:r>
+        <w:r>
+          <w:delText xml:space="preserve">of assignment to  team </w:delText>
+        </w:r>
+      </w:del>
       <m:oMath>
         <m:r>
-          <w:rPr>
-            <w:rFonts w:ascii="Cambria Math" w:hAnsi="Cambria Math"/>
-          </w:rPr>
-          <m:t>j</m:t>
+          <w:del w:id="186" w:author="Levine, Charles Roger CTR USARMY USMA (USA)" w:date="2026-10-12T22:45:00Z" w16du:dateUtc="2026-10-13T02:45:00Z">
+            <w:rPr>
+              <w:rFonts w:ascii="Cambria Math" w:hAnsi="Cambria Math"/>
+            </w:rPr>
+            <m:t>j</m:t>
+          </w:del>
         </m:r>
       </m:oMath>
-      <w:r>
-        <w:t xml:space="preserve"> </w:t>
-      </w:r>
-      <w:r>
-        <w:t>is</w:t>
-      </w:r>
+      <w:del w:id="187" w:author="Levine, Charles Roger CTR USARMY USMA (USA)" w:date="2026-10-12T22:45:00Z" w16du:dateUtc="2026-10-13T02:45:00Z">
+        <w:r>
+          <w:delText xml:space="preserve"> </w:delText>
+        </w:r>
+        <w:r>
+          <w:delText>is</w:delText>
+        </w:r>
+      </w:del>
+    </w:p>
+    <w:p>
+      <w:pPr>
+        <w:rPr>
+          <w:ins w:id="188" w:author="Levine, Charles Roger CTR USARMY USMA (USA)" w:date="2026-10-12T22:47:00Z" w16du:dateUtc="2026-10-13T02:47:00Z"/>
+        </w:rPr>
+      </w:pPr>
     </w:p>
     <w:p>
       <w:pPr>
@@ -11004,65 +12727,339 @@
       </m:oMathPara>
     </w:p>
     <w:p>
-      <w:r>
-        <w:t xml:space="preserve">A full group has zero remaining capacity and receives zero probability. The factor </w:t>
-      </w:r>
+      <w:pPr>
+        <w:rPr>
+          <w:ins w:id="189" w:author="Levine, Charles Roger CTR USARMY USMA (USA)" w:date="2026-10-12T22:48:00Z"/>
+        </w:rPr>
+      </w:pPr>
+      <w:del w:id="190" w:author="Levine, Charles Roger CTR USARMY USMA (USA)" w:date="2026-10-12T22:48:00Z" w16du:dateUtc="2026-10-13T02:48:00Z">
+        <w:r>
+          <w:delText xml:space="preserve">A full group has zero remaining capacity and receives zero probability. The factor </w:delText>
+        </w:r>
+      </w:del>
       <m:oMath>
         <m:sSubSup>
           <m:sSubSupPr>
             <m:ctrlPr>
-              <w:rPr>
-                <w:rFonts w:ascii="Cambria Math" w:hAnsi="Cambria Math"/>
-              </w:rPr>
+              <w:del w:id="191" w:author="Levine, Charles Roger CTR USARMY USMA (USA)" w:date="2026-10-12T22:48:00Z" w16du:dateUtc="2026-10-13T02:48:00Z">
+                <w:rPr>
+                  <w:rFonts w:ascii="Cambria Math" w:hAnsi="Cambria Math"/>
+                </w:rPr>
+              </w:del>
             </m:ctrlPr>
           </m:sSubSupPr>
           <m:e>
             <m:r>
-              <w:rPr>
-                <w:rFonts w:ascii="Cambria Math" w:hAnsi="Cambria Math"/>
-              </w:rPr>
-              <m:t>R</m:t>
+              <w:del w:id="192" w:author="Levine, Charles Roger CTR USARMY USMA (USA)" w:date="2026-10-12T22:48:00Z" w16du:dateUtc="2026-10-13T02:48:00Z">
+                <w:rPr>
+                  <w:rFonts w:ascii="Cambria Math" w:hAnsi="Cambria Math"/>
+                </w:rPr>
+                <m:t>R</m:t>
+              </w:del>
             </m:r>
           </m:e>
           <m:sub>
             <m:r>
-              <w:rPr>
-                <w:rFonts w:ascii="Cambria Math" w:hAnsi="Cambria Math"/>
-              </w:rPr>
-              <m:t>j</m:t>
+              <w:del w:id="193" w:author="Levine, Charles Roger CTR USARMY USMA (USA)" w:date="2026-10-12T22:48:00Z" w16du:dateUtc="2026-10-13T02:48:00Z">
+                <w:rPr>
+                  <w:rFonts w:ascii="Cambria Math" w:hAnsi="Cambria Math"/>
+                </w:rPr>
+                <m:t>j</m:t>
+              </w:del>
             </m:r>
           </m:sub>
           <m:sup>
             <m:r>
-              <m:rPr>
-                <m:sty m:val="p"/>
-              </m:rPr>
-              <w:rPr>
-                <w:rFonts w:ascii="Cambria Math" w:hAnsi="Cambria Math"/>
-              </w:rPr>
-              <m:t>(</m:t>
-            </m:r>
-            <m:r>
-              <w:rPr>
-                <w:rFonts w:ascii="Cambria Math" w:hAnsi="Cambria Math"/>
-              </w:rPr>
-              <m:t>m</m:t>
-            </m:r>
-            <m:r>
-              <m:rPr>
-                <m:sty m:val="p"/>
-              </m:rPr>
-              <w:rPr>
-                <w:rFonts w:ascii="Cambria Math" w:hAnsi="Cambria Math"/>
-              </w:rPr>
-              <m:t>)</m:t>
+              <w:del w:id="194" w:author="Levine, Charles Roger CTR USARMY USMA (USA)" w:date="2026-10-12T22:48:00Z" w16du:dateUtc="2026-10-13T02:48:00Z">
+                <m:rPr>
+                  <m:sty m:val="p"/>
+                </m:rPr>
+                <w:rPr>
+                  <w:rFonts w:ascii="Cambria Math" w:hAnsi="Cambria Math"/>
+                </w:rPr>
+                <m:t>(</m:t>
+              </w:del>
+            </m:r>
+            <m:r>
+              <w:del w:id="195" w:author="Levine, Charles Roger CTR USARMY USMA (USA)" w:date="2026-10-12T22:48:00Z" w16du:dateUtc="2026-10-13T02:48:00Z">
+                <w:rPr>
+                  <w:rFonts w:ascii="Cambria Math" w:hAnsi="Cambria Math"/>
+                </w:rPr>
+                <m:t>m</m:t>
+              </w:del>
+            </m:r>
+            <m:r>
+              <w:del w:id="196" w:author="Levine, Charles Roger CTR USARMY USMA (USA)" w:date="2026-10-12T22:48:00Z" w16du:dateUtc="2026-10-13T02:48:00Z">
+                <m:rPr>
+                  <m:sty m:val="p"/>
+                </m:rPr>
+                <w:rPr>
+                  <w:rFonts w:ascii="Cambria Math" w:hAnsi="Cambria Math"/>
+                </w:rPr>
+                <m:t>)</m:t>
+              </w:del>
             </m:r>
           </m:sup>
         </m:sSubSup>
       </m:oMath>
-      <w:r>
-        <w:t xml:space="preserve"> accounts for available slots; the exponential term favors similarity between </w:t>
-      </w:r>
+      <w:del w:id="197" w:author="Levine, Charles Roger CTR USARMY USMA (USA)" w:date="2026-10-12T22:48:00Z" w16du:dateUtc="2026-10-13T02:48:00Z">
+        <w:r>
+          <w:delText xml:space="preserve"> accounts for available </w:delText>
+        </w:r>
+      </w:del>
+      <w:ins w:id="198" w:author="Levine, Charles Roger CTR USARMY USMA (USA)" w:date="2026-10-12T22:48:00Z" w16du:dateUtc="2026-10-13T02:48:00Z">
+        <w:r>
+          <w:t xml:space="preserve">The </w:t>
+        </w:r>
+      </w:ins>
+      <w:ins w:id="199" w:author="Levine, Charles Roger CTR USARMY USMA (USA)" w:date="2026-10-12T22:48:00Z">
+        <w:r>
+          <w:t xml:space="preserve">absolute difference </w:t>
+        </w:r>
+      </w:ins>
+      <m:oMath>
+        <m:d>
+          <m:dPr>
+            <m:begChr m:val="|"/>
+            <m:endChr m:val="|"/>
+            <m:ctrlPr>
+              <w:rPr>
+                <w:rFonts w:ascii="Cambria Math" w:hAnsi="Cambria Math"/>
+              </w:rPr>
+            </m:ctrlPr>
+          </m:dPr>
+          <m:e>
+            <m:sSub>
+              <m:sSubPr>
+                <m:ctrlPr>
+                  <w:rPr>
+                    <w:rFonts w:ascii="Cambria Math" w:hAnsi="Cambria Math"/>
+                  </w:rPr>
+                </m:ctrlPr>
+              </m:sSubPr>
+              <m:e>
+                <m:r>
+                  <w:rPr>
+                    <w:rFonts w:ascii="Cambria Math" w:hAnsi="Cambria Math"/>
+                  </w:rPr>
+                  <m:t>A</m:t>
+                </m:r>
+              </m:e>
+              <m:sub>
+                <m:r>
+                  <w:rPr>
+                    <w:rFonts w:ascii="Cambria Math" w:hAnsi="Cambria Math"/>
+                  </w:rPr>
+                  <m:t>i</m:t>
+                </m:r>
+              </m:sub>
+            </m:sSub>
+            <m:r>
+              <w:rPr>
+                <w:rFonts w:ascii="Cambria Math" w:hAnsi="Cambria Math"/>
+              </w:rPr>
+              <m:t>-</m:t>
+            </m:r>
+            <m:sSubSup>
+              <m:sSubSupPr>
+                <m:ctrlPr>
+                  <w:rPr>
+                    <w:rFonts w:ascii="Cambria Math" w:hAnsi="Cambria Math"/>
+                  </w:rPr>
+                </m:ctrlPr>
+              </m:sSubSupPr>
+              <m:e>
+                <m:r>
+                  <w:rPr>
+                    <w:rFonts w:ascii="Cambria Math" w:hAnsi="Cambria Math"/>
+                  </w:rPr>
+                  <m:t>T</m:t>
+                </m:r>
+              </m:e>
+              <m:sub>
+                <m:r>
+                  <w:rPr>
+                    <w:rFonts w:ascii="Cambria Math" w:hAnsi="Cambria Math"/>
+                  </w:rPr>
+                  <m:t>j</m:t>
+                </m:r>
+              </m:sub>
+              <m:sup>
+                <m:d>
+                  <m:dPr>
+                    <m:ctrlPr>
+                      <w:rPr>
+                        <w:rFonts w:ascii="Cambria Math" w:hAnsi="Cambria Math"/>
+                      </w:rPr>
+                    </m:ctrlPr>
+                  </m:dPr>
+                  <m:e>
+                    <m:r>
+                      <w:rPr>
+                        <w:rFonts w:ascii="Cambria Math" w:hAnsi="Cambria Math"/>
+                      </w:rPr>
+                      <m:t>m</m:t>
+                    </m:r>
+                  </m:e>
+                </m:d>
+              </m:sup>
+            </m:sSubSup>
+          </m:e>
+        </m:d>
+      </m:oMath>
+      <w:ins w:id="200" w:author="Levine, Charles Roger CTR USARMY USMA (USA)" w:date="2026-10-12T22:48:00Z">
+        <w:r>
+          <w:t xml:space="preserve"> measures the distance between the individual’s performance and the group’s current centroid. The exponential term decreases as that distance increases. Multiplying by </w:t>
+        </w:r>
+      </w:ins>
+      <m:oMath>
+        <m:sSubSup>
+          <m:sSubSupPr>
+            <m:ctrlPr>
+              <w:rPr>
+                <w:rFonts w:ascii="Cambria Math" w:hAnsi="Cambria Math"/>
+              </w:rPr>
+            </m:ctrlPr>
+          </m:sSubSupPr>
+          <m:e>
+            <m:r>
+              <w:rPr>
+                <w:rFonts w:ascii="Cambria Math" w:hAnsi="Cambria Math"/>
+              </w:rPr>
+              <m:t>R</m:t>
+            </m:r>
+          </m:e>
+          <m:sub>
+            <m:r>
+              <w:rPr>
+                <w:rFonts w:ascii="Cambria Math" w:hAnsi="Cambria Math"/>
+              </w:rPr>
+              <m:t>j</m:t>
+            </m:r>
+          </m:sub>
+          <m:sup>
+            <m:d>
+              <m:dPr>
+                <m:ctrlPr>
+                  <w:rPr>
+                    <w:rFonts w:ascii="Cambria Math" w:hAnsi="Cambria Math"/>
+                  </w:rPr>
+                </m:ctrlPr>
+              </m:dPr>
+              <m:e>
+                <m:r>
+                  <w:rPr>
+                    <w:rFonts w:ascii="Cambria Math" w:hAnsi="Cambria Math"/>
+                  </w:rPr>
+                  <m:t>m</m:t>
+                </m:r>
+              </m:e>
+            </m:d>
+          </m:sup>
+        </m:sSubSup>
+      </m:oMath>
+      <w:ins w:id="201" w:author="Levine, Charles Roger CTR USARMY USMA (USA)" w:date="2026-10-12T22:48:00Z">
+        <w:r>
+          <w:t xml:space="preserve"> accounts for the number of available places, and the denominator normalizes the weights so that the assignment probabilities sum to one. A full group has </w:t>
+        </w:r>
+      </w:ins>
+      <m:oMath>
+        <m:sSubSup>
+          <m:sSubSupPr>
+            <m:ctrlPr>
+              <w:rPr>
+                <w:rFonts w:ascii="Cambria Math" w:hAnsi="Cambria Math"/>
+              </w:rPr>
+            </m:ctrlPr>
+          </m:sSubSupPr>
+          <m:e>
+            <m:r>
+              <w:rPr>
+                <w:rFonts w:ascii="Cambria Math" w:hAnsi="Cambria Math"/>
+              </w:rPr>
+              <m:t>R</m:t>
+            </m:r>
+          </m:e>
+          <m:sub>
+            <m:r>
+              <w:rPr>
+                <w:rFonts w:ascii="Cambria Math" w:hAnsi="Cambria Math"/>
+              </w:rPr>
+              <m:t>j</m:t>
+            </m:r>
+          </m:sub>
+          <m:sup>
+            <m:d>
+              <m:dPr>
+                <m:ctrlPr>
+                  <w:rPr>
+                    <w:rFonts w:ascii="Cambria Math" w:hAnsi="Cambria Math"/>
+                  </w:rPr>
+                </m:ctrlPr>
+              </m:dPr>
+              <m:e>
+                <m:r>
+                  <w:rPr>
+                    <w:rFonts w:ascii="Cambria Math" w:hAnsi="Cambria Math"/>
+                  </w:rPr>
+                  <m:t>m</m:t>
+                </m:r>
+              </m:e>
+            </m:d>
+          </m:sup>
+        </m:sSubSup>
+        <m:r>
+          <w:rPr>
+            <w:rFonts w:ascii="Cambria Math" w:hAnsi="Cambria Math"/>
+          </w:rPr>
+          <m:t>=0</m:t>
+        </m:r>
+      </m:oMath>
+      <w:ins w:id="202" w:author="Levine, Charles Roger CTR USARMY USMA (USA)" w:date="2026-10-12T22:48:00Z">
+        <w:r>
+          <w:t xml:space="preserve"> and cannot receive another individual.</w:t>
+        </w:r>
+      </w:ins>
+    </w:p>
+    <w:p>
+      <w:pPr>
+        <w:rPr>
+          <w:ins w:id="203" w:author="Levine, Charles Roger CTR USARMY USMA (USA)" w:date="2026-10-12T22:48:00Z"/>
+        </w:rPr>
+      </w:pPr>
+      <w:ins w:id="204" w:author="Levine, Charles Roger CTR USARMY USMA (USA)" w:date="2026-10-12T22:48:00Z">
+        <w:r>
+          <w:t>The procedure can be stated step by step:</w:t>
+        </w:r>
+      </w:ins>
+    </w:p>
+    <w:p>
+      <w:pPr>
+        <w:numPr>
+          <w:ilvl w:val="0"/>
+          <w:numId w:val="16"/>
+        </w:numPr>
+        <w:spacing w:after="0" w:line="240" w:lineRule="auto"/>
+        <w:rPr>
+          <w:ins w:id="205" w:author="Levine, Charles Roger CTR USARMY USMA (USA)" w:date="2026-10-12T22:48:00Z"/>
+        </w:rPr>
+        <w:pPrChange w:id="206" w:author="Levine, Charles Roger CTR USARMY USMA (USA)" w:date="2026-10-12T22:50:00Z" w16du:dateUtc="2026-10-13T02:50:00Z">
+          <w:pPr>
+            <w:numPr>
+              <w:numId w:val="16"/>
+            </w:numPr>
+            <w:tabs>
+              <w:tab w:val="num" w:pos="720"/>
+            </w:tabs>
+            <w:ind w:left="720" w:hanging="360"/>
+          </w:pPr>
+        </w:pPrChange>
+      </w:pPr>
+      <w:ins w:id="207" w:author="Levine, Charles Roger CTR USARMY USMA (USA)" w:date="2026-10-12T22:48:00Z">
+        <w:r>
+          <w:t xml:space="preserve">Initialize every group with zero members, </w:t>
+        </w:r>
+      </w:ins>
       <m:oMath>
         <m:sSub>
           <m:sSubPr>
@@ -11077,7 +13074,7 @@
               <w:rPr>
                 <w:rFonts w:ascii="Cambria Math" w:hAnsi="Cambria Math"/>
               </w:rPr>
-              <m:t>A</m:t>
+              <m:t>R</m:t>
             </m:r>
           </m:e>
           <m:sub>
@@ -11085,22 +13082,269 @@
               <w:rPr>
                 <w:rFonts w:ascii="Cambria Math" w:hAnsi="Cambria Math"/>
               </w:rPr>
-              <m:t>i</m:t>
+              <m:t>j</m:t>
             </m:r>
           </m:sub>
         </m:sSub>
-      </m:oMath>
-      <w:r>
-        <w:t xml:space="preserve"> and the current group centroid. The parameter ρ ≥ 0 controls that similarity preference. This capacity factor belongs to constrained allocation and should not be described as degree-based preferential attachment to already popular groups.</w:t>
-      </w:r>
+        <m:r>
+          <w:rPr>
+            <w:rFonts w:ascii="Cambria Math" w:hAnsi="Cambria Math"/>
+          </w:rPr>
+          <m:t>=</m:t>
+        </m:r>
+        <m:sSub>
+          <m:sSubPr>
+            <m:ctrlPr>
+              <w:rPr>
+                <w:rFonts w:ascii="Cambria Math" w:hAnsi="Cambria Math"/>
+              </w:rPr>
+            </m:ctrlPr>
+          </m:sSubPr>
+          <m:e>
+            <m:r>
+              <w:rPr>
+                <w:rFonts w:ascii="Cambria Math" w:hAnsi="Cambria Math"/>
+              </w:rPr>
+              <m:t>n</m:t>
+            </m:r>
+          </m:e>
+          <m:sub>
+            <m:r>
+              <w:rPr>
+                <w:rFonts w:ascii="Cambria Math" w:hAnsi="Cambria Math"/>
+              </w:rPr>
+              <m:t>j</m:t>
+            </m:r>
+          </m:sub>
+        </m:sSub>
+      </m:oMath>
+      <w:ins w:id="208" w:author="Levine, Charles Roger CTR USARMY USMA (USA)" w:date="2026-10-12T22:48:00Z">
+        <w:r>
+          <w:t xml:space="preserve">, and </w:t>
+        </w:r>
+      </w:ins>
+      <m:oMath>
+        <m:sSub>
+          <m:sSubPr>
+            <m:ctrlPr>
+              <w:rPr>
+                <w:rFonts w:ascii="Cambria Math" w:hAnsi="Cambria Math"/>
+              </w:rPr>
+            </m:ctrlPr>
+          </m:sSubPr>
+          <m:e>
+            <m:r>
+              <w:rPr>
+                <w:rFonts w:ascii="Cambria Math" w:hAnsi="Cambria Math"/>
+              </w:rPr>
+              <m:t>T</m:t>
+            </m:r>
+          </m:e>
+          <m:sub>
+            <m:r>
+              <w:rPr>
+                <w:rFonts w:ascii="Cambria Math" w:hAnsi="Cambria Math"/>
+              </w:rPr>
+              <m:t>j</m:t>
+            </m:r>
+          </m:sub>
+        </m:sSub>
+        <m:r>
+          <w:rPr>
+            <w:rFonts w:ascii="Cambria Math" w:hAnsi="Cambria Math"/>
+          </w:rPr>
+          <m:t>=</m:t>
+        </m:r>
+        <m:acc>
+          <m:accPr>
+            <m:chr m:val="̅"/>
+            <m:ctrlPr>
+              <w:rPr>
+                <w:rFonts w:ascii="Cambria Math" w:hAnsi="Cambria Math"/>
+              </w:rPr>
+            </m:ctrlPr>
+          </m:accPr>
+          <m:e>
+            <m:r>
+              <w:rPr>
+                <w:rFonts w:ascii="Cambria Math" w:hAnsi="Cambria Math"/>
+              </w:rPr>
+              <m:t>A</m:t>
+            </m:r>
+          </m:e>
+        </m:acc>
+      </m:oMath>
+      <w:ins w:id="209" w:author="Levine, Charles Roger CTR USARMY USMA (USA)" w:date="2026-10-12T22:48:00Z">
+        <w:r>
+          <w:t>.</w:t>
+        </w:r>
+      </w:ins>
     </w:p>
     <w:p>
       <w:pPr>
-        <w:pStyle w:val="BodyText"/>
+        <w:numPr>
+          <w:ilvl w:val="0"/>
+          <w:numId w:val="16"/>
+        </w:numPr>
+        <w:spacing w:after="0" w:line="240" w:lineRule="auto"/>
+        <w:rPr>
+          <w:ins w:id="210" w:author="Levine, Charles Roger CTR USARMY USMA (USA)" w:date="2026-10-12T22:48:00Z"/>
+        </w:rPr>
+        <w:pPrChange w:id="211" w:author="Levine, Charles Roger CTR USARMY USMA (USA)" w:date="2026-10-12T22:50:00Z" w16du:dateUtc="2026-10-13T02:50:00Z">
+          <w:pPr>
+            <w:numPr>
+              <w:numId w:val="16"/>
+            </w:numPr>
+            <w:tabs>
+              <w:tab w:val="num" w:pos="720"/>
+            </w:tabs>
+            <w:ind w:left="720" w:hanging="360"/>
+          </w:pPr>
+        </w:pPrChange>
       </w:pPr>
-      <w:r>
-        <w:t xml:space="preserve">When the first person joins a group, that person’s </w:t>
-      </w:r>
+      <w:ins w:id="212" w:author="Levine, Charles Roger CTR USARMY USMA (USA)" w:date="2026-10-12T22:48:00Z">
+        <w:r>
+          <w:t xml:space="preserve">Randomly order the </w:t>
+        </w:r>
+      </w:ins>
+      <m:oMath>
+        <m:r>
+          <w:rPr>
+            <w:rFonts w:ascii="Cambria Math" w:hAnsi="Cambria Math"/>
+          </w:rPr>
+          <m:t>N</m:t>
+        </m:r>
+      </m:oMath>
+      <w:ins w:id="213" w:author="Levine, Charles Roger CTR USARMY USMA (USA)" w:date="2026-10-12T22:48:00Z">
+        <w:r>
+          <w:t xml:space="preserve"> individuals.</w:t>
+        </w:r>
+      </w:ins>
+    </w:p>
+    <w:p>
+      <w:pPr>
+        <w:numPr>
+          <w:ilvl w:val="0"/>
+          <w:numId w:val="16"/>
+        </w:numPr>
+        <w:spacing w:after="0" w:line="240" w:lineRule="auto"/>
+        <w:rPr>
+          <w:ins w:id="214" w:author="Levine, Charles Roger CTR USARMY USMA (USA)" w:date="2026-10-12T22:48:00Z"/>
+        </w:rPr>
+        <w:pPrChange w:id="215" w:author="Levine, Charles Roger CTR USARMY USMA (USA)" w:date="2026-10-12T22:50:00Z" w16du:dateUtc="2026-10-13T02:50:00Z">
+          <w:pPr>
+            <w:numPr>
+              <w:numId w:val="16"/>
+            </w:numPr>
+            <w:tabs>
+              <w:tab w:val="num" w:pos="720"/>
+            </w:tabs>
+            <w:ind w:left="720" w:hanging="360"/>
+          </w:pPr>
+        </w:pPrChange>
+      </w:pPr>
+      <w:ins w:id="216" w:author="Levine, Charles Roger CTR USARMY USMA (USA)" w:date="2026-10-12T22:48:00Z">
+        <w:r>
+          <w:t>For the next individual, calculate the assignment probabilities from the current capacities and centroids.</w:t>
+        </w:r>
+      </w:ins>
+    </w:p>
+    <w:p>
+      <w:pPr>
+        <w:numPr>
+          <w:ilvl w:val="0"/>
+          <w:numId w:val="16"/>
+        </w:numPr>
+        <w:spacing w:after="0" w:line="240" w:lineRule="auto"/>
+        <w:rPr>
+          <w:ins w:id="217" w:author="Levine, Charles Roger CTR USARMY USMA (USA)" w:date="2026-10-12T22:48:00Z"/>
+        </w:rPr>
+        <w:pPrChange w:id="218" w:author="Levine, Charles Roger CTR USARMY USMA (USA)" w:date="2026-10-12T22:50:00Z" w16du:dateUtc="2026-10-13T02:50:00Z">
+          <w:pPr>
+            <w:numPr>
+              <w:numId w:val="16"/>
+            </w:numPr>
+            <w:tabs>
+              <w:tab w:val="num" w:pos="720"/>
+            </w:tabs>
+            <w:ind w:left="720" w:hanging="360"/>
+          </w:pPr>
+        </w:pPrChange>
+      </w:pPr>
+      <w:ins w:id="219" w:author="Levine, Charles Roger CTR USARMY USMA (USA)" w:date="2026-10-12T22:48:00Z">
+        <w:r>
+          <w:t>Draw one group according to those probabilities and assign the individual to it.</w:t>
+        </w:r>
+      </w:ins>
+    </w:p>
+    <w:p>
+      <w:pPr>
+        <w:numPr>
+          <w:ilvl w:val="0"/>
+          <w:numId w:val="16"/>
+        </w:numPr>
+        <w:spacing w:after="0" w:line="240" w:lineRule="auto"/>
+        <w:rPr>
+          <w:ins w:id="220" w:author="Levine, Charles Roger CTR USARMY USMA (USA)" w:date="2026-10-12T22:48:00Z"/>
+        </w:rPr>
+        <w:pPrChange w:id="221" w:author="Levine, Charles Roger CTR USARMY USMA (USA)" w:date="2026-10-12T22:50:00Z" w16du:dateUtc="2026-10-13T02:50:00Z">
+          <w:pPr>
+            <w:numPr>
+              <w:numId w:val="16"/>
+            </w:numPr>
+            <w:tabs>
+              <w:tab w:val="num" w:pos="720"/>
+            </w:tabs>
+            <w:ind w:left="720" w:hanging="360"/>
+          </w:pPr>
+        </w:pPrChange>
+      </w:pPr>
+      <w:ins w:id="222" w:author="Levine, Charles Roger CTR USARMY USMA (USA)" w:date="2026-10-12T22:48:00Z">
+        <w:r>
+          <w:t>Reduce that group’s remaining capacity by one and update its centroid to the mean performance of its assigned members.</w:t>
+        </w:r>
+      </w:ins>
+    </w:p>
+    <w:p>
+      <w:pPr>
+        <w:numPr>
+          <w:ilvl w:val="0"/>
+          <w:numId w:val="16"/>
+        </w:numPr>
+        <w:spacing w:after="0" w:line="240" w:lineRule="auto"/>
+        <w:rPr>
+          <w:ins w:id="223" w:author="Levine, Charles Roger CTR USARMY USMA (USA)" w:date="2026-10-12T22:48:00Z"/>
+        </w:rPr>
+        <w:pPrChange w:id="224" w:author="Levine, Charles Roger CTR USARMY USMA (USA)" w:date="2026-10-12T22:50:00Z" w16du:dateUtc="2026-10-13T02:50:00Z">
+          <w:pPr>
+            <w:numPr>
+              <w:numId w:val="16"/>
+            </w:numPr>
+            <w:tabs>
+              <w:tab w:val="num" w:pos="720"/>
+            </w:tabs>
+            <w:ind w:left="720" w:hanging="360"/>
+          </w:pPr>
+        </w:pPrChange>
+      </w:pPr>
+      <w:ins w:id="225" w:author="Levine, Charles Roger CTR USARMY USMA (USA)" w:date="2026-10-12T22:48:00Z">
+        <w:r>
+          <w:t>Repeat until every individual has been assigned.</w:t>
+        </w:r>
+      </w:ins>
+    </w:p>
+    <w:p>
+      <w:pPr>
+        <w:rPr>
+          <w:ins w:id="226" w:author="Levine, Charles Roger CTR USARMY USMA (USA)" w:date="2026-10-12T22:48:00Z"/>
+        </w:rPr>
+      </w:pPr>
+      <w:ins w:id="227" w:author="Levine, Charles Roger CTR USARMY USMA (USA)" w:date="2026-10-12T22:48:00Z">
+        <w:r>
+          <w:lastRenderedPageBreak/>
+          <w:t xml:space="preserve">The initial population mean is only a reference for empty groups; it is not counted as an additional observation when a centroid is updated. Once assignment is complete, </w:t>
+        </w:r>
+      </w:ins>
       <m:oMath>
         <m:sSub>
           <m:sSubPr>
@@ -11115,7 +13359,7 @@
               <w:rPr>
                 <w:rFonts w:ascii="Cambria Math" w:hAnsi="Cambria Math"/>
               </w:rPr>
-              <m:t>A</m:t>
+              <m:t>T</m:t>
             </m:r>
           </m:e>
           <m:sub>
@@ -11123,14 +13367,16 @@
               <w:rPr>
                 <w:rFonts w:ascii="Cambria Math" w:hAnsi="Cambria Math"/>
               </w:rPr>
-              <m:t>i</m:t>
+              <m:t>j</m:t>
             </m:r>
           </m:sub>
         </m:sSub>
       </m:oMath>
-      <w:r>
-        <w:t xml:space="preserve"> becomes its centroid. After every subsequent assignment, the centroid becomes the mean A of its current members. Once assignment ends, </w:t>
-      </w:r>
+      <w:ins w:id="228" w:author="Levine, Charles Roger CTR USARMY USMA (USA)" w:date="2026-10-12T22:48:00Z">
+        <w:r>
+          <w:t xml:space="preserve"> is the final mean of the group’s </w:t>
+        </w:r>
+      </w:ins>
       <m:oMath>
         <m:sSub>
           <m:sSubPr>
@@ -11145,7 +13391,7 @@
               <w:rPr>
                 <w:rFonts w:ascii="Cambria Math" w:hAnsi="Cambria Math"/>
               </w:rPr>
-              <m:t>T</m:t>
+              <m:t>n</m:t>
             </m:r>
           </m:e>
           <m:sub>
@@ -11158,242 +13404,279 @@
           </m:sub>
         </m:sSub>
       </m:oMath>
-      <w:r>
-        <w:t xml:space="preserve"> is the final group mean, including all </w:t>
-      </w:r>
+      <w:ins w:id="229" w:author="Levine, Charles Roger CTR USARMY USMA (USA)" w:date="2026-10-12T22:48:00Z">
+        <w:r>
+          <w:t xml:space="preserve"> members. Because total capacity equals </w:t>
+        </w:r>
+      </w:ins>
+      <m:oMath>
+        <m:r>
+          <w:rPr>
+            <w:rFonts w:ascii="Cambria Math" w:hAnsi="Cambria Math"/>
+          </w:rPr>
+          <m:t>N</m:t>
+        </m:r>
+      </m:oMath>
+      <w:ins w:id="230" w:author="Levine, Charles Roger CTR USARMY USMA (USA)" w:date="2026-10-12T22:48:00Z">
+        <w:r>
+          <w:t>, the procedure fills every group exactly.</w:t>
+        </w:r>
+      </w:ins>
+    </w:p>
+    <w:p>
+      <w:pPr>
+        <w:rPr>
+          <w:del w:id="231" w:author="Levine, Charles Roger CTR USARMY USMA (USA)" w:date="2026-10-12T22:48:00Z" w16du:dateUtc="2026-10-13T02:48:00Z"/>
+        </w:rPr>
+      </w:pPr>
+      <w:ins w:id="232" w:author="Levine, Charles Roger CTR USARMY USMA (USA)" w:date="2026-10-12T22:48:00Z">
+        <w:r>
+          <w:t xml:space="preserve">At </w:t>
+        </w:r>
+      </w:ins>
+      <m:oMath>
+        <m:r>
+          <w:rPr>
+            <w:rFonts w:ascii="Cambria Math" w:hAnsi="Cambria Math"/>
+          </w:rPr>
+          <m:t>ρ=0</m:t>
+        </m:r>
+      </m:oMath>
+      <w:ins w:id="233" w:author="Levine, Charles Roger CTR USARMY USMA (USA)" w:date="2026-10-12T22:48:00Z">
+        <w:r>
+          <w:t xml:space="preserve">, the similarity terms all equal one. Assignment probabilities then reduce to remaining group capacity divided by total remaining capacity. This is equivalent to choosing uniformly among all remaining membership places. Positive </w:t>
+        </w:r>
+      </w:ins>
+      <m:oMath>
+        <m:r>
+          <w:rPr>
+            <w:rFonts w:ascii="Cambria Math" w:hAnsi="Cambria Math"/>
+          </w:rPr>
+          <m:t>ρ</m:t>
+        </m:r>
+      </m:oMath>
+      <w:ins w:id="234" w:author="Levine, Charles Roger CTR USARMY USMA (USA)" w:date="2026-10-12T22:48:00Z">
+        <w:r>
+          <w:t xml:space="preserve"> introduces a preference for similar performance, but does not remove randomness. Because each assignment changes a centroid, the arrival order and earlier random choices can influence subsequent assignments and the final groups.</w:t>
+        </w:r>
+      </w:ins>
+      <w:del w:id="235" w:author="Levine, Charles Roger CTR USARMY USMA (USA)" w:date="2026-10-12T22:48:00Z" w16du:dateUtc="2026-10-13T02:48:00Z">
+        <w:r>
+          <w:delText xml:space="preserve">slots; the exponential term favors similarity between </w:delText>
+        </w:r>
+      </w:del>
       <m:oMath>
         <m:sSub>
           <m:sSubPr>
             <m:ctrlPr>
-              <w:rPr>
-                <w:rFonts w:ascii="Cambria Math" w:hAnsi="Cambria Math"/>
-              </w:rPr>
+              <w:del w:id="236" w:author="Levine, Charles Roger CTR USARMY USMA (USA)" w:date="2026-10-12T22:48:00Z" w16du:dateUtc="2026-10-13T02:48:00Z">
+                <w:rPr>
+                  <w:rFonts w:ascii="Cambria Math" w:hAnsi="Cambria Math"/>
+                </w:rPr>
+              </w:del>
             </m:ctrlPr>
           </m:sSubPr>
           <m:e>
             <m:r>
-              <w:rPr>
-                <w:rFonts w:ascii="Cambria Math" w:hAnsi="Cambria Math"/>
-              </w:rPr>
-              <m:t>n</m:t>
+              <w:del w:id="237" w:author="Levine, Charles Roger CTR USARMY USMA (USA)" w:date="2026-10-12T22:48:00Z" w16du:dateUtc="2026-10-13T02:48:00Z">
+                <w:rPr>
+                  <w:rFonts w:ascii="Cambria Math" w:hAnsi="Cambria Math"/>
+                </w:rPr>
+                <m:t>A</m:t>
+              </w:del>
             </m:r>
           </m:e>
           <m:sub>
             <m:r>
-              <w:rPr>
-                <w:rFonts w:ascii="Cambria Math" w:hAnsi="Cambria Math"/>
-              </w:rPr>
-              <m:t>j</m:t>
+              <w:del w:id="238" w:author="Levine, Charles Roger CTR USARMY USMA (USA)" w:date="2026-10-12T22:48:00Z" w16du:dateUtc="2026-10-13T02:48:00Z">
+                <w:rPr>
+                  <w:rFonts w:ascii="Cambria Math" w:hAnsi="Cambria Math"/>
+                </w:rPr>
+                <m:t>i</m:t>
+              </w:del>
             </m:r>
           </m:sub>
         </m:sSub>
       </m:oMath>
-      <w:r>
-        <w:t xml:space="preserve"> members. Provided total capacity equals </w:t>
-      </w:r>
-      <m:oMath>
-        <m:r>
-          <w:rPr>
-            <w:rFonts w:ascii="Cambria Math" w:hAnsi="Cambria Math"/>
-          </w:rPr>
-          <m:t>N</m:t>
-        </m:r>
-      </m:oMath>
-      <w:r>
-        <w:t>, the sequential procedure assigns every individual and fills every group exactly.</w:t>
-      </w:r>
+      <w:del w:id="239" w:author="Levine, Charles Roger CTR USARMY USMA (USA)" w:date="2026-10-12T22:48:00Z" w16du:dateUtc="2026-10-13T02:48:00Z">
+        <w:r>
+          <w:delText xml:space="preserve"> and the current group centroid. The parameter ρ ≥ 0 controls that similarity preference. This capacity factor belongs to constrained allocation and should not be described as degree-based preferential attachment to already popular groups.</w:delText>
+        </w:r>
+      </w:del>
     </w:p>
     <w:p>
       <w:pPr>
-        <w:pStyle w:val="BodyText"/>
+        <w:rPr>
+          <w:del w:id="240" w:author="Levine, Charles Roger CTR USARMY USMA (USA)" w:date="2026-10-12T22:48:00Z" w16du:dateUtc="2026-10-13T02:48:00Z"/>
+        </w:rPr>
       </w:pPr>
-      <w:r>
-        <w:t xml:space="preserve">We introduce a nonnegative similarity-preference parameter </w:t>
-      </w:r>
-      <m:oMath>
-        <m:r>
-          <w:rPr>
-            <w:rFonts w:ascii="Cambria Math" w:hAnsi="Cambria Math"/>
-          </w:rPr>
-          <m:t>ρ</m:t>
-        </m:r>
-      </m:oMath>
-      <w:r>
-        <w:t xml:space="preserve">. At </w:t>
-      </w:r>
-      <m:oMath>
-        <m:r>
-          <w:rPr>
-            <w:rFonts w:ascii="Cambria Math" w:hAnsi="Cambria Math"/>
-          </w:rPr>
-          <m:t>ρ</m:t>
-        </m:r>
-        <m:r>
-          <m:rPr>
-            <m:sty m:val="p"/>
-          </m:rPr>
-          <w:rPr>
-            <w:rFonts w:ascii="Cambria Math" w:hAnsi="Cambria Math"/>
-          </w:rPr>
-          <m:t>=</m:t>
-        </m:r>
-        <m:r>
-          <w:rPr>
-            <w:rFonts w:ascii="Cambria Math" w:hAnsi="Cambria Math"/>
-          </w:rPr>
-          <m:t>0</m:t>
-        </m:r>
-      </m:oMath>
-      <w:r>
-        <w:t xml:space="preserve">, assignment probabilities reduce to remaining capacity divided by the total remaining capacity. Choosing a group this way is equivalent to choosing uniformly among the remaining membership slots. Increasing </w:t>
-      </w:r>
-      <m:oMath>
-        <m:r>
-          <w:rPr>
-            <w:rFonts w:ascii="Cambria Math" w:hAnsi="Cambria Math"/>
-          </w:rPr>
-          <m:t>ρ</m:t>
-        </m:r>
-      </m:oMath>
-      <w:r>
-        <w:t xml:space="preserve"> gives greater preference to groups whose current mean is closer to the arriving individual’s </w:t>
-      </w:r>
+      <w:del w:id="241" w:author="Levine, Charles Roger CTR USARMY USMA (USA)" w:date="2026-10-12T22:48:00Z" w16du:dateUtc="2026-10-13T02:48:00Z">
+        <w:r>
+          <w:delText xml:space="preserve">When the first person joins a group, that person’s </w:delText>
+        </w:r>
+      </w:del>
       <m:oMath>
         <m:sSub>
           <m:sSubPr>
             <m:ctrlPr>
-              <w:rPr>
-                <w:rFonts w:ascii="Cambria Math" w:hAnsi="Cambria Math"/>
-              </w:rPr>
+              <w:del w:id="242" w:author="Levine, Charles Roger CTR USARMY USMA (USA)" w:date="2026-10-12T22:48:00Z" w16du:dateUtc="2026-10-13T02:48:00Z">
+                <w:rPr>
+                  <w:rFonts w:ascii="Cambria Math" w:hAnsi="Cambria Math"/>
+                </w:rPr>
+              </w:del>
             </m:ctrlPr>
           </m:sSubPr>
           <m:e>
             <m:r>
-              <w:rPr>
-                <w:rFonts w:ascii="Cambria Math" w:hAnsi="Cambria Math"/>
-              </w:rPr>
-              <m:t>A</m:t>
+              <w:del w:id="243" w:author="Levine, Charles Roger CTR USARMY USMA (USA)" w:date="2026-10-12T22:48:00Z" w16du:dateUtc="2026-10-13T02:48:00Z">
+                <w:rPr>
+                  <w:rFonts w:ascii="Cambria Math" w:hAnsi="Cambria Math"/>
+                </w:rPr>
+                <m:t>A</m:t>
+              </w:del>
             </m:r>
           </m:e>
           <m:sub>
             <m:r>
-              <w:rPr>
-                <w:rFonts w:ascii="Cambria Math" w:hAnsi="Cambria Math"/>
-              </w:rPr>
-              <m:t>i</m:t>
+              <w:del w:id="244" w:author="Levine, Charles Roger CTR USARMY USMA (USA)" w:date="2026-10-12T22:48:00Z" w16du:dateUtc="2026-10-13T02:48:00Z">
+                <w:rPr>
+                  <w:rFonts w:ascii="Cambria Math" w:hAnsi="Cambria Math"/>
+                </w:rPr>
+                <m:t>i</m:t>
+              </w:del>
             </m:r>
           </m:sub>
         </m:sSub>
       </m:oMath>
-      <w:r>
-        <w:t>. Because the centroids evolve, the assignment order and random choices can affect the final partition.</w:t>
-      </w:r>
-    </w:p>
-    <w:p>
-      <w:pPr>
-        <w:pStyle w:val="Heading2"/>
-      </w:pPr>
-      <w:bookmarkStart w:id="24" w:name="preference-and-realized-sorting"/>
-      <w:bookmarkEnd w:id="23"/>
-      <w:r>
-        <w:t>4.6.3 Preference and realized sorting</w:t>
-      </w:r>
-    </w:p>
-    <w:p>
-      <w:r>
-        <w:t xml:space="preserve">The parameter </w:t>
-      </w:r>
-      <m:oMath>
-        <m:r>
-          <w:rPr>
-            <w:rFonts w:ascii="Cambria Math" w:hAnsi="Cambria Math"/>
-          </w:rPr>
-          <m:t>ρ</m:t>
-        </m:r>
-      </m:oMath>
-      <w:r>
-        <w:t xml:space="preserve"> governs a generative preference. It does not directly measure the sorting realized in a completed population. We summarize realized sorting by </w:t>
-      </w:r>
+      <w:del w:id="245" w:author="Levine, Charles Roger CTR USARMY USMA (USA)" w:date="2026-10-12T22:48:00Z" w16du:dateUtc="2026-10-13T02:48:00Z">
+        <w:r>
+          <w:delText xml:space="preserve"> becomes its centroid. After every subsequent assignment, the centroid becomes the mean A of its current members. Once assignment ends, </w:delText>
+        </w:r>
+      </w:del>
       <m:oMath>
         <m:sSub>
           <m:sSubPr>
             <m:ctrlPr>
-              <w:rPr>
-                <w:rFonts w:ascii="Cambria Math" w:hAnsi="Cambria Math"/>
-              </w:rPr>
+              <w:del w:id="246" w:author="Levine, Charles Roger CTR USARMY USMA (USA)" w:date="2026-10-12T22:48:00Z" w16du:dateUtc="2026-10-13T02:48:00Z">
+                <w:rPr>
+                  <w:rFonts w:ascii="Cambria Math" w:hAnsi="Cambria Math"/>
+                </w:rPr>
+              </w:del>
             </m:ctrlPr>
           </m:sSubPr>
           <m:e>
             <m:r>
-              <w:rPr>
-                <w:rFonts w:ascii="Cambria Math" w:hAnsi="Cambria Math"/>
-              </w:rPr>
-              <m:t>H</m:t>
+              <w:del w:id="247" w:author="Levine, Charles Roger CTR USARMY USMA (USA)" w:date="2026-10-12T22:48:00Z" w16du:dateUtc="2026-10-13T02:48:00Z">
+                <w:rPr>
+                  <w:rFonts w:ascii="Cambria Math" w:hAnsi="Cambria Math"/>
+                </w:rPr>
+                <m:t>T</m:t>
+              </w:del>
             </m:r>
           </m:e>
           <m:sub>
             <m:r>
-              <m:rPr>
-                <m:sty m:val="p"/>
-              </m:rPr>
-              <w:rPr>
-                <w:rFonts w:ascii="Cambria Math" w:hAnsi="Cambria Math"/>
-              </w:rPr>
-              <m:t>sort</m:t>
+              <w:del w:id="248" w:author="Levine, Charles Roger CTR USARMY USMA (USA)" w:date="2026-10-12T22:48:00Z" w16du:dateUtc="2026-10-13T02:48:00Z">
+                <w:rPr>
+                  <w:rFonts w:ascii="Cambria Math" w:hAnsi="Cambria Math"/>
+                </w:rPr>
+                <m:t>j</m:t>
+              </w:del>
             </m:r>
           </m:sub>
         </m:sSub>
       </m:oMath>
-      <w:r>
-        <w:t xml:space="preserve">, the fraction of total variation in </w:t>
-      </w:r>
+      <w:del w:id="249" w:author="Levine, Charles Roger CTR USARMY USMA (USA)" w:date="2026-10-12T22:48:00Z" w16du:dateUtc="2026-10-13T02:48:00Z">
+        <w:r>
+          <w:delText xml:space="preserve"> is the final group mean, including all </w:delText>
+        </w:r>
+      </w:del>
+      <m:oMath>
+        <m:sSub>
+          <m:sSubPr>
+            <m:ctrlPr>
+              <w:del w:id="250" w:author="Levine, Charles Roger CTR USARMY USMA (USA)" w:date="2026-10-12T22:48:00Z" w16du:dateUtc="2026-10-13T02:48:00Z">
+                <w:rPr>
+                  <w:rFonts w:ascii="Cambria Math" w:hAnsi="Cambria Math"/>
+                </w:rPr>
+              </w:del>
+            </m:ctrlPr>
+          </m:sSubPr>
+          <m:e>
+            <m:r>
+              <w:del w:id="251" w:author="Levine, Charles Roger CTR USARMY USMA (USA)" w:date="2026-10-12T22:48:00Z" w16du:dateUtc="2026-10-13T02:48:00Z">
+                <w:rPr>
+                  <w:rFonts w:ascii="Cambria Math" w:hAnsi="Cambria Math"/>
+                </w:rPr>
+                <m:t>n</m:t>
+              </w:del>
+            </m:r>
+          </m:e>
+          <m:sub>
+            <m:r>
+              <w:del w:id="252" w:author="Levine, Charles Roger CTR USARMY USMA (USA)" w:date="2026-10-12T22:48:00Z" w16du:dateUtc="2026-10-13T02:48:00Z">
+                <w:rPr>
+                  <w:rFonts w:ascii="Cambria Math" w:hAnsi="Cambria Math"/>
+                </w:rPr>
+                <m:t>j</m:t>
+              </w:del>
+            </m:r>
+          </m:sub>
+        </m:sSub>
+      </m:oMath>
+      <w:del w:id="253" w:author="Levine, Charles Roger CTR USARMY USMA (USA)" w:date="2026-10-12T22:48:00Z" w16du:dateUtc="2026-10-13T02:48:00Z">
+        <w:r>
+          <w:delText xml:space="preserve"> members. Provided total capacity equals </w:delText>
+        </w:r>
+      </w:del>
       <m:oMath>
         <m:r>
-          <w:rPr>
-            <w:rFonts w:ascii="Cambria Math" w:hAnsi="Cambria Math"/>
-          </w:rPr>
-          <m:t>A</m:t>
+          <w:del w:id="254" w:author="Levine, Charles Roger CTR USARMY USMA (USA)" w:date="2026-10-12T22:48:00Z" w16du:dateUtc="2026-10-13T02:48:00Z">
+            <w:rPr>
+              <w:rFonts w:ascii="Cambria Math" w:hAnsi="Cambria Math"/>
+            </w:rPr>
+            <m:t>N</m:t>
+          </w:del>
         </m:r>
       </m:oMath>
-      <w:r>
-        <w:t xml:space="preserve"> attributable to differences between group means.</w:t>
-      </w:r>
+      <w:del w:id="255" w:author="Levine, Charles Roger CTR USARMY USMA (USA)" w:date="2026-10-12T22:48:00Z" w16du:dateUtc="2026-10-13T02:48:00Z">
+        <w:r>
+          <w:delText>, the sequential procedure assigns every individual and fills every group exactly.</w:delText>
+        </w:r>
+      </w:del>
     </w:p>
     <w:p>
-      <w:pPr>
-        <w:pStyle w:val="BodyText"/>
-      </w:pPr>
-      <m:oMathPara>
-        <m:oMathParaPr>
-          <m:jc m:val="center"/>
-        </m:oMathParaPr>
-        <m:oMath>
-          <m:sSub>
-            <m:sSubPr>
-              <m:ctrlPr>
-                <w:rPr>
-                  <w:rFonts w:ascii="Cambria Math" w:hAnsi="Cambria Math"/>
-                </w:rPr>
-              </m:ctrlPr>
-            </m:sSubPr>
-            <m:e>
-              <m:r>
-                <w:rPr>
-                  <w:rFonts w:ascii="Cambria Math" w:hAnsi="Cambria Math"/>
-                </w:rPr>
-                <m:t>H</m:t>
-              </m:r>
-            </m:e>
-            <m:sub>
-              <m:r>
-                <m:rPr>
-                  <m:nor/>
-                </m:rPr>
-                <m:t>sort</m:t>
-              </m:r>
-            </m:sub>
-          </m:sSub>
-          <m:r>
+      <w:del w:id="256" w:author="Levine, Charles Roger CTR USARMY USMA (USA)" w:date="2026-10-12T22:48:00Z" w16du:dateUtc="2026-10-13T02:48:00Z">
+        <w:r>
+          <w:delText xml:space="preserve">We introduce a nonnegative similarity-preference parameter </w:delText>
+        </w:r>
+      </w:del>
+      <m:oMath>
+        <m:r>
+          <w:del w:id="257" w:author="Levine, Charles Roger CTR USARMY USMA (USA)" w:date="2026-10-12T22:48:00Z" w16du:dateUtc="2026-10-13T02:48:00Z">
+            <w:rPr>
+              <w:rFonts w:ascii="Cambria Math" w:hAnsi="Cambria Math"/>
+            </w:rPr>
+            <m:t>ρ</m:t>
+          </w:del>
+        </m:r>
+      </m:oMath>
+      <w:del w:id="258" w:author="Levine, Charles Roger CTR USARMY USMA (USA)" w:date="2026-10-12T22:48:00Z" w16du:dateUtc="2026-10-13T02:48:00Z">
+        <w:r>
+          <w:delText xml:space="preserve">. At </w:delText>
+        </w:r>
+      </w:del>
+      <m:oMath>
+        <m:r>
+          <w:del w:id="259" w:author="Levine, Charles Roger CTR USARMY USMA (USA)" w:date="2026-10-12T22:48:00Z" w16du:dateUtc="2026-10-13T02:48:00Z">
+            <w:rPr>
+              <w:rFonts w:ascii="Cambria Math" w:hAnsi="Cambria Math"/>
+            </w:rPr>
+            <m:t>ρ</m:t>
+          </w:del>
+        </m:r>
+        <m:r>
+          <w:del w:id="260" w:author="Levine, Charles Roger CTR USARMY USMA (USA)" w:date="2026-10-12T22:48:00Z" w16du:dateUtc="2026-10-13T02:48:00Z">
             <m:rPr>
               <m:sty m:val="p"/>
             </m:rPr>
@@ -11401,27 +13684,296 @@
               <w:rFonts w:ascii="Cambria Math" w:hAnsi="Cambria Math"/>
             </w:rPr>
             <m:t>=</m:t>
-          </m:r>
-          <m:r>
+          </w:del>
+        </m:r>
+        <m:r>
+          <w:del w:id="261" w:author="Levine, Charles Roger CTR USARMY USMA (USA)" w:date="2026-10-12T22:48:00Z" w16du:dateUtc="2026-10-13T02:48:00Z">
             <w:rPr>
               <w:rFonts w:ascii="Cambria Math" w:hAnsi="Cambria Math"/>
             </w:rPr>
-            <m:t>1</m:t>
-          </m:r>
-          <m:r>
-            <m:rPr>
-              <m:sty m:val="p"/>
-            </m:rPr>
+            <m:t>0</m:t>
+          </w:del>
+        </m:r>
+      </m:oMath>
+      <w:del w:id="262" w:author="Levine, Charles Roger CTR USARMY USMA (USA)" w:date="2026-10-12T22:48:00Z" w16du:dateUtc="2026-10-13T02:48:00Z">
+        <w:r>
+          <w:delText xml:space="preserve">, assignment probabilities reduce to remaining capacity divided by the total remaining capacity. Choosing a group this way is equivalent to choosing uniformly among the remaining membership slots. Increasing </w:delText>
+        </w:r>
+      </w:del>
+      <m:oMath>
+        <m:r>
+          <w:del w:id="263" w:author="Levine, Charles Roger CTR USARMY USMA (USA)" w:date="2026-10-12T22:48:00Z" w16du:dateUtc="2026-10-13T02:48:00Z">
             <w:rPr>
               <w:rFonts w:ascii="Cambria Math" w:hAnsi="Cambria Math"/>
             </w:rPr>
-            <m:t>-</m:t>
+            <m:t>ρ</m:t>
+          </w:del>
+        </m:r>
+      </m:oMath>
+      <w:del w:id="264" w:author="Levine, Charles Roger CTR USARMY USMA (USA)" w:date="2026-10-12T22:48:00Z" w16du:dateUtc="2026-10-13T02:48:00Z">
+        <w:r>
+          <w:delText xml:space="preserve"> gives greater preference to groups whose current mean is closer to the arriving individual’s </w:delText>
+        </w:r>
+      </w:del>
+      <m:oMath>
+        <m:sSub>
+          <m:sSubPr>
+            <m:ctrlPr>
+              <w:del w:id="265" w:author="Levine, Charles Roger CTR USARMY USMA (USA)" w:date="2026-10-12T22:48:00Z" w16du:dateUtc="2026-10-13T02:48:00Z">
+                <w:rPr>
+                  <w:rFonts w:ascii="Cambria Math" w:hAnsi="Cambria Math"/>
+                </w:rPr>
+              </w:del>
+            </m:ctrlPr>
+          </m:sSubPr>
+          <m:e>
+            <m:r>
+              <w:del w:id="266" w:author="Levine, Charles Roger CTR USARMY USMA (USA)" w:date="2026-10-12T22:48:00Z" w16du:dateUtc="2026-10-13T02:48:00Z">
+                <w:rPr>
+                  <w:rFonts w:ascii="Cambria Math" w:hAnsi="Cambria Math"/>
+                </w:rPr>
+                <m:t>A</m:t>
+              </w:del>
+            </m:r>
+          </m:e>
+          <m:sub>
+            <m:r>
+              <w:del w:id="267" w:author="Levine, Charles Roger CTR USARMY USMA (USA)" w:date="2026-10-12T22:48:00Z" w16du:dateUtc="2026-10-13T02:48:00Z">
+                <w:rPr>
+                  <w:rFonts w:ascii="Cambria Math" w:hAnsi="Cambria Math"/>
+                </w:rPr>
+                <m:t>i</m:t>
+              </w:del>
+            </m:r>
+          </m:sub>
+        </m:sSub>
+      </m:oMath>
+      <w:del w:id="268" w:author="Levine, Charles Roger CTR USARMY USMA (USA)" w:date="2026-10-12T22:48:00Z" w16du:dateUtc="2026-10-13T02:48:00Z">
+        <w:r>
+          <w:delText xml:space="preserve">. Because the centroids evolve, the assignment order and random choices can affect the final </w:delText>
+        </w:r>
+      </w:del>
+      <w:del w:id="269" w:author="Levine, Charles Roger CTR USARMY USMA (USA)" w:date="2026-10-12T22:51:00Z" w16du:dateUtc="2026-10-13T02:51:00Z">
+        <w:r>
+          <w:delText>partition.</w:delText>
+        </w:r>
+      </w:del>
+    </w:p>
+    <w:p>
+      <w:pPr>
+        <w:pStyle w:val="Heading2"/>
+      </w:pPr>
+      <w:bookmarkStart w:id="270" w:name="preference-and-realized-sorting"/>
+      <w:bookmarkEnd w:id="144"/>
+      <w:r>
+        <w:lastRenderedPageBreak/>
+        <w:t xml:space="preserve">4.6.3 </w:t>
+      </w:r>
+      <w:ins w:id="271" w:author="Levine, Charles Roger CTR USARMY USMA (USA)" w:date="2026-10-12T22:51:00Z" w16du:dateUtc="2026-10-13T02:51:00Z">
+        <w:r>
+          <w:t>Measuring the sorting that results</w:t>
+        </w:r>
+      </w:ins>
+      <w:del w:id="272" w:author="Levine, Charles Roger CTR USARMY USMA (USA)" w:date="2026-10-12T22:51:00Z" w16du:dateUtc="2026-10-13T02:51:00Z">
+        <w:r>
+          <w:delText>Preference and realized sorting</w:delText>
+        </w:r>
+      </w:del>
+    </w:p>
+    <w:p>
+      <w:pPr>
+        <w:pStyle w:val="Heading2"/>
+        <w:rPr>
+          <w:ins w:id="273" w:author="Levine, Charles Roger CTR USARMY USMA (USA)" w:date="2026-10-12T22:52:00Z" w16du:dateUtc="2026-10-13T02:52:00Z"/>
+          <w:rFonts w:ascii="Times New Roman" w:eastAsiaTheme="minorEastAsia" w:hAnsi="Times New Roman" w:cstheme="minorBidi"/>
+          <w:b w:val="0"/>
+          <w:bCs w:val="0"/>
+          <w:sz w:val="24"/>
+          <w:szCs w:val="22"/>
+        </w:rPr>
+      </w:pPr>
+      <w:ins w:id="274" w:author="Levine, Charles Roger CTR USARMY USMA (USA)" w:date="2026-10-12T22:52:00Z" w16du:dateUtc="2026-10-13T02:52:00Z">
+        <w:r>
+          <w:rPr>
+            <w:rFonts w:ascii="Times New Roman" w:eastAsiaTheme="minorEastAsia" w:hAnsi="Times New Roman" w:cstheme="minorBidi"/>
+            <w:b w:val="0"/>
+            <w:bCs w:val="0"/>
+            <w:sz w:val="24"/>
+            <w:szCs w:val="22"/>
+          </w:rPr>
+          <w:t xml:space="preserve">The parameter </w:t>
+        </w:r>
+      </w:ins>
+      <m:oMath>
+        <m:r>
+          <m:rPr>
+            <m:sty m:val="bi"/>
+          </m:rPr>
+          <w:rPr>
+            <w:rFonts w:ascii="Cambria Math" w:eastAsiaTheme="minorEastAsia" w:hAnsi="Cambria Math" w:cstheme="minorBidi"/>
+            <w:sz w:val="24"/>
+            <w:szCs w:val="22"/>
+          </w:rPr>
+          <m:t>ρ</m:t>
+        </m:r>
+      </m:oMath>
+      <w:ins w:id="275" w:author="Levine, Charles Roger CTR USARMY USMA (USA)" w:date="2026-10-12T22:52:00Z" w16du:dateUtc="2026-10-13T02:52:00Z">
+        <w:r>
+          <w:rPr>
+            <w:rFonts w:ascii="Times New Roman" w:eastAsiaTheme="minorEastAsia" w:hAnsi="Times New Roman" w:cstheme="minorBidi"/>
+            <w:b w:val="0"/>
+            <w:bCs w:val="0"/>
+            <w:sz w:val="24"/>
+            <w:szCs w:val="22"/>
+          </w:rPr>
+          <w:t xml:space="preserve"> describes the preference used during assignment. It does not directly tell us how strongly individuals are sorted in the completed groups. To measure the resulting arrangement, we ask how much of the population’s variation in </w:t>
+        </w:r>
+      </w:ins>
+      <m:oMath>
+        <m:r>
+          <m:rPr>
+            <m:sty m:val="bi"/>
+          </m:rPr>
+          <w:rPr>
+            <w:rFonts w:ascii="Cambria Math" w:eastAsiaTheme="minorEastAsia" w:hAnsi="Cambria Math" w:cstheme="minorBidi"/>
+            <w:sz w:val="24"/>
+            <w:szCs w:val="22"/>
+          </w:rPr>
+          <m:t>A</m:t>
+        </m:r>
+      </m:oMath>
+      <w:ins w:id="276" w:author="Levine, Charles Roger CTR USARMY USMA (USA)" w:date="2026-10-12T22:52:00Z" w16du:dateUtc="2026-10-13T02:52:00Z">
+        <w:r>
+          <w:rPr>
+            <w:rFonts w:ascii="Times New Roman" w:eastAsiaTheme="minorEastAsia" w:hAnsi="Times New Roman" w:cstheme="minorBidi"/>
+            <w:b w:val="0"/>
+            <w:bCs w:val="0"/>
+            <w:sz w:val="24"/>
+            <w:szCs w:val="22"/>
+          </w:rPr>
+          <w:t xml:space="preserve"> lies between groups rather than within them.</w:t>
+        </w:r>
+      </w:ins>
+    </w:p>
+    <w:p>
+      <w:pPr>
+        <w:pStyle w:val="Heading2"/>
+        <w:rPr>
+          <w:ins w:id="277" w:author="Levine, Charles Roger CTR USARMY USMA (USA)" w:date="2026-10-12T22:52:00Z" w16du:dateUtc="2026-10-13T02:52:00Z"/>
+          <w:rFonts w:ascii="Times New Roman" w:eastAsiaTheme="minorEastAsia" w:hAnsi="Times New Roman" w:cstheme="minorBidi"/>
+          <w:b w:val="0"/>
+          <w:bCs w:val="0"/>
+          <w:sz w:val="24"/>
+          <w:szCs w:val="22"/>
+        </w:rPr>
+      </w:pPr>
+      <w:ins w:id="278" w:author="Levine, Charles Roger CTR USARMY USMA (USA)" w:date="2026-10-12T22:52:00Z" w16du:dateUtc="2026-10-13T02:52:00Z">
+        <w:r>
+          <w:rPr>
+            <w:rFonts w:ascii="Times New Roman" w:eastAsiaTheme="minorEastAsia" w:hAnsi="Times New Roman" w:cstheme="minorBidi"/>
+            <w:b w:val="0"/>
+            <w:bCs w:val="0"/>
+            <w:sz w:val="24"/>
+            <w:szCs w:val="22"/>
+          </w:rPr>
+          <w:t>If each group contains a broad mixture resembling the population, its mean will be close to the population mean. If similar performers cluster together, groups will tend to be more internally homogeneous and their means will differ more from one another.</w:t>
+        </w:r>
+      </w:ins>
+    </w:p>
+    <w:p>
+      <w:pPr>
+        <w:pStyle w:val="Heading2"/>
+        <w:rPr>
+          <w:ins w:id="279" w:author="Levine, Charles Roger CTR USARMY USMA (USA)" w:date="2026-10-12T22:52:00Z" w16du:dateUtc="2026-10-13T02:52:00Z"/>
+          <w:rFonts w:ascii="Times New Roman" w:eastAsiaTheme="minorEastAsia" w:hAnsi="Times New Roman" w:cstheme="minorBidi"/>
+          <w:b w:val="0"/>
+          <w:bCs w:val="0"/>
+          <w:sz w:val="24"/>
+          <w:szCs w:val="22"/>
+        </w:rPr>
+      </w:pPr>
+      <w:ins w:id="280" w:author="Levine, Charles Roger CTR USARMY USMA (USA)" w:date="2026-10-12T22:52:00Z" w16du:dateUtc="2026-10-13T02:52:00Z">
+        <w:r>
+          <w:rPr>
+            <w:rFonts w:ascii="Times New Roman" w:eastAsiaTheme="minorEastAsia" w:hAnsi="Times New Roman" w:cstheme="minorBidi"/>
+            <w:b w:val="0"/>
+            <w:bCs w:val="0"/>
+            <w:sz w:val="24"/>
+            <w:szCs w:val="22"/>
+          </w:rPr>
+          <w:t>We summarize this pattern using</w:t>
+        </w:r>
+      </w:ins>
+    </w:p>
+    <w:p>
+      <w:pPr>
+        <w:pStyle w:val="Heading2"/>
+        <w:rPr>
+          <w:ins w:id="281" w:author="Levine, Charles Roger CTR USARMY USMA (USA)" w:date="2026-10-12T22:52:00Z" w16du:dateUtc="2026-10-13T02:52:00Z"/>
+          <w:rFonts w:ascii="Times New Roman" w:eastAsiaTheme="minorEastAsia" w:hAnsi="Times New Roman" w:cstheme="minorBidi"/>
+          <w:b w:val="0"/>
+          <w:bCs w:val="0"/>
+          <w:sz w:val="24"/>
+          <w:szCs w:val="22"/>
+        </w:rPr>
+      </w:pPr>
+      <m:oMathPara>
+        <m:oMath>
+          <m:sSub>
+            <m:sSubPr>
+              <m:ctrlPr>
+                <w:rPr>
+                  <w:rFonts w:ascii="Cambria Math" w:eastAsiaTheme="minorEastAsia" w:hAnsi="Cambria Math" w:cstheme="minorBidi"/>
+                  <w:sz w:val="24"/>
+                  <w:szCs w:val="22"/>
+                </w:rPr>
+              </m:ctrlPr>
+            </m:sSubPr>
+            <m:e>
+              <m:r>
+                <m:rPr>
+                  <m:sty m:val="bi"/>
+                </m:rPr>
+                <w:rPr>
+                  <w:rFonts w:ascii="Cambria Math" w:eastAsiaTheme="minorEastAsia" w:hAnsi="Cambria Math" w:cstheme="minorBidi"/>
+                  <w:sz w:val="24"/>
+                  <w:szCs w:val="22"/>
+                </w:rPr>
+                <m:t>H</m:t>
+              </m:r>
+            </m:e>
+            <m:sub>
+              <m:r>
+                <m:rPr>
+                  <m:sty m:val="b"/>
+                </m:rPr>
+                <w:rPr>
+                  <w:rFonts w:ascii="Cambria Math" w:eastAsiaTheme="minorEastAsia" w:hAnsi="Cambria Math" w:cstheme="minorBidi"/>
+                  <w:sz w:val="24"/>
+                  <w:szCs w:val="22"/>
+                </w:rPr>
+                <m:t>sort</m:t>
+              </m:r>
+            </m:sub>
+          </m:sSub>
+          <m:r>
+            <m:rPr>
+              <m:sty m:val="bi"/>
+            </m:rPr>
+            <w:rPr>
+              <w:rFonts w:ascii="Cambria Math" w:eastAsiaTheme="minorEastAsia" w:hAnsi="Cambria Math" w:cstheme="minorBidi"/>
+              <w:sz w:val="24"/>
+              <w:szCs w:val="22"/>
+            </w:rPr>
+            <m:t>=1-</m:t>
           </m:r>
           <m:f>
             <m:fPr>
               <m:ctrlPr>
                 <w:rPr>
-                  <w:rFonts w:ascii="Cambria Math" w:hAnsi="Cambria Math"/>
+                  <w:rFonts w:ascii="Cambria Math" w:eastAsiaTheme="minorEastAsia" w:hAnsi="Cambria Math" w:cstheme="minorBidi"/>
+                  <w:sz w:val="24"/>
+                  <w:szCs w:val="22"/>
                 </w:rPr>
               </m:ctrlPr>
             </m:fPr>
@@ -11433,32 +13985,34 @@
                   <m:supHide m:val="1"/>
                   <m:ctrlPr>
                     <w:rPr>
-                      <w:rFonts w:ascii="Cambria Math" w:hAnsi="Cambria Math"/>
+                      <w:rFonts w:ascii="Cambria Math" w:eastAsiaTheme="minorEastAsia" w:hAnsi="Cambria Math" w:cstheme="minorBidi"/>
+                      <w:sz w:val="24"/>
+                      <w:szCs w:val="22"/>
                     </w:rPr>
                   </m:ctrlPr>
                 </m:naryPr>
                 <m:sub>
                   <m:r>
+                    <m:rPr>
+                      <m:sty m:val="bi"/>
+                    </m:rPr>
                     <w:rPr>
-                      <w:rFonts w:ascii="Cambria Math" w:hAnsi="Cambria Math"/>
+                      <w:rFonts w:ascii="Cambria Math" w:eastAsiaTheme="minorEastAsia" w:hAnsi="Cambria Math" w:cstheme="minorBidi"/>
+                      <w:sz w:val="24"/>
+                      <w:szCs w:val="22"/>
                     </w:rPr>
                     <m:t>i</m:t>
                   </m:r>
                 </m:sub>
-                <m:sup>
-                  <m:r>
-                    <w:rPr>
-                      <w:rFonts w:ascii="Cambria Math" w:hAnsi="Cambria Math"/>
-                    </w:rPr>
-                    <m:t>​</m:t>
-                  </m:r>
-                </m:sup>
+                <m:sup/>
                 <m:e>
                   <m:sSup>
                     <m:sSupPr>
                       <m:ctrlPr>
                         <w:rPr>
-                          <w:rFonts w:ascii="Cambria Math" w:hAnsi="Cambria Math"/>
+                          <w:rFonts w:ascii="Cambria Math" w:eastAsiaTheme="minorEastAsia" w:hAnsi="Cambria Math" w:cstheme="minorBidi"/>
+                          <w:sz w:val="24"/>
+                          <w:szCs w:val="22"/>
                         </w:rPr>
                       </m:ctrlPr>
                     </m:sSupPr>
@@ -11467,7 +14021,9 @@
                         <m:dPr>
                           <m:ctrlPr>
                             <w:rPr>
-                              <w:rFonts w:ascii="Cambria Math" w:hAnsi="Cambria Math"/>
+                              <w:rFonts w:ascii="Cambria Math" w:eastAsiaTheme="minorEastAsia" w:hAnsi="Cambria Math" w:cstheme="minorBidi"/>
+                              <w:sz w:val="24"/>
+                              <w:szCs w:val="22"/>
                             </w:rPr>
                           </m:ctrlPr>
                         </m:dPr>
@@ -11476,22 +14032,34 @@
                             <m:sSubPr>
                               <m:ctrlPr>
                                 <w:rPr>
-                                  <w:rFonts w:ascii="Cambria Math" w:hAnsi="Cambria Math"/>
+                                  <w:rFonts w:ascii="Cambria Math" w:eastAsiaTheme="minorEastAsia" w:hAnsi="Cambria Math" w:cstheme="minorBidi"/>
+                                  <w:sz w:val="24"/>
+                                  <w:szCs w:val="22"/>
                                 </w:rPr>
                               </m:ctrlPr>
                             </m:sSubPr>
                             <m:e>
                               <m:r>
+                                <m:rPr>
+                                  <m:sty m:val="bi"/>
+                                </m:rPr>
                                 <w:rPr>
-                                  <w:rFonts w:ascii="Cambria Math" w:hAnsi="Cambria Math"/>
+                                  <w:rFonts w:ascii="Cambria Math" w:eastAsiaTheme="minorEastAsia" w:hAnsi="Cambria Math" w:cstheme="minorBidi"/>
+                                  <w:sz w:val="24"/>
+                                  <w:szCs w:val="22"/>
                                 </w:rPr>
                                 <m:t>A</m:t>
                               </m:r>
                             </m:e>
                             <m:sub>
                               <m:r>
+                                <m:rPr>
+                                  <m:sty m:val="bi"/>
+                                </m:rPr>
                                 <w:rPr>
-                                  <w:rFonts w:ascii="Cambria Math" w:hAnsi="Cambria Math"/>
+                                  <w:rFonts w:ascii="Cambria Math" w:eastAsiaTheme="minorEastAsia" w:hAnsi="Cambria Math" w:cstheme="minorBidi"/>
+                                  <w:sz w:val="24"/>
+                                  <w:szCs w:val="22"/>
                                 </w:rPr>
                                 <m:t>i</m:t>
                               </m:r>
@@ -11499,10 +14067,12 @@
                           </m:sSub>
                           <m:r>
                             <m:rPr>
-                              <m:sty m:val="p"/>
+                              <m:sty m:val="bi"/>
                             </m:rPr>
                             <w:rPr>
-                              <w:rFonts w:ascii="Cambria Math" w:hAnsi="Cambria Math"/>
+                              <w:rFonts w:ascii="Cambria Math" w:eastAsiaTheme="minorEastAsia" w:hAnsi="Cambria Math" w:cstheme="minorBidi"/>
+                              <w:sz w:val="24"/>
+                              <w:szCs w:val="22"/>
                             </w:rPr>
                             <m:t>-</m:t>
                           </m:r>
@@ -11510,49 +14080,61 @@
                             <m:sSubPr>
                               <m:ctrlPr>
                                 <w:rPr>
-                                  <w:rFonts w:ascii="Cambria Math" w:hAnsi="Cambria Math"/>
+                                  <w:rFonts w:ascii="Cambria Math" w:eastAsiaTheme="minorEastAsia" w:hAnsi="Cambria Math" w:cstheme="minorBidi"/>
+                                  <w:sz w:val="24"/>
+                                  <w:szCs w:val="22"/>
                                 </w:rPr>
                               </m:ctrlPr>
                             </m:sSubPr>
                             <m:e>
                               <m:r>
+                                <m:rPr>
+                                  <m:sty m:val="bi"/>
+                                </m:rPr>
                                 <w:rPr>
-                                  <w:rFonts w:ascii="Cambria Math" w:hAnsi="Cambria Math"/>
+                                  <w:rFonts w:ascii="Cambria Math" w:eastAsiaTheme="minorEastAsia" w:hAnsi="Cambria Math" w:cstheme="minorBidi"/>
+                                  <w:sz w:val="24"/>
+                                  <w:szCs w:val="22"/>
                                 </w:rPr>
                                 <m:t>T</m:t>
                               </m:r>
                             </m:e>
                             <m:sub>
                               <m:r>
+                                <m:rPr>
+                                  <m:sty m:val="bi"/>
+                                </m:rPr>
                                 <w:rPr>
-                                  <w:rFonts w:ascii="Cambria Math" w:hAnsi="Cambria Math"/>
+                                  <w:rFonts w:ascii="Cambria Math" w:eastAsiaTheme="minorEastAsia" w:hAnsi="Cambria Math" w:cstheme="minorBidi"/>
+                                  <w:sz w:val="24"/>
+                                  <w:szCs w:val="22"/>
                                 </w:rPr>
                                 <m:t>g</m:t>
                               </m:r>
-                              <m:r>
-                                <m:rPr>
-                                  <m:sty m:val="p"/>
-                                </m:rPr>
-                                <w:rPr>
-                                  <w:rFonts w:ascii="Cambria Math" w:hAnsi="Cambria Math"/>
-                                </w:rPr>
-                                <m:t>(</m:t>
-                              </m:r>
-                              <m:r>
-                                <w:rPr>
-                                  <w:rFonts w:ascii="Cambria Math" w:hAnsi="Cambria Math"/>
-                                </w:rPr>
-                                <m:t>i</m:t>
-                              </m:r>
-                              <m:r>
-                                <m:rPr>
-                                  <m:sty m:val="p"/>
-                                </m:rPr>
-                                <w:rPr>
-                                  <w:rFonts w:ascii="Cambria Math" w:hAnsi="Cambria Math"/>
-                                </w:rPr>
-                                <m:t>)</m:t>
-                              </m:r>
+                              <m:d>
+                                <m:dPr>
+                                  <m:ctrlPr>
+                                    <w:rPr>
+                                      <w:rFonts w:ascii="Cambria Math" w:eastAsiaTheme="minorEastAsia" w:hAnsi="Cambria Math" w:cstheme="minorBidi"/>
+                                      <w:sz w:val="24"/>
+                                      <w:szCs w:val="22"/>
+                                    </w:rPr>
+                                  </m:ctrlPr>
+                                </m:dPr>
+                                <m:e>
+                                  <m:r>
+                                    <m:rPr>
+                                      <m:sty m:val="bi"/>
+                                    </m:rPr>
+                                    <w:rPr>
+                                      <w:rFonts w:ascii="Cambria Math" w:eastAsiaTheme="minorEastAsia" w:hAnsi="Cambria Math" w:cstheme="minorBidi"/>
+                                      <w:sz w:val="24"/>
+                                      <w:szCs w:val="22"/>
+                                    </w:rPr>
+                                    <m:t>i</m:t>
+                                  </m:r>
+                                </m:e>
+                              </m:d>
                             </m:sub>
                           </m:sSub>
                         </m:e>
@@ -11560,8 +14142,13 @@
                     </m:e>
                     <m:sup>
                       <m:r>
+                        <m:rPr>
+                          <m:sty m:val="bi"/>
+                        </m:rPr>
                         <w:rPr>
-                          <w:rFonts w:ascii="Cambria Math" w:hAnsi="Cambria Math"/>
+                          <w:rFonts w:ascii="Cambria Math" w:eastAsiaTheme="minorEastAsia" w:hAnsi="Cambria Math" w:cstheme="minorBidi"/>
+                          <w:sz w:val="24"/>
+                          <w:szCs w:val="22"/>
                         </w:rPr>
                         <m:t>2</m:t>
                       </m:r>
@@ -11578,32 +14165,34 @@
                   <m:supHide m:val="1"/>
                   <m:ctrlPr>
                     <w:rPr>
-                      <w:rFonts w:ascii="Cambria Math" w:hAnsi="Cambria Math"/>
+                      <w:rFonts w:ascii="Cambria Math" w:eastAsiaTheme="minorEastAsia" w:hAnsi="Cambria Math" w:cstheme="minorBidi"/>
+                      <w:sz w:val="24"/>
+                      <w:szCs w:val="22"/>
                     </w:rPr>
                   </m:ctrlPr>
                 </m:naryPr>
                 <m:sub>
                   <m:r>
+                    <m:rPr>
+                      <m:sty m:val="bi"/>
+                    </m:rPr>
                     <w:rPr>
-                      <w:rFonts w:ascii="Cambria Math" w:hAnsi="Cambria Math"/>
+                      <w:rFonts w:ascii="Cambria Math" w:eastAsiaTheme="minorEastAsia" w:hAnsi="Cambria Math" w:cstheme="minorBidi"/>
+                      <w:sz w:val="24"/>
+                      <w:szCs w:val="22"/>
                     </w:rPr>
                     <m:t>i</m:t>
                   </m:r>
                 </m:sub>
-                <m:sup>
-                  <m:r>
-                    <w:rPr>
-                      <w:rFonts w:ascii="Cambria Math" w:hAnsi="Cambria Math"/>
-                    </w:rPr>
-                    <m:t>​</m:t>
-                  </m:r>
-                </m:sup>
+                <m:sup/>
                 <m:e>
                   <m:sSup>
                     <m:sSupPr>
                       <m:ctrlPr>
                         <w:rPr>
-                          <w:rFonts w:ascii="Cambria Math" w:hAnsi="Cambria Math"/>
+                          <w:rFonts w:ascii="Cambria Math" w:eastAsiaTheme="minorEastAsia" w:hAnsi="Cambria Math" w:cstheme="minorBidi"/>
+                          <w:sz w:val="24"/>
+                          <w:szCs w:val="22"/>
                         </w:rPr>
                       </m:ctrlPr>
                     </m:sSupPr>
@@ -11612,7 +14201,9 @@
                         <m:dPr>
                           <m:ctrlPr>
                             <w:rPr>
-                              <w:rFonts w:ascii="Cambria Math" w:hAnsi="Cambria Math"/>
+                              <w:rFonts w:ascii="Cambria Math" w:eastAsiaTheme="minorEastAsia" w:hAnsi="Cambria Math" w:cstheme="minorBidi"/>
+                              <w:sz w:val="24"/>
+                              <w:szCs w:val="22"/>
                             </w:rPr>
                           </m:ctrlPr>
                         </m:dPr>
@@ -11621,22 +14212,34 @@
                             <m:sSubPr>
                               <m:ctrlPr>
                                 <w:rPr>
-                                  <w:rFonts w:ascii="Cambria Math" w:hAnsi="Cambria Math"/>
+                                  <w:rFonts w:ascii="Cambria Math" w:eastAsiaTheme="minorEastAsia" w:hAnsi="Cambria Math" w:cstheme="minorBidi"/>
+                                  <w:sz w:val="24"/>
+                                  <w:szCs w:val="22"/>
                                 </w:rPr>
                               </m:ctrlPr>
                             </m:sSubPr>
                             <m:e>
                               <m:r>
+                                <m:rPr>
+                                  <m:sty m:val="bi"/>
+                                </m:rPr>
                                 <w:rPr>
-                                  <w:rFonts w:ascii="Cambria Math" w:hAnsi="Cambria Math"/>
+                                  <w:rFonts w:ascii="Cambria Math" w:eastAsiaTheme="minorEastAsia" w:hAnsi="Cambria Math" w:cstheme="minorBidi"/>
+                                  <w:sz w:val="24"/>
+                                  <w:szCs w:val="22"/>
                                 </w:rPr>
                                 <m:t>A</m:t>
                               </m:r>
                             </m:e>
                             <m:sub>
                               <m:r>
+                                <m:rPr>
+                                  <m:sty m:val="bi"/>
+                                </m:rPr>
                                 <w:rPr>
-                                  <w:rFonts w:ascii="Cambria Math" w:hAnsi="Cambria Math"/>
+                                  <w:rFonts w:ascii="Cambria Math" w:eastAsiaTheme="minorEastAsia" w:hAnsi="Cambria Math" w:cstheme="minorBidi"/>
+                                  <w:sz w:val="24"/>
+                                  <w:szCs w:val="22"/>
                                 </w:rPr>
                                 <m:t>i</m:t>
                               </m:r>
@@ -11644,38 +14247,52 @@
                           </m:sSub>
                           <m:r>
                             <m:rPr>
-                              <m:sty m:val="p"/>
+                              <m:sty m:val="bi"/>
                             </m:rPr>
                             <w:rPr>
-                              <w:rFonts w:ascii="Cambria Math" w:hAnsi="Cambria Math"/>
+                              <w:rFonts w:ascii="Cambria Math" w:eastAsiaTheme="minorEastAsia" w:hAnsi="Cambria Math" w:cstheme="minorBidi"/>
+                              <w:sz w:val="24"/>
+                              <w:szCs w:val="22"/>
                             </w:rPr>
                             <m:t>-</m:t>
                           </m:r>
-                          <m:bar>
-                            <m:barPr>
-                              <m:pos m:val="top"/>
+                          <m:acc>
+                            <m:accPr>
+                              <m:chr m:val="̅"/>
                               <m:ctrlPr>
                                 <w:rPr>
-                                  <w:rFonts w:ascii="Cambria Math" w:hAnsi="Cambria Math"/>
+                                  <w:rFonts w:ascii="Cambria Math" w:eastAsiaTheme="minorEastAsia" w:hAnsi="Cambria Math" w:cstheme="minorBidi"/>
+                                  <w:sz w:val="24"/>
+                                  <w:szCs w:val="22"/>
                                 </w:rPr>
                               </m:ctrlPr>
-                            </m:barPr>
+                            </m:accPr>
                             <m:e>
                               <m:r>
+                                <m:rPr>
+                                  <m:sty m:val="bi"/>
+                                </m:rPr>
                                 <w:rPr>
-                                  <w:rFonts w:ascii="Cambria Math" w:hAnsi="Cambria Math"/>
+                                  <w:rFonts w:ascii="Cambria Math" w:eastAsiaTheme="minorEastAsia" w:hAnsi="Cambria Math" w:cstheme="minorBidi"/>
+                                  <w:sz w:val="24"/>
+                                  <w:szCs w:val="22"/>
                                 </w:rPr>
                                 <m:t>A</m:t>
                               </m:r>
                             </m:e>
-                          </m:bar>
+                          </m:acc>
                         </m:e>
                       </m:d>
                     </m:e>
                     <m:sup>
                       <m:r>
+                        <m:rPr>
+                          <m:sty m:val="bi"/>
+                        </m:rPr>
                         <w:rPr>
-                          <w:rFonts w:ascii="Cambria Math" w:hAnsi="Cambria Math"/>
+                          <w:rFonts w:ascii="Cambria Math" w:eastAsiaTheme="minorEastAsia" w:hAnsi="Cambria Math" w:cstheme="minorBidi"/>
+                          <w:sz w:val="24"/>
+                          <w:szCs w:val="22"/>
                         </w:rPr>
                         <m:t>2</m:t>
                       </m:r>
@@ -11687,10 +14304,1575 @@
           </m:f>
           <m:r>
             <m:rPr>
-              <m:sty m:val="p"/>
+              <m:sty m:val="bi"/>
             </m:rPr>
             <w:rPr>
-              <w:rFonts w:ascii="Cambria Math" w:hAnsi="Cambria Math"/>
+              <w:rFonts w:ascii="Cambria Math" w:eastAsiaTheme="minorEastAsia" w:hAnsi="Cambria Math" w:cstheme="minorBidi"/>
+              <w:sz w:val="24"/>
+              <w:szCs w:val="22"/>
+            </w:rPr>
+            <m:t>.</m:t>
+          </m:r>
+        </m:oMath>
+      </m:oMathPara>
+    </w:p>
+    <w:p>
+      <w:pPr>
+        <w:pStyle w:val="Heading2"/>
+        <w:rPr>
+          <w:ins w:id="282" w:author="Levine, Charles Roger CTR USARMY USMA (USA)" w:date="2026-10-12T22:52:00Z" w16du:dateUtc="2026-10-13T02:52:00Z"/>
+          <w:rFonts w:ascii="Times New Roman" w:eastAsiaTheme="minorEastAsia" w:hAnsi="Times New Roman" w:cstheme="minorBidi"/>
+          <w:b w:val="0"/>
+          <w:bCs w:val="0"/>
+          <w:sz w:val="24"/>
+          <w:szCs w:val="22"/>
+        </w:rPr>
+      </w:pPr>
+      <w:ins w:id="283" w:author="Levine, Charles Roger CTR USARMY USMA (USA)" w:date="2026-10-12T22:52:00Z" w16du:dateUtc="2026-10-13T02:52:00Z">
+        <w:r>
+          <w:rPr>
+            <w:rFonts w:ascii="Times New Roman" w:eastAsiaTheme="minorEastAsia" w:hAnsi="Times New Roman" w:cstheme="minorBidi"/>
+            <w:b w:val="0"/>
+            <w:bCs w:val="0"/>
+            <w:sz w:val="24"/>
+            <w:szCs w:val="22"/>
+          </w:rPr>
+          <w:t xml:space="preserve">Here, </w:t>
+        </w:r>
+      </w:ins>
+      <m:oMath>
+        <m:r>
+          <m:rPr>
+            <m:sty m:val="bi"/>
+          </m:rPr>
+          <w:rPr>
+            <w:rFonts w:ascii="Cambria Math" w:eastAsiaTheme="minorEastAsia" w:hAnsi="Cambria Math" w:cstheme="minorBidi"/>
+            <w:sz w:val="24"/>
+            <w:szCs w:val="22"/>
+          </w:rPr>
+          <m:t>g</m:t>
+        </m:r>
+        <m:d>
+          <m:dPr>
+            <m:ctrlPr>
+              <w:rPr>
+                <w:rFonts w:ascii="Cambria Math" w:eastAsiaTheme="minorEastAsia" w:hAnsi="Cambria Math" w:cstheme="minorBidi"/>
+                <w:sz w:val="24"/>
+                <w:szCs w:val="22"/>
+              </w:rPr>
+            </m:ctrlPr>
+          </m:dPr>
+          <m:e>
+            <m:r>
+              <m:rPr>
+                <m:sty m:val="bi"/>
+              </m:rPr>
+              <w:rPr>
+                <w:rFonts w:ascii="Cambria Math" w:eastAsiaTheme="minorEastAsia" w:hAnsi="Cambria Math" w:cstheme="minorBidi"/>
+                <w:sz w:val="24"/>
+                <w:szCs w:val="22"/>
+              </w:rPr>
+              <m:t>i</m:t>
+            </m:r>
+          </m:e>
+        </m:d>
+      </m:oMath>
+      <w:ins w:id="284" w:author="Levine, Charles Roger CTR USARMY USMA (USA)" w:date="2026-10-12T22:52:00Z" w16du:dateUtc="2026-10-13T02:52:00Z">
+        <w:r>
+          <w:rPr>
+            <w:rFonts w:ascii="Times New Roman" w:eastAsiaTheme="minorEastAsia" w:hAnsi="Times New Roman" w:cstheme="minorBidi"/>
+            <w:b w:val="0"/>
+            <w:bCs w:val="0"/>
+            <w:sz w:val="24"/>
+            <w:szCs w:val="22"/>
+          </w:rPr>
+          <w:t xml:space="preserve"> identifies the group containing individual </w:t>
+        </w:r>
+      </w:ins>
+      <m:oMath>
+        <m:r>
+          <m:rPr>
+            <m:sty m:val="bi"/>
+          </m:rPr>
+          <w:rPr>
+            <w:rFonts w:ascii="Cambria Math" w:eastAsiaTheme="minorEastAsia" w:hAnsi="Cambria Math" w:cstheme="minorBidi"/>
+            <w:sz w:val="24"/>
+            <w:szCs w:val="22"/>
+          </w:rPr>
+          <m:t>i</m:t>
+        </m:r>
+      </m:oMath>
+      <w:ins w:id="285" w:author="Levine, Charles Roger CTR USARMY USMA (USA)" w:date="2026-10-12T22:52:00Z" w16du:dateUtc="2026-10-13T02:52:00Z">
+        <w:r>
+          <w:rPr>
+            <w:rFonts w:ascii="Times New Roman" w:eastAsiaTheme="minorEastAsia" w:hAnsi="Times New Roman" w:cstheme="minorBidi"/>
+            <w:b w:val="0"/>
+            <w:bCs w:val="0"/>
+            <w:sz w:val="24"/>
+            <w:szCs w:val="22"/>
+          </w:rPr>
+          <w:t xml:space="preserve">, \(T_{g(i)}\) is that group’s final mean of </w:t>
+        </w:r>
+      </w:ins>
+      <m:oMath>
+        <m:r>
+          <m:rPr>
+            <m:sty m:val="bi"/>
+          </m:rPr>
+          <w:rPr>
+            <w:rFonts w:ascii="Cambria Math" w:eastAsiaTheme="minorEastAsia" w:hAnsi="Cambria Math" w:cstheme="minorBidi"/>
+            <w:sz w:val="24"/>
+            <w:szCs w:val="22"/>
+          </w:rPr>
+          <m:t>A</m:t>
+        </m:r>
+      </m:oMath>
+      <w:ins w:id="286" w:author="Levine, Charles Roger CTR USARMY USMA (USA)" w:date="2026-10-12T22:52:00Z" w16du:dateUtc="2026-10-13T02:52:00Z">
+        <w:r>
+          <w:rPr>
+            <w:rFonts w:ascii="Times New Roman" w:eastAsiaTheme="minorEastAsia" w:hAnsi="Times New Roman" w:cstheme="minorBidi"/>
+            <w:b w:val="0"/>
+            <w:bCs w:val="0"/>
+            <w:sz w:val="24"/>
+            <w:szCs w:val="22"/>
+          </w:rPr>
+          <w:t xml:space="preserve">, including individual </w:t>
+        </w:r>
+      </w:ins>
+      <m:oMath>
+        <m:r>
+          <m:rPr>
+            <m:sty m:val="bi"/>
+          </m:rPr>
+          <w:rPr>
+            <w:rFonts w:ascii="Cambria Math" w:eastAsiaTheme="minorEastAsia" w:hAnsi="Cambria Math" w:cstheme="minorBidi"/>
+            <w:sz w:val="24"/>
+            <w:szCs w:val="22"/>
+          </w:rPr>
+          <m:t>i</m:t>
+        </m:r>
+      </m:oMath>
+      <w:ins w:id="287" w:author="Levine, Charles Roger CTR USARMY USMA (USA)" w:date="2026-10-12T22:52:00Z" w16du:dateUtc="2026-10-13T02:52:00Z">
+        <w:r>
+          <w:rPr>
+            <w:rFonts w:ascii="Times New Roman" w:eastAsiaTheme="minorEastAsia" w:hAnsi="Times New Roman" w:cstheme="minorBidi"/>
+            <w:b w:val="0"/>
+            <w:bCs w:val="0"/>
+            <w:sz w:val="24"/>
+            <w:szCs w:val="22"/>
+          </w:rPr>
+          <w:t xml:space="preserve">, and </w:t>
+        </w:r>
+      </w:ins>
+      <m:oMath>
+        <m:acc>
+          <m:accPr>
+            <m:chr m:val="̅"/>
+            <m:ctrlPr>
+              <w:rPr>
+                <w:rFonts w:ascii="Cambria Math" w:eastAsiaTheme="minorEastAsia" w:hAnsi="Cambria Math" w:cstheme="minorBidi"/>
+                <w:sz w:val="24"/>
+                <w:szCs w:val="22"/>
+              </w:rPr>
+            </m:ctrlPr>
+          </m:accPr>
+          <m:e>
+            <m:r>
+              <m:rPr>
+                <m:sty m:val="bi"/>
+              </m:rPr>
+              <w:rPr>
+                <w:rFonts w:ascii="Cambria Math" w:eastAsiaTheme="minorEastAsia" w:hAnsi="Cambria Math" w:cstheme="minorBidi"/>
+                <w:sz w:val="24"/>
+                <w:szCs w:val="22"/>
+              </w:rPr>
+              <m:t>A</m:t>
+            </m:r>
+          </m:e>
+        </m:acc>
+      </m:oMath>
+      <w:ins w:id="288" w:author="Levine, Charles Roger CTR USARMY USMA (USA)" w:date="2026-10-12T22:52:00Z" w16du:dateUtc="2026-10-13T02:52:00Z">
+        <w:r>
+          <w:rPr>
+            <w:rFonts w:ascii="Times New Roman" w:eastAsiaTheme="minorEastAsia" w:hAnsi="Times New Roman" w:cstheme="minorBidi"/>
+            <w:b w:val="0"/>
+            <w:bCs w:val="0"/>
+            <w:sz w:val="24"/>
+            <w:szCs w:val="22"/>
+          </w:rPr>
+          <w:t xml:space="preserve"> is the population mean of </w:t>
+        </w:r>
+      </w:ins>
+      <m:oMath>
+        <m:r>
+          <m:rPr>
+            <m:sty m:val="bi"/>
+          </m:rPr>
+          <w:rPr>
+            <w:rFonts w:ascii="Cambria Math" w:eastAsiaTheme="minorEastAsia" w:hAnsi="Cambria Math" w:cstheme="minorBidi"/>
+            <w:sz w:val="24"/>
+            <w:szCs w:val="22"/>
+          </w:rPr>
+          <m:t>A</m:t>
+        </m:r>
+      </m:oMath>
+      <w:ins w:id="289" w:author="Levine, Charles Roger CTR USARMY USMA (USA)" w:date="2026-10-12T22:52:00Z" w16du:dateUtc="2026-10-13T02:52:00Z">
+        <w:r>
+          <w:rPr>
+            <w:rFonts w:ascii="Times New Roman" w:eastAsiaTheme="minorEastAsia" w:hAnsi="Times New Roman" w:cstheme="minorBidi"/>
+            <w:b w:val="0"/>
+            <w:bCs w:val="0"/>
+            <w:sz w:val="24"/>
+            <w:szCs w:val="22"/>
+          </w:rPr>
+          <w:t>. Both sums run over all individuals in the population.</w:t>
+        </w:r>
+      </w:ins>
+    </w:p>
+    <w:p>
+      <w:pPr>
+        <w:pStyle w:val="Heading2"/>
+        <w:rPr>
+          <w:ins w:id="290" w:author="Levine, Charles Roger CTR USARMY USMA (USA)" w:date="2026-10-12T22:52:00Z" w16du:dateUtc="2026-10-13T02:52:00Z"/>
+          <w:rFonts w:ascii="Times New Roman" w:eastAsiaTheme="minorEastAsia" w:hAnsi="Times New Roman" w:cstheme="minorBidi"/>
+          <w:b w:val="0"/>
+          <w:bCs w:val="0"/>
+          <w:sz w:val="24"/>
+          <w:szCs w:val="22"/>
+        </w:rPr>
+      </w:pPr>
+      <w:ins w:id="291" w:author="Levine, Charles Roger CTR USARMY USMA (USA)" w:date="2026-10-12T22:52:00Z" w16du:dateUtc="2026-10-13T02:52:00Z">
+        <w:r>
+          <w:rPr>
+            <w:rFonts w:ascii="Times New Roman" w:eastAsiaTheme="minorEastAsia" w:hAnsi="Times New Roman" w:cstheme="minorBidi"/>
+            <w:b w:val="0"/>
+            <w:bCs w:val="0"/>
+            <w:sz w:val="24"/>
+            <w:szCs w:val="22"/>
+          </w:rPr>
+          <w:t>The denominator measures total variation around the population mean. The numerator measures the variation remaining within groups, around their respective means. Subtracting their ratio from one gives the fraction of total variation accounted for by differences between group means.</w:t>
+        </w:r>
+      </w:ins>
+    </w:p>
+    <w:p>
+      <w:pPr>
+        <w:pStyle w:val="Heading2"/>
+        <w:rPr>
+          <w:ins w:id="292" w:author="Levine, Charles Roger CTR USARMY USMA (USA)" w:date="2026-10-12T22:52:00Z" w16du:dateUtc="2026-10-13T02:52:00Z"/>
+          <w:rFonts w:ascii="Times New Roman" w:eastAsiaTheme="minorEastAsia" w:hAnsi="Times New Roman" w:cstheme="minorBidi"/>
+          <w:b w:val="0"/>
+          <w:bCs w:val="0"/>
+          <w:sz w:val="24"/>
+          <w:szCs w:val="22"/>
+        </w:rPr>
+      </w:pPr>
+      <w:ins w:id="293" w:author="Levine, Charles Roger CTR USARMY USMA (USA)" w:date="2026-10-12T22:52:00Z" w16du:dateUtc="2026-10-13T02:52:00Z">
+        <w:r>
+          <w:rPr>
+            <w:rFonts w:ascii="Times New Roman" w:eastAsiaTheme="minorEastAsia" w:hAnsi="Times New Roman" w:cstheme="minorBidi"/>
+            <w:b w:val="0"/>
+            <w:bCs w:val="0"/>
+            <w:sz w:val="24"/>
+            <w:szCs w:val="22"/>
+          </w:rPr>
+          <w:t>This interpretation follows from the decomposition</w:t>
+        </w:r>
+      </w:ins>
+    </w:p>
+    <w:p>
+      <w:pPr>
+        <w:pStyle w:val="Heading2"/>
+        <w:rPr>
+          <w:ins w:id="294" w:author="Levine, Charles Roger CTR USARMY USMA (USA)" w:date="2026-10-12T22:52:00Z" w16du:dateUtc="2026-10-13T02:52:00Z"/>
+          <w:rFonts w:ascii="Times New Roman" w:eastAsiaTheme="minorEastAsia" w:hAnsi="Times New Roman" w:cstheme="minorBidi"/>
+          <w:b w:val="0"/>
+          <w:bCs w:val="0"/>
+          <w:sz w:val="24"/>
+          <w:szCs w:val="22"/>
+        </w:rPr>
+      </w:pPr>
+      <m:oMathPara>
+        <m:oMath>
+          <m:nary>
+            <m:naryPr>
+              <m:chr m:val="∑"/>
+              <m:limLoc m:val="undOvr"/>
+              <m:supHide m:val="1"/>
+              <m:ctrlPr>
+                <w:rPr>
+                  <w:rFonts w:ascii="Cambria Math" w:eastAsiaTheme="minorEastAsia" w:hAnsi="Cambria Math" w:cstheme="minorBidi"/>
+                  <w:sz w:val="24"/>
+                  <w:szCs w:val="22"/>
+                </w:rPr>
+              </m:ctrlPr>
+            </m:naryPr>
+            <m:sub>
+              <m:r>
+                <m:rPr>
+                  <m:sty m:val="bi"/>
+                </m:rPr>
+                <w:rPr>
+                  <w:rFonts w:ascii="Cambria Math" w:eastAsiaTheme="minorEastAsia" w:hAnsi="Cambria Math" w:cstheme="minorBidi"/>
+                  <w:sz w:val="24"/>
+                  <w:szCs w:val="22"/>
+                </w:rPr>
+                <m:t>i</m:t>
+              </m:r>
+            </m:sub>
+            <m:sup/>
+            <m:e>
+              <m:sSup>
+                <m:sSupPr>
+                  <m:ctrlPr>
+                    <w:rPr>
+                      <w:rFonts w:ascii="Cambria Math" w:eastAsiaTheme="minorEastAsia" w:hAnsi="Cambria Math" w:cstheme="minorBidi"/>
+                      <w:sz w:val="24"/>
+                      <w:szCs w:val="22"/>
+                    </w:rPr>
+                  </m:ctrlPr>
+                </m:sSupPr>
+                <m:e>
+                  <m:d>
+                    <m:dPr>
+                      <m:ctrlPr>
+                        <w:rPr>
+                          <w:rFonts w:ascii="Cambria Math" w:eastAsiaTheme="minorEastAsia" w:hAnsi="Cambria Math" w:cstheme="minorBidi"/>
+                          <w:sz w:val="24"/>
+                          <w:szCs w:val="22"/>
+                        </w:rPr>
+                      </m:ctrlPr>
+                    </m:dPr>
+                    <m:e>
+                      <m:sSub>
+                        <m:sSubPr>
+                          <m:ctrlPr>
+                            <w:rPr>
+                              <w:rFonts w:ascii="Cambria Math" w:eastAsiaTheme="minorEastAsia" w:hAnsi="Cambria Math" w:cstheme="minorBidi"/>
+                              <w:sz w:val="24"/>
+                              <w:szCs w:val="22"/>
+                            </w:rPr>
+                          </m:ctrlPr>
+                        </m:sSubPr>
+                        <m:e>
+                          <m:r>
+                            <m:rPr>
+                              <m:sty m:val="bi"/>
+                            </m:rPr>
+                            <w:rPr>
+                              <w:rFonts w:ascii="Cambria Math" w:eastAsiaTheme="minorEastAsia" w:hAnsi="Cambria Math" w:cstheme="minorBidi"/>
+                              <w:sz w:val="24"/>
+                              <w:szCs w:val="22"/>
+                            </w:rPr>
+                            <m:t>A</m:t>
+                          </m:r>
+                        </m:e>
+                        <m:sub>
+                          <m:r>
+                            <m:rPr>
+                              <m:sty m:val="bi"/>
+                            </m:rPr>
+                            <w:rPr>
+                              <w:rFonts w:ascii="Cambria Math" w:eastAsiaTheme="minorEastAsia" w:hAnsi="Cambria Math" w:cstheme="minorBidi"/>
+                              <w:sz w:val="24"/>
+                              <w:szCs w:val="22"/>
+                            </w:rPr>
+                            <m:t>i</m:t>
+                          </m:r>
+                        </m:sub>
+                      </m:sSub>
+                      <m:r>
+                        <m:rPr>
+                          <m:sty m:val="bi"/>
+                        </m:rPr>
+                        <w:rPr>
+                          <w:rFonts w:ascii="Cambria Math" w:eastAsiaTheme="minorEastAsia" w:hAnsi="Cambria Math" w:cstheme="minorBidi"/>
+                          <w:sz w:val="24"/>
+                          <w:szCs w:val="22"/>
+                        </w:rPr>
+                        <m:t>-</m:t>
+                      </m:r>
+                      <m:acc>
+                        <m:accPr>
+                          <m:chr m:val="̅"/>
+                          <m:ctrlPr>
+                            <w:rPr>
+                              <w:rFonts w:ascii="Cambria Math" w:eastAsiaTheme="minorEastAsia" w:hAnsi="Cambria Math" w:cstheme="minorBidi"/>
+                              <w:sz w:val="24"/>
+                              <w:szCs w:val="22"/>
+                            </w:rPr>
+                          </m:ctrlPr>
+                        </m:accPr>
+                        <m:e>
+                          <m:r>
+                            <m:rPr>
+                              <m:sty m:val="bi"/>
+                            </m:rPr>
+                            <w:rPr>
+                              <w:rFonts w:ascii="Cambria Math" w:eastAsiaTheme="minorEastAsia" w:hAnsi="Cambria Math" w:cstheme="minorBidi"/>
+                              <w:sz w:val="24"/>
+                              <w:szCs w:val="22"/>
+                            </w:rPr>
+                            <m:t>A</m:t>
+                          </m:r>
+                        </m:e>
+                      </m:acc>
+                    </m:e>
+                  </m:d>
+                </m:e>
+                <m:sup>
+                  <m:r>
+                    <m:rPr>
+                      <m:sty m:val="bi"/>
+                    </m:rPr>
+                    <w:rPr>
+                      <w:rFonts w:ascii="Cambria Math" w:eastAsiaTheme="minorEastAsia" w:hAnsi="Cambria Math" w:cstheme="minorBidi"/>
+                      <w:sz w:val="24"/>
+                      <w:szCs w:val="22"/>
+                    </w:rPr>
+                    <m:t>2</m:t>
+                  </m:r>
+                </m:sup>
+              </m:sSup>
+            </m:e>
+          </m:nary>
+          <m:r>
+            <m:rPr>
+              <m:sty m:val="bi"/>
+            </m:rPr>
+            <w:rPr>
+              <w:rFonts w:ascii="Cambria Math" w:eastAsiaTheme="minorEastAsia" w:hAnsi="Cambria Math" w:cstheme="minorBidi"/>
+              <w:sz w:val="24"/>
+              <w:szCs w:val="22"/>
+            </w:rPr>
+            <m:t>=</m:t>
+          </m:r>
+          <m:nary>
+            <m:naryPr>
+              <m:chr m:val="∑"/>
+              <m:limLoc m:val="undOvr"/>
+              <m:supHide m:val="1"/>
+              <m:ctrlPr>
+                <w:rPr>
+                  <w:rFonts w:ascii="Cambria Math" w:eastAsiaTheme="minorEastAsia" w:hAnsi="Cambria Math" w:cstheme="minorBidi"/>
+                  <w:sz w:val="24"/>
+                  <w:szCs w:val="22"/>
+                </w:rPr>
+              </m:ctrlPr>
+            </m:naryPr>
+            <m:sub>
+              <m:r>
+                <m:rPr>
+                  <m:sty m:val="bi"/>
+                </m:rPr>
+                <w:rPr>
+                  <w:rFonts w:ascii="Cambria Math" w:eastAsiaTheme="minorEastAsia" w:hAnsi="Cambria Math" w:cstheme="minorBidi"/>
+                  <w:sz w:val="24"/>
+                  <w:szCs w:val="22"/>
+                </w:rPr>
+                <m:t>i</m:t>
+              </m:r>
+            </m:sub>
+            <m:sup/>
+            <m:e>
+              <m:sSup>
+                <m:sSupPr>
+                  <m:ctrlPr>
+                    <w:rPr>
+                      <w:rFonts w:ascii="Cambria Math" w:eastAsiaTheme="minorEastAsia" w:hAnsi="Cambria Math" w:cstheme="minorBidi"/>
+                      <w:sz w:val="24"/>
+                      <w:szCs w:val="22"/>
+                    </w:rPr>
+                  </m:ctrlPr>
+                </m:sSupPr>
+                <m:e>
+                  <m:d>
+                    <m:dPr>
+                      <m:ctrlPr>
+                        <w:rPr>
+                          <w:rFonts w:ascii="Cambria Math" w:eastAsiaTheme="minorEastAsia" w:hAnsi="Cambria Math" w:cstheme="minorBidi"/>
+                          <w:sz w:val="24"/>
+                          <w:szCs w:val="22"/>
+                        </w:rPr>
+                      </m:ctrlPr>
+                    </m:dPr>
+                    <m:e>
+                      <m:sSub>
+                        <m:sSubPr>
+                          <m:ctrlPr>
+                            <w:rPr>
+                              <w:rFonts w:ascii="Cambria Math" w:eastAsiaTheme="minorEastAsia" w:hAnsi="Cambria Math" w:cstheme="minorBidi"/>
+                              <w:sz w:val="24"/>
+                              <w:szCs w:val="22"/>
+                            </w:rPr>
+                          </m:ctrlPr>
+                        </m:sSubPr>
+                        <m:e>
+                          <m:r>
+                            <m:rPr>
+                              <m:sty m:val="bi"/>
+                            </m:rPr>
+                            <w:rPr>
+                              <w:rFonts w:ascii="Cambria Math" w:eastAsiaTheme="minorEastAsia" w:hAnsi="Cambria Math" w:cstheme="minorBidi"/>
+                              <w:sz w:val="24"/>
+                              <w:szCs w:val="22"/>
+                            </w:rPr>
+                            <m:t>A</m:t>
+                          </m:r>
+                        </m:e>
+                        <m:sub>
+                          <m:r>
+                            <m:rPr>
+                              <m:sty m:val="bi"/>
+                            </m:rPr>
+                            <w:rPr>
+                              <w:rFonts w:ascii="Cambria Math" w:eastAsiaTheme="minorEastAsia" w:hAnsi="Cambria Math" w:cstheme="minorBidi"/>
+                              <w:sz w:val="24"/>
+                              <w:szCs w:val="22"/>
+                            </w:rPr>
+                            <m:t>i</m:t>
+                          </m:r>
+                        </m:sub>
+                      </m:sSub>
+                      <m:r>
+                        <m:rPr>
+                          <m:sty m:val="bi"/>
+                        </m:rPr>
+                        <w:rPr>
+                          <w:rFonts w:ascii="Cambria Math" w:eastAsiaTheme="minorEastAsia" w:hAnsi="Cambria Math" w:cstheme="minorBidi"/>
+                          <w:sz w:val="24"/>
+                          <w:szCs w:val="22"/>
+                        </w:rPr>
+                        <m:t>-</m:t>
+                      </m:r>
+                      <m:sSub>
+                        <m:sSubPr>
+                          <m:ctrlPr>
+                            <w:rPr>
+                              <w:rFonts w:ascii="Cambria Math" w:eastAsiaTheme="minorEastAsia" w:hAnsi="Cambria Math" w:cstheme="minorBidi"/>
+                              <w:sz w:val="24"/>
+                              <w:szCs w:val="22"/>
+                            </w:rPr>
+                          </m:ctrlPr>
+                        </m:sSubPr>
+                        <m:e>
+                          <m:r>
+                            <m:rPr>
+                              <m:sty m:val="bi"/>
+                            </m:rPr>
+                            <w:rPr>
+                              <w:rFonts w:ascii="Cambria Math" w:eastAsiaTheme="minorEastAsia" w:hAnsi="Cambria Math" w:cstheme="minorBidi"/>
+                              <w:sz w:val="24"/>
+                              <w:szCs w:val="22"/>
+                            </w:rPr>
+                            <m:t>T</m:t>
+                          </m:r>
+                        </m:e>
+                        <m:sub>
+                          <m:r>
+                            <m:rPr>
+                              <m:sty m:val="bi"/>
+                            </m:rPr>
+                            <w:rPr>
+                              <w:rFonts w:ascii="Cambria Math" w:eastAsiaTheme="minorEastAsia" w:hAnsi="Cambria Math" w:cstheme="minorBidi"/>
+                              <w:sz w:val="24"/>
+                              <w:szCs w:val="22"/>
+                            </w:rPr>
+                            <m:t>g</m:t>
+                          </m:r>
+                          <m:d>
+                            <m:dPr>
+                              <m:ctrlPr>
+                                <w:rPr>
+                                  <w:rFonts w:ascii="Cambria Math" w:eastAsiaTheme="minorEastAsia" w:hAnsi="Cambria Math" w:cstheme="minorBidi"/>
+                                  <w:sz w:val="24"/>
+                                  <w:szCs w:val="22"/>
+                                </w:rPr>
+                              </m:ctrlPr>
+                            </m:dPr>
+                            <m:e>
+                              <m:r>
+                                <m:rPr>
+                                  <m:sty m:val="bi"/>
+                                </m:rPr>
+                                <w:rPr>
+                                  <w:rFonts w:ascii="Cambria Math" w:eastAsiaTheme="minorEastAsia" w:hAnsi="Cambria Math" w:cstheme="minorBidi"/>
+                                  <w:sz w:val="24"/>
+                                  <w:szCs w:val="22"/>
+                                </w:rPr>
+                                <m:t>i</m:t>
+                              </m:r>
+                            </m:e>
+                          </m:d>
+                        </m:sub>
+                      </m:sSub>
+                    </m:e>
+                  </m:d>
+                </m:e>
+                <m:sup>
+                  <m:r>
+                    <m:rPr>
+                      <m:sty m:val="bi"/>
+                    </m:rPr>
+                    <w:rPr>
+                      <w:rFonts w:ascii="Cambria Math" w:eastAsiaTheme="minorEastAsia" w:hAnsi="Cambria Math" w:cstheme="minorBidi"/>
+                      <w:sz w:val="24"/>
+                      <w:szCs w:val="22"/>
+                    </w:rPr>
+                    <m:t>2</m:t>
+                  </m:r>
+                </m:sup>
+              </m:sSup>
+            </m:e>
+          </m:nary>
+          <m:r>
+            <m:rPr>
+              <m:sty m:val="bi"/>
+            </m:rPr>
+            <w:rPr>
+              <w:rFonts w:ascii="Cambria Math" w:eastAsiaTheme="minorEastAsia" w:hAnsi="Cambria Math" w:cstheme="minorBidi"/>
+              <w:sz w:val="24"/>
+              <w:szCs w:val="22"/>
+            </w:rPr>
+            <m:t>+</m:t>
+          </m:r>
+          <m:nary>
+            <m:naryPr>
+              <m:chr m:val="∑"/>
+              <m:limLoc m:val="undOvr"/>
+              <m:ctrlPr>
+                <w:rPr>
+                  <w:rFonts w:ascii="Cambria Math" w:eastAsiaTheme="minorEastAsia" w:hAnsi="Cambria Math" w:cstheme="minorBidi"/>
+                  <w:sz w:val="24"/>
+                  <w:szCs w:val="22"/>
+                </w:rPr>
+              </m:ctrlPr>
+            </m:naryPr>
+            <m:sub>
+              <m:r>
+                <m:rPr>
+                  <m:sty m:val="bi"/>
+                </m:rPr>
+                <w:rPr>
+                  <w:rFonts w:ascii="Cambria Math" w:eastAsiaTheme="minorEastAsia" w:hAnsi="Cambria Math" w:cstheme="minorBidi"/>
+                  <w:sz w:val="24"/>
+                  <w:szCs w:val="22"/>
+                </w:rPr>
+                <m:t>j=1</m:t>
+              </m:r>
+            </m:sub>
+            <m:sup>
+              <m:r>
+                <m:rPr>
+                  <m:sty m:val="bi"/>
+                </m:rPr>
+                <w:rPr>
+                  <w:rFonts w:ascii="Cambria Math" w:eastAsiaTheme="minorEastAsia" w:hAnsi="Cambria Math" w:cstheme="minorBidi"/>
+                  <w:sz w:val="24"/>
+                  <w:szCs w:val="22"/>
+                </w:rPr>
+                <m:t>J</m:t>
+              </m:r>
+            </m:sup>
+            <m:e>
+              <m:sSub>
+                <m:sSubPr>
+                  <m:ctrlPr>
+                    <w:rPr>
+                      <w:rFonts w:ascii="Cambria Math" w:eastAsiaTheme="minorEastAsia" w:hAnsi="Cambria Math" w:cstheme="minorBidi"/>
+                      <w:sz w:val="24"/>
+                      <w:szCs w:val="22"/>
+                    </w:rPr>
+                  </m:ctrlPr>
+                </m:sSubPr>
+                <m:e>
+                  <m:r>
+                    <m:rPr>
+                      <m:sty m:val="bi"/>
+                    </m:rPr>
+                    <w:rPr>
+                      <w:rFonts w:ascii="Cambria Math" w:eastAsiaTheme="minorEastAsia" w:hAnsi="Cambria Math" w:cstheme="minorBidi"/>
+                      <w:sz w:val="24"/>
+                      <w:szCs w:val="22"/>
+                    </w:rPr>
+                    <m:t>n</m:t>
+                  </m:r>
+                </m:e>
+                <m:sub>
+                  <m:r>
+                    <m:rPr>
+                      <m:sty m:val="bi"/>
+                    </m:rPr>
+                    <w:rPr>
+                      <w:rFonts w:ascii="Cambria Math" w:eastAsiaTheme="minorEastAsia" w:hAnsi="Cambria Math" w:cstheme="minorBidi"/>
+                      <w:sz w:val="24"/>
+                      <w:szCs w:val="22"/>
+                    </w:rPr>
+                    <m:t>j</m:t>
+                  </m:r>
+                </m:sub>
+              </m:sSub>
+            </m:e>
+          </m:nary>
+          <m:sSup>
+            <m:sSupPr>
+              <m:ctrlPr>
+                <w:rPr>
+                  <w:rFonts w:ascii="Cambria Math" w:eastAsiaTheme="minorEastAsia" w:hAnsi="Cambria Math" w:cstheme="minorBidi"/>
+                  <w:sz w:val="24"/>
+                  <w:szCs w:val="22"/>
+                </w:rPr>
+              </m:ctrlPr>
+            </m:sSupPr>
+            <m:e>
+              <m:d>
+                <m:dPr>
+                  <m:ctrlPr>
+                    <w:rPr>
+                      <w:rFonts w:ascii="Cambria Math" w:eastAsiaTheme="minorEastAsia" w:hAnsi="Cambria Math" w:cstheme="minorBidi"/>
+                      <w:sz w:val="24"/>
+                      <w:szCs w:val="22"/>
+                    </w:rPr>
+                  </m:ctrlPr>
+                </m:dPr>
+                <m:e>
+                  <m:sSub>
+                    <m:sSubPr>
+                      <m:ctrlPr>
+                        <w:rPr>
+                          <w:rFonts w:ascii="Cambria Math" w:eastAsiaTheme="minorEastAsia" w:hAnsi="Cambria Math" w:cstheme="minorBidi"/>
+                          <w:sz w:val="24"/>
+                          <w:szCs w:val="22"/>
+                        </w:rPr>
+                      </m:ctrlPr>
+                    </m:sSubPr>
+                    <m:e>
+                      <m:r>
+                        <m:rPr>
+                          <m:sty m:val="bi"/>
+                        </m:rPr>
+                        <w:rPr>
+                          <w:rFonts w:ascii="Cambria Math" w:eastAsiaTheme="minorEastAsia" w:hAnsi="Cambria Math" w:cstheme="minorBidi"/>
+                          <w:sz w:val="24"/>
+                          <w:szCs w:val="22"/>
+                        </w:rPr>
+                        <m:t>T</m:t>
+                      </m:r>
+                    </m:e>
+                    <m:sub>
+                      <m:r>
+                        <m:rPr>
+                          <m:sty m:val="bi"/>
+                        </m:rPr>
+                        <w:rPr>
+                          <w:rFonts w:ascii="Cambria Math" w:eastAsiaTheme="minorEastAsia" w:hAnsi="Cambria Math" w:cstheme="minorBidi"/>
+                          <w:sz w:val="24"/>
+                          <w:szCs w:val="22"/>
+                        </w:rPr>
+                        <m:t>j</m:t>
+                      </m:r>
+                    </m:sub>
+                  </m:sSub>
+                  <m:r>
+                    <m:rPr>
+                      <m:sty m:val="bi"/>
+                    </m:rPr>
+                    <w:rPr>
+                      <w:rFonts w:ascii="Cambria Math" w:eastAsiaTheme="minorEastAsia" w:hAnsi="Cambria Math" w:cstheme="minorBidi"/>
+                      <w:sz w:val="24"/>
+                      <w:szCs w:val="22"/>
+                    </w:rPr>
+                    <m:t>-</m:t>
+                  </m:r>
+                  <m:acc>
+                    <m:accPr>
+                      <m:chr m:val="̅"/>
+                      <m:ctrlPr>
+                        <w:rPr>
+                          <w:rFonts w:ascii="Cambria Math" w:eastAsiaTheme="minorEastAsia" w:hAnsi="Cambria Math" w:cstheme="minorBidi"/>
+                          <w:sz w:val="24"/>
+                          <w:szCs w:val="22"/>
+                        </w:rPr>
+                      </m:ctrlPr>
+                    </m:accPr>
+                    <m:e>
+                      <m:r>
+                        <m:rPr>
+                          <m:sty m:val="bi"/>
+                        </m:rPr>
+                        <w:rPr>
+                          <w:rFonts w:ascii="Cambria Math" w:eastAsiaTheme="minorEastAsia" w:hAnsi="Cambria Math" w:cstheme="minorBidi"/>
+                          <w:sz w:val="24"/>
+                          <w:szCs w:val="22"/>
+                        </w:rPr>
+                        <m:t>A</m:t>
+                      </m:r>
+                    </m:e>
+                  </m:acc>
+                </m:e>
+              </m:d>
+            </m:e>
+            <m:sup>
+              <m:r>
+                <m:rPr>
+                  <m:sty m:val="bi"/>
+                </m:rPr>
+                <w:rPr>
+                  <w:rFonts w:ascii="Cambria Math" w:eastAsiaTheme="minorEastAsia" w:hAnsi="Cambria Math" w:cstheme="minorBidi"/>
+                  <w:sz w:val="24"/>
+                  <w:szCs w:val="22"/>
+                </w:rPr>
+                <m:t>2.</m:t>
+              </m:r>
+            </m:sup>
+          </m:sSup>
+        </m:oMath>
+      </m:oMathPara>
+    </w:p>
+    <w:p>
+      <w:pPr>
+        <w:pStyle w:val="Heading2"/>
+        <w:rPr>
+          <w:ins w:id="295" w:author="Levine, Charles Roger CTR USARMY USMA (USA)" w:date="2026-10-12T22:52:00Z" w16du:dateUtc="2026-10-13T02:52:00Z"/>
+          <w:rFonts w:ascii="Times New Roman" w:eastAsiaTheme="minorEastAsia" w:hAnsi="Times New Roman" w:cstheme="minorBidi"/>
+          <w:b w:val="0"/>
+          <w:bCs w:val="0"/>
+          <w:sz w:val="24"/>
+          <w:szCs w:val="22"/>
+        </w:rPr>
+      </w:pPr>
+      <w:ins w:id="296" w:author="Levine, Charles Roger CTR USARMY USMA (USA)" w:date="2026-10-12T22:52:00Z" w16du:dateUtc="2026-10-13T02:52:00Z">
+        <w:r>
+          <w:rPr>
+            <w:rFonts w:ascii="Times New Roman" w:eastAsiaTheme="minorEastAsia" w:hAnsi="Times New Roman" w:cstheme="minorBidi"/>
+            <w:b w:val="0"/>
+            <w:bCs w:val="0"/>
+            <w:sz w:val="24"/>
+            <w:szCs w:val="22"/>
+          </w:rPr>
+          <w:t>For each individual, the deviation from the population mean can be written as the deviation from their group mean plus the group mean’s deviation from the population mean. When these expressions are squared and summed, the cross terms vanish because individuals’ deviations from their own group mean sum to zero. Consequently,</w:t>
+        </w:r>
+      </w:ins>
+    </w:p>
+    <w:p>
+      <w:pPr>
+        <w:pStyle w:val="Heading2"/>
+        <w:rPr>
+          <w:ins w:id="297" w:author="Levine, Charles Roger CTR USARMY USMA (USA)" w:date="2026-10-12T22:52:00Z" w16du:dateUtc="2026-10-13T02:52:00Z"/>
+          <w:rFonts w:ascii="Times New Roman" w:eastAsiaTheme="minorEastAsia" w:hAnsi="Times New Roman" w:cstheme="minorBidi"/>
+          <w:b w:val="0"/>
+          <w:bCs w:val="0"/>
+          <w:sz w:val="24"/>
+          <w:szCs w:val="22"/>
+        </w:rPr>
+      </w:pPr>
+      <m:oMathPara>
+        <m:oMath>
+          <m:sSub>
+            <m:sSubPr>
+              <m:ctrlPr>
+                <w:rPr>
+                  <w:rFonts w:ascii="Cambria Math" w:eastAsiaTheme="minorEastAsia" w:hAnsi="Cambria Math" w:cstheme="minorBidi"/>
+                  <w:sz w:val="24"/>
+                  <w:szCs w:val="22"/>
+                </w:rPr>
+              </m:ctrlPr>
+            </m:sSubPr>
+            <m:e>
+              <m:r>
+                <m:rPr>
+                  <m:sty m:val="bi"/>
+                </m:rPr>
+                <w:rPr>
+                  <w:rFonts w:ascii="Cambria Math" w:eastAsiaTheme="minorEastAsia" w:hAnsi="Cambria Math" w:cstheme="minorBidi"/>
+                  <w:sz w:val="24"/>
+                  <w:szCs w:val="22"/>
+                </w:rPr>
+                <m:t>H</m:t>
+              </m:r>
+            </m:e>
+            <m:sub>
+              <m:r>
+                <m:rPr>
+                  <m:sty m:val="b"/>
+                </m:rPr>
+                <w:rPr>
+                  <w:rFonts w:ascii="Cambria Math" w:eastAsiaTheme="minorEastAsia" w:hAnsi="Cambria Math" w:cstheme="minorBidi"/>
+                  <w:sz w:val="24"/>
+                  <w:szCs w:val="22"/>
+                </w:rPr>
+                <m:t>sort</m:t>
+              </m:r>
+            </m:sub>
+          </m:sSub>
+          <m:r>
+            <m:rPr>
+              <m:sty m:val="bi"/>
+            </m:rPr>
+            <w:rPr>
+              <w:rFonts w:ascii="Cambria Math" w:eastAsiaTheme="minorEastAsia" w:hAnsi="Cambria Math" w:cstheme="minorBidi"/>
+              <w:sz w:val="24"/>
+              <w:szCs w:val="22"/>
+            </w:rPr>
+            <m:t>=</m:t>
+          </m:r>
+          <m:f>
+            <m:fPr>
+              <m:ctrlPr>
+                <w:rPr>
+                  <w:rFonts w:ascii="Cambria Math" w:eastAsiaTheme="minorEastAsia" w:hAnsi="Cambria Math" w:cstheme="minorBidi"/>
+                  <w:sz w:val="24"/>
+                  <w:szCs w:val="22"/>
+                </w:rPr>
+              </m:ctrlPr>
+            </m:fPr>
+            <m:num>
+              <m:nary>
+                <m:naryPr>
+                  <m:chr m:val="∑"/>
+                  <m:limLoc m:val="undOvr"/>
+                  <m:ctrlPr>
+                    <w:rPr>
+                      <w:rFonts w:ascii="Cambria Math" w:eastAsiaTheme="minorEastAsia" w:hAnsi="Cambria Math" w:cstheme="minorBidi"/>
+                      <w:sz w:val="24"/>
+                      <w:szCs w:val="22"/>
+                    </w:rPr>
+                  </m:ctrlPr>
+                </m:naryPr>
+                <m:sub>
+                  <m:r>
+                    <m:rPr>
+                      <m:sty m:val="bi"/>
+                    </m:rPr>
+                    <w:rPr>
+                      <w:rFonts w:ascii="Cambria Math" w:eastAsiaTheme="minorEastAsia" w:hAnsi="Cambria Math" w:cstheme="minorBidi"/>
+                      <w:sz w:val="24"/>
+                      <w:szCs w:val="22"/>
+                    </w:rPr>
+                    <m:t>j=1</m:t>
+                  </m:r>
+                </m:sub>
+                <m:sup>
+                  <m:r>
+                    <m:rPr>
+                      <m:sty m:val="bi"/>
+                    </m:rPr>
+                    <w:rPr>
+                      <w:rFonts w:ascii="Cambria Math" w:eastAsiaTheme="minorEastAsia" w:hAnsi="Cambria Math" w:cstheme="minorBidi"/>
+                      <w:sz w:val="24"/>
+                      <w:szCs w:val="22"/>
+                    </w:rPr>
+                    <m:t>J</m:t>
+                  </m:r>
+                </m:sup>
+                <m:e>
+                  <m:sSub>
+                    <m:sSubPr>
+                      <m:ctrlPr>
+                        <w:rPr>
+                          <w:rFonts w:ascii="Cambria Math" w:eastAsiaTheme="minorEastAsia" w:hAnsi="Cambria Math" w:cstheme="minorBidi"/>
+                          <w:sz w:val="24"/>
+                          <w:szCs w:val="22"/>
+                        </w:rPr>
+                      </m:ctrlPr>
+                    </m:sSubPr>
+                    <m:e>
+                      <m:r>
+                        <m:rPr>
+                          <m:sty m:val="bi"/>
+                        </m:rPr>
+                        <w:rPr>
+                          <w:rFonts w:ascii="Cambria Math" w:eastAsiaTheme="minorEastAsia" w:hAnsi="Cambria Math" w:cstheme="minorBidi"/>
+                          <w:sz w:val="24"/>
+                          <w:szCs w:val="22"/>
+                        </w:rPr>
+                        <m:t>n</m:t>
+                      </m:r>
+                    </m:e>
+                    <m:sub>
+                      <m:r>
+                        <m:rPr>
+                          <m:sty m:val="bi"/>
+                        </m:rPr>
+                        <w:rPr>
+                          <w:rFonts w:ascii="Cambria Math" w:eastAsiaTheme="minorEastAsia" w:hAnsi="Cambria Math" w:cstheme="minorBidi"/>
+                          <w:sz w:val="24"/>
+                          <w:szCs w:val="22"/>
+                        </w:rPr>
+                        <m:t>j</m:t>
+                      </m:r>
+                    </m:sub>
+                  </m:sSub>
+                </m:e>
+              </m:nary>
+              <m:sSup>
+                <m:sSupPr>
+                  <m:ctrlPr>
+                    <w:rPr>
+                      <w:rFonts w:ascii="Cambria Math" w:eastAsiaTheme="minorEastAsia" w:hAnsi="Cambria Math" w:cstheme="minorBidi"/>
+                      <w:sz w:val="24"/>
+                      <w:szCs w:val="22"/>
+                    </w:rPr>
+                  </m:ctrlPr>
+                </m:sSupPr>
+                <m:e>
+                  <m:d>
+                    <m:dPr>
+                      <m:ctrlPr>
+                        <w:rPr>
+                          <w:rFonts w:ascii="Cambria Math" w:eastAsiaTheme="minorEastAsia" w:hAnsi="Cambria Math" w:cstheme="minorBidi"/>
+                          <w:sz w:val="24"/>
+                          <w:szCs w:val="22"/>
+                        </w:rPr>
+                      </m:ctrlPr>
+                    </m:dPr>
+                    <m:e>
+                      <m:sSub>
+                        <m:sSubPr>
+                          <m:ctrlPr>
+                            <w:rPr>
+                              <w:rFonts w:ascii="Cambria Math" w:eastAsiaTheme="minorEastAsia" w:hAnsi="Cambria Math" w:cstheme="minorBidi"/>
+                              <w:sz w:val="24"/>
+                              <w:szCs w:val="22"/>
+                            </w:rPr>
+                          </m:ctrlPr>
+                        </m:sSubPr>
+                        <m:e>
+                          <m:r>
+                            <m:rPr>
+                              <m:sty m:val="bi"/>
+                            </m:rPr>
+                            <w:rPr>
+                              <w:rFonts w:ascii="Cambria Math" w:eastAsiaTheme="minorEastAsia" w:hAnsi="Cambria Math" w:cstheme="minorBidi"/>
+                              <w:sz w:val="24"/>
+                              <w:szCs w:val="22"/>
+                            </w:rPr>
+                            <m:t>T</m:t>
+                          </m:r>
+                        </m:e>
+                        <m:sub>
+                          <m:r>
+                            <m:rPr>
+                              <m:sty m:val="bi"/>
+                            </m:rPr>
+                            <w:rPr>
+                              <w:rFonts w:ascii="Cambria Math" w:eastAsiaTheme="minorEastAsia" w:hAnsi="Cambria Math" w:cstheme="minorBidi"/>
+                              <w:sz w:val="24"/>
+                              <w:szCs w:val="22"/>
+                            </w:rPr>
+                            <m:t>j</m:t>
+                          </m:r>
+                        </m:sub>
+                      </m:sSub>
+                      <m:r>
+                        <m:rPr>
+                          <m:sty m:val="bi"/>
+                        </m:rPr>
+                        <w:rPr>
+                          <w:rFonts w:ascii="Cambria Math" w:eastAsiaTheme="minorEastAsia" w:hAnsi="Cambria Math" w:cstheme="minorBidi"/>
+                          <w:sz w:val="24"/>
+                          <w:szCs w:val="22"/>
+                        </w:rPr>
+                        <m:t>-</m:t>
+                      </m:r>
+                      <m:acc>
+                        <m:accPr>
+                          <m:chr m:val="̅"/>
+                          <m:ctrlPr>
+                            <w:rPr>
+                              <w:rFonts w:ascii="Cambria Math" w:eastAsiaTheme="minorEastAsia" w:hAnsi="Cambria Math" w:cstheme="minorBidi"/>
+                              <w:sz w:val="24"/>
+                              <w:szCs w:val="22"/>
+                            </w:rPr>
+                          </m:ctrlPr>
+                        </m:accPr>
+                        <m:e>
+                          <m:r>
+                            <m:rPr>
+                              <m:sty m:val="bi"/>
+                            </m:rPr>
+                            <w:rPr>
+                              <w:rFonts w:ascii="Cambria Math" w:eastAsiaTheme="minorEastAsia" w:hAnsi="Cambria Math" w:cstheme="minorBidi"/>
+                              <w:sz w:val="24"/>
+                              <w:szCs w:val="22"/>
+                            </w:rPr>
+                            <m:t>A</m:t>
+                          </m:r>
+                        </m:e>
+                      </m:acc>
+                    </m:e>
+                  </m:d>
+                </m:e>
+                <m:sup>
+                  <m:r>
+                    <m:rPr>
+                      <m:sty m:val="bi"/>
+                    </m:rPr>
+                    <w:rPr>
+                      <w:rFonts w:ascii="Cambria Math" w:eastAsiaTheme="minorEastAsia" w:hAnsi="Cambria Math" w:cstheme="minorBidi"/>
+                      <w:sz w:val="24"/>
+                      <w:szCs w:val="22"/>
+                    </w:rPr>
+                    <m:t>2</m:t>
+                  </m:r>
+                </m:sup>
+              </m:sSup>
+            </m:num>
+            <m:den>
+              <m:nary>
+                <m:naryPr>
+                  <m:chr m:val="∑"/>
+                  <m:limLoc m:val="undOvr"/>
+                  <m:supHide m:val="1"/>
+                  <m:ctrlPr>
+                    <w:rPr>
+                      <w:rFonts w:ascii="Cambria Math" w:eastAsiaTheme="minorEastAsia" w:hAnsi="Cambria Math" w:cstheme="minorBidi"/>
+                      <w:sz w:val="24"/>
+                      <w:szCs w:val="22"/>
+                    </w:rPr>
+                  </m:ctrlPr>
+                </m:naryPr>
+                <m:sub>
+                  <m:r>
+                    <m:rPr>
+                      <m:sty m:val="bi"/>
+                    </m:rPr>
+                    <w:rPr>
+                      <w:rFonts w:ascii="Cambria Math" w:eastAsiaTheme="minorEastAsia" w:hAnsi="Cambria Math" w:cstheme="minorBidi"/>
+                      <w:sz w:val="24"/>
+                      <w:szCs w:val="22"/>
+                    </w:rPr>
+                    <m:t>i</m:t>
+                  </m:r>
+                </m:sub>
+                <m:sup/>
+                <m:e>
+                  <m:sSup>
+                    <m:sSupPr>
+                      <m:ctrlPr>
+                        <w:rPr>
+                          <w:rFonts w:ascii="Cambria Math" w:eastAsiaTheme="minorEastAsia" w:hAnsi="Cambria Math" w:cstheme="minorBidi"/>
+                          <w:sz w:val="24"/>
+                          <w:szCs w:val="22"/>
+                        </w:rPr>
+                      </m:ctrlPr>
+                    </m:sSupPr>
+                    <m:e>
+                      <m:d>
+                        <m:dPr>
+                          <m:ctrlPr>
+                            <w:rPr>
+                              <w:rFonts w:ascii="Cambria Math" w:eastAsiaTheme="minorEastAsia" w:hAnsi="Cambria Math" w:cstheme="minorBidi"/>
+                              <w:sz w:val="24"/>
+                              <w:szCs w:val="22"/>
+                            </w:rPr>
+                          </m:ctrlPr>
+                        </m:dPr>
+                        <m:e>
+                          <m:sSub>
+                            <m:sSubPr>
+                              <m:ctrlPr>
+                                <w:rPr>
+                                  <w:rFonts w:ascii="Cambria Math" w:eastAsiaTheme="minorEastAsia" w:hAnsi="Cambria Math" w:cstheme="minorBidi"/>
+                                  <w:sz w:val="24"/>
+                                  <w:szCs w:val="22"/>
+                                </w:rPr>
+                              </m:ctrlPr>
+                            </m:sSubPr>
+                            <m:e>
+                              <m:r>
+                                <m:rPr>
+                                  <m:sty m:val="bi"/>
+                                </m:rPr>
+                                <w:rPr>
+                                  <w:rFonts w:ascii="Cambria Math" w:eastAsiaTheme="minorEastAsia" w:hAnsi="Cambria Math" w:cstheme="minorBidi"/>
+                                  <w:sz w:val="24"/>
+                                  <w:szCs w:val="22"/>
+                                </w:rPr>
+                                <m:t>A</m:t>
+                              </m:r>
+                            </m:e>
+                            <m:sub>
+                              <m:r>
+                                <m:rPr>
+                                  <m:sty m:val="bi"/>
+                                </m:rPr>
+                                <w:rPr>
+                                  <w:rFonts w:ascii="Cambria Math" w:eastAsiaTheme="minorEastAsia" w:hAnsi="Cambria Math" w:cstheme="minorBidi"/>
+                                  <w:sz w:val="24"/>
+                                  <w:szCs w:val="22"/>
+                                </w:rPr>
+                                <m:t>i</m:t>
+                              </m:r>
+                            </m:sub>
+                          </m:sSub>
+                          <m:r>
+                            <m:rPr>
+                              <m:sty m:val="bi"/>
+                            </m:rPr>
+                            <w:rPr>
+                              <w:rFonts w:ascii="Cambria Math" w:eastAsiaTheme="minorEastAsia" w:hAnsi="Cambria Math" w:cstheme="minorBidi"/>
+                              <w:sz w:val="24"/>
+                              <w:szCs w:val="22"/>
+                            </w:rPr>
+                            <m:t>-</m:t>
+                          </m:r>
+                          <m:acc>
+                            <m:accPr>
+                              <m:chr m:val="̅"/>
+                              <m:ctrlPr>
+                                <w:rPr>
+                                  <w:rFonts w:ascii="Cambria Math" w:eastAsiaTheme="minorEastAsia" w:hAnsi="Cambria Math" w:cstheme="minorBidi"/>
+                                  <w:sz w:val="24"/>
+                                  <w:szCs w:val="22"/>
+                                </w:rPr>
+                              </m:ctrlPr>
+                            </m:accPr>
+                            <m:e>
+                              <m:r>
+                                <m:rPr>
+                                  <m:sty m:val="bi"/>
+                                </m:rPr>
+                                <w:rPr>
+                                  <w:rFonts w:ascii="Cambria Math" w:eastAsiaTheme="minorEastAsia" w:hAnsi="Cambria Math" w:cstheme="minorBidi"/>
+                                  <w:sz w:val="24"/>
+                                  <w:szCs w:val="22"/>
+                                </w:rPr>
+                                <m:t>A</m:t>
+                              </m:r>
+                            </m:e>
+                          </m:acc>
+                        </m:e>
+                      </m:d>
+                    </m:e>
+                    <m:sup>
+                      <m:r>
+                        <m:rPr>
+                          <m:sty m:val="bi"/>
+                        </m:rPr>
+                        <w:rPr>
+                          <w:rFonts w:ascii="Cambria Math" w:eastAsiaTheme="minorEastAsia" w:hAnsi="Cambria Math" w:cstheme="minorBidi"/>
+                          <w:sz w:val="24"/>
+                          <w:szCs w:val="22"/>
+                        </w:rPr>
+                        <m:t>2</m:t>
+                      </m:r>
+                    </m:sup>
+                  </m:sSup>
+                </m:e>
+              </m:nary>
+            </m:den>
+          </m:f>
+          <m:r>
+            <m:rPr>
+              <m:sty m:val="bi"/>
+            </m:rPr>
+            <w:rPr>
+              <w:rFonts w:ascii="Cambria Math" w:eastAsiaTheme="minorEastAsia" w:hAnsi="Cambria Math" w:cstheme="minorBidi"/>
+              <w:sz w:val="24"/>
+              <w:szCs w:val="22"/>
+            </w:rPr>
+            <m:t>.</m:t>
+          </m:r>
+        </m:oMath>
+      </m:oMathPara>
+    </w:p>
+    <w:p>
+      <w:pPr>
+        <w:pStyle w:val="Heading2"/>
+        <w:rPr>
+          <w:ins w:id="298" w:author="Levine, Charles Roger CTR USARMY USMA (USA)" w:date="2026-10-12T22:52:00Z" w16du:dateUtc="2026-10-13T02:52:00Z"/>
+          <w:rFonts w:ascii="Times New Roman" w:eastAsiaTheme="minorEastAsia" w:hAnsi="Times New Roman" w:cstheme="minorBidi"/>
+          <w:b w:val="0"/>
+          <w:bCs w:val="0"/>
+          <w:sz w:val="24"/>
+          <w:szCs w:val="22"/>
+        </w:rPr>
+      </w:pPr>
+      <w:ins w:id="299" w:author="Levine, Charles Roger CTR USARMY USMA (USA)" w:date="2026-10-12T22:52:00Z" w16du:dateUtc="2026-10-13T02:52:00Z">
+        <w:r>
+          <w:rPr>
+            <w:rFonts w:ascii="Times New Roman" w:eastAsiaTheme="minorEastAsia" w:hAnsi="Times New Roman" w:cstheme="minorBidi"/>
+            <w:b w:val="0"/>
+            <w:bCs w:val="0"/>
+            <w:sz w:val="24"/>
+            <w:szCs w:val="22"/>
+          </w:rPr>
+          <w:t xml:space="preserve">Provided the population has positive variation in </w:t>
+        </w:r>
+      </w:ins>
+      <m:oMath>
+        <m:r>
+          <m:rPr>
+            <m:sty m:val="bi"/>
+          </m:rPr>
+          <w:rPr>
+            <w:rFonts w:ascii="Cambria Math" w:eastAsiaTheme="minorEastAsia" w:hAnsi="Cambria Math" w:cstheme="minorBidi"/>
+            <w:sz w:val="24"/>
+            <w:szCs w:val="22"/>
+          </w:rPr>
+          <m:t>A</m:t>
+        </m:r>
+      </m:oMath>
+      <w:ins w:id="300" w:author="Levine, Charles Roger CTR USARMY USMA (USA)" w:date="2026-10-12T22:52:00Z" w16du:dateUtc="2026-10-13T02:52:00Z">
+        <w:r>
+          <w:rPr>
+            <w:rFonts w:ascii="Times New Roman" w:eastAsiaTheme="minorEastAsia" w:hAnsi="Times New Roman" w:cstheme="minorBidi"/>
+            <w:b w:val="0"/>
+            <w:bCs w:val="0"/>
+            <w:sz w:val="24"/>
+            <w:szCs w:val="22"/>
+          </w:rPr>
+          <w:t xml:space="preserve">, the index lies between zero and one. A value of zero means all group means equal the population mean. A value of one means there is no variation within groups. If everyone has the same </w:t>
+        </w:r>
+      </w:ins>
+      <m:oMath>
+        <m:sSub>
+          <m:sSubPr>
+            <m:ctrlPr>
+              <w:rPr>
+                <w:rFonts w:ascii="Cambria Math" w:eastAsiaTheme="minorEastAsia" w:hAnsi="Cambria Math" w:cstheme="minorBidi"/>
+                <w:sz w:val="24"/>
+                <w:szCs w:val="22"/>
+              </w:rPr>
+            </m:ctrlPr>
+          </m:sSubPr>
+          <m:e>
+            <m:r>
+              <m:rPr>
+                <m:sty m:val="bi"/>
+              </m:rPr>
+              <w:rPr>
+                <w:rFonts w:ascii="Cambria Math" w:eastAsiaTheme="minorEastAsia" w:hAnsi="Cambria Math" w:cstheme="minorBidi"/>
+                <w:sz w:val="24"/>
+                <w:szCs w:val="22"/>
+              </w:rPr>
+              <m:t>A</m:t>
+            </m:r>
+          </m:e>
+          <m:sub>
+            <m:r>
+              <m:rPr>
+                <m:sty m:val="bi"/>
+              </m:rPr>
+              <w:rPr>
+                <w:rFonts w:ascii="Cambria Math" w:eastAsiaTheme="minorEastAsia" w:hAnsi="Cambria Math" w:cstheme="minorBidi"/>
+                <w:sz w:val="24"/>
+                <w:szCs w:val="22"/>
+              </w:rPr>
+              <m:t>i</m:t>
+            </m:r>
+          </m:sub>
+        </m:sSub>
+      </m:oMath>
+      <w:ins w:id="301" w:author="Levine, Charles Roger CTR USARMY USMA (USA)" w:date="2026-10-12T22:52:00Z" w16du:dateUtc="2026-10-13T02:52:00Z">
+        <w:r>
+          <w:rPr>
+            <w:rFonts w:ascii="Times New Roman" w:eastAsiaTheme="minorEastAsia" w:hAnsi="Times New Roman" w:cstheme="minorBidi"/>
+            <w:b w:val="0"/>
+            <w:bCs w:val="0"/>
+            <w:sz w:val="24"/>
+            <w:szCs w:val="22"/>
+          </w:rPr>
+          <w:t>, total variation is zero and the index is undefined.</w:t>
+        </w:r>
+      </w:ins>
+    </w:p>
+    <w:p>
+      <w:pPr>
+        <w:pStyle w:val="Heading2"/>
+        <w:rPr>
+          <w:ins w:id="302" w:author="Levine, Charles Roger CTR USARMY USMA (USA)" w:date="2026-10-12T22:52:00Z" w16du:dateUtc="2026-10-13T02:52:00Z"/>
+          <w:rFonts w:ascii="Times New Roman" w:eastAsiaTheme="minorEastAsia" w:hAnsi="Times New Roman" w:cstheme="minorBidi"/>
+          <w:b w:val="0"/>
+          <w:bCs w:val="0"/>
+          <w:sz w:val="24"/>
+          <w:szCs w:val="22"/>
+        </w:rPr>
+      </w:pPr>
+      <w:ins w:id="303" w:author="Levine, Charles Roger CTR USARMY USMA (USA)" w:date="2026-10-12T22:52:00Z" w16du:dateUtc="2026-10-13T02:52:00Z">
+        <w:r>
+          <w:rPr>
+            <w:rFonts w:ascii="Times New Roman" w:eastAsiaTheme="minorEastAsia" w:hAnsi="Times New Roman" w:cstheme="minorBidi"/>
+            <w:b w:val="0"/>
+            <w:bCs w:val="0"/>
+            <w:sz w:val="24"/>
+            <w:szCs w:val="22"/>
+          </w:rPr>
+          <w:lastRenderedPageBreak/>
+          <w:t xml:space="preserve">Random assignment does not generally produce an index of exactly zero. Even without a similarity preference, finite groups can differ in their means by chance. Under uniform random allocation of a fixed population into </w:t>
+        </w:r>
+      </w:ins>
+      <m:oMath>
+        <m:r>
+          <m:rPr>
+            <m:sty m:val="bi"/>
+          </m:rPr>
+          <w:rPr>
+            <w:rFonts w:ascii="Cambria Math" w:eastAsiaTheme="minorEastAsia" w:hAnsi="Cambria Math" w:cstheme="minorBidi"/>
+            <w:sz w:val="24"/>
+            <w:szCs w:val="22"/>
+          </w:rPr>
+          <m:t>J</m:t>
+        </m:r>
+      </m:oMath>
+      <w:ins w:id="304" w:author="Levine, Charles Roger CTR USARMY USMA (USA)" w:date="2026-10-12T22:52:00Z" w16du:dateUtc="2026-10-13T02:52:00Z">
+        <w:r>
+          <w:rPr>
+            <w:rFonts w:ascii="Times New Roman" w:eastAsiaTheme="minorEastAsia" w:hAnsi="Times New Roman" w:cstheme="minorBidi"/>
+            <w:b w:val="0"/>
+            <w:bCs w:val="0"/>
+            <w:sz w:val="24"/>
+            <w:szCs w:val="22"/>
+          </w:rPr>
+          <w:t xml:space="preserve"> nonempty groups with fixed capacities,</w:t>
+        </w:r>
+      </w:ins>
+    </w:p>
+    <w:p>
+      <w:pPr>
+        <w:pStyle w:val="Heading2"/>
+        <w:rPr>
+          <w:ins w:id="305" w:author="Levine, Charles Roger CTR USARMY USMA (USA)" w:date="2026-10-12T22:52:00Z" w16du:dateUtc="2026-10-13T02:52:00Z"/>
+          <w:rFonts w:ascii="Times New Roman" w:eastAsiaTheme="minorEastAsia" w:hAnsi="Times New Roman" w:cstheme="minorBidi"/>
+          <w:b w:val="0"/>
+          <w:bCs w:val="0"/>
+          <w:sz w:val="24"/>
+          <w:szCs w:val="22"/>
+        </w:rPr>
+      </w:pPr>
+      <m:oMathPara>
+        <m:oMath>
+          <m:r>
+            <m:rPr>
+              <m:scr m:val="double-struck"/>
+              <m:sty m:val="b"/>
+            </m:rPr>
+            <w:rPr>
+              <w:rFonts w:ascii="Cambria Math" w:eastAsiaTheme="minorEastAsia" w:hAnsi="Cambria Math" w:cstheme="minorBidi"/>
+              <w:sz w:val="24"/>
+              <w:szCs w:val="22"/>
+            </w:rPr>
+            <m:t>E</m:t>
+          </m:r>
+          <m:r>
+            <m:rPr>
+              <m:sty m:val="bi"/>
+            </m:rPr>
+            <w:rPr>
+              <w:rFonts w:ascii="Cambria Math" w:eastAsiaTheme="minorEastAsia" w:hAnsi="Cambria Math" w:cstheme="minorBidi"/>
+              <w:sz w:val="24"/>
+              <w:szCs w:val="22"/>
+            </w:rPr>
+            <m:t>​</m:t>
+          </m:r>
+          <m:d>
+            <m:dPr>
+              <m:begChr m:val="["/>
+              <m:endChr m:val="]"/>
+              <m:ctrlPr>
+                <w:rPr>
+                  <w:rFonts w:ascii="Cambria Math" w:eastAsiaTheme="minorEastAsia" w:hAnsi="Cambria Math" w:cstheme="minorBidi"/>
+                  <w:sz w:val="24"/>
+                  <w:szCs w:val="22"/>
+                </w:rPr>
+              </m:ctrlPr>
+            </m:dPr>
+            <m:e>
+              <m:sSub>
+                <m:sSubPr>
+                  <m:ctrlPr>
+                    <w:rPr>
+                      <w:rFonts w:ascii="Cambria Math" w:eastAsiaTheme="minorEastAsia" w:hAnsi="Cambria Math" w:cstheme="minorBidi"/>
+                      <w:sz w:val="24"/>
+                      <w:szCs w:val="22"/>
+                    </w:rPr>
+                  </m:ctrlPr>
+                </m:sSubPr>
+                <m:e>
+                  <m:r>
+                    <m:rPr>
+                      <m:sty m:val="bi"/>
+                    </m:rPr>
+                    <w:rPr>
+                      <w:rFonts w:ascii="Cambria Math" w:eastAsiaTheme="minorEastAsia" w:hAnsi="Cambria Math" w:cstheme="minorBidi"/>
+                      <w:sz w:val="24"/>
+                      <w:szCs w:val="22"/>
+                    </w:rPr>
+                    <m:t>H</m:t>
+                  </m:r>
+                </m:e>
+                <m:sub>
+                  <m:r>
+                    <m:rPr>
+                      <m:sty m:val="b"/>
+                    </m:rPr>
+                    <w:rPr>
+                      <w:rFonts w:ascii="Cambria Math" w:eastAsiaTheme="minorEastAsia" w:hAnsi="Cambria Math" w:cstheme="minorBidi"/>
+                      <w:sz w:val="24"/>
+                      <w:szCs w:val="22"/>
+                    </w:rPr>
+                    <m:t>sort</m:t>
+                  </m:r>
+                </m:sub>
+              </m:sSub>
+            </m:e>
+          </m:d>
+          <m:r>
+            <m:rPr>
+              <m:sty m:val="bi"/>
+            </m:rPr>
+            <w:rPr>
+              <w:rFonts w:ascii="Cambria Math" w:eastAsiaTheme="minorEastAsia" w:hAnsi="Cambria Math" w:cstheme="minorBidi"/>
+              <w:sz w:val="24"/>
+              <w:szCs w:val="22"/>
+            </w:rPr>
+            <m:t>=</m:t>
+          </m:r>
+          <m:f>
+            <m:fPr>
+              <m:ctrlPr>
+                <w:rPr>
+                  <w:rFonts w:ascii="Cambria Math" w:eastAsiaTheme="minorEastAsia" w:hAnsi="Cambria Math" w:cstheme="minorBidi"/>
+                  <w:sz w:val="24"/>
+                  <w:szCs w:val="22"/>
+                </w:rPr>
+              </m:ctrlPr>
+            </m:fPr>
+            <m:num>
+              <m:r>
+                <m:rPr>
+                  <m:sty m:val="bi"/>
+                </m:rPr>
+                <w:rPr>
+                  <w:rFonts w:ascii="Cambria Math" w:eastAsiaTheme="minorEastAsia" w:hAnsi="Cambria Math" w:cstheme="minorBidi"/>
+                  <w:sz w:val="24"/>
+                  <w:szCs w:val="22"/>
+                </w:rPr>
+                <m:t>J-1</m:t>
+              </m:r>
+            </m:num>
+            <m:den>
+              <m:r>
+                <m:rPr>
+                  <m:sty m:val="bi"/>
+                </m:rPr>
+                <w:rPr>
+                  <w:rFonts w:ascii="Cambria Math" w:eastAsiaTheme="minorEastAsia" w:hAnsi="Cambria Math" w:cstheme="minorBidi"/>
+                  <w:sz w:val="24"/>
+                  <w:szCs w:val="22"/>
+                </w:rPr>
+                <m:t>N-1</m:t>
+              </m:r>
+            </m:den>
+          </m:f>
+          <m:r>
+            <m:rPr>
+              <m:sty m:val="bi"/>
+            </m:rPr>
+            <w:rPr>
+              <w:rFonts w:ascii="Cambria Math" w:eastAsiaTheme="minorEastAsia" w:hAnsi="Cambria Math" w:cstheme="minorBidi"/>
+              <w:sz w:val="24"/>
+              <w:szCs w:val="22"/>
             </w:rPr>
             <m:t>,</m:t>
           </m:r>
@@ -11698,276 +15880,1025 @@
       </m:oMathPara>
     </w:p>
     <w:p>
-      <w:r>
-        <w:t xml:space="preserve">Here, </w:t>
-      </w:r>
-      <m:oMath>
-        <m:r>
-          <w:rPr>
-            <w:rFonts w:ascii="Cambria Math" w:hAnsi="Cambria Math"/>
-          </w:rPr>
-          <m:t>g</m:t>
-        </m:r>
+      <w:pPr>
+        <w:pStyle w:val="Heading2"/>
+        <w:rPr>
+          <w:ins w:id="306" w:author="Levine, Charles Roger CTR USARMY USMA (USA)" w:date="2026-10-12T22:52:00Z" w16du:dateUtc="2026-10-13T02:52:00Z"/>
+          <w:rFonts w:ascii="Times New Roman" w:eastAsiaTheme="minorEastAsia" w:hAnsi="Times New Roman" w:cstheme="minorBidi"/>
+          <w:b w:val="0"/>
+          <w:bCs w:val="0"/>
+          <w:sz w:val="24"/>
+          <w:szCs w:val="22"/>
+        </w:rPr>
+      </w:pPr>
+      <w:ins w:id="307" w:author="Levine, Charles Roger CTR USARMY USMA (USA)" w:date="2026-10-12T22:52:00Z" w16du:dateUtc="2026-10-13T02:52:00Z">
+        <w:r>
+          <w:rPr>
+            <w:rFonts w:ascii="Times New Roman" w:eastAsiaTheme="minorEastAsia" w:hAnsi="Times New Roman" w:cstheme="minorBidi"/>
+            <w:b w:val="0"/>
+            <w:bCs w:val="0"/>
+            <w:sz w:val="24"/>
+            <w:szCs w:val="22"/>
+          </w:rPr>
+          <w:t xml:space="preserve">where </w:t>
+        </w:r>
+      </w:ins>
+      <m:oMath>
         <m:r>
           <m:rPr>
-            <m:sty m:val="p"/>
+            <m:scr m:val="double-struck"/>
+            <m:sty m:val="b"/>
           </m:rPr>
           <w:rPr>
-            <w:rFonts w:ascii="Cambria Math" w:hAnsi="Cambria Math"/>
-          </w:rPr>
-          <m:t>(</m:t>
+            <w:rFonts w:ascii="Cambria Math" w:eastAsiaTheme="minorEastAsia" w:hAnsi="Cambria Math" w:cstheme="minorBidi"/>
+            <w:sz w:val="24"/>
+            <w:szCs w:val="22"/>
+          </w:rPr>
+          <m:t>E</m:t>
         </m:r>
-        <m:r>
-          <w:rPr>
-            <w:rFonts w:ascii="Cambria Math" w:hAnsi="Cambria Math"/>
-          </w:rPr>
-          <m:t>i</m:t>
-        </m:r>
-        <m:r>
-          <m:rPr>
-            <m:sty m:val="p"/>
-          </m:rPr>
-          <w:rPr>
-            <w:rFonts w:ascii="Cambria Math" w:hAnsi="Cambria Math"/>
-          </w:rPr>
-          <m:t>)</m:t>
-        </m:r>
-      </m:oMath>
-      <w:r>
-        <w:t xml:space="preserve"> identifies the group containing individual </w:t>
-      </w:r>
-      <m:oMath>
-        <m:r>
-          <w:rPr>
-            <w:rFonts w:ascii="Cambria Math" w:hAnsi="Cambria Math"/>
-          </w:rPr>
-          <m:t>i</m:t>
-        </m:r>
-      </m:oMath>
-      <w:r>
-        <w:t xml:space="preserve">, </w:t>
-      </w:r>
+      </m:oMath>
+      <w:ins w:id="308" w:author="Levine, Charles Roger CTR USARMY USMA (USA)" w:date="2026-10-12T22:52:00Z" w16du:dateUtc="2026-10-13T02:52:00Z">
+        <w:r>
+          <w:rPr>
+            <w:rFonts w:ascii="Times New Roman" w:eastAsiaTheme="minorEastAsia" w:hAnsi="Times New Roman" w:cstheme="minorBidi"/>
+            <w:b w:val="0"/>
+            <w:bCs w:val="0"/>
+            <w:sz w:val="24"/>
+            <w:szCs w:val="22"/>
+          </w:rPr>
+          <w:t xml:space="preserve"> denotes the average over possible random assignments. This expression gives the expected reference value, while repeated random assignments show how much individual realizations can vary around it.</w:t>
+        </w:r>
+      </w:ins>
+    </w:p>
+    <w:p>
+      <w:pPr>
+        <w:pStyle w:val="Heading2"/>
+        <w:rPr>
+          <w:ins w:id="309" w:author="Levine, Charles Roger CTR USARMY USMA (USA)" w:date="2026-10-12T22:56:00Z" w16du:dateUtc="2026-10-13T02:56:00Z"/>
+          <w:rFonts w:ascii="Times New Roman" w:eastAsiaTheme="minorEastAsia" w:hAnsi="Times New Roman" w:cstheme="minorBidi"/>
+          <w:b w:val="0"/>
+          <w:bCs w:val="0"/>
+          <w:sz w:val="24"/>
+          <w:szCs w:val="22"/>
+        </w:rPr>
+      </w:pPr>
+      <w:ins w:id="310" w:author="Levine, Charles Roger CTR USARMY USMA (USA)" w:date="2026-10-12T22:52:00Z" w16du:dateUtc="2026-10-13T02:52:00Z">
+        <w:r>
+          <w:rPr>
+            <w:rFonts w:ascii="Times New Roman" w:eastAsiaTheme="minorEastAsia" w:hAnsi="Times New Roman" w:cstheme="minorBidi"/>
+            <w:b w:val="0"/>
+            <w:bCs w:val="0"/>
+            <w:sz w:val="24"/>
+            <w:szCs w:val="22"/>
+          </w:rPr>
+          <w:t xml:space="preserve">We therefore report both the assignment preference \(\rho\) and the resulting </w:t>
+        </w:r>
+      </w:ins>
       <m:oMath>
         <m:sSub>
           <m:sSubPr>
             <m:ctrlPr>
               <w:rPr>
-                <w:rFonts w:ascii="Cambria Math" w:hAnsi="Cambria Math"/>
+                <w:rFonts w:ascii="Cambria Math" w:eastAsiaTheme="minorEastAsia" w:hAnsi="Cambria Math" w:cstheme="minorBidi"/>
+                <w:sz w:val="24"/>
+                <w:szCs w:val="22"/>
               </w:rPr>
             </m:ctrlPr>
           </m:sSubPr>
           <m:e>
             <m:r>
-              <w:rPr>
-                <w:rFonts w:ascii="Cambria Math" w:hAnsi="Cambria Math"/>
-              </w:rPr>
-              <m:t>T</m:t>
+              <m:rPr>
+                <m:sty m:val="bi"/>
+              </m:rPr>
+              <w:rPr>
+                <w:rFonts w:ascii="Cambria Math" w:eastAsiaTheme="minorEastAsia" w:hAnsi="Cambria Math" w:cstheme="minorBidi"/>
+                <w:sz w:val="24"/>
+                <w:szCs w:val="22"/>
+              </w:rPr>
+              <m:t>H</m:t>
             </m:r>
           </m:e>
           <m:sub>
             <m:r>
-              <w:rPr>
-                <w:rFonts w:ascii="Cambria Math" w:hAnsi="Cambria Math"/>
-              </w:rPr>
-              <m:t>g</m:t>
-            </m:r>
-            <m:r>
+              <m:rPr>
+                <m:sty m:val="b"/>
+              </m:rPr>
+              <w:rPr>
+                <w:rFonts w:ascii="Cambria Math" w:eastAsiaTheme="minorEastAsia" w:hAnsi="Cambria Math" w:cstheme="minorBidi"/>
+                <w:sz w:val="24"/>
+                <w:szCs w:val="22"/>
+              </w:rPr>
+              <m:t>sort</m:t>
+            </m:r>
+          </m:sub>
+        </m:sSub>
+      </m:oMath>
+      <w:ins w:id="311" w:author="Levine, Charles Roger CTR USARMY USMA (USA)" w:date="2026-10-12T22:52:00Z" w16du:dateUtc="2026-10-13T02:52:00Z">
+        <w:r>
+          <w:rPr>
+            <w:rFonts w:ascii="Times New Roman" w:eastAsiaTheme="minorEastAsia" w:hAnsi="Times New Roman" w:cstheme="minorBidi"/>
+            <w:b w:val="0"/>
+            <w:bCs w:val="0"/>
+            <w:sz w:val="24"/>
+            <w:szCs w:val="22"/>
+          </w:rPr>
+          <w:t xml:space="preserve">. The first describes how groups were generated; the second describes the arrangement that resulted. Their relationship also depends on the performance distribution, roster capacities, and assignment history. In particular, </w:t>
+        </w:r>
+      </w:ins>
+      <m:oMath>
+        <m:r>
+          <m:rPr>
+            <m:sty m:val="bi"/>
+          </m:rPr>
+          <w:rPr>
+            <w:rFonts w:ascii="Cambria Math" w:eastAsiaTheme="minorEastAsia" w:hAnsi="Cambria Math" w:cstheme="minorBidi"/>
+            <w:sz w:val="24"/>
+            <w:szCs w:val="22"/>
+          </w:rPr>
+          <m:t>ρ=0</m:t>
+        </m:r>
+      </m:oMath>
+      <w:ins w:id="312" w:author="Levine, Charles Roger CTR USARMY USMA (USA)" w:date="2026-10-12T22:52:00Z" w16du:dateUtc="2026-10-13T02:52:00Z">
+        <w:r>
+          <w:rPr>
+            <w:rFonts w:ascii="Times New Roman" w:eastAsiaTheme="minorEastAsia" w:hAnsi="Times New Roman" w:cstheme="minorBidi"/>
+            <w:b w:val="0"/>
+            <w:bCs w:val="0"/>
+            <w:sz w:val="24"/>
+            <w:szCs w:val="22"/>
+          </w:rPr>
+          <w:t xml:space="preserve"> should not be equated with an observed sorting index of zero</w:t>
+        </w:r>
+      </w:ins>
+      <w:ins w:id="313" w:author="Levine, Charles Roger CTR USARMY USMA (USA)" w:date="2026-10-12T22:56:00Z" w16du:dateUtc="2026-10-13T02:56:00Z">
+        <w:r>
+          <w:rPr>
+            <w:rFonts w:ascii="Times New Roman" w:eastAsiaTheme="minorEastAsia" w:hAnsi="Times New Roman" w:cstheme="minorBidi"/>
+            <w:b w:val="0"/>
+            <w:bCs w:val="0"/>
+            <w:sz w:val="24"/>
+            <w:szCs w:val="22"/>
+          </w:rPr>
+          <w:t>.</w:t>
+        </w:r>
+      </w:ins>
+    </w:p>
+    <w:p>
+      <w:pPr>
+        <w:rPr>
+          <w:del w:id="314" w:author="Levine, Charles Roger CTR USARMY USMA (USA)" w:date="2026-10-12T22:52:00Z" w16du:dateUtc="2026-10-13T02:52:00Z"/>
+        </w:rPr>
+      </w:pPr>
+      <w:del w:id="315" w:author="Levine, Charles Roger CTR USARMY USMA (USA)" w:date="2026-10-12T22:52:00Z" w16du:dateUtc="2026-10-13T02:52:00Z">
+        <w:r>
+          <w:delText xml:space="preserve">The parameter </w:delText>
+        </w:r>
+      </w:del>
+      <m:oMath>
+        <m:r>
+          <w:del w:id="316" w:author="Levine, Charles Roger CTR USARMY USMA (USA)" w:date="2026-10-12T22:52:00Z" w16du:dateUtc="2026-10-13T02:52:00Z">
+            <w:rPr>
+              <w:rFonts w:ascii="Cambria Math" w:hAnsi="Cambria Math"/>
+            </w:rPr>
+            <m:t>ρ</m:t>
+          </w:del>
+        </m:r>
+      </m:oMath>
+      <w:del w:id="317" w:author="Levine, Charles Roger CTR USARMY USMA (USA)" w:date="2026-10-12T22:52:00Z" w16du:dateUtc="2026-10-13T02:52:00Z">
+        <w:r>
+          <w:delText xml:space="preserve"> governs a generative preference. It does not directly measure the sorting realized in a completed population. We summarize realized sorting by </w:delText>
+        </w:r>
+      </w:del>
+      <m:oMath>
+        <m:sSub>
+          <m:sSubPr>
+            <m:ctrlPr>
+              <w:del w:id="318" w:author="Levine, Charles Roger CTR USARMY USMA (USA)" w:date="2026-10-12T22:52:00Z" w16du:dateUtc="2026-10-13T02:52:00Z">
+                <w:rPr>
+                  <w:rFonts w:ascii="Cambria Math" w:hAnsi="Cambria Math"/>
+                </w:rPr>
+              </w:del>
+            </m:ctrlPr>
+          </m:sSubPr>
+          <m:e>
+            <m:r>
+              <w:del w:id="319" w:author="Levine, Charles Roger CTR USARMY USMA (USA)" w:date="2026-10-12T22:52:00Z" w16du:dateUtc="2026-10-13T02:52:00Z">
+                <w:rPr>
+                  <w:rFonts w:ascii="Cambria Math" w:hAnsi="Cambria Math"/>
+                </w:rPr>
+                <m:t>H</m:t>
+              </w:del>
+            </m:r>
+          </m:e>
+          <m:sub>
+            <m:r>
+              <w:del w:id="320" w:author="Levine, Charles Roger CTR USARMY USMA (USA)" w:date="2026-10-12T22:52:00Z" w16du:dateUtc="2026-10-13T02:52:00Z">
+                <m:rPr>
+                  <m:sty m:val="p"/>
+                </m:rPr>
+                <w:rPr>
+                  <w:rFonts w:ascii="Cambria Math" w:hAnsi="Cambria Math"/>
+                </w:rPr>
+                <m:t>sort</m:t>
+              </w:del>
+            </m:r>
+          </m:sub>
+        </m:sSub>
+      </m:oMath>
+      <w:del w:id="321" w:author="Levine, Charles Roger CTR USARMY USMA (USA)" w:date="2026-10-12T22:52:00Z" w16du:dateUtc="2026-10-13T02:52:00Z">
+        <w:r>
+          <w:delText xml:space="preserve">, the fraction of total variation in </w:delText>
+        </w:r>
+      </w:del>
+      <m:oMath>
+        <m:r>
+          <w:del w:id="322" w:author="Levine, Charles Roger CTR USARMY USMA (USA)" w:date="2026-10-12T22:52:00Z" w16du:dateUtc="2026-10-13T02:52:00Z">
+            <w:rPr>
+              <w:rFonts w:ascii="Cambria Math" w:hAnsi="Cambria Math"/>
+            </w:rPr>
+            <m:t>A</m:t>
+          </w:del>
+        </m:r>
+      </m:oMath>
+      <w:del w:id="323" w:author="Levine, Charles Roger CTR USARMY USMA (USA)" w:date="2026-10-12T22:52:00Z" w16du:dateUtc="2026-10-13T02:52:00Z">
+        <w:r>
+          <w:delText xml:space="preserve"> attributable to differences between group means.</w:delText>
+        </w:r>
+      </w:del>
+    </w:p>
+    <w:p>
+      <w:pPr>
+        <w:pStyle w:val="BodyText"/>
+        <w:rPr>
+          <w:del w:id="324" w:author="Levine, Charles Roger CTR USARMY USMA (USA)" w:date="2026-10-12T22:52:00Z" w16du:dateUtc="2026-10-13T02:52:00Z"/>
+        </w:rPr>
+      </w:pPr>
+      <m:oMathPara>
+        <m:oMathParaPr>
+          <m:jc m:val="center"/>
+        </m:oMathParaPr>
+        <m:oMath>
+          <m:sSub>
+            <m:sSubPr>
+              <m:ctrlPr>
+                <w:del w:id="325" w:author="Levine, Charles Roger CTR USARMY USMA (USA)" w:date="2026-10-12T22:52:00Z" w16du:dateUtc="2026-10-13T02:52:00Z">
+                  <w:rPr>
+                    <w:rFonts w:ascii="Cambria Math" w:hAnsi="Cambria Math"/>
+                  </w:rPr>
+                </w:del>
+              </m:ctrlPr>
+            </m:sSubPr>
+            <m:e>
+              <m:r>
+                <w:del w:id="326" w:author="Levine, Charles Roger CTR USARMY USMA (USA)" w:date="2026-10-12T22:52:00Z" w16du:dateUtc="2026-10-13T02:52:00Z">
+                  <w:rPr>
+                    <w:rFonts w:ascii="Cambria Math" w:hAnsi="Cambria Math"/>
+                  </w:rPr>
+                  <m:t>H</m:t>
+                </w:del>
+              </m:r>
+            </m:e>
+            <m:sub>
+              <m:r>
+                <w:del w:id="327" w:author="Levine, Charles Roger CTR USARMY USMA (USA)" w:date="2026-10-12T22:52:00Z" w16du:dateUtc="2026-10-13T02:52:00Z">
+                  <m:rPr>
+                    <m:nor/>
+                  </m:rPr>
+                  <m:t>sort</m:t>
+                </w:del>
+              </m:r>
+            </m:sub>
+          </m:sSub>
+          <m:r>
+            <w:del w:id="328" w:author="Levine, Charles Roger CTR USARMY USMA (USA)" w:date="2026-10-12T22:52:00Z" w16du:dateUtc="2026-10-13T02:52:00Z">
               <m:rPr>
                 <m:sty m:val="p"/>
               </m:rPr>
               <w:rPr>
                 <w:rFonts w:ascii="Cambria Math" w:hAnsi="Cambria Math"/>
               </w:rPr>
-              <m:t>(</m:t>
-            </m:r>
-            <m:r>
-              <w:rPr>
-                <w:rFonts w:ascii="Cambria Math" w:hAnsi="Cambria Math"/>
-              </w:rPr>
-              <m:t>i</m:t>
-            </m:r>
-            <m:r>
+              <m:t>=</m:t>
+            </w:del>
+          </m:r>
+          <m:r>
+            <w:del w:id="329" w:author="Levine, Charles Roger CTR USARMY USMA (USA)" w:date="2026-10-12T22:52:00Z" w16du:dateUtc="2026-10-13T02:52:00Z">
+              <w:rPr>
+                <w:rFonts w:ascii="Cambria Math" w:hAnsi="Cambria Math"/>
+              </w:rPr>
+              <m:t>1</m:t>
+            </w:del>
+          </m:r>
+          <m:r>
+            <w:del w:id="330" w:author="Levine, Charles Roger CTR USARMY USMA (USA)" w:date="2026-10-12T22:52:00Z" w16du:dateUtc="2026-10-13T02:52:00Z">
               <m:rPr>
                 <m:sty m:val="p"/>
               </m:rPr>
               <w:rPr>
                 <w:rFonts w:ascii="Cambria Math" w:hAnsi="Cambria Math"/>
               </w:rPr>
-              <m:t>)</m:t>
+              <m:t>-</m:t>
+            </w:del>
+          </m:r>
+          <m:f>
+            <m:fPr>
+              <m:ctrlPr>
+                <w:del w:id="331" w:author="Levine, Charles Roger CTR USARMY USMA (USA)" w:date="2026-10-12T22:52:00Z" w16du:dateUtc="2026-10-13T02:52:00Z">
+                  <w:rPr>
+                    <w:rFonts w:ascii="Cambria Math" w:hAnsi="Cambria Math"/>
+                  </w:rPr>
+                </w:del>
+              </m:ctrlPr>
+            </m:fPr>
+            <m:num>
+              <m:nary>
+                <m:naryPr>
+                  <m:chr m:val="∑"/>
+                  <m:limLoc m:val="undOvr"/>
+                  <m:supHide m:val="1"/>
+                  <m:ctrlPr>
+                    <w:del w:id="332" w:author="Levine, Charles Roger CTR USARMY USMA (USA)" w:date="2026-10-12T22:52:00Z" w16du:dateUtc="2026-10-13T02:52:00Z">
+                      <w:rPr>
+                        <w:rFonts w:ascii="Cambria Math" w:hAnsi="Cambria Math"/>
+                      </w:rPr>
+                    </w:del>
+                  </m:ctrlPr>
+                </m:naryPr>
+                <m:sub>
+                  <m:r>
+                    <w:del w:id="333" w:author="Levine, Charles Roger CTR USARMY USMA (USA)" w:date="2026-10-12T22:52:00Z" w16du:dateUtc="2026-10-13T02:52:00Z">
+                      <w:rPr>
+                        <w:rFonts w:ascii="Cambria Math" w:hAnsi="Cambria Math"/>
+                      </w:rPr>
+                      <m:t>i</m:t>
+                    </w:del>
+                  </m:r>
+                </m:sub>
+                <m:sup>
+                  <m:r>
+                    <w:del w:id="334" w:author="Levine, Charles Roger CTR USARMY USMA (USA)" w:date="2026-10-12T22:52:00Z" w16du:dateUtc="2026-10-13T02:52:00Z">
+                      <w:rPr>
+                        <w:rFonts w:ascii="Cambria Math" w:hAnsi="Cambria Math"/>
+                      </w:rPr>
+                      <m:t>​</m:t>
+                    </w:del>
+                  </m:r>
+                </m:sup>
+                <m:e>
+                  <m:sSup>
+                    <m:sSupPr>
+                      <m:ctrlPr>
+                        <w:del w:id="335" w:author="Levine, Charles Roger CTR USARMY USMA (USA)" w:date="2026-10-12T22:52:00Z" w16du:dateUtc="2026-10-13T02:52:00Z">
+                          <w:rPr>
+                            <w:rFonts w:ascii="Cambria Math" w:hAnsi="Cambria Math"/>
+                          </w:rPr>
+                        </w:del>
+                      </m:ctrlPr>
+                    </m:sSupPr>
+                    <m:e>
+                      <m:d>
+                        <m:dPr>
+                          <m:ctrlPr>
+                            <w:del w:id="336" w:author="Levine, Charles Roger CTR USARMY USMA (USA)" w:date="2026-10-12T22:52:00Z" w16du:dateUtc="2026-10-13T02:52:00Z">
+                              <w:rPr>
+                                <w:rFonts w:ascii="Cambria Math" w:hAnsi="Cambria Math"/>
+                              </w:rPr>
+                            </w:del>
+                          </m:ctrlPr>
+                        </m:dPr>
+                        <m:e>
+                          <m:sSub>
+                            <m:sSubPr>
+                              <m:ctrlPr>
+                                <w:del w:id="337" w:author="Levine, Charles Roger CTR USARMY USMA (USA)" w:date="2026-10-12T22:52:00Z" w16du:dateUtc="2026-10-13T02:52:00Z">
+                                  <w:rPr>
+                                    <w:rFonts w:ascii="Cambria Math" w:hAnsi="Cambria Math"/>
+                                  </w:rPr>
+                                </w:del>
+                              </m:ctrlPr>
+                            </m:sSubPr>
+                            <m:e>
+                              <m:r>
+                                <w:del w:id="338" w:author="Levine, Charles Roger CTR USARMY USMA (USA)" w:date="2026-10-12T22:52:00Z" w16du:dateUtc="2026-10-13T02:52:00Z">
+                                  <w:rPr>
+                                    <w:rFonts w:ascii="Cambria Math" w:hAnsi="Cambria Math"/>
+                                  </w:rPr>
+                                  <m:t>A</m:t>
+                                </w:del>
+                              </m:r>
+                            </m:e>
+                            <m:sub>
+                              <m:r>
+                                <w:del w:id="339" w:author="Levine, Charles Roger CTR USARMY USMA (USA)" w:date="2026-10-12T22:52:00Z" w16du:dateUtc="2026-10-13T02:52:00Z">
+                                  <w:rPr>
+                                    <w:rFonts w:ascii="Cambria Math" w:hAnsi="Cambria Math"/>
+                                  </w:rPr>
+                                  <m:t>i</m:t>
+                                </w:del>
+                              </m:r>
+                            </m:sub>
+                          </m:sSub>
+                          <m:r>
+                            <w:del w:id="340" w:author="Levine, Charles Roger CTR USARMY USMA (USA)" w:date="2026-10-12T22:52:00Z" w16du:dateUtc="2026-10-13T02:52:00Z">
+                              <m:rPr>
+                                <m:sty m:val="p"/>
+                              </m:rPr>
+                              <w:rPr>
+                                <w:rFonts w:ascii="Cambria Math" w:hAnsi="Cambria Math"/>
+                              </w:rPr>
+                              <m:t>-</m:t>
+                            </w:del>
+                          </m:r>
+                          <m:sSub>
+                            <m:sSubPr>
+                              <m:ctrlPr>
+                                <w:del w:id="341" w:author="Levine, Charles Roger CTR USARMY USMA (USA)" w:date="2026-10-12T22:52:00Z" w16du:dateUtc="2026-10-13T02:52:00Z">
+                                  <w:rPr>
+                                    <w:rFonts w:ascii="Cambria Math" w:hAnsi="Cambria Math"/>
+                                  </w:rPr>
+                                </w:del>
+                              </m:ctrlPr>
+                            </m:sSubPr>
+                            <m:e>
+                              <m:r>
+                                <w:del w:id="342" w:author="Levine, Charles Roger CTR USARMY USMA (USA)" w:date="2026-10-12T22:52:00Z" w16du:dateUtc="2026-10-13T02:52:00Z">
+                                  <w:rPr>
+                                    <w:rFonts w:ascii="Cambria Math" w:hAnsi="Cambria Math"/>
+                                  </w:rPr>
+                                  <m:t>T</m:t>
+                                </w:del>
+                              </m:r>
+                            </m:e>
+                            <m:sub>
+                              <m:r>
+                                <w:del w:id="343" w:author="Levine, Charles Roger CTR USARMY USMA (USA)" w:date="2026-10-12T22:52:00Z" w16du:dateUtc="2026-10-13T02:52:00Z">
+                                  <w:rPr>
+                                    <w:rFonts w:ascii="Cambria Math" w:hAnsi="Cambria Math"/>
+                                  </w:rPr>
+                                  <m:t>g</m:t>
+                                </w:del>
+                              </m:r>
+                              <m:r>
+                                <w:del w:id="344" w:author="Levine, Charles Roger CTR USARMY USMA (USA)" w:date="2026-10-12T22:52:00Z" w16du:dateUtc="2026-10-13T02:52:00Z">
+                                  <m:rPr>
+                                    <m:sty m:val="p"/>
+                                  </m:rPr>
+                                  <w:rPr>
+                                    <w:rFonts w:ascii="Cambria Math" w:hAnsi="Cambria Math"/>
+                                  </w:rPr>
+                                  <m:t>(</m:t>
+                                </w:del>
+                              </m:r>
+                              <m:r>
+                                <w:del w:id="345" w:author="Levine, Charles Roger CTR USARMY USMA (USA)" w:date="2026-10-12T22:52:00Z" w16du:dateUtc="2026-10-13T02:52:00Z">
+                                  <w:rPr>
+                                    <w:rFonts w:ascii="Cambria Math" w:hAnsi="Cambria Math"/>
+                                  </w:rPr>
+                                  <m:t>i</m:t>
+                                </w:del>
+                              </m:r>
+                              <m:r>
+                                <w:del w:id="346" w:author="Levine, Charles Roger CTR USARMY USMA (USA)" w:date="2026-10-12T22:52:00Z" w16du:dateUtc="2026-10-13T02:52:00Z">
+                                  <m:rPr>
+                                    <m:sty m:val="p"/>
+                                  </m:rPr>
+                                  <w:rPr>
+                                    <w:rFonts w:ascii="Cambria Math" w:hAnsi="Cambria Math"/>
+                                  </w:rPr>
+                                  <m:t>)</m:t>
+                                </w:del>
+                              </m:r>
+                            </m:sub>
+                          </m:sSub>
+                        </m:e>
+                      </m:d>
+                    </m:e>
+                    <m:sup>
+                      <m:r>
+                        <w:del w:id="347" w:author="Levine, Charles Roger CTR USARMY USMA (USA)" w:date="2026-10-12T22:52:00Z" w16du:dateUtc="2026-10-13T02:52:00Z">
+                          <w:rPr>
+                            <w:rFonts w:ascii="Cambria Math" w:hAnsi="Cambria Math"/>
+                          </w:rPr>
+                          <m:t>2</m:t>
+                        </w:del>
+                      </m:r>
+                    </m:sup>
+                  </m:sSup>
+                </m:e>
+              </m:nary>
+            </m:num>
+            <m:den>
+              <m:nary>
+                <m:naryPr>
+                  <m:chr m:val="∑"/>
+                  <m:limLoc m:val="undOvr"/>
+                  <m:supHide m:val="1"/>
+                  <m:ctrlPr>
+                    <w:del w:id="348" w:author="Levine, Charles Roger CTR USARMY USMA (USA)" w:date="2026-10-12T22:52:00Z" w16du:dateUtc="2026-10-13T02:52:00Z">
+                      <w:rPr>
+                        <w:rFonts w:ascii="Cambria Math" w:hAnsi="Cambria Math"/>
+                      </w:rPr>
+                    </w:del>
+                  </m:ctrlPr>
+                </m:naryPr>
+                <m:sub>
+                  <m:r>
+                    <w:del w:id="349" w:author="Levine, Charles Roger CTR USARMY USMA (USA)" w:date="2026-10-12T22:52:00Z" w16du:dateUtc="2026-10-13T02:52:00Z">
+                      <w:rPr>
+                        <w:rFonts w:ascii="Cambria Math" w:hAnsi="Cambria Math"/>
+                      </w:rPr>
+                      <m:t>i</m:t>
+                    </w:del>
+                  </m:r>
+                </m:sub>
+                <m:sup>
+                  <m:r>
+                    <w:del w:id="350" w:author="Levine, Charles Roger CTR USARMY USMA (USA)" w:date="2026-10-12T22:52:00Z" w16du:dateUtc="2026-10-13T02:52:00Z">
+                      <w:rPr>
+                        <w:rFonts w:ascii="Cambria Math" w:hAnsi="Cambria Math"/>
+                      </w:rPr>
+                      <m:t>​</m:t>
+                    </w:del>
+                  </m:r>
+                </m:sup>
+                <m:e>
+                  <m:sSup>
+                    <m:sSupPr>
+                      <m:ctrlPr>
+                        <w:del w:id="351" w:author="Levine, Charles Roger CTR USARMY USMA (USA)" w:date="2026-10-12T22:52:00Z" w16du:dateUtc="2026-10-13T02:52:00Z">
+                          <w:rPr>
+                            <w:rFonts w:ascii="Cambria Math" w:hAnsi="Cambria Math"/>
+                          </w:rPr>
+                        </w:del>
+                      </m:ctrlPr>
+                    </m:sSupPr>
+                    <m:e>
+                      <m:d>
+                        <m:dPr>
+                          <m:ctrlPr>
+                            <w:del w:id="352" w:author="Levine, Charles Roger CTR USARMY USMA (USA)" w:date="2026-10-12T22:52:00Z" w16du:dateUtc="2026-10-13T02:52:00Z">
+                              <w:rPr>
+                                <w:rFonts w:ascii="Cambria Math" w:hAnsi="Cambria Math"/>
+                              </w:rPr>
+                            </w:del>
+                          </m:ctrlPr>
+                        </m:dPr>
+                        <m:e>
+                          <m:sSub>
+                            <m:sSubPr>
+                              <m:ctrlPr>
+                                <w:del w:id="353" w:author="Levine, Charles Roger CTR USARMY USMA (USA)" w:date="2026-10-12T22:52:00Z" w16du:dateUtc="2026-10-13T02:52:00Z">
+                                  <w:rPr>
+                                    <w:rFonts w:ascii="Cambria Math" w:hAnsi="Cambria Math"/>
+                                  </w:rPr>
+                                </w:del>
+                              </m:ctrlPr>
+                            </m:sSubPr>
+                            <m:e>
+                              <m:r>
+                                <w:del w:id="354" w:author="Levine, Charles Roger CTR USARMY USMA (USA)" w:date="2026-10-12T22:52:00Z" w16du:dateUtc="2026-10-13T02:52:00Z">
+                                  <w:rPr>
+                                    <w:rFonts w:ascii="Cambria Math" w:hAnsi="Cambria Math"/>
+                                  </w:rPr>
+                                  <m:t>A</m:t>
+                                </w:del>
+                              </m:r>
+                            </m:e>
+                            <m:sub>
+                              <m:r>
+                                <w:del w:id="355" w:author="Levine, Charles Roger CTR USARMY USMA (USA)" w:date="2026-10-12T22:52:00Z" w16du:dateUtc="2026-10-13T02:52:00Z">
+                                  <w:rPr>
+                                    <w:rFonts w:ascii="Cambria Math" w:hAnsi="Cambria Math"/>
+                                  </w:rPr>
+                                  <m:t>i</m:t>
+                                </w:del>
+                              </m:r>
+                            </m:sub>
+                          </m:sSub>
+                          <m:r>
+                            <w:del w:id="356" w:author="Levine, Charles Roger CTR USARMY USMA (USA)" w:date="2026-10-12T22:52:00Z" w16du:dateUtc="2026-10-13T02:52:00Z">
+                              <m:rPr>
+                                <m:sty m:val="p"/>
+                              </m:rPr>
+                              <w:rPr>
+                                <w:rFonts w:ascii="Cambria Math" w:hAnsi="Cambria Math"/>
+                              </w:rPr>
+                              <m:t>-</m:t>
+                            </w:del>
+                          </m:r>
+                          <m:bar>
+                            <m:barPr>
+                              <m:pos m:val="top"/>
+                              <m:ctrlPr>
+                                <w:del w:id="357" w:author="Levine, Charles Roger CTR USARMY USMA (USA)" w:date="2026-10-12T22:52:00Z" w16du:dateUtc="2026-10-13T02:52:00Z">
+                                  <w:rPr>
+                                    <w:rFonts w:ascii="Cambria Math" w:hAnsi="Cambria Math"/>
+                                  </w:rPr>
+                                </w:del>
+                              </m:ctrlPr>
+                            </m:barPr>
+                            <m:e>
+                              <m:r>
+                                <w:del w:id="358" w:author="Levine, Charles Roger CTR USARMY USMA (USA)" w:date="2026-10-12T22:52:00Z" w16du:dateUtc="2026-10-13T02:52:00Z">
+                                  <w:rPr>
+                                    <w:rFonts w:ascii="Cambria Math" w:hAnsi="Cambria Math"/>
+                                  </w:rPr>
+                                  <m:t>A</m:t>
+                                </w:del>
+                              </m:r>
+                            </m:e>
+                          </m:bar>
+                        </m:e>
+                      </m:d>
+                    </m:e>
+                    <m:sup>
+                      <m:r>
+                        <w:del w:id="359" w:author="Levine, Charles Roger CTR USARMY USMA (USA)" w:date="2026-10-12T22:52:00Z" w16du:dateUtc="2026-10-13T02:52:00Z">
+                          <w:rPr>
+                            <w:rFonts w:ascii="Cambria Math" w:hAnsi="Cambria Math"/>
+                          </w:rPr>
+                          <m:t>2</m:t>
+                        </w:del>
+                      </m:r>
+                    </m:sup>
+                  </m:sSup>
+                </m:e>
+              </m:nary>
+            </m:den>
+          </m:f>
+          <m:r>
+            <w:del w:id="360" w:author="Levine, Charles Roger CTR USARMY USMA (USA)" w:date="2026-10-12T22:52:00Z" w16du:dateUtc="2026-10-13T02:52:00Z">
+              <m:rPr>
+                <m:sty m:val="p"/>
+              </m:rPr>
+              <w:rPr>
+                <w:rFonts w:ascii="Cambria Math" w:hAnsi="Cambria Math"/>
+              </w:rPr>
+              <m:t>,</m:t>
+            </w:del>
+          </m:r>
+        </m:oMath>
+      </m:oMathPara>
+    </w:p>
+    <w:p>
+      <w:pPr>
+        <w:rPr>
+          <w:del w:id="361" w:author="Levine, Charles Roger CTR USARMY USMA (USA)" w:date="2026-10-12T22:52:00Z" w16du:dateUtc="2026-10-13T02:52:00Z"/>
+        </w:rPr>
+      </w:pPr>
+      <w:del w:id="362" w:author="Levine, Charles Roger CTR USARMY USMA (USA)" w:date="2026-10-12T22:52:00Z" w16du:dateUtc="2026-10-13T02:52:00Z">
+        <w:r>
+          <w:delText xml:space="preserve">Here, </w:delText>
+        </w:r>
+      </w:del>
+      <m:oMath>
+        <m:r>
+          <w:del w:id="363" w:author="Levine, Charles Roger CTR USARMY USMA (USA)" w:date="2026-10-12T22:52:00Z" w16du:dateUtc="2026-10-13T02:52:00Z">
+            <w:rPr>
+              <w:rFonts w:ascii="Cambria Math" w:hAnsi="Cambria Math"/>
+            </w:rPr>
+            <m:t>g</m:t>
+          </w:del>
+        </m:r>
+        <m:r>
+          <w:del w:id="364" w:author="Levine, Charles Roger CTR USARMY USMA (USA)" w:date="2026-10-12T22:52:00Z" w16du:dateUtc="2026-10-13T02:52:00Z">
+            <m:rPr>
+              <m:sty m:val="p"/>
+            </m:rPr>
+            <w:rPr>
+              <w:rFonts w:ascii="Cambria Math" w:hAnsi="Cambria Math"/>
+            </w:rPr>
+            <m:t>(</m:t>
+          </w:del>
+        </m:r>
+        <m:r>
+          <w:del w:id="365" w:author="Levine, Charles Roger CTR USARMY USMA (USA)" w:date="2026-10-12T22:52:00Z" w16du:dateUtc="2026-10-13T02:52:00Z">
+            <w:rPr>
+              <w:rFonts w:ascii="Cambria Math" w:hAnsi="Cambria Math"/>
+            </w:rPr>
+            <m:t>i</m:t>
+          </w:del>
+        </m:r>
+        <m:r>
+          <w:del w:id="366" w:author="Levine, Charles Roger CTR USARMY USMA (USA)" w:date="2026-10-12T22:52:00Z" w16du:dateUtc="2026-10-13T02:52:00Z">
+            <m:rPr>
+              <m:sty m:val="p"/>
+            </m:rPr>
+            <w:rPr>
+              <w:rFonts w:ascii="Cambria Math" w:hAnsi="Cambria Math"/>
+            </w:rPr>
+            <m:t>)</m:t>
+          </w:del>
+        </m:r>
+      </m:oMath>
+      <w:del w:id="367" w:author="Levine, Charles Roger CTR USARMY USMA (USA)" w:date="2026-10-12T22:52:00Z" w16du:dateUtc="2026-10-13T02:52:00Z">
+        <w:r>
+          <w:delText xml:space="preserve"> identifies the group containing individual </w:delText>
+        </w:r>
+      </w:del>
+      <m:oMath>
+        <m:r>
+          <w:del w:id="368" w:author="Levine, Charles Roger CTR USARMY USMA (USA)" w:date="2026-10-12T22:52:00Z" w16du:dateUtc="2026-10-13T02:52:00Z">
+            <w:rPr>
+              <w:rFonts w:ascii="Cambria Math" w:hAnsi="Cambria Math"/>
+            </w:rPr>
+            <m:t>i</m:t>
+          </w:del>
+        </m:r>
+      </m:oMath>
+      <w:del w:id="369" w:author="Levine, Charles Roger CTR USARMY USMA (USA)" w:date="2026-10-12T22:52:00Z" w16du:dateUtc="2026-10-13T02:52:00Z">
+        <w:r>
+          <w:delText xml:space="preserve">, </w:delText>
+        </w:r>
+      </w:del>
+      <m:oMath>
+        <m:sSub>
+          <m:sSubPr>
+            <m:ctrlPr>
+              <w:del w:id="370" w:author="Levine, Charles Roger CTR USARMY USMA (USA)" w:date="2026-10-12T22:52:00Z" w16du:dateUtc="2026-10-13T02:52:00Z">
+                <w:rPr>
+                  <w:rFonts w:ascii="Cambria Math" w:hAnsi="Cambria Math"/>
+                </w:rPr>
+              </w:del>
+            </m:ctrlPr>
+          </m:sSubPr>
+          <m:e>
+            <m:r>
+              <w:del w:id="371" w:author="Levine, Charles Roger CTR USARMY USMA (USA)" w:date="2026-10-12T22:52:00Z" w16du:dateUtc="2026-10-13T02:52:00Z">
+                <w:rPr>
+                  <w:rFonts w:ascii="Cambria Math" w:hAnsi="Cambria Math"/>
+                </w:rPr>
+                <m:t>T</m:t>
+              </w:del>
+            </m:r>
+          </m:e>
+          <m:sub>
+            <m:r>
+              <w:del w:id="372" w:author="Levine, Charles Roger CTR USARMY USMA (USA)" w:date="2026-10-12T22:52:00Z" w16du:dateUtc="2026-10-13T02:52:00Z">
+                <w:rPr>
+                  <w:rFonts w:ascii="Cambria Math" w:hAnsi="Cambria Math"/>
+                </w:rPr>
+                <m:t>g</m:t>
+              </w:del>
+            </m:r>
+            <m:r>
+              <w:del w:id="373" w:author="Levine, Charles Roger CTR USARMY USMA (USA)" w:date="2026-10-12T22:52:00Z" w16du:dateUtc="2026-10-13T02:52:00Z">
+                <m:rPr>
+                  <m:sty m:val="p"/>
+                </m:rPr>
+                <w:rPr>
+                  <w:rFonts w:ascii="Cambria Math" w:hAnsi="Cambria Math"/>
+                </w:rPr>
+                <m:t>(</m:t>
+              </w:del>
+            </m:r>
+            <m:r>
+              <w:del w:id="374" w:author="Levine, Charles Roger CTR USARMY USMA (USA)" w:date="2026-10-12T22:52:00Z" w16du:dateUtc="2026-10-13T02:52:00Z">
+                <w:rPr>
+                  <w:rFonts w:ascii="Cambria Math" w:hAnsi="Cambria Math"/>
+                </w:rPr>
+                <m:t>i</m:t>
+              </w:del>
+            </m:r>
+            <m:r>
+              <w:del w:id="375" w:author="Levine, Charles Roger CTR USARMY USMA (USA)" w:date="2026-10-12T22:52:00Z" w16du:dateUtc="2026-10-13T02:52:00Z">
+                <m:rPr>
+                  <m:sty m:val="p"/>
+                </m:rPr>
+                <w:rPr>
+                  <w:rFonts w:ascii="Cambria Math" w:hAnsi="Cambria Math"/>
+                </w:rPr>
+                <m:t>)</m:t>
+              </w:del>
             </m:r>
           </m:sub>
         </m:sSub>
       </m:oMath>
-      <w:r>
-        <w:t xml:space="preserve"> is that group’s final mean of </w:t>
-      </w:r>
+      <w:del w:id="376" w:author="Levine, Charles Roger CTR USARMY USMA (USA)" w:date="2026-10-12T22:52:00Z" w16du:dateUtc="2026-10-13T02:52:00Z">
+        <w:r>
+          <w:delText xml:space="preserve"> is that group’s final mean of </w:delText>
+        </w:r>
+      </w:del>
       <m:oMath>
         <m:r>
-          <w:rPr>
-            <w:rFonts w:ascii="Cambria Math" w:hAnsi="Cambria Math"/>
-          </w:rPr>
-          <m:t>A</m:t>
+          <w:del w:id="377" w:author="Levine, Charles Roger CTR USARMY USMA (USA)" w:date="2026-10-12T22:52:00Z" w16du:dateUtc="2026-10-13T02:52:00Z">
+            <w:rPr>
+              <w:rFonts w:ascii="Cambria Math" w:hAnsi="Cambria Math"/>
+            </w:rPr>
+            <m:t>A</m:t>
+          </w:del>
         </m:r>
       </m:oMath>
-      <w:r>
-        <w:t xml:space="preserve">, including individual </w:t>
-      </w:r>
+      <w:del w:id="378" w:author="Levine, Charles Roger CTR USARMY USMA (USA)" w:date="2026-10-12T22:52:00Z" w16du:dateUtc="2026-10-13T02:52:00Z">
+        <w:r>
+          <w:delText xml:space="preserve">, including individual </w:delText>
+        </w:r>
+      </w:del>
       <m:oMath>
         <m:r>
-          <w:rPr>
-            <w:rFonts w:ascii="Cambria Math" w:hAnsi="Cambria Math"/>
-          </w:rPr>
-          <m:t>i</m:t>
+          <w:del w:id="379" w:author="Levine, Charles Roger CTR USARMY USMA (USA)" w:date="2026-10-12T22:52:00Z" w16du:dateUtc="2026-10-13T02:52:00Z">
+            <w:rPr>
+              <w:rFonts w:ascii="Cambria Math" w:hAnsi="Cambria Math"/>
+            </w:rPr>
+            <m:t>i</m:t>
+          </w:del>
         </m:r>
       </m:oMath>
-      <w:r>
-        <w:t xml:space="preserve">, and </w:t>
-      </w:r>
+      <w:del w:id="380" w:author="Levine, Charles Roger CTR USARMY USMA (USA)" w:date="2026-10-12T22:52:00Z" w16du:dateUtc="2026-10-13T02:52:00Z">
+        <w:r>
+          <w:delText xml:space="preserve">, and </w:delText>
+        </w:r>
+      </w:del>
       <m:oMath>
         <m:bar>
           <m:barPr>
             <m:pos m:val="top"/>
             <m:ctrlPr>
-              <w:rPr>
-                <w:rFonts w:ascii="Cambria Math" w:hAnsi="Cambria Math"/>
-              </w:rPr>
+              <w:del w:id="381" w:author="Levine, Charles Roger CTR USARMY USMA (USA)" w:date="2026-10-12T22:52:00Z" w16du:dateUtc="2026-10-13T02:52:00Z">
+                <w:rPr>
+                  <w:rFonts w:ascii="Cambria Math" w:hAnsi="Cambria Math"/>
+                </w:rPr>
+              </w:del>
             </m:ctrlPr>
           </m:barPr>
           <m:e>
             <m:r>
-              <w:rPr>
-                <w:rFonts w:ascii="Cambria Math" w:hAnsi="Cambria Math"/>
-              </w:rPr>
-              <m:t>A</m:t>
+              <w:del w:id="382" w:author="Levine, Charles Roger CTR USARMY USMA (USA)" w:date="2026-10-12T22:52:00Z" w16du:dateUtc="2026-10-13T02:52:00Z">
+                <w:rPr>
+                  <w:rFonts w:ascii="Cambria Math" w:hAnsi="Cambria Math"/>
+                </w:rPr>
+                <m:t>A</m:t>
+              </w:del>
             </m:r>
           </m:e>
         </m:bar>
       </m:oMath>
-      <w:r>
-        <w:t xml:space="preserve"> is the population mean of </w:t>
-      </w:r>
+      <w:del w:id="383" w:author="Levine, Charles Roger CTR USARMY USMA (USA)" w:date="2026-10-12T22:52:00Z" w16du:dateUtc="2026-10-13T02:52:00Z">
+        <w:r>
+          <w:delText xml:space="preserve"> is the population mean of </w:delText>
+        </w:r>
+      </w:del>
       <m:oMath>
         <m:r>
-          <w:rPr>
-            <w:rFonts w:ascii="Cambria Math" w:hAnsi="Cambria Math"/>
-          </w:rPr>
-          <m:t>A</m:t>
+          <w:del w:id="384" w:author="Levine, Charles Roger CTR USARMY USMA (USA)" w:date="2026-10-12T22:52:00Z" w16du:dateUtc="2026-10-13T02:52:00Z">
+            <w:rPr>
+              <w:rFonts w:ascii="Cambria Math" w:hAnsi="Cambria Math"/>
+            </w:rPr>
+            <m:t>A</m:t>
+          </w:del>
         </m:r>
       </m:oMath>
-      <w:r>
-        <w:t>. Both sums run over all individuals in the population.</w:t>
-      </w:r>
+      <w:del w:id="385" w:author="Levine, Charles Roger CTR USARMY USMA (USA)" w:date="2026-10-12T22:52:00Z" w16du:dateUtc="2026-10-13T02:52:00Z">
+        <w:r>
+          <w:delText>. Both sums run over all individuals in the population.</w:delText>
+        </w:r>
+      </w:del>
     </w:p>
     <w:p>
       <w:pPr>
         <w:pStyle w:val="BodyText"/>
+        <w:rPr>
+          <w:del w:id="386" w:author="Levine, Charles Roger CTR USARMY USMA (USA)" w:date="2026-10-12T22:52:00Z" w16du:dateUtc="2026-10-13T02:52:00Z"/>
+        </w:rPr>
       </w:pPr>
-      <w:r>
-        <w:lastRenderedPageBreak/>
-        <w:t xml:space="preserve">A denotes the characteristic and </w:t>
-      </w:r>
+      <w:del w:id="387" w:author="Levine, Charles Roger CTR USARMY USMA (USA)" w:date="2026-10-12T22:52:00Z" w16du:dateUtc="2026-10-13T02:52:00Z">
+        <w:r>
+          <w:delText xml:space="preserve">A denotes the characteristic and </w:delText>
+        </w:r>
+      </w:del>
       <m:oMath>
         <m:sSub>
           <m:sSubPr>
             <m:ctrlPr>
-              <w:rPr>
-                <w:rFonts w:ascii="Cambria Math" w:hAnsi="Cambria Math"/>
-              </w:rPr>
+              <w:del w:id="388" w:author="Levine, Charles Roger CTR USARMY USMA (USA)" w:date="2026-10-12T22:52:00Z" w16du:dateUtc="2026-10-13T02:52:00Z">
+                <w:rPr>
+                  <w:rFonts w:ascii="Cambria Math" w:hAnsi="Cambria Math"/>
+                </w:rPr>
+              </w:del>
             </m:ctrlPr>
           </m:sSubPr>
           <m:e>
             <m:r>
-              <w:rPr>
-                <w:rFonts w:ascii="Cambria Math" w:hAnsi="Cambria Math"/>
-              </w:rPr>
-              <m:t>A</m:t>
+              <w:del w:id="389" w:author="Levine, Charles Roger CTR USARMY USMA (USA)" w:date="2026-10-12T22:52:00Z" w16du:dateUtc="2026-10-13T02:52:00Z">
+                <w:rPr>
+                  <w:rFonts w:ascii="Cambria Math" w:hAnsi="Cambria Math"/>
+                </w:rPr>
+                <m:t>A</m:t>
+              </w:del>
             </m:r>
           </m:e>
           <m:sub>
             <m:r>
-              <w:rPr>
-                <w:rFonts w:ascii="Cambria Math" w:hAnsi="Cambria Math"/>
-              </w:rPr>
-              <m:t>i</m:t>
+              <w:del w:id="390" w:author="Levine, Charles Roger CTR USARMY USMA (USA)" w:date="2026-10-12T22:52:00Z" w16du:dateUtc="2026-10-13T02:52:00Z">
+                <w:rPr>
+                  <w:rFonts w:ascii="Cambria Math" w:hAnsi="Cambria Math"/>
+                </w:rPr>
+                <m:t>i</m:t>
+              </w:del>
             </m:r>
           </m:sub>
         </m:sSub>
       </m:oMath>
-      <w:r>
-        <w:t xml:space="preserve"> its value for individual i. </w:t>
-      </w:r>
+      <w:del w:id="391" w:author="Levine, Charles Roger CTR USARMY USMA (USA)" w:date="2026-10-12T22:52:00Z" w16du:dateUtc="2026-10-13T02:52:00Z">
+        <w:r>
+          <w:delText xml:space="preserve"> its value for individual i. </w:delText>
+        </w:r>
+      </w:del>
       <m:oMath>
         <m:sSub>
           <m:sSubPr>
             <m:ctrlPr>
-              <w:rPr>
-                <w:rFonts w:ascii="Cambria Math" w:hAnsi="Cambria Math"/>
-              </w:rPr>
+              <w:del w:id="392" w:author="Levine, Charles Roger CTR USARMY USMA (USA)" w:date="2026-10-12T22:52:00Z" w16du:dateUtc="2026-10-13T02:52:00Z">
+                <w:rPr>
+                  <w:rFonts w:ascii="Cambria Math" w:hAnsi="Cambria Math"/>
+                </w:rPr>
+              </w:del>
             </m:ctrlPr>
           </m:sSubPr>
           <m:e>
             <m:r>
-              <w:rPr>
-                <w:rFonts w:ascii="Cambria Math" w:hAnsi="Cambria Math"/>
-              </w:rPr>
-              <m:t>T</m:t>
+              <w:del w:id="393" w:author="Levine, Charles Roger CTR USARMY USMA (USA)" w:date="2026-10-12T22:52:00Z" w16du:dateUtc="2026-10-13T02:52:00Z">
+                <w:rPr>
+                  <w:rFonts w:ascii="Cambria Math" w:hAnsi="Cambria Math"/>
+                </w:rPr>
+                <m:t>T</m:t>
+              </w:del>
             </m:r>
           </m:e>
           <m:sub>
             <m:r>
-              <w:rPr>
-                <w:rFonts w:ascii="Cambria Math" w:hAnsi="Cambria Math"/>
-              </w:rPr>
-              <m:t>j</m:t>
+              <w:del w:id="394" w:author="Levine, Charles Roger CTR USARMY USMA (USA)" w:date="2026-10-12T22:52:00Z" w16du:dateUtc="2026-10-13T02:52:00Z">
+                <w:rPr>
+                  <w:rFonts w:ascii="Cambria Math" w:hAnsi="Cambria Math"/>
+                </w:rPr>
+                <m:t>j</m:t>
+              </w:del>
             </m:r>
           </m:sub>
         </m:sSub>
       </m:oMath>
-      <w:r>
-        <w:t xml:space="preserve"> is the evolving centroid during assignment and the final group mean afterward. Unlike the leave-one-out peer-quality measure, </w:t>
-      </w:r>
+      <w:del w:id="395" w:author="Levine, Charles Roger CTR USARMY USMA (USA)" w:date="2026-10-12T22:52:00Z" w16du:dateUtc="2026-10-13T02:52:00Z">
+        <w:r>
+          <w:delText xml:space="preserve"> is the evolving centroid during assignment and the final group mean afterward. Unlike the leave-one-out peer-quality measure, </w:delText>
+        </w:r>
+      </w:del>
       <m:oMath>
         <m:sSub>
           <m:sSubPr>
             <m:ctrlPr>
-              <w:rPr>
-                <w:rFonts w:ascii="Cambria Math" w:hAnsi="Cambria Math"/>
-              </w:rPr>
+              <w:del w:id="396" w:author="Levine, Charles Roger CTR USARMY USMA (USA)" w:date="2026-10-12T22:52:00Z" w16du:dateUtc="2026-10-13T02:52:00Z">
+                <w:rPr>
+                  <w:rFonts w:ascii="Cambria Math" w:hAnsi="Cambria Math"/>
+                </w:rPr>
+              </w:del>
             </m:ctrlPr>
           </m:sSubPr>
           <m:e>
             <m:r>
-              <w:rPr>
-                <w:rFonts w:ascii="Cambria Math" w:hAnsi="Cambria Math"/>
-              </w:rPr>
-              <m:t>H</m:t>
+              <w:del w:id="397" w:author="Levine, Charles Roger CTR USARMY USMA (USA)" w:date="2026-10-12T22:52:00Z" w16du:dateUtc="2026-10-13T02:52:00Z">
+                <w:rPr>
+                  <w:rFonts w:ascii="Cambria Math" w:hAnsi="Cambria Math"/>
+                </w:rPr>
+                <m:t>H</m:t>
+              </w:del>
             </m:r>
           </m:e>
           <m:sub>
             <m:r>
-              <w:rPr>
-                <w:rFonts w:ascii="Cambria Math" w:hAnsi="Cambria Math"/>
-              </w:rPr>
-              <m:t>sort</m:t>
+              <w:del w:id="398" w:author="Levine, Charles Roger CTR USARMY USMA (USA)" w:date="2026-10-12T22:52:00Z" w16du:dateUtc="2026-10-13T02:52:00Z">
+                <w:rPr>
+                  <w:rFonts w:ascii="Cambria Math" w:hAnsi="Cambria Math"/>
+                </w:rPr>
+                <m:t>sort</m:t>
+              </w:del>
             </m:r>
           </m:sub>
         </m:sSub>
       </m:oMath>
-      <w:r>
-        <w:t xml:space="preserve"> uses full-group means.</w:t>
-      </w:r>
+      <w:del w:id="399" w:author="Levine, Charles Roger CTR USARMY USMA (USA)" w:date="2026-10-12T22:52:00Z" w16du:dateUtc="2026-10-13T02:52:00Z">
+        <w:r>
+          <w:delText xml:space="preserve"> uses full-group means.</w:delText>
+        </w:r>
+      </w:del>
     </w:p>
     <w:p>
       <w:pPr>
         <w:pStyle w:val="BodyText"/>
+        <w:rPr>
+          <w:del w:id="400" w:author="Levine, Charles Roger CTR USARMY USMA (USA)" w:date="2026-10-12T22:52:00Z" w16du:dateUtc="2026-10-13T02:52:00Z"/>
+        </w:rPr>
       </w:pPr>
-      <w:r>
-        <w:t>For positive total variation in A, the within-group and between-group decomposition gives</w:t>
-      </w:r>
+      <w:del w:id="401" w:author="Levine, Charles Roger CTR USARMY USMA (USA)" w:date="2026-10-12T22:52:00Z" w16du:dateUtc="2026-10-13T02:52:00Z">
+        <w:r>
+          <w:delText>For positive total variation in A, the within-group and between-group decomposition gives</w:delText>
+        </w:r>
+      </w:del>
     </w:p>
     <w:p>
       <w:pPr>
         <w:pStyle w:val="BodyText"/>
+        <w:rPr>
+          <w:del w:id="402" w:author="Levine, Charles Roger CTR USARMY USMA (USA)" w:date="2026-10-12T22:52:00Z" w16du:dateUtc="2026-10-13T02:52:00Z"/>
+        </w:rPr>
       </w:pPr>
       <m:oMathPara>
         <m:oMathParaPr>
@@ -11980,127 +16911,155 @@
               <m:limLoc m:val="undOvr"/>
               <m:supHide m:val="1"/>
               <m:ctrlPr>
-                <w:rPr>
-                  <w:rFonts w:ascii="Cambria Math" w:hAnsi="Cambria Math"/>
-                </w:rPr>
+                <w:del w:id="403" w:author="Levine, Charles Roger CTR USARMY USMA (USA)" w:date="2026-10-12T22:52:00Z" w16du:dateUtc="2026-10-13T02:52:00Z">
+                  <w:rPr>
+                    <w:rFonts w:ascii="Cambria Math" w:hAnsi="Cambria Math"/>
+                  </w:rPr>
+                </w:del>
               </m:ctrlPr>
             </m:naryPr>
             <m:sub>
               <m:r>
-                <w:rPr>
-                  <w:rFonts w:ascii="Cambria Math" w:hAnsi="Cambria Math"/>
-                </w:rPr>
-                <m:t>i</m:t>
+                <w:del w:id="404" w:author="Levine, Charles Roger CTR USARMY USMA (USA)" w:date="2026-10-12T22:52:00Z" w16du:dateUtc="2026-10-13T02:52:00Z">
+                  <w:rPr>
+                    <w:rFonts w:ascii="Cambria Math" w:hAnsi="Cambria Math"/>
+                  </w:rPr>
+                  <m:t>i</m:t>
+                </w:del>
               </m:r>
             </m:sub>
             <m:sup>
               <m:r>
-                <w:rPr>
-                  <w:rFonts w:ascii="Cambria Math" w:hAnsi="Cambria Math"/>
-                </w:rPr>
-                <m:t>​</m:t>
+                <w:del w:id="405" w:author="Levine, Charles Roger CTR USARMY USMA (USA)" w:date="2026-10-12T22:52:00Z" w16du:dateUtc="2026-10-13T02:52:00Z">
+                  <w:rPr>
+                    <w:rFonts w:ascii="Cambria Math" w:hAnsi="Cambria Math"/>
+                  </w:rPr>
+                  <m:t>​</m:t>
+                </w:del>
               </m:r>
             </m:sup>
             <m:e>
               <m:r>
-                <m:rPr>
-                  <m:sty m:val="p"/>
-                </m:rPr>
-                <w:rPr>
-                  <w:rFonts w:ascii="Cambria Math" w:hAnsi="Cambria Math"/>
-                </w:rPr>
-                <m:t>(</m:t>
+                <w:del w:id="406" w:author="Levine, Charles Roger CTR USARMY USMA (USA)" w:date="2026-10-12T22:52:00Z" w16du:dateUtc="2026-10-13T02:52:00Z">
+                  <m:rPr>
+                    <m:sty m:val="p"/>
+                  </m:rPr>
+                  <w:rPr>
+                    <w:rFonts w:ascii="Cambria Math" w:hAnsi="Cambria Math"/>
+                  </w:rPr>
+                  <m:t>(</m:t>
+                </w:del>
               </m:r>
             </m:e>
           </m:nary>
           <m:sSub>
             <m:sSubPr>
               <m:ctrlPr>
-                <w:rPr>
-                  <w:rFonts w:ascii="Cambria Math" w:hAnsi="Cambria Math"/>
-                </w:rPr>
+                <w:del w:id="407" w:author="Levine, Charles Roger CTR USARMY USMA (USA)" w:date="2026-10-12T22:52:00Z" w16du:dateUtc="2026-10-13T02:52:00Z">
+                  <w:rPr>
+                    <w:rFonts w:ascii="Cambria Math" w:hAnsi="Cambria Math"/>
+                  </w:rPr>
+                </w:del>
               </m:ctrlPr>
             </m:sSubPr>
             <m:e>
               <m:r>
-                <w:rPr>
-                  <w:rFonts w:ascii="Cambria Math" w:hAnsi="Cambria Math"/>
-                </w:rPr>
-                <m:t>A</m:t>
+                <w:del w:id="408" w:author="Levine, Charles Roger CTR USARMY USMA (USA)" w:date="2026-10-12T22:52:00Z" w16du:dateUtc="2026-10-13T02:52:00Z">
+                  <w:rPr>
+                    <w:rFonts w:ascii="Cambria Math" w:hAnsi="Cambria Math"/>
+                  </w:rPr>
+                  <m:t>A</m:t>
+                </w:del>
               </m:r>
             </m:e>
             <m:sub>
               <m:r>
-                <w:rPr>
-                  <w:rFonts w:ascii="Cambria Math" w:hAnsi="Cambria Math"/>
-                </w:rPr>
-                <m:t>i</m:t>
+                <w:del w:id="409" w:author="Levine, Charles Roger CTR USARMY USMA (USA)" w:date="2026-10-12T22:52:00Z" w16du:dateUtc="2026-10-13T02:52:00Z">
+                  <w:rPr>
+                    <w:rFonts w:ascii="Cambria Math" w:hAnsi="Cambria Math"/>
+                  </w:rPr>
+                  <m:t>i</m:t>
+                </w:del>
               </m:r>
             </m:sub>
           </m:sSub>
           <m:r>
-            <m:rPr>
-              <m:sty m:val="p"/>
-            </m:rPr>
-            <w:rPr>
-              <w:rFonts w:ascii="Cambria Math" w:hAnsi="Cambria Math"/>
-            </w:rPr>
-            <m:t>-</m:t>
+            <w:del w:id="410" w:author="Levine, Charles Roger CTR USARMY USMA (USA)" w:date="2026-10-12T22:52:00Z" w16du:dateUtc="2026-10-13T02:52:00Z">
+              <m:rPr>
+                <m:sty m:val="p"/>
+              </m:rPr>
+              <w:rPr>
+                <w:rFonts w:ascii="Cambria Math" w:hAnsi="Cambria Math"/>
+              </w:rPr>
+              <m:t>-</m:t>
+            </w:del>
           </m:r>
           <m:bar>
             <m:barPr>
               <m:pos m:val="top"/>
               <m:ctrlPr>
-                <w:rPr>
-                  <w:rFonts w:ascii="Cambria Math" w:hAnsi="Cambria Math"/>
-                </w:rPr>
+                <w:del w:id="411" w:author="Levine, Charles Roger CTR USARMY USMA (USA)" w:date="2026-10-12T22:52:00Z" w16du:dateUtc="2026-10-13T02:52:00Z">
+                  <w:rPr>
+                    <w:rFonts w:ascii="Cambria Math" w:hAnsi="Cambria Math"/>
+                  </w:rPr>
+                </w:del>
               </m:ctrlPr>
             </m:barPr>
             <m:e>
               <m:r>
-                <w:rPr>
-                  <w:rFonts w:ascii="Cambria Math" w:hAnsi="Cambria Math"/>
-                </w:rPr>
-                <m:t>A</m:t>
+                <w:del w:id="412" w:author="Levine, Charles Roger CTR USARMY USMA (USA)" w:date="2026-10-12T22:52:00Z" w16du:dateUtc="2026-10-13T02:52:00Z">
+                  <w:rPr>
+                    <w:rFonts w:ascii="Cambria Math" w:hAnsi="Cambria Math"/>
+                  </w:rPr>
+                  <m:t>A</m:t>
+                </w:del>
               </m:r>
             </m:e>
           </m:bar>
           <m:sSup>
             <m:sSupPr>
               <m:ctrlPr>
-                <w:rPr>
-                  <w:rFonts w:ascii="Cambria Math" w:hAnsi="Cambria Math"/>
-                </w:rPr>
+                <w:del w:id="413" w:author="Levine, Charles Roger CTR USARMY USMA (USA)" w:date="2026-10-12T22:52:00Z" w16du:dateUtc="2026-10-13T02:52:00Z">
+                  <w:rPr>
+                    <w:rFonts w:ascii="Cambria Math" w:hAnsi="Cambria Math"/>
+                  </w:rPr>
+                </w:del>
               </m:ctrlPr>
             </m:sSupPr>
             <m:e>
               <m:r>
-                <m:rPr>
-                  <m:sty m:val="p"/>
-                </m:rPr>
-                <w:rPr>
-                  <w:rFonts w:ascii="Cambria Math" w:hAnsi="Cambria Math"/>
-                </w:rPr>
-                <m:t>)</m:t>
+                <w:del w:id="414" w:author="Levine, Charles Roger CTR USARMY USMA (USA)" w:date="2026-10-12T22:52:00Z" w16du:dateUtc="2026-10-13T02:52:00Z">
+                  <m:rPr>
+                    <m:sty m:val="p"/>
+                  </m:rPr>
+                  <w:rPr>
+                    <w:rFonts w:ascii="Cambria Math" w:hAnsi="Cambria Math"/>
+                  </w:rPr>
+                  <m:t>)</m:t>
+                </w:del>
               </m:r>
             </m:e>
             <m:sup>
               <m:r>
-                <w:rPr>
-                  <w:rFonts w:ascii="Cambria Math" w:hAnsi="Cambria Math"/>
-                </w:rPr>
-                <m:t>2</m:t>
+                <w:del w:id="415" w:author="Levine, Charles Roger CTR USARMY USMA (USA)" w:date="2026-10-12T22:52:00Z" w16du:dateUtc="2026-10-13T02:52:00Z">
+                  <w:rPr>
+                    <w:rFonts w:ascii="Cambria Math" w:hAnsi="Cambria Math"/>
+                  </w:rPr>
+                  <m:t>2</m:t>
+                </w:del>
               </m:r>
             </m:sup>
           </m:sSup>
           <m:r>
-            <m:rPr>
-              <m:sty m:val="p"/>
-            </m:rPr>
-            <w:rPr>
-              <w:rFonts w:ascii="Cambria Math" w:hAnsi="Cambria Math"/>
-            </w:rPr>
-            <m:t>=</m:t>
+            <w:del w:id="416" w:author="Levine, Charles Roger CTR USARMY USMA (USA)" w:date="2026-10-12T22:52:00Z" w16du:dateUtc="2026-10-13T02:52:00Z">
+              <m:rPr>
+                <m:sty m:val="p"/>
+              </m:rPr>
+              <w:rPr>
+                <w:rFonts w:ascii="Cambria Math" w:hAnsi="Cambria Math"/>
+              </w:rPr>
+              <m:t>=</m:t>
+            </w:del>
           </m:r>
           <m:nary>
             <m:naryPr>
@@ -12108,158 +17067,194 @@
               <m:limLoc m:val="undOvr"/>
               <m:supHide m:val="1"/>
               <m:ctrlPr>
-                <w:rPr>
-                  <w:rFonts w:ascii="Cambria Math" w:hAnsi="Cambria Math"/>
-                </w:rPr>
+                <w:del w:id="417" w:author="Levine, Charles Roger CTR USARMY USMA (USA)" w:date="2026-10-12T22:52:00Z" w16du:dateUtc="2026-10-13T02:52:00Z">
+                  <w:rPr>
+                    <w:rFonts w:ascii="Cambria Math" w:hAnsi="Cambria Math"/>
+                  </w:rPr>
+                </w:del>
               </m:ctrlPr>
             </m:naryPr>
             <m:sub>
               <m:r>
-                <w:rPr>
-                  <w:rFonts w:ascii="Cambria Math" w:hAnsi="Cambria Math"/>
-                </w:rPr>
-                <m:t>i</m:t>
+                <w:del w:id="418" w:author="Levine, Charles Roger CTR USARMY USMA (USA)" w:date="2026-10-12T22:52:00Z" w16du:dateUtc="2026-10-13T02:52:00Z">
+                  <w:rPr>
+                    <w:rFonts w:ascii="Cambria Math" w:hAnsi="Cambria Math"/>
+                  </w:rPr>
+                  <m:t>i</m:t>
+                </w:del>
               </m:r>
             </m:sub>
             <m:sup>
               <m:r>
-                <w:rPr>
-                  <w:rFonts w:ascii="Cambria Math" w:hAnsi="Cambria Math"/>
-                </w:rPr>
-                <m:t>​</m:t>
+                <w:del w:id="419" w:author="Levine, Charles Roger CTR USARMY USMA (USA)" w:date="2026-10-12T22:52:00Z" w16du:dateUtc="2026-10-13T02:52:00Z">
+                  <w:rPr>
+                    <w:rFonts w:ascii="Cambria Math" w:hAnsi="Cambria Math"/>
+                  </w:rPr>
+                  <m:t>​</m:t>
+                </w:del>
               </m:r>
             </m:sup>
             <m:e>
               <m:r>
-                <m:rPr>
-                  <m:sty m:val="p"/>
-                </m:rPr>
-                <w:rPr>
-                  <w:rFonts w:ascii="Cambria Math" w:hAnsi="Cambria Math"/>
-                </w:rPr>
-                <m:t>(</m:t>
+                <w:del w:id="420" w:author="Levine, Charles Roger CTR USARMY USMA (USA)" w:date="2026-10-12T22:52:00Z" w16du:dateUtc="2026-10-13T02:52:00Z">
+                  <m:rPr>
+                    <m:sty m:val="p"/>
+                  </m:rPr>
+                  <w:rPr>
+                    <w:rFonts w:ascii="Cambria Math" w:hAnsi="Cambria Math"/>
+                  </w:rPr>
+                  <m:t>(</m:t>
+                </w:del>
               </m:r>
             </m:e>
           </m:nary>
           <m:sSub>
             <m:sSubPr>
               <m:ctrlPr>
-                <w:rPr>
-                  <w:rFonts w:ascii="Cambria Math" w:hAnsi="Cambria Math"/>
-                </w:rPr>
+                <w:del w:id="421" w:author="Levine, Charles Roger CTR USARMY USMA (USA)" w:date="2026-10-12T22:52:00Z" w16du:dateUtc="2026-10-13T02:52:00Z">
+                  <w:rPr>
+                    <w:rFonts w:ascii="Cambria Math" w:hAnsi="Cambria Math"/>
+                  </w:rPr>
+                </w:del>
               </m:ctrlPr>
             </m:sSubPr>
             <m:e>
               <m:r>
-                <w:rPr>
-                  <w:rFonts w:ascii="Cambria Math" w:hAnsi="Cambria Math"/>
-                </w:rPr>
-                <m:t>A</m:t>
+                <w:del w:id="422" w:author="Levine, Charles Roger CTR USARMY USMA (USA)" w:date="2026-10-12T22:52:00Z" w16du:dateUtc="2026-10-13T02:52:00Z">
+                  <w:rPr>
+                    <w:rFonts w:ascii="Cambria Math" w:hAnsi="Cambria Math"/>
+                  </w:rPr>
+                  <m:t>A</m:t>
+                </w:del>
               </m:r>
             </m:e>
             <m:sub>
               <m:r>
-                <w:rPr>
-                  <w:rFonts w:ascii="Cambria Math" w:hAnsi="Cambria Math"/>
-                </w:rPr>
-                <m:t>i</m:t>
+                <w:del w:id="423" w:author="Levine, Charles Roger CTR USARMY USMA (USA)" w:date="2026-10-12T22:52:00Z" w16du:dateUtc="2026-10-13T02:52:00Z">
+                  <w:rPr>
+                    <w:rFonts w:ascii="Cambria Math" w:hAnsi="Cambria Math"/>
+                  </w:rPr>
+                  <m:t>i</m:t>
+                </w:del>
               </m:r>
             </m:sub>
           </m:sSub>
           <m:r>
-            <m:rPr>
-              <m:sty m:val="p"/>
-            </m:rPr>
-            <w:rPr>
-              <w:rFonts w:ascii="Cambria Math" w:hAnsi="Cambria Math"/>
-            </w:rPr>
-            <m:t>-</m:t>
+            <w:del w:id="424" w:author="Levine, Charles Roger CTR USARMY USMA (USA)" w:date="2026-10-12T22:52:00Z" w16du:dateUtc="2026-10-13T02:52:00Z">
+              <m:rPr>
+                <m:sty m:val="p"/>
+              </m:rPr>
+              <w:rPr>
+                <w:rFonts w:ascii="Cambria Math" w:hAnsi="Cambria Math"/>
+              </w:rPr>
+              <m:t>-</m:t>
+            </w:del>
           </m:r>
           <m:sSub>
             <m:sSubPr>
               <m:ctrlPr>
-                <w:rPr>
-                  <w:rFonts w:ascii="Cambria Math" w:hAnsi="Cambria Math"/>
-                </w:rPr>
+                <w:del w:id="425" w:author="Levine, Charles Roger CTR USARMY USMA (USA)" w:date="2026-10-12T22:52:00Z" w16du:dateUtc="2026-10-13T02:52:00Z">
+                  <w:rPr>
+                    <w:rFonts w:ascii="Cambria Math" w:hAnsi="Cambria Math"/>
+                  </w:rPr>
+                </w:del>
               </m:ctrlPr>
             </m:sSubPr>
             <m:e>
               <m:r>
-                <w:rPr>
-                  <w:rFonts w:ascii="Cambria Math" w:hAnsi="Cambria Math"/>
-                </w:rPr>
-                <m:t>T</m:t>
+                <w:del w:id="426" w:author="Levine, Charles Roger CTR USARMY USMA (USA)" w:date="2026-10-12T22:52:00Z" w16du:dateUtc="2026-10-13T02:52:00Z">
+                  <w:rPr>
+                    <w:rFonts w:ascii="Cambria Math" w:hAnsi="Cambria Math"/>
+                  </w:rPr>
+                  <m:t>T</m:t>
+                </w:del>
               </m:r>
             </m:e>
             <m:sub>
               <m:r>
-                <w:rPr>
-                  <w:rFonts w:ascii="Cambria Math" w:hAnsi="Cambria Math"/>
-                </w:rPr>
-                <m:t>g</m:t>
+                <w:del w:id="427" w:author="Levine, Charles Roger CTR USARMY USMA (USA)" w:date="2026-10-12T22:52:00Z" w16du:dateUtc="2026-10-13T02:52:00Z">
+                  <w:rPr>
+                    <w:rFonts w:ascii="Cambria Math" w:hAnsi="Cambria Math"/>
+                  </w:rPr>
+                  <m:t>g</m:t>
+                </w:del>
               </m:r>
               <m:r>
-                <m:rPr>
-                  <m:sty m:val="p"/>
-                </m:rPr>
-                <w:rPr>
-                  <w:rFonts w:ascii="Cambria Math" w:hAnsi="Cambria Math"/>
-                </w:rPr>
-                <m:t>(</m:t>
+                <w:del w:id="428" w:author="Levine, Charles Roger CTR USARMY USMA (USA)" w:date="2026-10-12T22:52:00Z" w16du:dateUtc="2026-10-13T02:52:00Z">
+                  <m:rPr>
+                    <m:sty m:val="p"/>
+                  </m:rPr>
+                  <w:rPr>
+                    <w:rFonts w:ascii="Cambria Math" w:hAnsi="Cambria Math"/>
+                  </w:rPr>
+                  <m:t>(</m:t>
+                </w:del>
               </m:r>
               <m:r>
-                <w:rPr>
-                  <w:rFonts w:ascii="Cambria Math" w:hAnsi="Cambria Math"/>
-                </w:rPr>
-                <m:t>i</m:t>
+                <w:del w:id="429" w:author="Levine, Charles Roger CTR USARMY USMA (USA)" w:date="2026-10-12T22:52:00Z" w16du:dateUtc="2026-10-13T02:52:00Z">
+                  <w:rPr>
+                    <w:rFonts w:ascii="Cambria Math" w:hAnsi="Cambria Math"/>
+                  </w:rPr>
+                  <m:t>i</m:t>
+                </w:del>
               </m:r>
               <m:r>
-                <m:rPr>
-                  <m:sty m:val="p"/>
-                </m:rPr>
-                <w:rPr>
-                  <w:rFonts w:ascii="Cambria Math" w:hAnsi="Cambria Math"/>
-                </w:rPr>
-                <m:t>)</m:t>
+                <w:del w:id="430" w:author="Levine, Charles Roger CTR USARMY USMA (USA)" w:date="2026-10-12T22:52:00Z" w16du:dateUtc="2026-10-13T02:52:00Z">
+                  <m:rPr>
+                    <m:sty m:val="p"/>
+                  </m:rPr>
+                  <w:rPr>
+                    <w:rFonts w:ascii="Cambria Math" w:hAnsi="Cambria Math"/>
+                  </w:rPr>
+                  <m:t>)</m:t>
+                </w:del>
               </m:r>
             </m:sub>
           </m:sSub>
           <m:sSup>
             <m:sSupPr>
               <m:ctrlPr>
-                <w:rPr>
-                  <w:rFonts w:ascii="Cambria Math" w:hAnsi="Cambria Math"/>
-                </w:rPr>
+                <w:del w:id="431" w:author="Levine, Charles Roger CTR USARMY USMA (USA)" w:date="2026-10-12T22:52:00Z" w16du:dateUtc="2026-10-13T02:52:00Z">
+                  <w:rPr>
+                    <w:rFonts w:ascii="Cambria Math" w:hAnsi="Cambria Math"/>
+                  </w:rPr>
+                </w:del>
               </m:ctrlPr>
             </m:sSupPr>
             <m:e>
               <m:r>
-                <m:rPr>
-                  <m:sty m:val="p"/>
-                </m:rPr>
-                <w:rPr>
-                  <w:rFonts w:ascii="Cambria Math" w:hAnsi="Cambria Math"/>
-                </w:rPr>
-                <m:t>)</m:t>
+                <w:del w:id="432" w:author="Levine, Charles Roger CTR USARMY USMA (USA)" w:date="2026-10-12T22:52:00Z" w16du:dateUtc="2026-10-13T02:52:00Z">
+                  <m:rPr>
+                    <m:sty m:val="p"/>
+                  </m:rPr>
+                  <w:rPr>
+                    <w:rFonts w:ascii="Cambria Math" w:hAnsi="Cambria Math"/>
+                  </w:rPr>
+                  <m:t>)</m:t>
+                </w:del>
               </m:r>
             </m:e>
             <m:sup>
               <m:r>
-                <w:rPr>
-                  <w:rFonts w:ascii="Cambria Math" w:hAnsi="Cambria Math"/>
-                </w:rPr>
-                <m:t>2</m:t>
+                <w:del w:id="433" w:author="Levine, Charles Roger CTR USARMY USMA (USA)" w:date="2026-10-12T22:52:00Z" w16du:dateUtc="2026-10-13T02:52:00Z">
+                  <w:rPr>
+                    <w:rFonts w:ascii="Cambria Math" w:hAnsi="Cambria Math"/>
+                  </w:rPr>
+                  <m:t>2</m:t>
+                </w:del>
               </m:r>
             </m:sup>
           </m:sSup>
           <m:r>
-            <m:rPr>
-              <m:sty m:val="p"/>
-            </m:rPr>
-            <w:rPr>
-              <w:rFonts w:ascii="Cambria Math" w:hAnsi="Cambria Math"/>
-            </w:rPr>
-            <m:t>+</m:t>
+            <w:del w:id="434" w:author="Levine, Charles Roger CTR USARMY USMA (USA)" w:date="2026-10-12T22:52:00Z" w16du:dateUtc="2026-10-13T02:52:00Z">
+              <m:rPr>
+                <m:sty m:val="p"/>
+              </m:rPr>
+              <w:rPr>
+                <w:rFonts w:ascii="Cambria Math" w:hAnsi="Cambria Math"/>
+              </w:rPr>
+              <m:t>+</m:t>
+            </w:del>
           </m:r>
           <m:nary>
             <m:naryPr>
@@ -12267,588 +17262,777 @@
               <m:limLoc m:val="undOvr"/>
               <m:supHide m:val="1"/>
               <m:ctrlPr>
-                <w:rPr>
-                  <w:rFonts w:ascii="Cambria Math" w:hAnsi="Cambria Math"/>
-                </w:rPr>
+                <w:del w:id="435" w:author="Levine, Charles Roger CTR USARMY USMA (USA)" w:date="2026-10-12T22:52:00Z" w16du:dateUtc="2026-10-13T02:52:00Z">
+                  <w:rPr>
+                    <w:rFonts w:ascii="Cambria Math" w:hAnsi="Cambria Math"/>
+                  </w:rPr>
+                </w:del>
               </m:ctrlPr>
             </m:naryPr>
             <m:sub>
               <m:r>
-                <w:rPr>
-                  <w:rFonts w:ascii="Cambria Math" w:hAnsi="Cambria Math"/>
-                </w:rPr>
-                <m:t>j</m:t>
+                <w:del w:id="436" w:author="Levine, Charles Roger CTR USARMY USMA (USA)" w:date="2026-10-12T22:52:00Z" w16du:dateUtc="2026-10-13T02:52:00Z">
+                  <w:rPr>
+                    <w:rFonts w:ascii="Cambria Math" w:hAnsi="Cambria Math"/>
+                  </w:rPr>
+                  <m:t>j</m:t>
+                </w:del>
               </m:r>
             </m:sub>
             <m:sup>
               <m:r>
-                <w:rPr>
-                  <w:rFonts w:ascii="Cambria Math" w:hAnsi="Cambria Math"/>
-                </w:rPr>
-                <m:t>​</m:t>
+                <w:del w:id="437" w:author="Levine, Charles Roger CTR USARMY USMA (USA)" w:date="2026-10-12T22:52:00Z" w16du:dateUtc="2026-10-13T02:52:00Z">
+                  <w:rPr>
+                    <w:rFonts w:ascii="Cambria Math" w:hAnsi="Cambria Math"/>
+                  </w:rPr>
+                  <m:t>​</m:t>
+                </w:del>
               </m:r>
             </m:sup>
             <m:e>
               <m:r>
-                <w:rPr>
-                  <w:rFonts w:ascii="Cambria Math" w:hAnsi="Cambria Math"/>
-                </w:rPr>
-                <m:t> </m:t>
+                <w:del w:id="438" w:author="Levine, Charles Roger CTR USARMY USMA (USA)" w:date="2026-10-12T22:52:00Z" w16du:dateUtc="2026-10-13T02:52:00Z">
+                  <w:rPr>
+                    <w:rFonts w:ascii="Cambria Math" w:hAnsi="Cambria Math"/>
+                  </w:rPr>
+                  <m:t> </m:t>
+                </w:del>
               </m:r>
             </m:e>
           </m:nary>
           <m:sSub>
             <m:sSubPr>
               <m:ctrlPr>
-                <w:rPr>
-                  <w:rFonts w:ascii="Cambria Math" w:hAnsi="Cambria Math"/>
-                </w:rPr>
+                <w:del w:id="439" w:author="Levine, Charles Roger CTR USARMY USMA (USA)" w:date="2026-10-12T22:52:00Z" w16du:dateUtc="2026-10-13T02:52:00Z">
+                  <w:rPr>
+                    <w:rFonts w:ascii="Cambria Math" w:hAnsi="Cambria Math"/>
+                  </w:rPr>
+                </w:del>
               </m:ctrlPr>
             </m:sSubPr>
             <m:e>
               <m:r>
-                <w:rPr>
-                  <w:rFonts w:ascii="Cambria Math" w:hAnsi="Cambria Math"/>
-                </w:rPr>
-                <m:t>n</m:t>
+                <w:del w:id="440" w:author="Levine, Charles Roger CTR USARMY USMA (USA)" w:date="2026-10-12T22:52:00Z" w16du:dateUtc="2026-10-13T02:52:00Z">
+                  <w:rPr>
+                    <w:rFonts w:ascii="Cambria Math" w:hAnsi="Cambria Math"/>
+                  </w:rPr>
+                  <m:t>n</m:t>
+                </w:del>
               </m:r>
             </m:e>
             <m:sub>
               <m:r>
-                <w:rPr>
-                  <w:rFonts w:ascii="Cambria Math" w:hAnsi="Cambria Math"/>
-                </w:rPr>
-                <m:t>j</m:t>
+                <w:del w:id="441" w:author="Levine, Charles Roger CTR USARMY USMA (USA)" w:date="2026-10-12T22:52:00Z" w16du:dateUtc="2026-10-13T02:52:00Z">
+                  <w:rPr>
+                    <w:rFonts w:ascii="Cambria Math" w:hAnsi="Cambria Math"/>
+                  </w:rPr>
+                  <m:t>j</m:t>
+                </w:del>
               </m:r>
             </m:sub>
           </m:sSub>
           <m:r>
-            <m:rPr>
-              <m:sty m:val="p"/>
-            </m:rPr>
-            <w:rPr>
-              <w:rFonts w:ascii="Cambria Math" w:hAnsi="Cambria Math"/>
-            </w:rPr>
-            <m:t>(</m:t>
+            <w:del w:id="442" w:author="Levine, Charles Roger CTR USARMY USMA (USA)" w:date="2026-10-12T22:52:00Z" w16du:dateUtc="2026-10-13T02:52:00Z">
+              <m:rPr>
+                <m:sty m:val="p"/>
+              </m:rPr>
+              <w:rPr>
+                <w:rFonts w:ascii="Cambria Math" w:hAnsi="Cambria Math"/>
+              </w:rPr>
+              <m:t>(</m:t>
+            </w:del>
           </m:r>
           <m:sSub>
             <m:sSubPr>
               <m:ctrlPr>
-                <w:rPr>
-                  <w:rFonts w:ascii="Cambria Math" w:hAnsi="Cambria Math"/>
-                </w:rPr>
+                <w:del w:id="443" w:author="Levine, Charles Roger CTR USARMY USMA (USA)" w:date="2026-10-12T22:52:00Z" w16du:dateUtc="2026-10-13T02:52:00Z">
+                  <w:rPr>
+                    <w:rFonts w:ascii="Cambria Math" w:hAnsi="Cambria Math"/>
+                  </w:rPr>
+                </w:del>
               </m:ctrlPr>
             </m:sSubPr>
             <m:e>
               <m:r>
-                <w:rPr>
-                  <w:rFonts w:ascii="Cambria Math" w:hAnsi="Cambria Math"/>
-                </w:rPr>
-                <m:t>T</m:t>
+                <w:del w:id="444" w:author="Levine, Charles Roger CTR USARMY USMA (USA)" w:date="2026-10-12T22:52:00Z" w16du:dateUtc="2026-10-13T02:52:00Z">
+                  <w:rPr>
+                    <w:rFonts w:ascii="Cambria Math" w:hAnsi="Cambria Math"/>
+                  </w:rPr>
+                  <m:t>T</m:t>
+                </w:del>
               </m:r>
             </m:e>
             <m:sub>
               <m:r>
-                <w:rPr>
-                  <w:rFonts w:ascii="Cambria Math" w:hAnsi="Cambria Math"/>
-                </w:rPr>
-                <m:t>j</m:t>
+                <w:del w:id="445" w:author="Levine, Charles Roger CTR USARMY USMA (USA)" w:date="2026-10-12T22:52:00Z" w16du:dateUtc="2026-10-13T02:52:00Z">
+                  <w:rPr>
+                    <w:rFonts w:ascii="Cambria Math" w:hAnsi="Cambria Math"/>
+                  </w:rPr>
+                  <m:t>j</m:t>
+                </w:del>
               </m:r>
             </m:sub>
           </m:sSub>
           <m:r>
-            <m:rPr>
-              <m:sty m:val="p"/>
-            </m:rPr>
-            <w:rPr>
-              <w:rFonts w:ascii="Cambria Math" w:hAnsi="Cambria Math"/>
-            </w:rPr>
-            <m:t>-</m:t>
+            <w:del w:id="446" w:author="Levine, Charles Roger CTR USARMY USMA (USA)" w:date="2026-10-12T22:52:00Z" w16du:dateUtc="2026-10-13T02:52:00Z">
+              <m:rPr>
+                <m:sty m:val="p"/>
+              </m:rPr>
+              <w:rPr>
+                <w:rFonts w:ascii="Cambria Math" w:hAnsi="Cambria Math"/>
+              </w:rPr>
+              <m:t>-</m:t>
+            </w:del>
           </m:r>
           <m:bar>
             <m:barPr>
               <m:pos m:val="top"/>
               <m:ctrlPr>
-                <w:rPr>
-                  <w:rFonts w:ascii="Cambria Math" w:hAnsi="Cambria Math"/>
-                </w:rPr>
+                <w:del w:id="447" w:author="Levine, Charles Roger CTR USARMY USMA (USA)" w:date="2026-10-12T22:52:00Z" w16du:dateUtc="2026-10-13T02:52:00Z">
+                  <w:rPr>
+                    <w:rFonts w:ascii="Cambria Math" w:hAnsi="Cambria Math"/>
+                  </w:rPr>
+                </w:del>
               </m:ctrlPr>
             </m:barPr>
             <m:e>
               <m:r>
-                <w:rPr>
-                  <w:rFonts w:ascii="Cambria Math" w:hAnsi="Cambria Math"/>
-                </w:rPr>
-                <m:t>A</m:t>
+                <w:del w:id="448" w:author="Levine, Charles Roger CTR USARMY USMA (USA)" w:date="2026-10-12T22:52:00Z" w16du:dateUtc="2026-10-13T02:52:00Z">
+                  <w:rPr>
+                    <w:rFonts w:ascii="Cambria Math" w:hAnsi="Cambria Math"/>
+                  </w:rPr>
+                  <m:t>A</m:t>
+                </w:del>
               </m:r>
             </m:e>
           </m:bar>
           <m:sSup>
             <m:sSupPr>
               <m:ctrlPr>
-                <w:rPr>
-                  <w:rFonts w:ascii="Cambria Math" w:hAnsi="Cambria Math"/>
-                </w:rPr>
+                <w:del w:id="449" w:author="Levine, Charles Roger CTR USARMY USMA (USA)" w:date="2026-10-12T22:52:00Z" w16du:dateUtc="2026-10-13T02:52:00Z">
+                  <w:rPr>
+                    <w:rFonts w:ascii="Cambria Math" w:hAnsi="Cambria Math"/>
+                  </w:rPr>
+                </w:del>
               </m:ctrlPr>
             </m:sSupPr>
             <m:e>
               <m:r>
-                <m:rPr>
-                  <m:sty m:val="p"/>
-                </m:rPr>
-                <w:rPr>
-                  <w:rFonts w:ascii="Cambria Math" w:hAnsi="Cambria Math"/>
-                </w:rPr>
-                <m:t>)</m:t>
+                <w:del w:id="450" w:author="Levine, Charles Roger CTR USARMY USMA (USA)" w:date="2026-10-12T22:52:00Z" w16du:dateUtc="2026-10-13T02:52:00Z">
+                  <m:rPr>
+                    <m:sty m:val="p"/>
+                  </m:rPr>
+                  <w:rPr>
+                    <w:rFonts w:ascii="Cambria Math" w:hAnsi="Cambria Math"/>
+                  </w:rPr>
+                  <m:t>)</m:t>
+                </w:del>
               </m:r>
             </m:e>
             <m:sup>
               <m:r>
-                <w:rPr>
-                  <w:rFonts w:ascii="Cambria Math" w:hAnsi="Cambria Math"/>
-                </w:rPr>
-                <m:t>2</m:t>
+                <w:del w:id="451" w:author="Levine, Charles Roger CTR USARMY USMA (USA)" w:date="2026-10-12T22:52:00Z" w16du:dateUtc="2026-10-13T02:52:00Z">
+                  <w:rPr>
+                    <w:rFonts w:ascii="Cambria Math" w:hAnsi="Cambria Math"/>
+                  </w:rPr>
+                  <m:t>2</m:t>
+                </w:del>
               </m:r>
             </m:sup>
           </m:sSup>
           <m:r>
-            <m:rPr>
-              <m:sty m:val="p"/>
-            </m:rPr>
-            <w:rPr>
-              <w:rFonts w:ascii="Cambria Math" w:hAnsi="Cambria Math"/>
-            </w:rPr>
-            <m:t>.</m:t>
+            <w:del w:id="452" w:author="Levine, Charles Roger CTR USARMY USMA (USA)" w:date="2026-10-12T22:52:00Z" w16du:dateUtc="2026-10-13T02:52:00Z">
+              <m:rPr>
+                <m:sty m:val="p"/>
+              </m:rPr>
+              <w:rPr>
+                <w:rFonts w:ascii="Cambria Math" w:hAnsi="Cambria Math"/>
+              </w:rPr>
+              <m:t>.</m:t>
+            </w:del>
           </m:r>
         </m:oMath>
       </m:oMathPara>
     </w:p>
     <w:p>
-      <w:r>
-        <w:t xml:space="preserve">To see this, write </w:t>
-      </w:r>
+      <w:pPr>
+        <w:rPr>
+          <w:del w:id="453" w:author="Levine, Charles Roger CTR USARMY USMA (USA)" w:date="2026-10-12T22:52:00Z" w16du:dateUtc="2026-10-13T02:52:00Z"/>
+        </w:rPr>
+      </w:pPr>
+      <w:del w:id="454" w:author="Levine, Charles Roger CTR USARMY USMA (USA)" w:date="2026-10-12T22:52:00Z" w16du:dateUtc="2026-10-13T02:52:00Z">
+        <w:r>
+          <w:delText xml:space="preserve">To see this, write </w:delText>
+        </w:r>
+      </w:del>
       <m:oMath>
         <m:sSub>
           <m:sSubPr>
             <m:ctrlPr>
-              <w:rPr>
-                <w:rFonts w:ascii="Cambria Math" w:hAnsi="Cambria Math"/>
-              </w:rPr>
+              <w:del w:id="455" w:author="Levine, Charles Roger CTR USARMY USMA (USA)" w:date="2026-10-12T22:52:00Z" w16du:dateUtc="2026-10-13T02:52:00Z">
+                <w:rPr>
+                  <w:rFonts w:ascii="Cambria Math" w:hAnsi="Cambria Math"/>
+                </w:rPr>
+              </w:del>
             </m:ctrlPr>
           </m:sSubPr>
           <m:e>
             <m:r>
-              <w:rPr>
-                <w:rFonts w:ascii="Cambria Math" w:hAnsi="Cambria Math"/>
-              </w:rPr>
-              <m:t>A</m:t>
+              <w:del w:id="456" w:author="Levine, Charles Roger CTR USARMY USMA (USA)" w:date="2026-10-12T22:52:00Z" w16du:dateUtc="2026-10-13T02:52:00Z">
+                <w:rPr>
+                  <w:rFonts w:ascii="Cambria Math" w:hAnsi="Cambria Math"/>
+                </w:rPr>
+                <m:t>A</m:t>
+              </w:del>
             </m:r>
           </m:e>
           <m:sub>
             <m:r>
-              <w:rPr>
-                <w:rFonts w:ascii="Cambria Math" w:hAnsi="Cambria Math"/>
-              </w:rPr>
-              <m:t>i</m:t>
+              <w:del w:id="457" w:author="Levine, Charles Roger CTR USARMY USMA (USA)" w:date="2026-10-12T22:52:00Z" w16du:dateUtc="2026-10-13T02:52:00Z">
+                <w:rPr>
+                  <w:rFonts w:ascii="Cambria Math" w:hAnsi="Cambria Math"/>
+                </w:rPr>
+                <m:t>i</m:t>
+              </w:del>
             </m:r>
           </m:sub>
         </m:sSub>
       </m:oMath>
-      <w:r>
-        <w:t xml:space="preserve"> − </w:t>
-      </w:r>
+      <w:del w:id="458" w:author="Levine, Charles Roger CTR USARMY USMA (USA)" w:date="2026-10-12T22:52:00Z" w16du:dateUtc="2026-10-13T02:52:00Z">
+        <w:r>
+          <w:delText xml:space="preserve"> − </w:delText>
+        </w:r>
+      </w:del>
       <m:oMath>
         <m:bar>
           <m:barPr>
             <m:pos m:val="top"/>
             <m:ctrlPr>
-              <w:rPr>
-                <w:rFonts w:ascii="Cambria Math" w:hAnsi="Cambria Math"/>
-              </w:rPr>
+              <w:del w:id="459" w:author="Levine, Charles Roger CTR USARMY USMA (USA)" w:date="2026-10-12T22:52:00Z" w16du:dateUtc="2026-10-13T02:52:00Z">
+                <w:rPr>
+                  <w:rFonts w:ascii="Cambria Math" w:hAnsi="Cambria Math"/>
+                </w:rPr>
+              </w:del>
             </m:ctrlPr>
           </m:barPr>
           <m:e>
             <m:r>
-              <w:rPr>
-                <w:rFonts w:ascii="Cambria Math" w:hAnsi="Cambria Math"/>
-              </w:rPr>
-              <m:t>A</m:t>
+              <w:del w:id="460" w:author="Levine, Charles Roger CTR USARMY USMA (USA)" w:date="2026-10-12T22:52:00Z" w16du:dateUtc="2026-10-13T02:52:00Z">
+                <w:rPr>
+                  <w:rFonts w:ascii="Cambria Math" w:hAnsi="Cambria Math"/>
+                </w:rPr>
+                <m:t>A</m:t>
+              </w:del>
             </m:r>
           </m:e>
         </m:bar>
       </m:oMath>
-      <w:r>
-        <w:t xml:space="preserve"> as the sum of </w:t>
-      </w:r>
+      <w:del w:id="461" w:author="Levine, Charles Roger CTR USARMY USMA (USA)" w:date="2026-10-12T22:52:00Z" w16du:dateUtc="2026-10-13T02:52:00Z">
+        <w:r>
+          <w:delText xml:space="preserve"> as the sum of </w:delText>
+        </w:r>
+      </w:del>
       <m:oMath>
         <m:sSub>
           <m:sSubPr>
             <m:ctrlPr>
-              <w:rPr>
-                <w:rFonts w:ascii="Cambria Math" w:hAnsi="Cambria Math"/>
-              </w:rPr>
+              <w:del w:id="462" w:author="Levine, Charles Roger CTR USARMY USMA (USA)" w:date="2026-10-12T22:52:00Z" w16du:dateUtc="2026-10-13T02:52:00Z">
+                <w:rPr>
+                  <w:rFonts w:ascii="Cambria Math" w:hAnsi="Cambria Math"/>
+                </w:rPr>
+              </w:del>
             </m:ctrlPr>
           </m:sSubPr>
           <m:e>
             <m:r>
-              <w:rPr>
-                <w:rFonts w:ascii="Cambria Math" w:hAnsi="Cambria Math"/>
-              </w:rPr>
-              <m:t>A</m:t>
+              <w:del w:id="463" w:author="Levine, Charles Roger CTR USARMY USMA (USA)" w:date="2026-10-12T22:52:00Z" w16du:dateUtc="2026-10-13T02:52:00Z">
+                <w:rPr>
+                  <w:rFonts w:ascii="Cambria Math" w:hAnsi="Cambria Math"/>
+                </w:rPr>
+                <m:t>A</m:t>
+              </w:del>
             </m:r>
           </m:e>
           <m:sub>
             <m:r>
-              <w:rPr>
-                <w:rFonts w:ascii="Cambria Math" w:hAnsi="Cambria Math"/>
-              </w:rPr>
-              <m:t>i</m:t>
+              <w:del w:id="464" w:author="Levine, Charles Roger CTR USARMY USMA (USA)" w:date="2026-10-12T22:52:00Z" w16du:dateUtc="2026-10-13T02:52:00Z">
+                <w:rPr>
+                  <w:rFonts w:ascii="Cambria Math" w:hAnsi="Cambria Math"/>
+                </w:rPr>
+                <m:t>i</m:t>
+              </w:del>
             </m:r>
           </m:sub>
         </m:sSub>
       </m:oMath>
-      <w:r>
-        <w:t xml:space="preserve"> − </w:t>
-      </w:r>
+      <w:del w:id="465" w:author="Levine, Charles Roger CTR USARMY USMA (USA)" w:date="2026-10-12T22:52:00Z" w16du:dateUtc="2026-10-13T02:52:00Z">
+        <w:r>
+          <w:delText xml:space="preserve"> − </w:delText>
+        </w:r>
+      </w:del>
       <m:oMath>
         <m:sSub>
           <m:sSubPr>
             <m:ctrlPr>
-              <w:rPr>
-                <w:rFonts w:ascii="Cambria Math" w:hAnsi="Cambria Math"/>
-              </w:rPr>
+              <w:del w:id="466" w:author="Levine, Charles Roger CTR USARMY USMA (USA)" w:date="2026-10-12T22:52:00Z" w16du:dateUtc="2026-10-13T02:52:00Z">
+                <w:rPr>
+                  <w:rFonts w:ascii="Cambria Math" w:hAnsi="Cambria Math"/>
+                </w:rPr>
+              </w:del>
             </m:ctrlPr>
           </m:sSubPr>
           <m:e>
             <m:r>
-              <w:rPr>
-                <w:rFonts w:ascii="Cambria Math" w:hAnsi="Cambria Math"/>
-              </w:rPr>
-              <m:t>T</m:t>
+              <w:del w:id="467" w:author="Levine, Charles Roger CTR USARMY USMA (USA)" w:date="2026-10-12T22:52:00Z" w16du:dateUtc="2026-10-13T02:52:00Z">
+                <w:rPr>
+                  <w:rFonts w:ascii="Cambria Math" w:hAnsi="Cambria Math"/>
+                </w:rPr>
+                <m:t>T</m:t>
+              </w:del>
             </m:r>
           </m:e>
           <m:sub>
             <m:r>
-              <w:rPr>
-                <w:rFonts w:ascii="Cambria Math" w:hAnsi="Cambria Math"/>
-              </w:rPr>
-              <m:t>g</m:t>
-            </m:r>
-            <m:r>
-              <m:rPr>
-                <m:sty m:val="p"/>
-              </m:rPr>
-              <w:rPr>
-                <w:rFonts w:ascii="Cambria Math" w:hAnsi="Cambria Math"/>
-              </w:rPr>
-              <m:t>(</m:t>
-            </m:r>
-            <m:r>
-              <w:rPr>
-                <w:rFonts w:ascii="Cambria Math" w:hAnsi="Cambria Math"/>
-              </w:rPr>
-              <m:t>i</m:t>
-            </m:r>
-            <m:r>
-              <m:rPr>
-                <m:sty m:val="p"/>
-              </m:rPr>
-              <w:rPr>
-                <w:rFonts w:ascii="Cambria Math" w:hAnsi="Cambria Math"/>
-              </w:rPr>
-              <m:t>)</m:t>
+              <w:del w:id="468" w:author="Levine, Charles Roger CTR USARMY USMA (USA)" w:date="2026-10-12T22:52:00Z" w16du:dateUtc="2026-10-13T02:52:00Z">
+                <w:rPr>
+                  <w:rFonts w:ascii="Cambria Math" w:hAnsi="Cambria Math"/>
+                </w:rPr>
+                <m:t>g</m:t>
+              </w:del>
+            </m:r>
+            <m:r>
+              <w:del w:id="469" w:author="Levine, Charles Roger CTR USARMY USMA (USA)" w:date="2026-10-12T22:52:00Z" w16du:dateUtc="2026-10-13T02:52:00Z">
+                <m:rPr>
+                  <m:sty m:val="p"/>
+                </m:rPr>
+                <w:rPr>
+                  <w:rFonts w:ascii="Cambria Math" w:hAnsi="Cambria Math"/>
+                </w:rPr>
+                <m:t>(</m:t>
+              </w:del>
+            </m:r>
+            <m:r>
+              <w:del w:id="470" w:author="Levine, Charles Roger CTR USARMY USMA (USA)" w:date="2026-10-12T22:52:00Z" w16du:dateUtc="2026-10-13T02:52:00Z">
+                <w:rPr>
+                  <w:rFonts w:ascii="Cambria Math" w:hAnsi="Cambria Math"/>
+                </w:rPr>
+                <m:t>i</m:t>
+              </w:del>
+            </m:r>
+            <m:r>
+              <w:del w:id="471" w:author="Levine, Charles Roger CTR USARMY USMA (USA)" w:date="2026-10-12T22:52:00Z" w16du:dateUtc="2026-10-13T02:52:00Z">
+                <m:rPr>
+                  <m:sty m:val="p"/>
+                </m:rPr>
+                <w:rPr>
+                  <w:rFonts w:ascii="Cambria Math" w:hAnsi="Cambria Math"/>
+                </w:rPr>
+                <m:t>)</m:t>
+              </w:del>
             </m:r>
           </m:sub>
         </m:sSub>
       </m:oMath>
-      <w:r>
-        <w:t xml:space="preserve"> and </w:t>
-      </w:r>
+      <w:del w:id="472" w:author="Levine, Charles Roger CTR USARMY USMA (USA)" w:date="2026-10-12T22:52:00Z" w16du:dateUtc="2026-10-13T02:52:00Z">
+        <w:r>
+          <w:delText xml:space="preserve"> and </w:delText>
+        </w:r>
+      </w:del>
       <m:oMath>
         <m:sSub>
           <m:sSubPr>
             <m:ctrlPr>
-              <w:rPr>
-                <w:rFonts w:ascii="Cambria Math" w:hAnsi="Cambria Math"/>
-              </w:rPr>
+              <w:del w:id="473" w:author="Levine, Charles Roger CTR USARMY USMA (USA)" w:date="2026-10-12T22:52:00Z" w16du:dateUtc="2026-10-13T02:52:00Z">
+                <w:rPr>
+                  <w:rFonts w:ascii="Cambria Math" w:hAnsi="Cambria Math"/>
+                </w:rPr>
+              </w:del>
             </m:ctrlPr>
           </m:sSubPr>
           <m:e>
             <m:r>
-              <w:rPr>
-                <w:rFonts w:ascii="Cambria Math" w:hAnsi="Cambria Math"/>
-              </w:rPr>
-              <m:t>T</m:t>
+              <w:del w:id="474" w:author="Levine, Charles Roger CTR USARMY USMA (USA)" w:date="2026-10-12T22:52:00Z" w16du:dateUtc="2026-10-13T02:52:00Z">
+                <w:rPr>
+                  <w:rFonts w:ascii="Cambria Math" w:hAnsi="Cambria Math"/>
+                </w:rPr>
+                <m:t>T</m:t>
+              </w:del>
             </m:r>
           </m:e>
           <m:sub>
             <m:r>
-              <w:rPr>
-                <w:rFonts w:ascii="Cambria Math" w:hAnsi="Cambria Math"/>
-              </w:rPr>
-              <m:t>g</m:t>
-            </m:r>
-            <m:r>
-              <m:rPr>
-                <m:sty m:val="p"/>
-              </m:rPr>
-              <w:rPr>
-                <w:rFonts w:ascii="Cambria Math" w:hAnsi="Cambria Math"/>
-              </w:rPr>
-              <m:t>(</m:t>
-            </m:r>
-            <m:r>
-              <w:rPr>
-                <w:rFonts w:ascii="Cambria Math" w:hAnsi="Cambria Math"/>
-              </w:rPr>
-              <m:t>i</m:t>
-            </m:r>
-            <m:r>
-              <m:rPr>
-                <m:sty m:val="p"/>
-              </m:rPr>
-              <w:rPr>
-                <w:rFonts w:ascii="Cambria Math" w:hAnsi="Cambria Math"/>
-              </w:rPr>
-              <m:t>)</m:t>
+              <w:del w:id="475" w:author="Levine, Charles Roger CTR USARMY USMA (USA)" w:date="2026-10-12T22:52:00Z" w16du:dateUtc="2026-10-13T02:52:00Z">
+                <w:rPr>
+                  <w:rFonts w:ascii="Cambria Math" w:hAnsi="Cambria Math"/>
+                </w:rPr>
+                <m:t>g</m:t>
+              </w:del>
+            </m:r>
+            <m:r>
+              <w:del w:id="476" w:author="Levine, Charles Roger CTR USARMY USMA (USA)" w:date="2026-10-12T22:52:00Z" w16du:dateUtc="2026-10-13T02:52:00Z">
+                <m:rPr>
+                  <m:sty m:val="p"/>
+                </m:rPr>
+                <w:rPr>
+                  <w:rFonts w:ascii="Cambria Math" w:hAnsi="Cambria Math"/>
+                </w:rPr>
+                <m:t>(</m:t>
+              </w:del>
+            </m:r>
+            <m:r>
+              <w:del w:id="477" w:author="Levine, Charles Roger CTR USARMY USMA (USA)" w:date="2026-10-12T22:52:00Z" w16du:dateUtc="2026-10-13T02:52:00Z">
+                <w:rPr>
+                  <w:rFonts w:ascii="Cambria Math" w:hAnsi="Cambria Math"/>
+                </w:rPr>
+                <m:t>i</m:t>
+              </w:del>
+            </m:r>
+            <m:r>
+              <w:del w:id="478" w:author="Levine, Charles Roger CTR USARMY USMA (USA)" w:date="2026-10-12T22:52:00Z" w16du:dateUtc="2026-10-13T02:52:00Z">
+                <m:rPr>
+                  <m:sty m:val="p"/>
+                </m:rPr>
+                <w:rPr>
+                  <w:rFonts w:ascii="Cambria Math" w:hAnsi="Cambria Math"/>
+                </w:rPr>
+                <m:t>)</m:t>
+              </w:del>
             </m:r>
           </m:sub>
         </m:sSub>
       </m:oMath>
-      <w:r>
-        <w:t xml:space="preserve"> − </w:t>
-      </w:r>
+      <w:del w:id="479" w:author="Levine, Charles Roger CTR USARMY USMA (USA)" w:date="2026-10-12T22:52:00Z" w16du:dateUtc="2026-10-13T02:52:00Z">
+        <w:r>
+          <w:delText xml:space="preserve"> − </w:delText>
+        </w:r>
+      </w:del>
       <m:oMath>
         <m:bar>
           <m:barPr>
             <m:pos m:val="top"/>
             <m:ctrlPr>
-              <w:rPr>
-                <w:rFonts w:ascii="Cambria Math" w:hAnsi="Cambria Math"/>
-              </w:rPr>
+              <w:del w:id="480" w:author="Levine, Charles Roger CTR USARMY USMA (USA)" w:date="2026-10-12T22:52:00Z" w16du:dateUtc="2026-10-13T02:52:00Z">
+                <w:rPr>
+                  <w:rFonts w:ascii="Cambria Math" w:hAnsi="Cambria Math"/>
+                </w:rPr>
+              </w:del>
             </m:ctrlPr>
           </m:barPr>
           <m:e>
             <m:r>
-              <w:rPr>
-                <w:rFonts w:ascii="Cambria Math" w:hAnsi="Cambria Math"/>
-              </w:rPr>
-              <m:t>A</m:t>
+              <w:del w:id="481" w:author="Levine, Charles Roger CTR USARMY USMA (USA)" w:date="2026-10-12T22:52:00Z" w16du:dateUtc="2026-10-13T02:52:00Z">
+                <w:rPr>
+                  <w:rFonts w:ascii="Cambria Math" w:hAnsi="Cambria Math"/>
+                </w:rPr>
+                <m:t>A</m:t>
+              </w:del>
             </m:r>
           </m:e>
         </m:bar>
       </m:oMath>
-      <w:r>
-        <w:t xml:space="preserve">. The cross terms sum to zero inside each group because deviations from that group’s mean sum to zero. Consequently, </w:t>
-      </w:r>
+      <w:del w:id="482" w:author="Levine, Charles Roger CTR USARMY USMA (USA)" w:date="2026-10-12T22:52:00Z" w16du:dateUtc="2026-10-13T02:52:00Z">
+        <w:r>
+          <w:delText xml:space="preserve">. The cross terms sum to zero inside each group because deviations from that group’s mean sum to zero. Consequently, </w:delText>
+        </w:r>
+      </w:del>
       <m:oMath>
         <m:sSub>
           <m:sSubPr>
             <m:ctrlPr>
-              <w:rPr>
-                <w:rFonts w:ascii="Cambria Math" w:hAnsi="Cambria Math"/>
-              </w:rPr>
+              <w:del w:id="483" w:author="Levine, Charles Roger CTR USARMY USMA (USA)" w:date="2026-10-12T22:52:00Z" w16du:dateUtc="2026-10-13T02:52:00Z">
+                <w:rPr>
+                  <w:rFonts w:ascii="Cambria Math" w:hAnsi="Cambria Math"/>
+                </w:rPr>
+              </w:del>
             </m:ctrlPr>
           </m:sSubPr>
           <m:e>
             <m:r>
-              <w:rPr>
-                <w:rFonts w:ascii="Cambria Math" w:hAnsi="Cambria Math"/>
-              </w:rPr>
-              <m:t>H</m:t>
+              <w:del w:id="484" w:author="Levine, Charles Roger CTR USARMY USMA (USA)" w:date="2026-10-12T22:52:00Z" w16du:dateUtc="2026-10-13T02:52:00Z">
+                <w:rPr>
+                  <w:rFonts w:ascii="Cambria Math" w:hAnsi="Cambria Math"/>
+                </w:rPr>
+                <m:t>H</m:t>
+              </w:del>
             </m:r>
           </m:e>
           <m:sub>
             <m:r>
-              <w:rPr>
-                <w:rFonts w:ascii="Cambria Math" w:hAnsi="Cambria Math"/>
-              </w:rPr>
-              <m:t>sort</m:t>
+              <w:del w:id="485" w:author="Levine, Charles Roger CTR USARMY USMA (USA)" w:date="2026-10-12T22:52:00Z" w16du:dateUtc="2026-10-13T02:52:00Z">
+                <w:rPr>
+                  <w:rFonts w:ascii="Cambria Math" w:hAnsi="Cambria Math"/>
+                </w:rPr>
+                <m:t>sort</m:t>
+              </w:del>
             </m:r>
           </m:sub>
         </m:sSub>
       </m:oMath>
-      <w:r>
-        <w:t xml:space="preserve"> is the between-group share of total variation and lies between zero and one. If the population has no variation in A, its denominator is zero and the statistic is undefined rather than evidence of perfect or absent sorting.</w:t>
-      </w:r>
+      <w:del w:id="486" w:author="Levine, Charles Roger CTR USARMY USMA (USA)" w:date="2026-10-12T22:52:00Z" w16du:dateUtc="2026-10-13T02:52:00Z">
+        <w:r>
+          <w:delText xml:space="preserve"> is the between-group share of total variation and lies between zero and one. If the population has no variation in A, its denominator is zero and the statistic is undefined rather than evidence of perfect or absent sorting.</w:delText>
+        </w:r>
+      </w:del>
     </w:p>
     <w:p>
       <w:pPr>
         <w:pStyle w:val="BodyText"/>
+        <w:rPr>
+          <w:del w:id="487" w:author="Levine, Charles Roger CTR USARMY USMA (USA)" w:date="2026-10-12T22:52:00Z" w16du:dateUtc="2026-10-13T02:52:00Z"/>
+        </w:rPr>
       </w:pPr>
-      <w:r>
-        <w:t xml:space="preserve">Nonzero sorting can occur under random assignment in finite groups. With J fixed nonempty group sizes, uniform random allocation of the same </w:t>
-      </w:r>
+      <w:del w:id="488" w:author="Levine, Charles Roger CTR USARMY USMA (USA)" w:date="2026-10-12T22:52:00Z" w16du:dateUtc="2026-10-13T02:52:00Z">
+        <w:r>
+          <w:delText xml:space="preserve">Nonzero sorting can occur under random assignment in finite groups. With J fixed nonempty group sizes, uniform random allocation of the same </w:delText>
+        </w:r>
+      </w:del>
       <m:oMath>
         <m:r>
-          <w:rPr>
-            <w:rFonts w:ascii="Cambria Math" w:hAnsi="Cambria Math"/>
-          </w:rPr>
-          <m:t>N</m:t>
+          <w:del w:id="489" w:author="Levine, Charles Roger CTR USARMY USMA (USA)" w:date="2026-10-12T22:52:00Z" w16du:dateUtc="2026-10-13T02:52:00Z">
+            <w:rPr>
+              <w:rFonts w:ascii="Cambria Math" w:hAnsi="Cambria Math"/>
+            </w:rPr>
+            <m:t>N</m:t>
+          </w:del>
         </m:r>
       </m:oMath>
-      <w:r>
-        <w:t xml:space="preserve"> individuals, and positive total variation, the expected index is (J − 1)/(N − 1). One obtains this by applying the finite-population variance of each random group mean and summing its </w:t>
-      </w:r>
+      <w:del w:id="490" w:author="Levine, Charles Roger CTR USARMY USMA (USA)" w:date="2026-10-12T22:52:00Z" w16du:dateUtc="2026-10-13T02:52:00Z">
+        <w:r>
+          <w:delText xml:space="preserve"> individuals, and positive total variation, the expected index is (J − 1)/(N − 1). One obtains this by applying the finite-population variance of each random group mean and summing its </w:delText>
+        </w:r>
+      </w:del>
       <m:oMath>
         <m:sSub>
           <m:sSubPr>
             <m:ctrlPr>
-              <w:rPr>
-                <w:rFonts w:ascii="Cambria Math" w:hAnsi="Cambria Math"/>
-              </w:rPr>
+              <w:del w:id="491" w:author="Levine, Charles Roger CTR USARMY USMA (USA)" w:date="2026-10-12T22:52:00Z" w16du:dateUtc="2026-10-13T02:52:00Z">
+                <w:rPr>
+                  <w:rFonts w:ascii="Cambria Math" w:hAnsi="Cambria Math"/>
+                </w:rPr>
+              </w:del>
             </m:ctrlPr>
           </m:sSubPr>
           <m:e>
             <m:r>
-              <w:rPr>
-                <w:rFonts w:ascii="Cambria Math" w:hAnsi="Cambria Math"/>
-              </w:rPr>
-              <m:t>n</m:t>
+              <w:del w:id="492" w:author="Levine, Charles Roger CTR USARMY USMA (USA)" w:date="2026-10-12T22:52:00Z" w16du:dateUtc="2026-10-13T02:52:00Z">
+                <w:rPr>
+                  <w:rFonts w:ascii="Cambria Math" w:hAnsi="Cambria Math"/>
+                </w:rPr>
+                <m:t>n</m:t>
+              </w:del>
             </m:r>
           </m:e>
           <m:sub>
             <m:r>
-              <w:rPr>
-                <w:rFonts w:ascii="Cambria Math" w:hAnsi="Cambria Math"/>
-              </w:rPr>
-              <m:t>j</m:t>
+              <w:del w:id="493" w:author="Levine, Charles Roger CTR USARMY USMA (USA)" w:date="2026-10-12T22:52:00Z" w16du:dateUtc="2026-10-13T02:52:00Z">
+                <w:rPr>
+                  <w:rFonts w:ascii="Cambria Math" w:hAnsi="Cambria Math"/>
+                </w:rPr>
+                <m:t>j</m:t>
+              </w:del>
             </m:r>
           </m:sub>
         </m:sSub>
       </m:oMath>
-      <w:r>
-        <w:t xml:space="preserve">-weighted squared deviation from </w:t>
-      </w:r>
+      <w:del w:id="494" w:author="Levine, Charles Roger CTR USARMY USMA (USA)" w:date="2026-10-12T22:52:00Z" w16du:dateUtc="2026-10-13T02:52:00Z">
+        <w:r>
+          <w:delText xml:space="preserve">-weighted squared deviation from </w:delText>
+        </w:r>
+      </w:del>
       <m:oMath>
         <m:bar>
           <m:barPr>
             <m:pos m:val="top"/>
             <m:ctrlPr>
-              <w:rPr>
-                <w:rFonts w:ascii="Cambria Math" w:hAnsi="Cambria Math"/>
-              </w:rPr>
+              <w:del w:id="495" w:author="Levine, Charles Roger CTR USARMY USMA (USA)" w:date="2026-10-12T22:52:00Z" w16du:dateUtc="2026-10-13T02:52:00Z">
+                <w:rPr>
+                  <w:rFonts w:ascii="Cambria Math" w:hAnsi="Cambria Math"/>
+                </w:rPr>
+              </w:del>
             </m:ctrlPr>
           </m:barPr>
           <m:e>
             <m:r>
-              <w:rPr>
-                <w:rFonts w:ascii="Cambria Math" w:hAnsi="Cambria Math"/>
-              </w:rPr>
-              <m:t>A</m:t>
+              <w:del w:id="496" w:author="Levine, Charles Roger CTR USARMY USMA (USA)" w:date="2026-10-12T22:52:00Z" w16du:dateUtc="2026-10-13T02:52:00Z">
+                <w:rPr>
+                  <w:rFonts w:ascii="Cambria Math" w:hAnsi="Cambria Math"/>
+                </w:rPr>
+                <m:t>A</m:t>
+              </w:del>
             </m:r>
           </m:e>
         </m:bar>
       </m:oMath>
-      <w:r>
-        <w:t>. This analytic reference applies to the uniform allocation benchmark; a reference ensemble remains useful for variability and for procedures with additional constraints.</w:t>
-      </w:r>
+      <w:del w:id="497" w:author="Levine, Charles Roger CTR USARMY USMA (USA)" w:date="2026-10-12T22:52:00Z" w16du:dateUtc="2026-10-13T02:52:00Z">
+        <w:r>
+          <w:delText>. This analytic reference applies to the uniform allocation benchmark; a reference ensemble remains useful for variability and for procedures with additional constraints.</w:delText>
+        </w:r>
+      </w:del>
     </w:p>
     <w:p>
       <w:pPr>
         <w:pStyle w:val="BodyText"/>
+        <w:rPr>
+          <w:del w:id="498" w:author="Levine, Charles Roger CTR USARMY USMA (USA)" w:date="2026-10-12T22:52:00Z" w16du:dateUtc="2026-10-13T02:52:00Z"/>
+        </w:rPr>
       </w:pPr>
-      <w:r>
-        <w:t xml:space="preserve">Realized sorting therefore depends on </w:t>
-      </w:r>
+      <w:del w:id="499" w:author="Levine, Charles Roger CTR USARMY USMA (USA)" w:date="2026-10-12T22:52:00Z" w16du:dateUtc="2026-10-13T02:52:00Z">
+        <w:r>
+          <w:delText xml:space="preserve">Realized sorting therefore depends on </w:delText>
+        </w:r>
+      </w:del>
       <m:oMath>
         <m:r>
-          <w:rPr>
-            <w:rFonts w:ascii="Cambria Math" w:hAnsi="Cambria Math"/>
-          </w:rPr>
-          <m:t>ρ</m:t>
+          <w:del w:id="500" w:author="Levine, Charles Roger CTR USARMY USMA (USA)" w:date="2026-10-12T22:52:00Z" w16du:dateUtc="2026-10-13T02:52:00Z">
+            <w:rPr>
+              <w:rFonts w:ascii="Cambria Math" w:hAnsi="Cambria Math"/>
+            </w:rPr>
+            <m:t>ρ</m:t>
+          </w:del>
         </m:r>
       </m:oMath>
-      <w:r>
-        <w:t xml:space="preserve">, the A distribution, roster capacities, and stochastic assignment history. A comparison should report both the chosen preference and the resulting </w:t>
-      </w:r>
+      <w:del w:id="501" w:author="Levine, Charles Roger CTR USARMY USMA (USA)" w:date="2026-10-12T22:52:00Z" w16du:dateUtc="2026-10-13T02:52:00Z">
+        <w:r>
+          <w:delText xml:space="preserve">, the A distribution, roster capacities, and stochastic assignment history. A comparison should report both the chosen preference and the resulting </w:delText>
+        </w:r>
+      </w:del>
       <m:oMath>
         <m:sSub>
           <m:sSubPr>
             <m:ctrlPr>
-              <w:rPr>
-                <w:rFonts w:ascii="Cambria Math" w:hAnsi="Cambria Math"/>
-              </w:rPr>
+              <w:del w:id="502" w:author="Levine, Charles Roger CTR USARMY USMA (USA)" w:date="2026-10-12T22:52:00Z" w16du:dateUtc="2026-10-13T02:52:00Z">
+                <w:rPr>
+                  <w:rFonts w:ascii="Cambria Math" w:hAnsi="Cambria Math"/>
+                </w:rPr>
+              </w:del>
             </m:ctrlPr>
           </m:sSubPr>
           <m:e>
             <m:r>
-              <w:rPr>
-                <w:rFonts w:ascii="Cambria Math" w:hAnsi="Cambria Math"/>
-              </w:rPr>
-              <m:t>H</m:t>
+              <w:del w:id="503" w:author="Levine, Charles Roger CTR USARMY USMA (USA)" w:date="2026-10-12T22:52:00Z" w16du:dateUtc="2026-10-13T02:52:00Z">
+                <w:rPr>
+                  <w:rFonts w:ascii="Cambria Math" w:hAnsi="Cambria Math"/>
+                </w:rPr>
+                <m:t>H</m:t>
+              </w:del>
             </m:r>
           </m:e>
           <m:sub>
             <m:r>
-              <w:rPr>
-                <w:rFonts w:ascii="Cambria Math" w:hAnsi="Cambria Math"/>
-              </w:rPr>
-              <m:t>sort</m:t>
+              <w:del w:id="504" w:author="Levine, Charles Roger CTR USARMY USMA (USA)" w:date="2026-10-12T22:52:00Z" w16du:dateUtc="2026-10-13T02:52:00Z">
+                <w:rPr>
+                  <w:rFonts w:ascii="Cambria Math" w:hAnsi="Cambria Math"/>
+                </w:rPr>
+                <m:t>sort</m:t>
+              </w:del>
             </m:r>
           </m:sub>
         </m:sSub>
       </m:oMath>
-      <w:r>
-        <w:t xml:space="preserve">, rather than equating ρ = 0 with an observed index of zero. An empirical </w:t>
-      </w:r>
+      <w:del w:id="505" w:author="Levine, Charles Roger CTR USARMY USMA (USA)" w:date="2026-10-12T22:52:00Z" w16du:dateUtc="2026-10-13T02:52:00Z">
+        <w:r>
+          <w:delText xml:space="preserve">, rather than equating ρ = 0 with an observed index of zero. An empirical </w:delText>
+        </w:r>
+      </w:del>
       <m:oMath>
         <m:sSub>
           <m:sSubPr>
             <m:ctrlPr>
-              <w:rPr>
-                <w:rFonts w:ascii="Cambria Math" w:hAnsi="Cambria Math"/>
-              </w:rPr>
+              <w:del w:id="506" w:author="Levine, Charles Roger CTR USARMY USMA (USA)" w:date="2026-10-12T22:52:00Z" w16du:dateUtc="2026-10-13T02:52:00Z">
+                <w:rPr>
+                  <w:rFonts w:ascii="Cambria Math" w:hAnsi="Cambria Math"/>
+                </w:rPr>
+              </w:del>
             </m:ctrlPr>
           </m:sSubPr>
           <m:e>
             <m:r>
-              <w:rPr>
-                <w:rFonts w:ascii="Cambria Math" w:hAnsi="Cambria Math"/>
-              </w:rPr>
-              <m:t>H</m:t>
+              <w:del w:id="507" w:author="Levine, Charles Roger CTR USARMY USMA (USA)" w:date="2026-10-12T22:52:00Z" w16du:dateUtc="2026-10-13T02:52:00Z">
+                <w:rPr>
+                  <w:rFonts w:ascii="Cambria Math" w:hAnsi="Cambria Math"/>
+                </w:rPr>
+                <m:t>H</m:t>
+              </w:del>
             </m:r>
           </m:e>
           <m:sub>
             <m:r>
-              <w:rPr>
-                <w:rFonts w:ascii="Cambria Math" w:hAnsi="Cambria Math"/>
-              </w:rPr>
-              <m:t>sort</m:t>
+              <w:del w:id="508" w:author="Levine, Charles Roger CTR USARMY USMA (USA)" w:date="2026-10-12T22:52:00Z" w16du:dateUtc="2026-10-13T02:52:00Z">
+                <w:rPr>
+                  <w:rFonts w:ascii="Cambria Math" w:hAnsi="Cambria Math"/>
+                </w:rPr>
+                <m:t>sort</m:t>
+              </w:del>
             </m:r>
           </m:sub>
         </m:sSub>
       </m:oMath>
-      <w:r>
-        <w:t xml:space="preserve"> below a simulated reference does not establish that real assignment was random.</w:t>
-      </w:r>
+      <w:del w:id="509" w:author="Levine, Charles Roger CTR USARMY USMA (USA)" w:date="2026-10-12T22:52:00Z" w16du:dateUtc="2026-10-13T02:52:00Z">
+        <w:r>
+          <w:delText xml:space="preserve"> below a simulated reference does not establish that real assignment was random.</w:delText>
+        </w:r>
+      </w:del>
     </w:p>
     <w:p>
       <w:pPr>
         <w:pStyle w:val="Heading2"/>
       </w:pPr>
-      <w:bookmarkStart w:id="25" w:name="X1ad203f4aedc8fcded9afae827919e65ec1bf18"/>
-      <w:bookmarkEnd w:id="24"/>
-      <w:r>
-        <w:t>4.6.4 Connecting assignment to mechanism experiments</w:t>
-      </w:r>
-    </w:p>
-    <w:p>
-      <w:r>
-        <w:t>A controlled simulation first assigns individuals, then computes scores on the resulting groups, and finally selects winners. That is the chronological ASSIGN → SCORE → SELECT pipeline. The chapter introduced the components in a different order to establish the advancement mechanism before explaining how its artificial environments are generated.</w:t>
-      </w:r>
+      <w:bookmarkStart w:id="510" w:name="X1ad203f4aedc8fcded9afae827919e65ec1bf18"/>
+      <w:bookmarkEnd w:id="270"/>
+      <w:r>
+        <w:t xml:space="preserve">4.6.4 </w:t>
+      </w:r>
+      <w:ins w:id="511" w:author="Levine, Charles Roger CTR USARMY USMA (USA)" w:date="2026-10-12T22:56:00Z" w16du:dateUtc="2026-10-13T02:56:00Z">
+        <w:r>
+          <w:t>Using artificial groups to investigate congestion</w:t>
+        </w:r>
+      </w:ins>
+      <w:del w:id="512" w:author="Levine, Charles Roger CTR USARMY USMA (USA)" w:date="2026-10-12T22:56:00Z" w16du:dateUtc="2026-10-13T02:56:00Z">
+        <w:r>
+          <w:delText>Connecting assignment to mechanism experiments</w:delText>
+        </w:r>
+      </w:del>
     </w:p>
     <w:p>
       <w:pPr>
-        <w:pStyle w:val="BodyText"/>
+        <w:rPr>
+          <w:ins w:id="513" w:author="Levine, Charles Roger CTR USARMY USMA (USA)" w:date="2026-10-12T22:57:00Z"/>
+        </w:rPr>
       </w:pPr>
-      <w:r>
-        <w:t xml:space="preserve">When comparing penalties on the same assignments, the population, capacities, and groups can be held exactly fixed. When comparing assignment preferences, paired arrival orders and random </w:t>
-      </w:r>
-      <w:r>
-        <w:lastRenderedPageBreak/>
-        <w:t xml:space="preserve">draws reduce avoidable simulation variation, but they do not hold the resulting groups fixed. Changes in </w:t>
-      </w:r>
+      <w:del w:id="514" w:author="Levine, Charles Roger CTR USARMY USMA (USA)" w:date="2026-10-12T22:57:00Z" w16du:dateUtc="2026-10-13T02:57:00Z">
+        <w:r>
+          <w:delText>A controlled</w:delText>
+        </w:r>
+      </w:del>
+      <w:ins w:id="515" w:author="Levine, Charles Roger CTR USARMY USMA (USA)" w:date="2026-10-12T22:57:00Z">
+        <w:r>
+          <w:t>A simulation first assigns individuals to groups, then calculates their scores, and finally applies the selection rule. This is the chronological ASSIGN → SCORE → SELECT sequence. The chapter introduced scoring and selection first because they define the advancement mechanism; assignment supplies controlled group environments in which to examine it.</w:t>
+        </w:r>
+      </w:ins>
+    </w:p>
+    <w:p>
+      <w:pPr>
+        <w:rPr>
+          <w:ins w:id="516" w:author="Levine, Charles Roger CTR USARMY USMA (USA)" w:date="2026-10-12T22:57:00Z"/>
+        </w:rPr>
+      </w:pPr>
+      <w:ins w:id="517" w:author="Levine, Charles Roger CTR USARMY USMA (USA)" w:date="2026-10-12T22:57:00Z">
+        <w:r>
+          <w:t>Different comparisons require different quantities to remain fixed. To examine the effect of the congestion penalty, we can use exactly the same individuals and memberships under performance-only and congestion-adjusted scoring. Keeping the selection rule and number of places fixed then isolates the consequences of changing the scoring rule.</w:t>
+        </w:r>
+      </w:ins>
+    </w:p>
+    <w:p>
+      <w:pPr>
+        <w:rPr>
+          <w:ins w:id="518" w:author="Levine, Charles Roger CTR USARMY USMA (USA)" w:date="2026-10-12T22:57:00Z"/>
+        </w:rPr>
+      </w:pPr>
+      <w:ins w:id="519" w:author="Levine, Charles Roger CTR USARMY USMA (USA)" w:date="2026-10-12T22:57:00Z">
+        <w:r>
+          <w:t xml:space="preserve">To examine the consequences of sorting, we instead vary </w:t>
+        </w:r>
+      </w:ins>
       <m:oMath>
         <m:r>
           <w:rPr>
@@ -12857,47 +18041,100 @@
           <m:t>ρ</m:t>
         </m:r>
       </m:oMath>
-      <w:r>
-        <w:t xml:space="preserve"> can alter the range of environments, the association between </w:t>
-      </w:r>
+      <w:ins w:id="520" w:author="Levine, Charles Roger CTR USARMY USMA (USA)" w:date="2026-10-12T22:57:00Z">
+        <w:r>
+          <w:t xml:space="preserve"> while retaining the same individuals, performance values, and group capacities. The resulting memberships are allowed to change—that is the purpose of the comparison. Threshold and selection settings remain fixed within a comparison at a given level of scarcity; comparisons across scarcity levels use the threshold alignment described in Section 4.5.3.</w:t>
+        </w:r>
+      </w:ins>
+    </w:p>
+    <w:p>
+      <w:pPr>
+        <w:rPr>
+          <w:del w:id="521" w:author="Levine, Charles Roger CTR USARMY USMA (USA)" w:date="2026-10-12T22:57:00Z" w16du:dateUtc="2026-10-13T02:57:00Z"/>
+        </w:rPr>
+      </w:pPr>
+      <w:ins w:id="522" w:author="Levine, Charles Roger CTR USARMY USMA (USA)" w:date="2026-10-12T22:57:00Z">
+        <w:r>
+          <w:t xml:space="preserve">Changing assignment preference can alter which individuals encounter strong peers, the distribution of roster pressure across groups, and the association between individual performance and group environment. These changes can affect the selection curves discussed in Section 4.5.4. </w:t>
+        </w:r>
+        <w:r>
+          <w:lastRenderedPageBreak/>
+          <w:t>Recording both realized sorting and selection outcomes allows us to distinguish how the population was rearranged from what that rearrangement meant for advancement.</w:t>
+        </w:r>
+      </w:ins>
+      <w:del w:id="523" w:author="Levine, Charles Roger CTR USARMY USMA (USA)" w:date="2026-10-12T22:57:00Z" w16du:dateUtc="2026-10-13T02:57:00Z">
+        <w:r>
+          <w:delText xml:space="preserve"> simulation first assigns individuals, then computes scores on the resulting groups, and finally selects winners. That is the chronological ASSIGN → SCORE → SELECT pipeline. The chapter introduced the components in a different order to establish the advancement mechanism before explaining how its artificial environments are generated.</w:delText>
+        </w:r>
+      </w:del>
+    </w:p>
+    <w:p>
+      <w:del w:id="524" w:author="Levine, Charles Roger CTR USARMY USMA (USA)" w:date="2026-10-12T22:57:00Z" w16du:dateUtc="2026-10-13T02:57:00Z">
+        <w:r>
+          <w:delText xml:space="preserve">When comparing penalties on the same assignments, the population, capacities, and groups can be held exactly fixed. When comparing assignment preferences, paired arrival orders and random draws reduce avoidable simulation variation, but they do not hold the resulting groups fixed. Changes in </w:delText>
+        </w:r>
+      </w:del>
+      <m:oMath>
+        <m:r>
+          <w:del w:id="525" w:author="Levine, Charles Roger CTR USARMY USMA (USA)" w:date="2026-10-12T22:57:00Z" w16du:dateUtc="2026-10-13T02:57:00Z">
+            <w:rPr>
+              <w:rFonts w:ascii="Cambria Math" w:hAnsi="Cambria Math"/>
+            </w:rPr>
+            <m:t>ρ</m:t>
+          </w:del>
+        </m:r>
+      </m:oMath>
+      <w:del w:id="526" w:author="Levine, Charles Roger CTR USARMY USMA (USA)" w:date="2026-10-12T22:57:00Z" w16du:dateUtc="2026-10-13T02:57:00Z">
+        <w:r>
+          <w:delText xml:space="preserve"> can alter the range of environments, the association between </w:delText>
+        </w:r>
+      </w:del>
       <m:oMath>
         <m:sSub>
           <m:sSubPr>
             <m:ctrlPr>
-              <w:rPr>
-                <w:rFonts w:ascii="Cambria Math" w:hAnsi="Cambria Math"/>
-              </w:rPr>
+              <w:del w:id="527" w:author="Levine, Charles Roger CTR USARMY USMA (USA)" w:date="2026-10-12T22:57:00Z" w16du:dateUtc="2026-10-13T02:57:00Z">
+                <w:rPr>
+                  <w:rFonts w:ascii="Cambria Math" w:hAnsi="Cambria Math"/>
+                </w:rPr>
+              </w:del>
             </m:ctrlPr>
           </m:sSubPr>
           <m:e>
             <m:r>
-              <w:rPr>
-                <w:rFonts w:ascii="Cambria Math" w:hAnsi="Cambria Math"/>
-              </w:rPr>
-              <m:t>A</m:t>
+              <w:del w:id="528" w:author="Levine, Charles Roger CTR USARMY USMA (USA)" w:date="2026-10-12T22:57:00Z" w16du:dateUtc="2026-10-13T02:57:00Z">
+                <w:rPr>
+                  <w:rFonts w:ascii="Cambria Math" w:hAnsi="Cambria Math"/>
+                </w:rPr>
+                <m:t>A</m:t>
+              </w:del>
             </m:r>
           </m:e>
           <m:sub>
             <m:r>
-              <w:rPr>
-                <w:rFonts w:ascii="Cambria Math" w:hAnsi="Cambria Math"/>
-              </w:rPr>
-              <m:t>i</m:t>
+              <w:del w:id="529" w:author="Levine, Charles Roger CTR USARMY USMA (USA)" w:date="2026-10-12T22:57:00Z" w16du:dateUtc="2026-10-13T02:57:00Z">
+                <w:rPr>
+                  <w:rFonts w:ascii="Cambria Math" w:hAnsi="Cambria Math"/>
+                </w:rPr>
+                <m:t>i</m:t>
+              </w:del>
             </m:r>
           </m:sub>
         </m:sSub>
       </m:oMath>
-      <w:r>
-        <w:t xml:space="preserve"> and those environments, and winner identities. Those channels must be considered when interpreting a changed success curve.</w:t>
-      </w:r>
+      <w:del w:id="530" w:author="Levine, Charles Roger CTR USARMY USMA (USA)" w:date="2026-10-12T22:57:00Z" w16du:dateUtc="2026-10-13T02:57:00Z">
+        <w:r>
+          <w:delText xml:space="preserve"> and those environments, and winner identities. Those channels must be considered when interpreting a changed success curve.</w:delText>
+        </w:r>
+      </w:del>
     </w:p>
     <w:p>
       <w:pPr>
         <w:pStyle w:val="Heading1"/>
       </w:pPr>
-      <w:bookmarkStart w:id="26" w:name="X3c3c4c0997d1df4bc4320797fc414201263c54a"/>
-      <w:bookmarkEnd w:id="21"/>
-      <w:bookmarkEnd w:id="25"/>
+      <w:bookmarkStart w:id="531" w:name="X3c3c4c0997d1df4bc4320797fc414201263c54a"/>
+      <w:bookmarkEnd w:id="107"/>
+      <w:bookmarkEnd w:id="510"/>
       <w:r>
         <w:t>4.7 What the completed mechanism experiments establish</w:t>
       </w:r>
@@ -12911,7 +18148,7 @@
       <w:pPr>
         <w:pStyle w:val="Heading2"/>
       </w:pPr>
-      <w:bookmarkStart w:id="27" w:name="experimental-setting-and-interpretation"/>
+      <w:bookmarkStart w:id="532" w:name="experimental-setting-and-interpretation"/>
       <w:r>
         <w:t>4.7.1 Experimental setting and interpretation</w:t>
       </w:r>
@@ -12970,8 +18207,8 @@
       <w:pPr>
         <w:pStyle w:val="Heading2"/>
       </w:pPr>
-      <w:bookmarkStart w:id="28" w:name="X2bdcce90be781303280a4b078df70adb92028df"/>
-      <w:bookmarkEnd w:id="27"/>
+      <w:bookmarkStart w:id="533" w:name="X2bdcce90be781303280a4b078df70adb92028df"/>
+      <w:bookmarkEnd w:id="532"/>
       <w:r>
         <w:t>4.7.2 Congestion can change winners without similarity preference</w:t>
       </w:r>
@@ -13004,11 +18241,7 @@
         </m:r>
       </m:oMath>
       <w:r>
-        <w:t xml:space="preserve">, introducing congestion replaced an average of 1.51–2.21 winners under ρ = 0, depending on season. Under the preferential-assignment condition, the </w:t>
-      </w:r>
-      <w:r>
-        <w:lastRenderedPageBreak/>
-        <w:t>corresponding averages were 4.25–5.61. Congestion therefore changed some winners even without a similarity preference in these configurations. [14]</w:t>
+        <w:t>, introducing congestion replaced an average of 1.51–2.21 winners under ρ = 0, depending on season. Under the preferential-assignment condition, the corresponding averages were 4.25–5.61. Congestion therefore changed some winners even without a similarity preference in these configurations. [14]</w:t>
       </w:r>
     </w:p>
     <w:p>
@@ -13016,6 +18249,7 @@
         <w:pStyle w:val="BodyText"/>
       </w:pPr>
       <w:r>
+        <w:lastRenderedPageBreak/>
         <w:t>This answers a narrow necessity question. It does not establish that a pronounced rise-and-fall outcome curve appears without assortativity, nor that assortativity is universally required for such a curve. Changing selected identities and changing curve shape are distinct criteria. The approximately 2.7% setting was a domain-motivated scenario derived from a career-exit outcome proportion, not a verified annual capacity for every simulated season.</w:t>
       </w:r>
     </w:p>
@@ -13057,8 +18291,8 @@
       <w:pPr>
         <w:pStyle w:val="Heading2"/>
       </w:pPr>
-      <w:bookmarkStart w:id="29" w:name="X97d9df95a828479ab0f1857fc0478829051bfc4"/>
-      <w:bookmarkEnd w:id="28"/>
+      <w:bookmarkStart w:id="534" w:name="X97d9df95a828479ab0f1857fc0478829051bfc4"/>
+      <w:bookmarkEnd w:id="533"/>
       <w:r>
         <w:t>4.7.3 Penalty strength and the visibility of the tail</w:t>
       </w:r>
@@ -13199,7 +18433,7 @@
                     </pic:cNvPicPr>
                   </pic:nvPicPr>
                   <pic:blipFill>
-                    <a:blip r:embed="rId10"/>
+                    <a:blip r:embed="rId11"/>
                     <a:stretch>
                       <a:fillRect/>
                     </a:stretch>
@@ -13276,8 +18510,8 @@
       <w:pPr>
         <w:pStyle w:val="Heading2"/>
       </w:pPr>
-      <w:bookmarkStart w:id="30" w:name="assignment-preference-and-scarcity"/>
-      <w:bookmarkEnd w:id="29"/>
+      <w:bookmarkStart w:id="535" w:name="assignment-preference-and-scarcity"/>
+      <w:bookmarkEnd w:id="534"/>
       <w:r>
         <w:lastRenderedPageBreak/>
         <w:t>4.7.4 Assignment preference and scarcity</w:t>
@@ -13408,7 +18642,7 @@
                     </pic:cNvPicPr>
                   </pic:nvPicPr>
                   <pic:blipFill>
-                    <a:blip r:embed="rId11"/>
+                    <a:blip r:embed="rId12"/>
                     <a:stretch>
                       <a:fillRect/>
                     </a:stretch>
@@ -13526,8 +18760,8 @@
       <w:pPr>
         <w:pStyle w:val="Heading2"/>
       </w:pPr>
-      <w:bookmarkStart w:id="31" w:name="what-remains-to-be-established"/>
-      <w:bookmarkEnd w:id="30"/>
+      <w:bookmarkStart w:id="536" w:name="what-remains-to-be-established"/>
+      <w:bookmarkEnd w:id="535"/>
       <w:r>
         <w:t>4.7.5 What remains to be established</w:t>
       </w:r>
@@ -13642,9 +18876,9 @@
       <w:pPr>
         <w:pStyle w:val="Heading1"/>
       </w:pPr>
-      <w:bookmarkStart w:id="32" w:name="the-bridge-to-empirical-fitting"/>
-      <w:bookmarkEnd w:id="26"/>
-      <w:bookmarkEnd w:id="31"/>
+      <w:bookmarkStart w:id="537" w:name="the-bridge-to-empirical-fitting"/>
+      <w:bookmarkEnd w:id="531"/>
+      <w:bookmarkEnd w:id="536"/>
       <w:r>
         <w:t>4.8 The bridge to empirical fitting</w:t>
       </w:r>
@@ -15828,8 +21062,8 @@
       <w:pPr>
         <w:pStyle w:val="Heading1"/>
       </w:pPr>
-      <w:bookmarkStart w:id="33" w:name="X34faad1c749316954420b934931aff7c96ea3d6"/>
-      <w:bookmarkEnd w:id="32"/>
+      <w:bookmarkStart w:id="538" w:name="X34faad1c749316954420b934931aff7c96ea3d6"/>
+      <w:bookmarkEnd w:id="537"/>
       <w:r>
         <w:t>Appendix 4A Technical qualifications and the historical fitting record</w:t>
       </w:r>
@@ -15838,7 +21072,7 @@
       <w:pPr>
         <w:pStyle w:val="Heading2"/>
       </w:pPr>
-      <w:bookmarkStart w:id="34" w:name="Xc4cff8260d0316924cc51552c5cb860d3737775"/>
+      <w:bookmarkStart w:id="539" w:name="Xc4cff8260d0316924cc51552c5cb860d3737775"/>
       <w:r>
         <w:t>4A.1 The intended stochastic rule and legacy software</w:t>
       </w:r>
@@ -15910,8 +21144,8 @@
       <w:pPr>
         <w:pStyle w:val="Heading2"/>
       </w:pPr>
-      <w:bookmarkStart w:id="35" w:name="X30020ca2e28c3ddcf47702a707f4f0d8976e712"/>
-      <w:bookmarkEnd w:id="34"/>
+      <w:bookmarkStart w:id="540" w:name="X30020ca2e28c3ddcf47702a707f4f0d8976e712"/>
+      <w:bookmarkEnd w:id="539"/>
       <w:r>
         <w:t>4A.2 Differences between the stated selection rule and earlier implementations</w:t>
       </w:r>
@@ -18344,8 +23578,8 @@
       <w:pPr>
         <w:pStyle w:val="Heading2"/>
       </w:pPr>
-      <w:bookmarkStart w:id="36" w:name="X61c80e37b1d723545285bb680c26300a41eba3a"/>
-      <w:bookmarkEnd w:id="35"/>
+      <w:bookmarkStart w:id="541" w:name="X61c80e37b1d723545285bb680c26300a41eba3a"/>
+      <w:bookmarkEnd w:id="540"/>
       <w:r>
         <w:t>4A.3 Normalization and threshold construction</w:t>
       </w:r>
@@ -19335,8 +24569,8 @@
       <w:pPr>
         <w:pStyle w:val="Heading2"/>
       </w:pPr>
-      <w:bookmarkStart w:id="37" w:name="X37bb242055bc516b188ab4496a584a40b1a9c72"/>
-      <w:bookmarkEnd w:id="36"/>
+      <w:bookmarkStart w:id="542" w:name="X37bb242055bc516b188ab4496a584a40b1a9c72"/>
+      <w:bookmarkEnd w:id="541"/>
       <w:r>
         <w:t>4A.4 Saved estimates and parameter transfer</w:t>
       </w:r>
@@ -20405,8 +25639,8 @@
       <w:pPr>
         <w:pStyle w:val="Heading2"/>
       </w:pPr>
-      <w:bookmarkStart w:id="38" w:name="Xc89fd0d0a0538ad258b22b5118afea5b3189c30"/>
-      <w:bookmarkEnd w:id="37"/>
+      <w:bookmarkStart w:id="543" w:name="Xc89fd0d0a0538ad258b22b5118afea5b3189c30"/>
+      <w:bookmarkEnd w:id="542"/>
       <w:r>
         <w:lastRenderedPageBreak/>
         <w:t>4A.5 Alternative congestion specifications</w:t>
@@ -21216,9 +26450,9 @@
       <w:pPr>
         <w:pStyle w:val="Heading1"/>
       </w:pPr>
-      <w:bookmarkStart w:id="39" w:name="X8a33aa523801c967d2fea04397cc8e7252f71fa"/>
-      <w:bookmarkEnd w:id="33"/>
-      <w:bookmarkEnd w:id="38"/>
+      <w:bookmarkStart w:id="544" w:name="X8a33aa523801c967d2fea04397cc8e7252f71fa"/>
+      <w:bookmarkEnd w:id="538"/>
+      <w:bookmarkEnd w:id="543"/>
       <w:r>
         <w:lastRenderedPageBreak/>
         <w:t>Appendix 4B Sources for the equations and completed results</w:t>
@@ -21236,7 +26470,7 @@
       <w:r>
         <w:t xml:space="preserve">[1] The stochastic replay decision and distinction between temperatures are documented in </w:t>
       </w:r>
-      <w:hyperlink r:id="rId12">
+      <w:hyperlink r:id="rId13">
         <w:r>
           <w:t>MBB_empirical_roster_select_replay.md</w:t>
         </w:r>
@@ -21244,7 +26478,7 @@
       <w:r>
         <w:t xml:space="preserve">, lines 370–418 and 454–462. The direct user instruction is preserved in </w:t>
       </w:r>
-      <w:hyperlink r:id="rId13">
+      <w:hyperlink r:id="rId14">
         <w:r>
           <w:t>.</w:t>
         </w:r>
@@ -21268,7 +26502,7 @@
       <w:r>
         <w:t xml:space="preserve">[2] </w:t>
       </w:r>
-      <w:hyperlink r:id="rId14">
+      <w:hyperlink r:id="rId15">
         <w:r>
           <w:t>PD20_softmax_K_winners_explainer.md</w:t>
         </w:r>
@@ -21276,7 +26510,7 @@
       <w:r>
         <w:t xml:space="preserve">, lines 190–199, describes the observed-set likelihood for sequential proportional sampling. </w:t>
       </w:r>
-      <w:hyperlink r:id="rId15">
+      <w:hyperlink r:id="rId16">
         <w:r>
           <w:t>PD20_notes.md</w:t>
         </w:r>
@@ -21292,7 +26526,7 @@
       <w:r>
         <w:t xml:space="preserve">[3] </w:t>
       </w:r>
-      <w:hyperlink r:id="rId16">
+      <w:hyperlink r:id="rId17">
         <w:r>
           <w:t>sports/tier1_pool_assignment.py</w:t>
         </w:r>
@@ -21308,7 +26542,7 @@
       <w:r>
         <w:t xml:space="preserve">[4] </w:t>
       </w:r>
-      <w:hyperlink r:id="rId17">
+      <w:hyperlink r:id="rId18">
         <w:r>
           <w:t>sports/scripts/pd21_draft_bernoulli_mle.py</w:t>
         </w:r>
@@ -21324,7 +26558,7 @@
       <w:r>
         <w:t xml:space="preserve">[5] </w:t>
       </w:r>
-      <w:hyperlink r:id="rId18">
+      <w:hyperlink r:id="rId19">
         <w:r>
           <w:t>ASSORT_20260927_SCOUT_response_selection_population_and_reigning_alignment.md</w:t>
         </w:r>
@@ -21332,7 +26566,7 @@
       <w:r>
         <w:t xml:space="preserve">, lines 94–115, documents all-player-season rows and repeated ever-drafted labels. The loader is </w:t>
       </w:r>
-      <w:hyperlink r:id="rId19">
+      <w:hyperlink r:id="rId20">
         <w:r>
           <w:t>sports/scripts/grandchild_selection_inverted_u_diagnostic.py</w:t>
         </w:r>
@@ -21352,7 +26586,7 @@
       <w:r>
         <w:t xml:space="preserve">[6] </w:t>
       </w:r>
-      <w:hyperlink r:id="rId20">
+      <w:hyperlink r:id="rId21">
         <w:r>
           <w:t>sports/tier1_pool_assignment.py</w:t>
         </w:r>
@@ -21360,7 +26594,7 @@
       <w:r>
         <w:t xml:space="preserve">, lines 772–781 and 870–912, implements logistic viability and full-team mean congestion. It clips the logistic argument to -500, 500 for numerical stability. The distinction from the leave-one-out HERO axis also appears in </w:t>
       </w:r>
-      <w:hyperlink r:id="rId21">
+      <w:hyperlink r:id="rId22">
         <w:r>
           <w:t>MBB_empirical_roster_select_replay.md</w:t>
         </w:r>
@@ -21376,7 +26610,7 @@
       <w:r>
         <w:t xml:space="preserve">[7] </w:t>
       </w:r>
-      <w:hyperlink r:id="rId22">
+      <w:hyperlink r:id="rId23">
         <w:r>
           <w:t>sports/scripts/grandchild_selection_inverted_u_diagnostic.py</w:t>
         </w:r>
@@ -21392,7 +26626,7 @@
       <w:r>
         <w:t xml:space="preserve">[8] </w:t>
       </w:r>
-      <w:hyperlink r:id="rId23">
+      <w:hyperlink r:id="rId24">
         <w:r>
           <w:t>REIGNING_PD21_rho_hsort_calibrate_2009_2021_mg10_min20_09_21_fit_bracket.json</w:t>
         </w:r>
@@ -21424,7 +26658,7 @@
       <w:r>
         <w:t xml:space="preserve">[9] </w:t>
       </w:r>
-      <w:hyperlink r:id="rId24">
+      <w:hyperlink r:id="rId25">
         <w:r>
           <w:t>REIGNING_PD21_draft_bernoulli_mle_2009_2021_mg10_min20_09_21.json</w:t>
         </w:r>
@@ -21432,7 +26666,7 @@
       <w:r>
         <w:t xml:space="preserve">, lines 2–21 and 76–85, supplies the date, window label, counts, estimates, objective value, and convergence flag. Full stored estimates are gamma = 19.572332081866243, lambda = 1.3024305834948529, t = 1.0698967300656186, and log-likelihood = -8865.70116078651. The campaign label is also in </w:t>
       </w:r>
-      <w:hyperlink r:id="rId25">
+      <w:hyperlink r:id="rId26">
         <w:r>
           <w:t>calibration/</w:t>
         </w:r>
@@ -21445,7 +26679,7 @@
       <w:r>
         <w:t xml:space="preserve">. </w:t>
       </w:r>
-      <w:hyperlink r:id="rId26">
+      <w:hyperlink r:id="rId27">
         <w:r>
           <w:t>sports/scripts/reigning_hero_calibration.py</w:t>
         </w:r>
@@ -21461,7 +26695,7 @@
       <w:r>
         <w:t xml:space="preserve">[10] </w:t>
       </w:r>
-      <w:hyperlink r:id="rId27">
+      <w:hyperlink r:id="rId28">
         <w:r>
           <w:t>PD21_draft_bernoulli_mle_2013_2021.json</w:t>
         </w:r>
@@ -21469,13 +26703,21 @@
       <w:r>
         <w:t xml:space="preserve">, lines 2–21, records the fixed-gamma fit: gamma = 18, lambda = 2.571500648851351, t = 1.065561586816066, 38,123 rows, 882 positive flags, and nine seasons. The older </w:t>
       </w:r>
-      <w:hyperlink r:id="rId28">
+      <w:hyperlink r:id="rId29">
         <w:r>
           <w:t>PD21_draft_bernoulli_mle_2011_2021.json</w:t>
         </w:r>
       </w:hyperlink>
       <w:r>
-        <w:t xml:space="preserve"> records a grid-best point with gamma = 10 fixed, lambda = 2, t = 1, and bfgs = null; it must not be substituted for the later joint estimate.</w:t>
+        <w:t xml:space="preserve"> records a grid-best point with gamma = 10 fixed, lambda = 2, t = 1, and </w:t>
+      </w:r>
+      <w:proofErr w:type="spellStart"/>
+      <w:r>
+        <w:t>bfgs</w:t>
+      </w:r>
+      <w:proofErr w:type="spellEnd"/>
+      <w:r>
+        <w:t xml:space="preserve"> = null; it must not be substituted for the later joint estimate.</w:t>
       </w:r>
     </w:p>
     <w:p>
@@ -21485,7 +26727,7 @@
       <w:r>
         <w:t xml:space="preserve">[11] </w:t>
       </w:r>
-      <w:hyperlink r:id="rId29">
+      <w:hyperlink r:id="rId30">
         <w:r>
           <w:t>MBB_empirical_roster_select_replay.md</w:t>
         </w:r>
@@ -21513,7 +26755,7 @@
         <w:lastRenderedPageBreak/>
         <w:t xml:space="preserve">[12] </w:t>
       </w:r>
-      <w:hyperlink r:id="rId30">
+      <w:hyperlink r:id="rId31">
         <w:r>
           <w:t>MLE_basics.md</w:t>
         </w:r>
@@ -21540,7 +26782,7 @@
       <w:r>
         <w:t xml:space="preserve">[13] </w:t>
       </w:r>
-      <w:hyperlink r:id="rId31">
+      <w:hyperlink r:id="rId32">
         <w:r>
           <w:t>VECTOR_PD44_Dissertation_Work_Map_and_Model_Chapter_Outline.md</w:t>
         </w:r>
@@ -21554,7 +26796,23 @@
         <w:pStyle w:val="BodyText"/>
       </w:pPr>
       <w:r>
-        <w:t>[14] ASSORT_20260927_three_season_mechanism_v1_report.md and ASSORT_20260927_selection_rate_comparison_v1_report.md, under assort_analysis/docs/results, document the fixed populations, 100 paired assignments per season, score settings, and winner changes. The consolidated account is ASSORT_20260928_Alex_Rehearsal_Stop_the_Presses_to_Three_Questions.md, Sections 6–8, under assort_analysis/docs/briefings. These are deterministic mechanism simulations.</w:t>
+        <w:t xml:space="preserve">[14] ASSORT_20260927_three_season_mechanism_v1_report.md and ASSORT_20260927_selection_rate_comparison_v1_report.md, under </w:t>
+      </w:r>
+      <w:proofErr w:type="spellStart"/>
+      <w:r>
+        <w:t>assort_analysis</w:t>
+      </w:r>
+      <w:proofErr w:type="spellEnd"/>
+      <w:r>
+        <w:t xml:space="preserve">/docs/results, document the fixed populations, 100 paired assignments per season, score settings, and winner changes. The consolidated account is ASSORT_20260928_Alex_Rehearsal_Stop_the_Presses_to_Three_Questions.md, Sections 6–8, under </w:t>
+      </w:r>
+      <w:proofErr w:type="spellStart"/>
+      <w:r>
+        <w:t>assort_analysis</w:t>
+      </w:r>
+      <w:proofErr w:type="spellEnd"/>
+      <w:r>
+        <w:t>/docs/briefings. These are deterministic mechanism simulations.</w:t>
       </w:r>
     </w:p>
     <w:p>
@@ -21617,11 +26875,11 @@
       <w:r>
         <w:t xml:space="preserve"> versus 0.05 comparison at 50% and 1% selection, including changed-winner counts and their denominators. Figure 4.2 is the saved 2015_relative.png under assort_analysis/outputs/rho_scarcity_v1. The report links the saved rates, population support, identity summaries, and run record.</w:t>
       </w:r>
-      <w:bookmarkEnd w:id="39"/>
+      <w:bookmarkEnd w:id="544"/>
     </w:p>
     <w:sectPr>
-      <w:headerReference w:type="default" r:id="rId32"/>
-      <w:footerReference w:type="default" r:id="rId33"/>
+      <w:headerReference w:type="default" r:id="rId33"/>
+      <w:footerReference w:type="default" r:id="rId34"/>
       <w:pgSz w:w="12240" w:h="15840"/>
       <w:pgMar w:top="1440" w:right="1440" w:bottom="1440" w:left="1440" w:header="504" w:footer="504" w:gutter="0"/>
       <w:cols w:space="720"/>
@@ -21971,6 +27229,119 @@
     </w:lvl>
   </w:abstractNum>
   <w:abstractNum w:abstractNumId="10" w15:restartNumberingAfterBreak="0">
+    <w:nsid w:val="0D0C24B2"/>
+    <w:multiLevelType w:val="multilevel"/>
+    <w:tmpl w:val="E5300536"/>
+    <w:lvl w:ilvl="0">
+      <w:start w:val="1"/>
+      <w:numFmt w:val="decimal"/>
+      <w:lvlText w:val="%1."/>
+      <w:lvlJc w:val="left"/>
+      <w:pPr>
+        <w:tabs>
+          <w:tab w:val="num" w:pos="720"/>
+        </w:tabs>
+        <w:ind w:left="720" w:hanging="360"/>
+      </w:pPr>
+    </w:lvl>
+    <w:lvl w:ilvl="1" w:tentative="1">
+      <w:start w:val="1"/>
+      <w:numFmt w:val="decimal"/>
+      <w:lvlText w:val="%2."/>
+      <w:lvlJc w:val="left"/>
+      <w:pPr>
+        <w:tabs>
+          <w:tab w:val="num" w:pos="1440"/>
+        </w:tabs>
+        <w:ind w:left="1440" w:hanging="360"/>
+      </w:pPr>
+    </w:lvl>
+    <w:lvl w:ilvl="2" w:tentative="1">
+      <w:start w:val="1"/>
+      <w:numFmt w:val="decimal"/>
+      <w:lvlText w:val="%3."/>
+      <w:lvlJc w:val="left"/>
+      <w:pPr>
+        <w:tabs>
+          <w:tab w:val="num" w:pos="2160"/>
+        </w:tabs>
+        <w:ind w:left="2160" w:hanging="360"/>
+      </w:pPr>
+    </w:lvl>
+    <w:lvl w:ilvl="3" w:tentative="1">
+      <w:start w:val="1"/>
+      <w:numFmt w:val="decimal"/>
+      <w:lvlText w:val="%4."/>
+      <w:lvlJc w:val="left"/>
+      <w:pPr>
+        <w:tabs>
+          <w:tab w:val="num" w:pos="2880"/>
+        </w:tabs>
+        <w:ind w:left="2880" w:hanging="360"/>
+      </w:pPr>
+    </w:lvl>
+    <w:lvl w:ilvl="4" w:tentative="1">
+      <w:start w:val="1"/>
+      <w:numFmt w:val="decimal"/>
+      <w:lvlText w:val="%5."/>
+      <w:lvlJc w:val="left"/>
+      <w:pPr>
+        <w:tabs>
+          <w:tab w:val="num" w:pos="3600"/>
+        </w:tabs>
+        <w:ind w:left="3600" w:hanging="360"/>
+      </w:pPr>
+    </w:lvl>
+    <w:lvl w:ilvl="5" w:tentative="1">
+      <w:start w:val="1"/>
+      <w:numFmt w:val="decimal"/>
+      <w:lvlText w:val="%6."/>
+      <w:lvlJc w:val="left"/>
+      <w:pPr>
+        <w:tabs>
+          <w:tab w:val="num" w:pos="4320"/>
+        </w:tabs>
+        <w:ind w:left="4320" w:hanging="360"/>
+      </w:pPr>
+    </w:lvl>
+    <w:lvl w:ilvl="6" w:tentative="1">
+      <w:start w:val="1"/>
+      <w:numFmt w:val="decimal"/>
+      <w:lvlText w:val="%7."/>
+      <w:lvlJc w:val="left"/>
+      <w:pPr>
+        <w:tabs>
+          <w:tab w:val="num" w:pos="5040"/>
+        </w:tabs>
+        <w:ind w:left="5040" w:hanging="360"/>
+      </w:pPr>
+    </w:lvl>
+    <w:lvl w:ilvl="7" w:tentative="1">
+      <w:start w:val="1"/>
+      <w:numFmt w:val="decimal"/>
+      <w:lvlText w:val="%8."/>
+      <w:lvlJc w:val="left"/>
+      <w:pPr>
+        <w:tabs>
+          <w:tab w:val="num" w:pos="5760"/>
+        </w:tabs>
+        <w:ind w:left="5760" w:hanging="360"/>
+      </w:pPr>
+    </w:lvl>
+    <w:lvl w:ilvl="8" w:tentative="1">
+      <w:start w:val="1"/>
+      <w:numFmt w:val="decimal"/>
+      <w:lvlText w:val="%9."/>
+      <w:lvlJc w:val="left"/>
+      <w:pPr>
+        <w:tabs>
+          <w:tab w:val="num" w:pos="6480"/>
+        </w:tabs>
+        <w:ind w:left="6480" w:hanging="360"/>
+      </w:pPr>
+    </w:lvl>
+  </w:abstractNum>
+  <w:abstractNum w:abstractNumId="11" w15:restartNumberingAfterBreak="0">
     <w:nsid w:val="2E745132"/>
     <w:multiLevelType w:val="multilevel"/>
     <w:tmpl w:val="0409001F"/>
@@ -22056,7 +27427,7 @@
       </w:pPr>
     </w:lvl>
   </w:abstractNum>
-  <w:abstractNum w:abstractNumId="11" w15:restartNumberingAfterBreak="0">
+  <w:abstractNum w:abstractNumId="12" w15:restartNumberingAfterBreak="0">
     <w:nsid w:val="3A2739B3"/>
     <w:multiLevelType w:val="hybridMultilevel"/>
     <w:tmpl w:val="B49C77E6"/>
@@ -22169,7 +27540,7 @@
       </w:rPr>
     </w:lvl>
   </w:abstractNum>
-  <w:abstractNum w:abstractNumId="12" w15:restartNumberingAfterBreak="0">
+  <w:abstractNum w:abstractNumId="13" w15:restartNumberingAfterBreak="0">
     <w:nsid w:val="48A81654"/>
     <w:multiLevelType w:val="multilevel"/>
     <w:tmpl w:val="B1FC8BFC"/>
@@ -22318,7 +27689,7 @@
       </w:rPr>
     </w:lvl>
   </w:abstractNum>
-  <w:abstractNum w:abstractNumId="13" w15:restartNumberingAfterBreak="0">
+  <w:abstractNum w:abstractNumId="14" w15:restartNumberingAfterBreak="0">
     <w:nsid w:val="58976FC9"/>
     <w:multiLevelType w:val="multilevel"/>
     <w:tmpl w:val="A7F4C2CC"/>
@@ -22431,7 +27802,7 @@
       </w:rPr>
     </w:lvl>
   </w:abstractNum>
-  <w:abstractNum w:abstractNumId="14" w15:restartNumberingAfterBreak="0">
+  <w:abstractNum w:abstractNumId="15" w15:restartNumberingAfterBreak="0">
     <w:nsid w:val="5CB274BD"/>
     <w:multiLevelType w:val="multilevel"/>
     <w:tmpl w:val="1D5CA0DA"/>
@@ -22576,24 +27947,35 @@
     <w:abstractNumId w:val="0"/>
   </w:num>
   <w:num w:numId="10" w16cid:durableId="2039042989">
+    <w:abstractNumId w:val="14"/>
+  </w:num>
+  <w:num w:numId="11" w16cid:durableId="1335380630">
+    <w:abstractNumId w:val="11"/>
+  </w:num>
+  <w:num w:numId="12" w16cid:durableId="850726394">
+    <w:abstractNumId w:val="15"/>
+  </w:num>
+  <w:num w:numId="13" w16cid:durableId="1895460450">
     <w:abstractNumId w:val="13"/>
   </w:num>
-  <w:num w:numId="11" w16cid:durableId="1335380630">
-    <w:abstractNumId w:val="10"/>
-  </w:num>
-  <w:num w:numId="12" w16cid:durableId="850726394">
-    <w:abstractNumId w:val="14"/>
-  </w:num>
-  <w:num w:numId="13" w16cid:durableId="1895460450">
+  <w:num w:numId="14" w16cid:durableId="1623609490">
     <w:abstractNumId w:val="12"/>
-  </w:num>
-  <w:num w:numId="14" w16cid:durableId="1623609490">
-    <w:abstractNumId w:val="11"/>
   </w:num>
   <w:num w:numId="15" w16cid:durableId="1331520284">
     <w:abstractNumId w:val="9"/>
   </w:num>
+  <w:num w:numId="16" w16cid:durableId="829558799">
+    <w:abstractNumId w:val="10"/>
+  </w:num>
 </w:numbering>
+</file>
+
+<file path=word/people.xml><?xml version="1.0" encoding="utf-8"?>
+<w15:people xmlns:wpc="http://schemas.microsoft.com/office/word/2010/wordprocessingCanvas" xmlns:cx="http://schemas.microsoft.com/office/drawing/2014/chartex" xmlns:cx1="http://schemas.microsoft.com/office/drawing/2015/9/8/chartex" xmlns:cx2="http://schemas.microsoft.com/office/drawing/2015/10/21/chartex" xmlns:cx3="http://schemas.microsoft.com/office/drawing/2016/5/9/chartex" xmlns:cx4="http://schemas.microsoft.com/office/drawing/2016/5/10/chartex" xmlns:cx5="http://schemas.microsoft.com/office/drawing/2016/5/11/chartex" xmlns:cx6="http://schemas.microsoft.com/office/drawing/2016/5/12/chartex" xmlns:cx7="http://schemas.microsoft.com/office/drawing/2016/5/13/chartex" xmlns:cx8="http://schemas.microsoft.com/office/drawing/2016/5/14/chartex" xmlns:mc="http://schemas.openxmlformats.org/markup-compatibility/2006" xmlns:m="http://schemas.openxmlformats.org/officeDocument/2006/math" xmlns:aink="http://schemas.microsoft.com/office/drawing/2016/ink" xmlns:am3d="http://schemas.microsoft.com/office/drawing/2017/model3d" xmlns:oel="http://schemas.microsoft.com/office/2019/extlst" xmlns:r="http://schemas.openxmlformats.org/officeDocument/2006/relationships" xmlns:wp14="http://schemas.microsoft.com/office/word/2010/wordprocessingDrawing" xmlns:wp="http://schemas.openxmlformats.org/drawingml/2006/wordprocessingDrawing" xmlns:wpg="http://schemas.microsoft.com/office/word/2010/wordprocessingGroup" xmlns:wpi="http://schemas.microsoft.com/office/word/2010/wordprocessingInk" xmlns:wps="http://schemas.microsoft.com/office/word/2010/wordprocessingShape" xmlns:o="urn:schemas-microsoft-com:office:office" xmlns:v="urn:schemas-microsoft-com:vml" xmlns:w10="urn:schemas-microsoft-com:office:word" xmlns:w="http://schemas.openxmlformats.org/wordprocessingml/2006/main" xmlns:w14="http://schemas.microsoft.com/office/word/2010/wordml" xmlns:w15="http://schemas.microsoft.com/office/word/2012/wordml" xmlns:w16cex="http://schemas.microsoft.com/office/word/2018/wordml/cex" xmlns:w16cid="http://schemas.microsoft.com/office/word/2016/wordml/cid" xmlns:w16="http://schemas.microsoft.com/office/word/2018/wordml" xmlns:w16sdtdh="http://schemas.microsoft.com/office/word/2020/wordml/sdtdatahash" xmlns:w16sdtfl="http://schemas.microsoft.com/office/word/2024/wordml/sdtformatlock" xmlns:w16se="http://schemas.microsoft.com/office/word/2015/wordml/symex" xmlns:w16du="http://schemas.microsoft.com/office/word/2023/wordml/word16du" xmlns:wne="http://schemas.microsoft.com/office/word/2006/wordml" mc:Ignorable="w14 w15 w16se w16cid w16 w16cex w16sdtdh w16sdtfl w16du wp14">
+  <w15:person w15:author="Levine, Charles Roger CTR USARMY USMA (USA)">
+    <w15:presenceInfo w15:providerId="AD" w15:userId="S::charles.r.levine.ctr@army.mil::a211ea81-78fa-4454-a60c-ab60e471a668"/>
+  </w15:person>
+</w15:people>
 </file>
 
 <file path=word/styles.xml><?xml version="1.0" encoding="utf-8"?>
@@ -23204,7 +28586,6 @@
   <w:style w:type="character" w:default="1" w:styleId="DefaultParagraphFont">
     <w:name w:val="Default Paragraph Font"/>
     <w:uiPriority w:val="1"/>
-    <w:semiHidden/>
     <w:unhideWhenUsed/>
   </w:style>
   <w:style w:type="table" w:default="1" w:styleId="TableNormal">

--- a/3-Master_Plan/VECTOR_work/new_VECTOR_work/Model_Chapter_Shared_Working_Draft.docx
+++ b/3-Master_Plan/VECTOR_work/new_VECTOR_work/Model_Chapter_Shared_Working_Draft.docx
@@ -8265,34 +8265,64 @@
       <w:r>
         <w:fldChar w:fldCharType="separate"/>
       </w:r>
-      <w:r>
-        <w:rPr>
-          <w:b/>
-        </w:rPr>
-        <w:t xml:space="preserve">Figure </w:t>
-      </w:r>
-      <w:r>
-        <w:rPr>
-          <w:b/>
-          <w:bCs/>
-          <w:noProof/>
-        </w:rPr>
-        <w:t>0</w:t>
-      </w:r>
-      <w:r>
-        <w:rPr>
-          <w:b/>
-        </w:rPr>
-        <w:noBreakHyphen/>
-      </w:r>
-      <w:r>
-        <w:rPr>
-          <w:b/>
-          <w:bCs/>
-          <w:noProof/>
-        </w:rPr>
-        <w:t>1</w:t>
-      </w:r>
+      <w:ins w:id="16" w:author="Levine, Charles Roger CTR USARMY USMA (USA)" w:date="2026-10-13T08:53:00Z" w16du:dateUtc="2026-10-13T12:53:00Z">
+        <w:r>
+          <w:rPr>
+            <w:b/>
+          </w:rPr>
+          <w:t xml:space="preserve">Figure </w:t>
+        </w:r>
+        <w:r>
+          <w:rPr>
+            <w:b/>
+          </w:rPr>
+          <w:t>4</w:t>
+        </w:r>
+        <w:r>
+          <w:rPr>
+            <w:b/>
+          </w:rPr>
+          <w:noBreakHyphen/>
+        </w:r>
+        <w:r>
+          <w:rPr>
+            <w:b/>
+            <w:bCs/>
+            <w:noProof/>
+          </w:rPr>
+          <w:t>1</w:t>
+        </w:r>
+      </w:ins>
+      <w:del w:id="17" w:author="Levine, Charles Roger CTR USARMY USMA (USA)" w:date="2026-10-13T08:51:00Z" w16du:dateUtc="2026-10-13T12:51:00Z">
+        <w:r>
+          <w:rPr>
+            <w:b/>
+          </w:rPr>
+          <w:delText xml:space="preserve">Figure </w:delText>
+        </w:r>
+        <w:r>
+          <w:rPr>
+            <w:b/>
+            <w:bCs/>
+            <w:noProof/>
+          </w:rPr>
+          <w:delText>0</w:delText>
+        </w:r>
+        <w:r>
+          <w:rPr>
+            <w:b/>
+          </w:rPr>
+          <w:noBreakHyphen/>
+        </w:r>
+        <w:r>
+          <w:rPr>
+            <w:b/>
+            <w:bCs/>
+            <w:noProof/>
+          </w:rPr>
+          <w:delText>1</w:delText>
+        </w:r>
+      </w:del>
       <w:r>
         <w:fldChar w:fldCharType="end"/>
       </w:r>
@@ -8372,7 +8402,8 @@
       <w:pPr>
         <w:pStyle w:val="Caption"/>
       </w:pPr>
-      <w:bookmarkStart w:id="16" w:name="_Ref242720681"/>
+      <w:bookmarkStart w:id="18" w:name="_Ref242772765"/>
+      <w:bookmarkStart w:id="19" w:name="_Ref242720681"/>
       <w:r>
         <w:rPr>
           <w:b/>
@@ -8380,7 +8411,25 @@
         </w:rPr>
         <w:t xml:space="preserve">Figure </w:t>
       </w:r>
-      <w:ins w:id="17" w:author="Levine, Charles Roger CTR USARMY USMA (USA)" w:date="2026-10-12T22:29:00Z" w16du:dateUtc="2026-10-13T02:29:00Z">
+      <w:ins w:id="20" w:author="Levine, Charles Roger CTR USARMY USMA (USA)" w:date="2026-10-13T08:34:00Z" w16du:dateUtc="2026-10-13T12:34:00Z">
+        <w:r>
+          <w:rPr>
+            <w:b/>
+            <w:bCs w:val="0"/>
+          </w:rPr>
+          <w:t>4</w:t>
+        </w:r>
+      </w:ins>
+      <w:ins w:id="21" w:author="Levine, Charles Roger CTR USARMY USMA (USA)" w:date="2026-10-13T08:30:00Z" w16du:dateUtc="2026-10-13T12:30:00Z">
+        <w:r>
+          <w:rPr>
+            <w:b/>
+            <w:bCs w:val="0"/>
+          </w:rPr>
+          <w:noBreakHyphen/>
+        </w:r>
+      </w:ins>
+      <w:ins w:id="22" w:author="Levine, Charles Roger CTR USARMY USMA (USA)" w:date="2026-10-13T08:56:00Z" w16du:dateUtc="2026-10-13T12:56:00Z">
         <w:r>
           <w:rPr>
             <w:b/>
@@ -8411,7 +8460,7 @@
         </w:rPr>
         <w:t>0</w:t>
       </w:r>
-      <w:ins w:id="18" w:author="Levine, Charles Roger CTR USARMY USMA (USA)" w:date="2026-10-12T22:29:00Z" w16du:dateUtc="2026-10-13T02:29:00Z">
+      <w:ins w:id="23" w:author="Levine, Charles Roger CTR USARMY USMA (USA)" w:date="2026-10-13T08:56:00Z" w16du:dateUtc="2026-10-13T12:56:00Z">
         <w:r>
           <w:rPr>
             <w:b/>
@@ -8448,7 +8497,7 @@
         </w:rPr>
         <w:fldChar w:fldCharType="separate"/>
       </w:r>
-      <w:ins w:id="19" w:author="Levine, Charles Roger CTR USARMY USMA (USA)" w:date="2026-10-12T22:29:00Z" w16du:dateUtc="2026-10-13T02:29:00Z">
+      <w:ins w:id="24" w:author="Levine, Charles Roger CTR USARMY USMA (USA)" w:date="2026-10-13T08:56:00Z" w16du:dateUtc="2026-10-13T12:56:00Z">
         <w:r>
           <w:rPr>
             <w:b/>
@@ -8465,7 +8514,8 @@
           <w:fldChar w:fldCharType="end"/>
         </w:r>
       </w:ins>
-      <w:del w:id="20" w:author="Levine, Charles Roger CTR USARMY USMA (USA)" w:date="2026-10-12T22:29:00Z" w16du:dateUtc="2026-10-13T02:29:00Z">
+      <w:bookmarkEnd w:id="18"/>
+      <w:del w:id="25" w:author="Levine, Charles Roger CTR USARMY USMA (USA)" w:date="2026-10-12T22:29:00Z" w16du:dateUtc="2026-10-13T02:29:00Z">
         <w:r>
           <w:rPr>
             <w:b/>
@@ -8546,7 +8596,7 @@
           <w:fldChar w:fldCharType="end"/>
         </w:r>
       </w:del>
-      <w:bookmarkEnd w:id="16"/>
+      <w:bookmarkEnd w:id="19"/>
       <w:r>
         <w:rPr>
           <w:b/>
@@ -8908,7 +8958,7 @@
       <w:pPr>
         <w:pStyle w:val="Heading2"/>
       </w:pPr>
-      <w:bookmarkStart w:id="21" w:name="penalty-strength-and-score-scale"/>
+      <w:bookmarkStart w:id="26" w:name="penalty-strength-and-score-scale"/>
       <w:bookmarkEnd w:id="15"/>
       <w:r>
         <w:t>4.5.2 Penalty strength and score scale</w:t>
@@ -9060,34 +9110,65 @@
       <w:r>
         <w:fldChar w:fldCharType="separate"/>
       </w:r>
-      <w:r>
-        <w:rPr>
-          <w:b/>
-        </w:rPr>
-        <w:t xml:space="preserve">Figure </w:t>
-      </w:r>
-      <w:r>
-        <w:rPr>
-          <w:b/>
-          <w:bCs/>
-          <w:noProof/>
-        </w:rPr>
-        <w:t>0</w:t>
-      </w:r>
-      <w:r>
-        <w:rPr>
-          <w:b/>
-        </w:rPr>
-        <w:noBreakHyphen/>
-      </w:r>
-      <w:r>
-        <w:rPr>
-          <w:b/>
-          <w:bCs/>
-          <w:noProof/>
-        </w:rPr>
-        <w:t>2</w:t>
-      </w:r>
+      <w:ins w:id="27" w:author="Levine, Charles Roger CTR USARMY USMA (USA)" w:date="2026-10-13T08:53:00Z" w16du:dateUtc="2026-10-13T12:53:00Z">
+        <w:r>
+          <w:rPr>
+            <w:b/>
+          </w:rPr>
+          <w:t xml:space="preserve">Figure </w:t>
+        </w:r>
+        <w:r>
+          <w:rPr>
+            <w:b/>
+            <w:bCs/>
+          </w:rPr>
+          <w:t>4</w:t>
+        </w:r>
+        <w:r>
+          <w:rPr>
+            <w:b/>
+          </w:rPr>
+          <w:noBreakHyphen/>
+        </w:r>
+        <w:r>
+          <w:rPr>
+            <w:b/>
+            <w:bCs/>
+            <w:noProof/>
+          </w:rPr>
+          <w:t>2</w:t>
+        </w:r>
+      </w:ins>
+      <w:del w:id="28" w:author="Levine, Charles Roger CTR USARMY USMA (USA)" w:date="2026-10-13T08:51:00Z" w16du:dateUtc="2026-10-13T12:51:00Z">
+        <w:r>
+          <w:rPr>
+            <w:b/>
+          </w:rPr>
+          <w:delText xml:space="preserve">Figure </w:delText>
+        </w:r>
+        <w:r>
+          <w:rPr>
+            <w:b/>
+            <w:bCs/>
+            <w:noProof/>
+          </w:rPr>
+          <w:delText>0</w:delText>
+        </w:r>
+        <w:r>
+          <w:rPr>
+            <w:b/>
+          </w:rPr>
+          <w:noBreakHyphen/>
+        </w:r>
+        <w:r>
+          <w:rPr>
+            <w:b/>
+            <w:bCs/>
+            <w:noProof/>
+          </w:rPr>
+          <w:delText>2</w:delText>
+        </w:r>
+      </w:del>
       <w:r>
         <w:fldChar w:fldCharType="end"/>
       </w:r>
@@ -9146,7 +9227,7 @@
       <w:pPr>
         <w:pStyle w:val="Caption"/>
       </w:pPr>
-      <w:bookmarkStart w:id="22" w:name="_Ref242721199"/>
+      <w:bookmarkStart w:id="29" w:name="_Ref242721199"/>
       <w:r>
         <w:rPr>
           <w:b/>
@@ -9154,7 +9235,25 @@
         </w:rPr>
         <w:t xml:space="preserve">Figure </w:t>
       </w:r>
-      <w:ins w:id="23" w:author="Levine, Charles Roger CTR USARMY USMA (USA)" w:date="2026-10-12T22:29:00Z" w16du:dateUtc="2026-10-13T02:29:00Z">
+      <w:ins w:id="30" w:author="Levine, Charles Roger CTR USARMY USMA (USA)" w:date="2026-10-13T08:50:00Z" w16du:dateUtc="2026-10-13T12:50:00Z">
+        <w:r>
+          <w:rPr>
+            <w:b/>
+            <w:bCs w:val="0"/>
+          </w:rPr>
+          <w:t>4</w:t>
+        </w:r>
+      </w:ins>
+      <w:ins w:id="31" w:author="Levine, Charles Roger CTR USARMY USMA (USA)" w:date="2026-10-13T08:30:00Z" w16du:dateUtc="2026-10-13T12:30:00Z">
+        <w:r>
+          <w:rPr>
+            <w:b/>
+            <w:bCs w:val="0"/>
+          </w:rPr>
+          <w:noBreakHyphen/>
+        </w:r>
+      </w:ins>
+      <w:ins w:id="32" w:author="Levine, Charles Roger CTR USARMY USMA (USA)" w:date="2026-10-13T08:56:00Z" w16du:dateUtc="2026-10-13T12:56:00Z">
         <w:r>
           <w:rPr>
             <w:b/>
@@ -9185,7 +9284,7 @@
         </w:rPr>
         <w:t>0</w:t>
       </w:r>
-      <w:ins w:id="24" w:author="Levine, Charles Roger CTR USARMY USMA (USA)" w:date="2026-10-12T22:29:00Z" w16du:dateUtc="2026-10-13T02:29:00Z">
+      <w:ins w:id="33" w:author="Levine, Charles Roger CTR USARMY USMA (USA)" w:date="2026-10-13T08:56:00Z" w16du:dateUtc="2026-10-13T12:56:00Z">
         <w:r>
           <w:rPr>
             <w:b/>
@@ -9222,7 +9321,7 @@
         </w:rPr>
         <w:fldChar w:fldCharType="separate"/>
       </w:r>
-      <w:ins w:id="25" w:author="Levine, Charles Roger CTR USARMY USMA (USA)" w:date="2026-10-12T22:29:00Z" w16du:dateUtc="2026-10-13T02:29:00Z">
+      <w:ins w:id="34" w:author="Levine, Charles Roger CTR USARMY USMA (USA)" w:date="2026-10-13T08:56:00Z" w16du:dateUtc="2026-10-13T12:56:00Z">
         <w:r>
           <w:rPr>
             <w:b/>
@@ -9239,7 +9338,7 @@
           <w:fldChar w:fldCharType="end"/>
         </w:r>
       </w:ins>
-      <w:del w:id="26" w:author="Levine, Charles Roger CTR USARMY USMA (USA)" w:date="2026-10-12T22:29:00Z" w16du:dateUtc="2026-10-13T02:29:00Z">
+      <w:del w:id="35" w:author="Levine, Charles Roger CTR USARMY USMA (USA)" w:date="2026-10-12T22:29:00Z" w16du:dateUtc="2026-10-13T02:29:00Z">
         <w:r>
           <w:rPr>
             <w:b/>
@@ -9320,7 +9419,7 @@
           <w:fldChar w:fldCharType="end"/>
         </w:r>
       </w:del>
-      <w:bookmarkEnd w:id="22"/>
+      <w:bookmarkEnd w:id="29"/>
       <w:r>
         <w:rPr>
           <w:b/>
@@ -10017,8 +10116,8 @@
       <w:pPr>
         <w:pStyle w:val="Heading2"/>
       </w:pPr>
-      <w:bookmarkStart w:id="27" w:name="scarcity-and-the-selection-margin"/>
-      <w:bookmarkEnd w:id="21"/>
+      <w:bookmarkStart w:id="36" w:name="scarcity-and-the-selection-margin"/>
+      <w:bookmarkEnd w:id="26"/>
       <w:r>
         <w:t>4.5.3 Scarcity and the selection margin</w:t>
       </w:r>
@@ -10278,7 +10377,7 @@
     <w:p>
       <w:pPr>
         <w:rPr>
-          <w:ins w:id="28" w:author="Levine, Charles Roger CTR USARMY USMA (USA)" w:date="2026-10-12T22:27:00Z" w16du:dateUtc="2026-10-13T02:27:00Z"/>
+          <w:ins w:id="37" w:author="Levine, Charles Roger CTR USARMY USMA (USA)" w:date="2026-10-12T22:27:00Z" w16du:dateUtc="2026-10-13T02:27:00Z"/>
         </w:rPr>
       </w:pPr>
       <w:r>
@@ -10314,23 +10413,29 @@
     <w:p>
       <w:pPr>
         <w:rPr>
-          <w:ins w:id="29" w:author="Levine, Charles Roger CTR USARMY USMA (USA)" w:date="2026-10-12T22:27:00Z" w16du:dateUtc="2026-10-13T02:27:00Z"/>
+          <w:ins w:id="38" w:author="Levine, Charles Roger CTR USARMY USMA (USA)" w:date="2026-10-12T22:27:00Z" w16du:dateUtc="2026-10-13T02:27:00Z"/>
         </w:rPr>
       </w:pPr>
-      <w:ins w:id="30" w:author="Levine, Charles Roger CTR USARMY USMA (USA)" w:date="2026-10-12T22:31:00Z" w16du:dateUtc="2026-10-13T02:31:00Z">
+      <w:ins w:id="39" w:author="Levine, Charles Roger CTR USARMY USMA (USA)" w:date="2026-10-12T22:31:00Z" w16du:dateUtc="2026-10-13T02:31:00Z">
         <w:r>
           <w:fldChar w:fldCharType="begin"/>
         </w:r>
         <w:r>
           <w:instrText xml:space="preserve"> REF _Ref242736721 \h </w:instrText>
         </w:r>
+      </w:ins>
+      <w:ins w:id="40" w:author="Levine, Charles Roger CTR USARMY USMA (USA)" w:date="2026-10-12T22:31:00Z" w16du:dateUtc="2026-10-13T02:31:00Z">
         <w:r>
           <w:fldChar w:fldCharType="separate"/>
         </w:r>
+      </w:ins>
+      <w:ins w:id="41" w:author="Levine, Charles Roger CTR USARMY USMA (USA)" w:date="2026-10-13T08:53:00Z" w16du:dateUtc="2026-10-13T12:53:00Z">
         <w:r>
           <w:rPr>
             <w:b/>
-            <w:rPrChange w:id="31" w:author="Levine, Charles Roger CTR USARMY USMA (USA)" w:date="2026-10-12T22:31:00Z" w16du:dateUtc="2026-10-13T02:31:00Z">
+            <w:sz w:val="20"/>
+            <w:szCs w:val="18"/>
+            <w:rPrChange w:id="42" w:author="Levine, Charles Roger CTR USARMY USMA (USA)" w:date="2026-10-12T22:31:00Z" w16du:dateUtc="2026-10-13T02:31:00Z">
               <w:rPr/>
             </w:rPrChange>
           </w:rPr>
@@ -10339,41 +10444,31 @@
         <w:r>
           <w:rPr>
             <w:b/>
-            <w:noProof/>
-            <w:rPrChange w:id="32" w:author="Levine, Charles Roger CTR USARMY USMA (USA)" w:date="2026-10-12T22:31:00Z" w16du:dateUtc="2026-10-13T02:31:00Z">
-              <w:rPr>
-                <w:noProof/>
-              </w:rPr>
-            </w:rPrChange>
-          </w:rPr>
-          <w:t>0</w:t>
+            <w:bCs/>
+          </w:rPr>
+          <w:t>4</w:t>
         </w:r>
         <w:r>
           <w:rPr>
             <w:b/>
-            <w:rPrChange w:id="33" w:author="Levine, Charles Roger CTR USARMY USMA (USA)" w:date="2026-10-12T22:31:00Z" w16du:dateUtc="2026-10-13T02:31:00Z">
-              <w:rPr/>
-            </w:rPrChange>
           </w:rPr>
           <w:noBreakHyphen/>
         </w:r>
         <w:r>
           <w:rPr>
             <w:b/>
+            <w:bCs/>
             <w:noProof/>
-            <w:rPrChange w:id="34" w:author="Levine, Charles Roger CTR USARMY USMA (USA)" w:date="2026-10-12T22:31:00Z" w16du:dateUtc="2026-10-13T02:31:00Z">
-              <w:rPr>
-                <w:noProof/>
-              </w:rPr>
-            </w:rPrChange>
           </w:rPr>
           <w:t>3</w:t>
         </w:r>
+      </w:ins>
+      <w:ins w:id="43" w:author="Levine, Charles Roger CTR USARMY USMA (USA)" w:date="2026-10-12T22:31:00Z" w16du:dateUtc="2026-10-13T02:31:00Z">
         <w:r>
           <w:fldChar w:fldCharType="end"/>
         </w:r>
       </w:ins>
-      <w:ins w:id="35" w:author="Levine, Charles Roger CTR USARMY USMA (USA)" w:date="2026-10-12T22:27:00Z" w16du:dateUtc="2026-10-13T02:27:00Z">
+      <w:ins w:id="44" w:author="Levine, Charles Roger CTR USARMY USMA (USA)" w:date="2026-10-12T22:27:00Z" w16du:dateUtc="2026-10-13T02:27:00Z">
         <w:r>
           <w:t xml:space="preserve"> illustrates this comparison using the same nine individuals under two levels of scarcity. For this example, we set </w:t>
         </w:r>
@@ -10386,7 +10481,7 @@
           <m:t>θ</m:t>
         </m:r>
       </m:oMath>
-      <w:ins w:id="36" w:author="Levine, Charles Roger CTR USARMY USMA (USA)" w:date="2026-10-12T22:27:00Z" w16du:dateUtc="2026-10-13T02:27:00Z">
+      <w:ins w:id="45" w:author="Levine, Charles Roger CTR USARMY USMA (USA)" w:date="2026-10-12T22:27:00Z" w16du:dateUtc="2026-10-13T02:27:00Z">
         <w:r>
           <w:t xml:space="preserve"> at the empirical performance quantile corresponding to </w:t>
         </w:r>
@@ -10399,7 +10494,7 @@
           <m:t>1-K/N</m:t>
         </m:r>
       </m:oMath>
-      <w:ins w:id="37" w:author="Levine, Charles Roger CTR USARMY USMA (USA)" w:date="2026-10-12T22:27:00Z" w16du:dateUtc="2026-10-13T02:27:00Z">
+      <w:ins w:id="46" w:author="Levine, Charles Roger CTR USARMY USMA (USA)" w:date="2026-10-12T22:27:00Z" w16du:dateUtc="2026-10-13T02:27:00Z">
         <w:r>
           <w:t>, so reducing the available places from three to one raises the competitive-relevance threshold. We then recalculate roster pressure and adjusted scores before selecting the winners. One place changes hands in each setting, but the identities involved and the fraction of available places replaced differ.</w:t>
         </w:r>
@@ -10409,13 +10504,13 @@
       <w:pPr>
         <w:keepNext/>
         <w:rPr>
-          <w:ins w:id="38" w:author="Levine, Charles Roger CTR USARMY USMA (USA)" w:date="2026-10-12T22:29:00Z" w16du:dateUtc="2026-10-13T02:29:00Z"/>
+          <w:ins w:id="47" w:author="Levine, Charles Roger CTR USARMY USMA (USA)" w:date="2026-10-12T22:29:00Z" w16du:dateUtc="2026-10-13T02:29:00Z"/>
         </w:rPr>
-        <w:pPrChange w:id="39" w:author="Levine, Charles Roger CTR USARMY USMA (USA)" w:date="2026-10-12T22:29:00Z" w16du:dateUtc="2026-10-13T02:29:00Z">
+        <w:pPrChange w:id="48" w:author="Levine, Charles Roger CTR USARMY USMA (USA)" w:date="2026-10-12T22:29:00Z" w16du:dateUtc="2026-10-13T02:29:00Z">
           <w:pPr/>
         </w:pPrChange>
       </w:pPr>
-      <w:ins w:id="40" w:author="Levine, Charles Roger CTR USARMY USMA (USA)" w:date="2026-10-12T22:28:00Z" w16du:dateUtc="2026-10-13T02:28:00Z">
+      <w:ins w:id="49" w:author="Levine, Charles Roger CTR USARMY USMA (USA)" w:date="2026-10-12T22:28:00Z" w16du:dateUtc="2026-10-13T02:28:00Z">
         <w:r>
           <w:rPr>
             <w:noProof/>
@@ -10462,97 +10557,12 @@
     <w:p>
       <w:pPr>
         <w:pStyle w:val="Caption"/>
-        <w:pPrChange w:id="41" w:author="Levine, Charles Roger CTR USARMY USMA (USA)" w:date="2026-10-12T22:29:00Z" w16du:dateUtc="2026-10-13T02:29:00Z">
+        <w:pPrChange w:id="50" w:author="Levine, Charles Roger CTR USARMY USMA (USA)" w:date="2026-10-12T22:29:00Z" w16du:dateUtc="2026-10-13T02:29:00Z">
           <w:pPr/>
         </w:pPrChange>
       </w:pPr>
-      <w:bookmarkStart w:id="42" w:name="_Ref242736721"/>
-      <w:ins w:id="43" w:author="Levine, Charles Roger CTR USARMY USMA (USA)" w:date="2026-10-12T22:29:00Z" w16du:dateUtc="2026-10-13T02:29:00Z">
-        <w:r>
-          <w:rPr>
-            <w:b/>
-            <w:bCs w:val="0"/>
-            <w:rPrChange w:id="44" w:author="Levine, Charles Roger CTR USARMY USMA (USA)" w:date="2026-10-12T22:31:00Z" w16du:dateUtc="2026-10-13T02:31:00Z">
-              <w:rPr/>
-            </w:rPrChange>
-          </w:rPr>
-          <w:t xml:space="preserve">Figure </w:t>
-        </w:r>
-        <w:r>
-          <w:rPr>
-            <w:b/>
-            <w:bCs w:val="0"/>
-            <w:rPrChange w:id="45" w:author="Levine, Charles Roger CTR USARMY USMA (USA)" w:date="2026-10-12T22:31:00Z" w16du:dateUtc="2026-10-13T02:31:00Z">
-              <w:rPr/>
-            </w:rPrChange>
-          </w:rPr>
-          <w:fldChar w:fldCharType="begin"/>
-        </w:r>
-        <w:r>
-          <w:rPr>
-            <w:b/>
-            <w:bCs w:val="0"/>
-            <w:rPrChange w:id="46" w:author="Levine, Charles Roger CTR USARMY USMA (USA)" w:date="2026-10-12T22:31:00Z" w16du:dateUtc="2026-10-13T02:31:00Z">
-              <w:rPr/>
-            </w:rPrChange>
-          </w:rPr>
-          <w:instrText xml:space="preserve"> STYLEREF 1 \s </w:instrText>
-        </w:r>
-      </w:ins>
-      <w:r>
-        <w:rPr>
-          <w:b/>
-          <w:bCs w:val="0"/>
-          <w:rPrChange w:id="47" w:author="Levine, Charles Roger CTR USARMY USMA (USA)" w:date="2026-10-12T22:31:00Z" w16du:dateUtc="2026-10-13T02:31:00Z">
-            <w:rPr/>
-          </w:rPrChange>
-        </w:rPr>
-        <w:fldChar w:fldCharType="separate"/>
-      </w:r>
-      <w:r>
-        <w:rPr>
-          <w:b/>
-          <w:bCs w:val="0"/>
-          <w:noProof/>
-          <w:rPrChange w:id="48" w:author="Levine, Charles Roger CTR USARMY USMA (USA)" w:date="2026-10-12T22:31:00Z" w16du:dateUtc="2026-10-13T02:31:00Z">
-            <w:rPr>
-              <w:noProof/>
-            </w:rPr>
-          </w:rPrChange>
-        </w:rPr>
-        <w:t>0</w:t>
-      </w:r>
-      <w:ins w:id="49" w:author="Levine, Charles Roger CTR USARMY USMA (USA)" w:date="2026-10-12T22:29:00Z" w16du:dateUtc="2026-10-13T02:29:00Z">
-        <w:r>
-          <w:rPr>
-            <w:b/>
-            <w:bCs w:val="0"/>
-            <w:rPrChange w:id="50" w:author="Levine, Charles Roger CTR USARMY USMA (USA)" w:date="2026-10-12T22:31:00Z" w16du:dateUtc="2026-10-13T02:31:00Z">
-              <w:rPr/>
-            </w:rPrChange>
-          </w:rPr>
-          <w:fldChar w:fldCharType="end"/>
-        </w:r>
-        <w:r>
-          <w:rPr>
-            <w:b/>
-            <w:bCs w:val="0"/>
-            <w:rPrChange w:id="51" w:author="Levine, Charles Roger CTR USARMY USMA (USA)" w:date="2026-10-12T22:31:00Z" w16du:dateUtc="2026-10-13T02:31:00Z">
-              <w:rPr/>
-            </w:rPrChange>
-          </w:rPr>
-          <w:noBreakHyphen/>
-        </w:r>
-        <w:r>
-          <w:rPr>
-            <w:b/>
-            <w:bCs w:val="0"/>
-            <w:rPrChange w:id="52" w:author="Levine, Charles Roger CTR USARMY USMA (USA)" w:date="2026-10-12T22:31:00Z" w16du:dateUtc="2026-10-13T02:31:00Z">
-              <w:rPr/>
-            </w:rPrChange>
-          </w:rPr>
-          <w:fldChar w:fldCharType="begin"/>
-        </w:r>
+      <w:bookmarkStart w:id="51" w:name="_Ref242736721"/>
+      <w:ins w:id="52" w:author="Levine, Charles Roger CTR USARMY USMA (USA)" w:date="2026-10-12T22:29:00Z" w16du:dateUtc="2026-10-13T02:29:00Z">
         <w:r>
           <w:rPr>
             <w:b/>
@@ -10561,6 +10571,85 @@
               <w:rPr/>
             </w:rPrChange>
           </w:rPr>
+          <w:t xml:space="preserve">Figure </w:t>
+        </w:r>
+      </w:ins>
+      <w:ins w:id="54" w:author="Levine, Charles Roger CTR USARMY USMA (USA)" w:date="2026-10-13T08:52:00Z" w16du:dateUtc="2026-10-13T12:52:00Z">
+        <w:r>
+          <w:rPr>
+            <w:b/>
+            <w:bCs w:val="0"/>
+          </w:rPr>
+          <w:t>4</w:t>
+        </w:r>
+      </w:ins>
+      <w:ins w:id="55" w:author="Levine, Charles Roger CTR USARMY USMA (USA)" w:date="2026-10-13T08:30:00Z" w16du:dateUtc="2026-10-13T12:30:00Z">
+        <w:r>
+          <w:rPr>
+            <w:b/>
+            <w:bCs w:val="0"/>
+          </w:rPr>
+          <w:noBreakHyphen/>
+        </w:r>
+      </w:ins>
+      <w:ins w:id="56" w:author="Levine, Charles Roger CTR USARMY USMA (USA)" w:date="2026-10-13T08:56:00Z" w16du:dateUtc="2026-10-13T12:56:00Z">
+        <w:r>
+          <w:rPr>
+            <w:b/>
+            <w:bCs w:val="0"/>
+          </w:rPr>
+          <w:fldChar w:fldCharType="begin"/>
+        </w:r>
+        <w:r>
+          <w:rPr>
+            <w:b/>
+            <w:bCs w:val="0"/>
+          </w:rPr>
+          <w:instrText xml:space="preserve"> STYLEREF 1 \s </w:instrText>
+        </w:r>
+      </w:ins>
+      <w:r>
+        <w:rPr>
+          <w:b/>
+          <w:bCs w:val="0"/>
+        </w:rPr>
+        <w:fldChar w:fldCharType="separate"/>
+      </w:r>
+      <w:r>
+        <w:rPr>
+          <w:b/>
+          <w:bCs w:val="0"/>
+          <w:noProof/>
+        </w:rPr>
+        <w:t>0</w:t>
+      </w:r>
+      <w:ins w:id="57" w:author="Levine, Charles Roger CTR USARMY USMA (USA)" w:date="2026-10-13T08:56:00Z" w16du:dateUtc="2026-10-13T12:56:00Z">
+        <w:r>
+          <w:rPr>
+            <w:b/>
+            <w:bCs w:val="0"/>
+          </w:rPr>
+          <w:fldChar w:fldCharType="end"/>
+        </w:r>
+        <w:r>
+          <w:rPr>
+            <w:b/>
+            <w:bCs w:val="0"/>
+          </w:rPr>
+          <w:noBreakHyphen/>
+        </w:r>
+        <w:r>
+          <w:rPr>
+            <w:b/>
+            <w:bCs w:val="0"/>
+          </w:rPr>
+          <w:fldChar w:fldCharType="begin"/>
+        </w:r>
+        <w:r>
+          <w:rPr>
+            <w:b/>
+            <w:bCs w:val="0"/>
+          </w:rPr>
           <w:instrText xml:space="preserve"> SEQ Figure \* ARABIC \s 1 </w:instrText>
         </w:r>
       </w:ins>
@@ -10568,23 +10657,15 @@
         <w:rPr>
           <w:b/>
           <w:bCs w:val="0"/>
-          <w:rPrChange w:id="54" w:author="Levine, Charles Roger CTR USARMY USMA (USA)" w:date="2026-10-12T22:31:00Z" w16du:dateUtc="2026-10-13T02:31:00Z">
-            <w:rPr/>
-          </w:rPrChange>
         </w:rPr>
         <w:fldChar w:fldCharType="separate"/>
       </w:r>
-      <w:ins w:id="55" w:author="Levine, Charles Roger CTR USARMY USMA (USA)" w:date="2026-10-12T22:29:00Z" w16du:dateUtc="2026-10-13T02:29:00Z">
+      <w:ins w:id="58" w:author="Levine, Charles Roger CTR USARMY USMA (USA)" w:date="2026-10-13T08:56:00Z" w16du:dateUtc="2026-10-13T12:56:00Z">
         <w:r>
           <w:rPr>
             <w:b/>
             <w:bCs w:val="0"/>
             <w:noProof/>
-            <w:rPrChange w:id="56" w:author="Levine, Charles Roger CTR USARMY USMA (USA)" w:date="2026-10-12T22:31:00Z" w16du:dateUtc="2026-10-13T02:31:00Z">
-              <w:rPr>
-                <w:noProof/>
-              </w:rPr>
-            </w:rPrChange>
           </w:rPr>
           <w:t>3</w:t>
         </w:r>
@@ -10592,18 +10673,17 @@
           <w:rPr>
             <w:b/>
             <w:bCs w:val="0"/>
-            <w:rPrChange w:id="57" w:author="Levine, Charles Roger CTR USARMY USMA (USA)" w:date="2026-10-12T22:31:00Z" w16du:dateUtc="2026-10-13T02:31:00Z">
-              <w:rPr/>
-            </w:rPrChange>
           </w:rPr>
           <w:fldChar w:fldCharType="end"/>
         </w:r>
-        <w:bookmarkEnd w:id="42"/>
+      </w:ins>
+      <w:bookmarkEnd w:id="51"/>
+      <w:ins w:id="59" w:author="Levine, Charles Roger CTR USARMY USMA (USA)" w:date="2026-10-12T22:29:00Z" w16du:dateUtc="2026-10-13T02:29:00Z">
         <w:r>
           <w:rPr>
             <w:b/>
             <w:bCs w:val="0"/>
-            <w:rPrChange w:id="58" w:author="Levine, Charles Roger CTR USARMY USMA (USA)" w:date="2026-10-12T22:31:00Z" w16du:dateUtc="2026-10-13T02:31:00Z">
+            <w:rPrChange w:id="60" w:author="Levine, Charles Roger CTR USARMY USMA (USA)" w:date="2026-10-12T22:31:00Z" w16du:dateUtc="2026-10-13T02:31:00Z">
               <w:rPr/>
             </w:rPrChange>
           </w:rPr>
@@ -10613,7 +10693,7 @@
           <w:rPr>
             <w:b/>
             <w:bCs w:val="0"/>
-            <w:rPrChange w:id="59" w:author="Levine, Charles Roger CTR USARMY USMA (USA)" w:date="2026-10-12T22:29:00Z" w16du:dateUtc="2026-10-13T02:29:00Z">
+            <w:rPrChange w:id="61" w:author="Levine, Charles Roger CTR USARMY USMA (USA)" w:date="2026-10-12T22:29:00Z" w16du:dateUtc="2026-10-13T02:29:00Z">
               <w:rPr/>
             </w:rPrChange>
           </w:rPr>
@@ -10627,7 +10707,7 @@
           <w:t xml:space="preserve">  </w:t>
         </w:r>
       </w:ins>
-      <w:ins w:id="60" w:author="Levine, Charles Roger CTR USARMY USMA (USA)" w:date="2026-10-12T22:30:00Z" w16du:dateUtc="2026-10-13T02:30:00Z">
+      <w:ins w:id="62" w:author="Levine, Charles Roger CTR USARMY USMA (USA)" w:date="2026-10-12T22:30:00Z" w16du:dateUtc="2026-10-13T02:30:00Z">
         <w:r>
           <w:t xml:space="preserve">The same nine individuals compete for three places in the left column and one place in the right column. For this illustration, </w:t>
         </w:r>
@@ -10640,7 +10720,7 @@
           <m:t>θ</m:t>
         </m:r>
       </m:oMath>
-      <w:ins w:id="61" w:author="Levine, Charles Roger CTR USARMY USMA (USA)" w:date="2026-10-12T22:30:00Z" w16du:dateUtc="2026-10-13T02:30:00Z">
+      <w:ins w:id="63" w:author="Levine, Charles Roger CTR USARMY USMA (USA)" w:date="2026-10-12T22:30:00Z" w16du:dateUtc="2026-10-13T02:30:00Z">
         <w:r>
           <w:t xml:space="preserve"> is the linearly interpolated empirical </w:t>
         </w:r>
@@ -10664,7 +10744,7 @@
           </m:e>
         </m:d>
       </m:oMath>
-      <w:ins w:id="62" w:author="Levine, Charles Roger CTR USARMY USMA (USA)" w:date="2026-10-12T22:30:00Z" w16du:dateUtc="2026-10-13T02:30:00Z">
+      <w:ins w:id="64" w:author="Levine, Charles Roger CTR USARMY USMA (USA)" w:date="2026-10-12T22:30:00Z" w16du:dateUtc="2026-10-13T02:30:00Z">
         <w:r>
           <w:t xml:space="preserve">-quantile of performance, while </w:t>
         </w:r>
@@ -10675,32 +10755,6 @@
             <w:rFonts w:ascii="Cambria Math" w:hAnsi="Cambria Math"/>
           </w:rPr>
           <m:t>γ=2</m:t>
-        </m:r>
-      </m:oMath>
-      <w:ins w:id="63" w:author="Levine, Charles Roger CTR USARMY USMA (USA)" w:date="2026-10-12T22:30:00Z" w16du:dateUtc="2026-10-13T02:30:00Z">
-        <w:r>
-          <w:t xml:space="preserve"> and </w:t>
-        </w:r>
-      </w:ins>
-      <m:oMath>
-        <m:r>
-          <w:rPr>
-            <w:rFonts w:ascii="Cambria Math" w:hAnsi="Cambria Math"/>
-          </w:rPr>
-          <m:t>λ=2</m:t>
-        </m:r>
-      </m:oMath>
-      <w:ins w:id="64" w:author="Levine, Charles Roger CTR USARMY USMA (USA)" w:date="2026-10-12T22:30:00Z" w16du:dateUtc="2026-10-13T02:30:00Z">
-        <w:r>
-          <w:t xml:space="preserve"> remain fixed. Upper panels show competitive relevance and the recalculated mean roster pressure for each group. Lower panels connect each individual’s performance-only rank to their congestion-adjusted rank. Colors identify groups; shaded ranks receive places; filled circles indicate selection. With three places, P7 replaces P2, giving </w:t>
-        </w:r>
-      </w:ins>
-      <m:oMath>
-        <m:r>
-          <w:rPr>
-            <w:rFonts w:ascii="Cambria Math" w:hAnsi="Cambria Math"/>
-          </w:rPr>
-          <m:t>D=1</m:t>
         </m:r>
       </m:oMath>
       <w:ins w:id="65" w:author="Levine, Charles Roger CTR USARMY USMA (USA)" w:date="2026-10-12T22:30:00Z" w16du:dateUtc="2026-10-13T02:30:00Z">
@@ -10713,12 +10767,12 @@
           <w:rPr>
             <w:rFonts w:ascii="Cambria Math" w:hAnsi="Cambria Math"/>
           </w:rPr>
-          <m:t>D/K=1/3</m:t>
+          <m:t>λ=2</m:t>
         </m:r>
       </m:oMath>
       <w:ins w:id="66" w:author="Levine, Charles Roger CTR USARMY USMA (USA)" w:date="2026-10-12T22:30:00Z" w16du:dateUtc="2026-10-13T02:30:00Z">
         <w:r>
-          <w:t xml:space="preserve">. With one place, P4 replaces P1, giving </w:t>
+          <w:t xml:space="preserve"> remain fixed. Upper panels show competitive relevance and the recalculated mean roster pressure for each group. Lower panels connect each individual’s performance-only rank to their congestion-adjusted rank. Colors identify groups; shaded ranks receive places; filled circles indicate selection. With three places, P7 replaces P2, giving </w:t>
         </w:r>
       </w:ins>
       <m:oMath>
@@ -10739,10 +10793,36 @@
           <w:rPr>
             <w:rFonts w:ascii="Cambria Math" w:hAnsi="Cambria Math"/>
           </w:rPr>
+          <m:t>D/K=1/3</m:t>
+        </m:r>
+      </m:oMath>
+      <w:ins w:id="68" w:author="Levine, Charles Roger CTR USARMY USMA (USA)" w:date="2026-10-12T22:30:00Z" w16du:dateUtc="2026-10-13T02:30:00Z">
+        <w:r>
+          <w:t xml:space="preserve">. With one place, P4 replaces P1, giving </w:t>
+        </w:r>
+      </w:ins>
+      <m:oMath>
+        <m:r>
+          <w:rPr>
+            <w:rFonts w:ascii="Cambria Math" w:hAnsi="Cambria Math"/>
+          </w:rPr>
+          <m:t>D=1</m:t>
+        </m:r>
+      </m:oMath>
+      <w:ins w:id="69" w:author="Levine, Charles Roger CTR USARMY USMA (USA)" w:date="2026-10-12T22:30:00Z" w16du:dateUtc="2026-10-13T02:30:00Z">
+        <w:r>
+          <w:t xml:space="preserve"> and </w:t>
+        </w:r>
+      </w:ins>
+      <m:oMath>
+        <m:r>
+          <w:rPr>
+            <w:rFonts w:ascii="Cambria Math" w:hAnsi="Cambria Math"/>
+          </w:rPr>
           <m:t>D/K=1</m:t>
         </m:r>
       </m:oMath>
-      <w:ins w:id="68" w:author="Levine, Charles Roger CTR USARMY USMA (USA)" w:date="2026-10-12T22:30:00Z" w16du:dateUtc="2026-10-13T02:30:00Z">
+      <w:ins w:id="70" w:author="Levine, Charles Roger CTR USARMY USMA (USA)" w:date="2026-10-12T22:30:00Z" w16du:dateUtc="2026-10-13T02:30:00Z">
         <w:r>
           <w:t>. This constructed example illustrates an aligned threshold rule; it does not establish that greater scarcity necessarily increases the congestion effect.</w:t>
         </w:r>
@@ -10769,17 +10849,17 @@
       <w:pPr>
         <w:pStyle w:val="Heading2"/>
       </w:pPr>
-      <w:bookmarkStart w:id="69" w:name="Xa069076e58659a3b4bc8e27a3dcbab40ab45238"/>
-      <w:bookmarkEnd w:id="27"/>
+      <w:bookmarkStart w:id="71" w:name="Xa069076e58659a3b4bc8e27a3dcbab40ab45238"/>
+      <w:bookmarkEnd w:id="36"/>
       <w:r>
         <w:t xml:space="preserve">4.5.4 </w:t>
       </w:r>
-      <w:ins w:id="70" w:author="Levine, Charles Roger CTR USARMY USMA (USA)" w:date="2026-10-12T22:33:00Z" w16du:dateUtc="2026-10-13T02:33:00Z">
+      <w:ins w:id="72" w:author="Levine, Charles Roger CTR USARMY USMA (USA)" w:date="2026-10-12T22:33:00Z" w16du:dateUtc="2026-10-13T02:33:00Z">
         <w:r>
           <w:t>Interpreting selection patterns across group environments</w:t>
         </w:r>
       </w:ins>
-      <w:del w:id="71" w:author="Levine, Charles Roger CTR USARMY USMA (USA)" w:date="2026-10-12T22:33:00Z" w16du:dateUtc="2026-10-13T02:33:00Z">
+      <w:del w:id="73" w:author="Levine, Charles Roger CTR USARMY USMA (USA)" w:date="2026-10-12T22:33:00Z" w16du:dateUtc="2026-10-13T02:33:00Z">
         <w:r>
           <w:delText>Why an outcome curve need not have a universal shape</w:delText>
         </w:r>
@@ -10788,29 +10868,17 @@
     <w:p>
       <w:pPr>
         <w:rPr>
-          <w:ins w:id="72" w:author="Levine, Charles Roger CTR USARMY USMA (USA)" w:date="2026-10-12T22:33:00Z"/>
+          <w:ins w:id="74" w:author="Levine, Charles Roger CTR USARMY USMA (USA)" w:date="2026-10-12T22:33:00Z"/>
         </w:rPr>
       </w:pPr>
-      <w:del w:id="73" w:author="Levine, Charles Roger CTR USARMY USMA (USA)" w:date="2026-10-12T22:33:00Z" w16du:dateUtc="2026-10-13T02:33:00Z">
+      <w:del w:id="75" w:author="Levine, Charles Roger CTR USARMY USMA (USA)" w:date="2026-10-12T22:33:00Z" w16du:dateUtc="2026-10-13T02:33:00Z">
         <w:r>
           <w:delText xml:space="preserve">A </w:delText>
         </w:r>
       </w:del>
-      <w:ins w:id="74" w:author="Levine, Charles Roger CTR USARMY USMA (USA)" w:date="2026-10-12T22:33:00Z">
+      <w:ins w:id="76" w:author="Levine, Charles Roger CTR USARMY USMA (USA)" w:date="2026-10-12T22:33:00Z">
         <w:r>
           <w:t>We can summarize selection outcomes by plotting the proportion of individuals selected against the average performance of their groups. Such a curve shows where selected individuals are concentrated, but its shape does not, by itself, reveal the effect of roster pressure. Individuals in stronger groups may also have higher individual performance. Their selection rate can therefore be higher even when congestion reduces their scores relative to what those scores would have been without the penalty.</w:t>
-        </w:r>
-      </w:ins>
-    </w:p>
-    <w:p>
-      <w:pPr>
-        <w:rPr>
-          <w:ins w:id="75" w:author="Levine, Charles Roger CTR USARMY USMA (USA)" w:date="2026-10-12T22:33:00Z"/>
-        </w:rPr>
-      </w:pPr>
-      <w:ins w:id="76" w:author="Levine, Charles Roger CTR USARMY USMA (USA)" w:date="2026-10-12T22:33:00Z">
-        <w:r>
-          <w:t>This distinction matters when interpreting both rising and falling portions of a curve. A rising selection rate can reflect the concentration of high-performing individuals in stronger groups. A downturn can occur where differences in roster pressure outweigh the performance advantages associated with those groups. Whether either pattern appears depends on the population, group composition, penalty strength, and available opportunities. As discussed in Section 4.5.3, comparisons across levels of scarcity must also account for how the competitive-relevance threshold changes. The model does not require an inverted-U curve, even in settings where congestion changes who is selected.</w:t>
         </w:r>
       </w:ins>
     </w:p>
@@ -10822,7 +10890,7 @@
       </w:pPr>
       <w:ins w:id="78" w:author="Levine, Charles Roger CTR USARMY USMA (USA)" w:date="2026-10-12T22:33:00Z">
         <w:r>
-          <w:t>A more focused comparison asks: among individuals with similar performance, how does selection vary across group environments? We can examine this question by dividing individuals into performance bands and plotting a separate selection curve for each band. This reduces the extent to which differences in individual performance account for the pattern. It does not eliminate those differences: individuals near the upper end of a broad band can still have a substantial advantage over those near its lower end. We must therefore consider the distribution of individual performance within each band when interpreting its curve.</w:t>
+          <w:t>This distinction matters when interpreting both rising and falling portions of a curve. A rising selection rate can reflect the concentration of high-performing individuals in stronger groups. A downturn can occur where differences in roster pressure outweigh the performance advantages associated with those groups. Whether either pattern appears depends on the population, group composition, penalty strength, and available opportunities. As discussed in Section 4.5.3, comparisons across levels of scarcity must also account for how the competitive-relevance threshold changes. The model does not require an inverted-U curve, even in settings where congestion changes who is selected.</w:t>
         </w:r>
       </w:ins>
     </w:p>
@@ -10834,116 +10902,115 @@
       </w:pPr>
       <w:ins w:id="80" w:author="Levine, Charles Roger CTR USARMY USMA (USA)" w:date="2026-10-12T22:33:00Z">
         <w:r>
-          <w:t xml:space="preserve">Group-average performance and roster pressure must also be distinguished. The group mean </w:t>
-        </w:r>
-      </w:ins>
-      <m:oMath>
-        <m:sSub>
-          <m:sSubPr>
-            <m:ctrlPr>
-              <w:rPr>
-                <w:rFonts w:ascii="Cambria Math" w:hAnsi="Cambria Math"/>
-              </w:rPr>
-            </m:ctrlPr>
-          </m:sSubPr>
-          <m:e>
-            <m:r>
-              <w:rPr>
-                <w:rFonts w:ascii="Cambria Math" w:hAnsi="Cambria Math"/>
-              </w:rPr>
-              <m:t>T</m:t>
-            </m:r>
-          </m:e>
-          <m:sub>
-            <m:r>
-              <w:rPr>
-                <w:rFonts w:ascii="Cambria Math" w:hAnsi="Cambria Math"/>
-              </w:rPr>
-              <m:t>j</m:t>
-            </m:r>
-          </m:sub>
-        </m:sSub>
-      </m:oMath>
-      <w:ins w:id="81" w:author="Levine, Charles Roger CTR USARMY USMA (USA)" w:date="2026-10-12T22:33:00Z">
-        <w:r>
-          <w:t xml:space="preserve"> averages performance itself, whereas </w:t>
-        </w:r>
-      </w:ins>
-      <m:oMath>
-        <m:sSub>
-          <m:sSubPr>
-            <m:ctrlPr>
-              <w:rPr>
-                <w:rFonts w:ascii="Cambria Math" w:hAnsi="Cambria Math"/>
-              </w:rPr>
-            </m:ctrlPr>
-          </m:sSubPr>
-          <m:e>
-            <m:r>
-              <w:rPr>
-                <w:rFonts w:ascii="Cambria Math" w:hAnsi="Cambria Math"/>
-              </w:rPr>
-              <m:t>C</m:t>
-            </m:r>
-          </m:e>
-          <m:sub>
-            <m:r>
-              <w:rPr>
-                <w:rFonts w:ascii="Cambria Math" w:hAnsi="Cambria Math"/>
-              </w:rPr>
-              <m:t>j</m:t>
-            </m:r>
-          </m:sub>
-        </m:sSub>
-      </m:oMath>
-      <w:ins w:id="82" w:author="Levine, Charles Roger CTR USARMY USMA (USA)" w:date="2026-10-12T22:33:00Z">
-        <w:r>
-          <w:t xml:space="preserve"> averages competitive relevance after applying the threshold and sigmoid transformation. Two groups with the same mean performance can have different roster pressure because their members’ performances are distributed differently. A curve plotted against </w:t>
-        </w:r>
-      </w:ins>
-      <m:oMath>
-        <m:sSub>
-          <m:sSubPr>
-            <m:ctrlPr>
-              <w:rPr>
-                <w:rFonts w:ascii="Cambria Math" w:hAnsi="Cambria Math"/>
-              </w:rPr>
-            </m:ctrlPr>
-          </m:sSubPr>
-          <m:e>
-            <m:r>
-              <w:rPr>
-                <w:rFonts w:ascii="Cambria Math" w:hAnsi="Cambria Math"/>
-              </w:rPr>
-              <m:t>T</m:t>
-            </m:r>
-          </m:e>
-          <m:sub>
-            <m:r>
-              <w:rPr>
-                <w:rFonts w:ascii="Cambria Math" w:hAnsi="Cambria Math"/>
-              </w:rPr>
-              <m:t>j</m:t>
-            </m:r>
-          </m:sub>
-        </m:sSub>
-      </m:oMath>
-      <w:ins w:id="83" w:author="Levine, Charles Roger CTR USARMY USMA (USA)" w:date="2026-10-12T22:33:00Z">
-        <w:r>
-          <w:t xml:space="preserve"> therefore describes selection across group-quality environments; it does not directly plot the congestion measure used to adjust scores.</w:t>
+          <w:t>A more focused comparison asks: among individuals with similar performance, how does selection vary across group environments? We can examine this question by dividing individuals into performance bands and plotting a separate selection curve for each band. This reduces the extent to which differences in individual performance account for the pattern. It does not eliminate those differences: individuals near the upper end of a broad band can still have a substantial advantage over those near its lower end. We must therefore consider the distribution of individual performance within each band when interpreting its curve.</w:t>
         </w:r>
       </w:ins>
     </w:p>
     <w:p>
       <w:pPr>
         <w:rPr>
-          <w:ins w:id="84" w:author="Levine, Charles Roger CTR USARMY USMA (USA)" w:date="2026-10-12T22:33:00Z"/>
+          <w:ins w:id="81" w:author="Levine, Charles Roger CTR USARMY USMA (USA)" w:date="2026-10-12T22:33:00Z"/>
         </w:rPr>
       </w:pPr>
+      <w:ins w:id="82" w:author="Levine, Charles Roger CTR USARMY USMA (USA)" w:date="2026-10-12T22:33:00Z">
+        <w:r>
+          <w:t xml:space="preserve">Group-average performance and roster pressure must also be distinguished. The group mean </w:t>
+        </w:r>
+      </w:ins>
+      <m:oMath>
+        <m:sSub>
+          <m:sSubPr>
+            <m:ctrlPr>
+              <w:rPr>
+                <w:rFonts w:ascii="Cambria Math" w:hAnsi="Cambria Math"/>
+              </w:rPr>
+            </m:ctrlPr>
+          </m:sSubPr>
+          <m:e>
+            <m:r>
+              <w:rPr>
+                <w:rFonts w:ascii="Cambria Math" w:hAnsi="Cambria Math"/>
+              </w:rPr>
+              <m:t>T</m:t>
+            </m:r>
+          </m:e>
+          <m:sub>
+            <m:r>
+              <w:rPr>
+                <w:rFonts w:ascii="Cambria Math" w:hAnsi="Cambria Math"/>
+              </w:rPr>
+              <m:t>j</m:t>
+            </m:r>
+          </m:sub>
+        </m:sSub>
+      </m:oMath>
+      <w:ins w:id="83" w:author="Levine, Charles Roger CTR USARMY USMA (USA)" w:date="2026-10-12T22:33:00Z">
+        <w:r>
+          <w:t xml:space="preserve"> averages performance itself, whereas </w:t>
+        </w:r>
+      </w:ins>
+      <m:oMath>
+        <m:sSub>
+          <m:sSubPr>
+            <m:ctrlPr>
+              <w:rPr>
+                <w:rFonts w:ascii="Cambria Math" w:hAnsi="Cambria Math"/>
+              </w:rPr>
+            </m:ctrlPr>
+          </m:sSubPr>
+          <m:e>
+            <m:r>
+              <w:rPr>
+                <w:rFonts w:ascii="Cambria Math" w:hAnsi="Cambria Math"/>
+              </w:rPr>
+              <m:t>C</m:t>
+            </m:r>
+          </m:e>
+          <m:sub>
+            <m:r>
+              <w:rPr>
+                <w:rFonts w:ascii="Cambria Math" w:hAnsi="Cambria Math"/>
+              </w:rPr>
+              <m:t>j</m:t>
+            </m:r>
+          </m:sub>
+        </m:sSub>
+      </m:oMath>
+      <w:ins w:id="84" w:author="Levine, Charles Roger CTR USARMY USMA (USA)" w:date="2026-10-12T22:33:00Z">
+        <w:r>
+          <w:t xml:space="preserve"> averages competitive relevance after applying the threshold and sigmoid transformation. Two groups with the same mean performance can have different roster pressure because their members’ performances are distributed differently. A curve plotted against </w:t>
+        </w:r>
+      </w:ins>
+      <m:oMath>
+        <m:sSub>
+          <m:sSubPr>
+            <m:ctrlPr>
+              <w:rPr>
+                <w:rFonts w:ascii="Cambria Math" w:hAnsi="Cambria Math"/>
+              </w:rPr>
+            </m:ctrlPr>
+          </m:sSubPr>
+          <m:e>
+            <m:r>
+              <w:rPr>
+                <w:rFonts w:ascii="Cambria Math" w:hAnsi="Cambria Math"/>
+              </w:rPr>
+              <m:t>T</m:t>
+            </m:r>
+          </m:e>
+          <m:sub>
+            <m:r>
+              <w:rPr>
+                <w:rFonts w:ascii="Cambria Math" w:hAnsi="Cambria Math"/>
+              </w:rPr>
+              <m:t>j</m:t>
+            </m:r>
+          </m:sub>
+        </m:sSub>
+      </m:oMath>
       <w:ins w:id="85" w:author="Levine, Charles Roger CTR USARMY USMA (USA)" w:date="2026-10-12T22:33:00Z">
         <w:r>
-          <w:lastRenderedPageBreak/>
-          <w:t>Individuals close to the selection boundary are especially informative because a score adjustment can change whether they receive a place. Those far above the boundary may remain selected despite a substantial penalty, while those far below it may remain unselected even when their penalty is small. This motivates examining strong performers who are plausible contenders but whose selection is not assured. The relevant performance range depends on scarcity and the resulting score distribution; it should not be assumed that a particular percentile band serves this role in every setting.</w:t>
+          <w:t xml:space="preserve"> therefore describes selection across group-quality environments; it does not directly plot the congestion measure used to adjust scores.</w:t>
         </w:r>
       </w:ins>
     </w:p>
@@ -10955,6 +11022,19 @@
       </w:pPr>
       <w:ins w:id="87" w:author="Levine, Charles Roger CTR USARMY USMA (USA)" w:date="2026-10-12T22:33:00Z">
         <w:r>
+          <w:lastRenderedPageBreak/>
+          <w:t>Individuals close to the selection boundary are especially informative because a score adjustment can change whether they receive a place. Those far above the boundary may remain selected despite a substantial penalty, while those far below it may remain unselected even when their penalty is small. This motivates examining strong performers who are plausible contenders but whose selection is not assured. The relevant performance range depends on scarcity and the resulting score distribution; it should not be assumed that a particular percentile band serves this role in every setting.</w:t>
+        </w:r>
+      </w:ins>
+    </w:p>
+    <w:p>
+      <w:pPr>
+        <w:rPr>
+          <w:ins w:id="88" w:author="Levine, Charles Roger CTR USARMY USMA (USA)" w:date="2026-10-12T22:33:00Z"/>
+        </w:rPr>
+      </w:pPr>
+      <w:ins w:id="89" w:author="Levine, Charles Roger CTR USARMY USMA (USA)" w:date="2026-10-12T22:33:00Z">
+        <w:r>
           <w:t>These comparisons also require enough individuals and groups to make the plotted rates interpretable. If only a few individuals occupy a particular performance band and group environment, one selection outcome can produce a large change in the observed rate. Reporting the numbers of individuals and groups represented helps distinguish a broadly supported pattern from one driven by a small number of cases. The bands and their coverage should be reported whether or not a downturn appears.</w:t>
         </w:r>
       </w:ins>
@@ -10962,15 +11042,15 @@
     <w:p>
       <w:pPr>
         <w:rPr>
-          <w:del w:id="88" w:author="Levine, Charles Roger CTR USARMY USMA (USA)" w:date="2026-10-12T22:33:00Z" w16du:dateUtc="2026-10-13T02:33:00Z"/>
+          <w:del w:id="90" w:author="Levine, Charles Roger CTR USARMY USMA (USA)" w:date="2026-10-12T22:33:00Z" w16du:dateUtc="2026-10-13T02:33:00Z"/>
         </w:rPr>
       </w:pPr>
-      <w:ins w:id="89" w:author="Levine, Charles Roger CTR USARMY USMA (USA)" w:date="2026-10-12T22:33:00Z">
+      <w:ins w:id="91" w:author="Levine, Charles Roger CTR USARMY USMA (USA)" w:date="2026-10-12T22:33:00Z">
         <w:r>
           <w:t>The different summaries consequently answer different questions. A curve combining all individuals shows how selection is distributed across group environments. Curves within performance bands compare individuals with more similar measured performance. Comparing selected sets under performance-only and congestion-adjusted scoring identifies which places the penalty changes in the model. Used together, these views allow us to examine the mechanism without treating any single curve shape as either necessary evidence of congestion or sufficient evidence that congestion caused an observed pattern.</w:t>
         </w:r>
       </w:ins>
-      <w:del w:id="90" w:author="Levine, Charles Roger CTR USARMY USMA (USA)" w:date="2026-10-12T22:33:00Z" w16du:dateUtc="2026-10-13T02:33:00Z">
+      <w:del w:id="92" w:author="Levine, Charles Roger CTR USARMY USMA (USA)" w:date="2026-10-12T22:33:00Z" w16du:dateUtc="2026-10-13T02:33:00Z">
         <w:r>
           <w:delText>success curve plotted against peer quality combines individual performance, group composition, the score adjustment, and selection. An increasing segment can arise from the sorting of strong individuals into strong groups. A declining segment can arise when the congestion penalty offsets that association in a particular region. The equations do not guarantee an inverted U for every population or every parameter setting.</w:delText>
         </w:r>
@@ -10979,10 +11059,10 @@
     <w:p>
       <w:pPr>
         <w:rPr>
-          <w:del w:id="91" w:author="Levine, Charles Roger CTR USARMY USMA (USA)" w:date="2026-10-12T22:33:00Z" w16du:dateUtc="2026-10-13T02:33:00Z"/>
+          <w:del w:id="93" w:author="Levine, Charles Roger CTR USARMY USMA (USA)" w:date="2026-10-12T22:33:00Z" w16du:dateUtc="2026-10-13T02:33:00Z"/>
         </w:rPr>
       </w:pPr>
-      <w:del w:id="92" w:author="Levine, Charles Roger CTR USARMY USMA (USA)" w:date="2026-10-12T22:33:00Z" w16du:dateUtc="2026-10-13T02:33:00Z">
+      <w:del w:id="94" w:author="Levine, Charles Roger CTR USARMY USMA (USA)" w:date="2026-10-12T22:33:00Z" w16du:dateUtc="2026-10-13T02:33:00Z">
         <w:r>
           <w:delText xml:space="preserve">Conditioning on a fixed band of </w:delText>
         </w:r>
@@ -10991,7 +11071,7 @@
         <m:sSub>
           <m:sSubPr>
             <m:ctrlPr>
-              <w:del w:id="93" w:author="Levine, Charles Roger CTR USARMY USMA (USA)" w:date="2026-10-12T22:33:00Z" w16du:dateUtc="2026-10-13T02:33:00Z">
+              <w:del w:id="95" w:author="Levine, Charles Roger CTR USARMY USMA (USA)" w:date="2026-10-12T22:33:00Z" w16du:dateUtc="2026-10-13T02:33:00Z">
                 <w:rPr>
                   <w:rFonts w:ascii="Cambria Math" w:hAnsi="Cambria Math"/>
                 </w:rPr>
@@ -11000,7 +11080,7 @@
           </m:sSubPr>
           <m:e>
             <m:r>
-              <w:del w:id="94" w:author="Levine, Charles Roger CTR USARMY USMA (USA)" w:date="2026-10-12T22:33:00Z" w16du:dateUtc="2026-10-13T02:33:00Z">
+              <w:del w:id="96" w:author="Levine, Charles Roger CTR USARMY USMA (USA)" w:date="2026-10-12T22:33:00Z" w16du:dateUtc="2026-10-13T02:33:00Z">
                 <w:rPr>
                   <w:rFonts w:ascii="Cambria Math" w:hAnsi="Cambria Math"/>
                 </w:rPr>
@@ -11010,7 +11090,7 @@
           </m:e>
           <m:sub>
             <m:r>
-              <w:del w:id="95" w:author="Levine, Charles Roger CTR USARMY USMA (USA)" w:date="2026-10-12T22:33:00Z" w16du:dateUtc="2026-10-13T02:33:00Z">
+              <w:del w:id="97" w:author="Levine, Charles Roger CTR USARMY USMA (USA)" w:date="2026-10-12T22:33:00Z" w16du:dateUtc="2026-10-13T02:33:00Z">
                 <w:rPr>
                   <w:rFonts w:ascii="Cambria Math" w:hAnsi="Cambria Math"/>
                 </w:rPr>
@@ -11020,7 +11100,7 @@
           </m:sub>
         </m:sSub>
       </m:oMath>
-      <w:del w:id="96" w:author="Levine, Charles Roger CTR USARMY USMA (USA)" w:date="2026-10-12T22:33:00Z" w16du:dateUtc="2026-10-13T02:33:00Z">
+      <w:del w:id="98" w:author="Levine, Charles Roger CTR USARMY USMA (USA)" w:date="2026-10-12T22:33:00Z" w16du:dateUtc="2026-10-13T02:33:00Z">
         <w:r>
           <w:delText xml:space="preserve"> helps distinguish individual composition from variation in environments, but a broad band still contains differences in </w:delText>
         </w:r>
@@ -11029,7 +11109,7 @@
         <m:sSub>
           <m:sSubPr>
             <m:ctrlPr>
-              <w:del w:id="97" w:author="Levine, Charles Roger CTR USARMY USMA (USA)" w:date="2026-10-12T22:33:00Z" w16du:dateUtc="2026-10-13T02:33:00Z">
+              <w:del w:id="99" w:author="Levine, Charles Roger CTR USARMY USMA (USA)" w:date="2026-10-12T22:33:00Z" w16du:dateUtc="2026-10-13T02:33:00Z">
                 <w:rPr>
                   <w:rFonts w:ascii="Cambria Math" w:hAnsi="Cambria Math"/>
                 </w:rPr>
@@ -11038,7 +11118,7 @@
           </m:sSubPr>
           <m:e>
             <m:r>
-              <w:del w:id="98" w:author="Levine, Charles Roger CTR USARMY USMA (USA)" w:date="2026-10-12T22:33:00Z" w16du:dateUtc="2026-10-13T02:33:00Z">
+              <w:del w:id="100" w:author="Levine, Charles Roger CTR USARMY USMA (USA)" w:date="2026-10-12T22:33:00Z" w16du:dateUtc="2026-10-13T02:33:00Z">
                 <w:rPr>
                   <w:rFonts w:ascii="Cambria Math" w:hAnsi="Cambria Math"/>
                 </w:rPr>
@@ -11048,7 +11128,7 @@
           </m:e>
           <m:sub>
             <m:r>
-              <w:del w:id="99" w:author="Levine, Charles Roger CTR USARMY USMA (USA)" w:date="2026-10-12T22:33:00Z" w16du:dateUtc="2026-10-13T02:33:00Z">
+              <w:del w:id="101" w:author="Levine, Charles Roger CTR USARMY USMA (USA)" w:date="2026-10-12T22:33:00Z" w16du:dateUtc="2026-10-13T02:33:00Z">
                 <w:rPr>
                   <w:rFonts w:ascii="Cambria Math" w:hAnsi="Cambria Math"/>
                 </w:rPr>
@@ -11058,14 +11138,14 @@
           </m:sub>
         </m:sSub>
       </m:oMath>
-      <w:del w:id="100" w:author="Levine, Charles Roger CTR USARMY USMA (USA)" w:date="2026-10-12T22:33:00Z" w16du:dateUtc="2026-10-13T02:33:00Z">
+      <w:del w:id="102" w:author="Levine, Charles Roger CTR USARMY USMA (USA)" w:date="2026-10-12T22:33:00Z" w16du:dateUtc="2026-10-13T02:33:00Z">
         <w:r>
           <w:delText>. The most selective tail can also have sparse support in some environments. A comparison among very strong but not extreme performers can be scientifically informative without being presumed to display a downturn. Its definition and support must be reported whether the anticipated pattern appears or not.</w:delText>
         </w:r>
       </w:del>
     </w:p>
     <w:p>
-      <w:del w:id="101" w:author="Levine, Charles Roger CTR USARMY USMA (USA)" w:date="2026-10-12T22:33:00Z" w16du:dateUtc="2026-10-13T02:33:00Z">
+      <w:del w:id="103" w:author="Levine, Charles Roger CTR USARMY USMA (USA)" w:date="2026-10-12T22:33:00Z" w16du:dateUtc="2026-10-13T02:33:00Z">
         <w:r>
           <w:delText xml:space="preserve">An unconditional curve, a comparison within </w:delText>
         </w:r>
@@ -11074,7 +11154,7 @@
         <m:sSub>
           <m:sSubPr>
             <m:ctrlPr>
-              <w:del w:id="102" w:author="Levine, Charles Roger CTR USARMY USMA (USA)" w:date="2026-10-12T22:33:00Z" w16du:dateUtc="2026-10-13T02:33:00Z">
+              <w:del w:id="104" w:author="Levine, Charles Roger CTR USARMY USMA (USA)" w:date="2026-10-12T22:33:00Z" w16du:dateUtc="2026-10-13T02:33:00Z">
                 <w:rPr>
                   <w:rFonts w:ascii="Cambria Math" w:hAnsi="Cambria Math"/>
                 </w:rPr>
@@ -11083,7 +11163,7 @@
           </m:sSubPr>
           <m:e>
             <m:r>
-              <w:del w:id="103" w:author="Levine, Charles Roger CTR USARMY USMA (USA)" w:date="2026-10-12T22:33:00Z" w16du:dateUtc="2026-10-13T02:33:00Z">
+              <w:del w:id="105" w:author="Levine, Charles Roger CTR USARMY USMA (USA)" w:date="2026-10-12T22:33:00Z" w16du:dateUtc="2026-10-13T02:33:00Z">
                 <w:rPr>
                   <w:rFonts w:ascii="Cambria Math" w:hAnsi="Cambria Math"/>
                 </w:rPr>
@@ -11093,7 +11173,7 @@
           </m:e>
           <m:sub>
             <m:r>
-              <w:del w:id="104" w:author="Levine, Charles Roger CTR USARMY USMA (USA)" w:date="2026-10-12T22:33:00Z" w16du:dateUtc="2026-10-13T02:33:00Z">
+              <w:del w:id="106" w:author="Levine, Charles Roger CTR USARMY USMA (USA)" w:date="2026-10-12T22:33:00Z" w16du:dateUtc="2026-10-13T02:33:00Z">
                 <w:rPr>
                   <w:rFonts w:ascii="Cambria Math" w:hAnsi="Cambria Math"/>
                 </w:rPr>
@@ -11103,12 +11183,12 @@
           </m:sub>
         </m:sSub>
       </m:oMath>
-      <w:del w:id="105" w:author="Levine, Charles Roger CTR USARMY USMA (USA)" w:date="2026-10-12T22:33:00Z" w16du:dateUtc="2026-10-13T02:33:00Z">
+      <w:del w:id="107" w:author="Levine, Charles Roger CTR USARMY USMA (USA)" w:date="2026-10-12T22:33:00Z" w16du:dateUtc="2026-10-13T02:33:00Z">
         <w:r>
           <w:delText xml:space="preserve"> bands, and a count of changed winner identities answer different questions. The chapter uses mathematical properties to establish what the mechanism can do and completed simulations to show what it did in specified configurations. It does not infer a universal causal law from a visually appealing </w:delText>
         </w:r>
       </w:del>
-      <w:del w:id="106" w:author="Levine, Charles Roger CTR USARMY USMA (USA)" w:date="2026-10-12T22:34:00Z" w16du:dateUtc="2026-10-13T02:34:00Z">
+      <w:del w:id="108" w:author="Levine, Charles Roger CTR USARMY USMA (USA)" w:date="2026-10-12T22:34:00Z" w16du:dateUtc="2026-10-13T02:34:00Z">
         <w:r>
           <w:delText>curve.</w:delText>
         </w:r>
@@ -11118,9 +11198,9 @@
       <w:pPr>
         <w:pStyle w:val="Heading1"/>
       </w:pPr>
-      <w:bookmarkStart w:id="107" w:name="Xace9f33b90814f9bd53ece6c999c09ae207edc6"/>
+      <w:bookmarkStart w:id="109" w:name="Xace9f33b90814f9bd53ece6c999c09ae207edc6"/>
       <w:bookmarkEnd w:id="14"/>
-      <w:bookmarkEnd w:id="69"/>
+      <w:bookmarkEnd w:id="71"/>
       <w:r>
         <w:t>4.6 Generating artificial groups with controlled sorting</w:t>
       </w:r>
@@ -11128,22 +11208,22 @@
     <w:p>
       <w:pPr>
         <w:rPr>
-          <w:ins w:id="108" w:author="Levine, Charles Roger CTR USARMY USMA (USA)" w:date="2026-10-12T22:39:00Z"/>
+          <w:ins w:id="110" w:author="Levine, Charles Roger CTR USARMY USMA (USA)" w:date="2026-10-12T22:39:00Z"/>
         </w:rPr>
       </w:pPr>
-      <w:del w:id="109" w:author="Levine, Charles Roger CTR USARMY USMA (USA)" w:date="2026-10-12T22:39:00Z" w16du:dateUtc="2026-10-13T02:39:00Z">
+      <w:del w:id="111" w:author="Levine, Charles Roger CTR USARMY USMA (USA)" w:date="2026-10-12T22:39:00Z" w16du:dateUtc="2026-10-13T02:39:00Z">
         <w:r>
           <w:delText>Un</w:delText>
         </w:r>
       </w:del>
-      <w:ins w:id="110" w:author="Levine, Charles Roger CTR USARMY USMA (USA)" w:date="2026-10-12T22:39:00Z">
+      <w:ins w:id="112" w:author="Levine, Charles Roger CTR USARMY USMA (USA)" w:date="2026-10-12T22:39:00Z">
         <w:r>
           <w:t>So far, we have taken group memberships as given and examined how group composition affects scores and selection. To investigate this mechanism systematically, we also need to construct populations in which the same individuals can be arranged into different groups. For example, similar performers might cluster together, or high- and low-performing individuals might be distributed more evenly across groups. These arrangements create different competitive environments even though the population’s individual performance values remain unchanged.</w:t>
         </w:r>
       </w:ins>
     </w:p>
     <w:p>
-      <w:ins w:id="111" w:author="Levine, Charles Roger CTR USARMY USMA (USA)" w:date="2026-10-12T22:39:00Z">
+      <w:ins w:id="113" w:author="Levine, Charles Roger CTR USARMY USMA (USA)" w:date="2026-10-12T22:39:00Z">
         <w:r>
           <w:t xml:space="preserve">The assignment procedure supplies these artificial environments for simulation. It allows us to vary the tendency of similar individuals to join the same group while preserving the number of </w:t>
         </w:r>
@@ -11152,7 +11232,7 @@
           <w:t>individuals and each group’s roster capacity. Assignment is therefore a device for studying the consequences of group composition. The scoring and selection model can also operate on observed groups without generating new memberships</w:t>
         </w:r>
       </w:ins>
-      <w:del w:id="112" w:author="Levine, Charles Roger CTR USARMY USMA (USA)" w:date="2026-10-12T22:39:00Z" w16du:dateUtc="2026-10-13T02:39:00Z">
+      <w:del w:id="114" w:author="Levine, Charles Roger CTR USARMY USMA (USA)" w:date="2026-10-12T22:39:00Z" w16du:dateUtc="2026-10-13T02:39:00Z">
         <w:r>
           <w:delText>til now, group memberships have been taken as given. To investigate the mechanism systematically, we also need populations in which we can vary who belongs with whom while retaining the same individuals and group capacities. Do similar performers cluster together, or are they distributed across heterogeneous groups? Constructing those alternatives makes sorting an experimental condition and lets us examine how it changes the local environments entering selection</w:delText>
         </w:r>
@@ -11165,16 +11245,16 @@
       <w:pPr>
         <w:pStyle w:val="Heading2"/>
       </w:pPr>
-      <w:bookmarkStart w:id="113" w:name="why-an-assignment-mechanism-is-needed"/>
+      <w:bookmarkStart w:id="115" w:name="why-an-assignment-mechanism-is-needed"/>
       <w:r>
         <w:t xml:space="preserve">4.6.1 </w:t>
       </w:r>
-      <w:ins w:id="114" w:author="Levine, Charles Roger CTR USARMY USMA (USA)" w:date="2026-10-12T22:37:00Z" w16du:dateUtc="2026-10-13T02:37:00Z">
+      <w:ins w:id="116" w:author="Levine, Charles Roger CTR USARMY USMA (USA)" w:date="2026-10-12T22:37:00Z" w16du:dateUtc="2026-10-13T02:37:00Z">
         <w:r>
           <w:t>Representing individuals and groups</w:t>
         </w:r>
       </w:ins>
-      <w:del w:id="115" w:author="Levine, Charles Roger CTR USARMY USMA (USA)" w:date="2026-10-12T22:37:00Z" w16du:dateUtc="2026-10-13T02:37:00Z">
+      <w:del w:id="117" w:author="Levine, Charles Roger CTR USARMY USMA (USA)" w:date="2026-10-12T22:37:00Z" w16du:dateUtc="2026-10-13T02:37:00Z">
         <w:r>
           <w:delText>Why an assignment mechanism is needed</w:delText>
         </w:r>
@@ -11183,13 +11263,13 @@
     <w:p>
       <w:pPr>
         <w:rPr>
-          <w:ins w:id="116" w:author="Levine, Charles Roger CTR USARMY USMA (USA)" w:date="2026-10-12T22:42:00Z"/>
+          <w:ins w:id="118" w:author="Levine, Charles Roger CTR USARMY USMA (USA)" w:date="2026-10-12T22:42:00Z"/>
         </w:rPr>
       </w:pPr>
       <w:r>
         <w:t xml:space="preserve">The assignment mechanism supplies controlled group memberships for simulation. Observed rosters already </w:t>
       </w:r>
-      <w:ins w:id="117" w:author="Levine, Charles Roger CTR USARMY USMA (USA)" w:date="2026-10-12T22:42:00Z">
+      <w:ins w:id="119" w:author="Levine, Charles Roger CTR USARMY USMA (USA)" w:date="2026-10-12T22:42:00Z">
         <w:r>
           <w:t xml:space="preserve">We represent the population as a network containing two kinds of nodes: individuals and groups. A connection between an individual and a group indicates membership. This is a </w:t>
         </w:r>
@@ -11208,10 +11288,10 @@
     <w:p>
       <w:pPr>
         <w:rPr>
-          <w:ins w:id="118" w:author="Levine, Charles Roger CTR USARMY USMA (USA)" w:date="2026-10-12T22:42:00Z"/>
+          <w:ins w:id="120" w:author="Levine, Charles Roger CTR USARMY USMA (USA)" w:date="2026-10-12T22:42:00Z"/>
         </w:rPr>
       </w:pPr>
-      <w:ins w:id="119" w:author="Levine, Charles Roger CTR USARMY USMA (USA)" w:date="2026-10-12T22:42:00Z">
+      <w:ins w:id="121" w:author="Levine, Charles Roger CTR USARMY USMA (USA)" w:date="2026-10-12T22:42:00Z">
         <w:r>
           <w:t xml:space="preserve">Let </w:t>
         </w:r>
@@ -11224,7 +11304,7 @@
           <m:t>J</m:t>
         </m:r>
       </m:oMath>
-      <w:ins w:id="120" w:author="Levine, Charles Roger CTR USARMY USMA (USA)" w:date="2026-10-12T22:42:00Z">
+      <w:ins w:id="122" w:author="Levine, Charles Roger CTR USARMY USMA (USA)" w:date="2026-10-12T22:42:00Z">
         <w:r>
           <w:t xml:space="preserve"> denote the number of groups and </w:t>
         </w:r>
@@ -11256,7 +11336,7 @@
           </m:sub>
         </m:sSub>
       </m:oMath>
-      <w:ins w:id="121" w:author="Levine, Charles Roger CTR USARMY USMA (USA)" w:date="2026-10-12T22:42:00Z">
+      <w:ins w:id="123" w:author="Levine, Charles Roger CTR USARMY USMA (USA)" w:date="2026-10-12T22:42:00Z">
         <w:r>
           <w:t xml:space="preserve"> the specified capacity of group </w:t>
         </w:r>
@@ -11269,7 +11349,7 @@
           <m:t>j</m:t>
         </m:r>
       </m:oMath>
-      <w:ins w:id="122" w:author="Levine, Charles Roger CTR USARMY USMA (USA)" w:date="2026-10-12T22:42:00Z">
+      <w:ins w:id="124" w:author="Levine, Charles Roger CTR USARMY USMA (USA)" w:date="2026-10-12T22:42:00Z">
         <w:r>
           <w:t>. These capacities are positive integers satisfying</w:t>
         </w:r>
@@ -11278,7 +11358,7 @@
     <w:p>
       <w:pPr>
         <w:rPr>
-          <w:ins w:id="123" w:author="Levine, Charles Roger CTR USARMY USMA (USA)" w:date="2026-10-12T22:42:00Z"/>
+          <w:ins w:id="125" w:author="Levine, Charles Roger CTR USARMY USMA (USA)" w:date="2026-10-12T22:42:00Z"/>
         </w:rPr>
       </w:pPr>
       <m:oMathPara>
@@ -11349,10 +11429,10 @@
     <w:p>
       <w:pPr>
         <w:rPr>
-          <w:ins w:id="124" w:author="Levine, Charles Roger CTR USARMY USMA (USA)" w:date="2026-10-12T22:42:00Z"/>
+          <w:ins w:id="126" w:author="Levine, Charles Roger CTR USARMY USMA (USA)" w:date="2026-10-12T22:42:00Z"/>
         </w:rPr>
       </w:pPr>
-      <w:ins w:id="125" w:author="Levine, Charles Roger CTR USARMY USMA (USA)" w:date="2026-10-12T22:42:00Z">
+      <w:ins w:id="127" w:author="Levine, Charles Roger CTR USARMY USMA (USA)" w:date="2026-10-12T22:42:00Z">
         <w:r>
           <w:t>The assignment procedure must therefore give every individual one membership and fill every group to its specified capacity.</w:t>
         </w:r>
@@ -11361,10 +11441,10 @@
     <w:p>
       <w:pPr>
         <w:rPr>
-          <w:del w:id="126" w:author="Levine, Charles Roger CTR USARMY USMA (USA)" w:date="2026-10-12T22:42:00Z" w16du:dateUtc="2026-10-13T02:42:00Z"/>
+          <w:del w:id="128" w:author="Levine, Charles Roger CTR USARMY USMA (USA)" w:date="2026-10-12T22:42:00Z" w16du:dateUtc="2026-10-13T02:42:00Z"/>
         </w:rPr>
       </w:pPr>
-      <w:ins w:id="127" w:author="Levine, Charles Roger CTR USARMY USMA (USA)" w:date="2026-10-12T22:42:00Z">
+      <w:ins w:id="129" w:author="Levine, Charles Roger CTR USARMY USMA (USA)" w:date="2026-10-12T22:42:00Z">
         <w:r>
           <w:t xml:space="preserve">The mechanism used here, referred to as the LG mechanism, combines fixed roster capacities with a preference based on the individual characteristic </w:t>
         </w:r>
@@ -11396,22 +11476,22 @@
           </m:sub>
         </m:sSub>
       </m:oMath>
-      <w:ins w:id="128" w:author="Levine, Charles Roger CTR USARMY USMA (USA)" w:date="2026-10-12T22:42:00Z">
+      <w:ins w:id="130" w:author="Levine, Charles Roger CTR USARMY USMA (USA)" w:date="2026-10-12T22:42:00Z">
         <w:r>
           <w:t>. Individuals are more likely to join groups whose current members have similar performance. This is attachment based on a characteristic</w:t>
         </w:r>
       </w:ins>
-      <w:ins w:id="129" w:author="Levine, Charles Roger CTR USARMY USMA (USA)" w:date="2026-10-12T22:44:00Z" w16du:dateUtc="2026-10-13T02:44:00Z">
+      <w:ins w:id="131" w:author="Levine, Charles Roger CTR USARMY USMA (USA)" w:date="2026-10-12T22:44:00Z" w16du:dateUtc="2026-10-13T02:44:00Z">
         <w:r>
           <w:t xml:space="preserve">, importantly here metadata, </w:t>
         </w:r>
       </w:ins>
-      <w:ins w:id="130" w:author="Levine, Charles Roger CTR USARMY USMA (USA)" w:date="2026-10-12T22:42:00Z">
+      <w:ins w:id="132" w:author="Levine, Charles Roger CTR USARMY USMA (USA)" w:date="2026-10-12T22:42:00Z">
         <w:r>
           <w:t>rather than attachment that rewards a group simply because it already has many members. The remaining capacity of a group nevertheless matters because individuals must be allocated among a fixed number of available places.</w:t>
         </w:r>
       </w:ins>
-      <w:del w:id="131" w:author="Levine, Charles Roger CTR USARMY USMA (USA)" w:date="2026-10-12T22:42:00Z" w16du:dateUtc="2026-10-13T02:42:00Z">
+      <w:del w:id="133" w:author="Levine, Charles Roger CTR USARMY USMA (USA)" w:date="2026-10-12T22:42:00Z" w16du:dateUtc="2026-10-13T02:42:00Z">
         <w:r>
           <w:delText>provide memberships and do not require this step. We use artificial groups to investigate the consequences of composition, without claiming to predict every institutional process through which real groups form.</w:delText>
         </w:r>
@@ -11420,10 +11500,10 @@
     <w:p>
       <w:pPr>
         <w:rPr>
-          <w:del w:id="132" w:author="Levine, Charles Roger CTR USARMY USMA (USA)" w:date="2026-10-12T22:42:00Z" w16du:dateUtc="2026-10-13T02:42:00Z"/>
+          <w:del w:id="134" w:author="Levine, Charles Roger CTR USARMY USMA (USA)" w:date="2026-10-12T22:42:00Z" w16du:dateUtc="2026-10-13T02:42:00Z"/>
         </w:rPr>
       </w:pPr>
-      <w:del w:id="133" w:author="Levine, Charles Roger CTR USARMY USMA (USA)" w:date="2026-10-12T22:42:00Z" w16du:dateUtc="2026-10-13T02:42:00Z">
+      <w:del w:id="135" w:author="Levine, Charles Roger CTR USARMY USMA (USA)" w:date="2026-10-12T22:42:00Z" w16du:dateUtc="2026-10-13T02:42:00Z">
         <w:r>
           <w:delText xml:space="preserve">We represent membership as a bipartite network, with individuals on one side and groups on the other. Each individual has one membership edge during the modeled period. Group j must ultimately have </w:delText>
         </w:r>
@@ -11432,7 +11512,7 @@
         <m:sSub>
           <m:sSubPr>
             <m:ctrlPr>
-              <w:del w:id="134" w:author="Levine, Charles Roger CTR USARMY USMA (USA)" w:date="2026-10-12T22:42:00Z" w16du:dateUtc="2026-10-13T02:42:00Z">
+              <w:del w:id="136" w:author="Levine, Charles Roger CTR USARMY USMA (USA)" w:date="2026-10-12T22:42:00Z" w16du:dateUtc="2026-10-13T02:42:00Z">
                 <w:rPr>
                   <w:rFonts w:ascii="Cambria Math" w:hAnsi="Cambria Math"/>
                 </w:rPr>
@@ -11441,7 +11521,7 @@
           </m:sSubPr>
           <m:e>
             <m:r>
-              <w:del w:id="135" w:author="Levine, Charles Roger CTR USARMY USMA (USA)" w:date="2026-10-12T22:42:00Z" w16du:dateUtc="2026-10-13T02:42:00Z">
+              <w:del w:id="137" w:author="Levine, Charles Roger CTR USARMY USMA (USA)" w:date="2026-10-12T22:42:00Z" w16du:dateUtc="2026-10-13T02:42:00Z">
                 <w:rPr>
                   <w:rFonts w:ascii="Cambria Math" w:hAnsi="Cambria Math"/>
                 </w:rPr>
@@ -11451,7 +11531,7 @@
           </m:e>
           <m:sub>
             <m:r>
-              <w:del w:id="136" w:author="Levine, Charles Roger CTR USARMY USMA (USA)" w:date="2026-10-12T22:42:00Z" w16du:dateUtc="2026-10-13T02:42:00Z">
+              <w:del w:id="138" w:author="Levine, Charles Roger CTR USARMY USMA (USA)" w:date="2026-10-12T22:42:00Z" w16du:dateUtc="2026-10-13T02:42:00Z">
                 <w:rPr>
                   <w:rFonts w:ascii="Cambria Math" w:hAnsi="Cambria Math"/>
                 </w:rPr>
@@ -11461,14 +11541,14 @@
           </m:sub>
         </m:sSub>
       </m:oMath>
-      <w:del w:id="137" w:author="Levine, Charles Roger CTR USARMY USMA (USA)" w:date="2026-10-12T22:42:00Z" w16du:dateUtc="2026-10-13T02:42:00Z">
+      <w:del w:id="139" w:author="Levine, Charles Roger CTR USARMY USMA (USA)" w:date="2026-10-12T22:42:00Z" w16du:dateUtc="2026-10-13T02:42:00Z">
         <w:r>
           <w:delText xml:space="preserve"> edges, preserving its specified roster capacity. Shared membership induces peer relationships in the individual projection, but the scoring mechanism can be evaluated directly from group membership without constructing that projection explicitly.</w:delText>
         </w:r>
       </w:del>
     </w:p>
     <w:p>
-      <w:del w:id="138" w:author="Levine, Charles Roger CTR USARMY USMA (USA)" w:date="2026-10-12T22:42:00Z" w16du:dateUtc="2026-10-13T02:42:00Z">
+      <w:del w:id="140" w:author="Levine, Charles Roger CTR USARMY USMA (USA)" w:date="2026-10-12T22:42:00Z" w16du:dateUtc="2026-10-13T02:42:00Z">
         <w:r>
           <w:delText xml:space="preserve">This representation preserves the structural constraints of a bipartite configuration-style reference while allowing characteristic-based attachment to affect which memberships form. The LG mechanism combines fixed roster capacities with a preference based on the metadata </w:delText>
         </w:r>
@@ -11477,7 +11557,7 @@
         <m:sSub>
           <m:sSubPr>
             <m:ctrlPr>
-              <w:del w:id="139" w:author="Levine, Charles Roger CTR USARMY USMA (USA)" w:date="2026-10-12T22:42:00Z" w16du:dateUtc="2026-10-13T02:42:00Z">
+              <w:del w:id="141" w:author="Levine, Charles Roger CTR USARMY USMA (USA)" w:date="2026-10-12T22:42:00Z" w16du:dateUtc="2026-10-13T02:42:00Z">
                 <w:rPr>
                   <w:rFonts w:ascii="Cambria Math" w:hAnsi="Cambria Math"/>
                 </w:rPr>
@@ -11486,7 +11566,7 @@
           </m:sSubPr>
           <m:e>
             <m:r>
-              <w:del w:id="140" w:author="Levine, Charles Roger CTR USARMY USMA (USA)" w:date="2026-10-12T22:42:00Z" w16du:dateUtc="2026-10-13T02:42:00Z">
+              <w:del w:id="142" w:author="Levine, Charles Roger CTR USARMY USMA (USA)" w:date="2026-10-12T22:42:00Z" w16du:dateUtc="2026-10-13T02:42:00Z">
                 <w:rPr>
                   <w:rFonts w:ascii="Cambria Math" w:hAnsi="Cambria Math"/>
                 </w:rPr>
@@ -11496,7 +11576,7 @@
           </m:e>
           <m:sub>
             <m:r>
-              <w:del w:id="141" w:author="Levine, Charles Roger CTR USARMY USMA (USA)" w:date="2026-10-12T22:42:00Z" w16du:dateUtc="2026-10-13T02:42:00Z">
+              <w:del w:id="143" w:author="Levine, Charles Roger CTR USARMY USMA (USA)" w:date="2026-10-12T22:42:00Z" w16du:dateUtc="2026-10-13T02:42:00Z">
                 <w:rPr>
                   <w:rFonts w:ascii="Cambria Math" w:hAnsi="Cambria Math"/>
                 </w:rPr>
@@ -11506,12 +11586,12 @@
           </m:sub>
         </m:sSub>
       </m:oMath>
-      <w:del w:id="142" w:author="Levine, Charles Roger CTR USARMY USMA (USA)" w:date="2026-10-12T22:42:00Z" w16du:dateUtc="2026-10-13T02:42:00Z">
+      <w:del w:id="144" w:author="Levine, Charles Roger CTR USARMY USMA (USA)" w:date="2026-10-12T22:42:00Z" w16du:dateUtc="2026-10-13T02:42:00Z">
         <w:r>
           <w:delText xml:space="preserve">. The similarity term does not reward a group merely for having already acquired many members. A separate experiment that relaxes fixed roster sizes is a different model and is not silently substituted for the mechanism described </w:delText>
         </w:r>
       </w:del>
-      <w:del w:id="143" w:author="Levine, Charles Roger CTR USARMY USMA (USA)" w:date="2026-10-12T22:43:00Z" w16du:dateUtc="2026-10-13T02:43:00Z">
+      <w:del w:id="145" w:author="Levine, Charles Roger CTR USARMY USMA (USA)" w:date="2026-10-12T22:43:00Z" w16du:dateUtc="2026-10-13T02:43:00Z">
         <w:r>
           <w:delText>here.</w:delText>
         </w:r>
@@ -11521,8 +11601,8 @@
       <w:pPr>
         <w:pStyle w:val="Heading2"/>
       </w:pPr>
-      <w:bookmarkStart w:id="144" w:name="X3819545970a9b5cccbdae8e4b8b7e3182042c91"/>
-      <w:bookmarkEnd w:id="113"/>
+      <w:bookmarkStart w:id="146" w:name="X3819545970a9b5cccbdae8e4b8b7e3182042c91"/>
+      <w:bookmarkEnd w:id="115"/>
       <w:r>
         <w:lastRenderedPageBreak/>
         <w:t>4.6.2 Sequential assignment with evolving centroids</w:t>
@@ -11532,7 +11612,7 @@
       <w:pPr>
         <w:pStyle w:val="Heading2"/>
         <w:rPr>
-          <w:ins w:id="145" w:author="Levine, Charles Roger CTR USARMY USMA (USA)" w:date="2026-10-12T22:45:00Z" w16du:dateUtc="2026-10-13T02:45:00Z"/>
+          <w:ins w:id="147" w:author="Levine, Charles Roger CTR USARMY USMA (USA)" w:date="2026-10-12T22:45:00Z" w16du:dateUtc="2026-10-13T02:45:00Z"/>
           <w:rFonts w:ascii="Times New Roman" w:eastAsiaTheme="minorEastAsia" w:hAnsi="Times New Roman" w:cstheme="minorBidi"/>
           <w:b w:val="0"/>
           <w:bCs w:val="0"/>
@@ -11540,7 +11620,7 @@
           <w:szCs w:val="22"/>
         </w:rPr>
       </w:pPr>
-      <w:ins w:id="146" w:author="Levine, Charles Roger CTR USARMY USMA (USA)" w:date="2026-10-12T22:45:00Z" w16du:dateUtc="2026-10-13T02:45:00Z">
+      <w:ins w:id="148" w:author="Levine, Charles Roger CTR USARMY USMA (USA)" w:date="2026-10-12T22:45:00Z" w16du:dateUtc="2026-10-13T02:45:00Z">
         <w:r>
           <w:rPr>
             <w:rFonts w:ascii="Times New Roman" w:eastAsiaTheme="minorEastAsia" w:hAnsi="Times New Roman" w:cstheme="minorBidi"/>
@@ -11579,7 +11659,7 @@
           </m:e>
         </m:acc>
       </m:oMath>
-      <w:ins w:id="147" w:author="Levine, Charles Roger CTR USARMY USMA (USA)" w:date="2026-10-12T22:45:00Z" w16du:dateUtc="2026-10-13T02:45:00Z">
+      <w:ins w:id="149" w:author="Levine, Charles Roger CTR USARMY USMA (USA)" w:date="2026-10-12T22:45:00Z" w16du:dateUtc="2026-10-13T02:45:00Z">
         <w:r>
           <w:rPr>
             <w:rFonts w:ascii="Times New Roman" w:eastAsiaTheme="minorEastAsia" w:hAnsi="Times New Roman" w:cstheme="minorBidi"/>
@@ -11630,7 +11710,7 @@
           </m:sub>
         </m:sSub>
       </m:oMath>
-      <w:ins w:id="148" w:author="Levine, Charles Roger CTR USARMY USMA (USA)" w:date="2026-10-12T22:45:00Z" w16du:dateUtc="2026-10-13T02:45:00Z">
+      <w:ins w:id="150" w:author="Levine, Charles Roger CTR USARMY USMA (USA)" w:date="2026-10-12T22:45:00Z" w16du:dateUtc="2026-10-13T02:45:00Z">
         <w:r>
           <w:rPr>
             <w:rFonts w:ascii="Times New Roman" w:eastAsiaTheme="minorEastAsia" w:hAnsi="Times New Roman" w:cstheme="minorBidi"/>
@@ -11640,31 +11720,6 @@
             <w:szCs w:val="22"/>
           </w:rPr>
           <w:t xml:space="preserve"> replaces the initial reference value. Thereafter, the group’s reference value is the mean performance of its current members. We call this evolving mean its centroid.</w:t>
-        </w:r>
-      </w:ins>
-    </w:p>
-    <w:p>
-      <w:pPr>
-        <w:pStyle w:val="Heading2"/>
-        <w:rPr>
-          <w:ins w:id="149" w:author="Levine, Charles Roger CTR USARMY USMA (USA)" w:date="2026-10-12T22:45:00Z" w16du:dateUtc="2026-10-13T02:45:00Z"/>
-          <w:rFonts w:ascii="Times New Roman" w:eastAsiaTheme="minorEastAsia" w:hAnsi="Times New Roman" w:cstheme="minorBidi"/>
-          <w:b w:val="0"/>
-          <w:bCs w:val="0"/>
-          <w:sz w:val="24"/>
-          <w:szCs w:val="22"/>
-        </w:rPr>
-      </w:pPr>
-      <w:ins w:id="150" w:author="Levine, Charles Roger CTR USARMY USMA (USA)" w:date="2026-10-12T22:45:00Z" w16du:dateUtc="2026-10-13T02:45:00Z">
-        <w:r>
-          <w:rPr>
-            <w:rFonts w:ascii="Times New Roman" w:eastAsiaTheme="minorEastAsia" w:hAnsi="Times New Roman" w:cstheme="minorBidi"/>
-            <w:b w:val="0"/>
-            <w:bCs w:val="0"/>
-            <w:sz w:val="24"/>
-            <w:szCs w:val="22"/>
-          </w:rPr>
-          <w:t>Individuals are processed in a randomly ordered sequence. When an individual is considered for assignment, each group’s probability depends on two quantities: how many places it still has available and how similar its current centroid is to that individual’s performance.</w:t>
         </w:r>
       </w:ins>
     </w:p>
@@ -11689,6 +11744,31 @@
             <w:sz w:val="24"/>
             <w:szCs w:val="22"/>
           </w:rPr>
+          <w:t>Individuals are processed in a randomly ordered sequence. When an individual is considered for assignment, each group’s probability depends on two quantities: how many places it still has available and how similar its current centroid is to that individual’s performance.</w:t>
+        </w:r>
+      </w:ins>
+    </w:p>
+    <w:p>
+      <w:pPr>
+        <w:pStyle w:val="Heading2"/>
+        <w:rPr>
+          <w:ins w:id="153" w:author="Levine, Charles Roger CTR USARMY USMA (USA)" w:date="2026-10-12T22:45:00Z" w16du:dateUtc="2026-10-13T02:45:00Z"/>
+          <w:rFonts w:ascii="Times New Roman" w:eastAsiaTheme="minorEastAsia" w:hAnsi="Times New Roman" w:cstheme="minorBidi"/>
+          <w:b w:val="0"/>
+          <w:bCs w:val="0"/>
+          <w:sz w:val="24"/>
+          <w:szCs w:val="22"/>
+        </w:rPr>
+      </w:pPr>
+      <w:ins w:id="154" w:author="Levine, Charles Roger CTR USARMY USMA (USA)" w:date="2026-10-12T22:45:00Z" w16du:dateUtc="2026-10-13T02:45:00Z">
+        <w:r>
+          <w:rPr>
+            <w:rFonts w:ascii="Times New Roman" w:eastAsiaTheme="minorEastAsia" w:hAnsi="Times New Roman" w:cstheme="minorBidi"/>
+            <w:b w:val="0"/>
+            <w:bCs w:val="0"/>
+            <w:sz w:val="24"/>
+            <w:szCs w:val="22"/>
+          </w:rPr>
           <w:t xml:space="preserve">Let </w:t>
         </w:r>
       </w:ins>
@@ -11705,7 +11785,7 @@
           <m:t>m</m:t>
         </m:r>
       </m:oMath>
-      <w:ins w:id="153" w:author="Levine, Charles Roger CTR USARMY USMA (USA)" w:date="2026-10-12T22:45:00Z" w16du:dateUtc="2026-10-13T02:45:00Z">
+      <w:ins w:id="155" w:author="Levine, Charles Roger CTR USARMY USMA (USA)" w:date="2026-10-12T22:45:00Z" w16du:dateUtc="2026-10-13T02:45:00Z">
         <w:r>
           <w:rPr>
             <w:rFonts w:ascii="Times New Roman" w:eastAsiaTheme="minorEastAsia" w:hAnsi="Times New Roman" w:cstheme="minorBidi"/>
@@ -11782,7 +11862,7 @@
           </m:sup>
         </m:sSubSup>
       </m:oMath>
-      <w:ins w:id="154" w:author="Levine, Charles Roger CTR USARMY USMA (USA)" w:date="2026-10-12T22:45:00Z" w16du:dateUtc="2026-10-13T02:45:00Z">
+      <w:ins w:id="156" w:author="Levine, Charles Roger CTR USARMY USMA (USA)" w:date="2026-10-12T22:45:00Z" w16du:dateUtc="2026-10-13T02:45:00Z">
         <w:r>
           <w:rPr>
             <w:rFonts w:ascii="Times New Roman" w:eastAsiaTheme="minorEastAsia" w:hAnsi="Times New Roman" w:cstheme="minorBidi"/>
@@ -11807,7 +11887,7 @@
           <m:t>j</m:t>
         </m:r>
       </m:oMath>
-      <w:ins w:id="155" w:author="Levine, Charles Roger CTR USARMY USMA (USA)" w:date="2026-10-12T22:45:00Z" w16du:dateUtc="2026-10-13T02:45:00Z">
+      <w:ins w:id="157" w:author="Levine, Charles Roger CTR USARMY USMA (USA)" w:date="2026-10-12T22:45:00Z" w16du:dateUtc="2026-10-13T02:45:00Z">
         <w:r>
           <w:rPr>
             <w:rFonts w:ascii="Times New Roman" w:eastAsiaTheme="minorEastAsia" w:hAnsi="Times New Roman" w:cstheme="minorBidi"/>
@@ -11884,7 +11964,7 @@
           </m:sup>
         </m:sSubSup>
       </m:oMath>
-      <w:ins w:id="156" w:author="Levine, Charles Roger CTR USARMY USMA (USA)" w:date="2026-10-12T22:45:00Z" w16du:dateUtc="2026-10-13T02:45:00Z">
+      <w:ins w:id="158" w:author="Levine, Charles Roger CTR USARMY USMA (USA)" w:date="2026-10-12T22:45:00Z" w16du:dateUtc="2026-10-13T02:45:00Z">
         <w:r>
           <w:rPr>
             <w:rFonts w:ascii="Times New Roman" w:eastAsiaTheme="minorEastAsia" w:hAnsi="Times New Roman" w:cstheme="minorBidi"/>
@@ -11909,7 +11989,7 @@
           <m:t>m</m:t>
         </m:r>
       </m:oMath>
-      <w:ins w:id="157" w:author="Levine, Charles Roger CTR USARMY USMA (USA)" w:date="2026-10-12T22:45:00Z" w16du:dateUtc="2026-10-13T02:45:00Z">
+      <w:ins w:id="159" w:author="Levine, Charles Roger CTR USARMY USMA (USA)" w:date="2026-10-12T22:45:00Z" w16du:dateUtc="2026-10-13T02:45:00Z">
         <w:r>
           <w:rPr>
             <w:rFonts w:ascii="Times New Roman" w:eastAsiaTheme="minorEastAsia" w:hAnsi="Times New Roman" w:cstheme="minorBidi"/>
@@ -11934,7 +12014,7 @@
           <m:t>ρ</m:t>
         </m:r>
       </m:oMath>
-      <w:ins w:id="158" w:author="Levine, Charles Roger CTR USARMY USMA (USA)" w:date="2026-10-12T22:45:00Z" w16du:dateUtc="2026-10-13T02:45:00Z">
+      <w:ins w:id="160" w:author="Levine, Charles Roger CTR USARMY USMA (USA)" w:date="2026-10-12T22:45:00Z" w16du:dateUtc="2026-10-13T02:45:00Z">
         <w:r>
           <w:rPr>
             <w:rFonts w:ascii="Times New Roman" w:eastAsiaTheme="minorEastAsia" w:hAnsi="Times New Roman" w:cstheme="minorBidi"/>
@@ -11959,7 +12039,7 @@
           <m:t>ρ</m:t>
         </m:r>
       </m:oMath>
-      <w:ins w:id="159" w:author="Levine, Charles Roger CTR USARMY USMA (USA)" w:date="2026-10-12T22:45:00Z" w16du:dateUtc="2026-10-13T02:45:00Z">
+      <w:ins w:id="161" w:author="Levine, Charles Roger CTR USARMY USMA (USA)" w:date="2026-10-12T22:45:00Z" w16du:dateUtc="2026-10-13T02:45:00Z">
         <w:r>
           <w:rPr>
             <w:rFonts w:ascii="Times New Roman" w:eastAsiaTheme="minorEastAsia" w:hAnsi="Times New Roman" w:cstheme="minorBidi"/>
@@ -12010,7 +12090,7 @@
           </m:sub>
         </m:sSub>
       </m:oMath>
-      <w:ins w:id="160" w:author="Levine, Charles Roger CTR USARMY USMA (USA)" w:date="2026-10-12T22:45:00Z" w16du:dateUtc="2026-10-13T02:45:00Z">
+      <w:ins w:id="162" w:author="Levine, Charles Roger CTR USARMY USMA (USA)" w:date="2026-10-12T22:45:00Z" w16du:dateUtc="2026-10-13T02:45:00Z">
         <w:r>
           <w:rPr>
             <w:rFonts w:ascii="Times New Roman" w:eastAsiaTheme="minorEastAsia" w:hAnsi="Times New Roman" w:cstheme="minorBidi"/>
@@ -12027,10 +12107,10 @@
       <w:pPr>
         <w:pStyle w:val="BodyText"/>
         <w:rPr>
-          <w:del w:id="161" w:author="Levine, Charles Roger CTR USARMY USMA (USA)" w:date="2026-10-12T22:45:00Z" w16du:dateUtc="2026-10-13T02:45:00Z"/>
+          <w:del w:id="163" w:author="Levine, Charles Roger CTR USARMY USMA (USA)" w:date="2026-10-12T22:45:00Z" w16du:dateUtc="2026-10-13T02:45:00Z"/>
         </w:rPr>
       </w:pPr>
-      <w:ins w:id="162" w:author="Levine, Charles Roger CTR USARMY USMA (USA)" w:date="2026-10-12T22:45:00Z" w16du:dateUtc="2026-10-13T02:45:00Z">
+      <w:ins w:id="164" w:author="Levine, Charles Roger CTR USARMY USMA (USA)" w:date="2026-10-12T22:45:00Z" w16du:dateUtc="2026-10-13T02:45:00Z">
         <w:r>
           <w:t xml:space="preserve">For the individual </w:t>
         </w:r>
@@ -12043,7 +12123,7 @@
           <m:t>i</m:t>
         </m:r>
       </m:oMath>
-      <w:ins w:id="163" w:author="Levine, Charles Roger CTR USARMY USMA (USA)" w:date="2026-10-12T22:45:00Z" w16du:dateUtc="2026-10-13T02:45:00Z">
+      <w:ins w:id="165" w:author="Levine, Charles Roger CTR USARMY USMA (USA)" w:date="2026-10-12T22:45:00Z" w16du:dateUtc="2026-10-13T02:45:00Z">
         <w:r>
           <w:t xml:space="preserve"> considered at step </w:t>
         </w:r>
@@ -12056,7 +12136,7 @@
           <m:t>m</m:t>
         </m:r>
       </m:oMath>
-      <w:ins w:id="164" w:author="Levine, Charles Roger CTR USARMY USMA (USA)" w:date="2026-10-12T22:45:00Z" w16du:dateUtc="2026-10-13T02:45:00Z">
+      <w:ins w:id="166" w:author="Levine, Charles Roger CTR USARMY USMA (USA)" w:date="2026-10-12T22:45:00Z" w16du:dateUtc="2026-10-13T02:45:00Z">
         <w:r>
           <w:t xml:space="preserve">, the probability of assignment to group </w:t>
         </w:r>
@@ -12069,12 +12149,12 @@
           <m:t>j</m:t>
         </m:r>
       </m:oMath>
-      <w:ins w:id="165" w:author="Levine, Charles Roger CTR USARMY USMA (USA)" w:date="2026-10-12T22:45:00Z" w16du:dateUtc="2026-10-13T02:45:00Z">
+      <w:ins w:id="167" w:author="Levine, Charles Roger CTR USARMY USMA (USA)" w:date="2026-10-12T22:45:00Z" w16du:dateUtc="2026-10-13T02:45:00Z">
         <w:r>
           <w:t xml:space="preserve"> is</w:t>
         </w:r>
       </w:ins>
-      <w:del w:id="166" w:author="Levine, Charles Roger CTR USARMY USMA (USA)" w:date="2026-10-12T22:45:00Z" w16du:dateUtc="2026-10-13T02:45:00Z">
+      <w:del w:id="168" w:author="Levine, Charles Roger CTR USARMY USMA (USA)" w:date="2026-10-12T22:45:00Z" w16du:dateUtc="2026-10-13T02:45:00Z">
         <w:r>
           <w:delText xml:space="preserve">Before assignment, every group has zero members. Its centroid is initialized to the common population mean </w:delText>
         </w:r>
@@ -12084,7 +12164,7 @@
           <m:barPr>
             <m:pos m:val="top"/>
             <m:ctrlPr>
-              <w:del w:id="167" w:author="Levine, Charles Roger CTR USARMY USMA (USA)" w:date="2026-10-12T22:45:00Z" w16du:dateUtc="2026-10-13T02:45:00Z">
+              <w:del w:id="169" w:author="Levine, Charles Roger CTR USARMY USMA (USA)" w:date="2026-10-12T22:45:00Z" w16du:dateUtc="2026-10-13T02:45:00Z">
                 <w:rPr>
                   <w:rFonts w:ascii="Cambria Math" w:hAnsi="Cambria Math"/>
                 </w:rPr>
@@ -12093,7 +12173,7 @@
           </m:barPr>
           <m:e>
             <m:r>
-              <w:del w:id="168" w:author="Levine, Charles Roger CTR USARMY USMA (USA)" w:date="2026-10-12T22:45:00Z" w16du:dateUtc="2026-10-13T02:45:00Z">
+              <w:del w:id="170" w:author="Levine, Charles Roger CTR USARMY USMA (USA)" w:date="2026-10-12T22:45:00Z" w16du:dateUtc="2026-10-13T02:45:00Z">
                 <w:rPr>
                   <w:rFonts w:ascii="Cambria Math" w:hAnsi="Cambria Math"/>
                 </w:rPr>
@@ -12103,7 +12183,7 @@
           </m:e>
         </m:bar>
       </m:oMath>
-      <w:del w:id="169" w:author="Levine, Charles Roger CTR USARMY USMA (USA)" w:date="2026-10-12T22:45:00Z" w16du:dateUtc="2026-10-13T02:45:00Z">
+      <w:del w:id="171" w:author="Levine, Charles Roger CTR USARMY USMA (USA)" w:date="2026-10-12T22:45:00Z" w16du:dateUtc="2026-10-13T02:45:00Z">
         <w:r>
           <w:delText xml:space="preserve">. Individuals are considered in randomized order. Let </w:delText>
         </w:r>
@@ -12112,7 +12192,7 @@
         <m:sSubSup>
           <m:sSubSupPr>
             <m:ctrlPr>
-              <w:del w:id="170" w:author="Levine, Charles Roger CTR USARMY USMA (USA)" w:date="2026-10-12T22:45:00Z" w16du:dateUtc="2026-10-13T02:45:00Z">
+              <w:del w:id="172" w:author="Levine, Charles Roger CTR USARMY USMA (USA)" w:date="2026-10-12T22:45:00Z" w16du:dateUtc="2026-10-13T02:45:00Z">
                 <w:rPr>
                   <w:rFonts w:ascii="Cambria Math" w:hAnsi="Cambria Math"/>
                 </w:rPr>
@@ -12121,7 +12201,7 @@
           </m:sSubSupPr>
           <m:e>
             <m:r>
-              <w:del w:id="171" w:author="Levine, Charles Roger CTR USARMY USMA (USA)" w:date="2026-10-12T22:45:00Z" w16du:dateUtc="2026-10-13T02:45:00Z">
+              <w:del w:id="173" w:author="Levine, Charles Roger CTR USARMY USMA (USA)" w:date="2026-10-12T22:45:00Z" w16du:dateUtc="2026-10-13T02:45:00Z">
                 <w:rPr>
                   <w:rFonts w:ascii="Cambria Math" w:hAnsi="Cambria Math"/>
                 </w:rPr>
@@ -12131,7 +12211,7 @@
           </m:e>
           <m:sub>
             <m:r>
-              <w:del w:id="172" w:author="Levine, Charles Roger CTR USARMY USMA (USA)" w:date="2026-10-12T22:45:00Z" w16du:dateUtc="2026-10-13T02:45:00Z">
+              <w:del w:id="174" w:author="Levine, Charles Roger CTR USARMY USMA (USA)" w:date="2026-10-12T22:45:00Z" w16du:dateUtc="2026-10-13T02:45:00Z">
                 <w:rPr>
                   <w:rFonts w:ascii="Cambria Math" w:hAnsi="Cambria Math"/>
                 </w:rPr>
@@ -12140,25 +12220,6 @@
             </m:r>
           </m:sub>
           <m:sup>
-            <m:r>
-              <w:del w:id="173" w:author="Levine, Charles Roger CTR USARMY USMA (USA)" w:date="2026-10-12T22:45:00Z" w16du:dateUtc="2026-10-13T02:45:00Z">
-                <m:rPr>
-                  <m:sty m:val="p"/>
-                </m:rPr>
-                <w:rPr>
-                  <w:rFonts w:ascii="Cambria Math" w:hAnsi="Cambria Math"/>
-                </w:rPr>
-                <m:t>(</m:t>
-              </w:del>
-            </m:r>
-            <m:r>
-              <w:del w:id="174" w:author="Levine, Charles Roger CTR USARMY USMA (USA)" w:date="2026-10-12T22:45:00Z" w16du:dateUtc="2026-10-13T02:45:00Z">
-                <w:rPr>
-                  <w:rFonts w:ascii="Cambria Math" w:hAnsi="Cambria Math"/>
-                </w:rPr>
-                <m:t>m</m:t>
-              </w:del>
-            </m:r>
             <m:r>
               <w:del w:id="175" w:author="Levine, Charles Roger CTR USARMY USMA (USA)" w:date="2026-10-12T22:45:00Z" w16du:dateUtc="2026-10-13T02:45:00Z">
                 <m:rPr>
@@ -12167,13 +12228,32 @@
                 <w:rPr>
                   <w:rFonts w:ascii="Cambria Math" w:hAnsi="Cambria Math"/>
                 </w:rPr>
+                <m:t>(</m:t>
+              </w:del>
+            </m:r>
+            <m:r>
+              <w:del w:id="176" w:author="Levine, Charles Roger CTR USARMY USMA (USA)" w:date="2026-10-12T22:45:00Z" w16du:dateUtc="2026-10-13T02:45:00Z">
+                <w:rPr>
+                  <w:rFonts w:ascii="Cambria Math" w:hAnsi="Cambria Math"/>
+                </w:rPr>
+                <m:t>m</m:t>
+              </w:del>
+            </m:r>
+            <m:r>
+              <w:del w:id="177" w:author="Levine, Charles Roger CTR USARMY USMA (USA)" w:date="2026-10-12T22:45:00Z" w16du:dateUtc="2026-10-13T02:45:00Z">
+                <m:rPr>
+                  <m:sty m:val="p"/>
+                </m:rPr>
+                <w:rPr>
+                  <w:rFonts w:ascii="Cambria Math" w:hAnsi="Cambria Math"/>
+                </w:rPr>
                 <m:t>)</m:t>
               </w:del>
             </m:r>
           </m:sup>
         </m:sSubSup>
       </m:oMath>
-      <w:del w:id="176" w:author="Levine, Charles Roger CTR USARMY USMA (USA)" w:date="2026-10-12T22:45:00Z" w16du:dateUtc="2026-10-13T02:45:00Z">
+      <w:del w:id="178" w:author="Levine, Charles Roger CTR USARMY USMA (USA)" w:date="2026-10-12T22:45:00Z" w16du:dateUtc="2026-10-13T02:45:00Z">
         <w:r>
           <w:delText xml:space="preserve"> be the number of remaining places in group j at step m, and let </w:delText>
         </w:r>
@@ -12182,7 +12262,7 @@
         <m:sSubSup>
           <m:sSubSupPr>
             <m:ctrlPr>
-              <w:del w:id="177" w:author="Levine, Charles Roger CTR USARMY USMA (USA)" w:date="2026-10-12T22:45:00Z" w16du:dateUtc="2026-10-13T02:45:00Z">
+              <w:del w:id="179" w:author="Levine, Charles Roger CTR USARMY USMA (USA)" w:date="2026-10-12T22:45:00Z" w16du:dateUtc="2026-10-13T02:45:00Z">
                 <w:rPr>
                   <w:rFonts w:ascii="Cambria Math" w:hAnsi="Cambria Math"/>
                 </w:rPr>
@@ -12191,7 +12271,7 @@
           </m:sSubSupPr>
           <m:e>
             <m:r>
-              <w:del w:id="178" w:author="Levine, Charles Roger CTR USARMY USMA (USA)" w:date="2026-10-12T22:45:00Z" w16du:dateUtc="2026-10-13T02:45:00Z">
+              <w:del w:id="180" w:author="Levine, Charles Roger CTR USARMY USMA (USA)" w:date="2026-10-12T22:45:00Z" w16du:dateUtc="2026-10-13T02:45:00Z">
                 <w:rPr>
                   <w:rFonts w:ascii="Cambria Math" w:hAnsi="Cambria Math"/>
                 </w:rPr>
@@ -12201,7 +12281,7 @@
           </m:e>
           <m:sub>
             <m:r>
-              <w:del w:id="179" w:author="Levine, Charles Roger CTR USARMY USMA (USA)" w:date="2026-10-12T22:45:00Z" w16du:dateUtc="2026-10-13T02:45:00Z">
+              <w:del w:id="181" w:author="Levine, Charles Roger CTR USARMY USMA (USA)" w:date="2026-10-12T22:45:00Z" w16du:dateUtc="2026-10-13T02:45:00Z">
                 <w:rPr>
                   <w:rFonts w:ascii="Cambria Math" w:hAnsi="Cambria Math"/>
                 </w:rPr>
@@ -12210,25 +12290,6 @@
             </m:r>
           </m:sub>
           <m:sup>
-            <m:r>
-              <w:del w:id="180" w:author="Levine, Charles Roger CTR USARMY USMA (USA)" w:date="2026-10-12T22:45:00Z" w16du:dateUtc="2026-10-13T02:45:00Z">
-                <m:rPr>
-                  <m:sty m:val="p"/>
-                </m:rPr>
-                <w:rPr>
-                  <w:rFonts w:ascii="Cambria Math" w:hAnsi="Cambria Math"/>
-                </w:rPr>
-                <m:t>(</m:t>
-              </w:del>
-            </m:r>
-            <m:r>
-              <w:del w:id="181" w:author="Levine, Charles Roger CTR USARMY USMA (USA)" w:date="2026-10-12T22:45:00Z" w16du:dateUtc="2026-10-13T02:45:00Z">
-                <w:rPr>
-                  <w:rFonts w:ascii="Cambria Math" w:hAnsi="Cambria Math"/>
-                </w:rPr>
-                <m:t>m</m:t>
-              </w:del>
-            </m:r>
             <m:r>
               <w:del w:id="182" w:author="Levine, Charles Roger CTR USARMY USMA (USA)" w:date="2026-10-12T22:45:00Z" w16du:dateUtc="2026-10-13T02:45:00Z">
                 <m:rPr>
@@ -12237,20 +12298,39 @@
                 <w:rPr>
                   <w:rFonts w:ascii="Cambria Math" w:hAnsi="Cambria Math"/>
                 </w:rPr>
+                <m:t>(</m:t>
+              </w:del>
+            </m:r>
+            <m:r>
+              <w:del w:id="183" w:author="Levine, Charles Roger CTR USARMY USMA (USA)" w:date="2026-10-12T22:45:00Z" w16du:dateUtc="2026-10-13T02:45:00Z">
+                <w:rPr>
+                  <w:rFonts w:ascii="Cambria Math" w:hAnsi="Cambria Math"/>
+                </w:rPr>
+                <m:t>m</m:t>
+              </w:del>
+            </m:r>
+            <m:r>
+              <w:del w:id="184" w:author="Levine, Charles Roger CTR USARMY USMA (USA)" w:date="2026-10-12T22:45:00Z" w16du:dateUtc="2026-10-13T02:45:00Z">
+                <m:rPr>
+                  <m:sty m:val="p"/>
+                </m:rPr>
+                <w:rPr>
+                  <w:rFonts w:ascii="Cambria Math" w:hAnsi="Cambria Math"/>
+                </w:rPr>
                 <m:t>)</m:t>
               </w:del>
             </m:r>
           </m:sup>
         </m:sSubSup>
       </m:oMath>
-      <w:del w:id="183" w:author="Levine, Charles Roger CTR USARMY USMA (USA)" w:date="2026-10-12T22:45:00Z" w16du:dateUtc="2026-10-13T02:45:00Z">
+      <w:del w:id="185" w:author="Levine, Charles Roger CTR USARMY USMA (USA)" w:date="2026-10-12T22:45:00Z" w16du:dateUtc="2026-10-13T02:45:00Z">
         <w:r>
           <w:delText xml:space="preserve"> be its centroid just before the next assignment. For the individual </w:delText>
         </w:r>
       </w:del>
       <m:oMath>
         <m:r>
-          <w:del w:id="184" w:author="Levine, Charles Roger CTR USARMY USMA (USA)" w:date="2026-10-12T22:45:00Z" w16du:dateUtc="2026-10-13T02:45:00Z">
+          <w:del w:id="186" w:author="Levine, Charles Roger CTR USARMY USMA (USA)" w:date="2026-10-12T22:45:00Z" w16du:dateUtc="2026-10-13T02:45:00Z">
             <w:rPr>
               <w:rFonts w:ascii="Cambria Math" w:hAnsi="Cambria Math"/>
             </w:rPr>
@@ -12258,7 +12338,7 @@
           </w:del>
         </m:r>
       </m:oMath>
-      <w:del w:id="185" w:author="Levine, Charles Roger CTR USARMY USMA (USA)" w:date="2026-10-12T22:45:00Z" w16du:dateUtc="2026-10-13T02:45:00Z">
+      <w:del w:id="187" w:author="Levine, Charles Roger CTR USARMY USMA (USA)" w:date="2026-10-12T22:45:00Z" w16du:dateUtc="2026-10-13T02:45:00Z">
         <w:r>
           <w:delText xml:space="preserve"> arriving at that step, the assignment probability </w:delText>
         </w:r>
@@ -12268,7 +12348,7 @@
       </w:del>
       <m:oMath>
         <m:r>
-          <w:del w:id="186" w:author="Levine, Charles Roger CTR USARMY USMA (USA)" w:date="2026-10-12T22:45:00Z" w16du:dateUtc="2026-10-13T02:45:00Z">
+          <w:del w:id="188" w:author="Levine, Charles Roger CTR USARMY USMA (USA)" w:date="2026-10-12T22:45:00Z" w16du:dateUtc="2026-10-13T02:45:00Z">
             <w:rPr>
               <w:rFonts w:ascii="Cambria Math" w:hAnsi="Cambria Math"/>
             </w:rPr>
@@ -12276,7 +12356,7 @@
           </w:del>
         </m:r>
       </m:oMath>
-      <w:del w:id="187" w:author="Levine, Charles Roger CTR USARMY USMA (USA)" w:date="2026-10-12T22:45:00Z" w16du:dateUtc="2026-10-13T02:45:00Z">
+      <w:del w:id="189" w:author="Levine, Charles Roger CTR USARMY USMA (USA)" w:date="2026-10-12T22:45:00Z" w16du:dateUtc="2026-10-13T02:45:00Z">
         <w:r>
           <w:delText xml:space="preserve"> </w:delText>
         </w:r>
@@ -12288,7 +12368,7 @@
     <w:p>
       <w:pPr>
         <w:rPr>
-          <w:ins w:id="188" w:author="Levine, Charles Roger CTR USARMY USMA (USA)" w:date="2026-10-12T22:47:00Z" w16du:dateUtc="2026-10-13T02:47:00Z"/>
+          <w:ins w:id="190" w:author="Levine, Charles Roger CTR USARMY USMA (USA)" w:date="2026-10-12T22:47:00Z" w16du:dateUtc="2026-10-13T02:47:00Z"/>
         </w:rPr>
       </w:pPr>
     </w:p>
@@ -12729,10 +12809,10 @@
     <w:p>
       <w:pPr>
         <w:rPr>
-          <w:ins w:id="189" w:author="Levine, Charles Roger CTR USARMY USMA (USA)" w:date="2026-10-12T22:48:00Z"/>
+          <w:ins w:id="191" w:author="Levine, Charles Roger CTR USARMY USMA (USA)" w:date="2026-10-12T22:48:00Z"/>
         </w:rPr>
       </w:pPr>
-      <w:del w:id="190" w:author="Levine, Charles Roger CTR USARMY USMA (USA)" w:date="2026-10-12T22:48:00Z" w16du:dateUtc="2026-10-13T02:48:00Z">
+      <w:del w:id="192" w:author="Levine, Charles Roger CTR USARMY USMA (USA)" w:date="2026-10-12T22:48:00Z" w16du:dateUtc="2026-10-13T02:48:00Z">
         <w:r>
           <w:delText xml:space="preserve">A full group has zero remaining capacity and receives zero probability. The factor </w:delText>
         </w:r>
@@ -12741,7 +12821,7 @@
         <m:sSubSup>
           <m:sSubSupPr>
             <m:ctrlPr>
-              <w:del w:id="191" w:author="Levine, Charles Roger CTR USARMY USMA (USA)" w:date="2026-10-12T22:48:00Z" w16du:dateUtc="2026-10-13T02:48:00Z">
+              <w:del w:id="193" w:author="Levine, Charles Roger CTR USARMY USMA (USA)" w:date="2026-10-12T22:48:00Z" w16du:dateUtc="2026-10-13T02:48:00Z">
                 <w:rPr>
                   <w:rFonts w:ascii="Cambria Math" w:hAnsi="Cambria Math"/>
                 </w:rPr>
@@ -12750,7 +12830,7 @@
           </m:sSubSupPr>
           <m:e>
             <m:r>
-              <w:del w:id="192" w:author="Levine, Charles Roger CTR USARMY USMA (USA)" w:date="2026-10-12T22:48:00Z" w16du:dateUtc="2026-10-13T02:48:00Z">
+              <w:del w:id="194" w:author="Levine, Charles Roger CTR USARMY USMA (USA)" w:date="2026-10-12T22:48:00Z" w16du:dateUtc="2026-10-13T02:48:00Z">
                 <w:rPr>
                   <w:rFonts w:ascii="Cambria Math" w:hAnsi="Cambria Math"/>
                 </w:rPr>
@@ -12760,7 +12840,7 @@
           </m:e>
           <m:sub>
             <m:r>
-              <w:del w:id="193" w:author="Levine, Charles Roger CTR USARMY USMA (USA)" w:date="2026-10-12T22:48:00Z" w16du:dateUtc="2026-10-13T02:48:00Z">
+              <w:del w:id="195" w:author="Levine, Charles Roger CTR USARMY USMA (USA)" w:date="2026-10-12T22:48:00Z" w16du:dateUtc="2026-10-13T02:48:00Z">
                 <w:rPr>
                   <w:rFonts w:ascii="Cambria Math" w:hAnsi="Cambria Math"/>
                 </w:rPr>
@@ -12769,25 +12849,6 @@
             </m:r>
           </m:sub>
           <m:sup>
-            <m:r>
-              <w:del w:id="194" w:author="Levine, Charles Roger CTR USARMY USMA (USA)" w:date="2026-10-12T22:48:00Z" w16du:dateUtc="2026-10-13T02:48:00Z">
-                <m:rPr>
-                  <m:sty m:val="p"/>
-                </m:rPr>
-                <w:rPr>
-                  <w:rFonts w:ascii="Cambria Math" w:hAnsi="Cambria Math"/>
-                </w:rPr>
-                <m:t>(</m:t>
-              </w:del>
-            </m:r>
-            <m:r>
-              <w:del w:id="195" w:author="Levine, Charles Roger CTR USARMY USMA (USA)" w:date="2026-10-12T22:48:00Z" w16du:dateUtc="2026-10-13T02:48:00Z">
-                <w:rPr>
-                  <w:rFonts w:ascii="Cambria Math" w:hAnsi="Cambria Math"/>
-                </w:rPr>
-                <m:t>m</m:t>
-              </w:del>
-            </m:r>
             <m:r>
               <w:del w:id="196" w:author="Levine, Charles Roger CTR USARMY USMA (USA)" w:date="2026-10-12T22:48:00Z" w16du:dateUtc="2026-10-13T02:48:00Z">
                 <m:rPr>
@@ -12796,23 +12857,42 @@
                 <w:rPr>
                   <w:rFonts w:ascii="Cambria Math" w:hAnsi="Cambria Math"/>
                 </w:rPr>
+                <m:t>(</m:t>
+              </w:del>
+            </m:r>
+            <m:r>
+              <w:del w:id="197" w:author="Levine, Charles Roger CTR USARMY USMA (USA)" w:date="2026-10-12T22:48:00Z" w16du:dateUtc="2026-10-13T02:48:00Z">
+                <w:rPr>
+                  <w:rFonts w:ascii="Cambria Math" w:hAnsi="Cambria Math"/>
+                </w:rPr>
+                <m:t>m</m:t>
+              </w:del>
+            </m:r>
+            <m:r>
+              <w:del w:id="198" w:author="Levine, Charles Roger CTR USARMY USMA (USA)" w:date="2026-10-12T22:48:00Z" w16du:dateUtc="2026-10-13T02:48:00Z">
+                <m:rPr>
+                  <m:sty m:val="p"/>
+                </m:rPr>
+                <w:rPr>
+                  <w:rFonts w:ascii="Cambria Math" w:hAnsi="Cambria Math"/>
+                </w:rPr>
                 <m:t>)</m:t>
               </w:del>
             </m:r>
           </m:sup>
         </m:sSubSup>
       </m:oMath>
-      <w:del w:id="197" w:author="Levine, Charles Roger CTR USARMY USMA (USA)" w:date="2026-10-12T22:48:00Z" w16du:dateUtc="2026-10-13T02:48:00Z">
+      <w:del w:id="199" w:author="Levine, Charles Roger CTR USARMY USMA (USA)" w:date="2026-10-12T22:48:00Z" w16du:dateUtc="2026-10-13T02:48:00Z">
         <w:r>
           <w:delText xml:space="preserve"> accounts for available </w:delText>
         </w:r>
       </w:del>
-      <w:ins w:id="198" w:author="Levine, Charles Roger CTR USARMY USMA (USA)" w:date="2026-10-12T22:48:00Z" w16du:dateUtc="2026-10-13T02:48:00Z">
+      <w:ins w:id="200" w:author="Levine, Charles Roger CTR USARMY USMA (USA)" w:date="2026-10-12T22:48:00Z" w16du:dateUtc="2026-10-13T02:48:00Z">
         <w:r>
           <w:t xml:space="preserve">The </w:t>
         </w:r>
       </w:ins>
-      <w:ins w:id="199" w:author="Levine, Charles Roger CTR USARMY USMA (USA)" w:date="2026-10-12T22:48:00Z">
+      <w:ins w:id="201" w:author="Levine, Charles Roger CTR USARMY USMA (USA)" w:date="2026-10-12T22:48:00Z">
         <w:r>
           <w:t xml:space="preserve">absolute difference </w:t>
         </w:r>
@@ -12907,7 +12987,7 @@
           </m:e>
         </m:d>
       </m:oMath>
-      <w:ins w:id="200" w:author="Levine, Charles Roger CTR USARMY USMA (USA)" w:date="2026-10-12T22:48:00Z">
+      <w:ins w:id="202" w:author="Levine, Charles Roger CTR USARMY USMA (USA)" w:date="2026-10-12T22:48:00Z">
         <w:r>
           <w:t xml:space="preserve"> measures the distance between the individual’s performance and the group’s current centroid. The exponential term decreases as that distance increases. Multiplying by </w:t>
         </w:r>
@@ -12958,7 +13038,7 @@
           </m:sup>
         </m:sSubSup>
       </m:oMath>
-      <w:ins w:id="201" w:author="Levine, Charles Roger CTR USARMY USMA (USA)" w:date="2026-10-12T22:48:00Z">
+      <w:ins w:id="203" w:author="Levine, Charles Roger CTR USARMY USMA (USA)" w:date="2026-10-12T22:48:00Z">
         <w:r>
           <w:t xml:space="preserve"> accounts for the number of available places, and the denominator normalizes the weights so that the assignment probabilities sum to one. A full group has </w:t>
         </w:r>
@@ -13015,7 +13095,7 @@
           <m:t>=0</m:t>
         </m:r>
       </m:oMath>
-      <w:ins w:id="202" w:author="Levine, Charles Roger CTR USARMY USMA (USA)" w:date="2026-10-12T22:48:00Z">
+      <w:ins w:id="204" w:author="Levine, Charles Roger CTR USARMY USMA (USA)" w:date="2026-10-12T22:48:00Z">
         <w:r>
           <w:t xml:space="preserve"> and cannot receive another individual.</w:t>
         </w:r>
@@ -13024,10 +13104,10 @@
     <w:p>
       <w:pPr>
         <w:rPr>
-          <w:ins w:id="203" w:author="Levine, Charles Roger CTR USARMY USMA (USA)" w:date="2026-10-12T22:48:00Z"/>
+          <w:ins w:id="205" w:author="Levine, Charles Roger CTR USARMY USMA (USA)" w:date="2026-10-12T22:48:00Z"/>
         </w:rPr>
       </w:pPr>
-      <w:ins w:id="204" w:author="Levine, Charles Roger CTR USARMY USMA (USA)" w:date="2026-10-12T22:48:00Z">
+      <w:ins w:id="206" w:author="Levine, Charles Roger CTR USARMY USMA (USA)" w:date="2026-10-12T22:48:00Z">
         <w:r>
           <w:t>The procedure can be stated step by step:</w:t>
         </w:r>
@@ -13041,9 +13121,9 @@
         </w:numPr>
         <w:spacing w:after="0" w:line="240" w:lineRule="auto"/>
         <w:rPr>
-          <w:ins w:id="205" w:author="Levine, Charles Roger CTR USARMY USMA (USA)" w:date="2026-10-12T22:48:00Z"/>
+          <w:ins w:id="207" w:author="Levine, Charles Roger CTR USARMY USMA (USA)" w:date="2026-10-12T22:48:00Z"/>
         </w:rPr>
-        <w:pPrChange w:id="206" w:author="Levine, Charles Roger CTR USARMY USMA (USA)" w:date="2026-10-12T22:50:00Z" w16du:dateUtc="2026-10-13T02:50:00Z">
+        <w:pPrChange w:id="208" w:author="Levine, Charles Roger CTR USARMY USMA (USA)" w:date="2026-10-12T22:50:00Z" w16du:dateUtc="2026-10-13T02:50:00Z">
           <w:pPr>
             <w:numPr>
               <w:numId w:val="16"/>
@@ -13055,7 +13135,7 @@
           </w:pPr>
         </w:pPrChange>
       </w:pPr>
-      <w:ins w:id="207" w:author="Levine, Charles Roger CTR USARMY USMA (USA)" w:date="2026-10-12T22:48:00Z">
+      <w:ins w:id="209" w:author="Levine, Charles Roger CTR USARMY USMA (USA)" w:date="2026-10-12T22:48:00Z">
         <w:r>
           <w:t xml:space="preserve">Initialize every group with zero members, </w:t>
         </w:r>
@@ -13118,7 +13198,7 @@
           </m:sub>
         </m:sSub>
       </m:oMath>
-      <w:ins w:id="208" w:author="Levine, Charles Roger CTR USARMY USMA (USA)" w:date="2026-10-12T22:48:00Z">
+      <w:ins w:id="210" w:author="Levine, Charles Roger CTR USARMY USMA (USA)" w:date="2026-10-12T22:48:00Z">
         <w:r>
           <w:t xml:space="preserve">, and </w:t>
         </w:r>
@@ -13174,7 +13254,7 @@
           </m:e>
         </m:acc>
       </m:oMath>
-      <w:ins w:id="209" w:author="Levine, Charles Roger CTR USARMY USMA (USA)" w:date="2026-10-12T22:48:00Z">
+      <w:ins w:id="211" w:author="Levine, Charles Roger CTR USARMY USMA (USA)" w:date="2026-10-12T22:48:00Z">
         <w:r>
           <w:t>.</w:t>
         </w:r>
@@ -13188,9 +13268,9 @@
         </w:numPr>
         <w:spacing w:after="0" w:line="240" w:lineRule="auto"/>
         <w:rPr>
-          <w:ins w:id="210" w:author="Levine, Charles Roger CTR USARMY USMA (USA)" w:date="2026-10-12T22:48:00Z"/>
+          <w:ins w:id="212" w:author="Levine, Charles Roger CTR USARMY USMA (USA)" w:date="2026-10-12T22:48:00Z"/>
         </w:rPr>
-        <w:pPrChange w:id="211" w:author="Levine, Charles Roger CTR USARMY USMA (USA)" w:date="2026-10-12T22:50:00Z" w16du:dateUtc="2026-10-13T02:50:00Z">
+        <w:pPrChange w:id="213" w:author="Levine, Charles Roger CTR USARMY USMA (USA)" w:date="2026-10-12T22:50:00Z" w16du:dateUtc="2026-10-13T02:50:00Z">
           <w:pPr>
             <w:numPr>
               <w:numId w:val="16"/>
@@ -13202,7 +13282,7 @@
           </w:pPr>
         </w:pPrChange>
       </w:pPr>
-      <w:ins w:id="212" w:author="Levine, Charles Roger CTR USARMY USMA (USA)" w:date="2026-10-12T22:48:00Z">
+      <w:ins w:id="214" w:author="Levine, Charles Roger CTR USARMY USMA (USA)" w:date="2026-10-12T22:48:00Z">
         <w:r>
           <w:t xml:space="preserve">Randomly order the </w:t>
         </w:r>
@@ -13215,7 +13295,7 @@
           <m:t>N</m:t>
         </m:r>
       </m:oMath>
-      <w:ins w:id="213" w:author="Levine, Charles Roger CTR USARMY USMA (USA)" w:date="2026-10-12T22:48:00Z">
+      <w:ins w:id="215" w:author="Levine, Charles Roger CTR USARMY USMA (USA)" w:date="2026-10-12T22:48:00Z">
         <w:r>
           <w:t xml:space="preserve"> individuals.</w:t>
         </w:r>
@@ -13229,9 +13309,9 @@
         </w:numPr>
         <w:spacing w:after="0" w:line="240" w:lineRule="auto"/>
         <w:rPr>
-          <w:ins w:id="214" w:author="Levine, Charles Roger CTR USARMY USMA (USA)" w:date="2026-10-12T22:48:00Z"/>
+          <w:ins w:id="216" w:author="Levine, Charles Roger CTR USARMY USMA (USA)" w:date="2026-10-12T22:48:00Z"/>
         </w:rPr>
-        <w:pPrChange w:id="215" w:author="Levine, Charles Roger CTR USARMY USMA (USA)" w:date="2026-10-12T22:50:00Z" w16du:dateUtc="2026-10-13T02:50:00Z">
+        <w:pPrChange w:id="217" w:author="Levine, Charles Roger CTR USARMY USMA (USA)" w:date="2026-10-12T22:50:00Z" w16du:dateUtc="2026-10-13T02:50:00Z">
           <w:pPr>
             <w:numPr>
               <w:numId w:val="16"/>
@@ -13243,7 +13323,7 @@
           </w:pPr>
         </w:pPrChange>
       </w:pPr>
-      <w:ins w:id="216" w:author="Levine, Charles Roger CTR USARMY USMA (USA)" w:date="2026-10-12T22:48:00Z">
+      <w:ins w:id="218" w:author="Levine, Charles Roger CTR USARMY USMA (USA)" w:date="2026-10-12T22:48:00Z">
         <w:r>
           <w:t>For the next individual, calculate the assignment probabilities from the current capacities and centroids.</w:t>
         </w:r>
@@ -13257,9 +13337,9 @@
         </w:numPr>
         <w:spacing w:after="0" w:line="240" w:lineRule="auto"/>
         <w:rPr>
-          <w:ins w:id="217" w:author="Levine, Charles Roger CTR USARMY USMA (USA)" w:date="2026-10-12T22:48:00Z"/>
+          <w:ins w:id="219" w:author="Levine, Charles Roger CTR USARMY USMA (USA)" w:date="2026-10-12T22:48:00Z"/>
         </w:rPr>
-        <w:pPrChange w:id="218" w:author="Levine, Charles Roger CTR USARMY USMA (USA)" w:date="2026-10-12T22:50:00Z" w16du:dateUtc="2026-10-13T02:50:00Z">
+        <w:pPrChange w:id="220" w:author="Levine, Charles Roger CTR USARMY USMA (USA)" w:date="2026-10-12T22:50:00Z" w16du:dateUtc="2026-10-13T02:50:00Z">
           <w:pPr>
             <w:numPr>
               <w:numId w:val="16"/>
@@ -13271,7 +13351,7 @@
           </w:pPr>
         </w:pPrChange>
       </w:pPr>
-      <w:ins w:id="219" w:author="Levine, Charles Roger CTR USARMY USMA (USA)" w:date="2026-10-12T22:48:00Z">
+      <w:ins w:id="221" w:author="Levine, Charles Roger CTR USARMY USMA (USA)" w:date="2026-10-12T22:48:00Z">
         <w:r>
           <w:t>Draw one group according to those probabilities and assign the individual to it.</w:t>
         </w:r>
@@ -13285,9 +13365,9 @@
         </w:numPr>
         <w:spacing w:after="0" w:line="240" w:lineRule="auto"/>
         <w:rPr>
-          <w:ins w:id="220" w:author="Levine, Charles Roger CTR USARMY USMA (USA)" w:date="2026-10-12T22:48:00Z"/>
+          <w:ins w:id="222" w:author="Levine, Charles Roger CTR USARMY USMA (USA)" w:date="2026-10-12T22:48:00Z"/>
         </w:rPr>
-        <w:pPrChange w:id="221" w:author="Levine, Charles Roger CTR USARMY USMA (USA)" w:date="2026-10-12T22:50:00Z" w16du:dateUtc="2026-10-13T02:50:00Z">
+        <w:pPrChange w:id="223" w:author="Levine, Charles Roger CTR USARMY USMA (USA)" w:date="2026-10-12T22:50:00Z" w16du:dateUtc="2026-10-13T02:50:00Z">
           <w:pPr>
             <w:numPr>
               <w:numId w:val="16"/>
@@ -13299,7 +13379,7 @@
           </w:pPr>
         </w:pPrChange>
       </w:pPr>
-      <w:ins w:id="222" w:author="Levine, Charles Roger CTR USARMY USMA (USA)" w:date="2026-10-12T22:48:00Z">
+      <w:ins w:id="224" w:author="Levine, Charles Roger CTR USARMY USMA (USA)" w:date="2026-10-12T22:48:00Z">
         <w:r>
           <w:t>Reduce that group’s remaining capacity by one and update its centroid to the mean performance of its assigned members.</w:t>
         </w:r>
@@ -13313,9 +13393,9 @@
         </w:numPr>
         <w:spacing w:after="0" w:line="240" w:lineRule="auto"/>
         <w:rPr>
-          <w:ins w:id="223" w:author="Levine, Charles Roger CTR USARMY USMA (USA)" w:date="2026-10-12T22:48:00Z"/>
+          <w:ins w:id="225" w:author="Levine, Charles Roger CTR USARMY USMA (USA)" w:date="2026-10-12T22:48:00Z"/>
         </w:rPr>
-        <w:pPrChange w:id="224" w:author="Levine, Charles Roger CTR USARMY USMA (USA)" w:date="2026-10-12T22:50:00Z" w16du:dateUtc="2026-10-13T02:50:00Z">
+        <w:pPrChange w:id="226" w:author="Levine, Charles Roger CTR USARMY USMA (USA)" w:date="2026-10-12T22:50:00Z" w16du:dateUtc="2026-10-13T02:50:00Z">
           <w:pPr>
             <w:numPr>
               <w:numId w:val="16"/>
@@ -13327,7 +13407,7 @@
           </w:pPr>
         </w:pPrChange>
       </w:pPr>
-      <w:ins w:id="225" w:author="Levine, Charles Roger CTR USARMY USMA (USA)" w:date="2026-10-12T22:48:00Z">
+      <w:ins w:id="227" w:author="Levine, Charles Roger CTR USARMY USMA (USA)" w:date="2026-10-12T22:48:00Z">
         <w:r>
           <w:t>Repeat until every individual has been assigned.</w:t>
         </w:r>
@@ -13336,10 +13416,10 @@
     <w:p>
       <w:pPr>
         <w:rPr>
-          <w:ins w:id="226" w:author="Levine, Charles Roger CTR USARMY USMA (USA)" w:date="2026-10-12T22:48:00Z"/>
+          <w:ins w:id="228" w:author="Levine, Charles Roger CTR USARMY USMA (USA)" w:date="2026-10-13T08:28:00Z" w16du:dateUtc="2026-10-13T12:28:00Z"/>
         </w:rPr>
       </w:pPr>
-      <w:ins w:id="227" w:author="Levine, Charles Roger CTR USARMY USMA (USA)" w:date="2026-10-12T22:48:00Z">
+      <w:ins w:id="229" w:author="Levine, Charles Roger CTR USARMY USMA (USA)" w:date="2026-10-12T22:48:00Z">
         <w:r>
           <w:lastRenderedPageBreak/>
           <w:t xml:space="preserve">The initial population mean is only a reference for empty groups; it is not counted as an additional observation when a centroid is updated. Once assignment is complete, </w:t>
@@ -13372,7 +13452,7 @@
           </m:sub>
         </m:sSub>
       </m:oMath>
-      <w:ins w:id="228" w:author="Levine, Charles Roger CTR USARMY USMA (USA)" w:date="2026-10-12T22:48:00Z">
+      <w:ins w:id="230" w:author="Levine, Charles Roger CTR USARMY USMA (USA)" w:date="2026-10-12T22:48:00Z">
         <w:r>
           <w:t xml:space="preserve"> is the final mean of the group’s </w:t>
         </w:r>
@@ -13404,7 +13484,7 @@
           </m:sub>
         </m:sSub>
       </m:oMath>
-      <w:ins w:id="229" w:author="Levine, Charles Roger CTR USARMY USMA (USA)" w:date="2026-10-12T22:48:00Z">
+      <w:ins w:id="231" w:author="Levine, Charles Roger CTR USARMY USMA (USA)" w:date="2026-10-12T22:48:00Z">
         <w:r>
           <w:t xml:space="preserve"> members. Because total capacity equals </w:t>
         </w:r>
@@ -13417,7 +13497,7 @@
           <m:t>N</m:t>
         </m:r>
       </m:oMath>
-      <w:ins w:id="230" w:author="Levine, Charles Roger CTR USARMY USMA (USA)" w:date="2026-10-12T22:48:00Z">
+      <w:ins w:id="232" w:author="Levine, Charles Roger CTR USARMY USMA (USA)" w:date="2026-10-12T22:48:00Z">
         <w:r>
           <w:t>, the procedure fills every group exactly.</w:t>
         </w:r>
@@ -13426,10 +13506,353 @@
     <w:p>
       <w:pPr>
         <w:rPr>
-          <w:del w:id="231" w:author="Levine, Charles Roger CTR USARMY USMA (USA)" w:date="2026-10-12T22:48:00Z" w16du:dateUtc="2026-10-13T02:48:00Z"/>
+          <w:ins w:id="233" w:author="Levine, Charles Roger CTR USARMY USMA (USA)" w:date="2026-10-13T08:55:00Z" w16du:dateUtc="2026-10-13T12:55:00Z"/>
         </w:rPr>
       </w:pPr>
-      <w:ins w:id="232" w:author="Levine, Charles Roger CTR USARMY USMA (USA)" w:date="2026-10-12T22:48:00Z">
+      <w:ins w:id="234" w:author="Levine, Charles Roger CTR USARMY USMA (USA)" w:date="2026-10-13T08:53:00Z" w16du:dateUtc="2026-10-13T12:53:00Z">
+        <w:r>
+          <w:t xml:space="preserve">Figure X </w:t>
+        </w:r>
+      </w:ins>
+      <w:ins w:id="235" w:author="Levine, Charles Roger CTR USARMY USMA (USA)" w:date="2026-10-13T08:28:00Z" w16du:dateUtc="2026-10-13T12:28:00Z">
+        <w:r>
+          <w:t>follows this procedure for six individuals and two groups. Reading downward, each arrival is assigned using the capacities and centroids established by the preceding steps. The chosen group then gains one member and updates its centroid. Once a group fills, subsequent individuals must be assigned to a group with remaining capac</w:t>
+        </w:r>
+      </w:ins>
+      <w:ins w:id="236" w:author="Levine, Charles Roger CTR USARMY USMA (USA)" w:date="2026-10-13T08:54:00Z" w16du:dateUtc="2026-10-13T12:54:00Z">
+        <w:r>
+          <w:t>ity</w:t>
+        </w:r>
+      </w:ins>
+      <w:ins w:id="237" w:author="Levine, Charles Roger CTR USARMY USMA (USA)" w:date="2026-10-13T08:55:00Z" w16du:dateUtc="2026-10-13T12:55:00Z">
+        <w:r>
+          <w:t>.</w:t>
+        </w:r>
+      </w:ins>
+      <m:oMath>
+        <m:sSub>
+          <m:sSubPr>
+            <m:ctrlPr>
+              <w:del w:id="238" w:author="Levine, Charles Roger CTR USARMY USMA (USA)" w:date="2026-10-13T08:54:00Z" w16du:dateUtc="2026-10-13T12:54:00Z">
+                <w:rPr>
+                  <w:rFonts w:ascii="Cambria Math" w:hAnsi="Cambria Math"/>
+                </w:rPr>
+              </w:del>
+            </m:ctrlPr>
+          </m:sSubPr>
+          <m:e>
+            <m:r>
+              <w:del w:id="239" w:author="Levine, Charles Roger CTR USARMY USMA (USA)" w:date="2026-10-13T08:54:00Z" w16du:dateUtc="2026-10-13T12:54:00Z">
+                <w:rPr>
+                  <w:rFonts w:ascii="Cambria Math" w:hAnsi="Cambria Math"/>
+                </w:rPr>
+                <m:t>A</m:t>
+              </w:del>
+            </m:r>
+          </m:e>
+          <m:sub>
+            <m:r>
+              <w:del w:id="240" w:author="Levine, Charles Roger CTR USARMY USMA (USA)" w:date="2026-10-13T08:54:00Z" w16du:dateUtc="2026-10-13T12:54:00Z">
+                <w:rPr>
+                  <w:rFonts w:ascii="Cambria Math" w:hAnsi="Cambria Math"/>
+                </w:rPr>
+                <m:t>i</m:t>
+              </w:del>
+            </m:r>
+          </m:sub>
+        </m:sSub>
+        <m:r>
+          <w:del w:id="241" w:author="Levine, Charles Roger CTR USARMY USMA (USA)" w:date="2026-10-13T08:54:00Z" w16du:dateUtc="2026-10-13T12:54:00Z">
+            <w:rPr>
+              <w:rFonts w:ascii="Cambria Math" w:hAnsi="Cambria Math"/>
+            </w:rPr>
+            <m:t>=</m:t>
+          </w:del>
+        </m:r>
+        <m:d>
+          <m:dPr>
+            <m:ctrlPr>
+              <w:del w:id="242" w:author="Levine, Charles Roger CTR USARMY USMA (USA)" w:date="2026-10-13T08:54:00Z" w16du:dateUtc="2026-10-13T12:54:00Z">
+                <w:rPr>
+                  <w:rFonts w:ascii="Cambria Math" w:hAnsi="Cambria Math"/>
+                </w:rPr>
+              </w:del>
+            </m:ctrlPr>
+          </m:dPr>
+          <m:e>
+            <m:r>
+              <w:del w:id="243" w:author="Levine, Charles Roger CTR USARMY USMA (USA)" w:date="2026-10-13T08:54:00Z" w16du:dateUtc="2026-10-13T12:54:00Z">
+                <w:rPr>
+                  <w:rFonts w:ascii="Cambria Math" w:hAnsi="Cambria Math"/>
+                </w:rPr>
+                <m:t>-1.5,-0.9,-0.3,0.3,0.9,1.5</m:t>
+              </w:del>
+            </m:r>
+          </m:e>
+        </m:d>
+        <m:r>
+          <w:del w:id="244" w:author="Levine, Charles Roger CTR USARMY USMA (USA)" w:date="2026-10-13T08:54:00Z" w16du:dateUtc="2026-10-13T12:54:00Z">
+            <w:rPr>
+              <w:rFonts w:ascii="Cambria Math" w:hAnsi="Cambria Math"/>
+            </w:rPr>
+            <m:t>ρ=2</m:t>
+          </w:del>
+        </m:r>
+        <m:acc>
+          <m:accPr>
+            <m:chr m:val="̅"/>
+            <m:ctrlPr>
+              <w:del w:id="245" w:author="Levine, Charles Roger CTR USARMY USMA (USA)" w:date="2026-10-13T08:54:00Z" w16du:dateUtc="2026-10-13T12:54:00Z">
+                <w:rPr>
+                  <w:rFonts w:ascii="Cambria Math" w:hAnsi="Cambria Math"/>
+                </w:rPr>
+              </w:del>
+            </m:ctrlPr>
+          </m:accPr>
+          <m:e>
+            <m:r>
+              <w:del w:id="246" w:author="Levine, Charles Roger CTR USARMY USMA (USA)" w:date="2026-10-13T08:54:00Z" w16du:dateUtc="2026-10-13T12:54:00Z">
+                <w:rPr>
+                  <w:rFonts w:ascii="Cambria Math" w:hAnsi="Cambria Math"/>
+                </w:rPr>
+                <m:t>A</m:t>
+              </w:del>
+            </m:r>
+          </m:e>
+        </m:acc>
+        <m:r>
+          <w:del w:id="247" w:author="Levine, Charles Roger CTR USARMY USMA (USA)" w:date="2026-10-13T08:54:00Z" w16du:dateUtc="2026-10-13T12:54:00Z">
+            <w:rPr>
+              <w:rFonts w:ascii="Cambria Math" w:hAnsi="Cambria Math"/>
+            </w:rPr>
+            <m:t>=0</m:t>
+          </w:del>
+        </m:r>
+      </m:oMath>
+    </w:p>
+    <w:p>
+      <w:pPr>
+        <w:keepNext/>
+        <w:rPr>
+          <w:ins w:id="248" w:author="Levine, Charles Roger CTR USARMY USMA (USA)" w:date="2026-10-13T08:56:00Z" w16du:dateUtc="2026-10-13T12:56:00Z"/>
+        </w:rPr>
+        <w:pPrChange w:id="249" w:author="Levine, Charles Roger CTR USARMY USMA (USA)" w:date="2026-10-13T08:56:00Z" w16du:dateUtc="2026-10-13T12:56:00Z">
+          <w:pPr/>
+        </w:pPrChange>
+      </w:pPr>
+      <w:ins w:id="250" w:author="Levine, Charles Roger CTR USARMY USMA (USA)" w:date="2026-10-13T08:55:00Z" w16du:dateUtc="2026-10-13T12:55:00Z">
+        <w:r>
+          <w:rPr>
+            <w:noProof/>
+          </w:rPr>
+          <w:drawing>
+            <wp:inline distT="0" distB="0" distL="0" distR="0" wp14:anchorId="3F63DFCE" wp14:editId="3E89054F">
+              <wp:extent cx="5943600" cy="5085080"/>
+              <wp:effectExtent l="0" t="0" r="0" b="0"/>
+              <wp:docPr id="660100857" name="Picture 1"/>
+              <wp:cNvGraphicFramePr>
+                <a:graphicFrameLocks xmlns:a="http://schemas.openxmlformats.org/drawingml/2006/main" noChangeAspect="1"/>
+              </wp:cNvGraphicFramePr>
+              <a:graphic xmlns:a="http://schemas.openxmlformats.org/drawingml/2006/main">
+                <a:graphicData uri="http://schemas.openxmlformats.org/drawingml/2006/picture">
+                  <pic:pic xmlns:pic="http://schemas.openxmlformats.org/drawingml/2006/picture">
+                    <pic:nvPicPr>
+                      <pic:cNvPr id="660100857" name="Picture 660100857"/>
+                      <pic:cNvPicPr/>
+                    </pic:nvPicPr>
+                    <pic:blipFill>
+                      <a:blip r:embed="rId11"/>
+                      <a:stretch>
+                        <a:fillRect/>
+                      </a:stretch>
+                    </pic:blipFill>
+                    <pic:spPr>
+                      <a:xfrm>
+                        <a:off x="0" y="0"/>
+                        <a:ext cx="5943600" cy="5085080"/>
+                      </a:xfrm>
+                      <a:prstGeom prst="rect">
+                        <a:avLst/>
+                      </a:prstGeom>
+                    </pic:spPr>
+                  </pic:pic>
+                </a:graphicData>
+              </a:graphic>
+            </wp:inline>
+          </w:drawing>
+        </w:r>
+      </w:ins>
+    </w:p>
+    <w:p>
+      <w:pPr>
+        <w:pStyle w:val="Caption"/>
+        <w:rPr>
+          <w:ins w:id="251" w:author="Levine, Charles Roger CTR USARMY USMA (USA)" w:date="2026-10-12T22:48:00Z"/>
+        </w:rPr>
+        <w:pPrChange w:id="252" w:author="Levine, Charles Roger CTR USARMY USMA (USA)" w:date="2026-10-13T08:56:00Z" w16du:dateUtc="2026-10-13T12:56:00Z">
+          <w:pPr/>
+        </w:pPrChange>
+      </w:pPr>
+      <w:ins w:id="253" w:author="Levine, Charles Roger CTR USARMY USMA (USA)" w:date="2026-10-13T08:56:00Z" w16du:dateUtc="2026-10-13T12:56:00Z">
+        <w:r>
+          <w:t xml:space="preserve">Figure </w:t>
+        </w:r>
+      </w:ins>
+      <w:ins w:id="254" w:author="Levine, Charles Roger CTR USARMY USMA (USA)" w:date="2026-10-13T08:57:00Z" w16du:dateUtc="2026-10-13T12:57:00Z">
+        <w:r>
+          <w:t>4</w:t>
+        </w:r>
+      </w:ins>
+      <w:ins w:id="255" w:author="Levine, Charles Roger CTR USARMY USMA (USA)" w:date="2026-10-13T08:56:00Z" w16du:dateUtc="2026-10-13T12:56:00Z">
+        <w:r>
+          <w:noBreakHyphen/>
+          <w:t>4</w:t>
+        </w:r>
+        <w:r>
+          <w:rPr>
+            <w:b/>
+            <w:bCs w:val="0"/>
+          </w:rPr>
+          <w:t>. Sequential assignment with evolving group centroids</w:t>
+        </w:r>
+        <w:r>
+          <w:t>.</w:t>
+        </w:r>
+        <w:r>
+          <w:t xml:space="preserve">  Six individuals with performance values </w:t>
+        </w:r>
+      </w:ins>
+      <m:oMath>
+        <m:sSub>
+          <m:sSubPr>
+            <m:ctrlPr>
+              <w:ins w:id="256" w:author="Levine, Charles Roger CTR USARMY USMA (USA)" w:date="2026-10-13T08:56:00Z" w16du:dateUtc="2026-10-13T12:56:00Z">
+                <w:rPr>
+                  <w:rFonts w:ascii="Cambria Math" w:hAnsi="Cambria Math"/>
+                </w:rPr>
+              </w:ins>
+            </m:ctrlPr>
+          </m:sSubPr>
+          <m:e>
+            <m:r>
+              <w:ins w:id="257" w:author="Levine, Charles Roger CTR USARMY USMA (USA)" w:date="2026-10-13T08:56:00Z" w16du:dateUtc="2026-10-13T12:56:00Z">
+                <w:rPr>
+                  <w:rFonts w:ascii="Cambria Math" w:hAnsi="Cambria Math"/>
+                </w:rPr>
+                <m:t>A</m:t>
+              </w:ins>
+            </m:r>
+          </m:e>
+          <m:sub>
+            <m:r>
+              <w:ins w:id="258" w:author="Levine, Charles Roger CTR USARMY USMA (USA)" w:date="2026-10-13T08:56:00Z" w16du:dateUtc="2026-10-13T12:56:00Z">
+                <w:rPr>
+                  <w:rFonts w:ascii="Cambria Math" w:hAnsi="Cambria Math"/>
+                </w:rPr>
+                <m:t>i</m:t>
+              </w:ins>
+            </m:r>
+          </m:sub>
+        </m:sSub>
+        <m:r>
+          <w:ins w:id="259" w:author="Levine, Charles Roger CTR USARMY USMA (USA)" w:date="2026-10-13T08:56:00Z" w16du:dateUtc="2026-10-13T12:56:00Z">
+            <w:rPr>
+              <w:rFonts w:ascii="Cambria Math" w:hAnsi="Cambria Math"/>
+            </w:rPr>
+            <m:t>=</m:t>
+          </w:ins>
+        </m:r>
+        <m:d>
+          <m:dPr>
+            <m:ctrlPr>
+              <w:ins w:id="260" w:author="Levine, Charles Roger CTR USARMY USMA (USA)" w:date="2026-10-13T08:56:00Z" w16du:dateUtc="2026-10-13T12:56:00Z">
+                <w:rPr>
+                  <w:rFonts w:ascii="Cambria Math" w:hAnsi="Cambria Math"/>
+                </w:rPr>
+              </w:ins>
+            </m:ctrlPr>
+          </m:dPr>
+          <m:e>
+            <m:r>
+              <w:ins w:id="261" w:author="Levine, Charles Roger CTR USARMY USMA (USA)" w:date="2026-10-13T08:56:00Z" w16du:dateUtc="2026-10-13T12:56:00Z">
+                <w:rPr>
+                  <w:rFonts w:ascii="Cambria Math" w:hAnsi="Cambria Math"/>
+                </w:rPr>
+                <m:t>-1.5,-0.9,-0.3,0.3,0.9,1.5</m:t>
+              </w:ins>
+            </m:r>
+          </m:e>
+        </m:d>
+      </m:oMath>
+      <w:ins w:id="262" w:author="Levine, Charles Roger CTR USARMY USMA (USA)" w:date="2026-10-13T08:56:00Z" w16du:dateUtc="2026-10-13T12:56:00Z">
+        <w:r>
+          <w:t xml:space="preserve"> are assigned to two groups of capacity three using </w:t>
+        </w:r>
+      </w:ins>
+      <m:oMath>
+        <m:r>
+          <w:ins w:id="263" w:author="Levine, Charles Roger CTR USARMY USMA (USA)" w:date="2026-10-13T08:56:00Z" w16du:dateUtc="2026-10-13T12:56:00Z">
+            <w:rPr>
+              <w:rFonts w:ascii="Cambria Math" w:hAnsi="Cambria Math"/>
+            </w:rPr>
+            <m:t>ρ=2</m:t>
+          </w:ins>
+        </m:r>
+      </m:oMath>
+      <w:ins w:id="264" w:author="Levine, Charles Roger CTR USARMY USMA (USA)" w:date="2026-10-13T08:56:00Z" w16du:dateUtc="2026-10-13T12:56:00Z">
+        <w:r>
+          <w:t xml:space="preserve">. Both empty groups begin with the population mean, </w:t>
+        </w:r>
+      </w:ins>
+      <m:oMath>
+        <m:acc>
+          <m:accPr>
+            <m:chr m:val="̅"/>
+            <m:ctrlPr>
+              <w:ins w:id="265" w:author="Levine, Charles Roger CTR USARMY USMA (USA)" w:date="2026-10-13T08:56:00Z" w16du:dateUtc="2026-10-13T12:56:00Z">
+                <w:rPr>
+                  <w:rFonts w:ascii="Cambria Math" w:hAnsi="Cambria Math"/>
+                </w:rPr>
+              </w:ins>
+            </m:ctrlPr>
+          </m:accPr>
+          <m:e>
+            <m:r>
+              <w:ins w:id="266" w:author="Levine, Charles Roger CTR USARMY USMA (USA)" w:date="2026-10-13T08:56:00Z" w16du:dateUtc="2026-10-13T12:56:00Z">
+                <w:rPr>
+                  <w:rFonts w:ascii="Cambria Math" w:hAnsi="Cambria Math"/>
+                </w:rPr>
+                <m:t>A</m:t>
+              </w:ins>
+            </m:r>
+          </m:e>
+        </m:acc>
+        <m:r>
+          <w:ins w:id="267" w:author="Levine, Charles Roger CTR USARMY USMA (USA)" w:date="2026-10-13T08:56:00Z" w16du:dateUtc="2026-10-13T12:56:00Z">
+            <w:rPr>
+              <w:rFonts w:ascii="Cambria Math" w:hAnsi="Cambria Math"/>
+            </w:rPr>
+            <m:t>=0</m:t>
+          </w:ins>
+        </m:r>
+      </m:oMath>
+      <w:ins w:id="268" w:author="Levine, Charles Roger CTR USARMY USMA (USA)" w:date="2026-10-13T08:56:00Z" w16du:dateUtc="2026-10-13T12:56:00Z">
+        <w:r>
+          <w:t xml:space="preserve">, as their reference centroid. Each row reports the arriving individual, the probabilities calculated before assignment, and the group drawn. Group panels show the resulting memberships; </w:t>
+        </w:r>
+        <w:r>
+          <w:lastRenderedPageBreak/>
+          <w:t>shading identifies the group receiving the individual. Circles mark individual performance values, and diamonds mark centroids. The first member replaces the initial reference; subsequent centroids average actual members only. Full groups have zero assignment probability. This is one reproducible random realization using seed 42.</w:t>
+        </w:r>
+      </w:ins>
+    </w:p>
+    <w:p>
+      <w:pPr>
+        <w:rPr>
+          <w:del w:id="269" w:author="Levine, Charles Roger CTR USARMY USMA (USA)" w:date="2026-10-12T22:48:00Z" w16du:dateUtc="2026-10-13T02:48:00Z"/>
+        </w:rPr>
+      </w:pPr>
+      <w:ins w:id="270" w:author="Levine, Charles Roger CTR USARMY USMA (USA)" w:date="2026-10-12T22:48:00Z">
         <w:r>
           <w:t xml:space="preserve">At </w:t>
         </w:r>
@@ -13442,7 +13865,7 @@
           <m:t>ρ=0</m:t>
         </m:r>
       </m:oMath>
-      <w:ins w:id="233" w:author="Levine, Charles Roger CTR USARMY USMA (USA)" w:date="2026-10-12T22:48:00Z">
+      <w:ins w:id="271" w:author="Levine, Charles Roger CTR USARMY USMA (USA)" w:date="2026-10-12T22:48:00Z">
         <w:r>
           <w:t xml:space="preserve">, the similarity terms all equal one. Assignment probabilities then reduce to remaining group capacity divided by total remaining capacity. This is equivalent to choosing uniformly among all remaining membership places. Positive </w:t>
         </w:r>
@@ -13455,12 +13878,12 @@
           <m:t>ρ</m:t>
         </m:r>
       </m:oMath>
-      <w:ins w:id="234" w:author="Levine, Charles Roger CTR USARMY USMA (USA)" w:date="2026-10-12T22:48:00Z">
+      <w:ins w:id="272" w:author="Levine, Charles Roger CTR USARMY USMA (USA)" w:date="2026-10-12T22:48:00Z">
         <w:r>
           <w:t xml:space="preserve"> introduces a preference for similar performance, but does not remove randomness. Because each assignment changes a centroid, the arrival order and earlier random choices can influence subsequent assignments and the final groups.</w:t>
         </w:r>
       </w:ins>
-      <w:del w:id="235" w:author="Levine, Charles Roger CTR USARMY USMA (USA)" w:date="2026-10-12T22:48:00Z" w16du:dateUtc="2026-10-13T02:48:00Z">
+      <w:del w:id="273" w:author="Levine, Charles Roger CTR USARMY USMA (USA)" w:date="2026-10-12T22:48:00Z" w16du:dateUtc="2026-10-13T02:48:00Z">
         <w:r>
           <w:delText xml:space="preserve">slots; the exponential term favors similarity between </w:delText>
         </w:r>
@@ -13469,7 +13892,7 @@
         <m:sSub>
           <m:sSubPr>
             <m:ctrlPr>
-              <w:del w:id="236" w:author="Levine, Charles Roger CTR USARMY USMA (USA)" w:date="2026-10-12T22:48:00Z" w16du:dateUtc="2026-10-13T02:48:00Z">
+              <w:del w:id="274" w:author="Levine, Charles Roger CTR USARMY USMA (USA)" w:date="2026-10-12T22:48:00Z" w16du:dateUtc="2026-10-13T02:48:00Z">
                 <w:rPr>
                   <w:rFonts w:ascii="Cambria Math" w:hAnsi="Cambria Math"/>
                 </w:rPr>
@@ -13478,7 +13901,7 @@
           </m:sSubPr>
           <m:e>
             <m:r>
-              <w:del w:id="237" w:author="Levine, Charles Roger CTR USARMY USMA (USA)" w:date="2026-10-12T22:48:00Z" w16du:dateUtc="2026-10-13T02:48:00Z">
+              <w:del w:id="275" w:author="Levine, Charles Roger CTR USARMY USMA (USA)" w:date="2026-10-12T22:48:00Z" w16du:dateUtc="2026-10-13T02:48:00Z">
                 <w:rPr>
                   <w:rFonts w:ascii="Cambria Math" w:hAnsi="Cambria Math"/>
                 </w:rPr>
@@ -13488,7 +13911,7 @@
           </m:e>
           <m:sub>
             <m:r>
-              <w:del w:id="238" w:author="Levine, Charles Roger CTR USARMY USMA (USA)" w:date="2026-10-12T22:48:00Z" w16du:dateUtc="2026-10-13T02:48:00Z">
+              <w:del w:id="276" w:author="Levine, Charles Roger CTR USARMY USMA (USA)" w:date="2026-10-12T22:48:00Z" w16du:dateUtc="2026-10-13T02:48:00Z">
                 <w:rPr>
                   <w:rFonts w:ascii="Cambria Math" w:hAnsi="Cambria Math"/>
                 </w:rPr>
@@ -13498,7 +13921,7 @@
           </m:sub>
         </m:sSub>
       </m:oMath>
-      <w:del w:id="239" w:author="Levine, Charles Roger CTR USARMY USMA (USA)" w:date="2026-10-12T22:48:00Z" w16du:dateUtc="2026-10-13T02:48:00Z">
+      <w:del w:id="277" w:author="Levine, Charles Roger CTR USARMY USMA (USA)" w:date="2026-10-12T22:48:00Z" w16du:dateUtc="2026-10-13T02:48:00Z">
         <w:r>
           <w:delText xml:space="preserve"> and the current group centroid. The parameter ρ ≥ 0 controls that similarity preference. This capacity factor belongs to constrained allocation and should not be described as degree-based preferential attachment to already popular groups.</w:delText>
         </w:r>
@@ -13507,10 +13930,10 @@
     <w:p>
       <w:pPr>
         <w:rPr>
-          <w:del w:id="240" w:author="Levine, Charles Roger CTR USARMY USMA (USA)" w:date="2026-10-12T22:48:00Z" w16du:dateUtc="2026-10-13T02:48:00Z"/>
+          <w:del w:id="278" w:author="Levine, Charles Roger CTR USARMY USMA (USA)" w:date="2026-10-12T22:48:00Z" w16du:dateUtc="2026-10-13T02:48:00Z"/>
         </w:rPr>
       </w:pPr>
-      <w:del w:id="241" w:author="Levine, Charles Roger CTR USARMY USMA (USA)" w:date="2026-10-12T22:48:00Z" w16du:dateUtc="2026-10-13T02:48:00Z">
+      <w:del w:id="279" w:author="Levine, Charles Roger CTR USARMY USMA (USA)" w:date="2026-10-12T22:48:00Z" w16du:dateUtc="2026-10-13T02:48:00Z">
         <w:r>
           <w:delText xml:space="preserve">When the first person joins a group, that person’s </w:delText>
         </w:r>
@@ -13519,7 +13942,7 @@
         <m:sSub>
           <m:sSubPr>
             <m:ctrlPr>
-              <w:del w:id="242" w:author="Levine, Charles Roger CTR USARMY USMA (USA)" w:date="2026-10-12T22:48:00Z" w16du:dateUtc="2026-10-13T02:48:00Z">
+              <w:del w:id="280" w:author="Levine, Charles Roger CTR USARMY USMA (USA)" w:date="2026-10-12T22:48:00Z" w16du:dateUtc="2026-10-13T02:48:00Z">
                 <w:rPr>
                   <w:rFonts w:ascii="Cambria Math" w:hAnsi="Cambria Math"/>
                 </w:rPr>
@@ -13528,7 +13951,7 @@
           </m:sSubPr>
           <m:e>
             <m:r>
-              <w:del w:id="243" w:author="Levine, Charles Roger CTR USARMY USMA (USA)" w:date="2026-10-12T22:48:00Z" w16du:dateUtc="2026-10-13T02:48:00Z">
+              <w:del w:id="281" w:author="Levine, Charles Roger CTR USARMY USMA (USA)" w:date="2026-10-12T22:48:00Z" w16du:dateUtc="2026-10-13T02:48:00Z">
                 <w:rPr>
                   <w:rFonts w:ascii="Cambria Math" w:hAnsi="Cambria Math"/>
                 </w:rPr>
@@ -13538,7 +13961,7 @@
           </m:e>
           <m:sub>
             <m:r>
-              <w:del w:id="244" w:author="Levine, Charles Roger CTR USARMY USMA (USA)" w:date="2026-10-12T22:48:00Z" w16du:dateUtc="2026-10-13T02:48:00Z">
+              <w:del w:id="282" w:author="Levine, Charles Roger CTR USARMY USMA (USA)" w:date="2026-10-12T22:48:00Z" w16du:dateUtc="2026-10-13T02:48:00Z">
                 <w:rPr>
                   <w:rFonts w:ascii="Cambria Math" w:hAnsi="Cambria Math"/>
                 </w:rPr>
@@ -13548,7 +13971,7 @@
           </m:sub>
         </m:sSub>
       </m:oMath>
-      <w:del w:id="245" w:author="Levine, Charles Roger CTR USARMY USMA (USA)" w:date="2026-10-12T22:48:00Z" w16du:dateUtc="2026-10-13T02:48:00Z">
+      <w:del w:id="283" w:author="Levine, Charles Roger CTR USARMY USMA (USA)" w:date="2026-10-12T22:48:00Z" w16du:dateUtc="2026-10-13T02:48:00Z">
         <w:r>
           <w:delText xml:space="preserve"> becomes its centroid. After every subsequent assignment, the centroid becomes the mean A of its current members. Once assignment ends, </w:delText>
         </w:r>
@@ -13557,7 +13980,7 @@
         <m:sSub>
           <m:sSubPr>
             <m:ctrlPr>
-              <w:del w:id="246" w:author="Levine, Charles Roger CTR USARMY USMA (USA)" w:date="2026-10-12T22:48:00Z" w16du:dateUtc="2026-10-13T02:48:00Z">
+              <w:del w:id="284" w:author="Levine, Charles Roger CTR USARMY USMA (USA)" w:date="2026-10-12T22:48:00Z" w16du:dateUtc="2026-10-13T02:48:00Z">
                 <w:rPr>
                   <w:rFonts w:ascii="Cambria Math" w:hAnsi="Cambria Math"/>
                 </w:rPr>
@@ -13566,7 +13989,7 @@
           </m:sSubPr>
           <m:e>
             <m:r>
-              <w:del w:id="247" w:author="Levine, Charles Roger CTR USARMY USMA (USA)" w:date="2026-10-12T22:48:00Z" w16du:dateUtc="2026-10-13T02:48:00Z">
+              <w:del w:id="285" w:author="Levine, Charles Roger CTR USARMY USMA (USA)" w:date="2026-10-12T22:48:00Z" w16du:dateUtc="2026-10-13T02:48:00Z">
                 <w:rPr>
                   <w:rFonts w:ascii="Cambria Math" w:hAnsi="Cambria Math"/>
                 </w:rPr>
@@ -13576,7 +13999,7 @@
           </m:e>
           <m:sub>
             <m:r>
-              <w:del w:id="248" w:author="Levine, Charles Roger CTR USARMY USMA (USA)" w:date="2026-10-12T22:48:00Z" w16du:dateUtc="2026-10-13T02:48:00Z">
+              <w:del w:id="286" w:author="Levine, Charles Roger CTR USARMY USMA (USA)" w:date="2026-10-12T22:48:00Z" w16du:dateUtc="2026-10-13T02:48:00Z">
                 <w:rPr>
                   <w:rFonts w:ascii="Cambria Math" w:hAnsi="Cambria Math"/>
                 </w:rPr>
@@ -13586,7 +14009,7 @@
           </m:sub>
         </m:sSub>
       </m:oMath>
-      <w:del w:id="249" w:author="Levine, Charles Roger CTR USARMY USMA (USA)" w:date="2026-10-12T22:48:00Z" w16du:dateUtc="2026-10-13T02:48:00Z">
+      <w:del w:id="287" w:author="Levine, Charles Roger CTR USARMY USMA (USA)" w:date="2026-10-12T22:48:00Z" w16du:dateUtc="2026-10-13T02:48:00Z">
         <w:r>
           <w:delText xml:space="preserve"> is the final group mean, including all </w:delText>
         </w:r>
@@ -13595,7 +14018,7 @@
         <m:sSub>
           <m:sSubPr>
             <m:ctrlPr>
-              <w:del w:id="250" w:author="Levine, Charles Roger CTR USARMY USMA (USA)" w:date="2026-10-12T22:48:00Z" w16du:dateUtc="2026-10-13T02:48:00Z">
+              <w:del w:id="288" w:author="Levine, Charles Roger CTR USARMY USMA (USA)" w:date="2026-10-12T22:48:00Z" w16du:dateUtc="2026-10-13T02:48:00Z">
                 <w:rPr>
                   <w:rFonts w:ascii="Cambria Math" w:hAnsi="Cambria Math"/>
                 </w:rPr>
@@ -13604,7 +14027,7 @@
           </m:sSubPr>
           <m:e>
             <m:r>
-              <w:del w:id="251" w:author="Levine, Charles Roger CTR USARMY USMA (USA)" w:date="2026-10-12T22:48:00Z" w16du:dateUtc="2026-10-13T02:48:00Z">
+              <w:del w:id="289" w:author="Levine, Charles Roger CTR USARMY USMA (USA)" w:date="2026-10-12T22:48:00Z" w16du:dateUtc="2026-10-13T02:48:00Z">
                 <w:rPr>
                   <w:rFonts w:ascii="Cambria Math" w:hAnsi="Cambria Math"/>
                 </w:rPr>
@@ -13614,7 +14037,7 @@
           </m:e>
           <m:sub>
             <m:r>
-              <w:del w:id="252" w:author="Levine, Charles Roger CTR USARMY USMA (USA)" w:date="2026-10-12T22:48:00Z" w16du:dateUtc="2026-10-13T02:48:00Z">
+              <w:del w:id="290" w:author="Levine, Charles Roger CTR USARMY USMA (USA)" w:date="2026-10-12T22:48:00Z" w16du:dateUtc="2026-10-13T02:48:00Z">
                 <w:rPr>
                   <w:rFonts w:ascii="Cambria Math" w:hAnsi="Cambria Math"/>
                 </w:rPr>
@@ -13624,14 +14047,14 @@
           </m:sub>
         </m:sSub>
       </m:oMath>
-      <w:del w:id="253" w:author="Levine, Charles Roger CTR USARMY USMA (USA)" w:date="2026-10-12T22:48:00Z" w16du:dateUtc="2026-10-13T02:48:00Z">
+      <w:del w:id="291" w:author="Levine, Charles Roger CTR USARMY USMA (USA)" w:date="2026-10-12T22:48:00Z" w16du:dateUtc="2026-10-13T02:48:00Z">
         <w:r>
           <w:delText xml:space="preserve"> members. Provided total capacity equals </w:delText>
         </w:r>
       </w:del>
       <m:oMath>
         <m:r>
-          <w:del w:id="254" w:author="Levine, Charles Roger CTR USARMY USMA (USA)" w:date="2026-10-12T22:48:00Z" w16du:dateUtc="2026-10-13T02:48:00Z">
+          <w:del w:id="292" w:author="Levine, Charles Roger CTR USARMY USMA (USA)" w:date="2026-10-12T22:48:00Z" w16du:dateUtc="2026-10-13T02:48:00Z">
             <w:rPr>
               <w:rFonts w:ascii="Cambria Math" w:hAnsi="Cambria Math"/>
             </w:rPr>
@@ -13639,21 +14062,21 @@
           </w:del>
         </m:r>
       </m:oMath>
-      <w:del w:id="255" w:author="Levine, Charles Roger CTR USARMY USMA (USA)" w:date="2026-10-12T22:48:00Z" w16du:dateUtc="2026-10-13T02:48:00Z">
+      <w:del w:id="293" w:author="Levine, Charles Roger CTR USARMY USMA (USA)" w:date="2026-10-12T22:48:00Z" w16du:dateUtc="2026-10-13T02:48:00Z">
         <w:r>
           <w:delText>, the sequential procedure assigns every individual and fills every group exactly.</w:delText>
         </w:r>
       </w:del>
     </w:p>
     <w:p>
-      <w:del w:id="256" w:author="Levine, Charles Roger CTR USARMY USMA (USA)" w:date="2026-10-12T22:48:00Z" w16du:dateUtc="2026-10-13T02:48:00Z">
+      <w:del w:id="294" w:author="Levine, Charles Roger CTR USARMY USMA (USA)" w:date="2026-10-12T22:48:00Z" w16du:dateUtc="2026-10-13T02:48:00Z">
         <w:r>
           <w:delText xml:space="preserve">We introduce a nonnegative similarity-preference parameter </w:delText>
         </w:r>
       </w:del>
       <m:oMath>
         <m:r>
-          <w:del w:id="257" w:author="Levine, Charles Roger CTR USARMY USMA (USA)" w:date="2026-10-12T22:48:00Z" w16du:dateUtc="2026-10-13T02:48:00Z">
+          <w:del w:id="295" w:author="Levine, Charles Roger CTR USARMY USMA (USA)" w:date="2026-10-12T22:48:00Z" w16du:dateUtc="2026-10-13T02:48:00Z">
             <w:rPr>
               <w:rFonts w:ascii="Cambria Math" w:hAnsi="Cambria Math"/>
             </w:rPr>
@@ -13661,14 +14084,14 @@
           </w:del>
         </m:r>
       </m:oMath>
-      <w:del w:id="258" w:author="Levine, Charles Roger CTR USARMY USMA (USA)" w:date="2026-10-12T22:48:00Z" w16du:dateUtc="2026-10-13T02:48:00Z">
+      <w:del w:id="296" w:author="Levine, Charles Roger CTR USARMY USMA (USA)" w:date="2026-10-12T22:48:00Z" w16du:dateUtc="2026-10-13T02:48:00Z">
         <w:r>
           <w:delText xml:space="preserve">. At </w:delText>
         </w:r>
       </w:del>
       <m:oMath>
         <m:r>
-          <w:del w:id="259" w:author="Levine, Charles Roger CTR USARMY USMA (USA)" w:date="2026-10-12T22:48:00Z" w16du:dateUtc="2026-10-13T02:48:00Z">
+          <w:del w:id="297" w:author="Levine, Charles Roger CTR USARMY USMA (USA)" w:date="2026-10-12T22:48:00Z" w16du:dateUtc="2026-10-13T02:48:00Z">
             <w:rPr>
               <w:rFonts w:ascii="Cambria Math" w:hAnsi="Cambria Math"/>
             </w:rPr>
@@ -13676,7 +14099,7 @@
           </w:del>
         </m:r>
         <m:r>
-          <w:del w:id="260" w:author="Levine, Charles Roger CTR USARMY USMA (USA)" w:date="2026-10-12T22:48:00Z" w16du:dateUtc="2026-10-13T02:48:00Z">
+          <w:del w:id="298" w:author="Levine, Charles Roger CTR USARMY USMA (USA)" w:date="2026-10-12T22:48:00Z" w16du:dateUtc="2026-10-13T02:48:00Z">
             <m:rPr>
               <m:sty m:val="p"/>
             </m:rPr>
@@ -13687,7 +14110,7 @@
           </w:del>
         </m:r>
         <m:r>
-          <w:del w:id="261" w:author="Levine, Charles Roger CTR USARMY USMA (USA)" w:date="2026-10-12T22:48:00Z" w16du:dateUtc="2026-10-13T02:48:00Z">
+          <w:del w:id="299" w:author="Levine, Charles Roger CTR USARMY USMA (USA)" w:date="2026-10-12T22:48:00Z" w16du:dateUtc="2026-10-13T02:48:00Z">
             <w:rPr>
               <w:rFonts w:ascii="Cambria Math" w:hAnsi="Cambria Math"/>
             </w:rPr>
@@ -13695,14 +14118,14 @@
           </w:del>
         </m:r>
       </m:oMath>
-      <w:del w:id="262" w:author="Levine, Charles Roger CTR USARMY USMA (USA)" w:date="2026-10-12T22:48:00Z" w16du:dateUtc="2026-10-13T02:48:00Z">
+      <w:del w:id="300" w:author="Levine, Charles Roger CTR USARMY USMA (USA)" w:date="2026-10-12T22:48:00Z" w16du:dateUtc="2026-10-13T02:48:00Z">
         <w:r>
           <w:delText xml:space="preserve">, assignment probabilities reduce to remaining capacity divided by the total remaining capacity. Choosing a group this way is equivalent to choosing uniformly among the remaining membership slots. Increasing </w:delText>
         </w:r>
       </w:del>
       <m:oMath>
         <m:r>
-          <w:del w:id="263" w:author="Levine, Charles Roger CTR USARMY USMA (USA)" w:date="2026-10-12T22:48:00Z" w16du:dateUtc="2026-10-13T02:48:00Z">
+          <w:del w:id="301" w:author="Levine, Charles Roger CTR USARMY USMA (USA)" w:date="2026-10-12T22:48:00Z" w16du:dateUtc="2026-10-13T02:48:00Z">
             <w:rPr>
               <w:rFonts w:ascii="Cambria Math" w:hAnsi="Cambria Math"/>
             </w:rPr>
@@ -13710,7 +14133,7 @@
           </w:del>
         </m:r>
       </m:oMath>
-      <w:del w:id="264" w:author="Levine, Charles Roger CTR USARMY USMA (USA)" w:date="2026-10-12T22:48:00Z" w16du:dateUtc="2026-10-13T02:48:00Z">
+      <w:del w:id="302" w:author="Levine, Charles Roger CTR USARMY USMA (USA)" w:date="2026-10-12T22:48:00Z" w16du:dateUtc="2026-10-13T02:48:00Z">
         <w:r>
           <w:delText xml:space="preserve"> gives greater preference to groups whose current mean is closer to the arriving individual’s </w:delText>
         </w:r>
@@ -13719,7 +14142,7 @@
         <m:sSub>
           <m:sSubPr>
             <m:ctrlPr>
-              <w:del w:id="265" w:author="Levine, Charles Roger CTR USARMY USMA (USA)" w:date="2026-10-12T22:48:00Z" w16du:dateUtc="2026-10-13T02:48:00Z">
+              <w:del w:id="303" w:author="Levine, Charles Roger CTR USARMY USMA (USA)" w:date="2026-10-12T22:48:00Z" w16du:dateUtc="2026-10-13T02:48:00Z">
                 <w:rPr>
                   <w:rFonts w:ascii="Cambria Math" w:hAnsi="Cambria Math"/>
                 </w:rPr>
@@ -13728,7 +14151,7 @@
           </m:sSubPr>
           <m:e>
             <m:r>
-              <w:del w:id="266" w:author="Levine, Charles Roger CTR USARMY USMA (USA)" w:date="2026-10-12T22:48:00Z" w16du:dateUtc="2026-10-13T02:48:00Z">
+              <w:del w:id="304" w:author="Levine, Charles Roger CTR USARMY USMA (USA)" w:date="2026-10-12T22:48:00Z" w16du:dateUtc="2026-10-13T02:48:00Z">
                 <w:rPr>
                   <w:rFonts w:ascii="Cambria Math" w:hAnsi="Cambria Math"/>
                 </w:rPr>
@@ -13738,7 +14161,7 @@
           </m:e>
           <m:sub>
             <m:r>
-              <w:del w:id="267" w:author="Levine, Charles Roger CTR USARMY USMA (USA)" w:date="2026-10-12T22:48:00Z" w16du:dateUtc="2026-10-13T02:48:00Z">
+              <w:del w:id="305" w:author="Levine, Charles Roger CTR USARMY USMA (USA)" w:date="2026-10-12T22:48:00Z" w16du:dateUtc="2026-10-13T02:48:00Z">
                 <w:rPr>
                   <w:rFonts w:ascii="Cambria Math" w:hAnsi="Cambria Math"/>
                 </w:rPr>
@@ -13748,12 +14171,12 @@
           </m:sub>
         </m:sSub>
       </m:oMath>
-      <w:del w:id="268" w:author="Levine, Charles Roger CTR USARMY USMA (USA)" w:date="2026-10-12T22:48:00Z" w16du:dateUtc="2026-10-13T02:48:00Z">
+      <w:del w:id="306" w:author="Levine, Charles Roger CTR USARMY USMA (USA)" w:date="2026-10-12T22:48:00Z" w16du:dateUtc="2026-10-13T02:48:00Z">
         <w:r>
           <w:delText xml:space="preserve">. Because the centroids evolve, the assignment order and random choices can affect the final </w:delText>
         </w:r>
       </w:del>
-      <w:del w:id="269" w:author="Levine, Charles Roger CTR USARMY USMA (USA)" w:date="2026-10-12T22:51:00Z" w16du:dateUtc="2026-10-13T02:51:00Z">
+      <w:del w:id="307" w:author="Levine, Charles Roger CTR USARMY USMA (USA)" w:date="2026-10-12T22:51:00Z" w16du:dateUtc="2026-10-13T02:51:00Z">
         <w:r>
           <w:delText>partition.</w:delText>
         </w:r>
@@ -13763,18 +14186,18 @@
       <w:pPr>
         <w:pStyle w:val="Heading2"/>
       </w:pPr>
-      <w:bookmarkStart w:id="270" w:name="preference-and-realized-sorting"/>
-      <w:bookmarkEnd w:id="144"/>
+      <w:bookmarkStart w:id="308" w:name="preference-and-realized-sorting"/>
+      <w:bookmarkEnd w:id="146"/>
       <w:r>
         <w:lastRenderedPageBreak/>
         <w:t xml:space="preserve">4.6.3 </w:t>
       </w:r>
-      <w:ins w:id="271" w:author="Levine, Charles Roger CTR USARMY USMA (USA)" w:date="2026-10-12T22:51:00Z" w16du:dateUtc="2026-10-13T02:51:00Z">
+      <w:ins w:id="309" w:author="Levine, Charles Roger CTR USARMY USMA (USA)" w:date="2026-10-12T22:51:00Z" w16du:dateUtc="2026-10-13T02:51:00Z">
         <w:r>
           <w:t>Measuring the sorting that results</w:t>
         </w:r>
       </w:ins>
-      <w:del w:id="272" w:author="Levine, Charles Roger CTR USARMY USMA (USA)" w:date="2026-10-12T22:51:00Z" w16du:dateUtc="2026-10-13T02:51:00Z">
+      <w:del w:id="310" w:author="Levine, Charles Roger CTR USARMY USMA (USA)" w:date="2026-10-12T22:51:00Z" w16du:dateUtc="2026-10-13T02:51:00Z">
         <w:r>
           <w:delText>Preference and realized sorting</w:delText>
         </w:r>
@@ -13784,7 +14207,7 @@
       <w:pPr>
         <w:pStyle w:val="Heading2"/>
         <w:rPr>
-          <w:ins w:id="273" w:author="Levine, Charles Roger CTR USARMY USMA (USA)" w:date="2026-10-12T22:52:00Z" w16du:dateUtc="2026-10-13T02:52:00Z"/>
+          <w:ins w:id="311" w:author="Levine, Charles Roger CTR USARMY USMA (USA)" w:date="2026-10-12T22:52:00Z" w16du:dateUtc="2026-10-13T02:52:00Z"/>
           <w:rFonts w:ascii="Times New Roman" w:eastAsiaTheme="minorEastAsia" w:hAnsi="Times New Roman" w:cstheme="minorBidi"/>
           <w:b w:val="0"/>
           <w:bCs w:val="0"/>
@@ -13792,7 +14215,7 @@
           <w:szCs w:val="22"/>
         </w:rPr>
       </w:pPr>
-      <w:ins w:id="274" w:author="Levine, Charles Roger CTR USARMY USMA (USA)" w:date="2026-10-12T22:52:00Z" w16du:dateUtc="2026-10-13T02:52:00Z">
+      <w:ins w:id="312" w:author="Levine, Charles Roger CTR USARMY USMA (USA)" w:date="2026-10-12T22:52:00Z" w16du:dateUtc="2026-10-13T02:52:00Z">
         <w:r>
           <w:rPr>
             <w:rFonts w:ascii="Times New Roman" w:eastAsiaTheme="minorEastAsia" w:hAnsi="Times New Roman" w:cstheme="minorBidi"/>
@@ -13817,7 +14240,7 @@
           <m:t>ρ</m:t>
         </m:r>
       </m:oMath>
-      <w:ins w:id="275" w:author="Levine, Charles Roger CTR USARMY USMA (USA)" w:date="2026-10-12T22:52:00Z" w16du:dateUtc="2026-10-13T02:52:00Z">
+      <w:ins w:id="313" w:author="Levine, Charles Roger CTR USARMY USMA (USA)" w:date="2026-10-12T22:52:00Z" w16du:dateUtc="2026-10-13T02:52:00Z">
         <w:r>
           <w:rPr>
             <w:rFonts w:ascii="Times New Roman" w:eastAsiaTheme="minorEastAsia" w:hAnsi="Times New Roman" w:cstheme="minorBidi"/>
@@ -13842,7 +14265,7 @@
           <m:t>A</m:t>
         </m:r>
       </m:oMath>
-      <w:ins w:id="276" w:author="Levine, Charles Roger CTR USARMY USMA (USA)" w:date="2026-10-12T22:52:00Z" w16du:dateUtc="2026-10-13T02:52:00Z">
+      <w:ins w:id="314" w:author="Levine, Charles Roger CTR USARMY USMA (USA)" w:date="2026-10-12T22:52:00Z" w16du:dateUtc="2026-10-13T02:52:00Z">
         <w:r>
           <w:rPr>
             <w:rFonts w:ascii="Times New Roman" w:eastAsiaTheme="minorEastAsia" w:hAnsi="Times New Roman" w:cstheme="minorBidi"/>
@@ -13859,7 +14282,7 @@
       <w:pPr>
         <w:pStyle w:val="Heading2"/>
         <w:rPr>
-          <w:ins w:id="277" w:author="Levine, Charles Roger CTR USARMY USMA (USA)" w:date="2026-10-12T22:52:00Z" w16du:dateUtc="2026-10-13T02:52:00Z"/>
+          <w:ins w:id="315" w:author="Levine, Charles Roger CTR USARMY USMA (USA)" w:date="2026-10-12T22:52:00Z" w16du:dateUtc="2026-10-13T02:52:00Z"/>
           <w:rFonts w:ascii="Times New Roman" w:eastAsiaTheme="minorEastAsia" w:hAnsi="Times New Roman" w:cstheme="minorBidi"/>
           <w:b w:val="0"/>
           <w:bCs w:val="0"/>
@@ -13867,7 +14290,7 @@
           <w:szCs w:val="22"/>
         </w:rPr>
       </w:pPr>
-      <w:ins w:id="278" w:author="Levine, Charles Roger CTR USARMY USMA (USA)" w:date="2026-10-12T22:52:00Z" w16du:dateUtc="2026-10-13T02:52:00Z">
+      <w:ins w:id="316" w:author="Levine, Charles Roger CTR USARMY USMA (USA)" w:date="2026-10-12T22:52:00Z" w16du:dateUtc="2026-10-13T02:52:00Z">
         <w:r>
           <w:rPr>
             <w:rFonts w:ascii="Times New Roman" w:eastAsiaTheme="minorEastAsia" w:hAnsi="Times New Roman" w:cstheme="minorBidi"/>
@@ -13884,7 +14307,7 @@
       <w:pPr>
         <w:pStyle w:val="Heading2"/>
         <w:rPr>
-          <w:ins w:id="279" w:author="Levine, Charles Roger CTR USARMY USMA (USA)" w:date="2026-10-12T22:52:00Z" w16du:dateUtc="2026-10-13T02:52:00Z"/>
+          <w:ins w:id="317" w:author="Levine, Charles Roger CTR USARMY USMA (USA)" w:date="2026-10-12T22:52:00Z" w16du:dateUtc="2026-10-13T02:52:00Z"/>
           <w:rFonts w:ascii="Times New Roman" w:eastAsiaTheme="minorEastAsia" w:hAnsi="Times New Roman" w:cstheme="minorBidi"/>
           <w:b w:val="0"/>
           <w:bCs w:val="0"/>
@@ -13892,7 +14315,7 @@
           <w:szCs w:val="22"/>
         </w:rPr>
       </w:pPr>
-      <w:ins w:id="280" w:author="Levine, Charles Roger CTR USARMY USMA (USA)" w:date="2026-10-12T22:52:00Z" w16du:dateUtc="2026-10-13T02:52:00Z">
+      <w:ins w:id="318" w:author="Levine, Charles Roger CTR USARMY USMA (USA)" w:date="2026-10-12T22:52:00Z" w16du:dateUtc="2026-10-13T02:52:00Z">
         <w:r>
           <w:rPr>
             <w:rFonts w:ascii="Times New Roman" w:eastAsiaTheme="minorEastAsia" w:hAnsi="Times New Roman" w:cstheme="minorBidi"/>
@@ -13909,7 +14332,7 @@
       <w:pPr>
         <w:pStyle w:val="Heading2"/>
         <w:rPr>
-          <w:ins w:id="281" w:author="Levine, Charles Roger CTR USARMY USMA (USA)" w:date="2026-10-12T22:52:00Z" w16du:dateUtc="2026-10-13T02:52:00Z"/>
+          <w:ins w:id="319" w:author="Levine, Charles Roger CTR USARMY USMA (USA)" w:date="2026-10-12T22:52:00Z" w16du:dateUtc="2026-10-13T02:52:00Z"/>
           <w:rFonts w:ascii="Times New Roman" w:eastAsiaTheme="minorEastAsia" w:hAnsi="Times New Roman" w:cstheme="minorBidi"/>
           <w:b w:val="0"/>
           <w:bCs w:val="0"/>
@@ -14320,7 +14743,7 @@
       <w:pPr>
         <w:pStyle w:val="Heading2"/>
         <w:rPr>
-          <w:ins w:id="282" w:author="Levine, Charles Roger CTR USARMY USMA (USA)" w:date="2026-10-12T22:52:00Z" w16du:dateUtc="2026-10-13T02:52:00Z"/>
+          <w:ins w:id="320" w:author="Levine, Charles Roger CTR USARMY USMA (USA)" w:date="2026-10-12T22:52:00Z" w16du:dateUtc="2026-10-13T02:52:00Z"/>
           <w:rFonts w:ascii="Times New Roman" w:eastAsiaTheme="minorEastAsia" w:hAnsi="Times New Roman" w:cstheme="minorBidi"/>
           <w:b w:val="0"/>
           <w:bCs w:val="0"/>
@@ -14328,7 +14751,7 @@
           <w:szCs w:val="22"/>
         </w:rPr>
       </w:pPr>
-      <w:ins w:id="283" w:author="Levine, Charles Roger CTR USARMY USMA (USA)" w:date="2026-10-12T22:52:00Z" w16du:dateUtc="2026-10-13T02:52:00Z">
+      <w:ins w:id="321" w:author="Levine, Charles Roger CTR USARMY USMA (USA)" w:date="2026-10-12T22:52:00Z" w16du:dateUtc="2026-10-13T02:52:00Z">
         <w:r>
           <w:rPr>
             <w:rFonts w:ascii="Times New Roman" w:eastAsiaTheme="minorEastAsia" w:hAnsi="Times New Roman" w:cstheme="minorBidi"/>
@@ -14377,7 +14800,7 @@
           </m:e>
         </m:d>
       </m:oMath>
-      <w:ins w:id="284" w:author="Levine, Charles Roger CTR USARMY USMA (USA)" w:date="2026-10-12T22:52:00Z" w16du:dateUtc="2026-10-13T02:52:00Z">
+      <w:ins w:id="322" w:author="Levine, Charles Roger CTR USARMY USMA (USA)" w:date="2026-10-12T22:52:00Z" w16du:dateUtc="2026-10-13T02:52:00Z">
         <w:r>
           <w:rPr>
             <w:rFonts w:ascii="Times New Roman" w:eastAsiaTheme="minorEastAsia" w:hAnsi="Times New Roman" w:cstheme="minorBidi"/>
@@ -14402,7 +14825,7 @@
           <m:t>i</m:t>
         </m:r>
       </m:oMath>
-      <w:ins w:id="285" w:author="Levine, Charles Roger CTR USARMY USMA (USA)" w:date="2026-10-12T22:52:00Z" w16du:dateUtc="2026-10-13T02:52:00Z">
+      <w:ins w:id="323" w:author="Levine, Charles Roger CTR USARMY USMA (USA)" w:date="2026-10-12T22:52:00Z" w16du:dateUtc="2026-10-13T02:52:00Z">
         <w:r>
           <w:rPr>
             <w:rFonts w:ascii="Times New Roman" w:eastAsiaTheme="minorEastAsia" w:hAnsi="Times New Roman" w:cstheme="minorBidi"/>
@@ -14427,7 +14850,7 @@
           <m:t>A</m:t>
         </m:r>
       </m:oMath>
-      <w:ins w:id="286" w:author="Levine, Charles Roger CTR USARMY USMA (USA)" w:date="2026-10-12T22:52:00Z" w16du:dateUtc="2026-10-13T02:52:00Z">
+      <w:ins w:id="324" w:author="Levine, Charles Roger CTR USARMY USMA (USA)" w:date="2026-10-12T22:52:00Z" w16du:dateUtc="2026-10-13T02:52:00Z">
         <w:r>
           <w:rPr>
             <w:rFonts w:ascii="Times New Roman" w:eastAsiaTheme="minorEastAsia" w:hAnsi="Times New Roman" w:cstheme="minorBidi"/>
@@ -14452,7 +14875,7 @@
           <m:t>i</m:t>
         </m:r>
       </m:oMath>
-      <w:ins w:id="287" w:author="Levine, Charles Roger CTR USARMY USMA (USA)" w:date="2026-10-12T22:52:00Z" w16du:dateUtc="2026-10-13T02:52:00Z">
+      <w:ins w:id="325" w:author="Levine, Charles Roger CTR USARMY USMA (USA)" w:date="2026-10-12T22:52:00Z" w16du:dateUtc="2026-10-13T02:52:00Z">
         <w:r>
           <w:rPr>
             <w:rFonts w:ascii="Times New Roman" w:eastAsiaTheme="minorEastAsia" w:hAnsi="Times New Roman" w:cstheme="minorBidi"/>
@@ -14491,7 +14914,7 @@
           </m:e>
         </m:acc>
       </m:oMath>
-      <w:ins w:id="288" w:author="Levine, Charles Roger CTR USARMY USMA (USA)" w:date="2026-10-12T22:52:00Z" w16du:dateUtc="2026-10-13T02:52:00Z">
+      <w:ins w:id="326" w:author="Levine, Charles Roger CTR USARMY USMA (USA)" w:date="2026-10-12T22:52:00Z" w16du:dateUtc="2026-10-13T02:52:00Z">
         <w:r>
           <w:rPr>
             <w:rFonts w:ascii="Times New Roman" w:eastAsiaTheme="minorEastAsia" w:hAnsi="Times New Roman" w:cstheme="minorBidi"/>
@@ -14516,7 +14939,7 @@
           <m:t>A</m:t>
         </m:r>
       </m:oMath>
-      <w:ins w:id="289" w:author="Levine, Charles Roger CTR USARMY USMA (USA)" w:date="2026-10-12T22:52:00Z" w16du:dateUtc="2026-10-13T02:52:00Z">
+      <w:ins w:id="327" w:author="Levine, Charles Roger CTR USARMY USMA (USA)" w:date="2026-10-12T22:52:00Z" w16du:dateUtc="2026-10-13T02:52:00Z">
         <w:r>
           <w:rPr>
             <w:rFonts w:ascii="Times New Roman" w:eastAsiaTheme="minorEastAsia" w:hAnsi="Times New Roman" w:cstheme="minorBidi"/>
@@ -14533,7 +14956,7 @@
       <w:pPr>
         <w:pStyle w:val="Heading2"/>
         <w:rPr>
-          <w:ins w:id="290" w:author="Levine, Charles Roger CTR USARMY USMA (USA)" w:date="2026-10-12T22:52:00Z" w16du:dateUtc="2026-10-13T02:52:00Z"/>
+          <w:ins w:id="328" w:author="Levine, Charles Roger CTR USARMY USMA (USA)" w:date="2026-10-12T22:52:00Z" w16du:dateUtc="2026-10-13T02:52:00Z"/>
           <w:rFonts w:ascii="Times New Roman" w:eastAsiaTheme="minorEastAsia" w:hAnsi="Times New Roman" w:cstheme="minorBidi"/>
           <w:b w:val="0"/>
           <w:bCs w:val="0"/>
@@ -14541,7 +14964,7 @@
           <w:szCs w:val="22"/>
         </w:rPr>
       </w:pPr>
-      <w:ins w:id="291" w:author="Levine, Charles Roger CTR USARMY USMA (USA)" w:date="2026-10-12T22:52:00Z" w16du:dateUtc="2026-10-13T02:52:00Z">
+      <w:ins w:id="329" w:author="Levine, Charles Roger CTR USARMY USMA (USA)" w:date="2026-10-12T22:52:00Z" w16du:dateUtc="2026-10-13T02:52:00Z">
         <w:r>
           <w:rPr>
             <w:rFonts w:ascii="Times New Roman" w:eastAsiaTheme="minorEastAsia" w:hAnsi="Times New Roman" w:cstheme="minorBidi"/>
@@ -14558,7 +14981,7 @@
       <w:pPr>
         <w:pStyle w:val="Heading2"/>
         <w:rPr>
-          <w:ins w:id="292" w:author="Levine, Charles Roger CTR USARMY USMA (USA)" w:date="2026-10-12T22:52:00Z" w16du:dateUtc="2026-10-13T02:52:00Z"/>
+          <w:ins w:id="330" w:author="Levine, Charles Roger CTR USARMY USMA (USA)" w:date="2026-10-12T22:52:00Z" w16du:dateUtc="2026-10-13T02:52:00Z"/>
           <w:rFonts w:ascii="Times New Roman" w:eastAsiaTheme="minorEastAsia" w:hAnsi="Times New Roman" w:cstheme="minorBidi"/>
           <w:b w:val="0"/>
           <w:bCs w:val="0"/>
@@ -14566,7 +14989,7 @@
           <w:szCs w:val="22"/>
         </w:rPr>
       </w:pPr>
-      <w:ins w:id="293" w:author="Levine, Charles Roger CTR USARMY USMA (USA)" w:date="2026-10-12T22:52:00Z" w16du:dateUtc="2026-10-13T02:52:00Z">
+      <w:ins w:id="331" w:author="Levine, Charles Roger CTR USARMY USMA (USA)" w:date="2026-10-12T22:52:00Z" w16du:dateUtc="2026-10-13T02:52:00Z">
         <w:r>
           <w:rPr>
             <w:rFonts w:ascii="Times New Roman" w:eastAsiaTheme="minorEastAsia" w:hAnsi="Times New Roman" w:cstheme="minorBidi"/>
@@ -14583,7 +15006,7 @@
       <w:pPr>
         <w:pStyle w:val="Heading2"/>
         <w:rPr>
-          <w:ins w:id="294" w:author="Levine, Charles Roger CTR USARMY USMA (USA)" w:date="2026-10-12T22:52:00Z" w16du:dateUtc="2026-10-13T02:52:00Z"/>
+          <w:ins w:id="332" w:author="Levine, Charles Roger CTR USARMY USMA (USA)" w:date="2026-10-12T22:52:00Z" w16du:dateUtc="2026-10-13T02:52:00Z"/>
           <w:rFonts w:ascii="Times New Roman" w:eastAsiaTheme="minorEastAsia" w:hAnsi="Times New Roman" w:cstheme="minorBidi"/>
           <w:b w:val="0"/>
           <w:bCs w:val="0"/>
@@ -15132,7 +15555,7 @@
       <w:pPr>
         <w:pStyle w:val="Heading2"/>
         <w:rPr>
-          <w:ins w:id="295" w:author="Levine, Charles Roger CTR USARMY USMA (USA)" w:date="2026-10-12T22:52:00Z" w16du:dateUtc="2026-10-13T02:52:00Z"/>
+          <w:ins w:id="333" w:author="Levine, Charles Roger CTR USARMY USMA (USA)" w:date="2026-10-12T22:52:00Z" w16du:dateUtc="2026-10-13T02:52:00Z"/>
           <w:rFonts w:ascii="Times New Roman" w:eastAsiaTheme="minorEastAsia" w:hAnsi="Times New Roman" w:cstheme="minorBidi"/>
           <w:b w:val="0"/>
           <w:bCs w:val="0"/>
@@ -15140,7 +15563,7 @@
           <w:szCs w:val="22"/>
         </w:rPr>
       </w:pPr>
-      <w:ins w:id="296" w:author="Levine, Charles Roger CTR USARMY USMA (USA)" w:date="2026-10-12T22:52:00Z" w16du:dateUtc="2026-10-13T02:52:00Z">
+      <w:ins w:id="334" w:author="Levine, Charles Roger CTR USARMY USMA (USA)" w:date="2026-10-12T22:52:00Z" w16du:dateUtc="2026-10-13T02:52:00Z">
         <w:r>
           <w:rPr>
             <w:rFonts w:ascii="Times New Roman" w:eastAsiaTheme="minorEastAsia" w:hAnsi="Times New Roman" w:cstheme="minorBidi"/>
@@ -15157,7 +15580,7 @@
       <w:pPr>
         <w:pStyle w:val="Heading2"/>
         <w:rPr>
-          <w:ins w:id="297" w:author="Levine, Charles Roger CTR USARMY USMA (USA)" w:date="2026-10-12T22:52:00Z" w16du:dateUtc="2026-10-13T02:52:00Z"/>
+          <w:ins w:id="335" w:author="Levine, Charles Roger CTR USARMY USMA (USA)" w:date="2026-10-12T22:52:00Z" w16du:dateUtc="2026-10-13T02:52:00Z"/>
           <w:rFonts w:ascii="Times New Roman" w:eastAsiaTheme="minorEastAsia" w:hAnsi="Times New Roman" w:cstheme="minorBidi"/>
           <w:b w:val="0"/>
           <w:bCs w:val="0"/>
@@ -15580,7 +16003,7 @@
       <w:pPr>
         <w:pStyle w:val="Heading2"/>
         <w:rPr>
-          <w:ins w:id="298" w:author="Levine, Charles Roger CTR USARMY USMA (USA)" w:date="2026-10-12T22:52:00Z" w16du:dateUtc="2026-10-13T02:52:00Z"/>
+          <w:ins w:id="336" w:author="Levine, Charles Roger CTR USARMY USMA (USA)" w:date="2026-10-12T22:52:00Z" w16du:dateUtc="2026-10-13T02:52:00Z"/>
           <w:rFonts w:ascii="Times New Roman" w:eastAsiaTheme="minorEastAsia" w:hAnsi="Times New Roman" w:cstheme="minorBidi"/>
           <w:b w:val="0"/>
           <w:bCs w:val="0"/>
@@ -15588,7 +16011,7 @@
           <w:szCs w:val="22"/>
         </w:rPr>
       </w:pPr>
-      <w:ins w:id="299" w:author="Levine, Charles Roger CTR USARMY USMA (USA)" w:date="2026-10-12T22:52:00Z" w16du:dateUtc="2026-10-13T02:52:00Z">
+      <w:ins w:id="337" w:author="Levine, Charles Roger CTR USARMY USMA (USA)" w:date="2026-10-12T22:52:00Z" w16du:dateUtc="2026-10-13T02:52:00Z">
         <w:r>
           <w:rPr>
             <w:rFonts w:ascii="Times New Roman" w:eastAsiaTheme="minorEastAsia" w:hAnsi="Times New Roman" w:cstheme="minorBidi"/>
@@ -15613,7 +16036,7 @@
           <m:t>A</m:t>
         </m:r>
       </m:oMath>
-      <w:ins w:id="300" w:author="Levine, Charles Roger CTR USARMY USMA (USA)" w:date="2026-10-12T22:52:00Z" w16du:dateUtc="2026-10-13T02:52:00Z">
+      <w:ins w:id="338" w:author="Levine, Charles Roger CTR USARMY USMA (USA)" w:date="2026-10-12T22:52:00Z" w16du:dateUtc="2026-10-13T02:52:00Z">
         <w:r>
           <w:rPr>
             <w:rFonts w:ascii="Times New Roman" w:eastAsiaTheme="minorEastAsia" w:hAnsi="Times New Roman" w:cstheme="minorBidi"/>
@@ -15664,7 +16087,7 @@
           </m:sub>
         </m:sSub>
       </m:oMath>
-      <w:ins w:id="301" w:author="Levine, Charles Roger CTR USARMY USMA (USA)" w:date="2026-10-12T22:52:00Z" w16du:dateUtc="2026-10-13T02:52:00Z">
+      <w:ins w:id="339" w:author="Levine, Charles Roger CTR USARMY USMA (USA)" w:date="2026-10-12T22:52:00Z" w16du:dateUtc="2026-10-13T02:52:00Z">
         <w:r>
           <w:rPr>
             <w:rFonts w:ascii="Times New Roman" w:eastAsiaTheme="minorEastAsia" w:hAnsi="Times New Roman" w:cstheme="minorBidi"/>
@@ -15681,7 +16104,7 @@
       <w:pPr>
         <w:pStyle w:val="Heading2"/>
         <w:rPr>
-          <w:ins w:id="302" w:author="Levine, Charles Roger CTR USARMY USMA (USA)" w:date="2026-10-12T22:52:00Z" w16du:dateUtc="2026-10-13T02:52:00Z"/>
+          <w:ins w:id="340" w:author="Levine, Charles Roger CTR USARMY USMA (USA)" w:date="2026-10-12T22:52:00Z" w16du:dateUtc="2026-10-13T02:52:00Z"/>
           <w:rFonts w:ascii="Times New Roman" w:eastAsiaTheme="minorEastAsia" w:hAnsi="Times New Roman" w:cstheme="minorBidi"/>
           <w:b w:val="0"/>
           <w:bCs w:val="0"/>
@@ -15689,7 +16112,7 @@
           <w:szCs w:val="22"/>
         </w:rPr>
       </w:pPr>
-      <w:ins w:id="303" w:author="Levine, Charles Roger CTR USARMY USMA (USA)" w:date="2026-10-12T22:52:00Z" w16du:dateUtc="2026-10-13T02:52:00Z">
+      <w:ins w:id="341" w:author="Levine, Charles Roger CTR USARMY USMA (USA)" w:date="2026-10-12T22:52:00Z" w16du:dateUtc="2026-10-13T02:52:00Z">
         <w:r>
           <w:rPr>
             <w:rFonts w:ascii="Times New Roman" w:eastAsiaTheme="minorEastAsia" w:hAnsi="Times New Roman" w:cstheme="minorBidi"/>
@@ -15715,7 +16138,7 @@
           <m:t>J</m:t>
         </m:r>
       </m:oMath>
-      <w:ins w:id="304" w:author="Levine, Charles Roger CTR USARMY USMA (USA)" w:date="2026-10-12T22:52:00Z" w16du:dateUtc="2026-10-13T02:52:00Z">
+      <w:ins w:id="342" w:author="Levine, Charles Roger CTR USARMY USMA (USA)" w:date="2026-10-12T22:52:00Z" w16du:dateUtc="2026-10-13T02:52:00Z">
         <w:r>
           <w:rPr>
             <w:rFonts w:ascii="Times New Roman" w:eastAsiaTheme="minorEastAsia" w:hAnsi="Times New Roman" w:cstheme="minorBidi"/>
@@ -15732,7 +16155,7 @@
       <w:pPr>
         <w:pStyle w:val="Heading2"/>
         <w:rPr>
-          <w:ins w:id="305" w:author="Levine, Charles Roger CTR USARMY USMA (USA)" w:date="2026-10-12T22:52:00Z" w16du:dateUtc="2026-10-13T02:52:00Z"/>
+          <w:ins w:id="343" w:author="Levine, Charles Roger CTR USARMY USMA (USA)" w:date="2026-10-12T22:52:00Z" w16du:dateUtc="2026-10-13T02:52:00Z"/>
           <w:rFonts w:ascii="Times New Roman" w:eastAsiaTheme="minorEastAsia" w:hAnsi="Times New Roman" w:cstheme="minorBidi"/>
           <w:b w:val="0"/>
           <w:bCs w:val="0"/>
@@ -15883,7 +16306,7 @@
       <w:pPr>
         <w:pStyle w:val="Heading2"/>
         <w:rPr>
-          <w:ins w:id="306" w:author="Levine, Charles Roger CTR USARMY USMA (USA)" w:date="2026-10-12T22:52:00Z" w16du:dateUtc="2026-10-13T02:52:00Z"/>
+          <w:ins w:id="344" w:author="Levine, Charles Roger CTR USARMY USMA (USA)" w:date="2026-10-12T22:52:00Z" w16du:dateUtc="2026-10-13T02:52:00Z"/>
           <w:rFonts w:ascii="Times New Roman" w:eastAsiaTheme="minorEastAsia" w:hAnsi="Times New Roman" w:cstheme="minorBidi"/>
           <w:b w:val="0"/>
           <w:bCs w:val="0"/>
@@ -15891,7 +16314,7 @@
           <w:szCs w:val="22"/>
         </w:rPr>
       </w:pPr>
-      <w:ins w:id="307" w:author="Levine, Charles Roger CTR USARMY USMA (USA)" w:date="2026-10-12T22:52:00Z" w16du:dateUtc="2026-10-13T02:52:00Z">
+      <w:ins w:id="345" w:author="Levine, Charles Roger CTR USARMY USMA (USA)" w:date="2026-10-12T22:52:00Z" w16du:dateUtc="2026-10-13T02:52:00Z">
         <w:r>
           <w:rPr>
             <w:rFonts w:ascii="Times New Roman" w:eastAsiaTheme="minorEastAsia" w:hAnsi="Times New Roman" w:cstheme="minorBidi"/>
@@ -15917,7 +16340,7 @@
           <m:t>E</m:t>
         </m:r>
       </m:oMath>
-      <w:ins w:id="308" w:author="Levine, Charles Roger CTR USARMY USMA (USA)" w:date="2026-10-12T22:52:00Z" w16du:dateUtc="2026-10-13T02:52:00Z">
+      <w:ins w:id="346" w:author="Levine, Charles Roger CTR USARMY USMA (USA)" w:date="2026-10-12T22:52:00Z" w16du:dateUtc="2026-10-13T02:52:00Z">
         <w:r>
           <w:rPr>
             <w:rFonts w:ascii="Times New Roman" w:eastAsiaTheme="minorEastAsia" w:hAnsi="Times New Roman" w:cstheme="minorBidi"/>
@@ -15934,7 +16357,7 @@
       <w:pPr>
         <w:pStyle w:val="Heading2"/>
         <w:rPr>
-          <w:ins w:id="309" w:author="Levine, Charles Roger CTR USARMY USMA (USA)" w:date="2026-10-12T22:56:00Z" w16du:dateUtc="2026-10-13T02:56:00Z"/>
+          <w:ins w:id="347" w:author="Levine, Charles Roger CTR USARMY USMA (USA)" w:date="2026-10-12T22:56:00Z" w16du:dateUtc="2026-10-13T02:56:00Z"/>
           <w:rFonts w:ascii="Times New Roman" w:eastAsiaTheme="minorEastAsia" w:hAnsi="Times New Roman" w:cstheme="minorBidi"/>
           <w:b w:val="0"/>
           <w:bCs w:val="0"/>
@@ -15942,7 +16365,7 @@
           <w:szCs w:val="22"/>
         </w:rPr>
       </w:pPr>
-      <w:ins w:id="310" w:author="Levine, Charles Roger CTR USARMY USMA (USA)" w:date="2026-10-12T22:52:00Z" w16du:dateUtc="2026-10-13T02:52:00Z">
+      <w:ins w:id="348" w:author="Levine, Charles Roger CTR USARMY USMA (USA)" w:date="2026-10-12T22:52:00Z" w16du:dateUtc="2026-10-13T02:52:00Z">
         <w:r>
           <w:rPr>
             <w:rFonts w:ascii="Times New Roman" w:eastAsiaTheme="minorEastAsia" w:hAnsi="Times New Roman" w:cstheme="minorBidi"/>
@@ -15993,7 +16416,7 @@
           </m:sub>
         </m:sSub>
       </m:oMath>
-      <w:ins w:id="311" w:author="Levine, Charles Roger CTR USARMY USMA (USA)" w:date="2026-10-12T22:52:00Z" w16du:dateUtc="2026-10-13T02:52:00Z">
+      <w:ins w:id="349" w:author="Levine, Charles Roger CTR USARMY USMA (USA)" w:date="2026-10-12T22:52:00Z" w16du:dateUtc="2026-10-13T02:52:00Z">
         <w:r>
           <w:rPr>
             <w:rFonts w:ascii="Times New Roman" w:eastAsiaTheme="minorEastAsia" w:hAnsi="Times New Roman" w:cstheme="minorBidi"/>
@@ -16018,7 +16441,7 @@
           <m:t>ρ=0</m:t>
         </m:r>
       </m:oMath>
-      <w:ins w:id="312" w:author="Levine, Charles Roger CTR USARMY USMA (USA)" w:date="2026-10-12T22:52:00Z" w16du:dateUtc="2026-10-13T02:52:00Z">
+      <w:ins w:id="350" w:author="Levine, Charles Roger CTR USARMY USMA (USA)" w:date="2026-10-12T22:52:00Z" w16du:dateUtc="2026-10-13T02:52:00Z">
         <w:r>
           <w:rPr>
             <w:rFonts w:ascii="Times New Roman" w:eastAsiaTheme="minorEastAsia" w:hAnsi="Times New Roman" w:cstheme="minorBidi"/>
@@ -16030,7 +16453,7 @@
           <w:t xml:space="preserve"> should not be equated with an observed sorting index of zero</w:t>
         </w:r>
       </w:ins>
-      <w:ins w:id="313" w:author="Levine, Charles Roger CTR USARMY USMA (USA)" w:date="2026-10-12T22:56:00Z" w16du:dateUtc="2026-10-13T02:56:00Z">
+      <w:ins w:id="351" w:author="Levine, Charles Roger CTR USARMY USMA (USA)" w:date="2026-10-12T22:56:00Z" w16du:dateUtc="2026-10-13T02:56:00Z">
         <w:r>
           <w:rPr>
             <w:rFonts w:ascii="Times New Roman" w:eastAsiaTheme="minorEastAsia" w:hAnsi="Times New Roman" w:cstheme="minorBidi"/>
@@ -16046,17 +16469,17 @@
     <w:p>
       <w:pPr>
         <w:rPr>
-          <w:del w:id="314" w:author="Levine, Charles Roger CTR USARMY USMA (USA)" w:date="2026-10-12T22:52:00Z" w16du:dateUtc="2026-10-13T02:52:00Z"/>
+          <w:del w:id="352" w:author="Levine, Charles Roger CTR USARMY USMA (USA)" w:date="2026-10-12T22:52:00Z" w16du:dateUtc="2026-10-13T02:52:00Z"/>
         </w:rPr>
       </w:pPr>
-      <w:del w:id="315" w:author="Levine, Charles Roger CTR USARMY USMA (USA)" w:date="2026-10-12T22:52:00Z" w16du:dateUtc="2026-10-13T02:52:00Z">
+      <w:del w:id="353" w:author="Levine, Charles Roger CTR USARMY USMA (USA)" w:date="2026-10-12T22:52:00Z" w16du:dateUtc="2026-10-13T02:52:00Z">
         <w:r>
           <w:delText xml:space="preserve">The parameter </w:delText>
         </w:r>
       </w:del>
       <m:oMath>
         <m:r>
-          <w:del w:id="316" w:author="Levine, Charles Roger CTR USARMY USMA (USA)" w:date="2026-10-12T22:52:00Z" w16du:dateUtc="2026-10-13T02:52:00Z">
+          <w:del w:id="354" w:author="Levine, Charles Roger CTR USARMY USMA (USA)" w:date="2026-10-12T22:52:00Z" w16du:dateUtc="2026-10-13T02:52:00Z">
             <w:rPr>
               <w:rFonts w:ascii="Cambria Math" w:hAnsi="Cambria Math"/>
             </w:rPr>
@@ -16064,7 +16487,7 @@
           </w:del>
         </m:r>
       </m:oMath>
-      <w:del w:id="317" w:author="Levine, Charles Roger CTR USARMY USMA (USA)" w:date="2026-10-12T22:52:00Z" w16du:dateUtc="2026-10-13T02:52:00Z">
+      <w:del w:id="355" w:author="Levine, Charles Roger CTR USARMY USMA (USA)" w:date="2026-10-12T22:52:00Z" w16du:dateUtc="2026-10-13T02:52:00Z">
         <w:r>
           <w:delText xml:space="preserve"> governs a generative preference. It does not directly measure the sorting realized in a completed population. We summarize realized sorting by </w:delText>
         </w:r>
@@ -16073,7 +16496,7 @@
         <m:sSub>
           <m:sSubPr>
             <m:ctrlPr>
-              <w:del w:id="318" w:author="Levine, Charles Roger CTR USARMY USMA (USA)" w:date="2026-10-12T22:52:00Z" w16du:dateUtc="2026-10-13T02:52:00Z">
+              <w:del w:id="356" w:author="Levine, Charles Roger CTR USARMY USMA (USA)" w:date="2026-10-12T22:52:00Z" w16du:dateUtc="2026-10-13T02:52:00Z">
                 <w:rPr>
                   <w:rFonts w:ascii="Cambria Math" w:hAnsi="Cambria Math"/>
                 </w:rPr>
@@ -16082,7 +16505,7 @@
           </m:sSubPr>
           <m:e>
             <m:r>
-              <w:del w:id="319" w:author="Levine, Charles Roger CTR USARMY USMA (USA)" w:date="2026-10-12T22:52:00Z" w16du:dateUtc="2026-10-13T02:52:00Z">
+              <w:del w:id="357" w:author="Levine, Charles Roger CTR USARMY USMA (USA)" w:date="2026-10-12T22:52:00Z" w16du:dateUtc="2026-10-13T02:52:00Z">
                 <w:rPr>
                   <w:rFonts w:ascii="Cambria Math" w:hAnsi="Cambria Math"/>
                 </w:rPr>
@@ -16092,7 +16515,7 @@
           </m:e>
           <m:sub>
             <m:r>
-              <w:del w:id="320" w:author="Levine, Charles Roger CTR USARMY USMA (USA)" w:date="2026-10-12T22:52:00Z" w16du:dateUtc="2026-10-13T02:52:00Z">
+              <w:del w:id="358" w:author="Levine, Charles Roger CTR USARMY USMA (USA)" w:date="2026-10-12T22:52:00Z" w16du:dateUtc="2026-10-13T02:52:00Z">
                 <m:rPr>
                   <m:sty m:val="p"/>
                 </m:rPr>
@@ -16105,14 +16528,14 @@
           </m:sub>
         </m:sSub>
       </m:oMath>
-      <w:del w:id="321" w:author="Levine, Charles Roger CTR USARMY USMA (USA)" w:date="2026-10-12T22:52:00Z" w16du:dateUtc="2026-10-13T02:52:00Z">
+      <w:del w:id="359" w:author="Levine, Charles Roger CTR USARMY USMA (USA)" w:date="2026-10-12T22:52:00Z" w16du:dateUtc="2026-10-13T02:52:00Z">
         <w:r>
           <w:delText xml:space="preserve">, the fraction of total variation in </w:delText>
         </w:r>
       </w:del>
       <m:oMath>
         <m:r>
-          <w:del w:id="322" w:author="Levine, Charles Roger CTR USARMY USMA (USA)" w:date="2026-10-12T22:52:00Z" w16du:dateUtc="2026-10-13T02:52:00Z">
+          <w:del w:id="360" w:author="Levine, Charles Roger CTR USARMY USMA (USA)" w:date="2026-10-12T22:52:00Z" w16du:dateUtc="2026-10-13T02:52:00Z">
             <w:rPr>
               <w:rFonts w:ascii="Cambria Math" w:hAnsi="Cambria Math"/>
             </w:rPr>
@@ -16120,7 +16543,7 @@
           </w:del>
         </m:r>
       </m:oMath>
-      <w:del w:id="323" w:author="Levine, Charles Roger CTR USARMY USMA (USA)" w:date="2026-10-12T22:52:00Z" w16du:dateUtc="2026-10-13T02:52:00Z">
+      <w:del w:id="361" w:author="Levine, Charles Roger CTR USARMY USMA (USA)" w:date="2026-10-12T22:52:00Z" w16du:dateUtc="2026-10-13T02:52:00Z">
         <w:r>
           <w:delText xml:space="preserve"> attributable to differences between group means.</w:delText>
         </w:r>
@@ -16130,7 +16553,7 @@
       <w:pPr>
         <w:pStyle w:val="BodyText"/>
         <w:rPr>
-          <w:del w:id="324" w:author="Levine, Charles Roger CTR USARMY USMA (USA)" w:date="2026-10-12T22:52:00Z" w16du:dateUtc="2026-10-13T02:52:00Z"/>
+          <w:del w:id="362" w:author="Levine, Charles Roger CTR USARMY USMA (USA)" w:date="2026-10-12T22:52:00Z" w16du:dateUtc="2026-10-13T02:52:00Z"/>
         </w:rPr>
       </w:pPr>
       <m:oMathPara>
@@ -16141,7 +16564,7 @@
           <m:sSub>
             <m:sSubPr>
               <m:ctrlPr>
-                <w:del w:id="325" w:author="Levine, Charles Roger CTR USARMY USMA (USA)" w:date="2026-10-12T22:52:00Z" w16du:dateUtc="2026-10-13T02:52:00Z">
+                <w:del w:id="363" w:author="Levine, Charles Roger CTR USARMY USMA (USA)" w:date="2026-10-12T22:52:00Z" w16du:dateUtc="2026-10-13T02:52:00Z">
                   <w:rPr>
                     <w:rFonts w:ascii="Cambria Math" w:hAnsi="Cambria Math"/>
                   </w:rPr>
@@ -16150,7 +16573,7 @@
             </m:sSubPr>
             <m:e>
               <m:r>
-                <w:del w:id="326" w:author="Levine, Charles Roger CTR USARMY USMA (USA)" w:date="2026-10-12T22:52:00Z" w16du:dateUtc="2026-10-13T02:52:00Z">
+                <w:del w:id="364" w:author="Levine, Charles Roger CTR USARMY USMA (USA)" w:date="2026-10-12T22:52:00Z" w16du:dateUtc="2026-10-13T02:52:00Z">
                   <w:rPr>
                     <w:rFonts w:ascii="Cambria Math" w:hAnsi="Cambria Math"/>
                   </w:rPr>
@@ -16160,7 +16583,7 @@
             </m:e>
             <m:sub>
               <m:r>
-                <w:del w:id="327" w:author="Levine, Charles Roger CTR USARMY USMA (USA)" w:date="2026-10-12T22:52:00Z" w16du:dateUtc="2026-10-13T02:52:00Z">
+                <w:del w:id="365" w:author="Levine, Charles Roger CTR USARMY USMA (USA)" w:date="2026-10-12T22:52:00Z" w16du:dateUtc="2026-10-13T02:52:00Z">
                   <m:rPr>
                     <m:nor/>
                   </m:rPr>
@@ -16170,7 +16593,7 @@
             </m:sub>
           </m:sSub>
           <m:r>
-            <w:del w:id="328" w:author="Levine, Charles Roger CTR USARMY USMA (USA)" w:date="2026-10-12T22:52:00Z" w16du:dateUtc="2026-10-13T02:52:00Z">
+            <w:del w:id="366" w:author="Levine, Charles Roger CTR USARMY USMA (USA)" w:date="2026-10-12T22:52:00Z" w16du:dateUtc="2026-10-13T02:52:00Z">
               <m:rPr>
                 <m:sty m:val="p"/>
               </m:rPr>
@@ -16181,7 +16604,7 @@
             </w:del>
           </m:r>
           <m:r>
-            <w:del w:id="329" w:author="Levine, Charles Roger CTR USARMY USMA (USA)" w:date="2026-10-12T22:52:00Z" w16du:dateUtc="2026-10-13T02:52:00Z">
+            <w:del w:id="367" w:author="Levine, Charles Roger CTR USARMY USMA (USA)" w:date="2026-10-12T22:52:00Z" w16du:dateUtc="2026-10-13T02:52:00Z">
               <w:rPr>
                 <w:rFonts w:ascii="Cambria Math" w:hAnsi="Cambria Math"/>
               </w:rPr>
@@ -16189,7 +16612,7 @@
             </w:del>
           </m:r>
           <m:r>
-            <w:del w:id="330" w:author="Levine, Charles Roger CTR USARMY USMA (USA)" w:date="2026-10-12T22:52:00Z" w16du:dateUtc="2026-10-13T02:52:00Z">
+            <w:del w:id="368" w:author="Levine, Charles Roger CTR USARMY USMA (USA)" w:date="2026-10-12T22:52:00Z" w16du:dateUtc="2026-10-13T02:52:00Z">
               <m:rPr>
                 <m:sty m:val="p"/>
               </m:rPr>
@@ -16202,7 +16625,7 @@
           <m:f>
             <m:fPr>
               <m:ctrlPr>
-                <w:del w:id="331" w:author="Levine, Charles Roger CTR USARMY USMA (USA)" w:date="2026-10-12T22:52:00Z" w16du:dateUtc="2026-10-13T02:52:00Z">
+                <w:del w:id="369" w:author="Levine, Charles Roger CTR USARMY USMA (USA)" w:date="2026-10-12T22:52:00Z" w16du:dateUtc="2026-10-13T02:52:00Z">
                   <w:rPr>
                     <w:rFonts w:ascii="Cambria Math" w:hAnsi="Cambria Math"/>
                   </w:rPr>
@@ -16216,7 +16639,7 @@
                   <m:limLoc m:val="undOvr"/>
                   <m:supHide m:val="1"/>
                   <m:ctrlPr>
-                    <w:del w:id="332" w:author="Levine, Charles Roger CTR USARMY USMA (USA)" w:date="2026-10-12T22:52:00Z" w16du:dateUtc="2026-10-13T02:52:00Z">
+                    <w:del w:id="370" w:author="Levine, Charles Roger CTR USARMY USMA (USA)" w:date="2026-10-12T22:52:00Z" w16du:dateUtc="2026-10-13T02:52:00Z">
                       <w:rPr>
                         <w:rFonts w:ascii="Cambria Math" w:hAnsi="Cambria Math"/>
                       </w:rPr>
@@ -16225,7 +16648,7 @@
                 </m:naryPr>
                 <m:sub>
                   <m:r>
-                    <w:del w:id="333" w:author="Levine, Charles Roger CTR USARMY USMA (USA)" w:date="2026-10-12T22:52:00Z" w16du:dateUtc="2026-10-13T02:52:00Z">
+                    <w:del w:id="371" w:author="Levine, Charles Roger CTR USARMY USMA (USA)" w:date="2026-10-12T22:52:00Z" w16du:dateUtc="2026-10-13T02:52:00Z">
                       <w:rPr>
                         <w:rFonts w:ascii="Cambria Math" w:hAnsi="Cambria Math"/>
                       </w:rPr>
@@ -16235,7 +16658,7 @@
                 </m:sub>
                 <m:sup>
                   <m:r>
-                    <w:del w:id="334" w:author="Levine, Charles Roger CTR USARMY USMA (USA)" w:date="2026-10-12T22:52:00Z" w16du:dateUtc="2026-10-13T02:52:00Z">
+                    <w:del w:id="372" w:author="Levine, Charles Roger CTR USARMY USMA (USA)" w:date="2026-10-12T22:52:00Z" w16du:dateUtc="2026-10-13T02:52:00Z">
                       <w:rPr>
                         <w:rFonts w:ascii="Cambria Math" w:hAnsi="Cambria Math"/>
                       </w:rPr>
@@ -16247,7 +16670,7 @@
                   <m:sSup>
                     <m:sSupPr>
                       <m:ctrlPr>
-                        <w:del w:id="335" w:author="Levine, Charles Roger CTR USARMY USMA (USA)" w:date="2026-10-12T22:52:00Z" w16du:dateUtc="2026-10-13T02:52:00Z">
+                        <w:del w:id="373" w:author="Levine, Charles Roger CTR USARMY USMA (USA)" w:date="2026-10-12T22:52:00Z" w16du:dateUtc="2026-10-13T02:52:00Z">
                           <w:rPr>
                             <w:rFonts w:ascii="Cambria Math" w:hAnsi="Cambria Math"/>
                           </w:rPr>
@@ -16258,7 +16681,7 @@
                       <m:d>
                         <m:dPr>
                           <m:ctrlPr>
-                            <w:del w:id="336" w:author="Levine, Charles Roger CTR USARMY USMA (USA)" w:date="2026-10-12T22:52:00Z" w16du:dateUtc="2026-10-13T02:52:00Z">
+                            <w:del w:id="374" w:author="Levine, Charles Roger CTR USARMY USMA (USA)" w:date="2026-10-12T22:52:00Z" w16du:dateUtc="2026-10-13T02:52:00Z">
                               <w:rPr>
                                 <w:rFonts w:ascii="Cambria Math" w:hAnsi="Cambria Math"/>
                               </w:rPr>
@@ -16269,7 +16692,7 @@
                           <m:sSub>
                             <m:sSubPr>
                               <m:ctrlPr>
-                                <w:del w:id="337" w:author="Levine, Charles Roger CTR USARMY USMA (USA)" w:date="2026-10-12T22:52:00Z" w16du:dateUtc="2026-10-13T02:52:00Z">
+                                <w:del w:id="375" w:author="Levine, Charles Roger CTR USARMY USMA (USA)" w:date="2026-10-12T22:52:00Z" w16du:dateUtc="2026-10-13T02:52:00Z">
                                   <w:rPr>
                                     <w:rFonts w:ascii="Cambria Math" w:hAnsi="Cambria Math"/>
                                   </w:rPr>
@@ -16278,7 +16701,7 @@
                             </m:sSubPr>
                             <m:e>
                               <m:r>
-                                <w:del w:id="338" w:author="Levine, Charles Roger CTR USARMY USMA (USA)" w:date="2026-10-12T22:52:00Z" w16du:dateUtc="2026-10-13T02:52:00Z">
+                                <w:del w:id="376" w:author="Levine, Charles Roger CTR USARMY USMA (USA)" w:date="2026-10-12T22:52:00Z" w16du:dateUtc="2026-10-13T02:52:00Z">
                                   <w:rPr>
                                     <w:rFonts w:ascii="Cambria Math" w:hAnsi="Cambria Math"/>
                                   </w:rPr>
@@ -16288,7 +16711,7 @@
                             </m:e>
                             <m:sub>
                               <m:r>
-                                <w:del w:id="339" w:author="Levine, Charles Roger CTR USARMY USMA (USA)" w:date="2026-10-12T22:52:00Z" w16du:dateUtc="2026-10-13T02:52:00Z">
+                                <w:del w:id="377" w:author="Levine, Charles Roger CTR USARMY USMA (USA)" w:date="2026-10-12T22:52:00Z" w16du:dateUtc="2026-10-13T02:52:00Z">
                                   <w:rPr>
                                     <w:rFonts w:ascii="Cambria Math" w:hAnsi="Cambria Math"/>
                                   </w:rPr>
@@ -16298,7 +16721,7 @@
                             </m:sub>
                           </m:sSub>
                           <m:r>
-                            <w:del w:id="340" w:author="Levine, Charles Roger CTR USARMY USMA (USA)" w:date="2026-10-12T22:52:00Z" w16du:dateUtc="2026-10-13T02:52:00Z">
+                            <w:del w:id="378" w:author="Levine, Charles Roger CTR USARMY USMA (USA)" w:date="2026-10-12T22:52:00Z" w16du:dateUtc="2026-10-13T02:52:00Z">
                               <m:rPr>
                                 <m:sty m:val="p"/>
                               </m:rPr>
@@ -16311,7 +16734,7 @@
                           <m:sSub>
                             <m:sSubPr>
                               <m:ctrlPr>
-                                <w:del w:id="341" w:author="Levine, Charles Roger CTR USARMY USMA (USA)" w:date="2026-10-12T22:52:00Z" w16du:dateUtc="2026-10-13T02:52:00Z">
+                                <w:del w:id="379" w:author="Levine, Charles Roger CTR USARMY USMA (USA)" w:date="2026-10-12T22:52:00Z" w16du:dateUtc="2026-10-13T02:52:00Z">
                                   <w:rPr>
                                     <w:rFonts w:ascii="Cambria Math" w:hAnsi="Cambria Math"/>
                                   </w:rPr>
@@ -16320,7 +16743,7 @@
                             </m:sSubPr>
                             <m:e>
                               <m:r>
-                                <w:del w:id="342" w:author="Levine, Charles Roger CTR USARMY USMA (USA)" w:date="2026-10-12T22:52:00Z" w16du:dateUtc="2026-10-13T02:52:00Z">
+                                <w:del w:id="380" w:author="Levine, Charles Roger CTR USARMY USMA (USA)" w:date="2026-10-12T22:52:00Z" w16du:dateUtc="2026-10-13T02:52:00Z">
                                   <w:rPr>
                                     <w:rFonts w:ascii="Cambria Math" w:hAnsi="Cambria Math"/>
                                   </w:rPr>
@@ -16330,7 +16753,7 @@
                             </m:e>
                             <m:sub>
                               <m:r>
-                                <w:del w:id="343" w:author="Levine, Charles Roger CTR USARMY USMA (USA)" w:date="2026-10-12T22:52:00Z" w16du:dateUtc="2026-10-13T02:52:00Z">
+                                <w:del w:id="381" w:author="Levine, Charles Roger CTR USARMY USMA (USA)" w:date="2026-10-12T22:52:00Z" w16du:dateUtc="2026-10-13T02:52:00Z">
                                   <w:rPr>
                                     <w:rFonts w:ascii="Cambria Math" w:hAnsi="Cambria Math"/>
                                   </w:rPr>
@@ -16338,7 +16761,7 @@
                                 </w:del>
                               </m:r>
                               <m:r>
-                                <w:del w:id="344" w:author="Levine, Charles Roger CTR USARMY USMA (USA)" w:date="2026-10-12T22:52:00Z" w16du:dateUtc="2026-10-13T02:52:00Z">
+                                <w:del w:id="382" w:author="Levine, Charles Roger CTR USARMY USMA (USA)" w:date="2026-10-12T22:52:00Z" w16du:dateUtc="2026-10-13T02:52:00Z">
                                   <m:rPr>
                                     <m:sty m:val="p"/>
                                   </m:rPr>
@@ -16349,7 +16772,7 @@
                                 </w:del>
                               </m:r>
                               <m:r>
-                                <w:del w:id="345" w:author="Levine, Charles Roger CTR USARMY USMA (USA)" w:date="2026-10-12T22:52:00Z" w16du:dateUtc="2026-10-13T02:52:00Z">
+                                <w:del w:id="383" w:author="Levine, Charles Roger CTR USARMY USMA (USA)" w:date="2026-10-12T22:52:00Z" w16du:dateUtc="2026-10-13T02:52:00Z">
                                   <w:rPr>
                                     <w:rFonts w:ascii="Cambria Math" w:hAnsi="Cambria Math"/>
                                   </w:rPr>
@@ -16357,7 +16780,7 @@
                                 </w:del>
                               </m:r>
                               <m:r>
-                                <w:del w:id="346" w:author="Levine, Charles Roger CTR USARMY USMA (USA)" w:date="2026-10-12T22:52:00Z" w16du:dateUtc="2026-10-13T02:52:00Z">
+                                <w:del w:id="384" w:author="Levine, Charles Roger CTR USARMY USMA (USA)" w:date="2026-10-12T22:52:00Z" w16du:dateUtc="2026-10-13T02:52:00Z">
                                   <m:rPr>
                                     <m:sty m:val="p"/>
                                   </m:rPr>
@@ -16374,7 +16797,7 @@
                     </m:e>
                     <m:sup>
                       <m:r>
-                        <w:del w:id="347" w:author="Levine, Charles Roger CTR USARMY USMA (USA)" w:date="2026-10-12T22:52:00Z" w16du:dateUtc="2026-10-13T02:52:00Z">
+                        <w:del w:id="385" w:author="Levine, Charles Roger CTR USARMY USMA (USA)" w:date="2026-10-12T22:52:00Z" w16du:dateUtc="2026-10-13T02:52:00Z">
                           <w:rPr>
                             <w:rFonts w:ascii="Cambria Math" w:hAnsi="Cambria Math"/>
                           </w:rPr>
@@ -16393,7 +16816,7 @@
                   <m:limLoc m:val="undOvr"/>
                   <m:supHide m:val="1"/>
                   <m:ctrlPr>
-                    <w:del w:id="348" w:author="Levine, Charles Roger CTR USARMY USMA (USA)" w:date="2026-10-12T22:52:00Z" w16du:dateUtc="2026-10-13T02:52:00Z">
+                    <w:del w:id="386" w:author="Levine, Charles Roger CTR USARMY USMA (USA)" w:date="2026-10-12T22:52:00Z" w16du:dateUtc="2026-10-13T02:52:00Z">
                       <w:rPr>
                         <w:rFonts w:ascii="Cambria Math" w:hAnsi="Cambria Math"/>
                       </w:rPr>
@@ -16402,7 +16825,7 @@
                 </m:naryPr>
                 <m:sub>
                   <m:r>
-                    <w:del w:id="349" w:author="Levine, Charles Roger CTR USARMY USMA (USA)" w:date="2026-10-12T22:52:00Z" w16du:dateUtc="2026-10-13T02:52:00Z">
+                    <w:del w:id="387" w:author="Levine, Charles Roger CTR USARMY USMA (USA)" w:date="2026-10-12T22:52:00Z" w16du:dateUtc="2026-10-13T02:52:00Z">
                       <w:rPr>
                         <w:rFonts w:ascii="Cambria Math" w:hAnsi="Cambria Math"/>
                       </w:rPr>
@@ -16412,7 +16835,7 @@
                 </m:sub>
                 <m:sup>
                   <m:r>
-                    <w:del w:id="350" w:author="Levine, Charles Roger CTR USARMY USMA (USA)" w:date="2026-10-12T22:52:00Z" w16du:dateUtc="2026-10-13T02:52:00Z">
+                    <w:del w:id="388" w:author="Levine, Charles Roger CTR USARMY USMA (USA)" w:date="2026-10-12T22:52:00Z" w16du:dateUtc="2026-10-13T02:52:00Z">
                       <w:rPr>
                         <w:rFonts w:ascii="Cambria Math" w:hAnsi="Cambria Math"/>
                       </w:rPr>
@@ -16424,7 +16847,7 @@
                   <m:sSup>
                     <m:sSupPr>
                       <m:ctrlPr>
-                        <w:del w:id="351" w:author="Levine, Charles Roger CTR USARMY USMA (USA)" w:date="2026-10-12T22:52:00Z" w16du:dateUtc="2026-10-13T02:52:00Z">
+                        <w:del w:id="389" w:author="Levine, Charles Roger CTR USARMY USMA (USA)" w:date="2026-10-12T22:52:00Z" w16du:dateUtc="2026-10-13T02:52:00Z">
                           <w:rPr>
                             <w:rFonts w:ascii="Cambria Math" w:hAnsi="Cambria Math"/>
                           </w:rPr>
@@ -16435,7 +16858,7 @@
                       <m:d>
                         <m:dPr>
                           <m:ctrlPr>
-                            <w:del w:id="352" w:author="Levine, Charles Roger CTR USARMY USMA (USA)" w:date="2026-10-12T22:52:00Z" w16du:dateUtc="2026-10-13T02:52:00Z">
+                            <w:del w:id="390" w:author="Levine, Charles Roger CTR USARMY USMA (USA)" w:date="2026-10-12T22:52:00Z" w16du:dateUtc="2026-10-13T02:52:00Z">
                               <w:rPr>
                                 <w:rFonts w:ascii="Cambria Math" w:hAnsi="Cambria Math"/>
                               </w:rPr>
@@ -16446,7 +16869,7 @@
                           <m:sSub>
                             <m:sSubPr>
                               <m:ctrlPr>
-                                <w:del w:id="353" w:author="Levine, Charles Roger CTR USARMY USMA (USA)" w:date="2026-10-12T22:52:00Z" w16du:dateUtc="2026-10-13T02:52:00Z">
+                                <w:del w:id="391" w:author="Levine, Charles Roger CTR USARMY USMA (USA)" w:date="2026-10-12T22:52:00Z" w16du:dateUtc="2026-10-13T02:52:00Z">
                                   <w:rPr>
                                     <w:rFonts w:ascii="Cambria Math" w:hAnsi="Cambria Math"/>
                                   </w:rPr>
@@ -16455,7 +16878,7 @@
                             </m:sSubPr>
                             <m:e>
                               <m:r>
-                                <w:del w:id="354" w:author="Levine, Charles Roger CTR USARMY USMA (USA)" w:date="2026-10-12T22:52:00Z" w16du:dateUtc="2026-10-13T02:52:00Z">
+                                <w:del w:id="392" w:author="Levine, Charles Roger CTR USARMY USMA (USA)" w:date="2026-10-12T22:52:00Z" w16du:dateUtc="2026-10-13T02:52:00Z">
                                   <w:rPr>
                                     <w:rFonts w:ascii="Cambria Math" w:hAnsi="Cambria Math"/>
                                   </w:rPr>
@@ -16465,7 +16888,7 @@
                             </m:e>
                             <m:sub>
                               <m:r>
-                                <w:del w:id="355" w:author="Levine, Charles Roger CTR USARMY USMA (USA)" w:date="2026-10-12T22:52:00Z" w16du:dateUtc="2026-10-13T02:52:00Z">
+                                <w:del w:id="393" w:author="Levine, Charles Roger CTR USARMY USMA (USA)" w:date="2026-10-12T22:52:00Z" w16du:dateUtc="2026-10-13T02:52:00Z">
                                   <w:rPr>
                                     <w:rFonts w:ascii="Cambria Math" w:hAnsi="Cambria Math"/>
                                   </w:rPr>
@@ -16475,7 +16898,7 @@
                             </m:sub>
                           </m:sSub>
                           <m:r>
-                            <w:del w:id="356" w:author="Levine, Charles Roger CTR USARMY USMA (USA)" w:date="2026-10-12T22:52:00Z" w16du:dateUtc="2026-10-13T02:52:00Z">
+                            <w:del w:id="394" w:author="Levine, Charles Roger CTR USARMY USMA (USA)" w:date="2026-10-12T22:52:00Z" w16du:dateUtc="2026-10-13T02:52:00Z">
                               <m:rPr>
                                 <m:sty m:val="p"/>
                               </m:rPr>
@@ -16489,7 +16912,7 @@
                             <m:barPr>
                               <m:pos m:val="top"/>
                               <m:ctrlPr>
-                                <w:del w:id="357" w:author="Levine, Charles Roger CTR USARMY USMA (USA)" w:date="2026-10-12T22:52:00Z" w16du:dateUtc="2026-10-13T02:52:00Z">
+                                <w:del w:id="395" w:author="Levine, Charles Roger CTR USARMY USMA (USA)" w:date="2026-10-12T22:52:00Z" w16du:dateUtc="2026-10-13T02:52:00Z">
                                   <w:rPr>
                                     <w:rFonts w:ascii="Cambria Math" w:hAnsi="Cambria Math"/>
                                   </w:rPr>
@@ -16498,7 +16921,7 @@
                             </m:barPr>
                             <m:e>
                               <m:r>
-                                <w:del w:id="358" w:author="Levine, Charles Roger CTR USARMY USMA (USA)" w:date="2026-10-12T22:52:00Z" w16du:dateUtc="2026-10-13T02:52:00Z">
+                                <w:del w:id="396" w:author="Levine, Charles Roger CTR USARMY USMA (USA)" w:date="2026-10-12T22:52:00Z" w16du:dateUtc="2026-10-13T02:52:00Z">
                                   <w:rPr>
                                     <w:rFonts w:ascii="Cambria Math" w:hAnsi="Cambria Math"/>
                                   </w:rPr>
@@ -16512,7 +16935,7 @@
                     </m:e>
                     <m:sup>
                       <m:r>
-                        <w:del w:id="359" w:author="Levine, Charles Roger CTR USARMY USMA (USA)" w:date="2026-10-12T22:52:00Z" w16du:dateUtc="2026-10-13T02:52:00Z">
+                        <w:del w:id="397" w:author="Levine, Charles Roger CTR USARMY USMA (USA)" w:date="2026-10-12T22:52:00Z" w16du:dateUtc="2026-10-13T02:52:00Z">
                           <w:rPr>
                             <w:rFonts w:ascii="Cambria Math" w:hAnsi="Cambria Math"/>
                           </w:rPr>
@@ -16526,7 +16949,7 @@
             </m:den>
           </m:f>
           <m:r>
-            <w:del w:id="360" w:author="Levine, Charles Roger CTR USARMY USMA (USA)" w:date="2026-10-12T22:52:00Z" w16du:dateUtc="2026-10-13T02:52:00Z">
+            <w:del w:id="398" w:author="Levine, Charles Roger CTR USARMY USMA (USA)" w:date="2026-10-12T22:52:00Z" w16du:dateUtc="2026-10-13T02:52:00Z">
               <m:rPr>
                 <m:sty m:val="p"/>
               </m:rPr>
@@ -16542,17 +16965,17 @@
     <w:p>
       <w:pPr>
         <w:rPr>
-          <w:del w:id="361" w:author="Levine, Charles Roger CTR USARMY USMA (USA)" w:date="2026-10-12T22:52:00Z" w16du:dateUtc="2026-10-13T02:52:00Z"/>
+          <w:del w:id="399" w:author="Levine, Charles Roger CTR USARMY USMA (USA)" w:date="2026-10-12T22:52:00Z" w16du:dateUtc="2026-10-13T02:52:00Z"/>
         </w:rPr>
       </w:pPr>
-      <w:del w:id="362" w:author="Levine, Charles Roger CTR USARMY USMA (USA)" w:date="2026-10-12T22:52:00Z" w16du:dateUtc="2026-10-13T02:52:00Z">
+      <w:del w:id="400" w:author="Levine, Charles Roger CTR USARMY USMA (USA)" w:date="2026-10-12T22:52:00Z" w16du:dateUtc="2026-10-13T02:52:00Z">
         <w:r>
           <w:delText xml:space="preserve">Here, </w:delText>
         </w:r>
       </w:del>
       <m:oMath>
         <m:r>
-          <w:del w:id="363" w:author="Levine, Charles Roger CTR USARMY USMA (USA)" w:date="2026-10-12T22:52:00Z" w16du:dateUtc="2026-10-13T02:52:00Z">
+          <w:del w:id="401" w:author="Levine, Charles Roger CTR USARMY USMA (USA)" w:date="2026-10-12T22:52:00Z" w16du:dateUtc="2026-10-13T02:52:00Z">
             <w:rPr>
               <w:rFonts w:ascii="Cambria Math" w:hAnsi="Cambria Math"/>
             </w:rPr>
@@ -16560,7 +16983,7 @@
           </w:del>
         </m:r>
         <m:r>
-          <w:del w:id="364" w:author="Levine, Charles Roger CTR USARMY USMA (USA)" w:date="2026-10-12T22:52:00Z" w16du:dateUtc="2026-10-13T02:52:00Z">
+          <w:del w:id="402" w:author="Levine, Charles Roger CTR USARMY USMA (USA)" w:date="2026-10-12T22:52:00Z" w16du:dateUtc="2026-10-13T02:52:00Z">
             <m:rPr>
               <m:sty m:val="p"/>
             </m:rPr>
@@ -16571,7 +16994,7 @@
           </w:del>
         </m:r>
         <m:r>
-          <w:del w:id="365" w:author="Levine, Charles Roger CTR USARMY USMA (USA)" w:date="2026-10-12T22:52:00Z" w16du:dateUtc="2026-10-13T02:52:00Z">
+          <w:del w:id="403" w:author="Levine, Charles Roger CTR USARMY USMA (USA)" w:date="2026-10-12T22:52:00Z" w16du:dateUtc="2026-10-13T02:52:00Z">
             <w:rPr>
               <w:rFonts w:ascii="Cambria Math" w:hAnsi="Cambria Math"/>
             </w:rPr>
@@ -16579,7 +17002,7 @@
           </w:del>
         </m:r>
         <m:r>
-          <w:del w:id="366" w:author="Levine, Charles Roger CTR USARMY USMA (USA)" w:date="2026-10-12T22:52:00Z" w16du:dateUtc="2026-10-13T02:52:00Z">
+          <w:del w:id="404" w:author="Levine, Charles Roger CTR USARMY USMA (USA)" w:date="2026-10-12T22:52:00Z" w16du:dateUtc="2026-10-13T02:52:00Z">
             <m:rPr>
               <m:sty m:val="p"/>
             </m:rPr>
@@ -16590,14 +17013,14 @@
           </w:del>
         </m:r>
       </m:oMath>
-      <w:del w:id="367" w:author="Levine, Charles Roger CTR USARMY USMA (USA)" w:date="2026-10-12T22:52:00Z" w16du:dateUtc="2026-10-13T02:52:00Z">
+      <w:del w:id="405" w:author="Levine, Charles Roger CTR USARMY USMA (USA)" w:date="2026-10-12T22:52:00Z" w16du:dateUtc="2026-10-13T02:52:00Z">
         <w:r>
           <w:delText xml:space="preserve"> identifies the group containing individual </w:delText>
         </w:r>
       </w:del>
       <m:oMath>
         <m:r>
-          <w:del w:id="368" w:author="Levine, Charles Roger CTR USARMY USMA (USA)" w:date="2026-10-12T22:52:00Z" w16du:dateUtc="2026-10-13T02:52:00Z">
+          <w:del w:id="406" w:author="Levine, Charles Roger CTR USARMY USMA (USA)" w:date="2026-10-12T22:52:00Z" w16du:dateUtc="2026-10-13T02:52:00Z">
             <w:rPr>
               <w:rFonts w:ascii="Cambria Math" w:hAnsi="Cambria Math"/>
             </w:rPr>
@@ -16605,7 +17028,7 @@
           </w:del>
         </m:r>
       </m:oMath>
-      <w:del w:id="369" w:author="Levine, Charles Roger CTR USARMY USMA (USA)" w:date="2026-10-12T22:52:00Z" w16du:dateUtc="2026-10-13T02:52:00Z">
+      <w:del w:id="407" w:author="Levine, Charles Roger CTR USARMY USMA (USA)" w:date="2026-10-12T22:52:00Z" w16du:dateUtc="2026-10-13T02:52:00Z">
         <w:r>
           <w:delText xml:space="preserve">, </w:delText>
         </w:r>
@@ -16614,7 +17037,7 @@
         <m:sSub>
           <m:sSubPr>
             <m:ctrlPr>
-              <w:del w:id="370" w:author="Levine, Charles Roger CTR USARMY USMA (USA)" w:date="2026-10-12T22:52:00Z" w16du:dateUtc="2026-10-13T02:52:00Z">
+              <w:del w:id="408" w:author="Levine, Charles Roger CTR USARMY USMA (USA)" w:date="2026-10-12T22:52:00Z" w16du:dateUtc="2026-10-13T02:52:00Z">
                 <w:rPr>
                   <w:rFonts w:ascii="Cambria Math" w:hAnsi="Cambria Math"/>
                 </w:rPr>
@@ -16623,7 +17046,7 @@
           </m:sSubPr>
           <m:e>
             <m:r>
-              <w:del w:id="371" w:author="Levine, Charles Roger CTR USARMY USMA (USA)" w:date="2026-10-12T22:52:00Z" w16du:dateUtc="2026-10-13T02:52:00Z">
+              <w:del w:id="409" w:author="Levine, Charles Roger CTR USARMY USMA (USA)" w:date="2026-10-12T22:52:00Z" w16du:dateUtc="2026-10-13T02:52:00Z">
                 <w:rPr>
                   <w:rFonts w:ascii="Cambria Math" w:hAnsi="Cambria Math"/>
                 </w:rPr>
@@ -16633,7 +17056,7 @@
           </m:e>
           <m:sub>
             <m:r>
-              <w:del w:id="372" w:author="Levine, Charles Roger CTR USARMY USMA (USA)" w:date="2026-10-12T22:52:00Z" w16du:dateUtc="2026-10-13T02:52:00Z">
+              <w:del w:id="410" w:author="Levine, Charles Roger CTR USARMY USMA (USA)" w:date="2026-10-12T22:52:00Z" w16du:dateUtc="2026-10-13T02:52:00Z">
                 <w:rPr>
                   <w:rFonts w:ascii="Cambria Math" w:hAnsi="Cambria Math"/>
                 </w:rPr>
@@ -16641,7 +17064,7 @@
               </w:del>
             </m:r>
             <m:r>
-              <w:del w:id="373" w:author="Levine, Charles Roger CTR USARMY USMA (USA)" w:date="2026-10-12T22:52:00Z" w16du:dateUtc="2026-10-13T02:52:00Z">
+              <w:del w:id="411" w:author="Levine, Charles Roger CTR USARMY USMA (USA)" w:date="2026-10-12T22:52:00Z" w16du:dateUtc="2026-10-13T02:52:00Z">
                 <m:rPr>
                   <m:sty m:val="p"/>
                 </m:rPr>
@@ -16652,7 +17075,7 @@
               </w:del>
             </m:r>
             <m:r>
-              <w:del w:id="374" w:author="Levine, Charles Roger CTR USARMY USMA (USA)" w:date="2026-10-12T22:52:00Z" w16du:dateUtc="2026-10-13T02:52:00Z">
+              <w:del w:id="412" w:author="Levine, Charles Roger CTR USARMY USMA (USA)" w:date="2026-10-12T22:52:00Z" w16du:dateUtc="2026-10-13T02:52:00Z">
                 <w:rPr>
                   <w:rFonts w:ascii="Cambria Math" w:hAnsi="Cambria Math"/>
                 </w:rPr>
@@ -16660,7 +17083,7 @@
               </w:del>
             </m:r>
             <m:r>
-              <w:del w:id="375" w:author="Levine, Charles Roger CTR USARMY USMA (USA)" w:date="2026-10-12T22:52:00Z" w16du:dateUtc="2026-10-13T02:52:00Z">
+              <w:del w:id="413" w:author="Levine, Charles Roger CTR USARMY USMA (USA)" w:date="2026-10-12T22:52:00Z" w16du:dateUtc="2026-10-13T02:52:00Z">
                 <m:rPr>
                   <m:sty m:val="p"/>
                 </m:rPr>
@@ -16673,14 +17096,14 @@
           </m:sub>
         </m:sSub>
       </m:oMath>
-      <w:del w:id="376" w:author="Levine, Charles Roger CTR USARMY USMA (USA)" w:date="2026-10-12T22:52:00Z" w16du:dateUtc="2026-10-13T02:52:00Z">
+      <w:del w:id="414" w:author="Levine, Charles Roger CTR USARMY USMA (USA)" w:date="2026-10-12T22:52:00Z" w16du:dateUtc="2026-10-13T02:52:00Z">
         <w:r>
           <w:delText xml:space="preserve"> is that group’s final mean of </w:delText>
         </w:r>
       </w:del>
       <m:oMath>
         <m:r>
-          <w:del w:id="377" w:author="Levine, Charles Roger CTR USARMY USMA (USA)" w:date="2026-10-12T22:52:00Z" w16du:dateUtc="2026-10-13T02:52:00Z">
+          <w:del w:id="415" w:author="Levine, Charles Roger CTR USARMY USMA (USA)" w:date="2026-10-12T22:52:00Z" w16du:dateUtc="2026-10-13T02:52:00Z">
             <w:rPr>
               <w:rFonts w:ascii="Cambria Math" w:hAnsi="Cambria Math"/>
             </w:rPr>
@@ -16688,14 +17111,14 @@
           </w:del>
         </m:r>
       </m:oMath>
-      <w:del w:id="378" w:author="Levine, Charles Roger CTR USARMY USMA (USA)" w:date="2026-10-12T22:52:00Z" w16du:dateUtc="2026-10-13T02:52:00Z">
+      <w:del w:id="416" w:author="Levine, Charles Roger CTR USARMY USMA (USA)" w:date="2026-10-12T22:52:00Z" w16du:dateUtc="2026-10-13T02:52:00Z">
         <w:r>
           <w:delText xml:space="preserve">, including individual </w:delText>
         </w:r>
       </w:del>
       <m:oMath>
         <m:r>
-          <w:del w:id="379" w:author="Levine, Charles Roger CTR USARMY USMA (USA)" w:date="2026-10-12T22:52:00Z" w16du:dateUtc="2026-10-13T02:52:00Z">
+          <w:del w:id="417" w:author="Levine, Charles Roger CTR USARMY USMA (USA)" w:date="2026-10-12T22:52:00Z" w16du:dateUtc="2026-10-13T02:52:00Z">
             <w:rPr>
               <w:rFonts w:ascii="Cambria Math" w:hAnsi="Cambria Math"/>
             </w:rPr>
@@ -16703,7 +17126,7 @@
           </w:del>
         </m:r>
       </m:oMath>
-      <w:del w:id="380" w:author="Levine, Charles Roger CTR USARMY USMA (USA)" w:date="2026-10-12T22:52:00Z" w16du:dateUtc="2026-10-13T02:52:00Z">
+      <w:del w:id="418" w:author="Levine, Charles Roger CTR USARMY USMA (USA)" w:date="2026-10-12T22:52:00Z" w16du:dateUtc="2026-10-13T02:52:00Z">
         <w:r>
           <w:delText xml:space="preserve">, and </w:delText>
         </w:r>
@@ -16713,7 +17136,7 @@
           <m:barPr>
             <m:pos m:val="top"/>
             <m:ctrlPr>
-              <w:del w:id="381" w:author="Levine, Charles Roger CTR USARMY USMA (USA)" w:date="2026-10-12T22:52:00Z" w16du:dateUtc="2026-10-13T02:52:00Z">
+              <w:del w:id="419" w:author="Levine, Charles Roger CTR USARMY USMA (USA)" w:date="2026-10-12T22:52:00Z" w16du:dateUtc="2026-10-13T02:52:00Z">
                 <w:rPr>
                   <w:rFonts w:ascii="Cambria Math" w:hAnsi="Cambria Math"/>
                 </w:rPr>
@@ -16722,7 +17145,7 @@
           </m:barPr>
           <m:e>
             <m:r>
-              <w:del w:id="382" w:author="Levine, Charles Roger CTR USARMY USMA (USA)" w:date="2026-10-12T22:52:00Z" w16du:dateUtc="2026-10-13T02:52:00Z">
+              <w:del w:id="420" w:author="Levine, Charles Roger CTR USARMY USMA (USA)" w:date="2026-10-12T22:52:00Z" w16du:dateUtc="2026-10-13T02:52:00Z">
                 <w:rPr>
                   <w:rFonts w:ascii="Cambria Math" w:hAnsi="Cambria Math"/>
                 </w:rPr>
@@ -16732,14 +17155,14 @@
           </m:e>
         </m:bar>
       </m:oMath>
-      <w:del w:id="383" w:author="Levine, Charles Roger CTR USARMY USMA (USA)" w:date="2026-10-12T22:52:00Z" w16du:dateUtc="2026-10-13T02:52:00Z">
+      <w:del w:id="421" w:author="Levine, Charles Roger CTR USARMY USMA (USA)" w:date="2026-10-12T22:52:00Z" w16du:dateUtc="2026-10-13T02:52:00Z">
         <w:r>
           <w:delText xml:space="preserve"> is the population mean of </w:delText>
         </w:r>
       </w:del>
       <m:oMath>
         <m:r>
-          <w:del w:id="384" w:author="Levine, Charles Roger CTR USARMY USMA (USA)" w:date="2026-10-12T22:52:00Z" w16du:dateUtc="2026-10-13T02:52:00Z">
+          <w:del w:id="422" w:author="Levine, Charles Roger CTR USARMY USMA (USA)" w:date="2026-10-12T22:52:00Z" w16du:dateUtc="2026-10-13T02:52:00Z">
             <w:rPr>
               <w:rFonts w:ascii="Cambria Math" w:hAnsi="Cambria Math"/>
             </w:rPr>
@@ -16747,7 +17170,7 @@
           </w:del>
         </m:r>
       </m:oMath>
-      <w:del w:id="385" w:author="Levine, Charles Roger CTR USARMY USMA (USA)" w:date="2026-10-12T22:52:00Z" w16du:dateUtc="2026-10-13T02:52:00Z">
+      <w:del w:id="423" w:author="Levine, Charles Roger CTR USARMY USMA (USA)" w:date="2026-10-12T22:52:00Z" w16du:dateUtc="2026-10-13T02:52:00Z">
         <w:r>
           <w:delText>. Both sums run over all individuals in the population.</w:delText>
         </w:r>
@@ -16757,10 +17180,10 @@
       <w:pPr>
         <w:pStyle w:val="BodyText"/>
         <w:rPr>
-          <w:del w:id="386" w:author="Levine, Charles Roger CTR USARMY USMA (USA)" w:date="2026-10-12T22:52:00Z" w16du:dateUtc="2026-10-13T02:52:00Z"/>
+          <w:del w:id="424" w:author="Levine, Charles Roger CTR USARMY USMA (USA)" w:date="2026-10-12T22:52:00Z" w16du:dateUtc="2026-10-13T02:52:00Z"/>
         </w:rPr>
       </w:pPr>
-      <w:del w:id="387" w:author="Levine, Charles Roger CTR USARMY USMA (USA)" w:date="2026-10-12T22:52:00Z" w16du:dateUtc="2026-10-13T02:52:00Z">
+      <w:del w:id="425" w:author="Levine, Charles Roger CTR USARMY USMA (USA)" w:date="2026-10-12T22:52:00Z" w16du:dateUtc="2026-10-13T02:52:00Z">
         <w:r>
           <w:delText xml:space="preserve">A denotes the characteristic and </w:delText>
         </w:r>
@@ -16769,7 +17192,7 @@
         <m:sSub>
           <m:sSubPr>
             <m:ctrlPr>
-              <w:del w:id="388" w:author="Levine, Charles Roger CTR USARMY USMA (USA)" w:date="2026-10-12T22:52:00Z" w16du:dateUtc="2026-10-13T02:52:00Z">
+              <w:del w:id="426" w:author="Levine, Charles Roger CTR USARMY USMA (USA)" w:date="2026-10-12T22:52:00Z" w16du:dateUtc="2026-10-13T02:52:00Z">
                 <w:rPr>
                   <w:rFonts w:ascii="Cambria Math" w:hAnsi="Cambria Math"/>
                 </w:rPr>
@@ -16778,7 +17201,7 @@
           </m:sSubPr>
           <m:e>
             <m:r>
-              <w:del w:id="389" w:author="Levine, Charles Roger CTR USARMY USMA (USA)" w:date="2026-10-12T22:52:00Z" w16du:dateUtc="2026-10-13T02:52:00Z">
+              <w:del w:id="427" w:author="Levine, Charles Roger CTR USARMY USMA (USA)" w:date="2026-10-12T22:52:00Z" w16du:dateUtc="2026-10-13T02:52:00Z">
                 <w:rPr>
                   <w:rFonts w:ascii="Cambria Math" w:hAnsi="Cambria Math"/>
                 </w:rPr>
@@ -16788,7 +17211,7 @@
           </m:e>
           <m:sub>
             <m:r>
-              <w:del w:id="390" w:author="Levine, Charles Roger CTR USARMY USMA (USA)" w:date="2026-10-12T22:52:00Z" w16du:dateUtc="2026-10-13T02:52:00Z">
+              <w:del w:id="428" w:author="Levine, Charles Roger CTR USARMY USMA (USA)" w:date="2026-10-12T22:52:00Z" w16du:dateUtc="2026-10-13T02:52:00Z">
                 <w:rPr>
                   <w:rFonts w:ascii="Cambria Math" w:hAnsi="Cambria Math"/>
                 </w:rPr>
@@ -16798,7 +17221,7 @@
           </m:sub>
         </m:sSub>
       </m:oMath>
-      <w:del w:id="391" w:author="Levine, Charles Roger CTR USARMY USMA (USA)" w:date="2026-10-12T22:52:00Z" w16du:dateUtc="2026-10-13T02:52:00Z">
+      <w:del w:id="429" w:author="Levine, Charles Roger CTR USARMY USMA (USA)" w:date="2026-10-12T22:52:00Z" w16du:dateUtc="2026-10-13T02:52:00Z">
         <w:r>
           <w:delText xml:space="preserve"> its value for individual i. </w:delText>
         </w:r>
@@ -16807,7 +17230,7 @@
         <m:sSub>
           <m:sSubPr>
             <m:ctrlPr>
-              <w:del w:id="392" w:author="Levine, Charles Roger CTR USARMY USMA (USA)" w:date="2026-10-12T22:52:00Z" w16du:dateUtc="2026-10-13T02:52:00Z">
+              <w:del w:id="430" w:author="Levine, Charles Roger CTR USARMY USMA (USA)" w:date="2026-10-12T22:52:00Z" w16du:dateUtc="2026-10-13T02:52:00Z">
                 <w:rPr>
                   <w:rFonts w:ascii="Cambria Math" w:hAnsi="Cambria Math"/>
                 </w:rPr>
@@ -16816,7 +17239,7 @@
           </m:sSubPr>
           <m:e>
             <m:r>
-              <w:del w:id="393" w:author="Levine, Charles Roger CTR USARMY USMA (USA)" w:date="2026-10-12T22:52:00Z" w16du:dateUtc="2026-10-13T02:52:00Z">
+              <w:del w:id="431" w:author="Levine, Charles Roger CTR USARMY USMA (USA)" w:date="2026-10-12T22:52:00Z" w16du:dateUtc="2026-10-13T02:52:00Z">
                 <w:rPr>
                   <w:rFonts w:ascii="Cambria Math" w:hAnsi="Cambria Math"/>
                 </w:rPr>
@@ -16826,7 +17249,7 @@
           </m:e>
           <m:sub>
             <m:r>
-              <w:del w:id="394" w:author="Levine, Charles Roger CTR USARMY USMA (USA)" w:date="2026-10-12T22:52:00Z" w16du:dateUtc="2026-10-13T02:52:00Z">
+              <w:del w:id="432" w:author="Levine, Charles Roger CTR USARMY USMA (USA)" w:date="2026-10-12T22:52:00Z" w16du:dateUtc="2026-10-13T02:52:00Z">
                 <w:rPr>
                   <w:rFonts w:ascii="Cambria Math" w:hAnsi="Cambria Math"/>
                 </w:rPr>
@@ -16836,7 +17259,7 @@
           </m:sub>
         </m:sSub>
       </m:oMath>
-      <w:del w:id="395" w:author="Levine, Charles Roger CTR USARMY USMA (USA)" w:date="2026-10-12T22:52:00Z" w16du:dateUtc="2026-10-13T02:52:00Z">
+      <w:del w:id="433" w:author="Levine, Charles Roger CTR USARMY USMA (USA)" w:date="2026-10-12T22:52:00Z" w16du:dateUtc="2026-10-13T02:52:00Z">
         <w:r>
           <w:delText xml:space="preserve"> is the evolving centroid during assignment and the final group mean afterward. Unlike the leave-one-out peer-quality measure, </w:delText>
         </w:r>
@@ -16845,7 +17268,7 @@
         <m:sSub>
           <m:sSubPr>
             <m:ctrlPr>
-              <w:del w:id="396" w:author="Levine, Charles Roger CTR USARMY USMA (USA)" w:date="2026-10-12T22:52:00Z" w16du:dateUtc="2026-10-13T02:52:00Z">
+              <w:del w:id="434" w:author="Levine, Charles Roger CTR USARMY USMA (USA)" w:date="2026-10-12T22:52:00Z" w16du:dateUtc="2026-10-13T02:52:00Z">
                 <w:rPr>
                   <w:rFonts w:ascii="Cambria Math" w:hAnsi="Cambria Math"/>
                 </w:rPr>
@@ -16854,7 +17277,7 @@
           </m:sSubPr>
           <m:e>
             <m:r>
-              <w:del w:id="397" w:author="Levine, Charles Roger CTR USARMY USMA (USA)" w:date="2026-10-12T22:52:00Z" w16du:dateUtc="2026-10-13T02:52:00Z">
+              <w:del w:id="435" w:author="Levine, Charles Roger CTR USARMY USMA (USA)" w:date="2026-10-12T22:52:00Z" w16du:dateUtc="2026-10-13T02:52:00Z">
                 <w:rPr>
                   <w:rFonts w:ascii="Cambria Math" w:hAnsi="Cambria Math"/>
                 </w:rPr>
@@ -16864,7 +17287,7 @@
           </m:e>
           <m:sub>
             <m:r>
-              <w:del w:id="398" w:author="Levine, Charles Roger CTR USARMY USMA (USA)" w:date="2026-10-12T22:52:00Z" w16du:dateUtc="2026-10-13T02:52:00Z">
+              <w:del w:id="436" w:author="Levine, Charles Roger CTR USARMY USMA (USA)" w:date="2026-10-12T22:52:00Z" w16du:dateUtc="2026-10-13T02:52:00Z">
                 <w:rPr>
                   <w:rFonts w:ascii="Cambria Math" w:hAnsi="Cambria Math"/>
                 </w:rPr>
@@ -16874,7 +17297,7 @@
           </m:sub>
         </m:sSub>
       </m:oMath>
-      <w:del w:id="399" w:author="Levine, Charles Roger CTR USARMY USMA (USA)" w:date="2026-10-12T22:52:00Z" w16du:dateUtc="2026-10-13T02:52:00Z">
+      <w:del w:id="437" w:author="Levine, Charles Roger CTR USARMY USMA (USA)" w:date="2026-10-12T22:52:00Z" w16du:dateUtc="2026-10-13T02:52:00Z">
         <w:r>
           <w:delText xml:space="preserve"> uses full-group means.</w:delText>
         </w:r>
@@ -16884,10 +17307,10 @@
       <w:pPr>
         <w:pStyle w:val="BodyText"/>
         <w:rPr>
-          <w:del w:id="400" w:author="Levine, Charles Roger CTR USARMY USMA (USA)" w:date="2026-10-12T22:52:00Z" w16du:dateUtc="2026-10-13T02:52:00Z"/>
+          <w:del w:id="438" w:author="Levine, Charles Roger CTR USARMY USMA (USA)" w:date="2026-10-12T22:52:00Z" w16du:dateUtc="2026-10-13T02:52:00Z"/>
         </w:rPr>
       </w:pPr>
-      <w:del w:id="401" w:author="Levine, Charles Roger CTR USARMY USMA (USA)" w:date="2026-10-12T22:52:00Z" w16du:dateUtc="2026-10-13T02:52:00Z">
+      <w:del w:id="439" w:author="Levine, Charles Roger CTR USARMY USMA (USA)" w:date="2026-10-12T22:52:00Z" w16du:dateUtc="2026-10-13T02:52:00Z">
         <w:r>
           <w:delText>For positive total variation in A, the within-group and between-group decomposition gives</w:delText>
         </w:r>
@@ -16897,7 +17320,7 @@
       <w:pPr>
         <w:pStyle w:val="BodyText"/>
         <w:rPr>
-          <w:del w:id="402" w:author="Levine, Charles Roger CTR USARMY USMA (USA)" w:date="2026-10-12T22:52:00Z" w16du:dateUtc="2026-10-13T02:52:00Z"/>
+          <w:del w:id="440" w:author="Levine, Charles Roger CTR USARMY USMA (USA)" w:date="2026-10-12T22:52:00Z" w16du:dateUtc="2026-10-13T02:52:00Z"/>
         </w:rPr>
       </w:pPr>
       <m:oMathPara>
@@ -16911,7 +17334,7 @@
               <m:limLoc m:val="undOvr"/>
               <m:supHide m:val="1"/>
               <m:ctrlPr>
-                <w:del w:id="403" w:author="Levine, Charles Roger CTR USARMY USMA (USA)" w:date="2026-10-12T22:52:00Z" w16du:dateUtc="2026-10-13T02:52:00Z">
+                <w:del w:id="441" w:author="Levine, Charles Roger CTR USARMY USMA (USA)" w:date="2026-10-12T22:52:00Z" w16du:dateUtc="2026-10-13T02:52:00Z">
                   <w:rPr>
                     <w:rFonts w:ascii="Cambria Math" w:hAnsi="Cambria Math"/>
                   </w:rPr>
@@ -16920,7 +17343,7 @@
             </m:naryPr>
             <m:sub>
               <m:r>
-                <w:del w:id="404" w:author="Levine, Charles Roger CTR USARMY USMA (USA)" w:date="2026-10-12T22:52:00Z" w16du:dateUtc="2026-10-13T02:52:00Z">
+                <w:del w:id="442" w:author="Levine, Charles Roger CTR USARMY USMA (USA)" w:date="2026-10-12T22:52:00Z" w16du:dateUtc="2026-10-13T02:52:00Z">
                   <w:rPr>
                     <w:rFonts w:ascii="Cambria Math" w:hAnsi="Cambria Math"/>
                   </w:rPr>
@@ -16930,7 +17353,7 @@
             </m:sub>
             <m:sup>
               <m:r>
-                <w:del w:id="405" w:author="Levine, Charles Roger CTR USARMY USMA (USA)" w:date="2026-10-12T22:52:00Z" w16du:dateUtc="2026-10-13T02:52:00Z">
+                <w:del w:id="443" w:author="Levine, Charles Roger CTR USARMY USMA (USA)" w:date="2026-10-12T22:52:00Z" w16du:dateUtc="2026-10-13T02:52:00Z">
                   <w:rPr>
                     <w:rFonts w:ascii="Cambria Math" w:hAnsi="Cambria Math"/>
                   </w:rPr>
@@ -16940,7 +17363,7 @@
             </m:sup>
             <m:e>
               <m:r>
-                <w:del w:id="406" w:author="Levine, Charles Roger CTR USARMY USMA (USA)" w:date="2026-10-12T22:52:00Z" w16du:dateUtc="2026-10-13T02:52:00Z">
+                <w:del w:id="444" w:author="Levine, Charles Roger CTR USARMY USMA (USA)" w:date="2026-10-12T22:52:00Z" w16du:dateUtc="2026-10-13T02:52:00Z">
                   <m:rPr>
                     <m:sty m:val="p"/>
                   </m:rPr>
@@ -16955,7 +17378,7 @@
           <m:sSub>
             <m:sSubPr>
               <m:ctrlPr>
-                <w:del w:id="407" w:author="Levine, Charles Roger CTR USARMY USMA (USA)" w:date="2026-10-12T22:52:00Z" w16du:dateUtc="2026-10-13T02:52:00Z">
+                <w:del w:id="445" w:author="Levine, Charles Roger CTR USARMY USMA (USA)" w:date="2026-10-12T22:52:00Z" w16du:dateUtc="2026-10-13T02:52:00Z">
                   <w:rPr>
                     <w:rFonts w:ascii="Cambria Math" w:hAnsi="Cambria Math"/>
                   </w:rPr>
@@ -16964,7 +17387,7 @@
             </m:sSubPr>
             <m:e>
               <m:r>
-                <w:del w:id="408" w:author="Levine, Charles Roger CTR USARMY USMA (USA)" w:date="2026-10-12T22:52:00Z" w16du:dateUtc="2026-10-13T02:52:00Z">
+                <w:del w:id="446" w:author="Levine, Charles Roger CTR USARMY USMA (USA)" w:date="2026-10-12T22:52:00Z" w16du:dateUtc="2026-10-13T02:52:00Z">
                   <w:rPr>
                     <w:rFonts w:ascii="Cambria Math" w:hAnsi="Cambria Math"/>
                   </w:rPr>
@@ -16974,7 +17397,7 @@
             </m:e>
             <m:sub>
               <m:r>
-                <w:del w:id="409" w:author="Levine, Charles Roger CTR USARMY USMA (USA)" w:date="2026-10-12T22:52:00Z" w16du:dateUtc="2026-10-13T02:52:00Z">
+                <w:del w:id="447" w:author="Levine, Charles Roger CTR USARMY USMA (USA)" w:date="2026-10-12T22:52:00Z" w16du:dateUtc="2026-10-13T02:52:00Z">
                   <w:rPr>
                     <w:rFonts w:ascii="Cambria Math" w:hAnsi="Cambria Math"/>
                   </w:rPr>
@@ -16984,7 +17407,7 @@
             </m:sub>
           </m:sSub>
           <m:r>
-            <w:del w:id="410" w:author="Levine, Charles Roger CTR USARMY USMA (USA)" w:date="2026-10-12T22:52:00Z" w16du:dateUtc="2026-10-13T02:52:00Z">
+            <w:del w:id="448" w:author="Levine, Charles Roger CTR USARMY USMA (USA)" w:date="2026-10-12T22:52:00Z" w16du:dateUtc="2026-10-13T02:52:00Z">
               <m:rPr>
                 <m:sty m:val="p"/>
               </m:rPr>
@@ -16998,7 +17421,7 @@
             <m:barPr>
               <m:pos m:val="top"/>
               <m:ctrlPr>
-                <w:del w:id="411" w:author="Levine, Charles Roger CTR USARMY USMA (USA)" w:date="2026-10-12T22:52:00Z" w16du:dateUtc="2026-10-13T02:52:00Z">
+                <w:del w:id="449" w:author="Levine, Charles Roger CTR USARMY USMA (USA)" w:date="2026-10-12T22:52:00Z" w16du:dateUtc="2026-10-13T02:52:00Z">
                   <w:rPr>
                     <w:rFonts w:ascii="Cambria Math" w:hAnsi="Cambria Math"/>
                   </w:rPr>
@@ -17007,7 +17430,7 @@
             </m:barPr>
             <m:e>
               <m:r>
-                <w:del w:id="412" w:author="Levine, Charles Roger CTR USARMY USMA (USA)" w:date="2026-10-12T22:52:00Z" w16du:dateUtc="2026-10-13T02:52:00Z">
+                <w:del w:id="450" w:author="Levine, Charles Roger CTR USARMY USMA (USA)" w:date="2026-10-12T22:52:00Z" w16du:dateUtc="2026-10-13T02:52:00Z">
                   <w:rPr>
                     <w:rFonts w:ascii="Cambria Math" w:hAnsi="Cambria Math"/>
                   </w:rPr>
@@ -17019,7 +17442,7 @@
           <m:sSup>
             <m:sSupPr>
               <m:ctrlPr>
-                <w:del w:id="413" w:author="Levine, Charles Roger CTR USARMY USMA (USA)" w:date="2026-10-12T22:52:00Z" w16du:dateUtc="2026-10-13T02:52:00Z">
+                <w:del w:id="451" w:author="Levine, Charles Roger CTR USARMY USMA (USA)" w:date="2026-10-12T22:52:00Z" w16du:dateUtc="2026-10-13T02:52:00Z">
                   <w:rPr>
                     <w:rFonts w:ascii="Cambria Math" w:hAnsi="Cambria Math"/>
                   </w:rPr>
@@ -17028,7 +17451,7 @@
             </m:sSupPr>
             <m:e>
               <m:r>
-                <w:del w:id="414" w:author="Levine, Charles Roger CTR USARMY USMA (USA)" w:date="2026-10-12T22:52:00Z" w16du:dateUtc="2026-10-13T02:52:00Z">
+                <w:del w:id="452" w:author="Levine, Charles Roger CTR USARMY USMA (USA)" w:date="2026-10-12T22:52:00Z" w16du:dateUtc="2026-10-13T02:52:00Z">
                   <m:rPr>
                     <m:sty m:val="p"/>
                   </m:rPr>
@@ -17041,7 +17464,7 @@
             </m:e>
             <m:sup>
               <m:r>
-                <w:del w:id="415" w:author="Levine, Charles Roger CTR USARMY USMA (USA)" w:date="2026-10-12T22:52:00Z" w16du:dateUtc="2026-10-13T02:52:00Z">
+                <w:del w:id="453" w:author="Levine, Charles Roger CTR USARMY USMA (USA)" w:date="2026-10-12T22:52:00Z" w16du:dateUtc="2026-10-13T02:52:00Z">
                   <w:rPr>
                     <w:rFonts w:ascii="Cambria Math" w:hAnsi="Cambria Math"/>
                   </w:rPr>
@@ -17051,7 +17474,7 @@
             </m:sup>
           </m:sSup>
           <m:r>
-            <w:del w:id="416" w:author="Levine, Charles Roger CTR USARMY USMA (USA)" w:date="2026-10-12T22:52:00Z" w16du:dateUtc="2026-10-13T02:52:00Z">
+            <w:del w:id="454" w:author="Levine, Charles Roger CTR USARMY USMA (USA)" w:date="2026-10-12T22:52:00Z" w16du:dateUtc="2026-10-13T02:52:00Z">
               <m:rPr>
                 <m:sty m:val="p"/>
               </m:rPr>
@@ -17067,7 +17490,7 @@
               <m:limLoc m:val="undOvr"/>
               <m:supHide m:val="1"/>
               <m:ctrlPr>
-                <w:del w:id="417" w:author="Levine, Charles Roger CTR USARMY USMA (USA)" w:date="2026-10-12T22:52:00Z" w16du:dateUtc="2026-10-13T02:52:00Z">
+                <w:del w:id="455" w:author="Levine, Charles Roger CTR USARMY USMA (USA)" w:date="2026-10-12T22:52:00Z" w16du:dateUtc="2026-10-13T02:52:00Z">
                   <w:rPr>
                     <w:rFonts w:ascii="Cambria Math" w:hAnsi="Cambria Math"/>
                   </w:rPr>
@@ -17076,7 +17499,7 @@
             </m:naryPr>
             <m:sub>
               <m:r>
-                <w:del w:id="418" w:author="Levine, Charles Roger CTR USARMY USMA (USA)" w:date="2026-10-12T22:52:00Z" w16du:dateUtc="2026-10-13T02:52:00Z">
+                <w:del w:id="456" w:author="Levine, Charles Roger CTR USARMY USMA (USA)" w:date="2026-10-12T22:52:00Z" w16du:dateUtc="2026-10-13T02:52:00Z">
                   <w:rPr>
                     <w:rFonts w:ascii="Cambria Math" w:hAnsi="Cambria Math"/>
                   </w:rPr>
@@ -17086,7 +17509,7 @@
             </m:sub>
             <m:sup>
               <m:r>
-                <w:del w:id="419" w:author="Levine, Charles Roger CTR USARMY USMA (USA)" w:date="2026-10-12T22:52:00Z" w16du:dateUtc="2026-10-13T02:52:00Z">
+                <w:del w:id="457" w:author="Levine, Charles Roger CTR USARMY USMA (USA)" w:date="2026-10-12T22:52:00Z" w16du:dateUtc="2026-10-13T02:52:00Z">
                   <w:rPr>
                     <w:rFonts w:ascii="Cambria Math" w:hAnsi="Cambria Math"/>
                   </w:rPr>
@@ -17096,7 +17519,7 @@
             </m:sup>
             <m:e>
               <m:r>
-                <w:del w:id="420" w:author="Levine, Charles Roger CTR USARMY USMA (USA)" w:date="2026-10-12T22:52:00Z" w16du:dateUtc="2026-10-13T02:52:00Z">
+                <w:del w:id="458" w:author="Levine, Charles Roger CTR USARMY USMA (USA)" w:date="2026-10-12T22:52:00Z" w16du:dateUtc="2026-10-13T02:52:00Z">
                   <m:rPr>
                     <m:sty m:val="p"/>
                   </m:rPr>
@@ -17111,7 +17534,7 @@
           <m:sSub>
             <m:sSubPr>
               <m:ctrlPr>
-                <w:del w:id="421" w:author="Levine, Charles Roger CTR USARMY USMA (USA)" w:date="2026-10-12T22:52:00Z" w16du:dateUtc="2026-10-13T02:52:00Z">
+                <w:del w:id="459" w:author="Levine, Charles Roger CTR USARMY USMA (USA)" w:date="2026-10-12T22:52:00Z" w16du:dateUtc="2026-10-13T02:52:00Z">
                   <w:rPr>
                     <w:rFonts w:ascii="Cambria Math" w:hAnsi="Cambria Math"/>
                   </w:rPr>
@@ -17120,7 +17543,7 @@
             </m:sSubPr>
             <m:e>
               <m:r>
-                <w:del w:id="422" w:author="Levine, Charles Roger CTR USARMY USMA (USA)" w:date="2026-10-12T22:52:00Z" w16du:dateUtc="2026-10-13T02:52:00Z">
+                <w:del w:id="460" w:author="Levine, Charles Roger CTR USARMY USMA (USA)" w:date="2026-10-12T22:52:00Z" w16du:dateUtc="2026-10-13T02:52:00Z">
                   <w:rPr>
                     <w:rFonts w:ascii="Cambria Math" w:hAnsi="Cambria Math"/>
                   </w:rPr>
@@ -17130,7 +17553,7 @@
             </m:e>
             <m:sub>
               <m:r>
-                <w:del w:id="423" w:author="Levine, Charles Roger CTR USARMY USMA (USA)" w:date="2026-10-12T22:52:00Z" w16du:dateUtc="2026-10-13T02:52:00Z">
+                <w:del w:id="461" w:author="Levine, Charles Roger CTR USARMY USMA (USA)" w:date="2026-10-12T22:52:00Z" w16du:dateUtc="2026-10-13T02:52:00Z">
                   <w:rPr>
                     <w:rFonts w:ascii="Cambria Math" w:hAnsi="Cambria Math"/>
                   </w:rPr>
@@ -17140,7 +17563,7 @@
             </m:sub>
           </m:sSub>
           <m:r>
-            <w:del w:id="424" w:author="Levine, Charles Roger CTR USARMY USMA (USA)" w:date="2026-10-12T22:52:00Z" w16du:dateUtc="2026-10-13T02:52:00Z">
+            <w:del w:id="462" w:author="Levine, Charles Roger CTR USARMY USMA (USA)" w:date="2026-10-12T22:52:00Z" w16du:dateUtc="2026-10-13T02:52:00Z">
               <m:rPr>
                 <m:sty m:val="p"/>
               </m:rPr>
@@ -17153,7 +17576,7 @@
           <m:sSub>
             <m:sSubPr>
               <m:ctrlPr>
-                <w:del w:id="425" w:author="Levine, Charles Roger CTR USARMY USMA (USA)" w:date="2026-10-12T22:52:00Z" w16du:dateUtc="2026-10-13T02:52:00Z">
+                <w:del w:id="463" w:author="Levine, Charles Roger CTR USARMY USMA (USA)" w:date="2026-10-12T22:52:00Z" w16du:dateUtc="2026-10-13T02:52:00Z">
                   <w:rPr>
                     <w:rFonts w:ascii="Cambria Math" w:hAnsi="Cambria Math"/>
                   </w:rPr>
@@ -17162,7 +17585,7 @@
             </m:sSubPr>
             <m:e>
               <m:r>
-                <w:del w:id="426" w:author="Levine, Charles Roger CTR USARMY USMA (USA)" w:date="2026-10-12T22:52:00Z" w16du:dateUtc="2026-10-13T02:52:00Z">
+                <w:del w:id="464" w:author="Levine, Charles Roger CTR USARMY USMA (USA)" w:date="2026-10-12T22:52:00Z" w16du:dateUtc="2026-10-13T02:52:00Z">
                   <w:rPr>
                     <w:rFonts w:ascii="Cambria Math" w:hAnsi="Cambria Math"/>
                   </w:rPr>
@@ -17172,7 +17595,7 @@
             </m:e>
             <m:sub>
               <m:r>
-                <w:del w:id="427" w:author="Levine, Charles Roger CTR USARMY USMA (USA)" w:date="2026-10-12T22:52:00Z" w16du:dateUtc="2026-10-13T02:52:00Z">
+                <w:del w:id="465" w:author="Levine, Charles Roger CTR USARMY USMA (USA)" w:date="2026-10-12T22:52:00Z" w16du:dateUtc="2026-10-13T02:52:00Z">
                   <w:rPr>
                     <w:rFonts w:ascii="Cambria Math" w:hAnsi="Cambria Math"/>
                   </w:rPr>
@@ -17180,7 +17603,7 @@
                 </w:del>
               </m:r>
               <m:r>
-                <w:del w:id="428" w:author="Levine, Charles Roger CTR USARMY USMA (USA)" w:date="2026-10-12T22:52:00Z" w16du:dateUtc="2026-10-13T02:52:00Z">
+                <w:del w:id="466" w:author="Levine, Charles Roger CTR USARMY USMA (USA)" w:date="2026-10-12T22:52:00Z" w16du:dateUtc="2026-10-13T02:52:00Z">
                   <m:rPr>
                     <m:sty m:val="p"/>
                   </m:rPr>
@@ -17191,7 +17614,7 @@
                 </w:del>
               </m:r>
               <m:r>
-                <w:del w:id="429" w:author="Levine, Charles Roger CTR USARMY USMA (USA)" w:date="2026-10-12T22:52:00Z" w16du:dateUtc="2026-10-13T02:52:00Z">
+                <w:del w:id="467" w:author="Levine, Charles Roger CTR USARMY USMA (USA)" w:date="2026-10-12T22:52:00Z" w16du:dateUtc="2026-10-13T02:52:00Z">
                   <w:rPr>
                     <w:rFonts w:ascii="Cambria Math" w:hAnsi="Cambria Math"/>
                   </w:rPr>
@@ -17199,7 +17622,7 @@
                 </w:del>
               </m:r>
               <m:r>
-                <w:del w:id="430" w:author="Levine, Charles Roger CTR USARMY USMA (USA)" w:date="2026-10-12T22:52:00Z" w16du:dateUtc="2026-10-13T02:52:00Z">
+                <w:del w:id="468" w:author="Levine, Charles Roger CTR USARMY USMA (USA)" w:date="2026-10-12T22:52:00Z" w16du:dateUtc="2026-10-13T02:52:00Z">
                   <m:rPr>
                     <m:sty m:val="p"/>
                   </m:rPr>
@@ -17214,7 +17637,7 @@
           <m:sSup>
             <m:sSupPr>
               <m:ctrlPr>
-                <w:del w:id="431" w:author="Levine, Charles Roger CTR USARMY USMA (USA)" w:date="2026-10-12T22:52:00Z" w16du:dateUtc="2026-10-13T02:52:00Z">
+                <w:del w:id="469" w:author="Levine, Charles Roger CTR USARMY USMA (USA)" w:date="2026-10-12T22:52:00Z" w16du:dateUtc="2026-10-13T02:52:00Z">
                   <w:rPr>
                     <w:rFonts w:ascii="Cambria Math" w:hAnsi="Cambria Math"/>
                   </w:rPr>
@@ -17223,7 +17646,7 @@
             </m:sSupPr>
             <m:e>
               <m:r>
-                <w:del w:id="432" w:author="Levine, Charles Roger CTR USARMY USMA (USA)" w:date="2026-10-12T22:52:00Z" w16du:dateUtc="2026-10-13T02:52:00Z">
+                <w:del w:id="470" w:author="Levine, Charles Roger CTR USARMY USMA (USA)" w:date="2026-10-12T22:52:00Z" w16du:dateUtc="2026-10-13T02:52:00Z">
                   <m:rPr>
                     <m:sty m:val="p"/>
                   </m:rPr>
@@ -17236,7 +17659,7 @@
             </m:e>
             <m:sup>
               <m:r>
-                <w:del w:id="433" w:author="Levine, Charles Roger CTR USARMY USMA (USA)" w:date="2026-10-12T22:52:00Z" w16du:dateUtc="2026-10-13T02:52:00Z">
+                <w:del w:id="471" w:author="Levine, Charles Roger CTR USARMY USMA (USA)" w:date="2026-10-12T22:52:00Z" w16du:dateUtc="2026-10-13T02:52:00Z">
                   <w:rPr>
                     <w:rFonts w:ascii="Cambria Math" w:hAnsi="Cambria Math"/>
                   </w:rPr>
@@ -17246,7 +17669,7 @@
             </m:sup>
           </m:sSup>
           <m:r>
-            <w:del w:id="434" w:author="Levine, Charles Roger CTR USARMY USMA (USA)" w:date="2026-10-12T22:52:00Z" w16du:dateUtc="2026-10-13T02:52:00Z">
+            <w:del w:id="472" w:author="Levine, Charles Roger CTR USARMY USMA (USA)" w:date="2026-10-12T22:52:00Z" w16du:dateUtc="2026-10-13T02:52:00Z">
               <m:rPr>
                 <m:sty m:val="p"/>
               </m:rPr>
@@ -17262,7 +17685,7 @@
               <m:limLoc m:val="undOvr"/>
               <m:supHide m:val="1"/>
               <m:ctrlPr>
-                <w:del w:id="435" w:author="Levine, Charles Roger CTR USARMY USMA (USA)" w:date="2026-10-12T22:52:00Z" w16du:dateUtc="2026-10-13T02:52:00Z">
+                <w:del w:id="473" w:author="Levine, Charles Roger CTR USARMY USMA (USA)" w:date="2026-10-12T22:52:00Z" w16du:dateUtc="2026-10-13T02:52:00Z">
                   <w:rPr>
                     <w:rFonts w:ascii="Cambria Math" w:hAnsi="Cambria Math"/>
                   </w:rPr>
@@ -17271,7 +17694,7 @@
             </m:naryPr>
             <m:sub>
               <m:r>
-                <w:del w:id="436" w:author="Levine, Charles Roger CTR USARMY USMA (USA)" w:date="2026-10-12T22:52:00Z" w16du:dateUtc="2026-10-13T02:52:00Z">
+                <w:del w:id="474" w:author="Levine, Charles Roger CTR USARMY USMA (USA)" w:date="2026-10-12T22:52:00Z" w16du:dateUtc="2026-10-13T02:52:00Z">
                   <w:rPr>
                     <w:rFonts w:ascii="Cambria Math" w:hAnsi="Cambria Math"/>
                   </w:rPr>
@@ -17281,7 +17704,7 @@
             </m:sub>
             <m:sup>
               <m:r>
-                <w:del w:id="437" w:author="Levine, Charles Roger CTR USARMY USMA (USA)" w:date="2026-10-12T22:52:00Z" w16du:dateUtc="2026-10-13T02:52:00Z">
+                <w:del w:id="475" w:author="Levine, Charles Roger CTR USARMY USMA (USA)" w:date="2026-10-12T22:52:00Z" w16du:dateUtc="2026-10-13T02:52:00Z">
                   <w:rPr>
                     <w:rFonts w:ascii="Cambria Math" w:hAnsi="Cambria Math"/>
                   </w:rPr>
@@ -17291,7 +17714,7 @@
             </m:sup>
             <m:e>
               <m:r>
-                <w:del w:id="438" w:author="Levine, Charles Roger CTR USARMY USMA (USA)" w:date="2026-10-12T22:52:00Z" w16du:dateUtc="2026-10-13T02:52:00Z">
+                <w:del w:id="476" w:author="Levine, Charles Roger CTR USARMY USMA (USA)" w:date="2026-10-12T22:52:00Z" w16du:dateUtc="2026-10-13T02:52:00Z">
                   <w:rPr>
                     <w:rFonts w:ascii="Cambria Math" w:hAnsi="Cambria Math"/>
                   </w:rPr>
@@ -17303,7 +17726,7 @@
           <m:sSub>
             <m:sSubPr>
               <m:ctrlPr>
-                <w:del w:id="439" w:author="Levine, Charles Roger CTR USARMY USMA (USA)" w:date="2026-10-12T22:52:00Z" w16du:dateUtc="2026-10-13T02:52:00Z">
+                <w:del w:id="477" w:author="Levine, Charles Roger CTR USARMY USMA (USA)" w:date="2026-10-12T22:52:00Z" w16du:dateUtc="2026-10-13T02:52:00Z">
                   <w:rPr>
                     <w:rFonts w:ascii="Cambria Math" w:hAnsi="Cambria Math"/>
                   </w:rPr>
@@ -17312,7 +17735,7 @@
             </m:sSubPr>
             <m:e>
               <m:r>
-                <w:del w:id="440" w:author="Levine, Charles Roger CTR USARMY USMA (USA)" w:date="2026-10-12T22:52:00Z" w16du:dateUtc="2026-10-13T02:52:00Z">
+                <w:del w:id="478" w:author="Levine, Charles Roger CTR USARMY USMA (USA)" w:date="2026-10-12T22:52:00Z" w16du:dateUtc="2026-10-13T02:52:00Z">
                   <w:rPr>
                     <w:rFonts w:ascii="Cambria Math" w:hAnsi="Cambria Math"/>
                   </w:rPr>
@@ -17322,7 +17745,7 @@
             </m:e>
             <m:sub>
               <m:r>
-                <w:del w:id="441" w:author="Levine, Charles Roger CTR USARMY USMA (USA)" w:date="2026-10-12T22:52:00Z" w16du:dateUtc="2026-10-13T02:52:00Z">
+                <w:del w:id="479" w:author="Levine, Charles Roger CTR USARMY USMA (USA)" w:date="2026-10-12T22:52:00Z" w16du:dateUtc="2026-10-13T02:52:00Z">
                   <w:rPr>
                     <w:rFonts w:ascii="Cambria Math" w:hAnsi="Cambria Math"/>
                   </w:rPr>
@@ -17332,7 +17755,7 @@
             </m:sub>
           </m:sSub>
           <m:r>
-            <w:del w:id="442" w:author="Levine, Charles Roger CTR USARMY USMA (USA)" w:date="2026-10-12T22:52:00Z" w16du:dateUtc="2026-10-13T02:52:00Z">
+            <w:del w:id="480" w:author="Levine, Charles Roger CTR USARMY USMA (USA)" w:date="2026-10-12T22:52:00Z" w16du:dateUtc="2026-10-13T02:52:00Z">
               <m:rPr>
                 <m:sty m:val="p"/>
               </m:rPr>
@@ -17345,7 +17768,7 @@
           <m:sSub>
             <m:sSubPr>
               <m:ctrlPr>
-                <w:del w:id="443" w:author="Levine, Charles Roger CTR USARMY USMA (USA)" w:date="2026-10-12T22:52:00Z" w16du:dateUtc="2026-10-13T02:52:00Z">
+                <w:del w:id="481" w:author="Levine, Charles Roger CTR USARMY USMA (USA)" w:date="2026-10-12T22:52:00Z" w16du:dateUtc="2026-10-13T02:52:00Z">
                   <w:rPr>
                     <w:rFonts w:ascii="Cambria Math" w:hAnsi="Cambria Math"/>
                   </w:rPr>
@@ -17354,7 +17777,7 @@
             </m:sSubPr>
             <m:e>
               <m:r>
-                <w:del w:id="444" w:author="Levine, Charles Roger CTR USARMY USMA (USA)" w:date="2026-10-12T22:52:00Z" w16du:dateUtc="2026-10-13T02:52:00Z">
+                <w:del w:id="482" w:author="Levine, Charles Roger CTR USARMY USMA (USA)" w:date="2026-10-12T22:52:00Z" w16du:dateUtc="2026-10-13T02:52:00Z">
                   <w:rPr>
                     <w:rFonts w:ascii="Cambria Math" w:hAnsi="Cambria Math"/>
                   </w:rPr>
@@ -17364,7 +17787,7 @@
             </m:e>
             <m:sub>
               <m:r>
-                <w:del w:id="445" w:author="Levine, Charles Roger CTR USARMY USMA (USA)" w:date="2026-10-12T22:52:00Z" w16du:dateUtc="2026-10-13T02:52:00Z">
+                <w:del w:id="483" w:author="Levine, Charles Roger CTR USARMY USMA (USA)" w:date="2026-10-12T22:52:00Z" w16du:dateUtc="2026-10-13T02:52:00Z">
                   <w:rPr>
                     <w:rFonts w:ascii="Cambria Math" w:hAnsi="Cambria Math"/>
                   </w:rPr>
@@ -17374,7 +17797,7 @@
             </m:sub>
           </m:sSub>
           <m:r>
-            <w:del w:id="446" w:author="Levine, Charles Roger CTR USARMY USMA (USA)" w:date="2026-10-12T22:52:00Z" w16du:dateUtc="2026-10-13T02:52:00Z">
+            <w:del w:id="484" w:author="Levine, Charles Roger CTR USARMY USMA (USA)" w:date="2026-10-12T22:52:00Z" w16du:dateUtc="2026-10-13T02:52:00Z">
               <m:rPr>
                 <m:sty m:val="p"/>
               </m:rPr>
@@ -17388,7 +17811,7 @@
             <m:barPr>
               <m:pos m:val="top"/>
               <m:ctrlPr>
-                <w:del w:id="447" w:author="Levine, Charles Roger CTR USARMY USMA (USA)" w:date="2026-10-12T22:52:00Z" w16du:dateUtc="2026-10-13T02:52:00Z">
+                <w:del w:id="485" w:author="Levine, Charles Roger CTR USARMY USMA (USA)" w:date="2026-10-12T22:52:00Z" w16du:dateUtc="2026-10-13T02:52:00Z">
                   <w:rPr>
                     <w:rFonts w:ascii="Cambria Math" w:hAnsi="Cambria Math"/>
                   </w:rPr>
@@ -17397,7 +17820,7 @@
             </m:barPr>
             <m:e>
               <m:r>
-                <w:del w:id="448" w:author="Levine, Charles Roger CTR USARMY USMA (USA)" w:date="2026-10-12T22:52:00Z" w16du:dateUtc="2026-10-13T02:52:00Z">
+                <w:del w:id="486" w:author="Levine, Charles Roger CTR USARMY USMA (USA)" w:date="2026-10-12T22:52:00Z" w16du:dateUtc="2026-10-13T02:52:00Z">
                   <w:rPr>
                     <w:rFonts w:ascii="Cambria Math" w:hAnsi="Cambria Math"/>
                   </w:rPr>
@@ -17409,7 +17832,7 @@
           <m:sSup>
             <m:sSupPr>
               <m:ctrlPr>
-                <w:del w:id="449" w:author="Levine, Charles Roger CTR USARMY USMA (USA)" w:date="2026-10-12T22:52:00Z" w16du:dateUtc="2026-10-13T02:52:00Z">
+                <w:del w:id="487" w:author="Levine, Charles Roger CTR USARMY USMA (USA)" w:date="2026-10-12T22:52:00Z" w16du:dateUtc="2026-10-13T02:52:00Z">
                   <w:rPr>
                     <w:rFonts w:ascii="Cambria Math" w:hAnsi="Cambria Math"/>
                   </w:rPr>
@@ -17418,7 +17841,7 @@
             </m:sSupPr>
             <m:e>
               <m:r>
-                <w:del w:id="450" w:author="Levine, Charles Roger CTR USARMY USMA (USA)" w:date="2026-10-12T22:52:00Z" w16du:dateUtc="2026-10-13T02:52:00Z">
+                <w:del w:id="488" w:author="Levine, Charles Roger CTR USARMY USMA (USA)" w:date="2026-10-12T22:52:00Z" w16du:dateUtc="2026-10-13T02:52:00Z">
                   <m:rPr>
                     <m:sty m:val="p"/>
                   </m:rPr>
@@ -17431,7 +17854,7 @@
             </m:e>
             <m:sup>
               <m:r>
-                <w:del w:id="451" w:author="Levine, Charles Roger CTR USARMY USMA (USA)" w:date="2026-10-12T22:52:00Z" w16du:dateUtc="2026-10-13T02:52:00Z">
+                <w:del w:id="489" w:author="Levine, Charles Roger CTR USARMY USMA (USA)" w:date="2026-10-12T22:52:00Z" w16du:dateUtc="2026-10-13T02:52:00Z">
                   <w:rPr>
                     <w:rFonts w:ascii="Cambria Math" w:hAnsi="Cambria Math"/>
                   </w:rPr>
@@ -17441,7 +17864,7 @@
             </m:sup>
           </m:sSup>
           <m:r>
-            <w:del w:id="452" w:author="Levine, Charles Roger CTR USARMY USMA (USA)" w:date="2026-10-12T22:52:00Z" w16du:dateUtc="2026-10-13T02:52:00Z">
+            <w:del w:id="490" w:author="Levine, Charles Roger CTR USARMY USMA (USA)" w:date="2026-10-12T22:52:00Z" w16du:dateUtc="2026-10-13T02:52:00Z">
               <m:rPr>
                 <m:sty m:val="p"/>
               </m:rPr>
@@ -17457,10 +17880,10 @@
     <w:p>
       <w:pPr>
         <w:rPr>
-          <w:del w:id="453" w:author="Levine, Charles Roger CTR USARMY USMA (USA)" w:date="2026-10-12T22:52:00Z" w16du:dateUtc="2026-10-13T02:52:00Z"/>
+          <w:del w:id="491" w:author="Levine, Charles Roger CTR USARMY USMA (USA)" w:date="2026-10-12T22:52:00Z" w16du:dateUtc="2026-10-13T02:52:00Z"/>
         </w:rPr>
       </w:pPr>
-      <w:del w:id="454" w:author="Levine, Charles Roger CTR USARMY USMA (USA)" w:date="2026-10-12T22:52:00Z" w16du:dateUtc="2026-10-13T02:52:00Z">
+      <w:del w:id="492" w:author="Levine, Charles Roger CTR USARMY USMA (USA)" w:date="2026-10-12T22:52:00Z" w16du:dateUtc="2026-10-13T02:52:00Z">
         <w:r>
           <w:delText xml:space="preserve">To see this, write </w:delText>
         </w:r>
@@ -17469,7 +17892,7 @@
         <m:sSub>
           <m:sSubPr>
             <m:ctrlPr>
-              <w:del w:id="455" w:author="Levine, Charles Roger CTR USARMY USMA (USA)" w:date="2026-10-12T22:52:00Z" w16du:dateUtc="2026-10-13T02:52:00Z">
+              <w:del w:id="493" w:author="Levine, Charles Roger CTR USARMY USMA (USA)" w:date="2026-10-12T22:52:00Z" w16du:dateUtc="2026-10-13T02:52:00Z">
                 <w:rPr>
                   <w:rFonts w:ascii="Cambria Math" w:hAnsi="Cambria Math"/>
                 </w:rPr>
@@ -17478,7 +17901,7 @@
           </m:sSubPr>
           <m:e>
             <m:r>
-              <w:del w:id="456" w:author="Levine, Charles Roger CTR USARMY USMA (USA)" w:date="2026-10-12T22:52:00Z" w16du:dateUtc="2026-10-13T02:52:00Z">
+              <w:del w:id="494" w:author="Levine, Charles Roger CTR USARMY USMA (USA)" w:date="2026-10-12T22:52:00Z" w16du:dateUtc="2026-10-13T02:52:00Z">
                 <w:rPr>
                   <w:rFonts w:ascii="Cambria Math" w:hAnsi="Cambria Math"/>
                 </w:rPr>
@@ -17488,7 +17911,7 @@
           </m:e>
           <m:sub>
             <m:r>
-              <w:del w:id="457" w:author="Levine, Charles Roger CTR USARMY USMA (USA)" w:date="2026-10-12T22:52:00Z" w16du:dateUtc="2026-10-13T02:52:00Z">
+              <w:del w:id="495" w:author="Levine, Charles Roger CTR USARMY USMA (USA)" w:date="2026-10-12T22:52:00Z" w16du:dateUtc="2026-10-13T02:52:00Z">
                 <w:rPr>
                   <w:rFonts w:ascii="Cambria Math" w:hAnsi="Cambria Math"/>
                 </w:rPr>
@@ -17498,7 +17921,7 @@
           </m:sub>
         </m:sSub>
       </m:oMath>
-      <w:del w:id="458" w:author="Levine, Charles Roger CTR USARMY USMA (USA)" w:date="2026-10-12T22:52:00Z" w16du:dateUtc="2026-10-13T02:52:00Z">
+      <w:del w:id="496" w:author="Levine, Charles Roger CTR USARMY USMA (USA)" w:date="2026-10-12T22:52:00Z" w16du:dateUtc="2026-10-13T02:52:00Z">
         <w:r>
           <w:delText xml:space="preserve"> − </w:delText>
         </w:r>
@@ -17508,7 +17931,7 @@
           <m:barPr>
             <m:pos m:val="top"/>
             <m:ctrlPr>
-              <w:del w:id="459" w:author="Levine, Charles Roger CTR USARMY USMA (USA)" w:date="2026-10-12T22:52:00Z" w16du:dateUtc="2026-10-13T02:52:00Z">
+              <w:del w:id="497" w:author="Levine, Charles Roger CTR USARMY USMA (USA)" w:date="2026-10-12T22:52:00Z" w16du:dateUtc="2026-10-13T02:52:00Z">
                 <w:rPr>
                   <w:rFonts w:ascii="Cambria Math" w:hAnsi="Cambria Math"/>
                 </w:rPr>
@@ -17517,7 +17940,7 @@
           </m:barPr>
           <m:e>
             <m:r>
-              <w:del w:id="460" w:author="Levine, Charles Roger CTR USARMY USMA (USA)" w:date="2026-10-12T22:52:00Z" w16du:dateUtc="2026-10-13T02:52:00Z">
+              <w:del w:id="498" w:author="Levine, Charles Roger CTR USARMY USMA (USA)" w:date="2026-10-12T22:52:00Z" w16du:dateUtc="2026-10-13T02:52:00Z">
                 <w:rPr>
                   <w:rFonts w:ascii="Cambria Math" w:hAnsi="Cambria Math"/>
                 </w:rPr>
@@ -17527,7 +17950,7 @@
           </m:e>
         </m:bar>
       </m:oMath>
-      <w:del w:id="461" w:author="Levine, Charles Roger CTR USARMY USMA (USA)" w:date="2026-10-12T22:52:00Z" w16du:dateUtc="2026-10-13T02:52:00Z">
+      <w:del w:id="499" w:author="Levine, Charles Roger CTR USARMY USMA (USA)" w:date="2026-10-12T22:52:00Z" w16du:dateUtc="2026-10-13T02:52:00Z">
         <w:r>
           <w:delText xml:space="preserve"> as the sum of </w:delText>
         </w:r>
@@ -17536,7 +17959,7 @@
         <m:sSub>
           <m:sSubPr>
             <m:ctrlPr>
-              <w:del w:id="462" w:author="Levine, Charles Roger CTR USARMY USMA (USA)" w:date="2026-10-12T22:52:00Z" w16du:dateUtc="2026-10-13T02:52:00Z">
+              <w:del w:id="500" w:author="Levine, Charles Roger CTR USARMY USMA (USA)" w:date="2026-10-12T22:52:00Z" w16du:dateUtc="2026-10-13T02:52:00Z">
                 <w:rPr>
                   <w:rFonts w:ascii="Cambria Math" w:hAnsi="Cambria Math"/>
                 </w:rPr>
@@ -17545,7 +17968,7 @@
           </m:sSubPr>
           <m:e>
             <m:r>
-              <w:del w:id="463" w:author="Levine, Charles Roger CTR USARMY USMA (USA)" w:date="2026-10-12T22:52:00Z" w16du:dateUtc="2026-10-13T02:52:00Z">
+              <w:del w:id="501" w:author="Levine, Charles Roger CTR USARMY USMA (USA)" w:date="2026-10-12T22:52:00Z" w16du:dateUtc="2026-10-13T02:52:00Z">
                 <w:rPr>
                   <w:rFonts w:ascii="Cambria Math" w:hAnsi="Cambria Math"/>
                 </w:rPr>
@@ -17555,7 +17978,7 @@
           </m:e>
           <m:sub>
             <m:r>
-              <w:del w:id="464" w:author="Levine, Charles Roger CTR USARMY USMA (USA)" w:date="2026-10-12T22:52:00Z" w16du:dateUtc="2026-10-13T02:52:00Z">
+              <w:del w:id="502" w:author="Levine, Charles Roger CTR USARMY USMA (USA)" w:date="2026-10-12T22:52:00Z" w16du:dateUtc="2026-10-13T02:52:00Z">
                 <w:rPr>
                   <w:rFonts w:ascii="Cambria Math" w:hAnsi="Cambria Math"/>
                 </w:rPr>
@@ -17565,7 +17988,7 @@
           </m:sub>
         </m:sSub>
       </m:oMath>
-      <w:del w:id="465" w:author="Levine, Charles Roger CTR USARMY USMA (USA)" w:date="2026-10-12T22:52:00Z" w16du:dateUtc="2026-10-13T02:52:00Z">
+      <w:del w:id="503" w:author="Levine, Charles Roger CTR USARMY USMA (USA)" w:date="2026-10-12T22:52:00Z" w16du:dateUtc="2026-10-13T02:52:00Z">
         <w:r>
           <w:delText xml:space="preserve"> − </w:delText>
         </w:r>
@@ -17574,7 +17997,7 @@
         <m:sSub>
           <m:sSubPr>
             <m:ctrlPr>
-              <w:del w:id="466" w:author="Levine, Charles Roger CTR USARMY USMA (USA)" w:date="2026-10-12T22:52:00Z" w16du:dateUtc="2026-10-13T02:52:00Z">
+              <w:del w:id="504" w:author="Levine, Charles Roger CTR USARMY USMA (USA)" w:date="2026-10-12T22:52:00Z" w16du:dateUtc="2026-10-13T02:52:00Z">
                 <w:rPr>
                   <w:rFonts w:ascii="Cambria Math" w:hAnsi="Cambria Math"/>
                 </w:rPr>
@@ -17583,7 +18006,7 @@
           </m:sSubPr>
           <m:e>
             <m:r>
-              <w:del w:id="467" w:author="Levine, Charles Roger CTR USARMY USMA (USA)" w:date="2026-10-12T22:52:00Z" w16du:dateUtc="2026-10-13T02:52:00Z">
+              <w:del w:id="505" w:author="Levine, Charles Roger CTR USARMY USMA (USA)" w:date="2026-10-12T22:52:00Z" w16du:dateUtc="2026-10-13T02:52:00Z">
                 <w:rPr>
                   <w:rFonts w:ascii="Cambria Math" w:hAnsi="Cambria Math"/>
                 </w:rPr>
@@ -17593,7 +18016,7 @@
           </m:e>
           <m:sub>
             <m:r>
-              <w:del w:id="468" w:author="Levine, Charles Roger CTR USARMY USMA (USA)" w:date="2026-10-12T22:52:00Z" w16du:dateUtc="2026-10-13T02:52:00Z">
+              <w:del w:id="506" w:author="Levine, Charles Roger CTR USARMY USMA (USA)" w:date="2026-10-12T22:52:00Z" w16du:dateUtc="2026-10-13T02:52:00Z">
                 <w:rPr>
                   <w:rFonts w:ascii="Cambria Math" w:hAnsi="Cambria Math"/>
                 </w:rPr>
@@ -17601,7 +18024,7 @@
               </w:del>
             </m:r>
             <m:r>
-              <w:del w:id="469" w:author="Levine, Charles Roger CTR USARMY USMA (USA)" w:date="2026-10-12T22:52:00Z" w16du:dateUtc="2026-10-13T02:52:00Z">
+              <w:del w:id="507" w:author="Levine, Charles Roger CTR USARMY USMA (USA)" w:date="2026-10-12T22:52:00Z" w16du:dateUtc="2026-10-13T02:52:00Z">
                 <m:rPr>
                   <m:sty m:val="p"/>
                 </m:rPr>
@@ -17612,7 +18035,7 @@
               </w:del>
             </m:r>
             <m:r>
-              <w:del w:id="470" w:author="Levine, Charles Roger CTR USARMY USMA (USA)" w:date="2026-10-12T22:52:00Z" w16du:dateUtc="2026-10-13T02:52:00Z">
+              <w:del w:id="508" w:author="Levine, Charles Roger CTR USARMY USMA (USA)" w:date="2026-10-12T22:52:00Z" w16du:dateUtc="2026-10-13T02:52:00Z">
                 <w:rPr>
                   <w:rFonts w:ascii="Cambria Math" w:hAnsi="Cambria Math"/>
                 </w:rPr>
@@ -17620,7 +18043,7 @@
               </w:del>
             </m:r>
             <m:r>
-              <w:del w:id="471" w:author="Levine, Charles Roger CTR USARMY USMA (USA)" w:date="2026-10-12T22:52:00Z" w16du:dateUtc="2026-10-13T02:52:00Z">
+              <w:del w:id="509" w:author="Levine, Charles Roger CTR USARMY USMA (USA)" w:date="2026-10-12T22:52:00Z" w16du:dateUtc="2026-10-13T02:52:00Z">
                 <m:rPr>
                   <m:sty m:val="p"/>
                 </m:rPr>
@@ -17633,7 +18056,7 @@
           </m:sub>
         </m:sSub>
       </m:oMath>
-      <w:del w:id="472" w:author="Levine, Charles Roger CTR USARMY USMA (USA)" w:date="2026-10-12T22:52:00Z" w16du:dateUtc="2026-10-13T02:52:00Z">
+      <w:del w:id="510" w:author="Levine, Charles Roger CTR USARMY USMA (USA)" w:date="2026-10-12T22:52:00Z" w16du:dateUtc="2026-10-13T02:52:00Z">
         <w:r>
           <w:delText xml:space="preserve"> and </w:delText>
         </w:r>
@@ -17642,7 +18065,7 @@
         <m:sSub>
           <m:sSubPr>
             <m:ctrlPr>
-              <w:del w:id="473" w:author="Levine, Charles Roger CTR USARMY USMA (USA)" w:date="2026-10-12T22:52:00Z" w16du:dateUtc="2026-10-13T02:52:00Z">
+              <w:del w:id="511" w:author="Levine, Charles Roger CTR USARMY USMA (USA)" w:date="2026-10-12T22:52:00Z" w16du:dateUtc="2026-10-13T02:52:00Z">
                 <w:rPr>
                   <w:rFonts w:ascii="Cambria Math" w:hAnsi="Cambria Math"/>
                 </w:rPr>
@@ -17651,7 +18074,7 @@
           </m:sSubPr>
           <m:e>
             <m:r>
-              <w:del w:id="474" w:author="Levine, Charles Roger CTR USARMY USMA (USA)" w:date="2026-10-12T22:52:00Z" w16du:dateUtc="2026-10-13T02:52:00Z">
+              <w:del w:id="512" w:author="Levine, Charles Roger CTR USARMY USMA (USA)" w:date="2026-10-12T22:52:00Z" w16du:dateUtc="2026-10-13T02:52:00Z">
                 <w:rPr>
                   <w:rFonts w:ascii="Cambria Math" w:hAnsi="Cambria Math"/>
                 </w:rPr>
@@ -17661,7 +18084,7 @@
           </m:e>
           <m:sub>
             <m:r>
-              <w:del w:id="475" w:author="Levine, Charles Roger CTR USARMY USMA (USA)" w:date="2026-10-12T22:52:00Z" w16du:dateUtc="2026-10-13T02:52:00Z">
+              <w:del w:id="513" w:author="Levine, Charles Roger CTR USARMY USMA (USA)" w:date="2026-10-12T22:52:00Z" w16du:dateUtc="2026-10-13T02:52:00Z">
                 <w:rPr>
                   <w:rFonts w:ascii="Cambria Math" w:hAnsi="Cambria Math"/>
                 </w:rPr>
@@ -17669,7 +18092,7 @@
               </w:del>
             </m:r>
             <m:r>
-              <w:del w:id="476" w:author="Levine, Charles Roger CTR USARMY USMA (USA)" w:date="2026-10-12T22:52:00Z" w16du:dateUtc="2026-10-13T02:52:00Z">
+              <w:del w:id="514" w:author="Levine, Charles Roger CTR USARMY USMA (USA)" w:date="2026-10-12T22:52:00Z" w16du:dateUtc="2026-10-13T02:52:00Z">
                 <m:rPr>
                   <m:sty m:val="p"/>
                 </m:rPr>
@@ -17680,7 +18103,7 @@
               </w:del>
             </m:r>
             <m:r>
-              <w:del w:id="477" w:author="Levine, Charles Roger CTR USARMY USMA (USA)" w:date="2026-10-12T22:52:00Z" w16du:dateUtc="2026-10-13T02:52:00Z">
+              <w:del w:id="515" w:author="Levine, Charles Roger CTR USARMY USMA (USA)" w:date="2026-10-12T22:52:00Z" w16du:dateUtc="2026-10-13T02:52:00Z">
                 <w:rPr>
                   <w:rFonts w:ascii="Cambria Math" w:hAnsi="Cambria Math"/>
                 </w:rPr>
@@ -17688,7 +18111,7 @@
               </w:del>
             </m:r>
             <m:r>
-              <w:del w:id="478" w:author="Levine, Charles Roger CTR USARMY USMA (USA)" w:date="2026-10-12T22:52:00Z" w16du:dateUtc="2026-10-13T02:52:00Z">
+              <w:del w:id="516" w:author="Levine, Charles Roger CTR USARMY USMA (USA)" w:date="2026-10-12T22:52:00Z" w16du:dateUtc="2026-10-13T02:52:00Z">
                 <m:rPr>
                   <m:sty m:val="p"/>
                 </m:rPr>
@@ -17701,7 +18124,7 @@
           </m:sub>
         </m:sSub>
       </m:oMath>
-      <w:del w:id="479" w:author="Levine, Charles Roger CTR USARMY USMA (USA)" w:date="2026-10-12T22:52:00Z" w16du:dateUtc="2026-10-13T02:52:00Z">
+      <w:del w:id="517" w:author="Levine, Charles Roger CTR USARMY USMA (USA)" w:date="2026-10-12T22:52:00Z" w16du:dateUtc="2026-10-13T02:52:00Z">
         <w:r>
           <w:delText xml:space="preserve"> − </w:delText>
         </w:r>
@@ -17711,7 +18134,7 @@
           <m:barPr>
             <m:pos m:val="top"/>
             <m:ctrlPr>
-              <w:del w:id="480" w:author="Levine, Charles Roger CTR USARMY USMA (USA)" w:date="2026-10-12T22:52:00Z" w16du:dateUtc="2026-10-13T02:52:00Z">
+              <w:del w:id="518" w:author="Levine, Charles Roger CTR USARMY USMA (USA)" w:date="2026-10-12T22:52:00Z" w16du:dateUtc="2026-10-13T02:52:00Z">
                 <w:rPr>
                   <w:rFonts w:ascii="Cambria Math" w:hAnsi="Cambria Math"/>
                 </w:rPr>
@@ -17720,7 +18143,7 @@
           </m:barPr>
           <m:e>
             <m:r>
-              <w:del w:id="481" w:author="Levine, Charles Roger CTR USARMY USMA (USA)" w:date="2026-10-12T22:52:00Z" w16du:dateUtc="2026-10-13T02:52:00Z">
+              <w:del w:id="519" w:author="Levine, Charles Roger CTR USARMY USMA (USA)" w:date="2026-10-12T22:52:00Z" w16du:dateUtc="2026-10-13T02:52:00Z">
                 <w:rPr>
                   <w:rFonts w:ascii="Cambria Math" w:hAnsi="Cambria Math"/>
                 </w:rPr>
@@ -17730,7 +18153,7 @@
           </m:e>
         </m:bar>
       </m:oMath>
-      <w:del w:id="482" w:author="Levine, Charles Roger CTR USARMY USMA (USA)" w:date="2026-10-12T22:52:00Z" w16du:dateUtc="2026-10-13T02:52:00Z">
+      <w:del w:id="520" w:author="Levine, Charles Roger CTR USARMY USMA (USA)" w:date="2026-10-12T22:52:00Z" w16du:dateUtc="2026-10-13T02:52:00Z">
         <w:r>
           <w:delText xml:space="preserve">. The cross terms sum to zero inside each group because deviations from that group’s mean sum to zero. Consequently, </w:delText>
         </w:r>
@@ -17739,7 +18162,7 @@
         <m:sSub>
           <m:sSubPr>
             <m:ctrlPr>
-              <w:del w:id="483" w:author="Levine, Charles Roger CTR USARMY USMA (USA)" w:date="2026-10-12T22:52:00Z" w16du:dateUtc="2026-10-13T02:52:00Z">
+              <w:del w:id="521" w:author="Levine, Charles Roger CTR USARMY USMA (USA)" w:date="2026-10-12T22:52:00Z" w16du:dateUtc="2026-10-13T02:52:00Z">
                 <w:rPr>
                   <w:rFonts w:ascii="Cambria Math" w:hAnsi="Cambria Math"/>
                 </w:rPr>
@@ -17748,7 +18171,7 @@
           </m:sSubPr>
           <m:e>
             <m:r>
-              <w:del w:id="484" w:author="Levine, Charles Roger CTR USARMY USMA (USA)" w:date="2026-10-12T22:52:00Z" w16du:dateUtc="2026-10-13T02:52:00Z">
+              <w:del w:id="522" w:author="Levine, Charles Roger CTR USARMY USMA (USA)" w:date="2026-10-12T22:52:00Z" w16du:dateUtc="2026-10-13T02:52:00Z">
                 <w:rPr>
                   <w:rFonts w:ascii="Cambria Math" w:hAnsi="Cambria Math"/>
                 </w:rPr>
@@ -17758,7 +18181,7 @@
           </m:e>
           <m:sub>
             <m:r>
-              <w:del w:id="485" w:author="Levine, Charles Roger CTR USARMY USMA (USA)" w:date="2026-10-12T22:52:00Z" w16du:dateUtc="2026-10-13T02:52:00Z">
+              <w:del w:id="523" w:author="Levine, Charles Roger CTR USARMY USMA (USA)" w:date="2026-10-12T22:52:00Z" w16du:dateUtc="2026-10-13T02:52:00Z">
                 <w:rPr>
                   <w:rFonts w:ascii="Cambria Math" w:hAnsi="Cambria Math"/>
                 </w:rPr>
@@ -17768,7 +18191,7 @@
           </m:sub>
         </m:sSub>
       </m:oMath>
-      <w:del w:id="486" w:author="Levine, Charles Roger CTR USARMY USMA (USA)" w:date="2026-10-12T22:52:00Z" w16du:dateUtc="2026-10-13T02:52:00Z">
+      <w:del w:id="524" w:author="Levine, Charles Roger CTR USARMY USMA (USA)" w:date="2026-10-12T22:52:00Z" w16du:dateUtc="2026-10-13T02:52:00Z">
         <w:r>
           <w:delText xml:space="preserve"> is the between-group share of total variation and lies between zero and one. If the population has no variation in A, its denominator is zero and the statistic is undefined rather than evidence of perfect or absent sorting.</w:delText>
         </w:r>
@@ -17778,17 +18201,17 @@
       <w:pPr>
         <w:pStyle w:val="BodyText"/>
         <w:rPr>
-          <w:del w:id="487" w:author="Levine, Charles Roger CTR USARMY USMA (USA)" w:date="2026-10-12T22:52:00Z" w16du:dateUtc="2026-10-13T02:52:00Z"/>
+          <w:del w:id="525" w:author="Levine, Charles Roger CTR USARMY USMA (USA)" w:date="2026-10-12T22:52:00Z" w16du:dateUtc="2026-10-13T02:52:00Z"/>
         </w:rPr>
       </w:pPr>
-      <w:del w:id="488" w:author="Levine, Charles Roger CTR USARMY USMA (USA)" w:date="2026-10-12T22:52:00Z" w16du:dateUtc="2026-10-13T02:52:00Z">
+      <w:del w:id="526" w:author="Levine, Charles Roger CTR USARMY USMA (USA)" w:date="2026-10-12T22:52:00Z" w16du:dateUtc="2026-10-13T02:52:00Z">
         <w:r>
           <w:delText xml:space="preserve">Nonzero sorting can occur under random assignment in finite groups. With J fixed nonempty group sizes, uniform random allocation of the same </w:delText>
         </w:r>
       </w:del>
       <m:oMath>
         <m:r>
-          <w:del w:id="489" w:author="Levine, Charles Roger CTR USARMY USMA (USA)" w:date="2026-10-12T22:52:00Z" w16du:dateUtc="2026-10-13T02:52:00Z">
+          <w:del w:id="527" w:author="Levine, Charles Roger CTR USARMY USMA (USA)" w:date="2026-10-12T22:52:00Z" w16du:dateUtc="2026-10-13T02:52:00Z">
             <w:rPr>
               <w:rFonts w:ascii="Cambria Math" w:hAnsi="Cambria Math"/>
             </w:rPr>
@@ -17796,7 +18219,7 @@
           </w:del>
         </m:r>
       </m:oMath>
-      <w:del w:id="490" w:author="Levine, Charles Roger CTR USARMY USMA (USA)" w:date="2026-10-12T22:52:00Z" w16du:dateUtc="2026-10-13T02:52:00Z">
+      <w:del w:id="528" w:author="Levine, Charles Roger CTR USARMY USMA (USA)" w:date="2026-10-12T22:52:00Z" w16du:dateUtc="2026-10-13T02:52:00Z">
         <w:r>
           <w:delText xml:space="preserve"> individuals, and positive total variation, the expected index is (J − 1)/(N − 1). One obtains this by applying the finite-population variance of each random group mean and summing its </w:delText>
         </w:r>
@@ -17805,7 +18228,7 @@
         <m:sSub>
           <m:sSubPr>
             <m:ctrlPr>
-              <w:del w:id="491" w:author="Levine, Charles Roger CTR USARMY USMA (USA)" w:date="2026-10-12T22:52:00Z" w16du:dateUtc="2026-10-13T02:52:00Z">
+              <w:del w:id="529" w:author="Levine, Charles Roger CTR USARMY USMA (USA)" w:date="2026-10-12T22:52:00Z" w16du:dateUtc="2026-10-13T02:52:00Z">
                 <w:rPr>
                   <w:rFonts w:ascii="Cambria Math" w:hAnsi="Cambria Math"/>
                 </w:rPr>
@@ -17814,7 +18237,7 @@
           </m:sSubPr>
           <m:e>
             <m:r>
-              <w:del w:id="492" w:author="Levine, Charles Roger CTR USARMY USMA (USA)" w:date="2026-10-12T22:52:00Z" w16du:dateUtc="2026-10-13T02:52:00Z">
+              <w:del w:id="530" w:author="Levine, Charles Roger CTR USARMY USMA (USA)" w:date="2026-10-12T22:52:00Z" w16du:dateUtc="2026-10-13T02:52:00Z">
                 <w:rPr>
                   <w:rFonts w:ascii="Cambria Math" w:hAnsi="Cambria Math"/>
                 </w:rPr>
@@ -17824,7 +18247,7 @@
           </m:e>
           <m:sub>
             <m:r>
-              <w:del w:id="493" w:author="Levine, Charles Roger CTR USARMY USMA (USA)" w:date="2026-10-12T22:52:00Z" w16du:dateUtc="2026-10-13T02:52:00Z">
+              <w:del w:id="531" w:author="Levine, Charles Roger CTR USARMY USMA (USA)" w:date="2026-10-12T22:52:00Z" w16du:dateUtc="2026-10-13T02:52:00Z">
                 <w:rPr>
                   <w:rFonts w:ascii="Cambria Math" w:hAnsi="Cambria Math"/>
                 </w:rPr>
@@ -17834,7 +18257,7 @@
           </m:sub>
         </m:sSub>
       </m:oMath>
-      <w:del w:id="494" w:author="Levine, Charles Roger CTR USARMY USMA (USA)" w:date="2026-10-12T22:52:00Z" w16du:dateUtc="2026-10-13T02:52:00Z">
+      <w:del w:id="532" w:author="Levine, Charles Roger CTR USARMY USMA (USA)" w:date="2026-10-12T22:52:00Z" w16du:dateUtc="2026-10-13T02:52:00Z">
         <w:r>
           <w:delText xml:space="preserve">-weighted squared deviation from </w:delText>
         </w:r>
@@ -17844,7 +18267,7 @@
           <m:barPr>
             <m:pos m:val="top"/>
             <m:ctrlPr>
-              <w:del w:id="495" w:author="Levine, Charles Roger CTR USARMY USMA (USA)" w:date="2026-10-12T22:52:00Z" w16du:dateUtc="2026-10-13T02:52:00Z">
+              <w:del w:id="533" w:author="Levine, Charles Roger CTR USARMY USMA (USA)" w:date="2026-10-12T22:52:00Z" w16du:dateUtc="2026-10-13T02:52:00Z">
                 <w:rPr>
                   <w:rFonts w:ascii="Cambria Math" w:hAnsi="Cambria Math"/>
                 </w:rPr>
@@ -17853,7 +18276,7 @@
           </m:barPr>
           <m:e>
             <m:r>
-              <w:del w:id="496" w:author="Levine, Charles Roger CTR USARMY USMA (USA)" w:date="2026-10-12T22:52:00Z" w16du:dateUtc="2026-10-13T02:52:00Z">
+              <w:del w:id="534" w:author="Levine, Charles Roger CTR USARMY USMA (USA)" w:date="2026-10-12T22:52:00Z" w16du:dateUtc="2026-10-13T02:52:00Z">
                 <w:rPr>
                   <w:rFonts w:ascii="Cambria Math" w:hAnsi="Cambria Math"/>
                 </w:rPr>
@@ -17863,7 +18286,7 @@
           </m:e>
         </m:bar>
       </m:oMath>
-      <w:del w:id="497" w:author="Levine, Charles Roger CTR USARMY USMA (USA)" w:date="2026-10-12T22:52:00Z" w16du:dateUtc="2026-10-13T02:52:00Z">
+      <w:del w:id="535" w:author="Levine, Charles Roger CTR USARMY USMA (USA)" w:date="2026-10-12T22:52:00Z" w16du:dateUtc="2026-10-13T02:52:00Z">
         <w:r>
           <w:delText>. This analytic reference applies to the uniform allocation benchmark; a reference ensemble remains useful for variability and for procedures with additional constraints.</w:delText>
         </w:r>
@@ -17873,17 +18296,17 @@
       <w:pPr>
         <w:pStyle w:val="BodyText"/>
         <w:rPr>
-          <w:del w:id="498" w:author="Levine, Charles Roger CTR USARMY USMA (USA)" w:date="2026-10-12T22:52:00Z" w16du:dateUtc="2026-10-13T02:52:00Z"/>
+          <w:del w:id="536" w:author="Levine, Charles Roger CTR USARMY USMA (USA)" w:date="2026-10-12T22:52:00Z" w16du:dateUtc="2026-10-13T02:52:00Z"/>
         </w:rPr>
       </w:pPr>
-      <w:del w:id="499" w:author="Levine, Charles Roger CTR USARMY USMA (USA)" w:date="2026-10-12T22:52:00Z" w16du:dateUtc="2026-10-13T02:52:00Z">
+      <w:del w:id="537" w:author="Levine, Charles Roger CTR USARMY USMA (USA)" w:date="2026-10-12T22:52:00Z" w16du:dateUtc="2026-10-13T02:52:00Z">
         <w:r>
           <w:delText xml:space="preserve">Realized sorting therefore depends on </w:delText>
         </w:r>
       </w:del>
       <m:oMath>
         <m:r>
-          <w:del w:id="500" w:author="Levine, Charles Roger CTR USARMY USMA (USA)" w:date="2026-10-12T22:52:00Z" w16du:dateUtc="2026-10-13T02:52:00Z">
+          <w:del w:id="538" w:author="Levine, Charles Roger CTR USARMY USMA (USA)" w:date="2026-10-12T22:52:00Z" w16du:dateUtc="2026-10-13T02:52:00Z">
             <w:rPr>
               <w:rFonts w:ascii="Cambria Math" w:hAnsi="Cambria Math"/>
             </w:rPr>
@@ -17891,7 +18314,7 @@
           </w:del>
         </m:r>
       </m:oMath>
-      <w:del w:id="501" w:author="Levine, Charles Roger CTR USARMY USMA (USA)" w:date="2026-10-12T22:52:00Z" w16du:dateUtc="2026-10-13T02:52:00Z">
+      <w:del w:id="539" w:author="Levine, Charles Roger CTR USARMY USMA (USA)" w:date="2026-10-12T22:52:00Z" w16du:dateUtc="2026-10-13T02:52:00Z">
         <w:r>
           <w:delText xml:space="preserve">, the A distribution, roster capacities, and stochastic assignment history. A comparison should report both the chosen preference and the resulting </w:delText>
         </w:r>
@@ -17900,7 +18323,7 @@
         <m:sSub>
           <m:sSubPr>
             <m:ctrlPr>
-              <w:del w:id="502" w:author="Levine, Charles Roger CTR USARMY USMA (USA)" w:date="2026-10-12T22:52:00Z" w16du:dateUtc="2026-10-13T02:52:00Z">
+              <w:del w:id="540" w:author="Levine, Charles Roger CTR USARMY USMA (USA)" w:date="2026-10-12T22:52:00Z" w16du:dateUtc="2026-10-13T02:52:00Z">
                 <w:rPr>
                   <w:rFonts w:ascii="Cambria Math" w:hAnsi="Cambria Math"/>
                 </w:rPr>
@@ -17909,7 +18332,7 @@
           </m:sSubPr>
           <m:e>
             <m:r>
-              <w:del w:id="503" w:author="Levine, Charles Roger CTR USARMY USMA (USA)" w:date="2026-10-12T22:52:00Z" w16du:dateUtc="2026-10-13T02:52:00Z">
+              <w:del w:id="541" w:author="Levine, Charles Roger CTR USARMY USMA (USA)" w:date="2026-10-12T22:52:00Z" w16du:dateUtc="2026-10-13T02:52:00Z">
                 <w:rPr>
                   <w:rFonts w:ascii="Cambria Math" w:hAnsi="Cambria Math"/>
                 </w:rPr>
@@ -17919,7 +18342,7 @@
           </m:e>
           <m:sub>
             <m:r>
-              <w:del w:id="504" w:author="Levine, Charles Roger CTR USARMY USMA (USA)" w:date="2026-10-12T22:52:00Z" w16du:dateUtc="2026-10-13T02:52:00Z">
+              <w:del w:id="542" w:author="Levine, Charles Roger CTR USARMY USMA (USA)" w:date="2026-10-12T22:52:00Z" w16du:dateUtc="2026-10-13T02:52:00Z">
                 <w:rPr>
                   <w:rFonts w:ascii="Cambria Math" w:hAnsi="Cambria Math"/>
                 </w:rPr>
@@ -17929,7 +18352,7 @@
           </m:sub>
         </m:sSub>
       </m:oMath>
-      <w:del w:id="505" w:author="Levine, Charles Roger CTR USARMY USMA (USA)" w:date="2026-10-12T22:52:00Z" w16du:dateUtc="2026-10-13T02:52:00Z">
+      <w:del w:id="543" w:author="Levine, Charles Roger CTR USARMY USMA (USA)" w:date="2026-10-12T22:52:00Z" w16du:dateUtc="2026-10-13T02:52:00Z">
         <w:r>
           <w:delText xml:space="preserve">, rather than equating ρ = 0 with an observed index of zero. An empirical </w:delText>
         </w:r>
@@ -17938,7 +18361,7 @@
         <m:sSub>
           <m:sSubPr>
             <m:ctrlPr>
-              <w:del w:id="506" w:author="Levine, Charles Roger CTR USARMY USMA (USA)" w:date="2026-10-12T22:52:00Z" w16du:dateUtc="2026-10-13T02:52:00Z">
+              <w:del w:id="544" w:author="Levine, Charles Roger CTR USARMY USMA (USA)" w:date="2026-10-12T22:52:00Z" w16du:dateUtc="2026-10-13T02:52:00Z">
                 <w:rPr>
                   <w:rFonts w:ascii="Cambria Math" w:hAnsi="Cambria Math"/>
                 </w:rPr>
@@ -17947,7 +18370,7 @@
           </m:sSubPr>
           <m:e>
             <m:r>
-              <w:del w:id="507" w:author="Levine, Charles Roger CTR USARMY USMA (USA)" w:date="2026-10-12T22:52:00Z" w16du:dateUtc="2026-10-13T02:52:00Z">
+              <w:del w:id="545" w:author="Levine, Charles Roger CTR USARMY USMA (USA)" w:date="2026-10-12T22:52:00Z" w16du:dateUtc="2026-10-13T02:52:00Z">
                 <w:rPr>
                   <w:rFonts w:ascii="Cambria Math" w:hAnsi="Cambria Math"/>
                 </w:rPr>
@@ -17957,7 +18380,7 @@
           </m:e>
           <m:sub>
             <m:r>
-              <w:del w:id="508" w:author="Levine, Charles Roger CTR USARMY USMA (USA)" w:date="2026-10-12T22:52:00Z" w16du:dateUtc="2026-10-13T02:52:00Z">
+              <w:del w:id="546" w:author="Levine, Charles Roger CTR USARMY USMA (USA)" w:date="2026-10-12T22:52:00Z" w16du:dateUtc="2026-10-13T02:52:00Z">
                 <w:rPr>
                   <w:rFonts w:ascii="Cambria Math" w:hAnsi="Cambria Math"/>
                 </w:rPr>
@@ -17967,7 +18390,7 @@
           </m:sub>
         </m:sSub>
       </m:oMath>
-      <w:del w:id="509" w:author="Levine, Charles Roger CTR USARMY USMA (USA)" w:date="2026-10-12T22:52:00Z" w16du:dateUtc="2026-10-13T02:52:00Z">
+      <w:del w:id="547" w:author="Levine, Charles Roger CTR USARMY USMA (USA)" w:date="2026-10-12T22:52:00Z" w16du:dateUtc="2026-10-13T02:52:00Z">
         <w:r>
           <w:delText xml:space="preserve"> below a simulated reference does not establish that real assignment was random.</w:delText>
         </w:r>
@@ -17977,17 +18400,17 @@
       <w:pPr>
         <w:pStyle w:val="Heading2"/>
       </w:pPr>
-      <w:bookmarkStart w:id="510" w:name="X1ad203f4aedc8fcded9afae827919e65ec1bf18"/>
-      <w:bookmarkEnd w:id="270"/>
+      <w:bookmarkStart w:id="548" w:name="X1ad203f4aedc8fcded9afae827919e65ec1bf18"/>
+      <w:bookmarkEnd w:id="308"/>
       <w:r>
         <w:t xml:space="preserve">4.6.4 </w:t>
       </w:r>
-      <w:ins w:id="511" w:author="Levine, Charles Roger CTR USARMY USMA (USA)" w:date="2026-10-12T22:56:00Z" w16du:dateUtc="2026-10-13T02:56:00Z">
+      <w:ins w:id="549" w:author="Levine, Charles Roger CTR USARMY USMA (USA)" w:date="2026-10-12T22:56:00Z" w16du:dateUtc="2026-10-13T02:56:00Z">
         <w:r>
           <w:t>Using artificial groups to investigate congestion</w:t>
         </w:r>
       </w:ins>
-      <w:del w:id="512" w:author="Levine, Charles Roger CTR USARMY USMA (USA)" w:date="2026-10-12T22:56:00Z" w16du:dateUtc="2026-10-13T02:56:00Z">
+      <w:del w:id="550" w:author="Levine, Charles Roger CTR USARMY USMA (USA)" w:date="2026-10-12T22:56:00Z" w16du:dateUtc="2026-10-13T02:56:00Z">
         <w:r>
           <w:delText>Connecting assignment to mechanism experiments</w:delText>
         </w:r>
@@ -17996,15 +18419,15 @@
     <w:p>
       <w:pPr>
         <w:rPr>
-          <w:ins w:id="513" w:author="Levine, Charles Roger CTR USARMY USMA (USA)" w:date="2026-10-12T22:57:00Z"/>
+          <w:ins w:id="551" w:author="Levine, Charles Roger CTR USARMY USMA (USA)" w:date="2026-10-12T22:57:00Z"/>
         </w:rPr>
       </w:pPr>
-      <w:del w:id="514" w:author="Levine, Charles Roger CTR USARMY USMA (USA)" w:date="2026-10-12T22:57:00Z" w16du:dateUtc="2026-10-13T02:57:00Z">
+      <w:del w:id="552" w:author="Levine, Charles Roger CTR USARMY USMA (USA)" w:date="2026-10-12T22:57:00Z" w16du:dateUtc="2026-10-13T02:57:00Z">
         <w:r>
           <w:delText>A controlled</w:delText>
         </w:r>
       </w:del>
-      <w:ins w:id="515" w:author="Levine, Charles Roger CTR USARMY USMA (USA)" w:date="2026-10-12T22:57:00Z">
+      <w:ins w:id="553" w:author="Levine, Charles Roger CTR USARMY USMA (USA)" w:date="2026-10-12T22:57:00Z">
         <w:r>
           <w:t>A simulation first assigns individuals to groups, then calculates their scores, and finally applies the selection rule. This is the chronological ASSIGN → SCORE → SELECT sequence. The chapter introduced scoring and selection first because they define the advancement mechanism; assignment supplies controlled group environments in which to examine it.</w:t>
         </w:r>
@@ -18013,10 +18436,10 @@
     <w:p>
       <w:pPr>
         <w:rPr>
-          <w:ins w:id="516" w:author="Levine, Charles Roger CTR USARMY USMA (USA)" w:date="2026-10-12T22:57:00Z"/>
+          <w:ins w:id="554" w:author="Levine, Charles Roger CTR USARMY USMA (USA)" w:date="2026-10-12T22:57:00Z"/>
         </w:rPr>
       </w:pPr>
-      <w:ins w:id="517" w:author="Levine, Charles Roger CTR USARMY USMA (USA)" w:date="2026-10-12T22:57:00Z">
+      <w:ins w:id="555" w:author="Levine, Charles Roger CTR USARMY USMA (USA)" w:date="2026-10-12T22:57:00Z">
         <w:r>
           <w:t>Different comparisons require different quantities to remain fixed. To examine the effect of the congestion penalty, we can use exactly the same individuals and memberships under performance-only and congestion-adjusted scoring. Keeping the selection rule and number of places fixed then isolates the consequences of changing the scoring rule.</w:t>
         </w:r>
@@ -18025,10 +18448,10 @@
     <w:p>
       <w:pPr>
         <w:rPr>
-          <w:ins w:id="518" w:author="Levine, Charles Roger CTR USARMY USMA (USA)" w:date="2026-10-12T22:57:00Z"/>
+          <w:ins w:id="556" w:author="Levine, Charles Roger CTR USARMY USMA (USA)" w:date="2026-10-12T22:57:00Z"/>
         </w:rPr>
       </w:pPr>
-      <w:ins w:id="519" w:author="Levine, Charles Roger CTR USARMY USMA (USA)" w:date="2026-10-12T22:57:00Z">
+      <w:ins w:id="557" w:author="Levine, Charles Roger CTR USARMY USMA (USA)" w:date="2026-10-12T22:57:00Z">
         <w:r>
           <w:t xml:space="preserve">To examine the consequences of sorting, we instead vary </w:t>
         </w:r>
@@ -18041,7 +18464,7 @@
           <m:t>ρ</m:t>
         </m:r>
       </m:oMath>
-      <w:ins w:id="520" w:author="Levine, Charles Roger CTR USARMY USMA (USA)" w:date="2026-10-12T22:57:00Z">
+      <w:ins w:id="558" w:author="Levine, Charles Roger CTR USARMY USMA (USA)" w:date="2026-10-12T22:57:00Z">
         <w:r>
           <w:t xml:space="preserve"> while retaining the same individuals, performance values, and group capacities. The resulting memberships are allowed to change—that is the purpose of the comparison. Threshold and selection settings remain fixed within a comparison at a given level of scarcity; comparisons across scarcity levels use the threshold alignment described in Section 4.5.3.</w:t>
         </w:r>
@@ -18050,10 +18473,10 @@
     <w:p>
       <w:pPr>
         <w:rPr>
-          <w:del w:id="521" w:author="Levine, Charles Roger CTR USARMY USMA (USA)" w:date="2026-10-12T22:57:00Z" w16du:dateUtc="2026-10-13T02:57:00Z"/>
+          <w:del w:id="559" w:author="Levine, Charles Roger CTR USARMY USMA (USA)" w:date="2026-10-12T22:57:00Z" w16du:dateUtc="2026-10-13T02:57:00Z"/>
         </w:rPr>
       </w:pPr>
-      <w:ins w:id="522" w:author="Levine, Charles Roger CTR USARMY USMA (USA)" w:date="2026-10-12T22:57:00Z">
+      <w:ins w:id="560" w:author="Levine, Charles Roger CTR USARMY USMA (USA)" w:date="2026-10-12T22:57:00Z">
         <w:r>
           <w:t xml:space="preserve">Changing assignment preference can alter which individuals encounter strong peers, the distribution of roster pressure across groups, and the association between individual performance and group environment. These changes can affect the selection curves discussed in Section 4.5.4. </w:t>
         </w:r>
@@ -18062,21 +18485,21 @@
           <w:t>Recording both realized sorting and selection outcomes allows us to distinguish how the population was rearranged from what that rearrangement meant for advancement.</w:t>
         </w:r>
       </w:ins>
-      <w:del w:id="523" w:author="Levine, Charles Roger CTR USARMY USMA (USA)" w:date="2026-10-12T22:57:00Z" w16du:dateUtc="2026-10-13T02:57:00Z">
+      <w:del w:id="561" w:author="Levine, Charles Roger CTR USARMY USMA (USA)" w:date="2026-10-12T22:57:00Z" w16du:dateUtc="2026-10-13T02:57:00Z">
         <w:r>
           <w:delText xml:space="preserve"> simulation first assigns individuals, then computes scores on the resulting groups, and finally selects winners. That is the chronological ASSIGN → SCORE → SELECT pipeline. The chapter introduced the components in a different order to establish the advancement mechanism before explaining how its artificial environments are generated.</w:delText>
         </w:r>
       </w:del>
     </w:p>
     <w:p>
-      <w:del w:id="524" w:author="Levine, Charles Roger CTR USARMY USMA (USA)" w:date="2026-10-12T22:57:00Z" w16du:dateUtc="2026-10-13T02:57:00Z">
+      <w:del w:id="562" w:author="Levine, Charles Roger CTR USARMY USMA (USA)" w:date="2026-10-12T22:57:00Z" w16du:dateUtc="2026-10-13T02:57:00Z">
         <w:r>
           <w:delText xml:space="preserve">When comparing penalties on the same assignments, the population, capacities, and groups can be held exactly fixed. When comparing assignment preferences, paired arrival orders and random draws reduce avoidable simulation variation, but they do not hold the resulting groups fixed. Changes in </w:delText>
         </w:r>
       </w:del>
       <m:oMath>
         <m:r>
-          <w:del w:id="525" w:author="Levine, Charles Roger CTR USARMY USMA (USA)" w:date="2026-10-12T22:57:00Z" w16du:dateUtc="2026-10-13T02:57:00Z">
+          <w:del w:id="563" w:author="Levine, Charles Roger CTR USARMY USMA (USA)" w:date="2026-10-12T22:57:00Z" w16du:dateUtc="2026-10-13T02:57:00Z">
             <w:rPr>
               <w:rFonts w:ascii="Cambria Math" w:hAnsi="Cambria Math"/>
             </w:rPr>
@@ -18084,7 +18507,7 @@
           </w:del>
         </m:r>
       </m:oMath>
-      <w:del w:id="526" w:author="Levine, Charles Roger CTR USARMY USMA (USA)" w:date="2026-10-12T22:57:00Z" w16du:dateUtc="2026-10-13T02:57:00Z">
+      <w:del w:id="564" w:author="Levine, Charles Roger CTR USARMY USMA (USA)" w:date="2026-10-12T22:57:00Z" w16du:dateUtc="2026-10-13T02:57:00Z">
         <w:r>
           <w:delText xml:space="preserve"> can alter the range of environments, the association between </w:delText>
         </w:r>
@@ -18093,7 +18516,7 @@
         <m:sSub>
           <m:sSubPr>
             <m:ctrlPr>
-              <w:del w:id="527" w:author="Levine, Charles Roger CTR USARMY USMA (USA)" w:date="2026-10-12T22:57:00Z" w16du:dateUtc="2026-10-13T02:57:00Z">
+              <w:del w:id="565" w:author="Levine, Charles Roger CTR USARMY USMA (USA)" w:date="2026-10-12T22:57:00Z" w16du:dateUtc="2026-10-13T02:57:00Z">
                 <w:rPr>
                   <w:rFonts w:ascii="Cambria Math" w:hAnsi="Cambria Math"/>
                 </w:rPr>
@@ -18102,7 +18525,7 @@
           </m:sSubPr>
           <m:e>
             <m:r>
-              <w:del w:id="528" w:author="Levine, Charles Roger CTR USARMY USMA (USA)" w:date="2026-10-12T22:57:00Z" w16du:dateUtc="2026-10-13T02:57:00Z">
+              <w:del w:id="566" w:author="Levine, Charles Roger CTR USARMY USMA (USA)" w:date="2026-10-12T22:57:00Z" w16du:dateUtc="2026-10-13T02:57:00Z">
                 <w:rPr>
                   <w:rFonts w:ascii="Cambria Math" w:hAnsi="Cambria Math"/>
                 </w:rPr>
@@ -18112,7 +18535,7 @@
           </m:e>
           <m:sub>
             <m:r>
-              <w:del w:id="529" w:author="Levine, Charles Roger CTR USARMY USMA (USA)" w:date="2026-10-12T22:57:00Z" w16du:dateUtc="2026-10-13T02:57:00Z">
+              <w:del w:id="567" w:author="Levine, Charles Roger CTR USARMY USMA (USA)" w:date="2026-10-12T22:57:00Z" w16du:dateUtc="2026-10-13T02:57:00Z">
                 <w:rPr>
                   <w:rFonts w:ascii="Cambria Math" w:hAnsi="Cambria Math"/>
                 </w:rPr>
@@ -18122,7 +18545,7 @@
           </m:sub>
         </m:sSub>
       </m:oMath>
-      <w:del w:id="530" w:author="Levine, Charles Roger CTR USARMY USMA (USA)" w:date="2026-10-12T22:57:00Z" w16du:dateUtc="2026-10-13T02:57:00Z">
+      <w:del w:id="568" w:author="Levine, Charles Roger CTR USARMY USMA (USA)" w:date="2026-10-12T22:57:00Z" w16du:dateUtc="2026-10-13T02:57:00Z">
         <w:r>
           <w:delText xml:space="preserve"> and those environments, and winner identities. Those channels must be considered when interpreting a changed success curve.</w:delText>
         </w:r>
@@ -18132,9 +18555,9 @@
       <w:pPr>
         <w:pStyle w:val="Heading1"/>
       </w:pPr>
-      <w:bookmarkStart w:id="531" w:name="X3c3c4c0997d1df4bc4320797fc414201263c54a"/>
-      <w:bookmarkEnd w:id="107"/>
-      <w:bookmarkEnd w:id="510"/>
+      <w:bookmarkStart w:id="569" w:name="X3c3c4c0997d1df4bc4320797fc414201263c54a"/>
+      <w:bookmarkEnd w:id="109"/>
+      <w:bookmarkEnd w:id="548"/>
       <w:r>
         <w:t>4.7 What the completed mechanism experiments establish</w:t>
       </w:r>
@@ -18148,7 +18571,7 @@
       <w:pPr>
         <w:pStyle w:val="Heading2"/>
       </w:pPr>
-      <w:bookmarkStart w:id="532" w:name="experimental-setting-and-interpretation"/>
+      <w:bookmarkStart w:id="570" w:name="experimental-setting-and-interpretation"/>
       <w:r>
         <w:t>4.7.1 Experimental setting and interpretation</w:t>
       </w:r>
@@ -18207,8 +18630,8 @@
       <w:pPr>
         <w:pStyle w:val="Heading2"/>
       </w:pPr>
-      <w:bookmarkStart w:id="533" w:name="X2bdcce90be781303280a4b078df70adb92028df"/>
-      <w:bookmarkEnd w:id="532"/>
+      <w:bookmarkStart w:id="571" w:name="X2bdcce90be781303280a4b078df70adb92028df"/>
+      <w:bookmarkEnd w:id="570"/>
       <w:r>
         <w:t>4.7.2 Congestion can change winners without similarity preference</w:t>
       </w:r>
@@ -18291,8 +18714,8 @@
       <w:pPr>
         <w:pStyle w:val="Heading2"/>
       </w:pPr>
-      <w:bookmarkStart w:id="534" w:name="X97d9df95a828479ab0f1857fc0478829051bfc4"/>
-      <w:bookmarkEnd w:id="533"/>
+      <w:bookmarkStart w:id="572" w:name="X97d9df95a828479ab0f1857fc0478829051bfc4"/>
+      <w:bookmarkEnd w:id="571"/>
       <w:r>
         <w:t>4.7.3 Penalty strength and the visibility of the tail</w:t>
       </w:r>
@@ -18433,7 +18856,7 @@
                     </pic:cNvPicPr>
                   </pic:nvPicPr>
                   <pic:blipFill>
-                    <a:blip r:embed="rId11"/>
+                    <a:blip r:embed="rId12"/>
                     <a:stretch>
                       <a:fillRect/>
                     </a:stretch>
@@ -18510,8 +18933,8 @@
       <w:pPr>
         <w:pStyle w:val="Heading2"/>
       </w:pPr>
-      <w:bookmarkStart w:id="535" w:name="assignment-preference-and-scarcity"/>
-      <w:bookmarkEnd w:id="534"/>
+      <w:bookmarkStart w:id="573" w:name="assignment-preference-and-scarcity"/>
+      <w:bookmarkEnd w:id="572"/>
       <w:r>
         <w:lastRenderedPageBreak/>
         <w:t>4.7.4 Assignment preference and scarcity</w:t>
@@ -18642,7 +19065,7 @@
                     </pic:cNvPicPr>
                   </pic:nvPicPr>
                   <pic:blipFill>
-                    <a:blip r:embed="rId12"/>
+                    <a:blip r:embed="rId13"/>
                     <a:stretch>
                       <a:fillRect/>
                     </a:stretch>
@@ -18760,8 +19183,8 @@
       <w:pPr>
         <w:pStyle w:val="Heading2"/>
       </w:pPr>
-      <w:bookmarkStart w:id="536" w:name="what-remains-to-be-established"/>
-      <w:bookmarkEnd w:id="535"/>
+      <w:bookmarkStart w:id="574" w:name="what-remains-to-be-established"/>
+      <w:bookmarkEnd w:id="573"/>
       <w:r>
         <w:t>4.7.5 What remains to be established</w:t>
       </w:r>
@@ -18876,9 +19299,9 @@
       <w:pPr>
         <w:pStyle w:val="Heading1"/>
       </w:pPr>
-      <w:bookmarkStart w:id="537" w:name="the-bridge-to-empirical-fitting"/>
-      <w:bookmarkEnd w:id="531"/>
-      <w:bookmarkEnd w:id="536"/>
+      <w:bookmarkStart w:id="575" w:name="the-bridge-to-empirical-fitting"/>
+      <w:bookmarkEnd w:id="569"/>
+      <w:bookmarkEnd w:id="574"/>
       <w:r>
         <w:t>4.8 The bridge to empirical fitting</w:t>
       </w:r>
@@ -21062,8 +21485,8 @@
       <w:pPr>
         <w:pStyle w:val="Heading1"/>
       </w:pPr>
-      <w:bookmarkStart w:id="538" w:name="X34faad1c749316954420b934931aff7c96ea3d6"/>
-      <w:bookmarkEnd w:id="537"/>
+      <w:bookmarkStart w:id="576" w:name="X34faad1c749316954420b934931aff7c96ea3d6"/>
+      <w:bookmarkEnd w:id="575"/>
       <w:r>
         <w:t>Appendix 4A Technical qualifications and the historical fitting record</w:t>
       </w:r>
@@ -21072,7 +21495,7 @@
       <w:pPr>
         <w:pStyle w:val="Heading2"/>
       </w:pPr>
-      <w:bookmarkStart w:id="539" w:name="Xc4cff8260d0316924cc51552c5cb860d3737775"/>
+      <w:bookmarkStart w:id="577" w:name="Xc4cff8260d0316924cc51552c5cb860d3737775"/>
       <w:r>
         <w:t>4A.1 The intended stochastic rule and legacy software</w:t>
       </w:r>
@@ -21144,8 +21567,8 @@
       <w:pPr>
         <w:pStyle w:val="Heading2"/>
       </w:pPr>
-      <w:bookmarkStart w:id="540" w:name="X30020ca2e28c3ddcf47702a707f4f0d8976e712"/>
-      <w:bookmarkEnd w:id="539"/>
+      <w:bookmarkStart w:id="578" w:name="X30020ca2e28c3ddcf47702a707f4f0d8976e712"/>
+      <w:bookmarkEnd w:id="577"/>
       <w:r>
         <w:t>4A.2 Differences between the stated selection rule and earlier implementations</w:t>
       </w:r>
@@ -21257,15 +21680,7 @@
         </m:sSub>
       </m:oMath>
       <w:r>
-        <w:t xml:space="preserve"> indicated whether the player was ever drafted. The fitting panel retained all eligible player-season observations rather than restricting outcomes to one final-season observation per athlete. Accordingly, the same eventual draft outcome could appear on several rows belonging to one player. These are the observational units of the historical fit; they should not be described as independent annual draft decisions or as distinct draft selections merely because the likelihood multiplies contributions across ro</w:t>
-      </w:r>
-      <w:proofErr w:type="spellStart"/>
-      <w:r>
-        <w:t>ws</w:t>
-      </w:r>
-      <w:proofErr w:type="spellEnd"/>
-      <w:r>
-        <w:t>. A revision intended to model annual selection would need to establish a corresponding eligible population and outcome timing. [5]</w:t>
+        <w:t xml:space="preserve"> indicated whether the player was ever drafted. The fitting panel retained all eligible player-season observations rather than restricting outcomes to one final-season observation per athlete. Accordingly, the same eventual draft outcome could appear on several rows belonging to one player. These are the observational units of the historical fit; they should not be described as independent annual draft decisions or as distinct draft selections merely because the likelihood multiplies contributions across rows. A revision intended to model annual selection would need to establish a corresponding eligible population and outcome timing. [5]</w:t>
       </w:r>
     </w:p>
     <w:p>
@@ -23578,8 +23993,8 @@
       <w:pPr>
         <w:pStyle w:val="Heading2"/>
       </w:pPr>
-      <w:bookmarkStart w:id="541" w:name="X61c80e37b1d723545285bb680c26300a41eba3a"/>
-      <w:bookmarkEnd w:id="540"/>
+      <w:bookmarkStart w:id="579" w:name="X61c80e37b1d723545285bb680c26300a41eba3a"/>
+      <w:bookmarkEnd w:id="578"/>
       <w:r>
         <w:t>4A.3 Normalization and threshold construction</w:t>
       </w:r>
@@ -24010,15 +24425,7 @@
         </m:sSub>
       </m:oMath>
       <w:r>
-        <w:t xml:space="preserve"> individuals. This is the historical working Bernoulli specification, but its normalization does not match a season containing many observed positive outcomes. Consequently, the saved probabilities should not be presented as validated individual draft probabilities. What remains to be established is whether this objective is defensible as a working calibration criterion for the intended scientific comparison, or whether a different outcome likelihood and observational unit are required. Neither a satisfacto</w:t>
-      </w:r>
-      <w:proofErr w:type="spellStart"/>
-      <w:r>
-        <w:t>ry</w:t>
-      </w:r>
-      <w:proofErr w:type="spellEnd"/>
-      <w:r>
-        <w:t xml:space="preserve"> ranking diagnostic nor a successful optimizer convergence message resolves that question.</w:t>
+        <w:t xml:space="preserve"> individuals. This is the historical working Bernoulli specification, but its normalization does not match a season containing many observed positive outcomes. Consequently, the saved probabilities should not be presented as validated individual draft probabilities. What remains to be established is whether this objective is defensible as a working calibration criterion for the intended scientific comparison, or whether a different outcome likelihood and observational unit are required. Neither a satisfactory ranking diagnostic nor a successful optimizer convergence message resolves that question.</w:t>
       </w:r>
     </w:p>
     <w:p>
@@ -24569,8 +24976,8 @@
       <w:pPr>
         <w:pStyle w:val="Heading2"/>
       </w:pPr>
-      <w:bookmarkStart w:id="542" w:name="X37bb242055bc516b188ab4496a584a40b1a9c72"/>
-      <w:bookmarkEnd w:id="541"/>
+      <w:bookmarkStart w:id="580" w:name="X37bb242055bc516b188ab4496a584a40b1a9c72"/>
+      <w:bookmarkEnd w:id="579"/>
       <w:r>
         <w:t>4A.4 Saved estimates and parameter transfer</w:t>
       </w:r>
@@ -25639,8 +26046,8 @@
       <w:pPr>
         <w:pStyle w:val="Heading2"/>
       </w:pPr>
-      <w:bookmarkStart w:id="543" w:name="Xc89fd0d0a0538ad258b22b5118afea5b3189c30"/>
-      <w:bookmarkEnd w:id="542"/>
+      <w:bookmarkStart w:id="581" w:name="Xc89fd0d0a0538ad258b22b5118afea5b3189c30"/>
+      <w:bookmarkEnd w:id="580"/>
       <w:r>
         <w:lastRenderedPageBreak/>
         <w:t>4A.5 Alternative congestion specifications</w:t>
@@ -26450,9 +26857,9 @@
       <w:pPr>
         <w:pStyle w:val="Heading1"/>
       </w:pPr>
-      <w:bookmarkStart w:id="544" w:name="X8a33aa523801c967d2fea04397cc8e7252f71fa"/>
-      <w:bookmarkEnd w:id="538"/>
-      <w:bookmarkEnd w:id="543"/>
+      <w:bookmarkStart w:id="582" w:name="X8a33aa523801c967d2fea04397cc8e7252f71fa"/>
+      <w:bookmarkEnd w:id="576"/>
+      <w:bookmarkEnd w:id="581"/>
       <w:r>
         <w:lastRenderedPageBreak/>
         <w:t>Appendix 4B Sources for the equations and completed results</w:t>
@@ -26470,27 +26877,49 @@
       <w:r>
         <w:t xml:space="preserve">[1] The stochastic replay decision and distinction between temperatures are documented in </w:t>
       </w:r>
-      <w:hyperlink r:id="rId13">
-        <w:r>
-          <w:t>MBB_empirical_roster_select_replay.md</w:t>
-        </w:r>
-      </w:hyperlink>
+      <w:r>
+        <w:fldChar w:fldCharType="begin"/>
+      </w:r>
+      <w:r>
+        <w:instrText>HYPERLINK "file:///Users/charleslevine/Library/CloudStorage/Dropbox/1-Documents/00-%20Dissertation/0-Next_Chapter/Code_and_Data/New%20SQL%20and%20PY%20Code/Cursor%20Workspace%20PDE/3-Master_Plan/re_entry/HEROs_and_PASSes/MBB_empirical_roster_select_replay.md" \h</w:instrText>
+      </w:r>
+      <w:ins w:id="583" w:author="Levine, Charles Roger CTR USARMY USMA (USA)" w:date="2026-10-13T08:51:00Z" w16du:dateUtc="2026-10-13T12:51:00Z"/>
+      <w:r>
+        <w:fldChar w:fldCharType="separate"/>
+      </w:r>
+      <w:r>
+        <w:t>MBB_empirical_roster_select_replay.md</w:t>
+      </w:r>
+      <w:r>
+        <w:fldChar w:fldCharType="end"/>
+      </w:r>
       <w:r>
         <w:t xml:space="preserve">, lines 370–418 and 454–462. The direct user instruction is preserved in </w:t>
       </w:r>
-      <w:hyperlink r:id="rId14">
-        <w:r>
-          <w:t>.</w:t>
-        </w:r>
-        <w:proofErr w:type="spellStart"/>
-        <w:r>
-          <w:t>specstory</w:t>
-        </w:r>
-        <w:proofErr w:type="spellEnd"/>
-        <w:r>
-          <w:t>/history/2026-06-11_08-19-11-0400-compass.md</w:t>
-        </w:r>
-      </w:hyperlink>
+      <w:r>
+        <w:fldChar w:fldCharType="begin"/>
+      </w:r>
+      <w:r>
+        <w:instrText>HYPERLINK "file:///Users/charleslevine/Library/CloudStorage/Dropbox/1-Documents/00-%20Dissertation/0-Next_Chapter/Code_and_Data/New%20SQL%20and%20PY%20Code/Cursor%20Workspace%20PDE/.specstory/history/2026-06-11_08-19-11-0400-compass.md" \h</w:instrText>
+      </w:r>
+      <w:ins w:id="584" w:author="Levine, Charles Roger CTR USARMY USMA (USA)" w:date="2026-10-13T08:51:00Z" w16du:dateUtc="2026-10-13T12:51:00Z"/>
+      <w:r>
+        <w:fldChar w:fldCharType="separate"/>
+      </w:r>
+      <w:r>
+        <w:t>.</w:t>
+      </w:r>
+      <w:proofErr w:type="spellStart"/>
+      <w:r>
+        <w:t>specstory</w:t>
+      </w:r>
+      <w:proofErr w:type="spellEnd"/>
+      <w:r>
+        <w:t>/history/2026-06-11_08-19-11-0400-compass.md</w:t>
+      </w:r>
+      <w:r>
+        <w:fldChar w:fldCharType="end"/>
+      </w:r>
       <w:r>
         <w:t>, line 331818, with the subsequent implementation authorization at line 332351. The lock was for empirical-roster replay; it does not retroactively change earlier deterministic runs.</w:t>
       </w:r>
@@ -26502,19 +26931,41 @@
       <w:r>
         <w:t xml:space="preserve">[2] </w:t>
       </w:r>
-      <w:hyperlink r:id="rId15">
-        <w:r>
-          <w:t>PD20_softmax_K_winners_explainer.md</w:t>
-        </w:r>
-      </w:hyperlink>
+      <w:r>
+        <w:fldChar w:fldCharType="begin"/>
+      </w:r>
+      <w:r>
+        <w:instrText>HYPERLINK "file:///Users/charleslevine/Library/CloudStorage/Dropbox/1-Documents/00-%20Dissertation/0-Next_Chapter/Code_and_Data/New%20SQL%20and%20PY%20Code/Cursor%20Workspace%20PDE/3-Master_Plan/Alex_stuff/PD20_softmax_K_winners_explainer.md" \h</w:instrText>
+      </w:r>
+      <w:ins w:id="585" w:author="Levine, Charles Roger CTR USARMY USMA (USA)" w:date="2026-10-13T08:51:00Z" w16du:dateUtc="2026-10-13T12:51:00Z"/>
+      <w:r>
+        <w:fldChar w:fldCharType="separate"/>
+      </w:r>
+      <w:r>
+        <w:t>PD20_softmax_K_winners_explainer.md</w:t>
+      </w:r>
+      <w:r>
+        <w:fldChar w:fldCharType="end"/>
+      </w:r>
       <w:r>
         <w:t xml:space="preserve">, lines 190–199, describes the observed-set likelihood for sequential proportional sampling. </w:t>
       </w:r>
-      <w:hyperlink r:id="rId16">
-        <w:r>
-          <w:t>PD20_notes.md</w:t>
-        </w:r>
-      </w:hyperlink>
+      <w:r>
+        <w:fldChar w:fldCharType="begin"/>
+      </w:r>
+      <w:r>
+        <w:instrText>HYPERLINK "file:///Users/charleslevine/Library/CloudStorage/Dropbox/1-Documents/00-%20Dissertation/0-Next_Chapter/Code_and_Data/New%20SQL%20and%20PY%20Code/Cursor%20Workspace%20PDE/transcripts/PD20_notes.md" \h</w:instrText>
+      </w:r>
+      <w:ins w:id="586" w:author="Levine, Charles Roger CTR USARMY USMA (USA)" w:date="2026-10-13T08:51:00Z" w16du:dateUtc="2026-10-13T12:51:00Z"/>
+      <w:r>
+        <w:fldChar w:fldCharType="separate"/>
+      </w:r>
+      <w:r>
+        <w:t>PD20_notes.md</w:t>
+      </w:r>
+      <w:r>
+        <w:fldChar w:fldCharType="end"/>
+      </w:r>
       <w:r>
         <w:t>, lines 121–127, identifies the weighted without-replacement procedure as Plackett–Luce.</w:t>
       </w:r>
@@ -26526,11 +26977,22 @@
       <w:r>
         <w:t xml:space="preserve">[3] </w:t>
       </w:r>
-      <w:hyperlink r:id="rId17">
-        <w:r>
-          <w:t>sports/tier1_pool_assignment.py</w:t>
-        </w:r>
-      </w:hyperlink>
+      <w:r>
+        <w:fldChar w:fldCharType="begin"/>
+      </w:r>
+      <w:r>
+        <w:instrText>HYPERLINK "file:///Users/charleslevine/Library/CloudStorage/Dropbox/1-Documents/00-%20Dissertation/0-Next_Chapter/Code_and_Data/New%20SQL%20and%20PY%20Code/Cursor%20Workspace%20PDE/sports/tier1_pool_assignment.py" \h</w:instrText>
+      </w:r>
+      <w:ins w:id="587" w:author="Levine, Charles Roger CTR USARMY USMA (USA)" w:date="2026-10-13T08:51:00Z" w16du:dateUtc="2026-10-13T12:51:00Z"/>
+      <w:r>
+        <w:fldChar w:fldCharType="separate"/>
+      </w:r>
+      <w:r>
+        <w:t>sports/tier1_pool_assignment.py</w:t>
+      </w:r>
+      <w:r>
+        <w:fldChar w:fldCharType="end"/>
+      </w:r>
       <w:r>
         <w:t>, lines 1111–1128 and 1131–1215, defines the shared helper. Score clipping occurs at line 1159; the positive-score cap at lines 1161–1165; deterministic fallback branches at lines 1193–1197 and 1203–1209; weighted sampling without replacement at line 1212. This caveat concerns the inspected helper and runs invoking it, not every SELECT implementation in the repository.</w:t>
       </w:r>
@@ -26542,11 +27004,22 @@
       <w:r>
         <w:t xml:space="preserve">[4] </w:t>
       </w:r>
-      <w:hyperlink r:id="rId18">
-        <w:r>
-          <w:t>sports/scripts/pd21_draft_bernoulli_mle.py</w:t>
-        </w:r>
-      </w:hyperlink>
+      <w:r>
+        <w:fldChar w:fldCharType="begin"/>
+      </w:r>
+      <w:r>
+        <w:instrText>HYPERLINK "file:///Users/charleslevine/Library/CloudStorage/Dropbox/1-Documents/00-%20Dissertation/0-Next_Chapter/Code_and_Data/New%20SQL%20and%20PY%20Code/Cursor%20Workspace%20PDE/sports/scripts/pd21_draft_bernoulli_mle.py" \h</w:instrText>
+      </w:r>
+      <w:ins w:id="588" w:author="Levine, Charles Roger CTR USARMY USMA (USA)" w:date="2026-10-13T08:51:00Z" w16du:dateUtc="2026-10-13T12:51:00Z"/>
+      <w:r>
+        <w:fldChar w:fldCharType="separate"/>
+      </w:r>
+      <w:r>
+        <w:t>sports/scripts/pd21_draft_bernoulli_mle.py</w:t>
+      </w:r>
+      <w:r>
+        <w:fldChar w:fldCharType="end"/>
+      </w:r>
       <w:r>
         <w:t>, lines 111–191 and 327–409, implements fixed-roster congestion, the exact board logits, softmax, the numerically clipped Bernoulli objective, and joint optimization. LOG_EPS is defined at line 60; the logit temperature guard is at line 164. The fixed-gamma optimization option and main dispatch are in the same script. No fitting code was run for this draft.</w:t>
       </w:r>
@@ -26558,19 +27031,41 @@
       <w:r>
         <w:t xml:space="preserve">[5] </w:t>
       </w:r>
-      <w:hyperlink r:id="rId19">
-        <w:r>
-          <w:t>ASSORT_20260927_SCOUT_response_selection_population_and_reigning_alignment.md</w:t>
-        </w:r>
-      </w:hyperlink>
+      <w:r>
+        <w:fldChar w:fldCharType="begin"/>
+      </w:r>
+      <w:r>
+        <w:instrText>HYPERLINK "file:////Users/charleslevine/Library/CloudStorage/Dropbox/1-Documents/00-%20Dissertation/0-Next_Chapter/Code_and_Data/New%20SQL%20and%20PY%20Code/Cursor%20Workspace%20PDE/3-Master_Plan/VECTOR_work/new_VECTOR_work/assort_analysis/docs/source_review/ASSORT_20260927_SCOUT_response_selection_population_and_reigning_alignment.md" \h</w:instrText>
+      </w:r>
+      <w:ins w:id="589" w:author="Levine, Charles Roger CTR USARMY USMA (USA)" w:date="2026-10-13T08:51:00Z" w16du:dateUtc="2026-10-13T12:51:00Z"/>
+      <w:r>
+        <w:fldChar w:fldCharType="separate"/>
+      </w:r>
+      <w:r>
+        <w:t>ASSORT_20260927_SCOUT_response_selection_population_and_reigning_alignment.md</w:t>
+      </w:r>
+      <w:r>
+        <w:fldChar w:fldCharType="end"/>
+      </w:r>
       <w:r>
         <w:t xml:space="preserve">, lines 94–115, documents all-player-season rows and repeated ever-drafted labels. The loader is </w:t>
       </w:r>
-      <w:hyperlink r:id="rId20">
-        <w:r>
-          <w:t>sports/scripts/grandchild_selection_inverted_u_diagnostic.py</w:t>
-        </w:r>
-      </w:hyperlink>
+      <w:r>
+        <w:fldChar w:fldCharType="begin"/>
+      </w:r>
+      <w:r>
+        <w:instrText>HYPERLINK "file:///Users/charleslevine/Library/CloudStorage/Dropbox/1-Documents/00-%20Dissertation/0-Next_Chapter/Code_and_Data/New%20SQL%20and%20PY%20Code/Cursor%20Workspace%20PDE/sports/scripts/grandchild_selection_inverted_u_diagnostic.py" \h</w:instrText>
+      </w:r>
+      <w:ins w:id="590" w:author="Levine, Charles Roger CTR USARMY USMA (USA)" w:date="2026-10-13T08:51:00Z" w16du:dateUtc="2026-10-13T12:51:00Z"/>
+      <w:r>
+        <w:fldChar w:fldCharType="separate"/>
+      </w:r>
+      <w:r>
+        <w:t>sports/scripts/grandchild_selection_inverted_u_diagnostic.py</w:t>
+      </w:r>
+      <w:r>
+        <w:fldChar w:fldCharType="end"/>
+      </w:r>
       <w:r>
         <w:t xml:space="preserve">, lines 89–122. It sets within-season standardized points per minute and fixes the initial panel bounds from FULL_PANEL_SEASON_MIN = 2011 and FULL_PANEL_SEASON_MAX = 2021 at lines </w:t>
       </w:r>
@@ -26586,19 +27081,41 @@
       <w:r>
         <w:t xml:space="preserve">[6] </w:t>
       </w:r>
-      <w:hyperlink r:id="rId21">
-        <w:r>
-          <w:t>sports/tier1_pool_assignment.py</w:t>
-        </w:r>
-      </w:hyperlink>
+      <w:r>
+        <w:fldChar w:fldCharType="begin"/>
+      </w:r>
+      <w:r>
+        <w:instrText>HYPERLINK "file:///Users/charleslevine/Library/CloudStorage/Dropbox/1-Documents/00-%20Dissertation/0-Next_Chapter/Code_and_Data/New%20SQL%20and%20PY%20Code/Cursor%20Workspace%20PDE/sports/tier1_pool_assignment.py" \h</w:instrText>
+      </w:r>
+      <w:ins w:id="591" w:author="Levine, Charles Roger CTR USARMY USMA (USA)" w:date="2026-10-13T08:51:00Z" w16du:dateUtc="2026-10-13T12:51:00Z"/>
+      <w:r>
+        <w:fldChar w:fldCharType="separate"/>
+      </w:r>
+      <w:r>
+        <w:t>sports/tier1_pool_assignment.py</w:t>
+      </w:r>
+      <w:r>
+        <w:fldChar w:fldCharType="end"/>
+      </w:r>
       <w:r>
         <w:t xml:space="preserve">, lines 772–781 and 870–912, implements logistic viability and full-team mean congestion. It clips the logistic argument to -500, 500 for numerical stability. The distinction from the leave-one-out HERO axis also appears in </w:t>
       </w:r>
-      <w:hyperlink r:id="rId22">
-        <w:r>
-          <w:t>MBB_empirical_roster_select_replay.md</w:t>
-        </w:r>
-      </w:hyperlink>
+      <w:r>
+        <w:fldChar w:fldCharType="begin"/>
+      </w:r>
+      <w:r>
+        <w:instrText>HYPERLINK "file:///Users/charleslevine/Library/CloudStorage/Dropbox/1-Documents/00-%20Dissertation/0-Next_Chapter/Code_and_Data/New%20SQL%20and%20PY%20Code/Cursor%20Workspace%20PDE/3-Master_Plan/re_entry/HEROs_and_PASSes/MBB_empirical_roster_select_replay.md" \h</w:instrText>
+      </w:r>
+      <w:ins w:id="592" w:author="Levine, Charles Roger CTR USARMY USMA (USA)" w:date="2026-10-13T08:51:00Z" w16du:dateUtc="2026-10-13T12:51:00Z"/>
+      <w:r>
+        <w:fldChar w:fldCharType="separate"/>
+      </w:r>
+      <w:r>
+        <w:t>MBB_empirical_roster_select_replay.md</w:t>
+      </w:r>
+      <w:r>
+        <w:fldChar w:fldCharType="end"/>
+      </w:r>
       <w:r>
         <w:t>, lines 464–471.</w:t>
       </w:r>
@@ -26610,11 +27127,22 @@
       <w:r>
         <w:t xml:space="preserve">[7] </w:t>
       </w:r>
-      <w:hyperlink r:id="rId23">
-        <w:r>
-          <w:t>sports/scripts/grandchild_selection_inverted_u_diagnostic.py</w:t>
-        </w:r>
-      </w:hyperlink>
+      <w:r>
+        <w:fldChar w:fldCharType="begin"/>
+      </w:r>
+      <w:r>
+        <w:instrText>HYPERLINK "file:///Users/charleslevine/Library/CloudStorage/Dropbox/1-Documents/00-%20Dissertation/0-Next_Chapter/Code_and_Data/New%20SQL%20and%20PY%20Code/Cursor%20Workspace%20PDE/sports/scripts/grandchild_selection_inverted_u_diagnostic.py" \h</w:instrText>
+      </w:r>
+      <w:ins w:id="593" w:author="Levine, Charles Roger CTR USARMY USMA (USA)" w:date="2026-10-13T08:51:00Z" w16du:dateUtc="2026-10-13T12:51:00Z"/>
+      <w:r>
+        <w:fldChar w:fldCharType="separate"/>
+      </w:r>
+      <w:r>
+        <w:t>sports/scripts/grandchild_selection_inverted_u_diagnostic.py</w:t>
+      </w:r>
+      <w:r>
+        <w:fldChar w:fldCharType="end"/>
+      </w:r>
       <w:r>
         <w:t>, lines 139–158, specifies the season threshold, positive-outcome count, and max(1, count) guard. The MLE script invokes this routine before attaching congestion. This is a preprocessing rule, not a free threshold estimated by the optimizer.</w:t>
       </w:r>
@@ -26626,11 +27154,22 @@
       <w:r>
         <w:t xml:space="preserve">[8] </w:t>
       </w:r>
-      <w:hyperlink r:id="rId24">
-        <w:r>
-          <w:t>REIGNING_PD21_rho_hsort_calibrate_2009_2021_mg10_min20_09_21_fit_bracket.json</w:t>
-        </w:r>
-      </w:hyperlink>
+      <w:r>
+        <w:fldChar w:fldCharType="begin"/>
+      </w:r>
+      <w:r>
+        <w:instrText>HYPERLINK "file:////Users/charleslevine/Library/CloudStorage/Dropbox/1-Documents/00-%20Dissertation/0-Next_Chapter/Code_and_Data/New%20SQL%20and%20PY%20Code/Cursor%20Workspace%20PDE/3-Master_Plan/re_entry/HEROs_and_PASSes/sports_sandbox/reigning_hero/calibration/rho/REIGNING_PD21_rho_hsort_calibrate_2009_2021_mg10_min20_09_21_fit_bracket.json" \h</w:instrText>
+      </w:r>
+      <w:ins w:id="594" w:author="Levine, Charles Roger CTR USARMY USMA (USA)" w:date="2026-10-13T08:51:00Z" w16du:dateUtc="2026-10-13T12:51:00Z"/>
+      <w:r>
+        <w:fldChar w:fldCharType="separate"/>
+      </w:r>
+      <w:r>
+        <w:t>REIGNING_PD21_rho_hsort_calibrate_2009_2021_mg10_min20_09_21_fit_bracket.json</w:t>
+      </w:r>
+      <w:r>
+        <w:fldChar w:fldCharType="end"/>
+      </w:r>
       <w:r>
         <w:t xml:space="preserve">, lines 332–345, reports longitudinal rho = 0, simulated mean </w:t>
       </w:r>
@@ -26658,32 +27197,65 @@
       <w:r>
         <w:t xml:space="preserve">[9] </w:t>
       </w:r>
-      <w:hyperlink r:id="rId25">
-        <w:r>
-          <w:t>REIGNING_PD21_draft_bernoulli_mle_2009_2021_mg10_min20_09_21.json</w:t>
-        </w:r>
-      </w:hyperlink>
+      <w:r>
+        <w:fldChar w:fldCharType="begin"/>
+      </w:r>
+      <w:r>
+        <w:instrText>HYPERLINK "file:////Users/charleslevine/Library/CloudStorage/Dropbox/1-Documents/00-%20Dissertation/0-Next_Chapter/Code_and_Data/New%20SQL%20and%20PY%20Code/Cursor%20Workspace%20PDE/3-Master_Plan/re_entry/HEROs_and_PASSes/sports_sandbox/reigning_hero/calibration/mle/REIGNING_PD21_draft_bernoulli_mle_2009_2021_mg10_min20_09_21.json" \h</w:instrText>
+      </w:r>
+      <w:ins w:id="595" w:author="Levine, Charles Roger CTR USARMY USMA (USA)" w:date="2026-10-13T08:51:00Z" w16du:dateUtc="2026-10-13T12:51:00Z"/>
+      <w:r>
+        <w:fldChar w:fldCharType="separate"/>
+      </w:r>
+      <w:r>
+        <w:t>REIGNING_PD21_draft_bernoulli_mle_2009_2021_mg10_min20_09_21.json</w:t>
+      </w:r>
+      <w:r>
+        <w:fldChar w:fldCharType="end"/>
+      </w:r>
       <w:r>
         <w:t xml:space="preserve">, lines 2–21 and 76–85, supplies the date, window label, counts, estimates, objective value, and convergence flag. Full stored estimates are gamma = 19.572332081866243, lambda = 1.3024305834948529, t = 1.0698967300656186, and log-likelihood = -8865.70116078651. The campaign label is also in </w:t>
       </w:r>
-      <w:hyperlink r:id="rId26">
-        <w:r>
-          <w:t>calibration/</w:t>
-        </w:r>
-        <w:proofErr w:type="spellStart"/>
-        <w:r>
-          <w:t>manifest.json</w:t>
-        </w:r>
-        <w:proofErr w:type="spellEnd"/>
-      </w:hyperlink>
+      <w:r>
+        <w:fldChar w:fldCharType="begin"/>
+      </w:r>
+      <w:r>
+        <w:instrText>HYPERLINK "file:///Users/charleslevine/Library/CloudStorage/Dropbox/1-Documents/00-%20Dissertation/0-Next_Chapter/Code_and_Data/New%20SQL%20and%20PY%20Code/Cursor%20Workspace%20PDE/3-Master_Plan/re_entry/HEROs_and_PASSes/sports_sandbox/reigning_hero/calibration/manifest.json" \h</w:instrText>
+      </w:r>
+      <w:ins w:id="596" w:author="Levine, Charles Roger CTR USARMY USMA (USA)" w:date="2026-10-13T08:51:00Z" w16du:dateUtc="2026-10-13T12:51:00Z"/>
+      <w:r>
+        <w:fldChar w:fldCharType="separate"/>
+      </w:r>
+      <w:r>
+        <w:t>calibration/</w:t>
+      </w:r>
+      <w:proofErr w:type="spellStart"/>
+      <w:r>
+        <w:t>manifest.json</w:t>
+      </w:r>
+      <w:proofErr w:type="spellEnd"/>
+      <w:r>
+        <w:fldChar w:fldCharType="end"/>
+      </w:r>
       <w:r>
         <w:t xml:space="preserve">. </w:t>
       </w:r>
-      <w:hyperlink r:id="rId27">
-        <w:r>
-          <w:t>sports/scripts/reigning_hero_calibration.py</w:t>
-        </w:r>
-      </w:hyperlink>
+      <w:r>
+        <w:fldChar w:fldCharType="begin"/>
+      </w:r>
+      <w:r>
+        <w:instrText>HYPERLINK "file:///Users/charleslevine/Library/CloudStorage/Dropbox/1-Documents/00-%20Dissertation/0-Next_Chapter/Code_and_Data/New%20SQL%20and%20PY%20Code/Cursor%20Workspace%20PDE/sports/scripts/reigning_hero_calibration.py" \h</w:instrText>
+      </w:r>
+      <w:ins w:id="597" w:author="Levine, Charles Roger CTR USARMY USMA (USA)" w:date="2026-10-13T08:51:00Z" w16du:dateUtc="2026-10-13T12:51:00Z"/>
+      <w:r>
+        <w:fldChar w:fldCharType="separate"/>
+      </w:r>
+      <w:r>
+        <w:t>sports/scripts/reigning_hero_calibration.py</w:t>
+      </w:r>
+      <w:r>
+        <w:fldChar w:fldCharType="end"/>
+      </w:r>
       <w:r>
         <w:t>, lines 40–41 and 82–99, requests the 2009–2021 window. Read these alongside note [5] when describing the effective sample.</w:t>
       </w:r>
@@ -26695,19 +27267,41 @@
       <w:r>
         <w:t xml:space="preserve">[10] </w:t>
       </w:r>
-      <w:hyperlink r:id="rId28">
-        <w:r>
-          <w:t>PD21_draft_bernoulli_mle_2013_2021.json</w:t>
-        </w:r>
-      </w:hyperlink>
+      <w:r>
+        <w:fldChar w:fldCharType="begin"/>
+      </w:r>
+      <w:r>
+        <w:instrText>HYPERLINK "file:///Users/charleslevine/Library/CloudStorage/Dropbox/1-Documents/00-%20Dissertation/0-Next_Chapter/Code_and_Data/New%20SQL%20and%20PY%20Code/Cursor%20Workspace%20PDE/3-Master_Plan/re_entry/HEROs_and_PASSes/pd21_mle/PD21_draft_bernoulli_mle_2013_2021.json" \h</w:instrText>
+      </w:r>
+      <w:ins w:id="598" w:author="Levine, Charles Roger CTR USARMY USMA (USA)" w:date="2026-10-13T08:51:00Z" w16du:dateUtc="2026-10-13T12:51:00Z"/>
+      <w:r>
+        <w:fldChar w:fldCharType="separate"/>
+      </w:r>
+      <w:r>
+        <w:t>PD21_draft_bernoulli_mle_2013_2021.json</w:t>
+      </w:r>
+      <w:r>
+        <w:fldChar w:fldCharType="end"/>
+      </w:r>
       <w:r>
         <w:t xml:space="preserve">, lines 2–21, records the fixed-gamma fit: gamma = 18, lambda = 2.571500648851351, t = 1.065561586816066, 38,123 rows, 882 positive flags, and nine seasons. The older </w:t>
       </w:r>
-      <w:hyperlink r:id="rId29">
-        <w:r>
-          <w:t>PD21_draft_bernoulli_mle_2011_2021.json</w:t>
-        </w:r>
-      </w:hyperlink>
+      <w:r>
+        <w:fldChar w:fldCharType="begin"/>
+      </w:r>
+      <w:r>
+        <w:instrText>HYPERLINK "file:///Users/charleslevine/Library/CloudStorage/Dropbox/1-Documents/00-%20Dissertation/0-Next_Chapter/Code_and_Data/New%20SQL%20and%20PY%20Code/Cursor%20Workspace%20PDE/3-Master_Plan/re_entry/HEROs_and_PASSes/pd21_mle/PD21_draft_bernoulli_mle_2011_2021.json" \h</w:instrText>
+      </w:r>
+      <w:ins w:id="599" w:author="Levine, Charles Roger CTR USARMY USMA (USA)" w:date="2026-10-13T08:51:00Z" w16du:dateUtc="2026-10-13T12:51:00Z"/>
+      <w:r>
+        <w:fldChar w:fldCharType="separate"/>
+      </w:r>
+      <w:r>
+        <w:t>PD21_draft_bernoulli_mle_2011_2021.json</w:t>
+      </w:r>
+      <w:r>
+        <w:fldChar w:fldCharType="end"/>
+      </w:r>
       <w:r>
         <w:t xml:space="preserve"> records a grid-best point with gamma = 10 fixed, lambda = 2, t = 1, and </w:t>
       </w:r>
@@ -26727,11 +27321,22 @@
       <w:r>
         <w:t xml:space="preserve">[11] </w:t>
       </w:r>
-      <w:hyperlink r:id="rId30">
-        <w:r>
-          <w:t>MBB_empirical_roster_select_replay.md</w:t>
-        </w:r>
-      </w:hyperlink>
+      <w:r>
+        <w:fldChar w:fldCharType="begin"/>
+      </w:r>
+      <w:r>
+        <w:instrText>HYPERLINK "file:///Users/charleslevine/Library/CloudStorage/Dropbox/1-Documents/00-%20Dissertation/0-Next_Chapter/Code_and_Data/New%20SQL%20and%20PY%20Code/Cursor%20Workspace%20PDE/3-Master_Plan/re_entry/HEROs_and_PASSes/MBB_empirical_roster_select_replay.md" \h</w:instrText>
+      </w:r>
+      <w:ins w:id="600" w:author="Levine, Charles Roger CTR USARMY USMA (USA)" w:date="2026-10-13T08:51:00Z" w16du:dateUtc="2026-10-13T12:51:00Z"/>
+      <w:r>
+        <w:fldChar w:fldCharType="separate"/>
+      </w:r>
+      <w:r>
+        <w:t>MBB_empirical_roster_select_replay.md</w:t>
+      </w:r>
+      <w:r>
+        <w:fldChar w:fldCharType="end"/>
+      </w:r>
       <w:r>
         <w:t>, lines 374–387, explicitly distinguishes A/t - lambda L_C from the Gibbs weight exp(S/t). The coefficient identity in the chapter explains that mismatch algebraically; no equivalence of Bernoulli and exact-</w:t>
       </w:r>
@@ -26755,11 +27360,22 @@
         <w:lastRenderedPageBreak/>
         <w:t xml:space="preserve">[12] </w:t>
       </w:r>
-      <w:hyperlink r:id="rId31">
-        <w:r>
-          <w:t>MLE_basics.md</w:t>
-        </w:r>
-      </w:hyperlink>
+      <w:r>
+        <w:fldChar w:fldCharType="begin"/>
+      </w:r>
+      <w:r>
+        <w:instrText>HYPERLINK "file:///Users/charleslevine/Library/CloudStorage/Dropbox/1-Documents/00-%20Dissertation/0-Next_Chapter/Code_and_Data/New%20SQL%20and%20PY%20Code/Cursor%20Workspace%20PDE/3-Master_Plan/MLE/MLE_basics.md" \h</w:instrText>
+      </w:r>
+      <w:ins w:id="601" w:author="Levine, Charles Roger CTR USARMY USMA (USA)" w:date="2026-10-13T08:51:00Z" w16du:dateUtc="2026-10-13T12:51:00Z"/>
+      <w:r>
+        <w:fldChar w:fldCharType="separate"/>
+      </w:r>
+      <w:r>
+        <w:t>MLE_basics.md</w:t>
+      </w:r>
+      <w:r>
+        <w:fldChar w:fldCharType="end"/>
+      </w:r>
       <w:r>
         <w:t>, lines 208, 244–250, and 420–426, states that empirical fitting ended with the Bernoulli optimization, with no Phase B re-estimation, while describing exact-</w:t>
       </w:r>
@@ -26782,11 +27398,22 @@
       <w:r>
         <w:t xml:space="preserve">[13] </w:t>
       </w:r>
-      <w:hyperlink r:id="rId32">
-        <w:r>
-          <w:t>VECTOR_PD44_Dissertation_Work_Map_and_Model_Chapter_Outline.md</w:t>
-        </w:r>
-      </w:hyperlink>
+      <w:r>
+        <w:fldChar w:fldCharType="begin"/>
+      </w:r>
+      <w:r>
+        <w:instrText>HYPERLINK "file:///Users/charleslevine/Library/CloudStorage/Dropbox/1-Documents/00-%20Dissertation/0-Next_Chapter/Code_and_Data/New%20SQL%20and%20PY%20Code/Cursor%20Workspace%20PDE/3-Master_Plan/VECTOR_work/new_VECTOR_work/VECTOR_PD44_Dissertation_Work_Map_and_Model_Chapter_Outline.md" \h</w:instrText>
+      </w:r>
+      <w:ins w:id="602" w:author="Levine, Charles Roger CTR USARMY USMA (USA)" w:date="2026-10-13T08:51:00Z" w16du:dateUtc="2026-10-13T12:51:00Z"/>
+      <w:r>
+        <w:fldChar w:fldCharType="separate"/>
+      </w:r>
+      <w:r>
+        <w:t>VECTOR_PD44_Dissertation_Work_Map_and_Model_Chapter_Outline.md</w:t>
+      </w:r>
+      <w:r>
+        <w:fldChar w:fldCharType="end"/>
+      </w:r>
       <w:r>
         <w:t>, lines 197–201, requires an equivalence argument or justified approximation before claiming parameter transfer and flags implementation verification. The present account includes explicit descriptions of the verified mismatches without resolving them by assumption.</w:t>
       </w:r>
@@ -26875,11 +27502,11 @@
       <w:r>
         <w:t xml:space="preserve"> versus 0.05 comparison at 50% and 1% selection, including changed-winner counts and their denominators. Figure 4.2 is the saved 2015_relative.png under assort_analysis/outputs/rho_scarcity_v1. The report links the saved rates, population support, identity summaries, and run record.</w:t>
       </w:r>
-      <w:bookmarkEnd w:id="544"/>
+      <w:bookmarkEnd w:id="582"/>
     </w:p>
     <w:sectPr>
-      <w:headerReference w:type="default" r:id="rId33"/>
-      <w:footerReference w:type="default" r:id="rId34"/>
+      <w:headerReference w:type="default" r:id="rId14"/>
+      <w:footerReference w:type="default" r:id="rId15"/>
       <w:pgSz w:w="12240" w:h="15840"/>
       <w:pgMar w:top="1440" w:right="1440" w:bottom="1440" w:left="1440" w:header="504" w:footer="504" w:gutter="0"/>
       <w:cols w:space="720"/>
@@ -28586,6 +29213,7 @@
   <w:style w:type="character" w:default="1" w:styleId="DefaultParagraphFont">
     <w:name w:val="Default Paragraph Font"/>
     <w:uiPriority w:val="1"/>
+    <w:semiHidden/>
     <w:unhideWhenUsed/>
   </w:style>
   <w:style w:type="table" w:default="1" w:styleId="TableNormal">

--- a/3-Master_Plan/VECTOR_work/new_VECTOR_work/Model_Chapter_Shared_Working_Draft.docx
+++ b/3-Master_Plan/VECTOR_work/new_VECTOR_work/Model_Chapter_Shared_Working_Draft.docx
@@ -8270,27 +8270,13 @@
           <w:rPr>
             <w:b/>
           </w:rPr>
-          <w:t xml:space="preserve">Figure </w:t>
-        </w:r>
-        <w:r>
-          <w:rPr>
-            <w:b/>
-          </w:rPr>
-          <w:t>4</w:t>
+          <w:t>Figure 4-1</w:t>
         </w:r>
         <w:r>
           <w:rPr>
             <w:b/>
           </w:rPr>
           <w:noBreakHyphen/>
-        </w:r>
-        <w:r>
-          <w:rPr>
-            <w:b/>
-            <w:bCs/>
-            <w:noProof/>
-          </w:rPr>
-          <w:t>1</w:t>
         </w:r>
       </w:ins>
       <w:del w:id="17" w:author="Levine, Charles Roger CTR USARMY USMA (USA)" w:date="2026-10-13T08:51:00Z" w16du:dateUtc="2026-10-13T12:51:00Z">
@@ -8402,207 +8388,29 @@
       <w:pPr>
         <w:pStyle w:val="Caption"/>
       </w:pPr>
-      <w:bookmarkStart w:id="18" w:name="_Ref242772765"/>
+      <w:bookmarkStart w:id="18" w:name="Chapter4Figure1"/>
       <w:bookmarkStart w:id="19" w:name="_Ref242720681"/>
+      <w:bookmarkStart w:id="20" w:name="_Ref242772765"/>
+      <w:r>
+        <w:t>Figure 4-</w:t>
+      </w:r>
+      <w:fldSimple w:instr=" SEQ Figure \* ARABIC ">
+        <w:r>
+          <w:t>1</w:t>
+        </w:r>
+      </w:fldSimple>
+      <w:bookmarkEnd w:id="18"/>
+      <w:bookmarkEnd w:id="19"/>
+      <w:bookmarkEnd w:id="20"/>
+      <w:r>
+        <w:t xml:space="preserve">. </w:t>
+      </w:r>
       <w:r>
         <w:rPr>
           <w:b/>
           <w:bCs w:val="0"/>
         </w:rPr>
-        <w:t xml:space="preserve">Figure </w:t>
-      </w:r>
-      <w:ins w:id="20" w:author="Levine, Charles Roger CTR USARMY USMA (USA)" w:date="2026-10-13T08:34:00Z" w16du:dateUtc="2026-10-13T12:34:00Z">
-        <w:r>
-          <w:rPr>
-            <w:b/>
-            <w:bCs w:val="0"/>
-          </w:rPr>
-          <w:t>4</w:t>
-        </w:r>
-      </w:ins>
-      <w:ins w:id="21" w:author="Levine, Charles Roger CTR USARMY USMA (USA)" w:date="2026-10-13T08:30:00Z" w16du:dateUtc="2026-10-13T12:30:00Z">
-        <w:r>
-          <w:rPr>
-            <w:b/>
-            <w:bCs w:val="0"/>
-          </w:rPr>
-          <w:noBreakHyphen/>
-        </w:r>
-      </w:ins>
-      <w:ins w:id="22" w:author="Levine, Charles Roger CTR USARMY USMA (USA)" w:date="2026-10-13T08:56:00Z" w16du:dateUtc="2026-10-13T12:56:00Z">
-        <w:r>
-          <w:rPr>
-            <w:b/>
-            <w:bCs w:val="0"/>
-          </w:rPr>
-          <w:fldChar w:fldCharType="begin"/>
-        </w:r>
-        <w:r>
-          <w:rPr>
-            <w:b/>
-            <w:bCs w:val="0"/>
-          </w:rPr>
-          <w:instrText xml:space="preserve"> STYLEREF 1 \s </w:instrText>
-        </w:r>
-      </w:ins>
-      <w:r>
-        <w:rPr>
-          <w:b/>
-          <w:bCs w:val="0"/>
-        </w:rPr>
-        <w:fldChar w:fldCharType="separate"/>
-      </w:r>
-      <w:r>
-        <w:rPr>
-          <w:b/>
-          <w:bCs w:val="0"/>
-          <w:noProof/>
-        </w:rPr>
-        <w:t>0</w:t>
-      </w:r>
-      <w:ins w:id="23" w:author="Levine, Charles Roger CTR USARMY USMA (USA)" w:date="2026-10-13T08:56:00Z" w16du:dateUtc="2026-10-13T12:56:00Z">
-        <w:r>
-          <w:rPr>
-            <w:b/>
-            <w:bCs w:val="0"/>
-          </w:rPr>
-          <w:fldChar w:fldCharType="end"/>
-        </w:r>
-        <w:r>
-          <w:rPr>
-            <w:b/>
-            <w:bCs w:val="0"/>
-          </w:rPr>
-          <w:noBreakHyphen/>
-        </w:r>
-        <w:r>
-          <w:rPr>
-            <w:b/>
-            <w:bCs w:val="0"/>
-          </w:rPr>
-          <w:fldChar w:fldCharType="begin"/>
-        </w:r>
-        <w:r>
-          <w:rPr>
-            <w:b/>
-            <w:bCs w:val="0"/>
-          </w:rPr>
-          <w:instrText xml:space="preserve"> SEQ Figure \* ARABIC \s 1 </w:instrText>
-        </w:r>
-      </w:ins>
-      <w:r>
-        <w:rPr>
-          <w:b/>
-          <w:bCs w:val="0"/>
-        </w:rPr>
-        <w:fldChar w:fldCharType="separate"/>
-      </w:r>
-      <w:ins w:id="24" w:author="Levine, Charles Roger CTR USARMY USMA (USA)" w:date="2026-10-13T08:56:00Z" w16du:dateUtc="2026-10-13T12:56:00Z">
-        <w:r>
-          <w:rPr>
-            <w:b/>
-            <w:bCs w:val="0"/>
-            <w:noProof/>
-          </w:rPr>
-          <w:t>1</w:t>
-        </w:r>
-        <w:r>
-          <w:rPr>
-            <w:b/>
-            <w:bCs w:val="0"/>
-          </w:rPr>
-          <w:fldChar w:fldCharType="end"/>
-        </w:r>
-      </w:ins>
-      <w:bookmarkEnd w:id="18"/>
-      <w:del w:id="25" w:author="Levine, Charles Roger CTR USARMY USMA (USA)" w:date="2026-10-12T22:29:00Z" w16du:dateUtc="2026-10-13T02:29:00Z">
-        <w:r>
-          <w:rPr>
-            <w:b/>
-            <w:bCs w:val="0"/>
-          </w:rPr>
-          <w:fldChar w:fldCharType="begin"/>
-        </w:r>
-        <w:r>
-          <w:rPr>
-            <w:b/>
-            <w:bCs w:val="0"/>
-          </w:rPr>
-          <w:delInstrText xml:space="preserve"> STYLEREF 1 \s </w:delInstrText>
-        </w:r>
-        <w:r>
-          <w:rPr>
-            <w:b/>
-            <w:bCs w:val="0"/>
-          </w:rPr>
-          <w:fldChar w:fldCharType="separate"/>
-        </w:r>
-        <w:r>
-          <w:rPr>
-            <w:b/>
-            <w:bCs w:val="0"/>
-            <w:noProof/>
-          </w:rPr>
-          <w:delText>0</w:delText>
-        </w:r>
-        <w:r>
-          <w:rPr>
-            <w:b/>
-            <w:bCs w:val="0"/>
-          </w:rPr>
-          <w:fldChar w:fldCharType="end"/>
-        </w:r>
-        <w:r>
-          <w:rPr>
-            <w:b/>
-            <w:bCs w:val="0"/>
-          </w:rPr>
-          <w:noBreakHyphen/>
-        </w:r>
-        <w:r>
-          <w:rPr>
-            <w:b/>
-            <w:bCs w:val="0"/>
-          </w:rPr>
-          <w:fldChar w:fldCharType="begin"/>
-        </w:r>
-        <w:r>
-          <w:rPr>
-            <w:b/>
-            <w:bCs w:val="0"/>
-          </w:rPr>
-          <w:delInstrText xml:space="preserve"> SEQ Figure \* ARABIC \s 1 </w:delInstrText>
-        </w:r>
-        <w:r>
-          <w:rPr>
-            <w:b/>
-            <w:bCs w:val="0"/>
-          </w:rPr>
-          <w:fldChar w:fldCharType="separate"/>
-        </w:r>
-        <w:r>
-          <w:rPr>
-            <w:b/>
-            <w:bCs w:val="0"/>
-            <w:noProof/>
-          </w:rPr>
-          <w:delText>1</w:delText>
-        </w:r>
-        <w:r>
-          <w:rPr>
-            <w:b/>
-            <w:bCs w:val="0"/>
-          </w:rPr>
-          <w:fldChar w:fldCharType="end"/>
-        </w:r>
-      </w:del>
-      <w:bookmarkEnd w:id="19"/>
-      <w:r>
-        <w:rPr>
-          <w:b/>
-          <w:bCs w:val="0"/>
-        </w:rPr>
-        <w:t>. Threshold location and transition sharpness</w:t>
+        <w:t>Threshold location and transition sharpness</w:t>
       </w:r>
       <w:r>
         <w:t xml:space="preserve"> - Competitive relevance </w:t>
@@ -8958,7 +8766,7 @@
       <w:pPr>
         <w:pStyle w:val="Heading2"/>
       </w:pPr>
-      <w:bookmarkStart w:id="26" w:name="penalty-strength-and-score-scale"/>
+      <w:bookmarkStart w:id="21" w:name="penalty-strength-and-score-scale"/>
       <w:bookmarkEnd w:id="15"/>
       <w:r>
         <w:t>4.5.2 Penalty strength and score scale</w:t>
@@ -9110,19 +8918,12 @@
       <w:r>
         <w:fldChar w:fldCharType="separate"/>
       </w:r>
-      <w:ins w:id="27" w:author="Levine, Charles Roger CTR USARMY USMA (USA)" w:date="2026-10-13T08:53:00Z" w16du:dateUtc="2026-10-13T12:53:00Z">
+      <w:ins w:id="22" w:author="Levine, Charles Roger CTR USARMY USMA (USA)" w:date="2026-10-13T08:53:00Z" w16du:dateUtc="2026-10-13T12:53:00Z">
         <w:r>
           <w:rPr>
             <w:b/>
           </w:rPr>
-          <w:t xml:space="preserve">Figure </w:t>
-        </w:r>
-        <w:r>
-          <w:rPr>
-            <w:b/>
-            <w:bCs/>
-          </w:rPr>
-          <w:t>4</w:t>
+          <w:t>Figure 4-2</w:t>
         </w:r>
         <w:r>
           <w:rPr>
@@ -9130,16 +8931,8 @@
           </w:rPr>
           <w:noBreakHyphen/>
         </w:r>
-        <w:r>
-          <w:rPr>
-            <w:b/>
-            <w:bCs/>
-            <w:noProof/>
-          </w:rPr>
-          <w:t>2</w:t>
-        </w:r>
       </w:ins>
-      <w:del w:id="28" w:author="Levine, Charles Roger CTR USARMY USMA (USA)" w:date="2026-10-13T08:51:00Z" w16du:dateUtc="2026-10-13T12:51:00Z">
+      <w:del w:id="23" w:author="Levine, Charles Roger CTR USARMY USMA (USA)" w:date="2026-10-13T08:51:00Z" w16du:dateUtc="2026-10-13T12:51:00Z">
         <w:r>
           <w:rPr>
             <w:b/>
@@ -9227,205 +9020,20 @@
       <w:pPr>
         <w:pStyle w:val="Caption"/>
       </w:pPr>
-      <w:bookmarkStart w:id="29" w:name="_Ref242721199"/>
-      <w:r>
-        <w:rPr>
-          <w:b/>
-          <w:bCs w:val="0"/>
-        </w:rPr>
-        <w:t xml:space="preserve">Figure </w:t>
-      </w:r>
-      <w:ins w:id="30" w:author="Levine, Charles Roger CTR USARMY USMA (USA)" w:date="2026-10-13T08:50:00Z" w16du:dateUtc="2026-10-13T12:50:00Z">
+      <w:bookmarkStart w:id="24" w:name="Chapter4Figure2"/>
+      <w:bookmarkStart w:id="25" w:name="_Ref242721199"/>
+      <w:r>
+        <w:t>Figure 4-</w:t>
+      </w:r>
+      <w:fldSimple w:instr=" SEQ Figure \* ARABIC ">
         <w:r>
-          <w:rPr>
-            <w:b/>
-            <w:bCs w:val="0"/>
-          </w:rPr>
-          <w:t>4</w:t>
-        </w:r>
-      </w:ins>
-      <w:ins w:id="31" w:author="Levine, Charles Roger CTR USARMY USMA (USA)" w:date="2026-10-13T08:30:00Z" w16du:dateUtc="2026-10-13T12:30:00Z">
-        <w:r>
-          <w:rPr>
-            <w:b/>
-            <w:bCs w:val="0"/>
-          </w:rPr>
-          <w:noBreakHyphen/>
-        </w:r>
-      </w:ins>
-      <w:ins w:id="32" w:author="Levine, Charles Roger CTR USARMY USMA (USA)" w:date="2026-10-13T08:56:00Z" w16du:dateUtc="2026-10-13T12:56:00Z">
-        <w:r>
-          <w:rPr>
-            <w:b/>
-            <w:bCs w:val="0"/>
-          </w:rPr>
-          <w:fldChar w:fldCharType="begin"/>
-        </w:r>
-        <w:r>
-          <w:rPr>
-            <w:b/>
-            <w:bCs w:val="0"/>
-          </w:rPr>
-          <w:instrText xml:space="preserve"> STYLEREF 1 \s </w:instrText>
-        </w:r>
-      </w:ins>
-      <w:r>
-        <w:rPr>
-          <w:b/>
-          <w:bCs w:val="0"/>
-        </w:rPr>
-        <w:fldChar w:fldCharType="separate"/>
-      </w:r>
-      <w:r>
-        <w:rPr>
-          <w:b/>
-          <w:bCs w:val="0"/>
-          <w:noProof/>
-        </w:rPr>
-        <w:t>0</w:t>
-      </w:r>
-      <w:ins w:id="33" w:author="Levine, Charles Roger CTR USARMY USMA (USA)" w:date="2026-10-13T08:56:00Z" w16du:dateUtc="2026-10-13T12:56:00Z">
-        <w:r>
-          <w:rPr>
-            <w:b/>
-            <w:bCs w:val="0"/>
-          </w:rPr>
-          <w:fldChar w:fldCharType="end"/>
-        </w:r>
-        <w:r>
-          <w:rPr>
-            <w:b/>
-            <w:bCs w:val="0"/>
-          </w:rPr>
-          <w:noBreakHyphen/>
-        </w:r>
-        <w:r>
-          <w:rPr>
-            <w:b/>
-            <w:bCs w:val="0"/>
-          </w:rPr>
-          <w:fldChar w:fldCharType="begin"/>
-        </w:r>
-        <w:r>
-          <w:rPr>
-            <w:b/>
-            <w:bCs w:val="0"/>
-          </w:rPr>
-          <w:instrText xml:space="preserve"> SEQ Figure \* ARABIC \s 1 </w:instrText>
-        </w:r>
-      </w:ins>
-      <w:r>
-        <w:rPr>
-          <w:b/>
-          <w:bCs w:val="0"/>
-        </w:rPr>
-        <w:fldChar w:fldCharType="separate"/>
-      </w:r>
-      <w:ins w:id="34" w:author="Levine, Charles Roger CTR USARMY USMA (USA)" w:date="2026-10-13T08:56:00Z" w16du:dateUtc="2026-10-13T12:56:00Z">
-        <w:r>
-          <w:rPr>
-            <w:b/>
-            <w:bCs w:val="0"/>
-            <w:noProof/>
-          </w:rPr>
           <w:t>2</w:t>
         </w:r>
-        <w:r>
-          <w:rPr>
-            <w:b/>
-            <w:bCs w:val="0"/>
-          </w:rPr>
-          <w:fldChar w:fldCharType="end"/>
-        </w:r>
-      </w:ins>
-      <w:del w:id="35" w:author="Levine, Charles Roger CTR USARMY USMA (USA)" w:date="2026-10-12T22:29:00Z" w16du:dateUtc="2026-10-13T02:29:00Z">
-        <w:r>
-          <w:rPr>
-            <w:b/>
-            <w:bCs w:val="0"/>
-          </w:rPr>
-          <w:fldChar w:fldCharType="begin"/>
-        </w:r>
-        <w:r>
-          <w:rPr>
-            <w:b/>
-            <w:bCs w:val="0"/>
-          </w:rPr>
-          <w:delInstrText xml:space="preserve"> STYLEREF 1 \s </w:delInstrText>
-        </w:r>
-        <w:r>
-          <w:rPr>
-            <w:b/>
-            <w:bCs w:val="0"/>
-          </w:rPr>
-          <w:fldChar w:fldCharType="separate"/>
-        </w:r>
-        <w:r>
-          <w:rPr>
-            <w:b/>
-            <w:bCs w:val="0"/>
-            <w:noProof/>
-          </w:rPr>
-          <w:delText>0</w:delText>
-        </w:r>
-        <w:r>
-          <w:rPr>
-            <w:b/>
-            <w:bCs w:val="0"/>
-          </w:rPr>
-          <w:fldChar w:fldCharType="end"/>
-        </w:r>
-        <w:r>
-          <w:rPr>
-            <w:b/>
-            <w:bCs w:val="0"/>
-          </w:rPr>
-          <w:noBreakHyphen/>
-        </w:r>
-        <w:r>
-          <w:rPr>
-            <w:b/>
-            <w:bCs w:val="0"/>
-          </w:rPr>
-          <w:fldChar w:fldCharType="begin"/>
-        </w:r>
-        <w:r>
-          <w:rPr>
-            <w:b/>
-            <w:bCs w:val="0"/>
-          </w:rPr>
-          <w:delInstrText xml:space="preserve"> SEQ Figure \* ARABIC \s 1 </w:delInstrText>
-        </w:r>
-        <w:r>
-          <w:rPr>
-            <w:b/>
-            <w:bCs w:val="0"/>
-          </w:rPr>
-          <w:fldChar w:fldCharType="separate"/>
-        </w:r>
-        <w:r>
-          <w:rPr>
-            <w:b/>
-            <w:bCs w:val="0"/>
-            <w:noProof/>
-          </w:rPr>
-          <w:delText>2</w:delText>
-        </w:r>
-        <w:r>
-          <w:rPr>
-            <w:b/>
-            <w:bCs w:val="0"/>
-          </w:rPr>
-          <w:fldChar w:fldCharType="end"/>
-        </w:r>
-      </w:del>
-      <w:bookmarkEnd w:id="29"/>
-      <w:r>
-        <w:rPr>
-          <w:b/>
-          <w:bCs w:val="0"/>
-        </w:rPr>
-        <w:t>.</w:t>
+      </w:fldSimple>
+      <w:bookmarkEnd w:id="24"/>
+      <w:bookmarkEnd w:id="25"/>
+      <w:r>
+        <w:t xml:space="preserve">. </w:t>
       </w:r>
       <w:r>
         <w:t xml:space="preserve"> </w:t>
@@ -10116,8 +9724,8 @@
       <w:pPr>
         <w:pStyle w:val="Heading2"/>
       </w:pPr>
-      <w:bookmarkStart w:id="36" w:name="scarcity-and-the-selection-margin"/>
-      <w:bookmarkEnd w:id="26"/>
+      <w:bookmarkStart w:id="26" w:name="scarcity-and-the-selection-margin"/>
+      <w:bookmarkEnd w:id="21"/>
       <w:r>
         <w:t>4.5.3 Scarcity and the selection margin</w:t>
       </w:r>
@@ -10377,7 +9985,7 @@
     <w:p>
       <w:pPr>
         <w:rPr>
-          <w:ins w:id="37" w:author="Levine, Charles Roger CTR USARMY USMA (USA)" w:date="2026-10-12T22:27:00Z" w16du:dateUtc="2026-10-13T02:27:00Z"/>
+          <w:ins w:id="27" w:author="Levine, Charles Roger CTR USARMY USMA (USA)" w:date="2026-10-12T22:27:00Z" w16du:dateUtc="2026-10-13T02:27:00Z"/>
         </w:rPr>
       </w:pPr>
       <w:r>
@@ -10413,10 +10021,10 @@
     <w:p>
       <w:pPr>
         <w:rPr>
-          <w:ins w:id="38" w:author="Levine, Charles Roger CTR USARMY USMA (USA)" w:date="2026-10-12T22:27:00Z" w16du:dateUtc="2026-10-13T02:27:00Z"/>
+          <w:ins w:id="28" w:author="Levine, Charles Roger CTR USARMY USMA (USA)" w:date="2026-10-12T22:27:00Z" w16du:dateUtc="2026-10-13T02:27:00Z"/>
         </w:rPr>
       </w:pPr>
-      <w:ins w:id="39" w:author="Levine, Charles Roger CTR USARMY USMA (USA)" w:date="2026-10-12T22:31:00Z" w16du:dateUtc="2026-10-13T02:31:00Z">
+      <w:ins w:id="29" w:author="Levine, Charles Roger CTR USARMY USMA (USA)" w:date="2026-10-12T22:31:00Z" w16du:dateUtc="2026-10-13T02:31:00Z">
         <w:r>
           <w:fldChar w:fldCharType="begin"/>
         </w:r>
@@ -10424,29 +10032,22 @@
           <w:instrText xml:space="preserve"> REF _Ref242736721 \h </w:instrText>
         </w:r>
       </w:ins>
-      <w:ins w:id="40" w:author="Levine, Charles Roger CTR USARMY USMA (USA)" w:date="2026-10-12T22:31:00Z" w16du:dateUtc="2026-10-13T02:31:00Z">
+      <w:ins w:id="30" w:author="Levine, Charles Roger CTR USARMY USMA (USA)" w:date="2026-10-12T22:31:00Z" w16du:dateUtc="2026-10-13T02:31:00Z">
         <w:r>
           <w:fldChar w:fldCharType="separate"/>
         </w:r>
       </w:ins>
-      <w:ins w:id="41" w:author="Levine, Charles Roger CTR USARMY USMA (USA)" w:date="2026-10-13T08:53:00Z" w16du:dateUtc="2026-10-13T12:53:00Z">
+      <w:ins w:id="31" w:author="Levine, Charles Roger CTR USARMY USMA (USA)" w:date="2026-10-13T08:53:00Z" w16du:dateUtc="2026-10-13T12:53:00Z">
         <w:r>
           <w:rPr>
             <w:b/>
             <w:sz w:val="20"/>
             <w:szCs w:val="18"/>
-            <w:rPrChange w:id="42" w:author="Levine, Charles Roger CTR USARMY USMA (USA)" w:date="2026-10-12T22:31:00Z" w16du:dateUtc="2026-10-13T02:31:00Z">
+            <w:rPrChange w:id="32" w:author="Levine, Charles Roger CTR USARMY USMA (USA)" w:date="2026-10-12T22:31:00Z" w16du:dateUtc="2026-10-13T02:31:00Z">
               <w:rPr/>
             </w:rPrChange>
           </w:rPr>
-          <w:t xml:space="preserve">Figure </w:t>
-        </w:r>
-        <w:r>
-          <w:rPr>
-            <w:b/>
-            <w:bCs/>
-          </w:rPr>
-          <w:t>4</w:t>
+          <w:t>Figure 4-3</w:t>
         </w:r>
         <w:r>
           <w:rPr>
@@ -10454,21 +10055,13 @@
           </w:rPr>
           <w:noBreakHyphen/>
         </w:r>
-        <w:r>
-          <w:rPr>
-            <w:b/>
-            <w:bCs/>
-            <w:noProof/>
-          </w:rPr>
-          <w:t>3</w:t>
-        </w:r>
       </w:ins>
-      <w:ins w:id="43" w:author="Levine, Charles Roger CTR USARMY USMA (USA)" w:date="2026-10-12T22:31:00Z" w16du:dateUtc="2026-10-13T02:31:00Z">
+      <w:ins w:id="33" w:author="Levine, Charles Roger CTR USARMY USMA (USA)" w:date="2026-10-12T22:31:00Z" w16du:dateUtc="2026-10-13T02:31:00Z">
         <w:r>
           <w:fldChar w:fldCharType="end"/>
         </w:r>
       </w:ins>
-      <w:ins w:id="44" w:author="Levine, Charles Roger CTR USARMY USMA (USA)" w:date="2026-10-12T22:27:00Z" w16du:dateUtc="2026-10-13T02:27:00Z">
+      <w:ins w:id="34" w:author="Levine, Charles Roger CTR USARMY USMA (USA)" w:date="2026-10-12T22:27:00Z" w16du:dateUtc="2026-10-13T02:27:00Z">
         <w:r>
           <w:t xml:space="preserve"> illustrates this comparison using the same nine individuals under two levels of scarcity. For this example, we set </w:t>
         </w:r>
@@ -10481,7 +10074,7 @@
           <m:t>θ</m:t>
         </m:r>
       </m:oMath>
-      <w:ins w:id="45" w:author="Levine, Charles Roger CTR USARMY USMA (USA)" w:date="2026-10-12T22:27:00Z" w16du:dateUtc="2026-10-13T02:27:00Z">
+      <w:ins w:id="35" w:author="Levine, Charles Roger CTR USARMY USMA (USA)" w:date="2026-10-12T22:27:00Z" w16du:dateUtc="2026-10-13T02:27:00Z">
         <w:r>
           <w:t xml:space="preserve"> at the empirical performance quantile corresponding to </w:t>
         </w:r>
@@ -10494,7 +10087,7 @@
           <m:t>1-K/N</m:t>
         </m:r>
       </m:oMath>
-      <w:ins w:id="46" w:author="Levine, Charles Roger CTR USARMY USMA (USA)" w:date="2026-10-12T22:27:00Z" w16du:dateUtc="2026-10-13T02:27:00Z">
+      <w:ins w:id="36" w:author="Levine, Charles Roger CTR USARMY USMA (USA)" w:date="2026-10-12T22:27:00Z" w16du:dateUtc="2026-10-13T02:27:00Z">
         <w:r>
           <w:t>, so reducing the available places from three to one raises the competitive-relevance threshold. We then recalculate roster pressure and adjusted scores before selecting the winners. One place changes hands in each setting, but the identities involved and the fraction of available places replaced differ.</w:t>
         </w:r>
@@ -10504,13 +10097,13 @@
       <w:pPr>
         <w:keepNext/>
         <w:rPr>
-          <w:ins w:id="47" w:author="Levine, Charles Roger CTR USARMY USMA (USA)" w:date="2026-10-12T22:29:00Z" w16du:dateUtc="2026-10-13T02:29:00Z"/>
+          <w:ins w:id="37" w:author="Levine, Charles Roger CTR USARMY USMA (USA)" w:date="2026-10-12T22:29:00Z" w16du:dateUtc="2026-10-13T02:29:00Z"/>
         </w:rPr>
-        <w:pPrChange w:id="48" w:author="Levine, Charles Roger CTR USARMY USMA (USA)" w:date="2026-10-12T22:29:00Z" w16du:dateUtc="2026-10-13T02:29:00Z">
+        <w:pPrChange w:id="38" w:author="Levine, Charles Roger CTR USARMY USMA (USA)" w:date="2026-10-12T22:29:00Z" w16du:dateUtc="2026-10-13T02:29:00Z">
           <w:pPr/>
         </w:pPrChange>
       </w:pPr>
-      <w:ins w:id="49" w:author="Levine, Charles Roger CTR USARMY USMA (USA)" w:date="2026-10-12T22:28:00Z" w16du:dateUtc="2026-10-13T02:28:00Z">
+      <w:ins w:id="39" w:author="Levine, Charles Roger CTR USARMY USMA (USA)" w:date="2026-10-12T22:28:00Z" w16du:dateUtc="2026-10-13T02:28:00Z">
         <w:r>
           <w:rPr>
             <w:noProof/>
@@ -10557,144 +10150,46 @@
     <w:p>
       <w:pPr>
         <w:pStyle w:val="Caption"/>
-        <w:pPrChange w:id="50" w:author="Levine, Charles Roger CTR USARMY USMA (USA)" w:date="2026-10-12T22:29:00Z" w16du:dateUtc="2026-10-13T02:29:00Z">
+        <w:pPrChange w:id="40" w:author="Levine, Charles Roger CTR USARMY USMA (USA)" w:date="2026-10-12T22:29:00Z" w16du:dateUtc="2026-10-13T02:29:00Z">
           <w:pPr/>
         </w:pPrChange>
       </w:pPr>
-      <w:bookmarkStart w:id="51" w:name="_Ref242736721"/>
-      <w:ins w:id="52" w:author="Levine, Charles Roger CTR USARMY USMA (USA)" w:date="2026-10-12T22:29:00Z" w16du:dateUtc="2026-10-13T02:29:00Z">
+      <w:bookmarkStart w:id="41" w:name="Chapter4Figure3"/>
+      <w:bookmarkStart w:id="42" w:name="_Ref242736721"/>
+      <w:r>
+        <w:t>Figure 4-</w:t>
+      </w:r>
+      <w:fldSimple w:instr=" SEQ Figure \* ARABIC ">
+        <w:r>
+          <w:t>3</w:t>
+        </w:r>
+      </w:fldSimple>
+      <w:bookmarkEnd w:id="41"/>
+      <w:bookmarkEnd w:id="42"/>
+      <w:r>
+        <w:t xml:space="preserve">. </w:t>
+      </w:r>
+      <w:ins w:id="43" w:author="Levine, Charles Roger CTR USARMY USMA (USA)" w:date="2026-10-12T22:29:00Z" w16du:dateUtc="2026-10-13T02:29:00Z">
         <w:r>
           <w:rPr>
             <w:b/>
             <w:bCs w:val="0"/>
-            <w:rPrChange w:id="53" w:author="Levine, Charles Roger CTR USARMY USMA (USA)" w:date="2026-10-12T22:31:00Z" w16du:dateUtc="2026-10-13T02:31:00Z">
-              <w:rPr/>
+            <w:rPrChange w:id="44" w:author="Levine, Charles Roger CTR USARMY USMA (USA)" w:date="2026-10-12T22:31:00Z" w16du:dateUtc="2026-10-13T02:31:00Z">
+              <w:rPr>
+                <w:bCs/>
+              </w:rPr>
             </w:rPrChange>
           </w:rPr>
-          <w:t xml:space="preserve">Figure </w:t>
-        </w:r>
-      </w:ins>
-      <w:ins w:id="54" w:author="Levine, Charles Roger CTR USARMY USMA (USA)" w:date="2026-10-13T08:52:00Z" w16du:dateUtc="2026-10-13T12:52:00Z">
-        <w:r>
-          <w:rPr>
-            <w:b/>
-            <w:bCs w:val="0"/>
-          </w:rPr>
-          <w:t>4</w:t>
-        </w:r>
-      </w:ins>
-      <w:ins w:id="55" w:author="Levine, Charles Roger CTR USARMY USMA (USA)" w:date="2026-10-13T08:30:00Z" w16du:dateUtc="2026-10-13T12:30:00Z">
-        <w:r>
-          <w:rPr>
-            <w:b/>
-            <w:bCs w:val="0"/>
-          </w:rPr>
-          <w:noBreakHyphen/>
-        </w:r>
-      </w:ins>
-      <w:ins w:id="56" w:author="Levine, Charles Roger CTR USARMY USMA (USA)" w:date="2026-10-13T08:56:00Z" w16du:dateUtc="2026-10-13T12:56:00Z">
-        <w:r>
-          <w:rPr>
-            <w:b/>
-            <w:bCs w:val="0"/>
-          </w:rPr>
-          <w:fldChar w:fldCharType="begin"/>
+          <w:t>Scarcity</w:t>
         </w:r>
         <w:r>
           <w:rPr>
             <w:b/>
             <w:bCs w:val="0"/>
-          </w:rPr>
-          <w:instrText xml:space="preserve"> STYLEREF 1 \s </w:instrText>
-        </w:r>
-      </w:ins>
-      <w:r>
-        <w:rPr>
-          <w:b/>
-          <w:bCs w:val="0"/>
-        </w:rPr>
-        <w:fldChar w:fldCharType="separate"/>
-      </w:r>
-      <w:r>
-        <w:rPr>
-          <w:b/>
-          <w:bCs w:val="0"/>
-          <w:noProof/>
-        </w:rPr>
-        <w:t>0</w:t>
-      </w:r>
-      <w:ins w:id="57" w:author="Levine, Charles Roger CTR USARMY USMA (USA)" w:date="2026-10-13T08:56:00Z" w16du:dateUtc="2026-10-13T12:56:00Z">
-        <w:r>
-          <w:rPr>
-            <w:b/>
-            <w:bCs w:val="0"/>
-          </w:rPr>
-          <w:fldChar w:fldCharType="end"/>
-        </w:r>
-        <w:r>
-          <w:rPr>
-            <w:b/>
-            <w:bCs w:val="0"/>
-          </w:rPr>
-          <w:noBreakHyphen/>
-        </w:r>
-        <w:r>
-          <w:rPr>
-            <w:b/>
-            <w:bCs w:val="0"/>
-          </w:rPr>
-          <w:fldChar w:fldCharType="begin"/>
-        </w:r>
-        <w:r>
-          <w:rPr>
-            <w:b/>
-            <w:bCs w:val="0"/>
-          </w:rPr>
-          <w:instrText xml:space="preserve"> SEQ Figure \* ARABIC \s 1 </w:instrText>
-        </w:r>
-      </w:ins>
-      <w:r>
-        <w:rPr>
-          <w:b/>
-          <w:bCs w:val="0"/>
-        </w:rPr>
-        <w:fldChar w:fldCharType="separate"/>
-      </w:r>
-      <w:ins w:id="58" w:author="Levine, Charles Roger CTR USARMY USMA (USA)" w:date="2026-10-13T08:56:00Z" w16du:dateUtc="2026-10-13T12:56:00Z">
-        <w:r>
-          <w:rPr>
-            <w:b/>
-            <w:bCs w:val="0"/>
-            <w:noProof/>
-          </w:rPr>
-          <w:t>3</w:t>
-        </w:r>
-        <w:r>
-          <w:rPr>
-            <w:b/>
-            <w:bCs w:val="0"/>
-          </w:rPr>
-          <w:fldChar w:fldCharType="end"/>
-        </w:r>
-      </w:ins>
-      <w:bookmarkEnd w:id="51"/>
-      <w:ins w:id="59" w:author="Levine, Charles Roger CTR USARMY USMA (USA)" w:date="2026-10-12T22:29:00Z" w16du:dateUtc="2026-10-13T02:29:00Z">
-        <w:r>
-          <w:rPr>
-            <w:b/>
-            <w:bCs w:val="0"/>
-            <w:rPrChange w:id="60" w:author="Levine, Charles Roger CTR USARMY USMA (USA)" w:date="2026-10-12T22:31:00Z" w16du:dateUtc="2026-10-13T02:31:00Z">
-              <w:rPr/>
-            </w:rPrChange>
-          </w:rPr>
-          <w:t>. Scarcity</w:t>
-        </w:r>
-        <w:r>
-          <w:rPr>
-            <w:b/>
-            <w:bCs w:val="0"/>
-            <w:rPrChange w:id="61" w:author="Levine, Charles Roger CTR USARMY USMA (USA)" w:date="2026-10-12T22:29:00Z" w16du:dateUtc="2026-10-13T02:29:00Z">
-              <w:rPr/>
+            <w:rPrChange w:id="45" w:author="Levine, Charles Roger CTR USARMY USMA (USA)" w:date="2026-10-12T22:29:00Z" w16du:dateUtc="2026-10-13T02:29:00Z">
+              <w:rPr>
+                <w:bCs/>
+              </w:rPr>
             </w:rPrChange>
           </w:rPr>
           <w:t xml:space="preserve"> and competitive relevance change together.</w:t>
@@ -10707,7 +10202,7 @@
           <w:t xml:space="preserve">  </w:t>
         </w:r>
       </w:ins>
-      <w:ins w:id="62" w:author="Levine, Charles Roger CTR USARMY USMA (USA)" w:date="2026-10-12T22:30:00Z" w16du:dateUtc="2026-10-13T02:30:00Z">
+      <w:ins w:id="46" w:author="Levine, Charles Roger CTR USARMY USMA (USA)" w:date="2026-10-12T22:30:00Z" w16du:dateUtc="2026-10-13T02:30:00Z">
         <w:r>
           <w:t xml:space="preserve">The same nine individuals compete for three places in the left column and one place in the right column. For this illustration, </w:t>
         </w:r>
@@ -10720,7 +10215,7 @@
           <m:t>θ</m:t>
         </m:r>
       </m:oMath>
-      <w:ins w:id="63" w:author="Levine, Charles Roger CTR USARMY USMA (USA)" w:date="2026-10-12T22:30:00Z" w16du:dateUtc="2026-10-13T02:30:00Z">
+      <w:ins w:id="47" w:author="Levine, Charles Roger CTR USARMY USMA (USA)" w:date="2026-10-12T22:30:00Z" w16du:dateUtc="2026-10-13T02:30:00Z">
         <w:r>
           <w:t xml:space="preserve"> is the linearly interpolated empirical </w:t>
         </w:r>
@@ -10744,7 +10239,7 @@
           </m:e>
         </m:d>
       </m:oMath>
-      <w:ins w:id="64" w:author="Levine, Charles Roger CTR USARMY USMA (USA)" w:date="2026-10-12T22:30:00Z" w16du:dateUtc="2026-10-13T02:30:00Z">
+      <w:ins w:id="48" w:author="Levine, Charles Roger CTR USARMY USMA (USA)" w:date="2026-10-12T22:30:00Z" w16du:dateUtc="2026-10-13T02:30:00Z">
         <w:r>
           <w:t xml:space="preserve">-quantile of performance, while </w:t>
         </w:r>
@@ -10757,7 +10252,7 @@
           <m:t>γ=2</m:t>
         </m:r>
       </m:oMath>
-      <w:ins w:id="65" w:author="Levine, Charles Roger CTR USARMY USMA (USA)" w:date="2026-10-12T22:30:00Z" w16du:dateUtc="2026-10-13T02:30:00Z">
+      <w:ins w:id="49" w:author="Levine, Charles Roger CTR USARMY USMA (USA)" w:date="2026-10-12T22:30:00Z" w16du:dateUtc="2026-10-13T02:30:00Z">
         <w:r>
           <w:t xml:space="preserve"> and </w:t>
         </w:r>
@@ -10770,7 +10265,7 @@
           <m:t>λ=2</m:t>
         </m:r>
       </m:oMath>
-      <w:ins w:id="66" w:author="Levine, Charles Roger CTR USARMY USMA (USA)" w:date="2026-10-12T22:30:00Z" w16du:dateUtc="2026-10-13T02:30:00Z">
+      <w:ins w:id="50" w:author="Levine, Charles Roger CTR USARMY USMA (USA)" w:date="2026-10-12T22:30:00Z" w16du:dateUtc="2026-10-13T02:30:00Z">
         <w:r>
           <w:t xml:space="preserve"> remain fixed. Upper panels show competitive relevance and the recalculated mean roster pressure for each group. Lower panels connect each individual’s performance-only rank to their congestion-adjusted rank. Colors identify groups; shaded ranks receive places; filled circles indicate selection. With three places, P7 replaces P2, giving </w:t>
         </w:r>
@@ -10783,7 +10278,7 @@
           <m:t>D=1</m:t>
         </m:r>
       </m:oMath>
-      <w:ins w:id="67" w:author="Levine, Charles Roger CTR USARMY USMA (USA)" w:date="2026-10-12T22:30:00Z" w16du:dateUtc="2026-10-13T02:30:00Z">
+      <w:ins w:id="51" w:author="Levine, Charles Roger CTR USARMY USMA (USA)" w:date="2026-10-12T22:30:00Z" w16du:dateUtc="2026-10-13T02:30:00Z">
         <w:r>
           <w:t xml:space="preserve"> and </w:t>
         </w:r>
@@ -10796,7 +10291,7 @@
           <m:t>D/K=1/3</m:t>
         </m:r>
       </m:oMath>
-      <w:ins w:id="68" w:author="Levine, Charles Roger CTR USARMY USMA (USA)" w:date="2026-10-12T22:30:00Z" w16du:dateUtc="2026-10-13T02:30:00Z">
+      <w:ins w:id="52" w:author="Levine, Charles Roger CTR USARMY USMA (USA)" w:date="2026-10-12T22:30:00Z" w16du:dateUtc="2026-10-13T02:30:00Z">
         <w:r>
           <w:t xml:space="preserve">. With one place, P4 replaces P1, giving </w:t>
         </w:r>
@@ -10809,7 +10304,7 @@
           <m:t>D=1</m:t>
         </m:r>
       </m:oMath>
-      <w:ins w:id="69" w:author="Levine, Charles Roger CTR USARMY USMA (USA)" w:date="2026-10-12T22:30:00Z" w16du:dateUtc="2026-10-13T02:30:00Z">
+      <w:ins w:id="53" w:author="Levine, Charles Roger CTR USARMY USMA (USA)" w:date="2026-10-12T22:30:00Z" w16du:dateUtc="2026-10-13T02:30:00Z">
         <w:r>
           <w:t xml:space="preserve"> and </w:t>
         </w:r>
@@ -10822,7 +10317,7 @@
           <m:t>D/K=1</m:t>
         </m:r>
       </m:oMath>
-      <w:ins w:id="70" w:author="Levine, Charles Roger CTR USARMY USMA (USA)" w:date="2026-10-12T22:30:00Z" w16du:dateUtc="2026-10-13T02:30:00Z">
+      <w:ins w:id="54" w:author="Levine, Charles Roger CTR USARMY USMA (USA)" w:date="2026-10-12T22:30:00Z" w16du:dateUtc="2026-10-13T02:30:00Z">
         <w:r>
           <w:t>. This constructed example illustrates an aligned threshold rule; it does not establish that greater scarcity necessarily increases the congestion effect.</w:t>
         </w:r>
@@ -10849,17 +10344,17 @@
       <w:pPr>
         <w:pStyle w:val="Heading2"/>
       </w:pPr>
-      <w:bookmarkStart w:id="71" w:name="Xa069076e58659a3b4bc8e27a3dcbab40ab45238"/>
-      <w:bookmarkEnd w:id="36"/>
+      <w:bookmarkStart w:id="55" w:name="Xa069076e58659a3b4bc8e27a3dcbab40ab45238"/>
+      <w:bookmarkEnd w:id="26"/>
       <w:r>
         <w:t xml:space="preserve">4.5.4 </w:t>
       </w:r>
-      <w:ins w:id="72" w:author="Levine, Charles Roger CTR USARMY USMA (USA)" w:date="2026-10-12T22:33:00Z" w16du:dateUtc="2026-10-13T02:33:00Z">
+      <w:ins w:id="56" w:author="Levine, Charles Roger CTR USARMY USMA (USA)" w:date="2026-10-12T22:33:00Z" w16du:dateUtc="2026-10-13T02:33:00Z">
         <w:r>
           <w:t>Interpreting selection patterns across group environments</w:t>
         </w:r>
       </w:ins>
-      <w:del w:id="73" w:author="Levine, Charles Roger CTR USARMY USMA (USA)" w:date="2026-10-12T22:33:00Z" w16du:dateUtc="2026-10-13T02:33:00Z">
+      <w:del w:id="57" w:author="Levine, Charles Roger CTR USARMY USMA (USA)" w:date="2026-10-12T22:33:00Z" w16du:dateUtc="2026-10-13T02:33:00Z">
         <w:r>
           <w:delText>Why an outcome curve need not have a universal shape</w:delText>
         </w:r>
@@ -10868,15 +10363,15 @@
     <w:p>
       <w:pPr>
         <w:rPr>
-          <w:ins w:id="74" w:author="Levine, Charles Roger CTR USARMY USMA (USA)" w:date="2026-10-12T22:33:00Z"/>
+          <w:ins w:id="58" w:author="Levine, Charles Roger CTR USARMY USMA (USA)" w:date="2026-10-12T22:33:00Z"/>
         </w:rPr>
       </w:pPr>
-      <w:del w:id="75" w:author="Levine, Charles Roger CTR USARMY USMA (USA)" w:date="2026-10-12T22:33:00Z" w16du:dateUtc="2026-10-13T02:33:00Z">
+      <w:del w:id="59" w:author="Levine, Charles Roger CTR USARMY USMA (USA)" w:date="2026-10-12T22:33:00Z" w16du:dateUtc="2026-10-13T02:33:00Z">
         <w:r>
           <w:delText xml:space="preserve">A </w:delText>
         </w:r>
       </w:del>
-      <w:ins w:id="76" w:author="Levine, Charles Roger CTR USARMY USMA (USA)" w:date="2026-10-12T22:33:00Z">
+      <w:ins w:id="60" w:author="Levine, Charles Roger CTR USARMY USMA (USA)" w:date="2026-10-12T22:33:00Z">
         <w:r>
           <w:t>We can summarize selection outcomes by plotting the proportion of individuals selected against the average performance of their groups. Such a curve shows where selected individuals are concentrated, but its shape does not, by itself, reveal the effect of roster pressure. Individuals in stronger groups may also have higher individual performance. Their selection rate can therefore be higher even when congestion reduces their scores relative to what those scores would have been without the penalty.</w:t>
         </w:r>
@@ -10885,10 +10380,10 @@
     <w:p>
       <w:pPr>
         <w:rPr>
-          <w:ins w:id="77" w:author="Levine, Charles Roger CTR USARMY USMA (USA)" w:date="2026-10-12T22:33:00Z"/>
+          <w:ins w:id="61" w:author="Levine, Charles Roger CTR USARMY USMA (USA)" w:date="2026-10-12T22:33:00Z"/>
         </w:rPr>
       </w:pPr>
-      <w:ins w:id="78" w:author="Levine, Charles Roger CTR USARMY USMA (USA)" w:date="2026-10-12T22:33:00Z">
+      <w:ins w:id="62" w:author="Levine, Charles Roger CTR USARMY USMA (USA)" w:date="2026-10-12T22:33:00Z">
         <w:r>
           <w:t>This distinction matters when interpreting both rising and falling portions of a curve. A rising selection rate can reflect the concentration of high-performing individuals in stronger groups. A downturn can occur where differences in roster pressure outweigh the performance advantages associated with those groups. Whether either pattern appears depends on the population, group composition, penalty strength, and available opportunities. As discussed in Section 4.5.3, comparisons across levels of scarcity must also account for how the competitive-relevance threshold changes. The model does not require an inverted-U curve, even in settings where congestion changes who is selected.</w:t>
         </w:r>
@@ -10897,10 +10392,10 @@
     <w:p>
       <w:pPr>
         <w:rPr>
-          <w:ins w:id="79" w:author="Levine, Charles Roger CTR USARMY USMA (USA)" w:date="2026-10-12T22:33:00Z"/>
+          <w:ins w:id="63" w:author="Levine, Charles Roger CTR USARMY USMA (USA)" w:date="2026-10-12T22:33:00Z"/>
         </w:rPr>
       </w:pPr>
-      <w:ins w:id="80" w:author="Levine, Charles Roger CTR USARMY USMA (USA)" w:date="2026-10-12T22:33:00Z">
+      <w:ins w:id="64" w:author="Levine, Charles Roger CTR USARMY USMA (USA)" w:date="2026-10-12T22:33:00Z">
         <w:r>
           <w:t>A more focused comparison asks: among individuals with similar performance, how does selection vary across group environments? We can examine this question by dividing individuals into performance bands and plotting a separate selection curve for each band. This reduces the extent to which differences in individual performance account for the pattern. It does not eliminate those differences: individuals near the upper end of a broad band can still have a substantial advantage over those near its lower end. We must therefore consider the distribution of individual performance within each band when interpreting its curve.</w:t>
         </w:r>
@@ -10909,10 +10404,10 @@
     <w:p>
       <w:pPr>
         <w:rPr>
-          <w:ins w:id="81" w:author="Levine, Charles Roger CTR USARMY USMA (USA)" w:date="2026-10-12T22:33:00Z"/>
+          <w:ins w:id="65" w:author="Levine, Charles Roger CTR USARMY USMA (USA)" w:date="2026-10-12T22:33:00Z"/>
         </w:rPr>
       </w:pPr>
-      <w:ins w:id="82" w:author="Levine, Charles Roger CTR USARMY USMA (USA)" w:date="2026-10-12T22:33:00Z">
+      <w:ins w:id="66" w:author="Levine, Charles Roger CTR USARMY USMA (USA)" w:date="2026-10-12T22:33:00Z">
         <w:r>
           <w:t xml:space="preserve">Group-average performance and roster pressure must also be distinguished. The group mean </w:t>
         </w:r>
@@ -10944,7 +10439,7 @@
           </m:sub>
         </m:sSub>
       </m:oMath>
-      <w:ins w:id="83" w:author="Levine, Charles Roger CTR USARMY USMA (USA)" w:date="2026-10-12T22:33:00Z">
+      <w:ins w:id="67" w:author="Levine, Charles Roger CTR USARMY USMA (USA)" w:date="2026-10-12T22:33:00Z">
         <w:r>
           <w:t xml:space="preserve"> averages performance itself, whereas </w:t>
         </w:r>
@@ -10976,7 +10471,7 @@
           </m:sub>
         </m:sSub>
       </m:oMath>
-      <w:ins w:id="84" w:author="Levine, Charles Roger CTR USARMY USMA (USA)" w:date="2026-10-12T22:33:00Z">
+      <w:ins w:id="68" w:author="Levine, Charles Roger CTR USARMY USMA (USA)" w:date="2026-10-12T22:33:00Z">
         <w:r>
           <w:t xml:space="preserve"> averages competitive relevance after applying the threshold and sigmoid transformation. Two groups with the same mean performance can have different roster pressure because their members’ performances are distributed differently. A curve plotted against </w:t>
         </w:r>
@@ -11008,7 +10503,7 @@
           </m:sub>
         </m:sSub>
       </m:oMath>
-      <w:ins w:id="85" w:author="Levine, Charles Roger CTR USARMY USMA (USA)" w:date="2026-10-12T22:33:00Z">
+      <w:ins w:id="69" w:author="Levine, Charles Roger CTR USARMY USMA (USA)" w:date="2026-10-12T22:33:00Z">
         <w:r>
           <w:t xml:space="preserve"> therefore describes selection across group-quality environments; it does not directly plot the congestion measure used to adjust scores.</w:t>
         </w:r>
@@ -11017,10 +10512,10 @@
     <w:p>
       <w:pPr>
         <w:rPr>
-          <w:ins w:id="86" w:author="Levine, Charles Roger CTR USARMY USMA (USA)" w:date="2026-10-12T22:33:00Z"/>
+          <w:ins w:id="70" w:author="Levine, Charles Roger CTR USARMY USMA (USA)" w:date="2026-10-12T22:33:00Z"/>
         </w:rPr>
       </w:pPr>
-      <w:ins w:id="87" w:author="Levine, Charles Roger CTR USARMY USMA (USA)" w:date="2026-10-12T22:33:00Z">
+      <w:ins w:id="71" w:author="Levine, Charles Roger CTR USARMY USMA (USA)" w:date="2026-10-12T22:33:00Z">
         <w:r>
           <w:lastRenderedPageBreak/>
           <w:t>Individuals close to the selection boundary are especially informative because a score adjustment can change whether they receive a place. Those far above the boundary may remain selected despite a substantial penalty, while those far below it may remain unselected even when their penalty is small. This motivates examining strong performers who are plausible contenders but whose selection is not assured. The relevant performance range depends on scarcity and the resulting score distribution; it should not be assumed that a particular percentile band serves this role in every setting.</w:t>
@@ -11030,10 +10525,10 @@
     <w:p>
       <w:pPr>
         <w:rPr>
-          <w:ins w:id="88" w:author="Levine, Charles Roger CTR USARMY USMA (USA)" w:date="2026-10-12T22:33:00Z"/>
+          <w:ins w:id="72" w:author="Levine, Charles Roger CTR USARMY USMA (USA)" w:date="2026-10-12T22:33:00Z"/>
         </w:rPr>
       </w:pPr>
-      <w:ins w:id="89" w:author="Levine, Charles Roger CTR USARMY USMA (USA)" w:date="2026-10-12T22:33:00Z">
+      <w:ins w:id="73" w:author="Levine, Charles Roger CTR USARMY USMA (USA)" w:date="2026-10-12T22:33:00Z">
         <w:r>
           <w:t>These comparisons also require enough individuals and groups to make the plotted rates interpretable. If only a few individuals occupy a particular performance band and group environment, one selection outcome can produce a large change in the observed rate. Reporting the numbers of individuals and groups represented helps distinguish a broadly supported pattern from one driven by a small number of cases. The bands and their coverage should be reported whether or not a downturn appears.</w:t>
         </w:r>
@@ -11042,15 +10537,15 @@
     <w:p>
       <w:pPr>
         <w:rPr>
-          <w:del w:id="90" w:author="Levine, Charles Roger CTR USARMY USMA (USA)" w:date="2026-10-12T22:33:00Z" w16du:dateUtc="2026-10-13T02:33:00Z"/>
+          <w:del w:id="74" w:author="Levine, Charles Roger CTR USARMY USMA (USA)" w:date="2026-10-12T22:33:00Z" w16du:dateUtc="2026-10-13T02:33:00Z"/>
         </w:rPr>
       </w:pPr>
-      <w:ins w:id="91" w:author="Levine, Charles Roger CTR USARMY USMA (USA)" w:date="2026-10-12T22:33:00Z">
+      <w:ins w:id="75" w:author="Levine, Charles Roger CTR USARMY USMA (USA)" w:date="2026-10-12T22:33:00Z">
         <w:r>
           <w:t>The different summaries consequently answer different questions. A curve combining all individuals shows how selection is distributed across group environments. Curves within performance bands compare individuals with more similar measured performance. Comparing selected sets under performance-only and congestion-adjusted scoring identifies which places the penalty changes in the model. Used together, these views allow us to examine the mechanism without treating any single curve shape as either necessary evidence of congestion or sufficient evidence that congestion caused an observed pattern.</w:t>
         </w:r>
       </w:ins>
-      <w:del w:id="92" w:author="Levine, Charles Roger CTR USARMY USMA (USA)" w:date="2026-10-12T22:33:00Z" w16du:dateUtc="2026-10-13T02:33:00Z">
+      <w:del w:id="76" w:author="Levine, Charles Roger CTR USARMY USMA (USA)" w:date="2026-10-12T22:33:00Z" w16du:dateUtc="2026-10-13T02:33:00Z">
         <w:r>
           <w:delText>success curve plotted against peer quality combines individual performance, group composition, the score adjustment, and selection. An increasing segment can arise from the sorting of strong individuals into strong groups. A declining segment can arise when the congestion penalty offsets that association in a particular region. The equations do not guarantee an inverted U for every population or every parameter setting.</w:delText>
         </w:r>
@@ -11059,10 +10554,10 @@
     <w:p>
       <w:pPr>
         <w:rPr>
-          <w:del w:id="93" w:author="Levine, Charles Roger CTR USARMY USMA (USA)" w:date="2026-10-12T22:33:00Z" w16du:dateUtc="2026-10-13T02:33:00Z"/>
+          <w:del w:id="77" w:author="Levine, Charles Roger CTR USARMY USMA (USA)" w:date="2026-10-12T22:33:00Z" w16du:dateUtc="2026-10-13T02:33:00Z"/>
         </w:rPr>
       </w:pPr>
-      <w:del w:id="94" w:author="Levine, Charles Roger CTR USARMY USMA (USA)" w:date="2026-10-12T22:33:00Z" w16du:dateUtc="2026-10-13T02:33:00Z">
+      <w:del w:id="78" w:author="Levine, Charles Roger CTR USARMY USMA (USA)" w:date="2026-10-12T22:33:00Z" w16du:dateUtc="2026-10-13T02:33:00Z">
         <w:r>
           <w:delText xml:space="preserve">Conditioning on a fixed band of </w:delText>
         </w:r>
@@ -11071,7 +10566,7 @@
         <m:sSub>
           <m:sSubPr>
             <m:ctrlPr>
-              <w:del w:id="95" w:author="Levine, Charles Roger CTR USARMY USMA (USA)" w:date="2026-10-12T22:33:00Z" w16du:dateUtc="2026-10-13T02:33:00Z">
+              <w:del w:id="79" w:author="Levine, Charles Roger CTR USARMY USMA (USA)" w:date="2026-10-12T22:33:00Z" w16du:dateUtc="2026-10-13T02:33:00Z">
                 <w:rPr>
                   <w:rFonts w:ascii="Cambria Math" w:hAnsi="Cambria Math"/>
                 </w:rPr>
@@ -11080,7 +10575,7 @@
           </m:sSubPr>
           <m:e>
             <m:r>
-              <w:del w:id="96" w:author="Levine, Charles Roger CTR USARMY USMA (USA)" w:date="2026-10-12T22:33:00Z" w16du:dateUtc="2026-10-13T02:33:00Z">
+              <w:del w:id="80" w:author="Levine, Charles Roger CTR USARMY USMA (USA)" w:date="2026-10-12T22:33:00Z" w16du:dateUtc="2026-10-13T02:33:00Z">
                 <w:rPr>
                   <w:rFonts w:ascii="Cambria Math" w:hAnsi="Cambria Math"/>
                 </w:rPr>
@@ -11090,7 +10585,7 @@
           </m:e>
           <m:sub>
             <m:r>
-              <w:del w:id="97" w:author="Levine, Charles Roger CTR USARMY USMA (USA)" w:date="2026-10-12T22:33:00Z" w16du:dateUtc="2026-10-13T02:33:00Z">
+              <w:del w:id="81" w:author="Levine, Charles Roger CTR USARMY USMA (USA)" w:date="2026-10-12T22:33:00Z" w16du:dateUtc="2026-10-13T02:33:00Z">
                 <w:rPr>
                   <w:rFonts w:ascii="Cambria Math" w:hAnsi="Cambria Math"/>
                 </w:rPr>
@@ -11100,7 +10595,7 @@
           </m:sub>
         </m:sSub>
       </m:oMath>
-      <w:del w:id="98" w:author="Levine, Charles Roger CTR USARMY USMA (USA)" w:date="2026-10-12T22:33:00Z" w16du:dateUtc="2026-10-13T02:33:00Z">
+      <w:del w:id="82" w:author="Levine, Charles Roger CTR USARMY USMA (USA)" w:date="2026-10-12T22:33:00Z" w16du:dateUtc="2026-10-13T02:33:00Z">
         <w:r>
           <w:delText xml:space="preserve"> helps distinguish individual composition from variation in environments, but a broad band still contains differences in </w:delText>
         </w:r>
@@ -11109,7 +10604,7 @@
         <m:sSub>
           <m:sSubPr>
             <m:ctrlPr>
-              <w:del w:id="99" w:author="Levine, Charles Roger CTR USARMY USMA (USA)" w:date="2026-10-12T22:33:00Z" w16du:dateUtc="2026-10-13T02:33:00Z">
+              <w:del w:id="83" w:author="Levine, Charles Roger CTR USARMY USMA (USA)" w:date="2026-10-12T22:33:00Z" w16du:dateUtc="2026-10-13T02:33:00Z">
                 <w:rPr>
                   <w:rFonts w:ascii="Cambria Math" w:hAnsi="Cambria Math"/>
                 </w:rPr>
@@ -11118,7 +10613,7 @@
           </m:sSubPr>
           <m:e>
             <m:r>
-              <w:del w:id="100" w:author="Levine, Charles Roger CTR USARMY USMA (USA)" w:date="2026-10-12T22:33:00Z" w16du:dateUtc="2026-10-13T02:33:00Z">
+              <w:del w:id="84" w:author="Levine, Charles Roger CTR USARMY USMA (USA)" w:date="2026-10-12T22:33:00Z" w16du:dateUtc="2026-10-13T02:33:00Z">
                 <w:rPr>
                   <w:rFonts w:ascii="Cambria Math" w:hAnsi="Cambria Math"/>
                 </w:rPr>
@@ -11128,7 +10623,7 @@
           </m:e>
           <m:sub>
             <m:r>
-              <w:del w:id="101" w:author="Levine, Charles Roger CTR USARMY USMA (USA)" w:date="2026-10-12T22:33:00Z" w16du:dateUtc="2026-10-13T02:33:00Z">
+              <w:del w:id="85" w:author="Levine, Charles Roger CTR USARMY USMA (USA)" w:date="2026-10-12T22:33:00Z" w16du:dateUtc="2026-10-13T02:33:00Z">
                 <w:rPr>
                   <w:rFonts w:ascii="Cambria Math" w:hAnsi="Cambria Math"/>
                 </w:rPr>
@@ -11138,14 +10633,14 @@
           </m:sub>
         </m:sSub>
       </m:oMath>
-      <w:del w:id="102" w:author="Levine, Charles Roger CTR USARMY USMA (USA)" w:date="2026-10-12T22:33:00Z" w16du:dateUtc="2026-10-13T02:33:00Z">
+      <w:del w:id="86" w:author="Levine, Charles Roger CTR USARMY USMA (USA)" w:date="2026-10-12T22:33:00Z" w16du:dateUtc="2026-10-13T02:33:00Z">
         <w:r>
           <w:delText>. The most selective tail can also have sparse support in some environments. A comparison among very strong but not extreme performers can be scientifically informative without being presumed to display a downturn. Its definition and support must be reported whether the anticipated pattern appears or not.</w:delText>
         </w:r>
       </w:del>
     </w:p>
     <w:p>
-      <w:del w:id="103" w:author="Levine, Charles Roger CTR USARMY USMA (USA)" w:date="2026-10-12T22:33:00Z" w16du:dateUtc="2026-10-13T02:33:00Z">
+      <w:del w:id="87" w:author="Levine, Charles Roger CTR USARMY USMA (USA)" w:date="2026-10-12T22:33:00Z" w16du:dateUtc="2026-10-13T02:33:00Z">
         <w:r>
           <w:delText xml:space="preserve">An unconditional curve, a comparison within </w:delText>
         </w:r>
@@ -11154,7 +10649,7 @@
         <m:sSub>
           <m:sSubPr>
             <m:ctrlPr>
-              <w:del w:id="104" w:author="Levine, Charles Roger CTR USARMY USMA (USA)" w:date="2026-10-12T22:33:00Z" w16du:dateUtc="2026-10-13T02:33:00Z">
+              <w:del w:id="88" w:author="Levine, Charles Roger CTR USARMY USMA (USA)" w:date="2026-10-12T22:33:00Z" w16du:dateUtc="2026-10-13T02:33:00Z">
                 <w:rPr>
                   <w:rFonts w:ascii="Cambria Math" w:hAnsi="Cambria Math"/>
                 </w:rPr>
@@ -11163,7 +10658,7 @@
           </m:sSubPr>
           <m:e>
             <m:r>
-              <w:del w:id="105" w:author="Levine, Charles Roger CTR USARMY USMA (USA)" w:date="2026-10-12T22:33:00Z" w16du:dateUtc="2026-10-13T02:33:00Z">
+              <w:del w:id="89" w:author="Levine, Charles Roger CTR USARMY USMA (USA)" w:date="2026-10-12T22:33:00Z" w16du:dateUtc="2026-10-13T02:33:00Z">
                 <w:rPr>
                   <w:rFonts w:ascii="Cambria Math" w:hAnsi="Cambria Math"/>
                 </w:rPr>
@@ -11173,7 +10668,7 @@
           </m:e>
           <m:sub>
             <m:r>
-              <w:del w:id="106" w:author="Levine, Charles Roger CTR USARMY USMA (USA)" w:date="2026-10-12T22:33:00Z" w16du:dateUtc="2026-10-13T02:33:00Z">
+              <w:del w:id="90" w:author="Levine, Charles Roger CTR USARMY USMA (USA)" w:date="2026-10-12T22:33:00Z" w16du:dateUtc="2026-10-13T02:33:00Z">
                 <w:rPr>
                   <w:rFonts w:ascii="Cambria Math" w:hAnsi="Cambria Math"/>
                 </w:rPr>
@@ -11183,12 +10678,12 @@
           </m:sub>
         </m:sSub>
       </m:oMath>
-      <w:del w:id="107" w:author="Levine, Charles Roger CTR USARMY USMA (USA)" w:date="2026-10-12T22:33:00Z" w16du:dateUtc="2026-10-13T02:33:00Z">
+      <w:del w:id="91" w:author="Levine, Charles Roger CTR USARMY USMA (USA)" w:date="2026-10-12T22:33:00Z" w16du:dateUtc="2026-10-13T02:33:00Z">
         <w:r>
           <w:delText xml:space="preserve"> bands, and a count of changed winner identities answer different questions. The chapter uses mathematical properties to establish what the mechanism can do and completed simulations to show what it did in specified configurations. It does not infer a universal causal law from a visually appealing </w:delText>
         </w:r>
       </w:del>
-      <w:del w:id="108" w:author="Levine, Charles Roger CTR USARMY USMA (USA)" w:date="2026-10-12T22:34:00Z" w16du:dateUtc="2026-10-13T02:34:00Z">
+      <w:del w:id="92" w:author="Levine, Charles Roger CTR USARMY USMA (USA)" w:date="2026-10-12T22:34:00Z" w16du:dateUtc="2026-10-13T02:34:00Z">
         <w:r>
           <w:delText>curve.</w:delText>
         </w:r>
@@ -11198,9 +10693,9 @@
       <w:pPr>
         <w:pStyle w:val="Heading1"/>
       </w:pPr>
-      <w:bookmarkStart w:id="109" w:name="Xace9f33b90814f9bd53ece6c999c09ae207edc6"/>
+      <w:bookmarkStart w:id="93" w:name="Xace9f33b90814f9bd53ece6c999c09ae207edc6"/>
       <w:bookmarkEnd w:id="14"/>
-      <w:bookmarkEnd w:id="71"/>
+      <w:bookmarkEnd w:id="55"/>
       <w:r>
         <w:t>4.6 Generating artificial groups with controlled sorting</w:t>
       </w:r>
@@ -11208,22 +10703,22 @@
     <w:p>
       <w:pPr>
         <w:rPr>
-          <w:ins w:id="110" w:author="Levine, Charles Roger CTR USARMY USMA (USA)" w:date="2026-10-12T22:39:00Z"/>
+          <w:ins w:id="94" w:author="Levine, Charles Roger CTR USARMY USMA (USA)" w:date="2026-10-12T22:39:00Z"/>
         </w:rPr>
       </w:pPr>
-      <w:del w:id="111" w:author="Levine, Charles Roger CTR USARMY USMA (USA)" w:date="2026-10-12T22:39:00Z" w16du:dateUtc="2026-10-13T02:39:00Z">
+      <w:del w:id="95" w:author="Levine, Charles Roger CTR USARMY USMA (USA)" w:date="2026-10-12T22:39:00Z" w16du:dateUtc="2026-10-13T02:39:00Z">
         <w:r>
           <w:delText>Un</w:delText>
         </w:r>
       </w:del>
-      <w:ins w:id="112" w:author="Levine, Charles Roger CTR USARMY USMA (USA)" w:date="2026-10-12T22:39:00Z">
+      <w:ins w:id="96" w:author="Levine, Charles Roger CTR USARMY USMA (USA)" w:date="2026-10-12T22:39:00Z">
         <w:r>
           <w:t>So far, we have taken group memberships as given and examined how group composition affects scores and selection. To investigate this mechanism systematically, we also need to construct populations in which the same individuals can be arranged into different groups. For example, similar performers might cluster together, or high- and low-performing individuals might be distributed more evenly across groups. These arrangements create different competitive environments even though the population’s individual performance values remain unchanged.</w:t>
         </w:r>
       </w:ins>
     </w:p>
     <w:p>
-      <w:ins w:id="113" w:author="Levine, Charles Roger CTR USARMY USMA (USA)" w:date="2026-10-12T22:39:00Z">
+      <w:ins w:id="97" w:author="Levine, Charles Roger CTR USARMY USMA (USA)" w:date="2026-10-12T22:39:00Z">
         <w:r>
           <w:t xml:space="preserve">The assignment procedure supplies these artificial environments for simulation. It allows us to vary the tendency of similar individuals to join the same group while preserving the number of </w:t>
         </w:r>
@@ -11232,7 +10727,7 @@
           <w:t>individuals and each group’s roster capacity. Assignment is therefore a device for studying the consequences of group composition. The scoring and selection model can also operate on observed groups without generating new memberships</w:t>
         </w:r>
       </w:ins>
-      <w:del w:id="114" w:author="Levine, Charles Roger CTR USARMY USMA (USA)" w:date="2026-10-12T22:39:00Z" w16du:dateUtc="2026-10-13T02:39:00Z">
+      <w:del w:id="98" w:author="Levine, Charles Roger CTR USARMY USMA (USA)" w:date="2026-10-12T22:39:00Z" w16du:dateUtc="2026-10-13T02:39:00Z">
         <w:r>
           <w:delText>til now, group memberships have been taken as given. To investigate the mechanism systematically, we also need populations in which we can vary who belongs with whom while retaining the same individuals and group capacities. Do similar performers cluster together, or are they distributed across heterogeneous groups? Constructing those alternatives makes sorting an experimental condition and lets us examine how it changes the local environments entering selection</w:delText>
         </w:r>
@@ -11245,16 +10740,16 @@
       <w:pPr>
         <w:pStyle w:val="Heading2"/>
       </w:pPr>
-      <w:bookmarkStart w:id="115" w:name="why-an-assignment-mechanism-is-needed"/>
+      <w:bookmarkStart w:id="99" w:name="why-an-assignment-mechanism-is-needed"/>
       <w:r>
         <w:t xml:space="preserve">4.6.1 </w:t>
       </w:r>
-      <w:ins w:id="116" w:author="Levine, Charles Roger CTR USARMY USMA (USA)" w:date="2026-10-12T22:37:00Z" w16du:dateUtc="2026-10-13T02:37:00Z">
+      <w:ins w:id="100" w:author="Levine, Charles Roger CTR USARMY USMA (USA)" w:date="2026-10-12T22:37:00Z" w16du:dateUtc="2026-10-13T02:37:00Z">
         <w:r>
           <w:t>Representing individuals and groups</w:t>
         </w:r>
       </w:ins>
-      <w:del w:id="117" w:author="Levine, Charles Roger CTR USARMY USMA (USA)" w:date="2026-10-12T22:37:00Z" w16du:dateUtc="2026-10-13T02:37:00Z">
+      <w:del w:id="101" w:author="Levine, Charles Roger CTR USARMY USMA (USA)" w:date="2026-10-12T22:37:00Z" w16du:dateUtc="2026-10-13T02:37:00Z">
         <w:r>
           <w:delText>Why an assignment mechanism is needed</w:delText>
         </w:r>
@@ -11263,13 +10758,13 @@
     <w:p>
       <w:pPr>
         <w:rPr>
-          <w:ins w:id="118" w:author="Levine, Charles Roger CTR USARMY USMA (USA)" w:date="2026-10-12T22:42:00Z"/>
+          <w:ins w:id="102" w:author="Levine, Charles Roger CTR USARMY USMA (USA)" w:date="2026-10-12T22:42:00Z"/>
         </w:rPr>
       </w:pPr>
       <w:r>
         <w:t xml:space="preserve">The assignment mechanism supplies controlled group memberships for simulation. Observed rosters already </w:t>
       </w:r>
-      <w:ins w:id="119" w:author="Levine, Charles Roger CTR USARMY USMA (USA)" w:date="2026-10-12T22:42:00Z">
+      <w:ins w:id="103" w:author="Levine, Charles Roger CTR USARMY USMA (USA)" w:date="2026-10-12T22:42:00Z">
         <w:r>
           <w:t xml:space="preserve">We represent the population as a network containing two kinds of nodes: individuals and groups. A connection between an individual and a group indicates membership. This is a </w:t>
         </w:r>
@@ -11288,10 +10783,10 @@
     <w:p>
       <w:pPr>
         <w:rPr>
-          <w:ins w:id="120" w:author="Levine, Charles Roger CTR USARMY USMA (USA)" w:date="2026-10-12T22:42:00Z"/>
+          <w:ins w:id="104" w:author="Levine, Charles Roger CTR USARMY USMA (USA)" w:date="2026-10-12T22:42:00Z"/>
         </w:rPr>
       </w:pPr>
-      <w:ins w:id="121" w:author="Levine, Charles Roger CTR USARMY USMA (USA)" w:date="2026-10-12T22:42:00Z">
+      <w:ins w:id="105" w:author="Levine, Charles Roger CTR USARMY USMA (USA)" w:date="2026-10-12T22:42:00Z">
         <w:r>
           <w:t xml:space="preserve">Let </w:t>
         </w:r>
@@ -11304,7 +10799,7 @@
           <m:t>J</m:t>
         </m:r>
       </m:oMath>
-      <w:ins w:id="122" w:author="Levine, Charles Roger CTR USARMY USMA (USA)" w:date="2026-10-12T22:42:00Z">
+      <w:ins w:id="106" w:author="Levine, Charles Roger CTR USARMY USMA (USA)" w:date="2026-10-12T22:42:00Z">
         <w:r>
           <w:t xml:space="preserve"> denote the number of groups and </w:t>
         </w:r>
@@ -11336,7 +10831,7 @@
           </m:sub>
         </m:sSub>
       </m:oMath>
-      <w:ins w:id="123" w:author="Levine, Charles Roger CTR USARMY USMA (USA)" w:date="2026-10-12T22:42:00Z">
+      <w:ins w:id="107" w:author="Levine, Charles Roger CTR USARMY USMA (USA)" w:date="2026-10-12T22:42:00Z">
         <w:r>
           <w:t xml:space="preserve"> the specified capacity of group </w:t>
         </w:r>
@@ -11349,7 +10844,7 @@
           <m:t>j</m:t>
         </m:r>
       </m:oMath>
-      <w:ins w:id="124" w:author="Levine, Charles Roger CTR USARMY USMA (USA)" w:date="2026-10-12T22:42:00Z">
+      <w:ins w:id="108" w:author="Levine, Charles Roger CTR USARMY USMA (USA)" w:date="2026-10-12T22:42:00Z">
         <w:r>
           <w:t>. These capacities are positive integers satisfying</w:t>
         </w:r>
@@ -11358,7 +10853,7 @@
     <w:p>
       <w:pPr>
         <w:rPr>
-          <w:ins w:id="125" w:author="Levine, Charles Roger CTR USARMY USMA (USA)" w:date="2026-10-12T22:42:00Z"/>
+          <w:ins w:id="109" w:author="Levine, Charles Roger CTR USARMY USMA (USA)" w:date="2026-10-12T22:42:00Z"/>
         </w:rPr>
       </w:pPr>
       <m:oMathPara>
@@ -11429,10 +10924,10 @@
     <w:p>
       <w:pPr>
         <w:rPr>
-          <w:ins w:id="126" w:author="Levine, Charles Roger CTR USARMY USMA (USA)" w:date="2026-10-12T22:42:00Z"/>
+          <w:ins w:id="110" w:author="Levine, Charles Roger CTR USARMY USMA (USA)" w:date="2026-10-12T22:42:00Z"/>
         </w:rPr>
       </w:pPr>
-      <w:ins w:id="127" w:author="Levine, Charles Roger CTR USARMY USMA (USA)" w:date="2026-10-12T22:42:00Z">
+      <w:ins w:id="111" w:author="Levine, Charles Roger CTR USARMY USMA (USA)" w:date="2026-10-12T22:42:00Z">
         <w:r>
           <w:t>The assignment procedure must therefore give every individual one membership and fill every group to its specified capacity.</w:t>
         </w:r>
@@ -11441,10 +10936,10 @@
     <w:p>
       <w:pPr>
         <w:rPr>
-          <w:del w:id="128" w:author="Levine, Charles Roger CTR USARMY USMA (USA)" w:date="2026-10-12T22:42:00Z" w16du:dateUtc="2026-10-13T02:42:00Z"/>
+          <w:del w:id="112" w:author="Levine, Charles Roger CTR USARMY USMA (USA)" w:date="2026-10-12T22:42:00Z" w16du:dateUtc="2026-10-13T02:42:00Z"/>
         </w:rPr>
       </w:pPr>
-      <w:ins w:id="129" w:author="Levine, Charles Roger CTR USARMY USMA (USA)" w:date="2026-10-12T22:42:00Z">
+      <w:ins w:id="113" w:author="Levine, Charles Roger CTR USARMY USMA (USA)" w:date="2026-10-12T22:42:00Z">
         <w:r>
           <w:t xml:space="preserve">The mechanism used here, referred to as the LG mechanism, combines fixed roster capacities with a preference based on the individual characteristic </w:t>
         </w:r>
@@ -11476,22 +10971,22 @@
           </m:sub>
         </m:sSub>
       </m:oMath>
-      <w:ins w:id="130" w:author="Levine, Charles Roger CTR USARMY USMA (USA)" w:date="2026-10-12T22:42:00Z">
+      <w:ins w:id="114" w:author="Levine, Charles Roger CTR USARMY USMA (USA)" w:date="2026-10-12T22:42:00Z">
         <w:r>
           <w:t>. Individuals are more likely to join groups whose current members have similar performance. This is attachment based on a characteristic</w:t>
         </w:r>
       </w:ins>
-      <w:ins w:id="131" w:author="Levine, Charles Roger CTR USARMY USMA (USA)" w:date="2026-10-12T22:44:00Z" w16du:dateUtc="2026-10-13T02:44:00Z">
+      <w:ins w:id="115" w:author="Levine, Charles Roger CTR USARMY USMA (USA)" w:date="2026-10-12T22:44:00Z" w16du:dateUtc="2026-10-13T02:44:00Z">
         <w:r>
           <w:t xml:space="preserve">, importantly here metadata, </w:t>
         </w:r>
       </w:ins>
-      <w:ins w:id="132" w:author="Levine, Charles Roger CTR USARMY USMA (USA)" w:date="2026-10-12T22:42:00Z">
+      <w:ins w:id="116" w:author="Levine, Charles Roger CTR USARMY USMA (USA)" w:date="2026-10-12T22:42:00Z">
         <w:r>
           <w:t>rather than attachment that rewards a group simply because it already has many members. The remaining capacity of a group nevertheless matters because individuals must be allocated among a fixed number of available places.</w:t>
         </w:r>
       </w:ins>
-      <w:del w:id="133" w:author="Levine, Charles Roger CTR USARMY USMA (USA)" w:date="2026-10-12T22:42:00Z" w16du:dateUtc="2026-10-13T02:42:00Z">
+      <w:del w:id="117" w:author="Levine, Charles Roger CTR USARMY USMA (USA)" w:date="2026-10-12T22:42:00Z" w16du:dateUtc="2026-10-13T02:42:00Z">
         <w:r>
           <w:delText>provide memberships and do not require this step. We use artificial groups to investigate the consequences of composition, without claiming to predict every institutional process through which real groups form.</w:delText>
         </w:r>
@@ -11500,10 +10995,10 @@
     <w:p>
       <w:pPr>
         <w:rPr>
-          <w:del w:id="134" w:author="Levine, Charles Roger CTR USARMY USMA (USA)" w:date="2026-10-12T22:42:00Z" w16du:dateUtc="2026-10-13T02:42:00Z"/>
+          <w:del w:id="118" w:author="Levine, Charles Roger CTR USARMY USMA (USA)" w:date="2026-10-12T22:42:00Z" w16du:dateUtc="2026-10-13T02:42:00Z"/>
         </w:rPr>
       </w:pPr>
-      <w:del w:id="135" w:author="Levine, Charles Roger CTR USARMY USMA (USA)" w:date="2026-10-12T22:42:00Z" w16du:dateUtc="2026-10-13T02:42:00Z">
+      <w:del w:id="119" w:author="Levine, Charles Roger CTR USARMY USMA (USA)" w:date="2026-10-12T22:42:00Z" w16du:dateUtc="2026-10-13T02:42:00Z">
         <w:r>
           <w:delText xml:space="preserve">We represent membership as a bipartite network, with individuals on one side and groups on the other. Each individual has one membership edge during the modeled period. Group j must ultimately have </w:delText>
         </w:r>
@@ -11512,7 +11007,7 @@
         <m:sSub>
           <m:sSubPr>
             <m:ctrlPr>
-              <w:del w:id="136" w:author="Levine, Charles Roger CTR USARMY USMA (USA)" w:date="2026-10-12T22:42:00Z" w16du:dateUtc="2026-10-13T02:42:00Z">
+              <w:del w:id="120" w:author="Levine, Charles Roger CTR USARMY USMA (USA)" w:date="2026-10-12T22:42:00Z" w16du:dateUtc="2026-10-13T02:42:00Z">
                 <w:rPr>
                   <w:rFonts w:ascii="Cambria Math" w:hAnsi="Cambria Math"/>
                 </w:rPr>
@@ -11521,7 +11016,7 @@
           </m:sSubPr>
           <m:e>
             <m:r>
-              <w:del w:id="137" w:author="Levine, Charles Roger CTR USARMY USMA (USA)" w:date="2026-10-12T22:42:00Z" w16du:dateUtc="2026-10-13T02:42:00Z">
+              <w:del w:id="121" w:author="Levine, Charles Roger CTR USARMY USMA (USA)" w:date="2026-10-12T22:42:00Z" w16du:dateUtc="2026-10-13T02:42:00Z">
                 <w:rPr>
                   <w:rFonts w:ascii="Cambria Math" w:hAnsi="Cambria Math"/>
                 </w:rPr>
@@ -11531,7 +11026,7 @@
           </m:e>
           <m:sub>
             <m:r>
-              <w:del w:id="138" w:author="Levine, Charles Roger CTR USARMY USMA (USA)" w:date="2026-10-12T22:42:00Z" w16du:dateUtc="2026-10-13T02:42:00Z">
+              <w:del w:id="122" w:author="Levine, Charles Roger CTR USARMY USMA (USA)" w:date="2026-10-12T22:42:00Z" w16du:dateUtc="2026-10-13T02:42:00Z">
                 <w:rPr>
                   <w:rFonts w:ascii="Cambria Math" w:hAnsi="Cambria Math"/>
                 </w:rPr>
@@ -11541,14 +11036,14 @@
           </m:sub>
         </m:sSub>
       </m:oMath>
-      <w:del w:id="139" w:author="Levine, Charles Roger CTR USARMY USMA (USA)" w:date="2026-10-12T22:42:00Z" w16du:dateUtc="2026-10-13T02:42:00Z">
+      <w:del w:id="123" w:author="Levine, Charles Roger CTR USARMY USMA (USA)" w:date="2026-10-12T22:42:00Z" w16du:dateUtc="2026-10-13T02:42:00Z">
         <w:r>
           <w:delText xml:space="preserve"> edges, preserving its specified roster capacity. Shared membership induces peer relationships in the individual projection, but the scoring mechanism can be evaluated directly from group membership without constructing that projection explicitly.</w:delText>
         </w:r>
       </w:del>
     </w:p>
     <w:p>
-      <w:del w:id="140" w:author="Levine, Charles Roger CTR USARMY USMA (USA)" w:date="2026-10-12T22:42:00Z" w16du:dateUtc="2026-10-13T02:42:00Z">
+      <w:del w:id="124" w:author="Levine, Charles Roger CTR USARMY USMA (USA)" w:date="2026-10-12T22:42:00Z" w16du:dateUtc="2026-10-13T02:42:00Z">
         <w:r>
           <w:delText xml:space="preserve">This representation preserves the structural constraints of a bipartite configuration-style reference while allowing characteristic-based attachment to affect which memberships form. The LG mechanism combines fixed roster capacities with a preference based on the metadata </w:delText>
         </w:r>
@@ -11557,7 +11052,7 @@
         <m:sSub>
           <m:sSubPr>
             <m:ctrlPr>
-              <w:del w:id="141" w:author="Levine, Charles Roger CTR USARMY USMA (USA)" w:date="2026-10-12T22:42:00Z" w16du:dateUtc="2026-10-13T02:42:00Z">
+              <w:del w:id="125" w:author="Levine, Charles Roger CTR USARMY USMA (USA)" w:date="2026-10-12T22:42:00Z" w16du:dateUtc="2026-10-13T02:42:00Z">
                 <w:rPr>
                   <w:rFonts w:ascii="Cambria Math" w:hAnsi="Cambria Math"/>
                 </w:rPr>
@@ -11566,7 +11061,7 @@
           </m:sSubPr>
           <m:e>
             <m:r>
-              <w:del w:id="142" w:author="Levine, Charles Roger CTR USARMY USMA (USA)" w:date="2026-10-12T22:42:00Z" w16du:dateUtc="2026-10-13T02:42:00Z">
+              <w:del w:id="126" w:author="Levine, Charles Roger CTR USARMY USMA (USA)" w:date="2026-10-12T22:42:00Z" w16du:dateUtc="2026-10-13T02:42:00Z">
                 <w:rPr>
                   <w:rFonts w:ascii="Cambria Math" w:hAnsi="Cambria Math"/>
                 </w:rPr>
@@ -11576,7 +11071,7 @@
           </m:e>
           <m:sub>
             <m:r>
-              <w:del w:id="143" w:author="Levine, Charles Roger CTR USARMY USMA (USA)" w:date="2026-10-12T22:42:00Z" w16du:dateUtc="2026-10-13T02:42:00Z">
+              <w:del w:id="127" w:author="Levine, Charles Roger CTR USARMY USMA (USA)" w:date="2026-10-12T22:42:00Z" w16du:dateUtc="2026-10-13T02:42:00Z">
                 <w:rPr>
                   <w:rFonts w:ascii="Cambria Math" w:hAnsi="Cambria Math"/>
                 </w:rPr>
@@ -11586,12 +11081,12 @@
           </m:sub>
         </m:sSub>
       </m:oMath>
-      <w:del w:id="144" w:author="Levine, Charles Roger CTR USARMY USMA (USA)" w:date="2026-10-12T22:42:00Z" w16du:dateUtc="2026-10-13T02:42:00Z">
+      <w:del w:id="128" w:author="Levine, Charles Roger CTR USARMY USMA (USA)" w:date="2026-10-12T22:42:00Z" w16du:dateUtc="2026-10-13T02:42:00Z">
         <w:r>
           <w:delText xml:space="preserve">. The similarity term does not reward a group merely for having already acquired many members. A separate experiment that relaxes fixed roster sizes is a different model and is not silently substituted for the mechanism described </w:delText>
         </w:r>
       </w:del>
-      <w:del w:id="145" w:author="Levine, Charles Roger CTR USARMY USMA (USA)" w:date="2026-10-12T22:43:00Z" w16du:dateUtc="2026-10-13T02:43:00Z">
+      <w:del w:id="129" w:author="Levine, Charles Roger CTR USARMY USMA (USA)" w:date="2026-10-12T22:43:00Z" w16du:dateUtc="2026-10-13T02:43:00Z">
         <w:r>
           <w:delText>here.</w:delText>
         </w:r>
@@ -11601,34 +11096,21 @@
       <w:pPr>
         <w:pStyle w:val="Heading2"/>
       </w:pPr>
-      <w:bookmarkStart w:id="146" w:name="X3819545970a9b5cccbdae8e4b8b7e3182042c91"/>
-      <w:bookmarkEnd w:id="115"/>
-      <w:r>
-        <w:lastRenderedPageBreak/>
+      <w:bookmarkStart w:id="130" w:name="X3819545970a9b5cccbdae8e4b8b7e3182042c91"/>
+      <w:bookmarkEnd w:id="99"/>
+      <w:r>
         <w:t>4.6.2 Sequential assignment with evolving centroids</w:t>
       </w:r>
     </w:p>
     <w:p>
       <w:pPr>
-        <w:pStyle w:val="Heading2"/>
+        <w:pStyle w:val="BodyText"/>
         <w:rPr>
-          <w:ins w:id="147" w:author="Levine, Charles Roger CTR USARMY USMA (USA)" w:date="2026-10-12T22:45:00Z" w16du:dateUtc="2026-10-13T02:45:00Z"/>
-          <w:rFonts w:ascii="Times New Roman" w:eastAsiaTheme="minorEastAsia" w:hAnsi="Times New Roman" w:cstheme="minorBidi"/>
-          <w:b w:val="0"/>
-          <w:bCs w:val="0"/>
-          <w:sz w:val="24"/>
-          <w:szCs w:val="22"/>
+          <w:ins w:id="131" w:author="Levine, Charles Roger CTR USARMY USMA (USA)" w:date="2026-10-12T22:45:00Z" w16du:dateUtc="2026-10-13T02:45:00Z"/>
         </w:rPr>
       </w:pPr>
-      <w:ins w:id="148" w:author="Levine, Charles Roger CTR USARMY USMA (USA)" w:date="2026-10-12T22:45:00Z" w16du:dateUtc="2026-10-13T02:45:00Z">
+      <w:ins w:id="132" w:author="Levine, Charles Roger CTR USARMY USMA (USA)" w:date="2026-10-12T22:45:00Z" w16du:dateUtc="2026-10-13T02:45:00Z">
         <w:r>
-          <w:rPr>
-            <w:rFonts w:ascii="Times New Roman" w:eastAsiaTheme="minorEastAsia" w:hAnsi="Times New Roman" w:cstheme="minorBidi"/>
-            <w:b w:val="0"/>
-            <w:bCs w:val="0"/>
-            <w:sz w:val="24"/>
-            <w:szCs w:val="22"/>
-          </w:rPr>
           <w:t xml:space="preserve">Assignment proceeds one individual at a time. Before anyone is assigned, each group is an empty node with its full roster capacity available. We give every empty group the same initial reference value, the population mean </w:t>
         </w:r>
       </w:ins>
@@ -11638,9 +11120,7 @@
             <m:chr m:val="̅"/>
             <m:ctrlPr>
               <w:rPr>
-                <w:rFonts w:ascii="Cambria Math" w:eastAsiaTheme="minorEastAsia" w:hAnsi="Cambria Math" w:cstheme="minorBidi"/>
-                <w:sz w:val="24"/>
-                <w:szCs w:val="22"/>
+                <w:rFonts w:ascii="Cambria Math" w:hAnsi="Cambria Math"/>
               </w:rPr>
             </m:ctrlPr>
           </m:accPr>
@@ -11650,24 +11130,15 @@
                 <m:sty m:val="bi"/>
               </m:rPr>
               <w:rPr>
-                <w:rFonts w:ascii="Cambria Math" w:eastAsiaTheme="minorEastAsia" w:hAnsi="Cambria Math" w:cstheme="minorBidi"/>
-                <w:sz w:val="24"/>
-                <w:szCs w:val="22"/>
+                <w:rFonts w:ascii="Cambria Math" w:hAnsi="Cambria Math"/>
               </w:rPr>
               <m:t>A</m:t>
             </m:r>
           </m:e>
         </m:acc>
       </m:oMath>
-      <w:ins w:id="149" w:author="Levine, Charles Roger CTR USARMY USMA (USA)" w:date="2026-10-12T22:45:00Z" w16du:dateUtc="2026-10-13T02:45:00Z">
+      <w:ins w:id="133" w:author="Levine, Charles Roger CTR USARMY USMA (USA)" w:date="2026-10-12T22:45:00Z" w16du:dateUtc="2026-10-13T02:45:00Z">
         <w:r>
-          <w:rPr>
-            <w:rFonts w:ascii="Times New Roman" w:eastAsiaTheme="minorEastAsia" w:hAnsi="Times New Roman" w:cstheme="minorBidi"/>
-            <w:b w:val="0"/>
-            <w:bCs w:val="0"/>
-            <w:sz w:val="24"/>
-            <w:szCs w:val="22"/>
-          </w:rPr>
           <w:t xml:space="preserve">. Once a group receives its first member, that individual’s </w:t>
         </w:r>
       </w:ins>
@@ -11676,9 +11147,7 @@
           <m:sSubPr>
             <m:ctrlPr>
               <w:rPr>
-                <w:rFonts w:ascii="Cambria Math" w:eastAsiaTheme="minorEastAsia" w:hAnsi="Cambria Math" w:cstheme="minorBidi"/>
-                <w:sz w:val="24"/>
-                <w:szCs w:val="22"/>
+                <w:rFonts w:ascii="Cambria Math" w:hAnsi="Cambria Math"/>
               </w:rPr>
             </m:ctrlPr>
           </m:sSubPr>
@@ -11688,9 +11157,7 @@
                 <m:sty m:val="bi"/>
               </m:rPr>
               <w:rPr>
-                <w:rFonts w:ascii="Cambria Math" w:eastAsiaTheme="minorEastAsia" w:hAnsi="Cambria Math" w:cstheme="minorBidi"/>
-                <w:sz w:val="24"/>
-                <w:szCs w:val="22"/>
+                <w:rFonts w:ascii="Cambria Math" w:hAnsi="Cambria Math"/>
               </w:rPr>
               <m:t>A</m:t>
             </m:r>
@@ -11701,74 +11168,42 @@
                 <m:sty m:val="bi"/>
               </m:rPr>
               <w:rPr>
-                <w:rFonts w:ascii="Cambria Math" w:eastAsiaTheme="minorEastAsia" w:hAnsi="Cambria Math" w:cstheme="minorBidi"/>
-                <w:sz w:val="24"/>
-                <w:szCs w:val="22"/>
+                <w:rFonts w:ascii="Cambria Math" w:hAnsi="Cambria Math"/>
               </w:rPr>
               <m:t>i</m:t>
             </m:r>
           </m:sub>
         </m:sSub>
       </m:oMath>
-      <w:ins w:id="150" w:author="Levine, Charles Roger CTR USARMY USMA (USA)" w:date="2026-10-12T22:45:00Z" w16du:dateUtc="2026-10-13T02:45:00Z">
+      <w:ins w:id="134" w:author="Levine, Charles Roger CTR USARMY USMA (USA)" w:date="2026-10-12T22:45:00Z" w16du:dateUtc="2026-10-13T02:45:00Z">
         <w:r>
-          <w:rPr>
-            <w:rFonts w:ascii="Times New Roman" w:eastAsiaTheme="minorEastAsia" w:hAnsi="Times New Roman" w:cstheme="minorBidi"/>
-            <w:b w:val="0"/>
-            <w:bCs w:val="0"/>
-            <w:sz w:val="24"/>
-            <w:szCs w:val="22"/>
-          </w:rPr>
           <w:t xml:space="preserve"> replaces the initial reference value. Thereafter, the group’s reference value is the mean performance of its current members. We call this evolving mean its centroid.</w:t>
         </w:r>
       </w:ins>
     </w:p>
     <w:p>
       <w:pPr>
-        <w:pStyle w:val="Heading2"/>
+        <w:pStyle w:val="BodyText"/>
         <w:rPr>
-          <w:ins w:id="151" w:author="Levine, Charles Roger CTR USARMY USMA (USA)" w:date="2026-10-12T22:45:00Z" w16du:dateUtc="2026-10-13T02:45:00Z"/>
-          <w:rFonts w:ascii="Times New Roman" w:eastAsiaTheme="minorEastAsia" w:hAnsi="Times New Roman" w:cstheme="minorBidi"/>
-          <w:b w:val="0"/>
-          <w:bCs w:val="0"/>
-          <w:sz w:val="24"/>
-          <w:szCs w:val="22"/>
+          <w:ins w:id="135" w:author="Levine, Charles Roger CTR USARMY USMA (USA)" w:date="2026-10-12T22:45:00Z" w16du:dateUtc="2026-10-13T02:45:00Z"/>
         </w:rPr>
       </w:pPr>
-      <w:ins w:id="152" w:author="Levine, Charles Roger CTR USARMY USMA (USA)" w:date="2026-10-12T22:45:00Z" w16du:dateUtc="2026-10-13T02:45:00Z">
+      <w:ins w:id="136" w:author="Levine, Charles Roger CTR USARMY USMA (USA)" w:date="2026-10-12T22:45:00Z" w16du:dateUtc="2026-10-13T02:45:00Z">
         <w:r>
-          <w:rPr>
-            <w:rFonts w:ascii="Times New Roman" w:eastAsiaTheme="minorEastAsia" w:hAnsi="Times New Roman" w:cstheme="minorBidi"/>
-            <w:b w:val="0"/>
-            <w:bCs w:val="0"/>
-            <w:sz w:val="24"/>
-            <w:szCs w:val="22"/>
-          </w:rPr>
+          <w:lastRenderedPageBreak/>
           <w:t>Individuals are processed in a randomly ordered sequence. When an individual is considered for assignment, each group’s probability depends on two quantities: how many places it still has available and how similar its current centroid is to that individual’s performance.</w:t>
         </w:r>
       </w:ins>
     </w:p>
     <w:p>
       <w:pPr>
-        <w:pStyle w:val="Heading2"/>
+        <w:pStyle w:val="BodyText"/>
         <w:rPr>
-          <w:ins w:id="153" w:author="Levine, Charles Roger CTR USARMY USMA (USA)" w:date="2026-10-12T22:45:00Z" w16du:dateUtc="2026-10-13T02:45:00Z"/>
-          <w:rFonts w:ascii="Times New Roman" w:eastAsiaTheme="minorEastAsia" w:hAnsi="Times New Roman" w:cstheme="minorBidi"/>
-          <w:b w:val="0"/>
-          <w:bCs w:val="0"/>
-          <w:sz w:val="24"/>
-          <w:szCs w:val="22"/>
+          <w:ins w:id="137" w:author="Levine, Charles Roger CTR USARMY USMA (USA)" w:date="2026-10-12T22:45:00Z" w16du:dateUtc="2026-10-13T02:45:00Z"/>
         </w:rPr>
       </w:pPr>
-      <w:ins w:id="154" w:author="Levine, Charles Roger CTR USARMY USMA (USA)" w:date="2026-10-12T22:45:00Z" w16du:dateUtc="2026-10-13T02:45:00Z">
+      <w:ins w:id="138" w:author="Levine, Charles Roger CTR USARMY USMA (USA)" w:date="2026-10-12T22:45:00Z" w16du:dateUtc="2026-10-13T02:45:00Z">
         <w:r>
-          <w:rPr>
-            <w:rFonts w:ascii="Times New Roman" w:eastAsiaTheme="minorEastAsia" w:hAnsi="Times New Roman" w:cstheme="minorBidi"/>
-            <w:b w:val="0"/>
-            <w:bCs w:val="0"/>
-            <w:sz w:val="24"/>
-            <w:szCs w:val="22"/>
-          </w:rPr>
           <w:t xml:space="preserve">Let </w:t>
         </w:r>
       </w:ins>
@@ -11778,22 +11213,13 @@
             <m:sty m:val="bi"/>
           </m:rPr>
           <w:rPr>
-            <w:rFonts w:ascii="Cambria Math" w:eastAsiaTheme="minorEastAsia" w:hAnsi="Cambria Math" w:cstheme="minorBidi"/>
-            <w:sz w:val="24"/>
-            <w:szCs w:val="22"/>
+            <w:rFonts w:ascii="Cambria Math" w:hAnsi="Cambria Math"/>
           </w:rPr>
           <m:t>m</m:t>
         </m:r>
       </m:oMath>
-      <w:ins w:id="155" w:author="Levine, Charles Roger CTR USARMY USMA (USA)" w:date="2026-10-12T22:45:00Z" w16du:dateUtc="2026-10-13T02:45:00Z">
+      <w:ins w:id="139" w:author="Levine, Charles Roger CTR USARMY USMA (USA)" w:date="2026-10-12T22:45:00Z" w16du:dateUtc="2026-10-13T02:45:00Z">
         <w:r>
-          <w:rPr>
-            <w:rFonts w:ascii="Times New Roman" w:eastAsiaTheme="minorEastAsia" w:hAnsi="Times New Roman" w:cstheme="minorBidi"/>
-            <w:b w:val="0"/>
-            <w:bCs w:val="0"/>
-            <w:sz w:val="24"/>
-            <w:szCs w:val="22"/>
-          </w:rPr>
           <w:t xml:space="preserve"> index the assignment steps, </w:t>
         </w:r>
       </w:ins>
@@ -11802,9 +11228,7 @@
           <m:sSubSupPr>
             <m:ctrlPr>
               <w:rPr>
-                <w:rFonts w:ascii="Cambria Math" w:eastAsiaTheme="minorEastAsia" w:hAnsi="Cambria Math" w:cstheme="minorBidi"/>
-                <w:sz w:val="24"/>
-                <w:szCs w:val="22"/>
+                <w:rFonts w:ascii="Cambria Math" w:hAnsi="Cambria Math"/>
               </w:rPr>
             </m:ctrlPr>
           </m:sSubSupPr>
@@ -11814,9 +11238,7 @@
                 <m:sty m:val="bi"/>
               </m:rPr>
               <w:rPr>
-                <w:rFonts w:ascii="Cambria Math" w:eastAsiaTheme="minorEastAsia" w:hAnsi="Cambria Math" w:cstheme="minorBidi"/>
-                <w:sz w:val="24"/>
-                <w:szCs w:val="22"/>
+                <w:rFonts w:ascii="Cambria Math" w:hAnsi="Cambria Math"/>
               </w:rPr>
               <m:t>R</m:t>
             </m:r>
@@ -11827,9 +11249,7 @@
                 <m:sty m:val="bi"/>
               </m:rPr>
               <w:rPr>
-                <w:rFonts w:ascii="Cambria Math" w:eastAsiaTheme="minorEastAsia" w:hAnsi="Cambria Math" w:cstheme="minorBidi"/>
-                <w:sz w:val="24"/>
-                <w:szCs w:val="22"/>
+                <w:rFonts w:ascii="Cambria Math" w:hAnsi="Cambria Math"/>
               </w:rPr>
               <m:t>j</m:t>
             </m:r>
@@ -11839,9 +11259,7 @@
               <m:dPr>
                 <m:ctrlPr>
                   <w:rPr>
-                    <w:rFonts w:ascii="Cambria Math" w:eastAsiaTheme="minorEastAsia" w:hAnsi="Cambria Math" w:cstheme="minorBidi"/>
-                    <w:sz w:val="24"/>
-                    <w:szCs w:val="22"/>
+                    <w:rFonts w:ascii="Cambria Math" w:hAnsi="Cambria Math"/>
                   </w:rPr>
                 </m:ctrlPr>
               </m:dPr>
@@ -11851,9 +11269,7 @@
                     <m:sty m:val="bi"/>
                   </m:rPr>
                   <w:rPr>
-                    <w:rFonts w:ascii="Cambria Math" w:eastAsiaTheme="minorEastAsia" w:hAnsi="Cambria Math" w:cstheme="minorBidi"/>
-                    <w:sz w:val="24"/>
-                    <w:szCs w:val="22"/>
+                    <w:rFonts w:ascii="Cambria Math" w:hAnsi="Cambria Math"/>
                   </w:rPr>
                   <m:t>m</m:t>
                 </m:r>
@@ -11862,15 +11278,8 @@
           </m:sup>
         </m:sSubSup>
       </m:oMath>
-      <w:ins w:id="156" w:author="Levine, Charles Roger CTR USARMY USMA (USA)" w:date="2026-10-12T22:45:00Z" w16du:dateUtc="2026-10-13T02:45:00Z">
+      <w:ins w:id="140" w:author="Levine, Charles Roger CTR USARMY USMA (USA)" w:date="2026-10-12T22:45:00Z" w16du:dateUtc="2026-10-13T02:45:00Z">
         <w:r>
-          <w:rPr>
-            <w:rFonts w:ascii="Times New Roman" w:eastAsiaTheme="minorEastAsia" w:hAnsi="Times New Roman" w:cstheme="minorBidi"/>
-            <w:b w:val="0"/>
-            <w:bCs w:val="0"/>
-            <w:sz w:val="24"/>
-            <w:szCs w:val="22"/>
-          </w:rPr>
           <w:t xml:space="preserve"> denote the number of places remaining in group </w:t>
         </w:r>
       </w:ins>
@@ -11880,22 +11289,13 @@
             <m:sty m:val="bi"/>
           </m:rPr>
           <w:rPr>
-            <w:rFonts w:ascii="Cambria Math" w:eastAsiaTheme="minorEastAsia" w:hAnsi="Cambria Math" w:cstheme="minorBidi"/>
-            <w:sz w:val="24"/>
-            <w:szCs w:val="22"/>
+            <w:rFonts w:ascii="Cambria Math" w:hAnsi="Cambria Math"/>
           </w:rPr>
           <m:t>j</m:t>
         </m:r>
       </m:oMath>
-      <w:ins w:id="157" w:author="Levine, Charles Roger CTR USARMY USMA (USA)" w:date="2026-10-12T22:45:00Z" w16du:dateUtc="2026-10-13T02:45:00Z">
+      <w:ins w:id="141" w:author="Levine, Charles Roger CTR USARMY USMA (USA)" w:date="2026-10-12T22:45:00Z" w16du:dateUtc="2026-10-13T02:45:00Z">
         <w:r>
-          <w:rPr>
-            <w:rFonts w:ascii="Times New Roman" w:eastAsiaTheme="minorEastAsia" w:hAnsi="Times New Roman" w:cstheme="minorBidi"/>
-            <w:b w:val="0"/>
-            <w:bCs w:val="0"/>
-            <w:sz w:val="24"/>
-            <w:szCs w:val="22"/>
-          </w:rPr>
           <w:t xml:space="preserve">, and </w:t>
         </w:r>
       </w:ins>
@@ -11904,9 +11304,7 @@
           <m:sSubSupPr>
             <m:ctrlPr>
               <w:rPr>
-                <w:rFonts w:ascii="Cambria Math" w:eastAsiaTheme="minorEastAsia" w:hAnsi="Cambria Math" w:cstheme="minorBidi"/>
-                <w:sz w:val="24"/>
-                <w:szCs w:val="22"/>
+                <w:rFonts w:ascii="Cambria Math" w:hAnsi="Cambria Math"/>
               </w:rPr>
             </m:ctrlPr>
           </m:sSubSupPr>
@@ -11916,9 +11314,7 @@
                 <m:sty m:val="bi"/>
               </m:rPr>
               <w:rPr>
-                <w:rFonts w:ascii="Cambria Math" w:eastAsiaTheme="minorEastAsia" w:hAnsi="Cambria Math" w:cstheme="minorBidi"/>
-                <w:sz w:val="24"/>
-                <w:szCs w:val="22"/>
+                <w:rFonts w:ascii="Cambria Math" w:hAnsi="Cambria Math"/>
               </w:rPr>
               <m:t>T</m:t>
             </m:r>
@@ -11929,9 +11325,7 @@
                 <m:sty m:val="bi"/>
               </m:rPr>
               <w:rPr>
-                <w:rFonts w:ascii="Cambria Math" w:eastAsiaTheme="minorEastAsia" w:hAnsi="Cambria Math" w:cstheme="minorBidi"/>
-                <w:sz w:val="24"/>
-                <w:szCs w:val="22"/>
+                <w:rFonts w:ascii="Cambria Math" w:hAnsi="Cambria Math"/>
               </w:rPr>
               <m:t>j</m:t>
             </m:r>
@@ -11941,9 +11335,7 @@
               <m:dPr>
                 <m:ctrlPr>
                   <w:rPr>
-                    <w:rFonts w:ascii="Cambria Math" w:eastAsiaTheme="minorEastAsia" w:hAnsi="Cambria Math" w:cstheme="minorBidi"/>
-                    <w:sz w:val="24"/>
-                    <w:szCs w:val="22"/>
+                    <w:rFonts w:ascii="Cambria Math" w:hAnsi="Cambria Math"/>
                   </w:rPr>
                 </m:ctrlPr>
               </m:dPr>
@@ -11953,9 +11345,7 @@
                     <m:sty m:val="bi"/>
                   </m:rPr>
                   <w:rPr>
-                    <w:rFonts w:ascii="Cambria Math" w:eastAsiaTheme="minorEastAsia" w:hAnsi="Cambria Math" w:cstheme="minorBidi"/>
-                    <w:sz w:val="24"/>
-                    <w:szCs w:val="22"/>
+                    <w:rFonts w:ascii="Cambria Math" w:hAnsi="Cambria Math"/>
                   </w:rPr>
                   <m:t>m</m:t>
                 </m:r>
@@ -11964,15 +11354,8 @@
           </m:sup>
         </m:sSubSup>
       </m:oMath>
-      <w:ins w:id="158" w:author="Levine, Charles Roger CTR USARMY USMA (USA)" w:date="2026-10-12T22:45:00Z" w16du:dateUtc="2026-10-13T02:45:00Z">
+      <w:ins w:id="142" w:author="Levine, Charles Roger CTR USARMY USMA (USA)" w:date="2026-10-12T22:45:00Z" w16du:dateUtc="2026-10-13T02:45:00Z">
         <w:r>
-          <w:rPr>
-            <w:rFonts w:ascii="Times New Roman" w:eastAsiaTheme="minorEastAsia" w:hAnsi="Times New Roman" w:cstheme="minorBidi"/>
-            <w:b w:val="0"/>
-            <w:bCs w:val="0"/>
-            <w:sz w:val="24"/>
-            <w:szCs w:val="22"/>
-          </w:rPr>
           <w:t xml:space="preserve"> denote its centroid immediately before step </w:t>
         </w:r>
       </w:ins>
@@ -11982,22 +11365,13 @@
             <m:sty m:val="bi"/>
           </m:rPr>
           <w:rPr>
-            <w:rFonts w:ascii="Cambria Math" w:eastAsiaTheme="minorEastAsia" w:hAnsi="Cambria Math" w:cstheme="minorBidi"/>
-            <w:sz w:val="24"/>
-            <w:szCs w:val="22"/>
+            <w:rFonts w:ascii="Cambria Math" w:hAnsi="Cambria Math"/>
           </w:rPr>
           <m:t>m</m:t>
         </m:r>
       </m:oMath>
-      <w:ins w:id="159" w:author="Levine, Charles Roger CTR USARMY USMA (USA)" w:date="2026-10-12T22:45:00Z" w16du:dateUtc="2026-10-13T02:45:00Z">
+      <w:ins w:id="143" w:author="Levine, Charles Roger CTR USARMY USMA (USA)" w:date="2026-10-12T22:45:00Z" w16du:dateUtc="2026-10-13T02:45:00Z">
         <w:r>
-          <w:rPr>
-            <w:rFonts w:ascii="Times New Roman" w:eastAsiaTheme="minorEastAsia" w:hAnsi="Times New Roman" w:cstheme="minorBidi"/>
-            <w:b w:val="0"/>
-            <w:bCs w:val="0"/>
-            <w:sz w:val="24"/>
-            <w:szCs w:val="22"/>
-          </w:rPr>
           <w:t xml:space="preserve">. The nonnegative parameter </w:t>
         </w:r>
       </w:ins>
@@ -12007,22 +11381,13 @@
             <m:sty m:val="bi"/>
           </m:rPr>
           <w:rPr>
-            <w:rFonts w:ascii="Cambria Math" w:eastAsiaTheme="minorEastAsia" w:hAnsi="Cambria Math" w:cstheme="minorBidi"/>
-            <w:sz w:val="24"/>
-            <w:szCs w:val="22"/>
+            <w:rFonts w:ascii="Cambria Math" w:hAnsi="Cambria Math"/>
           </w:rPr>
           <m:t>ρ</m:t>
         </m:r>
       </m:oMath>
-      <w:ins w:id="160" w:author="Levine, Charles Roger CTR USARMY USMA (USA)" w:date="2026-10-12T22:45:00Z" w16du:dateUtc="2026-10-13T02:45:00Z">
+      <w:ins w:id="144" w:author="Levine, Charles Roger CTR USARMY USMA (USA)" w:date="2026-10-12T22:45:00Z" w16du:dateUtc="2026-10-13T02:45:00Z">
         <w:r>
-          <w:rPr>
-            <w:rFonts w:ascii="Times New Roman" w:eastAsiaTheme="minorEastAsia" w:hAnsi="Times New Roman" w:cstheme="minorBidi"/>
-            <w:b w:val="0"/>
-            <w:bCs w:val="0"/>
-            <w:sz w:val="24"/>
-            <w:szCs w:val="22"/>
-          </w:rPr>
           <w:t xml:space="preserve"> controls the preference for similarity. A larger </w:t>
         </w:r>
       </w:ins>
@@ -12032,22 +11397,13 @@
             <m:sty m:val="bi"/>
           </m:rPr>
           <w:rPr>
-            <w:rFonts w:ascii="Cambria Math" w:eastAsiaTheme="minorEastAsia" w:hAnsi="Cambria Math" w:cstheme="minorBidi"/>
-            <w:sz w:val="24"/>
-            <w:szCs w:val="22"/>
+            <w:rFonts w:ascii="Cambria Math" w:hAnsi="Cambria Math"/>
           </w:rPr>
           <m:t>ρ</m:t>
         </m:r>
       </m:oMath>
-      <w:ins w:id="161" w:author="Levine, Charles Roger CTR USARMY USMA (USA)" w:date="2026-10-12T22:45:00Z" w16du:dateUtc="2026-10-13T02:45:00Z">
+      <w:ins w:id="145" w:author="Levine, Charles Roger CTR USARMY USMA (USA)" w:date="2026-10-12T22:45:00Z" w16du:dateUtc="2026-10-13T02:45:00Z">
         <w:r>
-          <w:rPr>
-            <w:rFonts w:ascii="Times New Roman" w:eastAsiaTheme="minorEastAsia" w:hAnsi="Times New Roman" w:cstheme="minorBidi"/>
-            <w:b w:val="0"/>
-            <w:bCs w:val="0"/>
-            <w:sz w:val="24"/>
-            <w:szCs w:val="22"/>
-          </w:rPr>
           <w:t xml:space="preserve"> gives a greater relative preference to groups whose current centroid is close to </w:t>
         </w:r>
       </w:ins>
@@ -12056,9 +11412,7 @@
           <m:sSubPr>
             <m:ctrlPr>
               <w:rPr>
-                <w:rFonts w:ascii="Cambria Math" w:eastAsiaTheme="minorEastAsia" w:hAnsi="Cambria Math" w:cstheme="minorBidi"/>
-                <w:sz w:val="24"/>
-                <w:szCs w:val="22"/>
+                <w:rFonts w:ascii="Cambria Math" w:hAnsi="Cambria Math"/>
               </w:rPr>
             </m:ctrlPr>
           </m:sSubPr>
@@ -12068,9 +11422,7 @@
                 <m:sty m:val="bi"/>
               </m:rPr>
               <w:rPr>
-                <w:rFonts w:ascii="Cambria Math" w:eastAsiaTheme="minorEastAsia" w:hAnsi="Cambria Math" w:cstheme="minorBidi"/>
-                <w:sz w:val="24"/>
-                <w:szCs w:val="22"/>
+                <w:rFonts w:ascii="Cambria Math" w:hAnsi="Cambria Math"/>
               </w:rPr>
               <m:t>A</m:t>
             </m:r>
@@ -12081,24 +11433,15 @@
                 <m:sty m:val="bi"/>
               </m:rPr>
               <w:rPr>
-                <w:rFonts w:ascii="Cambria Math" w:eastAsiaTheme="minorEastAsia" w:hAnsi="Cambria Math" w:cstheme="minorBidi"/>
-                <w:sz w:val="24"/>
-                <w:szCs w:val="22"/>
+                <w:rFonts w:ascii="Cambria Math" w:hAnsi="Cambria Math"/>
               </w:rPr>
               <m:t>i</m:t>
             </m:r>
           </m:sub>
         </m:sSub>
       </m:oMath>
-      <w:ins w:id="162" w:author="Levine, Charles Roger CTR USARMY USMA (USA)" w:date="2026-10-12T22:45:00Z" w16du:dateUtc="2026-10-13T02:45:00Z">
+      <w:ins w:id="146" w:author="Levine, Charles Roger CTR USARMY USMA (USA)" w:date="2026-10-12T22:45:00Z" w16du:dateUtc="2026-10-13T02:45:00Z">
         <w:r>
-          <w:rPr>
-            <w:rFonts w:ascii="Times New Roman" w:eastAsiaTheme="minorEastAsia" w:hAnsi="Times New Roman" w:cstheme="minorBidi"/>
-            <w:b w:val="0"/>
-            <w:bCs w:val="0"/>
-            <w:sz w:val="24"/>
-            <w:szCs w:val="22"/>
-          </w:rPr>
           <w:t>.</w:t>
         </w:r>
       </w:ins>
@@ -12107,10 +11450,10 @@
       <w:pPr>
         <w:pStyle w:val="BodyText"/>
         <w:rPr>
-          <w:del w:id="163" w:author="Levine, Charles Roger CTR USARMY USMA (USA)" w:date="2026-10-12T22:45:00Z" w16du:dateUtc="2026-10-13T02:45:00Z"/>
+          <w:del w:id="147" w:author="Levine, Charles Roger CTR USARMY USMA (USA)" w:date="2026-10-12T22:45:00Z" w16du:dateUtc="2026-10-13T02:45:00Z"/>
         </w:rPr>
       </w:pPr>
-      <w:ins w:id="164" w:author="Levine, Charles Roger CTR USARMY USMA (USA)" w:date="2026-10-12T22:45:00Z" w16du:dateUtc="2026-10-13T02:45:00Z">
+      <w:ins w:id="148" w:author="Levine, Charles Roger CTR USARMY USMA (USA)" w:date="2026-10-12T22:45:00Z" w16du:dateUtc="2026-10-13T02:45:00Z">
         <w:r>
           <w:t xml:space="preserve">For the individual </w:t>
         </w:r>
@@ -12123,7 +11466,7 @@
           <m:t>i</m:t>
         </m:r>
       </m:oMath>
-      <w:ins w:id="165" w:author="Levine, Charles Roger CTR USARMY USMA (USA)" w:date="2026-10-12T22:45:00Z" w16du:dateUtc="2026-10-13T02:45:00Z">
+      <w:ins w:id="149" w:author="Levine, Charles Roger CTR USARMY USMA (USA)" w:date="2026-10-12T22:45:00Z" w16du:dateUtc="2026-10-13T02:45:00Z">
         <w:r>
           <w:t xml:space="preserve"> considered at step </w:t>
         </w:r>
@@ -12136,7 +11479,7 @@
           <m:t>m</m:t>
         </m:r>
       </m:oMath>
-      <w:ins w:id="166" w:author="Levine, Charles Roger CTR USARMY USMA (USA)" w:date="2026-10-12T22:45:00Z" w16du:dateUtc="2026-10-13T02:45:00Z">
+      <w:ins w:id="150" w:author="Levine, Charles Roger CTR USARMY USMA (USA)" w:date="2026-10-12T22:45:00Z" w16du:dateUtc="2026-10-13T02:45:00Z">
         <w:r>
           <w:t xml:space="preserve">, the probability of assignment to group </w:t>
         </w:r>
@@ -12149,12 +11492,12 @@
           <m:t>j</m:t>
         </m:r>
       </m:oMath>
-      <w:ins w:id="167" w:author="Levine, Charles Roger CTR USARMY USMA (USA)" w:date="2026-10-12T22:45:00Z" w16du:dateUtc="2026-10-13T02:45:00Z">
+      <w:ins w:id="151" w:author="Levine, Charles Roger CTR USARMY USMA (USA)" w:date="2026-10-12T22:45:00Z" w16du:dateUtc="2026-10-13T02:45:00Z">
         <w:r>
           <w:t xml:space="preserve"> is</w:t>
         </w:r>
       </w:ins>
-      <w:del w:id="168" w:author="Levine, Charles Roger CTR USARMY USMA (USA)" w:date="2026-10-12T22:45:00Z" w16du:dateUtc="2026-10-13T02:45:00Z">
+      <w:del w:id="152" w:author="Levine, Charles Roger CTR USARMY USMA (USA)" w:date="2026-10-12T22:45:00Z" w16du:dateUtc="2026-10-13T02:45:00Z">
         <w:r>
           <w:delText xml:space="preserve">Before assignment, every group has zero members. Its centroid is initialized to the common population mean </w:delText>
         </w:r>
@@ -12164,7 +11507,7 @@
           <m:barPr>
             <m:pos m:val="top"/>
             <m:ctrlPr>
-              <w:del w:id="169" w:author="Levine, Charles Roger CTR USARMY USMA (USA)" w:date="2026-10-12T22:45:00Z" w16du:dateUtc="2026-10-13T02:45:00Z">
+              <w:del w:id="153" w:author="Levine, Charles Roger CTR USARMY USMA (USA)" w:date="2026-10-12T22:45:00Z" w16du:dateUtc="2026-10-13T02:45:00Z">
                 <w:rPr>
                   <w:rFonts w:ascii="Cambria Math" w:hAnsi="Cambria Math"/>
                 </w:rPr>
@@ -12173,7 +11516,7 @@
           </m:barPr>
           <m:e>
             <m:r>
-              <w:del w:id="170" w:author="Levine, Charles Roger CTR USARMY USMA (USA)" w:date="2026-10-12T22:45:00Z" w16du:dateUtc="2026-10-13T02:45:00Z">
+              <w:del w:id="154" w:author="Levine, Charles Roger CTR USARMY USMA (USA)" w:date="2026-10-12T22:45:00Z" w16du:dateUtc="2026-10-13T02:45:00Z">
                 <w:rPr>
                   <w:rFonts w:ascii="Cambria Math" w:hAnsi="Cambria Math"/>
                 </w:rPr>
@@ -12183,7 +11526,7 @@
           </m:e>
         </m:bar>
       </m:oMath>
-      <w:del w:id="171" w:author="Levine, Charles Roger CTR USARMY USMA (USA)" w:date="2026-10-12T22:45:00Z" w16du:dateUtc="2026-10-13T02:45:00Z">
+      <w:del w:id="155" w:author="Levine, Charles Roger CTR USARMY USMA (USA)" w:date="2026-10-12T22:45:00Z" w16du:dateUtc="2026-10-13T02:45:00Z">
         <w:r>
           <w:delText xml:space="preserve">. Individuals are considered in randomized order. Let </w:delText>
         </w:r>
@@ -12192,7 +11535,7 @@
         <m:sSubSup>
           <m:sSubSupPr>
             <m:ctrlPr>
-              <w:del w:id="172" w:author="Levine, Charles Roger CTR USARMY USMA (USA)" w:date="2026-10-12T22:45:00Z" w16du:dateUtc="2026-10-13T02:45:00Z">
+              <w:del w:id="156" w:author="Levine, Charles Roger CTR USARMY USMA (USA)" w:date="2026-10-12T22:45:00Z" w16du:dateUtc="2026-10-13T02:45:00Z">
                 <w:rPr>
                   <w:rFonts w:ascii="Cambria Math" w:hAnsi="Cambria Math"/>
                 </w:rPr>
@@ -12201,7 +11544,7 @@
           </m:sSubSupPr>
           <m:e>
             <m:r>
-              <w:del w:id="173" w:author="Levine, Charles Roger CTR USARMY USMA (USA)" w:date="2026-10-12T22:45:00Z" w16du:dateUtc="2026-10-13T02:45:00Z">
+              <w:del w:id="157" w:author="Levine, Charles Roger CTR USARMY USMA (USA)" w:date="2026-10-12T22:45:00Z" w16du:dateUtc="2026-10-13T02:45:00Z">
                 <w:rPr>
                   <w:rFonts w:ascii="Cambria Math" w:hAnsi="Cambria Math"/>
                 </w:rPr>
@@ -12211,7 +11554,7 @@
           </m:e>
           <m:sub>
             <m:r>
-              <w:del w:id="174" w:author="Levine, Charles Roger CTR USARMY USMA (USA)" w:date="2026-10-12T22:45:00Z" w16du:dateUtc="2026-10-13T02:45:00Z">
+              <w:del w:id="158" w:author="Levine, Charles Roger CTR USARMY USMA (USA)" w:date="2026-10-12T22:45:00Z" w16du:dateUtc="2026-10-13T02:45:00Z">
                 <w:rPr>
                   <w:rFonts w:ascii="Cambria Math" w:hAnsi="Cambria Math"/>
                 </w:rPr>
@@ -12221,7 +11564,7 @@
           </m:sub>
           <m:sup>
             <m:r>
-              <w:del w:id="175" w:author="Levine, Charles Roger CTR USARMY USMA (USA)" w:date="2026-10-12T22:45:00Z" w16du:dateUtc="2026-10-13T02:45:00Z">
+              <w:del w:id="159" w:author="Levine, Charles Roger CTR USARMY USMA (USA)" w:date="2026-10-12T22:45:00Z" w16du:dateUtc="2026-10-13T02:45:00Z">
                 <m:rPr>
                   <m:sty m:val="p"/>
                 </m:rPr>
@@ -12232,7 +11575,7 @@
               </w:del>
             </m:r>
             <m:r>
-              <w:del w:id="176" w:author="Levine, Charles Roger CTR USARMY USMA (USA)" w:date="2026-10-12T22:45:00Z" w16du:dateUtc="2026-10-13T02:45:00Z">
+              <w:del w:id="160" w:author="Levine, Charles Roger CTR USARMY USMA (USA)" w:date="2026-10-12T22:45:00Z" w16du:dateUtc="2026-10-13T02:45:00Z">
                 <w:rPr>
                   <w:rFonts w:ascii="Cambria Math" w:hAnsi="Cambria Math"/>
                 </w:rPr>
@@ -12240,7 +11583,7 @@
               </w:del>
             </m:r>
             <m:r>
-              <w:del w:id="177" w:author="Levine, Charles Roger CTR USARMY USMA (USA)" w:date="2026-10-12T22:45:00Z" w16du:dateUtc="2026-10-13T02:45:00Z">
+              <w:del w:id="161" w:author="Levine, Charles Roger CTR USARMY USMA (USA)" w:date="2026-10-12T22:45:00Z" w16du:dateUtc="2026-10-13T02:45:00Z">
                 <m:rPr>
                   <m:sty m:val="p"/>
                 </m:rPr>
@@ -12253,7 +11596,7 @@
           </m:sup>
         </m:sSubSup>
       </m:oMath>
-      <w:del w:id="178" w:author="Levine, Charles Roger CTR USARMY USMA (USA)" w:date="2026-10-12T22:45:00Z" w16du:dateUtc="2026-10-13T02:45:00Z">
+      <w:del w:id="162" w:author="Levine, Charles Roger CTR USARMY USMA (USA)" w:date="2026-10-12T22:45:00Z" w16du:dateUtc="2026-10-13T02:45:00Z">
         <w:r>
           <w:delText xml:space="preserve"> be the number of remaining places in group j at step m, and let </w:delText>
         </w:r>
@@ -12262,7 +11605,7 @@
         <m:sSubSup>
           <m:sSubSupPr>
             <m:ctrlPr>
-              <w:del w:id="179" w:author="Levine, Charles Roger CTR USARMY USMA (USA)" w:date="2026-10-12T22:45:00Z" w16du:dateUtc="2026-10-13T02:45:00Z">
+              <w:del w:id="163" w:author="Levine, Charles Roger CTR USARMY USMA (USA)" w:date="2026-10-12T22:45:00Z" w16du:dateUtc="2026-10-13T02:45:00Z">
                 <w:rPr>
                   <w:rFonts w:ascii="Cambria Math" w:hAnsi="Cambria Math"/>
                 </w:rPr>
@@ -12271,7 +11614,7 @@
           </m:sSubSupPr>
           <m:e>
             <m:r>
-              <w:del w:id="180" w:author="Levine, Charles Roger CTR USARMY USMA (USA)" w:date="2026-10-12T22:45:00Z" w16du:dateUtc="2026-10-13T02:45:00Z">
+              <w:del w:id="164" w:author="Levine, Charles Roger CTR USARMY USMA (USA)" w:date="2026-10-12T22:45:00Z" w16du:dateUtc="2026-10-13T02:45:00Z">
                 <w:rPr>
                   <w:rFonts w:ascii="Cambria Math" w:hAnsi="Cambria Math"/>
                 </w:rPr>
@@ -12281,7 +11624,7 @@
           </m:e>
           <m:sub>
             <m:r>
-              <w:del w:id="181" w:author="Levine, Charles Roger CTR USARMY USMA (USA)" w:date="2026-10-12T22:45:00Z" w16du:dateUtc="2026-10-13T02:45:00Z">
+              <w:del w:id="165" w:author="Levine, Charles Roger CTR USARMY USMA (USA)" w:date="2026-10-12T22:45:00Z" w16du:dateUtc="2026-10-13T02:45:00Z">
                 <w:rPr>
                   <w:rFonts w:ascii="Cambria Math" w:hAnsi="Cambria Math"/>
                 </w:rPr>
@@ -12291,7 +11634,7 @@
           </m:sub>
           <m:sup>
             <m:r>
-              <w:del w:id="182" w:author="Levine, Charles Roger CTR USARMY USMA (USA)" w:date="2026-10-12T22:45:00Z" w16du:dateUtc="2026-10-13T02:45:00Z">
+              <w:del w:id="166" w:author="Levine, Charles Roger CTR USARMY USMA (USA)" w:date="2026-10-12T22:45:00Z" w16du:dateUtc="2026-10-13T02:45:00Z">
                 <m:rPr>
                   <m:sty m:val="p"/>
                 </m:rPr>
@@ -12302,7 +11645,7 @@
               </w:del>
             </m:r>
             <m:r>
-              <w:del w:id="183" w:author="Levine, Charles Roger CTR USARMY USMA (USA)" w:date="2026-10-12T22:45:00Z" w16du:dateUtc="2026-10-13T02:45:00Z">
+              <w:del w:id="167" w:author="Levine, Charles Roger CTR USARMY USMA (USA)" w:date="2026-10-12T22:45:00Z" w16du:dateUtc="2026-10-13T02:45:00Z">
                 <w:rPr>
                   <w:rFonts w:ascii="Cambria Math" w:hAnsi="Cambria Math"/>
                 </w:rPr>
@@ -12310,7 +11653,7 @@
               </w:del>
             </m:r>
             <m:r>
-              <w:del w:id="184" w:author="Levine, Charles Roger CTR USARMY USMA (USA)" w:date="2026-10-12T22:45:00Z" w16du:dateUtc="2026-10-13T02:45:00Z">
+              <w:del w:id="168" w:author="Levine, Charles Roger CTR USARMY USMA (USA)" w:date="2026-10-12T22:45:00Z" w16du:dateUtc="2026-10-13T02:45:00Z">
                 <m:rPr>
                   <m:sty m:val="p"/>
                 </m:rPr>
@@ -12323,14 +11666,14 @@
           </m:sup>
         </m:sSubSup>
       </m:oMath>
-      <w:del w:id="185" w:author="Levine, Charles Roger CTR USARMY USMA (USA)" w:date="2026-10-12T22:45:00Z" w16du:dateUtc="2026-10-13T02:45:00Z">
+      <w:del w:id="169" w:author="Levine, Charles Roger CTR USARMY USMA (USA)" w:date="2026-10-12T22:45:00Z" w16du:dateUtc="2026-10-13T02:45:00Z">
         <w:r>
           <w:delText xml:space="preserve"> be its centroid just before the next assignment. For the individual </w:delText>
         </w:r>
       </w:del>
       <m:oMath>
         <m:r>
-          <w:del w:id="186" w:author="Levine, Charles Roger CTR USARMY USMA (USA)" w:date="2026-10-12T22:45:00Z" w16du:dateUtc="2026-10-13T02:45:00Z">
+          <w:del w:id="170" w:author="Levine, Charles Roger CTR USARMY USMA (USA)" w:date="2026-10-12T22:45:00Z" w16du:dateUtc="2026-10-13T02:45:00Z">
             <w:rPr>
               <w:rFonts w:ascii="Cambria Math" w:hAnsi="Cambria Math"/>
             </w:rPr>
@@ -12338,7 +11681,7 @@
           </w:del>
         </m:r>
       </m:oMath>
-      <w:del w:id="187" w:author="Levine, Charles Roger CTR USARMY USMA (USA)" w:date="2026-10-12T22:45:00Z" w16du:dateUtc="2026-10-13T02:45:00Z">
+      <w:del w:id="171" w:author="Levine, Charles Roger CTR USARMY USMA (USA)" w:date="2026-10-12T22:45:00Z" w16du:dateUtc="2026-10-13T02:45:00Z">
         <w:r>
           <w:delText xml:space="preserve"> arriving at that step, the assignment probability </w:delText>
         </w:r>
@@ -12348,7 +11691,7 @@
       </w:del>
       <m:oMath>
         <m:r>
-          <w:del w:id="188" w:author="Levine, Charles Roger CTR USARMY USMA (USA)" w:date="2026-10-12T22:45:00Z" w16du:dateUtc="2026-10-13T02:45:00Z">
+          <w:del w:id="172" w:author="Levine, Charles Roger CTR USARMY USMA (USA)" w:date="2026-10-12T22:45:00Z" w16du:dateUtc="2026-10-13T02:45:00Z">
             <w:rPr>
               <w:rFonts w:ascii="Cambria Math" w:hAnsi="Cambria Math"/>
             </w:rPr>
@@ -12356,7 +11699,7 @@
           </w:del>
         </m:r>
       </m:oMath>
-      <w:del w:id="189" w:author="Levine, Charles Roger CTR USARMY USMA (USA)" w:date="2026-10-12T22:45:00Z" w16du:dateUtc="2026-10-13T02:45:00Z">
+      <w:del w:id="173" w:author="Levine, Charles Roger CTR USARMY USMA (USA)" w:date="2026-10-12T22:45:00Z" w16du:dateUtc="2026-10-13T02:45:00Z">
         <w:r>
           <w:delText xml:space="preserve"> </w:delText>
         </w:r>
@@ -12368,7 +11711,7 @@
     <w:p>
       <w:pPr>
         <w:rPr>
-          <w:ins w:id="190" w:author="Levine, Charles Roger CTR USARMY USMA (USA)" w:date="2026-10-12T22:47:00Z" w16du:dateUtc="2026-10-13T02:47:00Z"/>
+          <w:ins w:id="174" w:author="Levine, Charles Roger CTR USARMY USMA (USA)" w:date="2026-10-12T22:47:00Z" w16du:dateUtc="2026-10-13T02:47:00Z"/>
         </w:rPr>
       </w:pPr>
     </w:p>
@@ -12809,10 +12152,10 @@
     <w:p>
       <w:pPr>
         <w:rPr>
-          <w:ins w:id="191" w:author="Levine, Charles Roger CTR USARMY USMA (USA)" w:date="2026-10-12T22:48:00Z"/>
+          <w:ins w:id="175" w:author="Levine, Charles Roger CTR USARMY USMA (USA)" w:date="2026-10-12T22:48:00Z"/>
         </w:rPr>
       </w:pPr>
-      <w:del w:id="192" w:author="Levine, Charles Roger CTR USARMY USMA (USA)" w:date="2026-10-12T22:48:00Z" w16du:dateUtc="2026-10-13T02:48:00Z">
+      <w:del w:id="176" w:author="Levine, Charles Roger CTR USARMY USMA (USA)" w:date="2026-10-12T22:48:00Z" w16du:dateUtc="2026-10-13T02:48:00Z">
         <w:r>
           <w:delText xml:space="preserve">A full group has zero remaining capacity and receives zero probability. The factor </w:delText>
         </w:r>
@@ -12821,7 +12164,7 @@
         <m:sSubSup>
           <m:sSubSupPr>
             <m:ctrlPr>
-              <w:del w:id="193" w:author="Levine, Charles Roger CTR USARMY USMA (USA)" w:date="2026-10-12T22:48:00Z" w16du:dateUtc="2026-10-13T02:48:00Z">
+              <w:del w:id="177" w:author="Levine, Charles Roger CTR USARMY USMA (USA)" w:date="2026-10-12T22:48:00Z" w16du:dateUtc="2026-10-13T02:48:00Z">
                 <w:rPr>
                   <w:rFonts w:ascii="Cambria Math" w:hAnsi="Cambria Math"/>
                 </w:rPr>
@@ -12830,7 +12173,7 @@
           </m:sSubSupPr>
           <m:e>
             <m:r>
-              <w:del w:id="194" w:author="Levine, Charles Roger CTR USARMY USMA (USA)" w:date="2026-10-12T22:48:00Z" w16du:dateUtc="2026-10-13T02:48:00Z">
+              <w:del w:id="178" w:author="Levine, Charles Roger CTR USARMY USMA (USA)" w:date="2026-10-12T22:48:00Z" w16du:dateUtc="2026-10-13T02:48:00Z">
                 <w:rPr>
                   <w:rFonts w:ascii="Cambria Math" w:hAnsi="Cambria Math"/>
                 </w:rPr>
@@ -12840,7 +12183,7 @@
           </m:e>
           <m:sub>
             <m:r>
-              <w:del w:id="195" w:author="Levine, Charles Roger CTR USARMY USMA (USA)" w:date="2026-10-12T22:48:00Z" w16du:dateUtc="2026-10-13T02:48:00Z">
+              <w:del w:id="179" w:author="Levine, Charles Roger CTR USARMY USMA (USA)" w:date="2026-10-12T22:48:00Z" w16du:dateUtc="2026-10-13T02:48:00Z">
                 <w:rPr>
                   <w:rFonts w:ascii="Cambria Math" w:hAnsi="Cambria Math"/>
                 </w:rPr>
@@ -12850,7 +12193,7 @@
           </m:sub>
           <m:sup>
             <m:r>
-              <w:del w:id="196" w:author="Levine, Charles Roger CTR USARMY USMA (USA)" w:date="2026-10-12T22:48:00Z" w16du:dateUtc="2026-10-13T02:48:00Z">
+              <w:del w:id="180" w:author="Levine, Charles Roger CTR USARMY USMA (USA)" w:date="2026-10-12T22:48:00Z" w16du:dateUtc="2026-10-13T02:48:00Z">
                 <m:rPr>
                   <m:sty m:val="p"/>
                 </m:rPr>
@@ -12861,7 +12204,7 @@
               </w:del>
             </m:r>
             <m:r>
-              <w:del w:id="197" w:author="Levine, Charles Roger CTR USARMY USMA (USA)" w:date="2026-10-12T22:48:00Z" w16du:dateUtc="2026-10-13T02:48:00Z">
+              <w:del w:id="181" w:author="Levine, Charles Roger CTR USARMY USMA (USA)" w:date="2026-10-12T22:48:00Z" w16du:dateUtc="2026-10-13T02:48:00Z">
                 <w:rPr>
                   <w:rFonts w:ascii="Cambria Math" w:hAnsi="Cambria Math"/>
                 </w:rPr>
@@ -12869,7 +12212,7 @@
               </w:del>
             </m:r>
             <m:r>
-              <w:del w:id="198" w:author="Levine, Charles Roger CTR USARMY USMA (USA)" w:date="2026-10-12T22:48:00Z" w16du:dateUtc="2026-10-13T02:48:00Z">
+              <w:del w:id="182" w:author="Levine, Charles Roger CTR USARMY USMA (USA)" w:date="2026-10-12T22:48:00Z" w16du:dateUtc="2026-10-13T02:48:00Z">
                 <m:rPr>
                   <m:sty m:val="p"/>
                 </m:rPr>
@@ -12882,17 +12225,17 @@
           </m:sup>
         </m:sSubSup>
       </m:oMath>
-      <w:del w:id="199" w:author="Levine, Charles Roger CTR USARMY USMA (USA)" w:date="2026-10-12T22:48:00Z" w16du:dateUtc="2026-10-13T02:48:00Z">
+      <w:del w:id="183" w:author="Levine, Charles Roger CTR USARMY USMA (USA)" w:date="2026-10-12T22:48:00Z" w16du:dateUtc="2026-10-13T02:48:00Z">
         <w:r>
           <w:delText xml:space="preserve"> accounts for available </w:delText>
         </w:r>
       </w:del>
-      <w:ins w:id="200" w:author="Levine, Charles Roger CTR USARMY USMA (USA)" w:date="2026-10-12T22:48:00Z" w16du:dateUtc="2026-10-13T02:48:00Z">
+      <w:ins w:id="184" w:author="Levine, Charles Roger CTR USARMY USMA (USA)" w:date="2026-10-12T22:48:00Z" w16du:dateUtc="2026-10-13T02:48:00Z">
         <w:r>
           <w:t xml:space="preserve">The </w:t>
         </w:r>
       </w:ins>
-      <w:ins w:id="201" w:author="Levine, Charles Roger CTR USARMY USMA (USA)" w:date="2026-10-12T22:48:00Z">
+      <w:ins w:id="185" w:author="Levine, Charles Roger CTR USARMY USMA (USA)" w:date="2026-10-12T22:48:00Z">
         <w:r>
           <w:t xml:space="preserve">absolute difference </w:t>
         </w:r>
@@ -12987,7 +12330,7 @@
           </m:e>
         </m:d>
       </m:oMath>
-      <w:ins w:id="202" w:author="Levine, Charles Roger CTR USARMY USMA (USA)" w:date="2026-10-12T22:48:00Z">
+      <w:ins w:id="186" w:author="Levine, Charles Roger CTR USARMY USMA (USA)" w:date="2026-10-12T22:48:00Z">
         <w:r>
           <w:t xml:space="preserve"> measures the distance between the individual’s performance and the group’s current centroid. The exponential term decreases as that distance increases. Multiplying by </w:t>
         </w:r>
@@ -13038,7 +12381,7 @@
           </m:sup>
         </m:sSubSup>
       </m:oMath>
-      <w:ins w:id="203" w:author="Levine, Charles Roger CTR USARMY USMA (USA)" w:date="2026-10-12T22:48:00Z">
+      <w:ins w:id="187" w:author="Levine, Charles Roger CTR USARMY USMA (USA)" w:date="2026-10-12T22:48:00Z">
         <w:r>
           <w:t xml:space="preserve"> accounts for the number of available places, and the denominator normalizes the weights so that the assignment probabilities sum to one. A full group has </w:t>
         </w:r>
@@ -13095,7 +12438,7 @@
           <m:t>=0</m:t>
         </m:r>
       </m:oMath>
-      <w:ins w:id="204" w:author="Levine, Charles Roger CTR USARMY USMA (USA)" w:date="2026-10-12T22:48:00Z">
+      <w:ins w:id="188" w:author="Levine, Charles Roger CTR USARMY USMA (USA)" w:date="2026-10-12T22:48:00Z">
         <w:r>
           <w:t xml:space="preserve"> and cannot receive another individual.</w:t>
         </w:r>
@@ -13104,10 +12447,10 @@
     <w:p>
       <w:pPr>
         <w:rPr>
-          <w:ins w:id="205" w:author="Levine, Charles Roger CTR USARMY USMA (USA)" w:date="2026-10-12T22:48:00Z"/>
+          <w:ins w:id="189" w:author="Levine, Charles Roger CTR USARMY USMA (USA)" w:date="2026-10-12T22:48:00Z"/>
         </w:rPr>
       </w:pPr>
-      <w:ins w:id="206" w:author="Levine, Charles Roger CTR USARMY USMA (USA)" w:date="2026-10-12T22:48:00Z">
+      <w:ins w:id="190" w:author="Levine, Charles Roger CTR USARMY USMA (USA)" w:date="2026-10-12T22:48:00Z">
         <w:r>
           <w:t>The procedure can be stated step by step:</w:t>
         </w:r>
@@ -13121,9 +12464,9 @@
         </w:numPr>
         <w:spacing w:after="0" w:line="240" w:lineRule="auto"/>
         <w:rPr>
-          <w:ins w:id="207" w:author="Levine, Charles Roger CTR USARMY USMA (USA)" w:date="2026-10-12T22:48:00Z"/>
+          <w:ins w:id="191" w:author="Levine, Charles Roger CTR USARMY USMA (USA)" w:date="2026-10-12T22:48:00Z"/>
         </w:rPr>
-        <w:pPrChange w:id="208" w:author="Levine, Charles Roger CTR USARMY USMA (USA)" w:date="2026-10-12T22:50:00Z" w16du:dateUtc="2026-10-13T02:50:00Z">
+        <w:pPrChange w:id="192" w:author="Levine, Charles Roger CTR USARMY USMA (USA)" w:date="2026-10-12T22:50:00Z" w16du:dateUtc="2026-10-13T02:50:00Z">
           <w:pPr>
             <w:numPr>
               <w:numId w:val="16"/>
@@ -13135,7 +12478,7 @@
           </w:pPr>
         </w:pPrChange>
       </w:pPr>
-      <w:ins w:id="209" w:author="Levine, Charles Roger CTR USARMY USMA (USA)" w:date="2026-10-12T22:48:00Z">
+      <w:ins w:id="193" w:author="Levine, Charles Roger CTR USARMY USMA (USA)" w:date="2026-10-12T22:48:00Z">
         <w:r>
           <w:t xml:space="preserve">Initialize every group with zero members, </w:t>
         </w:r>
@@ -13198,7 +12541,7 @@
           </m:sub>
         </m:sSub>
       </m:oMath>
-      <w:ins w:id="210" w:author="Levine, Charles Roger CTR USARMY USMA (USA)" w:date="2026-10-12T22:48:00Z">
+      <w:ins w:id="194" w:author="Levine, Charles Roger CTR USARMY USMA (USA)" w:date="2026-10-12T22:48:00Z">
         <w:r>
           <w:t xml:space="preserve">, and </w:t>
         </w:r>
@@ -13254,7 +12597,7 @@
           </m:e>
         </m:acc>
       </m:oMath>
-      <w:ins w:id="211" w:author="Levine, Charles Roger CTR USARMY USMA (USA)" w:date="2026-10-12T22:48:00Z">
+      <w:ins w:id="195" w:author="Levine, Charles Roger CTR USARMY USMA (USA)" w:date="2026-10-12T22:48:00Z">
         <w:r>
           <w:t>.</w:t>
         </w:r>
@@ -13268,9 +12611,9 @@
         </w:numPr>
         <w:spacing w:after="0" w:line="240" w:lineRule="auto"/>
         <w:rPr>
-          <w:ins w:id="212" w:author="Levine, Charles Roger CTR USARMY USMA (USA)" w:date="2026-10-12T22:48:00Z"/>
+          <w:ins w:id="196" w:author="Levine, Charles Roger CTR USARMY USMA (USA)" w:date="2026-10-12T22:48:00Z"/>
         </w:rPr>
-        <w:pPrChange w:id="213" w:author="Levine, Charles Roger CTR USARMY USMA (USA)" w:date="2026-10-12T22:50:00Z" w16du:dateUtc="2026-10-13T02:50:00Z">
+        <w:pPrChange w:id="197" w:author="Levine, Charles Roger CTR USARMY USMA (USA)" w:date="2026-10-12T22:50:00Z" w16du:dateUtc="2026-10-13T02:50:00Z">
           <w:pPr>
             <w:numPr>
               <w:numId w:val="16"/>
@@ -13282,7 +12625,7 @@
           </w:pPr>
         </w:pPrChange>
       </w:pPr>
-      <w:ins w:id="214" w:author="Levine, Charles Roger CTR USARMY USMA (USA)" w:date="2026-10-12T22:48:00Z">
+      <w:ins w:id="198" w:author="Levine, Charles Roger CTR USARMY USMA (USA)" w:date="2026-10-12T22:48:00Z">
         <w:r>
           <w:t xml:space="preserve">Randomly order the </w:t>
         </w:r>
@@ -13295,7 +12638,7 @@
           <m:t>N</m:t>
         </m:r>
       </m:oMath>
-      <w:ins w:id="215" w:author="Levine, Charles Roger CTR USARMY USMA (USA)" w:date="2026-10-12T22:48:00Z">
+      <w:ins w:id="199" w:author="Levine, Charles Roger CTR USARMY USMA (USA)" w:date="2026-10-12T22:48:00Z">
         <w:r>
           <w:t xml:space="preserve"> individuals.</w:t>
         </w:r>
@@ -13309,9 +12652,9 @@
         </w:numPr>
         <w:spacing w:after="0" w:line="240" w:lineRule="auto"/>
         <w:rPr>
-          <w:ins w:id="216" w:author="Levine, Charles Roger CTR USARMY USMA (USA)" w:date="2026-10-12T22:48:00Z"/>
+          <w:ins w:id="200" w:author="Levine, Charles Roger CTR USARMY USMA (USA)" w:date="2026-10-12T22:48:00Z"/>
         </w:rPr>
-        <w:pPrChange w:id="217" w:author="Levine, Charles Roger CTR USARMY USMA (USA)" w:date="2026-10-12T22:50:00Z" w16du:dateUtc="2026-10-13T02:50:00Z">
+        <w:pPrChange w:id="201" w:author="Levine, Charles Roger CTR USARMY USMA (USA)" w:date="2026-10-12T22:50:00Z" w16du:dateUtc="2026-10-13T02:50:00Z">
           <w:pPr>
             <w:numPr>
               <w:numId w:val="16"/>
@@ -13323,7 +12666,7 @@
           </w:pPr>
         </w:pPrChange>
       </w:pPr>
-      <w:ins w:id="218" w:author="Levine, Charles Roger CTR USARMY USMA (USA)" w:date="2026-10-12T22:48:00Z">
+      <w:ins w:id="202" w:author="Levine, Charles Roger CTR USARMY USMA (USA)" w:date="2026-10-12T22:48:00Z">
         <w:r>
           <w:t>For the next individual, calculate the assignment probabilities from the current capacities and centroids.</w:t>
         </w:r>
@@ -13337,9 +12680,9 @@
         </w:numPr>
         <w:spacing w:after="0" w:line="240" w:lineRule="auto"/>
         <w:rPr>
-          <w:ins w:id="219" w:author="Levine, Charles Roger CTR USARMY USMA (USA)" w:date="2026-10-12T22:48:00Z"/>
+          <w:ins w:id="203" w:author="Levine, Charles Roger CTR USARMY USMA (USA)" w:date="2026-10-12T22:48:00Z"/>
         </w:rPr>
-        <w:pPrChange w:id="220" w:author="Levine, Charles Roger CTR USARMY USMA (USA)" w:date="2026-10-12T22:50:00Z" w16du:dateUtc="2026-10-13T02:50:00Z">
+        <w:pPrChange w:id="204" w:author="Levine, Charles Roger CTR USARMY USMA (USA)" w:date="2026-10-12T22:50:00Z" w16du:dateUtc="2026-10-13T02:50:00Z">
           <w:pPr>
             <w:numPr>
               <w:numId w:val="16"/>
@@ -13351,7 +12694,7 @@
           </w:pPr>
         </w:pPrChange>
       </w:pPr>
-      <w:ins w:id="221" w:author="Levine, Charles Roger CTR USARMY USMA (USA)" w:date="2026-10-12T22:48:00Z">
+      <w:ins w:id="205" w:author="Levine, Charles Roger CTR USARMY USMA (USA)" w:date="2026-10-12T22:48:00Z">
         <w:r>
           <w:t>Draw one group according to those probabilities and assign the individual to it.</w:t>
         </w:r>
@@ -13365,9 +12708,9 @@
         </w:numPr>
         <w:spacing w:after="0" w:line="240" w:lineRule="auto"/>
         <w:rPr>
-          <w:ins w:id="222" w:author="Levine, Charles Roger CTR USARMY USMA (USA)" w:date="2026-10-12T22:48:00Z"/>
+          <w:ins w:id="206" w:author="Levine, Charles Roger CTR USARMY USMA (USA)" w:date="2026-10-12T22:48:00Z"/>
         </w:rPr>
-        <w:pPrChange w:id="223" w:author="Levine, Charles Roger CTR USARMY USMA (USA)" w:date="2026-10-12T22:50:00Z" w16du:dateUtc="2026-10-13T02:50:00Z">
+        <w:pPrChange w:id="207" w:author="Levine, Charles Roger CTR USARMY USMA (USA)" w:date="2026-10-12T22:50:00Z" w16du:dateUtc="2026-10-13T02:50:00Z">
           <w:pPr>
             <w:numPr>
               <w:numId w:val="16"/>
@@ -13379,7 +12722,7 @@
           </w:pPr>
         </w:pPrChange>
       </w:pPr>
-      <w:ins w:id="224" w:author="Levine, Charles Roger CTR USARMY USMA (USA)" w:date="2026-10-12T22:48:00Z">
+      <w:ins w:id="208" w:author="Levine, Charles Roger CTR USARMY USMA (USA)" w:date="2026-10-12T22:48:00Z">
         <w:r>
           <w:t>Reduce that group’s remaining capacity by one and update its centroid to the mean performance of its assigned members.</w:t>
         </w:r>
@@ -13393,9 +12736,9 @@
         </w:numPr>
         <w:spacing w:after="0" w:line="240" w:lineRule="auto"/>
         <w:rPr>
-          <w:ins w:id="225" w:author="Levine, Charles Roger CTR USARMY USMA (USA)" w:date="2026-10-12T22:48:00Z"/>
+          <w:ins w:id="209" w:author="Levine, Charles Roger CTR USARMY USMA (USA)" w:date="2026-10-12T22:48:00Z"/>
         </w:rPr>
-        <w:pPrChange w:id="226" w:author="Levine, Charles Roger CTR USARMY USMA (USA)" w:date="2026-10-12T22:50:00Z" w16du:dateUtc="2026-10-13T02:50:00Z">
+        <w:pPrChange w:id="210" w:author="Levine, Charles Roger CTR USARMY USMA (USA)" w:date="2026-10-12T22:50:00Z" w16du:dateUtc="2026-10-13T02:50:00Z">
           <w:pPr>
             <w:numPr>
               <w:numId w:val="16"/>
@@ -13407,7 +12750,7 @@
           </w:pPr>
         </w:pPrChange>
       </w:pPr>
-      <w:ins w:id="227" w:author="Levine, Charles Roger CTR USARMY USMA (USA)" w:date="2026-10-12T22:48:00Z">
+      <w:ins w:id="211" w:author="Levine, Charles Roger CTR USARMY USMA (USA)" w:date="2026-10-12T22:48:00Z">
         <w:r>
           <w:t>Repeat until every individual has been assigned.</w:t>
         </w:r>
@@ -13416,12 +12759,11 @@
     <w:p>
       <w:pPr>
         <w:rPr>
-          <w:ins w:id="228" w:author="Levine, Charles Roger CTR USARMY USMA (USA)" w:date="2026-10-13T08:28:00Z" w16du:dateUtc="2026-10-13T12:28:00Z"/>
+          <w:ins w:id="212" w:author="Levine, Charles Roger CTR USARMY USMA (USA)" w:date="2026-10-13T08:28:00Z" w16du:dateUtc="2026-10-13T12:28:00Z"/>
         </w:rPr>
       </w:pPr>
-      <w:ins w:id="229" w:author="Levine, Charles Roger CTR USARMY USMA (USA)" w:date="2026-10-12T22:48:00Z">
+      <w:ins w:id="213" w:author="Levine, Charles Roger CTR USARMY USMA (USA)" w:date="2026-10-12T22:48:00Z">
         <w:r>
-          <w:lastRenderedPageBreak/>
           <w:t xml:space="preserve">The initial population mean is only a reference for empty groups; it is not counted as an additional observation when a centroid is updated. Once assignment is complete, </w:t>
         </w:r>
       </w:ins>
@@ -13452,7 +12794,7 @@
           </m:sub>
         </m:sSub>
       </m:oMath>
-      <w:ins w:id="230" w:author="Levine, Charles Roger CTR USARMY USMA (USA)" w:date="2026-10-12T22:48:00Z">
+      <w:ins w:id="214" w:author="Levine, Charles Roger CTR USARMY USMA (USA)" w:date="2026-10-12T22:48:00Z">
         <w:r>
           <w:t xml:space="preserve"> is the final mean of the group’s </w:t>
         </w:r>
@@ -13484,7 +12826,7 @@
           </m:sub>
         </m:sSub>
       </m:oMath>
-      <w:ins w:id="231" w:author="Levine, Charles Roger CTR USARMY USMA (USA)" w:date="2026-10-12T22:48:00Z">
+      <w:ins w:id="215" w:author="Levine, Charles Roger CTR USARMY USMA (USA)" w:date="2026-10-12T22:48:00Z">
         <w:r>
           <w:t xml:space="preserve"> members. Because total capacity equals </w:t>
         </w:r>
@@ -13497,7 +12839,7 @@
           <m:t>N</m:t>
         </m:r>
       </m:oMath>
-      <w:ins w:id="232" w:author="Levine, Charles Roger CTR USARMY USMA (USA)" w:date="2026-10-12T22:48:00Z">
+      <w:ins w:id="216" w:author="Levine, Charles Roger CTR USARMY USMA (USA)" w:date="2026-10-12T22:48:00Z">
         <w:r>
           <w:t>, the procedure fills every group exactly.</w:t>
         </w:r>
@@ -13506,25 +12848,43 @@
     <w:p>
       <w:pPr>
         <w:rPr>
-          <w:ins w:id="233" w:author="Levine, Charles Roger CTR USARMY USMA (USA)" w:date="2026-10-13T08:55:00Z" w16du:dateUtc="2026-10-13T12:55:00Z"/>
+          <w:ins w:id="217" w:author="Levine, Charles Roger CTR USARMY USMA (USA)" w:date="2026-10-13T08:55:00Z" w16du:dateUtc="2026-10-13T12:55:00Z"/>
         </w:rPr>
       </w:pPr>
-      <w:ins w:id="234" w:author="Levine, Charles Roger CTR USARMY USMA (USA)" w:date="2026-10-13T08:53:00Z" w16du:dateUtc="2026-10-13T12:53:00Z">
+      <w:ins w:id="218" w:author="Levine, Charles Roger CTR USARMY USMA (USA)" w:date="2026-10-13T08:53:00Z" w16du:dateUtc="2026-10-13T12:53:00Z">
         <w:r>
-          <w:t xml:space="preserve">Figure X </w:t>
+          <w:lastRenderedPageBreak/>
+          <w:fldChar w:fldCharType="begin"/>
+        </w:r>
+        <w:r>
+          <w:instrText xml:space="preserve"> REF Chapter4Figure4 \h </w:instrText>
         </w:r>
       </w:ins>
-      <w:ins w:id="235" w:author="Levine, Charles Roger CTR USARMY USMA (USA)" w:date="2026-10-13T08:28:00Z" w16du:dateUtc="2026-10-13T12:28:00Z">
+      <w:ins w:id="219" w:author="Levine, Charles Roger CTR USARMY USMA (USA)" w:date="2026-10-13T08:53:00Z" w16du:dateUtc="2026-10-13T12:53:00Z">
+        <w:r>
+          <w:fldChar w:fldCharType="separate"/>
+        </w:r>
+        <w:r>
+          <w:t>Figure 4-4</w:t>
+        </w:r>
+        <w:r>
+          <w:fldChar w:fldCharType="end"/>
+        </w:r>
+        <w:r>
+          <w:t xml:space="preserve"> </w:t>
+        </w:r>
+      </w:ins>
+      <w:ins w:id="220" w:author="Levine, Charles Roger CTR USARMY USMA (USA)" w:date="2026-10-13T08:28:00Z" w16du:dateUtc="2026-10-13T12:28:00Z">
         <w:r>
           <w:t>follows this procedure for six individuals and two groups. Reading downward, each arrival is assigned using the capacities and centroids established by the preceding steps. The chosen group then gains one member and updates its centroid. Once a group fills, subsequent individuals must be assigned to a group with remaining capac</w:t>
         </w:r>
       </w:ins>
-      <w:ins w:id="236" w:author="Levine, Charles Roger CTR USARMY USMA (USA)" w:date="2026-10-13T08:54:00Z" w16du:dateUtc="2026-10-13T12:54:00Z">
+      <w:ins w:id="221" w:author="Levine, Charles Roger CTR USARMY USMA (USA)" w:date="2026-10-13T08:54:00Z" w16du:dateUtc="2026-10-13T12:54:00Z">
         <w:r>
           <w:t>ity</w:t>
         </w:r>
       </w:ins>
-      <w:ins w:id="237" w:author="Levine, Charles Roger CTR USARMY USMA (USA)" w:date="2026-10-13T08:55:00Z" w16du:dateUtc="2026-10-13T12:55:00Z">
+      <w:ins w:id="222" w:author="Levine, Charles Roger CTR USARMY USMA (USA)" w:date="2026-10-13T08:55:00Z" w16du:dateUtc="2026-10-13T12:55:00Z">
         <w:r>
           <w:t>.</w:t>
         </w:r>
@@ -13533,7 +12893,7 @@
         <m:sSub>
           <m:sSubPr>
             <m:ctrlPr>
-              <w:del w:id="238" w:author="Levine, Charles Roger CTR USARMY USMA (USA)" w:date="2026-10-13T08:54:00Z" w16du:dateUtc="2026-10-13T12:54:00Z">
+              <w:del w:id="223" w:author="Levine, Charles Roger CTR USARMY USMA (USA)" w:date="2026-10-13T08:54:00Z" w16du:dateUtc="2026-10-13T12:54:00Z">
                 <w:rPr>
                   <w:rFonts w:ascii="Cambria Math" w:hAnsi="Cambria Math"/>
                 </w:rPr>
@@ -13542,7 +12902,7 @@
           </m:sSubPr>
           <m:e>
             <m:r>
-              <w:del w:id="239" w:author="Levine, Charles Roger CTR USARMY USMA (USA)" w:date="2026-10-13T08:54:00Z" w16du:dateUtc="2026-10-13T12:54:00Z">
+              <w:del w:id="224" w:author="Levine, Charles Roger CTR USARMY USMA (USA)" w:date="2026-10-13T08:54:00Z" w16du:dateUtc="2026-10-13T12:54:00Z">
                 <w:rPr>
                   <w:rFonts w:ascii="Cambria Math" w:hAnsi="Cambria Math"/>
                 </w:rPr>
@@ -13552,7 +12912,7 @@
           </m:e>
           <m:sub>
             <m:r>
-              <w:del w:id="240" w:author="Levine, Charles Roger CTR USARMY USMA (USA)" w:date="2026-10-13T08:54:00Z" w16du:dateUtc="2026-10-13T12:54:00Z">
+              <w:del w:id="225" w:author="Levine, Charles Roger CTR USARMY USMA (USA)" w:date="2026-10-13T08:54:00Z" w16du:dateUtc="2026-10-13T12:54:00Z">
                 <w:rPr>
                   <w:rFonts w:ascii="Cambria Math" w:hAnsi="Cambria Math"/>
                 </w:rPr>
@@ -13562,7 +12922,7 @@
           </m:sub>
         </m:sSub>
         <m:r>
-          <w:del w:id="241" w:author="Levine, Charles Roger CTR USARMY USMA (USA)" w:date="2026-10-13T08:54:00Z" w16du:dateUtc="2026-10-13T12:54:00Z">
+          <w:del w:id="226" w:author="Levine, Charles Roger CTR USARMY USMA (USA)" w:date="2026-10-13T08:54:00Z" w16du:dateUtc="2026-10-13T12:54:00Z">
             <w:rPr>
               <w:rFonts w:ascii="Cambria Math" w:hAnsi="Cambria Math"/>
             </w:rPr>
@@ -13572,7 +12932,7 @@
         <m:d>
           <m:dPr>
             <m:ctrlPr>
-              <w:del w:id="242" w:author="Levine, Charles Roger CTR USARMY USMA (USA)" w:date="2026-10-13T08:54:00Z" w16du:dateUtc="2026-10-13T12:54:00Z">
+              <w:del w:id="227" w:author="Levine, Charles Roger CTR USARMY USMA (USA)" w:date="2026-10-13T08:54:00Z" w16du:dateUtc="2026-10-13T12:54:00Z">
                 <w:rPr>
                   <w:rFonts w:ascii="Cambria Math" w:hAnsi="Cambria Math"/>
                 </w:rPr>
@@ -13581,7 +12941,7 @@
           </m:dPr>
           <m:e>
             <m:r>
-              <w:del w:id="243" w:author="Levine, Charles Roger CTR USARMY USMA (USA)" w:date="2026-10-13T08:54:00Z" w16du:dateUtc="2026-10-13T12:54:00Z">
+              <w:del w:id="228" w:author="Levine, Charles Roger CTR USARMY USMA (USA)" w:date="2026-10-13T08:54:00Z" w16du:dateUtc="2026-10-13T12:54:00Z">
                 <w:rPr>
                   <w:rFonts w:ascii="Cambria Math" w:hAnsi="Cambria Math"/>
                 </w:rPr>
@@ -13591,7 +12951,7 @@
           </m:e>
         </m:d>
         <m:r>
-          <w:del w:id="244" w:author="Levine, Charles Roger CTR USARMY USMA (USA)" w:date="2026-10-13T08:54:00Z" w16du:dateUtc="2026-10-13T12:54:00Z">
+          <w:del w:id="229" w:author="Levine, Charles Roger CTR USARMY USMA (USA)" w:date="2026-10-13T08:54:00Z" w16du:dateUtc="2026-10-13T12:54:00Z">
             <w:rPr>
               <w:rFonts w:ascii="Cambria Math" w:hAnsi="Cambria Math"/>
             </w:rPr>
@@ -13602,7 +12962,7 @@
           <m:accPr>
             <m:chr m:val="̅"/>
             <m:ctrlPr>
-              <w:del w:id="245" w:author="Levine, Charles Roger CTR USARMY USMA (USA)" w:date="2026-10-13T08:54:00Z" w16du:dateUtc="2026-10-13T12:54:00Z">
+              <w:del w:id="230" w:author="Levine, Charles Roger CTR USARMY USMA (USA)" w:date="2026-10-13T08:54:00Z" w16du:dateUtc="2026-10-13T12:54:00Z">
                 <w:rPr>
                   <w:rFonts w:ascii="Cambria Math" w:hAnsi="Cambria Math"/>
                 </w:rPr>
@@ -13611,7 +12971,7 @@
           </m:accPr>
           <m:e>
             <m:r>
-              <w:del w:id="246" w:author="Levine, Charles Roger CTR USARMY USMA (USA)" w:date="2026-10-13T08:54:00Z" w16du:dateUtc="2026-10-13T12:54:00Z">
+              <w:del w:id="231" w:author="Levine, Charles Roger CTR USARMY USMA (USA)" w:date="2026-10-13T08:54:00Z" w16du:dateUtc="2026-10-13T12:54:00Z">
                 <w:rPr>
                   <w:rFonts w:ascii="Cambria Math" w:hAnsi="Cambria Math"/>
                 </w:rPr>
@@ -13621,7 +12981,7 @@
           </m:e>
         </m:acc>
         <m:r>
-          <w:del w:id="247" w:author="Levine, Charles Roger CTR USARMY USMA (USA)" w:date="2026-10-13T08:54:00Z" w16du:dateUtc="2026-10-13T12:54:00Z">
+          <w:del w:id="232" w:author="Levine, Charles Roger CTR USARMY USMA (USA)" w:date="2026-10-13T08:54:00Z" w16du:dateUtc="2026-10-13T12:54:00Z">
             <w:rPr>
               <w:rFonts w:ascii="Cambria Math" w:hAnsi="Cambria Math"/>
             </w:rPr>
@@ -13634,13 +12994,13 @@
       <w:pPr>
         <w:keepNext/>
         <w:rPr>
-          <w:ins w:id="248" w:author="Levine, Charles Roger CTR USARMY USMA (USA)" w:date="2026-10-13T08:56:00Z" w16du:dateUtc="2026-10-13T12:56:00Z"/>
+          <w:ins w:id="233" w:author="Levine, Charles Roger CTR USARMY USMA (USA)" w:date="2026-10-13T08:56:00Z" w16du:dateUtc="2026-10-13T12:56:00Z"/>
         </w:rPr>
-        <w:pPrChange w:id="249" w:author="Levine, Charles Roger CTR USARMY USMA (USA)" w:date="2026-10-13T08:56:00Z" w16du:dateUtc="2026-10-13T12:56:00Z">
+        <w:pPrChange w:id="234" w:author="Levine, Charles Roger CTR USARMY USMA (USA)" w:date="2026-10-13T08:56:00Z" w16du:dateUtc="2026-10-13T12:56:00Z">
           <w:pPr/>
         </w:pPrChange>
       </w:pPr>
-      <w:ins w:id="250" w:author="Levine, Charles Roger CTR USARMY USMA (USA)" w:date="2026-10-13T08:55:00Z" w16du:dateUtc="2026-10-13T12:55:00Z">
+      <w:ins w:id="235" w:author="Levine, Charles Roger CTR USARMY USMA (USA)" w:date="2026-10-13T08:55:00Z" w16du:dateUtc="2026-10-13T12:55:00Z">
         <w:r>
           <w:rPr>
             <w:noProof/>
@@ -13687,33 +13047,35 @@
       <w:pPr>
         <w:pStyle w:val="Caption"/>
         <w:rPr>
-          <w:ins w:id="251" w:author="Levine, Charles Roger CTR USARMY USMA (USA)" w:date="2026-10-12T22:48:00Z"/>
+          <w:ins w:id="236" w:author="Levine, Charles Roger CTR USARMY USMA (USA)" w:date="2026-10-12T22:48:00Z"/>
         </w:rPr>
-        <w:pPrChange w:id="252" w:author="Levine, Charles Roger CTR USARMY USMA (USA)" w:date="2026-10-13T08:56:00Z" w16du:dateUtc="2026-10-13T12:56:00Z">
+        <w:pPrChange w:id="237" w:author="Levine, Charles Roger CTR USARMY USMA (USA)" w:date="2026-10-13T08:56:00Z" w16du:dateUtc="2026-10-13T12:56:00Z">
           <w:pPr/>
         </w:pPrChange>
       </w:pPr>
-      <w:ins w:id="253" w:author="Levine, Charles Roger CTR USARMY USMA (USA)" w:date="2026-10-13T08:56:00Z" w16du:dateUtc="2026-10-13T12:56:00Z">
-        <w:r>
-          <w:t xml:space="preserve">Figure </w:t>
-        </w:r>
-      </w:ins>
-      <w:ins w:id="254" w:author="Levine, Charles Roger CTR USARMY USMA (USA)" w:date="2026-10-13T08:57:00Z" w16du:dateUtc="2026-10-13T12:57:00Z">
+      <w:bookmarkStart w:id="238" w:name="Chapter4Figure4"/>
+      <w:r>
+        <w:t>Figure 4-</w:t>
+      </w:r>
+      <w:fldSimple w:instr=" SEQ Figure \* ARABIC ">
         <w:r>
           <w:t>4</w:t>
         </w:r>
-      </w:ins>
-      <w:ins w:id="255" w:author="Levine, Charles Roger CTR USARMY USMA (USA)" w:date="2026-10-13T08:56:00Z" w16du:dateUtc="2026-10-13T12:56:00Z">
+      </w:fldSimple>
+      <w:bookmarkEnd w:id="238"/>
+      <w:r>
+        <w:t xml:space="preserve">. </w:t>
+      </w:r>
+      <w:ins w:id="239" w:author="Levine, Charles Roger CTR USARMY USMA (USA)" w:date="2026-10-13T08:56:00Z" w16du:dateUtc="2026-10-13T12:56:00Z">
         <w:r>
           <w:noBreakHyphen/>
-          <w:t>4</w:t>
         </w:r>
         <w:r>
           <w:rPr>
             <w:b/>
             <w:bCs w:val="0"/>
           </w:rPr>
-          <w:t>. Sequential assignment with evolving group centroids</w:t>
+          <w:t>Sequential assignment with evolving group centroids</w:t>
         </w:r>
         <w:r>
           <w:t>.</w:t>
@@ -13726,7 +13088,7 @@
         <m:sSub>
           <m:sSubPr>
             <m:ctrlPr>
-              <w:ins w:id="256" w:author="Levine, Charles Roger CTR USARMY USMA (USA)" w:date="2026-10-13T08:56:00Z" w16du:dateUtc="2026-10-13T12:56:00Z">
+              <w:ins w:id="240" w:author="Levine, Charles Roger CTR USARMY USMA (USA)" w:date="2026-10-13T08:56:00Z" w16du:dateUtc="2026-10-13T12:56:00Z">
                 <w:rPr>
                   <w:rFonts w:ascii="Cambria Math" w:hAnsi="Cambria Math"/>
                 </w:rPr>
@@ -13735,7 +13097,7 @@
           </m:sSubPr>
           <m:e>
             <m:r>
-              <w:ins w:id="257" w:author="Levine, Charles Roger CTR USARMY USMA (USA)" w:date="2026-10-13T08:56:00Z" w16du:dateUtc="2026-10-13T12:56:00Z">
+              <w:ins w:id="241" w:author="Levine, Charles Roger CTR USARMY USMA (USA)" w:date="2026-10-13T08:56:00Z" w16du:dateUtc="2026-10-13T12:56:00Z">
                 <w:rPr>
                   <w:rFonts w:ascii="Cambria Math" w:hAnsi="Cambria Math"/>
                 </w:rPr>
@@ -13745,7 +13107,7 @@
           </m:e>
           <m:sub>
             <m:r>
-              <w:ins w:id="258" w:author="Levine, Charles Roger CTR USARMY USMA (USA)" w:date="2026-10-13T08:56:00Z" w16du:dateUtc="2026-10-13T12:56:00Z">
+              <w:ins w:id="242" w:author="Levine, Charles Roger CTR USARMY USMA (USA)" w:date="2026-10-13T08:56:00Z" w16du:dateUtc="2026-10-13T12:56:00Z">
                 <w:rPr>
                   <w:rFonts w:ascii="Cambria Math" w:hAnsi="Cambria Math"/>
                 </w:rPr>
@@ -13755,7 +13117,7 @@
           </m:sub>
         </m:sSub>
         <m:r>
-          <w:ins w:id="259" w:author="Levine, Charles Roger CTR USARMY USMA (USA)" w:date="2026-10-13T08:56:00Z" w16du:dateUtc="2026-10-13T12:56:00Z">
+          <w:ins w:id="243" w:author="Levine, Charles Roger CTR USARMY USMA (USA)" w:date="2026-10-13T08:56:00Z" w16du:dateUtc="2026-10-13T12:56:00Z">
             <w:rPr>
               <w:rFonts w:ascii="Cambria Math" w:hAnsi="Cambria Math"/>
             </w:rPr>
@@ -13765,7 +13127,7 @@
         <m:d>
           <m:dPr>
             <m:ctrlPr>
-              <w:ins w:id="260" w:author="Levine, Charles Roger CTR USARMY USMA (USA)" w:date="2026-10-13T08:56:00Z" w16du:dateUtc="2026-10-13T12:56:00Z">
+              <w:ins w:id="244" w:author="Levine, Charles Roger CTR USARMY USMA (USA)" w:date="2026-10-13T08:56:00Z" w16du:dateUtc="2026-10-13T12:56:00Z">
                 <w:rPr>
                   <w:rFonts w:ascii="Cambria Math" w:hAnsi="Cambria Math"/>
                 </w:rPr>
@@ -13774,7 +13136,7 @@
           </m:dPr>
           <m:e>
             <m:r>
-              <w:ins w:id="261" w:author="Levine, Charles Roger CTR USARMY USMA (USA)" w:date="2026-10-13T08:56:00Z" w16du:dateUtc="2026-10-13T12:56:00Z">
+              <w:ins w:id="245" w:author="Levine, Charles Roger CTR USARMY USMA (USA)" w:date="2026-10-13T08:56:00Z" w16du:dateUtc="2026-10-13T12:56:00Z">
                 <w:rPr>
                   <w:rFonts w:ascii="Cambria Math" w:hAnsi="Cambria Math"/>
                 </w:rPr>
@@ -13784,14 +13146,14 @@
           </m:e>
         </m:d>
       </m:oMath>
-      <w:ins w:id="262" w:author="Levine, Charles Roger CTR USARMY USMA (USA)" w:date="2026-10-13T08:56:00Z" w16du:dateUtc="2026-10-13T12:56:00Z">
+      <w:ins w:id="246" w:author="Levine, Charles Roger CTR USARMY USMA (USA)" w:date="2026-10-13T08:56:00Z" w16du:dateUtc="2026-10-13T12:56:00Z">
         <w:r>
           <w:t xml:space="preserve"> are assigned to two groups of capacity three using </w:t>
         </w:r>
       </w:ins>
       <m:oMath>
         <m:r>
-          <w:ins w:id="263" w:author="Levine, Charles Roger CTR USARMY USMA (USA)" w:date="2026-10-13T08:56:00Z" w16du:dateUtc="2026-10-13T12:56:00Z">
+          <w:ins w:id="247" w:author="Levine, Charles Roger CTR USARMY USMA (USA)" w:date="2026-10-13T08:56:00Z" w16du:dateUtc="2026-10-13T12:56:00Z">
             <w:rPr>
               <w:rFonts w:ascii="Cambria Math" w:hAnsi="Cambria Math"/>
             </w:rPr>
@@ -13799,7 +13161,7 @@
           </w:ins>
         </m:r>
       </m:oMath>
-      <w:ins w:id="264" w:author="Levine, Charles Roger CTR USARMY USMA (USA)" w:date="2026-10-13T08:56:00Z" w16du:dateUtc="2026-10-13T12:56:00Z">
+      <w:ins w:id="248" w:author="Levine, Charles Roger CTR USARMY USMA (USA)" w:date="2026-10-13T08:56:00Z" w16du:dateUtc="2026-10-13T12:56:00Z">
         <w:r>
           <w:t xml:space="preserve">. Both empty groups begin with the population mean, </w:t>
         </w:r>
@@ -13809,7 +13171,7 @@
           <m:accPr>
             <m:chr m:val="̅"/>
             <m:ctrlPr>
-              <w:ins w:id="265" w:author="Levine, Charles Roger CTR USARMY USMA (USA)" w:date="2026-10-13T08:56:00Z" w16du:dateUtc="2026-10-13T12:56:00Z">
+              <w:ins w:id="249" w:author="Levine, Charles Roger CTR USARMY USMA (USA)" w:date="2026-10-13T08:56:00Z" w16du:dateUtc="2026-10-13T12:56:00Z">
                 <w:rPr>
                   <w:rFonts w:ascii="Cambria Math" w:hAnsi="Cambria Math"/>
                 </w:rPr>
@@ -13818,7 +13180,7 @@
           </m:accPr>
           <m:e>
             <m:r>
-              <w:ins w:id="266" w:author="Levine, Charles Roger CTR USARMY USMA (USA)" w:date="2026-10-13T08:56:00Z" w16du:dateUtc="2026-10-13T12:56:00Z">
+              <w:ins w:id="250" w:author="Levine, Charles Roger CTR USARMY USMA (USA)" w:date="2026-10-13T08:56:00Z" w16du:dateUtc="2026-10-13T12:56:00Z">
                 <w:rPr>
                   <w:rFonts w:ascii="Cambria Math" w:hAnsi="Cambria Math"/>
                 </w:rPr>
@@ -13828,7 +13190,7 @@
           </m:e>
         </m:acc>
         <m:r>
-          <w:ins w:id="267" w:author="Levine, Charles Roger CTR USARMY USMA (USA)" w:date="2026-10-13T08:56:00Z" w16du:dateUtc="2026-10-13T12:56:00Z">
+          <w:ins w:id="251" w:author="Levine, Charles Roger CTR USARMY USMA (USA)" w:date="2026-10-13T08:56:00Z" w16du:dateUtc="2026-10-13T12:56:00Z">
             <w:rPr>
               <w:rFonts w:ascii="Cambria Math" w:hAnsi="Cambria Math"/>
             </w:rPr>
@@ -13836,23 +13198,19 @@
           </w:ins>
         </m:r>
       </m:oMath>
-      <w:ins w:id="268" w:author="Levine, Charles Roger CTR USARMY USMA (USA)" w:date="2026-10-13T08:56:00Z" w16du:dateUtc="2026-10-13T12:56:00Z">
+      <w:ins w:id="252" w:author="Levine, Charles Roger CTR USARMY USMA (USA)" w:date="2026-10-13T08:56:00Z" w16du:dateUtc="2026-10-13T12:56:00Z">
         <w:r>
-          <w:t xml:space="preserve">, as their reference centroid. Each row reports the arriving individual, the probabilities calculated before assignment, and the group drawn. Group panels show the resulting memberships; </w:t>
-        </w:r>
-        <w:r>
-          <w:lastRenderedPageBreak/>
-          <w:t>shading identifies the group receiving the individual. Circles mark individual performance values, and diamonds mark centroids. The first member replaces the initial reference; subsequent centroids average actual members only. Full groups have zero assignment probability. This is one reproducible random realization using seed 42.</w:t>
+          <w:t>, as their reference centroid. Each row reports the arriving individual, the probabilities calculated before assignment, and the group drawn. Group panels show the resulting memberships; shading identifies the group receiving the individual. Circles mark individual performance values, and diamonds mark centroids. The first member replaces the initial reference; subsequent centroids average actual members only. Full groups have zero assignment probability. This is one reproducible random realization using seed 42.</w:t>
         </w:r>
       </w:ins>
     </w:p>
     <w:p>
       <w:pPr>
         <w:rPr>
-          <w:del w:id="269" w:author="Levine, Charles Roger CTR USARMY USMA (USA)" w:date="2026-10-12T22:48:00Z" w16du:dateUtc="2026-10-13T02:48:00Z"/>
+          <w:del w:id="253" w:author="Levine, Charles Roger CTR USARMY USMA (USA)" w:date="2026-10-12T22:48:00Z" w16du:dateUtc="2026-10-13T02:48:00Z"/>
         </w:rPr>
       </w:pPr>
-      <w:ins w:id="270" w:author="Levine, Charles Roger CTR USARMY USMA (USA)" w:date="2026-10-12T22:48:00Z">
+      <w:ins w:id="254" w:author="Levine, Charles Roger CTR USARMY USMA (USA)" w:date="2026-10-12T22:48:00Z">
         <w:r>
           <w:t xml:space="preserve">At </w:t>
         </w:r>
@@ -13865,9 +13223,13 @@
           <m:t>ρ=0</m:t>
         </m:r>
       </m:oMath>
-      <w:ins w:id="271" w:author="Levine, Charles Roger CTR USARMY USMA (USA)" w:date="2026-10-12T22:48:00Z">
+      <w:ins w:id="255" w:author="Levine, Charles Roger CTR USARMY USMA (USA)" w:date="2026-10-12T22:48:00Z">
         <w:r>
-          <w:t xml:space="preserve">, the similarity terms all equal one. Assignment probabilities then reduce to remaining group capacity divided by total remaining capacity. This is equivalent to choosing uniformly among all remaining membership places. Positive </w:t>
+          <w:t xml:space="preserve">, the similarity terms all equal one. Assignment probabilities then reduce to remaining group capacity divided by total remaining capacity. This is equivalent to choosing uniformly </w:t>
+        </w:r>
+        <w:r>
+          <w:lastRenderedPageBreak/>
+          <w:t xml:space="preserve">among all remaining membership places. Positive </w:t>
         </w:r>
       </w:ins>
       <m:oMath>
@@ -13878,12 +13240,12 @@
           <m:t>ρ</m:t>
         </m:r>
       </m:oMath>
-      <w:ins w:id="272" w:author="Levine, Charles Roger CTR USARMY USMA (USA)" w:date="2026-10-12T22:48:00Z">
+      <w:ins w:id="256" w:author="Levine, Charles Roger CTR USARMY USMA (USA)" w:date="2026-10-12T22:48:00Z">
         <w:r>
           <w:t xml:space="preserve"> introduces a preference for similar performance, but does not remove randomness. Because each assignment changes a centroid, the arrival order and earlier random choices can influence subsequent assignments and the final groups.</w:t>
         </w:r>
       </w:ins>
-      <w:del w:id="273" w:author="Levine, Charles Roger CTR USARMY USMA (USA)" w:date="2026-10-12T22:48:00Z" w16du:dateUtc="2026-10-13T02:48:00Z">
+      <w:del w:id="257" w:author="Levine, Charles Roger CTR USARMY USMA (USA)" w:date="2026-10-12T22:48:00Z" w16du:dateUtc="2026-10-13T02:48:00Z">
         <w:r>
           <w:delText xml:space="preserve">slots; the exponential term favors similarity between </w:delText>
         </w:r>
@@ -13892,7 +13254,7 @@
         <m:sSub>
           <m:sSubPr>
             <m:ctrlPr>
-              <w:del w:id="274" w:author="Levine, Charles Roger CTR USARMY USMA (USA)" w:date="2026-10-12T22:48:00Z" w16du:dateUtc="2026-10-13T02:48:00Z">
+              <w:del w:id="258" w:author="Levine, Charles Roger CTR USARMY USMA (USA)" w:date="2026-10-12T22:48:00Z" w16du:dateUtc="2026-10-13T02:48:00Z">
                 <w:rPr>
                   <w:rFonts w:ascii="Cambria Math" w:hAnsi="Cambria Math"/>
                 </w:rPr>
@@ -13901,7 +13263,7 @@
           </m:sSubPr>
           <m:e>
             <m:r>
-              <w:del w:id="275" w:author="Levine, Charles Roger CTR USARMY USMA (USA)" w:date="2026-10-12T22:48:00Z" w16du:dateUtc="2026-10-13T02:48:00Z">
+              <w:del w:id="259" w:author="Levine, Charles Roger CTR USARMY USMA (USA)" w:date="2026-10-12T22:48:00Z" w16du:dateUtc="2026-10-13T02:48:00Z">
                 <w:rPr>
                   <w:rFonts w:ascii="Cambria Math" w:hAnsi="Cambria Math"/>
                 </w:rPr>
@@ -13911,7 +13273,7 @@
           </m:e>
           <m:sub>
             <m:r>
-              <w:del w:id="276" w:author="Levine, Charles Roger CTR USARMY USMA (USA)" w:date="2026-10-12T22:48:00Z" w16du:dateUtc="2026-10-13T02:48:00Z">
+              <w:del w:id="260" w:author="Levine, Charles Roger CTR USARMY USMA (USA)" w:date="2026-10-12T22:48:00Z" w16du:dateUtc="2026-10-13T02:48:00Z">
                 <w:rPr>
                   <w:rFonts w:ascii="Cambria Math" w:hAnsi="Cambria Math"/>
                 </w:rPr>
@@ -13921,7 +13283,7 @@
           </m:sub>
         </m:sSub>
       </m:oMath>
-      <w:del w:id="277" w:author="Levine, Charles Roger CTR USARMY USMA (USA)" w:date="2026-10-12T22:48:00Z" w16du:dateUtc="2026-10-13T02:48:00Z">
+      <w:del w:id="261" w:author="Levine, Charles Roger CTR USARMY USMA (USA)" w:date="2026-10-12T22:48:00Z" w16du:dateUtc="2026-10-13T02:48:00Z">
         <w:r>
           <w:delText xml:space="preserve"> and the current group centroid. The parameter ρ ≥ 0 controls that similarity preference. This capacity factor belongs to constrained allocation and should not be described as degree-based preferential attachment to already popular groups.</w:delText>
         </w:r>
@@ -13930,10 +13292,10 @@
     <w:p>
       <w:pPr>
         <w:rPr>
-          <w:del w:id="278" w:author="Levine, Charles Roger CTR USARMY USMA (USA)" w:date="2026-10-12T22:48:00Z" w16du:dateUtc="2026-10-13T02:48:00Z"/>
+          <w:del w:id="262" w:author="Levine, Charles Roger CTR USARMY USMA (USA)" w:date="2026-10-12T22:48:00Z" w16du:dateUtc="2026-10-13T02:48:00Z"/>
         </w:rPr>
       </w:pPr>
-      <w:del w:id="279" w:author="Levine, Charles Roger CTR USARMY USMA (USA)" w:date="2026-10-12T22:48:00Z" w16du:dateUtc="2026-10-13T02:48:00Z">
+      <w:del w:id="263" w:author="Levine, Charles Roger CTR USARMY USMA (USA)" w:date="2026-10-12T22:48:00Z" w16du:dateUtc="2026-10-13T02:48:00Z">
         <w:r>
           <w:delText xml:space="preserve">When the first person joins a group, that person’s </w:delText>
         </w:r>
@@ -13942,7 +13304,7 @@
         <m:sSub>
           <m:sSubPr>
             <m:ctrlPr>
-              <w:del w:id="280" w:author="Levine, Charles Roger CTR USARMY USMA (USA)" w:date="2026-10-12T22:48:00Z" w16du:dateUtc="2026-10-13T02:48:00Z">
+              <w:del w:id="264" w:author="Levine, Charles Roger CTR USARMY USMA (USA)" w:date="2026-10-12T22:48:00Z" w16du:dateUtc="2026-10-13T02:48:00Z">
                 <w:rPr>
                   <w:rFonts w:ascii="Cambria Math" w:hAnsi="Cambria Math"/>
                 </w:rPr>
@@ -13951,7 +13313,7 @@
           </m:sSubPr>
           <m:e>
             <m:r>
-              <w:del w:id="281" w:author="Levine, Charles Roger CTR USARMY USMA (USA)" w:date="2026-10-12T22:48:00Z" w16du:dateUtc="2026-10-13T02:48:00Z">
+              <w:del w:id="265" w:author="Levine, Charles Roger CTR USARMY USMA (USA)" w:date="2026-10-12T22:48:00Z" w16du:dateUtc="2026-10-13T02:48:00Z">
                 <w:rPr>
                   <w:rFonts w:ascii="Cambria Math" w:hAnsi="Cambria Math"/>
                 </w:rPr>
@@ -13961,7 +13323,7 @@
           </m:e>
           <m:sub>
             <m:r>
-              <w:del w:id="282" w:author="Levine, Charles Roger CTR USARMY USMA (USA)" w:date="2026-10-12T22:48:00Z" w16du:dateUtc="2026-10-13T02:48:00Z">
+              <w:del w:id="266" w:author="Levine, Charles Roger CTR USARMY USMA (USA)" w:date="2026-10-12T22:48:00Z" w16du:dateUtc="2026-10-13T02:48:00Z">
                 <w:rPr>
                   <w:rFonts w:ascii="Cambria Math" w:hAnsi="Cambria Math"/>
                 </w:rPr>
@@ -13971,7 +13333,7 @@
           </m:sub>
         </m:sSub>
       </m:oMath>
-      <w:del w:id="283" w:author="Levine, Charles Roger CTR USARMY USMA (USA)" w:date="2026-10-12T22:48:00Z" w16du:dateUtc="2026-10-13T02:48:00Z">
+      <w:del w:id="267" w:author="Levine, Charles Roger CTR USARMY USMA (USA)" w:date="2026-10-12T22:48:00Z" w16du:dateUtc="2026-10-13T02:48:00Z">
         <w:r>
           <w:delText xml:space="preserve"> becomes its centroid. After every subsequent assignment, the centroid becomes the mean A of its current members. Once assignment ends, </w:delText>
         </w:r>
@@ -13980,7 +13342,7 @@
         <m:sSub>
           <m:sSubPr>
             <m:ctrlPr>
-              <w:del w:id="284" w:author="Levine, Charles Roger CTR USARMY USMA (USA)" w:date="2026-10-12T22:48:00Z" w16du:dateUtc="2026-10-13T02:48:00Z">
+              <w:del w:id="268" w:author="Levine, Charles Roger CTR USARMY USMA (USA)" w:date="2026-10-12T22:48:00Z" w16du:dateUtc="2026-10-13T02:48:00Z">
                 <w:rPr>
                   <w:rFonts w:ascii="Cambria Math" w:hAnsi="Cambria Math"/>
                 </w:rPr>
@@ -13989,7 +13351,7 @@
           </m:sSubPr>
           <m:e>
             <m:r>
-              <w:del w:id="285" w:author="Levine, Charles Roger CTR USARMY USMA (USA)" w:date="2026-10-12T22:48:00Z" w16du:dateUtc="2026-10-13T02:48:00Z">
+              <w:del w:id="269" w:author="Levine, Charles Roger CTR USARMY USMA (USA)" w:date="2026-10-12T22:48:00Z" w16du:dateUtc="2026-10-13T02:48:00Z">
                 <w:rPr>
                   <w:rFonts w:ascii="Cambria Math" w:hAnsi="Cambria Math"/>
                 </w:rPr>
@@ -13999,7 +13361,7 @@
           </m:e>
           <m:sub>
             <m:r>
-              <w:del w:id="286" w:author="Levine, Charles Roger CTR USARMY USMA (USA)" w:date="2026-10-12T22:48:00Z" w16du:dateUtc="2026-10-13T02:48:00Z">
+              <w:del w:id="270" w:author="Levine, Charles Roger CTR USARMY USMA (USA)" w:date="2026-10-12T22:48:00Z" w16du:dateUtc="2026-10-13T02:48:00Z">
                 <w:rPr>
                   <w:rFonts w:ascii="Cambria Math" w:hAnsi="Cambria Math"/>
                 </w:rPr>
@@ -14009,7 +13371,7 @@
           </m:sub>
         </m:sSub>
       </m:oMath>
-      <w:del w:id="287" w:author="Levine, Charles Roger CTR USARMY USMA (USA)" w:date="2026-10-12T22:48:00Z" w16du:dateUtc="2026-10-13T02:48:00Z">
+      <w:del w:id="271" w:author="Levine, Charles Roger CTR USARMY USMA (USA)" w:date="2026-10-12T22:48:00Z" w16du:dateUtc="2026-10-13T02:48:00Z">
         <w:r>
           <w:delText xml:space="preserve"> is the final group mean, including all </w:delText>
         </w:r>
@@ -14018,7 +13380,7 @@
         <m:sSub>
           <m:sSubPr>
             <m:ctrlPr>
-              <w:del w:id="288" w:author="Levine, Charles Roger CTR USARMY USMA (USA)" w:date="2026-10-12T22:48:00Z" w16du:dateUtc="2026-10-13T02:48:00Z">
+              <w:del w:id="272" w:author="Levine, Charles Roger CTR USARMY USMA (USA)" w:date="2026-10-12T22:48:00Z" w16du:dateUtc="2026-10-13T02:48:00Z">
                 <w:rPr>
                   <w:rFonts w:ascii="Cambria Math" w:hAnsi="Cambria Math"/>
                 </w:rPr>
@@ -14027,7 +13389,7 @@
           </m:sSubPr>
           <m:e>
             <m:r>
-              <w:del w:id="289" w:author="Levine, Charles Roger CTR USARMY USMA (USA)" w:date="2026-10-12T22:48:00Z" w16du:dateUtc="2026-10-13T02:48:00Z">
+              <w:del w:id="273" w:author="Levine, Charles Roger CTR USARMY USMA (USA)" w:date="2026-10-12T22:48:00Z" w16du:dateUtc="2026-10-13T02:48:00Z">
                 <w:rPr>
                   <w:rFonts w:ascii="Cambria Math" w:hAnsi="Cambria Math"/>
                 </w:rPr>
@@ -14037,7 +13399,7 @@
           </m:e>
           <m:sub>
             <m:r>
-              <w:del w:id="290" w:author="Levine, Charles Roger CTR USARMY USMA (USA)" w:date="2026-10-12T22:48:00Z" w16du:dateUtc="2026-10-13T02:48:00Z">
+              <w:del w:id="274" w:author="Levine, Charles Roger CTR USARMY USMA (USA)" w:date="2026-10-12T22:48:00Z" w16du:dateUtc="2026-10-13T02:48:00Z">
                 <w:rPr>
                   <w:rFonts w:ascii="Cambria Math" w:hAnsi="Cambria Math"/>
                 </w:rPr>
@@ -14047,14 +13409,14 @@
           </m:sub>
         </m:sSub>
       </m:oMath>
-      <w:del w:id="291" w:author="Levine, Charles Roger CTR USARMY USMA (USA)" w:date="2026-10-12T22:48:00Z" w16du:dateUtc="2026-10-13T02:48:00Z">
+      <w:del w:id="275" w:author="Levine, Charles Roger CTR USARMY USMA (USA)" w:date="2026-10-12T22:48:00Z" w16du:dateUtc="2026-10-13T02:48:00Z">
         <w:r>
           <w:delText xml:space="preserve"> members. Provided total capacity equals </w:delText>
         </w:r>
       </w:del>
       <m:oMath>
         <m:r>
-          <w:del w:id="292" w:author="Levine, Charles Roger CTR USARMY USMA (USA)" w:date="2026-10-12T22:48:00Z" w16du:dateUtc="2026-10-13T02:48:00Z">
+          <w:del w:id="276" w:author="Levine, Charles Roger CTR USARMY USMA (USA)" w:date="2026-10-12T22:48:00Z" w16du:dateUtc="2026-10-13T02:48:00Z">
             <w:rPr>
               <w:rFonts w:ascii="Cambria Math" w:hAnsi="Cambria Math"/>
             </w:rPr>
@@ -14062,21 +13424,21 @@
           </w:del>
         </m:r>
       </m:oMath>
-      <w:del w:id="293" w:author="Levine, Charles Roger CTR USARMY USMA (USA)" w:date="2026-10-12T22:48:00Z" w16du:dateUtc="2026-10-13T02:48:00Z">
+      <w:del w:id="277" w:author="Levine, Charles Roger CTR USARMY USMA (USA)" w:date="2026-10-12T22:48:00Z" w16du:dateUtc="2026-10-13T02:48:00Z">
         <w:r>
           <w:delText>, the sequential procedure assigns every individual and fills every group exactly.</w:delText>
         </w:r>
       </w:del>
     </w:p>
     <w:p>
-      <w:del w:id="294" w:author="Levine, Charles Roger CTR USARMY USMA (USA)" w:date="2026-10-12T22:48:00Z" w16du:dateUtc="2026-10-13T02:48:00Z">
+      <w:del w:id="278" w:author="Levine, Charles Roger CTR USARMY USMA (USA)" w:date="2026-10-12T22:48:00Z" w16du:dateUtc="2026-10-13T02:48:00Z">
         <w:r>
           <w:delText xml:space="preserve">We introduce a nonnegative similarity-preference parameter </w:delText>
         </w:r>
       </w:del>
       <m:oMath>
         <m:r>
-          <w:del w:id="295" w:author="Levine, Charles Roger CTR USARMY USMA (USA)" w:date="2026-10-12T22:48:00Z" w16du:dateUtc="2026-10-13T02:48:00Z">
+          <w:del w:id="279" w:author="Levine, Charles Roger CTR USARMY USMA (USA)" w:date="2026-10-12T22:48:00Z" w16du:dateUtc="2026-10-13T02:48:00Z">
             <w:rPr>
               <w:rFonts w:ascii="Cambria Math" w:hAnsi="Cambria Math"/>
             </w:rPr>
@@ -14084,14 +13446,14 @@
           </w:del>
         </m:r>
       </m:oMath>
-      <w:del w:id="296" w:author="Levine, Charles Roger CTR USARMY USMA (USA)" w:date="2026-10-12T22:48:00Z" w16du:dateUtc="2026-10-13T02:48:00Z">
+      <w:del w:id="280" w:author="Levine, Charles Roger CTR USARMY USMA (USA)" w:date="2026-10-12T22:48:00Z" w16du:dateUtc="2026-10-13T02:48:00Z">
         <w:r>
           <w:delText xml:space="preserve">. At </w:delText>
         </w:r>
       </w:del>
       <m:oMath>
         <m:r>
-          <w:del w:id="297" w:author="Levine, Charles Roger CTR USARMY USMA (USA)" w:date="2026-10-12T22:48:00Z" w16du:dateUtc="2026-10-13T02:48:00Z">
+          <w:del w:id="281" w:author="Levine, Charles Roger CTR USARMY USMA (USA)" w:date="2026-10-12T22:48:00Z" w16du:dateUtc="2026-10-13T02:48:00Z">
             <w:rPr>
               <w:rFonts w:ascii="Cambria Math" w:hAnsi="Cambria Math"/>
             </w:rPr>
@@ -14099,7 +13461,7 @@
           </w:del>
         </m:r>
         <m:r>
-          <w:del w:id="298" w:author="Levine, Charles Roger CTR USARMY USMA (USA)" w:date="2026-10-12T22:48:00Z" w16du:dateUtc="2026-10-13T02:48:00Z">
+          <w:del w:id="282" w:author="Levine, Charles Roger CTR USARMY USMA (USA)" w:date="2026-10-12T22:48:00Z" w16du:dateUtc="2026-10-13T02:48:00Z">
             <m:rPr>
               <m:sty m:val="p"/>
             </m:rPr>
@@ -14110,7 +13472,7 @@
           </w:del>
         </m:r>
         <m:r>
-          <w:del w:id="299" w:author="Levine, Charles Roger CTR USARMY USMA (USA)" w:date="2026-10-12T22:48:00Z" w16du:dateUtc="2026-10-13T02:48:00Z">
+          <w:del w:id="283" w:author="Levine, Charles Roger CTR USARMY USMA (USA)" w:date="2026-10-12T22:48:00Z" w16du:dateUtc="2026-10-13T02:48:00Z">
             <w:rPr>
               <w:rFonts w:ascii="Cambria Math" w:hAnsi="Cambria Math"/>
             </w:rPr>
@@ -14118,14 +13480,14 @@
           </w:del>
         </m:r>
       </m:oMath>
-      <w:del w:id="300" w:author="Levine, Charles Roger CTR USARMY USMA (USA)" w:date="2026-10-12T22:48:00Z" w16du:dateUtc="2026-10-13T02:48:00Z">
+      <w:del w:id="284" w:author="Levine, Charles Roger CTR USARMY USMA (USA)" w:date="2026-10-12T22:48:00Z" w16du:dateUtc="2026-10-13T02:48:00Z">
         <w:r>
           <w:delText xml:space="preserve">, assignment probabilities reduce to remaining capacity divided by the total remaining capacity. Choosing a group this way is equivalent to choosing uniformly among the remaining membership slots. Increasing </w:delText>
         </w:r>
       </w:del>
       <m:oMath>
         <m:r>
-          <w:del w:id="301" w:author="Levine, Charles Roger CTR USARMY USMA (USA)" w:date="2026-10-12T22:48:00Z" w16du:dateUtc="2026-10-13T02:48:00Z">
+          <w:del w:id="285" w:author="Levine, Charles Roger CTR USARMY USMA (USA)" w:date="2026-10-12T22:48:00Z" w16du:dateUtc="2026-10-13T02:48:00Z">
             <w:rPr>
               <w:rFonts w:ascii="Cambria Math" w:hAnsi="Cambria Math"/>
             </w:rPr>
@@ -14133,7 +13495,7 @@
           </w:del>
         </m:r>
       </m:oMath>
-      <w:del w:id="302" w:author="Levine, Charles Roger CTR USARMY USMA (USA)" w:date="2026-10-12T22:48:00Z" w16du:dateUtc="2026-10-13T02:48:00Z">
+      <w:del w:id="286" w:author="Levine, Charles Roger CTR USARMY USMA (USA)" w:date="2026-10-12T22:48:00Z" w16du:dateUtc="2026-10-13T02:48:00Z">
         <w:r>
           <w:delText xml:space="preserve"> gives greater preference to groups whose current mean is closer to the arriving individual’s </w:delText>
         </w:r>
@@ -14142,7 +13504,7 @@
         <m:sSub>
           <m:sSubPr>
             <m:ctrlPr>
-              <w:del w:id="303" w:author="Levine, Charles Roger CTR USARMY USMA (USA)" w:date="2026-10-12T22:48:00Z" w16du:dateUtc="2026-10-13T02:48:00Z">
+              <w:del w:id="287" w:author="Levine, Charles Roger CTR USARMY USMA (USA)" w:date="2026-10-12T22:48:00Z" w16du:dateUtc="2026-10-13T02:48:00Z">
                 <w:rPr>
                   <w:rFonts w:ascii="Cambria Math" w:hAnsi="Cambria Math"/>
                 </w:rPr>
@@ -14151,7 +13513,7 @@
           </m:sSubPr>
           <m:e>
             <m:r>
-              <w:del w:id="304" w:author="Levine, Charles Roger CTR USARMY USMA (USA)" w:date="2026-10-12T22:48:00Z" w16du:dateUtc="2026-10-13T02:48:00Z">
+              <w:del w:id="288" w:author="Levine, Charles Roger CTR USARMY USMA (USA)" w:date="2026-10-12T22:48:00Z" w16du:dateUtc="2026-10-13T02:48:00Z">
                 <w:rPr>
                   <w:rFonts w:ascii="Cambria Math" w:hAnsi="Cambria Math"/>
                 </w:rPr>
@@ -14161,7 +13523,7 @@
           </m:e>
           <m:sub>
             <m:r>
-              <w:del w:id="305" w:author="Levine, Charles Roger CTR USARMY USMA (USA)" w:date="2026-10-12T22:48:00Z" w16du:dateUtc="2026-10-13T02:48:00Z">
+              <w:del w:id="289" w:author="Levine, Charles Roger CTR USARMY USMA (USA)" w:date="2026-10-12T22:48:00Z" w16du:dateUtc="2026-10-13T02:48:00Z">
                 <w:rPr>
                   <w:rFonts w:ascii="Cambria Math" w:hAnsi="Cambria Math"/>
                 </w:rPr>
@@ -14171,12 +13533,12 @@
           </m:sub>
         </m:sSub>
       </m:oMath>
-      <w:del w:id="306" w:author="Levine, Charles Roger CTR USARMY USMA (USA)" w:date="2026-10-12T22:48:00Z" w16du:dateUtc="2026-10-13T02:48:00Z">
+      <w:del w:id="290" w:author="Levine, Charles Roger CTR USARMY USMA (USA)" w:date="2026-10-12T22:48:00Z" w16du:dateUtc="2026-10-13T02:48:00Z">
         <w:r>
           <w:delText xml:space="preserve">. Because the centroids evolve, the assignment order and random choices can affect the final </w:delText>
         </w:r>
       </w:del>
-      <w:del w:id="307" w:author="Levine, Charles Roger CTR USARMY USMA (USA)" w:date="2026-10-12T22:51:00Z" w16du:dateUtc="2026-10-13T02:51:00Z">
+      <w:del w:id="291" w:author="Levine, Charles Roger CTR USARMY USMA (USA)" w:date="2026-10-12T22:51:00Z" w16du:dateUtc="2026-10-13T02:51:00Z">
         <w:r>
           <w:delText>partition.</w:delText>
         </w:r>
@@ -14186,18 +13548,17 @@
       <w:pPr>
         <w:pStyle w:val="Heading2"/>
       </w:pPr>
-      <w:bookmarkStart w:id="308" w:name="preference-and-realized-sorting"/>
-      <w:bookmarkEnd w:id="146"/>
-      <w:r>
-        <w:lastRenderedPageBreak/>
+      <w:bookmarkStart w:id="292" w:name="preference-and-realized-sorting"/>
+      <w:bookmarkEnd w:id="130"/>
+      <w:r>
         <w:t xml:space="preserve">4.6.3 </w:t>
       </w:r>
-      <w:ins w:id="309" w:author="Levine, Charles Roger CTR USARMY USMA (USA)" w:date="2026-10-12T22:51:00Z" w16du:dateUtc="2026-10-13T02:51:00Z">
+      <w:ins w:id="293" w:author="Levine, Charles Roger CTR USARMY USMA (USA)" w:date="2026-10-12T22:51:00Z" w16du:dateUtc="2026-10-13T02:51:00Z">
         <w:r>
           <w:t>Measuring the sorting that results</w:t>
         </w:r>
       </w:ins>
-      <w:del w:id="310" w:author="Levine, Charles Roger CTR USARMY USMA (USA)" w:date="2026-10-12T22:51:00Z" w16du:dateUtc="2026-10-13T02:51:00Z">
+      <w:del w:id="294" w:author="Levine, Charles Roger CTR USARMY USMA (USA)" w:date="2026-10-12T22:51:00Z" w16du:dateUtc="2026-10-13T02:51:00Z">
         <w:r>
           <w:delText>Preference and realized sorting</w:delText>
         </w:r>
@@ -14205,25 +13566,13 @@
     </w:p>
     <w:p>
       <w:pPr>
-        <w:pStyle w:val="Heading2"/>
+        <w:pStyle w:val="BodyText"/>
         <w:rPr>
-          <w:ins w:id="311" w:author="Levine, Charles Roger CTR USARMY USMA (USA)" w:date="2026-10-12T22:52:00Z" w16du:dateUtc="2026-10-13T02:52:00Z"/>
-          <w:rFonts w:ascii="Times New Roman" w:eastAsiaTheme="minorEastAsia" w:hAnsi="Times New Roman" w:cstheme="minorBidi"/>
-          <w:b w:val="0"/>
-          <w:bCs w:val="0"/>
-          <w:sz w:val="24"/>
-          <w:szCs w:val="22"/>
+          <w:ins w:id="295" w:author="Levine, Charles Roger CTR USARMY USMA (USA)" w:date="2026-10-12T22:52:00Z" w16du:dateUtc="2026-10-13T02:52:00Z"/>
         </w:rPr>
       </w:pPr>
-      <w:ins w:id="312" w:author="Levine, Charles Roger CTR USARMY USMA (USA)" w:date="2026-10-12T22:52:00Z" w16du:dateUtc="2026-10-13T02:52:00Z">
+      <w:ins w:id="296" w:author="Levine, Charles Roger CTR USARMY USMA (USA)" w:date="2026-10-12T22:52:00Z" w16du:dateUtc="2026-10-13T02:52:00Z">
         <w:r>
-          <w:rPr>
-            <w:rFonts w:ascii="Times New Roman" w:eastAsiaTheme="minorEastAsia" w:hAnsi="Times New Roman" w:cstheme="minorBidi"/>
-            <w:b w:val="0"/>
-            <w:bCs w:val="0"/>
-            <w:sz w:val="24"/>
-            <w:szCs w:val="22"/>
-          </w:rPr>
           <w:t xml:space="preserve">The parameter </w:t>
         </w:r>
       </w:ins>
@@ -14233,22 +13582,13 @@
             <m:sty m:val="bi"/>
           </m:rPr>
           <w:rPr>
-            <w:rFonts w:ascii="Cambria Math" w:eastAsiaTheme="minorEastAsia" w:hAnsi="Cambria Math" w:cstheme="minorBidi"/>
-            <w:sz w:val="24"/>
-            <w:szCs w:val="22"/>
+            <w:rFonts w:ascii="Cambria Math" w:hAnsi="Cambria Math"/>
           </w:rPr>
           <m:t>ρ</m:t>
         </m:r>
       </m:oMath>
-      <w:ins w:id="313" w:author="Levine, Charles Roger CTR USARMY USMA (USA)" w:date="2026-10-12T22:52:00Z" w16du:dateUtc="2026-10-13T02:52:00Z">
+      <w:ins w:id="297" w:author="Levine, Charles Roger CTR USARMY USMA (USA)" w:date="2026-10-12T22:52:00Z" w16du:dateUtc="2026-10-13T02:52:00Z">
         <w:r>
-          <w:rPr>
-            <w:rFonts w:ascii="Times New Roman" w:eastAsiaTheme="minorEastAsia" w:hAnsi="Times New Roman" w:cstheme="minorBidi"/>
-            <w:b w:val="0"/>
-            <w:bCs w:val="0"/>
-            <w:sz w:val="24"/>
-            <w:szCs w:val="22"/>
-          </w:rPr>
           <w:t xml:space="preserve"> describes the preference used during assignment. It does not directly tell us how strongly individuals are sorted in the completed groups. To measure the resulting arrangement, we ask how much of the population’s variation in </w:t>
         </w:r>
       </w:ins>
@@ -14258,86 +13598,48 @@
             <m:sty m:val="bi"/>
           </m:rPr>
           <w:rPr>
-            <w:rFonts w:ascii="Cambria Math" w:eastAsiaTheme="minorEastAsia" w:hAnsi="Cambria Math" w:cstheme="minorBidi"/>
-            <w:sz w:val="24"/>
-            <w:szCs w:val="22"/>
+            <w:rFonts w:ascii="Cambria Math" w:hAnsi="Cambria Math"/>
           </w:rPr>
           <m:t>A</m:t>
         </m:r>
       </m:oMath>
-      <w:ins w:id="314" w:author="Levine, Charles Roger CTR USARMY USMA (USA)" w:date="2026-10-12T22:52:00Z" w16du:dateUtc="2026-10-13T02:52:00Z">
+      <w:ins w:id="298" w:author="Levine, Charles Roger CTR USARMY USMA (USA)" w:date="2026-10-12T22:52:00Z" w16du:dateUtc="2026-10-13T02:52:00Z">
         <w:r>
-          <w:rPr>
-            <w:rFonts w:ascii="Times New Roman" w:eastAsiaTheme="minorEastAsia" w:hAnsi="Times New Roman" w:cstheme="minorBidi"/>
-            <w:b w:val="0"/>
-            <w:bCs w:val="0"/>
-            <w:sz w:val="24"/>
-            <w:szCs w:val="22"/>
-          </w:rPr>
           <w:t xml:space="preserve"> lies between groups rather than within them.</w:t>
         </w:r>
       </w:ins>
     </w:p>
     <w:p>
       <w:pPr>
-        <w:pStyle w:val="Heading2"/>
+        <w:pStyle w:val="BodyText"/>
         <w:rPr>
-          <w:ins w:id="315" w:author="Levine, Charles Roger CTR USARMY USMA (USA)" w:date="2026-10-12T22:52:00Z" w16du:dateUtc="2026-10-13T02:52:00Z"/>
-          <w:rFonts w:ascii="Times New Roman" w:eastAsiaTheme="minorEastAsia" w:hAnsi="Times New Roman" w:cstheme="minorBidi"/>
-          <w:b w:val="0"/>
-          <w:bCs w:val="0"/>
-          <w:sz w:val="24"/>
-          <w:szCs w:val="22"/>
+          <w:ins w:id="299" w:author="Levine, Charles Roger CTR USARMY USMA (USA)" w:date="2026-10-12T22:52:00Z" w16du:dateUtc="2026-10-13T02:52:00Z"/>
         </w:rPr>
       </w:pPr>
-      <w:ins w:id="316" w:author="Levine, Charles Roger CTR USARMY USMA (USA)" w:date="2026-10-12T22:52:00Z" w16du:dateUtc="2026-10-13T02:52:00Z">
+      <w:ins w:id="300" w:author="Levine, Charles Roger CTR USARMY USMA (USA)" w:date="2026-10-12T22:52:00Z" w16du:dateUtc="2026-10-13T02:52:00Z">
         <w:r>
-          <w:rPr>
-            <w:rFonts w:ascii="Times New Roman" w:eastAsiaTheme="minorEastAsia" w:hAnsi="Times New Roman" w:cstheme="minorBidi"/>
-            <w:b w:val="0"/>
-            <w:bCs w:val="0"/>
-            <w:sz w:val="24"/>
-            <w:szCs w:val="22"/>
-          </w:rPr>
           <w:t>If each group contains a broad mixture resembling the population, its mean will be close to the population mean. If similar performers cluster together, groups will tend to be more internally homogeneous and their means will differ more from one another.</w:t>
         </w:r>
       </w:ins>
     </w:p>
     <w:p>
       <w:pPr>
-        <w:pStyle w:val="Heading2"/>
+        <w:pStyle w:val="BodyText"/>
         <w:rPr>
-          <w:ins w:id="317" w:author="Levine, Charles Roger CTR USARMY USMA (USA)" w:date="2026-10-12T22:52:00Z" w16du:dateUtc="2026-10-13T02:52:00Z"/>
-          <w:rFonts w:ascii="Times New Roman" w:eastAsiaTheme="minorEastAsia" w:hAnsi="Times New Roman" w:cstheme="minorBidi"/>
-          <w:b w:val="0"/>
-          <w:bCs w:val="0"/>
-          <w:sz w:val="24"/>
-          <w:szCs w:val="22"/>
+          <w:ins w:id="301" w:author="Levine, Charles Roger CTR USARMY USMA (USA)" w:date="2026-10-12T22:52:00Z" w16du:dateUtc="2026-10-13T02:52:00Z"/>
         </w:rPr>
       </w:pPr>
-      <w:ins w:id="318" w:author="Levine, Charles Roger CTR USARMY USMA (USA)" w:date="2026-10-12T22:52:00Z" w16du:dateUtc="2026-10-13T02:52:00Z">
+      <w:ins w:id="302" w:author="Levine, Charles Roger CTR USARMY USMA (USA)" w:date="2026-10-12T22:52:00Z" w16du:dateUtc="2026-10-13T02:52:00Z">
         <w:r>
-          <w:rPr>
-            <w:rFonts w:ascii="Times New Roman" w:eastAsiaTheme="minorEastAsia" w:hAnsi="Times New Roman" w:cstheme="minorBidi"/>
-            <w:b w:val="0"/>
-            <w:bCs w:val="0"/>
-            <w:sz w:val="24"/>
-            <w:szCs w:val="22"/>
-          </w:rPr>
           <w:t>We summarize this pattern using</w:t>
         </w:r>
       </w:ins>
     </w:p>
     <w:p>
       <w:pPr>
-        <w:pStyle w:val="Heading2"/>
+        <w:pStyle w:val="BodyText"/>
         <w:rPr>
-          <w:ins w:id="319" w:author="Levine, Charles Roger CTR USARMY USMA (USA)" w:date="2026-10-12T22:52:00Z" w16du:dateUtc="2026-10-13T02:52:00Z"/>
-          <w:rFonts w:ascii="Times New Roman" w:eastAsiaTheme="minorEastAsia" w:hAnsi="Times New Roman" w:cstheme="minorBidi"/>
-          <w:b w:val="0"/>
-          <w:bCs w:val="0"/>
-          <w:sz w:val="24"/>
-          <w:szCs w:val="22"/>
+          <w:ins w:id="303" w:author="Levine, Charles Roger CTR USARMY USMA (USA)" w:date="2026-10-12T22:52:00Z" w16du:dateUtc="2026-10-13T02:52:00Z"/>
         </w:rPr>
       </w:pPr>
       <m:oMathPara>
@@ -14346,9 +13648,7 @@
             <m:sSubPr>
               <m:ctrlPr>
                 <w:rPr>
-                  <w:rFonts w:ascii="Cambria Math" w:eastAsiaTheme="minorEastAsia" w:hAnsi="Cambria Math" w:cstheme="minorBidi"/>
-                  <w:sz w:val="24"/>
-                  <w:szCs w:val="22"/>
+                  <w:rFonts w:ascii="Cambria Math" w:hAnsi="Cambria Math"/>
                 </w:rPr>
               </m:ctrlPr>
             </m:sSubPr>
@@ -14358,9 +13658,7 @@
                   <m:sty m:val="bi"/>
                 </m:rPr>
                 <w:rPr>
-                  <w:rFonts w:ascii="Cambria Math" w:eastAsiaTheme="minorEastAsia" w:hAnsi="Cambria Math" w:cstheme="minorBidi"/>
-                  <w:sz w:val="24"/>
-                  <w:szCs w:val="22"/>
+                  <w:rFonts w:ascii="Cambria Math" w:hAnsi="Cambria Math"/>
                 </w:rPr>
                 <m:t>H</m:t>
               </m:r>
@@ -14371,9 +13669,7 @@
                   <m:sty m:val="b"/>
                 </m:rPr>
                 <w:rPr>
-                  <w:rFonts w:ascii="Cambria Math" w:eastAsiaTheme="minorEastAsia" w:hAnsi="Cambria Math" w:cstheme="minorBidi"/>
-                  <w:sz w:val="24"/>
-                  <w:szCs w:val="22"/>
+                  <w:rFonts w:ascii="Cambria Math" w:hAnsi="Cambria Math"/>
                 </w:rPr>
                 <m:t>sort</m:t>
               </m:r>
@@ -14384,9 +13680,7 @@
               <m:sty m:val="bi"/>
             </m:rPr>
             <w:rPr>
-              <w:rFonts w:ascii="Cambria Math" w:eastAsiaTheme="minorEastAsia" w:hAnsi="Cambria Math" w:cstheme="minorBidi"/>
-              <w:sz w:val="24"/>
-              <w:szCs w:val="22"/>
+              <w:rFonts w:ascii="Cambria Math" w:hAnsi="Cambria Math"/>
             </w:rPr>
             <m:t>=1-</m:t>
           </m:r>
@@ -14394,9 +13688,7 @@
             <m:fPr>
               <m:ctrlPr>
                 <w:rPr>
-                  <w:rFonts w:ascii="Cambria Math" w:eastAsiaTheme="minorEastAsia" w:hAnsi="Cambria Math" w:cstheme="minorBidi"/>
-                  <w:sz w:val="24"/>
-                  <w:szCs w:val="22"/>
+                  <w:rFonts w:ascii="Cambria Math" w:hAnsi="Cambria Math"/>
                 </w:rPr>
               </m:ctrlPr>
             </m:fPr>
@@ -14408,9 +13700,7 @@
                   <m:supHide m:val="1"/>
                   <m:ctrlPr>
                     <w:rPr>
-                      <w:rFonts w:ascii="Cambria Math" w:eastAsiaTheme="minorEastAsia" w:hAnsi="Cambria Math" w:cstheme="minorBidi"/>
-                      <w:sz w:val="24"/>
-                      <w:szCs w:val="22"/>
+                      <w:rFonts w:ascii="Cambria Math" w:hAnsi="Cambria Math"/>
                     </w:rPr>
                   </m:ctrlPr>
                 </m:naryPr>
@@ -14420,9 +13710,7 @@
                       <m:sty m:val="bi"/>
                     </m:rPr>
                     <w:rPr>
-                      <w:rFonts w:ascii="Cambria Math" w:eastAsiaTheme="minorEastAsia" w:hAnsi="Cambria Math" w:cstheme="minorBidi"/>
-                      <w:sz w:val="24"/>
-                      <w:szCs w:val="22"/>
+                      <w:rFonts w:ascii="Cambria Math" w:hAnsi="Cambria Math"/>
                     </w:rPr>
                     <m:t>i</m:t>
                   </m:r>
@@ -14433,9 +13721,7 @@
                     <m:sSupPr>
                       <m:ctrlPr>
                         <w:rPr>
-                          <w:rFonts w:ascii="Cambria Math" w:eastAsiaTheme="minorEastAsia" w:hAnsi="Cambria Math" w:cstheme="minorBidi"/>
-                          <w:sz w:val="24"/>
-                          <w:szCs w:val="22"/>
+                          <w:rFonts w:ascii="Cambria Math" w:hAnsi="Cambria Math"/>
                         </w:rPr>
                       </m:ctrlPr>
                     </m:sSupPr>
@@ -14444,9 +13730,7 @@
                         <m:dPr>
                           <m:ctrlPr>
                             <w:rPr>
-                              <w:rFonts w:ascii="Cambria Math" w:eastAsiaTheme="minorEastAsia" w:hAnsi="Cambria Math" w:cstheme="minorBidi"/>
-                              <w:sz w:val="24"/>
-                              <w:szCs w:val="22"/>
+                              <w:rFonts w:ascii="Cambria Math" w:hAnsi="Cambria Math"/>
                             </w:rPr>
                           </m:ctrlPr>
                         </m:dPr>
@@ -14455,9 +13739,7 @@
                             <m:sSubPr>
                               <m:ctrlPr>
                                 <w:rPr>
-                                  <w:rFonts w:ascii="Cambria Math" w:eastAsiaTheme="minorEastAsia" w:hAnsi="Cambria Math" w:cstheme="minorBidi"/>
-                                  <w:sz w:val="24"/>
-                                  <w:szCs w:val="22"/>
+                                  <w:rFonts w:ascii="Cambria Math" w:hAnsi="Cambria Math"/>
                                 </w:rPr>
                               </m:ctrlPr>
                             </m:sSubPr>
@@ -14467,9 +13749,7 @@
                                   <m:sty m:val="bi"/>
                                 </m:rPr>
                                 <w:rPr>
-                                  <w:rFonts w:ascii="Cambria Math" w:eastAsiaTheme="minorEastAsia" w:hAnsi="Cambria Math" w:cstheme="minorBidi"/>
-                                  <w:sz w:val="24"/>
-                                  <w:szCs w:val="22"/>
+                                  <w:rFonts w:ascii="Cambria Math" w:hAnsi="Cambria Math"/>
                                 </w:rPr>
                                 <m:t>A</m:t>
                               </m:r>
@@ -14480,9 +13760,7 @@
                                   <m:sty m:val="bi"/>
                                 </m:rPr>
                                 <w:rPr>
-                                  <w:rFonts w:ascii="Cambria Math" w:eastAsiaTheme="minorEastAsia" w:hAnsi="Cambria Math" w:cstheme="minorBidi"/>
-                                  <w:sz w:val="24"/>
-                                  <w:szCs w:val="22"/>
+                                  <w:rFonts w:ascii="Cambria Math" w:hAnsi="Cambria Math"/>
                                 </w:rPr>
                                 <m:t>i</m:t>
                               </m:r>
@@ -14493,9 +13771,7 @@
                               <m:sty m:val="bi"/>
                             </m:rPr>
                             <w:rPr>
-                              <w:rFonts w:ascii="Cambria Math" w:eastAsiaTheme="minorEastAsia" w:hAnsi="Cambria Math" w:cstheme="minorBidi"/>
-                              <w:sz w:val="24"/>
-                              <w:szCs w:val="22"/>
+                              <w:rFonts w:ascii="Cambria Math" w:hAnsi="Cambria Math"/>
                             </w:rPr>
                             <m:t>-</m:t>
                           </m:r>
@@ -14503,9 +13779,7 @@
                             <m:sSubPr>
                               <m:ctrlPr>
                                 <w:rPr>
-                                  <w:rFonts w:ascii="Cambria Math" w:eastAsiaTheme="minorEastAsia" w:hAnsi="Cambria Math" w:cstheme="minorBidi"/>
-                                  <w:sz w:val="24"/>
-                                  <w:szCs w:val="22"/>
+                                  <w:rFonts w:ascii="Cambria Math" w:hAnsi="Cambria Math"/>
                                 </w:rPr>
                               </m:ctrlPr>
                             </m:sSubPr>
@@ -14515,9 +13789,7 @@
                                   <m:sty m:val="bi"/>
                                 </m:rPr>
                                 <w:rPr>
-                                  <w:rFonts w:ascii="Cambria Math" w:eastAsiaTheme="minorEastAsia" w:hAnsi="Cambria Math" w:cstheme="minorBidi"/>
-                                  <w:sz w:val="24"/>
-                                  <w:szCs w:val="22"/>
+                                  <w:rFonts w:ascii="Cambria Math" w:hAnsi="Cambria Math"/>
                                 </w:rPr>
                                 <m:t>T</m:t>
                               </m:r>
@@ -14528,9 +13800,7 @@
                                   <m:sty m:val="bi"/>
                                 </m:rPr>
                                 <w:rPr>
-                                  <w:rFonts w:ascii="Cambria Math" w:eastAsiaTheme="minorEastAsia" w:hAnsi="Cambria Math" w:cstheme="minorBidi"/>
-                                  <w:sz w:val="24"/>
-                                  <w:szCs w:val="22"/>
+                                  <w:rFonts w:ascii="Cambria Math" w:hAnsi="Cambria Math"/>
                                 </w:rPr>
                                 <m:t>g</m:t>
                               </m:r>
@@ -14538,9 +13808,7 @@
                                 <m:dPr>
                                   <m:ctrlPr>
                                     <w:rPr>
-                                      <w:rFonts w:ascii="Cambria Math" w:eastAsiaTheme="minorEastAsia" w:hAnsi="Cambria Math" w:cstheme="minorBidi"/>
-                                      <w:sz w:val="24"/>
-                                      <w:szCs w:val="22"/>
+                                      <w:rFonts w:ascii="Cambria Math" w:hAnsi="Cambria Math"/>
                                     </w:rPr>
                                   </m:ctrlPr>
                                 </m:dPr>
@@ -14550,9 +13818,7 @@
                                       <m:sty m:val="bi"/>
                                     </m:rPr>
                                     <w:rPr>
-                                      <w:rFonts w:ascii="Cambria Math" w:eastAsiaTheme="minorEastAsia" w:hAnsi="Cambria Math" w:cstheme="minorBidi"/>
-                                      <w:sz w:val="24"/>
-                                      <w:szCs w:val="22"/>
+                                      <w:rFonts w:ascii="Cambria Math" w:hAnsi="Cambria Math"/>
                                     </w:rPr>
                                     <m:t>i</m:t>
                                   </m:r>
@@ -14569,9 +13835,7 @@
                           <m:sty m:val="bi"/>
                         </m:rPr>
                         <w:rPr>
-                          <w:rFonts w:ascii="Cambria Math" w:eastAsiaTheme="minorEastAsia" w:hAnsi="Cambria Math" w:cstheme="minorBidi"/>
-                          <w:sz w:val="24"/>
-                          <w:szCs w:val="22"/>
+                          <w:rFonts w:ascii="Cambria Math" w:hAnsi="Cambria Math"/>
                         </w:rPr>
                         <m:t>2</m:t>
                       </m:r>
@@ -14588,9 +13852,7 @@
                   <m:supHide m:val="1"/>
                   <m:ctrlPr>
                     <w:rPr>
-                      <w:rFonts w:ascii="Cambria Math" w:eastAsiaTheme="minorEastAsia" w:hAnsi="Cambria Math" w:cstheme="minorBidi"/>
-                      <w:sz w:val="24"/>
-                      <w:szCs w:val="22"/>
+                      <w:rFonts w:ascii="Cambria Math" w:hAnsi="Cambria Math"/>
                     </w:rPr>
                   </m:ctrlPr>
                 </m:naryPr>
@@ -14600,9 +13862,7 @@
                       <m:sty m:val="bi"/>
                     </m:rPr>
                     <w:rPr>
-                      <w:rFonts w:ascii="Cambria Math" w:eastAsiaTheme="minorEastAsia" w:hAnsi="Cambria Math" w:cstheme="minorBidi"/>
-                      <w:sz w:val="24"/>
-                      <w:szCs w:val="22"/>
+                      <w:rFonts w:ascii="Cambria Math" w:hAnsi="Cambria Math"/>
                     </w:rPr>
                     <m:t>i</m:t>
                   </m:r>
@@ -14613,9 +13873,7 @@
                     <m:sSupPr>
                       <m:ctrlPr>
                         <w:rPr>
-                          <w:rFonts w:ascii="Cambria Math" w:eastAsiaTheme="minorEastAsia" w:hAnsi="Cambria Math" w:cstheme="minorBidi"/>
-                          <w:sz w:val="24"/>
-                          <w:szCs w:val="22"/>
+                          <w:rFonts w:ascii="Cambria Math" w:hAnsi="Cambria Math"/>
                         </w:rPr>
                       </m:ctrlPr>
                     </m:sSupPr>
@@ -14624,9 +13882,7 @@
                         <m:dPr>
                           <m:ctrlPr>
                             <w:rPr>
-                              <w:rFonts w:ascii="Cambria Math" w:eastAsiaTheme="minorEastAsia" w:hAnsi="Cambria Math" w:cstheme="minorBidi"/>
-                              <w:sz w:val="24"/>
-                              <w:szCs w:val="22"/>
+                              <w:rFonts w:ascii="Cambria Math" w:hAnsi="Cambria Math"/>
                             </w:rPr>
                           </m:ctrlPr>
                         </m:dPr>
@@ -14635,9 +13891,7 @@
                             <m:sSubPr>
                               <m:ctrlPr>
                                 <w:rPr>
-                                  <w:rFonts w:ascii="Cambria Math" w:eastAsiaTheme="minorEastAsia" w:hAnsi="Cambria Math" w:cstheme="minorBidi"/>
-                                  <w:sz w:val="24"/>
-                                  <w:szCs w:val="22"/>
+                                  <w:rFonts w:ascii="Cambria Math" w:hAnsi="Cambria Math"/>
                                 </w:rPr>
                               </m:ctrlPr>
                             </m:sSubPr>
@@ -14647,9 +13901,7 @@
                                   <m:sty m:val="bi"/>
                                 </m:rPr>
                                 <w:rPr>
-                                  <w:rFonts w:ascii="Cambria Math" w:eastAsiaTheme="minorEastAsia" w:hAnsi="Cambria Math" w:cstheme="minorBidi"/>
-                                  <w:sz w:val="24"/>
-                                  <w:szCs w:val="22"/>
+                                  <w:rFonts w:ascii="Cambria Math" w:hAnsi="Cambria Math"/>
                                 </w:rPr>
                                 <m:t>A</m:t>
                               </m:r>
@@ -14660,9 +13912,7 @@
                                   <m:sty m:val="bi"/>
                                 </m:rPr>
                                 <w:rPr>
-                                  <w:rFonts w:ascii="Cambria Math" w:eastAsiaTheme="minorEastAsia" w:hAnsi="Cambria Math" w:cstheme="minorBidi"/>
-                                  <w:sz w:val="24"/>
-                                  <w:szCs w:val="22"/>
+                                  <w:rFonts w:ascii="Cambria Math" w:hAnsi="Cambria Math"/>
                                 </w:rPr>
                                 <m:t>i</m:t>
                               </m:r>
@@ -14673,9 +13923,7 @@
                               <m:sty m:val="bi"/>
                             </m:rPr>
                             <w:rPr>
-                              <w:rFonts w:ascii="Cambria Math" w:eastAsiaTheme="minorEastAsia" w:hAnsi="Cambria Math" w:cstheme="minorBidi"/>
-                              <w:sz w:val="24"/>
-                              <w:szCs w:val="22"/>
+                              <w:rFonts w:ascii="Cambria Math" w:hAnsi="Cambria Math"/>
                             </w:rPr>
                             <m:t>-</m:t>
                           </m:r>
@@ -14684,9 +13932,7 @@
                               <m:chr m:val="̅"/>
                               <m:ctrlPr>
                                 <w:rPr>
-                                  <w:rFonts w:ascii="Cambria Math" w:eastAsiaTheme="minorEastAsia" w:hAnsi="Cambria Math" w:cstheme="minorBidi"/>
-                                  <w:sz w:val="24"/>
-                                  <w:szCs w:val="22"/>
+                                  <w:rFonts w:ascii="Cambria Math" w:hAnsi="Cambria Math"/>
                                 </w:rPr>
                               </m:ctrlPr>
                             </m:accPr>
@@ -14696,9 +13942,7 @@
                                   <m:sty m:val="bi"/>
                                 </m:rPr>
                                 <w:rPr>
-                                  <w:rFonts w:ascii="Cambria Math" w:eastAsiaTheme="minorEastAsia" w:hAnsi="Cambria Math" w:cstheme="minorBidi"/>
-                                  <w:sz w:val="24"/>
-                                  <w:szCs w:val="22"/>
+                                  <w:rFonts w:ascii="Cambria Math" w:hAnsi="Cambria Math"/>
                                 </w:rPr>
                                 <m:t>A</m:t>
                               </m:r>
@@ -14713,9 +13957,7 @@
                           <m:sty m:val="bi"/>
                         </m:rPr>
                         <w:rPr>
-                          <w:rFonts w:ascii="Cambria Math" w:eastAsiaTheme="minorEastAsia" w:hAnsi="Cambria Math" w:cstheme="minorBidi"/>
-                          <w:sz w:val="24"/>
-                          <w:szCs w:val="22"/>
+                          <w:rFonts w:ascii="Cambria Math" w:hAnsi="Cambria Math"/>
                         </w:rPr>
                         <m:t>2</m:t>
                       </m:r>
@@ -14730,9 +13972,7 @@
               <m:sty m:val="bi"/>
             </m:rPr>
             <w:rPr>
-              <w:rFonts w:ascii="Cambria Math" w:eastAsiaTheme="minorEastAsia" w:hAnsi="Cambria Math" w:cstheme="minorBidi"/>
-              <w:sz w:val="24"/>
-              <w:szCs w:val="22"/>
+              <w:rFonts w:ascii="Cambria Math" w:hAnsi="Cambria Math"/>
             </w:rPr>
             <m:t>.</m:t>
           </m:r>
@@ -14741,25 +13981,13 @@
     </w:p>
     <w:p>
       <w:pPr>
-        <w:pStyle w:val="Heading2"/>
+        <w:pStyle w:val="BodyText"/>
         <w:rPr>
-          <w:ins w:id="320" w:author="Levine, Charles Roger CTR USARMY USMA (USA)" w:date="2026-10-12T22:52:00Z" w16du:dateUtc="2026-10-13T02:52:00Z"/>
-          <w:rFonts w:ascii="Times New Roman" w:eastAsiaTheme="minorEastAsia" w:hAnsi="Times New Roman" w:cstheme="minorBidi"/>
-          <w:b w:val="0"/>
-          <w:bCs w:val="0"/>
-          <w:sz w:val="24"/>
-          <w:szCs w:val="22"/>
+          <w:ins w:id="304" w:author="Levine, Charles Roger CTR USARMY USMA (USA)" w:date="2026-10-12T22:52:00Z" w16du:dateUtc="2026-10-13T02:52:00Z"/>
         </w:rPr>
       </w:pPr>
-      <w:ins w:id="321" w:author="Levine, Charles Roger CTR USARMY USMA (USA)" w:date="2026-10-12T22:52:00Z" w16du:dateUtc="2026-10-13T02:52:00Z">
+      <w:ins w:id="305" w:author="Levine, Charles Roger CTR USARMY USMA (USA)" w:date="2026-10-12T22:52:00Z" w16du:dateUtc="2026-10-13T02:52:00Z">
         <w:r>
-          <w:rPr>
-            <w:rFonts w:ascii="Times New Roman" w:eastAsiaTheme="minorEastAsia" w:hAnsi="Times New Roman" w:cstheme="minorBidi"/>
-            <w:b w:val="0"/>
-            <w:bCs w:val="0"/>
-            <w:sz w:val="24"/>
-            <w:szCs w:val="22"/>
-          </w:rPr>
           <w:t xml:space="preserve">Here, </w:t>
         </w:r>
       </w:ins>
@@ -14769,9 +13997,7 @@
             <m:sty m:val="bi"/>
           </m:rPr>
           <w:rPr>
-            <w:rFonts w:ascii="Cambria Math" w:eastAsiaTheme="minorEastAsia" w:hAnsi="Cambria Math" w:cstheme="minorBidi"/>
-            <w:sz w:val="24"/>
-            <w:szCs w:val="22"/>
+            <w:rFonts w:ascii="Cambria Math" w:hAnsi="Cambria Math"/>
           </w:rPr>
           <m:t>g</m:t>
         </m:r>
@@ -14779,9 +14005,7 @@
           <m:dPr>
             <m:ctrlPr>
               <w:rPr>
-                <w:rFonts w:ascii="Cambria Math" w:eastAsiaTheme="minorEastAsia" w:hAnsi="Cambria Math" w:cstheme="minorBidi"/>
-                <w:sz w:val="24"/>
-                <w:szCs w:val="22"/>
+                <w:rFonts w:ascii="Cambria Math" w:hAnsi="Cambria Math"/>
               </w:rPr>
             </m:ctrlPr>
           </m:dPr>
@@ -14791,24 +14015,15 @@
                 <m:sty m:val="bi"/>
               </m:rPr>
               <w:rPr>
-                <w:rFonts w:ascii="Cambria Math" w:eastAsiaTheme="minorEastAsia" w:hAnsi="Cambria Math" w:cstheme="minorBidi"/>
-                <w:sz w:val="24"/>
-                <w:szCs w:val="22"/>
+                <w:rFonts w:ascii="Cambria Math" w:hAnsi="Cambria Math"/>
               </w:rPr>
               <m:t>i</m:t>
             </m:r>
           </m:e>
         </m:d>
       </m:oMath>
-      <w:ins w:id="322" w:author="Levine, Charles Roger CTR USARMY USMA (USA)" w:date="2026-10-12T22:52:00Z" w16du:dateUtc="2026-10-13T02:52:00Z">
+      <w:ins w:id="306" w:author="Levine, Charles Roger CTR USARMY USMA (USA)" w:date="2026-10-12T22:52:00Z" w16du:dateUtc="2026-10-13T02:52:00Z">
         <w:r>
-          <w:rPr>
-            <w:rFonts w:ascii="Times New Roman" w:eastAsiaTheme="minorEastAsia" w:hAnsi="Times New Roman" w:cstheme="minorBidi"/>
-            <w:b w:val="0"/>
-            <w:bCs w:val="0"/>
-            <w:sz w:val="24"/>
-            <w:szCs w:val="22"/>
-          </w:rPr>
           <w:t xml:space="preserve"> identifies the group containing individual </w:t>
         </w:r>
       </w:ins>
@@ -14818,23 +14033,63 @@
             <m:sty m:val="bi"/>
           </m:rPr>
           <w:rPr>
-            <w:rFonts w:ascii="Cambria Math" w:eastAsiaTheme="minorEastAsia" w:hAnsi="Cambria Math" w:cstheme="minorBidi"/>
-            <w:sz w:val="24"/>
-            <w:szCs w:val="22"/>
+            <w:rFonts w:ascii="Cambria Math" w:hAnsi="Cambria Math"/>
           </w:rPr>
           <m:t>i</m:t>
         </m:r>
       </m:oMath>
-      <w:ins w:id="323" w:author="Levine, Charles Roger CTR USARMY USMA (USA)" w:date="2026-10-12T22:52:00Z" w16du:dateUtc="2026-10-13T02:52:00Z">
+      <w:ins w:id="307" w:author="Levine, Charles Roger CTR USARMY USMA (USA)" w:date="2026-10-12T22:52:00Z" w16du:dateUtc="2026-10-13T02:52:00Z">
         <w:r>
-          <w:rPr>
-            <w:rFonts w:ascii="Times New Roman" w:eastAsiaTheme="minorEastAsia" w:hAnsi="Times New Roman" w:cstheme="minorBidi"/>
-            <w:b w:val="0"/>
-            <w:bCs w:val="0"/>
-            <w:sz w:val="24"/>
-            <w:szCs w:val="22"/>
-          </w:rPr>
-          <w:t xml:space="preserve">, \(T_{g(i)}\) is that group’s final mean of </w:t>
+          <w:t xml:space="preserve">, </w:t>
+        </w:r>
+      </w:ins>
+      <m:oMath>
+        <m:sSub>
+          <m:sSubPr>
+            <m:ctrlPr>
+              <w:rPr>
+                <w:rFonts w:ascii="Cambria Math" w:hAnsi="Cambria Math"/>
+              </w:rPr>
+            </m:ctrlPr>
+          </m:sSubPr>
+          <m:e>
+            <m:r>
+              <w:rPr>
+                <w:rFonts w:ascii="Cambria Math" w:hAnsi="Cambria Math"/>
+              </w:rPr>
+              <m:t>T</m:t>
+            </m:r>
+          </m:e>
+          <m:sub>
+            <m:r>
+              <w:rPr>
+                <w:rFonts w:ascii="Cambria Math" w:hAnsi="Cambria Math"/>
+              </w:rPr>
+              <m:t>g</m:t>
+            </m:r>
+            <m:d>
+              <m:dPr>
+                <m:ctrlPr>
+                  <w:rPr>
+                    <w:rFonts w:ascii="Cambria Math" w:hAnsi="Cambria Math"/>
+                  </w:rPr>
+                </m:ctrlPr>
+              </m:dPr>
+              <m:e>
+                <m:r>
+                  <w:rPr>
+                    <w:rFonts w:ascii="Cambria Math" w:hAnsi="Cambria Math"/>
+                  </w:rPr>
+                  <m:t>i</m:t>
+                </m:r>
+              </m:e>
+            </m:d>
+          </m:sub>
+        </m:sSub>
+      </m:oMath>
+      <w:ins w:id="308" w:author="Levine, Charles Roger CTR USARMY USMA (USA)" w:date="2026-10-12T22:52:00Z" w16du:dateUtc="2026-10-13T02:52:00Z">
+        <w:r>
+          <w:t xml:space="preserve"> is that group’s final mean of </w:t>
         </w:r>
       </w:ins>
       <m:oMath>
@@ -14843,22 +14098,13 @@
             <m:sty m:val="bi"/>
           </m:rPr>
           <w:rPr>
-            <w:rFonts w:ascii="Cambria Math" w:eastAsiaTheme="minorEastAsia" w:hAnsi="Cambria Math" w:cstheme="minorBidi"/>
-            <w:sz w:val="24"/>
-            <w:szCs w:val="22"/>
+            <w:rFonts w:ascii="Cambria Math" w:hAnsi="Cambria Math"/>
           </w:rPr>
           <m:t>A</m:t>
         </m:r>
       </m:oMath>
-      <w:ins w:id="324" w:author="Levine, Charles Roger CTR USARMY USMA (USA)" w:date="2026-10-12T22:52:00Z" w16du:dateUtc="2026-10-13T02:52:00Z">
+      <w:ins w:id="309" w:author="Levine, Charles Roger CTR USARMY USMA (USA)" w:date="2026-10-12T22:52:00Z" w16du:dateUtc="2026-10-13T02:52:00Z">
         <w:r>
-          <w:rPr>
-            <w:rFonts w:ascii="Times New Roman" w:eastAsiaTheme="minorEastAsia" w:hAnsi="Times New Roman" w:cstheme="minorBidi"/>
-            <w:b w:val="0"/>
-            <w:bCs w:val="0"/>
-            <w:sz w:val="24"/>
-            <w:szCs w:val="22"/>
-          </w:rPr>
           <w:t xml:space="preserve">, including individual </w:t>
         </w:r>
       </w:ins>
@@ -14868,22 +14114,13 @@
             <m:sty m:val="bi"/>
           </m:rPr>
           <w:rPr>
-            <w:rFonts w:ascii="Cambria Math" w:eastAsiaTheme="minorEastAsia" w:hAnsi="Cambria Math" w:cstheme="minorBidi"/>
-            <w:sz w:val="24"/>
-            <w:szCs w:val="22"/>
+            <w:rFonts w:ascii="Cambria Math" w:hAnsi="Cambria Math"/>
           </w:rPr>
           <m:t>i</m:t>
         </m:r>
       </m:oMath>
-      <w:ins w:id="325" w:author="Levine, Charles Roger CTR USARMY USMA (USA)" w:date="2026-10-12T22:52:00Z" w16du:dateUtc="2026-10-13T02:52:00Z">
+      <w:ins w:id="310" w:author="Levine, Charles Roger CTR USARMY USMA (USA)" w:date="2026-10-12T22:52:00Z" w16du:dateUtc="2026-10-13T02:52:00Z">
         <w:r>
-          <w:rPr>
-            <w:rFonts w:ascii="Times New Roman" w:eastAsiaTheme="minorEastAsia" w:hAnsi="Times New Roman" w:cstheme="minorBidi"/>
-            <w:b w:val="0"/>
-            <w:bCs w:val="0"/>
-            <w:sz w:val="24"/>
-            <w:szCs w:val="22"/>
-          </w:rPr>
           <w:t xml:space="preserve">, and </w:t>
         </w:r>
       </w:ins>
@@ -14893,9 +14130,7 @@
             <m:chr m:val="̅"/>
             <m:ctrlPr>
               <w:rPr>
-                <w:rFonts w:ascii="Cambria Math" w:eastAsiaTheme="minorEastAsia" w:hAnsi="Cambria Math" w:cstheme="minorBidi"/>
-                <w:sz w:val="24"/>
-                <w:szCs w:val="22"/>
+                <w:rFonts w:ascii="Cambria Math" w:hAnsi="Cambria Math"/>
               </w:rPr>
             </m:ctrlPr>
           </m:accPr>
@@ -14905,24 +14140,15 @@
                 <m:sty m:val="bi"/>
               </m:rPr>
               <w:rPr>
-                <w:rFonts w:ascii="Cambria Math" w:eastAsiaTheme="minorEastAsia" w:hAnsi="Cambria Math" w:cstheme="minorBidi"/>
-                <w:sz w:val="24"/>
-                <w:szCs w:val="22"/>
+                <w:rFonts w:ascii="Cambria Math" w:hAnsi="Cambria Math"/>
               </w:rPr>
               <m:t>A</m:t>
             </m:r>
           </m:e>
         </m:acc>
       </m:oMath>
-      <w:ins w:id="326" w:author="Levine, Charles Roger CTR USARMY USMA (USA)" w:date="2026-10-12T22:52:00Z" w16du:dateUtc="2026-10-13T02:52:00Z">
+      <w:ins w:id="311" w:author="Levine, Charles Roger CTR USARMY USMA (USA)" w:date="2026-10-12T22:52:00Z" w16du:dateUtc="2026-10-13T02:52:00Z">
         <w:r>
-          <w:rPr>
-            <w:rFonts w:ascii="Times New Roman" w:eastAsiaTheme="minorEastAsia" w:hAnsi="Times New Roman" w:cstheme="minorBidi"/>
-            <w:b w:val="0"/>
-            <w:bCs w:val="0"/>
-            <w:sz w:val="24"/>
-            <w:szCs w:val="22"/>
-          </w:rPr>
           <w:t xml:space="preserve"> is the population mean of </w:t>
         </w:r>
       </w:ins>
@@ -14932,86 +14158,48 @@
             <m:sty m:val="bi"/>
           </m:rPr>
           <w:rPr>
-            <w:rFonts w:ascii="Cambria Math" w:eastAsiaTheme="minorEastAsia" w:hAnsi="Cambria Math" w:cstheme="minorBidi"/>
-            <w:sz w:val="24"/>
-            <w:szCs w:val="22"/>
+            <w:rFonts w:ascii="Cambria Math" w:hAnsi="Cambria Math"/>
           </w:rPr>
           <m:t>A</m:t>
         </m:r>
       </m:oMath>
-      <w:ins w:id="327" w:author="Levine, Charles Roger CTR USARMY USMA (USA)" w:date="2026-10-12T22:52:00Z" w16du:dateUtc="2026-10-13T02:52:00Z">
+      <w:ins w:id="312" w:author="Levine, Charles Roger CTR USARMY USMA (USA)" w:date="2026-10-12T22:52:00Z" w16du:dateUtc="2026-10-13T02:52:00Z">
         <w:r>
-          <w:rPr>
-            <w:rFonts w:ascii="Times New Roman" w:eastAsiaTheme="minorEastAsia" w:hAnsi="Times New Roman" w:cstheme="minorBidi"/>
-            <w:b w:val="0"/>
-            <w:bCs w:val="0"/>
-            <w:sz w:val="24"/>
-            <w:szCs w:val="22"/>
-          </w:rPr>
           <w:t>. Both sums run over all individuals in the population.</w:t>
         </w:r>
       </w:ins>
     </w:p>
     <w:p>
       <w:pPr>
-        <w:pStyle w:val="Heading2"/>
+        <w:pStyle w:val="BodyText"/>
         <w:rPr>
-          <w:ins w:id="328" w:author="Levine, Charles Roger CTR USARMY USMA (USA)" w:date="2026-10-12T22:52:00Z" w16du:dateUtc="2026-10-13T02:52:00Z"/>
-          <w:rFonts w:ascii="Times New Roman" w:eastAsiaTheme="minorEastAsia" w:hAnsi="Times New Roman" w:cstheme="minorBidi"/>
-          <w:b w:val="0"/>
-          <w:bCs w:val="0"/>
-          <w:sz w:val="24"/>
-          <w:szCs w:val="22"/>
+          <w:ins w:id="313" w:author="Levine, Charles Roger CTR USARMY USMA (USA)" w:date="2026-10-12T22:52:00Z" w16du:dateUtc="2026-10-13T02:52:00Z"/>
         </w:rPr>
       </w:pPr>
-      <w:ins w:id="329" w:author="Levine, Charles Roger CTR USARMY USMA (USA)" w:date="2026-10-12T22:52:00Z" w16du:dateUtc="2026-10-13T02:52:00Z">
+      <w:ins w:id="314" w:author="Levine, Charles Roger CTR USARMY USMA (USA)" w:date="2026-10-12T22:52:00Z" w16du:dateUtc="2026-10-13T02:52:00Z">
         <w:r>
-          <w:rPr>
-            <w:rFonts w:ascii="Times New Roman" w:eastAsiaTheme="minorEastAsia" w:hAnsi="Times New Roman" w:cstheme="minorBidi"/>
-            <w:b w:val="0"/>
-            <w:bCs w:val="0"/>
-            <w:sz w:val="24"/>
-            <w:szCs w:val="22"/>
-          </w:rPr>
           <w:t>The denominator measures total variation around the population mean. The numerator measures the variation remaining within groups, around their respective means. Subtracting their ratio from one gives the fraction of total variation accounted for by differences between group means.</w:t>
         </w:r>
       </w:ins>
     </w:p>
     <w:p>
       <w:pPr>
-        <w:pStyle w:val="Heading2"/>
+        <w:pStyle w:val="BodyText"/>
         <w:rPr>
-          <w:ins w:id="330" w:author="Levine, Charles Roger CTR USARMY USMA (USA)" w:date="2026-10-12T22:52:00Z" w16du:dateUtc="2026-10-13T02:52:00Z"/>
-          <w:rFonts w:ascii="Times New Roman" w:eastAsiaTheme="minorEastAsia" w:hAnsi="Times New Roman" w:cstheme="minorBidi"/>
-          <w:b w:val="0"/>
-          <w:bCs w:val="0"/>
-          <w:sz w:val="24"/>
-          <w:szCs w:val="22"/>
+          <w:ins w:id="315" w:author="Levine, Charles Roger CTR USARMY USMA (USA)" w:date="2026-10-12T22:52:00Z" w16du:dateUtc="2026-10-13T02:52:00Z"/>
         </w:rPr>
       </w:pPr>
-      <w:ins w:id="331" w:author="Levine, Charles Roger CTR USARMY USMA (USA)" w:date="2026-10-12T22:52:00Z" w16du:dateUtc="2026-10-13T02:52:00Z">
+      <w:ins w:id="316" w:author="Levine, Charles Roger CTR USARMY USMA (USA)" w:date="2026-10-12T22:52:00Z" w16du:dateUtc="2026-10-13T02:52:00Z">
         <w:r>
-          <w:rPr>
-            <w:rFonts w:ascii="Times New Roman" w:eastAsiaTheme="minorEastAsia" w:hAnsi="Times New Roman" w:cstheme="minorBidi"/>
-            <w:b w:val="0"/>
-            <w:bCs w:val="0"/>
-            <w:sz w:val="24"/>
-            <w:szCs w:val="22"/>
-          </w:rPr>
           <w:t>This interpretation follows from the decomposition</w:t>
         </w:r>
       </w:ins>
     </w:p>
     <w:p>
       <w:pPr>
-        <w:pStyle w:val="Heading2"/>
+        <w:pStyle w:val="BodyText"/>
         <w:rPr>
-          <w:ins w:id="332" w:author="Levine, Charles Roger CTR USARMY USMA (USA)" w:date="2026-10-12T22:52:00Z" w16du:dateUtc="2026-10-13T02:52:00Z"/>
-          <w:rFonts w:ascii="Times New Roman" w:eastAsiaTheme="minorEastAsia" w:hAnsi="Times New Roman" w:cstheme="minorBidi"/>
-          <w:b w:val="0"/>
-          <w:bCs w:val="0"/>
-          <w:sz w:val="24"/>
-          <w:szCs w:val="22"/>
+          <w:ins w:id="317" w:author="Levine, Charles Roger CTR USARMY USMA (USA)" w:date="2026-10-12T22:52:00Z" w16du:dateUtc="2026-10-13T02:52:00Z"/>
         </w:rPr>
       </w:pPr>
       <m:oMathPara>
@@ -15023,9 +14211,7 @@
               <m:supHide m:val="1"/>
               <m:ctrlPr>
                 <w:rPr>
-                  <w:rFonts w:ascii="Cambria Math" w:eastAsiaTheme="minorEastAsia" w:hAnsi="Cambria Math" w:cstheme="minorBidi"/>
-                  <w:sz w:val="24"/>
-                  <w:szCs w:val="22"/>
+                  <w:rFonts w:ascii="Cambria Math" w:hAnsi="Cambria Math"/>
                 </w:rPr>
               </m:ctrlPr>
             </m:naryPr>
@@ -15035,9 +14221,7 @@
                   <m:sty m:val="bi"/>
                 </m:rPr>
                 <w:rPr>
-                  <w:rFonts w:ascii="Cambria Math" w:eastAsiaTheme="minorEastAsia" w:hAnsi="Cambria Math" w:cstheme="minorBidi"/>
-                  <w:sz w:val="24"/>
-                  <w:szCs w:val="22"/>
+                  <w:rFonts w:ascii="Cambria Math" w:hAnsi="Cambria Math"/>
                 </w:rPr>
                 <m:t>i</m:t>
               </m:r>
@@ -15048,9 +14232,7 @@
                 <m:sSupPr>
                   <m:ctrlPr>
                     <w:rPr>
-                      <w:rFonts w:ascii="Cambria Math" w:eastAsiaTheme="minorEastAsia" w:hAnsi="Cambria Math" w:cstheme="minorBidi"/>
-                      <w:sz w:val="24"/>
-                      <w:szCs w:val="22"/>
+                      <w:rFonts w:ascii="Cambria Math" w:hAnsi="Cambria Math"/>
                     </w:rPr>
                   </m:ctrlPr>
                 </m:sSupPr>
@@ -15059,9 +14241,7 @@
                     <m:dPr>
                       <m:ctrlPr>
                         <w:rPr>
-                          <w:rFonts w:ascii="Cambria Math" w:eastAsiaTheme="minorEastAsia" w:hAnsi="Cambria Math" w:cstheme="minorBidi"/>
-                          <w:sz w:val="24"/>
-                          <w:szCs w:val="22"/>
+                          <w:rFonts w:ascii="Cambria Math" w:hAnsi="Cambria Math"/>
                         </w:rPr>
                       </m:ctrlPr>
                     </m:dPr>
@@ -15070,9 +14250,7 @@
                         <m:sSubPr>
                           <m:ctrlPr>
                             <w:rPr>
-                              <w:rFonts w:ascii="Cambria Math" w:eastAsiaTheme="minorEastAsia" w:hAnsi="Cambria Math" w:cstheme="minorBidi"/>
-                              <w:sz w:val="24"/>
-                              <w:szCs w:val="22"/>
+                              <w:rFonts w:ascii="Cambria Math" w:hAnsi="Cambria Math"/>
                             </w:rPr>
                           </m:ctrlPr>
                         </m:sSubPr>
@@ -15082,9 +14260,7 @@
                               <m:sty m:val="bi"/>
                             </m:rPr>
                             <w:rPr>
-                              <w:rFonts w:ascii="Cambria Math" w:eastAsiaTheme="minorEastAsia" w:hAnsi="Cambria Math" w:cstheme="minorBidi"/>
-                              <w:sz w:val="24"/>
-                              <w:szCs w:val="22"/>
+                              <w:rFonts w:ascii="Cambria Math" w:hAnsi="Cambria Math"/>
                             </w:rPr>
                             <m:t>A</m:t>
                           </m:r>
@@ -15095,9 +14271,7 @@
                               <m:sty m:val="bi"/>
                             </m:rPr>
                             <w:rPr>
-                              <w:rFonts w:ascii="Cambria Math" w:eastAsiaTheme="minorEastAsia" w:hAnsi="Cambria Math" w:cstheme="minorBidi"/>
-                              <w:sz w:val="24"/>
-                              <w:szCs w:val="22"/>
+                              <w:rFonts w:ascii="Cambria Math" w:hAnsi="Cambria Math"/>
                             </w:rPr>
                             <m:t>i</m:t>
                           </m:r>
@@ -15108,9 +14282,7 @@
                           <m:sty m:val="bi"/>
                         </m:rPr>
                         <w:rPr>
-                          <w:rFonts w:ascii="Cambria Math" w:eastAsiaTheme="minorEastAsia" w:hAnsi="Cambria Math" w:cstheme="minorBidi"/>
-                          <w:sz w:val="24"/>
-                          <w:szCs w:val="22"/>
+                          <w:rFonts w:ascii="Cambria Math" w:hAnsi="Cambria Math"/>
                         </w:rPr>
                         <m:t>-</m:t>
                       </m:r>
@@ -15119,9 +14291,7 @@
                           <m:chr m:val="̅"/>
                           <m:ctrlPr>
                             <w:rPr>
-                              <w:rFonts w:ascii="Cambria Math" w:eastAsiaTheme="minorEastAsia" w:hAnsi="Cambria Math" w:cstheme="minorBidi"/>
-                              <w:sz w:val="24"/>
-                              <w:szCs w:val="22"/>
+                              <w:rFonts w:ascii="Cambria Math" w:hAnsi="Cambria Math"/>
                             </w:rPr>
                           </m:ctrlPr>
                         </m:accPr>
@@ -15131,9 +14301,7 @@
                               <m:sty m:val="bi"/>
                             </m:rPr>
                             <w:rPr>
-                              <w:rFonts w:ascii="Cambria Math" w:eastAsiaTheme="minorEastAsia" w:hAnsi="Cambria Math" w:cstheme="minorBidi"/>
-                              <w:sz w:val="24"/>
-                              <w:szCs w:val="22"/>
+                              <w:rFonts w:ascii="Cambria Math" w:hAnsi="Cambria Math"/>
                             </w:rPr>
                             <m:t>A</m:t>
                           </m:r>
@@ -15148,9 +14316,7 @@
                       <m:sty m:val="bi"/>
                     </m:rPr>
                     <w:rPr>
-                      <w:rFonts w:ascii="Cambria Math" w:eastAsiaTheme="minorEastAsia" w:hAnsi="Cambria Math" w:cstheme="minorBidi"/>
-                      <w:sz w:val="24"/>
-                      <w:szCs w:val="22"/>
+                      <w:rFonts w:ascii="Cambria Math" w:hAnsi="Cambria Math"/>
                     </w:rPr>
                     <m:t>2</m:t>
                   </m:r>
@@ -15163,9 +14329,7 @@
               <m:sty m:val="bi"/>
             </m:rPr>
             <w:rPr>
-              <w:rFonts w:ascii="Cambria Math" w:eastAsiaTheme="minorEastAsia" w:hAnsi="Cambria Math" w:cstheme="minorBidi"/>
-              <w:sz w:val="24"/>
-              <w:szCs w:val="22"/>
+              <w:rFonts w:ascii="Cambria Math" w:hAnsi="Cambria Math"/>
             </w:rPr>
             <m:t>=</m:t>
           </m:r>
@@ -15176,9 +14340,7 @@
               <m:supHide m:val="1"/>
               <m:ctrlPr>
                 <w:rPr>
-                  <w:rFonts w:ascii="Cambria Math" w:eastAsiaTheme="minorEastAsia" w:hAnsi="Cambria Math" w:cstheme="minorBidi"/>
-                  <w:sz w:val="24"/>
-                  <w:szCs w:val="22"/>
+                  <w:rFonts w:ascii="Cambria Math" w:hAnsi="Cambria Math"/>
                 </w:rPr>
               </m:ctrlPr>
             </m:naryPr>
@@ -15188,9 +14350,7 @@
                   <m:sty m:val="bi"/>
                 </m:rPr>
                 <w:rPr>
-                  <w:rFonts w:ascii="Cambria Math" w:eastAsiaTheme="minorEastAsia" w:hAnsi="Cambria Math" w:cstheme="minorBidi"/>
-                  <w:sz w:val="24"/>
-                  <w:szCs w:val="22"/>
+                  <w:rFonts w:ascii="Cambria Math" w:hAnsi="Cambria Math"/>
                 </w:rPr>
                 <m:t>i</m:t>
               </m:r>
@@ -15201,9 +14361,7 @@
                 <m:sSupPr>
                   <m:ctrlPr>
                     <w:rPr>
-                      <w:rFonts w:ascii="Cambria Math" w:eastAsiaTheme="minorEastAsia" w:hAnsi="Cambria Math" w:cstheme="minorBidi"/>
-                      <w:sz w:val="24"/>
-                      <w:szCs w:val="22"/>
+                      <w:rFonts w:ascii="Cambria Math" w:hAnsi="Cambria Math"/>
                     </w:rPr>
                   </m:ctrlPr>
                 </m:sSupPr>
@@ -15212,9 +14370,7 @@
                     <m:dPr>
                       <m:ctrlPr>
                         <w:rPr>
-                          <w:rFonts w:ascii="Cambria Math" w:eastAsiaTheme="minorEastAsia" w:hAnsi="Cambria Math" w:cstheme="minorBidi"/>
-                          <w:sz w:val="24"/>
-                          <w:szCs w:val="22"/>
+                          <w:rFonts w:ascii="Cambria Math" w:hAnsi="Cambria Math"/>
                         </w:rPr>
                       </m:ctrlPr>
                     </m:dPr>
@@ -15223,9 +14379,7 @@
                         <m:sSubPr>
                           <m:ctrlPr>
                             <w:rPr>
-                              <w:rFonts w:ascii="Cambria Math" w:eastAsiaTheme="minorEastAsia" w:hAnsi="Cambria Math" w:cstheme="minorBidi"/>
-                              <w:sz w:val="24"/>
-                              <w:szCs w:val="22"/>
+                              <w:rFonts w:ascii="Cambria Math" w:hAnsi="Cambria Math"/>
                             </w:rPr>
                           </m:ctrlPr>
                         </m:sSubPr>
@@ -15235,9 +14389,7 @@
                               <m:sty m:val="bi"/>
                             </m:rPr>
                             <w:rPr>
-                              <w:rFonts w:ascii="Cambria Math" w:eastAsiaTheme="minorEastAsia" w:hAnsi="Cambria Math" w:cstheme="minorBidi"/>
-                              <w:sz w:val="24"/>
-                              <w:szCs w:val="22"/>
+                              <w:rFonts w:ascii="Cambria Math" w:hAnsi="Cambria Math"/>
                             </w:rPr>
                             <m:t>A</m:t>
                           </m:r>
@@ -15248,9 +14400,7 @@
                               <m:sty m:val="bi"/>
                             </m:rPr>
                             <w:rPr>
-                              <w:rFonts w:ascii="Cambria Math" w:eastAsiaTheme="minorEastAsia" w:hAnsi="Cambria Math" w:cstheme="minorBidi"/>
-                              <w:sz w:val="24"/>
-                              <w:szCs w:val="22"/>
+                              <w:rFonts w:ascii="Cambria Math" w:hAnsi="Cambria Math"/>
                             </w:rPr>
                             <m:t>i</m:t>
                           </m:r>
@@ -15261,9 +14411,7 @@
                           <m:sty m:val="bi"/>
                         </m:rPr>
                         <w:rPr>
-                          <w:rFonts w:ascii="Cambria Math" w:eastAsiaTheme="minorEastAsia" w:hAnsi="Cambria Math" w:cstheme="minorBidi"/>
-                          <w:sz w:val="24"/>
-                          <w:szCs w:val="22"/>
+                          <w:rFonts w:ascii="Cambria Math" w:hAnsi="Cambria Math"/>
                         </w:rPr>
                         <m:t>-</m:t>
                       </m:r>
@@ -15271,9 +14419,7 @@
                         <m:sSubPr>
                           <m:ctrlPr>
                             <w:rPr>
-                              <w:rFonts w:ascii="Cambria Math" w:eastAsiaTheme="minorEastAsia" w:hAnsi="Cambria Math" w:cstheme="minorBidi"/>
-                              <w:sz w:val="24"/>
-                              <w:szCs w:val="22"/>
+                              <w:rFonts w:ascii="Cambria Math" w:hAnsi="Cambria Math"/>
                             </w:rPr>
                           </m:ctrlPr>
                         </m:sSubPr>
@@ -15283,9 +14429,7 @@
                               <m:sty m:val="bi"/>
                             </m:rPr>
                             <w:rPr>
-                              <w:rFonts w:ascii="Cambria Math" w:eastAsiaTheme="minorEastAsia" w:hAnsi="Cambria Math" w:cstheme="minorBidi"/>
-                              <w:sz w:val="24"/>
-                              <w:szCs w:val="22"/>
+                              <w:rFonts w:ascii="Cambria Math" w:hAnsi="Cambria Math"/>
                             </w:rPr>
                             <m:t>T</m:t>
                           </m:r>
@@ -15296,9 +14440,7 @@
                               <m:sty m:val="bi"/>
                             </m:rPr>
                             <w:rPr>
-                              <w:rFonts w:ascii="Cambria Math" w:eastAsiaTheme="minorEastAsia" w:hAnsi="Cambria Math" w:cstheme="minorBidi"/>
-                              <w:sz w:val="24"/>
-                              <w:szCs w:val="22"/>
+                              <w:rFonts w:ascii="Cambria Math" w:hAnsi="Cambria Math"/>
                             </w:rPr>
                             <m:t>g</m:t>
                           </m:r>
@@ -15306,9 +14448,7 @@
                             <m:dPr>
                               <m:ctrlPr>
                                 <w:rPr>
-                                  <w:rFonts w:ascii="Cambria Math" w:eastAsiaTheme="minorEastAsia" w:hAnsi="Cambria Math" w:cstheme="minorBidi"/>
-                                  <w:sz w:val="24"/>
-                                  <w:szCs w:val="22"/>
+                                  <w:rFonts w:ascii="Cambria Math" w:hAnsi="Cambria Math"/>
                                 </w:rPr>
                               </m:ctrlPr>
                             </m:dPr>
@@ -15318,9 +14458,7 @@
                                   <m:sty m:val="bi"/>
                                 </m:rPr>
                                 <w:rPr>
-                                  <w:rFonts w:ascii="Cambria Math" w:eastAsiaTheme="minorEastAsia" w:hAnsi="Cambria Math" w:cstheme="minorBidi"/>
-                                  <w:sz w:val="24"/>
-                                  <w:szCs w:val="22"/>
+                                  <w:rFonts w:ascii="Cambria Math" w:hAnsi="Cambria Math"/>
                                 </w:rPr>
                                 <m:t>i</m:t>
                               </m:r>
@@ -15337,9 +14475,7 @@
                       <m:sty m:val="bi"/>
                     </m:rPr>
                     <w:rPr>
-                      <w:rFonts w:ascii="Cambria Math" w:eastAsiaTheme="minorEastAsia" w:hAnsi="Cambria Math" w:cstheme="minorBidi"/>
-                      <w:sz w:val="24"/>
-                      <w:szCs w:val="22"/>
+                      <w:rFonts w:ascii="Cambria Math" w:hAnsi="Cambria Math"/>
                     </w:rPr>
                     <m:t>2</m:t>
                   </m:r>
@@ -15352,9 +14488,7 @@
               <m:sty m:val="bi"/>
             </m:rPr>
             <w:rPr>
-              <w:rFonts w:ascii="Cambria Math" w:eastAsiaTheme="minorEastAsia" w:hAnsi="Cambria Math" w:cstheme="minorBidi"/>
-              <w:sz w:val="24"/>
-              <w:szCs w:val="22"/>
+              <w:rFonts w:ascii="Cambria Math" w:hAnsi="Cambria Math"/>
             </w:rPr>
             <m:t>+</m:t>
           </m:r>
@@ -15364,9 +14498,7 @@
               <m:limLoc m:val="undOvr"/>
               <m:ctrlPr>
                 <w:rPr>
-                  <w:rFonts w:ascii="Cambria Math" w:eastAsiaTheme="minorEastAsia" w:hAnsi="Cambria Math" w:cstheme="minorBidi"/>
-                  <w:sz w:val="24"/>
-                  <w:szCs w:val="22"/>
+                  <w:rFonts w:ascii="Cambria Math" w:hAnsi="Cambria Math"/>
                 </w:rPr>
               </m:ctrlPr>
             </m:naryPr>
@@ -15376,9 +14508,7 @@
                   <m:sty m:val="bi"/>
                 </m:rPr>
                 <w:rPr>
-                  <w:rFonts w:ascii="Cambria Math" w:eastAsiaTheme="minorEastAsia" w:hAnsi="Cambria Math" w:cstheme="minorBidi"/>
-                  <w:sz w:val="24"/>
-                  <w:szCs w:val="22"/>
+                  <w:rFonts w:ascii="Cambria Math" w:hAnsi="Cambria Math"/>
                 </w:rPr>
                 <m:t>j=1</m:t>
               </m:r>
@@ -15389,9 +14519,7 @@
                   <m:sty m:val="bi"/>
                 </m:rPr>
                 <w:rPr>
-                  <w:rFonts w:ascii="Cambria Math" w:eastAsiaTheme="minorEastAsia" w:hAnsi="Cambria Math" w:cstheme="minorBidi"/>
-                  <w:sz w:val="24"/>
-                  <w:szCs w:val="22"/>
+                  <w:rFonts w:ascii="Cambria Math" w:hAnsi="Cambria Math"/>
                 </w:rPr>
                 <m:t>J</m:t>
               </m:r>
@@ -15401,9 +14529,7 @@
                 <m:sSubPr>
                   <m:ctrlPr>
                     <w:rPr>
-                      <w:rFonts w:ascii="Cambria Math" w:eastAsiaTheme="minorEastAsia" w:hAnsi="Cambria Math" w:cstheme="minorBidi"/>
-                      <w:sz w:val="24"/>
-                      <w:szCs w:val="22"/>
+                      <w:rFonts w:ascii="Cambria Math" w:hAnsi="Cambria Math"/>
                     </w:rPr>
                   </m:ctrlPr>
                 </m:sSubPr>
@@ -15413,9 +14539,7 @@
                       <m:sty m:val="bi"/>
                     </m:rPr>
                     <w:rPr>
-                      <w:rFonts w:ascii="Cambria Math" w:eastAsiaTheme="minorEastAsia" w:hAnsi="Cambria Math" w:cstheme="minorBidi"/>
-                      <w:sz w:val="24"/>
-                      <w:szCs w:val="22"/>
+                      <w:rFonts w:ascii="Cambria Math" w:hAnsi="Cambria Math"/>
                     </w:rPr>
                     <m:t>n</m:t>
                   </m:r>
@@ -15426,9 +14550,7 @@
                       <m:sty m:val="bi"/>
                     </m:rPr>
                     <w:rPr>
-                      <w:rFonts w:ascii="Cambria Math" w:eastAsiaTheme="minorEastAsia" w:hAnsi="Cambria Math" w:cstheme="minorBidi"/>
-                      <w:sz w:val="24"/>
-                      <w:szCs w:val="22"/>
+                      <w:rFonts w:ascii="Cambria Math" w:hAnsi="Cambria Math"/>
                     </w:rPr>
                     <m:t>j</m:t>
                   </m:r>
@@ -15440,9 +14562,7 @@
             <m:sSupPr>
               <m:ctrlPr>
                 <w:rPr>
-                  <w:rFonts w:ascii="Cambria Math" w:eastAsiaTheme="minorEastAsia" w:hAnsi="Cambria Math" w:cstheme="minorBidi"/>
-                  <w:sz w:val="24"/>
-                  <w:szCs w:val="22"/>
+                  <w:rFonts w:ascii="Cambria Math" w:hAnsi="Cambria Math"/>
                 </w:rPr>
               </m:ctrlPr>
             </m:sSupPr>
@@ -15451,9 +14571,7 @@
                 <m:dPr>
                   <m:ctrlPr>
                     <w:rPr>
-                      <w:rFonts w:ascii="Cambria Math" w:eastAsiaTheme="minorEastAsia" w:hAnsi="Cambria Math" w:cstheme="minorBidi"/>
-                      <w:sz w:val="24"/>
-                      <w:szCs w:val="22"/>
+                      <w:rFonts w:ascii="Cambria Math" w:hAnsi="Cambria Math"/>
                     </w:rPr>
                   </m:ctrlPr>
                 </m:dPr>
@@ -15462,9 +14580,7 @@
                     <m:sSubPr>
                       <m:ctrlPr>
                         <w:rPr>
-                          <w:rFonts w:ascii="Cambria Math" w:eastAsiaTheme="minorEastAsia" w:hAnsi="Cambria Math" w:cstheme="minorBidi"/>
-                          <w:sz w:val="24"/>
-                          <w:szCs w:val="22"/>
+                          <w:rFonts w:ascii="Cambria Math" w:hAnsi="Cambria Math"/>
                         </w:rPr>
                       </m:ctrlPr>
                     </m:sSubPr>
@@ -15474,9 +14590,7 @@
                           <m:sty m:val="bi"/>
                         </m:rPr>
                         <w:rPr>
-                          <w:rFonts w:ascii="Cambria Math" w:eastAsiaTheme="minorEastAsia" w:hAnsi="Cambria Math" w:cstheme="minorBidi"/>
-                          <w:sz w:val="24"/>
-                          <w:szCs w:val="22"/>
+                          <w:rFonts w:ascii="Cambria Math" w:hAnsi="Cambria Math"/>
                         </w:rPr>
                         <m:t>T</m:t>
                       </m:r>
@@ -15487,9 +14601,7 @@
                           <m:sty m:val="bi"/>
                         </m:rPr>
                         <w:rPr>
-                          <w:rFonts w:ascii="Cambria Math" w:eastAsiaTheme="minorEastAsia" w:hAnsi="Cambria Math" w:cstheme="minorBidi"/>
-                          <w:sz w:val="24"/>
-                          <w:szCs w:val="22"/>
+                          <w:rFonts w:ascii="Cambria Math" w:hAnsi="Cambria Math"/>
                         </w:rPr>
                         <m:t>j</m:t>
                       </m:r>
@@ -15500,9 +14612,7 @@
                       <m:sty m:val="bi"/>
                     </m:rPr>
                     <w:rPr>
-                      <w:rFonts w:ascii="Cambria Math" w:eastAsiaTheme="minorEastAsia" w:hAnsi="Cambria Math" w:cstheme="minorBidi"/>
-                      <w:sz w:val="24"/>
-                      <w:szCs w:val="22"/>
+                      <w:rFonts w:ascii="Cambria Math" w:hAnsi="Cambria Math"/>
                     </w:rPr>
                     <m:t>-</m:t>
                   </m:r>
@@ -15511,9 +14621,7 @@
                       <m:chr m:val="̅"/>
                       <m:ctrlPr>
                         <w:rPr>
-                          <w:rFonts w:ascii="Cambria Math" w:eastAsiaTheme="minorEastAsia" w:hAnsi="Cambria Math" w:cstheme="minorBidi"/>
-                          <w:sz w:val="24"/>
-                          <w:szCs w:val="22"/>
+                          <w:rFonts w:ascii="Cambria Math" w:hAnsi="Cambria Math"/>
                         </w:rPr>
                       </m:ctrlPr>
                     </m:accPr>
@@ -15523,9 +14631,7 @@
                           <m:sty m:val="bi"/>
                         </m:rPr>
                         <w:rPr>
-                          <w:rFonts w:ascii="Cambria Math" w:eastAsiaTheme="minorEastAsia" w:hAnsi="Cambria Math" w:cstheme="minorBidi"/>
-                          <w:sz w:val="24"/>
-                          <w:szCs w:val="22"/>
+                          <w:rFonts w:ascii="Cambria Math" w:hAnsi="Cambria Math"/>
                         </w:rPr>
                         <m:t>A</m:t>
                       </m:r>
@@ -15540,9 +14646,7 @@
                   <m:sty m:val="bi"/>
                 </m:rPr>
                 <w:rPr>
-                  <w:rFonts w:ascii="Cambria Math" w:eastAsiaTheme="minorEastAsia" w:hAnsi="Cambria Math" w:cstheme="minorBidi"/>
-                  <w:sz w:val="24"/>
-                  <w:szCs w:val="22"/>
+                  <w:rFonts w:ascii="Cambria Math" w:hAnsi="Cambria Math"/>
                 </w:rPr>
                 <m:t>2.</m:t>
               </m:r>
@@ -15553,39 +14657,22 @@
     </w:p>
     <w:p>
       <w:pPr>
-        <w:pStyle w:val="Heading2"/>
+        <w:pStyle w:val="BodyText"/>
         <w:rPr>
-          <w:ins w:id="333" w:author="Levine, Charles Roger CTR USARMY USMA (USA)" w:date="2026-10-12T22:52:00Z" w16du:dateUtc="2026-10-13T02:52:00Z"/>
-          <w:rFonts w:ascii="Times New Roman" w:eastAsiaTheme="minorEastAsia" w:hAnsi="Times New Roman" w:cstheme="minorBidi"/>
-          <w:b w:val="0"/>
-          <w:bCs w:val="0"/>
-          <w:sz w:val="24"/>
-          <w:szCs w:val="22"/>
+          <w:ins w:id="318" w:author="Levine, Charles Roger CTR USARMY USMA (USA)" w:date="2026-10-12T22:52:00Z" w16du:dateUtc="2026-10-13T02:52:00Z"/>
         </w:rPr>
       </w:pPr>
-      <w:ins w:id="334" w:author="Levine, Charles Roger CTR USARMY USMA (USA)" w:date="2026-10-12T22:52:00Z" w16du:dateUtc="2026-10-13T02:52:00Z">
+      <w:ins w:id="319" w:author="Levine, Charles Roger CTR USARMY USMA (USA)" w:date="2026-10-12T22:52:00Z" w16du:dateUtc="2026-10-13T02:52:00Z">
         <w:r>
-          <w:rPr>
-            <w:rFonts w:ascii="Times New Roman" w:eastAsiaTheme="minorEastAsia" w:hAnsi="Times New Roman" w:cstheme="minorBidi"/>
-            <w:b w:val="0"/>
-            <w:bCs w:val="0"/>
-            <w:sz w:val="24"/>
-            <w:szCs w:val="22"/>
-          </w:rPr>
           <w:t>For each individual, the deviation from the population mean can be written as the deviation from their group mean plus the group mean’s deviation from the population mean. When these expressions are squared and summed, the cross terms vanish because individuals’ deviations from their own group mean sum to zero. Consequently,</w:t>
         </w:r>
       </w:ins>
     </w:p>
     <w:p>
       <w:pPr>
-        <w:pStyle w:val="Heading2"/>
+        <w:pStyle w:val="BodyText"/>
         <w:rPr>
-          <w:ins w:id="335" w:author="Levine, Charles Roger CTR USARMY USMA (USA)" w:date="2026-10-12T22:52:00Z" w16du:dateUtc="2026-10-13T02:52:00Z"/>
-          <w:rFonts w:ascii="Times New Roman" w:eastAsiaTheme="minorEastAsia" w:hAnsi="Times New Roman" w:cstheme="minorBidi"/>
-          <w:b w:val="0"/>
-          <w:bCs w:val="0"/>
-          <w:sz w:val="24"/>
-          <w:szCs w:val="22"/>
+          <w:ins w:id="320" w:author="Levine, Charles Roger CTR USARMY USMA (USA)" w:date="2026-10-12T22:52:00Z" w16du:dateUtc="2026-10-13T02:52:00Z"/>
         </w:rPr>
       </w:pPr>
       <m:oMathPara>
@@ -15594,9 +14681,7 @@
             <m:sSubPr>
               <m:ctrlPr>
                 <w:rPr>
-                  <w:rFonts w:ascii="Cambria Math" w:eastAsiaTheme="minorEastAsia" w:hAnsi="Cambria Math" w:cstheme="minorBidi"/>
-                  <w:sz w:val="24"/>
-                  <w:szCs w:val="22"/>
+                  <w:rFonts w:ascii="Cambria Math" w:hAnsi="Cambria Math"/>
                 </w:rPr>
               </m:ctrlPr>
             </m:sSubPr>
@@ -15606,9 +14691,7 @@
                   <m:sty m:val="bi"/>
                 </m:rPr>
                 <w:rPr>
-                  <w:rFonts w:ascii="Cambria Math" w:eastAsiaTheme="minorEastAsia" w:hAnsi="Cambria Math" w:cstheme="minorBidi"/>
-                  <w:sz w:val="24"/>
-                  <w:szCs w:val="22"/>
+                  <w:rFonts w:ascii="Cambria Math" w:hAnsi="Cambria Math"/>
                 </w:rPr>
                 <m:t>H</m:t>
               </m:r>
@@ -15619,9 +14702,7 @@
                   <m:sty m:val="b"/>
                 </m:rPr>
                 <w:rPr>
-                  <w:rFonts w:ascii="Cambria Math" w:eastAsiaTheme="minorEastAsia" w:hAnsi="Cambria Math" w:cstheme="minorBidi"/>
-                  <w:sz w:val="24"/>
-                  <w:szCs w:val="22"/>
+                  <w:rFonts w:ascii="Cambria Math" w:hAnsi="Cambria Math"/>
                 </w:rPr>
                 <m:t>sort</m:t>
               </m:r>
@@ -15632,9 +14713,7 @@
               <m:sty m:val="bi"/>
             </m:rPr>
             <w:rPr>
-              <w:rFonts w:ascii="Cambria Math" w:eastAsiaTheme="minorEastAsia" w:hAnsi="Cambria Math" w:cstheme="minorBidi"/>
-              <w:sz w:val="24"/>
-              <w:szCs w:val="22"/>
+              <w:rFonts w:ascii="Cambria Math" w:hAnsi="Cambria Math"/>
             </w:rPr>
             <m:t>=</m:t>
           </m:r>
@@ -15642,9 +14721,7 @@
             <m:fPr>
               <m:ctrlPr>
                 <w:rPr>
-                  <w:rFonts w:ascii="Cambria Math" w:eastAsiaTheme="minorEastAsia" w:hAnsi="Cambria Math" w:cstheme="minorBidi"/>
-                  <w:sz w:val="24"/>
-                  <w:szCs w:val="22"/>
+                  <w:rFonts w:ascii="Cambria Math" w:hAnsi="Cambria Math"/>
                 </w:rPr>
               </m:ctrlPr>
             </m:fPr>
@@ -15655,9 +14732,7 @@
                   <m:limLoc m:val="undOvr"/>
                   <m:ctrlPr>
                     <w:rPr>
-                      <w:rFonts w:ascii="Cambria Math" w:eastAsiaTheme="minorEastAsia" w:hAnsi="Cambria Math" w:cstheme="minorBidi"/>
-                      <w:sz w:val="24"/>
-                      <w:szCs w:val="22"/>
+                      <w:rFonts w:ascii="Cambria Math" w:hAnsi="Cambria Math"/>
                     </w:rPr>
                   </m:ctrlPr>
                 </m:naryPr>
@@ -15667,9 +14742,7 @@
                       <m:sty m:val="bi"/>
                     </m:rPr>
                     <w:rPr>
-                      <w:rFonts w:ascii="Cambria Math" w:eastAsiaTheme="minorEastAsia" w:hAnsi="Cambria Math" w:cstheme="minorBidi"/>
-                      <w:sz w:val="24"/>
-                      <w:szCs w:val="22"/>
+                      <w:rFonts w:ascii="Cambria Math" w:hAnsi="Cambria Math"/>
                     </w:rPr>
                     <m:t>j=1</m:t>
                   </m:r>
@@ -15680,9 +14753,7 @@
                       <m:sty m:val="bi"/>
                     </m:rPr>
                     <w:rPr>
-                      <w:rFonts w:ascii="Cambria Math" w:eastAsiaTheme="minorEastAsia" w:hAnsi="Cambria Math" w:cstheme="minorBidi"/>
-                      <w:sz w:val="24"/>
-                      <w:szCs w:val="22"/>
+                      <w:rFonts w:ascii="Cambria Math" w:hAnsi="Cambria Math"/>
                     </w:rPr>
                     <m:t>J</m:t>
                   </m:r>
@@ -15692,9 +14763,7 @@
                     <m:sSubPr>
                       <m:ctrlPr>
                         <w:rPr>
-                          <w:rFonts w:ascii="Cambria Math" w:eastAsiaTheme="minorEastAsia" w:hAnsi="Cambria Math" w:cstheme="minorBidi"/>
-                          <w:sz w:val="24"/>
-                          <w:szCs w:val="22"/>
+                          <w:rFonts w:ascii="Cambria Math" w:hAnsi="Cambria Math"/>
                         </w:rPr>
                       </m:ctrlPr>
                     </m:sSubPr>
@@ -15704,9 +14773,7 @@
                           <m:sty m:val="bi"/>
                         </m:rPr>
                         <w:rPr>
-                          <w:rFonts w:ascii="Cambria Math" w:eastAsiaTheme="minorEastAsia" w:hAnsi="Cambria Math" w:cstheme="minorBidi"/>
-                          <w:sz w:val="24"/>
-                          <w:szCs w:val="22"/>
+                          <w:rFonts w:ascii="Cambria Math" w:hAnsi="Cambria Math"/>
                         </w:rPr>
                         <m:t>n</m:t>
                       </m:r>
@@ -15717,9 +14784,7 @@
                           <m:sty m:val="bi"/>
                         </m:rPr>
                         <w:rPr>
-                          <w:rFonts w:ascii="Cambria Math" w:eastAsiaTheme="minorEastAsia" w:hAnsi="Cambria Math" w:cstheme="minorBidi"/>
-                          <w:sz w:val="24"/>
-                          <w:szCs w:val="22"/>
+                          <w:rFonts w:ascii="Cambria Math" w:hAnsi="Cambria Math"/>
                         </w:rPr>
                         <m:t>j</m:t>
                       </m:r>
@@ -15731,9 +14796,7 @@
                 <m:sSupPr>
                   <m:ctrlPr>
                     <w:rPr>
-                      <w:rFonts w:ascii="Cambria Math" w:eastAsiaTheme="minorEastAsia" w:hAnsi="Cambria Math" w:cstheme="minorBidi"/>
-                      <w:sz w:val="24"/>
-                      <w:szCs w:val="22"/>
+                      <w:rFonts w:ascii="Cambria Math" w:hAnsi="Cambria Math"/>
                     </w:rPr>
                   </m:ctrlPr>
                 </m:sSupPr>
@@ -15742,9 +14805,7 @@
                     <m:dPr>
                       <m:ctrlPr>
                         <w:rPr>
-                          <w:rFonts w:ascii="Cambria Math" w:eastAsiaTheme="minorEastAsia" w:hAnsi="Cambria Math" w:cstheme="minorBidi"/>
-                          <w:sz w:val="24"/>
-                          <w:szCs w:val="22"/>
+                          <w:rFonts w:ascii="Cambria Math" w:hAnsi="Cambria Math"/>
                         </w:rPr>
                       </m:ctrlPr>
                     </m:dPr>
@@ -15753,9 +14814,7 @@
                         <m:sSubPr>
                           <m:ctrlPr>
                             <w:rPr>
-                              <w:rFonts w:ascii="Cambria Math" w:eastAsiaTheme="minorEastAsia" w:hAnsi="Cambria Math" w:cstheme="minorBidi"/>
-                              <w:sz w:val="24"/>
-                              <w:szCs w:val="22"/>
+                              <w:rFonts w:ascii="Cambria Math" w:hAnsi="Cambria Math"/>
                             </w:rPr>
                           </m:ctrlPr>
                         </m:sSubPr>
@@ -15765,9 +14824,7 @@
                               <m:sty m:val="bi"/>
                             </m:rPr>
                             <w:rPr>
-                              <w:rFonts w:ascii="Cambria Math" w:eastAsiaTheme="minorEastAsia" w:hAnsi="Cambria Math" w:cstheme="minorBidi"/>
-                              <w:sz w:val="24"/>
-                              <w:szCs w:val="22"/>
+                              <w:rFonts w:ascii="Cambria Math" w:hAnsi="Cambria Math"/>
                             </w:rPr>
                             <m:t>T</m:t>
                           </m:r>
@@ -15778,9 +14835,7 @@
                               <m:sty m:val="bi"/>
                             </m:rPr>
                             <w:rPr>
-                              <w:rFonts w:ascii="Cambria Math" w:eastAsiaTheme="minorEastAsia" w:hAnsi="Cambria Math" w:cstheme="minorBidi"/>
-                              <w:sz w:val="24"/>
-                              <w:szCs w:val="22"/>
+                              <w:rFonts w:ascii="Cambria Math" w:hAnsi="Cambria Math"/>
                             </w:rPr>
                             <m:t>j</m:t>
                           </m:r>
@@ -15791,9 +14846,7 @@
                           <m:sty m:val="bi"/>
                         </m:rPr>
                         <w:rPr>
-                          <w:rFonts w:ascii="Cambria Math" w:eastAsiaTheme="minorEastAsia" w:hAnsi="Cambria Math" w:cstheme="minorBidi"/>
-                          <w:sz w:val="24"/>
-                          <w:szCs w:val="22"/>
+                          <w:rFonts w:ascii="Cambria Math" w:hAnsi="Cambria Math"/>
                         </w:rPr>
                         <m:t>-</m:t>
                       </m:r>
@@ -15802,9 +14855,7 @@
                           <m:chr m:val="̅"/>
                           <m:ctrlPr>
                             <w:rPr>
-                              <w:rFonts w:ascii="Cambria Math" w:eastAsiaTheme="minorEastAsia" w:hAnsi="Cambria Math" w:cstheme="minorBidi"/>
-                              <w:sz w:val="24"/>
-                              <w:szCs w:val="22"/>
+                              <w:rFonts w:ascii="Cambria Math" w:hAnsi="Cambria Math"/>
                             </w:rPr>
                           </m:ctrlPr>
                         </m:accPr>
@@ -15814,9 +14865,7 @@
                               <m:sty m:val="bi"/>
                             </m:rPr>
                             <w:rPr>
-                              <w:rFonts w:ascii="Cambria Math" w:eastAsiaTheme="minorEastAsia" w:hAnsi="Cambria Math" w:cstheme="minorBidi"/>
-                              <w:sz w:val="24"/>
-                              <w:szCs w:val="22"/>
+                              <w:rFonts w:ascii="Cambria Math" w:hAnsi="Cambria Math"/>
                             </w:rPr>
                             <m:t>A</m:t>
                           </m:r>
@@ -15831,9 +14880,7 @@
                       <m:sty m:val="bi"/>
                     </m:rPr>
                     <w:rPr>
-                      <w:rFonts w:ascii="Cambria Math" w:eastAsiaTheme="minorEastAsia" w:hAnsi="Cambria Math" w:cstheme="minorBidi"/>
-                      <w:sz w:val="24"/>
-                      <w:szCs w:val="22"/>
+                      <w:rFonts w:ascii="Cambria Math" w:hAnsi="Cambria Math"/>
                     </w:rPr>
                     <m:t>2</m:t>
                   </m:r>
@@ -15848,9 +14895,7 @@
                   <m:supHide m:val="1"/>
                   <m:ctrlPr>
                     <w:rPr>
-                      <w:rFonts w:ascii="Cambria Math" w:eastAsiaTheme="minorEastAsia" w:hAnsi="Cambria Math" w:cstheme="minorBidi"/>
-                      <w:sz w:val="24"/>
-                      <w:szCs w:val="22"/>
+                      <w:rFonts w:ascii="Cambria Math" w:hAnsi="Cambria Math"/>
                     </w:rPr>
                   </m:ctrlPr>
                 </m:naryPr>
@@ -15860,9 +14905,7 @@
                       <m:sty m:val="bi"/>
                     </m:rPr>
                     <w:rPr>
-                      <w:rFonts w:ascii="Cambria Math" w:eastAsiaTheme="minorEastAsia" w:hAnsi="Cambria Math" w:cstheme="minorBidi"/>
-                      <w:sz w:val="24"/>
-                      <w:szCs w:val="22"/>
+                      <w:rFonts w:ascii="Cambria Math" w:hAnsi="Cambria Math"/>
                     </w:rPr>
                     <m:t>i</m:t>
                   </m:r>
@@ -15873,9 +14916,7 @@
                     <m:sSupPr>
                       <m:ctrlPr>
                         <w:rPr>
-                          <w:rFonts w:ascii="Cambria Math" w:eastAsiaTheme="minorEastAsia" w:hAnsi="Cambria Math" w:cstheme="minorBidi"/>
-                          <w:sz w:val="24"/>
-                          <w:szCs w:val="22"/>
+                          <w:rFonts w:ascii="Cambria Math" w:hAnsi="Cambria Math"/>
                         </w:rPr>
                       </m:ctrlPr>
                     </m:sSupPr>
@@ -15884,9 +14925,7 @@
                         <m:dPr>
                           <m:ctrlPr>
                             <w:rPr>
-                              <w:rFonts w:ascii="Cambria Math" w:eastAsiaTheme="minorEastAsia" w:hAnsi="Cambria Math" w:cstheme="minorBidi"/>
-                              <w:sz w:val="24"/>
-                              <w:szCs w:val="22"/>
+                              <w:rFonts w:ascii="Cambria Math" w:hAnsi="Cambria Math"/>
                             </w:rPr>
                           </m:ctrlPr>
                         </m:dPr>
@@ -15895,9 +14934,7 @@
                             <m:sSubPr>
                               <m:ctrlPr>
                                 <w:rPr>
-                                  <w:rFonts w:ascii="Cambria Math" w:eastAsiaTheme="minorEastAsia" w:hAnsi="Cambria Math" w:cstheme="minorBidi"/>
-                                  <w:sz w:val="24"/>
-                                  <w:szCs w:val="22"/>
+                                  <w:rFonts w:ascii="Cambria Math" w:hAnsi="Cambria Math"/>
                                 </w:rPr>
                               </m:ctrlPr>
                             </m:sSubPr>
@@ -15907,9 +14944,7 @@
                                   <m:sty m:val="bi"/>
                                 </m:rPr>
                                 <w:rPr>
-                                  <w:rFonts w:ascii="Cambria Math" w:eastAsiaTheme="minorEastAsia" w:hAnsi="Cambria Math" w:cstheme="minorBidi"/>
-                                  <w:sz w:val="24"/>
-                                  <w:szCs w:val="22"/>
+                                  <w:rFonts w:ascii="Cambria Math" w:hAnsi="Cambria Math"/>
                                 </w:rPr>
                                 <m:t>A</m:t>
                               </m:r>
@@ -15920,9 +14955,7 @@
                                   <m:sty m:val="bi"/>
                                 </m:rPr>
                                 <w:rPr>
-                                  <w:rFonts w:ascii="Cambria Math" w:eastAsiaTheme="minorEastAsia" w:hAnsi="Cambria Math" w:cstheme="minorBidi"/>
-                                  <w:sz w:val="24"/>
-                                  <w:szCs w:val="22"/>
+                                  <w:rFonts w:ascii="Cambria Math" w:hAnsi="Cambria Math"/>
                                 </w:rPr>
                                 <m:t>i</m:t>
                               </m:r>
@@ -15933,9 +14966,7 @@
                               <m:sty m:val="bi"/>
                             </m:rPr>
                             <w:rPr>
-                              <w:rFonts w:ascii="Cambria Math" w:eastAsiaTheme="minorEastAsia" w:hAnsi="Cambria Math" w:cstheme="minorBidi"/>
-                              <w:sz w:val="24"/>
-                              <w:szCs w:val="22"/>
+                              <w:rFonts w:ascii="Cambria Math" w:hAnsi="Cambria Math"/>
                             </w:rPr>
                             <m:t>-</m:t>
                           </m:r>
@@ -15944,9 +14975,7 @@
                               <m:chr m:val="̅"/>
                               <m:ctrlPr>
                                 <w:rPr>
-                                  <w:rFonts w:ascii="Cambria Math" w:eastAsiaTheme="minorEastAsia" w:hAnsi="Cambria Math" w:cstheme="minorBidi"/>
-                                  <w:sz w:val="24"/>
-                                  <w:szCs w:val="22"/>
+                                  <w:rFonts w:ascii="Cambria Math" w:hAnsi="Cambria Math"/>
                                 </w:rPr>
                               </m:ctrlPr>
                             </m:accPr>
@@ -15956,9 +14985,7 @@
                                   <m:sty m:val="bi"/>
                                 </m:rPr>
                                 <w:rPr>
-                                  <w:rFonts w:ascii="Cambria Math" w:eastAsiaTheme="minorEastAsia" w:hAnsi="Cambria Math" w:cstheme="minorBidi"/>
-                                  <w:sz w:val="24"/>
-                                  <w:szCs w:val="22"/>
+                                  <w:rFonts w:ascii="Cambria Math" w:hAnsi="Cambria Math"/>
                                 </w:rPr>
                                 <m:t>A</m:t>
                               </m:r>
@@ -15973,9 +15000,7 @@
                           <m:sty m:val="bi"/>
                         </m:rPr>
                         <w:rPr>
-                          <w:rFonts w:ascii="Cambria Math" w:eastAsiaTheme="minorEastAsia" w:hAnsi="Cambria Math" w:cstheme="minorBidi"/>
-                          <w:sz w:val="24"/>
-                          <w:szCs w:val="22"/>
+                          <w:rFonts w:ascii="Cambria Math" w:hAnsi="Cambria Math"/>
                         </w:rPr>
                         <m:t>2</m:t>
                       </m:r>
@@ -15990,9 +15015,7 @@
               <m:sty m:val="bi"/>
             </m:rPr>
             <w:rPr>
-              <w:rFonts w:ascii="Cambria Math" w:eastAsiaTheme="minorEastAsia" w:hAnsi="Cambria Math" w:cstheme="minorBidi"/>
-              <w:sz w:val="24"/>
-              <w:szCs w:val="22"/>
+              <w:rFonts w:ascii="Cambria Math" w:hAnsi="Cambria Math"/>
             </w:rPr>
             <m:t>.</m:t>
           </m:r>
@@ -16001,25 +15024,13 @@
     </w:p>
     <w:p>
       <w:pPr>
-        <w:pStyle w:val="Heading2"/>
+        <w:pStyle w:val="BodyText"/>
         <w:rPr>
-          <w:ins w:id="336" w:author="Levine, Charles Roger CTR USARMY USMA (USA)" w:date="2026-10-12T22:52:00Z" w16du:dateUtc="2026-10-13T02:52:00Z"/>
-          <w:rFonts w:ascii="Times New Roman" w:eastAsiaTheme="minorEastAsia" w:hAnsi="Times New Roman" w:cstheme="minorBidi"/>
-          <w:b w:val="0"/>
-          <w:bCs w:val="0"/>
-          <w:sz w:val="24"/>
-          <w:szCs w:val="22"/>
+          <w:ins w:id="321" w:author="Levine, Charles Roger CTR USARMY USMA (USA)" w:date="2026-10-12T22:52:00Z" w16du:dateUtc="2026-10-13T02:52:00Z"/>
         </w:rPr>
       </w:pPr>
-      <w:ins w:id="337" w:author="Levine, Charles Roger CTR USARMY USMA (USA)" w:date="2026-10-12T22:52:00Z" w16du:dateUtc="2026-10-13T02:52:00Z">
+      <w:ins w:id="322" w:author="Levine, Charles Roger CTR USARMY USMA (USA)" w:date="2026-10-12T22:52:00Z" w16du:dateUtc="2026-10-13T02:52:00Z">
         <w:r>
-          <w:rPr>
-            <w:rFonts w:ascii="Times New Roman" w:eastAsiaTheme="minorEastAsia" w:hAnsi="Times New Roman" w:cstheme="minorBidi"/>
-            <w:b w:val="0"/>
-            <w:bCs w:val="0"/>
-            <w:sz w:val="24"/>
-            <w:szCs w:val="22"/>
-          </w:rPr>
           <w:t xml:space="preserve">Provided the population has positive variation in </w:t>
         </w:r>
       </w:ins>
@@ -16029,22 +15040,13 @@
             <m:sty m:val="bi"/>
           </m:rPr>
           <w:rPr>
-            <w:rFonts w:ascii="Cambria Math" w:eastAsiaTheme="minorEastAsia" w:hAnsi="Cambria Math" w:cstheme="minorBidi"/>
-            <w:sz w:val="24"/>
-            <w:szCs w:val="22"/>
+            <w:rFonts w:ascii="Cambria Math" w:hAnsi="Cambria Math"/>
           </w:rPr>
           <m:t>A</m:t>
         </m:r>
       </m:oMath>
-      <w:ins w:id="338" w:author="Levine, Charles Roger CTR USARMY USMA (USA)" w:date="2026-10-12T22:52:00Z" w16du:dateUtc="2026-10-13T02:52:00Z">
+      <w:ins w:id="323" w:author="Levine, Charles Roger CTR USARMY USMA (USA)" w:date="2026-10-12T22:52:00Z" w16du:dateUtc="2026-10-13T02:52:00Z">
         <w:r>
-          <w:rPr>
-            <w:rFonts w:ascii="Times New Roman" w:eastAsiaTheme="minorEastAsia" w:hAnsi="Times New Roman" w:cstheme="minorBidi"/>
-            <w:b w:val="0"/>
-            <w:bCs w:val="0"/>
-            <w:sz w:val="24"/>
-            <w:szCs w:val="22"/>
-          </w:rPr>
           <w:t xml:space="preserve">, the index lies between zero and one. A value of zero means all group means equal the population mean. A value of one means there is no variation within groups. If everyone has the same </w:t>
         </w:r>
       </w:ins>
@@ -16053,9 +15055,7 @@
           <m:sSubPr>
             <m:ctrlPr>
               <w:rPr>
-                <w:rFonts w:ascii="Cambria Math" w:eastAsiaTheme="minorEastAsia" w:hAnsi="Cambria Math" w:cstheme="minorBidi"/>
-                <w:sz w:val="24"/>
-                <w:szCs w:val="22"/>
+                <w:rFonts w:ascii="Cambria Math" w:hAnsi="Cambria Math"/>
               </w:rPr>
             </m:ctrlPr>
           </m:sSubPr>
@@ -16065,9 +15065,7 @@
                 <m:sty m:val="bi"/>
               </m:rPr>
               <w:rPr>
-                <w:rFonts w:ascii="Cambria Math" w:eastAsiaTheme="minorEastAsia" w:hAnsi="Cambria Math" w:cstheme="minorBidi"/>
-                <w:sz w:val="24"/>
-                <w:szCs w:val="22"/>
+                <w:rFonts w:ascii="Cambria Math" w:hAnsi="Cambria Math"/>
               </w:rPr>
               <m:t>A</m:t>
             </m:r>
@@ -16078,50 +15076,28 @@
                 <m:sty m:val="bi"/>
               </m:rPr>
               <w:rPr>
-                <w:rFonts w:ascii="Cambria Math" w:eastAsiaTheme="minorEastAsia" w:hAnsi="Cambria Math" w:cstheme="minorBidi"/>
-                <w:sz w:val="24"/>
-                <w:szCs w:val="22"/>
+                <w:rFonts w:ascii="Cambria Math" w:hAnsi="Cambria Math"/>
               </w:rPr>
               <m:t>i</m:t>
             </m:r>
           </m:sub>
         </m:sSub>
       </m:oMath>
-      <w:ins w:id="339" w:author="Levine, Charles Roger CTR USARMY USMA (USA)" w:date="2026-10-12T22:52:00Z" w16du:dateUtc="2026-10-13T02:52:00Z">
+      <w:ins w:id="324" w:author="Levine, Charles Roger CTR USARMY USMA (USA)" w:date="2026-10-12T22:52:00Z" w16du:dateUtc="2026-10-13T02:52:00Z">
         <w:r>
-          <w:rPr>
-            <w:rFonts w:ascii="Times New Roman" w:eastAsiaTheme="minorEastAsia" w:hAnsi="Times New Roman" w:cstheme="minorBidi"/>
-            <w:b w:val="0"/>
-            <w:bCs w:val="0"/>
-            <w:sz w:val="24"/>
-            <w:szCs w:val="22"/>
-          </w:rPr>
           <w:t>, total variation is zero and the index is undefined.</w:t>
         </w:r>
       </w:ins>
     </w:p>
     <w:p>
       <w:pPr>
-        <w:pStyle w:val="Heading2"/>
+        <w:pStyle w:val="BodyText"/>
         <w:rPr>
-          <w:ins w:id="340" w:author="Levine, Charles Roger CTR USARMY USMA (USA)" w:date="2026-10-12T22:52:00Z" w16du:dateUtc="2026-10-13T02:52:00Z"/>
-          <w:rFonts w:ascii="Times New Roman" w:eastAsiaTheme="minorEastAsia" w:hAnsi="Times New Roman" w:cstheme="minorBidi"/>
-          <w:b w:val="0"/>
-          <w:bCs w:val="0"/>
-          <w:sz w:val="24"/>
-          <w:szCs w:val="22"/>
+          <w:ins w:id="325" w:author="Levine, Charles Roger CTR USARMY USMA (USA)" w:date="2026-10-12T22:52:00Z" w16du:dateUtc="2026-10-13T02:52:00Z"/>
         </w:rPr>
       </w:pPr>
-      <w:ins w:id="341" w:author="Levine, Charles Roger CTR USARMY USMA (USA)" w:date="2026-10-12T22:52:00Z" w16du:dateUtc="2026-10-13T02:52:00Z">
+      <w:ins w:id="326" w:author="Levine, Charles Roger CTR USARMY USMA (USA)" w:date="2026-10-12T22:52:00Z" w16du:dateUtc="2026-10-13T02:52:00Z">
         <w:r>
-          <w:rPr>
-            <w:rFonts w:ascii="Times New Roman" w:eastAsiaTheme="minorEastAsia" w:hAnsi="Times New Roman" w:cstheme="minorBidi"/>
-            <w:b w:val="0"/>
-            <w:bCs w:val="0"/>
-            <w:sz w:val="24"/>
-            <w:szCs w:val="22"/>
-          </w:rPr>
-          <w:lastRenderedPageBreak/>
           <w:t xml:space="preserve">Random assignment does not generally produce an index of exactly zero. Even without a similarity preference, finite groups can differ in their means by chance. Under uniform random allocation of a fixed population into </w:t>
         </w:r>
       </w:ins>
@@ -16131,36 +15107,22 @@
             <m:sty m:val="bi"/>
           </m:rPr>
           <w:rPr>
-            <w:rFonts w:ascii="Cambria Math" w:eastAsiaTheme="minorEastAsia" w:hAnsi="Cambria Math" w:cstheme="minorBidi"/>
-            <w:sz w:val="24"/>
-            <w:szCs w:val="22"/>
+            <w:rFonts w:ascii="Cambria Math" w:hAnsi="Cambria Math"/>
           </w:rPr>
           <m:t>J</m:t>
         </m:r>
       </m:oMath>
-      <w:ins w:id="342" w:author="Levine, Charles Roger CTR USARMY USMA (USA)" w:date="2026-10-12T22:52:00Z" w16du:dateUtc="2026-10-13T02:52:00Z">
+      <w:ins w:id="327" w:author="Levine, Charles Roger CTR USARMY USMA (USA)" w:date="2026-10-12T22:52:00Z" w16du:dateUtc="2026-10-13T02:52:00Z">
         <w:r>
-          <w:rPr>
-            <w:rFonts w:ascii="Times New Roman" w:eastAsiaTheme="minorEastAsia" w:hAnsi="Times New Roman" w:cstheme="minorBidi"/>
-            <w:b w:val="0"/>
-            <w:bCs w:val="0"/>
-            <w:sz w:val="24"/>
-            <w:szCs w:val="22"/>
-          </w:rPr>
           <w:t xml:space="preserve"> nonempty groups with fixed capacities,</w:t>
         </w:r>
       </w:ins>
     </w:p>
     <w:p>
       <w:pPr>
-        <w:pStyle w:val="Heading2"/>
+        <w:pStyle w:val="BodyText"/>
         <w:rPr>
-          <w:ins w:id="343" w:author="Levine, Charles Roger CTR USARMY USMA (USA)" w:date="2026-10-12T22:52:00Z" w16du:dateUtc="2026-10-13T02:52:00Z"/>
-          <w:rFonts w:ascii="Times New Roman" w:eastAsiaTheme="minorEastAsia" w:hAnsi="Times New Roman" w:cstheme="minorBidi"/>
-          <w:b w:val="0"/>
-          <w:bCs w:val="0"/>
-          <w:sz w:val="24"/>
-          <w:szCs w:val="22"/>
+          <w:ins w:id="328" w:author="Levine, Charles Roger CTR USARMY USMA (USA)" w:date="2026-10-12T22:52:00Z" w16du:dateUtc="2026-10-13T02:52:00Z"/>
         </w:rPr>
       </w:pPr>
       <m:oMathPara>
@@ -16171,9 +15133,7 @@
               <m:sty m:val="b"/>
             </m:rPr>
             <w:rPr>
-              <w:rFonts w:ascii="Cambria Math" w:eastAsiaTheme="minorEastAsia" w:hAnsi="Cambria Math" w:cstheme="minorBidi"/>
-              <w:sz w:val="24"/>
-              <w:szCs w:val="22"/>
+              <w:rFonts w:ascii="Cambria Math" w:hAnsi="Cambria Math"/>
             </w:rPr>
             <m:t>E</m:t>
           </m:r>
@@ -16182,9 +15142,7 @@
               <m:sty m:val="bi"/>
             </m:rPr>
             <w:rPr>
-              <w:rFonts w:ascii="Cambria Math" w:eastAsiaTheme="minorEastAsia" w:hAnsi="Cambria Math" w:cstheme="minorBidi"/>
-              <w:sz w:val="24"/>
-              <w:szCs w:val="22"/>
+              <w:rFonts w:ascii="Cambria Math" w:hAnsi="Cambria Math"/>
             </w:rPr>
             <m:t>​</m:t>
           </m:r>
@@ -16194,9 +15152,7 @@
               <m:endChr m:val="]"/>
               <m:ctrlPr>
                 <w:rPr>
-                  <w:rFonts w:ascii="Cambria Math" w:eastAsiaTheme="minorEastAsia" w:hAnsi="Cambria Math" w:cstheme="minorBidi"/>
-                  <w:sz w:val="24"/>
-                  <w:szCs w:val="22"/>
+                  <w:rFonts w:ascii="Cambria Math" w:hAnsi="Cambria Math"/>
                 </w:rPr>
               </m:ctrlPr>
             </m:dPr>
@@ -16205,9 +15161,7 @@
                 <m:sSubPr>
                   <m:ctrlPr>
                     <w:rPr>
-                      <w:rFonts w:ascii="Cambria Math" w:eastAsiaTheme="minorEastAsia" w:hAnsi="Cambria Math" w:cstheme="minorBidi"/>
-                      <w:sz w:val="24"/>
-                      <w:szCs w:val="22"/>
+                      <w:rFonts w:ascii="Cambria Math" w:hAnsi="Cambria Math"/>
                     </w:rPr>
                   </m:ctrlPr>
                 </m:sSubPr>
@@ -16217,9 +15171,7 @@
                       <m:sty m:val="bi"/>
                     </m:rPr>
                     <w:rPr>
-                      <w:rFonts w:ascii="Cambria Math" w:eastAsiaTheme="minorEastAsia" w:hAnsi="Cambria Math" w:cstheme="minorBidi"/>
-                      <w:sz w:val="24"/>
-                      <w:szCs w:val="22"/>
+                      <w:rFonts w:ascii="Cambria Math" w:hAnsi="Cambria Math"/>
                     </w:rPr>
                     <m:t>H</m:t>
                   </m:r>
@@ -16230,9 +15182,7 @@
                       <m:sty m:val="b"/>
                     </m:rPr>
                     <w:rPr>
-                      <w:rFonts w:ascii="Cambria Math" w:eastAsiaTheme="minorEastAsia" w:hAnsi="Cambria Math" w:cstheme="minorBidi"/>
-                      <w:sz w:val="24"/>
-                      <w:szCs w:val="22"/>
+                      <w:rFonts w:ascii="Cambria Math" w:hAnsi="Cambria Math"/>
                     </w:rPr>
                     <m:t>sort</m:t>
                   </m:r>
@@ -16245,9 +15195,7 @@
               <m:sty m:val="bi"/>
             </m:rPr>
             <w:rPr>
-              <w:rFonts w:ascii="Cambria Math" w:eastAsiaTheme="minorEastAsia" w:hAnsi="Cambria Math" w:cstheme="minorBidi"/>
-              <w:sz w:val="24"/>
-              <w:szCs w:val="22"/>
+              <w:rFonts w:ascii="Cambria Math" w:hAnsi="Cambria Math"/>
             </w:rPr>
             <m:t>=</m:t>
           </m:r>
@@ -16255,9 +15203,7 @@
             <m:fPr>
               <m:ctrlPr>
                 <w:rPr>
-                  <w:rFonts w:ascii="Cambria Math" w:eastAsiaTheme="minorEastAsia" w:hAnsi="Cambria Math" w:cstheme="minorBidi"/>
-                  <w:sz w:val="24"/>
-                  <w:szCs w:val="22"/>
+                  <w:rFonts w:ascii="Cambria Math" w:hAnsi="Cambria Math"/>
                 </w:rPr>
               </m:ctrlPr>
             </m:fPr>
@@ -16267,9 +15213,7 @@
                   <m:sty m:val="bi"/>
                 </m:rPr>
                 <w:rPr>
-                  <w:rFonts w:ascii="Cambria Math" w:eastAsiaTheme="minorEastAsia" w:hAnsi="Cambria Math" w:cstheme="minorBidi"/>
-                  <w:sz w:val="24"/>
-                  <w:szCs w:val="22"/>
+                  <w:rFonts w:ascii="Cambria Math" w:hAnsi="Cambria Math"/>
                 </w:rPr>
                 <m:t>J-1</m:t>
               </m:r>
@@ -16280,9 +15224,7 @@
                   <m:sty m:val="bi"/>
                 </m:rPr>
                 <w:rPr>
-                  <w:rFonts w:ascii="Cambria Math" w:eastAsiaTheme="minorEastAsia" w:hAnsi="Cambria Math" w:cstheme="minorBidi"/>
-                  <w:sz w:val="24"/>
-                  <w:szCs w:val="22"/>
+                  <w:rFonts w:ascii="Cambria Math" w:hAnsi="Cambria Math"/>
                 </w:rPr>
                 <m:t>N-1</m:t>
               </m:r>
@@ -16293,9 +15235,7 @@
               <m:sty m:val="bi"/>
             </m:rPr>
             <w:rPr>
-              <w:rFonts w:ascii="Cambria Math" w:eastAsiaTheme="minorEastAsia" w:hAnsi="Cambria Math" w:cstheme="minorBidi"/>
-              <w:sz w:val="24"/>
-              <w:szCs w:val="22"/>
+              <w:rFonts w:ascii="Cambria Math" w:hAnsi="Cambria Math"/>
             </w:rPr>
             <m:t>,</m:t>
           </m:r>
@@ -16304,25 +15244,13 @@
     </w:p>
     <w:p>
       <w:pPr>
-        <w:pStyle w:val="Heading2"/>
+        <w:pStyle w:val="BodyText"/>
         <w:rPr>
-          <w:ins w:id="344" w:author="Levine, Charles Roger CTR USARMY USMA (USA)" w:date="2026-10-12T22:52:00Z" w16du:dateUtc="2026-10-13T02:52:00Z"/>
-          <w:rFonts w:ascii="Times New Roman" w:eastAsiaTheme="minorEastAsia" w:hAnsi="Times New Roman" w:cstheme="minorBidi"/>
-          <w:b w:val="0"/>
-          <w:bCs w:val="0"/>
-          <w:sz w:val="24"/>
-          <w:szCs w:val="22"/>
+          <w:ins w:id="329" w:author="Levine, Charles Roger CTR USARMY USMA (USA)" w:date="2026-10-12T22:52:00Z" w16du:dateUtc="2026-10-13T02:52:00Z"/>
         </w:rPr>
       </w:pPr>
-      <w:ins w:id="345" w:author="Levine, Charles Roger CTR USARMY USMA (USA)" w:date="2026-10-12T22:52:00Z" w16du:dateUtc="2026-10-13T02:52:00Z">
+      <w:ins w:id="330" w:author="Levine, Charles Roger CTR USARMY USMA (USA)" w:date="2026-10-12T22:52:00Z" w16du:dateUtc="2026-10-13T02:52:00Z">
         <w:r>
-          <w:rPr>
-            <w:rFonts w:ascii="Times New Roman" w:eastAsiaTheme="minorEastAsia" w:hAnsi="Times New Roman" w:cstheme="minorBidi"/>
-            <w:b w:val="0"/>
-            <w:bCs w:val="0"/>
-            <w:sz w:val="24"/>
-            <w:szCs w:val="22"/>
-          </w:rPr>
           <w:t xml:space="preserve">where </w:t>
         </w:r>
       </w:ins>
@@ -16333,48 +15261,40 @@
             <m:sty m:val="b"/>
           </m:rPr>
           <w:rPr>
-            <w:rFonts w:ascii="Cambria Math" w:eastAsiaTheme="minorEastAsia" w:hAnsi="Cambria Math" w:cstheme="minorBidi"/>
-            <w:sz w:val="24"/>
-            <w:szCs w:val="22"/>
+            <w:rFonts w:ascii="Cambria Math" w:hAnsi="Cambria Math"/>
           </w:rPr>
           <m:t>E</m:t>
         </m:r>
       </m:oMath>
-      <w:ins w:id="346" w:author="Levine, Charles Roger CTR USARMY USMA (USA)" w:date="2026-10-12T22:52:00Z" w16du:dateUtc="2026-10-13T02:52:00Z">
+      <w:ins w:id="331" w:author="Levine, Charles Roger CTR USARMY USMA (USA)" w:date="2026-10-12T22:52:00Z" w16du:dateUtc="2026-10-13T02:52:00Z">
         <w:r>
-          <w:rPr>
-            <w:rFonts w:ascii="Times New Roman" w:eastAsiaTheme="minorEastAsia" w:hAnsi="Times New Roman" w:cstheme="minorBidi"/>
-            <w:b w:val="0"/>
-            <w:bCs w:val="0"/>
-            <w:sz w:val="24"/>
-            <w:szCs w:val="22"/>
-          </w:rPr>
           <w:t xml:space="preserve"> denotes the average over possible random assignments. This expression gives the expected reference value, while repeated random assignments show how much individual realizations can vary around it.</w:t>
         </w:r>
       </w:ins>
     </w:p>
     <w:p>
       <w:pPr>
-        <w:pStyle w:val="Heading2"/>
+        <w:pStyle w:val="BodyText"/>
         <w:rPr>
-          <w:ins w:id="347" w:author="Levine, Charles Roger CTR USARMY USMA (USA)" w:date="2026-10-12T22:56:00Z" w16du:dateUtc="2026-10-13T02:56:00Z"/>
-          <w:rFonts w:ascii="Times New Roman" w:eastAsiaTheme="minorEastAsia" w:hAnsi="Times New Roman" w:cstheme="minorBidi"/>
-          <w:b w:val="0"/>
-          <w:bCs w:val="0"/>
-          <w:sz w:val="24"/>
-          <w:szCs w:val="22"/>
+          <w:ins w:id="332" w:author="Levine, Charles Roger CTR USARMY USMA (USA)" w:date="2026-10-12T22:56:00Z" w16du:dateUtc="2026-10-13T02:56:00Z"/>
         </w:rPr>
       </w:pPr>
-      <w:ins w:id="348" w:author="Levine, Charles Roger CTR USARMY USMA (USA)" w:date="2026-10-12T22:52:00Z" w16du:dateUtc="2026-10-13T02:52:00Z">
+      <w:ins w:id="333" w:author="Levine, Charles Roger CTR USARMY USMA (USA)" w:date="2026-10-12T22:52:00Z" w16du:dateUtc="2026-10-13T02:52:00Z">
         <w:r>
+          <w:t xml:space="preserve">We therefore report both the assignment preference </w:t>
+        </w:r>
+      </w:ins>
+      <m:oMath>
+        <m:r>
           <w:rPr>
-            <w:rFonts w:ascii="Times New Roman" w:eastAsiaTheme="minorEastAsia" w:hAnsi="Times New Roman" w:cstheme="minorBidi"/>
-            <w:b w:val="0"/>
-            <w:bCs w:val="0"/>
-            <w:sz w:val="24"/>
-            <w:szCs w:val="22"/>
+            <w:rFonts w:ascii="Cambria Math" w:hAnsi="Cambria Math"/>
           </w:rPr>
-          <w:t xml:space="preserve">We therefore report both the assignment preference \(\rho\) and the resulting </w:t>
+          <m:t>ρ</m:t>
+        </m:r>
+      </m:oMath>
+      <w:ins w:id="334" w:author="Levine, Charles Roger CTR USARMY USMA (USA)" w:date="2026-10-12T22:52:00Z" w16du:dateUtc="2026-10-13T02:52:00Z">
+        <w:r>
+          <w:t xml:space="preserve"> and the resulting </w:t>
         </w:r>
       </w:ins>
       <m:oMath>
@@ -16382,9 +15302,7 @@
           <m:sSubPr>
             <m:ctrlPr>
               <w:rPr>
-                <w:rFonts w:ascii="Cambria Math" w:eastAsiaTheme="minorEastAsia" w:hAnsi="Cambria Math" w:cstheme="minorBidi"/>
-                <w:sz w:val="24"/>
-                <w:szCs w:val="22"/>
+                <w:rFonts w:ascii="Cambria Math" w:hAnsi="Cambria Math"/>
               </w:rPr>
             </m:ctrlPr>
           </m:sSubPr>
@@ -16394,9 +15312,7 @@
                 <m:sty m:val="bi"/>
               </m:rPr>
               <w:rPr>
-                <w:rFonts w:ascii="Cambria Math" w:eastAsiaTheme="minorEastAsia" w:hAnsi="Cambria Math" w:cstheme="minorBidi"/>
-                <w:sz w:val="24"/>
-                <w:szCs w:val="22"/>
+                <w:rFonts w:ascii="Cambria Math" w:hAnsi="Cambria Math"/>
               </w:rPr>
               <m:t>H</m:t>
             </m:r>
@@ -16407,24 +15323,15 @@
                 <m:sty m:val="b"/>
               </m:rPr>
               <w:rPr>
-                <w:rFonts w:ascii="Cambria Math" w:eastAsiaTheme="minorEastAsia" w:hAnsi="Cambria Math" w:cstheme="minorBidi"/>
-                <w:sz w:val="24"/>
-                <w:szCs w:val="22"/>
+                <w:rFonts w:ascii="Cambria Math" w:hAnsi="Cambria Math"/>
               </w:rPr>
               <m:t>sort</m:t>
             </m:r>
           </m:sub>
         </m:sSub>
       </m:oMath>
-      <w:ins w:id="349" w:author="Levine, Charles Roger CTR USARMY USMA (USA)" w:date="2026-10-12T22:52:00Z" w16du:dateUtc="2026-10-13T02:52:00Z">
+      <w:ins w:id="335" w:author="Levine, Charles Roger CTR USARMY USMA (USA)" w:date="2026-10-12T22:52:00Z" w16du:dateUtc="2026-10-13T02:52:00Z">
         <w:r>
-          <w:rPr>
-            <w:rFonts w:ascii="Times New Roman" w:eastAsiaTheme="minorEastAsia" w:hAnsi="Times New Roman" w:cstheme="minorBidi"/>
-            <w:b w:val="0"/>
-            <w:bCs w:val="0"/>
-            <w:sz w:val="24"/>
-            <w:szCs w:val="22"/>
-          </w:rPr>
           <w:t xml:space="preserve">. The first describes how groups were generated; the second describes the arrangement that resulted. Their relationship also depends on the performance distribution, roster capacities, and assignment history. In particular, </w:t>
         </w:r>
       </w:ins>
@@ -16434,34 +15341,18 @@
             <m:sty m:val="bi"/>
           </m:rPr>
           <w:rPr>
-            <w:rFonts w:ascii="Cambria Math" w:eastAsiaTheme="minorEastAsia" w:hAnsi="Cambria Math" w:cstheme="minorBidi"/>
-            <w:sz w:val="24"/>
-            <w:szCs w:val="22"/>
+            <w:rFonts w:ascii="Cambria Math" w:hAnsi="Cambria Math"/>
           </w:rPr>
           <m:t>ρ=0</m:t>
         </m:r>
       </m:oMath>
-      <w:ins w:id="350" w:author="Levine, Charles Roger CTR USARMY USMA (USA)" w:date="2026-10-12T22:52:00Z" w16du:dateUtc="2026-10-13T02:52:00Z">
+      <w:ins w:id="336" w:author="Levine, Charles Roger CTR USARMY USMA (USA)" w:date="2026-10-12T22:52:00Z" w16du:dateUtc="2026-10-13T02:52:00Z">
         <w:r>
-          <w:rPr>
-            <w:rFonts w:ascii="Times New Roman" w:eastAsiaTheme="minorEastAsia" w:hAnsi="Times New Roman" w:cstheme="minorBidi"/>
-            <w:b w:val="0"/>
-            <w:bCs w:val="0"/>
-            <w:sz w:val="24"/>
-            <w:szCs w:val="22"/>
-          </w:rPr>
           <w:t xml:space="preserve"> should not be equated with an observed sorting index of zero</w:t>
         </w:r>
       </w:ins>
-      <w:ins w:id="351" w:author="Levine, Charles Roger CTR USARMY USMA (USA)" w:date="2026-10-12T22:56:00Z" w16du:dateUtc="2026-10-13T02:56:00Z">
+      <w:ins w:id="337" w:author="Levine, Charles Roger CTR USARMY USMA (USA)" w:date="2026-10-12T22:56:00Z" w16du:dateUtc="2026-10-13T02:56:00Z">
         <w:r>
-          <w:rPr>
-            <w:rFonts w:ascii="Times New Roman" w:eastAsiaTheme="minorEastAsia" w:hAnsi="Times New Roman" w:cstheme="minorBidi"/>
-            <w:b w:val="0"/>
-            <w:bCs w:val="0"/>
-            <w:sz w:val="24"/>
-            <w:szCs w:val="22"/>
-          </w:rPr>
           <w:t>.</w:t>
         </w:r>
       </w:ins>
@@ -16469,17 +15360,17 @@
     <w:p>
       <w:pPr>
         <w:rPr>
-          <w:del w:id="352" w:author="Levine, Charles Roger CTR USARMY USMA (USA)" w:date="2026-10-12T22:52:00Z" w16du:dateUtc="2026-10-13T02:52:00Z"/>
+          <w:del w:id="338" w:author="Levine, Charles Roger CTR USARMY USMA (USA)" w:date="2026-10-12T22:52:00Z" w16du:dateUtc="2026-10-13T02:52:00Z"/>
         </w:rPr>
       </w:pPr>
-      <w:del w:id="353" w:author="Levine, Charles Roger CTR USARMY USMA (USA)" w:date="2026-10-12T22:52:00Z" w16du:dateUtc="2026-10-13T02:52:00Z">
+      <w:del w:id="339" w:author="Levine, Charles Roger CTR USARMY USMA (USA)" w:date="2026-10-12T22:52:00Z" w16du:dateUtc="2026-10-13T02:52:00Z">
         <w:r>
           <w:delText xml:space="preserve">The parameter </w:delText>
         </w:r>
       </w:del>
       <m:oMath>
         <m:r>
-          <w:del w:id="354" w:author="Levine, Charles Roger CTR USARMY USMA (USA)" w:date="2026-10-12T22:52:00Z" w16du:dateUtc="2026-10-13T02:52:00Z">
+          <w:del w:id="340" w:author="Levine, Charles Roger CTR USARMY USMA (USA)" w:date="2026-10-12T22:52:00Z" w16du:dateUtc="2026-10-13T02:52:00Z">
             <w:rPr>
               <w:rFonts w:ascii="Cambria Math" w:hAnsi="Cambria Math"/>
             </w:rPr>
@@ -16487,7 +15378,7 @@
           </w:del>
         </m:r>
       </m:oMath>
-      <w:del w:id="355" w:author="Levine, Charles Roger CTR USARMY USMA (USA)" w:date="2026-10-12T22:52:00Z" w16du:dateUtc="2026-10-13T02:52:00Z">
+      <w:del w:id="341" w:author="Levine, Charles Roger CTR USARMY USMA (USA)" w:date="2026-10-12T22:52:00Z" w16du:dateUtc="2026-10-13T02:52:00Z">
         <w:r>
           <w:delText xml:space="preserve"> governs a generative preference. It does not directly measure the sorting realized in a completed population. We summarize realized sorting by </w:delText>
         </w:r>
@@ -16496,7 +15387,7 @@
         <m:sSub>
           <m:sSubPr>
             <m:ctrlPr>
-              <w:del w:id="356" w:author="Levine, Charles Roger CTR USARMY USMA (USA)" w:date="2026-10-12T22:52:00Z" w16du:dateUtc="2026-10-13T02:52:00Z">
+              <w:del w:id="342" w:author="Levine, Charles Roger CTR USARMY USMA (USA)" w:date="2026-10-12T22:52:00Z" w16du:dateUtc="2026-10-13T02:52:00Z">
                 <w:rPr>
                   <w:rFonts w:ascii="Cambria Math" w:hAnsi="Cambria Math"/>
                 </w:rPr>
@@ -16505,7 +15396,7 @@
           </m:sSubPr>
           <m:e>
             <m:r>
-              <w:del w:id="357" w:author="Levine, Charles Roger CTR USARMY USMA (USA)" w:date="2026-10-12T22:52:00Z" w16du:dateUtc="2026-10-13T02:52:00Z">
+              <w:del w:id="343" w:author="Levine, Charles Roger CTR USARMY USMA (USA)" w:date="2026-10-12T22:52:00Z" w16du:dateUtc="2026-10-13T02:52:00Z">
                 <w:rPr>
                   <w:rFonts w:ascii="Cambria Math" w:hAnsi="Cambria Math"/>
                 </w:rPr>
@@ -16515,7 +15406,7 @@
           </m:e>
           <m:sub>
             <m:r>
-              <w:del w:id="358" w:author="Levine, Charles Roger CTR USARMY USMA (USA)" w:date="2026-10-12T22:52:00Z" w16du:dateUtc="2026-10-13T02:52:00Z">
+              <w:del w:id="344" w:author="Levine, Charles Roger CTR USARMY USMA (USA)" w:date="2026-10-12T22:52:00Z" w16du:dateUtc="2026-10-13T02:52:00Z">
                 <m:rPr>
                   <m:sty m:val="p"/>
                 </m:rPr>
@@ -16528,14 +15419,14 @@
           </m:sub>
         </m:sSub>
       </m:oMath>
-      <w:del w:id="359" w:author="Levine, Charles Roger CTR USARMY USMA (USA)" w:date="2026-10-12T22:52:00Z" w16du:dateUtc="2026-10-13T02:52:00Z">
+      <w:del w:id="345" w:author="Levine, Charles Roger CTR USARMY USMA (USA)" w:date="2026-10-12T22:52:00Z" w16du:dateUtc="2026-10-13T02:52:00Z">
         <w:r>
           <w:delText xml:space="preserve">, the fraction of total variation in </w:delText>
         </w:r>
       </w:del>
       <m:oMath>
         <m:r>
-          <w:del w:id="360" w:author="Levine, Charles Roger CTR USARMY USMA (USA)" w:date="2026-10-12T22:52:00Z" w16du:dateUtc="2026-10-13T02:52:00Z">
+          <w:del w:id="346" w:author="Levine, Charles Roger CTR USARMY USMA (USA)" w:date="2026-10-12T22:52:00Z" w16du:dateUtc="2026-10-13T02:52:00Z">
             <w:rPr>
               <w:rFonts w:ascii="Cambria Math" w:hAnsi="Cambria Math"/>
             </w:rPr>
@@ -16543,7 +15434,7 @@
           </w:del>
         </m:r>
       </m:oMath>
-      <w:del w:id="361" w:author="Levine, Charles Roger CTR USARMY USMA (USA)" w:date="2026-10-12T22:52:00Z" w16du:dateUtc="2026-10-13T02:52:00Z">
+      <w:del w:id="347" w:author="Levine, Charles Roger CTR USARMY USMA (USA)" w:date="2026-10-12T22:52:00Z" w16du:dateUtc="2026-10-13T02:52:00Z">
         <w:r>
           <w:delText xml:space="preserve"> attributable to differences between group means.</w:delText>
         </w:r>
@@ -16553,7 +15444,7 @@
       <w:pPr>
         <w:pStyle w:val="BodyText"/>
         <w:rPr>
-          <w:del w:id="362" w:author="Levine, Charles Roger CTR USARMY USMA (USA)" w:date="2026-10-12T22:52:00Z" w16du:dateUtc="2026-10-13T02:52:00Z"/>
+          <w:del w:id="348" w:author="Levine, Charles Roger CTR USARMY USMA (USA)" w:date="2026-10-12T22:52:00Z" w16du:dateUtc="2026-10-13T02:52:00Z"/>
         </w:rPr>
       </w:pPr>
       <m:oMathPara>
@@ -16564,7 +15455,7 @@
           <m:sSub>
             <m:sSubPr>
               <m:ctrlPr>
-                <w:del w:id="363" w:author="Levine, Charles Roger CTR USARMY USMA (USA)" w:date="2026-10-12T22:52:00Z" w16du:dateUtc="2026-10-13T02:52:00Z">
+                <w:del w:id="349" w:author="Levine, Charles Roger CTR USARMY USMA (USA)" w:date="2026-10-12T22:52:00Z" w16du:dateUtc="2026-10-13T02:52:00Z">
                   <w:rPr>
                     <w:rFonts w:ascii="Cambria Math" w:hAnsi="Cambria Math"/>
                   </w:rPr>
@@ -16573,7 +15464,7 @@
             </m:sSubPr>
             <m:e>
               <m:r>
-                <w:del w:id="364" w:author="Levine, Charles Roger CTR USARMY USMA (USA)" w:date="2026-10-12T22:52:00Z" w16du:dateUtc="2026-10-13T02:52:00Z">
+                <w:del w:id="350" w:author="Levine, Charles Roger CTR USARMY USMA (USA)" w:date="2026-10-12T22:52:00Z" w16du:dateUtc="2026-10-13T02:52:00Z">
                   <w:rPr>
                     <w:rFonts w:ascii="Cambria Math" w:hAnsi="Cambria Math"/>
                   </w:rPr>
@@ -16583,7 +15474,7 @@
             </m:e>
             <m:sub>
               <m:r>
-                <w:del w:id="365" w:author="Levine, Charles Roger CTR USARMY USMA (USA)" w:date="2026-10-12T22:52:00Z" w16du:dateUtc="2026-10-13T02:52:00Z">
+                <w:del w:id="351" w:author="Levine, Charles Roger CTR USARMY USMA (USA)" w:date="2026-10-12T22:52:00Z" w16du:dateUtc="2026-10-13T02:52:00Z">
                   <m:rPr>
                     <m:nor/>
                   </m:rPr>
@@ -16593,7 +15484,7 @@
             </m:sub>
           </m:sSub>
           <m:r>
-            <w:del w:id="366" w:author="Levine, Charles Roger CTR USARMY USMA (USA)" w:date="2026-10-12T22:52:00Z" w16du:dateUtc="2026-10-13T02:52:00Z">
+            <w:del w:id="352" w:author="Levine, Charles Roger CTR USARMY USMA (USA)" w:date="2026-10-12T22:52:00Z" w16du:dateUtc="2026-10-13T02:52:00Z">
               <m:rPr>
                 <m:sty m:val="p"/>
               </m:rPr>
@@ -16604,7 +15495,7 @@
             </w:del>
           </m:r>
           <m:r>
-            <w:del w:id="367" w:author="Levine, Charles Roger CTR USARMY USMA (USA)" w:date="2026-10-12T22:52:00Z" w16du:dateUtc="2026-10-13T02:52:00Z">
+            <w:del w:id="353" w:author="Levine, Charles Roger CTR USARMY USMA (USA)" w:date="2026-10-12T22:52:00Z" w16du:dateUtc="2026-10-13T02:52:00Z">
               <w:rPr>
                 <w:rFonts w:ascii="Cambria Math" w:hAnsi="Cambria Math"/>
               </w:rPr>
@@ -16612,7 +15503,7 @@
             </w:del>
           </m:r>
           <m:r>
-            <w:del w:id="368" w:author="Levine, Charles Roger CTR USARMY USMA (USA)" w:date="2026-10-12T22:52:00Z" w16du:dateUtc="2026-10-13T02:52:00Z">
+            <w:del w:id="354" w:author="Levine, Charles Roger CTR USARMY USMA (USA)" w:date="2026-10-12T22:52:00Z" w16du:dateUtc="2026-10-13T02:52:00Z">
               <m:rPr>
                 <m:sty m:val="p"/>
               </m:rPr>
@@ -16625,7 +15516,7 @@
           <m:f>
             <m:fPr>
               <m:ctrlPr>
-                <w:del w:id="369" w:author="Levine, Charles Roger CTR USARMY USMA (USA)" w:date="2026-10-12T22:52:00Z" w16du:dateUtc="2026-10-13T02:52:00Z">
+                <w:del w:id="355" w:author="Levine, Charles Roger CTR USARMY USMA (USA)" w:date="2026-10-12T22:52:00Z" w16du:dateUtc="2026-10-13T02:52:00Z">
                   <w:rPr>
                     <w:rFonts w:ascii="Cambria Math" w:hAnsi="Cambria Math"/>
                   </w:rPr>
@@ -16639,7 +15530,7 @@
                   <m:limLoc m:val="undOvr"/>
                   <m:supHide m:val="1"/>
                   <m:ctrlPr>
-                    <w:del w:id="370" w:author="Levine, Charles Roger CTR USARMY USMA (USA)" w:date="2026-10-12T22:52:00Z" w16du:dateUtc="2026-10-13T02:52:00Z">
+                    <w:del w:id="356" w:author="Levine, Charles Roger CTR USARMY USMA (USA)" w:date="2026-10-12T22:52:00Z" w16du:dateUtc="2026-10-13T02:52:00Z">
                       <w:rPr>
                         <w:rFonts w:ascii="Cambria Math" w:hAnsi="Cambria Math"/>
                       </w:rPr>
@@ -16648,7 +15539,7 @@
                 </m:naryPr>
                 <m:sub>
                   <m:r>
-                    <w:del w:id="371" w:author="Levine, Charles Roger CTR USARMY USMA (USA)" w:date="2026-10-12T22:52:00Z" w16du:dateUtc="2026-10-13T02:52:00Z">
+                    <w:del w:id="357" w:author="Levine, Charles Roger CTR USARMY USMA (USA)" w:date="2026-10-12T22:52:00Z" w16du:dateUtc="2026-10-13T02:52:00Z">
                       <w:rPr>
                         <w:rFonts w:ascii="Cambria Math" w:hAnsi="Cambria Math"/>
                       </w:rPr>
@@ -16658,7 +15549,7 @@
                 </m:sub>
                 <m:sup>
                   <m:r>
-                    <w:del w:id="372" w:author="Levine, Charles Roger CTR USARMY USMA (USA)" w:date="2026-10-12T22:52:00Z" w16du:dateUtc="2026-10-13T02:52:00Z">
+                    <w:del w:id="358" w:author="Levine, Charles Roger CTR USARMY USMA (USA)" w:date="2026-10-12T22:52:00Z" w16du:dateUtc="2026-10-13T02:52:00Z">
                       <w:rPr>
                         <w:rFonts w:ascii="Cambria Math" w:hAnsi="Cambria Math"/>
                       </w:rPr>
@@ -16670,7 +15561,7 @@
                   <m:sSup>
                     <m:sSupPr>
                       <m:ctrlPr>
-                        <w:del w:id="373" w:author="Levine, Charles Roger CTR USARMY USMA (USA)" w:date="2026-10-12T22:52:00Z" w16du:dateUtc="2026-10-13T02:52:00Z">
+                        <w:del w:id="359" w:author="Levine, Charles Roger CTR USARMY USMA (USA)" w:date="2026-10-12T22:52:00Z" w16du:dateUtc="2026-10-13T02:52:00Z">
                           <w:rPr>
                             <w:rFonts w:ascii="Cambria Math" w:hAnsi="Cambria Math"/>
                           </w:rPr>
@@ -16681,7 +15572,7 @@
                       <m:d>
                         <m:dPr>
                           <m:ctrlPr>
-                            <w:del w:id="374" w:author="Levine, Charles Roger CTR USARMY USMA (USA)" w:date="2026-10-12T22:52:00Z" w16du:dateUtc="2026-10-13T02:52:00Z">
+                            <w:del w:id="360" w:author="Levine, Charles Roger CTR USARMY USMA (USA)" w:date="2026-10-12T22:52:00Z" w16du:dateUtc="2026-10-13T02:52:00Z">
                               <w:rPr>
                                 <w:rFonts w:ascii="Cambria Math" w:hAnsi="Cambria Math"/>
                               </w:rPr>
@@ -16692,7 +15583,7 @@
                           <m:sSub>
                             <m:sSubPr>
                               <m:ctrlPr>
-                                <w:del w:id="375" w:author="Levine, Charles Roger CTR USARMY USMA (USA)" w:date="2026-10-12T22:52:00Z" w16du:dateUtc="2026-10-13T02:52:00Z">
+                                <w:del w:id="361" w:author="Levine, Charles Roger CTR USARMY USMA (USA)" w:date="2026-10-12T22:52:00Z" w16du:dateUtc="2026-10-13T02:52:00Z">
                                   <w:rPr>
                                     <w:rFonts w:ascii="Cambria Math" w:hAnsi="Cambria Math"/>
                                   </w:rPr>
@@ -16701,7 +15592,7 @@
                             </m:sSubPr>
                             <m:e>
                               <m:r>
-                                <w:del w:id="376" w:author="Levine, Charles Roger CTR USARMY USMA (USA)" w:date="2026-10-12T22:52:00Z" w16du:dateUtc="2026-10-13T02:52:00Z">
+                                <w:del w:id="362" w:author="Levine, Charles Roger CTR USARMY USMA (USA)" w:date="2026-10-12T22:52:00Z" w16du:dateUtc="2026-10-13T02:52:00Z">
                                   <w:rPr>
                                     <w:rFonts w:ascii="Cambria Math" w:hAnsi="Cambria Math"/>
                                   </w:rPr>
@@ -16711,7 +15602,7 @@
                             </m:e>
                             <m:sub>
                               <m:r>
-                                <w:del w:id="377" w:author="Levine, Charles Roger CTR USARMY USMA (USA)" w:date="2026-10-12T22:52:00Z" w16du:dateUtc="2026-10-13T02:52:00Z">
+                                <w:del w:id="363" w:author="Levine, Charles Roger CTR USARMY USMA (USA)" w:date="2026-10-12T22:52:00Z" w16du:dateUtc="2026-10-13T02:52:00Z">
                                   <w:rPr>
                                     <w:rFonts w:ascii="Cambria Math" w:hAnsi="Cambria Math"/>
                                   </w:rPr>
@@ -16721,7 +15612,7 @@
                             </m:sub>
                           </m:sSub>
                           <m:r>
-                            <w:del w:id="378" w:author="Levine, Charles Roger CTR USARMY USMA (USA)" w:date="2026-10-12T22:52:00Z" w16du:dateUtc="2026-10-13T02:52:00Z">
+                            <w:del w:id="364" w:author="Levine, Charles Roger CTR USARMY USMA (USA)" w:date="2026-10-12T22:52:00Z" w16du:dateUtc="2026-10-13T02:52:00Z">
                               <m:rPr>
                                 <m:sty m:val="p"/>
                               </m:rPr>
@@ -16734,7 +15625,7 @@
                           <m:sSub>
                             <m:sSubPr>
                               <m:ctrlPr>
-                                <w:del w:id="379" w:author="Levine, Charles Roger CTR USARMY USMA (USA)" w:date="2026-10-12T22:52:00Z" w16du:dateUtc="2026-10-13T02:52:00Z">
+                                <w:del w:id="365" w:author="Levine, Charles Roger CTR USARMY USMA (USA)" w:date="2026-10-12T22:52:00Z" w16du:dateUtc="2026-10-13T02:52:00Z">
                                   <w:rPr>
                                     <w:rFonts w:ascii="Cambria Math" w:hAnsi="Cambria Math"/>
                                   </w:rPr>
@@ -16743,7 +15634,7 @@
                             </m:sSubPr>
                             <m:e>
                               <m:r>
-                                <w:del w:id="380" w:author="Levine, Charles Roger CTR USARMY USMA (USA)" w:date="2026-10-12T22:52:00Z" w16du:dateUtc="2026-10-13T02:52:00Z">
+                                <w:del w:id="366" w:author="Levine, Charles Roger CTR USARMY USMA (USA)" w:date="2026-10-12T22:52:00Z" w16du:dateUtc="2026-10-13T02:52:00Z">
                                   <w:rPr>
                                     <w:rFonts w:ascii="Cambria Math" w:hAnsi="Cambria Math"/>
                                   </w:rPr>
@@ -16753,7 +15644,7 @@
                             </m:e>
                             <m:sub>
                               <m:r>
-                                <w:del w:id="381" w:author="Levine, Charles Roger CTR USARMY USMA (USA)" w:date="2026-10-12T22:52:00Z" w16du:dateUtc="2026-10-13T02:52:00Z">
+                                <w:del w:id="367" w:author="Levine, Charles Roger CTR USARMY USMA (USA)" w:date="2026-10-12T22:52:00Z" w16du:dateUtc="2026-10-13T02:52:00Z">
                                   <w:rPr>
                                     <w:rFonts w:ascii="Cambria Math" w:hAnsi="Cambria Math"/>
                                   </w:rPr>
@@ -16761,7 +15652,7 @@
                                 </w:del>
                               </m:r>
                               <m:r>
-                                <w:del w:id="382" w:author="Levine, Charles Roger CTR USARMY USMA (USA)" w:date="2026-10-12T22:52:00Z" w16du:dateUtc="2026-10-13T02:52:00Z">
+                                <w:del w:id="368" w:author="Levine, Charles Roger CTR USARMY USMA (USA)" w:date="2026-10-12T22:52:00Z" w16du:dateUtc="2026-10-13T02:52:00Z">
                                   <m:rPr>
                                     <m:sty m:val="p"/>
                                   </m:rPr>
@@ -16772,7 +15663,7 @@
                                 </w:del>
                               </m:r>
                               <m:r>
-                                <w:del w:id="383" w:author="Levine, Charles Roger CTR USARMY USMA (USA)" w:date="2026-10-12T22:52:00Z" w16du:dateUtc="2026-10-13T02:52:00Z">
+                                <w:del w:id="369" w:author="Levine, Charles Roger CTR USARMY USMA (USA)" w:date="2026-10-12T22:52:00Z" w16du:dateUtc="2026-10-13T02:52:00Z">
                                   <w:rPr>
                                     <w:rFonts w:ascii="Cambria Math" w:hAnsi="Cambria Math"/>
                                   </w:rPr>
@@ -16780,7 +15671,7 @@
                                 </w:del>
                               </m:r>
                               <m:r>
-                                <w:del w:id="384" w:author="Levine, Charles Roger CTR USARMY USMA (USA)" w:date="2026-10-12T22:52:00Z" w16du:dateUtc="2026-10-13T02:52:00Z">
+                                <w:del w:id="370" w:author="Levine, Charles Roger CTR USARMY USMA (USA)" w:date="2026-10-12T22:52:00Z" w16du:dateUtc="2026-10-13T02:52:00Z">
                                   <m:rPr>
                                     <m:sty m:val="p"/>
                                   </m:rPr>
@@ -16797,7 +15688,7 @@
                     </m:e>
                     <m:sup>
                       <m:r>
-                        <w:del w:id="385" w:author="Levine, Charles Roger CTR USARMY USMA (USA)" w:date="2026-10-12T22:52:00Z" w16du:dateUtc="2026-10-13T02:52:00Z">
+                        <w:del w:id="371" w:author="Levine, Charles Roger CTR USARMY USMA (USA)" w:date="2026-10-12T22:52:00Z" w16du:dateUtc="2026-10-13T02:52:00Z">
                           <w:rPr>
                             <w:rFonts w:ascii="Cambria Math" w:hAnsi="Cambria Math"/>
                           </w:rPr>
@@ -16816,7 +15707,7 @@
                   <m:limLoc m:val="undOvr"/>
                   <m:supHide m:val="1"/>
                   <m:ctrlPr>
-                    <w:del w:id="386" w:author="Levine, Charles Roger CTR USARMY USMA (USA)" w:date="2026-10-12T22:52:00Z" w16du:dateUtc="2026-10-13T02:52:00Z">
+                    <w:del w:id="372" w:author="Levine, Charles Roger CTR USARMY USMA (USA)" w:date="2026-10-12T22:52:00Z" w16du:dateUtc="2026-10-13T02:52:00Z">
                       <w:rPr>
                         <w:rFonts w:ascii="Cambria Math" w:hAnsi="Cambria Math"/>
                       </w:rPr>
@@ -16825,7 +15716,7 @@
                 </m:naryPr>
                 <m:sub>
                   <m:r>
-                    <w:del w:id="387" w:author="Levine, Charles Roger CTR USARMY USMA (USA)" w:date="2026-10-12T22:52:00Z" w16du:dateUtc="2026-10-13T02:52:00Z">
+                    <w:del w:id="373" w:author="Levine, Charles Roger CTR USARMY USMA (USA)" w:date="2026-10-12T22:52:00Z" w16du:dateUtc="2026-10-13T02:52:00Z">
                       <w:rPr>
                         <w:rFonts w:ascii="Cambria Math" w:hAnsi="Cambria Math"/>
                       </w:rPr>
@@ -16835,7 +15726,7 @@
                 </m:sub>
                 <m:sup>
                   <m:r>
-                    <w:del w:id="388" w:author="Levine, Charles Roger CTR USARMY USMA (USA)" w:date="2026-10-12T22:52:00Z" w16du:dateUtc="2026-10-13T02:52:00Z">
+                    <w:del w:id="374" w:author="Levine, Charles Roger CTR USARMY USMA (USA)" w:date="2026-10-12T22:52:00Z" w16du:dateUtc="2026-10-13T02:52:00Z">
                       <w:rPr>
                         <w:rFonts w:ascii="Cambria Math" w:hAnsi="Cambria Math"/>
                       </w:rPr>
@@ -16847,7 +15738,7 @@
                   <m:sSup>
                     <m:sSupPr>
                       <m:ctrlPr>
-                        <w:del w:id="389" w:author="Levine, Charles Roger CTR USARMY USMA (USA)" w:date="2026-10-12T22:52:00Z" w16du:dateUtc="2026-10-13T02:52:00Z">
+                        <w:del w:id="375" w:author="Levine, Charles Roger CTR USARMY USMA (USA)" w:date="2026-10-12T22:52:00Z" w16du:dateUtc="2026-10-13T02:52:00Z">
                           <w:rPr>
                             <w:rFonts w:ascii="Cambria Math" w:hAnsi="Cambria Math"/>
                           </w:rPr>
@@ -16858,7 +15749,7 @@
                       <m:d>
                         <m:dPr>
                           <m:ctrlPr>
-                            <w:del w:id="390" w:author="Levine, Charles Roger CTR USARMY USMA (USA)" w:date="2026-10-12T22:52:00Z" w16du:dateUtc="2026-10-13T02:52:00Z">
+                            <w:del w:id="376" w:author="Levine, Charles Roger CTR USARMY USMA (USA)" w:date="2026-10-12T22:52:00Z" w16du:dateUtc="2026-10-13T02:52:00Z">
                               <w:rPr>
                                 <w:rFonts w:ascii="Cambria Math" w:hAnsi="Cambria Math"/>
                               </w:rPr>
@@ -16869,7 +15760,7 @@
                           <m:sSub>
                             <m:sSubPr>
                               <m:ctrlPr>
-                                <w:del w:id="391" w:author="Levine, Charles Roger CTR USARMY USMA (USA)" w:date="2026-10-12T22:52:00Z" w16du:dateUtc="2026-10-13T02:52:00Z">
+                                <w:del w:id="377" w:author="Levine, Charles Roger CTR USARMY USMA (USA)" w:date="2026-10-12T22:52:00Z" w16du:dateUtc="2026-10-13T02:52:00Z">
                                   <w:rPr>
                                     <w:rFonts w:ascii="Cambria Math" w:hAnsi="Cambria Math"/>
                                   </w:rPr>
@@ -16878,7 +15769,7 @@
                             </m:sSubPr>
                             <m:e>
                               <m:r>
-                                <w:del w:id="392" w:author="Levine, Charles Roger CTR USARMY USMA (USA)" w:date="2026-10-12T22:52:00Z" w16du:dateUtc="2026-10-13T02:52:00Z">
+                                <w:del w:id="378" w:author="Levine, Charles Roger CTR USARMY USMA (USA)" w:date="2026-10-12T22:52:00Z" w16du:dateUtc="2026-10-13T02:52:00Z">
                                   <w:rPr>
                                     <w:rFonts w:ascii="Cambria Math" w:hAnsi="Cambria Math"/>
                                   </w:rPr>
@@ -16888,7 +15779,7 @@
                             </m:e>
                             <m:sub>
                               <m:r>
-                                <w:del w:id="393" w:author="Levine, Charles Roger CTR USARMY USMA (USA)" w:date="2026-10-12T22:52:00Z" w16du:dateUtc="2026-10-13T02:52:00Z">
+                                <w:del w:id="379" w:author="Levine, Charles Roger CTR USARMY USMA (USA)" w:date="2026-10-12T22:52:00Z" w16du:dateUtc="2026-10-13T02:52:00Z">
                                   <w:rPr>
                                     <w:rFonts w:ascii="Cambria Math" w:hAnsi="Cambria Math"/>
                                   </w:rPr>
@@ -16898,7 +15789,7 @@
                             </m:sub>
                           </m:sSub>
                           <m:r>
-                            <w:del w:id="394" w:author="Levine, Charles Roger CTR USARMY USMA (USA)" w:date="2026-10-12T22:52:00Z" w16du:dateUtc="2026-10-13T02:52:00Z">
+                            <w:del w:id="380" w:author="Levine, Charles Roger CTR USARMY USMA (USA)" w:date="2026-10-12T22:52:00Z" w16du:dateUtc="2026-10-13T02:52:00Z">
                               <m:rPr>
                                 <m:sty m:val="p"/>
                               </m:rPr>
@@ -16912,7 +15803,7 @@
                             <m:barPr>
                               <m:pos m:val="top"/>
                               <m:ctrlPr>
-                                <w:del w:id="395" w:author="Levine, Charles Roger CTR USARMY USMA (USA)" w:date="2026-10-12T22:52:00Z" w16du:dateUtc="2026-10-13T02:52:00Z">
+                                <w:del w:id="381" w:author="Levine, Charles Roger CTR USARMY USMA (USA)" w:date="2026-10-12T22:52:00Z" w16du:dateUtc="2026-10-13T02:52:00Z">
                                   <w:rPr>
                                     <w:rFonts w:ascii="Cambria Math" w:hAnsi="Cambria Math"/>
                                   </w:rPr>
@@ -16921,7 +15812,7 @@
                             </m:barPr>
                             <m:e>
                               <m:r>
-                                <w:del w:id="396" w:author="Levine, Charles Roger CTR USARMY USMA (USA)" w:date="2026-10-12T22:52:00Z" w16du:dateUtc="2026-10-13T02:52:00Z">
+                                <w:del w:id="382" w:author="Levine, Charles Roger CTR USARMY USMA (USA)" w:date="2026-10-12T22:52:00Z" w16du:dateUtc="2026-10-13T02:52:00Z">
                                   <w:rPr>
                                     <w:rFonts w:ascii="Cambria Math" w:hAnsi="Cambria Math"/>
                                   </w:rPr>
@@ -16935,7 +15826,7 @@
                     </m:e>
                     <m:sup>
                       <m:r>
-                        <w:del w:id="397" w:author="Levine, Charles Roger CTR USARMY USMA (USA)" w:date="2026-10-12T22:52:00Z" w16du:dateUtc="2026-10-13T02:52:00Z">
+                        <w:del w:id="383" w:author="Levine, Charles Roger CTR USARMY USMA (USA)" w:date="2026-10-12T22:52:00Z" w16du:dateUtc="2026-10-13T02:52:00Z">
                           <w:rPr>
                             <w:rFonts w:ascii="Cambria Math" w:hAnsi="Cambria Math"/>
                           </w:rPr>
@@ -16949,7 +15840,7 @@
             </m:den>
           </m:f>
           <m:r>
-            <w:del w:id="398" w:author="Levine, Charles Roger CTR USARMY USMA (USA)" w:date="2026-10-12T22:52:00Z" w16du:dateUtc="2026-10-13T02:52:00Z">
+            <w:del w:id="384" w:author="Levine, Charles Roger CTR USARMY USMA (USA)" w:date="2026-10-12T22:52:00Z" w16du:dateUtc="2026-10-13T02:52:00Z">
               <m:rPr>
                 <m:sty m:val="p"/>
               </m:rPr>
@@ -16965,17 +15856,17 @@
     <w:p>
       <w:pPr>
         <w:rPr>
-          <w:del w:id="399" w:author="Levine, Charles Roger CTR USARMY USMA (USA)" w:date="2026-10-12T22:52:00Z" w16du:dateUtc="2026-10-13T02:52:00Z"/>
+          <w:del w:id="385" w:author="Levine, Charles Roger CTR USARMY USMA (USA)" w:date="2026-10-12T22:52:00Z" w16du:dateUtc="2026-10-13T02:52:00Z"/>
         </w:rPr>
       </w:pPr>
-      <w:del w:id="400" w:author="Levine, Charles Roger CTR USARMY USMA (USA)" w:date="2026-10-12T22:52:00Z" w16du:dateUtc="2026-10-13T02:52:00Z">
+      <w:del w:id="386" w:author="Levine, Charles Roger CTR USARMY USMA (USA)" w:date="2026-10-12T22:52:00Z" w16du:dateUtc="2026-10-13T02:52:00Z">
         <w:r>
           <w:delText xml:space="preserve">Here, </w:delText>
         </w:r>
       </w:del>
       <m:oMath>
         <m:r>
-          <w:del w:id="401" w:author="Levine, Charles Roger CTR USARMY USMA (USA)" w:date="2026-10-12T22:52:00Z" w16du:dateUtc="2026-10-13T02:52:00Z">
+          <w:del w:id="387" w:author="Levine, Charles Roger CTR USARMY USMA (USA)" w:date="2026-10-12T22:52:00Z" w16du:dateUtc="2026-10-13T02:52:00Z">
             <w:rPr>
               <w:rFonts w:ascii="Cambria Math" w:hAnsi="Cambria Math"/>
             </w:rPr>
@@ -16983,7 +15874,7 @@
           </w:del>
         </m:r>
         <m:r>
-          <w:del w:id="402" w:author="Levine, Charles Roger CTR USARMY USMA (USA)" w:date="2026-10-12T22:52:00Z" w16du:dateUtc="2026-10-13T02:52:00Z">
+          <w:del w:id="388" w:author="Levine, Charles Roger CTR USARMY USMA (USA)" w:date="2026-10-12T22:52:00Z" w16du:dateUtc="2026-10-13T02:52:00Z">
             <m:rPr>
               <m:sty m:val="p"/>
             </m:rPr>
@@ -16994,7 +15885,7 @@
           </w:del>
         </m:r>
         <m:r>
-          <w:del w:id="403" w:author="Levine, Charles Roger CTR USARMY USMA (USA)" w:date="2026-10-12T22:52:00Z" w16du:dateUtc="2026-10-13T02:52:00Z">
+          <w:del w:id="389" w:author="Levine, Charles Roger CTR USARMY USMA (USA)" w:date="2026-10-12T22:52:00Z" w16du:dateUtc="2026-10-13T02:52:00Z">
             <w:rPr>
               <w:rFonts w:ascii="Cambria Math" w:hAnsi="Cambria Math"/>
             </w:rPr>
@@ -17002,7 +15893,7 @@
           </w:del>
         </m:r>
         <m:r>
-          <w:del w:id="404" w:author="Levine, Charles Roger CTR USARMY USMA (USA)" w:date="2026-10-12T22:52:00Z" w16du:dateUtc="2026-10-13T02:52:00Z">
+          <w:del w:id="390" w:author="Levine, Charles Roger CTR USARMY USMA (USA)" w:date="2026-10-12T22:52:00Z" w16du:dateUtc="2026-10-13T02:52:00Z">
             <m:rPr>
               <m:sty m:val="p"/>
             </m:rPr>
@@ -17013,14 +15904,14 @@
           </w:del>
         </m:r>
       </m:oMath>
-      <w:del w:id="405" w:author="Levine, Charles Roger CTR USARMY USMA (USA)" w:date="2026-10-12T22:52:00Z" w16du:dateUtc="2026-10-13T02:52:00Z">
+      <w:del w:id="391" w:author="Levine, Charles Roger CTR USARMY USMA (USA)" w:date="2026-10-12T22:52:00Z" w16du:dateUtc="2026-10-13T02:52:00Z">
         <w:r>
           <w:delText xml:space="preserve"> identifies the group containing individual </w:delText>
         </w:r>
       </w:del>
       <m:oMath>
         <m:r>
-          <w:del w:id="406" w:author="Levine, Charles Roger CTR USARMY USMA (USA)" w:date="2026-10-12T22:52:00Z" w16du:dateUtc="2026-10-13T02:52:00Z">
+          <w:del w:id="392" w:author="Levine, Charles Roger CTR USARMY USMA (USA)" w:date="2026-10-12T22:52:00Z" w16du:dateUtc="2026-10-13T02:52:00Z">
             <w:rPr>
               <w:rFonts w:ascii="Cambria Math" w:hAnsi="Cambria Math"/>
             </w:rPr>
@@ -17028,7 +15919,7 @@
           </w:del>
         </m:r>
       </m:oMath>
-      <w:del w:id="407" w:author="Levine, Charles Roger CTR USARMY USMA (USA)" w:date="2026-10-12T22:52:00Z" w16du:dateUtc="2026-10-13T02:52:00Z">
+      <w:del w:id="393" w:author="Levine, Charles Roger CTR USARMY USMA (USA)" w:date="2026-10-12T22:52:00Z" w16du:dateUtc="2026-10-13T02:52:00Z">
         <w:r>
           <w:delText xml:space="preserve">, </w:delText>
         </w:r>
@@ -17037,7 +15928,7 @@
         <m:sSub>
           <m:sSubPr>
             <m:ctrlPr>
-              <w:del w:id="408" w:author="Levine, Charles Roger CTR USARMY USMA (USA)" w:date="2026-10-12T22:52:00Z" w16du:dateUtc="2026-10-13T02:52:00Z">
+              <w:del w:id="394" w:author="Levine, Charles Roger CTR USARMY USMA (USA)" w:date="2026-10-12T22:52:00Z" w16du:dateUtc="2026-10-13T02:52:00Z">
                 <w:rPr>
                   <w:rFonts w:ascii="Cambria Math" w:hAnsi="Cambria Math"/>
                 </w:rPr>
@@ -17046,7 +15937,7 @@
           </m:sSubPr>
           <m:e>
             <m:r>
-              <w:del w:id="409" w:author="Levine, Charles Roger CTR USARMY USMA (USA)" w:date="2026-10-12T22:52:00Z" w16du:dateUtc="2026-10-13T02:52:00Z">
+              <w:del w:id="395" w:author="Levine, Charles Roger CTR USARMY USMA (USA)" w:date="2026-10-12T22:52:00Z" w16du:dateUtc="2026-10-13T02:52:00Z">
                 <w:rPr>
                   <w:rFonts w:ascii="Cambria Math" w:hAnsi="Cambria Math"/>
                 </w:rPr>
@@ -17056,7 +15947,7 @@
           </m:e>
           <m:sub>
             <m:r>
-              <w:del w:id="410" w:author="Levine, Charles Roger CTR USARMY USMA (USA)" w:date="2026-10-12T22:52:00Z" w16du:dateUtc="2026-10-13T02:52:00Z">
+              <w:del w:id="396" w:author="Levine, Charles Roger CTR USARMY USMA (USA)" w:date="2026-10-12T22:52:00Z" w16du:dateUtc="2026-10-13T02:52:00Z">
                 <w:rPr>
                   <w:rFonts w:ascii="Cambria Math" w:hAnsi="Cambria Math"/>
                 </w:rPr>
@@ -17064,7 +15955,7 @@
               </w:del>
             </m:r>
             <m:r>
-              <w:del w:id="411" w:author="Levine, Charles Roger CTR USARMY USMA (USA)" w:date="2026-10-12T22:52:00Z" w16du:dateUtc="2026-10-13T02:52:00Z">
+              <w:del w:id="397" w:author="Levine, Charles Roger CTR USARMY USMA (USA)" w:date="2026-10-12T22:52:00Z" w16du:dateUtc="2026-10-13T02:52:00Z">
                 <m:rPr>
                   <m:sty m:val="p"/>
                 </m:rPr>
@@ -17075,7 +15966,7 @@
               </w:del>
             </m:r>
             <m:r>
-              <w:del w:id="412" w:author="Levine, Charles Roger CTR USARMY USMA (USA)" w:date="2026-10-12T22:52:00Z" w16du:dateUtc="2026-10-13T02:52:00Z">
+              <w:del w:id="398" w:author="Levine, Charles Roger CTR USARMY USMA (USA)" w:date="2026-10-12T22:52:00Z" w16du:dateUtc="2026-10-13T02:52:00Z">
                 <w:rPr>
                   <w:rFonts w:ascii="Cambria Math" w:hAnsi="Cambria Math"/>
                 </w:rPr>
@@ -17083,7 +15974,7 @@
               </w:del>
             </m:r>
             <m:r>
-              <w:del w:id="413" w:author="Levine, Charles Roger CTR USARMY USMA (USA)" w:date="2026-10-12T22:52:00Z" w16du:dateUtc="2026-10-13T02:52:00Z">
+              <w:del w:id="399" w:author="Levine, Charles Roger CTR USARMY USMA (USA)" w:date="2026-10-12T22:52:00Z" w16du:dateUtc="2026-10-13T02:52:00Z">
                 <m:rPr>
                   <m:sty m:val="p"/>
                 </m:rPr>
@@ -17096,14 +15987,14 @@
           </m:sub>
         </m:sSub>
       </m:oMath>
-      <w:del w:id="414" w:author="Levine, Charles Roger CTR USARMY USMA (USA)" w:date="2026-10-12T22:52:00Z" w16du:dateUtc="2026-10-13T02:52:00Z">
+      <w:del w:id="400" w:author="Levine, Charles Roger CTR USARMY USMA (USA)" w:date="2026-10-12T22:52:00Z" w16du:dateUtc="2026-10-13T02:52:00Z">
         <w:r>
           <w:delText xml:space="preserve"> is that group’s final mean of </w:delText>
         </w:r>
       </w:del>
       <m:oMath>
         <m:r>
-          <w:del w:id="415" w:author="Levine, Charles Roger CTR USARMY USMA (USA)" w:date="2026-10-12T22:52:00Z" w16du:dateUtc="2026-10-13T02:52:00Z">
+          <w:del w:id="401" w:author="Levine, Charles Roger CTR USARMY USMA (USA)" w:date="2026-10-12T22:52:00Z" w16du:dateUtc="2026-10-13T02:52:00Z">
             <w:rPr>
               <w:rFonts w:ascii="Cambria Math" w:hAnsi="Cambria Math"/>
             </w:rPr>
@@ -17111,14 +16002,14 @@
           </w:del>
         </m:r>
       </m:oMath>
-      <w:del w:id="416" w:author="Levine, Charles Roger CTR USARMY USMA (USA)" w:date="2026-10-12T22:52:00Z" w16du:dateUtc="2026-10-13T02:52:00Z">
+      <w:del w:id="402" w:author="Levine, Charles Roger CTR USARMY USMA (USA)" w:date="2026-10-12T22:52:00Z" w16du:dateUtc="2026-10-13T02:52:00Z">
         <w:r>
           <w:delText xml:space="preserve">, including individual </w:delText>
         </w:r>
       </w:del>
       <m:oMath>
         <m:r>
-          <w:del w:id="417" w:author="Levine, Charles Roger CTR USARMY USMA (USA)" w:date="2026-10-12T22:52:00Z" w16du:dateUtc="2026-10-13T02:52:00Z">
+          <w:del w:id="403" w:author="Levine, Charles Roger CTR USARMY USMA (USA)" w:date="2026-10-12T22:52:00Z" w16du:dateUtc="2026-10-13T02:52:00Z">
             <w:rPr>
               <w:rFonts w:ascii="Cambria Math" w:hAnsi="Cambria Math"/>
             </w:rPr>
@@ -17126,7 +16017,7 @@
           </w:del>
         </m:r>
       </m:oMath>
-      <w:del w:id="418" w:author="Levine, Charles Roger CTR USARMY USMA (USA)" w:date="2026-10-12T22:52:00Z" w16du:dateUtc="2026-10-13T02:52:00Z">
+      <w:del w:id="404" w:author="Levine, Charles Roger CTR USARMY USMA (USA)" w:date="2026-10-12T22:52:00Z" w16du:dateUtc="2026-10-13T02:52:00Z">
         <w:r>
           <w:delText xml:space="preserve">, and </w:delText>
         </w:r>
@@ -17136,7 +16027,7 @@
           <m:barPr>
             <m:pos m:val="top"/>
             <m:ctrlPr>
-              <w:del w:id="419" w:author="Levine, Charles Roger CTR USARMY USMA (USA)" w:date="2026-10-12T22:52:00Z" w16du:dateUtc="2026-10-13T02:52:00Z">
+              <w:del w:id="405" w:author="Levine, Charles Roger CTR USARMY USMA (USA)" w:date="2026-10-12T22:52:00Z" w16du:dateUtc="2026-10-13T02:52:00Z">
                 <w:rPr>
                   <w:rFonts w:ascii="Cambria Math" w:hAnsi="Cambria Math"/>
                 </w:rPr>
@@ -17145,7 +16036,7 @@
           </m:barPr>
           <m:e>
             <m:r>
-              <w:del w:id="420" w:author="Levine, Charles Roger CTR USARMY USMA (USA)" w:date="2026-10-12T22:52:00Z" w16du:dateUtc="2026-10-13T02:52:00Z">
+              <w:del w:id="406" w:author="Levine, Charles Roger CTR USARMY USMA (USA)" w:date="2026-10-12T22:52:00Z" w16du:dateUtc="2026-10-13T02:52:00Z">
                 <w:rPr>
                   <w:rFonts w:ascii="Cambria Math" w:hAnsi="Cambria Math"/>
                 </w:rPr>
@@ -17155,14 +16046,14 @@
           </m:e>
         </m:bar>
       </m:oMath>
-      <w:del w:id="421" w:author="Levine, Charles Roger CTR USARMY USMA (USA)" w:date="2026-10-12T22:52:00Z" w16du:dateUtc="2026-10-13T02:52:00Z">
+      <w:del w:id="407" w:author="Levine, Charles Roger CTR USARMY USMA (USA)" w:date="2026-10-12T22:52:00Z" w16du:dateUtc="2026-10-13T02:52:00Z">
         <w:r>
           <w:delText xml:space="preserve"> is the population mean of </w:delText>
         </w:r>
       </w:del>
       <m:oMath>
         <m:r>
-          <w:del w:id="422" w:author="Levine, Charles Roger CTR USARMY USMA (USA)" w:date="2026-10-12T22:52:00Z" w16du:dateUtc="2026-10-13T02:52:00Z">
+          <w:del w:id="408" w:author="Levine, Charles Roger CTR USARMY USMA (USA)" w:date="2026-10-12T22:52:00Z" w16du:dateUtc="2026-10-13T02:52:00Z">
             <w:rPr>
               <w:rFonts w:ascii="Cambria Math" w:hAnsi="Cambria Math"/>
             </w:rPr>
@@ -17170,9 +16061,136 @@
           </w:del>
         </m:r>
       </m:oMath>
+      <w:del w:id="409" w:author="Levine, Charles Roger CTR USARMY USMA (USA)" w:date="2026-10-12T22:52:00Z" w16du:dateUtc="2026-10-13T02:52:00Z">
+        <w:r>
+          <w:delText>. Both sums run over all individuals in the population.</w:delText>
+        </w:r>
+      </w:del>
+    </w:p>
+    <w:p>
+      <w:pPr>
+        <w:pStyle w:val="BodyText"/>
+        <w:rPr>
+          <w:del w:id="410" w:author="Levine, Charles Roger CTR USARMY USMA (USA)" w:date="2026-10-12T22:52:00Z" w16du:dateUtc="2026-10-13T02:52:00Z"/>
+        </w:rPr>
+      </w:pPr>
+      <w:del w:id="411" w:author="Levine, Charles Roger CTR USARMY USMA (USA)" w:date="2026-10-12T22:52:00Z" w16du:dateUtc="2026-10-13T02:52:00Z">
+        <w:r>
+          <w:delText xml:space="preserve">A denotes the characteristic and </w:delText>
+        </w:r>
+      </w:del>
+      <m:oMath>
+        <m:sSub>
+          <m:sSubPr>
+            <m:ctrlPr>
+              <w:del w:id="412" w:author="Levine, Charles Roger CTR USARMY USMA (USA)" w:date="2026-10-12T22:52:00Z" w16du:dateUtc="2026-10-13T02:52:00Z">
+                <w:rPr>
+                  <w:rFonts w:ascii="Cambria Math" w:hAnsi="Cambria Math"/>
+                </w:rPr>
+              </w:del>
+            </m:ctrlPr>
+          </m:sSubPr>
+          <m:e>
+            <m:r>
+              <w:del w:id="413" w:author="Levine, Charles Roger CTR USARMY USMA (USA)" w:date="2026-10-12T22:52:00Z" w16du:dateUtc="2026-10-13T02:52:00Z">
+                <w:rPr>
+                  <w:rFonts w:ascii="Cambria Math" w:hAnsi="Cambria Math"/>
+                </w:rPr>
+                <m:t>A</m:t>
+              </w:del>
+            </m:r>
+          </m:e>
+          <m:sub>
+            <m:r>
+              <w:del w:id="414" w:author="Levine, Charles Roger CTR USARMY USMA (USA)" w:date="2026-10-12T22:52:00Z" w16du:dateUtc="2026-10-13T02:52:00Z">
+                <w:rPr>
+                  <w:rFonts w:ascii="Cambria Math" w:hAnsi="Cambria Math"/>
+                </w:rPr>
+                <m:t>i</m:t>
+              </w:del>
+            </m:r>
+          </m:sub>
+        </m:sSub>
+      </m:oMath>
+      <w:del w:id="415" w:author="Levine, Charles Roger CTR USARMY USMA (USA)" w:date="2026-10-12T22:52:00Z" w16du:dateUtc="2026-10-13T02:52:00Z">
+        <w:r>
+          <w:delText xml:space="preserve"> its value for individual i. </w:delText>
+        </w:r>
+      </w:del>
+      <m:oMath>
+        <m:sSub>
+          <m:sSubPr>
+            <m:ctrlPr>
+              <w:del w:id="416" w:author="Levine, Charles Roger CTR USARMY USMA (USA)" w:date="2026-10-12T22:52:00Z" w16du:dateUtc="2026-10-13T02:52:00Z">
+                <w:rPr>
+                  <w:rFonts w:ascii="Cambria Math" w:hAnsi="Cambria Math"/>
+                </w:rPr>
+              </w:del>
+            </m:ctrlPr>
+          </m:sSubPr>
+          <m:e>
+            <m:r>
+              <w:del w:id="417" w:author="Levine, Charles Roger CTR USARMY USMA (USA)" w:date="2026-10-12T22:52:00Z" w16du:dateUtc="2026-10-13T02:52:00Z">
+                <w:rPr>
+                  <w:rFonts w:ascii="Cambria Math" w:hAnsi="Cambria Math"/>
+                </w:rPr>
+                <m:t>T</m:t>
+              </w:del>
+            </m:r>
+          </m:e>
+          <m:sub>
+            <m:r>
+              <w:del w:id="418" w:author="Levine, Charles Roger CTR USARMY USMA (USA)" w:date="2026-10-12T22:52:00Z" w16du:dateUtc="2026-10-13T02:52:00Z">
+                <w:rPr>
+                  <w:rFonts w:ascii="Cambria Math" w:hAnsi="Cambria Math"/>
+                </w:rPr>
+                <m:t>j</m:t>
+              </w:del>
+            </m:r>
+          </m:sub>
+        </m:sSub>
+      </m:oMath>
+      <w:del w:id="419" w:author="Levine, Charles Roger CTR USARMY USMA (USA)" w:date="2026-10-12T22:52:00Z" w16du:dateUtc="2026-10-13T02:52:00Z">
+        <w:r>
+          <w:delText xml:space="preserve"> is the evolving centroid during assignment and the final group mean afterward. Unlike the leave-one-out peer-quality measure, </w:delText>
+        </w:r>
+      </w:del>
+      <m:oMath>
+        <m:sSub>
+          <m:sSubPr>
+            <m:ctrlPr>
+              <w:del w:id="420" w:author="Levine, Charles Roger CTR USARMY USMA (USA)" w:date="2026-10-12T22:52:00Z" w16du:dateUtc="2026-10-13T02:52:00Z">
+                <w:rPr>
+                  <w:rFonts w:ascii="Cambria Math" w:hAnsi="Cambria Math"/>
+                </w:rPr>
+              </w:del>
+            </m:ctrlPr>
+          </m:sSubPr>
+          <m:e>
+            <m:r>
+              <w:del w:id="421" w:author="Levine, Charles Roger CTR USARMY USMA (USA)" w:date="2026-10-12T22:52:00Z" w16du:dateUtc="2026-10-13T02:52:00Z">
+                <w:rPr>
+                  <w:rFonts w:ascii="Cambria Math" w:hAnsi="Cambria Math"/>
+                </w:rPr>
+                <m:t>H</m:t>
+              </w:del>
+            </m:r>
+          </m:e>
+          <m:sub>
+            <m:r>
+              <w:del w:id="422" w:author="Levine, Charles Roger CTR USARMY USMA (USA)" w:date="2026-10-12T22:52:00Z" w16du:dateUtc="2026-10-13T02:52:00Z">
+                <w:rPr>
+                  <w:rFonts w:ascii="Cambria Math" w:hAnsi="Cambria Math"/>
+                </w:rPr>
+                <m:t>sort</m:t>
+              </w:del>
+            </m:r>
+          </m:sub>
+        </m:sSub>
+      </m:oMath>
       <w:del w:id="423" w:author="Levine, Charles Roger CTR USARMY USMA (USA)" w:date="2026-10-12T22:52:00Z" w16du:dateUtc="2026-10-13T02:52:00Z">
         <w:r>
-          <w:delText>. Both sums run over all individuals in the population.</w:delText>
+          <w:delText xml:space="preserve"> uses full-group means.</w:delText>
         </w:r>
       </w:del>
     </w:p>
@@ -17185,133 +16203,6 @@
       </w:pPr>
       <w:del w:id="425" w:author="Levine, Charles Roger CTR USARMY USMA (USA)" w:date="2026-10-12T22:52:00Z" w16du:dateUtc="2026-10-13T02:52:00Z">
         <w:r>
-          <w:delText xml:space="preserve">A denotes the characteristic and </w:delText>
-        </w:r>
-      </w:del>
-      <m:oMath>
-        <m:sSub>
-          <m:sSubPr>
-            <m:ctrlPr>
-              <w:del w:id="426" w:author="Levine, Charles Roger CTR USARMY USMA (USA)" w:date="2026-10-12T22:52:00Z" w16du:dateUtc="2026-10-13T02:52:00Z">
-                <w:rPr>
-                  <w:rFonts w:ascii="Cambria Math" w:hAnsi="Cambria Math"/>
-                </w:rPr>
-              </w:del>
-            </m:ctrlPr>
-          </m:sSubPr>
-          <m:e>
-            <m:r>
-              <w:del w:id="427" w:author="Levine, Charles Roger CTR USARMY USMA (USA)" w:date="2026-10-12T22:52:00Z" w16du:dateUtc="2026-10-13T02:52:00Z">
-                <w:rPr>
-                  <w:rFonts w:ascii="Cambria Math" w:hAnsi="Cambria Math"/>
-                </w:rPr>
-                <m:t>A</m:t>
-              </w:del>
-            </m:r>
-          </m:e>
-          <m:sub>
-            <m:r>
-              <w:del w:id="428" w:author="Levine, Charles Roger CTR USARMY USMA (USA)" w:date="2026-10-12T22:52:00Z" w16du:dateUtc="2026-10-13T02:52:00Z">
-                <w:rPr>
-                  <w:rFonts w:ascii="Cambria Math" w:hAnsi="Cambria Math"/>
-                </w:rPr>
-                <m:t>i</m:t>
-              </w:del>
-            </m:r>
-          </m:sub>
-        </m:sSub>
-      </m:oMath>
-      <w:del w:id="429" w:author="Levine, Charles Roger CTR USARMY USMA (USA)" w:date="2026-10-12T22:52:00Z" w16du:dateUtc="2026-10-13T02:52:00Z">
-        <w:r>
-          <w:delText xml:space="preserve"> its value for individual i. </w:delText>
-        </w:r>
-      </w:del>
-      <m:oMath>
-        <m:sSub>
-          <m:sSubPr>
-            <m:ctrlPr>
-              <w:del w:id="430" w:author="Levine, Charles Roger CTR USARMY USMA (USA)" w:date="2026-10-12T22:52:00Z" w16du:dateUtc="2026-10-13T02:52:00Z">
-                <w:rPr>
-                  <w:rFonts w:ascii="Cambria Math" w:hAnsi="Cambria Math"/>
-                </w:rPr>
-              </w:del>
-            </m:ctrlPr>
-          </m:sSubPr>
-          <m:e>
-            <m:r>
-              <w:del w:id="431" w:author="Levine, Charles Roger CTR USARMY USMA (USA)" w:date="2026-10-12T22:52:00Z" w16du:dateUtc="2026-10-13T02:52:00Z">
-                <w:rPr>
-                  <w:rFonts w:ascii="Cambria Math" w:hAnsi="Cambria Math"/>
-                </w:rPr>
-                <m:t>T</m:t>
-              </w:del>
-            </m:r>
-          </m:e>
-          <m:sub>
-            <m:r>
-              <w:del w:id="432" w:author="Levine, Charles Roger CTR USARMY USMA (USA)" w:date="2026-10-12T22:52:00Z" w16du:dateUtc="2026-10-13T02:52:00Z">
-                <w:rPr>
-                  <w:rFonts w:ascii="Cambria Math" w:hAnsi="Cambria Math"/>
-                </w:rPr>
-                <m:t>j</m:t>
-              </w:del>
-            </m:r>
-          </m:sub>
-        </m:sSub>
-      </m:oMath>
-      <w:del w:id="433" w:author="Levine, Charles Roger CTR USARMY USMA (USA)" w:date="2026-10-12T22:52:00Z" w16du:dateUtc="2026-10-13T02:52:00Z">
-        <w:r>
-          <w:delText xml:space="preserve"> is the evolving centroid during assignment and the final group mean afterward. Unlike the leave-one-out peer-quality measure, </w:delText>
-        </w:r>
-      </w:del>
-      <m:oMath>
-        <m:sSub>
-          <m:sSubPr>
-            <m:ctrlPr>
-              <w:del w:id="434" w:author="Levine, Charles Roger CTR USARMY USMA (USA)" w:date="2026-10-12T22:52:00Z" w16du:dateUtc="2026-10-13T02:52:00Z">
-                <w:rPr>
-                  <w:rFonts w:ascii="Cambria Math" w:hAnsi="Cambria Math"/>
-                </w:rPr>
-              </w:del>
-            </m:ctrlPr>
-          </m:sSubPr>
-          <m:e>
-            <m:r>
-              <w:del w:id="435" w:author="Levine, Charles Roger CTR USARMY USMA (USA)" w:date="2026-10-12T22:52:00Z" w16du:dateUtc="2026-10-13T02:52:00Z">
-                <w:rPr>
-                  <w:rFonts w:ascii="Cambria Math" w:hAnsi="Cambria Math"/>
-                </w:rPr>
-                <m:t>H</m:t>
-              </w:del>
-            </m:r>
-          </m:e>
-          <m:sub>
-            <m:r>
-              <w:del w:id="436" w:author="Levine, Charles Roger CTR USARMY USMA (USA)" w:date="2026-10-12T22:52:00Z" w16du:dateUtc="2026-10-13T02:52:00Z">
-                <w:rPr>
-                  <w:rFonts w:ascii="Cambria Math" w:hAnsi="Cambria Math"/>
-                </w:rPr>
-                <m:t>sort</m:t>
-              </w:del>
-            </m:r>
-          </m:sub>
-        </m:sSub>
-      </m:oMath>
-      <w:del w:id="437" w:author="Levine, Charles Roger CTR USARMY USMA (USA)" w:date="2026-10-12T22:52:00Z" w16du:dateUtc="2026-10-13T02:52:00Z">
-        <w:r>
-          <w:delText xml:space="preserve"> uses full-group means.</w:delText>
-        </w:r>
-      </w:del>
-    </w:p>
-    <w:p>
-      <w:pPr>
-        <w:pStyle w:val="BodyText"/>
-        <w:rPr>
-          <w:del w:id="438" w:author="Levine, Charles Roger CTR USARMY USMA (USA)" w:date="2026-10-12T22:52:00Z" w16du:dateUtc="2026-10-13T02:52:00Z"/>
-        </w:rPr>
-      </w:pPr>
-      <w:del w:id="439" w:author="Levine, Charles Roger CTR USARMY USMA (USA)" w:date="2026-10-12T22:52:00Z" w16du:dateUtc="2026-10-13T02:52:00Z">
-        <w:r>
           <w:delText>For positive total variation in A, the within-group and between-group decomposition gives</w:delText>
         </w:r>
       </w:del>
@@ -17320,7 +16211,7 @@
       <w:pPr>
         <w:pStyle w:val="BodyText"/>
         <w:rPr>
-          <w:del w:id="440" w:author="Levine, Charles Roger CTR USARMY USMA (USA)" w:date="2026-10-12T22:52:00Z" w16du:dateUtc="2026-10-13T02:52:00Z"/>
+          <w:del w:id="426" w:author="Levine, Charles Roger CTR USARMY USMA (USA)" w:date="2026-10-12T22:52:00Z" w16du:dateUtc="2026-10-13T02:52:00Z"/>
         </w:rPr>
       </w:pPr>
       <m:oMathPara>
@@ -17328,6 +16219,162 @@
           <m:jc m:val="center"/>
         </m:oMathParaPr>
         <m:oMath>
+          <m:nary>
+            <m:naryPr>
+              <m:chr m:val="∑"/>
+              <m:limLoc m:val="undOvr"/>
+              <m:supHide m:val="1"/>
+              <m:ctrlPr>
+                <w:del w:id="427" w:author="Levine, Charles Roger CTR USARMY USMA (USA)" w:date="2026-10-12T22:52:00Z" w16du:dateUtc="2026-10-13T02:52:00Z">
+                  <w:rPr>
+                    <w:rFonts w:ascii="Cambria Math" w:hAnsi="Cambria Math"/>
+                  </w:rPr>
+                </w:del>
+              </m:ctrlPr>
+            </m:naryPr>
+            <m:sub>
+              <m:r>
+                <w:del w:id="428" w:author="Levine, Charles Roger CTR USARMY USMA (USA)" w:date="2026-10-12T22:52:00Z" w16du:dateUtc="2026-10-13T02:52:00Z">
+                  <w:rPr>
+                    <w:rFonts w:ascii="Cambria Math" w:hAnsi="Cambria Math"/>
+                  </w:rPr>
+                  <m:t>i</m:t>
+                </w:del>
+              </m:r>
+            </m:sub>
+            <m:sup>
+              <m:r>
+                <w:del w:id="429" w:author="Levine, Charles Roger CTR USARMY USMA (USA)" w:date="2026-10-12T22:52:00Z" w16du:dateUtc="2026-10-13T02:52:00Z">
+                  <w:rPr>
+                    <w:rFonts w:ascii="Cambria Math" w:hAnsi="Cambria Math"/>
+                  </w:rPr>
+                  <m:t>​</m:t>
+                </w:del>
+              </m:r>
+            </m:sup>
+            <m:e>
+              <m:r>
+                <w:del w:id="430" w:author="Levine, Charles Roger CTR USARMY USMA (USA)" w:date="2026-10-12T22:52:00Z" w16du:dateUtc="2026-10-13T02:52:00Z">
+                  <m:rPr>
+                    <m:sty m:val="p"/>
+                  </m:rPr>
+                  <w:rPr>
+                    <w:rFonts w:ascii="Cambria Math" w:hAnsi="Cambria Math"/>
+                  </w:rPr>
+                  <m:t>(</m:t>
+                </w:del>
+              </m:r>
+            </m:e>
+          </m:nary>
+          <m:sSub>
+            <m:sSubPr>
+              <m:ctrlPr>
+                <w:del w:id="431" w:author="Levine, Charles Roger CTR USARMY USMA (USA)" w:date="2026-10-12T22:52:00Z" w16du:dateUtc="2026-10-13T02:52:00Z">
+                  <w:rPr>
+                    <w:rFonts w:ascii="Cambria Math" w:hAnsi="Cambria Math"/>
+                  </w:rPr>
+                </w:del>
+              </m:ctrlPr>
+            </m:sSubPr>
+            <m:e>
+              <m:r>
+                <w:del w:id="432" w:author="Levine, Charles Roger CTR USARMY USMA (USA)" w:date="2026-10-12T22:52:00Z" w16du:dateUtc="2026-10-13T02:52:00Z">
+                  <w:rPr>
+                    <w:rFonts w:ascii="Cambria Math" w:hAnsi="Cambria Math"/>
+                  </w:rPr>
+                  <m:t>A</m:t>
+                </w:del>
+              </m:r>
+            </m:e>
+            <m:sub>
+              <m:r>
+                <w:del w:id="433" w:author="Levine, Charles Roger CTR USARMY USMA (USA)" w:date="2026-10-12T22:52:00Z" w16du:dateUtc="2026-10-13T02:52:00Z">
+                  <w:rPr>
+                    <w:rFonts w:ascii="Cambria Math" w:hAnsi="Cambria Math"/>
+                  </w:rPr>
+                  <m:t>i</m:t>
+                </w:del>
+              </m:r>
+            </m:sub>
+          </m:sSub>
+          <m:r>
+            <w:del w:id="434" w:author="Levine, Charles Roger CTR USARMY USMA (USA)" w:date="2026-10-12T22:52:00Z" w16du:dateUtc="2026-10-13T02:52:00Z">
+              <m:rPr>
+                <m:sty m:val="p"/>
+              </m:rPr>
+              <w:rPr>
+                <w:rFonts w:ascii="Cambria Math" w:hAnsi="Cambria Math"/>
+              </w:rPr>
+              <m:t>-</m:t>
+            </w:del>
+          </m:r>
+          <m:bar>
+            <m:barPr>
+              <m:pos m:val="top"/>
+              <m:ctrlPr>
+                <w:del w:id="435" w:author="Levine, Charles Roger CTR USARMY USMA (USA)" w:date="2026-10-12T22:52:00Z" w16du:dateUtc="2026-10-13T02:52:00Z">
+                  <w:rPr>
+                    <w:rFonts w:ascii="Cambria Math" w:hAnsi="Cambria Math"/>
+                  </w:rPr>
+                </w:del>
+              </m:ctrlPr>
+            </m:barPr>
+            <m:e>
+              <m:r>
+                <w:del w:id="436" w:author="Levine, Charles Roger CTR USARMY USMA (USA)" w:date="2026-10-12T22:52:00Z" w16du:dateUtc="2026-10-13T02:52:00Z">
+                  <w:rPr>
+                    <w:rFonts w:ascii="Cambria Math" w:hAnsi="Cambria Math"/>
+                  </w:rPr>
+                  <m:t>A</m:t>
+                </w:del>
+              </m:r>
+            </m:e>
+          </m:bar>
+          <m:sSup>
+            <m:sSupPr>
+              <m:ctrlPr>
+                <w:del w:id="437" w:author="Levine, Charles Roger CTR USARMY USMA (USA)" w:date="2026-10-12T22:52:00Z" w16du:dateUtc="2026-10-13T02:52:00Z">
+                  <w:rPr>
+                    <w:rFonts w:ascii="Cambria Math" w:hAnsi="Cambria Math"/>
+                  </w:rPr>
+                </w:del>
+              </m:ctrlPr>
+            </m:sSupPr>
+            <m:e>
+              <m:r>
+                <w:del w:id="438" w:author="Levine, Charles Roger CTR USARMY USMA (USA)" w:date="2026-10-12T22:52:00Z" w16du:dateUtc="2026-10-13T02:52:00Z">
+                  <m:rPr>
+                    <m:sty m:val="p"/>
+                  </m:rPr>
+                  <w:rPr>
+                    <w:rFonts w:ascii="Cambria Math" w:hAnsi="Cambria Math"/>
+                  </w:rPr>
+                  <m:t>)</m:t>
+                </w:del>
+              </m:r>
+            </m:e>
+            <m:sup>
+              <m:r>
+                <w:del w:id="439" w:author="Levine, Charles Roger CTR USARMY USMA (USA)" w:date="2026-10-12T22:52:00Z" w16du:dateUtc="2026-10-13T02:52:00Z">
+                  <w:rPr>
+                    <w:rFonts w:ascii="Cambria Math" w:hAnsi="Cambria Math"/>
+                  </w:rPr>
+                  <m:t>2</m:t>
+                </w:del>
+              </m:r>
+            </m:sup>
+          </m:sSup>
+          <m:r>
+            <w:del w:id="440" w:author="Levine, Charles Roger CTR USARMY USMA (USA)" w:date="2026-10-12T22:52:00Z" w16du:dateUtc="2026-10-13T02:52:00Z">
+              <m:rPr>
+                <m:sty m:val="p"/>
+              </m:rPr>
+              <w:rPr>
+                <w:rFonts w:ascii="Cambria Math" w:hAnsi="Cambria Math"/>
+              </w:rPr>
+              <m:t>=</m:t>
+            </w:del>
+          </m:r>
           <m:nary>
             <m:naryPr>
               <m:chr m:val="∑"/>
@@ -17417,9 +16464,8 @@
               <m:t>-</m:t>
             </w:del>
           </m:r>
-          <m:bar>
-            <m:barPr>
-              <m:pos m:val="top"/>
+          <m:sSub>
+            <m:sSubPr>
               <m:ctrlPr>
                 <w:del w:id="449" w:author="Levine, Charles Roger CTR USARMY USMA (USA)" w:date="2026-10-12T22:52:00Z" w16du:dateUtc="2026-10-13T02:52:00Z">
                   <w:rPr>
@@ -17427,22 +16473,62 @@
                   </w:rPr>
                 </w:del>
               </m:ctrlPr>
-            </m:barPr>
+            </m:sSubPr>
             <m:e>
               <m:r>
                 <w:del w:id="450" w:author="Levine, Charles Roger CTR USARMY USMA (USA)" w:date="2026-10-12T22:52:00Z" w16du:dateUtc="2026-10-13T02:52:00Z">
                   <w:rPr>
                     <w:rFonts w:ascii="Cambria Math" w:hAnsi="Cambria Math"/>
                   </w:rPr>
-                  <m:t>A</m:t>
+                  <m:t>T</m:t>
                 </w:del>
               </m:r>
             </m:e>
-          </m:bar>
+            <m:sub>
+              <m:r>
+                <w:del w:id="451" w:author="Levine, Charles Roger CTR USARMY USMA (USA)" w:date="2026-10-12T22:52:00Z" w16du:dateUtc="2026-10-13T02:52:00Z">
+                  <w:rPr>
+                    <w:rFonts w:ascii="Cambria Math" w:hAnsi="Cambria Math"/>
+                  </w:rPr>
+                  <m:t>g</m:t>
+                </w:del>
+              </m:r>
+              <m:r>
+                <w:del w:id="452" w:author="Levine, Charles Roger CTR USARMY USMA (USA)" w:date="2026-10-12T22:52:00Z" w16du:dateUtc="2026-10-13T02:52:00Z">
+                  <m:rPr>
+                    <m:sty m:val="p"/>
+                  </m:rPr>
+                  <w:rPr>
+                    <w:rFonts w:ascii="Cambria Math" w:hAnsi="Cambria Math"/>
+                  </w:rPr>
+                  <m:t>(</m:t>
+                </w:del>
+              </m:r>
+              <m:r>
+                <w:del w:id="453" w:author="Levine, Charles Roger CTR USARMY USMA (USA)" w:date="2026-10-12T22:52:00Z" w16du:dateUtc="2026-10-13T02:52:00Z">
+                  <w:rPr>
+                    <w:rFonts w:ascii="Cambria Math" w:hAnsi="Cambria Math"/>
+                  </w:rPr>
+                  <m:t>i</m:t>
+                </w:del>
+              </m:r>
+              <m:r>
+                <w:del w:id="454" w:author="Levine, Charles Roger CTR USARMY USMA (USA)" w:date="2026-10-12T22:52:00Z" w16du:dateUtc="2026-10-13T02:52:00Z">
+                  <m:rPr>
+                    <m:sty m:val="p"/>
+                  </m:rPr>
+                  <w:rPr>
+                    <w:rFonts w:ascii="Cambria Math" w:hAnsi="Cambria Math"/>
+                  </w:rPr>
+                  <m:t>)</m:t>
+                </w:del>
+              </m:r>
+            </m:sub>
+          </m:sSub>
           <m:sSup>
             <m:sSupPr>
               <m:ctrlPr>
-                <w:del w:id="451" w:author="Levine, Charles Roger CTR USARMY USMA (USA)" w:date="2026-10-12T22:52:00Z" w16du:dateUtc="2026-10-13T02:52:00Z">
+                <w:del w:id="455" w:author="Levine, Charles Roger CTR USARMY USMA (USA)" w:date="2026-10-12T22:52:00Z" w16du:dateUtc="2026-10-13T02:52:00Z">
                   <w:rPr>
                     <w:rFonts w:ascii="Cambria Math" w:hAnsi="Cambria Math"/>
                   </w:rPr>
@@ -17451,7 +16537,7 @@
             </m:sSupPr>
             <m:e>
               <m:r>
-                <w:del w:id="452" w:author="Levine, Charles Roger CTR USARMY USMA (USA)" w:date="2026-10-12T22:52:00Z" w16du:dateUtc="2026-10-13T02:52:00Z">
+                <w:del w:id="456" w:author="Levine, Charles Roger CTR USARMY USMA (USA)" w:date="2026-10-12T22:52:00Z" w16du:dateUtc="2026-10-13T02:52:00Z">
                   <m:rPr>
                     <m:sty m:val="p"/>
                   </m:rPr>
@@ -17464,7 +16550,7 @@
             </m:e>
             <m:sup>
               <m:r>
-                <w:del w:id="453" w:author="Levine, Charles Roger CTR USARMY USMA (USA)" w:date="2026-10-12T22:52:00Z" w16du:dateUtc="2026-10-13T02:52:00Z">
+                <w:del w:id="457" w:author="Levine, Charles Roger CTR USARMY USMA (USA)" w:date="2026-10-12T22:52:00Z" w16du:dateUtc="2026-10-13T02:52:00Z">
                   <w:rPr>
                     <w:rFonts w:ascii="Cambria Math" w:hAnsi="Cambria Math"/>
                   </w:rPr>
@@ -17474,14 +16560,14 @@
             </m:sup>
           </m:sSup>
           <m:r>
-            <w:del w:id="454" w:author="Levine, Charles Roger CTR USARMY USMA (USA)" w:date="2026-10-12T22:52:00Z" w16du:dateUtc="2026-10-13T02:52:00Z">
+            <w:del w:id="458" w:author="Levine, Charles Roger CTR USARMY USMA (USA)" w:date="2026-10-12T22:52:00Z" w16du:dateUtc="2026-10-13T02:52:00Z">
               <m:rPr>
                 <m:sty m:val="p"/>
               </m:rPr>
               <w:rPr>
                 <w:rFonts w:ascii="Cambria Math" w:hAnsi="Cambria Math"/>
               </w:rPr>
-              <m:t>=</m:t>
+              <m:t>+</m:t>
             </w:del>
           </m:r>
           <m:nary>
@@ -17490,7 +16576,7 @@
               <m:limLoc m:val="undOvr"/>
               <m:supHide m:val="1"/>
               <m:ctrlPr>
-                <w:del w:id="455" w:author="Levine, Charles Roger CTR USARMY USMA (USA)" w:date="2026-10-12T22:52:00Z" w16du:dateUtc="2026-10-13T02:52:00Z">
+                <w:del w:id="459" w:author="Levine, Charles Roger CTR USARMY USMA (USA)" w:date="2026-10-12T22:52:00Z" w16du:dateUtc="2026-10-13T02:52:00Z">
                   <w:rPr>
                     <w:rFonts w:ascii="Cambria Math" w:hAnsi="Cambria Math"/>
                   </w:rPr>
@@ -17499,17 +16585,17 @@
             </m:naryPr>
             <m:sub>
               <m:r>
-                <w:del w:id="456" w:author="Levine, Charles Roger CTR USARMY USMA (USA)" w:date="2026-10-12T22:52:00Z" w16du:dateUtc="2026-10-13T02:52:00Z">
+                <w:del w:id="460" w:author="Levine, Charles Roger CTR USARMY USMA (USA)" w:date="2026-10-12T22:52:00Z" w16du:dateUtc="2026-10-13T02:52:00Z">
                   <w:rPr>
                     <w:rFonts w:ascii="Cambria Math" w:hAnsi="Cambria Math"/>
                   </w:rPr>
-                  <m:t>i</m:t>
+                  <m:t>j</m:t>
                 </w:del>
               </m:r>
             </m:sub>
             <m:sup>
               <m:r>
-                <w:del w:id="457" w:author="Levine, Charles Roger CTR USARMY USMA (USA)" w:date="2026-10-12T22:52:00Z" w16du:dateUtc="2026-10-13T02:52:00Z">
+                <w:del w:id="461" w:author="Levine, Charles Roger CTR USARMY USMA (USA)" w:date="2026-10-12T22:52:00Z" w16du:dateUtc="2026-10-13T02:52:00Z">
                   <w:rPr>
                     <w:rFonts w:ascii="Cambria Math" w:hAnsi="Cambria Math"/>
                   </w:rPr>
@@ -17519,60 +16605,15 @@
             </m:sup>
             <m:e>
               <m:r>
-                <w:del w:id="458" w:author="Levine, Charles Roger CTR USARMY USMA (USA)" w:date="2026-10-12T22:52:00Z" w16du:dateUtc="2026-10-13T02:52:00Z">
-                  <m:rPr>
-                    <m:sty m:val="p"/>
-                  </m:rPr>
+                <w:del w:id="462" w:author="Levine, Charles Roger CTR USARMY USMA (USA)" w:date="2026-10-12T22:52:00Z" w16du:dateUtc="2026-10-13T02:52:00Z">
                   <w:rPr>
                     <w:rFonts w:ascii="Cambria Math" w:hAnsi="Cambria Math"/>
                   </w:rPr>
-                  <m:t>(</m:t>
+                  <m:t> </m:t>
                 </w:del>
               </m:r>
             </m:e>
           </m:nary>
-          <m:sSub>
-            <m:sSubPr>
-              <m:ctrlPr>
-                <w:del w:id="459" w:author="Levine, Charles Roger CTR USARMY USMA (USA)" w:date="2026-10-12T22:52:00Z" w16du:dateUtc="2026-10-13T02:52:00Z">
-                  <w:rPr>
-                    <w:rFonts w:ascii="Cambria Math" w:hAnsi="Cambria Math"/>
-                  </w:rPr>
-                </w:del>
-              </m:ctrlPr>
-            </m:sSubPr>
-            <m:e>
-              <m:r>
-                <w:del w:id="460" w:author="Levine, Charles Roger CTR USARMY USMA (USA)" w:date="2026-10-12T22:52:00Z" w16du:dateUtc="2026-10-13T02:52:00Z">
-                  <w:rPr>
-                    <w:rFonts w:ascii="Cambria Math" w:hAnsi="Cambria Math"/>
-                  </w:rPr>
-                  <m:t>A</m:t>
-                </w:del>
-              </m:r>
-            </m:e>
-            <m:sub>
-              <m:r>
-                <w:del w:id="461" w:author="Levine, Charles Roger CTR USARMY USMA (USA)" w:date="2026-10-12T22:52:00Z" w16du:dateUtc="2026-10-13T02:52:00Z">
-                  <w:rPr>
-                    <w:rFonts w:ascii="Cambria Math" w:hAnsi="Cambria Math"/>
-                  </w:rPr>
-                  <m:t>i</m:t>
-                </w:del>
-              </m:r>
-            </m:sub>
-          </m:sSub>
-          <m:r>
-            <w:del w:id="462" w:author="Levine, Charles Roger CTR USARMY USMA (USA)" w:date="2026-10-12T22:52:00Z" w16du:dateUtc="2026-10-13T02:52:00Z">
-              <m:rPr>
-                <m:sty m:val="p"/>
-              </m:rPr>
-              <w:rPr>
-                <w:rFonts w:ascii="Cambria Math" w:hAnsi="Cambria Math"/>
-              </w:rPr>
-              <m:t>-</m:t>
-            </w:del>
-          </m:r>
           <m:sSub>
             <m:sSubPr>
               <m:ctrlPr>
@@ -17589,7 +16630,7 @@
                   <w:rPr>
                     <w:rFonts w:ascii="Cambria Math" w:hAnsi="Cambria Math"/>
                   </w:rPr>
-                  <m:t>T</m:t>
+                  <m:t>n</m:t>
                 </w:del>
               </m:r>
             </m:e>
@@ -17599,45 +16640,90 @@
                   <w:rPr>
                     <w:rFonts w:ascii="Cambria Math" w:hAnsi="Cambria Math"/>
                   </w:rPr>
-                  <m:t>g</m:t>
+                  <m:t>j</m:t>
                 </w:del>
               </m:r>
-              <m:r>
-                <w:del w:id="466" w:author="Levine, Charles Roger CTR USARMY USMA (USA)" w:date="2026-10-12T22:52:00Z" w16du:dateUtc="2026-10-13T02:52:00Z">
-                  <m:rPr>
-                    <m:sty m:val="p"/>
-                  </m:rPr>
-                  <w:rPr>
-                    <w:rFonts w:ascii="Cambria Math" w:hAnsi="Cambria Math"/>
-                  </w:rPr>
-                  <m:t>(</m:t>
-                </w:del>
-              </m:r>
-              <m:r>
+            </m:sub>
+          </m:sSub>
+          <m:r>
+            <w:del w:id="466" w:author="Levine, Charles Roger CTR USARMY USMA (USA)" w:date="2026-10-12T22:52:00Z" w16du:dateUtc="2026-10-13T02:52:00Z">
+              <m:rPr>
+                <m:sty m:val="p"/>
+              </m:rPr>
+              <w:rPr>
+                <w:rFonts w:ascii="Cambria Math" w:hAnsi="Cambria Math"/>
+              </w:rPr>
+              <m:t>(</m:t>
+            </w:del>
+          </m:r>
+          <m:sSub>
+            <m:sSubPr>
+              <m:ctrlPr>
                 <w:del w:id="467" w:author="Levine, Charles Roger CTR USARMY USMA (USA)" w:date="2026-10-12T22:52:00Z" w16du:dateUtc="2026-10-13T02:52:00Z">
                   <w:rPr>
                     <w:rFonts w:ascii="Cambria Math" w:hAnsi="Cambria Math"/>
                   </w:rPr>
-                  <m:t>i</m:t>
                 </w:del>
-              </m:r>
+              </m:ctrlPr>
+            </m:sSubPr>
+            <m:e>
               <m:r>
                 <w:del w:id="468" w:author="Levine, Charles Roger CTR USARMY USMA (USA)" w:date="2026-10-12T22:52:00Z" w16du:dateUtc="2026-10-13T02:52:00Z">
-                  <m:rPr>
-                    <m:sty m:val="p"/>
-                  </m:rPr>
                   <w:rPr>
                     <w:rFonts w:ascii="Cambria Math" w:hAnsi="Cambria Math"/>
                   </w:rPr>
-                  <m:t>)</m:t>
+                  <m:t>T</m:t>
+                </w:del>
+              </m:r>
+            </m:e>
+            <m:sub>
+              <m:r>
+                <w:del w:id="469" w:author="Levine, Charles Roger CTR USARMY USMA (USA)" w:date="2026-10-12T22:52:00Z" w16du:dateUtc="2026-10-13T02:52:00Z">
+                  <w:rPr>
+                    <w:rFonts w:ascii="Cambria Math" w:hAnsi="Cambria Math"/>
+                  </w:rPr>
+                  <m:t>j</m:t>
                 </w:del>
               </m:r>
             </m:sub>
           </m:sSub>
+          <m:r>
+            <w:del w:id="470" w:author="Levine, Charles Roger CTR USARMY USMA (USA)" w:date="2026-10-12T22:52:00Z" w16du:dateUtc="2026-10-13T02:52:00Z">
+              <m:rPr>
+                <m:sty m:val="p"/>
+              </m:rPr>
+              <w:rPr>
+                <w:rFonts w:ascii="Cambria Math" w:hAnsi="Cambria Math"/>
+              </w:rPr>
+              <m:t>-</m:t>
+            </w:del>
+          </m:r>
+          <m:bar>
+            <m:barPr>
+              <m:pos m:val="top"/>
+              <m:ctrlPr>
+                <w:del w:id="471" w:author="Levine, Charles Roger CTR USARMY USMA (USA)" w:date="2026-10-12T22:52:00Z" w16du:dateUtc="2026-10-13T02:52:00Z">
+                  <w:rPr>
+                    <w:rFonts w:ascii="Cambria Math" w:hAnsi="Cambria Math"/>
+                  </w:rPr>
+                </w:del>
+              </m:ctrlPr>
+            </m:barPr>
+            <m:e>
+              <m:r>
+                <w:del w:id="472" w:author="Levine, Charles Roger CTR USARMY USMA (USA)" w:date="2026-10-12T22:52:00Z" w16du:dateUtc="2026-10-13T02:52:00Z">
+                  <w:rPr>
+                    <w:rFonts w:ascii="Cambria Math" w:hAnsi="Cambria Math"/>
+                  </w:rPr>
+                  <m:t>A</m:t>
+                </w:del>
+              </m:r>
+            </m:e>
+          </m:bar>
           <m:sSup>
             <m:sSupPr>
               <m:ctrlPr>
-                <w:del w:id="469" w:author="Levine, Charles Roger CTR USARMY USMA (USA)" w:date="2026-10-12T22:52:00Z" w16du:dateUtc="2026-10-13T02:52:00Z">
+                <w:del w:id="473" w:author="Levine, Charles Roger CTR USARMY USMA (USA)" w:date="2026-10-12T22:52:00Z" w16du:dateUtc="2026-10-13T02:52:00Z">
                   <w:rPr>
                     <w:rFonts w:ascii="Cambria Math" w:hAnsi="Cambria Math"/>
                   </w:rPr>
@@ -17646,7 +16732,7 @@
             </m:sSupPr>
             <m:e>
               <m:r>
-                <w:del w:id="470" w:author="Levine, Charles Roger CTR USARMY USMA (USA)" w:date="2026-10-12T22:52:00Z" w16du:dateUtc="2026-10-13T02:52:00Z">
+                <w:del w:id="474" w:author="Levine, Charles Roger CTR USARMY USMA (USA)" w:date="2026-10-12T22:52:00Z" w16du:dateUtc="2026-10-13T02:52:00Z">
                   <m:rPr>
                     <m:sty m:val="p"/>
                   </m:rPr>
@@ -17659,7 +16745,7 @@
             </m:e>
             <m:sup>
               <m:r>
-                <w:del w:id="471" w:author="Levine, Charles Roger CTR USARMY USMA (USA)" w:date="2026-10-12T22:52:00Z" w16du:dateUtc="2026-10-13T02:52:00Z">
+                <w:del w:id="475" w:author="Levine, Charles Roger CTR USARMY USMA (USA)" w:date="2026-10-12T22:52:00Z" w16du:dateUtc="2026-10-13T02:52:00Z">
                   <w:rPr>
                     <w:rFonts w:ascii="Cambria Math" w:hAnsi="Cambria Math"/>
                   </w:rPr>
@@ -17669,202 +16755,7 @@
             </m:sup>
           </m:sSup>
           <m:r>
-            <w:del w:id="472" w:author="Levine, Charles Roger CTR USARMY USMA (USA)" w:date="2026-10-12T22:52:00Z" w16du:dateUtc="2026-10-13T02:52:00Z">
-              <m:rPr>
-                <m:sty m:val="p"/>
-              </m:rPr>
-              <w:rPr>
-                <w:rFonts w:ascii="Cambria Math" w:hAnsi="Cambria Math"/>
-              </w:rPr>
-              <m:t>+</m:t>
-            </w:del>
-          </m:r>
-          <m:nary>
-            <m:naryPr>
-              <m:chr m:val="∑"/>
-              <m:limLoc m:val="undOvr"/>
-              <m:supHide m:val="1"/>
-              <m:ctrlPr>
-                <w:del w:id="473" w:author="Levine, Charles Roger CTR USARMY USMA (USA)" w:date="2026-10-12T22:52:00Z" w16du:dateUtc="2026-10-13T02:52:00Z">
-                  <w:rPr>
-                    <w:rFonts w:ascii="Cambria Math" w:hAnsi="Cambria Math"/>
-                  </w:rPr>
-                </w:del>
-              </m:ctrlPr>
-            </m:naryPr>
-            <m:sub>
-              <m:r>
-                <w:del w:id="474" w:author="Levine, Charles Roger CTR USARMY USMA (USA)" w:date="2026-10-12T22:52:00Z" w16du:dateUtc="2026-10-13T02:52:00Z">
-                  <w:rPr>
-                    <w:rFonts w:ascii="Cambria Math" w:hAnsi="Cambria Math"/>
-                  </w:rPr>
-                  <m:t>j</m:t>
-                </w:del>
-              </m:r>
-            </m:sub>
-            <m:sup>
-              <m:r>
-                <w:del w:id="475" w:author="Levine, Charles Roger CTR USARMY USMA (USA)" w:date="2026-10-12T22:52:00Z" w16du:dateUtc="2026-10-13T02:52:00Z">
-                  <w:rPr>
-                    <w:rFonts w:ascii="Cambria Math" w:hAnsi="Cambria Math"/>
-                  </w:rPr>
-                  <m:t>​</m:t>
-                </w:del>
-              </m:r>
-            </m:sup>
-            <m:e>
-              <m:r>
-                <w:del w:id="476" w:author="Levine, Charles Roger CTR USARMY USMA (USA)" w:date="2026-10-12T22:52:00Z" w16du:dateUtc="2026-10-13T02:52:00Z">
-                  <w:rPr>
-                    <w:rFonts w:ascii="Cambria Math" w:hAnsi="Cambria Math"/>
-                  </w:rPr>
-                  <m:t> </m:t>
-                </w:del>
-              </m:r>
-            </m:e>
-          </m:nary>
-          <m:sSub>
-            <m:sSubPr>
-              <m:ctrlPr>
-                <w:del w:id="477" w:author="Levine, Charles Roger CTR USARMY USMA (USA)" w:date="2026-10-12T22:52:00Z" w16du:dateUtc="2026-10-13T02:52:00Z">
-                  <w:rPr>
-                    <w:rFonts w:ascii="Cambria Math" w:hAnsi="Cambria Math"/>
-                  </w:rPr>
-                </w:del>
-              </m:ctrlPr>
-            </m:sSubPr>
-            <m:e>
-              <m:r>
-                <w:del w:id="478" w:author="Levine, Charles Roger CTR USARMY USMA (USA)" w:date="2026-10-12T22:52:00Z" w16du:dateUtc="2026-10-13T02:52:00Z">
-                  <w:rPr>
-                    <w:rFonts w:ascii="Cambria Math" w:hAnsi="Cambria Math"/>
-                  </w:rPr>
-                  <m:t>n</m:t>
-                </w:del>
-              </m:r>
-            </m:e>
-            <m:sub>
-              <m:r>
-                <w:del w:id="479" w:author="Levine, Charles Roger CTR USARMY USMA (USA)" w:date="2026-10-12T22:52:00Z" w16du:dateUtc="2026-10-13T02:52:00Z">
-                  <w:rPr>
-                    <w:rFonts w:ascii="Cambria Math" w:hAnsi="Cambria Math"/>
-                  </w:rPr>
-                  <m:t>j</m:t>
-                </w:del>
-              </m:r>
-            </m:sub>
-          </m:sSub>
-          <m:r>
-            <w:del w:id="480" w:author="Levine, Charles Roger CTR USARMY USMA (USA)" w:date="2026-10-12T22:52:00Z" w16du:dateUtc="2026-10-13T02:52:00Z">
-              <m:rPr>
-                <m:sty m:val="p"/>
-              </m:rPr>
-              <w:rPr>
-                <w:rFonts w:ascii="Cambria Math" w:hAnsi="Cambria Math"/>
-              </w:rPr>
-              <m:t>(</m:t>
-            </w:del>
-          </m:r>
-          <m:sSub>
-            <m:sSubPr>
-              <m:ctrlPr>
-                <w:del w:id="481" w:author="Levine, Charles Roger CTR USARMY USMA (USA)" w:date="2026-10-12T22:52:00Z" w16du:dateUtc="2026-10-13T02:52:00Z">
-                  <w:rPr>
-                    <w:rFonts w:ascii="Cambria Math" w:hAnsi="Cambria Math"/>
-                  </w:rPr>
-                </w:del>
-              </m:ctrlPr>
-            </m:sSubPr>
-            <m:e>
-              <m:r>
-                <w:del w:id="482" w:author="Levine, Charles Roger CTR USARMY USMA (USA)" w:date="2026-10-12T22:52:00Z" w16du:dateUtc="2026-10-13T02:52:00Z">
-                  <w:rPr>
-                    <w:rFonts w:ascii="Cambria Math" w:hAnsi="Cambria Math"/>
-                  </w:rPr>
-                  <m:t>T</m:t>
-                </w:del>
-              </m:r>
-            </m:e>
-            <m:sub>
-              <m:r>
-                <w:del w:id="483" w:author="Levine, Charles Roger CTR USARMY USMA (USA)" w:date="2026-10-12T22:52:00Z" w16du:dateUtc="2026-10-13T02:52:00Z">
-                  <w:rPr>
-                    <w:rFonts w:ascii="Cambria Math" w:hAnsi="Cambria Math"/>
-                  </w:rPr>
-                  <m:t>j</m:t>
-                </w:del>
-              </m:r>
-            </m:sub>
-          </m:sSub>
-          <m:r>
-            <w:del w:id="484" w:author="Levine, Charles Roger CTR USARMY USMA (USA)" w:date="2026-10-12T22:52:00Z" w16du:dateUtc="2026-10-13T02:52:00Z">
-              <m:rPr>
-                <m:sty m:val="p"/>
-              </m:rPr>
-              <w:rPr>
-                <w:rFonts w:ascii="Cambria Math" w:hAnsi="Cambria Math"/>
-              </w:rPr>
-              <m:t>-</m:t>
-            </w:del>
-          </m:r>
-          <m:bar>
-            <m:barPr>
-              <m:pos m:val="top"/>
-              <m:ctrlPr>
-                <w:del w:id="485" w:author="Levine, Charles Roger CTR USARMY USMA (USA)" w:date="2026-10-12T22:52:00Z" w16du:dateUtc="2026-10-13T02:52:00Z">
-                  <w:rPr>
-                    <w:rFonts w:ascii="Cambria Math" w:hAnsi="Cambria Math"/>
-                  </w:rPr>
-                </w:del>
-              </m:ctrlPr>
-            </m:barPr>
-            <m:e>
-              <m:r>
-                <w:del w:id="486" w:author="Levine, Charles Roger CTR USARMY USMA (USA)" w:date="2026-10-12T22:52:00Z" w16du:dateUtc="2026-10-13T02:52:00Z">
-                  <w:rPr>
-                    <w:rFonts w:ascii="Cambria Math" w:hAnsi="Cambria Math"/>
-                  </w:rPr>
-                  <m:t>A</m:t>
-                </w:del>
-              </m:r>
-            </m:e>
-          </m:bar>
-          <m:sSup>
-            <m:sSupPr>
-              <m:ctrlPr>
-                <w:del w:id="487" w:author="Levine, Charles Roger CTR USARMY USMA (USA)" w:date="2026-10-12T22:52:00Z" w16du:dateUtc="2026-10-13T02:52:00Z">
-                  <w:rPr>
-                    <w:rFonts w:ascii="Cambria Math" w:hAnsi="Cambria Math"/>
-                  </w:rPr>
-                </w:del>
-              </m:ctrlPr>
-            </m:sSupPr>
-            <m:e>
-              <m:r>
-                <w:del w:id="488" w:author="Levine, Charles Roger CTR USARMY USMA (USA)" w:date="2026-10-12T22:52:00Z" w16du:dateUtc="2026-10-13T02:52:00Z">
-                  <m:rPr>
-                    <m:sty m:val="p"/>
-                  </m:rPr>
-                  <w:rPr>
-                    <w:rFonts w:ascii="Cambria Math" w:hAnsi="Cambria Math"/>
-                  </w:rPr>
-                  <m:t>)</m:t>
-                </w:del>
-              </m:r>
-            </m:e>
-            <m:sup>
-              <m:r>
-                <w:del w:id="489" w:author="Levine, Charles Roger CTR USARMY USMA (USA)" w:date="2026-10-12T22:52:00Z" w16du:dateUtc="2026-10-13T02:52:00Z">
-                  <w:rPr>
-                    <w:rFonts w:ascii="Cambria Math" w:hAnsi="Cambria Math"/>
-                  </w:rPr>
-                  <m:t>2</m:t>
-                </w:del>
-              </m:r>
-            </m:sup>
-          </m:sSup>
-          <m:r>
-            <w:del w:id="490" w:author="Levine, Charles Roger CTR USARMY USMA (USA)" w:date="2026-10-12T22:52:00Z" w16du:dateUtc="2026-10-13T02:52:00Z">
+            <w:del w:id="476" w:author="Levine, Charles Roger CTR USARMY USMA (USA)" w:date="2026-10-12T22:52:00Z" w16du:dateUtc="2026-10-13T02:52:00Z">
               <m:rPr>
                 <m:sty m:val="p"/>
               </m:rPr>
@@ -17880,10 +16771,10 @@
     <w:p>
       <w:pPr>
         <w:rPr>
-          <w:del w:id="491" w:author="Levine, Charles Roger CTR USARMY USMA (USA)" w:date="2026-10-12T22:52:00Z" w16du:dateUtc="2026-10-13T02:52:00Z"/>
+          <w:del w:id="477" w:author="Levine, Charles Roger CTR USARMY USMA (USA)" w:date="2026-10-12T22:52:00Z" w16du:dateUtc="2026-10-13T02:52:00Z"/>
         </w:rPr>
       </w:pPr>
-      <w:del w:id="492" w:author="Levine, Charles Roger CTR USARMY USMA (USA)" w:date="2026-10-12T22:52:00Z" w16du:dateUtc="2026-10-13T02:52:00Z">
+      <w:del w:id="478" w:author="Levine, Charles Roger CTR USARMY USMA (USA)" w:date="2026-10-12T22:52:00Z" w16du:dateUtc="2026-10-13T02:52:00Z">
         <w:r>
           <w:delText xml:space="preserve">To see this, write </w:delText>
         </w:r>
@@ -17892,7 +16783,7 @@
         <m:sSub>
           <m:sSubPr>
             <m:ctrlPr>
-              <w:del w:id="493" w:author="Levine, Charles Roger CTR USARMY USMA (USA)" w:date="2026-10-12T22:52:00Z" w16du:dateUtc="2026-10-13T02:52:00Z">
+              <w:del w:id="479" w:author="Levine, Charles Roger CTR USARMY USMA (USA)" w:date="2026-10-12T22:52:00Z" w16du:dateUtc="2026-10-13T02:52:00Z">
                 <w:rPr>
                   <w:rFonts w:ascii="Cambria Math" w:hAnsi="Cambria Math"/>
                 </w:rPr>
@@ -17901,7 +16792,7 @@
           </m:sSubPr>
           <m:e>
             <m:r>
-              <w:del w:id="494" w:author="Levine, Charles Roger CTR USARMY USMA (USA)" w:date="2026-10-12T22:52:00Z" w16du:dateUtc="2026-10-13T02:52:00Z">
+              <w:del w:id="480" w:author="Levine, Charles Roger CTR USARMY USMA (USA)" w:date="2026-10-12T22:52:00Z" w16du:dateUtc="2026-10-13T02:52:00Z">
                 <w:rPr>
                   <w:rFonts w:ascii="Cambria Math" w:hAnsi="Cambria Math"/>
                 </w:rPr>
@@ -17911,7 +16802,7 @@
           </m:e>
           <m:sub>
             <m:r>
-              <w:del w:id="495" w:author="Levine, Charles Roger CTR USARMY USMA (USA)" w:date="2026-10-12T22:52:00Z" w16du:dateUtc="2026-10-13T02:52:00Z">
+              <w:del w:id="481" w:author="Levine, Charles Roger CTR USARMY USMA (USA)" w:date="2026-10-12T22:52:00Z" w16du:dateUtc="2026-10-13T02:52:00Z">
                 <w:rPr>
                   <w:rFonts w:ascii="Cambria Math" w:hAnsi="Cambria Math"/>
                 </w:rPr>
@@ -17921,7 +16812,7 @@
           </m:sub>
         </m:sSub>
       </m:oMath>
-      <w:del w:id="496" w:author="Levine, Charles Roger CTR USARMY USMA (USA)" w:date="2026-10-12T22:52:00Z" w16du:dateUtc="2026-10-13T02:52:00Z">
+      <w:del w:id="482" w:author="Levine, Charles Roger CTR USARMY USMA (USA)" w:date="2026-10-12T22:52:00Z" w16du:dateUtc="2026-10-13T02:52:00Z">
         <w:r>
           <w:delText xml:space="preserve"> − </w:delText>
         </w:r>
@@ -17931,7 +16822,7 @@
           <m:barPr>
             <m:pos m:val="top"/>
             <m:ctrlPr>
-              <w:del w:id="497" w:author="Levine, Charles Roger CTR USARMY USMA (USA)" w:date="2026-10-12T22:52:00Z" w16du:dateUtc="2026-10-13T02:52:00Z">
+              <w:del w:id="483" w:author="Levine, Charles Roger CTR USARMY USMA (USA)" w:date="2026-10-12T22:52:00Z" w16du:dateUtc="2026-10-13T02:52:00Z">
                 <w:rPr>
                   <w:rFonts w:ascii="Cambria Math" w:hAnsi="Cambria Math"/>
                 </w:rPr>
@@ -17940,7 +16831,7 @@
           </m:barPr>
           <m:e>
             <m:r>
-              <w:del w:id="498" w:author="Levine, Charles Roger CTR USARMY USMA (USA)" w:date="2026-10-12T22:52:00Z" w16du:dateUtc="2026-10-13T02:52:00Z">
+              <w:del w:id="484" w:author="Levine, Charles Roger CTR USARMY USMA (USA)" w:date="2026-10-12T22:52:00Z" w16du:dateUtc="2026-10-13T02:52:00Z">
                 <w:rPr>
                   <w:rFonts w:ascii="Cambria Math" w:hAnsi="Cambria Math"/>
                 </w:rPr>
@@ -17950,7 +16841,7 @@
           </m:e>
         </m:bar>
       </m:oMath>
-      <w:del w:id="499" w:author="Levine, Charles Roger CTR USARMY USMA (USA)" w:date="2026-10-12T22:52:00Z" w16du:dateUtc="2026-10-13T02:52:00Z">
+      <w:del w:id="485" w:author="Levine, Charles Roger CTR USARMY USMA (USA)" w:date="2026-10-12T22:52:00Z" w16du:dateUtc="2026-10-13T02:52:00Z">
         <w:r>
           <w:delText xml:space="preserve"> as the sum of </w:delText>
         </w:r>
@@ -17959,7 +16850,7 @@
         <m:sSub>
           <m:sSubPr>
             <m:ctrlPr>
-              <w:del w:id="500" w:author="Levine, Charles Roger CTR USARMY USMA (USA)" w:date="2026-10-12T22:52:00Z" w16du:dateUtc="2026-10-13T02:52:00Z">
+              <w:del w:id="486" w:author="Levine, Charles Roger CTR USARMY USMA (USA)" w:date="2026-10-12T22:52:00Z" w16du:dateUtc="2026-10-13T02:52:00Z">
                 <w:rPr>
                   <w:rFonts w:ascii="Cambria Math" w:hAnsi="Cambria Math"/>
                 </w:rPr>
@@ -17968,7 +16859,7 @@
           </m:sSubPr>
           <m:e>
             <m:r>
-              <w:del w:id="501" w:author="Levine, Charles Roger CTR USARMY USMA (USA)" w:date="2026-10-12T22:52:00Z" w16du:dateUtc="2026-10-13T02:52:00Z">
+              <w:del w:id="487" w:author="Levine, Charles Roger CTR USARMY USMA (USA)" w:date="2026-10-12T22:52:00Z" w16du:dateUtc="2026-10-13T02:52:00Z">
                 <w:rPr>
                   <w:rFonts w:ascii="Cambria Math" w:hAnsi="Cambria Math"/>
                 </w:rPr>
@@ -17978,11 +16869,147 @@
           </m:e>
           <m:sub>
             <m:r>
+              <w:del w:id="488" w:author="Levine, Charles Roger CTR USARMY USMA (USA)" w:date="2026-10-12T22:52:00Z" w16du:dateUtc="2026-10-13T02:52:00Z">
+                <w:rPr>
+                  <w:rFonts w:ascii="Cambria Math" w:hAnsi="Cambria Math"/>
+                </w:rPr>
+                <m:t>i</m:t>
+              </w:del>
+            </m:r>
+          </m:sub>
+        </m:sSub>
+      </m:oMath>
+      <w:del w:id="489" w:author="Levine, Charles Roger CTR USARMY USMA (USA)" w:date="2026-10-12T22:52:00Z" w16du:dateUtc="2026-10-13T02:52:00Z">
+        <w:r>
+          <w:delText xml:space="preserve"> − </w:delText>
+        </w:r>
+      </w:del>
+      <m:oMath>
+        <m:sSub>
+          <m:sSubPr>
+            <m:ctrlPr>
+              <w:del w:id="490" w:author="Levine, Charles Roger CTR USARMY USMA (USA)" w:date="2026-10-12T22:52:00Z" w16du:dateUtc="2026-10-13T02:52:00Z">
+                <w:rPr>
+                  <w:rFonts w:ascii="Cambria Math" w:hAnsi="Cambria Math"/>
+                </w:rPr>
+              </w:del>
+            </m:ctrlPr>
+          </m:sSubPr>
+          <m:e>
+            <m:r>
+              <w:del w:id="491" w:author="Levine, Charles Roger CTR USARMY USMA (USA)" w:date="2026-10-12T22:52:00Z" w16du:dateUtc="2026-10-13T02:52:00Z">
+                <w:rPr>
+                  <w:rFonts w:ascii="Cambria Math" w:hAnsi="Cambria Math"/>
+                </w:rPr>
+                <m:t>T</m:t>
+              </w:del>
+            </m:r>
+          </m:e>
+          <m:sub>
+            <m:r>
+              <w:del w:id="492" w:author="Levine, Charles Roger CTR USARMY USMA (USA)" w:date="2026-10-12T22:52:00Z" w16du:dateUtc="2026-10-13T02:52:00Z">
+                <w:rPr>
+                  <w:rFonts w:ascii="Cambria Math" w:hAnsi="Cambria Math"/>
+                </w:rPr>
+                <m:t>g</m:t>
+              </w:del>
+            </m:r>
+            <m:r>
+              <w:del w:id="493" w:author="Levine, Charles Roger CTR USARMY USMA (USA)" w:date="2026-10-12T22:52:00Z" w16du:dateUtc="2026-10-13T02:52:00Z">
+                <m:rPr>
+                  <m:sty m:val="p"/>
+                </m:rPr>
+                <w:rPr>
+                  <w:rFonts w:ascii="Cambria Math" w:hAnsi="Cambria Math"/>
+                </w:rPr>
+                <m:t>(</m:t>
+              </w:del>
+            </m:r>
+            <m:r>
+              <w:del w:id="494" w:author="Levine, Charles Roger CTR USARMY USMA (USA)" w:date="2026-10-12T22:52:00Z" w16du:dateUtc="2026-10-13T02:52:00Z">
+                <w:rPr>
+                  <w:rFonts w:ascii="Cambria Math" w:hAnsi="Cambria Math"/>
+                </w:rPr>
+                <m:t>i</m:t>
+              </w:del>
+            </m:r>
+            <m:r>
+              <w:del w:id="495" w:author="Levine, Charles Roger CTR USARMY USMA (USA)" w:date="2026-10-12T22:52:00Z" w16du:dateUtc="2026-10-13T02:52:00Z">
+                <m:rPr>
+                  <m:sty m:val="p"/>
+                </m:rPr>
+                <w:rPr>
+                  <w:rFonts w:ascii="Cambria Math" w:hAnsi="Cambria Math"/>
+                </w:rPr>
+                <m:t>)</m:t>
+              </w:del>
+            </m:r>
+          </m:sub>
+        </m:sSub>
+      </m:oMath>
+      <w:del w:id="496" w:author="Levine, Charles Roger CTR USARMY USMA (USA)" w:date="2026-10-12T22:52:00Z" w16du:dateUtc="2026-10-13T02:52:00Z">
+        <w:r>
+          <w:delText xml:space="preserve"> and </w:delText>
+        </w:r>
+      </w:del>
+      <m:oMath>
+        <m:sSub>
+          <m:sSubPr>
+            <m:ctrlPr>
+              <w:del w:id="497" w:author="Levine, Charles Roger CTR USARMY USMA (USA)" w:date="2026-10-12T22:52:00Z" w16du:dateUtc="2026-10-13T02:52:00Z">
+                <w:rPr>
+                  <w:rFonts w:ascii="Cambria Math" w:hAnsi="Cambria Math"/>
+                </w:rPr>
+              </w:del>
+            </m:ctrlPr>
+          </m:sSubPr>
+          <m:e>
+            <m:r>
+              <w:del w:id="498" w:author="Levine, Charles Roger CTR USARMY USMA (USA)" w:date="2026-10-12T22:52:00Z" w16du:dateUtc="2026-10-13T02:52:00Z">
+                <w:rPr>
+                  <w:rFonts w:ascii="Cambria Math" w:hAnsi="Cambria Math"/>
+                </w:rPr>
+                <m:t>T</m:t>
+              </w:del>
+            </m:r>
+          </m:e>
+          <m:sub>
+            <m:r>
+              <w:del w:id="499" w:author="Levine, Charles Roger CTR USARMY USMA (USA)" w:date="2026-10-12T22:52:00Z" w16du:dateUtc="2026-10-13T02:52:00Z">
+                <w:rPr>
+                  <w:rFonts w:ascii="Cambria Math" w:hAnsi="Cambria Math"/>
+                </w:rPr>
+                <m:t>g</m:t>
+              </w:del>
+            </m:r>
+            <m:r>
+              <w:del w:id="500" w:author="Levine, Charles Roger CTR USARMY USMA (USA)" w:date="2026-10-12T22:52:00Z" w16du:dateUtc="2026-10-13T02:52:00Z">
+                <m:rPr>
+                  <m:sty m:val="p"/>
+                </m:rPr>
+                <w:rPr>
+                  <w:rFonts w:ascii="Cambria Math" w:hAnsi="Cambria Math"/>
+                </w:rPr>
+                <m:t>(</m:t>
+              </w:del>
+            </m:r>
+            <m:r>
+              <w:del w:id="501" w:author="Levine, Charles Roger CTR USARMY USMA (USA)" w:date="2026-10-12T22:52:00Z" w16du:dateUtc="2026-10-13T02:52:00Z">
+                <w:rPr>
+                  <w:rFonts w:ascii="Cambria Math" w:hAnsi="Cambria Math"/>
+                </w:rPr>
+                <m:t>i</m:t>
+              </w:del>
+            </m:r>
+            <m:r>
               <w:del w:id="502" w:author="Levine, Charles Roger CTR USARMY USMA (USA)" w:date="2026-10-12T22:52:00Z" w16du:dateUtc="2026-10-13T02:52:00Z">
-                <w:rPr>
-                  <w:rFonts w:ascii="Cambria Math" w:hAnsi="Cambria Math"/>
-                </w:rPr>
-                <m:t>i</m:t>
+                <m:rPr>
+                  <m:sty m:val="p"/>
+                </m:rPr>
+                <w:rPr>
+                  <w:rFonts w:ascii="Cambria Math" w:hAnsi="Cambria Math"/>
+                </w:rPr>
+                <m:t>)</m:t>
               </w:del>
             </m:r>
           </m:sub>
@@ -17994,10 +17021,39 @@
         </w:r>
       </w:del>
       <m:oMath>
+        <m:bar>
+          <m:barPr>
+            <m:pos m:val="top"/>
+            <m:ctrlPr>
+              <w:del w:id="504" w:author="Levine, Charles Roger CTR USARMY USMA (USA)" w:date="2026-10-12T22:52:00Z" w16du:dateUtc="2026-10-13T02:52:00Z">
+                <w:rPr>
+                  <w:rFonts w:ascii="Cambria Math" w:hAnsi="Cambria Math"/>
+                </w:rPr>
+              </w:del>
+            </m:ctrlPr>
+          </m:barPr>
+          <m:e>
+            <m:r>
+              <w:del w:id="505" w:author="Levine, Charles Roger CTR USARMY USMA (USA)" w:date="2026-10-12T22:52:00Z" w16du:dateUtc="2026-10-13T02:52:00Z">
+                <w:rPr>
+                  <w:rFonts w:ascii="Cambria Math" w:hAnsi="Cambria Math"/>
+                </w:rPr>
+                <m:t>A</m:t>
+              </w:del>
+            </m:r>
+          </m:e>
+        </m:bar>
+      </m:oMath>
+      <w:del w:id="506" w:author="Levine, Charles Roger CTR USARMY USMA (USA)" w:date="2026-10-12T22:52:00Z" w16du:dateUtc="2026-10-13T02:52:00Z">
+        <w:r>
+          <w:delText xml:space="preserve">. The cross terms sum to zero inside each group because deviations from that group’s mean sum to zero. Consequently, </w:delText>
+        </w:r>
+      </w:del>
+      <m:oMath>
         <m:sSub>
           <m:sSubPr>
             <m:ctrlPr>
-              <w:del w:id="504" w:author="Levine, Charles Roger CTR USARMY USMA (USA)" w:date="2026-10-12T22:52:00Z" w16du:dateUtc="2026-10-13T02:52:00Z">
+              <w:del w:id="507" w:author="Levine, Charles Roger CTR USARMY USMA (USA)" w:date="2026-10-12T22:52:00Z" w16du:dateUtc="2026-10-13T02:52:00Z">
                 <w:rPr>
                   <w:rFonts w:ascii="Cambria Math" w:hAnsi="Cambria Math"/>
                 </w:rPr>
@@ -18006,192 +17062,27 @@
           </m:sSubPr>
           <m:e>
             <m:r>
-              <w:del w:id="505" w:author="Levine, Charles Roger CTR USARMY USMA (USA)" w:date="2026-10-12T22:52:00Z" w16du:dateUtc="2026-10-13T02:52:00Z">
-                <w:rPr>
-                  <w:rFonts w:ascii="Cambria Math" w:hAnsi="Cambria Math"/>
-                </w:rPr>
-                <m:t>T</m:t>
+              <w:del w:id="508" w:author="Levine, Charles Roger CTR USARMY USMA (USA)" w:date="2026-10-12T22:52:00Z" w16du:dateUtc="2026-10-13T02:52:00Z">
+                <w:rPr>
+                  <w:rFonts w:ascii="Cambria Math" w:hAnsi="Cambria Math"/>
+                </w:rPr>
+                <m:t>H</m:t>
               </w:del>
             </m:r>
           </m:e>
           <m:sub>
             <m:r>
-              <w:del w:id="506" w:author="Levine, Charles Roger CTR USARMY USMA (USA)" w:date="2026-10-12T22:52:00Z" w16du:dateUtc="2026-10-13T02:52:00Z">
-                <w:rPr>
-                  <w:rFonts w:ascii="Cambria Math" w:hAnsi="Cambria Math"/>
-                </w:rPr>
-                <m:t>g</m:t>
-              </w:del>
-            </m:r>
-            <m:r>
-              <w:del w:id="507" w:author="Levine, Charles Roger CTR USARMY USMA (USA)" w:date="2026-10-12T22:52:00Z" w16du:dateUtc="2026-10-13T02:52:00Z">
-                <m:rPr>
-                  <m:sty m:val="p"/>
-                </m:rPr>
-                <w:rPr>
-                  <w:rFonts w:ascii="Cambria Math" w:hAnsi="Cambria Math"/>
-                </w:rPr>
-                <m:t>(</m:t>
-              </w:del>
-            </m:r>
-            <m:r>
-              <w:del w:id="508" w:author="Levine, Charles Roger CTR USARMY USMA (USA)" w:date="2026-10-12T22:52:00Z" w16du:dateUtc="2026-10-13T02:52:00Z">
-                <w:rPr>
-                  <w:rFonts w:ascii="Cambria Math" w:hAnsi="Cambria Math"/>
-                </w:rPr>
-                <m:t>i</m:t>
-              </w:del>
-            </m:r>
-            <m:r>
               <w:del w:id="509" w:author="Levine, Charles Roger CTR USARMY USMA (USA)" w:date="2026-10-12T22:52:00Z" w16du:dateUtc="2026-10-13T02:52:00Z">
-                <m:rPr>
-                  <m:sty m:val="p"/>
-                </m:rPr>
-                <w:rPr>
-                  <w:rFonts w:ascii="Cambria Math" w:hAnsi="Cambria Math"/>
-                </w:rPr>
-                <m:t>)</m:t>
+                <w:rPr>
+                  <w:rFonts w:ascii="Cambria Math" w:hAnsi="Cambria Math"/>
+                </w:rPr>
+                <m:t>sort</m:t>
               </w:del>
             </m:r>
           </m:sub>
         </m:sSub>
       </m:oMath>
       <w:del w:id="510" w:author="Levine, Charles Roger CTR USARMY USMA (USA)" w:date="2026-10-12T22:52:00Z" w16du:dateUtc="2026-10-13T02:52:00Z">
-        <w:r>
-          <w:delText xml:space="preserve"> and </w:delText>
-        </w:r>
-      </w:del>
-      <m:oMath>
-        <m:sSub>
-          <m:sSubPr>
-            <m:ctrlPr>
-              <w:del w:id="511" w:author="Levine, Charles Roger CTR USARMY USMA (USA)" w:date="2026-10-12T22:52:00Z" w16du:dateUtc="2026-10-13T02:52:00Z">
-                <w:rPr>
-                  <w:rFonts w:ascii="Cambria Math" w:hAnsi="Cambria Math"/>
-                </w:rPr>
-              </w:del>
-            </m:ctrlPr>
-          </m:sSubPr>
-          <m:e>
-            <m:r>
-              <w:del w:id="512" w:author="Levine, Charles Roger CTR USARMY USMA (USA)" w:date="2026-10-12T22:52:00Z" w16du:dateUtc="2026-10-13T02:52:00Z">
-                <w:rPr>
-                  <w:rFonts w:ascii="Cambria Math" w:hAnsi="Cambria Math"/>
-                </w:rPr>
-                <m:t>T</m:t>
-              </w:del>
-            </m:r>
-          </m:e>
-          <m:sub>
-            <m:r>
-              <w:del w:id="513" w:author="Levine, Charles Roger CTR USARMY USMA (USA)" w:date="2026-10-12T22:52:00Z" w16du:dateUtc="2026-10-13T02:52:00Z">
-                <w:rPr>
-                  <w:rFonts w:ascii="Cambria Math" w:hAnsi="Cambria Math"/>
-                </w:rPr>
-                <m:t>g</m:t>
-              </w:del>
-            </m:r>
-            <m:r>
-              <w:del w:id="514" w:author="Levine, Charles Roger CTR USARMY USMA (USA)" w:date="2026-10-12T22:52:00Z" w16du:dateUtc="2026-10-13T02:52:00Z">
-                <m:rPr>
-                  <m:sty m:val="p"/>
-                </m:rPr>
-                <w:rPr>
-                  <w:rFonts w:ascii="Cambria Math" w:hAnsi="Cambria Math"/>
-                </w:rPr>
-                <m:t>(</m:t>
-              </w:del>
-            </m:r>
-            <m:r>
-              <w:del w:id="515" w:author="Levine, Charles Roger CTR USARMY USMA (USA)" w:date="2026-10-12T22:52:00Z" w16du:dateUtc="2026-10-13T02:52:00Z">
-                <w:rPr>
-                  <w:rFonts w:ascii="Cambria Math" w:hAnsi="Cambria Math"/>
-                </w:rPr>
-                <m:t>i</m:t>
-              </w:del>
-            </m:r>
-            <m:r>
-              <w:del w:id="516" w:author="Levine, Charles Roger CTR USARMY USMA (USA)" w:date="2026-10-12T22:52:00Z" w16du:dateUtc="2026-10-13T02:52:00Z">
-                <m:rPr>
-                  <m:sty m:val="p"/>
-                </m:rPr>
-                <w:rPr>
-                  <w:rFonts w:ascii="Cambria Math" w:hAnsi="Cambria Math"/>
-                </w:rPr>
-                <m:t>)</m:t>
-              </w:del>
-            </m:r>
-          </m:sub>
-        </m:sSub>
-      </m:oMath>
-      <w:del w:id="517" w:author="Levine, Charles Roger CTR USARMY USMA (USA)" w:date="2026-10-12T22:52:00Z" w16du:dateUtc="2026-10-13T02:52:00Z">
-        <w:r>
-          <w:delText xml:space="preserve"> − </w:delText>
-        </w:r>
-      </w:del>
-      <m:oMath>
-        <m:bar>
-          <m:barPr>
-            <m:pos m:val="top"/>
-            <m:ctrlPr>
-              <w:del w:id="518" w:author="Levine, Charles Roger CTR USARMY USMA (USA)" w:date="2026-10-12T22:52:00Z" w16du:dateUtc="2026-10-13T02:52:00Z">
-                <w:rPr>
-                  <w:rFonts w:ascii="Cambria Math" w:hAnsi="Cambria Math"/>
-                </w:rPr>
-              </w:del>
-            </m:ctrlPr>
-          </m:barPr>
-          <m:e>
-            <m:r>
-              <w:del w:id="519" w:author="Levine, Charles Roger CTR USARMY USMA (USA)" w:date="2026-10-12T22:52:00Z" w16du:dateUtc="2026-10-13T02:52:00Z">
-                <w:rPr>
-                  <w:rFonts w:ascii="Cambria Math" w:hAnsi="Cambria Math"/>
-                </w:rPr>
-                <m:t>A</m:t>
-              </w:del>
-            </m:r>
-          </m:e>
-        </m:bar>
-      </m:oMath>
-      <w:del w:id="520" w:author="Levine, Charles Roger CTR USARMY USMA (USA)" w:date="2026-10-12T22:52:00Z" w16du:dateUtc="2026-10-13T02:52:00Z">
-        <w:r>
-          <w:delText xml:space="preserve">. The cross terms sum to zero inside each group because deviations from that group’s mean sum to zero. Consequently, </w:delText>
-        </w:r>
-      </w:del>
-      <m:oMath>
-        <m:sSub>
-          <m:sSubPr>
-            <m:ctrlPr>
-              <w:del w:id="521" w:author="Levine, Charles Roger CTR USARMY USMA (USA)" w:date="2026-10-12T22:52:00Z" w16du:dateUtc="2026-10-13T02:52:00Z">
-                <w:rPr>
-                  <w:rFonts w:ascii="Cambria Math" w:hAnsi="Cambria Math"/>
-                </w:rPr>
-              </w:del>
-            </m:ctrlPr>
-          </m:sSubPr>
-          <m:e>
-            <m:r>
-              <w:del w:id="522" w:author="Levine, Charles Roger CTR USARMY USMA (USA)" w:date="2026-10-12T22:52:00Z" w16du:dateUtc="2026-10-13T02:52:00Z">
-                <w:rPr>
-                  <w:rFonts w:ascii="Cambria Math" w:hAnsi="Cambria Math"/>
-                </w:rPr>
-                <m:t>H</m:t>
-              </w:del>
-            </m:r>
-          </m:e>
-          <m:sub>
-            <m:r>
-              <w:del w:id="523" w:author="Levine, Charles Roger CTR USARMY USMA (USA)" w:date="2026-10-12T22:52:00Z" w16du:dateUtc="2026-10-13T02:52:00Z">
-                <w:rPr>
-                  <w:rFonts w:ascii="Cambria Math" w:hAnsi="Cambria Math"/>
-                </w:rPr>
-                <m:t>sort</m:t>
-              </w:del>
-            </m:r>
-          </m:sub>
-        </m:sSub>
-      </m:oMath>
-      <w:del w:id="524" w:author="Levine, Charles Roger CTR USARMY USMA (USA)" w:date="2026-10-12T22:52:00Z" w16du:dateUtc="2026-10-13T02:52:00Z">
         <w:r>
           <w:delText xml:space="preserve"> is the between-group share of total variation and lies between zero and one. If the population has no variation in A, its denominator is zero and the statistic is undefined rather than evidence of perfect or absent sorting.</w:delText>
         </w:r>
@@ -18201,17 +17092,17 @@
       <w:pPr>
         <w:pStyle w:val="BodyText"/>
         <w:rPr>
-          <w:del w:id="525" w:author="Levine, Charles Roger CTR USARMY USMA (USA)" w:date="2026-10-12T22:52:00Z" w16du:dateUtc="2026-10-13T02:52:00Z"/>
+          <w:del w:id="511" w:author="Levine, Charles Roger CTR USARMY USMA (USA)" w:date="2026-10-12T22:52:00Z" w16du:dateUtc="2026-10-13T02:52:00Z"/>
         </w:rPr>
       </w:pPr>
-      <w:del w:id="526" w:author="Levine, Charles Roger CTR USARMY USMA (USA)" w:date="2026-10-12T22:52:00Z" w16du:dateUtc="2026-10-13T02:52:00Z">
+      <w:del w:id="512" w:author="Levine, Charles Roger CTR USARMY USMA (USA)" w:date="2026-10-12T22:52:00Z" w16du:dateUtc="2026-10-13T02:52:00Z">
         <w:r>
           <w:delText xml:space="preserve">Nonzero sorting can occur under random assignment in finite groups. With J fixed nonempty group sizes, uniform random allocation of the same </w:delText>
         </w:r>
       </w:del>
       <m:oMath>
         <m:r>
-          <w:del w:id="527" w:author="Levine, Charles Roger CTR USARMY USMA (USA)" w:date="2026-10-12T22:52:00Z" w16du:dateUtc="2026-10-13T02:52:00Z">
+          <w:del w:id="513" w:author="Levine, Charles Roger CTR USARMY USMA (USA)" w:date="2026-10-12T22:52:00Z" w16du:dateUtc="2026-10-13T02:52:00Z">
             <w:rPr>
               <w:rFonts w:ascii="Cambria Math" w:hAnsi="Cambria Math"/>
             </w:rPr>
@@ -18219,7 +17110,7 @@
           </w:del>
         </m:r>
       </m:oMath>
-      <w:del w:id="528" w:author="Levine, Charles Roger CTR USARMY USMA (USA)" w:date="2026-10-12T22:52:00Z" w16du:dateUtc="2026-10-13T02:52:00Z">
+      <w:del w:id="514" w:author="Levine, Charles Roger CTR USARMY USMA (USA)" w:date="2026-10-12T22:52:00Z" w16du:dateUtc="2026-10-13T02:52:00Z">
         <w:r>
           <w:delText xml:space="preserve"> individuals, and positive total variation, the expected index is (J − 1)/(N − 1). One obtains this by applying the finite-population variance of each random group mean and summing its </w:delText>
         </w:r>
@@ -18228,7 +17119,7 @@
         <m:sSub>
           <m:sSubPr>
             <m:ctrlPr>
-              <w:del w:id="529" w:author="Levine, Charles Roger CTR USARMY USMA (USA)" w:date="2026-10-12T22:52:00Z" w16du:dateUtc="2026-10-13T02:52:00Z">
+              <w:del w:id="515" w:author="Levine, Charles Roger CTR USARMY USMA (USA)" w:date="2026-10-12T22:52:00Z" w16du:dateUtc="2026-10-13T02:52:00Z">
                 <w:rPr>
                   <w:rFonts w:ascii="Cambria Math" w:hAnsi="Cambria Math"/>
                 </w:rPr>
@@ -18237,7 +17128,7 @@
           </m:sSubPr>
           <m:e>
             <m:r>
-              <w:del w:id="530" w:author="Levine, Charles Roger CTR USARMY USMA (USA)" w:date="2026-10-12T22:52:00Z" w16du:dateUtc="2026-10-13T02:52:00Z">
+              <w:del w:id="516" w:author="Levine, Charles Roger CTR USARMY USMA (USA)" w:date="2026-10-12T22:52:00Z" w16du:dateUtc="2026-10-13T02:52:00Z">
                 <w:rPr>
                   <w:rFonts w:ascii="Cambria Math" w:hAnsi="Cambria Math"/>
                 </w:rPr>
@@ -18247,7 +17138,7 @@
           </m:e>
           <m:sub>
             <m:r>
-              <w:del w:id="531" w:author="Levine, Charles Roger CTR USARMY USMA (USA)" w:date="2026-10-12T22:52:00Z" w16du:dateUtc="2026-10-13T02:52:00Z">
+              <w:del w:id="517" w:author="Levine, Charles Roger CTR USARMY USMA (USA)" w:date="2026-10-12T22:52:00Z" w16du:dateUtc="2026-10-13T02:52:00Z">
                 <w:rPr>
                   <w:rFonts w:ascii="Cambria Math" w:hAnsi="Cambria Math"/>
                 </w:rPr>
@@ -18257,7 +17148,7 @@
           </m:sub>
         </m:sSub>
       </m:oMath>
-      <w:del w:id="532" w:author="Levine, Charles Roger CTR USARMY USMA (USA)" w:date="2026-10-12T22:52:00Z" w16du:dateUtc="2026-10-13T02:52:00Z">
+      <w:del w:id="518" w:author="Levine, Charles Roger CTR USARMY USMA (USA)" w:date="2026-10-12T22:52:00Z" w16du:dateUtc="2026-10-13T02:52:00Z">
         <w:r>
           <w:delText xml:space="preserve">-weighted squared deviation from </w:delText>
         </w:r>
@@ -18267,7 +17158,7 @@
           <m:barPr>
             <m:pos m:val="top"/>
             <m:ctrlPr>
-              <w:del w:id="533" w:author="Levine, Charles Roger CTR USARMY USMA (USA)" w:date="2026-10-12T22:52:00Z" w16du:dateUtc="2026-10-13T02:52:00Z">
+              <w:del w:id="519" w:author="Levine, Charles Roger CTR USARMY USMA (USA)" w:date="2026-10-12T22:52:00Z" w16du:dateUtc="2026-10-13T02:52:00Z">
                 <w:rPr>
                   <w:rFonts w:ascii="Cambria Math" w:hAnsi="Cambria Math"/>
                 </w:rPr>
@@ -18276,7 +17167,7 @@
           </m:barPr>
           <m:e>
             <m:r>
-              <w:del w:id="534" w:author="Levine, Charles Roger CTR USARMY USMA (USA)" w:date="2026-10-12T22:52:00Z" w16du:dateUtc="2026-10-13T02:52:00Z">
+              <w:del w:id="520" w:author="Levine, Charles Roger CTR USARMY USMA (USA)" w:date="2026-10-12T22:52:00Z" w16du:dateUtc="2026-10-13T02:52:00Z">
                 <w:rPr>
                   <w:rFonts w:ascii="Cambria Math" w:hAnsi="Cambria Math"/>
                 </w:rPr>
@@ -18286,7 +17177,7 @@
           </m:e>
         </m:bar>
       </m:oMath>
-      <w:del w:id="535" w:author="Levine, Charles Roger CTR USARMY USMA (USA)" w:date="2026-10-12T22:52:00Z" w16du:dateUtc="2026-10-13T02:52:00Z">
+      <w:del w:id="521" w:author="Levine, Charles Roger CTR USARMY USMA (USA)" w:date="2026-10-12T22:52:00Z" w16du:dateUtc="2026-10-13T02:52:00Z">
         <w:r>
           <w:delText>. This analytic reference applies to the uniform allocation benchmark; a reference ensemble remains useful for variability and for procedures with additional constraints.</w:delText>
         </w:r>
@@ -18296,17 +17187,17 @@
       <w:pPr>
         <w:pStyle w:val="BodyText"/>
         <w:rPr>
-          <w:del w:id="536" w:author="Levine, Charles Roger CTR USARMY USMA (USA)" w:date="2026-10-12T22:52:00Z" w16du:dateUtc="2026-10-13T02:52:00Z"/>
+          <w:del w:id="522" w:author="Levine, Charles Roger CTR USARMY USMA (USA)" w:date="2026-10-12T22:52:00Z" w16du:dateUtc="2026-10-13T02:52:00Z"/>
         </w:rPr>
       </w:pPr>
-      <w:del w:id="537" w:author="Levine, Charles Roger CTR USARMY USMA (USA)" w:date="2026-10-12T22:52:00Z" w16du:dateUtc="2026-10-13T02:52:00Z">
+      <w:del w:id="523" w:author="Levine, Charles Roger CTR USARMY USMA (USA)" w:date="2026-10-12T22:52:00Z" w16du:dateUtc="2026-10-13T02:52:00Z">
         <w:r>
           <w:delText xml:space="preserve">Realized sorting therefore depends on </w:delText>
         </w:r>
       </w:del>
       <m:oMath>
         <m:r>
-          <w:del w:id="538" w:author="Levine, Charles Roger CTR USARMY USMA (USA)" w:date="2026-10-12T22:52:00Z" w16du:dateUtc="2026-10-13T02:52:00Z">
+          <w:del w:id="524" w:author="Levine, Charles Roger CTR USARMY USMA (USA)" w:date="2026-10-12T22:52:00Z" w16du:dateUtc="2026-10-13T02:52:00Z">
             <w:rPr>
               <w:rFonts w:ascii="Cambria Math" w:hAnsi="Cambria Math"/>
             </w:rPr>
@@ -18314,7 +17205,7 @@
           </w:del>
         </m:r>
       </m:oMath>
-      <w:del w:id="539" w:author="Levine, Charles Roger CTR USARMY USMA (USA)" w:date="2026-10-12T22:52:00Z" w16du:dateUtc="2026-10-13T02:52:00Z">
+      <w:del w:id="525" w:author="Levine, Charles Roger CTR USARMY USMA (USA)" w:date="2026-10-12T22:52:00Z" w16du:dateUtc="2026-10-13T02:52:00Z">
         <w:r>
           <w:delText xml:space="preserve">, the A distribution, roster capacities, and stochastic assignment history. A comparison should report both the chosen preference and the resulting </w:delText>
         </w:r>
@@ -18323,7 +17214,7 @@
         <m:sSub>
           <m:sSubPr>
             <m:ctrlPr>
-              <w:del w:id="540" w:author="Levine, Charles Roger CTR USARMY USMA (USA)" w:date="2026-10-12T22:52:00Z" w16du:dateUtc="2026-10-13T02:52:00Z">
+              <w:del w:id="526" w:author="Levine, Charles Roger CTR USARMY USMA (USA)" w:date="2026-10-12T22:52:00Z" w16du:dateUtc="2026-10-13T02:52:00Z">
                 <w:rPr>
                   <w:rFonts w:ascii="Cambria Math" w:hAnsi="Cambria Math"/>
                 </w:rPr>
@@ -18332,7 +17223,7 @@
           </m:sSubPr>
           <m:e>
             <m:r>
-              <w:del w:id="541" w:author="Levine, Charles Roger CTR USARMY USMA (USA)" w:date="2026-10-12T22:52:00Z" w16du:dateUtc="2026-10-13T02:52:00Z">
+              <w:del w:id="527" w:author="Levine, Charles Roger CTR USARMY USMA (USA)" w:date="2026-10-12T22:52:00Z" w16du:dateUtc="2026-10-13T02:52:00Z">
                 <w:rPr>
                   <w:rFonts w:ascii="Cambria Math" w:hAnsi="Cambria Math"/>
                 </w:rPr>
@@ -18342,7 +17233,7 @@
           </m:e>
           <m:sub>
             <m:r>
-              <w:del w:id="542" w:author="Levine, Charles Roger CTR USARMY USMA (USA)" w:date="2026-10-12T22:52:00Z" w16du:dateUtc="2026-10-13T02:52:00Z">
+              <w:del w:id="528" w:author="Levine, Charles Roger CTR USARMY USMA (USA)" w:date="2026-10-12T22:52:00Z" w16du:dateUtc="2026-10-13T02:52:00Z">
                 <w:rPr>
                   <w:rFonts w:ascii="Cambria Math" w:hAnsi="Cambria Math"/>
                 </w:rPr>
@@ -18352,7 +17243,7 @@
           </m:sub>
         </m:sSub>
       </m:oMath>
-      <w:del w:id="543" w:author="Levine, Charles Roger CTR USARMY USMA (USA)" w:date="2026-10-12T22:52:00Z" w16du:dateUtc="2026-10-13T02:52:00Z">
+      <w:del w:id="529" w:author="Levine, Charles Roger CTR USARMY USMA (USA)" w:date="2026-10-12T22:52:00Z" w16du:dateUtc="2026-10-13T02:52:00Z">
         <w:r>
           <w:delText xml:space="preserve">, rather than equating ρ = 0 with an observed index of zero. An empirical </w:delText>
         </w:r>
@@ -18361,7 +17252,7 @@
         <m:sSub>
           <m:sSubPr>
             <m:ctrlPr>
-              <w:del w:id="544" w:author="Levine, Charles Roger CTR USARMY USMA (USA)" w:date="2026-10-12T22:52:00Z" w16du:dateUtc="2026-10-13T02:52:00Z">
+              <w:del w:id="530" w:author="Levine, Charles Roger CTR USARMY USMA (USA)" w:date="2026-10-12T22:52:00Z" w16du:dateUtc="2026-10-13T02:52:00Z">
                 <w:rPr>
                   <w:rFonts w:ascii="Cambria Math" w:hAnsi="Cambria Math"/>
                 </w:rPr>
@@ -18370,7 +17261,7 @@
           </m:sSubPr>
           <m:e>
             <m:r>
-              <w:del w:id="545" w:author="Levine, Charles Roger CTR USARMY USMA (USA)" w:date="2026-10-12T22:52:00Z" w16du:dateUtc="2026-10-13T02:52:00Z">
+              <w:del w:id="531" w:author="Levine, Charles Roger CTR USARMY USMA (USA)" w:date="2026-10-12T22:52:00Z" w16du:dateUtc="2026-10-13T02:52:00Z">
                 <w:rPr>
                   <w:rFonts w:ascii="Cambria Math" w:hAnsi="Cambria Math"/>
                 </w:rPr>
@@ -18380,7 +17271,7 @@
           </m:e>
           <m:sub>
             <m:r>
-              <w:del w:id="546" w:author="Levine, Charles Roger CTR USARMY USMA (USA)" w:date="2026-10-12T22:52:00Z" w16du:dateUtc="2026-10-13T02:52:00Z">
+              <w:del w:id="532" w:author="Levine, Charles Roger CTR USARMY USMA (USA)" w:date="2026-10-12T22:52:00Z" w16du:dateUtc="2026-10-13T02:52:00Z">
                 <w:rPr>
                   <w:rFonts w:ascii="Cambria Math" w:hAnsi="Cambria Math"/>
                 </w:rPr>
@@ -18390,7 +17281,7 @@
           </m:sub>
         </m:sSub>
       </m:oMath>
-      <w:del w:id="547" w:author="Levine, Charles Roger CTR USARMY USMA (USA)" w:date="2026-10-12T22:52:00Z" w16du:dateUtc="2026-10-13T02:52:00Z">
+      <w:del w:id="533" w:author="Levine, Charles Roger CTR USARMY USMA (USA)" w:date="2026-10-12T22:52:00Z" w16du:dateUtc="2026-10-13T02:52:00Z">
         <w:r>
           <w:delText xml:space="preserve"> below a simulated reference does not establish that real assignment was random.</w:delText>
         </w:r>
@@ -18400,17 +17291,17 @@
       <w:pPr>
         <w:pStyle w:val="Heading2"/>
       </w:pPr>
-      <w:bookmarkStart w:id="548" w:name="X1ad203f4aedc8fcded9afae827919e65ec1bf18"/>
-      <w:bookmarkEnd w:id="308"/>
+      <w:bookmarkStart w:id="534" w:name="X1ad203f4aedc8fcded9afae827919e65ec1bf18"/>
+      <w:bookmarkEnd w:id="292"/>
       <w:r>
         <w:t xml:space="preserve">4.6.4 </w:t>
       </w:r>
-      <w:ins w:id="549" w:author="Levine, Charles Roger CTR USARMY USMA (USA)" w:date="2026-10-12T22:56:00Z" w16du:dateUtc="2026-10-13T02:56:00Z">
+      <w:ins w:id="535" w:author="Levine, Charles Roger CTR USARMY USMA (USA)" w:date="2026-10-12T22:56:00Z" w16du:dateUtc="2026-10-13T02:56:00Z">
         <w:r>
           <w:t>Using artificial groups to investigate congestion</w:t>
         </w:r>
       </w:ins>
-      <w:del w:id="550" w:author="Levine, Charles Roger CTR USARMY USMA (USA)" w:date="2026-10-12T22:56:00Z" w16du:dateUtc="2026-10-13T02:56:00Z">
+      <w:del w:id="536" w:author="Levine, Charles Roger CTR USARMY USMA (USA)" w:date="2026-10-12T22:56:00Z" w16du:dateUtc="2026-10-13T02:56:00Z">
         <w:r>
           <w:delText>Connecting assignment to mechanism experiments</w:delText>
         </w:r>
@@ -18419,15 +17310,15 @@
     <w:p>
       <w:pPr>
         <w:rPr>
-          <w:ins w:id="551" w:author="Levine, Charles Roger CTR USARMY USMA (USA)" w:date="2026-10-12T22:57:00Z"/>
+          <w:ins w:id="537" w:author="Levine, Charles Roger CTR USARMY USMA (USA)" w:date="2026-10-12T22:57:00Z"/>
         </w:rPr>
       </w:pPr>
-      <w:del w:id="552" w:author="Levine, Charles Roger CTR USARMY USMA (USA)" w:date="2026-10-12T22:57:00Z" w16du:dateUtc="2026-10-13T02:57:00Z">
+      <w:del w:id="538" w:author="Levine, Charles Roger CTR USARMY USMA (USA)" w:date="2026-10-12T22:57:00Z" w16du:dateUtc="2026-10-13T02:57:00Z">
         <w:r>
           <w:delText>A controlled</w:delText>
         </w:r>
       </w:del>
-      <w:ins w:id="553" w:author="Levine, Charles Roger CTR USARMY USMA (USA)" w:date="2026-10-12T22:57:00Z">
+      <w:ins w:id="539" w:author="Levine, Charles Roger CTR USARMY USMA (USA)" w:date="2026-10-12T22:57:00Z">
         <w:r>
           <w:t>A simulation first assigns individuals to groups, then calculates their scores, and finally applies the selection rule. This is the chronological ASSIGN → SCORE → SELECT sequence. The chapter introduced scoring and selection first because they define the advancement mechanism; assignment supplies controlled group environments in which to examine it.</w:t>
         </w:r>
@@ -18436,10 +17327,10 @@
     <w:p>
       <w:pPr>
         <w:rPr>
-          <w:ins w:id="554" w:author="Levine, Charles Roger CTR USARMY USMA (USA)" w:date="2026-10-12T22:57:00Z"/>
+          <w:ins w:id="540" w:author="Levine, Charles Roger CTR USARMY USMA (USA)" w:date="2026-10-12T22:57:00Z"/>
         </w:rPr>
       </w:pPr>
-      <w:ins w:id="555" w:author="Levine, Charles Roger CTR USARMY USMA (USA)" w:date="2026-10-12T22:57:00Z">
+      <w:ins w:id="541" w:author="Levine, Charles Roger CTR USARMY USMA (USA)" w:date="2026-10-12T22:57:00Z">
         <w:r>
           <w:t>Different comparisons require different quantities to remain fixed. To examine the effect of the congestion penalty, we can use exactly the same individuals and memberships under performance-only and congestion-adjusted scoring. Keeping the selection rule and number of places fixed then isolates the consequences of changing the scoring rule.</w:t>
         </w:r>
@@ -18448,11 +17339,12 @@
     <w:p>
       <w:pPr>
         <w:rPr>
-          <w:ins w:id="556" w:author="Levine, Charles Roger CTR USARMY USMA (USA)" w:date="2026-10-12T22:57:00Z"/>
+          <w:ins w:id="542" w:author="Levine, Charles Roger CTR USARMY USMA (USA)" w:date="2026-10-12T22:57:00Z"/>
         </w:rPr>
       </w:pPr>
-      <w:ins w:id="557" w:author="Levine, Charles Roger CTR USARMY USMA (USA)" w:date="2026-10-12T22:57:00Z">
+      <w:ins w:id="543" w:author="Levine, Charles Roger CTR USARMY USMA (USA)" w:date="2026-10-12T22:57:00Z">
         <w:r>
+          <w:lastRenderedPageBreak/>
           <w:t xml:space="preserve">To examine the consequences of sorting, we instead vary </w:t>
         </w:r>
       </w:ins>
@@ -18464,7 +17356,7 @@
           <m:t>ρ</m:t>
         </m:r>
       </m:oMath>
-      <w:ins w:id="558" w:author="Levine, Charles Roger CTR USARMY USMA (USA)" w:date="2026-10-12T22:57:00Z">
+      <w:ins w:id="544" w:author="Levine, Charles Roger CTR USARMY USMA (USA)" w:date="2026-10-12T22:57:00Z">
         <w:r>
           <w:t xml:space="preserve"> while retaining the same individuals, performance values, and group capacities. The resulting memberships are allowed to change—that is the purpose of the comparison. Threshold and selection settings remain fixed within a comparison at a given level of scarcity; comparisons across scarcity levels use the threshold alignment described in Section 4.5.3.</w:t>
         </w:r>
@@ -18473,33 +17365,29 @@
     <w:p>
       <w:pPr>
         <w:rPr>
-          <w:del w:id="559" w:author="Levine, Charles Roger CTR USARMY USMA (USA)" w:date="2026-10-12T22:57:00Z" w16du:dateUtc="2026-10-13T02:57:00Z"/>
+          <w:del w:id="545" w:author="Levine, Charles Roger CTR USARMY USMA (USA)" w:date="2026-10-12T22:57:00Z" w16du:dateUtc="2026-10-13T02:57:00Z"/>
         </w:rPr>
       </w:pPr>
-      <w:ins w:id="560" w:author="Levine, Charles Roger CTR USARMY USMA (USA)" w:date="2026-10-12T22:57:00Z">
+      <w:ins w:id="546" w:author="Levine, Charles Roger CTR USARMY USMA (USA)" w:date="2026-10-12T22:57:00Z">
         <w:r>
-          <w:t xml:space="preserve">Changing assignment preference can alter which individuals encounter strong peers, the distribution of roster pressure across groups, and the association between individual performance and group environment. These changes can affect the selection curves discussed in Section 4.5.4. </w:t>
-        </w:r>
-        <w:r>
-          <w:lastRenderedPageBreak/>
-          <w:t>Recording both realized sorting and selection outcomes allows us to distinguish how the population was rearranged from what that rearrangement meant for advancement.</w:t>
+          <w:t>Changing assignment preference can alter which individuals encounter strong peers, the distribution of roster pressure across groups, and the association between individual performance and group environment. These changes can affect the selection curves discussed in Section 4.5.4. Recording both realized sorting and selection outcomes allows us to distinguish how the population was rearranged from what that rearrangement meant for advancement.</w:t>
         </w:r>
       </w:ins>
-      <w:del w:id="561" w:author="Levine, Charles Roger CTR USARMY USMA (USA)" w:date="2026-10-12T22:57:00Z" w16du:dateUtc="2026-10-13T02:57:00Z">
+      <w:del w:id="547" w:author="Levine, Charles Roger CTR USARMY USMA (USA)" w:date="2026-10-12T22:57:00Z" w16du:dateUtc="2026-10-13T02:57:00Z">
         <w:r>
           <w:delText xml:space="preserve"> simulation first assigns individuals, then computes scores on the resulting groups, and finally selects winners. That is the chronological ASSIGN → SCORE → SELECT pipeline. The chapter introduced the components in a different order to establish the advancement mechanism before explaining how its artificial environments are generated.</w:delText>
         </w:r>
       </w:del>
     </w:p>
     <w:p>
-      <w:del w:id="562" w:author="Levine, Charles Roger CTR USARMY USMA (USA)" w:date="2026-10-12T22:57:00Z" w16du:dateUtc="2026-10-13T02:57:00Z">
+      <w:del w:id="548" w:author="Levine, Charles Roger CTR USARMY USMA (USA)" w:date="2026-10-12T22:57:00Z" w16du:dateUtc="2026-10-13T02:57:00Z">
         <w:r>
           <w:delText xml:space="preserve">When comparing penalties on the same assignments, the population, capacities, and groups can be held exactly fixed. When comparing assignment preferences, paired arrival orders and random draws reduce avoidable simulation variation, but they do not hold the resulting groups fixed. Changes in </w:delText>
         </w:r>
       </w:del>
       <m:oMath>
         <m:r>
-          <w:del w:id="563" w:author="Levine, Charles Roger CTR USARMY USMA (USA)" w:date="2026-10-12T22:57:00Z" w16du:dateUtc="2026-10-13T02:57:00Z">
+          <w:del w:id="549" w:author="Levine, Charles Roger CTR USARMY USMA (USA)" w:date="2026-10-12T22:57:00Z" w16du:dateUtc="2026-10-13T02:57:00Z">
             <w:rPr>
               <w:rFonts w:ascii="Cambria Math" w:hAnsi="Cambria Math"/>
             </w:rPr>
@@ -18507,7 +17395,7 @@
           </w:del>
         </m:r>
       </m:oMath>
-      <w:del w:id="564" w:author="Levine, Charles Roger CTR USARMY USMA (USA)" w:date="2026-10-12T22:57:00Z" w16du:dateUtc="2026-10-13T02:57:00Z">
+      <w:del w:id="550" w:author="Levine, Charles Roger CTR USARMY USMA (USA)" w:date="2026-10-12T22:57:00Z" w16du:dateUtc="2026-10-13T02:57:00Z">
         <w:r>
           <w:delText xml:space="preserve"> can alter the range of environments, the association between </w:delText>
         </w:r>
@@ -18516,7 +17404,7 @@
         <m:sSub>
           <m:sSubPr>
             <m:ctrlPr>
-              <w:del w:id="565" w:author="Levine, Charles Roger CTR USARMY USMA (USA)" w:date="2026-10-12T22:57:00Z" w16du:dateUtc="2026-10-13T02:57:00Z">
+              <w:del w:id="551" w:author="Levine, Charles Roger CTR USARMY USMA (USA)" w:date="2026-10-12T22:57:00Z" w16du:dateUtc="2026-10-13T02:57:00Z">
                 <w:rPr>
                   <w:rFonts w:ascii="Cambria Math" w:hAnsi="Cambria Math"/>
                 </w:rPr>
@@ -18525,7 +17413,7 @@
           </m:sSubPr>
           <m:e>
             <m:r>
-              <w:del w:id="566" w:author="Levine, Charles Roger CTR USARMY USMA (USA)" w:date="2026-10-12T22:57:00Z" w16du:dateUtc="2026-10-13T02:57:00Z">
+              <w:del w:id="552" w:author="Levine, Charles Roger CTR USARMY USMA (USA)" w:date="2026-10-12T22:57:00Z" w16du:dateUtc="2026-10-13T02:57:00Z">
                 <w:rPr>
                   <w:rFonts w:ascii="Cambria Math" w:hAnsi="Cambria Math"/>
                 </w:rPr>
@@ -18535,7 +17423,7 @@
           </m:e>
           <m:sub>
             <m:r>
-              <w:del w:id="567" w:author="Levine, Charles Roger CTR USARMY USMA (USA)" w:date="2026-10-12T22:57:00Z" w16du:dateUtc="2026-10-13T02:57:00Z">
+              <w:del w:id="553" w:author="Levine, Charles Roger CTR USARMY USMA (USA)" w:date="2026-10-12T22:57:00Z" w16du:dateUtc="2026-10-13T02:57:00Z">
                 <w:rPr>
                   <w:rFonts w:ascii="Cambria Math" w:hAnsi="Cambria Math"/>
                 </w:rPr>
@@ -18545,7 +17433,7 @@
           </m:sub>
         </m:sSub>
       </m:oMath>
-      <w:del w:id="568" w:author="Levine, Charles Roger CTR USARMY USMA (USA)" w:date="2026-10-12T22:57:00Z" w16du:dateUtc="2026-10-13T02:57:00Z">
+      <w:del w:id="554" w:author="Levine, Charles Roger CTR USARMY USMA (USA)" w:date="2026-10-12T22:57:00Z" w16du:dateUtc="2026-10-13T02:57:00Z">
         <w:r>
           <w:delText xml:space="preserve"> and those environments, and winner identities. Those channels must be considered when interpreting a changed success curve.</w:delText>
         </w:r>
@@ -18555,9 +17443,9 @@
       <w:pPr>
         <w:pStyle w:val="Heading1"/>
       </w:pPr>
-      <w:bookmarkStart w:id="569" w:name="X3c3c4c0997d1df4bc4320797fc414201263c54a"/>
-      <w:bookmarkEnd w:id="109"/>
-      <w:bookmarkEnd w:id="548"/>
+      <w:bookmarkStart w:id="555" w:name="X3c3c4c0997d1df4bc4320797fc414201263c54a"/>
+      <w:bookmarkEnd w:id="93"/>
+      <w:bookmarkEnd w:id="534"/>
       <w:r>
         <w:t>4.7 What the completed mechanism experiments establish</w:t>
       </w:r>
@@ -18571,7 +17459,7 @@
       <w:pPr>
         <w:pStyle w:val="Heading2"/>
       </w:pPr>
-      <w:bookmarkStart w:id="570" w:name="experimental-setting-and-interpretation"/>
+      <w:bookmarkStart w:id="556" w:name="experimental-setting-and-interpretation"/>
       <w:r>
         <w:t>4.7.1 Experimental setting and interpretation</w:t>
       </w:r>
@@ -18615,7 +17503,18 @@
         </m:r>
       </m:oMath>
       <w:r>
-        <w:t xml:space="preserve"> fixed at the season’s 99th performance percentile. The selection rule was deterministic top-K. Thus these experiments demonstrate behavior of the deterministic member of the model family; they are not results from the unrestricted stochastic SELECT rule. [14]</w:t>
+        <w:t xml:space="preserve"> fixed at the season’s 99th performance percentile. The selection rule was deterministic top-</w:t>
+      </w:r>
+      <m:oMath>
+        <m:r>
+          <w:rPr>
+            <w:rFonts w:ascii="Cambria Math" w:hAnsi="Cambria Math"/>
+          </w:rPr>
+          <m:t>K</m:t>
+        </m:r>
+      </m:oMath>
+      <w:r>
+        <w:t>. Thus these experiments demonstrate behavior of the deterministic member of the model family; they are not results from the unrestricted stochastic SELECT rule. [14]</w:t>
       </w:r>
     </w:p>
     <w:p>
@@ -18623,15 +17522,19 @@
         <w:pStyle w:val="BodyText"/>
       </w:pPr>
       <w:r>
-        <w:t>The characteristic values came from measured basketball production and should not be relabeled portable or innate talent. The 2015 working population contained 4,267 players on 351 teams. The same athlete can appear in more than one year, and repeated assignments do not create independent empirical populations. These are controlled mechanism experiments, not a held-out prediction exercise or a causal estimate of basketball peer effects.</w:t>
+        <w:t xml:space="preserve">The characteristic values came from measured basketball production and should not be relabeled portable or innate talent. The 2015 working population contained 4,267 players on 351 teams. </w:t>
+      </w:r>
+      <w:r>
+        <w:lastRenderedPageBreak/>
+        <w:t>The same athlete can appear in more than one year, and repeated assignments do not create independent empirical populations. These are controlled mechanism experiments, not a held-out prediction exercise or a causal estimate of basketball peer effects.</w:t>
       </w:r>
     </w:p>
     <w:p>
       <w:pPr>
         <w:pStyle w:val="Heading2"/>
       </w:pPr>
-      <w:bookmarkStart w:id="571" w:name="X2bdcce90be781303280a4b078df70adb92028df"/>
-      <w:bookmarkEnd w:id="570"/>
+      <w:bookmarkStart w:id="557" w:name="X2bdcce90be781303280a4b078df70adb92028df"/>
+      <w:bookmarkEnd w:id="556"/>
       <w:r>
         <w:t>4.7.2 Congestion can change winners without similarity preference</w:t>
       </w:r>
@@ -18672,7 +17575,6 @@
         <w:pStyle w:val="BodyText"/>
       </w:pPr>
       <w:r>
-        <w:lastRenderedPageBreak/>
         <w:t>This answers a narrow necessity question. It does not establish that a pronounced rise-and-fall outcome curve appears without assortativity, nor that assortativity is universally required for such a curve. Changing selected identities and changing curve shape are distinct criteria. The approximately 2.7% setting was a domain-motivated scenario derived from a career-exit outcome proportion, not a verified annual capacity for every simulated season.</w:t>
       </w:r>
     </w:p>
@@ -18714,8 +17616,8 @@
       <w:pPr>
         <w:pStyle w:val="Heading2"/>
       </w:pPr>
-      <w:bookmarkStart w:id="572" w:name="X97d9df95a828479ab0f1857fc0478829051bfc4"/>
-      <w:bookmarkEnd w:id="571"/>
+      <w:bookmarkStart w:id="558" w:name="X97d9df95a828479ab0f1857fc0478829051bfc4"/>
+      <w:bookmarkEnd w:id="557"/>
       <w:r>
         <w:t>4.7.3 Penalty strength and the visibility of the tail</w:t>
       </w:r>
@@ -18819,7 +17721,37 @@
         </m:r>
       </m:oMath>
       <w:r>
-        <w:t>, equal-width bins 12–15 had selection rates of approximately 32.3%, 31.8%, 27.8%, and 11.9%. Their mean populations per assignment fell from about 95 to 32, 11, and 2.4. The last bin averaged only 0.26 players per assignment. The upper-tail decline was therefore not solely the last bar, but its outermost estimates were supported by few observations. Figure 4.1 retains the population-count row so that the visual pattern can be judged alongside its support.</w:t>
+        <w:t xml:space="preserve">, equal-width bins 12–15 had selection rates of approximately 32.3%, 31.8%, 27.8%, and 11.9%. Their mean populations per assignment fell from about 95 to 32, 11, and 2.4. The last bin averaged only 0.26 players per assignment. The upper-tail decline was therefore not </w:t>
+      </w:r>
+      <w:r>
+        <w:lastRenderedPageBreak/>
+        <w:t xml:space="preserve">solely the last bar, but its outermost estimates were supported by few </w:t>
+      </w:r>
+      <w:proofErr w:type="spellStart"/>
+      <w:r>
+        <w:t>observations.</w:t>
+      </w:r>
+      <w:r>
+        <w:fldChar w:fldCharType="begin"/>
+      </w:r>
+      <w:r>
+        <w:instrText xml:space="preserve"> REF Chapter4Figure5 \h </w:instrText>
+      </w:r>
+      <w:r>
+        <w:fldChar w:fldCharType="separate"/>
+      </w:r>
+      <w:r>
+        <w:t>Figure</w:t>
+      </w:r>
+      <w:proofErr w:type="spellEnd"/>
+      <w:r>
+        <w:t xml:space="preserve"> 4-5</w:t>
+      </w:r>
+      <w:r>
+        <w:fldChar w:fldCharType="end"/>
+      </w:r>
+      <w:r>
+        <w:t>retains the population-count row so that the visual pattern can be judged alongside its support.</w:t>
       </w:r>
     </w:p>
     <w:p>
@@ -18888,8 +17820,18 @@
         <w:pStyle w:val="Caption"/>
         <w:spacing w:line="240" w:lineRule="auto"/>
       </w:pPr>
-      <w:r>
-        <w:t xml:space="preserve">Figure 4.1 Penalty strength and binning in the 2015 simulation. Rows compare </w:t>
+      <w:bookmarkStart w:id="559" w:name="Chapter4Figure5"/>
+      <w:r>
+        <w:t>Figure 4-</w:t>
+      </w:r>
+      <w:fldSimple w:instr=" SEQ Figure \* ARABIC ">
+        <w:r>
+          <w:t>5</w:t>
+        </w:r>
+      </w:fldSimple>
+      <w:bookmarkEnd w:id="559"/>
+      <w:r>
+        <w:t xml:space="preserve">.  Penalty strength and binning in the 2015 simulation. Rows compare </w:t>
       </w:r>
       <m:oMath>
         <m:r>
@@ -18933,8 +17875,8 @@
       <w:pPr>
         <w:pStyle w:val="Heading2"/>
       </w:pPr>
-      <w:bookmarkStart w:id="573" w:name="assignment-preference-and-scarcity"/>
-      <w:bookmarkEnd w:id="572"/>
+      <w:bookmarkStart w:id="560" w:name="assignment-preference-and-scarcity"/>
+      <w:bookmarkEnd w:id="558"/>
       <w:r>
         <w:lastRenderedPageBreak/>
         <w:t>4.7.4 Assignment preference and scarcity</w:t>
@@ -19020,7 +17962,25 @@
         </m:r>
       </m:oMath>
       <w:r>
-        <w:t xml:space="preserve"> at selection fractions of 50% and 1%. It reused the same saved paired assignments rather than generating new teams for each scarcity level. Lower preference substantially flattened the relative selection profile and narrowed the occupied range of peer environments. The contrast persisted at 1% selection. Figure 4.2 expresses each bin’s rate relative to the achieved overall selection rate, making small absolute probabilities visible on a comparable relative scale. [17]</w:t>
+        <w:t xml:space="preserve"> at selection fractions of 50% and 1%. It reused the same saved paired assignments rather than generating new teams for each scarcity level. Lower preference substantially flattened the relative selection profile and narrowed the occupied range of peer environments. The contrast persisted at 1% selection. </w:t>
+      </w:r>
+      <w:r>
+        <w:fldChar w:fldCharType="begin"/>
+      </w:r>
+      <w:r>
+        <w:instrText xml:space="preserve"> REF Chapter4Figure6 \h </w:instrText>
+      </w:r>
+      <w:r>
+        <w:fldChar w:fldCharType="separate"/>
+      </w:r>
+      <w:r>
+        <w:t>Figure 4-6</w:t>
+      </w:r>
+      <w:r>
+        <w:fldChar w:fldCharType="end"/>
+      </w:r>
+      <w:r>
+        <w:t xml:space="preserve"> expresses each bin’s rate relative to the achieved overall selection rate, making small absolute probabilities visible on a comparable relative scale. [17]</w:t>
       </w:r>
     </w:p>
     <w:p>
@@ -19097,8 +18057,18 @@
         <w:pStyle w:val="Caption"/>
         <w:spacing w:line="240" w:lineRule="auto"/>
       </w:pPr>
-      <w:r>
-        <w:t xml:space="preserve">Figure 4.2 Assignment preference under two levels of scarcity in the 2015 simulation. The upper two rows show selection near 50%; the lower two show selection near 1%. Red indicates </w:t>
+      <w:bookmarkStart w:id="561" w:name="Chapter4Figure6"/>
+      <w:r>
+        <w:t>Figure 4-</w:t>
+      </w:r>
+      <w:fldSimple w:instr=" SEQ Figure \* ARABIC ">
+        <w:r>
+          <w:t>6</w:t>
+        </w:r>
+      </w:fldSimple>
+      <w:bookmarkEnd w:id="561"/>
+      <w:r>
+        <w:t xml:space="preserve">.  Assignment preference under two levels of scarcity in the 2015 simulation. The upper two rows show selection near 50%; the lower two show selection near 1%. Red indicates </w:t>
       </w:r>
       <m:oMath>
         <m:r>
@@ -19183,8 +18153,8 @@
       <w:pPr>
         <w:pStyle w:val="Heading2"/>
       </w:pPr>
-      <w:bookmarkStart w:id="574" w:name="what-remains-to-be-established"/>
-      <w:bookmarkEnd w:id="573"/>
+      <w:bookmarkStart w:id="562" w:name="what-remains-to-be-established"/>
+      <w:bookmarkEnd w:id="560"/>
       <w:r>
         <w:t>4.7.5 What remains to be established</w:t>
       </w:r>
@@ -19299,9 +18269,9 @@
       <w:pPr>
         <w:pStyle w:val="Heading1"/>
       </w:pPr>
-      <w:bookmarkStart w:id="575" w:name="the-bridge-to-empirical-fitting"/>
-      <w:bookmarkEnd w:id="569"/>
-      <w:bookmarkEnd w:id="574"/>
+      <w:bookmarkStart w:id="563" w:name="the-bridge-to-empirical-fitting"/>
+      <w:bookmarkEnd w:id="555"/>
+      <w:bookmarkEnd w:id="562"/>
       <w:r>
         <w:t>4.8 The bridge to empirical fitting</w:t>
       </w:r>
@@ -21485,8 +20455,8 @@
       <w:pPr>
         <w:pStyle w:val="Heading1"/>
       </w:pPr>
-      <w:bookmarkStart w:id="576" w:name="X34faad1c749316954420b934931aff7c96ea3d6"/>
-      <w:bookmarkEnd w:id="575"/>
+      <w:bookmarkStart w:id="564" w:name="X34faad1c749316954420b934931aff7c96ea3d6"/>
+      <w:bookmarkEnd w:id="563"/>
       <w:r>
         <w:t>Appendix 4A Technical qualifications and the historical fitting record</w:t>
       </w:r>
@@ -21495,7 +20465,7 @@
       <w:pPr>
         <w:pStyle w:val="Heading2"/>
       </w:pPr>
-      <w:bookmarkStart w:id="577" w:name="Xc4cff8260d0316924cc51552c5cb860d3737775"/>
+      <w:bookmarkStart w:id="565" w:name="Xc4cff8260d0316924cc51552c5cb860d3737775"/>
       <w:r>
         <w:t>4A.1 The intended stochastic rule and legacy software</w:t>
       </w:r>
@@ -21567,8 +20537,8 @@
       <w:pPr>
         <w:pStyle w:val="Heading2"/>
       </w:pPr>
-      <w:bookmarkStart w:id="578" w:name="X30020ca2e28c3ddcf47702a707f4f0d8976e712"/>
-      <w:bookmarkEnd w:id="577"/>
+      <w:bookmarkStart w:id="566" w:name="X30020ca2e28c3ddcf47702a707f4f0d8976e712"/>
+      <w:bookmarkEnd w:id="565"/>
       <w:r>
         <w:t>4A.2 Differences between the stated selection rule and earlier implementations</w:t>
       </w:r>
@@ -23993,8 +22963,8 @@
       <w:pPr>
         <w:pStyle w:val="Heading2"/>
       </w:pPr>
-      <w:bookmarkStart w:id="579" w:name="X61c80e37b1d723545285bb680c26300a41eba3a"/>
-      <w:bookmarkEnd w:id="578"/>
+      <w:bookmarkStart w:id="567" w:name="X61c80e37b1d723545285bb680c26300a41eba3a"/>
+      <w:bookmarkEnd w:id="566"/>
       <w:r>
         <w:t>4A.3 Normalization and threshold construction</w:t>
       </w:r>
@@ -24976,8 +23946,8 @@
       <w:pPr>
         <w:pStyle w:val="Heading2"/>
       </w:pPr>
-      <w:bookmarkStart w:id="580" w:name="X37bb242055bc516b188ab4496a584a40b1a9c72"/>
-      <w:bookmarkEnd w:id="579"/>
+      <w:bookmarkStart w:id="568" w:name="X37bb242055bc516b188ab4496a584a40b1a9c72"/>
+      <w:bookmarkEnd w:id="567"/>
       <w:r>
         <w:t>4A.4 Saved estimates and parameter transfer</w:t>
       </w:r>
@@ -26046,8 +25016,8 @@
       <w:pPr>
         <w:pStyle w:val="Heading2"/>
       </w:pPr>
-      <w:bookmarkStart w:id="581" w:name="Xc89fd0d0a0538ad258b22b5118afea5b3189c30"/>
-      <w:bookmarkEnd w:id="580"/>
+      <w:bookmarkStart w:id="569" w:name="Xc89fd0d0a0538ad258b22b5118afea5b3189c30"/>
+      <w:bookmarkEnd w:id="568"/>
       <w:r>
         <w:lastRenderedPageBreak/>
         <w:t>4A.5 Alternative congestion specifications</w:t>
@@ -26857,9 +25827,9 @@
       <w:pPr>
         <w:pStyle w:val="Heading1"/>
       </w:pPr>
-      <w:bookmarkStart w:id="582" w:name="X8a33aa523801c967d2fea04397cc8e7252f71fa"/>
-      <w:bookmarkEnd w:id="576"/>
-      <w:bookmarkEnd w:id="581"/>
+      <w:bookmarkStart w:id="570" w:name="X8a33aa523801c967d2fea04397cc8e7252f71fa"/>
+      <w:bookmarkEnd w:id="564"/>
+      <w:bookmarkEnd w:id="569"/>
       <w:r>
         <w:lastRenderedPageBreak/>
         <w:t>Appendix 4B Sources for the equations and completed results</w:t>
@@ -26877,49 +25847,27 @@
       <w:r>
         <w:t xml:space="preserve">[1] The stochastic replay decision and distinction between temperatures are documented in </w:t>
       </w:r>
-      <w:r>
-        <w:fldChar w:fldCharType="begin"/>
-      </w:r>
-      <w:r>
-        <w:instrText>HYPERLINK "file:///Users/charleslevine/Library/CloudStorage/Dropbox/1-Documents/00-%20Dissertation/0-Next_Chapter/Code_and_Data/New%20SQL%20and%20PY%20Code/Cursor%20Workspace%20PDE/3-Master_Plan/re_entry/HEROs_and_PASSes/MBB_empirical_roster_select_replay.md" \h</w:instrText>
-      </w:r>
-      <w:ins w:id="583" w:author="Levine, Charles Roger CTR USARMY USMA (USA)" w:date="2026-10-13T08:51:00Z" w16du:dateUtc="2026-10-13T12:51:00Z"/>
-      <w:r>
-        <w:fldChar w:fldCharType="separate"/>
-      </w:r>
-      <w:r>
-        <w:t>MBB_empirical_roster_select_replay.md</w:t>
-      </w:r>
-      <w:r>
-        <w:fldChar w:fldCharType="end"/>
-      </w:r>
+      <w:hyperlink r:id="rId14">
+        <w:r>
+          <w:t>MBB_empirical_roster_select_replay.md</w:t>
+        </w:r>
+      </w:hyperlink>
       <w:r>
         <w:t xml:space="preserve">, lines 370–418 and 454–462. The direct user instruction is preserved in </w:t>
       </w:r>
-      <w:r>
-        <w:fldChar w:fldCharType="begin"/>
-      </w:r>
-      <w:r>
-        <w:instrText>HYPERLINK "file:///Users/charleslevine/Library/CloudStorage/Dropbox/1-Documents/00-%20Dissertation/0-Next_Chapter/Code_and_Data/New%20SQL%20and%20PY%20Code/Cursor%20Workspace%20PDE/.specstory/history/2026-06-11_08-19-11-0400-compass.md" \h</w:instrText>
-      </w:r>
-      <w:ins w:id="584" w:author="Levine, Charles Roger CTR USARMY USMA (USA)" w:date="2026-10-13T08:51:00Z" w16du:dateUtc="2026-10-13T12:51:00Z"/>
-      <w:r>
-        <w:fldChar w:fldCharType="separate"/>
-      </w:r>
-      <w:r>
-        <w:t>.</w:t>
-      </w:r>
-      <w:proofErr w:type="spellStart"/>
-      <w:r>
-        <w:t>specstory</w:t>
-      </w:r>
-      <w:proofErr w:type="spellEnd"/>
-      <w:r>
-        <w:t>/history/2026-06-11_08-19-11-0400-compass.md</w:t>
-      </w:r>
-      <w:r>
-        <w:fldChar w:fldCharType="end"/>
-      </w:r>
+      <w:hyperlink r:id="rId15">
+        <w:r>
+          <w:t>.</w:t>
+        </w:r>
+        <w:proofErr w:type="spellStart"/>
+        <w:r>
+          <w:t>specstory</w:t>
+        </w:r>
+        <w:proofErr w:type="spellEnd"/>
+        <w:r>
+          <w:t>/history/2026-06-11_08-19-11-0400-compass.md</w:t>
+        </w:r>
+      </w:hyperlink>
       <w:r>
         <w:t>, line 331818, with the subsequent implementation authorization at line 332351. The lock was for empirical-roster replay; it does not retroactively change earlier deterministic runs.</w:t>
       </w:r>
@@ -26931,41 +25879,19 @@
       <w:r>
         <w:t xml:space="preserve">[2] </w:t>
       </w:r>
-      <w:r>
-        <w:fldChar w:fldCharType="begin"/>
-      </w:r>
-      <w:r>
-        <w:instrText>HYPERLINK "file:///Users/charleslevine/Library/CloudStorage/Dropbox/1-Documents/00-%20Dissertation/0-Next_Chapter/Code_and_Data/New%20SQL%20and%20PY%20Code/Cursor%20Workspace%20PDE/3-Master_Plan/Alex_stuff/PD20_softmax_K_winners_explainer.md" \h</w:instrText>
-      </w:r>
-      <w:ins w:id="585" w:author="Levine, Charles Roger CTR USARMY USMA (USA)" w:date="2026-10-13T08:51:00Z" w16du:dateUtc="2026-10-13T12:51:00Z"/>
-      <w:r>
-        <w:fldChar w:fldCharType="separate"/>
-      </w:r>
-      <w:r>
-        <w:t>PD20_softmax_K_winners_explainer.md</w:t>
-      </w:r>
-      <w:r>
-        <w:fldChar w:fldCharType="end"/>
-      </w:r>
+      <w:hyperlink r:id="rId16">
+        <w:r>
+          <w:t>PD20_softmax_K_winners_explainer.md</w:t>
+        </w:r>
+      </w:hyperlink>
       <w:r>
         <w:t xml:space="preserve">, lines 190–199, describes the observed-set likelihood for sequential proportional sampling. </w:t>
       </w:r>
-      <w:r>
-        <w:fldChar w:fldCharType="begin"/>
-      </w:r>
-      <w:r>
-        <w:instrText>HYPERLINK "file:///Users/charleslevine/Library/CloudStorage/Dropbox/1-Documents/00-%20Dissertation/0-Next_Chapter/Code_and_Data/New%20SQL%20and%20PY%20Code/Cursor%20Workspace%20PDE/transcripts/PD20_notes.md" \h</w:instrText>
-      </w:r>
-      <w:ins w:id="586" w:author="Levine, Charles Roger CTR USARMY USMA (USA)" w:date="2026-10-13T08:51:00Z" w16du:dateUtc="2026-10-13T12:51:00Z"/>
-      <w:r>
-        <w:fldChar w:fldCharType="separate"/>
-      </w:r>
-      <w:r>
-        <w:t>PD20_notes.md</w:t>
-      </w:r>
-      <w:r>
-        <w:fldChar w:fldCharType="end"/>
-      </w:r>
+      <w:hyperlink r:id="rId17">
+        <w:r>
+          <w:t>PD20_notes.md</w:t>
+        </w:r>
+      </w:hyperlink>
       <w:r>
         <w:t>, lines 121–127, identifies the weighted without-replacement procedure as Plackett–Luce.</w:t>
       </w:r>
@@ -26977,22 +25903,11 @@
       <w:r>
         <w:t xml:space="preserve">[3] </w:t>
       </w:r>
-      <w:r>
-        <w:fldChar w:fldCharType="begin"/>
-      </w:r>
-      <w:r>
-        <w:instrText>HYPERLINK "file:///Users/charleslevine/Library/CloudStorage/Dropbox/1-Documents/00-%20Dissertation/0-Next_Chapter/Code_and_Data/New%20SQL%20and%20PY%20Code/Cursor%20Workspace%20PDE/sports/tier1_pool_assignment.py" \h</w:instrText>
-      </w:r>
-      <w:ins w:id="587" w:author="Levine, Charles Roger CTR USARMY USMA (USA)" w:date="2026-10-13T08:51:00Z" w16du:dateUtc="2026-10-13T12:51:00Z"/>
-      <w:r>
-        <w:fldChar w:fldCharType="separate"/>
-      </w:r>
-      <w:r>
-        <w:t>sports/tier1_pool_assignment.py</w:t>
-      </w:r>
-      <w:r>
-        <w:fldChar w:fldCharType="end"/>
-      </w:r>
+      <w:hyperlink r:id="rId18">
+        <w:r>
+          <w:t>sports/tier1_pool_assignment.py</w:t>
+        </w:r>
+      </w:hyperlink>
       <w:r>
         <w:t>, lines 1111–1128 and 1131–1215, defines the shared helper. Score clipping occurs at line 1159; the positive-score cap at lines 1161–1165; deterministic fallback branches at lines 1193–1197 and 1203–1209; weighted sampling without replacement at line 1212. This caveat concerns the inspected helper and runs invoking it, not every SELECT implementation in the repository.</w:t>
       </w:r>
@@ -27004,22 +25919,11 @@
       <w:r>
         <w:t xml:space="preserve">[4] </w:t>
       </w:r>
-      <w:r>
-        <w:fldChar w:fldCharType="begin"/>
-      </w:r>
-      <w:r>
-        <w:instrText>HYPERLINK "file:///Users/charleslevine/Library/CloudStorage/Dropbox/1-Documents/00-%20Dissertation/0-Next_Chapter/Code_and_Data/New%20SQL%20and%20PY%20Code/Cursor%20Workspace%20PDE/sports/scripts/pd21_draft_bernoulli_mle.py" \h</w:instrText>
-      </w:r>
-      <w:ins w:id="588" w:author="Levine, Charles Roger CTR USARMY USMA (USA)" w:date="2026-10-13T08:51:00Z" w16du:dateUtc="2026-10-13T12:51:00Z"/>
-      <w:r>
-        <w:fldChar w:fldCharType="separate"/>
-      </w:r>
-      <w:r>
-        <w:t>sports/scripts/pd21_draft_bernoulli_mle.py</w:t>
-      </w:r>
-      <w:r>
-        <w:fldChar w:fldCharType="end"/>
-      </w:r>
+      <w:hyperlink r:id="rId19">
+        <w:r>
+          <w:t>sports/scripts/pd21_draft_bernoulli_mle.py</w:t>
+        </w:r>
+      </w:hyperlink>
       <w:r>
         <w:t>, lines 111–191 and 327–409, implements fixed-roster congestion, the exact board logits, softmax, the numerically clipped Bernoulli objective, and joint optimization. LOG_EPS is defined at line 60; the logit temperature guard is at line 164. The fixed-gamma optimization option and main dispatch are in the same script. No fitting code was run for this draft.</w:t>
       </w:r>
@@ -27031,41 +25935,19 @@
       <w:r>
         <w:t xml:space="preserve">[5] </w:t>
       </w:r>
-      <w:r>
-        <w:fldChar w:fldCharType="begin"/>
-      </w:r>
-      <w:r>
-        <w:instrText>HYPERLINK "file:////Users/charleslevine/Library/CloudStorage/Dropbox/1-Documents/00-%20Dissertation/0-Next_Chapter/Code_and_Data/New%20SQL%20and%20PY%20Code/Cursor%20Workspace%20PDE/3-Master_Plan/VECTOR_work/new_VECTOR_work/assort_analysis/docs/source_review/ASSORT_20260927_SCOUT_response_selection_population_and_reigning_alignment.md" \h</w:instrText>
-      </w:r>
-      <w:ins w:id="589" w:author="Levine, Charles Roger CTR USARMY USMA (USA)" w:date="2026-10-13T08:51:00Z" w16du:dateUtc="2026-10-13T12:51:00Z"/>
-      <w:r>
-        <w:fldChar w:fldCharType="separate"/>
-      </w:r>
-      <w:r>
-        <w:t>ASSORT_20260927_SCOUT_response_selection_population_and_reigning_alignment.md</w:t>
-      </w:r>
-      <w:r>
-        <w:fldChar w:fldCharType="end"/>
-      </w:r>
+      <w:hyperlink r:id="rId20">
+        <w:r>
+          <w:t>ASSORT_20260927_SCOUT_response_selection_population_and_reigning_alignment.md</w:t>
+        </w:r>
+      </w:hyperlink>
       <w:r>
         <w:t xml:space="preserve">, lines 94–115, documents all-player-season rows and repeated ever-drafted labels. The loader is </w:t>
       </w:r>
-      <w:r>
-        <w:fldChar w:fldCharType="begin"/>
-      </w:r>
-      <w:r>
-        <w:instrText>HYPERLINK "file:///Users/charleslevine/Library/CloudStorage/Dropbox/1-Documents/00-%20Dissertation/0-Next_Chapter/Code_and_Data/New%20SQL%20and%20PY%20Code/Cursor%20Workspace%20PDE/sports/scripts/grandchild_selection_inverted_u_diagnostic.py" \h</w:instrText>
-      </w:r>
-      <w:ins w:id="590" w:author="Levine, Charles Roger CTR USARMY USMA (USA)" w:date="2026-10-13T08:51:00Z" w16du:dateUtc="2026-10-13T12:51:00Z"/>
-      <w:r>
-        <w:fldChar w:fldCharType="separate"/>
-      </w:r>
-      <w:r>
-        <w:t>sports/scripts/grandchild_selection_inverted_u_diagnostic.py</w:t>
-      </w:r>
-      <w:r>
-        <w:fldChar w:fldCharType="end"/>
-      </w:r>
+      <w:hyperlink r:id="rId21">
+        <w:r>
+          <w:t>sports/scripts/grandchild_selection_inverted_u_diagnostic.py</w:t>
+        </w:r>
+      </w:hyperlink>
       <w:r>
         <w:t xml:space="preserve">, lines 89–122. It sets within-season standardized points per minute and fixes the initial panel bounds from FULL_PANEL_SEASON_MIN = 2011 and FULL_PANEL_SEASON_MAX = 2021 at lines </w:t>
       </w:r>
@@ -27081,41 +25963,19 @@
       <w:r>
         <w:t xml:space="preserve">[6] </w:t>
       </w:r>
-      <w:r>
-        <w:fldChar w:fldCharType="begin"/>
-      </w:r>
-      <w:r>
-        <w:instrText>HYPERLINK "file:///Users/charleslevine/Library/CloudStorage/Dropbox/1-Documents/00-%20Dissertation/0-Next_Chapter/Code_and_Data/New%20SQL%20and%20PY%20Code/Cursor%20Workspace%20PDE/sports/tier1_pool_assignment.py" \h</w:instrText>
-      </w:r>
-      <w:ins w:id="591" w:author="Levine, Charles Roger CTR USARMY USMA (USA)" w:date="2026-10-13T08:51:00Z" w16du:dateUtc="2026-10-13T12:51:00Z"/>
-      <w:r>
-        <w:fldChar w:fldCharType="separate"/>
-      </w:r>
-      <w:r>
-        <w:t>sports/tier1_pool_assignment.py</w:t>
-      </w:r>
-      <w:r>
-        <w:fldChar w:fldCharType="end"/>
-      </w:r>
+      <w:hyperlink r:id="rId22">
+        <w:r>
+          <w:t>sports/tier1_pool_assignment.py</w:t>
+        </w:r>
+      </w:hyperlink>
       <w:r>
         <w:t xml:space="preserve">, lines 772–781 and 870–912, implements logistic viability and full-team mean congestion. It clips the logistic argument to -500, 500 for numerical stability. The distinction from the leave-one-out HERO axis also appears in </w:t>
       </w:r>
-      <w:r>
-        <w:fldChar w:fldCharType="begin"/>
-      </w:r>
-      <w:r>
-        <w:instrText>HYPERLINK "file:///Users/charleslevine/Library/CloudStorage/Dropbox/1-Documents/00-%20Dissertation/0-Next_Chapter/Code_and_Data/New%20SQL%20and%20PY%20Code/Cursor%20Workspace%20PDE/3-Master_Plan/re_entry/HEROs_and_PASSes/MBB_empirical_roster_select_replay.md" \h</w:instrText>
-      </w:r>
-      <w:ins w:id="592" w:author="Levine, Charles Roger CTR USARMY USMA (USA)" w:date="2026-10-13T08:51:00Z" w16du:dateUtc="2026-10-13T12:51:00Z"/>
-      <w:r>
-        <w:fldChar w:fldCharType="separate"/>
-      </w:r>
-      <w:r>
-        <w:t>MBB_empirical_roster_select_replay.md</w:t>
-      </w:r>
-      <w:r>
-        <w:fldChar w:fldCharType="end"/>
-      </w:r>
+      <w:hyperlink r:id="rId23">
+        <w:r>
+          <w:t>MBB_empirical_roster_select_replay.md</w:t>
+        </w:r>
+      </w:hyperlink>
       <w:r>
         <w:t>, lines 464–471.</w:t>
       </w:r>
@@ -27127,22 +25987,11 @@
       <w:r>
         <w:t xml:space="preserve">[7] </w:t>
       </w:r>
-      <w:r>
-        <w:fldChar w:fldCharType="begin"/>
-      </w:r>
-      <w:r>
-        <w:instrText>HYPERLINK "file:///Users/charleslevine/Library/CloudStorage/Dropbox/1-Documents/00-%20Dissertation/0-Next_Chapter/Code_and_Data/New%20SQL%20and%20PY%20Code/Cursor%20Workspace%20PDE/sports/scripts/grandchild_selection_inverted_u_diagnostic.py" \h</w:instrText>
-      </w:r>
-      <w:ins w:id="593" w:author="Levine, Charles Roger CTR USARMY USMA (USA)" w:date="2026-10-13T08:51:00Z" w16du:dateUtc="2026-10-13T12:51:00Z"/>
-      <w:r>
-        <w:fldChar w:fldCharType="separate"/>
-      </w:r>
-      <w:r>
-        <w:t>sports/scripts/grandchild_selection_inverted_u_diagnostic.py</w:t>
-      </w:r>
-      <w:r>
-        <w:fldChar w:fldCharType="end"/>
-      </w:r>
+      <w:hyperlink r:id="rId24">
+        <w:r>
+          <w:t>sports/scripts/grandchild_selection_inverted_u_diagnostic.py</w:t>
+        </w:r>
+      </w:hyperlink>
       <w:r>
         <w:t>, lines 139–158, specifies the season threshold, positive-outcome count, and max(1, count) guard. The MLE script invokes this routine before attaching congestion. This is a preprocessing rule, not a free threshold estimated by the optimizer.</w:t>
       </w:r>
@@ -27154,22 +26003,11 @@
       <w:r>
         <w:t xml:space="preserve">[8] </w:t>
       </w:r>
-      <w:r>
-        <w:fldChar w:fldCharType="begin"/>
-      </w:r>
-      <w:r>
-        <w:instrText>HYPERLINK "file:////Users/charleslevine/Library/CloudStorage/Dropbox/1-Documents/00-%20Dissertation/0-Next_Chapter/Code_and_Data/New%20SQL%20and%20PY%20Code/Cursor%20Workspace%20PDE/3-Master_Plan/re_entry/HEROs_and_PASSes/sports_sandbox/reigning_hero/calibration/rho/REIGNING_PD21_rho_hsort_calibrate_2009_2021_mg10_min20_09_21_fit_bracket.json" \h</w:instrText>
-      </w:r>
-      <w:ins w:id="594" w:author="Levine, Charles Roger CTR USARMY USMA (USA)" w:date="2026-10-13T08:51:00Z" w16du:dateUtc="2026-10-13T12:51:00Z"/>
-      <w:r>
-        <w:fldChar w:fldCharType="separate"/>
-      </w:r>
-      <w:r>
-        <w:t>REIGNING_PD21_rho_hsort_calibrate_2009_2021_mg10_min20_09_21_fit_bracket.json</w:t>
-      </w:r>
-      <w:r>
-        <w:fldChar w:fldCharType="end"/>
-      </w:r>
+      <w:hyperlink r:id="rId25">
+        <w:r>
+          <w:t>REIGNING_PD21_rho_hsort_calibrate_2009_2021_mg10_min20_09_21_fit_bracket.json</w:t>
+        </w:r>
+      </w:hyperlink>
       <w:r>
         <w:t xml:space="preserve">, lines 332–345, reports longitudinal rho = 0, simulated mean </w:t>
       </w:r>
@@ -27197,65 +26035,32 @@
       <w:r>
         <w:t xml:space="preserve">[9] </w:t>
       </w:r>
-      <w:r>
-        <w:fldChar w:fldCharType="begin"/>
-      </w:r>
-      <w:r>
-        <w:instrText>HYPERLINK "file:////Users/charleslevine/Library/CloudStorage/Dropbox/1-Documents/00-%20Dissertation/0-Next_Chapter/Code_and_Data/New%20SQL%20and%20PY%20Code/Cursor%20Workspace%20PDE/3-Master_Plan/re_entry/HEROs_and_PASSes/sports_sandbox/reigning_hero/calibration/mle/REIGNING_PD21_draft_bernoulli_mle_2009_2021_mg10_min20_09_21.json" \h</w:instrText>
-      </w:r>
-      <w:ins w:id="595" w:author="Levine, Charles Roger CTR USARMY USMA (USA)" w:date="2026-10-13T08:51:00Z" w16du:dateUtc="2026-10-13T12:51:00Z"/>
-      <w:r>
-        <w:fldChar w:fldCharType="separate"/>
-      </w:r>
-      <w:r>
-        <w:t>REIGNING_PD21_draft_bernoulli_mle_2009_2021_mg10_min20_09_21.json</w:t>
-      </w:r>
-      <w:r>
-        <w:fldChar w:fldCharType="end"/>
-      </w:r>
+      <w:hyperlink r:id="rId26">
+        <w:r>
+          <w:t>REIGNING_PD21_draft_bernoulli_mle_2009_2021_mg10_min20_09_21.json</w:t>
+        </w:r>
+      </w:hyperlink>
       <w:r>
         <w:t xml:space="preserve">, lines 2–21 and 76–85, supplies the date, window label, counts, estimates, objective value, and convergence flag. Full stored estimates are gamma = 19.572332081866243, lambda = 1.3024305834948529, t = 1.0698967300656186, and log-likelihood = -8865.70116078651. The campaign label is also in </w:t>
       </w:r>
-      <w:r>
-        <w:fldChar w:fldCharType="begin"/>
-      </w:r>
-      <w:r>
-        <w:instrText>HYPERLINK "file:///Users/charleslevine/Library/CloudStorage/Dropbox/1-Documents/00-%20Dissertation/0-Next_Chapter/Code_and_Data/New%20SQL%20and%20PY%20Code/Cursor%20Workspace%20PDE/3-Master_Plan/re_entry/HEROs_and_PASSes/sports_sandbox/reigning_hero/calibration/manifest.json" \h</w:instrText>
-      </w:r>
-      <w:ins w:id="596" w:author="Levine, Charles Roger CTR USARMY USMA (USA)" w:date="2026-10-13T08:51:00Z" w16du:dateUtc="2026-10-13T12:51:00Z"/>
-      <w:r>
-        <w:fldChar w:fldCharType="separate"/>
-      </w:r>
-      <w:r>
-        <w:t>calibration/</w:t>
-      </w:r>
-      <w:proofErr w:type="spellStart"/>
-      <w:r>
-        <w:t>manifest.json</w:t>
-      </w:r>
-      <w:proofErr w:type="spellEnd"/>
-      <w:r>
-        <w:fldChar w:fldCharType="end"/>
-      </w:r>
+      <w:hyperlink r:id="rId27">
+        <w:r>
+          <w:t>calibration/</w:t>
+        </w:r>
+        <w:proofErr w:type="spellStart"/>
+        <w:r>
+          <w:t>manifest.json</w:t>
+        </w:r>
+        <w:proofErr w:type="spellEnd"/>
+      </w:hyperlink>
       <w:r>
         <w:t xml:space="preserve">. </w:t>
       </w:r>
-      <w:r>
-        <w:fldChar w:fldCharType="begin"/>
-      </w:r>
-      <w:r>
-        <w:instrText>HYPERLINK "file:///Users/charleslevine/Library/CloudStorage/Dropbox/1-Documents/00-%20Dissertation/0-Next_Chapter/Code_and_Data/New%20SQL%20and%20PY%20Code/Cursor%20Workspace%20PDE/sports/scripts/reigning_hero_calibration.py" \h</w:instrText>
-      </w:r>
-      <w:ins w:id="597" w:author="Levine, Charles Roger CTR USARMY USMA (USA)" w:date="2026-10-13T08:51:00Z" w16du:dateUtc="2026-10-13T12:51:00Z"/>
-      <w:r>
-        <w:fldChar w:fldCharType="separate"/>
-      </w:r>
-      <w:r>
-        <w:t>sports/scripts/reigning_hero_calibration.py</w:t>
-      </w:r>
-      <w:r>
-        <w:fldChar w:fldCharType="end"/>
-      </w:r>
+      <w:hyperlink r:id="rId28">
+        <w:r>
+          <w:t>sports/scripts/reigning_hero_calibration.py</w:t>
+        </w:r>
+      </w:hyperlink>
       <w:r>
         <w:t>, lines 40–41 and 82–99, requests the 2009–2021 window. Read these alongside note [5] when describing the effective sample.</w:t>
       </w:r>
@@ -27267,41 +26072,19 @@
       <w:r>
         <w:t xml:space="preserve">[10] </w:t>
       </w:r>
-      <w:r>
-        <w:fldChar w:fldCharType="begin"/>
-      </w:r>
-      <w:r>
-        <w:instrText>HYPERLINK "file:///Users/charleslevine/Library/CloudStorage/Dropbox/1-Documents/00-%20Dissertation/0-Next_Chapter/Code_and_Data/New%20SQL%20and%20PY%20Code/Cursor%20Workspace%20PDE/3-Master_Plan/re_entry/HEROs_and_PASSes/pd21_mle/PD21_draft_bernoulli_mle_2013_2021.json" \h</w:instrText>
-      </w:r>
-      <w:ins w:id="598" w:author="Levine, Charles Roger CTR USARMY USMA (USA)" w:date="2026-10-13T08:51:00Z" w16du:dateUtc="2026-10-13T12:51:00Z"/>
-      <w:r>
-        <w:fldChar w:fldCharType="separate"/>
-      </w:r>
-      <w:r>
-        <w:t>PD21_draft_bernoulli_mle_2013_2021.json</w:t>
-      </w:r>
-      <w:r>
-        <w:fldChar w:fldCharType="end"/>
-      </w:r>
+      <w:hyperlink r:id="rId29">
+        <w:r>
+          <w:t>PD21_draft_bernoulli_mle_2013_2021.json</w:t>
+        </w:r>
+      </w:hyperlink>
       <w:r>
         <w:t xml:space="preserve">, lines 2–21, records the fixed-gamma fit: gamma = 18, lambda = 2.571500648851351, t = 1.065561586816066, 38,123 rows, 882 positive flags, and nine seasons. The older </w:t>
       </w:r>
-      <w:r>
-        <w:fldChar w:fldCharType="begin"/>
-      </w:r>
-      <w:r>
-        <w:instrText>HYPERLINK "file:///Users/charleslevine/Library/CloudStorage/Dropbox/1-Documents/00-%20Dissertation/0-Next_Chapter/Code_and_Data/New%20SQL%20and%20PY%20Code/Cursor%20Workspace%20PDE/3-Master_Plan/re_entry/HEROs_and_PASSes/pd21_mle/PD21_draft_bernoulli_mle_2011_2021.json" \h</w:instrText>
-      </w:r>
-      <w:ins w:id="599" w:author="Levine, Charles Roger CTR USARMY USMA (USA)" w:date="2026-10-13T08:51:00Z" w16du:dateUtc="2026-10-13T12:51:00Z"/>
-      <w:r>
-        <w:fldChar w:fldCharType="separate"/>
-      </w:r>
-      <w:r>
-        <w:t>PD21_draft_bernoulli_mle_2011_2021.json</w:t>
-      </w:r>
-      <w:r>
-        <w:fldChar w:fldCharType="end"/>
-      </w:r>
+      <w:hyperlink r:id="rId30">
+        <w:r>
+          <w:t>PD21_draft_bernoulli_mle_2011_2021.json</w:t>
+        </w:r>
+      </w:hyperlink>
       <w:r>
         <w:t xml:space="preserve"> records a grid-best point with gamma = 10 fixed, lambda = 2, t = 1, and </w:t>
       </w:r>
@@ -27321,22 +26104,11 @@
       <w:r>
         <w:t xml:space="preserve">[11] </w:t>
       </w:r>
-      <w:r>
-        <w:fldChar w:fldCharType="begin"/>
-      </w:r>
-      <w:r>
-        <w:instrText>HYPERLINK "file:///Users/charleslevine/Library/CloudStorage/Dropbox/1-Documents/00-%20Dissertation/0-Next_Chapter/Code_and_Data/New%20SQL%20and%20PY%20Code/Cursor%20Workspace%20PDE/3-Master_Plan/re_entry/HEROs_and_PASSes/MBB_empirical_roster_select_replay.md" \h</w:instrText>
-      </w:r>
-      <w:ins w:id="600" w:author="Levine, Charles Roger CTR USARMY USMA (USA)" w:date="2026-10-13T08:51:00Z" w16du:dateUtc="2026-10-13T12:51:00Z"/>
-      <w:r>
-        <w:fldChar w:fldCharType="separate"/>
-      </w:r>
-      <w:r>
-        <w:t>MBB_empirical_roster_select_replay.md</w:t>
-      </w:r>
-      <w:r>
-        <w:fldChar w:fldCharType="end"/>
-      </w:r>
+      <w:hyperlink r:id="rId31">
+        <w:r>
+          <w:t>MBB_empirical_roster_select_replay.md</w:t>
+        </w:r>
+      </w:hyperlink>
       <w:r>
         <w:t>, lines 374–387, explicitly distinguishes A/t - lambda L_C from the Gibbs weight exp(S/t). The coefficient identity in the chapter explains that mismatch algebraically; no equivalence of Bernoulli and exact-</w:t>
       </w:r>
@@ -27360,22 +26132,11 @@
         <w:lastRenderedPageBreak/>
         <w:t xml:space="preserve">[12] </w:t>
       </w:r>
-      <w:r>
-        <w:fldChar w:fldCharType="begin"/>
-      </w:r>
-      <w:r>
-        <w:instrText>HYPERLINK "file:///Users/charleslevine/Library/CloudStorage/Dropbox/1-Documents/00-%20Dissertation/0-Next_Chapter/Code_and_Data/New%20SQL%20and%20PY%20Code/Cursor%20Workspace%20PDE/3-Master_Plan/MLE/MLE_basics.md" \h</w:instrText>
-      </w:r>
-      <w:ins w:id="601" w:author="Levine, Charles Roger CTR USARMY USMA (USA)" w:date="2026-10-13T08:51:00Z" w16du:dateUtc="2026-10-13T12:51:00Z"/>
-      <w:r>
-        <w:fldChar w:fldCharType="separate"/>
-      </w:r>
-      <w:r>
-        <w:t>MLE_basics.md</w:t>
-      </w:r>
-      <w:r>
-        <w:fldChar w:fldCharType="end"/>
-      </w:r>
+      <w:hyperlink r:id="rId32">
+        <w:r>
+          <w:t>MLE_basics.md</w:t>
+        </w:r>
+      </w:hyperlink>
       <w:r>
         <w:t>, lines 208, 244–250, and 420–426, states that empirical fitting ended with the Bernoulli optimization, with no Phase B re-estimation, while describing exact-</w:t>
       </w:r>
@@ -27398,22 +26159,11 @@
       <w:r>
         <w:t xml:space="preserve">[13] </w:t>
       </w:r>
-      <w:r>
-        <w:fldChar w:fldCharType="begin"/>
-      </w:r>
-      <w:r>
-        <w:instrText>HYPERLINK "file:///Users/charleslevine/Library/CloudStorage/Dropbox/1-Documents/00-%20Dissertation/0-Next_Chapter/Code_and_Data/New%20SQL%20and%20PY%20Code/Cursor%20Workspace%20PDE/3-Master_Plan/VECTOR_work/new_VECTOR_work/VECTOR_PD44_Dissertation_Work_Map_and_Model_Chapter_Outline.md" \h</w:instrText>
-      </w:r>
-      <w:ins w:id="602" w:author="Levine, Charles Roger CTR USARMY USMA (USA)" w:date="2026-10-13T08:51:00Z" w16du:dateUtc="2026-10-13T12:51:00Z"/>
-      <w:r>
-        <w:fldChar w:fldCharType="separate"/>
-      </w:r>
-      <w:r>
-        <w:t>VECTOR_PD44_Dissertation_Work_Map_and_Model_Chapter_Outline.md</w:t>
-      </w:r>
-      <w:r>
-        <w:fldChar w:fldCharType="end"/>
-      </w:r>
+      <w:hyperlink r:id="rId33">
+        <w:r>
+          <w:t>VECTOR_PD44_Dissertation_Work_Map_and_Model_Chapter_Outline.md</w:t>
+        </w:r>
+      </w:hyperlink>
       <w:r>
         <w:t>, lines 197–201, requires an equivalence argument or justified approximation before claiming parameter transfer and flags implementation verification. The present account includes explicit descriptions of the verified mismatches without resolving them by assumption.</w:t>
       </w:r>
@@ -27466,7 +26216,25 @@
         </m:r>
       </m:oMath>
       <w:r>
-        <w:t xml:space="preserve"> = 0, 1, 2, 4 comparison and the bin-support qualification. Figure 4.1 is the saved 2015_penalty_bars.png under assort_analysis/outputs/penalty_bars_v1. The report identifies its specification, code, bin summaries, and execution record.</w:t>
+        <w:t xml:space="preserve"> = 0, 1, 2, 4 comparison and the bin-support qualification. </w:t>
+      </w:r>
+      <w:r>
+        <w:fldChar w:fldCharType="begin"/>
+      </w:r>
+      <w:r>
+        <w:instrText xml:space="preserve"> REF Chapter4Figure5 \h </w:instrText>
+      </w:r>
+      <w:r>
+        <w:fldChar w:fldCharType="separate"/>
+      </w:r>
+      <w:r>
+        <w:t>Figure 4-5</w:t>
+      </w:r>
+      <w:r>
+        <w:fldChar w:fldCharType="end"/>
+      </w:r>
+      <w:r>
+        <w:t xml:space="preserve"> is the saved 2015_penalty_bars.png under assort_analysis/outputs/penalty_bars_v1. The report identifies its specification, code, bin summaries, and execution record.</w:t>
       </w:r>
     </w:p>
     <w:p>
@@ -27500,13 +26268,31 @@
         </m:r>
       </m:oMath>
       <w:r>
-        <w:t xml:space="preserve"> versus 0.05 comparison at 50% and 1% selection, including changed-winner counts and their denominators. Figure 4.2 is the saved 2015_relative.png under assort_analysis/outputs/rho_scarcity_v1. The report links the saved rates, population support, identity summaries, and run record.</w:t>
-      </w:r>
-      <w:bookmarkEnd w:id="582"/>
+        <w:t xml:space="preserve"> versus 0.05 comparison at 50% and 1% selection, including changed-winner counts and their denominators. </w:t>
+      </w:r>
+      <w:r>
+        <w:fldChar w:fldCharType="begin"/>
+      </w:r>
+      <w:r>
+        <w:instrText xml:space="preserve"> REF Chapter4Figure6 \h </w:instrText>
+      </w:r>
+      <w:r>
+        <w:fldChar w:fldCharType="separate"/>
+      </w:r>
+      <w:r>
+        <w:t>Figure 4-6</w:t>
+      </w:r>
+      <w:r>
+        <w:fldChar w:fldCharType="end"/>
+      </w:r>
+      <w:r>
+        <w:t xml:space="preserve"> is the saved 2015_relative.png under assort_analysis/outputs/rho_scarcity_v1. The report links the saved rates, population support, identity summaries, and run record.</w:t>
+      </w:r>
+      <w:bookmarkEnd w:id="570"/>
     </w:p>
     <w:sectPr>
-      <w:headerReference w:type="default" r:id="rId14"/>
-      <w:footerReference w:type="default" r:id="rId15"/>
+      <w:headerReference w:type="default" r:id="rId34"/>
+      <w:footerReference w:type="default" r:id="rId35"/>
       <w:pgSz w:w="12240" w:h="15840"/>
       <w:pgMar w:top="1440" w:right="1440" w:bottom="1440" w:left="1440" w:header="504" w:footer="504" w:gutter="0"/>
       <w:cols w:space="720"/>

--- a/3-Master_Plan/VECTOR_work/new_VECTOR_work/Model_Chapter_Shared_Working_Draft.docx
+++ b/3-Master_Plan/VECTOR_work/new_VECTOR_work/Model_Chapter_Shared_Working_Draft.docx
@@ -512,8 +512,18 @@
       </w:r>
     </w:p>
     <w:p>
-      <w:r>
-        <w:t xml:space="preserve">Here we formalize two parts of the model process: SCORE and SELECT.  We distinguish the score used to compare candidates from the rule that awards places. Write the score as </w:t>
+      <w:ins w:id="4" w:author="Levine, Charles Roger CTR USARMY USMA (USA)" w:date="2026-10-13T11:09:00Z" w16du:dateUtc="2026-10-13T15:09:00Z">
+        <w:r>
+          <w:t>We now formalize the naïve benchmark by distinguishing two operations: SCORE and SELECT.</w:t>
+        </w:r>
+      </w:ins>
+      <w:del w:id="5" w:author="Levine, Charles Roger CTR USARMY USMA (USA)" w:date="2026-10-13T11:09:00Z" w16du:dateUtc="2026-10-13T15:09:00Z">
+        <w:r>
+          <w:delText>Here we formalize two parts of the model process: SCORE and SELECT.</w:delText>
+        </w:r>
+      </w:del>
+      <w:r>
+        <w:t xml:space="preserve">  We distinguish the score used to compare candidates from the rule that awards places. Write the score as </w:t>
       </w:r>
       <m:oMath>
         <m:sSub>
@@ -968,7 +978,7 @@
       <w:pPr>
         <w:pStyle w:val="Heading2"/>
       </w:pPr>
-      <w:bookmarkStart w:id="4" w:name="Xa5823cb72cde8cbb5180a30bdc574971e9835d8"/>
+      <w:bookmarkStart w:id="6" w:name="Xa5823cb72cde8cbb5180a30bdc574971e9835d8"/>
       <w:bookmarkEnd w:id="3"/>
       <w:r>
         <w:t xml:space="preserve">4.2.3 What group membership does in the </w:t>
@@ -981,8 +991,128 @@
       </w:r>
     </w:p>
     <w:p>
-      <w:r>
-        <w:t xml:space="preserve">Groups exist in this first model, but they do not affect who is selected. Reassigning the same individuals among groups leaves their scores and the selected set unchanged. Increasing </w:t>
+      <w:pPr>
+        <w:rPr>
+          <w:del w:id="7" w:author="Levine, Charles Roger CTR USARMY USMA (USA)" w:date="2026-10-13T12:42:00Z" w16du:dateUtc="2026-10-13T16:42:00Z"/>
+        </w:rPr>
+      </w:pPr>
+      <w:r>
+        <w:t xml:space="preserve">Groups exist in this first model, but they do not affect who is selected. Reassigning the same individuals among groups leaves their scores and the selected set unchanged. </w:t>
+      </w:r>
+      <w:del w:id="8" w:author="Levine, Charles Roger CTR USARMY USMA (USA)" w:date="2026-10-13T12:42:00Z" w16du:dateUtc="2026-10-13T16:42:00Z">
+        <w:r>
+          <w:delText xml:space="preserve">Increasing </w:delText>
+        </w:r>
+      </w:del>
+      <m:oMath>
+        <m:r>
+          <w:del w:id="9" w:author="Levine, Charles Roger CTR USARMY USMA (USA)" w:date="2026-10-13T12:42:00Z" w16du:dateUtc="2026-10-13T16:42:00Z">
+            <w:rPr>
+              <w:rFonts w:ascii="Cambria Math" w:hAnsi="Cambria Math"/>
+            </w:rPr>
+            <m:t>K</m:t>
+          </w:del>
+        </m:r>
+      </m:oMath>
+      <w:del w:id="10" w:author="Levine, Charles Roger CTR USARMY USMA (USA)" w:date="2026-10-13T12:42:00Z" w16du:dateUtc="2026-10-13T16:42:00Z">
+        <w:r>
+          <w:delText xml:space="preserve"> instead expands the selected set by moving down the performance ranking, provided the tie convention remains fixed.</w:delText>
+        </w:r>
+      </w:del>
+    </w:p>
+    <w:p>
+      <w:pPr>
+        <w:pPrChange w:id="11" w:author="Levine, Charles Roger CTR USARMY USMA (USA)" w:date="2026-10-13T12:42:00Z" w16du:dateUtc="2026-10-13T16:42:00Z">
+          <w:pPr>
+            <w:pStyle w:val="BodyText"/>
+          </w:pPr>
+        </w:pPrChange>
+      </w:pPr>
+      <w:r>
+        <w:t xml:space="preserve">Group selection rates can nevertheless differ. A group containing many high-performing individuals can produce more selected candidates simply because of its composition. This is the structural reference against which we will evaluate a group effect: different outcomes across groups need not mean that membership changed anyone’s competitive standing. Later comparisons at similar </w:t>
+      </w:r>
+      <m:oMath>
+        <m:sSub>
+          <m:sSubPr>
+            <m:ctrlPr>
+              <w:rPr>
+                <w:rFonts w:ascii="Cambria Math" w:hAnsi="Cambria Math"/>
+              </w:rPr>
+            </m:ctrlPr>
+          </m:sSubPr>
+          <m:e>
+            <m:r>
+              <w:rPr>
+                <w:rFonts w:ascii="Cambria Math" w:hAnsi="Cambria Math"/>
+              </w:rPr>
+              <m:t>A</m:t>
+            </m:r>
+          </m:e>
+          <m:sub>
+            <m:r>
+              <w:rPr>
+                <w:rFonts w:ascii="Cambria Math" w:hAnsi="Cambria Math"/>
+              </w:rPr>
+              <m:t>i</m:t>
+            </m:r>
+          </m:sub>
+        </m:sSub>
+      </m:oMath>
+      <w:r>
+        <w:t xml:space="preserve"> and experiments on the same individuals and memberships will ask whether an</w:t>
+      </w:r>
+      <w:r>
+        <w:t xml:space="preserve"> explicit adjustment based on group composition </w:t>
+      </w:r>
+      <w:r>
+        <w:t>changes that conclusion.</w:t>
+      </w:r>
+    </w:p>
+    <w:p>
+      <w:pPr>
+        <w:pStyle w:val="Heading1"/>
+      </w:pPr>
+      <w:bookmarkStart w:id="12" w:name="allowing-uncertainty-in-selection"/>
+      <w:bookmarkEnd w:id="1"/>
+      <w:bookmarkEnd w:id="6"/>
+      <w:r>
+        <w:lastRenderedPageBreak/>
+        <w:t>4.3 Allowing uncertainty in selection</w:t>
+      </w:r>
+    </w:p>
+    <w:p>
+      <w:pPr>
+        <w:rPr>
+          <w:del w:id="13" w:author="Levine, Charles Roger CTR USARMY USMA (USA)" w:date="2026-10-13T12:43:00Z" w16du:dateUtc="2026-10-13T16:43:00Z"/>
+        </w:rPr>
+      </w:pPr>
+      <w:r>
+        <w:t xml:space="preserve">Perfect </w:t>
+      </w:r>
+      <w:ins w:id="14" w:author="Levine, Charles Roger CTR USARMY USMA (USA)" w:date="2026-10-13T12:43:00Z" w16du:dateUtc="2026-10-13T16:43:00Z">
+        <w:r>
+          <w:t xml:space="preserve">selection by </w:t>
+        </w:r>
+      </w:ins>
+      <w:r>
+        <w:t>ranking is a useful starting point, but selection need not reproduce it exactly. Evaluators may observe incomplete records, disagree about candidates, or consider factors outside the model. A stronger record may increase a person’s chance of selection without guaranteeing that every higher-performing candidate is chosen ahead of every lower-performing one.</w:t>
+      </w:r>
+    </w:p>
+    <w:p>
+      <w:pPr>
+        <w:pPrChange w:id="15" w:author="Levine, Charles Roger CTR USARMY USMA (USA)" w:date="2026-10-13T12:43:00Z" w16du:dateUtc="2026-10-13T16:43:00Z">
+          <w:pPr>
+            <w:pStyle w:val="BodyText"/>
+          </w:pPr>
+        </w:pPrChange>
+      </w:pPr>
+      <w:ins w:id="16" w:author="Levine, Charles Roger CTR USARMY USMA (USA)" w:date="2026-10-13T12:43:00Z" w16du:dateUtc="2026-10-13T16:43:00Z">
+        <w:r>
+          <w:t xml:space="preserve">  </w:t>
+        </w:r>
+      </w:ins>
+      <w:r>
+        <w:t xml:space="preserve">We represent this uncertainty while retaining a fixed number of opportunities. The scores remain those supplied to selection; the identities receiving the </w:t>
       </w:r>
       <m:oMath>
         <m:r>
@@ -993,7 +1123,79 @@
         </m:r>
       </m:oMath>
       <w:r>
-        <w:t xml:space="preserve"> instead expands the selected set by moving down the performance ranking, provided the tie convention remains fixed.</w:t>
+        <w:t xml:space="preserve"> places can vary. At this stage the score is still </w:t>
+      </w:r>
+      <m:oMath>
+        <m:sSub>
+          <m:sSubPr>
+            <m:ctrlPr>
+              <w:rPr>
+                <w:rFonts w:ascii="Cambria Math" w:hAnsi="Cambria Math"/>
+              </w:rPr>
+            </m:ctrlPr>
+          </m:sSubPr>
+          <m:e>
+            <m:r>
+              <w:rPr>
+                <w:rFonts w:ascii="Cambria Math" w:hAnsi="Cambria Math"/>
+              </w:rPr>
+              <m:t>A</m:t>
+            </m:r>
+          </m:e>
+          <m:sub>
+            <m:r>
+              <w:rPr>
+                <w:rFonts w:ascii="Cambria Math" w:hAnsi="Cambria Math"/>
+              </w:rPr>
+              <m:t>i</m:t>
+            </m:r>
+          </m:sub>
+        </m:sSub>
+      </m:oMath>
+      <w:r>
+        <w:t>. We will adjust the selection method, not the scoring to introduce this uncertainty.</w:t>
+      </w:r>
+    </w:p>
+    <w:p>
+      <w:pPr>
+        <w:pStyle w:val="Heading2"/>
+      </w:pPr>
+      <w:bookmarkStart w:id="17" w:name="Xa81b982df13d1d13892043cb673ae528535138a"/>
+      <w:r>
+        <w:t>4.3.1 From a fixed ranking to uncertain winners</w:t>
+      </w:r>
+    </w:p>
+    <w:p>
+      <w:r>
+        <w:t xml:space="preserve">In the </w:t>
+      </w:r>
+      <w:r>
+        <w:t xml:space="preserve">naïve </w:t>
+      </w:r>
+      <w:r>
+        <w:t xml:space="preserve">benchmark selection method, ranking the scores determines all </w:t>
+      </w:r>
+      <m:oMath>
+        <m:r>
+          <w:rPr>
+            <w:rFonts w:ascii="Cambria Math" w:hAnsi="Cambria Math"/>
+          </w:rPr>
+          <m:t>K</m:t>
+        </m:r>
+      </m:oMath>
+      <w:r>
+        <w:t xml:space="preserve"> winners. To allow imperfect selection while keeping the same number of places, we instead fill those places one at a time. Everyone who has not yet been selected remains eligible for the next place. A higher score makes a person more likely to be chosen, but does not guarantee it. Once someone is chosen, that person leaves the pool; the process stops when </w:t>
+      </w:r>
+      <m:oMath>
+        <m:r>
+          <w:rPr>
+            <w:rFonts w:ascii="Cambria Math" w:hAnsi="Cambria Math"/>
+          </w:rPr>
+          <m:t>K</m:t>
+        </m:r>
+      </m:oMath>
+      <w:r>
+        <w:t xml:space="preserve"> people have been selected.</w:t>
       </w:r>
     </w:p>
     <w:p>
@@ -1001,7 +1203,7 @@
         <w:pStyle w:val="BodyText"/>
       </w:pPr>
       <w:r>
-        <w:t xml:space="preserve">Group selection rates can nevertheless differ. A group containing many high-performing individuals can produce more selected candidates simply because of its composition. This is the structural reference against which we will evaluate a group effect: different outcomes across groups need not mean that membership changed anyone’s competitive standing. Later comparisons at similar </w:t>
+        <w:t xml:space="preserve">We need to specify how much a score advantage matters in each draw. We use a positive parameter, </w:t>
       </w:r>
       <m:oMath>
         <m:sSub>
@@ -1017,7 +1219,7 @@
               <w:rPr>
                 <w:rFonts w:ascii="Cambria Math" w:hAnsi="Cambria Math"/>
               </w:rPr>
-              <m:t>A</m:t>
+              <m:t>t</m:t>
             </m:r>
           </m:e>
           <m:sub>
@@ -1025,55 +1227,13 @@
               <w:rPr>
                 <w:rFonts w:ascii="Cambria Math" w:hAnsi="Cambria Math"/>
               </w:rPr>
-              <m:t>i</m:t>
+              <m:t>sel</m:t>
             </m:r>
           </m:sub>
         </m:sSub>
       </m:oMath>
       <w:r>
-        <w:t xml:space="preserve"> and experiments on the same individuals and memberships will ask whether an</w:t>
-      </w:r>
-      <w:r>
-        <w:t xml:space="preserve"> explicit adjustment based on group composition </w:t>
-      </w:r>
-      <w:r>
-        <w:t>changes that conclusion.</w:t>
-      </w:r>
-    </w:p>
-    <w:p>
-      <w:pPr>
-        <w:pStyle w:val="Heading1"/>
-      </w:pPr>
-      <w:bookmarkStart w:id="5" w:name="allowing-uncertainty-in-selection"/>
-      <w:bookmarkEnd w:id="1"/>
-      <w:bookmarkEnd w:id="4"/>
-      <w:r>
-        <w:lastRenderedPageBreak/>
-        <w:t>4.3 Allowing uncertainty in selection</w:t>
-      </w:r>
-    </w:p>
-    <w:p>
-      <w:r>
-        <w:t>Perfect ranking is a useful starting point, but selection need not reproduce it exactly. Evaluators may observe incomplete records, disagree about candidates, or consider factors outside the model. A stronger record may increase a person’s chance of selection without guaranteeing that every higher-performing candidate is chosen ahead of every lower-performing one.</w:t>
-      </w:r>
-    </w:p>
-    <w:p>
-      <w:pPr>
-        <w:pStyle w:val="BodyText"/>
-      </w:pPr>
-      <w:r>
-        <w:t xml:space="preserve">We represent this uncertainty while retaining a fixed number of opportunities. The scores remain those supplied to selection; the identities receiving the </w:t>
-      </w:r>
-      <m:oMath>
-        <m:r>
-          <w:rPr>
-            <w:rFonts w:ascii="Cambria Math" w:hAnsi="Cambria Math"/>
-          </w:rPr>
-          <m:t>K</m:t>
-        </m:r>
-      </m:oMath>
-      <w:r>
-        <w:t xml:space="preserve"> places can vary. At this stage the score is still </w:t>
+        <w:t xml:space="preserve">, called the selection temperature. At a low temperature, even modest score differences strongly favor higher-scoring candidates, so the outcome tends to follow the ranking. At a high temperature, those differences matter less, and lower-scoring candidates have a greater chance of being selected. Temperature governs uncertainty in selection given the scores. It does not model uncertainty in how </w:t>
       </w:r>
       <m:oMath>
         <m:sSub>
@@ -1103,125 +1263,15 @@
         </m:sSub>
       </m:oMath>
       <w:r>
-        <w:t>. We will adjust the selection method, not the scoring to introduce this uncertainty.</w:t>
+        <w:t xml:space="preserve"> was measured.</w:t>
       </w:r>
     </w:p>
     <w:p>
       <w:pPr>
         <w:pStyle w:val="Heading2"/>
       </w:pPr>
-      <w:bookmarkStart w:id="6" w:name="Xa81b982df13d1d13892043cb673ae528535138a"/>
-      <w:r>
-        <w:t>4.3.1 From a fixed ranking to uncertain winners</w:t>
-      </w:r>
-    </w:p>
-    <w:p>
-      <w:r>
-        <w:t xml:space="preserve">In the </w:t>
-      </w:r>
-      <w:r>
-        <w:t xml:space="preserve">naïve </w:t>
-      </w:r>
-      <w:r>
-        <w:t xml:space="preserve">benchmark selection method, ranking the scores determines all </w:t>
-      </w:r>
-      <m:oMath>
-        <m:r>
-          <w:rPr>
-            <w:rFonts w:ascii="Cambria Math" w:hAnsi="Cambria Math"/>
-          </w:rPr>
-          <m:t>K</m:t>
-        </m:r>
-      </m:oMath>
-      <w:r>
-        <w:t xml:space="preserve"> winners. To allow imperfect selection while keeping the same number of places, we instead fill those places one at a time. Everyone who has not yet been selected remains eligible for the next place. A higher score makes a person more likely to be chosen, but does not guarantee it. Once someone is chosen, that person leaves the pool; the process stops when </w:t>
-      </w:r>
-      <m:oMath>
-        <m:r>
-          <w:rPr>
-            <w:rFonts w:ascii="Cambria Math" w:hAnsi="Cambria Math"/>
-          </w:rPr>
-          <m:t>K</m:t>
-        </m:r>
-      </m:oMath>
-      <w:r>
-        <w:t xml:space="preserve"> people have been selected.</w:t>
-      </w:r>
-    </w:p>
-    <w:p>
-      <w:pPr>
-        <w:pStyle w:val="BodyText"/>
-      </w:pPr>
-      <w:r>
-        <w:t xml:space="preserve">We need to specify how much a score advantage matters in each draw. We use a positive parameter, </w:t>
-      </w:r>
-      <m:oMath>
-        <m:sSub>
-          <m:sSubPr>
-            <m:ctrlPr>
-              <w:rPr>
-                <w:rFonts w:ascii="Cambria Math" w:hAnsi="Cambria Math"/>
-              </w:rPr>
-            </m:ctrlPr>
-          </m:sSubPr>
-          <m:e>
-            <m:r>
-              <w:rPr>
-                <w:rFonts w:ascii="Cambria Math" w:hAnsi="Cambria Math"/>
-              </w:rPr>
-              <m:t>t</m:t>
-            </m:r>
-          </m:e>
-          <m:sub>
-            <m:r>
-              <w:rPr>
-                <w:rFonts w:ascii="Cambria Math" w:hAnsi="Cambria Math"/>
-              </w:rPr>
-              <m:t>sel</m:t>
-            </m:r>
-          </m:sub>
-        </m:sSub>
-      </m:oMath>
-      <w:r>
-        <w:t xml:space="preserve">, called the selection temperature. At a low temperature, even modest score differences strongly favor higher-scoring candidates, so the outcome tends to follow the ranking. At a high temperature, those differences matter less, and lower-scoring candidates have a greater chance of being selected. Temperature governs uncertainty in selection given the scores. It does not model uncertainty in how </w:t>
-      </w:r>
-      <m:oMath>
-        <m:sSub>
-          <m:sSubPr>
-            <m:ctrlPr>
-              <w:rPr>
-                <w:rFonts w:ascii="Cambria Math" w:hAnsi="Cambria Math"/>
-              </w:rPr>
-            </m:ctrlPr>
-          </m:sSubPr>
-          <m:e>
-            <m:r>
-              <w:rPr>
-                <w:rFonts w:ascii="Cambria Math" w:hAnsi="Cambria Math"/>
-              </w:rPr>
-              <m:t>A</m:t>
-            </m:r>
-          </m:e>
-          <m:sub>
-            <m:r>
-              <w:rPr>
-                <w:rFonts w:ascii="Cambria Math" w:hAnsi="Cambria Math"/>
-              </w:rPr>
-              <m:t>i</m:t>
-            </m:r>
-          </m:sub>
-        </m:sSub>
-      </m:oMath>
-      <w:r>
-        <w:t xml:space="preserve"> was measured.</w:t>
-      </w:r>
-    </w:p>
-    <w:p>
-      <w:pPr>
-        <w:pStyle w:val="Heading2"/>
-      </w:pPr>
-      <w:bookmarkStart w:id="7" w:name="X3403a481b954ec6ac05b20913aa990d79a7f6ac"/>
-      <w:bookmarkEnd w:id="6"/>
+      <w:bookmarkStart w:id="18" w:name="X3403a481b954ec6ac05b20913aa990d79a7f6ac"/>
+      <w:bookmarkEnd w:id="17"/>
       <w:r>
         <w:t xml:space="preserve">4.3.2 </w:t>
       </w:r>
@@ -2293,16 +2343,46 @@
       <w:pPr>
         <w:pStyle w:val="Heading2"/>
       </w:pPr>
-      <w:bookmarkStart w:id="8" w:name="limits-and-score-units"/>
-      <w:bookmarkEnd w:id="7"/>
+      <w:bookmarkStart w:id="19" w:name="limits-and-score-units"/>
+      <w:bookmarkEnd w:id="18"/>
       <w:r>
         <w:t>4.3.3 Limits and score units</w:t>
       </w:r>
     </w:p>
     <w:p>
-      <w:r>
-        <w:t>The rule makes the comparison between two remaining candidates explicit. Their next-draw probability ratio is</w:t>
-      </w:r>
+      <w:pPr>
+        <w:pStyle w:val="BodyText"/>
+        <w:rPr>
+          <w:del w:id="20" w:author="Levine, Charles Roger CTR USARMY USMA (USA)" w:date="2026-10-13T13:14:00Z" w16du:dateUtc="2026-10-13T17:14:00Z"/>
+        </w:rPr>
+      </w:pPr>
+      <w:ins w:id="21" w:author="Levine, Charles Roger CTR USARMY USMA (USA)" w:date="2026-10-13T13:14:00Z" w16du:dateUtc="2026-10-13T17:14:00Z">
+        <w:r>
+          <w:t xml:space="preserve">To understand how strongly this rule favors higher scores, consider two candidates </w:t>
+        </w:r>
+        <w:r>
+          <w:t xml:space="preserve">I </w:t>
+        </w:r>
+        <w:r>
+          <w:t xml:space="preserve">who remain eligible at the same draw. We ask how many times more likely one is to be selected next than the other. Each candidate’s probability is their Gibbs weight divided by the same total remaining </w:t>
+        </w:r>
+        <w:r>
+          <w:lastRenderedPageBreak/>
+          <w:t>weight. Taking the ratio cancels that common denominator, leaving a comparison determined by their score difference and the selection temperature.</w:t>
+        </w:r>
+      </w:ins>
+      <w:del w:id="22" w:author="Levine, Charles Roger CTR USARMY USMA (USA)" w:date="2026-10-13T13:14:00Z" w16du:dateUtc="2026-10-13T17:14:00Z">
+        <w:r>
+          <w:delText>The rule makes the comparison between two remaining candidates explicit. Their next-draw probability ratio is</w:delText>
+        </w:r>
+      </w:del>
+    </w:p>
+    <w:p>
+      <w:pPr>
+        <w:rPr>
+          <w:ins w:id="23" w:author="Levine, Charles Roger CTR USARMY USMA (USA)" w:date="2026-10-13T13:14:00Z" w16du:dateUtc="2026-10-13T17:14:00Z"/>
+        </w:rPr>
+      </w:pPr>
     </w:p>
     <w:p>
       <w:pPr>
@@ -2731,7 +2811,6 @@
     </w:p>
     <w:p>
       <w:r>
-        <w:lastRenderedPageBreak/>
         <w:t xml:space="preserve">A given score advantage therefore matters relative to the temperature. As </w:t>
       </w:r>
       <m:oMath>
@@ -2814,9 +2893,9 @@
       <w:pPr>
         <w:pStyle w:val="Heading1"/>
       </w:pPr>
-      <w:bookmarkStart w:id="9" w:name="introducing-local-competitive-congestion"/>
-      <w:bookmarkEnd w:id="5"/>
-      <w:bookmarkEnd w:id="8"/>
+      <w:bookmarkStart w:id="24" w:name="introducing-local-competitive-congestion"/>
+      <w:bookmarkEnd w:id="12"/>
+      <w:bookmarkEnd w:id="19"/>
       <w:r>
         <w:t>4.4 Introducing local competitive congestion</w:t>
       </w:r>
@@ -2867,7 +2946,11 @@
         <w:t xml:space="preserve">focus here on the </w:t>
       </w:r>
       <w:r>
-        <w:t xml:space="preserve">competitive side of the environment while holding the performance values entering selection fixed. A separate developmental benefit function is an additional extension, but outside the present </w:t>
+        <w:t xml:space="preserve">competitive side of the environment while holding the performance values entering selection fixed. A </w:t>
+      </w:r>
+      <w:r>
+        <w:lastRenderedPageBreak/>
+        <w:t xml:space="preserve">separate developmental benefit function is an additional extension, but outside the present </w:t>
       </w:r>
       <w:r>
         <w:t>scope of this model</w:t>
@@ -2893,7 +2976,6 @@
         <w:pStyle w:val="BodyText"/>
       </w:pPr>
       <w:r>
-        <w:lastRenderedPageBreak/>
         <w:t xml:space="preserve">We therefore extend the SCORE component of the model. Let </w:t>
       </w:r>
       <m:oMath>
@@ -3227,7 +3309,7 @@
       <w:pPr>
         <w:pStyle w:val="Heading2"/>
       </w:pPr>
-      <w:bookmarkStart w:id="10" w:name="Xfcdd4f2c4319546fc0ffa163bb157420eb9d8c3"/>
+      <w:bookmarkStart w:id="25" w:name="Xfcdd4f2c4319546fc0ffa163bb157420eb9d8c3"/>
       <w:r>
         <w:t>4.4.1 A first approximation using average peer performance</w:t>
       </w:r>
@@ -3733,6 +3815,7 @@
     </w:p>
     <w:p>
       <w:r>
+        <w:lastRenderedPageBreak/>
         <w:t xml:space="preserve">The sum includes every member of </w:t>
       </w:r>
       <m:oMath>
@@ -3935,7 +4018,6 @@
     </w:p>
     <w:p>
       <w:r>
-        <w:lastRenderedPageBreak/>
         <w:t xml:space="preserve">Because a different </w:t>
       </w:r>
       <w:r>
@@ -4818,6 +4900,7 @@
     </w:p>
     <w:p>
       <w:r>
+        <w:lastRenderedPageBreak/>
         <w:t xml:space="preserve">Both specifications use average performance to approximate congestion. At positive </w:t>
       </w:r>
       <m:oMath>
@@ -4870,11 +4953,7 @@
         </m:r>
       </m:oMath>
       <w:r>
-        <w:t xml:space="preserve"> is standardized, a negative average raises </w:t>
-      </w:r>
-      <w:r>
-        <w:lastRenderedPageBreak/>
-        <w:t xml:space="preserve">the adjusted score above </w:t>
+        <w:t xml:space="preserve"> is standardized, a negative average raises the adjusted score above </w:t>
       </w:r>
       <m:oMath>
         <m:sSub>
@@ -4927,8 +5006,8 @@
       <w:pPr>
         <w:pStyle w:val="Heading2"/>
       </w:pPr>
-      <w:bookmarkStart w:id="11" w:name="Xdc28eb0d9af23d26594087763702d6632d638b0"/>
-      <w:bookmarkEnd w:id="10"/>
+      <w:bookmarkStart w:id="26" w:name="Xdc28eb0d9af23d26594087763702d6632d638b0"/>
+      <w:bookmarkEnd w:id="25"/>
       <w:r>
         <w:t>4.4.</w:t>
       </w:r>
@@ -5320,7 +5399,11 @@
         </m:r>
       </m:oMath>
       <w:r>
-        <w:t xml:space="preserve"> contributes one half. Members sufficiently far below the threshold contribute values close to zero, whereas members sufficiently far above it contribute values close to one. Larger </w:t>
+        <w:t xml:space="preserve"> contributes one half. Members sufficiently far below the threshold contribute values close to zero, whereas members sufficiently far above it contribute </w:t>
+      </w:r>
+      <w:r>
+        <w:lastRenderedPageBreak/>
+        <w:t xml:space="preserve">values close to one. Larger </w:t>
       </w:r>
       <m:oMath>
         <m:r>
@@ -5350,7 +5433,6 @@
         <w:pStyle w:val="BodyText"/>
       </w:pPr>
       <w:r>
-        <w:lastRenderedPageBreak/>
         <w:t xml:space="preserve">The quantity </w:t>
       </w:r>
       <m:oMath>
@@ -5512,8 +5594,8 @@
       <w:pPr>
         <w:pStyle w:val="Heading2"/>
       </w:pPr>
-      <w:bookmarkStart w:id="12" w:name="Xc082d50cc048025a16853c6d31ad799bd4fde31"/>
-      <w:bookmarkEnd w:id="11"/>
+      <w:bookmarkStart w:id="27" w:name="Xc082d50cc048025a16853c6d31ad799bd4fde31"/>
+      <w:bookmarkEnd w:id="26"/>
       <w:r>
         <w:t>4.4.3 Aggregating competitive relevance into a group adjustment</w:t>
       </w:r>
@@ -6020,6 +6102,7 @@
     </w:p>
     <w:p>
       <w:r>
+        <w:lastRenderedPageBreak/>
         <w:t xml:space="preserve">The sum includes every member of the group. Members whose performance is sufficiently far below </w:t>
       </w:r>
       <m:oMath>
@@ -6031,11 +6114,7 @@
         </m:r>
       </m:oMath>
       <w:r>
-        <w:t xml:space="preserve"> contribute little, while those sufficiently far above it contribute nearly one. Dividing by </w:t>
-      </w:r>
-      <w:r>
-        <w:lastRenderedPageBreak/>
-        <w:t xml:space="preserve">group size makes </w:t>
+        <w:t xml:space="preserve"> contribute little, while those sufficiently far above it contribute nearly one. Dividing by group size makes </w:t>
       </w:r>
       <m:oMath>
         <m:sSub>
@@ -6680,9 +6759,17 @@
       </w:r>
     </w:p>
     <w:p>
-      <w:r>
-        <w:t xml:space="preserve">For finite performance values and finite positive </w:t>
-      </w:r>
+      <w:pPr>
+        <w:rPr>
+          <w:ins w:id="28" w:author="Levine, Charles Roger CTR USARMY USMA (USA)" w:date="2026-10-13T14:12:00Z"/>
+        </w:rPr>
+      </w:pPr>
+      <w:ins w:id="29" w:author="Levine, Charles Roger CTR USARMY USMA (USA)" w:date="2026-10-13T14:12:00Z">
+        <w:r>
+          <w:lastRenderedPageBreak/>
+          <w:t xml:space="preserve">For finite performance values and finite positive </w:t>
+        </w:r>
+      </w:ins>
       <m:oMath>
         <m:r>
           <w:rPr>
@@ -6691,9 +6778,11 @@
           <m:t>γ</m:t>
         </m:r>
       </m:oMath>
-      <w:r>
-        <w:t xml:space="preserve">, each contribution lies strictly between zero and one, and so does </w:t>
-      </w:r>
+      <w:ins w:id="30" w:author="Levine, Charles Roger CTR USARMY USMA (USA)" w:date="2026-10-13T14:12:00Z">
+        <w:r>
+          <w:t xml:space="preserve">, each individual’s competitive relevance </w:t>
+        </w:r>
+      </w:ins>
       <m:oMath>
         <m:sSub>
           <m:sSubPr>
@@ -6708,7 +6797,7 @@
               <w:rPr>
                 <w:rFonts w:ascii="Cambria Math" w:hAnsi="Cambria Math"/>
               </w:rPr>
-              <m:t>C</m:t>
+              <m:t>v</m:t>
             </m:r>
           </m:e>
           <m:sub>
@@ -6716,14 +6805,16 @@
               <w:rPr>
                 <w:rFonts w:ascii="Cambria Math" w:hAnsi="Cambria Math"/>
               </w:rPr>
-              <m:t>j</m:t>
+              <m:t>h</m:t>
             </m:r>
           </m:sub>
         </m:sSub>
       </m:oMath>
-      <w:r>
-        <w:t xml:space="preserve">. Because it is a mean, replicating the same distribution of contributions in a larger group leaves </w:t>
-      </w:r>
+      <w:ins w:id="31" w:author="Levine, Charles Roger CTR USARMY USMA (USA)" w:date="2026-10-13T14:12:00Z">
+        <w:r>
+          <w:t xml:space="preserve"> lies strictly between zero and one. The group’s roster pressure, </w:t>
+        </w:r>
+      </w:ins>
       <m:oMath>
         <m:sSub>
           <m:sSubPr>
@@ -6751,34 +6842,67 @@
           </m:sub>
         </m:sSub>
       </m:oMath>
-      <w:r>
-        <w:t xml:space="preserve"> unchanged. The model therefore represents the </w:t>
-      </w:r>
-      <w:r>
-        <w:rPr>
-          <w:b/>
-          <w:bCs/>
-        </w:rPr>
-        <w:t>concentration</w:t>
-      </w:r>
-      <w:r>
-        <w:t xml:space="preserve">, rather than the total number, of credible competitors. With equal group sizes, the sum and mean of </w:t>
-      </w:r>
-      <w:r>
-        <w:lastRenderedPageBreak/>
-        <w:t>contributions are proportional. With unequal sizes, using a sum instead would introduce a different assumption about how group size affects congestion.</w:t>
-      </w:r>
+      <w:ins w:id="32" w:author="Levine, Charles Roger CTR USARMY USMA (USA)" w:date="2026-10-13T14:12:00Z">
+        <w:r>
+          <w:t>, is the average of these values and therefore also lies strictly between zero and one.</w:t>
+        </w:r>
+      </w:ins>
     </w:p>
     <w:p>
-      <w:r>
+      <w:pPr>
         <w:rPr>
-          <w:rStyle w:val="Strong"/>
+          <w:ins w:id="33" w:author="Levine, Charles Roger CTR USARMY USMA (USA)" w:date="2026-10-13T14:16:00Z"/>
         </w:rPr>
-        <w:t>Including the focal individual is a deliberate modeling choice.</w:t>
-      </w:r>
-      <w:r>
-        <w:t xml:space="preserve"> We treat roster pressure as a shared feature of the group: every member helps constitute that competitive environment, and every member receives the same congestion value </w:t>
-      </w:r>
+      </w:pPr>
+      <w:ins w:id="34" w:author="Levine, Charles Roger CTR USARMY USMA (USA)" w:date="2026-10-13T14:16:00Z">
+        <w:r>
+          <w:t xml:space="preserve">Unlike a count of competitors, roster pressure is normalized by the number of members in the group. It measures the </w:t>
+        </w:r>
+        <w:r>
+          <w:rPr>
+            <w:b/>
+            <w:bCs/>
+          </w:rPr>
+          <w:t>concentration of competitive relevance within the roster</w:t>
+        </w:r>
+        <w:r>
+          <w:t>, allowing groups of different sizes to be compared on the same scale. A larger group therefore does not receive a higher roster-pressure value merely because it contains more people.</w:t>
+        </w:r>
+      </w:ins>
+    </w:p>
+    <w:p>
+      <w:pPr>
+        <w:rPr>
+          <w:ins w:id="35" w:author="Levine, Charles Roger CTR USARMY USMA (USA)" w:date="2026-10-13T14:16:00Z"/>
+        </w:rPr>
+      </w:pPr>
+      <w:ins w:id="36" w:author="Levine, Charles Roger CTR USARMY USMA (USA)" w:date="2026-10-13T14:16:00Z">
+        <w:r>
+          <w:t>Using an average specifies how group size enters the model. When all groups have the same size, the sum and the average of competitive relevance differ only by a common constant factor. When group sizes differ, using the sum would assign greater congestion to a larger group with the same average competitive relevance. We use the average to represent competitive concentration rather than the total amount of competitive relevance.</w:t>
+        </w:r>
+      </w:ins>
+    </w:p>
+    <w:p>
+      <w:pPr>
+        <w:rPr>
+          <w:ins w:id="37" w:author="Levine, Charles Roger CTR USARMY USMA (USA)" w:date="2026-10-13T14:16:00Z"/>
+        </w:rPr>
+      </w:pPr>
+      <w:ins w:id="38" w:author="Levine, Charles Roger CTR USARMY USMA (USA)" w:date="2026-10-13T14:16:00Z">
+        <w:r>
+          <w:t xml:space="preserve">We also choose to include </w:t>
+        </w:r>
+        <w:r>
+          <w:rPr>
+            <w:b/>
+            <w:bCs/>
+          </w:rPr>
+          <w:t>every member of the group, including the focal individual</w:t>
+        </w:r>
+        <w:r>
+          <w:t xml:space="preserve">, in that average. This makes roster pressure a shared feature of the group: every member helps constitute the competitive environment, and every member receives the same congestion value </w:t>
+        </w:r>
+      </w:ins>
       <m:oMath>
         <m:sSub>
           <m:sSubPr>
@@ -6806,68 +6930,378 @@
           </m:sub>
         </m:sSub>
       </m:oMath>
-      <w:r>
-        <w:t>. This differs from the initial leave-one-out specification, which measures the average performance of an individual’s other group members. The refined measure therefore describes shared roster pressure rather than pressure exerted exclusively by others.</w:t>
-      </w:r>
+      <w:ins w:id="39" w:author="Levine, Charles Roger CTR USARMY USMA (USA)" w:date="2026-10-13T14:16:00Z">
+        <w:r>
+          <w:t xml:space="preserve">. </w:t>
+        </w:r>
+      </w:ins>
+      <w:ins w:id="40" w:author="Levine, Charles Roger CTR USARMY USMA (USA)" w:date="2026-10-13T14:22:00Z">
+        <w:r>
+          <w:t>Compared with the initial leave-one-out specification, the refined measure changes both what we averag</w:t>
+        </w:r>
+      </w:ins>
+      <w:ins w:id="41" w:author="Levine, Charles Roger CTR USARMY USMA (USA)" w:date="2026-10-13T14:24:00Z" w16du:dateUtc="2026-10-13T18:24:00Z">
+        <w:r>
+          <w:t xml:space="preserve">e, </w:t>
+        </w:r>
+      </w:ins>
+      <w:ins w:id="42" w:author="Levine, Charles Roger CTR USARMY USMA (USA)" w:date="2026-10-13T14:22:00Z">
+        <w:r>
+          <w:t>from performance to competitive relevanc</w:t>
+        </w:r>
+      </w:ins>
+      <w:ins w:id="43" w:author="Levine, Charles Roger CTR USARMY USMA (USA)" w:date="2026-10-13T14:24:00Z" w16du:dateUtc="2026-10-13T18:24:00Z">
+        <w:r>
+          <w:t xml:space="preserve">e, </w:t>
+        </w:r>
+      </w:ins>
+      <w:ins w:id="44" w:author="Levine, Charles Roger CTR USARMY USMA (USA)" w:date="2026-10-13T14:22:00Z">
+        <w:r>
+          <w:t>and whom we include</w:t>
+        </w:r>
+      </w:ins>
+      <w:ins w:id="45" w:author="Levine, Charles Roger CTR USARMY USMA (USA)" w:date="2026-10-13T14:24:00Z" w16du:dateUtc="2026-10-13T18:24:00Z">
+        <w:r>
+          <w:t xml:space="preserve">, </w:t>
+        </w:r>
+      </w:ins>
+      <w:ins w:id="46" w:author="Levine, Charles Roger CTR USARMY USMA (USA)" w:date="2026-10-13T14:22:00Z">
+        <w:r>
+          <w:t>from the other members to the entire group. It therefore describes shared roster pressure rather than pressure exerted exclusively by others.</w:t>
+        </w:r>
+      </w:ins>
     </w:p>
     <w:p>
-      <w:r>
-        <w:t xml:space="preserve">Finally, the congestion adjustment acts on standing in selection. A lower </w:t>
-      </w:r>
+      <w:pPr>
+        <w:rPr>
+          <w:del w:id="47" w:author="Levine, Charles Roger CTR USARMY USMA (USA)" w:date="2026-10-13T14:16:00Z" w16du:dateUtc="2026-10-13T18:16:00Z"/>
+        </w:rPr>
+      </w:pPr>
+      <w:ins w:id="48" w:author="Levine, Charles Roger CTR USARMY USMA (USA)" w:date="2026-10-13T14:23:00Z" w16du:dateUtc="2026-10-13T18:23:00Z">
+        <w:r>
+          <w:t xml:space="preserve">Finally, </w:t>
+        </w:r>
+      </w:ins>
+      <w:del w:id="49" w:author="Levine, Charles Roger CTR USARMY USMA (USA)" w:date="2026-10-13T14:12:00Z" w16du:dateUtc="2026-10-13T18:12:00Z">
+        <w:r>
+          <w:delText xml:space="preserve">For finite performance values and finite positive </w:delText>
+        </w:r>
+      </w:del>
+      <m:oMath>
+        <m:r>
+          <w:del w:id="50" w:author="Levine, Charles Roger CTR USARMY USMA (USA)" w:date="2026-10-13T14:12:00Z" w16du:dateUtc="2026-10-13T18:12:00Z">
+            <w:rPr>
+              <w:rFonts w:ascii="Cambria Math" w:hAnsi="Cambria Math"/>
+            </w:rPr>
+            <m:t>γ</m:t>
+          </w:del>
+        </m:r>
+      </m:oMath>
+      <w:del w:id="51" w:author="Levine, Charles Roger CTR USARMY USMA (USA)" w:date="2026-10-13T14:12:00Z" w16du:dateUtc="2026-10-13T18:12:00Z">
+        <w:r>
+          <w:delText xml:space="preserve">, each contribution lies strictly between zero and one, and so does </w:delText>
+        </w:r>
+      </w:del>
       <m:oMath>
         <m:sSub>
           <m:sSubPr>
             <m:ctrlPr>
-              <w:rPr>
-                <w:rFonts w:ascii="Cambria Math" w:hAnsi="Cambria Math"/>
-              </w:rPr>
+              <w:del w:id="52" w:author="Levine, Charles Roger CTR USARMY USMA (USA)" w:date="2026-10-13T14:12:00Z" w16du:dateUtc="2026-10-13T18:12:00Z">
+                <w:rPr>
+                  <w:rFonts w:ascii="Cambria Math" w:hAnsi="Cambria Math"/>
+                </w:rPr>
+              </w:del>
             </m:ctrlPr>
           </m:sSubPr>
           <m:e>
             <m:r>
-              <w:rPr>
-                <w:rFonts w:ascii="Cambria Math" w:hAnsi="Cambria Math"/>
-              </w:rPr>
-              <m:t>S</m:t>
+              <w:del w:id="53" w:author="Levine, Charles Roger CTR USARMY USMA (USA)" w:date="2026-10-13T14:12:00Z" w16du:dateUtc="2026-10-13T18:12:00Z">
+                <w:rPr>
+                  <w:rFonts w:ascii="Cambria Math" w:hAnsi="Cambria Math"/>
+                </w:rPr>
+                <m:t>C</m:t>
+              </w:del>
             </m:r>
           </m:e>
           <m:sub>
             <m:r>
-              <w:rPr>
-                <w:rFonts w:ascii="Cambria Math" w:hAnsi="Cambria Math"/>
-              </w:rPr>
-              <m:t>i</m:t>
+              <w:del w:id="54" w:author="Levine, Charles Roger CTR USARMY USMA (USA)" w:date="2026-10-13T14:12:00Z" w16du:dateUtc="2026-10-13T18:12:00Z">
+                <w:rPr>
+                  <w:rFonts w:ascii="Cambria Math" w:hAnsi="Cambria Math"/>
+                </w:rPr>
+                <m:t>j</m:t>
+              </w:del>
             </m:r>
           </m:sub>
         </m:sSub>
       </m:oMath>
-      <w:r>
-        <w:t xml:space="preserve"> does not mean that the individual’s measured performance or learning has declined. Competition for attention, visibility, and sponsorship provides possible substantive channels for this adjustment, but the present model does not separately simulate those processes. It specifies how group composition changes the scores entering selection.</w:t>
-      </w:r>
+      <w:del w:id="55" w:author="Levine, Charles Roger CTR USARMY USMA (USA)" w:date="2026-10-13T14:12:00Z" w16du:dateUtc="2026-10-13T18:12:00Z">
+        <w:r>
+          <w:delText xml:space="preserve">. Because it is a mean, replicating the same distribution of contributions in a larger group leaves </w:delText>
+        </w:r>
+      </w:del>
+      <m:oMath>
+        <m:sSub>
+          <m:sSubPr>
+            <m:ctrlPr>
+              <w:del w:id="56" w:author="Levine, Charles Roger CTR USARMY USMA (USA)" w:date="2026-10-13T14:12:00Z" w16du:dateUtc="2026-10-13T18:12:00Z">
+                <w:rPr>
+                  <w:rFonts w:ascii="Cambria Math" w:hAnsi="Cambria Math"/>
+                </w:rPr>
+              </w:del>
+            </m:ctrlPr>
+          </m:sSubPr>
+          <m:e>
+            <m:r>
+              <w:del w:id="57" w:author="Levine, Charles Roger CTR USARMY USMA (USA)" w:date="2026-10-13T14:12:00Z" w16du:dateUtc="2026-10-13T18:12:00Z">
+                <w:rPr>
+                  <w:rFonts w:ascii="Cambria Math" w:hAnsi="Cambria Math"/>
+                </w:rPr>
+                <m:t>C</m:t>
+              </w:del>
+            </m:r>
+          </m:e>
+          <m:sub>
+            <m:r>
+              <w:del w:id="58" w:author="Levine, Charles Roger CTR USARMY USMA (USA)" w:date="2026-10-13T14:12:00Z" w16du:dateUtc="2026-10-13T18:12:00Z">
+                <w:rPr>
+                  <w:rFonts w:ascii="Cambria Math" w:hAnsi="Cambria Math"/>
+                </w:rPr>
+                <m:t>j</m:t>
+              </w:del>
+            </m:r>
+          </m:sub>
+        </m:sSub>
+      </m:oMath>
+      <w:del w:id="59" w:author="Levine, Charles Roger CTR USARMY USMA (USA)" w:date="2026-10-13T14:12:00Z" w16du:dateUtc="2026-10-13T18:12:00Z">
+        <w:r>
+          <w:delText xml:space="preserve"> unchanged. The model therefore represents the </w:delText>
+        </w:r>
+        <w:r>
+          <w:rPr>
+            <w:b/>
+            <w:bCs/>
+          </w:rPr>
+          <w:delText>concentration</w:delText>
+        </w:r>
+        <w:r>
+          <w:delText>, rather than the total number, of credible competitors. With equal group sizes, the sum and mean of contributions are proportional. With unequal sizes, using a sum instead would introduce a different assumption about how group size affects congestion</w:delText>
+        </w:r>
+      </w:del>
+      <w:del w:id="60" w:author="Levine, Charles Roger CTR USARMY USMA (USA)" w:date="2026-10-13T14:16:00Z" w16du:dateUtc="2026-10-13T18:16:00Z">
+        <w:r>
+          <w:delText>.</w:delText>
+        </w:r>
+      </w:del>
     </w:p>
     <w:p>
-      <w:r>
-        <w:t>A lower score represents an adverse adjustment to standing in selection; it does not assert that the person’s recorded performance or learning declined.</w:t>
-      </w:r>
-      <w:r>
-        <w:t xml:space="preserve">  V</w:t>
-      </w:r>
-      <w:r>
-        <w:t xml:space="preserve">isibility, </w:t>
-      </w:r>
-      <w:r>
-        <w:t xml:space="preserve">distinction, </w:t>
-      </w:r>
-      <w:r>
-        <w:t>and sponsorship provide possible substantive channels. Group composition is the structure represented by the model, without separately specifying interpersonal ties or a dynamic influence process for those channels.</w:t>
+      <w:pPr>
+        <w:rPr>
+          <w:del w:id="61" w:author="Levine, Charles Roger CTR USARMY USMA (USA)" w:date="2026-10-13T14:16:00Z" w16du:dateUtc="2026-10-13T18:16:00Z"/>
+        </w:rPr>
+      </w:pPr>
+      <w:del w:id="62" w:author="Levine, Charles Roger CTR USARMY USMA (USA)" w:date="2026-10-13T14:16:00Z" w16du:dateUtc="2026-10-13T18:16:00Z">
+        <w:r>
+          <w:rPr>
+            <w:rStyle w:val="Strong"/>
+          </w:rPr>
+          <w:delText>Including the focal individual is a deliberate modeling choice.</w:delText>
+        </w:r>
+        <w:r>
+          <w:delText xml:space="preserve"> We treat roster pressure as a shared feature of the group: every member helps constitute that competitive environment, and every member receives the same congestion value </w:delText>
+        </w:r>
+      </w:del>
+      <m:oMath>
+        <m:sSub>
+          <m:sSubPr>
+            <m:ctrlPr>
+              <w:del w:id="63" w:author="Levine, Charles Roger CTR USARMY USMA (USA)" w:date="2026-10-13T14:16:00Z" w16du:dateUtc="2026-10-13T18:16:00Z">
+                <w:rPr>
+                  <w:rFonts w:ascii="Cambria Math" w:hAnsi="Cambria Math"/>
+                </w:rPr>
+              </w:del>
+            </m:ctrlPr>
+          </m:sSubPr>
+          <m:e>
+            <m:r>
+              <w:del w:id="64" w:author="Levine, Charles Roger CTR USARMY USMA (USA)" w:date="2026-10-13T14:16:00Z" w16du:dateUtc="2026-10-13T18:16:00Z">
+                <w:rPr>
+                  <w:rFonts w:ascii="Cambria Math" w:hAnsi="Cambria Math"/>
+                </w:rPr>
+                <m:t>C</m:t>
+              </w:del>
+            </m:r>
+          </m:e>
+          <m:sub>
+            <m:r>
+              <w:del w:id="65" w:author="Levine, Charles Roger CTR USARMY USMA (USA)" w:date="2026-10-13T14:16:00Z" w16du:dateUtc="2026-10-13T18:16:00Z">
+                <w:rPr>
+                  <w:rFonts w:ascii="Cambria Math" w:hAnsi="Cambria Math"/>
+                </w:rPr>
+                <m:t>j</m:t>
+              </w:del>
+            </m:r>
+          </m:sub>
+        </m:sSub>
+      </m:oMath>
+      <w:del w:id="66" w:author="Levine, Charles Roger CTR USARMY USMA (USA)" w:date="2026-10-13T14:16:00Z" w16du:dateUtc="2026-10-13T18:16:00Z">
+        <w:r>
+          <w:delText>. This differs from the initial leave-one-out specification, which measures the average performance of an individual’s other group members. The refined measure therefore describes shared roster pressure rather than pressure exerted exclusively by others.</w:delText>
+        </w:r>
+      </w:del>
+    </w:p>
+    <w:p>
+      <w:pPr>
+        <w:rPr>
+          <w:del w:id="67" w:author="Levine, Charles Roger CTR USARMY USMA (USA)" w:date="2026-10-13T14:23:00Z" w16du:dateUtc="2026-10-13T18:23:00Z"/>
+        </w:rPr>
+      </w:pPr>
+      <w:ins w:id="68" w:author="Levine, Charles Roger CTR USARMY USMA (USA)" w:date="2026-10-13T14:23:00Z" w16du:dateUtc="2026-10-13T18:23:00Z">
+        <w:r>
+          <w:t>t</w:t>
+        </w:r>
+      </w:ins>
+      <w:ins w:id="69" w:author="Levine, Charles Roger CTR USARMY USMA (USA)" w:date="2026-10-13T14:23:00Z">
+        <w:r>
+          <w:t xml:space="preserve">he resulting congestion adjustment changes an individual’s standing in selection. A lower adjusted score </w:t>
+        </w:r>
+      </w:ins>
+      <m:oMath>
+        <m:sSub>
+          <m:sSubPr>
+            <m:ctrlPr>
+              <w:rPr>
+                <w:rFonts w:ascii="Cambria Math" w:hAnsi="Cambria Math"/>
+              </w:rPr>
+            </m:ctrlPr>
+          </m:sSubPr>
+          <m:e>
+            <m:r>
+              <w:rPr>
+                <w:rFonts w:ascii="Cambria Math" w:hAnsi="Cambria Math"/>
+              </w:rPr>
+              <m:t>S</m:t>
+            </m:r>
+          </m:e>
+          <m:sub>
+            <m:r>
+              <w:rPr>
+                <w:rFonts w:ascii="Cambria Math" w:hAnsi="Cambria Math"/>
+              </w:rPr>
+              <m:t>i</m:t>
+            </m:r>
+          </m:sub>
+        </m:sSub>
+      </m:oMath>
+      <w:ins w:id="70" w:author="Levine, Charles Roger CTR USARMY USMA (USA)" w:date="2026-10-13T14:23:00Z">
+        <w:r>
+          <w:t xml:space="preserve"> does not mean that the individual’s recorded performance </w:t>
+        </w:r>
+      </w:ins>
+      <m:oMath>
+        <m:sSub>
+          <m:sSubPr>
+            <m:ctrlPr>
+              <w:rPr>
+                <w:rFonts w:ascii="Cambria Math" w:hAnsi="Cambria Math"/>
+              </w:rPr>
+            </m:ctrlPr>
+          </m:sSubPr>
+          <m:e>
+            <m:r>
+              <w:rPr>
+                <w:rFonts w:ascii="Cambria Math" w:hAnsi="Cambria Math"/>
+              </w:rPr>
+              <m:t>A</m:t>
+            </m:r>
+          </m:e>
+          <m:sub>
+            <m:r>
+              <w:rPr>
+                <w:rFonts w:ascii="Cambria Math" w:hAnsi="Cambria Math"/>
+              </w:rPr>
+              <m:t>i</m:t>
+            </m:r>
+          </m:sub>
+        </m:sSub>
+      </m:oMath>
+      <w:ins w:id="71" w:author="Levine, Charles Roger CTR USARMY USMA (USA)" w:date="2026-10-13T14:23:00Z">
+        <w:r>
+          <w:t xml:space="preserve"> or learning has declined. Competition for attention, opportunities to stand out, and sponsorship provides possible explanations for why group composition could affect advancement. The present model represents those effects through the score adjustment; it does not separately model interpersonal ties or the processes through which attention, recognition, or sponsorship develop.</w:t>
+        </w:r>
+      </w:ins>
+      <w:del w:id="72" w:author="Levine, Charles Roger CTR USARMY USMA (USA)" w:date="2026-10-13T14:23:00Z" w16du:dateUtc="2026-10-13T18:23:00Z">
+        <w:r>
+          <w:delText xml:space="preserve">Finally, the congestion adjustment acts on standing in selection. A lower </w:delText>
+        </w:r>
+      </w:del>
+      <m:oMath>
+        <m:sSub>
+          <m:sSubPr>
+            <m:ctrlPr>
+              <w:del w:id="73" w:author="Levine, Charles Roger CTR USARMY USMA (USA)" w:date="2026-10-13T14:23:00Z" w16du:dateUtc="2026-10-13T18:23:00Z">
+                <w:rPr>
+                  <w:rFonts w:ascii="Cambria Math" w:hAnsi="Cambria Math"/>
+                </w:rPr>
+              </w:del>
+            </m:ctrlPr>
+          </m:sSubPr>
+          <m:e>
+            <m:r>
+              <w:del w:id="74" w:author="Levine, Charles Roger CTR USARMY USMA (USA)" w:date="2026-10-13T14:23:00Z" w16du:dateUtc="2026-10-13T18:23:00Z">
+                <w:rPr>
+                  <w:rFonts w:ascii="Cambria Math" w:hAnsi="Cambria Math"/>
+                </w:rPr>
+                <m:t>S</m:t>
+              </w:del>
+            </m:r>
+          </m:e>
+          <m:sub>
+            <m:r>
+              <w:del w:id="75" w:author="Levine, Charles Roger CTR USARMY USMA (USA)" w:date="2026-10-13T14:23:00Z" w16du:dateUtc="2026-10-13T18:23:00Z">
+                <w:rPr>
+                  <w:rFonts w:ascii="Cambria Math" w:hAnsi="Cambria Math"/>
+                </w:rPr>
+                <m:t>i</m:t>
+              </w:del>
+            </m:r>
+          </m:sub>
+        </m:sSub>
+      </m:oMath>
+      <w:del w:id="76" w:author="Levine, Charles Roger CTR USARMY USMA (USA)" w:date="2026-10-13T14:23:00Z" w16du:dateUtc="2026-10-13T18:23:00Z">
+        <w:r>
+          <w:delText xml:space="preserve"> does not mean that the individual’s measured performance or learning has declined. Competition for attention, visibility, and sponsorship provides possible substantive channels for this adjustment, but the present model does not separately simulate those processes. It specifies how group composition changes the scores entering selection.</w:delText>
+        </w:r>
+      </w:del>
+    </w:p>
+    <w:p>
+      <w:del w:id="77" w:author="Levine, Charles Roger CTR USARMY USMA (USA)" w:date="2026-10-13T14:23:00Z" w16du:dateUtc="2026-10-13T18:23:00Z">
+        <w:r>
+          <w:delText>A lower score represents an adverse adjustment to standing in selection; it does not assert that the person’s recorded performance or learning declined.</w:delText>
+        </w:r>
+        <w:r>
+          <w:delText xml:space="preserve">  V</w:delText>
+        </w:r>
+        <w:r>
+          <w:delText xml:space="preserve">isibility, </w:delText>
+        </w:r>
+        <w:r>
+          <w:delText xml:space="preserve">distinction, </w:delText>
+        </w:r>
+        <w:r>
+          <w:delText>and sponsorship provide possible substantive channels. Group composition is the structure represented by the model, without separately specifying interpersonal ties or a dynamic influence process for those channels</w:delText>
+        </w:r>
+      </w:del>
+      <w:r>
+        <w:t>.</w:t>
       </w:r>
     </w:p>
     <w:p>
       <w:pPr>
         <w:pStyle w:val="Heading2"/>
       </w:pPr>
-      <w:bookmarkStart w:id="13" w:name="X6be0b98e308fb3b1e3a269c0b46a979e83043a9"/>
-      <w:bookmarkEnd w:id="12"/>
+      <w:bookmarkStart w:id="78" w:name="X6be0b98e308fb3b1e3a269c0b46a979e83043a9"/>
+      <w:bookmarkEnd w:id="27"/>
       <w:r>
         <w:t>4.4.4 How local composition changes global comparisons</w:t>
       </w:r>
@@ -7057,7 +7491,18 @@
     </w:p>
     <w:p>
       <w:r>
-        <w:t>Their ordering by A is preserved. Across different groups, however,</w:t>
+        <w:t xml:space="preserve">Their ordering by </w:t>
+      </w:r>
+      <m:oMath>
+        <m:r>
+          <w:rPr>
+            <w:rFonts w:ascii="Cambria Math" w:hAnsi="Cambria Math"/>
+          </w:rPr>
+          <m:t>A</m:t>
+        </m:r>
+      </m:oMath>
+      <w:r>
+        <w:t xml:space="preserve"> is preserved. Across different groups, however,</w:t>
       </w:r>
     </w:p>
     <w:p>
@@ -7533,7 +7978,6 @@
             <w:rPr>
               <w:rFonts w:ascii="Cambria Math" w:hAnsi="Cambria Math"/>
             </w:rPr>
-            <w:lastRenderedPageBreak/>
             <m:t>λ</m:t>
           </m:r>
           <m:r>
@@ -7738,55 +8182,89 @@
     </w:p>
     <w:p>
       <w:r>
-        <w:t>Above that value, their order reverses when the underlying performance and congestion quantities are held fixed. Under deterministic selection, such a reversal changes outcomes only if it changes membership at the top-K boundary. Under stochastic selection, altered score differences can change probabilities even before a reversal occurs. Environmental consequences for advancement therefore depend on both the score adjustment and the subsequent selection rule.</w:t>
+        <w:t>Above that value, their order reverses when the underlying performance and congestion quantities are held fixed. Under deterministic selection, such a reversal changes outcomes only if it changes membership at the top-</w:t>
+      </w:r>
+      <m:oMath>
+        <m:r>
+          <w:rPr>
+            <w:rFonts w:ascii="Cambria Math" w:hAnsi="Cambria Math"/>
+          </w:rPr>
+          <m:t>K</m:t>
+        </m:r>
+      </m:oMath>
+      <w:r>
+        <w:t xml:space="preserve"> boundary. Under stochastic selection, altered score differences can change probabilities even before a reversal occurs. Environmental consequences for advancement therefore depend on both the score adjustment and the subsequent selection rule.</w:t>
       </w:r>
     </w:p>
     <w:p>
       <w:pPr>
         <w:pStyle w:val="BodyText"/>
       </w:pPr>
-      <w:r>
-        <w:t xml:space="preserve">The present model considers a common selection pool containing individuals from multiple groups. This is a modeling choice, not a claim that advancement decisions are entirely global. In applications such as tenure, local decisions may coexist with broader comparisons and institutional constraints.  </w:t>
-      </w:r>
-      <w:r>
-        <w:t xml:space="preserve">Competition for opportunities within a group is distinct from allocating advancement places within that group. Our congestion term represents the former, while the present selection rule compares candidates across groups.  </w:t>
-      </w:r>
-      <w:r>
-        <w:t>If each</w:t>
-      </w:r>
-      <w:r>
-        <w:t xml:space="preserve"> </w:t>
-      </w:r>
-      <w:r>
-        <w:t xml:space="preserve">group instead </w:t>
-      </w:r>
-      <w:r>
-        <w:t>selected a fixed number of its</w:t>
-      </w:r>
-      <w:r>
-        <w:t xml:space="preserve"> own members, the </w:t>
-      </w:r>
-      <w:r>
-        <w:t>shared congestion penalty</w:t>
-      </w:r>
-      <w:r>
-        <w:t xml:space="preserve"> would </w:t>
-      </w:r>
-      <w:r>
-        <w:t>leave their internal rankings and selection probabilities unchanged</w:t>
-      </w:r>
-      <w:r>
-        <w:t>. This particular full-group penalty would not alter those winners. Its consequential comparisons occur across groups competing for common opportunities. Institutions without explicit local quotas can exhibit such comparisons; a model of selection entirely within groups would require a different or additional mechanism.</w:t>
-      </w:r>
+      <w:ins w:id="79" w:author="Levine, Charles Roger CTR USARMY USMA (USA)" w:date="2026-10-13T14:32:00Z">
+        <w:r>
+          <w:t>The present model considers a common selection pool containing individuals from multiple groups. This is a modeling choice, not a claim that advancement decisions are entirely global. In applications such as tenure, local decisions may coexist with broader comparisons and institutional constraints. Competition for opportunities within a group is distinct from allocating advancement places within that group. Our congestion term represents the former, while the selection rule compares candidates across groups. If each group instead selected a fixed number of its own members, subtracting the same congestion penalty from every member would leave both their internal rankings and their conditional selection probabilities unchanged. The shared penalty therefore affects selection through comparisons across groups competing for common opportunities.</w:t>
+        </w:r>
+      </w:ins>
+      <w:ins w:id="80" w:author="Levine, Charles Roger CTR USARMY USMA (USA)" w:date="2026-10-13T14:35:00Z" w16du:dateUtc="2026-10-13T18:35:00Z">
+        <w:r>
+          <w:t xml:space="preserve">  A </w:t>
+        </w:r>
+      </w:ins>
+      <w:ins w:id="81" w:author="Levine, Charles Roger CTR USARMY USMA (USA)" w:date="2026-10-13T14:35:00Z">
+        <w:r>
+          <w:t>model in which each group independently selects a fixed number of its own members is another possible formulation. For congestion to affect selection under that rule, however, it would require a mechanism beyond the shared group penalty used here. We do not pursue that formulation in the present model.</w:t>
+        </w:r>
+      </w:ins>
+      <w:del w:id="82" w:author="Levine, Charles Roger CTR USARMY USMA (USA)" w:date="2026-10-13T14:32:00Z" w16du:dateUtc="2026-10-13T18:32:00Z">
+        <w:r>
+          <w:delText xml:space="preserve">The present model considers a common selection pool containing individuals from multiple groups. This is a modeling choice, not a claim that advancement decisions are entirely global. In applications such as tenure, local decisions may coexist with broader comparisons and institutional constraints.  </w:delText>
+        </w:r>
+        <w:r>
+          <w:delText xml:space="preserve">Competition for opportunities within a group is distinct from allocating advancement places within that group. Our congestion term represents the former, while the present selection rule compares candidates across groups.  </w:delText>
+        </w:r>
+        <w:r>
+          <w:delText>If each</w:delText>
+        </w:r>
+        <w:r>
+          <w:delText xml:space="preserve"> </w:delText>
+        </w:r>
+        <w:r>
+          <w:delText xml:space="preserve">group instead </w:delText>
+        </w:r>
+        <w:r>
+          <w:delText>selected a fixed number of its</w:delText>
+        </w:r>
+        <w:r>
+          <w:delText xml:space="preserve"> own members, the </w:delText>
+        </w:r>
+        <w:r>
+          <w:delText>shared congestion penalty</w:delText>
+        </w:r>
+        <w:r>
+          <w:delText xml:space="preserve"> would </w:delText>
+        </w:r>
+        <w:r>
+          <w:delText>leave their internal rankings and selection probabilities unchanged</w:delText>
+        </w:r>
+        <w:r>
+          <w:delText>. This particular full-group penalty would not alter those winners. Its consequential comparisons occur across groups competing for common opportunities. Institutions without explicit local quotas can exhibit such comparisons; a model of selection entirely within groups would require a different or additional mechanism</w:delText>
+        </w:r>
+      </w:del>
+      <w:del w:id="83" w:author="Levine, Charles Roger CTR USARMY USMA (USA)" w:date="2026-10-13T14:35:00Z" w16du:dateUtc="2026-10-13T18:35:00Z">
+        <w:r>
+          <w:delText>.</w:delText>
+        </w:r>
+      </w:del>
     </w:p>
     <w:p>
       <w:pPr>
         <w:pStyle w:val="Heading1"/>
       </w:pPr>
-      <w:bookmarkStart w:id="14" w:name="X7a04dd235f4b61b299248b9776f1ec12743c145"/>
-      <w:bookmarkEnd w:id="9"/>
-      <w:bookmarkEnd w:id="13"/>
-      <w:r>
+      <w:bookmarkStart w:id="84" w:name="X7a04dd235f4b61b299248b9776f1ec12743c145"/>
+      <w:bookmarkEnd w:id="24"/>
+      <w:bookmarkEnd w:id="78"/>
+      <w:r>
+        <w:lastRenderedPageBreak/>
         <w:t>4.5 Mathematical behavior and parameter regimes</w:t>
       </w:r>
     </w:p>
@@ -7799,9 +8277,8 @@
       <w:pPr>
         <w:pStyle w:val="Heading2"/>
       </w:pPr>
-      <w:bookmarkStart w:id="15" w:name="X6d651838145b13eafa5e51df11b757b7c1070b2"/>
-      <w:r>
-        <w:lastRenderedPageBreak/>
+      <w:bookmarkStart w:id="85" w:name="X6d651838145b13eafa5e51df11b757b7c1070b2"/>
+      <w:r>
         <w:t>4.5.1 Threshold location and transition sharpness</w:t>
       </w:r>
     </w:p>
@@ -8265,21 +8742,18 @@
       <w:r>
         <w:fldChar w:fldCharType="separate"/>
       </w:r>
-      <w:ins w:id="16" w:author="Levine, Charles Roger CTR USARMY USMA (USA)" w:date="2026-10-13T08:53:00Z" w16du:dateUtc="2026-10-13T12:53:00Z">
+      <w:ins w:id="86" w:author="Levine, Charles Roger CTR USARMY USMA (USA)" w:date="2026-10-13T09:15:00Z" w16du:dateUtc="2026-10-13T13:15:00Z">
         <w:r>
-          <w:rPr>
-            <w:b/>
-          </w:rPr>
-          <w:t>Figure 4-1</w:t>
+          <w:t>Figure 4-</w:t>
         </w:r>
         <w:r>
           <w:rPr>
-            <w:b/>
-          </w:rPr>
-          <w:noBreakHyphen/>
+            <w:noProof/>
+          </w:rPr>
+          <w:t>1</w:t>
         </w:r>
       </w:ins>
-      <w:del w:id="17" w:author="Levine, Charles Roger CTR USARMY USMA (USA)" w:date="2026-10-13T08:51:00Z" w16du:dateUtc="2026-10-13T12:51:00Z">
+      <w:del w:id="87" w:author="Levine, Charles Roger CTR USARMY USMA (USA)" w:date="2026-10-13T08:51:00Z" w16du:dateUtc="2026-10-13T12:51:00Z">
         <w:r>
           <w:rPr>
             <w:b/>
@@ -8323,6 +8797,11 @@
           <m:t>γ</m:t>
         </m:r>
       </m:oMath>
+      <w:ins w:id="88" w:author="Levine, Charles Roger CTR USARMY USMA (USA)" w:date="2026-10-13T14:45:00Z" w16du:dateUtc="2026-10-13T18:45:00Z">
+        <w:r>
+          <w:t xml:space="preserve"> </w:t>
+        </w:r>
+      </w:ins>
       <w:r>
         <w:t xml:space="preserve">sharpens the transition around a fixed threshold. In Panel B, changing </w:t>
       </w:r>
@@ -8388,20 +8867,23 @@
       <w:pPr>
         <w:pStyle w:val="Caption"/>
       </w:pPr>
-      <w:bookmarkStart w:id="18" w:name="Chapter4Figure1"/>
-      <w:bookmarkStart w:id="19" w:name="_Ref242720681"/>
-      <w:bookmarkStart w:id="20" w:name="_Ref242772765"/>
+      <w:bookmarkStart w:id="89" w:name="Chapter4Figure1"/>
+      <w:bookmarkStart w:id="90" w:name="_Ref242720681"/>
+      <w:bookmarkStart w:id="91" w:name="_Ref242772765"/>
       <w:r>
         <w:t>Figure 4-</w:t>
       </w:r>
       <w:fldSimple w:instr=" SEQ Figure \* ARABIC ">
         <w:r>
+          <w:rPr>
+            <w:noProof/>
+          </w:rPr>
           <w:t>1</w:t>
         </w:r>
       </w:fldSimple>
-      <w:bookmarkEnd w:id="18"/>
-      <w:bookmarkEnd w:id="19"/>
-      <w:bookmarkEnd w:id="20"/>
+      <w:bookmarkEnd w:id="89"/>
+      <w:bookmarkEnd w:id="90"/>
+      <w:bookmarkEnd w:id="91"/>
       <w:r>
         <w:t xml:space="preserve">. </w:t>
       </w:r>
@@ -8749,6 +9231,11 @@
       </w:r>
     </w:p>
     <w:p>
+      <w:pPr>
+        <w:rPr>
+          <w:del w:id="92" w:author="Levine, Charles Roger CTR USARMY USMA (USA)" w:date="2026-10-13T14:55:00Z" w16du:dateUtc="2026-10-13T18:55:00Z"/>
+        </w:rPr>
+      </w:pPr>
       <w:r>
         <w:t xml:space="preserve">These results follow directly from the equations. They show that a positive penalty coefficient alone is insufficient to change competitive standing: congestion must also differ across groups. </w:t>
       </w:r>
@@ -8759,15 +9246,19 @@
     </w:p>
     <w:p>
       <w:pPr>
-        <w:pStyle w:val="BodyText"/>
+        <w:pPrChange w:id="93" w:author="Levine, Charles Roger CTR USARMY USMA (USA)" w:date="2026-10-13T14:55:00Z" w16du:dateUtc="2026-10-13T18:55:00Z">
+          <w:pPr>
+            <w:pStyle w:val="BodyText"/>
+          </w:pPr>
+        </w:pPrChange>
       </w:pPr>
     </w:p>
     <w:p>
       <w:pPr>
         <w:pStyle w:val="Heading2"/>
       </w:pPr>
-      <w:bookmarkStart w:id="21" w:name="penalty-strength-and-score-scale"/>
-      <w:bookmarkEnd w:id="15"/>
+      <w:bookmarkStart w:id="94" w:name="penalty-strength-and-score-scale"/>
+      <w:bookmarkEnd w:id="85"/>
       <w:r>
         <w:t>4.5.2 Penalty strength and score scale</w:t>
       </w:r>
@@ -8904,7 +9395,18 @@
         </m:r>
       </m:oMath>
       <w:r>
-        <w:t>. Pairwise rankings can change only at crossing values of the form derived in Section 4.4.4. Between crossing values, deterministic top-K membership remains unchanged. This explains why numerical scores can change continuously while the selected set changes in discrete steps. An increase in penalty strength is not itself evidence that more people have changed selection status.</w:t>
+        <w:t>. Pairwise rankings can change only at crossing values of the form derived in Section 4.4.4. Between crossing values, deterministic top-</w:t>
+      </w:r>
+      <m:oMath>
+        <m:r>
+          <w:rPr>
+            <w:rFonts w:ascii="Cambria Math" w:hAnsi="Cambria Math"/>
+          </w:rPr>
+          <m:t>K</m:t>
+        </m:r>
+      </m:oMath>
+      <w:r>
+        <w:t xml:space="preserve"> membership remains unchanged. This explains why numerical scores can change continuously while the selected set changes in discrete steps. An increase in penalty strength is not itself evidence that more people have changed selection status.</w:t>
       </w:r>
       <w:r>
         <w:t xml:space="preserve">  </w:t>
@@ -8918,21 +9420,18 @@
       <w:r>
         <w:fldChar w:fldCharType="separate"/>
       </w:r>
-      <w:ins w:id="22" w:author="Levine, Charles Roger CTR USARMY USMA (USA)" w:date="2026-10-13T08:53:00Z" w16du:dateUtc="2026-10-13T12:53:00Z">
+      <w:ins w:id="95" w:author="Levine, Charles Roger CTR USARMY USMA (USA)" w:date="2026-10-13T09:15:00Z" w16du:dateUtc="2026-10-13T13:15:00Z">
         <w:r>
-          <w:rPr>
-            <w:b/>
-          </w:rPr>
-          <w:t>Figure 4-2</w:t>
+          <w:t>Figure 4-</w:t>
         </w:r>
         <w:r>
           <w:rPr>
-            <w:b/>
-          </w:rPr>
-          <w:noBreakHyphen/>
+            <w:noProof/>
+          </w:rPr>
+          <w:t>2</w:t>
         </w:r>
       </w:ins>
-      <w:del w:id="23" w:author="Levine, Charles Roger CTR USARMY USMA (USA)" w:date="2026-10-13T08:51:00Z" w16du:dateUtc="2026-10-13T12:51:00Z">
+      <w:del w:id="96" w:author="Levine, Charles Roger CTR USARMY USMA (USA)" w:date="2026-10-13T08:51:00Z" w16du:dateUtc="2026-10-13T12:51:00Z">
         <w:r>
           <w:rPr>
             <w:b/>
@@ -8966,7 +9465,18 @@
         <w:fldChar w:fldCharType="end"/>
       </w:r>
       <w:r>
-        <w:t xml:space="preserve"> follows nine individuals in three fixed groups as \(\lambda\) increases, with three selection places available across the entire population. Scores within each group decline at the same rate because members share the same roster pressure. Crossings between groups can change rankings, but they change the selected set only when someone gains or loses a place. The lower panel shows that distinction directly.</w:t>
+        <w:t xml:space="preserve"> follows nine individuals in three fixed groups as </w:t>
+      </w:r>
+      <m:oMath>
+        <m:r>
+          <w:rPr>
+            <w:rFonts w:ascii="Cambria Math" w:hAnsi="Cambria Math"/>
+          </w:rPr>
+          <m:t>λ</m:t>
+        </m:r>
+      </m:oMath>
+      <w:r>
+        <w:t xml:space="preserve"> increases, with three selection places available across the entire population. Scores within each group decline at the same rate because members share the same roster pressure. Crossings between groups can change rankings, but they change the selected set only when someone gains or loses a place. The lower panel shows that distinction directly.</w:t>
       </w:r>
     </w:p>
     <w:p>
@@ -9019,19 +9529,25 @@
     <w:p>
       <w:pPr>
         <w:pStyle w:val="Caption"/>
+        <w:rPr>
+          <w:ins w:id="97" w:author="Levine, Charles Roger CTR USARMY USMA (USA)" w:date="2026-10-13T14:58:00Z" w16du:dateUtc="2026-10-13T18:58:00Z"/>
+        </w:rPr>
       </w:pPr>
-      <w:bookmarkStart w:id="24" w:name="Chapter4Figure2"/>
-      <w:bookmarkStart w:id="25" w:name="_Ref242721199"/>
+      <w:bookmarkStart w:id="98" w:name="Chapter4Figure2"/>
+      <w:bookmarkStart w:id="99" w:name="_Ref242721199"/>
       <w:r>
         <w:t>Figure 4-</w:t>
       </w:r>
       <w:fldSimple w:instr=" SEQ Figure \* ARABIC ">
         <w:r>
+          <w:rPr>
+            <w:noProof/>
+          </w:rPr>
           <w:t>2</w:t>
         </w:r>
       </w:fldSimple>
-      <w:bookmarkEnd w:id="24"/>
-      <w:bookmarkEnd w:id="25"/>
+      <w:bookmarkEnd w:id="98"/>
+      <w:bookmarkEnd w:id="99"/>
       <w:r>
         <w:t xml:space="preserve">. </w:t>
       </w:r>
@@ -9249,6 +9765,15 @@
       <w:r>
         <w:t>, P4 overtakes P1, but both remain selected. Exact ties favor the lower person number. Inputs are illustrative, not fitted estimates.</w:t>
       </w:r>
+    </w:p>
+    <w:p>
+      <w:pPr>
+        <w:pPrChange w:id="100" w:author="Levine, Charles Roger CTR USARMY USMA (USA)" w:date="2026-10-13T14:58:00Z" w16du:dateUtc="2026-10-13T18:58:00Z">
+          <w:pPr>
+            <w:pStyle w:val="Caption"/>
+          </w:pPr>
+        </w:pPrChange>
+      </w:pPr>
     </w:p>
     <w:p>
       <w:pPr>
@@ -9581,7 +10106,6 @@
     </w:p>
     <w:p>
       <w:r>
-        <w:lastRenderedPageBreak/>
         <w:t xml:space="preserve">A sufficient condition for this derivative to remain positive is </w:t>
       </w:r>
       <m:oMath>
@@ -9724,15 +10248,28 @@
       <w:pPr>
         <w:pStyle w:val="Heading2"/>
       </w:pPr>
-      <w:bookmarkStart w:id="26" w:name="scarcity-and-the-selection-margin"/>
-      <w:bookmarkEnd w:id="21"/>
+      <w:bookmarkStart w:id="101" w:name="scarcity-and-the-selection-margin"/>
+      <w:bookmarkEnd w:id="94"/>
       <w:r>
         <w:t>4.5.3 Scarcity and the selection margin</w:t>
       </w:r>
     </w:p>
     <w:p>
-      <w:r>
-        <w:t>The opportunities considered here are limited: not everyone who demonstrates competence can receive one. An individual may perform well and still fall short because others are competing for the same places. Our interest is therefore in selection settings where the number of available opportunities helps determine what it means to be a credible competitor. Settings in which everyone meeting a qualification standard can succeed are outside the competitive-selection setting emphasized here.</w:t>
+      <w:ins w:id="102" w:author="Levine, Charles Roger CTR USARMY USMA (USA)" w:date="2026-10-13T15:30:00Z" w16du:dateUtc="2026-10-13T19:30:00Z">
+        <w:r>
+          <w:t>We focus on advancement under scarce opportunities, where meeting a qualification standard does not guarantee selection.</w:t>
+        </w:r>
+        <w:r>
+          <w:t xml:space="preserve">  </w:t>
+        </w:r>
+      </w:ins>
+      <w:del w:id="103" w:author="Levine, Charles Roger CTR USARMY USMA (USA)" w:date="2026-10-13T15:30:00Z" w16du:dateUtc="2026-10-13T19:30:00Z">
+        <w:r>
+          <w:delText xml:space="preserve">The opportunities considered here are limited: not everyone who demonstrates competence can receive one. </w:delText>
+        </w:r>
+      </w:del>
+      <w:r>
+        <w:t>An individual may perform well and still fall short because others are competing for the same places. Our interest is therefore in selection settings where the number of available opportunities helps determine what it means to be a credible competitor. Settings in which everyone meeting a qualification standard can succeed are outside the competitive-selection setting emphasized here.</w:t>
       </w:r>
     </w:p>
     <w:p>
@@ -9774,9 +10311,16 @@
       </w:r>
     </w:p>
     <w:p>
-      <w:r>
-        <w:t xml:space="preserve">In our model, the competitive-relevance threshold </w:t>
-      </w:r>
+      <w:pPr>
+        <w:rPr>
+          <w:del w:id="104" w:author="Levine, Charles Roger CTR USARMY USMA (USA)" w:date="2026-10-13T15:17:00Z" w16du:dateUtc="2026-10-13T19:17:00Z"/>
+        </w:rPr>
+      </w:pPr>
+      <w:ins w:id="105" w:author="Levine, Charles Roger CTR USARMY USMA (USA)" w:date="2026-10-13T15:17:00Z" w16du:dateUtc="2026-10-13T19:17:00Z">
+        <w:r>
+          <w:t xml:space="preserve">The competitive-relevance threshold </w:t>
+        </w:r>
+      </w:ins>
       <m:oMath>
         <m:r>
           <w:rPr>
@@ -9785,9 +10329,11 @@
           <m:t>θ</m:t>
         </m:r>
       </m:oMath>
-      <w:r>
-        <w:t xml:space="preserve"> provides that connection. It identifies the performance level around which individuals become substantially relevant to the competitive field. We therefore interpret </w:t>
-      </w:r>
+      <w:ins w:id="106" w:author="Levine, Charles Roger CTR USARMY USMA (USA)" w:date="2026-10-13T15:17:00Z" w16du:dateUtc="2026-10-13T19:17:00Z">
+        <w:r>
+          <w:t xml:space="preserve"> gives us a way to represent this difference. It identifies the performance level around which individuals become substantially relevant to the competitive field. For the competitive settings motivating this model, we propose choosing </w:t>
+        </w:r>
+      </w:ins>
       <m:oMath>
         <m:r>
           <w:rPr>
@@ -9796,89 +10342,206 @@
           <m:t>θ</m:t>
         </m:r>
       </m:oMath>
-      <w:r>
-        <w:t xml:space="preserve"> in relation to the scarcity of the opportunities being studied: holding the performance distribution fixed, a smaller selection fraction calls for a higher reference threshold. The equations permit these quantities to vary independently, but configurations that substantially misalign them do not represent the competitive setting motivating the model.</w:t>
-      </w:r>
+      <w:ins w:id="107" w:author="Levine, Charles Roger CTR USARMY USMA (USA)" w:date="2026-10-13T15:17:00Z" w16du:dateUtc="2026-10-13T19:17:00Z">
+        <w:r>
+          <w:t xml:space="preserve"> in relation to scarcity: holding the performance distribution fixed, a smaller selection fraction should generally correspond to a higher reference threshold. </w:t>
+        </w:r>
+        <w:r>
+          <w:t>This is a principle for specifying the model, rather than a relationship imposed by the equations already introduced. A particular application must state how its threshold is chosen. The equations permit the threshold and selection fraction to vary independently, but configurations that substantially misalign them do not represent the competitive setting motivating the model.</w:t>
+        </w:r>
+      </w:ins>
+      <w:del w:id="108" w:author="Levine, Charles Roger CTR USARMY USMA (USA)" w:date="2026-10-13T15:17:00Z" w16du:dateUtc="2026-10-13T19:17:00Z">
+        <w:r>
+          <w:delText xml:space="preserve">In our model, the competitive-relevance threshold </w:delText>
+        </w:r>
+      </w:del>
+      <m:oMath>
+        <m:r>
+          <w:del w:id="109" w:author="Levine, Charles Roger CTR USARMY USMA (USA)" w:date="2026-10-13T15:17:00Z" w16du:dateUtc="2026-10-13T19:17:00Z">
+            <w:rPr>
+              <w:rFonts w:ascii="Cambria Math" w:hAnsi="Cambria Math"/>
+            </w:rPr>
+            <m:t>θ</m:t>
+          </w:del>
+        </m:r>
+      </m:oMath>
+      <w:del w:id="110" w:author="Levine, Charles Roger CTR USARMY USMA (USA)" w:date="2026-10-13T15:17:00Z" w16du:dateUtc="2026-10-13T19:17:00Z">
+        <w:r>
+          <w:delText xml:space="preserve"> provides that connection. It identifies the performance level around which individuals become substantially relevant to the competitive field. We therefore interpret </w:delText>
+        </w:r>
+      </w:del>
+      <m:oMath>
+        <m:r>
+          <w:del w:id="111" w:author="Levine, Charles Roger CTR USARMY USMA (USA)" w:date="2026-10-13T15:17:00Z" w16du:dateUtc="2026-10-13T19:17:00Z">
+            <w:rPr>
+              <w:rFonts w:ascii="Cambria Math" w:hAnsi="Cambria Math"/>
+            </w:rPr>
+            <m:t>θ</m:t>
+          </w:del>
+        </m:r>
+      </m:oMath>
+      <w:del w:id="112" w:author="Levine, Charles Roger CTR USARMY USMA (USA)" w:date="2026-10-13T15:17:00Z" w16du:dateUtc="2026-10-13T19:17:00Z">
+        <w:r>
+          <w:delText xml:space="preserve"> in relation to the scarcity of the opportunities being studied: holding the performance distribution fixed, a smaller selection fraction calls for a higher reference threshold. The equations permit these quantities to vary independently, but configurations that substantially misalign them do not represent the competitive setting motivating the model.</w:delText>
+        </w:r>
+      </w:del>
     </w:p>
     <w:p>
-      <w:r>
-        <w:t xml:space="preserve">This alignment does not make </w:t>
-      </w:r>
-      <m:oMath>
-        <m:r>
-          <w:rPr>
-            <w:rFonts w:ascii="Cambria Math" w:hAnsi="Cambria Math"/>
-          </w:rPr>
-          <m:t>θ</m:t>
-        </m:r>
-      </m:oMath>
-      <w:r>
-        <w:t xml:space="preserve"> the final selection cutoff. The threshold is used first to calculate competitive relevance and, from it, each group’s roster pressure. Roster pressure then adjusts individual scores, after which the selection rule allocates the </w:t>
-      </w:r>
-      <m:oMath>
-        <m:r>
-          <w:rPr>
-            <w:rFonts w:ascii="Cambria Math" w:hAnsi="Cambria Math"/>
-          </w:rPr>
-          <m:t>K</m:t>
-        </m:r>
-      </m:oMath>
-      <w:r>
-        <w:t xml:space="preserve"> </w:t>
-      </w:r>
-      <w:r>
-        <w:t xml:space="preserve">available places. An individual above </w:t>
-      </w:r>
-      <m:oMath>
-        <m:r>
-          <w:rPr>
-            <w:rFonts w:ascii="Cambria Math" w:hAnsi="Cambria Math"/>
-          </w:rPr>
-          <m:t>θ</m:t>
-        </m:r>
-      </m:oMath>
-      <w:r>
-        <w:t xml:space="preserve"> is therefore not guaranteed selection, and an individual below it is not automatically </w:t>
-      </w:r>
-      <w:r>
-        <w:lastRenderedPageBreak/>
-        <w:t xml:space="preserve">excluded. For finite positive </w:t>
-      </w:r>
-      <m:oMath>
-        <m:r>
-          <w:rPr>
-            <w:rFonts w:ascii="Cambria Math" w:hAnsi="Cambria Math"/>
-          </w:rPr>
-          <m:t>γ</m:t>
-        </m:r>
-      </m:oMath>
-      <w:r>
-        <w:t>, competitive relevance changes gradually around the threshold; selection subsequently depends on the adjusted scores and the selection rule.</w:t>
-      </w:r>
+      <w:pPr>
+        <w:rPr>
+          <w:ins w:id="113" w:author="Levine, Charles Roger CTR USARMY USMA (USA)" w:date="2026-10-13T15:17:00Z" w16du:dateUtc="2026-10-13T19:17:00Z"/>
+        </w:rPr>
+      </w:pPr>
     </w:p>
     <w:p>
-      <w:r>
-        <w:t>Scarcity consequently enters the model through two connected steps. It informs which performances should count strongly toward roster pressure, and it determines how many individuals ultimately advance. These steps remain conceptually distinct even when their parameters are related. The first describes the competitive environment used in scoring; the second allocates the available opportunities.</w:t>
-      </w:r>
+      <w:ins w:id="114" w:author="Levine, Charles Roger CTR USARMY USMA (USA)" w:date="2026-10-13T15:35:00Z" w16du:dateUtc="2026-10-13T19:35:00Z">
+        <w:r>
+          <w:lastRenderedPageBreak/>
+          <w:t xml:space="preserve">The competitive-relevance threshold </w:t>
+        </w:r>
+      </w:ins>
+      <m:oMath>
+        <m:r>
+          <w:rPr>
+            <w:rFonts w:ascii="Cambria Math" w:hAnsi="Cambria Math"/>
+          </w:rPr>
+          <m:t>θ</m:t>
+        </m:r>
+      </m:oMath>
+      <w:ins w:id="115" w:author="Levine, Charles Roger CTR USARMY USMA (USA)" w:date="2026-10-13T15:35:00Z" w16du:dateUtc="2026-10-13T19:35:00Z">
+        <w:r>
+          <w:t xml:space="preserve"> identifies the performance level around which individuals count strongly toward roster pressure; it does not determine who ultimately receives a place.</w:t>
+        </w:r>
+      </w:ins>
+      <w:ins w:id="116" w:author="Levine, Charles Roger CTR USARMY USMA (USA)" w:date="2026-10-13T15:36:00Z" w16du:dateUtc="2026-10-13T19:36:00Z">
+        <w:r>
+          <w:t xml:space="preserve">  </w:t>
+        </w:r>
+      </w:ins>
+      <w:del w:id="117" w:author="Levine, Charles Roger CTR USARMY USMA (USA)" w:date="2026-10-13T15:35:00Z" w16du:dateUtc="2026-10-13T19:35:00Z">
+        <w:r>
+          <w:delText xml:space="preserve">This alignment does not make </w:delText>
+        </w:r>
+      </w:del>
+      <m:oMath>
+        <m:r>
+          <w:del w:id="118" w:author="Levine, Charles Roger CTR USARMY USMA (USA)" w:date="2026-10-13T15:35:00Z" w16du:dateUtc="2026-10-13T19:35:00Z">
+            <w:rPr>
+              <w:rFonts w:ascii="Cambria Math" w:hAnsi="Cambria Math"/>
+            </w:rPr>
+            <m:t>θ</m:t>
+          </w:del>
+        </m:r>
+      </m:oMath>
+      <w:del w:id="119" w:author="Levine, Charles Roger CTR USARMY USMA (USA)" w:date="2026-10-13T15:35:00Z" w16du:dateUtc="2026-10-13T19:35:00Z">
+        <w:r>
+          <w:delText xml:space="preserve"> the final selection cutoff. </w:delText>
+        </w:r>
+      </w:del>
+      <w:r>
+        <w:t xml:space="preserve">The threshold is used first to calculate competitive relevance and, from it, each group’s roster pressure. Roster pressure then adjusts individual scores, after which the selection rule allocates the </w:t>
+      </w:r>
+      <m:oMath>
+        <m:r>
+          <w:rPr>
+            <w:rFonts w:ascii="Cambria Math" w:hAnsi="Cambria Math"/>
+          </w:rPr>
+          <m:t>K</m:t>
+        </m:r>
+      </m:oMath>
+      <w:r>
+        <w:t xml:space="preserve"> </w:t>
+      </w:r>
+      <w:r>
+        <w:t xml:space="preserve">available places. An individual above </w:t>
+      </w:r>
+      <m:oMath>
+        <m:r>
+          <w:rPr>
+            <w:rFonts w:ascii="Cambria Math" w:hAnsi="Cambria Math"/>
+          </w:rPr>
+          <m:t>θ</m:t>
+        </m:r>
+      </m:oMath>
+      <w:r>
+        <w:t xml:space="preserve"> is therefore not guaranteed selection, and an individual below it is not automatically excluded. </w:t>
+      </w:r>
+      <w:ins w:id="120" w:author="Levine, Charles Roger CTR USARMY USMA (USA)" w:date="2026-10-13T15:03:00Z" w16du:dateUtc="2026-10-13T19:03:00Z">
+        <w:r>
+          <w:t xml:space="preserve">For finite positive </w:t>
+        </w:r>
+      </w:ins>
+      <m:oMath>
+        <m:r>
+          <w:rPr>
+            <w:rFonts w:ascii="Cambria Math" w:hAnsi="Cambria Math"/>
+          </w:rPr>
+          <m:t>γ</m:t>
+        </m:r>
+      </m:oMath>
+      <w:ins w:id="121" w:author="Levine, Charles Roger CTR USARMY USMA (USA)" w:date="2026-10-13T15:03:00Z" w16du:dateUtc="2026-10-13T19:03:00Z">
+        <w:r>
+          <w:t xml:space="preserve">, competitive relevance changes smoothly around the threshold, with larger values of </w:t>
+        </w:r>
+      </w:ins>
+      <m:oMath>
+        <m:r>
+          <w:rPr>
+            <w:rFonts w:ascii="Cambria Math" w:hAnsi="Cambria Math"/>
+          </w:rPr>
+          <m:t>γ</m:t>
+        </m:r>
+      </m:oMath>
+      <w:ins w:id="122" w:author="Levine, Charles Roger CTR USARMY USMA (USA)" w:date="2026-10-13T15:03:00Z" w16du:dateUtc="2026-10-13T19:03:00Z">
+        <w:r>
+          <w:t xml:space="preserve"> producing a sharper transition. Selection then depends on the adjusted scores and the selection rule.</w:t>
+        </w:r>
+      </w:ins>
+      <w:del w:id="123" w:author="Levine, Charles Roger CTR USARMY USMA (USA)" w:date="2026-10-13T15:03:00Z" w16du:dateUtc="2026-10-13T19:03:00Z">
+        <w:r>
+          <w:delText xml:space="preserve">For finite positive </w:delText>
+        </w:r>
+      </w:del>
+      <m:oMath>
+        <m:r>
+          <w:del w:id="124" w:author="Levine, Charles Roger CTR USARMY USMA (USA)" w:date="2026-10-13T15:03:00Z" w16du:dateUtc="2026-10-13T19:03:00Z">
+            <w:rPr>
+              <w:rFonts w:ascii="Cambria Math" w:hAnsi="Cambria Math"/>
+            </w:rPr>
+            <m:t>γ</m:t>
+          </w:del>
+        </m:r>
+      </m:oMath>
+      <w:del w:id="125" w:author="Levine, Charles Roger CTR USARMY USMA (USA)" w:date="2026-10-13T15:03:00Z" w16du:dateUtc="2026-10-13T19:03:00Z">
+        <w:r>
+          <w:delText>, competitive relevance changes gradually around the threshold; selection subsequently depends on the adjusted scores and the selection rule.</w:delText>
+        </w:r>
+      </w:del>
     </w:p>
     <w:p>
-      <w:r>
-        <w:t xml:space="preserve">Raising the threshold also changes how we interpret the magnitude of congestion. With performances and </w:t>
-      </w:r>
+      <w:pPr>
+        <w:rPr>
+          <w:del w:id="126" w:author="Levine, Charles Roger CTR USARMY USMA (USA)" w:date="2026-10-13T15:19:00Z" w16du:dateUtc="2026-10-13T19:19:00Z"/>
+        </w:rPr>
+      </w:pPr>
+      <w:ins w:id="127" w:author="Levine, Charles Roger CTR USARMY USMA (USA)" w:date="2026-10-13T15:19:00Z" w16du:dateUtc="2026-10-13T19:19:00Z">
+        <w:r>
+          <w:t xml:space="preserve">Scarcity and competitive relevance therefore enter through distinct parameters. The number of places </w:t>
+        </w:r>
+      </w:ins>
       <m:oMath>
         <m:r>
           <w:rPr>
             <w:rFonts w:ascii="Cambria Math" w:hAnsi="Cambria Math"/>
           </w:rPr>
-          <m:t>γ</m:t>
-        </m:r>
-      </m:oMath>
-      <w:r>
-        <w:t xml:space="preserve"> </w:t>
-      </w:r>
-      <w:r>
-        <w:t xml:space="preserve">held fixed, a higher </w:t>
-      </w:r>
+          <m:t>K</m:t>
+        </m:r>
+      </m:oMath>
+      <w:ins w:id="128" w:author="Levine, Charles Roger CTR USARMY USMA (USA)" w:date="2026-10-13T15:19:00Z" w16du:dateUtc="2026-10-13T19:19:00Z">
+        <w:r>
+          <w:t xml:space="preserve"> directly limits how many individuals advance, while </w:t>
+        </w:r>
+      </w:ins>
       <m:oMath>
         <m:r>
           <w:rPr>
@@ -9887,27 +10550,266 @@
           <m:t>θ</m:t>
         </m:r>
       </m:oMath>
-      <w:r>
-        <w:t xml:space="preserve"> lowers each individual’s competitive relevance and thus lowers every group’s mean roster pressure. This does not mean that opportunities have become easier to obtain. It means that fewer individuals are being counted strongly as credible contenders for those more selective opportunities. The consequences for selection depend on how roster pressure differs across groups and how the resulting score adjustments affect individuals near the selection boundary.</w:t>
-      </w:r>
+      <w:ins w:id="129" w:author="Levine, Charles Roger CTR USARMY USMA (USA)" w:date="2026-10-13T15:19:00Z" w16du:dateUtc="2026-10-13T19:19:00Z">
+        <w:r>
+          <w:t xml:space="preserve"> determines which performances contribute strongly to roster pressure. Choosing </w:t>
+        </w:r>
+      </w:ins>
+      <m:oMath>
+        <m:r>
+          <w:rPr>
+            <w:rFonts w:ascii="Cambria Math" w:hAnsi="Cambria Math"/>
+          </w:rPr>
+          <m:t>θ</m:t>
+        </m:r>
+      </m:oMath>
+      <w:ins w:id="130" w:author="Levine, Charles Roger CTR USARMY USMA (USA)" w:date="2026-10-13T15:19:00Z" w16du:dateUtc="2026-10-13T19:19:00Z">
+        <w:r>
+          <w:t xml:space="preserve"> in relation to </w:t>
+        </w:r>
+      </w:ins>
+      <m:oMath>
+        <m:r>
+          <w:rPr>
+            <w:rFonts w:ascii="Cambria Math" w:hAnsi="Cambria Math"/>
+          </w:rPr>
+          <m:t>K/N</m:t>
+        </m:r>
+      </m:oMath>
+      <w:ins w:id="131" w:author="Levine, Charles Roger CTR USARMY USMA (USA)" w:date="2026-10-13T15:19:00Z" w16du:dateUtc="2026-10-13T19:19:00Z">
+        <w:r>
+          <w:t xml:space="preserve"> connects these two parts of the model, but doing so requires an explicit threshold rule. </w:t>
+        </w:r>
+      </w:ins>
+      <w:ins w:id="132" w:author="Levine, Charles Roger CTR USARMY USMA (USA)" w:date="2026-10-13T15:44:00Z" w16du:dateUtc="2026-10-13T19:44:00Z">
+        <w:r>
+          <w:fldChar w:fldCharType="begin"/>
+        </w:r>
+        <w:r>
+          <w:instrText xml:space="preserve"> REF Chapter4Figure3 \h </w:instrText>
+        </w:r>
+        <w:r>
+          <w:fldChar w:fldCharType="separate"/>
+        </w:r>
+        <w:r>
+          <w:t>Figure 4-</w:t>
+        </w:r>
+        <w:r>
+          <w:rPr>
+            <w:noProof/>
+          </w:rPr>
+          <w:t>3</w:t>
+        </w:r>
+        <w:r>
+          <w:fldChar w:fldCharType="end"/>
+        </w:r>
+      </w:ins>
+      <w:ins w:id="133" w:author="Levine, Charles Roger CTR USARMY USMA (USA)" w:date="2026-10-13T15:19:00Z" w16du:dateUtc="2026-10-13T19:19:00Z">
+        <w:r>
+          <w:t xml:space="preserve"> illustrates one such rule without establishing it as the general specification.</w:t>
+        </w:r>
+      </w:ins>
+      <w:del w:id="134" w:author="Levine, Charles Roger CTR USARMY USMA (USA)" w:date="2026-10-13T15:19:00Z" w16du:dateUtc="2026-10-13T19:19:00Z">
+        <w:r>
+          <w:delText>Scarcity consequently enters the model through two connected steps. It informs which performances should count strongly toward roster pressure, and it determines how many individuals ultimately advance. These steps remain conceptually distinct even when their parameters are related. The first describes the competitive environment used in scoring; the second allocates the available opportunities.</w:delText>
+        </w:r>
+      </w:del>
     </w:p>
     <w:p>
-      <w:r>
-        <w:t>To measure those consequences, we compare performance-only scoring with congestion-adjusted scoring at the same selection fraction. Within each comparison, the population, group memberships, and number of places remain fixed. Under deterministic top-</w:t>
-      </w:r>
-      <m:oMath>
-        <m:r>
-          <w:rPr>
-            <w:rFonts w:ascii="Cambria Math" w:hAnsi="Cambria Math"/>
-          </w:rPr>
-          <m:t>K</m:t>
-        </m:r>
-      </m:oMath>
-      <w:r>
-        <w:t xml:space="preserve"> selection, differences between the selected sets then show which places change hands because of the score adjustment. Across different levels of scarcity, the congestion calculation should use a threshold appropriate to each setting.</w:t>
-      </w:r>
+      <w:pPr>
+        <w:rPr>
+          <w:ins w:id="135" w:author="Levine, Charles Roger CTR USARMY USMA (USA)" w:date="2026-10-13T15:19:00Z" w16du:dateUtc="2026-10-13T19:19:00Z"/>
+        </w:rPr>
+      </w:pPr>
     </w:p>
     <w:p>
+      <w:pPr>
+        <w:rPr>
+          <w:del w:id="136" w:author="Levine, Charles Roger CTR USARMY USMA (USA)" w:date="2026-10-13T15:36:00Z" w16du:dateUtc="2026-10-13T19:36:00Z"/>
+        </w:rPr>
+      </w:pPr>
+      <w:ins w:id="137" w:author="Levine, Charles Roger CTR USARMY USMA (USA)" w:date="2026-10-13T15:36:00Z" w16du:dateUtc="2026-10-13T19:36:00Z">
+        <w:r>
+          <w:t xml:space="preserve">A lower roster-pressure value does not necessarily mean that advancement has become easier. With performances and </w:t>
+        </w:r>
+      </w:ins>
+      <m:oMath>
+        <m:r>
+          <w:rPr>
+            <w:rFonts w:ascii="Cambria Math" w:hAnsi="Cambria Math"/>
+          </w:rPr>
+          <m:t>γ</m:t>
+        </m:r>
+      </m:oMath>
+      <w:ins w:id="138" w:author="Levine, Charles Roger CTR USARMY USMA (USA)" w:date="2026-10-13T15:36:00Z" w16du:dateUtc="2026-10-13T19:36:00Z">
+        <w:r>
+          <w:t xml:space="preserve"> held fixed, a higher </w:t>
+        </w:r>
+      </w:ins>
+      <m:oMath>
+        <m:r>
+          <w:rPr>
+            <w:rFonts w:ascii="Cambria Math" w:hAnsi="Cambria Math"/>
+          </w:rPr>
+          <m:t>θ</m:t>
+        </m:r>
+      </m:oMath>
+      <w:ins w:id="139" w:author="Levine, Charles Roger CTR USARMY USMA (USA)" w:date="2026-10-13T15:36:00Z" w16du:dateUtc="2026-10-13T19:36:00Z">
+        <w:r>
+          <w:t xml:space="preserve"> lowers each individual’s competitive relevance and thus lowers every group’s mean roster pressure. When the higher threshold represents more selective opportunities, this reduction means that fewer individuals count strongly as credible contenders, not that competition for advancement has eased. The consequences for selection depend on how roster pressure differs across groups and how the resulting score adjustments affect individuals near the selection boundary.</w:t>
+        </w:r>
+      </w:ins>
+      <w:del w:id="140" w:author="Levine, Charles Roger CTR USARMY USMA (USA)" w:date="2026-10-13T15:36:00Z" w16du:dateUtc="2026-10-13T19:36:00Z">
+        <w:r>
+          <w:delText xml:space="preserve">Raising the threshold also changes how we interpret the magnitude of congestion. With performances and </w:delText>
+        </w:r>
+      </w:del>
+      <m:oMath>
+        <m:r>
+          <w:del w:id="141" w:author="Levine, Charles Roger CTR USARMY USMA (USA)" w:date="2026-10-13T15:36:00Z" w16du:dateUtc="2026-10-13T19:36:00Z">
+            <w:rPr>
+              <w:rFonts w:ascii="Cambria Math" w:hAnsi="Cambria Math"/>
+            </w:rPr>
+            <m:t>γ</m:t>
+          </w:del>
+        </m:r>
+      </m:oMath>
+      <w:del w:id="142" w:author="Levine, Charles Roger CTR USARMY USMA (USA)" w:date="2026-10-13T15:36:00Z" w16du:dateUtc="2026-10-13T19:36:00Z">
+        <w:r>
+          <w:delText xml:space="preserve"> </w:delText>
+        </w:r>
+        <w:r>
+          <w:delText xml:space="preserve">held fixed, a higher </w:delText>
+        </w:r>
+      </w:del>
+      <m:oMath>
+        <m:r>
+          <w:del w:id="143" w:author="Levine, Charles Roger CTR USARMY USMA (USA)" w:date="2026-10-13T15:36:00Z" w16du:dateUtc="2026-10-13T19:36:00Z">
+            <w:rPr>
+              <w:rFonts w:ascii="Cambria Math" w:hAnsi="Cambria Math"/>
+            </w:rPr>
+            <m:t>θ</m:t>
+          </w:del>
+        </m:r>
+      </m:oMath>
+      <w:del w:id="144" w:author="Levine, Charles Roger CTR USARMY USMA (USA)" w:date="2026-10-13T15:36:00Z" w16du:dateUtc="2026-10-13T19:36:00Z">
+        <w:r>
+          <w:delText xml:space="preserve"> lowers each individual’s competitive relevance and thus lowers every group’s mean roster pressure. This does not mean that opportunities have become easier to obtain. It means that fewer individuals are being counted strongly as credible contenders for those more selective opportunities. The consequences for selection depend on how roster pressure differs across groups and how the resulting score adjustments affect individuals near the selection boundary.</w:delText>
+        </w:r>
+      </w:del>
+    </w:p>
+    <w:p>
+      <w:pPr>
+        <w:rPr>
+          <w:ins w:id="145" w:author="Levine, Charles Roger CTR USARMY USMA (USA)" w:date="2026-10-13T15:36:00Z" w16du:dateUtc="2026-10-13T19:36:00Z"/>
+        </w:rPr>
+      </w:pPr>
+    </w:p>
+    <w:p>
+      <w:pPr>
+        <w:rPr>
+          <w:del w:id="146" w:author="Levine, Charles Roger CTR USARMY USMA (USA)" w:date="2026-10-13T15:19:00Z" w16du:dateUtc="2026-10-13T19:19:00Z"/>
+        </w:rPr>
+      </w:pPr>
+      <w:ins w:id="147" w:author="Levine, Charles Roger CTR USARMY USMA (USA)" w:date="2026-10-13T15:39:00Z" w16du:dateUtc="2026-10-13T19:39:00Z">
+        <w:r>
+          <w:t>To isolate the effect of the congestion adjustment, we compare performance-only scoring with congestion-adjusted scoring while holding the population, group memberships, and number of available places fixed.</w:t>
+        </w:r>
+        <w:r>
+          <w:t xml:space="preserve">  </w:t>
+        </w:r>
+      </w:ins>
+      <w:del w:id="148" w:author="Levine, Charles Roger CTR USARMY USMA (USA)" w:date="2026-10-13T15:39:00Z" w16du:dateUtc="2026-10-13T19:39:00Z">
+        <w:r>
+          <w:delText>T</w:delText>
+        </w:r>
+      </w:del>
+      <w:ins w:id="149" w:author="Levine, Charles Roger CTR USARMY USMA (USA)" w:date="2026-10-13T15:19:00Z" w16du:dateUtc="2026-10-13T19:19:00Z">
+        <w:r>
+          <w:t xml:space="preserve">We specify </w:t>
+        </w:r>
+      </w:ins>
+      <m:oMath>
+        <m:r>
+          <w:rPr>
+            <w:rFonts w:ascii="Cambria Math" w:hAnsi="Cambria Math"/>
+          </w:rPr>
+          <m:t>θ</m:t>
+        </m:r>
+      </m:oMath>
+      <w:ins w:id="150" w:author="Levine, Charles Roger CTR USARMY USMA (USA)" w:date="2026-10-13T15:19:00Z" w16du:dateUtc="2026-10-13T19:19:00Z">
+        <w:r>
+          <w:t xml:space="preserve">, </w:t>
+        </w:r>
+      </w:ins>
+      <m:oMath>
+        <m:r>
+          <w:rPr>
+            <w:rFonts w:ascii="Cambria Math" w:hAnsi="Cambria Math"/>
+          </w:rPr>
+          <m:t>γ</m:t>
+        </m:r>
+      </m:oMath>
+      <w:ins w:id="151" w:author="Levine, Charles Roger CTR USARMY USMA (USA)" w:date="2026-10-13T15:19:00Z" w16du:dateUtc="2026-10-13T19:19:00Z">
+        <w:r>
+          <w:t xml:space="preserve">, and </w:t>
+        </w:r>
+      </w:ins>
+      <m:oMath>
+        <m:r>
+          <w:rPr>
+            <w:rFonts w:ascii="Cambria Math" w:hAnsi="Cambria Math"/>
+          </w:rPr>
+          <m:t>λ</m:t>
+        </m:r>
+      </m:oMath>
+      <w:ins w:id="152" w:author="Levine, Charles Roger CTR USARMY USMA (USA)" w:date="2026-10-13T15:19:00Z" w16du:dateUtc="2026-10-13T19:19:00Z">
+        <w:r>
+          <w:t xml:space="preserve"> for the congestion-adjusted calculation and compare its selected set with the performance-only benchmark. Under deterministic top-</w:t>
+        </w:r>
+      </w:ins>
+      <m:oMath>
+        <m:r>
+          <w:rPr>
+            <w:rFonts w:ascii="Cambria Math" w:hAnsi="Cambria Math"/>
+          </w:rPr>
+          <m:t>K</m:t>
+        </m:r>
+      </m:oMath>
+      <w:ins w:id="153" w:author="Levine, Charles Roger CTR USARMY USMA (USA)" w:date="2026-10-13T15:19:00Z" w16du:dateUtc="2026-10-13T19:19:00Z">
+        <w:r>
+          <w:t xml:space="preserve"> selection, differences between those sets arise from the score adjustment. When comparing these differences across levels of scarcity, we must also state whether and how the threshold changes.</w:t>
+        </w:r>
+      </w:ins>
+      <w:del w:id="154" w:author="Levine, Charles Roger CTR USARMY USMA (USA)" w:date="2026-10-13T15:19:00Z" w16du:dateUtc="2026-10-13T19:19:00Z">
+        <w:r>
+          <w:delText>o measure those consequences, we compare performance-only scoring with congestion-adjusted scoring at the same selection fraction. Within each comparison, the population, group memberships, and number of places remain fixed. Under deterministic top-</w:delText>
+        </w:r>
+      </w:del>
+      <m:oMath>
+        <m:r>
+          <w:del w:id="155" w:author="Levine, Charles Roger CTR USARMY USMA (USA)" w:date="2026-10-13T15:19:00Z" w16du:dateUtc="2026-10-13T19:19:00Z">
+            <w:rPr>
+              <w:rFonts w:ascii="Cambria Math" w:hAnsi="Cambria Math"/>
+            </w:rPr>
+            <m:t>K</m:t>
+          </w:del>
+        </m:r>
+      </m:oMath>
+      <w:del w:id="156" w:author="Levine, Charles Roger CTR USARMY USMA (USA)" w:date="2026-10-13T15:19:00Z" w16du:dateUtc="2026-10-13T19:19:00Z">
+        <w:r>
+          <w:delText xml:space="preserve"> selection, differences between the selected sets then show which places change hands because of the score adjustment. Across different levels of scarcity, the congestion calculation should use a threshold appropriate to each setting.</w:delText>
+        </w:r>
+      </w:del>
+    </w:p>
+    <w:p>
+      <w:pPr>
+        <w:rPr>
+          <w:ins w:id="157" w:author="Levine, Charles Roger CTR USARMY USMA (USA)" w:date="2026-10-13T15:19:00Z" w16du:dateUtc="2026-10-13T19:19:00Z"/>
+        </w:rPr>
+      </w:pPr>
+    </w:p>
+    <w:p>
       <w:r>
         <w:t xml:space="preserve">For example, suppose ten places are available and eight individuals are selected under both scoring rules. Two previously selected individuals lose their places, and two others gain them. We count this as two replaced places. Let </w:t>
       </w:r>
@@ -9942,7 +10844,24 @@
         </m:r>
       </m:oMath>
       <w:r>
-        <w:t>, contains those selected under both rules. Using vertical bars to denote the number of members in a set, the number of replaced places is</w:t>
+        <w:t xml:space="preserve">, contains those </w:t>
+      </w:r>
+      <w:r>
+        <w:lastRenderedPageBreak/>
+        <w:t xml:space="preserve">selected under both rules. Using vertical bars to denote the </w:t>
+      </w:r>
+      <w:del w:id="158" w:author="Levine, Charles Roger CTR USARMY USMA (USA)" w:date="2026-10-13T15:46:00Z" w16du:dateUtc="2026-10-13T19:46:00Z">
+        <w:r>
+          <w:delText>number of members in</w:delText>
+        </w:r>
+      </w:del>
+      <w:ins w:id="159" w:author="Levine, Charles Roger CTR USARMY USMA (USA)" w:date="2026-10-13T15:46:00Z" w16du:dateUtc="2026-10-13T19:46:00Z">
+        <w:r>
+          <w:t>cardinality of</w:t>
+        </w:r>
+      </w:ins>
+      <w:r>
+        <w:t xml:space="preserve"> a set, the number of replaced places is</w:t>
       </w:r>
     </w:p>
     <w:p>
@@ -9984,9 +10903,20 @@
     </w:p>
     <w:p>
       <w:pPr>
+        <w:pStyle w:val="NormalWeb"/>
         <w:rPr>
-          <w:ins w:id="27" w:author="Levine, Charles Roger CTR USARMY USMA (USA)" w:date="2026-10-12T22:27:00Z" w16du:dateUtc="2026-10-13T02:27:00Z"/>
+          <w:ins w:id="160" w:author="Levine, Charles Roger CTR USARMY USMA (USA)" w:date="2026-10-12T22:27:00Z" w16du:dateUtc="2026-10-13T02:27:00Z"/>
+          <w:rFonts w:eastAsia="Times New Roman"/>
+          <w:color w:val="auto"/>
+          <w:rPrChange w:id="161" w:author="Levine, Charles Roger CTR USARMY USMA (USA)" w:date="2026-10-13T15:25:00Z" w16du:dateUtc="2026-10-13T19:25:00Z">
+            <w:rPr>
+              <w:ins w:id="162" w:author="Levine, Charles Roger CTR USARMY USMA (USA)" w:date="2026-10-12T22:27:00Z" w16du:dateUtc="2026-10-13T02:27:00Z"/>
+            </w:rPr>
+          </w:rPrChange>
         </w:rPr>
+        <w:pPrChange w:id="163" w:author="Levine, Charles Roger CTR USARMY USMA (USA)" w:date="2026-10-13T15:25:00Z" w16du:dateUtc="2026-10-13T19:25:00Z">
+          <w:pPr/>
+        </w:pPrChange>
       </w:pPr>
       <w:r>
         <w:t xml:space="preserve">For </w:t>
@@ -10011,20 +10941,26 @@
         </m:r>
       </m:oMath>
       <w:r>
-        <w:t xml:space="preserve">. Reporting both quantities distinguishes the number of replacements from their importance relative to the available </w:t>
-      </w:r>
-      <w:r>
-        <w:lastRenderedPageBreak/>
-        <w:t>opportunities. Replacing two of ten places changes 20 percent of the selected set; replacing three of thirty changes 10 percent. These examples explain the measures, rather than imply that greater scarcity must produce a larger congestion effect. That relationship must be examined under the specified alignment between the threshold and the selection fraction.</w:t>
-      </w:r>
+        <w:t xml:space="preserve">. Reporting both quantities distinguishes the number of replacements from their importance relative to the available opportunities. Replacing two of ten places changes 20 percent of the selected set; replacing three of thirty changes 10 percent. These examples explain the measures, rather than imply that greater scarcity must produce a larger congestion effect. </w:t>
+      </w:r>
+      <w:ins w:id="164" w:author="Levine, Charles Roger CTR USARMY USMA (USA)" w:date="2026-10-13T15:40:00Z" w16du:dateUtc="2026-10-13T19:40:00Z">
+        <w:r>
+          <w:t>Greater scarcity does not necessarily produce a larger congestion effect. Whether it does must be examined under an explicitly stated rule for choosing the threshold.</w:t>
+        </w:r>
+      </w:ins>
+      <w:del w:id="165" w:author="Levine, Charles Roger CTR USARMY USMA (USA)" w:date="2026-10-13T15:24:00Z" w16du:dateUtc="2026-10-13T19:24:00Z">
+        <w:r>
+          <w:delText>That relationship must be examined under the specified alignment between the threshold and the selection fraction.</w:delText>
+        </w:r>
+      </w:del>
     </w:p>
     <w:p>
       <w:pPr>
         <w:rPr>
-          <w:ins w:id="28" w:author="Levine, Charles Roger CTR USARMY USMA (USA)" w:date="2026-10-12T22:27:00Z" w16du:dateUtc="2026-10-13T02:27:00Z"/>
+          <w:ins w:id="166" w:author="Levine, Charles Roger CTR USARMY USMA (USA)" w:date="2026-10-12T22:27:00Z" w16du:dateUtc="2026-10-13T02:27:00Z"/>
         </w:rPr>
       </w:pPr>
-      <w:ins w:id="29" w:author="Levine, Charles Roger CTR USARMY USMA (USA)" w:date="2026-10-12T22:31:00Z" w16du:dateUtc="2026-10-13T02:31:00Z">
+      <w:ins w:id="167" w:author="Levine, Charles Roger CTR USARMY USMA (USA)" w:date="2026-10-12T22:31:00Z" w16du:dateUtc="2026-10-13T02:31:00Z">
         <w:r>
           <w:fldChar w:fldCharType="begin"/>
         </w:r>
@@ -10032,40 +10968,45 @@
           <w:instrText xml:space="preserve"> REF _Ref242736721 \h </w:instrText>
         </w:r>
       </w:ins>
-      <w:ins w:id="30" w:author="Levine, Charles Roger CTR USARMY USMA (USA)" w:date="2026-10-12T22:31:00Z" w16du:dateUtc="2026-10-13T02:31:00Z">
+      <w:ins w:id="168" w:author="Levine, Charles Roger CTR USARMY USMA (USA)" w:date="2026-10-12T22:31:00Z" w16du:dateUtc="2026-10-13T02:31:00Z">
         <w:r>
           <w:fldChar w:fldCharType="separate"/>
         </w:r>
       </w:ins>
-      <w:ins w:id="31" w:author="Levine, Charles Roger CTR USARMY USMA (USA)" w:date="2026-10-13T08:53:00Z" w16du:dateUtc="2026-10-13T12:53:00Z">
+      <w:ins w:id="169" w:author="Levine, Charles Roger CTR USARMY USMA (USA)" w:date="2026-10-13T09:15:00Z" w16du:dateUtc="2026-10-13T13:15:00Z">
         <w:r>
-          <w:rPr>
-            <w:b/>
-            <w:sz w:val="20"/>
-            <w:szCs w:val="18"/>
-            <w:rPrChange w:id="32" w:author="Levine, Charles Roger CTR USARMY USMA (USA)" w:date="2026-10-12T22:31:00Z" w16du:dateUtc="2026-10-13T02:31:00Z">
-              <w:rPr/>
-            </w:rPrChange>
-          </w:rPr>
-          <w:t>Figure 4-3</w:t>
+          <w:t>Figure 4-</w:t>
         </w:r>
         <w:r>
           <w:rPr>
-            <w:b/>
-          </w:rPr>
-          <w:noBreakHyphen/>
+            <w:noProof/>
+          </w:rPr>
+          <w:t>3</w:t>
         </w:r>
       </w:ins>
-      <w:ins w:id="33" w:author="Levine, Charles Roger CTR USARMY USMA (USA)" w:date="2026-10-12T22:31:00Z" w16du:dateUtc="2026-10-13T02:31:00Z">
+      <w:ins w:id="170" w:author="Levine, Charles Roger CTR USARMY USMA (USA)" w:date="2026-10-12T22:31:00Z" w16du:dateUtc="2026-10-13T02:31:00Z">
         <w:r>
           <w:fldChar w:fldCharType="end"/>
         </w:r>
       </w:ins>
-      <w:ins w:id="34" w:author="Levine, Charles Roger CTR USARMY USMA (USA)" w:date="2026-10-12T22:27:00Z" w16du:dateUtc="2026-10-13T02:27:00Z">
+      <w:ins w:id="171" w:author="Levine, Charles Roger CTR USARMY USMA (USA)" w:date="2026-10-12T22:27:00Z" w16du:dateUtc="2026-10-13T02:27:00Z">
         <w:r>
-          <w:t xml:space="preserve"> illustrates this comparison using the same nine individuals under two levels of scarcity. For this example, we set </w:t>
+          <w:t xml:space="preserve"> </w:t>
         </w:r>
       </w:ins>
+      <w:ins w:id="172" w:author="Levine, Charles Roger CTR USARMY USMA (USA)" w:date="2026-10-13T15:40:00Z" w16du:dateUtc="2026-10-13T19:40:00Z">
+        <w:r>
+          <w:t>illustrates one possible rule for aligning the competitive-relevance threshold with scarcity, using the same nine individuals under two levels of scarcity.</w:t>
+        </w:r>
+        <w:r>
+          <w:t xml:space="preserve">  </w:t>
+        </w:r>
+      </w:ins>
+      <w:ins w:id="173" w:author="Levine, Charles Roger CTR USARMY USMA (USA)" w:date="2026-10-12T22:27:00Z" w16du:dateUtc="2026-10-13T02:27:00Z">
+        <w:r>
+          <w:t xml:space="preserve">For this example, we set </w:t>
+        </w:r>
+      </w:ins>
       <m:oMath>
         <m:r>
           <w:rPr>
@@ -10074,7 +11015,7 @@
           <m:t>θ</m:t>
         </m:r>
       </m:oMath>
-      <w:ins w:id="35" w:author="Levine, Charles Roger CTR USARMY USMA (USA)" w:date="2026-10-12T22:27:00Z" w16du:dateUtc="2026-10-13T02:27:00Z">
+      <w:ins w:id="174" w:author="Levine, Charles Roger CTR USARMY USMA (USA)" w:date="2026-10-12T22:27:00Z" w16du:dateUtc="2026-10-13T02:27:00Z">
         <w:r>
           <w:t xml:space="preserve"> at the empirical performance quantile corresponding to </w:t>
         </w:r>
@@ -10087,9 +11028,17 @@
           <m:t>1-K/N</m:t>
         </m:r>
       </m:oMath>
-      <w:ins w:id="36" w:author="Levine, Charles Roger CTR USARMY USMA (USA)" w:date="2026-10-12T22:27:00Z" w16du:dateUtc="2026-10-13T02:27:00Z">
+      <w:ins w:id="175" w:author="Levine, Charles Roger CTR USARMY USMA (USA)" w:date="2026-10-12T22:27:00Z" w16du:dateUtc="2026-10-13T02:27:00Z">
         <w:r>
           <w:t>, so reducing the available places from three to one raises the competitive-relevance threshold. We then recalculate roster pressure and adjusted scores before selecting the winners. One place changes hands in each setting, but the identities involved and the fraction of available places replaced differ.</w:t>
+        </w:r>
+      </w:ins>
+      <w:ins w:id="176" w:author="Levine, Charles Roger CTR USARMY USMA (USA)" w:date="2026-10-13T15:41:00Z" w16du:dateUtc="2026-10-13T19:41:00Z">
+        <w:r>
+          <w:t xml:space="preserve">  </w:t>
+        </w:r>
+        <w:r>
+          <w:t>This quantile rule specifies the alignment for this illustration; it is not a general rule adopted for every application.</w:t>
         </w:r>
       </w:ins>
     </w:p>
@@ -10097,22 +11046,22 @@
       <w:pPr>
         <w:keepNext/>
         <w:rPr>
-          <w:ins w:id="37" w:author="Levine, Charles Roger CTR USARMY USMA (USA)" w:date="2026-10-12T22:29:00Z" w16du:dateUtc="2026-10-13T02:29:00Z"/>
+          <w:ins w:id="177" w:author="Levine, Charles Roger CTR USARMY USMA (USA)" w:date="2026-10-12T22:29:00Z" w16du:dateUtc="2026-10-13T02:29:00Z"/>
         </w:rPr>
-        <w:pPrChange w:id="38" w:author="Levine, Charles Roger CTR USARMY USMA (USA)" w:date="2026-10-12T22:29:00Z" w16du:dateUtc="2026-10-13T02:29:00Z">
+        <w:pPrChange w:id="178" w:author="Levine, Charles Roger CTR USARMY USMA (USA)" w:date="2026-10-12T22:29:00Z" w16du:dateUtc="2026-10-13T02:29:00Z">
           <w:pPr/>
         </w:pPrChange>
       </w:pPr>
-      <w:ins w:id="39" w:author="Levine, Charles Roger CTR USARMY USMA (USA)" w:date="2026-10-12T22:28:00Z" w16du:dateUtc="2026-10-13T02:28:00Z">
+      <w:ins w:id="179" w:author="Levine, Charles Roger CTR USARMY USMA (USA)" w:date="2026-10-12T22:28:00Z" w16du:dateUtc="2026-10-13T02:28:00Z">
         <w:r>
           <w:rPr>
             <w:noProof/>
           </w:rPr>
           <w:lastRenderedPageBreak/>
           <w:drawing>
-            <wp:inline distT="0" distB="0" distL="0" distR="0" wp14:anchorId="68999C59" wp14:editId="79BFD392">
-              <wp:extent cx="5943600" cy="5196840"/>
-              <wp:effectExtent l="0" t="0" r="0" b="0"/>
+            <wp:inline distT="0" distB="0" distL="0" distR="0" wp14:anchorId="68999C59" wp14:editId="0B4D22F7">
+              <wp:extent cx="5520267" cy="4826694"/>
+              <wp:effectExtent l="0" t="0" r="4445" b="0"/>
               <wp:docPr id="1250813506" name="Picture 1"/>
               <wp:cNvGraphicFramePr>
                 <a:graphicFrameLocks xmlns:a="http://schemas.openxmlformats.org/drawingml/2006/main" noChangeAspect="1"/>
@@ -10133,7 +11082,7 @@
                     <pic:spPr>
                       <a:xfrm>
                         <a:off x="0" y="0"/>
-                        <a:ext cx="5943600" cy="5196840"/>
+                        <a:ext cx="5592725" cy="4890048"/>
                       </a:xfrm>
                       <a:prstGeom prst="rect">
                         <a:avLst/>
@@ -10150,33 +11099,35 @@
     <w:p>
       <w:pPr>
         <w:pStyle w:val="Caption"/>
-        <w:pPrChange w:id="40" w:author="Levine, Charles Roger CTR USARMY USMA (USA)" w:date="2026-10-12T22:29:00Z" w16du:dateUtc="2026-10-13T02:29:00Z">
-          <w:pPr/>
-        </w:pPrChange>
       </w:pPr>
-      <w:bookmarkStart w:id="41" w:name="Chapter4Figure3"/>
-      <w:bookmarkStart w:id="42" w:name="_Ref242736721"/>
+      <w:bookmarkStart w:id="180" w:name="Chapter4Figure3"/>
+      <w:bookmarkStart w:id="181" w:name="_Ref242736721"/>
       <w:r>
         <w:t>Figure 4-</w:t>
       </w:r>
       <w:fldSimple w:instr=" SEQ Figure \* ARABIC ">
         <w:r>
+          <w:rPr>
+            <w:noProof/>
+          </w:rPr>
           <w:t>3</w:t>
         </w:r>
       </w:fldSimple>
-      <w:bookmarkEnd w:id="41"/>
-      <w:bookmarkEnd w:id="42"/>
+      <w:bookmarkEnd w:id="180"/>
+      <w:bookmarkEnd w:id="181"/>
       <w:r>
         <w:t xml:space="preserve">. </w:t>
       </w:r>
-      <w:ins w:id="43" w:author="Levine, Charles Roger CTR USARMY USMA (USA)" w:date="2026-10-12T22:29:00Z" w16du:dateUtc="2026-10-13T02:29:00Z">
+      <w:ins w:id="182" w:author="Levine, Charles Roger CTR USARMY USMA (USA)" w:date="2026-10-12T22:29:00Z" w16du:dateUtc="2026-10-13T02:29:00Z">
         <w:r>
           <w:rPr>
             <w:b/>
             <w:bCs w:val="0"/>
-            <w:rPrChange w:id="44" w:author="Levine, Charles Roger CTR USARMY USMA (USA)" w:date="2026-10-12T22:31:00Z" w16du:dateUtc="2026-10-13T02:31:00Z">
-              <w:rPr>
-                <w:bCs/>
+            <w:rPrChange w:id="183" w:author="Levine, Charles Roger CTR USARMY USMA (USA)" w:date="2026-10-12T22:31:00Z" w16du:dateUtc="2026-10-13T02:31:00Z">
+              <w:rPr>
+                <w:bCs w:val="0"/>
+                <w:sz w:val="24"/>
+                <w:szCs w:val="22"/>
               </w:rPr>
             </w:rPrChange>
           </w:rPr>
@@ -10186,9 +11137,11 @@
           <w:rPr>
             <w:b/>
             <w:bCs w:val="0"/>
-            <w:rPrChange w:id="45" w:author="Levine, Charles Roger CTR USARMY USMA (USA)" w:date="2026-10-12T22:29:00Z" w16du:dateUtc="2026-10-13T02:29:00Z">
-              <w:rPr>
-                <w:bCs/>
+            <w:rPrChange w:id="184" w:author="Levine, Charles Roger CTR USARMY USMA (USA)" w:date="2026-10-12T22:29:00Z" w16du:dateUtc="2026-10-13T02:29:00Z">
+              <w:rPr>
+                <w:bCs w:val="0"/>
+                <w:sz w:val="24"/>
+                <w:szCs w:val="22"/>
               </w:rPr>
             </w:rPrChange>
           </w:rPr>
@@ -10202,7 +11155,7 @@
           <w:t xml:space="preserve">  </w:t>
         </w:r>
       </w:ins>
-      <w:ins w:id="46" w:author="Levine, Charles Roger CTR USARMY USMA (USA)" w:date="2026-10-12T22:30:00Z" w16du:dateUtc="2026-10-13T02:30:00Z">
+      <w:ins w:id="185" w:author="Levine, Charles Roger CTR USARMY USMA (USA)" w:date="2026-10-12T22:30:00Z" w16du:dateUtc="2026-10-13T02:30:00Z">
         <w:r>
           <w:t xml:space="preserve">The same nine individuals compete for three places in the left column and one place in the right column. For this illustration, </w:t>
         </w:r>
@@ -10215,7 +11168,7 @@
           <m:t>θ</m:t>
         </m:r>
       </m:oMath>
-      <w:ins w:id="47" w:author="Levine, Charles Roger CTR USARMY USMA (USA)" w:date="2026-10-12T22:30:00Z" w16du:dateUtc="2026-10-13T02:30:00Z">
+      <w:ins w:id="186" w:author="Levine, Charles Roger CTR USARMY USMA (USA)" w:date="2026-10-12T22:30:00Z" w16du:dateUtc="2026-10-13T02:30:00Z">
         <w:r>
           <w:t xml:space="preserve"> is the linearly interpolated empirical </w:t>
         </w:r>
@@ -10239,7 +11192,7 @@
           </m:e>
         </m:d>
       </m:oMath>
-      <w:ins w:id="48" w:author="Levine, Charles Roger CTR USARMY USMA (USA)" w:date="2026-10-12T22:30:00Z" w16du:dateUtc="2026-10-13T02:30:00Z">
+      <w:ins w:id="187" w:author="Levine, Charles Roger CTR USARMY USMA (USA)" w:date="2026-10-12T22:30:00Z" w16du:dateUtc="2026-10-13T02:30:00Z">
         <w:r>
           <w:t xml:space="preserve">-quantile of performance, while </w:t>
         </w:r>
@@ -10252,7 +11205,7 @@
           <m:t>γ=2</m:t>
         </m:r>
       </m:oMath>
-      <w:ins w:id="49" w:author="Levine, Charles Roger CTR USARMY USMA (USA)" w:date="2026-10-12T22:30:00Z" w16du:dateUtc="2026-10-13T02:30:00Z">
+      <w:ins w:id="188" w:author="Levine, Charles Roger CTR USARMY USMA (USA)" w:date="2026-10-12T22:30:00Z" w16du:dateUtc="2026-10-13T02:30:00Z">
         <w:r>
           <w:t xml:space="preserve"> and </w:t>
         </w:r>
@@ -10265,7 +11218,7 @@
           <m:t>λ=2</m:t>
         </m:r>
       </m:oMath>
-      <w:ins w:id="50" w:author="Levine, Charles Roger CTR USARMY USMA (USA)" w:date="2026-10-12T22:30:00Z" w16du:dateUtc="2026-10-13T02:30:00Z">
+      <w:ins w:id="189" w:author="Levine, Charles Roger CTR USARMY USMA (USA)" w:date="2026-10-12T22:30:00Z" w16du:dateUtc="2026-10-13T02:30:00Z">
         <w:r>
           <w:t xml:space="preserve"> remain fixed. Upper panels show competitive relevance and the recalculated mean roster pressure for each group. Lower panels connect each individual’s performance-only rank to their congestion-adjusted rank. Colors identify groups; shaded ranks receive places; filled circles indicate selection. With three places, P7 replaces P2, giving </w:t>
         </w:r>
@@ -10278,7 +11231,7 @@
           <m:t>D=1</m:t>
         </m:r>
       </m:oMath>
-      <w:ins w:id="51" w:author="Levine, Charles Roger CTR USARMY USMA (USA)" w:date="2026-10-12T22:30:00Z" w16du:dateUtc="2026-10-13T02:30:00Z">
+      <w:ins w:id="190" w:author="Levine, Charles Roger CTR USARMY USMA (USA)" w:date="2026-10-12T22:30:00Z" w16du:dateUtc="2026-10-13T02:30:00Z">
         <w:r>
           <w:t xml:space="preserve"> and </w:t>
         </w:r>
@@ -10291,7 +11244,7 @@
           <m:t>D/K=1/3</m:t>
         </m:r>
       </m:oMath>
-      <w:ins w:id="52" w:author="Levine, Charles Roger CTR USARMY USMA (USA)" w:date="2026-10-12T22:30:00Z" w16du:dateUtc="2026-10-13T02:30:00Z">
+      <w:ins w:id="191" w:author="Levine, Charles Roger CTR USARMY USMA (USA)" w:date="2026-10-12T22:30:00Z" w16du:dateUtc="2026-10-13T02:30:00Z">
         <w:r>
           <w:t xml:space="preserve">. With one place, P4 replaces P1, giving </w:t>
         </w:r>
@@ -10304,7 +11257,7 @@
           <m:t>D=1</m:t>
         </m:r>
       </m:oMath>
-      <w:ins w:id="53" w:author="Levine, Charles Roger CTR USARMY USMA (USA)" w:date="2026-10-12T22:30:00Z" w16du:dateUtc="2026-10-13T02:30:00Z">
+      <w:ins w:id="192" w:author="Levine, Charles Roger CTR USARMY USMA (USA)" w:date="2026-10-12T22:30:00Z" w16du:dateUtc="2026-10-13T02:30:00Z">
         <w:r>
           <w:t xml:space="preserve"> and </w:t>
         </w:r>
@@ -10317,44 +11270,61 @@
           <m:t>D/K=1</m:t>
         </m:r>
       </m:oMath>
-      <w:ins w:id="54" w:author="Levine, Charles Roger CTR USARMY USMA (USA)" w:date="2026-10-12T22:30:00Z" w16du:dateUtc="2026-10-13T02:30:00Z">
+      <w:ins w:id="193" w:author="Levine, Charles Roger CTR USARMY USMA (USA)" w:date="2026-10-12T22:30:00Z" w16du:dateUtc="2026-10-13T02:30:00Z">
         <w:r>
           <w:t>. This constructed example illustrates an aligned threshold rule; it does not establish that greater scarcity necessarily increases the congestion effect.</w:t>
         </w:r>
       </w:ins>
     </w:p>
     <w:p>
-      <w:r>
-        <w:t xml:space="preserve">Under stochastic selection, exactly </w:t>
-      </w:r>
-      <m:oMath>
-        <m:r>
-          <w:rPr>
-            <w:rFonts w:ascii="Cambria Math" w:hAnsi="Cambria Math"/>
-          </w:rPr>
-          <m:t>K</m:t>
-        </m:r>
-      </m:oMath>
-      <w:r>
-        <w:t xml:space="preserve"> individuals still receive places, but their identities can vary even when scores remain fixed. A difference between two realized selected sets can therefore reflect both congestion and selection randomness. Assessing congestion in that setting requires comparing selection probabilities or outcomes over repeated draws, rather than attributing every observed replacement to the score adjustment.</w:t>
-      </w:r>
+      <w:pPr>
+        <w:rPr>
+          <w:del w:id="194" w:author="Levine, Charles Roger CTR USARMY USMA (USA)" w:date="2026-10-13T15:42:00Z" w16du:dateUtc="2026-10-13T19:42:00Z"/>
+        </w:rPr>
+      </w:pPr>
+      <w:ins w:id="195" w:author="Levine, Charles Roger CTR USARMY USMA (USA)" w:date="2026-10-13T15:42:00Z" w16du:dateUtc="2026-10-13T19:42:00Z">
+        <w:r>
+          <w:t>Under stochastic selection, changes in the winners can reflect both the congestion adjustment and selection randomness. Exactly \(K\) individuals still receive places, but their identities can vary even when scores remain fixed. Assessing congestion in that setting therefore requires comparing selection probabilities or outcomes over repeated draws, rather than attributing every observed replacement to the score adjustment.</w:t>
+        </w:r>
+      </w:ins>
+      <w:del w:id="196" w:author="Levine, Charles Roger CTR USARMY USMA (USA)" w:date="2026-10-13T15:42:00Z" w16du:dateUtc="2026-10-13T19:42:00Z">
+        <w:r>
+          <w:delText xml:space="preserve">Under stochastic selection, exactly </w:delText>
+        </w:r>
+      </w:del>
+      <m:oMath>
+        <m:r>
+          <w:del w:id="197" w:author="Levine, Charles Roger CTR USARMY USMA (USA)" w:date="2026-10-13T15:42:00Z" w16du:dateUtc="2026-10-13T19:42:00Z">
+            <w:rPr>
+              <w:rFonts w:ascii="Cambria Math" w:hAnsi="Cambria Math"/>
+            </w:rPr>
+            <m:t>K</m:t>
+          </w:del>
+        </m:r>
+      </m:oMath>
+      <w:del w:id="198" w:author="Levine, Charles Roger CTR USARMY USMA (USA)" w:date="2026-10-13T15:42:00Z" w16du:dateUtc="2026-10-13T19:42:00Z">
+        <w:r>
+          <w:delText xml:space="preserve"> individuals still receive places, but their identities can vary even when scores remain fixed. A difference between two realized selected sets can therefore reflect both congestion and selection randomness. Assessing congestion in that setting requires comparing selection probabilities or outcomes over repeated draws, rather than attributing every observed replacement to the score adjustment.</w:delText>
+        </w:r>
+      </w:del>
     </w:p>
     <w:p/>
     <w:p>
       <w:pPr>
         <w:pStyle w:val="Heading2"/>
       </w:pPr>
-      <w:bookmarkStart w:id="55" w:name="Xa069076e58659a3b4bc8e27a3dcbab40ab45238"/>
-      <w:bookmarkEnd w:id="26"/>
-      <w:r>
+      <w:bookmarkStart w:id="199" w:name="Xa069076e58659a3b4bc8e27a3dcbab40ab45238"/>
+      <w:bookmarkEnd w:id="101"/>
+      <w:r>
+        <w:lastRenderedPageBreak/>
         <w:t xml:space="preserve">4.5.4 </w:t>
       </w:r>
-      <w:ins w:id="56" w:author="Levine, Charles Roger CTR USARMY USMA (USA)" w:date="2026-10-12T22:33:00Z" w16du:dateUtc="2026-10-13T02:33:00Z">
+      <w:ins w:id="200" w:author="Levine, Charles Roger CTR USARMY USMA (USA)" w:date="2026-10-12T22:33:00Z" w16du:dateUtc="2026-10-13T02:33:00Z">
         <w:r>
           <w:t>Interpreting selection patterns across group environments</w:t>
         </w:r>
       </w:ins>
-      <w:del w:id="57" w:author="Levine, Charles Roger CTR USARMY USMA (USA)" w:date="2026-10-12T22:33:00Z" w16du:dateUtc="2026-10-13T02:33:00Z">
+      <w:del w:id="201" w:author="Levine, Charles Roger CTR USARMY USMA (USA)" w:date="2026-10-12T22:33:00Z" w16du:dateUtc="2026-10-13T02:33:00Z">
         <w:r>
           <w:delText>Why an outcome curve need not have a universal shape</w:delText>
         </w:r>
@@ -10363,53 +11333,81 @@
     <w:p>
       <w:pPr>
         <w:rPr>
-          <w:ins w:id="58" w:author="Levine, Charles Roger CTR USARMY USMA (USA)" w:date="2026-10-12T22:33:00Z"/>
+          <w:ins w:id="202" w:author="Levine, Charles Roger CTR USARMY USMA (USA)" w:date="2026-10-13T15:58:00Z"/>
         </w:rPr>
       </w:pPr>
-      <w:del w:id="59" w:author="Levine, Charles Roger CTR USARMY USMA (USA)" w:date="2026-10-12T22:33:00Z" w16du:dateUtc="2026-10-13T02:33:00Z">
+      <w:del w:id="203" w:author="Levine, Charles Roger CTR USARMY USMA (USA)" w:date="2026-10-12T22:33:00Z" w16du:dateUtc="2026-10-13T02:33:00Z">
         <w:r>
           <w:delText xml:space="preserve">A </w:delText>
         </w:r>
       </w:del>
-      <w:ins w:id="60" w:author="Levine, Charles Roger CTR USARMY USMA (USA)" w:date="2026-10-12T22:33:00Z">
+      <w:ins w:id="204" w:author="Levine, Charles Roger CTR USARMY USMA (USA)" w:date="2026-10-13T15:58:00Z">
         <w:r>
-          <w:t>We can summarize selection outcomes by plotting the proportion of individuals selected against the average performance of their groups. Such a curve shows where selected individuals are concentrated, but its shape does not, by itself, reveal the effect of roster pressure. Individuals in stronger groups may also have higher individual performance. Their selection rate can therefore be higher even when congestion reduces their scores relative to what those scores would have been without the penalty.</w:t>
+          <w:rPr>
+            <w:b/>
+            <w:bCs/>
+          </w:rPr>
+          <w:t>A selection curve shows how frequently individuals advance across different group environments, but it does not by itself explain why those rates differ.</w:t>
+        </w:r>
+        <w:r>
+          <w:t xml:space="preserve"> To construct such a curve, we group individuals according to their groups’ average performance and calculate the proportion selected within each interval. Individuals in higher-performing groups may also have higher individual performance. Their selection rate can therefore be higher even when roster pressure reduces their scores compared with the performance-only benchmark.</w:t>
         </w:r>
       </w:ins>
     </w:p>
     <w:p>
       <w:pPr>
         <w:rPr>
-          <w:ins w:id="61" w:author="Levine, Charles Roger CTR USARMY USMA (USA)" w:date="2026-10-12T22:33:00Z"/>
+          <w:ins w:id="205" w:author="Levine, Charles Roger CTR USARMY USMA (USA)" w:date="2026-10-13T15:58:00Z"/>
         </w:rPr>
       </w:pPr>
-      <w:ins w:id="62" w:author="Levine, Charles Roger CTR USARMY USMA (USA)" w:date="2026-10-12T22:33:00Z">
+      <w:ins w:id="206" w:author="Levine, Charles Roger CTR USARMY USMA (USA)" w:date="2026-10-13T15:58:00Z">
         <w:r>
-          <w:t>This distinction matters when interpreting both rising and falling portions of a curve. A rising selection rate can reflect the concentration of high-performing individuals in stronger groups. A downturn can occur where differences in roster pressure outweigh the performance advantages associated with those groups. Whether either pattern appears depends on the population, group composition, penalty strength, and available opportunities. As discussed in Section 4.5.3, comparisons across levels of scarcity must also account for how the competitive-relevance threshold changes. The model does not require an inverted-U curve, even in settings where congestion changes who is selected.</w:t>
+          <w:rPr>
+            <w:b/>
+            <w:bCs/>
+          </w:rPr>
+          <w:t>Neither a rising curve nor a downturn establishes the effect of congestion on its own.</w:t>
+        </w:r>
+        <w:r>
+          <w:t xml:space="preserve"> A rising selection rate can reflect the concentration of high-performing individuals in stronger groups. In the model, congestion can contribute to a downturn when differences in roster pressure sufficiently reduce the adjusted scores of individuals in those groups. Whether that pattern appears depends on the population, group composition, penalty strength, and available opportunities. Comparisons across levels of scarcity must also state how the competitive-relevance threshold is chosen, as discussed in Section 4.5.3. Congestion can change who is selected without producing an inverted-U curve.</w:t>
         </w:r>
       </w:ins>
     </w:p>
     <w:p>
       <w:pPr>
         <w:rPr>
-          <w:ins w:id="63" w:author="Levine, Charles Roger CTR USARMY USMA (USA)" w:date="2026-10-12T22:33:00Z"/>
+          <w:ins w:id="207" w:author="Levine, Charles Roger CTR USARMY USMA (USA)" w:date="2026-10-13T15:58:00Z"/>
         </w:rPr>
       </w:pPr>
-      <w:ins w:id="64" w:author="Levine, Charles Roger CTR USARMY USMA (USA)" w:date="2026-10-12T22:33:00Z">
+      <w:ins w:id="208" w:author="Levine, Charles Roger CTR USARMY USMA (USA)" w:date="2026-10-13T15:58:00Z">
         <w:r>
-          <w:t>A more focused comparison asks: among individuals with similar performance, how does selection vary across group environments? We can examine this question by dividing individuals into performance bands and plotting a separate selection curve for each band. This reduces the extent to which differences in individual performance account for the pattern. It does not eliminate those differences: individuals near the upper end of a broad band can still have a substantial advantage over those near its lower end. We must therefore consider the distribution of individual performance within each band when interpreting its curve.</w:t>
+          <w:rPr>
+            <w:b/>
+            <w:bCs/>
+          </w:rPr>
+          <w:t>To examine the role of group environment more closely, we compare individuals with similar performance.</w:t>
+        </w:r>
+        <w:r>
+          <w:t xml:space="preserve"> We divide individuals into performance bands and plot a separate selection curve for each band. Each curve then asks: among individuals in this performance range, how does the selection rate vary with the average performance of their groups? These bands narrow the comparison, but they do not hold individual performance exactly constant. Someone near the upper end of a broad band may still have a substantial advantage over someone near its lower end. We must therefore examine whether individual performance also varies systematically across the group environments represented within a band.</w:t>
         </w:r>
       </w:ins>
     </w:p>
     <w:p>
       <w:pPr>
         <w:rPr>
-          <w:ins w:id="65" w:author="Levine, Charles Roger CTR USARMY USMA (USA)" w:date="2026-10-12T22:33:00Z"/>
+          <w:ins w:id="209" w:author="Levine, Charles Roger CTR USARMY USMA (USA)" w:date="2026-10-13T15:58:00Z"/>
         </w:rPr>
       </w:pPr>
-      <w:ins w:id="66" w:author="Levine, Charles Roger CTR USARMY USMA (USA)" w:date="2026-10-12T22:33:00Z">
+      <w:ins w:id="210" w:author="Levine, Charles Roger CTR USARMY USMA (USA)" w:date="2026-10-13T15:58:00Z">
         <w:r>
-          <w:t xml:space="preserve">Group-average performance and roster pressure must also be distinguished. The group mean </w:t>
+          <w:rPr>
+            <w:b/>
+            <w:bCs/>
+          </w:rPr>
+          <w:t>The group average used on the horizontal axis is different from the roster pressure used in scoring.</w:t>
+        </w:r>
+        <w:r>
+          <w:t xml:space="preserve"> The group mean </w:t>
         </w:r>
       </w:ins>
       <m:oMath>
@@ -10439,9 +11437,9 @@
           </m:sub>
         </m:sSub>
       </m:oMath>
-      <w:ins w:id="67" w:author="Levine, Charles Roger CTR USARMY USMA (USA)" w:date="2026-10-12T22:33:00Z">
+      <w:ins w:id="211" w:author="Levine, Charles Roger CTR USARMY USMA (USA)" w:date="2026-10-13T15:58:00Z">
         <w:r>
-          <w:t xml:space="preserve"> averages performance itself, whereas </w:t>
+          <w:t xml:space="preserve"> averages members’ performance values. Roster pressure </w:t>
         </w:r>
       </w:ins>
       <m:oMath>
@@ -10471,9 +11469,9 @@
           </m:sub>
         </m:sSub>
       </m:oMath>
-      <w:ins w:id="68" w:author="Levine, Charles Roger CTR USARMY USMA (USA)" w:date="2026-10-12T22:33:00Z">
+      <w:ins w:id="212" w:author="Levine, Charles Roger CTR USARMY USMA (USA)" w:date="2026-10-13T15:58:00Z">
         <w:r>
-          <w:t xml:space="preserve"> averages competitive relevance after applying the threshold and sigmoid transformation. Two groups with the same mean performance can have different roster pressure because their members’ performances are distributed differently. A curve plotted against </w:t>
+          <w:t xml:space="preserve"> instead averages their competitive relevance after applying the threshold and sigmoid transformation. Two groups can have the same mean performance but different roster pressure because their members’ performances are distributed differently. A curve plotted against </w:t>
         </w:r>
       </w:ins>
       <m:oMath>
@@ -10503,49 +11501,220 @@
           </m:sub>
         </m:sSub>
       </m:oMath>
-      <w:ins w:id="69" w:author="Levine, Charles Roger CTR USARMY USMA (USA)" w:date="2026-10-12T22:33:00Z">
+      <w:ins w:id="213" w:author="Levine, Charles Roger CTR USARMY USMA (USA)" w:date="2026-10-13T15:58:00Z">
         <w:r>
-          <w:t xml:space="preserve"> therefore describes selection across group-quality environments; it does not directly plot the congestion measure used to adjust scores.</w:t>
+          <w:t xml:space="preserve"> therefore compares selection across groups with different average performance; it does not directly show how selection varies with </w:t>
+        </w:r>
+      </w:ins>
+      <m:oMath>
+        <m:sSub>
+          <m:sSubPr>
+            <m:ctrlPr>
+              <w:rPr>
+                <w:rFonts w:ascii="Cambria Math" w:hAnsi="Cambria Math"/>
+              </w:rPr>
+            </m:ctrlPr>
+          </m:sSubPr>
+          <m:e>
+            <m:r>
+              <w:rPr>
+                <w:rFonts w:ascii="Cambria Math" w:hAnsi="Cambria Math"/>
+              </w:rPr>
+              <m:t>C</m:t>
+            </m:r>
+          </m:e>
+          <m:sub>
+            <m:r>
+              <w:rPr>
+                <w:rFonts w:ascii="Cambria Math" w:hAnsi="Cambria Math"/>
+              </w:rPr>
+              <m:t>j</m:t>
+            </m:r>
+          </m:sub>
+        </m:sSub>
+      </m:oMath>
+      <w:ins w:id="214" w:author="Levine, Charles Roger CTR USARMY USMA (USA)" w:date="2026-10-13T15:58:00Z">
+        <w:r>
+          <w:t>.</w:t>
         </w:r>
       </w:ins>
     </w:p>
     <w:p>
       <w:pPr>
         <w:rPr>
-          <w:ins w:id="70" w:author="Levine, Charles Roger CTR USARMY USMA (USA)" w:date="2026-10-12T22:33:00Z"/>
+          <w:ins w:id="215" w:author="Levine, Charles Roger CTR USARMY USMA (USA)" w:date="2026-10-13T15:58:00Z"/>
         </w:rPr>
       </w:pPr>
-      <w:ins w:id="71" w:author="Levine, Charles Roger CTR USARMY USMA (USA)" w:date="2026-10-12T22:33:00Z">
+      <w:ins w:id="216" w:author="Levine, Charles Roger CTR USARMY USMA (USA)" w:date="2026-10-13T15:58:00Z">
         <w:r>
+          <w:rPr>
+            <w:b/>
+            <w:bCs/>
+          </w:rPr>
           <w:lastRenderedPageBreak/>
-          <w:t>Individuals close to the selection boundary are especially informative because a score adjustment can change whether they receive a place. Those far above the boundary may remain selected despite a substantial penalty, while those far below it may remain unselected even when their penalty is small. This motivates examining strong performers who are plausible contenders but whose selection is not assured. The relevant performance range depends on scarcity and the resulting score distribution; it should not be assumed that a particular percentile band serves this role in every setting.</w:t>
+          <w:t>Individuals whose scores place them near the selection boundary are especially informative because a congestion adjustment may change whether they advance.</w:t>
+        </w:r>
+        <w:r>
+          <w:t xml:space="preserve"> Under deterministic selection, those well above the boundary may retain their places despite a substantial penalty, while those well below it may remain unselected even with a small penalty. This motivates examining strong performers who are credible contenders but whose selection is not assured. We refer to this group as the </w:t>
+        </w:r>
+        <w:r>
+          <w:rPr>
+            <w:i/>
+            <w:iCs/>
+          </w:rPr>
+          <w:t>band of excellence</w:t>
+        </w:r>
+        <w:r>
+          <w:t>. Its location is an empirical or model-specific question: the relevant performance range depends on scarcity, roster pressure, and the resulting score distribution. A fixed percentile band should not be assumed to identify these individuals in every setting.</w:t>
         </w:r>
       </w:ins>
     </w:p>
     <w:p>
       <w:pPr>
         <w:rPr>
-          <w:ins w:id="72" w:author="Levine, Charles Roger CTR USARMY USMA (USA)" w:date="2026-10-12T22:33:00Z"/>
+          <w:ins w:id="217" w:author="Levine, Charles Roger CTR USARMY USMA (USA)" w:date="2026-10-13T15:58:00Z"/>
         </w:rPr>
       </w:pPr>
-      <w:ins w:id="73" w:author="Levine, Charles Roger CTR USARMY USMA (USA)" w:date="2026-10-12T22:33:00Z">
+      <w:ins w:id="218" w:author="Levine, Charles Roger CTR USARMY USMA (USA)" w:date="2026-10-13T15:58:00Z">
         <w:r>
-          <w:t>These comparisons also require enough individuals and groups to make the plotted rates interpretable. If only a few individuals occupy a particular performance band and group environment, one selection outcome can produce a large change in the observed rate. Reporting the numbers of individuals and groups represented helps distinguish a broadly supported pattern from one driven by a small number of cases. The bands and their coverage should be reported whether or not a downturn appears.</w:t>
+          <w:rPr>
+            <w:b/>
+            <w:bCs/>
+          </w:rPr>
+          <w:t>A plotted rate is easier to interpret when we know how many individuals and groups support it.</w:t>
+        </w:r>
+        <w:r>
+          <w:t xml:space="preserve"> If only a few individuals occupy a particular combination of performance band and group environment, changing one selection outcome can substantially change the observed rate. A point based on many individuals from a single group also provides different evidence from one supported by individuals across many groups. We therefore report both the number of individuals and the number of groups represented. These counts, together with intervals for which observations are sparse or absent, should be reported whether or not a downturn appears.</w:t>
         </w:r>
       </w:ins>
     </w:p>
     <w:p>
       <w:pPr>
         <w:rPr>
-          <w:del w:id="74" w:author="Levine, Charles Roger CTR USARMY USMA (USA)" w:date="2026-10-12T22:33:00Z" w16du:dateUtc="2026-10-13T02:33:00Z"/>
+          <w:del w:id="219" w:author="Levine, Charles Roger CTR USARMY USMA (USA)" w:date="2026-10-12T22:33:00Z" w16du:dateUtc="2026-10-13T02:33:00Z"/>
         </w:rPr>
       </w:pPr>
-      <w:ins w:id="75" w:author="Levine, Charles Roger CTR USARMY USMA (USA)" w:date="2026-10-12T22:33:00Z">
+      <w:ins w:id="220" w:author="Levine, Charles Roger CTR USARMY USMA (USA)" w:date="2026-10-13T15:58:00Z">
         <w:r>
-          <w:t>The different summaries consequently answer different questions. A curve combining all individuals shows how selection is distributed across group environments. Curves within performance bands compare individuals with more similar measured performance. Comparing selected sets under performance-only and congestion-adjusted scoring identifies which places the penalty changes in the model. Used together, these views allow us to examine the mechanism without treating any single curve shape as either necessary evidence of congestion or sufficient evidence that congestion caused an observed pattern.</w:t>
+          <w:rPr>
+            <w:b/>
+            <w:bCs/>
+          </w:rPr>
+          <w:t>These summaries provide complementary views of the model’s behavior.</w:t>
+        </w:r>
+        <w:r>
+          <w:t xml:space="preserve"> A curve combining all individuals describes how selection rates vary across group environments. Curves within performance bands make comparisons among individuals with more similar performance. Holding the population, memberships, and </w:t>
         </w:r>
       </w:ins>
-      <w:del w:id="76" w:author="Levine, Charles Roger CTR USARMY USMA (USA)" w:date="2026-10-12T22:33:00Z" w16du:dateUtc="2026-10-13T02:33:00Z">
+      <m:oMath>
+        <m:r>
+          <w:rPr>
+            <w:rFonts w:ascii="Cambria Math" w:hAnsi="Cambria Math"/>
+          </w:rPr>
+          <m:t>K</m:t>
+        </m:r>
+      </m:oMath>
+      <w:ins w:id="221" w:author="Levine, Charles Roger CTR USARMY USMA (USA)" w:date="2026-10-13T15:58:00Z">
+        <w:r>
+          <w:t xml:space="preserve"> fixed while comparing deterministic performance-only and congestion-adjusted selection shows which places change hands because of the score adjustment. Under stochastic selection, that comparison must account for selection randomness, as explained in Section 4.5.3. Together, these views help us assess the mechanism without requiring a particular curve shape or treating an observed downturn as proof that congestion caused it.</w:t>
+        </w:r>
+      </w:ins>
+      <m:oMath>
+        <m:sSub>
+          <m:sSubPr>
+            <m:ctrlPr>
+              <w:del w:id="222" w:author="Levine, Charles Roger CTR USARMY USMA (USA)" w:date="2026-10-13T15:58:00Z" w16du:dateUtc="2026-10-13T19:58:00Z">
+                <w:rPr>
+                  <w:rFonts w:ascii="Cambria Math" w:hAnsi="Cambria Math"/>
+                </w:rPr>
+              </w:del>
+            </m:ctrlPr>
+          </m:sSubPr>
+          <m:e>
+            <m:r>
+              <w:del w:id="223" w:author="Levine, Charles Roger CTR USARMY USMA (USA)" w:date="2026-10-13T15:58:00Z" w16du:dateUtc="2026-10-13T19:58:00Z">
+                <w:rPr>
+                  <w:rFonts w:ascii="Cambria Math" w:hAnsi="Cambria Math"/>
+                </w:rPr>
+                <m:t>T</m:t>
+              </w:del>
+            </m:r>
+          </m:e>
+          <m:sub>
+            <m:r>
+              <w:del w:id="224" w:author="Levine, Charles Roger CTR USARMY USMA (USA)" w:date="2026-10-13T15:58:00Z" w16du:dateUtc="2026-10-13T19:58:00Z">
+                <w:rPr>
+                  <w:rFonts w:ascii="Cambria Math" w:hAnsi="Cambria Math"/>
+                </w:rPr>
+                <m:t>j</m:t>
+              </w:del>
+            </m:r>
+          </m:sub>
+        </m:sSub>
+        <m:sSub>
+          <m:sSubPr>
+            <m:ctrlPr>
+              <w:del w:id="225" w:author="Levine, Charles Roger CTR USARMY USMA (USA)" w:date="2026-10-13T15:58:00Z" w16du:dateUtc="2026-10-13T19:58:00Z">
+                <w:rPr>
+                  <w:rFonts w:ascii="Cambria Math" w:hAnsi="Cambria Math"/>
+                </w:rPr>
+              </w:del>
+            </m:ctrlPr>
+          </m:sSubPr>
+          <m:e>
+            <m:r>
+              <w:del w:id="226" w:author="Levine, Charles Roger CTR USARMY USMA (USA)" w:date="2026-10-13T15:58:00Z" w16du:dateUtc="2026-10-13T19:58:00Z">
+                <w:rPr>
+                  <w:rFonts w:ascii="Cambria Math" w:hAnsi="Cambria Math"/>
+                </w:rPr>
+                <m:t>C</m:t>
+              </w:del>
+            </m:r>
+          </m:e>
+          <m:sub>
+            <m:r>
+              <w:del w:id="227" w:author="Levine, Charles Roger CTR USARMY USMA (USA)" w:date="2026-10-13T15:58:00Z" w16du:dateUtc="2026-10-13T19:58:00Z">
+                <w:rPr>
+                  <w:rFonts w:ascii="Cambria Math" w:hAnsi="Cambria Math"/>
+                </w:rPr>
+                <m:t>j</m:t>
+              </w:del>
+            </m:r>
+          </m:sub>
+        </m:sSub>
+        <m:sSub>
+          <m:sSubPr>
+            <m:ctrlPr>
+              <w:del w:id="228" w:author="Levine, Charles Roger CTR USARMY USMA (USA)" w:date="2026-10-13T15:58:00Z" w16du:dateUtc="2026-10-13T19:58:00Z">
+                <w:rPr>
+                  <w:rFonts w:ascii="Cambria Math" w:hAnsi="Cambria Math"/>
+                </w:rPr>
+              </w:del>
+            </m:ctrlPr>
+          </m:sSubPr>
+          <m:e>
+            <m:r>
+              <w:del w:id="229" w:author="Levine, Charles Roger CTR USARMY USMA (USA)" w:date="2026-10-13T15:58:00Z" w16du:dateUtc="2026-10-13T19:58:00Z">
+                <w:rPr>
+                  <w:rFonts w:ascii="Cambria Math" w:hAnsi="Cambria Math"/>
+                </w:rPr>
+                <m:t>T</m:t>
+              </w:del>
+            </m:r>
+          </m:e>
+          <m:sub>
+            <m:r>
+              <w:del w:id="230" w:author="Levine, Charles Roger CTR USARMY USMA (USA)" w:date="2026-10-13T15:58:00Z" w16du:dateUtc="2026-10-13T19:58:00Z">
+                <w:rPr>
+                  <w:rFonts w:ascii="Cambria Math" w:hAnsi="Cambria Math"/>
+                </w:rPr>
+                <m:t>j</m:t>
+              </w:del>
+            </m:r>
+          </m:sub>
+        </m:sSub>
+      </m:oMath>
+      <w:del w:id="231" w:author="Levine, Charles Roger CTR USARMY USMA (USA)" w:date="2026-10-12T22:33:00Z" w16du:dateUtc="2026-10-13T02:33:00Z">
         <w:r>
           <w:delText>success curve plotted against peer quality combines individual performance, group composition, the score adjustment, and selection. An increasing segment can arise from the sorting of strong individuals into strong groups. A declining segment can arise when the congestion penalty offsets that association in a particular region. The equations do not guarantee an inverted U for every population or every parameter setting.</w:delText>
         </w:r>
@@ -10554,10 +11723,10 @@
     <w:p>
       <w:pPr>
         <w:rPr>
-          <w:del w:id="77" w:author="Levine, Charles Roger CTR USARMY USMA (USA)" w:date="2026-10-12T22:33:00Z" w16du:dateUtc="2026-10-13T02:33:00Z"/>
+          <w:del w:id="232" w:author="Levine, Charles Roger CTR USARMY USMA (USA)" w:date="2026-10-12T22:33:00Z" w16du:dateUtc="2026-10-13T02:33:00Z"/>
         </w:rPr>
       </w:pPr>
-      <w:del w:id="78" w:author="Levine, Charles Roger CTR USARMY USMA (USA)" w:date="2026-10-12T22:33:00Z" w16du:dateUtc="2026-10-13T02:33:00Z">
+      <w:del w:id="233" w:author="Levine, Charles Roger CTR USARMY USMA (USA)" w:date="2026-10-12T22:33:00Z" w16du:dateUtc="2026-10-13T02:33:00Z">
         <w:r>
           <w:delText xml:space="preserve">Conditioning on a fixed band of </w:delText>
         </w:r>
@@ -10566,7 +11735,7 @@
         <m:sSub>
           <m:sSubPr>
             <m:ctrlPr>
-              <w:del w:id="79" w:author="Levine, Charles Roger CTR USARMY USMA (USA)" w:date="2026-10-12T22:33:00Z" w16du:dateUtc="2026-10-13T02:33:00Z">
+              <w:del w:id="234" w:author="Levine, Charles Roger CTR USARMY USMA (USA)" w:date="2026-10-12T22:33:00Z" w16du:dateUtc="2026-10-13T02:33:00Z">
                 <w:rPr>
                   <w:rFonts w:ascii="Cambria Math" w:hAnsi="Cambria Math"/>
                 </w:rPr>
@@ -10575,7 +11744,7 @@
           </m:sSubPr>
           <m:e>
             <m:r>
-              <w:del w:id="80" w:author="Levine, Charles Roger CTR USARMY USMA (USA)" w:date="2026-10-12T22:33:00Z" w16du:dateUtc="2026-10-13T02:33:00Z">
+              <w:del w:id="235" w:author="Levine, Charles Roger CTR USARMY USMA (USA)" w:date="2026-10-12T22:33:00Z" w16du:dateUtc="2026-10-13T02:33:00Z">
                 <w:rPr>
                   <w:rFonts w:ascii="Cambria Math" w:hAnsi="Cambria Math"/>
                 </w:rPr>
@@ -10585,7 +11754,7 @@
           </m:e>
           <m:sub>
             <m:r>
-              <w:del w:id="81" w:author="Levine, Charles Roger CTR USARMY USMA (USA)" w:date="2026-10-12T22:33:00Z" w16du:dateUtc="2026-10-13T02:33:00Z">
+              <w:del w:id="236" w:author="Levine, Charles Roger CTR USARMY USMA (USA)" w:date="2026-10-12T22:33:00Z" w16du:dateUtc="2026-10-13T02:33:00Z">
                 <w:rPr>
                   <w:rFonts w:ascii="Cambria Math" w:hAnsi="Cambria Math"/>
                 </w:rPr>
@@ -10595,7 +11764,7 @@
           </m:sub>
         </m:sSub>
       </m:oMath>
-      <w:del w:id="82" w:author="Levine, Charles Roger CTR USARMY USMA (USA)" w:date="2026-10-12T22:33:00Z" w16du:dateUtc="2026-10-13T02:33:00Z">
+      <w:del w:id="237" w:author="Levine, Charles Roger CTR USARMY USMA (USA)" w:date="2026-10-12T22:33:00Z" w16du:dateUtc="2026-10-13T02:33:00Z">
         <w:r>
           <w:delText xml:space="preserve"> helps distinguish individual composition from variation in environments, but a broad band still contains differences in </w:delText>
         </w:r>
@@ -10604,7 +11773,7 @@
         <m:sSub>
           <m:sSubPr>
             <m:ctrlPr>
-              <w:del w:id="83" w:author="Levine, Charles Roger CTR USARMY USMA (USA)" w:date="2026-10-12T22:33:00Z" w16du:dateUtc="2026-10-13T02:33:00Z">
+              <w:del w:id="238" w:author="Levine, Charles Roger CTR USARMY USMA (USA)" w:date="2026-10-12T22:33:00Z" w16du:dateUtc="2026-10-13T02:33:00Z">
                 <w:rPr>
                   <w:rFonts w:ascii="Cambria Math" w:hAnsi="Cambria Math"/>
                 </w:rPr>
@@ -10613,7 +11782,7 @@
           </m:sSubPr>
           <m:e>
             <m:r>
-              <w:del w:id="84" w:author="Levine, Charles Roger CTR USARMY USMA (USA)" w:date="2026-10-12T22:33:00Z" w16du:dateUtc="2026-10-13T02:33:00Z">
+              <w:del w:id="239" w:author="Levine, Charles Roger CTR USARMY USMA (USA)" w:date="2026-10-12T22:33:00Z" w16du:dateUtc="2026-10-13T02:33:00Z">
                 <w:rPr>
                   <w:rFonts w:ascii="Cambria Math" w:hAnsi="Cambria Math"/>
                 </w:rPr>
@@ -10623,7 +11792,7 @@
           </m:e>
           <m:sub>
             <m:r>
-              <w:del w:id="85" w:author="Levine, Charles Roger CTR USARMY USMA (USA)" w:date="2026-10-12T22:33:00Z" w16du:dateUtc="2026-10-13T02:33:00Z">
+              <w:del w:id="240" w:author="Levine, Charles Roger CTR USARMY USMA (USA)" w:date="2026-10-12T22:33:00Z" w16du:dateUtc="2026-10-13T02:33:00Z">
                 <w:rPr>
                   <w:rFonts w:ascii="Cambria Math" w:hAnsi="Cambria Math"/>
                 </w:rPr>
@@ -10633,14 +11802,14 @@
           </m:sub>
         </m:sSub>
       </m:oMath>
-      <w:del w:id="86" w:author="Levine, Charles Roger CTR USARMY USMA (USA)" w:date="2026-10-12T22:33:00Z" w16du:dateUtc="2026-10-13T02:33:00Z">
+      <w:del w:id="241" w:author="Levine, Charles Roger CTR USARMY USMA (USA)" w:date="2026-10-12T22:33:00Z" w16du:dateUtc="2026-10-13T02:33:00Z">
         <w:r>
           <w:delText>. The most selective tail can also have sparse support in some environments. A comparison among very strong but not extreme performers can be scientifically informative without being presumed to display a downturn. Its definition and support must be reported whether the anticipated pattern appears or not.</w:delText>
         </w:r>
       </w:del>
     </w:p>
     <w:p>
-      <w:del w:id="87" w:author="Levine, Charles Roger CTR USARMY USMA (USA)" w:date="2026-10-12T22:33:00Z" w16du:dateUtc="2026-10-13T02:33:00Z">
+      <w:del w:id="242" w:author="Levine, Charles Roger CTR USARMY USMA (USA)" w:date="2026-10-12T22:33:00Z" w16du:dateUtc="2026-10-13T02:33:00Z">
         <w:r>
           <w:delText xml:space="preserve">An unconditional curve, a comparison within </w:delText>
         </w:r>
@@ -10649,7 +11818,7 @@
         <m:sSub>
           <m:sSubPr>
             <m:ctrlPr>
-              <w:del w:id="88" w:author="Levine, Charles Roger CTR USARMY USMA (USA)" w:date="2026-10-12T22:33:00Z" w16du:dateUtc="2026-10-13T02:33:00Z">
+              <w:del w:id="243" w:author="Levine, Charles Roger CTR USARMY USMA (USA)" w:date="2026-10-12T22:33:00Z" w16du:dateUtc="2026-10-13T02:33:00Z">
                 <w:rPr>
                   <w:rFonts w:ascii="Cambria Math" w:hAnsi="Cambria Math"/>
                 </w:rPr>
@@ -10658,7 +11827,7 @@
           </m:sSubPr>
           <m:e>
             <m:r>
-              <w:del w:id="89" w:author="Levine, Charles Roger CTR USARMY USMA (USA)" w:date="2026-10-12T22:33:00Z" w16du:dateUtc="2026-10-13T02:33:00Z">
+              <w:del w:id="244" w:author="Levine, Charles Roger CTR USARMY USMA (USA)" w:date="2026-10-12T22:33:00Z" w16du:dateUtc="2026-10-13T02:33:00Z">
                 <w:rPr>
                   <w:rFonts w:ascii="Cambria Math" w:hAnsi="Cambria Math"/>
                 </w:rPr>
@@ -10668,7 +11837,7 @@
           </m:e>
           <m:sub>
             <m:r>
-              <w:del w:id="90" w:author="Levine, Charles Roger CTR USARMY USMA (USA)" w:date="2026-10-12T22:33:00Z" w16du:dateUtc="2026-10-13T02:33:00Z">
+              <w:del w:id="245" w:author="Levine, Charles Roger CTR USARMY USMA (USA)" w:date="2026-10-12T22:33:00Z" w16du:dateUtc="2026-10-13T02:33:00Z">
                 <w:rPr>
                   <w:rFonts w:ascii="Cambria Math" w:hAnsi="Cambria Math"/>
                 </w:rPr>
@@ -10678,12 +11847,12 @@
           </m:sub>
         </m:sSub>
       </m:oMath>
-      <w:del w:id="91" w:author="Levine, Charles Roger CTR USARMY USMA (USA)" w:date="2026-10-12T22:33:00Z" w16du:dateUtc="2026-10-13T02:33:00Z">
+      <w:del w:id="246" w:author="Levine, Charles Roger CTR USARMY USMA (USA)" w:date="2026-10-12T22:33:00Z" w16du:dateUtc="2026-10-13T02:33:00Z">
         <w:r>
           <w:delText xml:space="preserve"> bands, and a count of changed winner identities answer different questions. The chapter uses mathematical properties to establish what the mechanism can do and completed simulations to show what it did in specified configurations. It does not infer a universal causal law from a visually appealing </w:delText>
         </w:r>
       </w:del>
-      <w:del w:id="92" w:author="Levine, Charles Roger CTR USARMY USMA (USA)" w:date="2026-10-12T22:34:00Z" w16du:dateUtc="2026-10-13T02:34:00Z">
+      <w:del w:id="247" w:author="Levine, Charles Roger CTR USARMY USMA (USA)" w:date="2026-10-12T22:34:00Z" w16du:dateUtc="2026-10-13T02:34:00Z">
         <w:r>
           <w:delText>curve.</w:delText>
         </w:r>
@@ -10693,9 +11862,9 @@
       <w:pPr>
         <w:pStyle w:val="Heading1"/>
       </w:pPr>
-      <w:bookmarkStart w:id="93" w:name="Xace9f33b90814f9bd53ece6c999c09ae207edc6"/>
-      <w:bookmarkEnd w:id="14"/>
-      <w:bookmarkEnd w:id="55"/>
+      <w:bookmarkStart w:id="248" w:name="Xace9f33b90814f9bd53ece6c999c09ae207edc6"/>
+      <w:bookmarkEnd w:id="84"/>
+      <w:bookmarkEnd w:id="199"/>
       <w:r>
         <w:t>4.6 Generating artificial groups with controlled sorting</w:t>
       </w:r>
@@ -10703,31 +11872,31 @@
     <w:p>
       <w:pPr>
         <w:rPr>
-          <w:ins w:id="94" w:author="Levine, Charles Roger CTR USARMY USMA (USA)" w:date="2026-10-12T22:39:00Z"/>
+          <w:ins w:id="249" w:author="Levine, Charles Roger CTR USARMY USMA (USA)" w:date="2026-10-12T22:39:00Z"/>
         </w:rPr>
       </w:pPr>
-      <w:del w:id="95" w:author="Levine, Charles Roger CTR USARMY USMA (USA)" w:date="2026-10-12T22:39:00Z" w16du:dateUtc="2026-10-13T02:39:00Z">
+      <w:del w:id="250" w:author="Levine, Charles Roger CTR USARMY USMA (USA)" w:date="2026-10-12T22:39:00Z" w16du:dateUtc="2026-10-13T02:39:00Z">
         <w:r>
           <w:delText>Un</w:delText>
         </w:r>
       </w:del>
-      <w:ins w:id="96" w:author="Levine, Charles Roger CTR USARMY USMA (USA)" w:date="2026-10-12T22:39:00Z">
+      <w:ins w:id="251" w:author="Levine, Charles Roger CTR USARMY USMA (USA)" w:date="2026-10-12T22:39:00Z">
         <w:r>
-          <w:t>So far, we have taken group memberships as given and examined how group composition affects scores and selection. To investigate this mechanism systematically, we also need to construct populations in which the same individuals can be arranged into different groups. For example, similar performers might cluster together, or high- and low-performing individuals might be distributed more evenly across groups. These arrangements create different competitive environments even though the population’s individual performance values remain unchanged.</w:t>
+          <w:t xml:space="preserve">So far, we have taken group memberships as given and examined how group composition affects scores and selection. To investigate this mechanism systematically, we also need to construct populations in which the same individuals can be arranged into different groups. For example, </w:t>
+        </w:r>
+        <w:r>
+          <w:lastRenderedPageBreak/>
+          <w:t>similar performers might cluster together, or high- and low-performing individuals might be distributed more evenly across groups. These arrangements create different competitive environments even though the population’s individual performance values remain unchanged.</w:t>
         </w:r>
       </w:ins>
     </w:p>
     <w:p>
-      <w:ins w:id="97" w:author="Levine, Charles Roger CTR USARMY USMA (USA)" w:date="2026-10-12T22:39:00Z">
+      <w:ins w:id="252" w:author="Levine, Charles Roger CTR USARMY USMA (USA)" w:date="2026-10-12T22:39:00Z">
         <w:r>
-          <w:t xml:space="preserve">The assignment procedure supplies these artificial environments for simulation. It allows us to vary the tendency of similar individuals to join the same group while preserving the number of </w:t>
-        </w:r>
-        <w:r>
-          <w:lastRenderedPageBreak/>
-          <w:t>individuals and each group’s roster capacity. Assignment is therefore a device for studying the consequences of group composition. The scoring and selection model can also operate on observed groups without generating new memberships</w:t>
+          <w:t>The assignment procedure supplies these artificial environments for simulation. It allows us to vary the tendency of similar individuals to join the same group while preserving the number of individuals and each group’s roster capacity. Assignment is therefore a device for studying the consequences of group composition. The scoring and selection model can also operate on observed groups without generating new memberships</w:t>
         </w:r>
       </w:ins>
-      <w:del w:id="98" w:author="Levine, Charles Roger CTR USARMY USMA (USA)" w:date="2026-10-12T22:39:00Z" w16du:dateUtc="2026-10-13T02:39:00Z">
+      <w:del w:id="253" w:author="Levine, Charles Roger CTR USARMY USMA (USA)" w:date="2026-10-12T22:39:00Z" w16du:dateUtc="2026-10-13T02:39:00Z">
         <w:r>
           <w:delText>til now, group memberships have been taken as given. To investigate the mechanism systematically, we also need populations in which we can vary who belongs with whom while retaining the same individuals and group capacities. Do similar performers cluster together, or are they distributed across heterogeneous groups? Constructing those alternatives makes sorting an experimental condition and lets us examine how it changes the local environments entering selection</w:delText>
         </w:r>
@@ -10740,16 +11909,16 @@
       <w:pPr>
         <w:pStyle w:val="Heading2"/>
       </w:pPr>
-      <w:bookmarkStart w:id="99" w:name="why-an-assignment-mechanism-is-needed"/>
+      <w:bookmarkStart w:id="254" w:name="why-an-assignment-mechanism-is-needed"/>
       <w:r>
         <w:t xml:space="preserve">4.6.1 </w:t>
       </w:r>
-      <w:ins w:id="100" w:author="Levine, Charles Roger CTR USARMY USMA (USA)" w:date="2026-10-12T22:37:00Z" w16du:dateUtc="2026-10-13T02:37:00Z">
+      <w:ins w:id="255" w:author="Levine, Charles Roger CTR USARMY USMA (USA)" w:date="2026-10-12T22:37:00Z" w16du:dateUtc="2026-10-13T02:37:00Z">
         <w:r>
           <w:t>Representing individuals and groups</w:t>
         </w:r>
       </w:ins>
-      <w:del w:id="101" w:author="Levine, Charles Roger CTR USARMY USMA (USA)" w:date="2026-10-12T22:37:00Z" w16du:dateUtc="2026-10-13T02:37:00Z">
+      <w:del w:id="256" w:author="Levine, Charles Roger CTR USARMY USMA (USA)" w:date="2026-10-12T22:37:00Z" w16du:dateUtc="2026-10-13T02:37:00Z">
         <w:r>
           <w:delText>Why an assignment mechanism is needed</w:delText>
         </w:r>
@@ -10758,13 +11927,13 @@
     <w:p>
       <w:pPr>
         <w:rPr>
-          <w:ins w:id="102" w:author="Levine, Charles Roger CTR USARMY USMA (USA)" w:date="2026-10-12T22:42:00Z"/>
+          <w:ins w:id="257" w:author="Levine, Charles Roger CTR USARMY USMA (USA)" w:date="2026-10-12T22:42:00Z"/>
         </w:rPr>
       </w:pPr>
       <w:r>
         <w:t xml:space="preserve">The assignment mechanism supplies controlled group memberships for simulation. Observed rosters already </w:t>
       </w:r>
-      <w:ins w:id="103" w:author="Levine, Charles Roger CTR USARMY USMA (USA)" w:date="2026-10-12T22:42:00Z">
+      <w:ins w:id="258" w:author="Levine, Charles Roger CTR USARMY USMA (USA)" w:date="2026-10-12T22:42:00Z">
         <w:r>
           <w:t xml:space="preserve">We represent the population as a network containing two kinds of nodes: individuals and groups. A connection between an individual and a group indicates membership. This is a </w:t>
         </w:r>
@@ -10783,10 +11952,10 @@
     <w:p>
       <w:pPr>
         <w:rPr>
-          <w:ins w:id="104" w:author="Levine, Charles Roger CTR USARMY USMA (USA)" w:date="2026-10-12T22:42:00Z"/>
+          <w:ins w:id="259" w:author="Levine, Charles Roger CTR USARMY USMA (USA)" w:date="2026-10-12T22:42:00Z"/>
         </w:rPr>
       </w:pPr>
-      <w:ins w:id="105" w:author="Levine, Charles Roger CTR USARMY USMA (USA)" w:date="2026-10-12T22:42:00Z">
+      <w:ins w:id="260" w:author="Levine, Charles Roger CTR USARMY USMA (USA)" w:date="2026-10-12T22:42:00Z">
         <w:r>
           <w:t xml:space="preserve">Let </w:t>
         </w:r>
@@ -10799,7 +11968,7 @@
           <m:t>J</m:t>
         </m:r>
       </m:oMath>
-      <w:ins w:id="106" w:author="Levine, Charles Roger CTR USARMY USMA (USA)" w:date="2026-10-12T22:42:00Z">
+      <w:ins w:id="261" w:author="Levine, Charles Roger CTR USARMY USMA (USA)" w:date="2026-10-12T22:42:00Z">
         <w:r>
           <w:t xml:space="preserve"> denote the number of groups and </w:t>
         </w:r>
@@ -10831,7 +12000,7 @@
           </m:sub>
         </m:sSub>
       </m:oMath>
-      <w:ins w:id="107" w:author="Levine, Charles Roger CTR USARMY USMA (USA)" w:date="2026-10-12T22:42:00Z">
+      <w:ins w:id="262" w:author="Levine, Charles Roger CTR USARMY USMA (USA)" w:date="2026-10-12T22:42:00Z">
         <w:r>
           <w:t xml:space="preserve"> the specified capacity of group </w:t>
         </w:r>
@@ -10844,7 +12013,7 @@
           <m:t>j</m:t>
         </m:r>
       </m:oMath>
-      <w:ins w:id="108" w:author="Levine, Charles Roger CTR USARMY USMA (USA)" w:date="2026-10-12T22:42:00Z">
+      <w:ins w:id="263" w:author="Levine, Charles Roger CTR USARMY USMA (USA)" w:date="2026-10-12T22:42:00Z">
         <w:r>
           <w:t>. These capacities are positive integers satisfying</w:t>
         </w:r>
@@ -10853,7 +12022,7 @@
     <w:p>
       <w:pPr>
         <w:rPr>
-          <w:ins w:id="109" w:author="Levine, Charles Roger CTR USARMY USMA (USA)" w:date="2026-10-12T22:42:00Z"/>
+          <w:ins w:id="264" w:author="Levine, Charles Roger CTR USARMY USMA (USA)" w:date="2026-10-12T22:42:00Z"/>
         </w:rPr>
       </w:pPr>
       <m:oMathPara>
@@ -10924,10 +12093,10 @@
     <w:p>
       <w:pPr>
         <w:rPr>
-          <w:ins w:id="110" w:author="Levine, Charles Roger CTR USARMY USMA (USA)" w:date="2026-10-12T22:42:00Z"/>
+          <w:ins w:id="265" w:author="Levine, Charles Roger CTR USARMY USMA (USA)" w:date="2026-10-12T22:42:00Z"/>
         </w:rPr>
       </w:pPr>
-      <w:ins w:id="111" w:author="Levine, Charles Roger CTR USARMY USMA (USA)" w:date="2026-10-12T22:42:00Z">
+      <w:ins w:id="266" w:author="Levine, Charles Roger CTR USARMY USMA (USA)" w:date="2026-10-12T22:42:00Z">
         <w:r>
           <w:t>The assignment procedure must therefore give every individual one membership and fill every group to its specified capacity.</w:t>
         </w:r>
@@ -10936,10 +12105,10 @@
     <w:p>
       <w:pPr>
         <w:rPr>
-          <w:del w:id="112" w:author="Levine, Charles Roger CTR USARMY USMA (USA)" w:date="2026-10-12T22:42:00Z" w16du:dateUtc="2026-10-13T02:42:00Z"/>
+          <w:del w:id="267" w:author="Levine, Charles Roger CTR USARMY USMA (USA)" w:date="2026-10-12T22:42:00Z" w16du:dateUtc="2026-10-13T02:42:00Z"/>
         </w:rPr>
       </w:pPr>
-      <w:ins w:id="113" w:author="Levine, Charles Roger CTR USARMY USMA (USA)" w:date="2026-10-12T22:42:00Z">
+      <w:ins w:id="268" w:author="Levine, Charles Roger CTR USARMY USMA (USA)" w:date="2026-10-12T22:42:00Z">
         <w:r>
           <w:t xml:space="preserve">The mechanism used here, referred to as the LG mechanism, combines fixed roster capacities with a preference based on the individual characteristic </w:t>
         </w:r>
@@ -10971,22 +12140,22 @@
           </m:sub>
         </m:sSub>
       </m:oMath>
-      <w:ins w:id="114" w:author="Levine, Charles Roger CTR USARMY USMA (USA)" w:date="2026-10-12T22:42:00Z">
+      <w:ins w:id="269" w:author="Levine, Charles Roger CTR USARMY USMA (USA)" w:date="2026-10-12T22:42:00Z">
         <w:r>
           <w:t>. Individuals are more likely to join groups whose current members have similar performance. This is attachment based on a characteristic</w:t>
         </w:r>
       </w:ins>
-      <w:ins w:id="115" w:author="Levine, Charles Roger CTR USARMY USMA (USA)" w:date="2026-10-12T22:44:00Z" w16du:dateUtc="2026-10-13T02:44:00Z">
+      <w:ins w:id="270" w:author="Levine, Charles Roger CTR USARMY USMA (USA)" w:date="2026-10-12T22:44:00Z" w16du:dateUtc="2026-10-13T02:44:00Z">
         <w:r>
           <w:t xml:space="preserve">, importantly here metadata, </w:t>
         </w:r>
       </w:ins>
-      <w:ins w:id="116" w:author="Levine, Charles Roger CTR USARMY USMA (USA)" w:date="2026-10-12T22:42:00Z">
+      <w:ins w:id="271" w:author="Levine, Charles Roger CTR USARMY USMA (USA)" w:date="2026-10-12T22:42:00Z">
         <w:r>
           <w:t>rather than attachment that rewards a group simply because it already has many members. The remaining capacity of a group nevertheless matters because individuals must be allocated among a fixed number of available places.</w:t>
         </w:r>
       </w:ins>
-      <w:del w:id="117" w:author="Levine, Charles Roger CTR USARMY USMA (USA)" w:date="2026-10-12T22:42:00Z" w16du:dateUtc="2026-10-13T02:42:00Z">
+      <w:del w:id="272" w:author="Levine, Charles Roger CTR USARMY USMA (USA)" w:date="2026-10-12T22:42:00Z" w16du:dateUtc="2026-10-13T02:42:00Z">
         <w:r>
           <w:delText>provide memberships and do not require this step. We use artificial groups to investigate the consequences of composition, without claiming to predict every institutional process through which real groups form.</w:delText>
         </w:r>
@@ -10995,10 +12164,10 @@
     <w:p>
       <w:pPr>
         <w:rPr>
-          <w:del w:id="118" w:author="Levine, Charles Roger CTR USARMY USMA (USA)" w:date="2026-10-12T22:42:00Z" w16du:dateUtc="2026-10-13T02:42:00Z"/>
+          <w:del w:id="273" w:author="Levine, Charles Roger CTR USARMY USMA (USA)" w:date="2026-10-12T22:42:00Z" w16du:dateUtc="2026-10-13T02:42:00Z"/>
         </w:rPr>
       </w:pPr>
-      <w:del w:id="119" w:author="Levine, Charles Roger CTR USARMY USMA (USA)" w:date="2026-10-12T22:42:00Z" w16du:dateUtc="2026-10-13T02:42:00Z">
+      <w:del w:id="274" w:author="Levine, Charles Roger CTR USARMY USMA (USA)" w:date="2026-10-12T22:42:00Z" w16du:dateUtc="2026-10-13T02:42:00Z">
         <w:r>
           <w:delText xml:space="preserve">We represent membership as a bipartite network, with individuals on one side and groups on the other. Each individual has one membership edge during the modeled period. Group j must ultimately have </w:delText>
         </w:r>
@@ -11007,7 +12176,7 @@
         <m:sSub>
           <m:sSubPr>
             <m:ctrlPr>
-              <w:del w:id="120" w:author="Levine, Charles Roger CTR USARMY USMA (USA)" w:date="2026-10-12T22:42:00Z" w16du:dateUtc="2026-10-13T02:42:00Z">
+              <w:del w:id="275" w:author="Levine, Charles Roger CTR USARMY USMA (USA)" w:date="2026-10-12T22:42:00Z" w16du:dateUtc="2026-10-13T02:42:00Z">
                 <w:rPr>
                   <w:rFonts w:ascii="Cambria Math" w:hAnsi="Cambria Math"/>
                 </w:rPr>
@@ -11016,7 +12185,7 @@
           </m:sSubPr>
           <m:e>
             <m:r>
-              <w:del w:id="121" w:author="Levine, Charles Roger CTR USARMY USMA (USA)" w:date="2026-10-12T22:42:00Z" w16du:dateUtc="2026-10-13T02:42:00Z">
+              <w:del w:id="276" w:author="Levine, Charles Roger CTR USARMY USMA (USA)" w:date="2026-10-12T22:42:00Z" w16du:dateUtc="2026-10-13T02:42:00Z">
                 <w:rPr>
                   <w:rFonts w:ascii="Cambria Math" w:hAnsi="Cambria Math"/>
                 </w:rPr>
@@ -11026,7 +12195,7 @@
           </m:e>
           <m:sub>
             <m:r>
-              <w:del w:id="122" w:author="Levine, Charles Roger CTR USARMY USMA (USA)" w:date="2026-10-12T22:42:00Z" w16du:dateUtc="2026-10-13T02:42:00Z">
+              <w:del w:id="277" w:author="Levine, Charles Roger CTR USARMY USMA (USA)" w:date="2026-10-12T22:42:00Z" w16du:dateUtc="2026-10-13T02:42:00Z">
                 <w:rPr>
                   <w:rFonts w:ascii="Cambria Math" w:hAnsi="Cambria Math"/>
                 </w:rPr>
@@ -11036,14 +12205,14 @@
           </m:sub>
         </m:sSub>
       </m:oMath>
-      <w:del w:id="123" w:author="Levine, Charles Roger CTR USARMY USMA (USA)" w:date="2026-10-12T22:42:00Z" w16du:dateUtc="2026-10-13T02:42:00Z">
+      <w:del w:id="278" w:author="Levine, Charles Roger CTR USARMY USMA (USA)" w:date="2026-10-12T22:42:00Z" w16du:dateUtc="2026-10-13T02:42:00Z">
         <w:r>
           <w:delText xml:space="preserve"> edges, preserving its specified roster capacity. Shared membership induces peer relationships in the individual projection, but the scoring mechanism can be evaluated directly from group membership without constructing that projection explicitly.</w:delText>
         </w:r>
       </w:del>
     </w:p>
     <w:p>
-      <w:del w:id="124" w:author="Levine, Charles Roger CTR USARMY USMA (USA)" w:date="2026-10-12T22:42:00Z" w16du:dateUtc="2026-10-13T02:42:00Z">
+      <w:del w:id="279" w:author="Levine, Charles Roger CTR USARMY USMA (USA)" w:date="2026-10-12T22:42:00Z" w16du:dateUtc="2026-10-13T02:42:00Z">
         <w:r>
           <w:delText xml:space="preserve">This representation preserves the structural constraints of a bipartite configuration-style reference while allowing characteristic-based attachment to affect which memberships form. The LG mechanism combines fixed roster capacities with a preference based on the metadata </w:delText>
         </w:r>
@@ -11052,7 +12221,7 @@
         <m:sSub>
           <m:sSubPr>
             <m:ctrlPr>
-              <w:del w:id="125" w:author="Levine, Charles Roger CTR USARMY USMA (USA)" w:date="2026-10-12T22:42:00Z" w16du:dateUtc="2026-10-13T02:42:00Z">
+              <w:del w:id="280" w:author="Levine, Charles Roger CTR USARMY USMA (USA)" w:date="2026-10-12T22:42:00Z" w16du:dateUtc="2026-10-13T02:42:00Z">
                 <w:rPr>
                   <w:rFonts w:ascii="Cambria Math" w:hAnsi="Cambria Math"/>
                 </w:rPr>
@@ -11061,7 +12230,7 @@
           </m:sSubPr>
           <m:e>
             <m:r>
-              <w:del w:id="126" w:author="Levine, Charles Roger CTR USARMY USMA (USA)" w:date="2026-10-12T22:42:00Z" w16du:dateUtc="2026-10-13T02:42:00Z">
+              <w:del w:id="281" w:author="Levine, Charles Roger CTR USARMY USMA (USA)" w:date="2026-10-12T22:42:00Z" w16du:dateUtc="2026-10-13T02:42:00Z">
                 <w:rPr>
                   <w:rFonts w:ascii="Cambria Math" w:hAnsi="Cambria Math"/>
                 </w:rPr>
@@ -11071,7 +12240,7 @@
           </m:e>
           <m:sub>
             <m:r>
-              <w:del w:id="127" w:author="Levine, Charles Roger CTR USARMY USMA (USA)" w:date="2026-10-12T22:42:00Z" w16du:dateUtc="2026-10-13T02:42:00Z">
+              <w:del w:id="282" w:author="Levine, Charles Roger CTR USARMY USMA (USA)" w:date="2026-10-12T22:42:00Z" w16du:dateUtc="2026-10-13T02:42:00Z">
                 <w:rPr>
                   <w:rFonts w:ascii="Cambria Math" w:hAnsi="Cambria Math"/>
                 </w:rPr>
@@ -11081,12 +12250,12 @@
           </m:sub>
         </m:sSub>
       </m:oMath>
-      <w:del w:id="128" w:author="Levine, Charles Roger CTR USARMY USMA (USA)" w:date="2026-10-12T22:42:00Z" w16du:dateUtc="2026-10-13T02:42:00Z">
+      <w:del w:id="283" w:author="Levine, Charles Roger CTR USARMY USMA (USA)" w:date="2026-10-12T22:42:00Z" w16du:dateUtc="2026-10-13T02:42:00Z">
         <w:r>
           <w:delText xml:space="preserve">. The similarity term does not reward a group merely for having already acquired many members. A separate experiment that relaxes fixed roster sizes is a different model and is not silently substituted for the mechanism described </w:delText>
         </w:r>
       </w:del>
-      <w:del w:id="129" w:author="Levine, Charles Roger CTR USARMY USMA (USA)" w:date="2026-10-12T22:43:00Z" w16du:dateUtc="2026-10-13T02:43:00Z">
+      <w:del w:id="284" w:author="Levine, Charles Roger CTR USARMY USMA (USA)" w:date="2026-10-12T22:43:00Z" w16du:dateUtc="2026-10-13T02:43:00Z">
         <w:r>
           <w:delText>here.</w:delText>
         </w:r>
@@ -11096,9 +12265,10 @@
       <w:pPr>
         <w:pStyle w:val="Heading2"/>
       </w:pPr>
-      <w:bookmarkStart w:id="130" w:name="X3819545970a9b5cccbdae8e4b8b7e3182042c91"/>
-      <w:bookmarkEnd w:id="99"/>
-      <w:r>
+      <w:bookmarkStart w:id="285" w:name="X3819545970a9b5cccbdae8e4b8b7e3182042c91"/>
+      <w:bookmarkEnd w:id="254"/>
+      <w:r>
+        <w:lastRenderedPageBreak/>
         <w:t>4.6.2 Sequential assignment with evolving centroids</w:t>
       </w:r>
     </w:p>
@@ -11106,10 +12276,10 @@
       <w:pPr>
         <w:pStyle w:val="BodyText"/>
         <w:rPr>
-          <w:ins w:id="131" w:author="Levine, Charles Roger CTR USARMY USMA (USA)" w:date="2026-10-12T22:45:00Z" w16du:dateUtc="2026-10-13T02:45:00Z"/>
+          <w:ins w:id="286" w:author="Levine, Charles Roger CTR USARMY USMA (USA)" w:date="2026-10-12T22:45:00Z" w16du:dateUtc="2026-10-13T02:45:00Z"/>
         </w:rPr>
       </w:pPr>
-      <w:ins w:id="132" w:author="Levine, Charles Roger CTR USARMY USMA (USA)" w:date="2026-10-12T22:45:00Z" w16du:dateUtc="2026-10-13T02:45:00Z">
+      <w:ins w:id="287" w:author="Levine, Charles Roger CTR USARMY USMA (USA)" w:date="2026-10-12T22:45:00Z" w16du:dateUtc="2026-10-13T02:45:00Z">
         <w:r>
           <w:t xml:space="preserve">Assignment proceeds one individual at a time. Before anyone is assigned, each group is an empty node with its full roster capacity available. We give every empty group the same initial reference value, the population mean </w:t>
         </w:r>
@@ -11137,7 +12307,7 @@
           </m:e>
         </m:acc>
       </m:oMath>
-      <w:ins w:id="133" w:author="Levine, Charles Roger CTR USARMY USMA (USA)" w:date="2026-10-12T22:45:00Z" w16du:dateUtc="2026-10-13T02:45:00Z">
+      <w:ins w:id="288" w:author="Levine, Charles Roger CTR USARMY USMA (USA)" w:date="2026-10-12T22:45:00Z" w16du:dateUtc="2026-10-13T02:45:00Z">
         <w:r>
           <w:t xml:space="preserve">. Once a group receives its first member, that individual’s </w:t>
         </w:r>
@@ -11175,7 +12345,7 @@
           </m:sub>
         </m:sSub>
       </m:oMath>
-      <w:ins w:id="134" w:author="Levine, Charles Roger CTR USARMY USMA (USA)" w:date="2026-10-12T22:45:00Z" w16du:dateUtc="2026-10-13T02:45:00Z">
+      <w:ins w:id="289" w:author="Levine, Charles Roger CTR USARMY USMA (USA)" w:date="2026-10-12T22:45:00Z" w16du:dateUtc="2026-10-13T02:45:00Z">
         <w:r>
           <w:t xml:space="preserve"> replaces the initial reference value. Thereafter, the group’s reference value is the mean performance of its current members. We call this evolving mean its centroid.</w:t>
         </w:r>
@@ -11185,12 +12355,11 @@
       <w:pPr>
         <w:pStyle w:val="BodyText"/>
         <w:rPr>
-          <w:ins w:id="135" w:author="Levine, Charles Roger CTR USARMY USMA (USA)" w:date="2026-10-12T22:45:00Z" w16du:dateUtc="2026-10-13T02:45:00Z"/>
+          <w:ins w:id="290" w:author="Levine, Charles Roger CTR USARMY USMA (USA)" w:date="2026-10-12T22:45:00Z" w16du:dateUtc="2026-10-13T02:45:00Z"/>
         </w:rPr>
       </w:pPr>
-      <w:ins w:id="136" w:author="Levine, Charles Roger CTR USARMY USMA (USA)" w:date="2026-10-12T22:45:00Z" w16du:dateUtc="2026-10-13T02:45:00Z">
+      <w:ins w:id="291" w:author="Levine, Charles Roger CTR USARMY USMA (USA)" w:date="2026-10-12T22:45:00Z" w16du:dateUtc="2026-10-13T02:45:00Z">
         <w:r>
-          <w:lastRenderedPageBreak/>
           <w:t>Individuals are processed in a randomly ordered sequence. When an individual is considered for assignment, each group’s probability depends on two quantities: how many places it still has available and how similar its current centroid is to that individual’s performance.</w:t>
         </w:r>
       </w:ins>
@@ -11199,10 +12368,10 @@
       <w:pPr>
         <w:pStyle w:val="BodyText"/>
         <w:rPr>
-          <w:ins w:id="137" w:author="Levine, Charles Roger CTR USARMY USMA (USA)" w:date="2026-10-12T22:45:00Z" w16du:dateUtc="2026-10-13T02:45:00Z"/>
+          <w:ins w:id="292" w:author="Levine, Charles Roger CTR USARMY USMA (USA)" w:date="2026-10-12T22:45:00Z" w16du:dateUtc="2026-10-13T02:45:00Z"/>
         </w:rPr>
       </w:pPr>
-      <w:ins w:id="138" w:author="Levine, Charles Roger CTR USARMY USMA (USA)" w:date="2026-10-12T22:45:00Z" w16du:dateUtc="2026-10-13T02:45:00Z">
+      <w:ins w:id="293" w:author="Levine, Charles Roger CTR USARMY USMA (USA)" w:date="2026-10-12T22:45:00Z" w16du:dateUtc="2026-10-13T02:45:00Z">
         <w:r>
           <w:t xml:space="preserve">Let </w:t>
         </w:r>
@@ -11218,7 +12387,7 @@
           <m:t>m</m:t>
         </m:r>
       </m:oMath>
-      <w:ins w:id="139" w:author="Levine, Charles Roger CTR USARMY USMA (USA)" w:date="2026-10-12T22:45:00Z" w16du:dateUtc="2026-10-13T02:45:00Z">
+      <w:ins w:id="294" w:author="Levine, Charles Roger CTR USARMY USMA (USA)" w:date="2026-10-12T22:45:00Z" w16du:dateUtc="2026-10-13T02:45:00Z">
         <w:r>
           <w:t xml:space="preserve"> index the assignment steps, </w:t>
         </w:r>
@@ -11278,7 +12447,7 @@
           </m:sup>
         </m:sSubSup>
       </m:oMath>
-      <w:ins w:id="140" w:author="Levine, Charles Roger CTR USARMY USMA (USA)" w:date="2026-10-12T22:45:00Z" w16du:dateUtc="2026-10-13T02:45:00Z">
+      <w:ins w:id="295" w:author="Levine, Charles Roger CTR USARMY USMA (USA)" w:date="2026-10-12T22:45:00Z" w16du:dateUtc="2026-10-13T02:45:00Z">
         <w:r>
           <w:t xml:space="preserve"> denote the number of places remaining in group </w:t>
         </w:r>
@@ -11294,7 +12463,7 @@
           <m:t>j</m:t>
         </m:r>
       </m:oMath>
-      <w:ins w:id="141" w:author="Levine, Charles Roger CTR USARMY USMA (USA)" w:date="2026-10-12T22:45:00Z" w16du:dateUtc="2026-10-13T02:45:00Z">
+      <w:ins w:id="296" w:author="Levine, Charles Roger CTR USARMY USMA (USA)" w:date="2026-10-12T22:45:00Z" w16du:dateUtc="2026-10-13T02:45:00Z">
         <w:r>
           <w:t xml:space="preserve">, and </w:t>
         </w:r>
@@ -11354,7 +12523,7 @@
           </m:sup>
         </m:sSubSup>
       </m:oMath>
-      <w:ins w:id="142" w:author="Levine, Charles Roger CTR USARMY USMA (USA)" w:date="2026-10-12T22:45:00Z" w16du:dateUtc="2026-10-13T02:45:00Z">
+      <w:ins w:id="297" w:author="Levine, Charles Roger CTR USARMY USMA (USA)" w:date="2026-10-12T22:45:00Z" w16du:dateUtc="2026-10-13T02:45:00Z">
         <w:r>
           <w:t xml:space="preserve"> denote its centroid immediately before step </w:t>
         </w:r>
@@ -11370,7 +12539,7 @@
           <m:t>m</m:t>
         </m:r>
       </m:oMath>
-      <w:ins w:id="143" w:author="Levine, Charles Roger CTR USARMY USMA (USA)" w:date="2026-10-12T22:45:00Z" w16du:dateUtc="2026-10-13T02:45:00Z">
+      <w:ins w:id="298" w:author="Levine, Charles Roger CTR USARMY USMA (USA)" w:date="2026-10-12T22:45:00Z" w16du:dateUtc="2026-10-13T02:45:00Z">
         <w:r>
           <w:t xml:space="preserve">. The nonnegative parameter </w:t>
         </w:r>
@@ -11386,7 +12555,7 @@
           <m:t>ρ</m:t>
         </m:r>
       </m:oMath>
-      <w:ins w:id="144" w:author="Levine, Charles Roger CTR USARMY USMA (USA)" w:date="2026-10-12T22:45:00Z" w16du:dateUtc="2026-10-13T02:45:00Z">
+      <w:ins w:id="299" w:author="Levine, Charles Roger CTR USARMY USMA (USA)" w:date="2026-10-12T22:45:00Z" w16du:dateUtc="2026-10-13T02:45:00Z">
         <w:r>
           <w:t xml:space="preserve"> controls the preference for similarity. A larger </w:t>
         </w:r>
@@ -11402,7 +12571,7 @@
           <m:t>ρ</m:t>
         </m:r>
       </m:oMath>
-      <w:ins w:id="145" w:author="Levine, Charles Roger CTR USARMY USMA (USA)" w:date="2026-10-12T22:45:00Z" w16du:dateUtc="2026-10-13T02:45:00Z">
+      <w:ins w:id="300" w:author="Levine, Charles Roger CTR USARMY USMA (USA)" w:date="2026-10-12T22:45:00Z" w16du:dateUtc="2026-10-13T02:45:00Z">
         <w:r>
           <w:t xml:space="preserve"> gives a greater relative preference to groups whose current centroid is close to </w:t>
         </w:r>
@@ -11440,7 +12609,7 @@
           </m:sub>
         </m:sSub>
       </m:oMath>
-      <w:ins w:id="146" w:author="Levine, Charles Roger CTR USARMY USMA (USA)" w:date="2026-10-12T22:45:00Z" w16du:dateUtc="2026-10-13T02:45:00Z">
+      <w:ins w:id="301" w:author="Levine, Charles Roger CTR USARMY USMA (USA)" w:date="2026-10-12T22:45:00Z" w16du:dateUtc="2026-10-13T02:45:00Z">
         <w:r>
           <w:t>.</w:t>
         </w:r>
@@ -11450,10 +12619,10 @@
       <w:pPr>
         <w:pStyle w:val="BodyText"/>
         <w:rPr>
-          <w:del w:id="147" w:author="Levine, Charles Roger CTR USARMY USMA (USA)" w:date="2026-10-12T22:45:00Z" w16du:dateUtc="2026-10-13T02:45:00Z"/>
+          <w:del w:id="302" w:author="Levine, Charles Roger CTR USARMY USMA (USA)" w:date="2026-10-12T22:45:00Z" w16du:dateUtc="2026-10-13T02:45:00Z"/>
         </w:rPr>
       </w:pPr>
-      <w:ins w:id="148" w:author="Levine, Charles Roger CTR USARMY USMA (USA)" w:date="2026-10-12T22:45:00Z" w16du:dateUtc="2026-10-13T02:45:00Z">
+      <w:ins w:id="303" w:author="Levine, Charles Roger CTR USARMY USMA (USA)" w:date="2026-10-12T22:45:00Z" w16du:dateUtc="2026-10-13T02:45:00Z">
         <w:r>
           <w:t xml:space="preserve">For the individual </w:t>
         </w:r>
@@ -11466,7 +12635,7 @@
           <m:t>i</m:t>
         </m:r>
       </m:oMath>
-      <w:ins w:id="149" w:author="Levine, Charles Roger CTR USARMY USMA (USA)" w:date="2026-10-12T22:45:00Z" w16du:dateUtc="2026-10-13T02:45:00Z">
+      <w:ins w:id="304" w:author="Levine, Charles Roger CTR USARMY USMA (USA)" w:date="2026-10-12T22:45:00Z" w16du:dateUtc="2026-10-13T02:45:00Z">
         <w:r>
           <w:t xml:space="preserve"> considered at step </w:t>
         </w:r>
@@ -11479,7 +12648,7 @@
           <m:t>m</m:t>
         </m:r>
       </m:oMath>
-      <w:ins w:id="150" w:author="Levine, Charles Roger CTR USARMY USMA (USA)" w:date="2026-10-12T22:45:00Z" w16du:dateUtc="2026-10-13T02:45:00Z">
+      <w:ins w:id="305" w:author="Levine, Charles Roger CTR USARMY USMA (USA)" w:date="2026-10-12T22:45:00Z" w16du:dateUtc="2026-10-13T02:45:00Z">
         <w:r>
           <w:t xml:space="preserve">, the probability of assignment to group </w:t>
         </w:r>
@@ -11492,12 +12661,12 @@
           <m:t>j</m:t>
         </m:r>
       </m:oMath>
-      <w:ins w:id="151" w:author="Levine, Charles Roger CTR USARMY USMA (USA)" w:date="2026-10-12T22:45:00Z" w16du:dateUtc="2026-10-13T02:45:00Z">
+      <w:ins w:id="306" w:author="Levine, Charles Roger CTR USARMY USMA (USA)" w:date="2026-10-12T22:45:00Z" w16du:dateUtc="2026-10-13T02:45:00Z">
         <w:r>
           <w:t xml:space="preserve"> is</w:t>
         </w:r>
       </w:ins>
-      <w:del w:id="152" w:author="Levine, Charles Roger CTR USARMY USMA (USA)" w:date="2026-10-12T22:45:00Z" w16du:dateUtc="2026-10-13T02:45:00Z">
+      <w:del w:id="307" w:author="Levine, Charles Roger CTR USARMY USMA (USA)" w:date="2026-10-12T22:45:00Z" w16du:dateUtc="2026-10-13T02:45:00Z">
         <w:r>
           <w:delText xml:space="preserve">Before assignment, every group has zero members. Its centroid is initialized to the common population mean </w:delText>
         </w:r>
@@ -11507,7 +12676,7 @@
           <m:barPr>
             <m:pos m:val="top"/>
             <m:ctrlPr>
-              <w:del w:id="153" w:author="Levine, Charles Roger CTR USARMY USMA (USA)" w:date="2026-10-12T22:45:00Z" w16du:dateUtc="2026-10-13T02:45:00Z">
+              <w:del w:id="308" w:author="Levine, Charles Roger CTR USARMY USMA (USA)" w:date="2026-10-12T22:45:00Z" w16du:dateUtc="2026-10-13T02:45:00Z">
                 <w:rPr>
                   <w:rFonts w:ascii="Cambria Math" w:hAnsi="Cambria Math"/>
                 </w:rPr>
@@ -11516,7 +12685,7 @@
           </m:barPr>
           <m:e>
             <m:r>
-              <w:del w:id="154" w:author="Levine, Charles Roger CTR USARMY USMA (USA)" w:date="2026-10-12T22:45:00Z" w16du:dateUtc="2026-10-13T02:45:00Z">
+              <w:del w:id="309" w:author="Levine, Charles Roger CTR USARMY USMA (USA)" w:date="2026-10-12T22:45:00Z" w16du:dateUtc="2026-10-13T02:45:00Z">
                 <w:rPr>
                   <w:rFonts w:ascii="Cambria Math" w:hAnsi="Cambria Math"/>
                 </w:rPr>
@@ -11526,7 +12695,7 @@
           </m:e>
         </m:bar>
       </m:oMath>
-      <w:del w:id="155" w:author="Levine, Charles Roger CTR USARMY USMA (USA)" w:date="2026-10-12T22:45:00Z" w16du:dateUtc="2026-10-13T02:45:00Z">
+      <w:del w:id="310" w:author="Levine, Charles Roger CTR USARMY USMA (USA)" w:date="2026-10-12T22:45:00Z" w16du:dateUtc="2026-10-13T02:45:00Z">
         <w:r>
           <w:delText xml:space="preserve">. Individuals are considered in randomized order. Let </w:delText>
         </w:r>
@@ -11535,7 +12704,7 @@
         <m:sSubSup>
           <m:sSubSupPr>
             <m:ctrlPr>
-              <w:del w:id="156" w:author="Levine, Charles Roger CTR USARMY USMA (USA)" w:date="2026-10-12T22:45:00Z" w16du:dateUtc="2026-10-13T02:45:00Z">
+              <w:del w:id="311" w:author="Levine, Charles Roger CTR USARMY USMA (USA)" w:date="2026-10-12T22:45:00Z" w16du:dateUtc="2026-10-13T02:45:00Z">
                 <w:rPr>
                   <w:rFonts w:ascii="Cambria Math" w:hAnsi="Cambria Math"/>
                 </w:rPr>
@@ -11544,7 +12713,7 @@
           </m:sSubSupPr>
           <m:e>
             <m:r>
-              <w:del w:id="157" w:author="Levine, Charles Roger CTR USARMY USMA (USA)" w:date="2026-10-12T22:45:00Z" w16du:dateUtc="2026-10-13T02:45:00Z">
+              <w:del w:id="312" w:author="Levine, Charles Roger CTR USARMY USMA (USA)" w:date="2026-10-12T22:45:00Z" w16du:dateUtc="2026-10-13T02:45:00Z">
                 <w:rPr>
                   <w:rFonts w:ascii="Cambria Math" w:hAnsi="Cambria Math"/>
                 </w:rPr>
@@ -11554,7 +12723,7 @@
           </m:e>
           <m:sub>
             <m:r>
-              <w:del w:id="158" w:author="Levine, Charles Roger CTR USARMY USMA (USA)" w:date="2026-10-12T22:45:00Z" w16du:dateUtc="2026-10-13T02:45:00Z">
+              <w:del w:id="313" w:author="Levine, Charles Roger CTR USARMY USMA (USA)" w:date="2026-10-12T22:45:00Z" w16du:dateUtc="2026-10-13T02:45:00Z">
                 <w:rPr>
                   <w:rFonts w:ascii="Cambria Math" w:hAnsi="Cambria Math"/>
                 </w:rPr>
@@ -11564,7 +12733,7 @@
           </m:sub>
           <m:sup>
             <m:r>
-              <w:del w:id="159" w:author="Levine, Charles Roger CTR USARMY USMA (USA)" w:date="2026-10-12T22:45:00Z" w16du:dateUtc="2026-10-13T02:45:00Z">
+              <w:del w:id="314" w:author="Levine, Charles Roger CTR USARMY USMA (USA)" w:date="2026-10-12T22:45:00Z" w16du:dateUtc="2026-10-13T02:45:00Z">
                 <m:rPr>
                   <m:sty m:val="p"/>
                 </m:rPr>
@@ -11575,7 +12744,7 @@
               </w:del>
             </m:r>
             <m:r>
-              <w:del w:id="160" w:author="Levine, Charles Roger CTR USARMY USMA (USA)" w:date="2026-10-12T22:45:00Z" w16du:dateUtc="2026-10-13T02:45:00Z">
+              <w:del w:id="315" w:author="Levine, Charles Roger CTR USARMY USMA (USA)" w:date="2026-10-12T22:45:00Z" w16du:dateUtc="2026-10-13T02:45:00Z">
                 <w:rPr>
                   <w:rFonts w:ascii="Cambria Math" w:hAnsi="Cambria Math"/>
                 </w:rPr>
@@ -11583,7 +12752,7 @@
               </w:del>
             </m:r>
             <m:r>
-              <w:del w:id="161" w:author="Levine, Charles Roger CTR USARMY USMA (USA)" w:date="2026-10-12T22:45:00Z" w16du:dateUtc="2026-10-13T02:45:00Z">
+              <w:del w:id="316" w:author="Levine, Charles Roger CTR USARMY USMA (USA)" w:date="2026-10-12T22:45:00Z" w16du:dateUtc="2026-10-13T02:45:00Z">
                 <m:rPr>
                   <m:sty m:val="p"/>
                 </m:rPr>
@@ -11596,7 +12765,7 @@
           </m:sup>
         </m:sSubSup>
       </m:oMath>
-      <w:del w:id="162" w:author="Levine, Charles Roger CTR USARMY USMA (USA)" w:date="2026-10-12T22:45:00Z" w16du:dateUtc="2026-10-13T02:45:00Z">
+      <w:del w:id="317" w:author="Levine, Charles Roger CTR USARMY USMA (USA)" w:date="2026-10-12T22:45:00Z" w16du:dateUtc="2026-10-13T02:45:00Z">
         <w:r>
           <w:delText xml:space="preserve"> be the number of remaining places in group j at step m, and let </w:delText>
         </w:r>
@@ -11605,7 +12774,7 @@
         <m:sSubSup>
           <m:sSubSupPr>
             <m:ctrlPr>
-              <w:del w:id="163" w:author="Levine, Charles Roger CTR USARMY USMA (USA)" w:date="2026-10-12T22:45:00Z" w16du:dateUtc="2026-10-13T02:45:00Z">
+              <w:del w:id="318" w:author="Levine, Charles Roger CTR USARMY USMA (USA)" w:date="2026-10-12T22:45:00Z" w16du:dateUtc="2026-10-13T02:45:00Z">
                 <w:rPr>
                   <w:rFonts w:ascii="Cambria Math" w:hAnsi="Cambria Math"/>
                 </w:rPr>
@@ -11614,7 +12783,7 @@
           </m:sSubSupPr>
           <m:e>
             <m:r>
-              <w:del w:id="164" w:author="Levine, Charles Roger CTR USARMY USMA (USA)" w:date="2026-10-12T22:45:00Z" w16du:dateUtc="2026-10-13T02:45:00Z">
+              <w:del w:id="319" w:author="Levine, Charles Roger CTR USARMY USMA (USA)" w:date="2026-10-12T22:45:00Z" w16du:dateUtc="2026-10-13T02:45:00Z">
                 <w:rPr>
                   <w:rFonts w:ascii="Cambria Math" w:hAnsi="Cambria Math"/>
                 </w:rPr>
@@ -11624,7 +12793,7 @@
           </m:e>
           <m:sub>
             <m:r>
-              <w:del w:id="165" w:author="Levine, Charles Roger CTR USARMY USMA (USA)" w:date="2026-10-12T22:45:00Z" w16du:dateUtc="2026-10-13T02:45:00Z">
+              <w:del w:id="320" w:author="Levine, Charles Roger CTR USARMY USMA (USA)" w:date="2026-10-12T22:45:00Z" w16du:dateUtc="2026-10-13T02:45:00Z">
                 <w:rPr>
                   <w:rFonts w:ascii="Cambria Math" w:hAnsi="Cambria Math"/>
                 </w:rPr>
@@ -11634,7 +12803,7 @@
           </m:sub>
           <m:sup>
             <m:r>
-              <w:del w:id="166" w:author="Levine, Charles Roger CTR USARMY USMA (USA)" w:date="2026-10-12T22:45:00Z" w16du:dateUtc="2026-10-13T02:45:00Z">
+              <w:del w:id="321" w:author="Levine, Charles Roger CTR USARMY USMA (USA)" w:date="2026-10-12T22:45:00Z" w16du:dateUtc="2026-10-13T02:45:00Z">
                 <m:rPr>
                   <m:sty m:val="p"/>
                 </m:rPr>
@@ -11645,7 +12814,7 @@
               </w:del>
             </m:r>
             <m:r>
-              <w:del w:id="167" w:author="Levine, Charles Roger CTR USARMY USMA (USA)" w:date="2026-10-12T22:45:00Z" w16du:dateUtc="2026-10-13T02:45:00Z">
+              <w:del w:id="322" w:author="Levine, Charles Roger CTR USARMY USMA (USA)" w:date="2026-10-12T22:45:00Z" w16du:dateUtc="2026-10-13T02:45:00Z">
                 <w:rPr>
                   <w:rFonts w:ascii="Cambria Math" w:hAnsi="Cambria Math"/>
                 </w:rPr>
@@ -11653,7 +12822,7 @@
               </w:del>
             </m:r>
             <m:r>
-              <w:del w:id="168" w:author="Levine, Charles Roger CTR USARMY USMA (USA)" w:date="2026-10-12T22:45:00Z" w16du:dateUtc="2026-10-13T02:45:00Z">
+              <w:del w:id="323" w:author="Levine, Charles Roger CTR USARMY USMA (USA)" w:date="2026-10-12T22:45:00Z" w16du:dateUtc="2026-10-13T02:45:00Z">
                 <m:rPr>
                   <m:sty m:val="p"/>
                 </m:rPr>
@@ -11666,14 +12835,14 @@
           </m:sup>
         </m:sSubSup>
       </m:oMath>
-      <w:del w:id="169" w:author="Levine, Charles Roger CTR USARMY USMA (USA)" w:date="2026-10-12T22:45:00Z" w16du:dateUtc="2026-10-13T02:45:00Z">
+      <w:del w:id="324" w:author="Levine, Charles Roger CTR USARMY USMA (USA)" w:date="2026-10-12T22:45:00Z" w16du:dateUtc="2026-10-13T02:45:00Z">
         <w:r>
           <w:delText xml:space="preserve"> be its centroid just before the next assignment. For the individual </w:delText>
         </w:r>
       </w:del>
       <m:oMath>
         <m:r>
-          <w:del w:id="170" w:author="Levine, Charles Roger CTR USARMY USMA (USA)" w:date="2026-10-12T22:45:00Z" w16du:dateUtc="2026-10-13T02:45:00Z">
+          <w:del w:id="325" w:author="Levine, Charles Roger CTR USARMY USMA (USA)" w:date="2026-10-12T22:45:00Z" w16du:dateUtc="2026-10-13T02:45:00Z">
             <w:rPr>
               <w:rFonts w:ascii="Cambria Math" w:hAnsi="Cambria Math"/>
             </w:rPr>
@@ -11681,7 +12850,7 @@
           </w:del>
         </m:r>
       </m:oMath>
-      <w:del w:id="171" w:author="Levine, Charles Roger CTR USARMY USMA (USA)" w:date="2026-10-12T22:45:00Z" w16du:dateUtc="2026-10-13T02:45:00Z">
+      <w:del w:id="326" w:author="Levine, Charles Roger CTR USARMY USMA (USA)" w:date="2026-10-12T22:45:00Z" w16du:dateUtc="2026-10-13T02:45:00Z">
         <w:r>
           <w:delText xml:space="preserve"> arriving at that step, the assignment probability </w:delText>
         </w:r>
@@ -11691,7 +12860,7 @@
       </w:del>
       <m:oMath>
         <m:r>
-          <w:del w:id="172" w:author="Levine, Charles Roger CTR USARMY USMA (USA)" w:date="2026-10-12T22:45:00Z" w16du:dateUtc="2026-10-13T02:45:00Z">
+          <w:del w:id="327" w:author="Levine, Charles Roger CTR USARMY USMA (USA)" w:date="2026-10-12T22:45:00Z" w16du:dateUtc="2026-10-13T02:45:00Z">
             <w:rPr>
               <w:rFonts w:ascii="Cambria Math" w:hAnsi="Cambria Math"/>
             </w:rPr>
@@ -11699,7 +12868,7 @@
           </w:del>
         </m:r>
       </m:oMath>
-      <w:del w:id="173" w:author="Levine, Charles Roger CTR USARMY USMA (USA)" w:date="2026-10-12T22:45:00Z" w16du:dateUtc="2026-10-13T02:45:00Z">
+      <w:del w:id="328" w:author="Levine, Charles Roger CTR USARMY USMA (USA)" w:date="2026-10-12T22:45:00Z" w16du:dateUtc="2026-10-13T02:45:00Z">
         <w:r>
           <w:delText xml:space="preserve"> </w:delText>
         </w:r>
@@ -11711,18 +12880,18 @@
     <w:p>
       <w:pPr>
         <w:rPr>
-          <w:ins w:id="174" w:author="Levine, Charles Roger CTR USARMY USMA (USA)" w:date="2026-10-12T22:47:00Z" w16du:dateUtc="2026-10-13T02:47:00Z"/>
+          <w:ins w:id="329" w:author="Levine, Charles Roger CTR USARMY USMA (USA)" w:date="2026-10-12T22:47:00Z" w16du:dateUtc="2026-10-13T02:47:00Z"/>
         </w:rPr>
       </w:pPr>
     </w:p>
     <w:p>
       <w:pPr>
         <w:pStyle w:val="BodyText"/>
+        <w:rPr>
+          <w:ins w:id="330" w:author="Levine, Charles Roger CTR USARMY USMA (USA)" w:date="2026-10-13T15:53:00Z" w16du:dateUtc="2026-10-13T19:53:00Z"/>
+        </w:rPr>
       </w:pPr>
       <m:oMathPara>
-        <m:oMathParaPr>
-          <m:jc m:val="center"/>
-        </m:oMathParaPr>
         <m:oMath>
           <m:sSubSup>
             <m:sSubSupPr>
@@ -12146,16 +13315,812 @@
               </m:sSup>
             </m:den>
           </m:f>
+          <m:sSubSup>
+            <m:sSubSupPr>
+              <m:ctrlPr>
+                <w:del w:id="331" w:author="Levine, Charles Roger CTR USARMY USMA (USA)" w:date="2026-10-13T15:55:00Z" w16du:dateUtc="2026-10-13T19:55:00Z">
+                  <w:rPr>
+                    <w:rFonts w:ascii="Cambria Math" w:hAnsi="Cambria Math"/>
+                  </w:rPr>
+                </w:del>
+              </m:ctrlPr>
+            </m:sSubSupPr>
+            <m:e>
+              <m:r>
+                <w:del w:id="332" w:author="Levine, Charles Roger CTR USARMY USMA (USA)" w:date="2026-10-13T15:55:00Z" w16du:dateUtc="2026-10-13T19:55:00Z">
+                  <w:rPr>
+                    <w:rFonts w:ascii="Cambria Math" w:hAnsi="Cambria Math"/>
+                  </w:rPr>
+                  <m:t>p</m:t>
+                </w:del>
+              </m:r>
+            </m:e>
+            <m:sub>
+              <m:r>
+                <w:del w:id="333" w:author="Levine, Charles Roger CTR USARMY USMA (USA)" w:date="2026-10-13T15:55:00Z" w16du:dateUtc="2026-10-13T19:55:00Z">
+                  <w:rPr>
+                    <w:rFonts w:ascii="Cambria Math" w:hAnsi="Cambria Math"/>
+                  </w:rPr>
+                  <m:t>ij</m:t>
+                </w:del>
+              </m:r>
+            </m:sub>
+            <m:sup>
+              <m:d>
+                <m:dPr>
+                  <m:ctrlPr>
+                    <w:del w:id="334" w:author="Levine, Charles Roger CTR USARMY USMA (USA)" w:date="2026-10-13T15:55:00Z" w16du:dateUtc="2026-10-13T19:55:00Z">
+                      <w:rPr>
+                        <w:rFonts w:ascii="Cambria Math" w:hAnsi="Cambria Math"/>
+                      </w:rPr>
+                    </w:del>
+                  </m:ctrlPr>
+                </m:dPr>
+                <m:e>
+                  <m:r>
+                    <w:del w:id="335" w:author="Levine, Charles Roger CTR USARMY USMA (USA)" w:date="2026-10-13T15:55:00Z" w16du:dateUtc="2026-10-13T19:55:00Z">
+                      <w:rPr>
+                        <w:rFonts w:ascii="Cambria Math" w:hAnsi="Cambria Math"/>
+                      </w:rPr>
+                      <m:t>m</m:t>
+                    </w:del>
+                  </m:r>
+                </m:e>
+              </m:d>
+            </m:sup>
+          </m:sSubSup>
+          <m:r>
+            <w:del w:id="336" w:author="Levine, Charles Roger CTR USARMY USMA (USA)" w:date="2026-10-13T15:55:00Z" w16du:dateUtc="2026-10-13T19:55:00Z">
+              <w:rPr>
+                <w:rFonts w:ascii="Cambria Math" w:hAnsi="Cambria Math"/>
+              </w:rPr>
+              <m:t>=</m:t>
+            </w:del>
+          </m:r>
+          <m:f>
+            <m:fPr>
+              <m:ctrlPr>
+                <w:del w:id="337" w:author="Levine, Charles Roger CTR USARMY USMA (USA)" w:date="2026-10-13T15:55:00Z" w16du:dateUtc="2026-10-13T19:55:00Z">
+                  <w:rPr>
+                    <w:rFonts w:ascii="Cambria Math" w:hAnsi="Cambria Math"/>
+                  </w:rPr>
+                </w:del>
+              </m:ctrlPr>
+            </m:fPr>
+            <m:num>
+              <m:sSubSup>
+                <m:sSubSupPr>
+                  <m:ctrlPr>
+                    <w:del w:id="338" w:author="Levine, Charles Roger CTR USARMY USMA (USA)" w:date="2026-10-13T15:55:00Z" w16du:dateUtc="2026-10-13T19:55:00Z">
+                      <w:rPr>
+                        <w:rFonts w:ascii="Cambria Math" w:hAnsi="Cambria Math"/>
+                      </w:rPr>
+                    </w:del>
+                  </m:ctrlPr>
+                </m:sSubSupPr>
+                <m:e>
+                  <m:r>
+                    <w:del w:id="339" w:author="Levine, Charles Roger CTR USARMY USMA (USA)" w:date="2026-10-13T15:55:00Z" w16du:dateUtc="2026-10-13T19:55:00Z">
+                      <w:rPr>
+                        <w:rFonts w:ascii="Cambria Math" w:hAnsi="Cambria Math"/>
+                      </w:rPr>
+                      <m:t>R</m:t>
+                    </w:del>
+                  </m:r>
+                </m:e>
+                <m:sub>
+                  <m:r>
+                    <w:del w:id="340" w:author="Levine, Charles Roger CTR USARMY USMA (USA)" w:date="2026-10-13T15:55:00Z" w16du:dateUtc="2026-10-13T19:55:00Z">
+                      <w:rPr>
+                        <w:rFonts w:ascii="Cambria Math" w:hAnsi="Cambria Math"/>
+                      </w:rPr>
+                      <m:t>j</m:t>
+                    </w:del>
+                  </m:r>
+                </m:sub>
+                <m:sup>
+                  <m:d>
+                    <m:dPr>
+                      <m:ctrlPr>
+                        <w:del w:id="341" w:author="Levine, Charles Roger CTR USARMY USMA (USA)" w:date="2026-10-13T15:55:00Z" w16du:dateUtc="2026-10-13T19:55:00Z">
+                          <w:rPr>
+                            <w:rFonts w:ascii="Cambria Math" w:hAnsi="Cambria Math"/>
+                          </w:rPr>
+                        </w:del>
+                      </m:ctrlPr>
+                    </m:dPr>
+                    <m:e>
+                      <m:r>
+                        <w:del w:id="342" w:author="Levine, Charles Roger CTR USARMY USMA (USA)" w:date="2026-10-13T15:55:00Z" w16du:dateUtc="2026-10-13T19:55:00Z">
+                          <w:rPr>
+                            <w:rFonts w:ascii="Cambria Math" w:hAnsi="Cambria Math"/>
+                          </w:rPr>
+                          <m:t>m</m:t>
+                        </w:del>
+                      </m:r>
+                    </m:e>
+                  </m:d>
+                </m:sup>
+              </m:sSubSup>
+              <m:sSup>
+                <m:sSupPr>
+                  <m:ctrlPr>
+                    <w:del w:id="343" w:author="Levine, Charles Roger CTR USARMY USMA (USA)" w:date="2026-10-13T15:55:00Z" w16du:dateUtc="2026-10-13T19:55:00Z">
+                      <w:rPr>
+                        <w:rFonts w:ascii="Cambria Math" w:hAnsi="Cambria Math"/>
+                      </w:rPr>
+                    </w:del>
+                  </m:ctrlPr>
+                </m:sSupPr>
+                <m:e>
+                  <m:r>
+                    <w:del w:id="344" w:author="Levine, Charles Roger CTR USARMY USMA (USA)" w:date="2026-10-13T15:55:00Z" w16du:dateUtc="2026-10-13T19:55:00Z">
+                      <w:rPr>
+                        <w:rFonts w:ascii="Cambria Math" w:hAnsi="Cambria Math"/>
+                      </w:rPr>
+                      <m:t>e</m:t>
+                    </w:del>
+                  </m:r>
+                </m:e>
+                <m:sup>
+                  <m:r>
+                    <w:del w:id="345" w:author="Levine, Charles Roger CTR USARMY USMA (USA)" w:date="2026-10-13T15:55:00Z" w16du:dateUtc="2026-10-13T19:55:00Z">
+                      <w:rPr>
+                        <w:rFonts w:ascii="Cambria Math" w:hAnsi="Cambria Math"/>
+                      </w:rPr>
+                      <m:t>-ρ</m:t>
+                    </w:del>
+                  </m:r>
+                  <m:d>
+                    <m:dPr>
+                      <m:begChr m:val="|"/>
+                      <m:endChr m:val="|"/>
+                      <m:ctrlPr>
+                        <w:del w:id="346" w:author="Levine, Charles Roger CTR USARMY USMA (USA)" w:date="2026-10-13T15:55:00Z" w16du:dateUtc="2026-10-13T19:55:00Z">
+                          <w:rPr>
+                            <w:rFonts w:ascii="Cambria Math" w:hAnsi="Cambria Math"/>
+                          </w:rPr>
+                        </w:del>
+                      </m:ctrlPr>
+                    </m:dPr>
+                    <m:e>
+                      <m:sSub>
+                        <m:sSubPr>
+                          <m:ctrlPr>
+                            <w:del w:id="347" w:author="Levine, Charles Roger CTR USARMY USMA (USA)" w:date="2026-10-13T15:55:00Z" w16du:dateUtc="2026-10-13T19:55:00Z">
+                              <w:rPr>
+                                <w:rFonts w:ascii="Cambria Math" w:hAnsi="Cambria Math"/>
+                              </w:rPr>
+                            </w:del>
+                          </m:ctrlPr>
+                        </m:sSubPr>
+                        <m:e>
+                          <m:r>
+                            <w:del w:id="348" w:author="Levine, Charles Roger CTR USARMY USMA (USA)" w:date="2026-10-13T15:55:00Z" w16du:dateUtc="2026-10-13T19:55:00Z">
+                              <w:rPr>
+                                <w:rFonts w:ascii="Cambria Math" w:hAnsi="Cambria Math"/>
+                              </w:rPr>
+                              <m:t>A</m:t>
+                            </w:del>
+                          </m:r>
+                        </m:e>
+                        <m:sub>
+                          <m:r>
+                            <w:del w:id="349" w:author="Levine, Charles Roger CTR USARMY USMA (USA)" w:date="2026-10-13T15:55:00Z" w16du:dateUtc="2026-10-13T19:55:00Z">
+                              <w:rPr>
+                                <w:rFonts w:ascii="Cambria Math" w:hAnsi="Cambria Math"/>
+                              </w:rPr>
+                              <m:t>i</m:t>
+                            </w:del>
+                          </m:r>
+                        </m:sub>
+                      </m:sSub>
+                      <m:r>
+                        <w:del w:id="350" w:author="Levine, Charles Roger CTR USARMY USMA (USA)" w:date="2026-10-13T15:55:00Z" w16du:dateUtc="2026-10-13T19:55:00Z">
+                          <w:rPr>
+                            <w:rFonts w:ascii="Cambria Math" w:hAnsi="Cambria Math"/>
+                          </w:rPr>
+                          <m:t>-</m:t>
+                        </w:del>
+                      </m:r>
+                      <m:sSubSup>
+                        <m:sSubSupPr>
+                          <m:ctrlPr>
+                            <w:del w:id="351" w:author="Levine, Charles Roger CTR USARMY USMA (USA)" w:date="2026-10-13T15:55:00Z" w16du:dateUtc="2026-10-13T19:55:00Z">
+                              <w:rPr>
+                                <w:rFonts w:ascii="Cambria Math" w:hAnsi="Cambria Math"/>
+                              </w:rPr>
+                            </w:del>
+                          </m:ctrlPr>
+                        </m:sSubSupPr>
+                        <m:e>
+                          <m:r>
+                            <w:del w:id="352" w:author="Levine, Charles Roger CTR USARMY USMA (USA)" w:date="2026-10-13T15:55:00Z" w16du:dateUtc="2026-10-13T19:55:00Z">
+                              <w:rPr>
+                                <w:rFonts w:ascii="Cambria Math" w:hAnsi="Cambria Math"/>
+                              </w:rPr>
+                              <m:t>T</m:t>
+                            </w:del>
+                          </m:r>
+                        </m:e>
+                        <m:sub>
+                          <m:r>
+                            <w:del w:id="353" w:author="Levine, Charles Roger CTR USARMY USMA (USA)" w:date="2026-10-13T15:55:00Z" w16du:dateUtc="2026-10-13T19:55:00Z">
+                              <w:rPr>
+                                <w:rFonts w:ascii="Cambria Math" w:hAnsi="Cambria Math"/>
+                              </w:rPr>
+                              <m:t>j</m:t>
+                            </w:del>
+                          </m:r>
+                        </m:sub>
+                        <m:sup>
+                          <m:d>
+                            <m:dPr>
+                              <m:ctrlPr>
+                                <w:del w:id="354" w:author="Levine, Charles Roger CTR USARMY USMA (USA)" w:date="2026-10-13T15:55:00Z" w16du:dateUtc="2026-10-13T19:55:00Z">
+                                  <w:rPr>
+                                    <w:rFonts w:ascii="Cambria Math" w:hAnsi="Cambria Math"/>
+                                  </w:rPr>
+                                </w:del>
+                              </m:ctrlPr>
+                            </m:dPr>
+                            <m:e>
+                              <m:r>
+                                <w:del w:id="355" w:author="Levine, Charles Roger CTR USARMY USMA (USA)" w:date="2026-10-13T15:55:00Z" w16du:dateUtc="2026-10-13T19:55:00Z">
+                                  <w:rPr>
+                                    <w:rFonts w:ascii="Cambria Math" w:hAnsi="Cambria Math"/>
+                                  </w:rPr>
+                                  <m:t>m</m:t>
+                                </w:del>
+                              </m:r>
+                            </m:e>
+                          </m:d>
+                        </m:sup>
+                      </m:sSubSup>
+                    </m:e>
+                  </m:d>
+                </m:sup>
+              </m:sSup>
+            </m:num>
+            <m:den>
+              <m:nary>
+                <m:naryPr>
+                  <m:chr m:val="∑"/>
+                  <m:limLoc m:val="undOvr"/>
+                  <m:supHide m:val="1"/>
+                  <m:ctrlPr>
+                    <w:del w:id="356" w:author="Levine, Charles Roger CTR USARMY USMA (USA)" w:date="2026-10-13T15:55:00Z" w16du:dateUtc="2026-10-13T19:55:00Z">
+                      <w:rPr>
+                        <w:rFonts w:ascii="Cambria Math" w:hAnsi="Cambria Math"/>
+                      </w:rPr>
+                    </w:del>
+                  </m:ctrlPr>
+                </m:naryPr>
+                <m:sub>
+                  <m:r>
+                    <w:del w:id="357" w:author="Levine, Charles Roger CTR USARMY USMA (USA)" w:date="2026-10-13T15:55:00Z" w16du:dateUtc="2026-10-13T19:55:00Z">
+                      <w:rPr>
+                        <w:rFonts w:ascii="Cambria Math" w:hAnsi="Cambria Math"/>
+                      </w:rPr>
+                      <m:t>h</m:t>
+                    </w:del>
+                  </m:r>
+                </m:sub>
+                <m:sup/>
+                <m:e>
+                  <m:sSubSup>
+                    <m:sSubSupPr>
+                      <m:ctrlPr>
+                        <w:del w:id="358" w:author="Levine, Charles Roger CTR USARMY USMA (USA)" w:date="2026-10-13T15:55:00Z" w16du:dateUtc="2026-10-13T19:55:00Z">
+                          <w:rPr>
+                            <w:rFonts w:ascii="Cambria Math" w:hAnsi="Cambria Math"/>
+                          </w:rPr>
+                        </w:del>
+                      </m:ctrlPr>
+                    </m:sSubSupPr>
+                    <m:e>
+                      <m:r>
+                        <w:del w:id="359" w:author="Levine, Charles Roger CTR USARMY USMA (USA)" w:date="2026-10-13T15:55:00Z" w16du:dateUtc="2026-10-13T19:55:00Z">
+                          <w:rPr>
+                            <w:rFonts w:ascii="Cambria Math" w:hAnsi="Cambria Math"/>
+                          </w:rPr>
+                          <m:t>R</m:t>
+                        </w:del>
+                      </m:r>
+                    </m:e>
+                    <m:sub>
+                      <m:r>
+                        <w:del w:id="360" w:author="Levine, Charles Roger CTR USARMY USMA (USA)" w:date="2026-10-13T15:55:00Z" w16du:dateUtc="2026-10-13T19:55:00Z">
+                          <w:rPr>
+                            <w:rFonts w:ascii="Cambria Math" w:hAnsi="Cambria Math"/>
+                          </w:rPr>
+                          <m:t>h</m:t>
+                        </w:del>
+                      </m:r>
+                    </m:sub>
+                    <m:sup>
+                      <m:d>
+                        <m:dPr>
+                          <m:ctrlPr>
+                            <w:del w:id="361" w:author="Levine, Charles Roger CTR USARMY USMA (USA)" w:date="2026-10-13T15:55:00Z" w16du:dateUtc="2026-10-13T19:55:00Z">
+                              <w:rPr>
+                                <w:rFonts w:ascii="Cambria Math" w:hAnsi="Cambria Math"/>
+                              </w:rPr>
+                            </w:del>
+                          </m:ctrlPr>
+                        </m:dPr>
+                        <m:e>
+                          <m:r>
+                            <w:del w:id="362" w:author="Levine, Charles Roger CTR USARMY USMA (USA)" w:date="2026-10-13T15:55:00Z" w16du:dateUtc="2026-10-13T19:55:00Z">
+                              <w:rPr>
+                                <w:rFonts w:ascii="Cambria Math" w:hAnsi="Cambria Math"/>
+                              </w:rPr>
+                              <m:t>m</m:t>
+                            </w:del>
+                          </m:r>
+                        </m:e>
+                      </m:d>
+                    </m:sup>
+                  </m:sSubSup>
+                </m:e>
+              </m:nary>
+              <m:sSup>
+                <m:sSupPr>
+                  <m:ctrlPr>
+                    <w:del w:id="363" w:author="Levine, Charles Roger CTR USARMY USMA (USA)" w:date="2026-10-13T15:55:00Z" w16du:dateUtc="2026-10-13T19:55:00Z">
+                      <w:rPr>
+                        <w:rFonts w:ascii="Cambria Math" w:hAnsi="Cambria Math"/>
+                      </w:rPr>
+                    </w:del>
+                  </m:ctrlPr>
+                </m:sSupPr>
+                <m:e>
+                  <m:r>
+                    <w:del w:id="364" w:author="Levine, Charles Roger CTR USARMY USMA (USA)" w:date="2026-10-13T15:55:00Z" w16du:dateUtc="2026-10-13T19:55:00Z">
+                      <w:rPr>
+                        <w:rFonts w:ascii="Cambria Math" w:hAnsi="Cambria Math"/>
+                      </w:rPr>
+                      <m:t>e</m:t>
+                    </w:del>
+                  </m:r>
+                </m:e>
+                <m:sup>
+                  <m:r>
+                    <w:del w:id="365" w:author="Levine, Charles Roger CTR USARMY USMA (USA)" w:date="2026-10-13T15:55:00Z" w16du:dateUtc="2026-10-13T19:55:00Z">
+                      <w:rPr>
+                        <w:rFonts w:ascii="Cambria Math" w:hAnsi="Cambria Math"/>
+                      </w:rPr>
+                      <m:t>-ρ</m:t>
+                    </w:del>
+                  </m:r>
+                  <m:d>
+                    <m:dPr>
+                      <m:begChr m:val="|"/>
+                      <m:endChr m:val="|"/>
+                      <m:ctrlPr>
+                        <w:del w:id="366" w:author="Levine, Charles Roger CTR USARMY USMA (USA)" w:date="2026-10-13T15:55:00Z" w16du:dateUtc="2026-10-13T19:55:00Z">
+                          <w:rPr>
+                            <w:rFonts w:ascii="Cambria Math" w:hAnsi="Cambria Math"/>
+                          </w:rPr>
+                        </w:del>
+                      </m:ctrlPr>
+                    </m:dPr>
+                    <m:e>
+                      <m:sSub>
+                        <m:sSubPr>
+                          <m:ctrlPr>
+                            <w:del w:id="367" w:author="Levine, Charles Roger CTR USARMY USMA (USA)" w:date="2026-10-13T15:55:00Z" w16du:dateUtc="2026-10-13T19:55:00Z">
+                              <w:rPr>
+                                <w:rFonts w:ascii="Cambria Math" w:hAnsi="Cambria Math"/>
+                              </w:rPr>
+                            </w:del>
+                          </m:ctrlPr>
+                        </m:sSubPr>
+                        <m:e>
+                          <m:r>
+                            <w:del w:id="368" w:author="Levine, Charles Roger CTR USARMY USMA (USA)" w:date="2026-10-13T15:55:00Z" w16du:dateUtc="2026-10-13T19:55:00Z">
+                              <w:rPr>
+                                <w:rFonts w:ascii="Cambria Math" w:hAnsi="Cambria Math"/>
+                              </w:rPr>
+                              <m:t>A</m:t>
+                            </w:del>
+                          </m:r>
+                        </m:e>
+                        <m:sub>
+                          <m:r>
+                            <w:del w:id="369" w:author="Levine, Charles Roger CTR USARMY USMA (USA)" w:date="2026-10-13T15:55:00Z" w16du:dateUtc="2026-10-13T19:55:00Z">
+                              <w:rPr>
+                                <w:rFonts w:ascii="Cambria Math" w:hAnsi="Cambria Math"/>
+                              </w:rPr>
+                              <m:t>i</m:t>
+                            </w:del>
+                          </m:r>
+                        </m:sub>
+                      </m:sSub>
+                      <m:r>
+                        <w:del w:id="370" w:author="Levine, Charles Roger CTR USARMY USMA (USA)" w:date="2026-10-13T15:55:00Z" w16du:dateUtc="2026-10-13T19:55:00Z">
+                          <w:rPr>
+                            <w:rFonts w:ascii="Cambria Math" w:hAnsi="Cambria Math"/>
+                          </w:rPr>
+                          <m:t>-</m:t>
+                        </w:del>
+                      </m:r>
+                      <m:sSubSup>
+                        <m:sSubSupPr>
+                          <m:ctrlPr>
+                            <w:del w:id="371" w:author="Levine, Charles Roger CTR USARMY USMA (USA)" w:date="2026-10-13T15:55:00Z" w16du:dateUtc="2026-10-13T19:55:00Z">
+                              <w:rPr>
+                                <w:rFonts w:ascii="Cambria Math" w:hAnsi="Cambria Math"/>
+                              </w:rPr>
+                            </w:del>
+                          </m:ctrlPr>
+                        </m:sSubSupPr>
+                        <m:e>
+                          <m:r>
+                            <w:del w:id="372" w:author="Levine, Charles Roger CTR USARMY USMA (USA)" w:date="2026-10-13T15:55:00Z" w16du:dateUtc="2026-10-13T19:55:00Z">
+                              <w:rPr>
+                                <w:rFonts w:ascii="Cambria Math" w:hAnsi="Cambria Math"/>
+                              </w:rPr>
+                              <m:t>T</m:t>
+                            </w:del>
+                          </m:r>
+                        </m:e>
+                        <m:sub>
+                          <m:r>
+                            <w:del w:id="373" w:author="Levine, Charles Roger CTR USARMY USMA (USA)" w:date="2026-10-13T15:55:00Z" w16du:dateUtc="2026-10-13T19:55:00Z">
+                              <w:rPr>
+                                <w:rFonts w:ascii="Cambria Math" w:hAnsi="Cambria Math"/>
+                              </w:rPr>
+                              <m:t>h</m:t>
+                            </w:del>
+                          </m:r>
+                        </m:sub>
+                        <m:sup>
+                          <m:d>
+                            <m:dPr>
+                              <m:ctrlPr>
+                                <w:del w:id="374" w:author="Levine, Charles Roger CTR USARMY USMA (USA)" w:date="2026-10-13T15:55:00Z" w16du:dateUtc="2026-10-13T19:55:00Z">
+                                  <w:rPr>
+                                    <w:rFonts w:ascii="Cambria Math" w:hAnsi="Cambria Math"/>
+                                  </w:rPr>
+                                </w:del>
+                              </m:ctrlPr>
+                            </m:dPr>
+                            <m:e>
+                              <m:r>
+                                <w:del w:id="375" w:author="Levine, Charles Roger CTR USARMY USMA (USA)" w:date="2026-10-13T15:55:00Z" w16du:dateUtc="2026-10-13T19:55:00Z">
+                                  <w:rPr>
+                                    <w:rFonts w:ascii="Cambria Math" w:hAnsi="Cambria Math"/>
+                                  </w:rPr>
+                                  <m:t>m</m:t>
+                                </w:del>
+                              </m:r>
+                            </m:e>
+                          </m:d>
+                        </m:sup>
+                      </m:sSubSup>
+                    </m:e>
+                  </m:d>
+                </m:sup>
+              </m:sSup>
+            </m:den>
+          </m:f>
         </m:oMath>
       </m:oMathPara>
     </w:p>
     <w:p>
       <w:pPr>
+        <w:pStyle w:val="BodyText"/>
         <w:rPr>
-          <w:ins w:id="175" w:author="Levine, Charles Roger CTR USARMY USMA (USA)" w:date="2026-10-12T22:48:00Z"/>
+          <w:del w:id="376" w:author="Levine, Charles Roger CTR USARMY USMA (USA)" w:date="2026-10-13T15:55:00Z" w16du:dateUtc="2026-10-13T19:55:00Z"/>
         </w:rPr>
       </w:pPr>
-      <w:del w:id="176" w:author="Levine, Charles Roger CTR USARMY USMA (USA)" w:date="2026-10-12T22:48:00Z" w16du:dateUtc="2026-10-13T02:48:00Z">
+      <m:oMathPara>
+        <m:oMathParaPr>
+          <m:jc m:val="center"/>
+        </m:oMathParaPr>
+        <m:oMath>
+          <m:sSubSup>
+            <m:sSubSupPr>
+              <m:ctrlPr>
+                <w:del w:id="377" w:author="Levine, Charles Roger CTR USARMY USMA (USA)" w:date="2026-10-13T15:53:00Z" w16du:dateUtc="2026-10-13T19:53:00Z">
+                  <w:rPr>
+                    <w:rFonts w:ascii="Cambria Math" w:hAnsi="Cambria Math"/>
+                  </w:rPr>
+                </w:del>
+              </m:ctrlPr>
+            </m:sSubSupPr>
+            <m:e>
+              <m:r>
+                <w:del w:id="378" w:author="Levine, Charles Roger CTR USARMY USMA (USA)" w:date="2026-10-13T15:53:00Z" w16du:dateUtc="2026-10-13T19:53:00Z">
+                  <w:rPr>
+                    <w:rFonts w:ascii="Cambria Math" w:hAnsi="Cambria Math"/>
+                  </w:rPr>
+                  <m:t>p</m:t>
+                </w:del>
+              </m:r>
+            </m:e>
+            <m:sub>
+              <m:r>
+                <w:del w:id="379" w:author="Levine, Charles Roger CTR USARMY USMA (USA)" w:date="2026-10-13T15:53:00Z" w16du:dateUtc="2026-10-13T19:53:00Z">
+                  <w:rPr>
+                    <w:rFonts w:ascii="Cambria Math" w:hAnsi="Cambria Math"/>
+                  </w:rPr>
+                  <m:t>ij</m:t>
+                </w:del>
+              </m:r>
+            </m:sub>
+            <m:sup>
+              <m:d>
+                <m:dPr>
+                  <m:ctrlPr>
+                    <w:del w:id="380" w:author="Levine, Charles Roger CTR USARMY USMA (USA)" w:date="2026-10-13T15:53:00Z" w16du:dateUtc="2026-10-13T19:53:00Z">
+                      <w:rPr>
+                        <w:rFonts w:ascii="Cambria Math" w:hAnsi="Cambria Math"/>
+                      </w:rPr>
+                    </w:del>
+                  </m:ctrlPr>
+                </m:dPr>
+                <m:e>
+                  <m:r>
+                    <w:del w:id="381" w:author="Levine, Charles Roger CTR USARMY USMA (USA)" w:date="2026-10-13T15:53:00Z" w16du:dateUtc="2026-10-13T19:53:00Z">
+                      <w:rPr>
+                        <w:rFonts w:ascii="Cambria Math" w:hAnsi="Cambria Math"/>
+                      </w:rPr>
+                      <m:t>m</m:t>
+                    </w:del>
+                  </m:r>
+                </m:e>
+              </m:d>
+            </m:sup>
+          </m:sSubSup>
+          <m:r>
+            <w:del w:id="382" w:author="Levine, Charles Roger CTR USARMY USMA (USA)" w:date="2026-10-13T15:53:00Z" w16du:dateUtc="2026-10-13T19:53:00Z">
+              <w:rPr>
+                <w:rFonts w:ascii="Cambria Math" w:hAnsi="Cambria Math"/>
+              </w:rPr>
+              <m:t>=</m:t>
+            </w:del>
+          </m:r>
+          <m:f>
+            <m:fPr>
+              <m:ctrlPr>
+                <w:del w:id="383" w:author="Levine, Charles Roger CTR USARMY USMA (USA)" w:date="2026-10-13T15:53:00Z" w16du:dateUtc="2026-10-13T19:53:00Z">
+                  <w:rPr>
+                    <w:rFonts w:ascii="Cambria Math" w:hAnsi="Cambria Math"/>
+                  </w:rPr>
+                </w:del>
+              </m:ctrlPr>
+            </m:fPr>
+            <m:num>
+              <m:sSubSup>
+                <m:sSubSupPr>
+                  <m:ctrlPr>
+                    <w:del w:id="384" w:author="Levine, Charles Roger CTR USARMY USMA (USA)" w:date="2026-10-13T15:53:00Z" w16du:dateUtc="2026-10-13T19:53:00Z">
+                      <w:rPr>
+                        <w:rFonts w:ascii="Cambria Math" w:hAnsi="Cambria Math"/>
+                      </w:rPr>
+                    </w:del>
+                  </m:ctrlPr>
+                </m:sSubSupPr>
+                <m:e>
+                  <m:r>
+                    <w:del w:id="385" w:author="Levine, Charles Roger CTR USARMY USMA (USA)" w:date="2026-10-13T15:53:00Z" w16du:dateUtc="2026-10-13T19:53:00Z">
+                      <w:rPr>
+                        <w:rFonts w:ascii="Cambria Math" w:hAnsi="Cambria Math"/>
+                      </w:rPr>
+                      <m:t>R</m:t>
+                    </w:del>
+                  </m:r>
+                </m:e>
+                <m:sub>
+                  <m:r>
+                    <w:del w:id="386" w:author="Levine, Charles Roger CTR USARMY USMA (USA)" w:date="2026-10-13T15:53:00Z" w16du:dateUtc="2026-10-13T19:53:00Z">
+                      <w:rPr>
+                        <w:rFonts w:ascii="Cambria Math" w:hAnsi="Cambria Math"/>
+                      </w:rPr>
+                      <m:t>j</m:t>
+                    </w:del>
+                  </m:r>
+                </m:sub>
+                <m:sup>
+                  <m:d>
+                    <m:dPr>
+                      <m:ctrlPr>
+                        <w:del w:id="387" w:author="Levine, Charles Roger CTR USARMY USMA (USA)" w:date="2026-10-13T15:53:00Z" w16du:dateUtc="2026-10-13T19:53:00Z">
+                          <w:rPr>
+                            <w:rFonts w:ascii="Cambria Math" w:hAnsi="Cambria Math"/>
+                          </w:rPr>
+                        </w:del>
+                      </m:ctrlPr>
+                    </m:dPr>
+                    <m:e>
+                      <m:r>
+                        <w:del w:id="388" w:author="Levine, Charles Roger CTR USARMY USMA (USA)" w:date="2026-10-13T15:53:00Z" w16du:dateUtc="2026-10-13T19:53:00Z">
+                          <w:rPr>
+                            <w:rFonts w:ascii="Cambria Math" w:hAnsi="Cambria Math"/>
+                          </w:rPr>
+                          <m:t>m</m:t>
+                        </w:del>
+                      </m:r>
+                    </m:e>
+                  </m:d>
+                </m:sup>
+              </m:sSubSup>
+              <m:sSup>
+                <m:sSupPr>
+                  <m:ctrlPr>
+                    <w:del w:id="389" w:author="Levine, Charles Roger CTR USARMY USMA (USA)" w:date="2026-10-13T15:53:00Z" w16du:dateUtc="2026-10-13T19:53:00Z">
+                      <w:rPr>
+                        <w:rFonts w:ascii="Cambria Math" w:hAnsi="Cambria Math"/>
+                      </w:rPr>
+                    </w:del>
+                  </m:ctrlPr>
+                </m:sSupPr>
+                <m:e>
+                  <m:r>
+                    <w:del w:id="390" w:author="Levine, Charles Roger CTR USARMY USMA (USA)" w:date="2026-10-13T15:53:00Z" w16du:dateUtc="2026-10-13T19:53:00Z">
+                      <w:rPr>
+                        <w:rFonts w:ascii="Cambria Math" w:hAnsi="Cambria Math"/>
+                      </w:rPr>
+                      <m:t>e</m:t>
+                    </w:del>
+                  </m:r>
+                </m:e>
+                <m:sup>
+                  <m:r>
+                    <w:del w:id="391" w:author="Levine, Charles Roger CTR USARMY USMA (USA)" w:date="2026-10-13T15:53:00Z" w16du:dateUtc="2026-10-13T19:53:00Z">
+                      <w:rPr>
+                        <w:rFonts w:ascii="Cambria Math" w:hAnsi="Cambria Math"/>
+                      </w:rPr>
+                      <m:t>\-ρ</m:t>
+                    </w:del>
+                  </m:r>
+                  <m:d>
+                    <m:dPr>
+                      <m:begChr m:val="|"/>
+                      <m:endChr m:val="|"/>
+                      <m:ctrlPr>
+                        <w:del w:id="392" w:author="Levine, Charles Roger CTR USARMY USMA (USA)" w:date="2026-10-13T15:53:00Z" w16du:dateUtc="2026-10-13T19:53:00Z">
+                          <w:rPr>
+                            <w:rFonts w:ascii="Cambria Math" w:hAnsi="Cambria Math"/>
+                          </w:rPr>
+                        </w:del>
+                      </m:ctrlPr>
+                    </m:dPr>
+                    <m:e>
+                      <m:sSub>
+                        <m:sSubPr>
+                          <m:ctrlPr>
+                            <w:del w:id="393" w:author="Levine, Charles Roger CTR USARMY USMA (USA)" w:date="2026-10-13T15:53:00Z" w16du:dateUtc="2026-10-13T19:53:00Z">
+                              <w:rPr>
+                                <w:rFonts w:ascii="Cambria Math" w:hAnsi="Cambria Math"/>
+                              </w:rPr>
+                            </w:del>
+                          </m:ctrlPr>
+                        </m:sSubPr>
+                        <m:e>
+                          <m:r>
+                            <w:del w:id="394" w:author="Levine, Charles Roger CTR USARMY USMA (USA)" w:date="2026-10-13T15:53:00Z" w16du:dateUtc="2026-10-13T19:53:00Z">
+                              <w:rPr>
+                                <w:rFonts w:ascii="Cambria Math" w:hAnsi="Cambria Math"/>
+                              </w:rPr>
+                              <m:t>A</m:t>
+                            </w:del>
+                          </m:r>
+                        </m:e>
+                        <m:sub>
+                          <m:r>
+                            <w:del w:id="395" w:author="Levine, Charles Roger CTR USARMY USMA (USA)" w:date="2026-10-13T15:53:00Z" w16du:dateUtc="2026-10-13T19:53:00Z">
+                              <w:rPr>
+                                <w:rFonts w:ascii="Cambria Math" w:hAnsi="Cambria Math"/>
+                              </w:rPr>
+                              <m:t>i</m:t>
+                            </w:del>
+                          </m:r>
+                        </m:sub>
+                      </m:sSub>
+                      <m:r>
+                        <w:del w:id="396" w:author="Levine, Charles Roger CTR USARMY USMA (USA)" w:date="2026-10-13T15:53:00Z" w16du:dateUtc="2026-10-13T19:53:00Z">
+                          <w:rPr>
+                            <w:rFonts w:ascii="Cambria Math" w:hAnsi="Cambria Math"/>
+                          </w:rPr>
+                          <m:t>-</m:t>
+                        </w:del>
+                      </m:r>
+                      <m:sSubSup>
+                        <m:sSubSupPr>
+                          <m:ctrlPr>
+                            <w:del w:id="397" w:author="Levine, Charles Roger CTR USARMY USMA (USA)" w:date="2026-10-13T15:53:00Z" w16du:dateUtc="2026-10-13T19:53:00Z">
+                              <w:rPr>
+                                <w:rFonts w:ascii="Cambria Math" w:hAnsi="Cambria Math"/>
+                              </w:rPr>
+                            </w:del>
+                          </m:ctrlPr>
+                        </m:sSubSupPr>
+                        <m:e>
+                          <m:r>
+                            <w:del w:id="398" w:author="Levine, Charles Roger CTR USARMY USMA (USA)" w:date="2026-10-13T15:53:00Z" w16du:dateUtc="2026-10-13T19:53:00Z">
+                              <w:rPr>
+                                <w:rFonts w:ascii="Cambria Math" w:hAnsi="Cambria Math"/>
+                              </w:rPr>
+                              <m:t>T</m:t>
+                            </w:del>
+                          </m:r>
+                        </m:e>
+                        <m:sub>
+                          <m:r>
+                            <w:del w:id="399" w:author="Levine, Charles Roger CTR USARMY USMA (USA)" w:date="2026-10-13T15:53:00Z" w16du:dateUtc="2026-10-13T19:53:00Z">
+                              <w:rPr>
+                                <w:rFonts w:ascii="Cambria Math" w:hAnsi="Cambria Math"/>
+                              </w:rPr>
+                              <m:t>j</m:t>
+                            </w:del>
+                          </m:r>
+                        </m:sub>
+                        <m:sup>
+                          <m:d>
+                            <m:dPr>
+                              <m:endChr m:val=""/>
+                              <m:ctrlPr>
+                                <w:del w:id="400" w:author="Levine, Charles Roger CTR USARMY USMA (USA)" w:date="2026-10-13T15:53:00Z" w16du:dateUtc="2026-10-13T19:53:00Z">
+                                  <w:rPr>
+                                    <w:rFonts w:ascii="Cambria Math" w:hAnsi="Cambria Math"/>
+                                  </w:rPr>
+                                </w:del>
+                              </m:ctrlPr>
+                            </m:dPr>
+                            <m:e>
+                              <m:r>
+                                <w:del w:id="401" w:author="Levine, Charles Roger CTR USARMY USMA (USA)" w:date="2026-10-13T15:53:00Z" w16du:dateUtc="2026-10-13T19:53:00Z">
+                                  <w:rPr>
+                                    <w:rFonts w:ascii="Cambria Math" w:hAnsi="Cambria Math"/>
+                                  </w:rPr>
+                                  <m:t>m</m:t>
+                                </w:del>
+                              </m:r>
+                            </m:e>
+                          </m:d>
+                        </m:sup>
+                      </m:sSubSup>
+                    </m:e>
+                  </m:d>
+                </m:sup>
+              </m:sSup>
+            </m:num>
+            <m:den>
+              <m:r>
+                <w:del w:id="402" w:author="Levine, Charles Roger CTR USARMY USMA (USA)" w:date="2026-10-13T15:53:00Z" w16du:dateUtc="2026-10-13T19:53:00Z">
+                  <w:rPr>
+                    <w:rFonts w:ascii="Cambria Math" w:hAnsi="Cambria Math"/>
+                  </w:rPr>
+                  <m:t>\right</m:t>
+                </w:del>
+              </m:r>
+            </m:den>
+          </m:f>
+          <m:r>
+            <w:del w:id="403" w:author="Levine, Charles Roger CTR USARMY USMA (USA)" w:date="2026-10-13T15:53:00Z" w16du:dateUtc="2026-10-13T19:53:00Z">
+              <w:rPr>
+                <w:rFonts w:ascii="Cambria Math" w:hAnsi="Cambria Math"/>
+              </w:rPr>
+              <m:t>)</m:t>
+            </w:del>
+          </m:r>
+        </m:oMath>
+      </m:oMathPara>
+    </w:p>
+    <w:p>
+      <w:pPr>
+        <w:pStyle w:val="BodyText"/>
+        <w:rPr>
+          <w:ins w:id="404" w:author="Levine, Charles Roger CTR USARMY USMA (USA)" w:date="2026-10-12T22:48:00Z"/>
+        </w:rPr>
+        <w:pPrChange w:id="405" w:author="Levine, Charles Roger CTR USARMY USMA (USA)" w:date="2026-10-13T15:55:00Z" w16du:dateUtc="2026-10-13T19:55:00Z">
+          <w:pPr/>
+        </w:pPrChange>
+      </w:pPr>
+      <w:del w:id="406" w:author="Levine, Charles Roger CTR USARMY USMA (USA)" w:date="2026-10-12T22:48:00Z" w16du:dateUtc="2026-10-13T02:48:00Z">
         <w:r>
           <w:delText xml:space="preserve">A full group has zero remaining capacity and receives zero probability. The factor </w:delText>
         </w:r>
@@ -12164,7 +14129,7 @@
         <m:sSubSup>
           <m:sSubSupPr>
             <m:ctrlPr>
-              <w:del w:id="177" w:author="Levine, Charles Roger CTR USARMY USMA (USA)" w:date="2026-10-12T22:48:00Z" w16du:dateUtc="2026-10-13T02:48:00Z">
+              <w:del w:id="407" w:author="Levine, Charles Roger CTR USARMY USMA (USA)" w:date="2026-10-12T22:48:00Z" w16du:dateUtc="2026-10-13T02:48:00Z">
                 <w:rPr>
                   <w:rFonts w:ascii="Cambria Math" w:hAnsi="Cambria Math"/>
                 </w:rPr>
@@ -12173,7 +14138,7 @@
           </m:sSubSupPr>
           <m:e>
             <m:r>
-              <w:del w:id="178" w:author="Levine, Charles Roger CTR USARMY USMA (USA)" w:date="2026-10-12T22:48:00Z" w16du:dateUtc="2026-10-13T02:48:00Z">
+              <w:del w:id="408" w:author="Levine, Charles Roger CTR USARMY USMA (USA)" w:date="2026-10-12T22:48:00Z" w16du:dateUtc="2026-10-13T02:48:00Z">
                 <w:rPr>
                   <w:rFonts w:ascii="Cambria Math" w:hAnsi="Cambria Math"/>
                 </w:rPr>
@@ -12183,7 +14148,7 @@
           </m:e>
           <m:sub>
             <m:r>
-              <w:del w:id="179" w:author="Levine, Charles Roger CTR USARMY USMA (USA)" w:date="2026-10-12T22:48:00Z" w16du:dateUtc="2026-10-13T02:48:00Z">
+              <w:del w:id="409" w:author="Levine, Charles Roger CTR USARMY USMA (USA)" w:date="2026-10-12T22:48:00Z" w16du:dateUtc="2026-10-13T02:48:00Z">
                 <w:rPr>
                   <w:rFonts w:ascii="Cambria Math" w:hAnsi="Cambria Math"/>
                 </w:rPr>
@@ -12193,7 +14158,7 @@
           </m:sub>
           <m:sup>
             <m:r>
-              <w:del w:id="180" w:author="Levine, Charles Roger CTR USARMY USMA (USA)" w:date="2026-10-12T22:48:00Z" w16du:dateUtc="2026-10-13T02:48:00Z">
+              <w:del w:id="410" w:author="Levine, Charles Roger CTR USARMY USMA (USA)" w:date="2026-10-12T22:48:00Z" w16du:dateUtc="2026-10-13T02:48:00Z">
                 <m:rPr>
                   <m:sty m:val="p"/>
                 </m:rPr>
@@ -12204,7 +14169,7 @@
               </w:del>
             </m:r>
             <m:r>
-              <w:del w:id="181" w:author="Levine, Charles Roger CTR USARMY USMA (USA)" w:date="2026-10-12T22:48:00Z" w16du:dateUtc="2026-10-13T02:48:00Z">
+              <w:del w:id="411" w:author="Levine, Charles Roger CTR USARMY USMA (USA)" w:date="2026-10-12T22:48:00Z" w16du:dateUtc="2026-10-13T02:48:00Z">
                 <w:rPr>
                   <w:rFonts w:ascii="Cambria Math" w:hAnsi="Cambria Math"/>
                 </w:rPr>
@@ -12212,7 +14177,7 @@
               </w:del>
             </m:r>
             <m:r>
-              <w:del w:id="182" w:author="Levine, Charles Roger CTR USARMY USMA (USA)" w:date="2026-10-12T22:48:00Z" w16du:dateUtc="2026-10-13T02:48:00Z">
+              <w:del w:id="412" w:author="Levine, Charles Roger CTR USARMY USMA (USA)" w:date="2026-10-12T22:48:00Z" w16du:dateUtc="2026-10-13T02:48:00Z">
                 <m:rPr>
                   <m:sty m:val="p"/>
                 </m:rPr>
@@ -12225,17 +14190,17 @@
           </m:sup>
         </m:sSubSup>
       </m:oMath>
-      <w:del w:id="183" w:author="Levine, Charles Roger CTR USARMY USMA (USA)" w:date="2026-10-12T22:48:00Z" w16du:dateUtc="2026-10-13T02:48:00Z">
+      <w:del w:id="413" w:author="Levine, Charles Roger CTR USARMY USMA (USA)" w:date="2026-10-12T22:48:00Z" w16du:dateUtc="2026-10-13T02:48:00Z">
         <w:r>
           <w:delText xml:space="preserve"> accounts for available </w:delText>
         </w:r>
       </w:del>
-      <w:ins w:id="184" w:author="Levine, Charles Roger CTR USARMY USMA (USA)" w:date="2026-10-12T22:48:00Z" w16du:dateUtc="2026-10-13T02:48:00Z">
+      <w:ins w:id="414" w:author="Levine, Charles Roger CTR USARMY USMA (USA)" w:date="2026-10-12T22:48:00Z" w16du:dateUtc="2026-10-13T02:48:00Z">
         <w:r>
           <w:t xml:space="preserve">The </w:t>
         </w:r>
       </w:ins>
-      <w:ins w:id="185" w:author="Levine, Charles Roger CTR USARMY USMA (USA)" w:date="2026-10-12T22:48:00Z">
+      <w:ins w:id="415" w:author="Levine, Charles Roger CTR USARMY USMA (USA)" w:date="2026-10-12T22:48:00Z">
         <w:r>
           <w:t xml:space="preserve">absolute difference </w:t>
         </w:r>
@@ -12330,7 +14295,7 @@
           </m:e>
         </m:d>
       </m:oMath>
-      <w:ins w:id="186" w:author="Levine, Charles Roger CTR USARMY USMA (USA)" w:date="2026-10-12T22:48:00Z">
+      <w:ins w:id="416" w:author="Levine, Charles Roger CTR USARMY USMA (USA)" w:date="2026-10-12T22:48:00Z">
         <w:r>
           <w:t xml:space="preserve"> measures the distance between the individual’s performance and the group’s current centroid. The exponential term decreases as that distance increases. Multiplying by </w:t>
         </w:r>
@@ -12381,7 +14346,7 @@
           </m:sup>
         </m:sSubSup>
       </m:oMath>
-      <w:ins w:id="187" w:author="Levine, Charles Roger CTR USARMY USMA (USA)" w:date="2026-10-12T22:48:00Z">
+      <w:ins w:id="417" w:author="Levine, Charles Roger CTR USARMY USMA (USA)" w:date="2026-10-12T22:48:00Z">
         <w:r>
           <w:t xml:space="preserve"> accounts for the number of available places, and the denominator normalizes the weights so that the assignment probabilities sum to one. A full group has </w:t>
         </w:r>
@@ -12438,7 +14403,7 @@
           <m:t>=0</m:t>
         </m:r>
       </m:oMath>
-      <w:ins w:id="188" w:author="Levine, Charles Roger CTR USARMY USMA (USA)" w:date="2026-10-12T22:48:00Z">
+      <w:ins w:id="418" w:author="Levine, Charles Roger CTR USARMY USMA (USA)" w:date="2026-10-12T22:48:00Z">
         <w:r>
           <w:t xml:space="preserve"> and cannot receive another individual.</w:t>
         </w:r>
@@ -12447,10 +14412,10 @@
     <w:p>
       <w:pPr>
         <w:rPr>
-          <w:ins w:id="189" w:author="Levine, Charles Roger CTR USARMY USMA (USA)" w:date="2026-10-12T22:48:00Z"/>
+          <w:ins w:id="419" w:author="Levine, Charles Roger CTR USARMY USMA (USA)" w:date="2026-10-12T22:48:00Z"/>
         </w:rPr>
       </w:pPr>
-      <w:ins w:id="190" w:author="Levine, Charles Roger CTR USARMY USMA (USA)" w:date="2026-10-12T22:48:00Z">
+      <w:ins w:id="420" w:author="Levine, Charles Roger CTR USARMY USMA (USA)" w:date="2026-10-12T22:48:00Z">
         <w:r>
           <w:t>The procedure can be stated step by step:</w:t>
         </w:r>
@@ -12464,9 +14429,9 @@
         </w:numPr>
         <w:spacing w:after="0" w:line="240" w:lineRule="auto"/>
         <w:rPr>
-          <w:ins w:id="191" w:author="Levine, Charles Roger CTR USARMY USMA (USA)" w:date="2026-10-12T22:48:00Z"/>
+          <w:ins w:id="421" w:author="Levine, Charles Roger CTR USARMY USMA (USA)" w:date="2026-10-12T22:48:00Z"/>
         </w:rPr>
-        <w:pPrChange w:id="192" w:author="Levine, Charles Roger CTR USARMY USMA (USA)" w:date="2026-10-12T22:50:00Z" w16du:dateUtc="2026-10-13T02:50:00Z">
+        <w:pPrChange w:id="422" w:author="Levine, Charles Roger CTR USARMY USMA (USA)" w:date="2026-10-12T22:50:00Z" w16du:dateUtc="2026-10-13T02:50:00Z">
           <w:pPr>
             <w:numPr>
               <w:numId w:val="16"/>
@@ -12478,7 +14443,7 @@
           </w:pPr>
         </w:pPrChange>
       </w:pPr>
-      <w:ins w:id="193" w:author="Levine, Charles Roger CTR USARMY USMA (USA)" w:date="2026-10-12T22:48:00Z">
+      <w:ins w:id="423" w:author="Levine, Charles Roger CTR USARMY USMA (USA)" w:date="2026-10-12T22:48:00Z">
         <w:r>
           <w:t xml:space="preserve">Initialize every group with zero members, </w:t>
         </w:r>
@@ -12541,7 +14506,7 @@
           </m:sub>
         </m:sSub>
       </m:oMath>
-      <w:ins w:id="194" w:author="Levine, Charles Roger CTR USARMY USMA (USA)" w:date="2026-10-12T22:48:00Z">
+      <w:ins w:id="424" w:author="Levine, Charles Roger CTR USARMY USMA (USA)" w:date="2026-10-12T22:48:00Z">
         <w:r>
           <w:t xml:space="preserve">, and </w:t>
         </w:r>
@@ -12597,7 +14562,7 @@
           </m:e>
         </m:acc>
       </m:oMath>
-      <w:ins w:id="195" w:author="Levine, Charles Roger CTR USARMY USMA (USA)" w:date="2026-10-12T22:48:00Z">
+      <w:ins w:id="425" w:author="Levine, Charles Roger CTR USARMY USMA (USA)" w:date="2026-10-12T22:48:00Z">
         <w:r>
           <w:t>.</w:t>
         </w:r>
@@ -12611,9 +14576,9 @@
         </w:numPr>
         <w:spacing w:after="0" w:line="240" w:lineRule="auto"/>
         <w:rPr>
-          <w:ins w:id="196" w:author="Levine, Charles Roger CTR USARMY USMA (USA)" w:date="2026-10-12T22:48:00Z"/>
+          <w:ins w:id="426" w:author="Levine, Charles Roger CTR USARMY USMA (USA)" w:date="2026-10-12T22:48:00Z"/>
         </w:rPr>
-        <w:pPrChange w:id="197" w:author="Levine, Charles Roger CTR USARMY USMA (USA)" w:date="2026-10-12T22:50:00Z" w16du:dateUtc="2026-10-13T02:50:00Z">
+        <w:pPrChange w:id="427" w:author="Levine, Charles Roger CTR USARMY USMA (USA)" w:date="2026-10-12T22:50:00Z" w16du:dateUtc="2026-10-13T02:50:00Z">
           <w:pPr>
             <w:numPr>
               <w:numId w:val="16"/>
@@ -12625,7 +14590,7 @@
           </w:pPr>
         </w:pPrChange>
       </w:pPr>
-      <w:ins w:id="198" w:author="Levine, Charles Roger CTR USARMY USMA (USA)" w:date="2026-10-12T22:48:00Z">
+      <w:ins w:id="428" w:author="Levine, Charles Roger CTR USARMY USMA (USA)" w:date="2026-10-12T22:48:00Z">
         <w:r>
           <w:t xml:space="preserve">Randomly order the </w:t>
         </w:r>
@@ -12638,7 +14603,7 @@
           <m:t>N</m:t>
         </m:r>
       </m:oMath>
-      <w:ins w:id="199" w:author="Levine, Charles Roger CTR USARMY USMA (USA)" w:date="2026-10-12T22:48:00Z">
+      <w:ins w:id="429" w:author="Levine, Charles Roger CTR USARMY USMA (USA)" w:date="2026-10-12T22:48:00Z">
         <w:r>
           <w:t xml:space="preserve"> individuals.</w:t>
         </w:r>
@@ -12652,9 +14617,9 @@
         </w:numPr>
         <w:spacing w:after="0" w:line="240" w:lineRule="auto"/>
         <w:rPr>
-          <w:ins w:id="200" w:author="Levine, Charles Roger CTR USARMY USMA (USA)" w:date="2026-10-12T22:48:00Z"/>
+          <w:ins w:id="430" w:author="Levine, Charles Roger CTR USARMY USMA (USA)" w:date="2026-10-12T22:48:00Z"/>
         </w:rPr>
-        <w:pPrChange w:id="201" w:author="Levine, Charles Roger CTR USARMY USMA (USA)" w:date="2026-10-12T22:50:00Z" w16du:dateUtc="2026-10-13T02:50:00Z">
+        <w:pPrChange w:id="431" w:author="Levine, Charles Roger CTR USARMY USMA (USA)" w:date="2026-10-12T22:50:00Z" w16du:dateUtc="2026-10-13T02:50:00Z">
           <w:pPr>
             <w:numPr>
               <w:numId w:val="16"/>
@@ -12666,7 +14631,7 @@
           </w:pPr>
         </w:pPrChange>
       </w:pPr>
-      <w:ins w:id="202" w:author="Levine, Charles Roger CTR USARMY USMA (USA)" w:date="2026-10-12T22:48:00Z">
+      <w:ins w:id="432" w:author="Levine, Charles Roger CTR USARMY USMA (USA)" w:date="2026-10-12T22:48:00Z">
         <w:r>
           <w:t>For the next individual, calculate the assignment probabilities from the current capacities and centroids.</w:t>
         </w:r>
@@ -12680,9 +14645,9 @@
         </w:numPr>
         <w:spacing w:after="0" w:line="240" w:lineRule="auto"/>
         <w:rPr>
-          <w:ins w:id="203" w:author="Levine, Charles Roger CTR USARMY USMA (USA)" w:date="2026-10-12T22:48:00Z"/>
+          <w:ins w:id="433" w:author="Levine, Charles Roger CTR USARMY USMA (USA)" w:date="2026-10-12T22:48:00Z"/>
         </w:rPr>
-        <w:pPrChange w:id="204" w:author="Levine, Charles Roger CTR USARMY USMA (USA)" w:date="2026-10-12T22:50:00Z" w16du:dateUtc="2026-10-13T02:50:00Z">
+        <w:pPrChange w:id="434" w:author="Levine, Charles Roger CTR USARMY USMA (USA)" w:date="2026-10-12T22:50:00Z" w16du:dateUtc="2026-10-13T02:50:00Z">
           <w:pPr>
             <w:numPr>
               <w:numId w:val="16"/>
@@ -12694,7 +14659,7 @@
           </w:pPr>
         </w:pPrChange>
       </w:pPr>
-      <w:ins w:id="205" w:author="Levine, Charles Roger CTR USARMY USMA (USA)" w:date="2026-10-12T22:48:00Z">
+      <w:ins w:id="435" w:author="Levine, Charles Roger CTR USARMY USMA (USA)" w:date="2026-10-12T22:48:00Z">
         <w:r>
           <w:t>Draw one group according to those probabilities and assign the individual to it.</w:t>
         </w:r>
@@ -12708,9 +14673,9 @@
         </w:numPr>
         <w:spacing w:after="0" w:line="240" w:lineRule="auto"/>
         <w:rPr>
-          <w:ins w:id="206" w:author="Levine, Charles Roger CTR USARMY USMA (USA)" w:date="2026-10-12T22:48:00Z"/>
+          <w:ins w:id="436" w:author="Levine, Charles Roger CTR USARMY USMA (USA)" w:date="2026-10-12T22:48:00Z"/>
         </w:rPr>
-        <w:pPrChange w:id="207" w:author="Levine, Charles Roger CTR USARMY USMA (USA)" w:date="2026-10-12T22:50:00Z" w16du:dateUtc="2026-10-13T02:50:00Z">
+        <w:pPrChange w:id="437" w:author="Levine, Charles Roger CTR USARMY USMA (USA)" w:date="2026-10-12T22:50:00Z" w16du:dateUtc="2026-10-13T02:50:00Z">
           <w:pPr>
             <w:numPr>
               <w:numId w:val="16"/>
@@ -12722,8 +14687,9 @@
           </w:pPr>
         </w:pPrChange>
       </w:pPr>
-      <w:ins w:id="208" w:author="Levine, Charles Roger CTR USARMY USMA (USA)" w:date="2026-10-12T22:48:00Z">
+      <w:ins w:id="438" w:author="Levine, Charles Roger CTR USARMY USMA (USA)" w:date="2026-10-12T22:48:00Z">
         <w:r>
+          <w:lastRenderedPageBreak/>
           <w:t>Reduce that group’s remaining capacity by one and update its centroid to the mean performance of its assigned members.</w:t>
         </w:r>
       </w:ins>
@@ -12736,9 +14702,9 @@
         </w:numPr>
         <w:spacing w:after="0" w:line="240" w:lineRule="auto"/>
         <w:rPr>
-          <w:ins w:id="209" w:author="Levine, Charles Roger CTR USARMY USMA (USA)" w:date="2026-10-12T22:48:00Z"/>
+          <w:ins w:id="439" w:author="Levine, Charles Roger CTR USARMY USMA (USA)" w:date="2026-10-12T22:48:00Z"/>
         </w:rPr>
-        <w:pPrChange w:id="210" w:author="Levine, Charles Roger CTR USARMY USMA (USA)" w:date="2026-10-12T22:50:00Z" w16du:dateUtc="2026-10-13T02:50:00Z">
+        <w:pPrChange w:id="440" w:author="Levine, Charles Roger CTR USARMY USMA (USA)" w:date="2026-10-12T22:50:00Z" w16du:dateUtc="2026-10-13T02:50:00Z">
           <w:pPr>
             <w:numPr>
               <w:numId w:val="16"/>
@@ -12750,7 +14716,7 @@
           </w:pPr>
         </w:pPrChange>
       </w:pPr>
-      <w:ins w:id="211" w:author="Levine, Charles Roger CTR USARMY USMA (USA)" w:date="2026-10-12T22:48:00Z">
+      <w:ins w:id="441" w:author="Levine, Charles Roger CTR USARMY USMA (USA)" w:date="2026-10-12T22:48:00Z">
         <w:r>
           <w:t>Repeat until every individual has been assigned.</w:t>
         </w:r>
@@ -12759,10 +14725,10 @@
     <w:p>
       <w:pPr>
         <w:rPr>
-          <w:ins w:id="212" w:author="Levine, Charles Roger CTR USARMY USMA (USA)" w:date="2026-10-13T08:28:00Z" w16du:dateUtc="2026-10-13T12:28:00Z"/>
+          <w:ins w:id="442" w:author="Levine, Charles Roger CTR USARMY USMA (USA)" w:date="2026-10-13T08:28:00Z" w16du:dateUtc="2026-10-13T12:28:00Z"/>
         </w:rPr>
       </w:pPr>
-      <w:ins w:id="213" w:author="Levine, Charles Roger CTR USARMY USMA (USA)" w:date="2026-10-12T22:48:00Z">
+      <w:ins w:id="443" w:author="Levine, Charles Roger CTR USARMY USMA (USA)" w:date="2026-10-12T22:48:00Z">
         <w:r>
           <w:t xml:space="preserve">The initial population mean is only a reference for empty groups; it is not counted as an additional observation when a centroid is updated. Once assignment is complete, </w:t>
         </w:r>
@@ -12794,7 +14760,7 @@
           </m:sub>
         </m:sSub>
       </m:oMath>
-      <w:ins w:id="214" w:author="Levine, Charles Roger CTR USARMY USMA (USA)" w:date="2026-10-12T22:48:00Z">
+      <w:ins w:id="444" w:author="Levine, Charles Roger CTR USARMY USMA (USA)" w:date="2026-10-12T22:48:00Z">
         <w:r>
           <w:t xml:space="preserve"> is the final mean of the group’s </w:t>
         </w:r>
@@ -12826,7 +14792,7 @@
           </m:sub>
         </m:sSub>
       </m:oMath>
-      <w:ins w:id="215" w:author="Levine, Charles Roger CTR USARMY USMA (USA)" w:date="2026-10-12T22:48:00Z">
+      <w:ins w:id="445" w:author="Levine, Charles Roger CTR USARMY USMA (USA)" w:date="2026-10-12T22:48:00Z">
         <w:r>
           <w:t xml:space="preserve"> members. Because total capacity equals </w:t>
         </w:r>
@@ -12839,7 +14805,7 @@
           <m:t>N</m:t>
         </m:r>
       </m:oMath>
-      <w:ins w:id="216" w:author="Levine, Charles Roger CTR USARMY USMA (USA)" w:date="2026-10-12T22:48:00Z">
+      <w:ins w:id="446" w:author="Levine, Charles Roger CTR USARMY USMA (USA)" w:date="2026-10-12T22:48:00Z">
         <w:r>
           <w:t>, the procedure fills every group exactly.</w:t>
         </w:r>
@@ -12848,25 +14814,34 @@
     <w:p>
       <w:pPr>
         <w:rPr>
-          <w:ins w:id="217" w:author="Levine, Charles Roger CTR USARMY USMA (USA)" w:date="2026-10-13T08:55:00Z" w16du:dateUtc="2026-10-13T12:55:00Z"/>
+          <w:ins w:id="447" w:author="Levine, Charles Roger CTR USARMY USMA (USA)" w:date="2026-10-13T08:55:00Z" w16du:dateUtc="2026-10-13T12:55:00Z"/>
         </w:rPr>
       </w:pPr>
-      <w:ins w:id="218" w:author="Levine, Charles Roger CTR USARMY USMA (USA)" w:date="2026-10-13T08:53:00Z" w16du:dateUtc="2026-10-13T12:53:00Z">
+      <w:ins w:id="448" w:author="Levine, Charles Roger CTR USARMY USMA (USA)" w:date="2026-10-13T08:53:00Z" w16du:dateUtc="2026-10-13T12:53:00Z">
         <w:r>
-          <w:lastRenderedPageBreak/>
           <w:fldChar w:fldCharType="begin"/>
         </w:r>
         <w:r>
           <w:instrText xml:space="preserve"> REF Chapter4Figure4 \h </w:instrText>
         </w:r>
       </w:ins>
-      <w:ins w:id="219" w:author="Levine, Charles Roger CTR USARMY USMA (USA)" w:date="2026-10-13T08:53:00Z" w16du:dateUtc="2026-10-13T12:53:00Z">
+      <w:ins w:id="449" w:author="Levine, Charles Roger CTR USARMY USMA (USA)" w:date="2026-10-13T08:53:00Z" w16du:dateUtc="2026-10-13T12:53:00Z">
         <w:r>
           <w:fldChar w:fldCharType="separate"/>
         </w:r>
+      </w:ins>
+      <w:ins w:id="450" w:author="Levine, Charles Roger CTR USARMY USMA (USA)" w:date="2026-10-13T09:15:00Z" w16du:dateUtc="2026-10-13T13:15:00Z">
         <w:r>
-          <w:t>Figure 4-4</w:t>
+          <w:t>Figure 4-</w:t>
         </w:r>
+        <w:r>
+          <w:rPr>
+            <w:noProof/>
+          </w:rPr>
+          <w:t>4</w:t>
+        </w:r>
+      </w:ins>
+      <w:ins w:id="451" w:author="Levine, Charles Roger CTR USARMY USMA (USA)" w:date="2026-10-13T08:53:00Z" w16du:dateUtc="2026-10-13T12:53:00Z">
         <w:r>
           <w:fldChar w:fldCharType="end"/>
         </w:r>
@@ -12874,17 +14849,17 @@
           <w:t xml:space="preserve"> </w:t>
         </w:r>
       </w:ins>
-      <w:ins w:id="220" w:author="Levine, Charles Roger CTR USARMY USMA (USA)" w:date="2026-10-13T08:28:00Z" w16du:dateUtc="2026-10-13T12:28:00Z">
+      <w:ins w:id="452" w:author="Levine, Charles Roger CTR USARMY USMA (USA)" w:date="2026-10-13T08:28:00Z" w16du:dateUtc="2026-10-13T12:28:00Z">
         <w:r>
           <w:t>follows this procedure for six individuals and two groups. Reading downward, each arrival is assigned using the capacities and centroids established by the preceding steps. The chosen group then gains one member and updates its centroid. Once a group fills, subsequent individuals must be assigned to a group with remaining capac</w:t>
         </w:r>
       </w:ins>
-      <w:ins w:id="221" w:author="Levine, Charles Roger CTR USARMY USMA (USA)" w:date="2026-10-13T08:54:00Z" w16du:dateUtc="2026-10-13T12:54:00Z">
+      <w:ins w:id="453" w:author="Levine, Charles Roger CTR USARMY USMA (USA)" w:date="2026-10-13T08:54:00Z" w16du:dateUtc="2026-10-13T12:54:00Z">
         <w:r>
           <w:t>ity</w:t>
         </w:r>
       </w:ins>
-      <w:ins w:id="222" w:author="Levine, Charles Roger CTR USARMY USMA (USA)" w:date="2026-10-13T08:55:00Z" w16du:dateUtc="2026-10-13T12:55:00Z">
+      <w:ins w:id="454" w:author="Levine, Charles Roger CTR USARMY USMA (USA)" w:date="2026-10-13T08:55:00Z" w16du:dateUtc="2026-10-13T12:55:00Z">
         <w:r>
           <w:t>.</w:t>
         </w:r>
@@ -12893,7 +14868,7 @@
         <m:sSub>
           <m:sSubPr>
             <m:ctrlPr>
-              <w:del w:id="223" w:author="Levine, Charles Roger CTR USARMY USMA (USA)" w:date="2026-10-13T08:54:00Z" w16du:dateUtc="2026-10-13T12:54:00Z">
+              <w:del w:id="455" w:author="Levine, Charles Roger CTR USARMY USMA (USA)" w:date="2026-10-13T08:54:00Z" w16du:dateUtc="2026-10-13T12:54:00Z">
                 <w:rPr>
                   <w:rFonts w:ascii="Cambria Math" w:hAnsi="Cambria Math"/>
                 </w:rPr>
@@ -12902,7 +14877,7 @@
           </m:sSubPr>
           <m:e>
             <m:r>
-              <w:del w:id="224" w:author="Levine, Charles Roger CTR USARMY USMA (USA)" w:date="2026-10-13T08:54:00Z" w16du:dateUtc="2026-10-13T12:54:00Z">
+              <w:del w:id="456" w:author="Levine, Charles Roger CTR USARMY USMA (USA)" w:date="2026-10-13T08:54:00Z" w16du:dateUtc="2026-10-13T12:54:00Z">
                 <w:rPr>
                   <w:rFonts w:ascii="Cambria Math" w:hAnsi="Cambria Math"/>
                 </w:rPr>
@@ -12912,7 +14887,7 @@
           </m:e>
           <m:sub>
             <m:r>
-              <w:del w:id="225" w:author="Levine, Charles Roger CTR USARMY USMA (USA)" w:date="2026-10-13T08:54:00Z" w16du:dateUtc="2026-10-13T12:54:00Z">
+              <w:del w:id="457" w:author="Levine, Charles Roger CTR USARMY USMA (USA)" w:date="2026-10-13T08:54:00Z" w16du:dateUtc="2026-10-13T12:54:00Z">
                 <w:rPr>
                   <w:rFonts w:ascii="Cambria Math" w:hAnsi="Cambria Math"/>
                 </w:rPr>
@@ -12922,7 +14897,7 @@
           </m:sub>
         </m:sSub>
         <m:r>
-          <w:del w:id="226" w:author="Levine, Charles Roger CTR USARMY USMA (USA)" w:date="2026-10-13T08:54:00Z" w16du:dateUtc="2026-10-13T12:54:00Z">
+          <w:del w:id="458" w:author="Levine, Charles Roger CTR USARMY USMA (USA)" w:date="2026-10-13T08:54:00Z" w16du:dateUtc="2026-10-13T12:54:00Z">
             <w:rPr>
               <w:rFonts w:ascii="Cambria Math" w:hAnsi="Cambria Math"/>
             </w:rPr>
@@ -12932,7 +14907,7 @@
         <m:d>
           <m:dPr>
             <m:ctrlPr>
-              <w:del w:id="227" w:author="Levine, Charles Roger CTR USARMY USMA (USA)" w:date="2026-10-13T08:54:00Z" w16du:dateUtc="2026-10-13T12:54:00Z">
+              <w:del w:id="459" w:author="Levine, Charles Roger CTR USARMY USMA (USA)" w:date="2026-10-13T08:54:00Z" w16du:dateUtc="2026-10-13T12:54:00Z">
                 <w:rPr>
                   <w:rFonts w:ascii="Cambria Math" w:hAnsi="Cambria Math"/>
                 </w:rPr>
@@ -12941,7 +14916,7 @@
           </m:dPr>
           <m:e>
             <m:r>
-              <w:del w:id="228" w:author="Levine, Charles Roger CTR USARMY USMA (USA)" w:date="2026-10-13T08:54:00Z" w16du:dateUtc="2026-10-13T12:54:00Z">
+              <w:del w:id="460" w:author="Levine, Charles Roger CTR USARMY USMA (USA)" w:date="2026-10-13T08:54:00Z" w16du:dateUtc="2026-10-13T12:54:00Z">
                 <w:rPr>
                   <w:rFonts w:ascii="Cambria Math" w:hAnsi="Cambria Math"/>
                 </w:rPr>
@@ -12951,7 +14926,7 @@
           </m:e>
         </m:d>
         <m:r>
-          <w:del w:id="229" w:author="Levine, Charles Roger CTR USARMY USMA (USA)" w:date="2026-10-13T08:54:00Z" w16du:dateUtc="2026-10-13T12:54:00Z">
+          <w:del w:id="461" w:author="Levine, Charles Roger CTR USARMY USMA (USA)" w:date="2026-10-13T08:54:00Z" w16du:dateUtc="2026-10-13T12:54:00Z">
             <w:rPr>
               <w:rFonts w:ascii="Cambria Math" w:hAnsi="Cambria Math"/>
             </w:rPr>
@@ -12962,7 +14937,7 @@
           <m:accPr>
             <m:chr m:val="̅"/>
             <m:ctrlPr>
-              <w:del w:id="230" w:author="Levine, Charles Roger CTR USARMY USMA (USA)" w:date="2026-10-13T08:54:00Z" w16du:dateUtc="2026-10-13T12:54:00Z">
+              <w:del w:id="462" w:author="Levine, Charles Roger CTR USARMY USMA (USA)" w:date="2026-10-13T08:54:00Z" w16du:dateUtc="2026-10-13T12:54:00Z">
                 <w:rPr>
                   <w:rFonts w:ascii="Cambria Math" w:hAnsi="Cambria Math"/>
                 </w:rPr>
@@ -12971,7 +14946,7 @@
           </m:accPr>
           <m:e>
             <m:r>
-              <w:del w:id="231" w:author="Levine, Charles Roger CTR USARMY USMA (USA)" w:date="2026-10-13T08:54:00Z" w16du:dateUtc="2026-10-13T12:54:00Z">
+              <w:del w:id="463" w:author="Levine, Charles Roger CTR USARMY USMA (USA)" w:date="2026-10-13T08:54:00Z" w16du:dateUtc="2026-10-13T12:54:00Z">
                 <w:rPr>
                   <w:rFonts w:ascii="Cambria Math" w:hAnsi="Cambria Math"/>
                 </w:rPr>
@@ -12981,7 +14956,7 @@
           </m:e>
         </m:acc>
         <m:r>
-          <w:del w:id="232" w:author="Levine, Charles Roger CTR USARMY USMA (USA)" w:date="2026-10-13T08:54:00Z" w16du:dateUtc="2026-10-13T12:54:00Z">
+          <w:del w:id="464" w:author="Levine, Charles Roger CTR USARMY USMA (USA)" w:date="2026-10-13T08:54:00Z" w16du:dateUtc="2026-10-13T12:54:00Z">
             <w:rPr>
               <w:rFonts w:ascii="Cambria Math" w:hAnsi="Cambria Math"/>
             </w:rPr>
@@ -12994,17 +14969,18 @@
       <w:pPr>
         <w:keepNext/>
         <w:rPr>
-          <w:ins w:id="233" w:author="Levine, Charles Roger CTR USARMY USMA (USA)" w:date="2026-10-13T08:56:00Z" w16du:dateUtc="2026-10-13T12:56:00Z"/>
+          <w:ins w:id="465" w:author="Levine, Charles Roger CTR USARMY USMA (USA)" w:date="2026-10-13T08:56:00Z" w16du:dateUtc="2026-10-13T12:56:00Z"/>
         </w:rPr>
-        <w:pPrChange w:id="234" w:author="Levine, Charles Roger CTR USARMY USMA (USA)" w:date="2026-10-13T08:56:00Z" w16du:dateUtc="2026-10-13T12:56:00Z">
+        <w:pPrChange w:id="466" w:author="Levine, Charles Roger CTR USARMY USMA (USA)" w:date="2026-10-13T08:56:00Z" w16du:dateUtc="2026-10-13T12:56:00Z">
           <w:pPr/>
         </w:pPrChange>
       </w:pPr>
-      <w:ins w:id="235" w:author="Levine, Charles Roger CTR USARMY USMA (USA)" w:date="2026-10-13T08:55:00Z" w16du:dateUtc="2026-10-13T12:55:00Z">
+      <w:ins w:id="467" w:author="Levine, Charles Roger CTR USARMY USMA (USA)" w:date="2026-10-13T08:55:00Z" w16du:dateUtc="2026-10-13T12:55:00Z">
         <w:r>
           <w:rPr>
             <w:noProof/>
           </w:rPr>
+          <w:lastRenderedPageBreak/>
           <w:drawing>
             <wp:inline distT="0" distB="0" distL="0" distR="0" wp14:anchorId="3F63DFCE" wp14:editId="3E89054F">
               <wp:extent cx="5943600" cy="5085080"/>
@@ -13047,29 +15023,26 @@
       <w:pPr>
         <w:pStyle w:val="Caption"/>
         <w:rPr>
-          <w:ins w:id="236" w:author="Levine, Charles Roger CTR USARMY USMA (USA)" w:date="2026-10-12T22:48:00Z"/>
+          <w:ins w:id="468" w:author="Levine, Charles Roger CTR USARMY USMA (USA)" w:date="2026-10-12T22:48:00Z"/>
         </w:rPr>
-        <w:pPrChange w:id="237" w:author="Levine, Charles Roger CTR USARMY USMA (USA)" w:date="2026-10-13T08:56:00Z" w16du:dateUtc="2026-10-13T12:56:00Z">
-          <w:pPr/>
-        </w:pPrChange>
       </w:pPr>
-      <w:bookmarkStart w:id="238" w:name="Chapter4Figure4"/>
+      <w:bookmarkStart w:id="469" w:name="Chapter4Figure4"/>
       <w:r>
         <w:t>Figure 4-</w:t>
       </w:r>
       <w:fldSimple w:instr=" SEQ Figure \* ARABIC ">
         <w:r>
+          <w:rPr>
+            <w:noProof/>
+          </w:rPr>
           <w:t>4</w:t>
         </w:r>
       </w:fldSimple>
-      <w:bookmarkEnd w:id="238"/>
+      <w:bookmarkEnd w:id="469"/>
       <w:r>
         <w:t xml:space="preserve">. </w:t>
       </w:r>
-      <w:ins w:id="239" w:author="Levine, Charles Roger CTR USARMY USMA (USA)" w:date="2026-10-13T08:56:00Z" w16du:dateUtc="2026-10-13T12:56:00Z">
-        <w:r>
-          <w:noBreakHyphen/>
-        </w:r>
+      <w:ins w:id="470" w:author="Levine, Charles Roger CTR USARMY USMA (USA)" w:date="2026-10-13T08:56:00Z" w16du:dateUtc="2026-10-13T12:56:00Z">
         <w:r>
           <w:rPr>
             <w:b/>
@@ -13088,7 +15061,7 @@
         <m:sSub>
           <m:sSubPr>
             <m:ctrlPr>
-              <w:ins w:id="240" w:author="Levine, Charles Roger CTR USARMY USMA (USA)" w:date="2026-10-13T08:56:00Z" w16du:dateUtc="2026-10-13T12:56:00Z">
+              <w:ins w:id="471" w:author="Levine, Charles Roger CTR USARMY USMA (USA)" w:date="2026-10-13T08:56:00Z" w16du:dateUtc="2026-10-13T12:56:00Z">
                 <w:rPr>
                   <w:rFonts w:ascii="Cambria Math" w:hAnsi="Cambria Math"/>
                 </w:rPr>
@@ -13097,7 +15070,7 @@
           </m:sSubPr>
           <m:e>
             <m:r>
-              <w:ins w:id="241" w:author="Levine, Charles Roger CTR USARMY USMA (USA)" w:date="2026-10-13T08:56:00Z" w16du:dateUtc="2026-10-13T12:56:00Z">
+              <w:ins w:id="472" w:author="Levine, Charles Roger CTR USARMY USMA (USA)" w:date="2026-10-13T08:56:00Z" w16du:dateUtc="2026-10-13T12:56:00Z">
                 <w:rPr>
                   <w:rFonts w:ascii="Cambria Math" w:hAnsi="Cambria Math"/>
                 </w:rPr>
@@ -13107,7 +15080,7 @@
           </m:e>
           <m:sub>
             <m:r>
-              <w:ins w:id="242" w:author="Levine, Charles Roger CTR USARMY USMA (USA)" w:date="2026-10-13T08:56:00Z" w16du:dateUtc="2026-10-13T12:56:00Z">
+              <w:ins w:id="473" w:author="Levine, Charles Roger CTR USARMY USMA (USA)" w:date="2026-10-13T08:56:00Z" w16du:dateUtc="2026-10-13T12:56:00Z">
                 <w:rPr>
                   <w:rFonts w:ascii="Cambria Math" w:hAnsi="Cambria Math"/>
                 </w:rPr>
@@ -13117,7 +15090,7 @@
           </m:sub>
         </m:sSub>
         <m:r>
-          <w:ins w:id="243" w:author="Levine, Charles Roger CTR USARMY USMA (USA)" w:date="2026-10-13T08:56:00Z" w16du:dateUtc="2026-10-13T12:56:00Z">
+          <w:ins w:id="474" w:author="Levine, Charles Roger CTR USARMY USMA (USA)" w:date="2026-10-13T08:56:00Z" w16du:dateUtc="2026-10-13T12:56:00Z">
             <w:rPr>
               <w:rFonts w:ascii="Cambria Math" w:hAnsi="Cambria Math"/>
             </w:rPr>
@@ -13127,7 +15100,7 @@
         <m:d>
           <m:dPr>
             <m:ctrlPr>
-              <w:ins w:id="244" w:author="Levine, Charles Roger CTR USARMY USMA (USA)" w:date="2026-10-13T08:56:00Z" w16du:dateUtc="2026-10-13T12:56:00Z">
+              <w:ins w:id="475" w:author="Levine, Charles Roger CTR USARMY USMA (USA)" w:date="2026-10-13T08:56:00Z" w16du:dateUtc="2026-10-13T12:56:00Z">
                 <w:rPr>
                   <w:rFonts w:ascii="Cambria Math" w:hAnsi="Cambria Math"/>
                 </w:rPr>
@@ -13136,7 +15109,7 @@
           </m:dPr>
           <m:e>
             <m:r>
-              <w:ins w:id="245" w:author="Levine, Charles Roger CTR USARMY USMA (USA)" w:date="2026-10-13T08:56:00Z" w16du:dateUtc="2026-10-13T12:56:00Z">
+              <w:ins w:id="476" w:author="Levine, Charles Roger CTR USARMY USMA (USA)" w:date="2026-10-13T08:56:00Z" w16du:dateUtc="2026-10-13T12:56:00Z">
                 <w:rPr>
                   <w:rFonts w:ascii="Cambria Math" w:hAnsi="Cambria Math"/>
                 </w:rPr>
@@ -13146,14 +15119,14 @@
           </m:e>
         </m:d>
       </m:oMath>
-      <w:ins w:id="246" w:author="Levine, Charles Roger CTR USARMY USMA (USA)" w:date="2026-10-13T08:56:00Z" w16du:dateUtc="2026-10-13T12:56:00Z">
+      <w:ins w:id="477" w:author="Levine, Charles Roger CTR USARMY USMA (USA)" w:date="2026-10-13T08:56:00Z" w16du:dateUtc="2026-10-13T12:56:00Z">
         <w:r>
           <w:t xml:space="preserve"> are assigned to two groups of capacity three using </w:t>
         </w:r>
       </w:ins>
       <m:oMath>
         <m:r>
-          <w:ins w:id="247" w:author="Levine, Charles Roger CTR USARMY USMA (USA)" w:date="2026-10-13T08:56:00Z" w16du:dateUtc="2026-10-13T12:56:00Z">
+          <w:ins w:id="478" w:author="Levine, Charles Roger CTR USARMY USMA (USA)" w:date="2026-10-13T08:56:00Z" w16du:dateUtc="2026-10-13T12:56:00Z">
             <w:rPr>
               <w:rFonts w:ascii="Cambria Math" w:hAnsi="Cambria Math"/>
             </w:rPr>
@@ -13161,7 +15134,7 @@
           </w:ins>
         </m:r>
       </m:oMath>
-      <w:ins w:id="248" w:author="Levine, Charles Roger CTR USARMY USMA (USA)" w:date="2026-10-13T08:56:00Z" w16du:dateUtc="2026-10-13T12:56:00Z">
+      <w:ins w:id="479" w:author="Levine, Charles Roger CTR USARMY USMA (USA)" w:date="2026-10-13T08:56:00Z" w16du:dateUtc="2026-10-13T12:56:00Z">
         <w:r>
           <w:t xml:space="preserve">. Both empty groups begin with the population mean, </w:t>
         </w:r>
@@ -13171,7 +15144,7 @@
           <m:accPr>
             <m:chr m:val="̅"/>
             <m:ctrlPr>
-              <w:ins w:id="249" w:author="Levine, Charles Roger CTR USARMY USMA (USA)" w:date="2026-10-13T08:56:00Z" w16du:dateUtc="2026-10-13T12:56:00Z">
+              <w:ins w:id="480" w:author="Levine, Charles Roger CTR USARMY USMA (USA)" w:date="2026-10-13T08:56:00Z" w16du:dateUtc="2026-10-13T12:56:00Z">
                 <w:rPr>
                   <w:rFonts w:ascii="Cambria Math" w:hAnsi="Cambria Math"/>
                 </w:rPr>
@@ -13180,7 +15153,7 @@
           </m:accPr>
           <m:e>
             <m:r>
-              <w:ins w:id="250" w:author="Levine, Charles Roger CTR USARMY USMA (USA)" w:date="2026-10-13T08:56:00Z" w16du:dateUtc="2026-10-13T12:56:00Z">
+              <w:ins w:id="481" w:author="Levine, Charles Roger CTR USARMY USMA (USA)" w:date="2026-10-13T08:56:00Z" w16du:dateUtc="2026-10-13T12:56:00Z">
                 <w:rPr>
                   <w:rFonts w:ascii="Cambria Math" w:hAnsi="Cambria Math"/>
                 </w:rPr>
@@ -13190,7 +15163,7 @@
           </m:e>
         </m:acc>
         <m:r>
-          <w:ins w:id="251" w:author="Levine, Charles Roger CTR USARMY USMA (USA)" w:date="2026-10-13T08:56:00Z" w16du:dateUtc="2026-10-13T12:56:00Z">
+          <w:ins w:id="482" w:author="Levine, Charles Roger CTR USARMY USMA (USA)" w:date="2026-10-13T08:56:00Z" w16du:dateUtc="2026-10-13T12:56:00Z">
             <w:rPr>
               <w:rFonts w:ascii="Cambria Math" w:hAnsi="Cambria Math"/>
             </w:rPr>
@@ -13198,7 +15171,7 @@
           </w:ins>
         </m:r>
       </m:oMath>
-      <w:ins w:id="252" w:author="Levine, Charles Roger CTR USARMY USMA (USA)" w:date="2026-10-13T08:56:00Z" w16du:dateUtc="2026-10-13T12:56:00Z">
+      <w:ins w:id="483" w:author="Levine, Charles Roger CTR USARMY USMA (USA)" w:date="2026-10-13T08:56:00Z" w16du:dateUtc="2026-10-13T12:56:00Z">
         <w:r>
           <w:t>, as their reference centroid. Each row reports the arriving individual, the probabilities calculated before assignment, and the group drawn. Group panels show the resulting memberships; shading identifies the group receiving the individual. Circles mark individual performance values, and diamonds mark centroids. The first member replaces the initial reference; subsequent centroids average actual members only. Full groups have zero assignment probability. This is one reproducible random realization using seed 42.</w:t>
         </w:r>
@@ -13207,10 +15180,10 @@
     <w:p>
       <w:pPr>
         <w:rPr>
-          <w:del w:id="253" w:author="Levine, Charles Roger CTR USARMY USMA (USA)" w:date="2026-10-12T22:48:00Z" w16du:dateUtc="2026-10-13T02:48:00Z"/>
+          <w:del w:id="484" w:author="Levine, Charles Roger CTR USARMY USMA (USA)" w:date="2026-10-12T22:48:00Z" w16du:dateUtc="2026-10-13T02:48:00Z"/>
         </w:rPr>
       </w:pPr>
-      <w:ins w:id="254" w:author="Levine, Charles Roger CTR USARMY USMA (USA)" w:date="2026-10-12T22:48:00Z">
+      <w:ins w:id="485" w:author="Levine, Charles Roger CTR USARMY USMA (USA)" w:date="2026-10-12T22:48:00Z">
         <w:r>
           <w:t xml:space="preserve">At </w:t>
         </w:r>
@@ -13223,13 +15196,9 @@
           <m:t>ρ=0</m:t>
         </m:r>
       </m:oMath>
-      <w:ins w:id="255" w:author="Levine, Charles Roger CTR USARMY USMA (USA)" w:date="2026-10-12T22:48:00Z">
+      <w:ins w:id="486" w:author="Levine, Charles Roger CTR USARMY USMA (USA)" w:date="2026-10-12T22:48:00Z">
         <w:r>
-          <w:t xml:space="preserve">, the similarity terms all equal one. Assignment probabilities then reduce to remaining group capacity divided by total remaining capacity. This is equivalent to choosing uniformly </w:t>
-        </w:r>
-        <w:r>
-          <w:lastRenderedPageBreak/>
-          <w:t xml:space="preserve">among all remaining membership places. Positive </w:t>
+          <w:t xml:space="preserve">, the similarity terms all equal one. Assignment probabilities then reduce to remaining group capacity divided by total remaining capacity. This is equivalent to choosing uniformly among all remaining membership places. Positive </w:t>
         </w:r>
       </w:ins>
       <m:oMath>
@@ -13240,12 +15209,12 @@
           <m:t>ρ</m:t>
         </m:r>
       </m:oMath>
-      <w:ins w:id="256" w:author="Levine, Charles Roger CTR USARMY USMA (USA)" w:date="2026-10-12T22:48:00Z">
+      <w:ins w:id="487" w:author="Levine, Charles Roger CTR USARMY USMA (USA)" w:date="2026-10-12T22:48:00Z">
         <w:r>
           <w:t xml:space="preserve"> introduces a preference for similar performance, but does not remove randomness. Because each assignment changes a centroid, the arrival order and earlier random choices can influence subsequent assignments and the final groups.</w:t>
         </w:r>
       </w:ins>
-      <w:del w:id="257" w:author="Levine, Charles Roger CTR USARMY USMA (USA)" w:date="2026-10-12T22:48:00Z" w16du:dateUtc="2026-10-13T02:48:00Z">
+      <w:del w:id="488" w:author="Levine, Charles Roger CTR USARMY USMA (USA)" w:date="2026-10-12T22:48:00Z" w16du:dateUtc="2026-10-13T02:48:00Z">
         <w:r>
           <w:delText xml:space="preserve">slots; the exponential term favors similarity between </w:delText>
         </w:r>
@@ -13254,7 +15223,7 @@
         <m:sSub>
           <m:sSubPr>
             <m:ctrlPr>
-              <w:del w:id="258" w:author="Levine, Charles Roger CTR USARMY USMA (USA)" w:date="2026-10-12T22:48:00Z" w16du:dateUtc="2026-10-13T02:48:00Z">
+              <w:del w:id="489" w:author="Levine, Charles Roger CTR USARMY USMA (USA)" w:date="2026-10-12T22:48:00Z" w16du:dateUtc="2026-10-13T02:48:00Z">
                 <w:rPr>
                   <w:rFonts w:ascii="Cambria Math" w:hAnsi="Cambria Math"/>
                 </w:rPr>
@@ -13263,7 +15232,7 @@
           </m:sSubPr>
           <m:e>
             <m:r>
-              <w:del w:id="259" w:author="Levine, Charles Roger CTR USARMY USMA (USA)" w:date="2026-10-12T22:48:00Z" w16du:dateUtc="2026-10-13T02:48:00Z">
+              <w:del w:id="490" w:author="Levine, Charles Roger CTR USARMY USMA (USA)" w:date="2026-10-12T22:48:00Z" w16du:dateUtc="2026-10-13T02:48:00Z">
                 <w:rPr>
                   <w:rFonts w:ascii="Cambria Math" w:hAnsi="Cambria Math"/>
                 </w:rPr>
@@ -13273,7 +15242,7 @@
           </m:e>
           <m:sub>
             <m:r>
-              <w:del w:id="260" w:author="Levine, Charles Roger CTR USARMY USMA (USA)" w:date="2026-10-12T22:48:00Z" w16du:dateUtc="2026-10-13T02:48:00Z">
+              <w:del w:id="491" w:author="Levine, Charles Roger CTR USARMY USMA (USA)" w:date="2026-10-12T22:48:00Z" w16du:dateUtc="2026-10-13T02:48:00Z">
                 <w:rPr>
                   <w:rFonts w:ascii="Cambria Math" w:hAnsi="Cambria Math"/>
                 </w:rPr>
@@ -13283,7 +15252,7 @@
           </m:sub>
         </m:sSub>
       </m:oMath>
-      <w:del w:id="261" w:author="Levine, Charles Roger CTR USARMY USMA (USA)" w:date="2026-10-12T22:48:00Z" w16du:dateUtc="2026-10-13T02:48:00Z">
+      <w:del w:id="492" w:author="Levine, Charles Roger CTR USARMY USMA (USA)" w:date="2026-10-12T22:48:00Z" w16du:dateUtc="2026-10-13T02:48:00Z">
         <w:r>
           <w:delText xml:space="preserve"> and the current group centroid. The parameter ρ ≥ 0 controls that similarity preference. This capacity factor belongs to constrained allocation and should not be described as degree-based preferential attachment to already popular groups.</w:delText>
         </w:r>
@@ -13292,10 +15261,10 @@
     <w:p>
       <w:pPr>
         <w:rPr>
-          <w:del w:id="262" w:author="Levine, Charles Roger CTR USARMY USMA (USA)" w:date="2026-10-12T22:48:00Z" w16du:dateUtc="2026-10-13T02:48:00Z"/>
+          <w:del w:id="493" w:author="Levine, Charles Roger CTR USARMY USMA (USA)" w:date="2026-10-12T22:48:00Z" w16du:dateUtc="2026-10-13T02:48:00Z"/>
         </w:rPr>
       </w:pPr>
-      <w:del w:id="263" w:author="Levine, Charles Roger CTR USARMY USMA (USA)" w:date="2026-10-12T22:48:00Z" w16du:dateUtc="2026-10-13T02:48:00Z">
+      <w:del w:id="494" w:author="Levine, Charles Roger CTR USARMY USMA (USA)" w:date="2026-10-12T22:48:00Z" w16du:dateUtc="2026-10-13T02:48:00Z">
         <w:r>
           <w:delText xml:space="preserve">When the first person joins a group, that person’s </w:delText>
         </w:r>
@@ -13304,7 +15273,7 @@
         <m:sSub>
           <m:sSubPr>
             <m:ctrlPr>
-              <w:del w:id="264" w:author="Levine, Charles Roger CTR USARMY USMA (USA)" w:date="2026-10-12T22:48:00Z" w16du:dateUtc="2026-10-13T02:48:00Z">
+              <w:del w:id="495" w:author="Levine, Charles Roger CTR USARMY USMA (USA)" w:date="2026-10-12T22:48:00Z" w16du:dateUtc="2026-10-13T02:48:00Z">
                 <w:rPr>
                   <w:rFonts w:ascii="Cambria Math" w:hAnsi="Cambria Math"/>
                 </w:rPr>
@@ -13313,7 +15282,7 @@
           </m:sSubPr>
           <m:e>
             <m:r>
-              <w:del w:id="265" w:author="Levine, Charles Roger CTR USARMY USMA (USA)" w:date="2026-10-12T22:48:00Z" w16du:dateUtc="2026-10-13T02:48:00Z">
+              <w:del w:id="496" w:author="Levine, Charles Roger CTR USARMY USMA (USA)" w:date="2026-10-12T22:48:00Z" w16du:dateUtc="2026-10-13T02:48:00Z">
                 <w:rPr>
                   <w:rFonts w:ascii="Cambria Math" w:hAnsi="Cambria Math"/>
                 </w:rPr>
@@ -13323,7 +15292,7 @@
           </m:e>
           <m:sub>
             <m:r>
-              <w:del w:id="266" w:author="Levine, Charles Roger CTR USARMY USMA (USA)" w:date="2026-10-12T22:48:00Z" w16du:dateUtc="2026-10-13T02:48:00Z">
+              <w:del w:id="497" w:author="Levine, Charles Roger CTR USARMY USMA (USA)" w:date="2026-10-12T22:48:00Z" w16du:dateUtc="2026-10-13T02:48:00Z">
                 <w:rPr>
                   <w:rFonts w:ascii="Cambria Math" w:hAnsi="Cambria Math"/>
                 </w:rPr>
@@ -13333,7 +15302,7 @@
           </m:sub>
         </m:sSub>
       </m:oMath>
-      <w:del w:id="267" w:author="Levine, Charles Roger CTR USARMY USMA (USA)" w:date="2026-10-12T22:48:00Z" w16du:dateUtc="2026-10-13T02:48:00Z">
+      <w:del w:id="498" w:author="Levine, Charles Roger CTR USARMY USMA (USA)" w:date="2026-10-12T22:48:00Z" w16du:dateUtc="2026-10-13T02:48:00Z">
         <w:r>
           <w:delText xml:space="preserve"> becomes its centroid. After every subsequent assignment, the centroid becomes the mean A of its current members. Once assignment ends, </w:delText>
         </w:r>
@@ -13342,7 +15311,7 @@
         <m:sSub>
           <m:sSubPr>
             <m:ctrlPr>
-              <w:del w:id="268" w:author="Levine, Charles Roger CTR USARMY USMA (USA)" w:date="2026-10-12T22:48:00Z" w16du:dateUtc="2026-10-13T02:48:00Z">
+              <w:del w:id="499" w:author="Levine, Charles Roger CTR USARMY USMA (USA)" w:date="2026-10-12T22:48:00Z" w16du:dateUtc="2026-10-13T02:48:00Z">
                 <w:rPr>
                   <w:rFonts w:ascii="Cambria Math" w:hAnsi="Cambria Math"/>
                 </w:rPr>
@@ -13351,7 +15320,7 @@
           </m:sSubPr>
           <m:e>
             <m:r>
-              <w:del w:id="269" w:author="Levine, Charles Roger CTR USARMY USMA (USA)" w:date="2026-10-12T22:48:00Z" w16du:dateUtc="2026-10-13T02:48:00Z">
+              <w:del w:id="500" w:author="Levine, Charles Roger CTR USARMY USMA (USA)" w:date="2026-10-12T22:48:00Z" w16du:dateUtc="2026-10-13T02:48:00Z">
                 <w:rPr>
                   <w:rFonts w:ascii="Cambria Math" w:hAnsi="Cambria Math"/>
                 </w:rPr>
@@ -13361,7 +15330,7 @@
           </m:e>
           <m:sub>
             <m:r>
-              <w:del w:id="270" w:author="Levine, Charles Roger CTR USARMY USMA (USA)" w:date="2026-10-12T22:48:00Z" w16du:dateUtc="2026-10-13T02:48:00Z">
+              <w:del w:id="501" w:author="Levine, Charles Roger CTR USARMY USMA (USA)" w:date="2026-10-12T22:48:00Z" w16du:dateUtc="2026-10-13T02:48:00Z">
                 <w:rPr>
                   <w:rFonts w:ascii="Cambria Math" w:hAnsi="Cambria Math"/>
                 </w:rPr>
@@ -13371,7 +15340,7 @@
           </m:sub>
         </m:sSub>
       </m:oMath>
-      <w:del w:id="271" w:author="Levine, Charles Roger CTR USARMY USMA (USA)" w:date="2026-10-12T22:48:00Z" w16du:dateUtc="2026-10-13T02:48:00Z">
+      <w:del w:id="502" w:author="Levine, Charles Roger CTR USARMY USMA (USA)" w:date="2026-10-12T22:48:00Z" w16du:dateUtc="2026-10-13T02:48:00Z">
         <w:r>
           <w:delText xml:space="preserve"> is the final group mean, including all </w:delText>
         </w:r>
@@ -13380,7 +15349,7 @@
         <m:sSub>
           <m:sSubPr>
             <m:ctrlPr>
-              <w:del w:id="272" w:author="Levine, Charles Roger CTR USARMY USMA (USA)" w:date="2026-10-12T22:48:00Z" w16du:dateUtc="2026-10-13T02:48:00Z">
+              <w:del w:id="503" w:author="Levine, Charles Roger CTR USARMY USMA (USA)" w:date="2026-10-12T22:48:00Z" w16du:dateUtc="2026-10-13T02:48:00Z">
                 <w:rPr>
                   <w:rFonts w:ascii="Cambria Math" w:hAnsi="Cambria Math"/>
                 </w:rPr>
@@ -13389,7 +15358,7 @@
           </m:sSubPr>
           <m:e>
             <m:r>
-              <w:del w:id="273" w:author="Levine, Charles Roger CTR USARMY USMA (USA)" w:date="2026-10-12T22:48:00Z" w16du:dateUtc="2026-10-13T02:48:00Z">
+              <w:del w:id="504" w:author="Levine, Charles Roger CTR USARMY USMA (USA)" w:date="2026-10-12T22:48:00Z" w16du:dateUtc="2026-10-13T02:48:00Z">
                 <w:rPr>
                   <w:rFonts w:ascii="Cambria Math" w:hAnsi="Cambria Math"/>
                 </w:rPr>
@@ -13399,7 +15368,7 @@
           </m:e>
           <m:sub>
             <m:r>
-              <w:del w:id="274" w:author="Levine, Charles Roger CTR USARMY USMA (USA)" w:date="2026-10-12T22:48:00Z" w16du:dateUtc="2026-10-13T02:48:00Z">
+              <w:del w:id="505" w:author="Levine, Charles Roger CTR USARMY USMA (USA)" w:date="2026-10-12T22:48:00Z" w16du:dateUtc="2026-10-13T02:48:00Z">
                 <w:rPr>
                   <w:rFonts w:ascii="Cambria Math" w:hAnsi="Cambria Math"/>
                 </w:rPr>
@@ -13409,14 +15378,14 @@
           </m:sub>
         </m:sSub>
       </m:oMath>
-      <w:del w:id="275" w:author="Levine, Charles Roger CTR USARMY USMA (USA)" w:date="2026-10-12T22:48:00Z" w16du:dateUtc="2026-10-13T02:48:00Z">
+      <w:del w:id="506" w:author="Levine, Charles Roger CTR USARMY USMA (USA)" w:date="2026-10-12T22:48:00Z" w16du:dateUtc="2026-10-13T02:48:00Z">
         <w:r>
           <w:delText xml:space="preserve"> members. Provided total capacity equals </w:delText>
         </w:r>
       </w:del>
       <m:oMath>
         <m:r>
-          <w:del w:id="276" w:author="Levine, Charles Roger CTR USARMY USMA (USA)" w:date="2026-10-12T22:48:00Z" w16du:dateUtc="2026-10-13T02:48:00Z">
+          <w:del w:id="507" w:author="Levine, Charles Roger CTR USARMY USMA (USA)" w:date="2026-10-12T22:48:00Z" w16du:dateUtc="2026-10-13T02:48:00Z">
             <w:rPr>
               <w:rFonts w:ascii="Cambria Math" w:hAnsi="Cambria Math"/>
             </w:rPr>
@@ -13424,21 +15393,21 @@
           </w:del>
         </m:r>
       </m:oMath>
-      <w:del w:id="277" w:author="Levine, Charles Roger CTR USARMY USMA (USA)" w:date="2026-10-12T22:48:00Z" w16du:dateUtc="2026-10-13T02:48:00Z">
+      <w:del w:id="508" w:author="Levine, Charles Roger CTR USARMY USMA (USA)" w:date="2026-10-12T22:48:00Z" w16du:dateUtc="2026-10-13T02:48:00Z">
         <w:r>
           <w:delText>, the sequential procedure assigns every individual and fills every group exactly.</w:delText>
         </w:r>
       </w:del>
     </w:p>
     <w:p>
-      <w:del w:id="278" w:author="Levine, Charles Roger CTR USARMY USMA (USA)" w:date="2026-10-12T22:48:00Z" w16du:dateUtc="2026-10-13T02:48:00Z">
+      <w:del w:id="509" w:author="Levine, Charles Roger CTR USARMY USMA (USA)" w:date="2026-10-12T22:48:00Z" w16du:dateUtc="2026-10-13T02:48:00Z">
         <w:r>
           <w:delText xml:space="preserve">We introduce a nonnegative similarity-preference parameter </w:delText>
         </w:r>
       </w:del>
       <m:oMath>
         <m:r>
-          <w:del w:id="279" w:author="Levine, Charles Roger CTR USARMY USMA (USA)" w:date="2026-10-12T22:48:00Z" w16du:dateUtc="2026-10-13T02:48:00Z">
+          <w:del w:id="510" w:author="Levine, Charles Roger CTR USARMY USMA (USA)" w:date="2026-10-12T22:48:00Z" w16du:dateUtc="2026-10-13T02:48:00Z">
             <w:rPr>
               <w:rFonts w:ascii="Cambria Math" w:hAnsi="Cambria Math"/>
             </w:rPr>
@@ -13446,14 +15415,14 @@
           </w:del>
         </m:r>
       </m:oMath>
-      <w:del w:id="280" w:author="Levine, Charles Roger CTR USARMY USMA (USA)" w:date="2026-10-12T22:48:00Z" w16du:dateUtc="2026-10-13T02:48:00Z">
+      <w:del w:id="511" w:author="Levine, Charles Roger CTR USARMY USMA (USA)" w:date="2026-10-12T22:48:00Z" w16du:dateUtc="2026-10-13T02:48:00Z">
         <w:r>
           <w:delText xml:space="preserve">. At </w:delText>
         </w:r>
       </w:del>
       <m:oMath>
         <m:r>
-          <w:del w:id="281" w:author="Levine, Charles Roger CTR USARMY USMA (USA)" w:date="2026-10-12T22:48:00Z" w16du:dateUtc="2026-10-13T02:48:00Z">
+          <w:del w:id="512" w:author="Levine, Charles Roger CTR USARMY USMA (USA)" w:date="2026-10-12T22:48:00Z" w16du:dateUtc="2026-10-13T02:48:00Z">
             <w:rPr>
               <w:rFonts w:ascii="Cambria Math" w:hAnsi="Cambria Math"/>
             </w:rPr>
@@ -13461,7 +15430,7 @@
           </w:del>
         </m:r>
         <m:r>
-          <w:del w:id="282" w:author="Levine, Charles Roger CTR USARMY USMA (USA)" w:date="2026-10-12T22:48:00Z" w16du:dateUtc="2026-10-13T02:48:00Z">
+          <w:del w:id="513" w:author="Levine, Charles Roger CTR USARMY USMA (USA)" w:date="2026-10-12T22:48:00Z" w16du:dateUtc="2026-10-13T02:48:00Z">
             <m:rPr>
               <m:sty m:val="p"/>
             </m:rPr>
@@ -13472,7 +15441,7 @@
           </w:del>
         </m:r>
         <m:r>
-          <w:del w:id="283" w:author="Levine, Charles Roger CTR USARMY USMA (USA)" w:date="2026-10-12T22:48:00Z" w16du:dateUtc="2026-10-13T02:48:00Z">
+          <w:del w:id="514" w:author="Levine, Charles Roger CTR USARMY USMA (USA)" w:date="2026-10-12T22:48:00Z" w16du:dateUtc="2026-10-13T02:48:00Z">
             <w:rPr>
               <w:rFonts w:ascii="Cambria Math" w:hAnsi="Cambria Math"/>
             </w:rPr>
@@ -13480,14 +15449,14 @@
           </w:del>
         </m:r>
       </m:oMath>
-      <w:del w:id="284" w:author="Levine, Charles Roger CTR USARMY USMA (USA)" w:date="2026-10-12T22:48:00Z" w16du:dateUtc="2026-10-13T02:48:00Z">
+      <w:del w:id="515" w:author="Levine, Charles Roger CTR USARMY USMA (USA)" w:date="2026-10-12T22:48:00Z" w16du:dateUtc="2026-10-13T02:48:00Z">
         <w:r>
           <w:delText xml:space="preserve">, assignment probabilities reduce to remaining capacity divided by the total remaining capacity. Choosing a group this way is equivalent to choosing uniformly among the remaining membership slots. Increasing </w:delText>
         </w:r>
       </w:del>
       <m:oMath>
         <m:r>
-          <w:del w:id="285" w:author="Levine, Charles Roger CTR USARMY USMA (USA)" w:date="2026-10-12T22:48:00Z" w16du:dateUtc="2026-10-13T02:48:00Z">
+          <w:del w:id="516" w:author="Levine, Charles Roger CTR USARMY USMA (USA)" w:date="2026-10-12T22:48:00Z" w16du:dateUtc="2026-10-13T02:48:00Z">
             <w:rPr>
               <w:rFonts w:ascii="Cambria Math" w:hAnsi="Cambria Math"/>
             </w:rPr>
@@ -13495,7 +15464,7 @@
           </w:del>
         </m:r>
       </m:oMath>
-      <w:del w:id="286" w:author="Levine, Charles Roger CTR USARMY USMA (USA)" w:date="2026-10-12T22:48:00Z" w16du:dateUtc="2026-10-13T02:48:00Z">
+      <w:del w:id="517" w:author="Levine, Charles Roger CTR USARMY USMA (USA)" w:date="2026-10-12T22:48:00Z" w16du:dateUtc="2026-10-13T02:48:00Z">
         <w:r>
           <w:delText xml:space="preserve"> gives greater preference to groups whose current mean is closer to the arriving individual’s </w:delText>
         </w:r>
@@ -13504,7 +15473,7 @@
         <m:sSub>
           <m:sSubPr>
             <m:ctrlPr>
-              <w:del w:id="287" w:author="Levine, Charles Roger CTR USARMY USMA (USA)" w:date="2026-10-12T22:48:00Z" w16du:dateUtc="2026-10-13T02:48:00Z">
+              <w:del w:id="518" w:author="Levine, Charles Roger CTR USARMY USMA (USA)" w:date="2026-10-12T22:48:00Z" w16du:dateUtc="2026-10-13T02:48:00Z">
                 <w:rPr>
                   <w:rFonts w:ascii="Cambria Math" w:hAnsi="Cambria Math"/>
                 </w:rPr>
@@ -13513,7 +15482,7 @@
           </m:sSubPr>
           <m:e>
             <m:r>
-              <w:del w:id="288" w:author="Levine, Charles Roger CTR USARMY USMA (USA)" w:date="2026-10-12T22:48:00Z" w16du:dateUtc="2026-10-13T02:48:00Z">
+              <w:del w:id="519" w:author="Levine, Charles Roger CTR USARMY USMA (USA)" w:date="2026-10-12T22:48:00Z" w16du:dateUtc="2026-10-13T02:48:00Z">
                 <w:rPr>
                   <w:rFonts w:ascii="Cambria Math" w:hAnsi="Cambria Math"/>
                 </w:rPr>
@@ -13523,7 +15492,7 @@
           </m:e>
           <m:sub>
             <m:r>
-              <w:del w:id="289" w:author="Levine, Charles Roger CTR USARMY USMA (USA)" w:date="2026-10-12T22:48:00Z" w16du:dateUtc="2026-10-13T02:48:00Z">
+              <w:del w:id="520" w:author="Levine, Charles Roger CTR USARMY USMA (USA)" w:date="2026-10-12T22:48:00Z" w16du:dateUtc="2026-10-13T02:48:00Z">
                 <w:rPr>
                   <w:rFonts w:ascii="Cambria Math" w:hAnsi="Cambria Math"/>
                 </w:rPr>
@@ -13533,12 +15502,12 @@
           </m:sub>
         </m:sSub>
       </m:oMath>
-      <w:del w:id="290" w:author="Levine, Charles Roger CTR USARMY USMA (USA)" w:date="2026-10-12T22:48:00Z" w16du:dateUtc="2026-10-13T02:48:00Z">
+      <w:del w:id="521" w:author="Levine, Charles Roger CTR USARMY USMA (USA)" w:date="2026-10-12T22:48:00Z" w16du:dateUtc="2026-10-13T02:48:00Z">
         <w:r>
           <w:delText xml:space="preserve">. Because the centroids evolve, the assignment order and random choices can affect the final </w:delText>
         </w:r>
       </w:del>
-      <w:del w:id="291" w:author="Levine, Charles Roger CTR USARMY USMA (USA)" w:date="2026-10-12T22:51:00Z" w16du:dateUtc="2026-10-13T02:51:00Z">
+      <w:del w:id="522" w:author="Levine, Charles Roger CTR USARMY USMA (USA)" w:date="2026-10-12T22:51:00Z" w16du:dateUtc="2026-10-13T02:51:00Z">
         <w:r>
           <w:delText>partition.</w:delText>
         </w:r>
@@ -13548,17 +15517,18 @@
       <w:pPr>
         <w:pStyle w:val="Heading2"/>
       </w:pPr>
-      <w:bookmarkStart w:id="292" w:name="preference-and-realized-sorting"/>
-      <w:bookmarkEnd w:id="130"/>
-      <w:r>
+      <w:bookmarkStart w:id="523" w:name="preference-and-realized-sorting"/>
+      <w:bookmarkEnd w:id="285"/>
+      <w:r>
+        <w:lastRenderedPageBreak/>
         <w:t xml:space="preserve">4.6.3 </w:t>
       </w:r>
-      <w:ins w:id="293" w:author="Levine, Charles Roger CTR USARMY USMA (USA)" w:date="2026-10-12T22:51:00Z" w16du:dateUtc="2026-10-13T02:51:00Z">
+      <w:ins w:id="524" w:author="Levine, Charles Roger CTR USARMY USMA (USA)" w:date="2026-10-12T22:51:00Z" w16du:dateUtc="2026-10-13T02:51:00Z">
         <w:r>
           <w:t>Measuring the sorting that results</w:t>
         </w:r>
       </w:ins>
-      <w:del w:id="294" w:author="Levine, Charles Roger CTR USARMY USMA (USA)" w:date="2026-10-12T22:51:00Z" w16du:dateUtc="2026-10-13T02:51:00Z">
+      <w:del w:id="525" w:author="Levine, Charles Roger CTR USARMY USMA (USA)" w:date="2026-10-12T22:51:00Z" w16du:dateUtc="2026-10-13T02:51:00Z">
         <w:r>
           <w:delText>Preference and realized sorting</w:delText>
         </w:r>
@@ -13568,10 +15538,10 @@
       <w:pPr>
         <w:pStyle w:val="BodyText"/>
         <w:rPr>
-          <w:ins w:id="295" w:author="Levine, Charles Roger CTR USARMY USMA (USA)" w:date="2026-10-12T22:52:00Z" w16du:dateUtc="2026-10-13T02:52:00Z"/>
+          <w:ins w:id="526" w:author="Levine, Charles Roger CTR USARMY USMA (USA)" w:date="2026-10-12T22:52:00Z" w16du:dateUtc="2026-10-13T02:52:00Z"/>
         </w:rPr>
       </w:pPr>
-      <w:ins w:id="296" w:author="Levine, Charles Roger CTR USARMY USMA (USA)" w:date="2026-10-12T22:52:00Z" w16du:dateUtc="2026-10-13T02:52:00Z">
+      <w:ins w:id="527" w:author="Levine, Charles Roger CTR USARMY USMA (USA)" w:date="2026-10-12T22:52:00Z" w16du:dateUtc="2026-10-13T02:52:00Z">
         <w:r>
           <w:t xml:space="preserve">The parameter </w:t>
         </w:r>
@@ -13587,7 +15557,7 @@
           <m:t>ρ</m:t>
         </m:r>
       </m:oMath>
-      <w:ins w:id="297" w:author="Levine, Charles Roger CTR USARMY USMA (USA)" w:date="2026-10-12T22:52:00Z" w16du:dateUtc="2026-10-13T02:52:00Z">
+      <w:ins w:id="528" w:author="Levine, Charles Roger CTR USARMY USMA (USA)" w:date="2026-10-12T22:52:00Z" w16du:dateUtc="2026-10-13T02:52:00Z">
         <w:r>
           <w:t xml:space="preserve"> describes the preference used during assignment. It does not directly tell us how strongly individuals are sorted in the completed groups. To measure the resulting arrangement, we ask how much of the population’s variation in </w:t>
         </w:r>
@@ -13603,7 +15573,7 @@
           <m:t>A</m:t>
         </m:r>
       </m:oMath>
-      <w:ins w:id="298" w:author="Levine, Charles Roger CTR USARMY USMA (USA)" w:date="2026-10-12T22:52:00Z" w16du:dateUtc="2026-10-13T02:52:00Z">
+      <w:ins w:id="529" w:author="Levine, Charles Roger CTR USARMY USMA (USA)" w:date="2026-10-12T22:52:00Z" w16du:dateUtc="2026-10-13T02:52:00Z">
         <w:r>
           <w:t xml:space="preserve"> lies between groups rather than within them.</w:t>
         </w:r>
@@ -13613,10 +15583,10 @@
       <w:pPr>
         <w:pStyle w:val="BodyText"/>
         <w:rPr>
-          <w:ins w:id="299" w:author="Levine, Charles Roger CTR USARMY USMA (USA)" w:date="2026-10-12T22:52:00Z" w16du:dateUtc="2026-10-13T02:52:00Z"/>
+          <w:ins w:id="530" w:author="Levine, Charles Roger CTR USARMY USMA (USA)" w:date="2026-10-12T22:52:00Z" w16du:dateUtc="2026-10-13T02:52:00Z"/>
         </w:rPr>
       </w:pPr>
-      <w:ins w:id="300" w:author="Levine, Charles Roger CTR USARMY USMA (USA)" w:date="2026-10-12T22:52:00Z" w16du:dateUtc="2026-10-13T02:52:00Z">
+      <w:ins w:id="531" w:author="Levine, Charles Roger CTR USARMY USMA (USA)" w:date="2026-10-12T22:52:00Z" w16du:dateUtc="2026-10-13T02:52:00Z">
         <w:r>
           <w:t>If each group contains a broad mixture resembling the population, its mean will be close to the population mean. If similar performers cluster together, groups will tend to be more internally homogeneous and their means will differ more from one another.</w:t>
         </w:r>
@@ -13626,10 +15596,10 @@
       <w:pPr>
         <w:pStyle w:val="BodyText"/>
         <w:rPr>
-          <w:ins w:id="301" w:author="Levine, Charles Roger CTR USARMY USMA (USA)" w:date="2026-10-12T22:52:00Z" w16du:dateUtc="2026-10-13T02:52:00Z"/>
+          <w:ins w:id="532" w:author="Levine, Charles Roger CTR USARMY USMA (USA)" w:date="2026-10-12T22:52:00Z" w16du:dateUtc="2026-10-13T02:52:00Z"/>
         </w:rPr>
       </w:pPr>
-      <w:ins w:id="302" w:author="Levine, Charles Roger CTR USARMY USMA (USA)" w:date="2026-10-12T22:52:00Z" w16du:dateUtc="2026-10-13T02:52:00Z">
+      <w:ins w:id="533" w:author="Levine, Charles Roger CTR USARMY USMA (USA)" w:date="2026-10-12T22:52:00Z" w16du:dateUtc="2026-10-13T02:52:00Z">
         <w:r>
           <w:t>We summarize this pattern using</w:t>
         </w:r>
@@ -13639,7 +15609,7 @@
       <w:pPr>
         <w:pStyle w:val="BodyText"/>
         <w:rPr>
-          <w:ins w:id="303" w:author="Levine, Charles Roger CTR USARMY USMA (USA)" w:date="2026-10-12T22:52:00Z" w16du:dateUtc="2026-10-13T02:52:00Z"/>
+          <w:ins w:id="534" w:author="Levine, Charles Roger CTR USARMY USMA (USA)" w:date="2026-10-12T22:52:00Z" w16du:dateUtc="2026-10-13T02:52:00Z"/>
         </w:rPr>
       </w:pPr>
       <m:oMathPara>
@@ -13983,10 +15953,10 @@
       <w:pPr>
         <w:pStyle w:val="BodyText"/>
         <w:rPr>
-          <w:ins w:id="304" w:author="Levine, Charles Roger CTR USARMY USMA (USA)" w:date="2026-10-12T22:52:00Z" w16du:dateUtc="2026-10-13T02:52:00Z"/>
+          <w:ins w:id="535" w:author="Levine, Charles Roger CTR USARMY USMA (USA)" w:date="2026-10-12T22:52:00Z" w16du:dateUtc="2026-10-13T02:52:00Z"/>
         </w:rPr>
       </w:pPr>
-      <w:ins w:id="305" w:author="Levine, Charles Roger CTR USARMY USMA (USA)" w:date="2026-10-12T22:52:00Z" w16du:dateUtc="2026-10-13T02:52:00Z">
+      <w:ins w:id="536" w:author="Levine, Charles Roger CTR USARMY USMA (USA)" w:date="2026-10-12T22:52:00Z" w16du:dateUtc="2026-10-13T02:52:00Z">
         <w:r>
           <w:t xml:space="preserve">Here, </w:t>
         </w:r>
@@ -14022,7 +15992,7 @@
           </m:e>
         </m:d>
       </m:oMath>
-      <w:ins w:id="306" w:author="Levine, Charles Roger CTR USARMY USMA (USA)" w:date="2026-10-12T22:52:00Z" w16du:dateUtc="2026-10-13T02:52:00Z">
+      <w:ins w:id="537" w:author="Levine, Charles Roger CTR USARMY USMA (USA)" w:date="2026-10-12T22:52:00Z" w16du:dateUtc="2026-10-13T02:52:00Z">
         <w:r>
           <w:t xml:space="preserve"> identifies the group containing individual </w:t>
         </w:r>
@@ -14038,7 +16008,7 @@
           <m:t>i</m:t>
         </m:r>
       </m:oMath>
-      <w:ins w:id="307" w:author="Levine, Charles Roger CTR USARMY USMA (USA)" w:date="2026-10-12T22:52:00Z" w16du:dateUtc="2026-10-13T02:52:00Z">
+      <w:ins w:id="538" w:author="Levine, Charles Roger CTR USARMY USMA (USA)" w:date="2026-10-12T22:52:00Z" w16du:dateUtc="2026-10-13T02:52:00Z">
         <w:r>
           <w:t xml:space="preserve">, </w:t>
         </w:r>
@@ -14087,7 +16057,7 @@
           </m:sub>
         </m:sSub>
       </m:oMath>
-      <w:ins w:id="308" w:author="Levine, Charles Roger CTR USARMY USMA (USA)" w:date="2026-10-12T22:52:00Z" w16du:dateUtc="2026-10-13T02:52:00Z">
+      <w:ins w:id="539" w:author="Levine, Charles Roger CTR USARMY USMA (USA)" w:date="2026-10-12T22:52:00Z" w16du:dateUtc="2026-10-13T02:52:00Z">
         <w:r>
           <w:t xml:space="preserve"> is that group’s final mean of </w:t>
         </w:r>
@@ -14103,7 +16073,7 @@
           <m:t>A</m:t>
         </m:r>
       </m:oMath>
-      <w:ins w:id="309" w:author="Levine, Charles Roger CTR USARMY USMA (USA)" w:date="2026-10-12T22:52:00Z" w16du:dateUtc="2026-10-13T02:52:00Z">
+      <w:ins w:id="540" w:author="Levine, Charles Roger CTR USARMY USMA (USA)" w:date="2026-10-12T22:52:00Z" w16du:dateUtc="2026-10-13T02:52:00Z">
         <w:r>
           <w:t xml:space="preserve">, including individual </w:t>
         </w:r>
@@ -14119,7 +16089,7 @@
           <m:t>i</m:t>
         </m:r>
       </m:oMath>
-      <w:ins w:id="310" w:author="Levine, Charles Roger CTR USARMY USMA (USA)" w:date="2026-10-12T22:52:00Z" w16du:dateUtc="2026-10-13T02:52:00Z">
+      <w:ins w:id="541" w:author="Levine, Charles Roger CTR USARMY USMA (USA)" w:date="2026-10-12T22:52:00Z" w16du:dateUtc="2026-10-13T02:52:00Z">
         <w:r>
           <w:t xml:space="preserve">, and </w:t>
         </w:r>
@@ -14147,7 +16117,7 @@
           </m:e>
         </m:acc>
       </m:oMath>
-      <w:ins w:id="311" w:author="Levine, Charles Roger CTR USARMY USMA (USA)" w:date="2026-10-12T22:52:00Z" w16du:dateUtc="2026-10-13T02:52:00Z">
+      <w:ins w:id="542" w:author="Levine, Charles Roger CTR USARMY USMA (USA)" w:date="2026-10-12T22:52:00Z" w16du:dateUtc="2026-10-13T02:52:00Z">
         <w:r>
           <w:t xml:space="preserve"> is the population mean of </w:t>
         </w:r>
@@ -14163,7 +16133,7 @@
           <m:t>A</m:t>
         </m:r>
       </m:oMath>
-      <w:ins w:id="312" w:author="Levine, Charles Roger CTR USARMY USMA (USA)" w:date="2026-10-12T22:52:00Z" w16du:dateUtc="2026-10-13T02:52:00Z">
+      <w:ins w:id="543" w:author="Levine, Charles Roger CTR USARMY USMA (USA)" w:date="2026-10-12T22:52:00Z" w16du:dateUtc="2026-10-13T02:52:00Z">
         <w:r>
           <w:t>. Both sums run over all individuals in the population.</w:t>
         </w:r>
@@ -14173,10 +16143,10 @@
       <w:pPr>
         <w:pStyle w:val="BodyText"/>
         <w:rPr>
-          <w:ins w:id="313" w:author="Levine, Charles Roger CTR USARMY USMA (USA)" w:date="2026-10-12T22:52:00Z" w16du:dateUtc="2026-10-13T02:52:00Z"/>
+          <w:ins w:id="544" w:author="Levine, Charles Roger CTR USARMY USMA (USA)" w:date="2026-10-12T22:52:00Z" w16du:dateUtc="2026-10-13T02:52:00Z"/>
         </w:rPr>
       </w:pPr>
-      <w:ins w:id="314" w:author="Levine, Charles Roger CTR USARMY USMA (USA)" w:date="2026-10-12T22:52:00Z" w16du:dateUtc="2026-10-13T02:52:00Z">
+      <w:ins w:id="545" w:author="Levine, Charles Roger CTR USARMY USMA (USA)" w:date="2026-10-12T22:52:00Z" w16du:dateUtc="2026-10-13T02:52:00Z">
         <w:r>
           <w:t>The denominator measures total variation around the population mean. The numerator measures the variation remaining within groups, around their respective means. Subtracting their ratio from one gives the fraction of total variation accounted for by differences between group means.</w:t>
         </w:r>
@@ -14186,10 +16156,10 @@
       <w:pPr>
         <w:pStyle w:val="BodyText"/>
         <w:rPr>
-          <w:ins w:id="315" w:author="Levine, Charles Roger CTR USARMY USMA (USA)" w:date="2026-10-12T22:52:00Z" w16du:dateUtc="2026-10-13T02:52:00Z"/>
+          <w:ins w:id="546" w:author="Levine, Charles Roger CTR USARMY USMA (USA)" w:date="2026-10-12T22:52:00Z" w16du:dateUtc="2026-10-13T02:52:00Z"/>
         </w:rPr>
       </w:pPr>
-      <w:ins w:id="316" w:author="Levine, Charles Roger CTR USARMY USMA (USA)" w:date="2026-10-12T22:52:00Z" w16du:dateUtc="2026-10-13T02:52:00Z">
+      <w:ins w:id="547" w:author="Levine, Charles Roger CTR USARMY USMA (USA)" w:date="2026-10-12T22:52:00Z" w16du:dateUtc="2026-10-13T02:52:00Z">
         <w:r>
           <w:t>This interpretation follows from the decomposition</w:t>
         </w:r>
@@ -14199,7 +16169,7 @@
       <w:pPr>
         <w:pStyle w:val="BodyText"/>
         <w:rPr>
-          <w:ins w:id="317" w:author="Levine, Charles Roger CTR USARMY USMA (USA)" w:date="2026-10-12T22:52:00Z" w16du:dateUtc="2026-10-13T02:52:00Z"/>
+          <w:ins w:id="548" w:author="Levine, Charles Roger CTR USARMY USMA (USA)" w:date="2026-10-12T22:52:00Z" w16du:dateUtc="2026-10-13T02:52:00Z"/>
         </w:rPr>
       </w:pPr>
       <m:oMathPara>
@@ -14659,10 +16629,10 @@
       <w:pPr>
         <w:pStyle w:val="BodyText"/>
         <w:rPr>
-          <w:ins w:id="318" w:author="Levine, Charles Roger CTR USARMY USMA (USA)" w:date="2026-10-12T22:52:00Z" w16du:dateUtc="2026-10-13T02:52:00Z"/>
+          <w:ins w:id="549" w:author="Levine, Charles Roger CTR USARMY USMA (USA)" w:date="2026-10-12T22:52:00Z" w16du:dateUtc="2026-10-13T02:52:00Z"/>
         </w:rPr>
       </w:pPr>
-      <w:ins w:id="319" w:author="Levine, Charles Roger CTR USARMY USMA (USA)" w:date="2026-10-12T22:52:00Z" w16du:dateUtc="2026-10-13T02:52:00Z">
+      <w:ins w:id="550" w:author="Levine, Charles Roger CTR USARMY USMA (USA)" w:date="2026-10-12T22:52:00Z" w16du:dateUtc="2026-10-13T02:52:00Z">
         <w:r>
           <w:t>For each individual, the deviation from the population mean can be written as the deviation from their group mean plus the group mean’s deviation from the population mean. When these expressions are squared and summed, the cross terms vanish because individuals’ deviations from their own group mean sum to zero. Consequently,</w:t>
         </w:r>
@@ -14672,7 +16642,7 @@
       <w:pPr>
         <w:pStyle w:val="BodyText"/>
         <w:rPr>
-          <w:ins w:id="320" w:author="Levine, Charles Roger CTR USARMY USMA (USA)" w:date="2026-10-12T22:52:00Z" w16du:dateUtc="2026-10-13T02:52:00Z"/>
+          <w:ins w:id="551" w:author="Levine, Charles Roger CTR USARMY USMA (USA)" w:date="2026-10-12T22:52:00Z" w16du:dateUtc="2026-10-13T02:52:00Z"/>
         </w:rPr>
       </w:pPr>
       <m:oMathPara>
@@ -15026,10 +16996,10 @@
       <w:pPr>
         <w:pStyle w:val="BodyText"/>
         <w:rPr>
-          <w:ins w:id="321" w:author="Levine, Charles Roger CTR USARMY USMA (USA)" w:date="2026-10-12T22:52:00Z" w16du:dateUtc="2026-10-13T02:52:00Z"/>
+          <w:ins w:id="552" w:author="Levine, Charles Roger CTR USARMY USMA (USA)" w:date="2026-10-12T22:52:00Z" w16du:dateUtc="2026-10-13T02:52:00Z"/>
         </w:rPr>
       </w:pPr>
-      <w:ins w:id="322" w:author="Levine, Charles Roger CTR USARMY USMA (USA)" w:date="2026-10-12T22:52:00Z" w16du:dateUtc="2026-10-13T02:52:00Z">
+      <w:ins w:id="553" w:author="Levine, Charles Roger CTR USARMY USMA (USA)" w:date="2026-10-12T22:52:00Z" w16du:dateUtc="2026-10-13T02:52:00Z">
         <w:r>
           <w:t xml:space="preserve">Provided the population has positive variation in </w:t>
         </w:r>
@@ -15045,9 +17015,13 @@
           <m:t>A</m:t>
         </m:r>
       </m:oMath>
-      <w:ins w:id="323" w:author="Levine, Charles Roger CTR USARMY USMA (USA)" w:date="2026-10-12T22:52:00Z" w16du:dateUtc="2026-10-13T02:52:00Z">
+      <w:ins w:id="554" w:author="Levine, Charles Roger CTR USARMY USMA (USA)" w:date="2026-10-12T22:52:00Z" w16du:dateUtc="2026-10-13T02:52:00Z">
         <w:r>
-          <w:t xml:space="preserve">, the index lies between zero and one. A value of zero means all group means equal the population mean. A value of one means there is no variation within groups. If everyone has the same </w:t>
+          <w:t xml:space="preserve">, the index lies between zero and one. A value of zero means all group means equal the population mean. A value of one means there is no </w:t>
+        </w:r>
+        <w:r>
+          <w:lastRenderedPageBreak/>
+          <w:t xml:space="preserve">variation within groups. If everyone has the same </w:t>
         </w:r>
       </w:ins>
       <m:oMath>
@@ -15083,7 +17057,7 @@
           </m:sub>
         </m:sSub>
       </m:oMath>
-      <w:ins w:id="324" w:author="Levine, Charles Roger CTR USARMY USMA (USA)" w:date="2026-10-12T22:52:00Z" w16du:dateUtc="2026-10-13T02:52:00Z">
+      <w:ins w:id="555" w:author="Levine, Charles Roger CTR USARMY USMA (USA)" w:date="2026-10-12T22:52:00Z" w16du:dateUtc="2026-10-13T02:52:00Z">
         <w:r>
           <w:t>, total variation is zero and the index is undefined.</w:t>
         </w:r>
@@ -15093,10 +17067,10 @@
       <w:pPr>
         <w:pStyle w:val="BodyText"/>
         <w:rPr>
-          <w:ins w:id="325" w:author="Levine, Charles Roger CTR USARMY USMA (USA)" w:date="2026-10-12T22:52:00Z" w16du:dateUtc="2026-10-13T02:52:00Z"/>
+          <w:ins w:id="556" w:author="Levine, Charles Roger CTR USARMY USMA (USA)" w:date="2026-10-12T22:52:00Z" w16du:dateUtc="2026-10-13T02:52:00Z"/>
         </w:rPr>
       </w:pPr>
-      <w:ins w:id="326" w:author="Levine, Charles Roger CTR USARMY USMA (USA)" w:date="2026-10-12T22:52:00Z" w16du:dateUtc="2026-10-13T02:52:00Z">
+      <w:ins w:id="557" w:author="Levine, Charles Roger CTR USARMY USMA (USA)" w:date="2026-10-12T22:52:00Z" w16du:dateUtc="2026-10-13T02:52:00Z">
         <w:r>
           <w:t xml:space="preserve">Random assignment does not generally produce an index of exactly zero. Even without a similarity preference, finite groups can differ in their means by chance. Under uniform random allocation of a fixed population into </w:t>
         </w:r>
@@ -15112,7 +17086,7 @@
           <m:t>J</m:t>
         </m:r>
       </m:oMath>
-      <w:ins w:id="327" w:author="Levine, Charles Roger CTR USARMY USMA (USA)" w:date="2026-10-12T22:52:00Z" w16du:dateUtc="2026-10-13T02:52:00Z">
+      <w:ins w:id="558" w:author="Levine, Charles Roger CTR USARMY USMA (USA)" w:date="2026-10-12T22:52:00Z" w16du:dateUtc="2026-10-13T02:52:00Z">
         <w:r>
           <w:t xml:space="preserve"> nonempty groups with fixed capacities,</w:t>
         </w:r>
@@ -15122,7 +17096,7 @@
       <w:pPr>
         <w:pStyle w:val="BodyText"/>
         <w:rPr>
-          <w:ins w:id="328" w:author="Levine, Charles Roger CTR USARMY USMA (USA)" w:date="2026-10-12T22:52:00Z" w16du:dateUtc="2026-10-13T02:52:00Z"/>
+          <w:ins w:id="559" w:author="Levine, Charles Roger CTR USARMY USMA (USA)" w:date="2026-10-12T22:52:00Z" w16du:dateUtc="2026-10-13T02:52:00Z"/>
         </w:rPr>
       </w:pPr>
       <m:oMathPara>
@@ -15246,10 +17220,10 @@
       <w:pPr>
         <w:pStyle w:val="BodyText"/>
         <w:rPr>
-          <w:ins w:id="329" w:author="Levine, Charles Roger CTR USARMY USMA (USA)" w:date="2026-10-12T22:52:00Z" w16du:dateUtc="2026-10-13T02:52:00Z"/>
+          <w:ins w:id="560" w:author="Levine, Charles Roger CTR USARMY USMA (USA)" w:date="2026-10-12T22:52:00Z" w16du:dateUtc="2026-10-13T02:52:00Z"/>
         </w:rPr>
       </w:pPr>
-      <w:ins w:id="330" w:author="Levine, Charles Roger CTR USARMY USMA (USA)" w:date="2026-10-12T22:52:00Z" w16du:dateUtc="2026-10-13T02:52:00Z">
+      <w:ins w:id="561" w:author="Levine, Charles Roger CTR USARMY USMA (USA)" w:date="2026-10-12T22:52:00Z" w16du:dateUtc="2026-10-13T02:52:00Z">
         <w:r>
           <w:t xml:space="preserve">where </w:t>
         </w:r>
@@ -15266,7 +17240,7 @@
           <m:t>E</m:t>
         </m:r>
       </m:oMath>
-      <w:ins w:id="331" w:author="Levine, Charles Roger CTR USARMY USMA (USA)" w:date="2026-10-12T22:52:00Z" w16du:dateUtc="2026-10-13T02:52:00Z">
+      <w:ins w:id="562" w:author="Levine, Charles Roger CTR USARMY USMA (USA)" w:date="2026-10-12T22:52:00Z" w16du:dateUtc="2026-10-13T02:52:00Z">
         <w:r>
           <w:t xml:space="preserve"> denotes the average over possible random assignments. This expression gives the expected reference value, while repeated random assignments show how much individual realizations can vary around it.</w:t>
         </w:r>
@@ -15276,10 +17250,10 @@
       <w:pPr>
         <w:pStyle w:val="BodyText"/>
         <w:rPr>
-          <w:ins w:id="332" w:author="Levine, Charles Roger CTR USARMY USMA (USA)" w:date="2026-10-12T22:56:00Z" w16du:dateUtc="2026-10-13T02:56:00Z"/>
+          <w:ins w:id="563" w:author="Levine, Charles Roger CTR USARMY USMA (USA)" w:date="2026-10-12T22:56:00Z" w16du:dateUtc="2026-10-13T02:56:00Z"/>
         </w:rPr>
       </w:pPr>
-      <w:ins w:id="333" w:author="Levine, Charles Roger CTR USARMY USMA (USA)" w:date="2026-10-12T22:52:00Z" w16du:dateUtc="2026-10-13T02:52:00Z">
+      <w:ins w:id="564" w:author="Levine, Charles Roger CTR USARMY USMA (USA)" w:date="2026-10-12T22:52:00Z" w16du:dateUtc="2026-10-13T02:52:00Z">
         <w:r>
           <w:t xml:space="preserve">We therefore report both the assignment preference </w:t>
         </w:r>
@@ -15292,7 +17266,7 @@
           <m:t>ρ</m:t>
         </m:r>
       </m:oMath>
-      <w:ins w:id="334" w:author="Levine, Charles Roger CTR USARMY USMA (USA)" w:date="2026-10-12T22:52:00Z" w16du:dateUtc="2026-10-13T02:52:00Z">
+      <w:ins w:id="565" w:author="Levine, Charles Roger CTR USARMY USMA (USA)" w:date="2026-10-12T22:52:00Z" w16du:dateUtc="2026-10-13T02:52:00Z">
         <w:r>
           <w:t xml:space="preserve"> and the resulting </w:t>
         </w:r>
@@ -15330,7 +17304,7 @@
           </m:sub>
         </m:sSub>
       </m:oMath>
-      <w:ins w:id="335" w:author="Levine, Charles Roger CTR USARMY USMA (USA)" w:date="2026-10-12T22:52:00Z" w16du:dateUtc="2026-10-13T02:52:00Z">
+      <w:ins w:id="566" w:author="Levine, Charles Roger CTR USARMY USMA (USA)" w:date="2026-10-12T22:52:00Z" w16du:dateUtc="2026-10-13T02:52:00Z">
         <w:r>
           <w:t xml:space="preserve">. The first describes how groups were generated; the second describes the arrangement that resulted. Their relationship also depends on the performance distribution, roster capacities, and assignment history. In particular, </w:t>
         </w:r>
@@ -15346,12 +17320,12 @@
           <m:t>ρ=0</m:t>
         </m:r>
       </m:oMath>
-      <w:ins w:id="336" w:author="Levine, Charles Roger CTR USARMY USMA (USA)" w:date="2026-10-12T22:52:00Z" w16du:dateUtc="2026-10-13T02:52:00Z">
+      <w:ins w:id="567" w:author="Levine, Charles Roger CTR USARMY USMA (USA)" w:date="2026-10-12T22:52:00Z" w16du:dateUtc="2026-10-13T02:52:00Z">
         <w:r>
           <w:t xml:space="preserve"> should not be equated with an observed sorting index of zero</w:t>
         </w:r>
       </w:ins>
-      <w:ins w:id="337" w:author="Levine, Charles Roger CTR USARMY USMA (USA)" w:date="2026-10-12T22:56:00Z" w16du:dateUtc="2026-10-13T02:56:00Z">
+      <w:ins w:id="568" w:author="Levine, Charles Roger CTR USARMY USMA (USA)" w:date="2026-10-12T22:56:00Z" w16du:dateUtc="2026-10-13T02:56:00Z">
         <w:r>
           <w:t>.</w:t>
         </w:r>
@@ -15360,17 +17334,17 @@
     <w:p>
       <w:pPr>
         <w:rPr>
-          <w:del w:id="338" w:author="Levine, Charles Roger CTR USARMY USMA (USA)" w:date="2026-10-12T22:52:00Z" w16du:dateUtc="2026-10-13T02:52:00Z"/>
+          <w:del w:id="569" w:author="Levine, Charles Roger CTR USARMY USMA (USA)" w:date="2026-10-12T22:52:00Z" w16du:dateUtc="2026-10-13T02:52:00Z"/>
         </w:rPr>
       </w:pPr>
-      <w:del w:id="339" w:author="Levine, Charles Roger CTR USARMY USMA (USA)" w:date="2026-10-12T22:52:00Z" w16du:dateUtc="2026-10-13T02:52:00Z">
+      <w:del w:id="570" w:author="Levine, Charles Roger CTR USARMY USMA (USA)" w:date="2026-10-12T22:52:00Z" w16du:dateUtc="2026-10-13T02:52:00Z">
         <w:r>
           <w:delText xml:space="preserve">The parameter </w:delText>
         </w:r>
       </w:del>
       <m:oMath>
         <m:r>
-          <w:del w:id="340" w:author="Levine, Charles Roger CTR USARMY USMA (USA)" w:date="2026-10-12T22:52:00Z" w16du:dateUtc="2026-10-13T02:52:00Z">
+          <w:del w:id="571" w:author="Levine, Charles Roger CTR USARMY USMA (USA)" w:date="2026-10-12T22:52:00Z" w16du:dateUtc="2026-10-13T02:52:00Z">
             <w:rPr>
               <w:rFonts w:ascii="Cambria Math" w:hAnsi="Cambria Math"/>
             </w:rPr>
@@ -15378,7 +17352,7 @@
           </w:del>
         </m:r>
       </m:oMath>
-      <w:del w:id="341" w:author="Levine, Charles Roger CTR USARMY USMA (USA)" w:date="2026-10-12T22:52:00Z" w16du:dateUtc="2026-10-13T02:52:00Z">
+      <w:del w:id="572" w:author="Levine, Charles Roger CTR USARMY USMA (USA)" w:date="2026-10-12T22:52:00Z" w16du:dateUtc="2026-10-13T02:52:00Z">
         <w:r>
           <w:delText xml:space="preserve"> governs a generative preference. It does not directly measure the sorting realized in a completed population. We summarize realized sorting by </w:delText>
         </w:r>
@@ -15387,7 +17361,7 @@
         <m:sSub>
           <m:sSubPr>
             <m:ctrlPr>
-              <w:del w:id="342" w:author="Levine, Charles Roger CTR USARMY USMA (USA)" w:date="2026-10-12T22:52:00Z" w16du:dateUtc="2026-10-13T02:52:00Z">
+              <w:del w:id="573" w:author="Levine, Charles Roger CTR USARMY USMA (USA)" w:date="2026-10-12T22:52:00Z" w16du:dateUtc="2026-10-13T02:52:00Z">
                 <w:rPr>
                   <w:rFonts w:ascii="Cambria Math" w:hAnsi="Cambria Math"/>
                 </w:rPr>
@@ -15396,7 +17370,7 @@
           </m:sSubPr>
           <m:e>
             <m:r>
-              <w:del w:id="343" w:author="Levine, Charles Roger CTR USARMY USMA (USA)" w:date="2026-10-12T22:52:00Z" w16du:dateUtc="2026-10-13T02:52:00Z">
+              <w:del w:id="574" w:author="Levine, Charles Roger CTR USARMY USMA (USA)" w:date="2026-10-12T22:52:00Z" w16du:dateUtc="2026-10-13T02:52:00Z">
                 <w:rPr>
                   <w:rFonts w:ascii="Cambria Math" w:hAnsi="Cambria Math"/>
                 </w:rPr>
@@ -15406,7 +17380,7 @@
           </m:e>
           <m:sub>
             <m:r>
-              <w:del w:id="344" w:author="Levine, Charles Roger CTR USARMY USMA (USA)" w:date="2026-10-12T22:52:00Z" w16du:dateUtc="2026-10-13T02:52:00Z">
+              <w:del w:id="575" w:author="Levine, Charles Roger CTR USARMY USMA (USA)" w:date="2026-10-12T22:52:00Z" w16du:dateUtc="2026-10-13T02:52:00Z">
                 <m:rPr>
                   <m:sty m:val="p"/>
                 </m:rPr>
@@ -15419,14 +17393,14 @@
           </m:sub>
         </m:sSub>
       </m:oMath>
-      <w:del w:id="345" w:author="Levine, Charles Roger CTR USARMY USMA (USA)" w:date="2026-10-12T22:52:00Z" w16du:dateUtc="2026-10-13T02:52:00Z">
+      <w:del w:id="576" w:author="Levine, Charles Roger CTR USARMY USMA (USA)" w:date="2026-10-12T22:52:00Z" w16du:dateUtc="2026-10-13T02:52:00Z">
         <w:r>
           <w:delText xml:space="preserve">, the fraction of total variation in </w:delText>
         </w:r>
       </w:del>
       <m:oMath>
         <m:r>
-          <w:del w:id="346" w:author="Levine, Charles Roger CTR USARMY USMA (USA)" w:date="2026-10-12T22:52:00Z" w16du:dateUtc="2026-10-13T02:52:00Z">
+          <w:del w:id="577" w:author="Levine, Charles Roger CTR USARMY USMA (USA)" w:date="2026-10-12T22:52:00Z" w16du:dateUtc="2026-10-13T02:52:00Z">
             <w:rPr>
               <w:rFonts w:ascii="Cambria Math" w:hAnsi="Cambria Math"/>
             </w:rPr>
@@ -15434,7 +17408,7 @@
           </w:del>
         </m:r>
       </m:oMath>
-      <w:del w:id="347" w:author="Levine, Charles Roger CTR USARMY USMA (USA)" w:date="2026-10-12T22:52:00Z" w16du:dateUtc="2026-10-13T02:52:00Z">
+      <w:del w:id="578" w:author="Levine, Charles Roger CTR USARMY USMA (USA)" w:date="2026-10-12T22:52:00Z" w16du:dateUtc="2026-10-13T02:52:00Z">
         <w:r>
           <w:delText xml:space="preserve"> attributable to differences between group means.</w:delText>
         </w:r>
@@ -15444,7 +17418,7 @@
       <w:pPr>
         <w:pStyle w:val="BodyText"/>
         <w:rPr>
-          <w:del w:id="348" w:author="Levine, Charles Roger CTR USARMY USMA (USA)" w:date="2026-10-12T22:52:00Z" w16du:dateUtc="2026-10-13T02:52:00Z"/>
+          <w:del w:id="579" w:author="Levine, Charles Roger CTR USARMY USMA (USA)" w:date="2026-10-12T22:52:00Z" w16du:dateUtc="2026-10-13T02:52:00Z"/>
         </w:rPr>
       </w:pPr>
       <m:oMathPara>
@@ -15455,7 +17429,7 @@
           <m:sSub>
             <m:sSubPr>
               <m:ctrlPr>
-                <w:del w:id="349" w:author="Levine, Charles Roger CTR USARMY USMA (USA)" w:date="2026-10-12T22:52:00Z" w16du:dateUtc="2026-10-13T02:52:00Z">
+                <w:del w:id="580" w:author="Levine, Charles Roger CTR USARMY USMA (USA)" w:date="2026-10-12T22:52:00Z" w16du:dateUtc="2026-10-13T02:52:00Z">
                   <w:rPr>
                     <w:rFonts w:ascii="Cambria Math" w:hAnsi="Cambria Math"/>
                   </w:rPr>
@@ -15464,7 +17438,7 @@
             </m:sSubPr>
             <m:e>
               <m:r>
-                <w:del w:id="350" w:author="Levine, Charles Roger CTR USARMY USMA (USA)" w:date="2026-10-12T22:52:00Z" w16du:dateUtc="2026-10-13T02:52:00Z">
+                <w:del w:id="581" w:author="Levine, Charles Roger CTR USARMY USMA (USA)" w:date="2026-10-12T22:52:00Z" w16du:dateUtc="2026-10-13T02:52:00Z">
                   <w:rPr>
                     <w:rFonts w:ascii="Cambria Math" w:hAnsi="Cambria Math"/>
                   </w:rPr>
@@ -15474,7 +17448,7 @@
             </m:e>
             <m:sub>
               <m:r>
-                <w:del w:id="351" w:author="Levine, Charles Roger CTR USARMY USMA (USA)" w:date="2026-10-12T22:52:00Z" w16du:dateUtc="2026-10-13T02:52:00Z">
+                <w:del w:id="582" w:author="Levine, Charles Roger CTR USARMY USMA (USA)" w:date="2026-10-12T22:52:00Z" w16du:dateUtc="2026-10-13T02:52:00Z">
                   <m:rPr>
                     <m:nor/>
                   </m:rPr>
@@ -15484,7 +17458,7 @@
             </m:sub>
           </m:sSub>
           <m:r>
-            <w:del w:id="352" w:author="Levine, Charles Roger CTR USARMY USMA (USA)" w:date="2026-10-12T22:52:00Z" w16du:dateUtc="2026-10-13T02:52:00Z">
+            <w:del w:id="583" w:author="Levine, Charles Roger CTR USARMY USMA (USA)" w:date="2026-10-12T22:52:00Z" w16du:dateUtc="2026-10-13T02:52:00Z">
               <m:rPr>
                 <m:sty m:val="p"/>
               </m:rPr>
@@ -15495,7 +17469,7 @@
             </w:del>
           </m:r>
           <m:r>
-            <w:del w:id="353" w:author="Levine, Charles Roger CTR USARMY USMA (USA)" w:date="2026-10-12T22:52:00Z" w16du:dateUtc="2026-10-13T02:52:00Z">
+            <w:del w:id="584" w:author="Levine, Charles Roger CTR USARMY USMA (USA)" w:date="2026-10-12T22:52:00Z" w16du:dateUtc="2026-10-13T02:52:00Z">
               <w:rPr>
                 <w:rFonts w:ascii="Cambria Math" w:hAnsi="Cambria Math"/>
               </w:rPr>
@@ -15503,7 +17477,7 @@
             </w:del>
           </m:r>
           <m:r>
-            <w:del w:id="354" w:author="Levine, Charles Roger CTR USARMY USMA (USA)" w:date="2026-10-12T22:52:00Z" w16du:dateUtc="2026-10-13T02:52:00Z">
+            <w:del w:id="585" w:author="Levine, Charles Roger CTR USARMY USMA (USA)" w:date="2026-10-12T22:52:00Z" w16du:dateUtc="2026-10-13T02:52:00Z">
               <m:rPr>
                 <m:sty m:val="p"/>
               </m:rPr>
@@ -15516,7 +17490,7 @@
           <m:f>
             <m:fPr>
               <m:ctrlPr>
-                <w:del w:id="355" w:author="Levine, Charles Roger CTR USARMY USMA (USA)" w:date="2026-10-12T22:52:00Z" w16du:dateUtc="2026-10-13T02:52:00Z">
+                <w:del w:id="586" w:author="Levine, Charles Roger CTR USARMY USMA (USA)" w:date="2026-10-12T22:52:00Z" w16du:dateUtc="2026-10-13T02:52:00Z">
                   <w:rPr>
                     <w:rFonts w:ascii="Cambria Math" w:hAnsi="Cambria Math"/>
                   </w:rPr>
@@ -15530,7 +17504,7 @@
                   <m:limLoc m:val="undOvr"/>
                   <m:supHide m:val="1"/>
                   <m:ctrlPr>
-                    <w:del w:id="356" w:author="Levine, Charles Roger CTR USARMY USMA (USA)" w:date="2026-10-12T22:52:00Z" w16du:dateUtc="2026-10-13T02:52:00Z">
+                    <w:del w:id="587" w:author="Levine, Charles Roger CTR USARMY USMA (USA)" w:date="2026-10-12T22:52:00Z" w16du:dateUtc="2026-10-13T02:52:00Z">
                       <w:rPr>
                         <w:rFonts w:ascii="Cambria Math" w:hAnsi="Cambria Math"/>
                       </w:rPr>
@@ -15539,7 +17513,7 @@
                 </m:naryPr>
                 <m:sub>
                   <m:r>
-                    <w:del w:id="357" w:author="Levine, Charles Roger CTR USARMY USMA (USA)" w:date="2026-10-12T22:52:00Z" w16du:dateUtc="2026-10-13T02:52:00Z">
+                    <w:del w:id="588" w:author="Levine, Charles Roger CTR USARMY USMA (USA)" w:date="2026-10-12T22:52:00Z" w16du:dateUtc="2026-10-13T02:52:00Z">
                       <w:rPr>
                         <w:rFonts w:ascii="Cambria Math" w:hAnsi="Cambria Math"/>
                       </w:rPr>
@@ -15549,7 +17523,7 @@
                 </m:sub>
                 <m:sup>
                   <m:r>
-                    <w:del w:id="358" w:author="Levine, Charles Roger CTR USARMY USMA (USA)" w:date="2026-10-12T22:52:00Z" w16du:dateUtc="2026-10-13T02:52:00Z">
+                    <w:del w:id="589" w:author="Levine, Charles Roger CTR USARMY USMA (USA)" w:date="2026-10-12T22:52:00Z" w16du:dateUtc="2026-10-13T02:52:00Z">
                       <w:rPr>
                         <w:rFonts w:ascii="Cambria Math" w:hAnsi="Cambria Math"/>
                       </w:rPr>
@@ -15561,7 +17535,7 @@
                   <m:sSup>
                     <m:sSupPr>
                       <m:ctrlPr>
-                        <w:del w:id="359" w:author="Levine, Charles Roger CTR USARMY USMA (USA)" w:date="2026-10-12T22:52:00Z" w16du:dateUtc="2026-10-13T02:52:00Z">
+                        <w:del w:id="590" w:author="Levine, Charles Roger CTR USARMY USMA (USA)" w:date="2026-10-12T22:52:00Z" w16du:dateUtc="2026-10-13T02:52:00Z">
                           <w:rPr>
                             <w:rFonts w:ascii="Cambria Math" w:hAnsi="Cambria Math"/>
                           </w:rPr>
@@ -15572,7 +17546,7 @@
                       <m:d>
                         <m:dPr>
                           <m:ctrlPr>
-                            <w:del w:id="360" w:author="Levine, Charles Roger CTR USARMY USMA (USA)" w:date="2026-10-12T22:52:00Z" w16du:dateUtc="2026-10-13T02:52:00Z">
+                            <w:del w:id="591" w:author="Levine, Charles Roger CTR USARMY USMA (USA)" w:date="2026-10-12T22:52:00Z" w16du:dateUtc="2026-10-13T02:52:00Z">
                               <w:rPr>
                                 <w:rFonts w:ascii="Cambria Math" w:hAnsi="Cambria Math"/>
                               </w:rPr>
@@ -15583,7 +17557,7 @@
                           <m:sSub>
                             <m:sSubPr>
                               <m:ctrlPr>
-                                <w:del w:id="361" w:author="Levine, Charles Roger CTR USARMY USMA (USA)" w:date="2026-10-12T22:52:00Z" w16du:dateUtc="2026-10-13T02:52:00Z">
+                                <w:del w:id="592" w:author="Levine, Charles Roger CTR USARMY USMA (USA)" w:date="2026-10-12T22:52:00Z" w16du:dateUtc="2026-10-13T02:52:00Z">
                                   <w:rPr>
                                     <w:rFonts w:ascii="Cambria Math" w:hAnsi="Cambria Math"/>
                                   </w:rPr>
@@ -15592,7 +17566,7 @@
                             </m:sSubPr>
                             <m:e>
                               <m:r>
-                                <w:del w:id="362" w:author="Levine, Charles Roger CTR USARMY USMA (USA)" w:date="2026-10-12T22:52:00Z" w16du:dateUtc="2026-10-13T02:52:00Z">
+                                <w:del w:id="593" w:author="Levine, Charles Roger CTR USARMY USMA (USA)" w:date="2026-10-12T22:52:00Z" w16du:dateUtc="2026-10-13T02:52:00Z">
                                   <w:rPr>
                                     <w:rFonts w:ascii="Cambria Math" w:hAnsi="Cambria Math"/>
                                   </w:rPr>
@@ -15602,7 +17576,7 @@
                             </m:e>
                             <m:sub>
                               <m:r>
-                                <w:del w:id="363" w:author="Levine, Charles Roger CTR USARMY USMA (USA)" w:date="2026-10-12T22:52:00Z" w16du:dateUtc="2026-10-13T02:52:00Z">
+                                <w:del w:id="594" w:author="Levine, Charles Roger CTR USARMY USMA (USA)" w:date="2026-10-12T22:52:00Z" w16du:dateUtc="2026-10-13T02:52:00Z">
                                   <w:rPr>
                                     <w:rFonts w:ascii="Cambria Math" w:hAnsi="Cambria Math"/>
                                   </w:rPr>
@@ -15612,7 +17586,7 @@
                             </m:sub>
                           </m:sSub>
                           <m:r>
-                            <w:del w:id="364" w:author="Levine, Charles Roger CTR USARMY USMA (USA)" w:date="2026-10-12T22:52:00Z" w16du:dateUtc="2026-10-13T02:52:00Z">
+                            <w:del w:id="595" w:author="Levine, Charles Roger CTR USARMY USMA (USA)" w:date="2026-10-12T22:52:00Z" w16du:dateUtc="2026-10-13T02:52:00Z">
                               <m:rPr>
                                 <m:sty m:val="p"/>
                               </m:rPr>
@@ -15625,7 +17599,7 @@
                           <m:sSub>
                             <m:sSubPr>
                               <m:ctrlPr>
-                                <w:del w:id="365" w:author="Levine, Charles Roger CTR USARMY USMA (USA)" w:date="2026-10-12T22:52:00Z" w16du:dateUtc="2026-10-13T02:52:00Z">
+                                <w:del w:id="596" w:author="Levine, Charles Roger CTR USARMY USMA (USA)" w:date="2026-10-12T22:52:00Z" w16du:dateUtc="2026-10-13T02:52:00Z">
                                   <w:rPr>
                                     <w:rFonts w:ascii="Cambria Math" w:hAnsi="Cambria Math"/>
                                   </w:rPr>
@@ -15634,7 +17608,7 @@
                             </m:sSubPr>
                             <m:e>
                               <m:r>
-                                <w:del w:id="366" w:author="Levine, Charles Roger CTR USARMY USMA (USA)" w:date="2026-10-12T22:52:00Z" w16du:dateUtc="2026-10-13T02:52:00Z">
+                                <w:del w:id="597" w:author="Levine, Charles Roger CTR USARMY USMA (USA)" w:date="2026-10-12T22:52:00Z" w16du:dateUtc="2026-10-13T02:52:00Z">
                                   <w:rPr>
                                     <w:rFonts w:ascii="Cambria Math" w:hAnsi="Cambria Math"/>
                                   </w:rPr>
@@ -15644,7 +17618,7 @@
                             </m:e>
                             <m:sub>
                               <m:r>
-                                <w:del w:id="367" w:author="Levine, Charles Roger CTR USARMY USMA (USA)" w:date="2026-10-12T22:52:00Z" w16du:dateUtc="2026-10-13T02:52:00Z">
+                                <w:del w:id="598" w:author="Levine, Charles Roger CTR USARMY USMA (USA)" w:date="2026-10-12T22:52:00Z" w16du:dateUtc="2026-10-13T02:52:00Z">
                                   <w:rPr>
                                     <w:rFonts w:ascii="Cambria Math" w:hAnsi="Cambria Math"/>
                                   </w:rPr>
@@ -15652,7 +17626,7 @@
                                 </w:del>
                               </m:r>
                               <m:r>
-                                <w:del w:id="368" w:author="Levine, Charles Roger CTR USARMY USMA (USA)" w:date="2026-10-12T22:52:00Z" w16du:dateUtc="2026-10-13T02:52:00Z">
+                                <w:del w:id="599" w:author="Levine, Charles Roger CTR USARMY USMA (USA)" w:date="2026-10-12T22:52:00Z" w16du:dateUtc="2026-10-13T02:52:00Z">
                                   <m:rPr>
                                     <m:sty m:val="p"/>
                                   </m:rPr>
@@ -15663,7 +17637,7 @@
                                 </w:del>
                               </m:r>
                               <m:r>
-                                <w:del w:id="369" w:author="Levine, Charles Roger CTR USARMY USMA (USA)" w:date="2026-10-12T22:52:00Z" w16du:dateUtc="2026-10-13T02:52:00Z">
+                                <w:del w:id="600" w:author="Levine, Charles Roger CTR USARMY USMA (USA)" w:date="2026-10-12T22:52:00Z" w16du:dateUtc="2026-10-13T02:52:00Z">
                                   <w:rPr>
                                     <w:rFonts w:ascii="Cambria Math" w:hAnsi="Cambria Math"/>
                                   </w:rPr>
@@ -15671,7 +17645,7 @@
                                 </w:del>
                               </m:r>
                               <m:r>
-                                <w:del w:id="370" w:author="Levine, Charles Roger CTR USARMY USMA (USA)" w:date="2026-10-12T22:52:00Z" w16du:dateUtc="2026-10-13T02:52:00Z">
+                                <w:del w:id="601" w:author="Levine, Charles Roger CTR USARMY USMA (USA)" w:date="2026-10-12T22:52:00Z" w16du:dateUtc="2026-10-13T02:52:00Z">
                                   <m:rPr>
                                     <m:sty m:val="p"/>
                                   </m:rPr>
@@ -15688,7 +17662,7 @@
                     </m:e>
                     <m:sup>
                       <m:r>
-                        <w:del w:id="371" w:author="Levine, Charles Roger CTR USARMY USMA (USA)" w:date="2026-10-12T22:52:00Z" w16du:dateUtc="2026-10-13T02:52:00Z">
+                        <w:del w:id="602" w:author="Levine, Charles Roger CTR USARMY USMA (USA)" w:date="2026-10-12T22:52:00Z" w16du:dateUtc="2026-10-13T02:52:00Z">
                           <w:rPr>
                             <w:rFonts w:ascii="Cambria Math" w:hAnsi="Cambria Math"/>
                           </w:rPr>
@@ -15707,7 +17681,7 @@
                   <m:limLoc m:val="undOvr"/>
                   <m:supHide m:val="1"/>
                   <m:ctrlPr>
-                    <w:del w:id="372" w:author="Levine, Charles Roger CTR USARMY USMA (USA)" w:date="2026-10-12T22:52:00Z" w16du:dateUtc="2026-10-13T02:52:00Z">
+                    <w:del w:id="603" w:author="Levine, Charles Roger CTR USARMY USMA (USA)" w:date="2026-10-12T22:52:00Z" w16du:dateUtc="2026-10-13T02:52:00Z">
                       <w:rPr>
                         <w:rFonts w:ascii="Cambria Math" w:hAnsi="Cambria Math"/>
                       </w:rPr>
@@ -15716,7 +17690,7 @@
                 </m:naryPr>
                 <m:sub>
                   <m:r>
-                    <w:del w:id="373" w:author="Levine, Charles Roger CTR USARMY USMA (USA)" w:date="2026-10-12T22:52:00Z" w16du:dateUtc="2026-10-13T02:52:00Z">
+                    <w:del w:id="604" w:author="Levine, Charles Roger CTR USARMY USMA (USA)" w:date="2026-10-12T22:52:00Z" w16du:dateUtc="2026-10-13T02:52:00Z">
                       <w:rPr>
                         <w:rFonts w:ascii="Cambria Math" w:hAnsi="Cambria Math"/>
                       </w:rPr>
@@ -15726,7 +17700,7 @@
                 </m:sub>
                 <m:sup>
                   <m:r>
-                    <w:del w:id="374" w:author="Levine, Charles Roger CTR USARMY USMA (USA)" w:date="2026-10-12T22:52:00Z" w16du:dateUtc="2026-10-13T02:52:00Z">
+                    <w:del w:id="605" w:author="Levine, Charles Roger CTR USARMY USMA (USA)" w:date="2026-10-12T22:52:00Z" w16du:dateUtc="2026-10-13T02:52:00Z">
                       <w:rPr>
                         <w:rFonts w:ascii="Cambria Math" w:hAnsi="Cambria Math"/>
                       </w:rPr>
@@ -15738,7 +17712,7 @@
                   <m:sSup>
                     <m:sSupPr>
                       <m:ctrlPr>
-                        <w:del w:id="375" w:author="Levine, Charles Roger CTR USARMY USMA (USA)" w:date="2026-10-12T22:52:00Z" w16du:dateUtc="2026-10-13T02:52:00Z">
+                        <w:del w:id="606" w:author="Levine, Charles Roger CTR USARMY USMA (USA)" w:date="2026-10-12T22:52:00Z" w16du:dateUtc="2026-10-13T02:52:00Z">
                           <w:rPr>
                             <w:rFonts w:ascii="Cambria Math" w:hAnsi="Cambria Math"/>
                           </w:rPr>
@@ -15749,7 +17723,7 @@
                       <m:d>
                         <m:dPr>
                           <m:ctrlPr>
-                            <w:del w:id="376" w:author="Levine, Charles Roger CTR USARMY USMA (USA)" w:date="2026-10-12T22:52:00Z" w16du:dateUtc="2026-10-13T02:52:00Z">
+                            <w:del w:id="607" w:author="Levine, Charles Roger CTR USARMY USMA (USA)" w:date="2026-10-12T22:52:00Z" w16du:dateUtc="2026-10-13T02:52:00Z">
                               <w:rPr>
                                 <w:rFonts w:ascii="Cambria Math" w:hAnsi="Cambria Math"/>
                               </w:rPr>
@@ -15760,7 +17734,7 @@
                           <m:sSub>
                             <m:sSubPr>
                               <m:ctrlPr>
-                                <w:del w:id="377" w:author="Levine, Charles Roger CTR USARMY USMA (USA)" w:date="2026-10-12T22:52:00Z" w16du:dateUtc="2026-10-13T02:52:00Z">
+                                <w:del w:id="608" w:author="Levine, Charles Roger CTR USARMY USMA (USA)" w:date="2026-10-12T22:52:00Z" w16du:dateUtc="2026-10-13T02:52:00Z">
                                   <w:rPr>
                                     <w:rFonts w:ascii="Cambria Math" w:hAnsi="Cambria Math"/>
                                   </w:rPr>
@@ -15769,7 +17743,7 @@
                             </m:sSubPr>
                             <m:e>
                               <m:r>
-                                <w:del w:id="378" w:author="Levine, Charles Roger CTR USARMY USMA (USA)" w:date="2026-10-12T22:52:00Z" w16du:dateUtc="2026-10-13T02:52:00Z">
+                                <w:del w:id="609" w:author="Levine, Charles Roger CTR USARMY USMA (USA)" w:date="2026-10-12T22:52:00Z" w16du:dateUtc="2026-10-13T02:52:00Z">
                                   <w:rPr>
                                     <w:rFonts w:ascii="Cambria Math" w:hAnsi="Cambria Math"/>
                                   </w:rPr>
@@ -15779,7 +17753,7 @@
                             </m:e>
                             <m:sub>
                               <m:r>
-                                <w:del w:id="379" w:author="Levine, Charles Roger CTR USARMY USMA (USA)" w:date="2026-10-12T22:52:00Z" w16du:dateUtc="2026-10-13T02:52:00Z">
+                                <w:del w:id="610" w:author="Levine, Charles Roger CTR USARMY USMA (USA)" w:date="2026-10-12T22:52:00Z" w16du:dateUtc="2026-10-13T02:52:00Z">
                                   <w:rPr>
                                     <w:rFonts w:ascii="Cambria Math" w:hAnsi="Cambria Math"/>
                                   </w:rPr>
@@ -15789,7 +17763,7 @@
                             </m:sub>
                           </m:sSub>
                           <m:r>
-                            <w:del w:id="380" w:author="Levine, Charles Roger CTR USARMY USMA (USA)" w:date="2026-10-12T22:52:00Z" w16du:dateUtc="2026-10-13T02:52:00Z">
+                            <w:del w:id="611" w:author="Levine, Charles Roger CTR USARMY USMA (USA)" w:date="2026-10-12T22:52:00Z" w16du:dateUtc="2026-10-13T02:52:00Z">
                               <m:rPr>
                                 <m:sty m:val="p"/>
                               </m:rPr>
@@ -15803,7 +17777,7 @@
                             <m:barPr>
                               <m:pos m:val="top"/>
                               <m:ctrlPr>
-                                <w:del w:id="381" w:author="Levine, Charles Roger CTR USARMY USMA (USA)" w:date="2026-10-12T22:52:00Z" w16du:dateUtc="2026-10-13T02:52:00Z">
+                                <w:del w:id="612" w:author="Levine, Charles Roger CTR USARMY USMA (USA)" w:date="2026-10-12T22:52:00Z" w16du:dateUtc="2026-10-13T02:52:00Z">
                                   <w:rPr>
                                     <w:rFonts w:ascii="Cambria Math" w:hAnsi="Cambria Math"/>
                                   </w:rPr>
@@ -15812,7 +17786,7 @@
                             </m:barPr>
                             <m:e>
                               <m:r>
-                                <w:del w:id="382" w:author="Levine, Charles Roger CTR USARMY USMA (USA)" w:date="2026-10-12T22:52:00Z" w16du:dateUtc="2026-10-13T02:52:00Z">
+                                <w:del w:id="613" w:author="Levine, Charles Roger CTR USARMY USMA (USA)" w:date="2026-10-12T22:52:00Z" w16du:dateUtc="2026-10-13T02:52:00Z">
                                   <w:rPr>
                                     <w:rFonts w:ascii="Cambria Math" w:hAnsi="Cambria Math"/>
                                   </w:rPr>
@@ -15826,7 +17800,7 @@
                     </m:e>
                     <m:sup>
                       <m:r>
-                        <w:del w:id="383" w:author="Levine, Charles Roger CTR USARMY USMA (USA)" w:date="2026-10-12T22:52:00Z" w16du:dateUtc="2026-10-13T02:52:00Z">
+                        <w:del w:id="614" w:author="Levine, Charles Roger CTR USARMY USMA (USA)" w:date="2026-10-12T22:52:00Z" w16du:dateUtc="2026-10-13T02:52:00Z">
                           <w:rPr>
                             <w:rFonts w:ascii="Cambria Math" w:hAnsi="Cambria Math"/>
                           </w:rPr>
@@ -15840,7 +17814,7 @@
             </m:den>
           </m:f>
           <m:r>
-            <w:del w:id="384" w:author="Levine, Charles Roger CTR USARMY USMA (USA)" w:date="2026-10-12T22:52:00Z" w16du:dateUtc="2026-10-13T02:52:00Z">
+            <w:del w:id="615" w:author="Levine, Charles Roger CTR USARMY USMA (USA)" w:date="2026-10-12T22:52:00Z" w16du:dateUtc="2026-10-13T02:52:00Z">
               <m:rPr>
                 <m:sty m:val="p"/>
               </m:rPr>
@@ -15856,17 +17830,17 @@
     <w:p>
       <w:pPr>
         <w:rPr>
-          <w:del w:id="385" w:author="Levine, Charles Roger CTR USARMY USMA (USA)" w:date="2026-10-12T22:52:00Z" w16du:dateUtc="2026-10-13T02:52:00Z"/>
+          <w:del w:id="616" w:author="Levine, Charles Roger CTR USARMY USMA (USA)" w:date="2026-10-12T22:52:00Z" w16du:dateUtc="2026-10-13T02:52:00Z"/>
         </w:rPr>
       </w:pPr>
-      <w:del w:id="386" w:author="Levine, Charles Roger CTR USARMY USMA (USA)" w:date="2026-10-12T22:52:00Z" w16du:dateUtc="2026-10-13T02:52:00Z">
+      <w:del w:id="617" w:author="Levine, Charles Roger CTR USARMY USMA (USA)" w:date="2026-10-12T22:52:00Z" w16du:dateUtc="2026-10-13T02:52:00Z">
         <w:r>
           <w:delText xml:space="preserve">Here, </w:delText>
         </w:r>
       </w:del>
       <m:oMath>
         <m:r>
-          <w:del w:id="387" w:author="Levine, Charles Roger CTR USARMY USMA (USA)" w:date="2026-10-12T22:52:00Z" w16du:dateUtc="2026-10-13T02:52:00Z">
+          <w:del w:id="618" w:author="Levine, Charles Roger CTR USARMY USMA (USA)" w:date="2026-10-12T22:52:00Z" w16du:dateUtc="2026-10-13T02:52:00Z">
             <w:rPr>
               <w:rFonts w:ascii="Cambria Math" w:hAnsi="Cambria Math"/>
             </w:rPr>
@@ -15874,7 +17848,7 @@
           </w:del>
         </m:r>
         <m:r>
-          <w:del w:id="388" w:author="Levine, Charles Roger CTR USARMY USMA (USA)" w:date="2026-10-12T22:52:00Z" w16du:dateUtc="2026-10-13T02:52:00Z">
+          <w:del w:id="619" w:author="Levine, Charles Roger CTR USARMY USMA (USA)" w:date="2026-10-12T22:52:00Z" w16du:dateUtc="2026-10-13T02:52:00Z">
             <m:rPr>
               <m:sty m:val="p"/>
             </m:rPr>
@@ -15885,7 +17859,7 @@
           </w:del>
         </m:r>
         <m:r>
-          <w:del w:id="389" w:author="Levine, Charles Roger CTR USARMY USMA (USA)" w:date="2026-10-12T22:52:00Z" w16du:dateUtc="2026-10-13T02:52:00Z">
+          <w:del w:id="620" w:author="Levine, Charles Roger CTR USARMY USMA (USA)" w:date="2026-10-12T22:52:00Z" w16du:dateUtc="2026-10-13T02:52:00Z">
             <w:rPr>
               <w:rFonts w:ascii="Cambria Math" w:hAnsi="Cambria Math"/>
             </w:rPr>
@@ -15893,7 +17867,7 @@
           </w:del>
         </m:r>
         <m:r>
-          <w:del w:id="390" w:author="Levine, Charles Roger CTR USARMY USMA (USA)" w:date="2026-10-12T22:52:00Z" w16du:dateUtc="2026-10-13T02:52:00Z">
+          <w:del w:id="621" w:author="Levine, Charles Roger CTR USARMY USMA (USA)" w:date="2026-10-12T22:52:00Z" w16du:dateUtc="2026-10-13T02:52:00Z">
             <m:rPr>
               <m:sty m:val="p"/>
             </m:rPr>
@@ -15904,14 +17878,14 @@
           </w:del>
         </m:r>
       </m:oMath>
-      <w:del w:id="391" w:author="Levine, Charles Roger CTR USARMY USMA (USA)" w:date="2026-10-12T22:52:00Z" w16du:dateUtc="2026-10-13T02:52:00Z">
+      <w:del w:id="622" w:author="Levine, Charles Roger CTR USARMY USMA (USA)" w:date="2026-10-12T22:52:00Z" w16du:dateUtc="2026-10-13T02:52:00Z">
         <w:r>
           <w:delText xml:space="preserve"> identifies the group containing individual </w:delText>
         </w:r>
       </w:del>
       <m:oMath>
         <m:r>
-          <w:del w:id="392" w:author="Levine, Charles Roger CTR USARMY USMA (USA)" w:date="2026-10-12T22:52:00Z" w16du:dateUtc="2026-10-13T02:52:00Z">
+          <w:del w:id="623" w:author="Levine, Charles Roger CTR USARMY USMA (USA)" w:date="2026-10-12T22:52:00Z" w16du:dateUtc="2026-10-13T02:52:00Z">
             <w:rPr>
               <w:rFonts w:ascii="Cambria Math" w:hAnsi="Cambria Math"/>
             </w:rPr>
@@ -15919,7 +17893,7 @@
           </w:del>
         </m:r>
       </m:oMath>
-      <w:del w:id="393" w:author="Levine, Charles Roger CTR USARMY USMA (USA)" w:date="2026-10-12T22:52:00Z" w16du:dateUtc="2026-10-13T02:52:00Z">
+      <w:del w:id="624" w:author="Levine, Charles Roger CTR USARMY USMA (USA)" w:date="2026-10-12T22:52:00Z" w16du:dateUtc="2026-10-13T02:52:00Z">
         <w:r>
           <w:delText xml:space="preserve">, </w:delText>
         </w:r>
@@ -15928,7 +17902,7 @@
         <m:sSub>
           <m:sSubPr>
             <m:ctrlPr>
-              <w:del w:id="394" w:author="Levine, Charles Roger CTR USARMY USMA (USA)" w:date="2026-10-12T22:52:00Z" w16du:dateUtc="2026-10-13T02:52:00Z">
+              <w:del w:id="625" w:author="Levine, Charles Roger CTR USARMY USMA (USA)" w:date="2026-10-12T22:52:00Z" w16du:dateUtc="2026-10-13T02:52:00Z">
                 <w:rPr>
                   <w:rFonts w:ascii="Cambria Math" w:hAnsi="Cambria Math"/>
                 </w:rPr>
@@ -15937,7 +17911,7 @@
           </m:sSubPr>
           <m:e>
             <m:r>
-              <w:del w:id="395" w:author="Levine, Charles Roger CTR USARMY USMA (USA)" w:date="2026-10-12T22:52:00Z" w16du:dateUtc="2026-10-13T02:52:00Z">
+              <w:del w:id="626" w:author="Levine, Charles Roger CTR USARMY USMA (USA)" w:date="2026-10-12T22:52:00Z" w16du:dateUtc="2026-10-13T02:52:00Z">
                 <w:rPr>
                   <w:rFonts w:ascii="Cambria Math" w:hAnsi="Cambria Math"/>
                 </w:rPr>
@@ -15947,7 +17921,7 @@
           </m:e>
           <m:sub>
             <m:r>
-              <w:del w:id="396" w:author="Levine, Charles Roger CTR USARMY USMA (USA)" w:date="2026-10-12T22:52:00Z" w16du:dateUtc="2026-10-13T02:52:00Z">
+              <w:del w:id="627" w:author="Levine, Charles Roger CTR USARMY USMA (USA)" w:date="2026-10-12T22:52:00Z" w16du:dateUtc="2026-10-13T02:52:00Z">
                 <w:rPr>
                   <w:rFonts w:ascii="Cambria Math" w:hAnsi="Cambria Math"/>
                 </w:rPr>
@@ -15955,7 +17929,7 @@
               </w:del>
             </m:r>
             <m:r>
-              <w:del w:id="397" w:author="Levine, Charles Roger CTR USARMY USMA (USA)" w:date="2026-10-12T22:52:00Z" w16du:dateUtc="2026-10-13T02:52:00Z">
+              <w:del w:id="628" w:author="Levine, Charles Roger CTR USARMY USMA (USA)" w:date="2026-10-12T22:52:00Z" w16du:dateUtc="2026-10-13T02:52:00Z">
                 <m:rPr>
                   <m:sty m:val="p"/>
                 </m:rPr>
@@ -15966,7 +17940,7 @@
               </w:del>
             </m:r>
             <m:r>
-              <w:del w:id="398" w:author="Levine, Charles Roger CTR USARMY USMA (USA)" w:date="2026-10-12T22:52:00Z" w16du:dateUtc="2026-10-13T02:52:00Z">
+              <w:del w:id="629" w:author="Levine, Charles Roger CTR USARMY USMA (USA)" w:date="2026-10-12T22:52:00Z" w16du:dateUtc="2026-10-13T02:52:00Z">
                 <w:rPr>
                   <w:rFonts w:ascii="Cambria Math" w:hAnsi="Cambria Math"/>
                 </w:rPr>
@@ -15974,7 +17948,7 @@
               </w:del>
             </m:r>
             <m:r>
-              <w:del w:id="399" w:author="Levine, Charles Roger CTR USARMY USMA (USA)" w:date="2026-10-12T22:52:00Z" w16du:dateUtc="2026-10-13T02:52:00Z">
+              <w:del w:id="630" w:author="Levine, Charles Roger CTR USARMY USMA (USA)" w:date="2026-10-12T22:52:00Z" w16du:dateUtc="2026-10-13T02:52:00Z">
                 <m:rPr>
                   <m:sty m:val="p"/>
                 </m:rPr>
@@ -15987,14 +17961,14 @@
           </m:sub>
         </m:sSub>
       </m:oMath>
-      <w:del w:id="400" w:author="Levine, Charles Roger CTR USARMY USMA (USA)" w:date="2026-10-12T22:52:00Z" w16du:dateUtc="2026-10-13T02:52:00Z">
+      <w:del w:id="631" w:author="Levine, Charles Roger CTR USARMY USMA (USA)" w:date="2026-10-12T22:52:00Z" w16du:dateUtc="2026-10-13T02:52:00Z">
         <w:r>
           <w:delText xml:space="preserve"> is that group’s final mean of </w:delText>
         </w:r>
       </w:del>
       <m:oMath>
         <m:r>
-          <w:del w:id="401" w:author="Levine, Charles Roger CTR USARMY USMA (USA)" w:date="2026-10-12T22:52:00Z" w16du:dateUtc="2026-10-13T02:52:00Z">
+          <w:del w:id="632" w:author="Levine, Charles Roger CTR USARMY USMA (USA)" w:date="2026-10-12T22:52:00Z" w16du:dateUtc="2026-10-13T02:52:00Z">
             <w:rPr>
               <w:rFonts w:ascii="Cambria Math" w:hAnsi="Cambria Math"/>
             </w:rPr>
@@ -16002,14 +17976,14 @@
           </w:del>
         </m:r>
       </m:oMath>
-      <w:del w:id="402" w:author="Levine, Charles Roger CTR USARMY USMA (USA)" w:date="2026-10-12T22:52:00Z" w16du:dateUtc="2026-10-13T02:52:00Z">
+      <w:del w:id="633" w:author="Levine, Charles Roger CTR USARMY USMA (USA)" w:date="2026-10-12T22:52:00Z" w16du:dateUtc="2026-10-13T02:52:00Z">
         <w:r>
           <w:delText xml:space="preserve">, including individual </w:delText>
         </w:r>
       </w:del>
       <m:oMath>
         <m:r>
-          <w:del w:id="403" w:author="Levine, Charles Roger CTR USARMY USMA (USA)" w:date="2026-10-12T22:52:00Z" w16du:dateUtc="2026-10-13T02:52:00Z">
+          <w:del w:id="634" w:author="Levine, Charles Roger CTR USARMY USMA (USA)" w:date="2026-10-12T22:52:00Z" w16du:dateUtc="2026-10-13T02:52:00Z">
             <w:rPr>
               <w:rFonts w:ascii="Cambria Math" w:hAnsi="Cambria Math"/>
             </w:rPr>
@@ -16017,7 +17991,7 @@
           </w:del>
         </m:r>
       </m:oMath>
-      <w:del w:id="404" w:author="Levine, Charles Roger CTR USARMY USMA (USA)" w:date="2026-10-12T22:52:00Z" w16du:dateUtc="2026-10-13T02:52:00Z">
+      <w:del w:id="635" w:author="Levine, Charles Roger CTR USARMY USMA (USA)" w:date="2026-10-12T22:52:00Z" w16du:dateUtc="2026-10-13T02:52:00Z">
         <w:r>
           <w:delText xml:space="preserve">, and </w:delText>
         </w:r>
@@ -16027,7 +18001,7 @@
           <m:barPr>
             <m:pos m:val="top"/>
             <m:ctrlPr>
-              <w:del w:id="405" w:author="Levine, Charles Roger CTR USARMY USMA (USA)" w:date="2026-10-12T22:52:00Z" w16du:dateUtc="2026-10-13T02:52:00Z">
+              <w:del w:id="636" w:author="Levine, Charles Roger CTR USARMY USMA (USA)" w:date="2026-10-12T22:52:00Z" w16du:dateUtc="2026-10-13T02:52:00Z">
                 <w:rPr>
                   <w:rFonts w:ascii="Cambria Math" w:hAnsi="Cambria Math"/>
                 </w:rPr>
@@ -16036,7 +18010,7 @@
           </m:barPr>
           <m:e>
             <m:r>
-              <w:del w:id="406" w:author="Levine, Charles Roger CTR USARMY USMA (USA)" w:date="2026-10-12T22:52:00Z" w16du:dateUtc="2026-10-13T02:52:00Z">
+              <w:del w:id="637" w:author="Levine, Charles Roger CTR USARMY USMA (USA)" w:date="2026-10-12T22:52:00Z" w16du:dateUtc="2026-10-13T02:52:00Z">
                 <w:rPr>
                   <w:rFonts w:ascii="Cambria Math" w:hAnsi="Cambria Math"/>
                 </w:rPr>
@@ -16046,14 +18020,14 @@
           </m:e>
         </m:bar>
       </m:oMath>
-      <w:del w:id="407" w:author="Levine, Charles Roger CTR USARMY USMA (USA)" w:date="2026-10-12T22:52:00Z" w16du:dateUtc="2026-10-13T02:52:00Z">
+      <w:del w:id="638" w:author="Levine, Charles Roger CTR USARMY USMA (USA)" w:date="2026-10-12T22:52:00Z" w16du:dateUtc="2026-10-13T02:52:00Z">
         <w:r>
           <w:delText xml:space="preserve"> is the population mean of </w:delText>
         </w:r>
       </w:del>
       <m:oMath>
         <m:r>
-          <w:del w:id="408" w:author="Levine, Charles Roger CTR USARMY USMA (USA)" w:date="2026-10-12T22:52:00Z" w16du:dateUtc="2026-10-13T02:52:00Z">
+          <w:del w:id="639" w:author="Levine, Charles Roger CTR USARMY USMA (USA)" w:date="2026-10-12T22:52:00Z" w16du:dateUtc="2026-10-13T02:52:00Z">
             <w:rPr>
               <w:rFonts w:ascii="Cambria Math" w:hAnsi="Cambria Math"/>
             </w:rPr>
@@ -16061,7 +18035,7 @@
           </w:del>
         </m:r>
       </m:oMath>
-      <w:del w:id="409" w:author="Levine, Charles Roger CTR USARMY USMA (USA)" w:date="2026-10-12T22:52:00Z" w16du:dateUtc="2026-10-13T02:52:00Z">
+      <w:del w:id="640" w:author="Levine, Charles Roger CTR USARMY USMA (USA)" w:date="2026-10-12T22:52:00Z" w16du:dateUtc="2026-10-13T02:52:00Z">
         <w:r>
           <w:delText>. Both sums run over all individuals in the population.</w:delText>
         </w:r>
@@ -16071,10 +18045,10 @@
       <w:pPr>
         <w:pStyle w:val="BodyText"/>
         <w:rPr>
-          <w:del w:id="410" w:author="Levine, Charles Roger CTR USARMY USMA (USA)" w:date="2026-10-12T22:52:00Z" w16du:dateUtc="2026-10-13T02:52:00Z"/>
+          <w:del w:id="641" w:author="Levine, Charles Roger CTR USARMY USMA (USA)" w:date="2026-10-12T22:52:00Z" w16du:dateUtc="2026-10-13T02:52:00Z"/>
         </w:rPr>
       </w:pPr>
-      <w:del w:id="411" w:author="Levine, Charles Roger CTR USARMY USMA (USA)" w:date="2026-10-12T22:52:00Z" w16du:dateUtc="2026-10-13T02:52:00Z">
+      <w:del w:id="642" w:author="Levine, Charles Roger CTR USARMY USMA (USA)" w:date="2026-10-12T22:52:00Z" w16du:dateUtc="2026-10-13T02:52:00Z">
         <w:r>
           <w:delText xml:space="preserve">A denotes the characteristic and </w:delText>
         </w:r>
@@ -16083,7 +18057,7 @@
         <m:sSub>
           <m:sSubPr>
             <m:ctrlPr>
-              <w:del w:id="412" w:author="Levine, Charles Roger CTR USARMY USMA (USA)" w:date="2026-10-12T22:52:00Z" w16du:dateUtc="2026-10-13T02:52:00Z">
+              <w:del w:id="643" w:author="Levine, Charles Roger CTR USARMY USMA (USA)" w:date="2026-10-12T22:52:00Z" w16du:dateUtc="2026-10-13T02:52:00Z">
                 <w:rPr>
                   <w:rFonts w:ascii="Cambria Math" w:hAnsi="Cambria Math"/>
                 </w:rPr>
@@ -16092,7 +18066,7 @@
           </m:sSubPr>
           <m:e>
             <m:r>
-              <w:del w:id="413" w:author="Levine, Charles Roger CTR USARMY USMA (USA)" w:date="2026-10-12T22:52:00Z" w16du:dateUtc="2026-10-13T02:52:00Z">
+              <w:del w:id="644" w:author="Levine, Charles Roger CTR USARMY USMA (USA)" w:date="2026-10-12T22:52:00Z" w16du:dateUtc="2026-10-13T02:52:00Z">
                 <w:rPr>
                   <w:rFonts w:ascii="Cambria Math" w:hAnsi="Cambria Math"/>
                 </w:rPr>
@@ -16102,7 +18076,7 @@
           </m:e>
           <m:sub>
             <m:r>
-              <w:del w:id="414" w:author="Levine, Charles Roger CTR USARMY USMA (USA)" w:date="2026-10-12T22:52:00Z" w16du:dateUtc="2026-10-13T02:52:00Z">
+              <w:del w:id="645" w:author="Levine, Charles Roger CTR USARMY USMA (USA)" w:date="2026-10-12T22:52:00Z" w16du:dateUtc="2026-10-13T02:52:00Z">
                 <w:rPr>
                   <w:rFonts w:ascii="Cambria Math" w:hAnsi="Cambria Math"/>
                 </w:rPr>
@@ -16112,7 +18086,7 @@
           </m:sub>
         </m:sSub>
       </m:oMath>
-      <w:del w:id="415" w:author="Levine, Charles Roger CTR USARMY USMA (USA)" w:date="2026-10-12T22:52:00Z" w16du:dateUtc="2026-10-13T02:52:00Z">
+      <w:del w:id="646" w:author="Levine, Charles Roger CTR USARMY USMA (USA)" w:date="2026-10-12T22:52:00Z" w16du:dateUtc="2026-10-13T02:52:00Z">
         <w:r>
           <w:delText xml:space="preserve"> its value for individual i. </w:delText>
         </w:r>
@@ -16121,7 +18095,7 @@
         <m:sSub>
           <m:sSubPr>
             <m:ctrlPr>
-              <w:del w:id="416" w:author="Levine, Charles Roger CTR USARMY USMA (USA)" w:date="2026-10-12T22:52:00Z" w16du:dateUtc="2026-10-13T02:52:00Z">
+              <w:del w:id="647" w:author="Levine, Charles Roger CTR USARMY USMA (USA)" w:date="2026-10-12T22:52:00Z" w16du:dateUtc="2026-10-13T02:52:00Z">
                 <w:rPr>
                   <w:rFonts w:ascii="Cambria Math" w:hAnsi="Cambria Math"/>
                 </w:rPr>
@@ -16130,7 +18104,7 @@
           </m:sSubPr>
           <m:e>
             <m:r>
-              <w:del w:id="417" w:author="Levine, Charles Roger CTR USARMY USMA (USA)" w:date="2026-10-12T22:52:00Z" w16du:dateUtc="2026-10-13T02:52:00Z">
+              <w:del w:id="648" w:author="Levine, Charles Roger CTR USARMY USMA (USA)" w:date="2026-10-12T22:52:00Z" w16du:dateUtc="2026-10-13T02:52:00Z">
                 <w:rPr>
                   <w:rFonts w:ascii="Cambria Math" w:hAnsi="Cambria Math"/>
                 </w:rPr>
@@ -16140,7 +18114,7 @@
           </m:e>
           <m:sub>
             <m:r>
-              <w:del w:id="418" w:author="Levine, Charles Roger CTR USARMY USMA (USA)" w:date="2026-10-12T22:52:00Z" w16du:dateUtc="2026-10-13T02:52:00Z">
+              <w:del w:id="649" w:author="Levine, Charles Roger CTR USARMY USMA (USA)" w:date="2026-10-12T22:52:00Z" w16du:dateUtc="2026-10-13T02:52:00Z">
                 <w:rPr>
                   <w:rFonts w:ascii="Cambria Math" w:hAnsi="Cambria Math"/>
                 </w:rPr>
@@ -16150,7 +18124,7 @@
           </m:sub>
         </m:sSub>
       </m:oMath>
-      <w:del w:id="419" w:author="Levine, Charles Roger CTR USARMY USMA (USA)" w:date="2026-10-12T22:52:00Z" w16du:dateUtc="2026-10-13T02:52:00Z">
+      <w:del w:id="650" w:author="Levine, Charles Roger CTR USARMY USMA (USA)" w:date="2026-10-12T22:52:00Z" w16du:dateUtc="2026-10-13T02:52:00Z">
         <w:r>
           <w:delText xml:space="preserve"> is the evolving centroid during assignment and the final group mean afterward. Unlike the leave-one-out peer-quality measure, </w:delText>
         </w:r>
@@ -16159,7 +18133,7 @@
         <m:sSub>
           <m:sSubPr>
             <m:ctrlPr>
-              <w:del w:id="420" w:author="Levine, Charles Roger CTR USARMY USMA (USA)" w:date="2026-10-12T22:52:00Z" w16du:dateUtc="2026-10-13T02:52:00Z">
+              <w:del w:id="651" w:author="Levine, Charles Roger CTR USARMY USMA (USA)" w:date="2026-10-12T22:52:00Z" w16du:dateUtc="2026-10-13T02:52:00Z">
                 <w:rPr>
                   <w:rFonts w:ascii="Cambria Math" w:hAnsi="Cambria Math"/>
                 </w:rPr>
@@ -16168,7 +18142,7 @@
           </m:sSubPr>
           <m:e>
             <m:r>
-              <w:del w:id="421" w:author="Levine, Charles Roger CTR USARMY USMA (USA)" w:date="2026-10-12T22:52:00Z" w16du:dateUtc="2026-10-13T02:52:00Z">
+              <w:del w:id="652" w:author="Levine, Charles Roger CTR USARMY USMA (USA)" w:date="2026-10-12T22:52:00Z" w16du:dateUtc="2026-10-13T02:52:00Z">
                 <w:rPr>
                   <w:rFonts w:ascii="Cambria Math" w:hAnsi="Cambria Math"/>
                 </w:rPr>
@@ -16178,7 +18152,7 @@
           </m:e>
           <m:sub>
             <m:r>
-              <w:del w:id="422" w:author="Levine, Charles Roger CTR USARMY USMA (USA)" w:date="2026-10-12T22:52:00Z" w16du:dateUtc="2026-10-13T02:52:00Z">
+              <w:del w:id="653" w:author="Levine, Charles Roger CTR USARMY USMA (USA)" w:date="2026-10-12T22:52:00Z" w16du:dateUtc="2026-10-13T02:52:00Z">
                 <w:rPr>
                   <w:rFonts w:ascii="Cambria Math" w:hAnsi="Cambria Math"/>
                 </w:rPr>
@@ -16188,7 +18162,7 @@
           </m:sub>
         </m:sSub>
       </m:oMath>
-      <w:del w:id="423" w:author="Levine, Charles Roger CTR USARMY USMA (USA)" w:date="2026-10-12T22:52:00Z" w16du:dateUtc="2026-10-13T02:52:00Z">
+      <w:del w:id="654" w:author="Levine, Charles Roger CTR USARMY USMA (USA)" w:date="2026-10-12T22:52:00Z" w16du:dateUtc="2026-10-13T02:52:00Z">
         <w:r>
           <w:delText xml:space="preserve"> uses full-group means.</w:delText>
         </w:r>
@@ -16198,10 +18172,10 @@
       <w:pPr>
         <w:pStyle w:val="BodyText"/>
         <w:rPr>
-          <w:del w:id="424" w:author="Levine, Charles Roger CTR USARMY USMA (USA)" w:date="2026-10-12T22:52:00Z" w16du:dateUtc="2026-10-13T02:52:00Z"/>
+          <w:del w:id="655" w:author="Levine, Charles Roger CTR USARMY USMA (USA)" w:date="2026-10-12T22:52:00Z" w16du:dateUtc="2026-10-13T02:52:00Z"/>
         </w:rPr>
       </w:pPr>
-      <w:del w:id="425" w:author="Levine, Charles Roger CTR USARMY USMA (USA)" w:date="2026-10-12T22:52:00Z" w16du:dateUtc="2026-10-13T02:52:00Z">
+      <w:del w:id="656" w:author="Levine, Charles Roger CTR USARMY USMA (USA)" w:date="2026-10-12T22:52:00Z" w16du:dateUtc="2026-10-13T02:52:00Z">
         <w:r>
           <w:delText>For positive total variation in A, the within-group and between-group decomposition gives</w:delText>
         </w:r>
@@ -16211,7 +18185,7 @@
       <w:pPr>
         <w:pStyle w:val="BodyText"/>
         <w:rPr>
-          <w:del w:id="426" w:author="Levine, Charles Roger CTR USARMY USMA (USA)" w:date="2026-10-12T22:52:00Z" w16du:dateUtc="2026-10-13T02:52:00Z"/>
+          <w:del w:id="657" w:author="Levine, Charles Roger CTR USARMY USMA (USA)" w:date="2026-10-12T22:52:00Z" w16du:dateUtc="2026-10-13T02:52:00Z"/>
         </w:rPr>
       </w:pPr>
       <m:oMathPara>
@@ -16225,7 +18199,7 @@
               <m:limLoc m:val="undOvr"/>
               <m:supHide m:val="1"/>
               <m:ctrlPr>
-                <w:del w:id="427" w:author="Levine, Charles Roger CTR USARMY USMA (USA)" w:date="2026-10-12T22:52:00Z" w16du:dateUtc="2026-10-13T02:52:00Z">
+                <w:del w:id="658" w:author="Levine, Charles Roger CTR USARMY USMA (USA)" w:date="2026-10-12T22:52:00Z" w16du:dateUtc="2026-10-13T02:52:00Z">
                   <w:rPr>
                     <w:rFonts w:ascii="Cambria Math" w:hAnsi="Cambria Math"/>
                   </w:rPr>
@@ -16234,7 +18208,7 @@
             </m:naryPr>
             <m:sub>
               <m:r>
-                <w:del w:id="428" w:author="Levine, Charles Roger CTR USARMY USMA (USA)" w:date="2026-10-12T22:52:00Z" w16du:dateUtc="2026-10-13T02:52:00Z">
+                <w:del w:id="659" w:author="Levine, Charles Roger CTR USARMY USMA (USA)" w:date="2026-10-12T22:52:00Z" w16du:dateUtc="2026-10-13T02:52:00Z">
                   <w:rPr>
                     <w:rFonts w:ascii="Cambria Math" w:hAnsi="Cambria Math"/>
                   </w:rPr>
@@ -16244,7 +18218,7 @@
             </m:sub>
             <m:sup>
               <m:r>
-                <w:del w:id="429" w:author="Levine, Charles Roger CTR USARMY USMA (USA)" w:date="2026-10-12T22:52:00Z" w16du:dateUtc="2026-10-13T02:52:00Z">
+                <w:del w:id="660" w:author="Levine, Charles Roger CTR USARMY USMA (USA)" w:date="2026-10-12T22:52:00Z" w16du:dateUtc="2026-10-13T02:52:00Z">
                   <w:rPr>
                     <w:rFonts w:ascii="Cambria Math" w:hAnsi="Cambria Math"/>
                   </w:rPr>
@@ -16254,7 +18228,7 @@
             </m:sup>
             <m:e>
               <m:r>
-                <w:del w:id="430" w:author="Levine, Charles Roger CTR USARMY USMA (USA)" w:date="2026-10-12T22:52:00Z" w16du:dateUtc="2026-10-13T02:52:00Z">
+                <w:del w:id="661" w:author="Levine, Charles Roger CTR USARMY USMA (USA)" w:date="2026-10-12T22:52:00Z" w16du:dateUtc="2026-10-13T02:52:00Z">
                   <m:rPr>
                     <m:sty m:val="p"/>
                   </m:rPr>
@@ -16269,7 +18243,7 @@
           <m:sSub>
             <m:sSubPr>
               <m:ctrlPr>
-                <w:del w:id="431" w:author="Levine, Charles Roger CTR USARMY USMA (USA)" w:date="2026-10-12T22:52:00Z" w16du:dateUtc="2026-10-13T02:52:00Z">
+                <w:del w:id="662" w:author="Levine, Charles Roger CTR USARMY USMA (USA)" w:date="2026-10-12T22:52:00Z" w16du:dateUtc="2026-10-13T02:52:00Z">
                   <w:rPr>
                     <w:rFonts w:ascii="Cambria Math" w:hAnsi="Cambria Math"/>
                   </w:rPr>
@@ -16278,7 +18252,7 @@
             </m:sSubPr>
             <m:e>
               <m:r>
-                <w:del w:id="432" w:author="Levine, Charles Roger CTR USARMY USMA (USA)" w:date="2026-10-12T22:52:00Z" w16du:dateUtc="2026-10-13T02:52:00Z">
+                <w:del w:id="663" w:author="Levine, Charles Roger CTR USARMY USMA (USA)" w:date="2026-10-12T22:52:00Z" w16du:dateUtc="2026-10-13T02:52:00Z">
                   <w:rPr>
                     <w:rFonts w:ascii="Cambria Math" w:hAnsi="Cambria Math"/>
                   </w:rPr>
@@ -16288,7 +18262,7 @@
             </m:e>
             <m:sub>
               <m:r>
-                <w:del w:id="433" w:author="Levine, Charles Roger CTR USARMY USMA (USA)" w:date="2026-10-12T22:52:00Z" w16du:dateUtc="2026-10-13T02:52:00Z">
+                <w:del w:id="664" w:author="Levine, Charles Roger CTR USARMY USMA (USA)" w:date="2026-10-12T22:52:00Z" w16du:dateUtc="2026-10-13T02:52:00Z">
                   <w:rPr>
                     <w:rFonts w:ascii="Cambria Math" w:hAnsi="Cambria Math"/>
                   </w:rPr>
@@ -16298,7 +18272,7 @@
             </m:sub>
           </m:sSub>
           <m:r>
-            <w:del w:id="434" w:author="Levine, Charles Roger CTR USARMY USMA (USA)" w:date="2026-10-12T22:52:00Z" w16du:dateUtc="2026-10-13T02:52:00Z">
+            <w:del w:id="665" w:author="Levine, Charles Roger CTR USARMY USMA (USA)" w:date="2026-10-12T22:52:00Z" w16du:dateUtc="2026-10-13T02:52:00Z">
               <m:rPr>
                 <m:sty m:val="p"/>
               </m:rPr>
@@ -16312,7 +18286,7 @@
             <m:barPr>
               <m:pos m:val="top"/>
               <m:ctrlPr>
-                <w:del w:id="435" w:author="Levine, Charles Roger CTR USARMY USMA (USA)" w:date="2026-10-12T22:52:00Z" w16du:dateUtc="2026-10-13T02:52:00Z">
+                <w:del w:id="666" w:author="Levine, Charles Roger CTR USARMY USMA (USA)" w:date="2026-10-12T22:52:00Z" w16du:dateUtc="2026-10-13T02:52:00Z">
                   <w:rPr>
                     <w:rFonts w:ascii="Cambria Math" w:hAnsi="Cambria Math"/>
                   </w:rPr>
@@ -16321,7 +18295,7 @@
             </m:barPr>
             <m:e>
               <m:r>
-                <w:del w:id="436" w:author="Levine, Charles Roger CTR USARMY USMA (USA)" w:date="2026-10-12T22:52:00Z" w16du:dateUtc="2026-10-13T02:52:00Z">
+                <w:del w:id="667" w:author="Levine, Charles Roger CTR USARMY USMA (USA)" w:date="2026-10-12T22:52:00Z" w16du:dateUtc="2026-10-13T02:52:00Z">
                   <w:rPr>
                     <w:rFonts w:ascii="Cambria Math" w:hAnsi="Cambria Math"/>
                   </w:rPr>
@@ -16333,7 +18307,7 @@
           <m:sSup>
             <m:sSupPr>
               <m:ctrlPr>
-                <w:del w:id="437" w:author="Levine, Charles Roger CTR USARMY USMA (USA)" w:date="2026-10-12T22:52:00Z" w16du:dateUtc="2026-10-13T02:52:00Z">
+                <w:del w:id="668" w:author="Levine, Charles Roger CTR USARMY USMA (USA)" w:date="2026-10-12T22:52:00Z" w16du:dateUtc="2026-10-13T02:52:00Z">
                   <w:rPr>
                     <w:rFonts w:ascii="Cambria Math" w:hAnsi="Cambria Math"/>
                   </w:rPr>
@@ -16342,7 +18316,7 @@
             </m:sSupPr>
             <m:e>
               <m:r>
-                <w:del w:id="438" w:author="Levine, Charles Roger CTR USARMY USMA (USA)" w:date="2026-10-12T22:52:00Z" w16du:dateUtc="2026-10-13T02:52:00Z">
+                <w:del w:id="669" w:author="Levine, Charles Roger CTR USARMY USMA (USA)" w:date="2026-10-12T22:52:00Z" w16du:dateUtc="2026-10-13T02:52:00Z">
                   <m:rPr>
                     <m:sty m:val="p"/>
                   </m:rPr>
@@ -16355,7 +18329,7 @@
             </m:e>
             <m:sup>
               <m:r>
-                <w:del w:id="439" w:author="Levine, Charles Roger CTR USARMY USMA (USA)" w:date="2026-10-12T22:52:00Z" w16du:dateUtc="2026-10-13T02:52:00Z">
+                <w:del w:id="670" w:author="Levine, Charles Roger CTR USARMY USMA (USA)" w:date="2026-10-12T22:52:00Z" w16du:dateUtc="2026-10-13T02:52:00Z">
                   <w:rPr>
                     <w:rFonts w:ascii="Cambria Math" w:hAnsi="Cambria Math"/>
                   </w:rPr>
@@ -16365,7 +18339,7 @@
             </m:sup>
           </m:sSup>
           <m:r>
-            <w:del w:id="440" w:author="Levine, Charles Roger CTR USARMY USMA (USA)" w:date="2026-10-12T22:52:00Z" w16du:dateUtc="2026-10-13T02:52:00Z">
+            <w:del w:id="671" w:author="Levine, Charles Roger CTR USARMY USMA (USA)" w:date="2026-10-12T22:52:00Z" w16du:dateUtc="2026-10-13T02:52:00Z">
               <m:rPr>
                 <m:sty m:val="p"/>
               </m:rPr>
@@ -16381,7 +18355,7 @@
               <m:limLoc m:val="undOvr"/>
               <m:supHide m:val="1"/>
               <m:ctrlPr>
-                <w:del w:id="441" w:author="Levine, Charles Roger CTR USARMY USMA (USA)" w:date="2026-10-12T22:52:00Z" w16du:dateUtc="2026-10-13T02:52:00Z">
+                <w:del w:id="672" w:author="Levine, Charles Roger CTR USARMY USMA (USA)" w:date="2026-10-12T22:52:00Z" w16du:dateUtc="2026-10-13T02:52:00Z">
                   <w:rPr>
                     <w:rFonts w:ascii="Cambria Math" w:hAnsi="Cambria Math"/>
                   </w:rPr>
@@ -16390,7 +18364,7 @@
             </m:naryPr>
             <m:sub>
               <m:r>
-                <w:del w:id="442" w:author="Levine, Charles Roger CTR USARMY USMA (USA)" w:date="2026-10-12T22:52:00Z" w16du:dateUtc="2026-10-13T02:52:00Z">
+                <w:del w:id="673" w:author="Levine, Charles Roger CTR USARMY USMA (USA)" w:date="2026-10-12T22:52:00Z" w16du:dateUtc="2026-10-13T02:52:00Z">
                   <w:rPr>
                     <w:rFonts w:ascii="Cambria Math" w:hAnsi="Cambria Math"/>
                   </w:rPr>
@@ -16400,7 +18374,7 @@
             </m:sub>
             <m:sup>
               <m:r>
-                <w:del w:id="443" w:author="Levine, Charles Roger CTR USARMY USMA (USA)" w:date="2026-10-12T22:52:00Z" w16du:dateUtc="2026-10-13T02:52:00Z">
+                <w:del w:id="674" w:author="Levine, Charles Roger CTR USARMY USMA (USA)" w:date="2026-10-12T22:52:00Z" w16du:dateUtc="2026-10-13T02:52:00Z">
                   <w:rPr>
                     <w:rFonts w:ascii="Cambria Math" w:hAnsi="Cambria Math"/>
                   </w:rPr>
@@ -16410,7 +18384,7 @@
             </m:sup>
             <m:e>
               <m:r>
-                <w:del w:id="444" w:author="Levine, Charles Roger CTR USARMY USMA (USA)" w:date="2026-10-12T22:52:00Z" w16du:dateUtc="2026-10-13T02:52:00Z">
+                <w:del w:id="675" w:author="Levine, Charles Roger CTR USARMY USMA (USA)" w:date="2026-10-12T22:52:00Z" w16du:dateUtc="2026-10-13T02:52:00Z">
                   <m:rPr>
                     <m:sty m:val="p"/>
                   </m:rPr>
@@ -16425,7 +18399,7 @@
           <m:sSub>
             <m:sSubPr>
               <m:ctrlPr>
-                <w:del w:id="445" w:author="Levine, Charles Roger CTR USARMY USMA (USA)" w:date="2026-10-12T22:52:00Z" w16du:dateUtc="2026-10-13T02:52:00Z">
+                <w:del w:id="676" w:author="Levine, Charles Roger CTR USARMY USMA (USA)" w:date="2026-10-12T22:52:00Z" w16du:dateUtc="2026-10-13T02:52:00Z">
                   <w:rPr>
                     <w:rFonts w:ascii="Cambria Math" w:hAnsi="Cambria Math"/>
                   </w:rPr>
@@ -16434,7 +18408,7 @@
             </m:sSubPr>
             <m:e>
               <m:r>
-                <w:del w:id="446" w:author="Levine, Charles Roger CTR USARMY USMA (USA)" w:date="2026-10-12T22:52:00Z" w16du:dateUtc="2026-10-13T02:52:00Z">
+                <w:del w:id="677" w:author="Levine, Charles Roger CTR USARMY USMA (USA)" w:date="2026-10-12T22:52:00Z" w16du:dateUtc="2026-10-13T02:52:00Z">
                   <w:rPr>
                     <w:rFonts w:ascii="Cambria Math" w:hAnsi="Cambria Math"/>
                   </w:rPr>
@@ -16444,7 +18418,7 @@
             </m:e>
             <m:sub>
               <m:r>
-                <w:del w:id="447" w:author="Levine, Charles Roger CTR USARMY USMA (USA)" w:date="2026-10-12T22:52:00Z" w16du:dateUtc="2026-10-13T02:52:00Z">
+                <w:del w:id="678" w:author="Levine, Charles Roger CTR USARMY USMA (USA)" w:date="2026-10-12T22:52:00Z" w16du:dateUtc="2026-10-13T02:52:00Z">
                   <w:rPr>
                     <w:rFonts w:ascii="Cambria Math" w:hAnsi="Cambria Math"/>
                   </w:rPr>
@@ -16454,7 +18428,7 @@
             </m:sub>
           </m:sSub>
           <m:r>
-            <w:del w:id="448" w:author="Levine, Charles Roger CTR USARMY USMA (USA)" w:date="2026-10-12T22:52:00Z" w16du:dateUtc="2026-10-13T02:52:00Z">
+            <w:del w:id="679" w:author="Levine, Charles Roger CTR USARMY USMA (USA)" w:date="2026-10-12T22:52:00Z" w16du:dateUtc="2026-10-13T02:52:00Z">
               <m:rPr>
                 <m:sty m:val="p"/>
               </m:rPr>
@@ -16467,7 +18441,7 @@
           <m:sSub>
             <m:sSubPr>
               <m:ctrlPr>
-                <w:del w:id="449" w:author="Levine, Charles Roger CTR USARMY USMA (USA)" w:date="2026-10-12T22:52:00Z" w16du:dateUtc="2026-10-13T02:52:00Z">
+                <w:del w:id="680" w:author="Levine, Charles Roger CTR USARMY USMA (USA)" w:date="2026-10-12T22:52:00Z" w16du:dateUtc="2026-10-13T02:52:00Z">
                   <w:rPr>
                     <w:rFonts w:ascii="Cambria Math" w:hAnsi="Cambria Math"/>
                   </w:rPr>
@@ -16476,7 +18450,7 @@
             </m:sSubPr>
             <m:e>
               <m:r>
-                <w:del w:id="450" w:author="Levine, Charles Roger CTR USARMY USMA (USA)" w:date="2026-10-12T22:52:00Z" w16du:dateUtc="2026-10-13T02:52:00Z">
+                <w:del w:id="681" w:author="Levine, Charles Roger CTR USARMY USMA (USA)" w:date="2026-10-12T22:52:00Z" w16du:dateUtc="2026-10-13T02:52:00Z">
                   <w:rPr>
                     <w:rFonts w:ascii="Cambria Math" w:hAnsi="Cambria Math"/>
                   </w:rPr>
@@ -16486,7 +18460,7 @@
             </m:e>
             <m:sub>
               <m:r>
-                <w:del w:id="451" w:author="Levine, Charles Roger CTR USARMY USMA (USA)" w:date="2026-10-12T22:52:00Z" w16du:dateUtc="2026-10-13T02:52:00Z">
+                <w:del w:id="682" w:author="Levine, Charles Roger CTR USARMY USMA (USA)" w:date="2026-10-12T22:52:00Z" w16du:dateUtc="2026-10-13T02:52:00Z">
                   <w:rPr>
                     <w:rFonts w:ascii="Cambria Math" w:hAnsi="Cambria Math"/>
                   </w:rPr>
@@ -16494,7 +18468,7 @@
                 </w:del>
               </m:r>
               <m:r>
-                <w:del w:id="452" w:author="Levine, Charles Roger CTR USARMY USMA (USA)" w:date="2026-10-12T22:52:00Z" w16du:dateUtc="2026-10-13T02:52:00Z">
+                <w:del w:id="683" w:author="Levine, Charles Roger CTR USARMY USMA (USA)" w:date="2026-10-12T22:52:00Z" w16du:dateUtc="2026-10-13T02:52:00Z">
                   <m:rPr>
                     <m:sty m:val="p"/>
                   </m:rPr>
@@ -16505,7 +18479,7 @@
                 </w:del>
               </m:r>
               <m:r>
-                <w:del w:id="453" w:author="Levine, Charles Roger CTR USARMY USMA (USA)" w:date="2026-10-12T22:52:00Z" w16du:dateUtc="2026-10-13T02:52:00Z">
+                <w:del w:id="684" w:author="Levine, Charles Roger CTR USARMY USMA (USA)" w:date="2026-10-12T22:52:00Z" w16du:dateUtc="2026-10-13T02:52:00Z">
                   <w:rPr>
                     <w:rFonts w:ascii="Cambria Math" w:hAnsi="Cambria Math"/>
                   </w:rPr>
@@ -16513,7 +18487,7 @@
                 </w:del>
               </m:r>
               <m:r>
-                <w:del w:id="454" w:author="Levine, Charles Roger CTR USARMY USMA (USA)" w:date="2026-10-12T22:52:00Z" w16du:dateUtc="2026-10-13T02:52:00Z">
+                <w:del w:id="685" w:author="Levine, Charles Roger CTR USARMY USMA (USA)" w:date="2026-10-12T22:52:00Z" w16du:dateUtc="2026-10-13T02:52:00Z">
                   <m:rPr>
                     <m:sty m:val="p"/>
                   </m:rPr>
@@ -16528,7 +18502,7 @@
           <m:sSup>
             <m:sSupPr>
               <m:ctrlPr>
-                <w:del w:id="455" w:author="Levine, Charles Roger CTR USARMY USMA (USA)" w:date="2026-10-12T22:52:00Z" w16du:dateUtc="2026-10-13T02:52:00Z">
+                <w:del w:id="686" w:author="Levine, Charles Roger CTR USARMY USMA (USA)" w:date="2026-10-12T22:52:00Z" w16du:dateUtc="2026-10-13T02:52:00Z">
                   <w:rPr>
                     <w:rFonts w:ascii="Cambria Math" w:hAnsi="Cambria Math"/>
                   </w:rPr>
@@ -16537,7 +18511,7 @@
             </m:sSupPr>
             <m:e>
               <m:r>
-                <w:del w:id="456" w:author="Levine, Charles Roger CTR USARMY USMA (USA)" w:date="2026-10-12T22:52:00Z" w16du:dateUtc="2026-10-13T02:52:00Z">
+                <w:del w:id="687" w:author="Levine, Charles Roger CTR USARMY USMA (USA)" w:date="2026-10-12T22:52:00Z" w16du:dateUtc="2026-10-13T02:52:00Z">
                   <m:rPr>
                     <m:sty m:val="p"/>
                   </m:rPr>
@@ -16550,7 +18524,7 @@
             </m:e>
             <m:sup>
               <m:r>
-                <w:del w:id="457" w:author="Levine, Charles Roger CTR USARMY USMA (USA)" w:date="2026-10-12T22:52:00Z" w16du:dateUtc="2026-10-13T02:52:00Z">
+                <w:del w:id="688" w:author="Levine, Charles Roger CTR USARMY USMA (USA)" w:date="2026-10-12T22:52:00Z" w16du:dateUtc="2026-10-13T02:52:00Z">
                   <w:rPr>
                     <w:rFonts w:ascii="Cambria Math" w:hAnsi="Cambria Math"/>
                   </w:rPr>
@@ -16560,7 +18534,7 @@
             </m:sup>
           </m:sSup>
           <m:r>
-            <w:del w:id="458" w:author="Levine, Charles Roger CTR USARMY USMA (USA)" w:date="2026-10-12T22:52:00Z" w16du:dateUtc="2026-10-13T02:52:00Z">
+            <w:del w:id="689" w:author="Levine, Charles Roger CTR USARMY USMA (USA)" w:date="2026-10-12T22:52:00Z" w16du:dateUtc="2026-10-13T02:52:00Z">
               <m:rPr>
                 <m:sty m:val="p"/>
               </m:rPr>
@@ -16576,7 +18550,7 @@
               <m:limLoc m:val="undOvr"/>
               <m:supHide m:val="1"/>
               <m:ctrlPr>
-                <w:del w:id="459" w:author="Levine, Charles Roger CTR USARMY USMA (USA)" w:date="2026-10-12T22:52:00Z" w16du:dateUtc="2026-10-13T02:52:00Z">
+                <w:del w:id="690" w:author="Levine, Charles Roger CTR USARMY USMA (USA)" w:date="2026-10-12T22:52:00Z" w16du:dateUtc="2026-10-13T02:52:00Z">
                   <w:rPr>
                     <w:rFonts w:ascii="Cambria Math" w:hAnsi="Cambria Math"/>
                   </w:rPr>
@@ -16585,7 +18559,7 @@
             </m:naryPr>
             <m:sub>
               <m:r>
-                <w:del w:id="460" w:author="Levine, Charles Roger CTR USARMY USMA (USA)" w:date="2026-10-12T22:52:00Z" w16du:dateUtc="2026-10-13T02:52:00Z">
+                <w:del w:id="691" w:author="Levine, Charles Roger CTR USARMY USMA (USA)" w:date="2026-10-12T22:52:00Z" w16du:dateUtc="2026-10-13T02:52:00Z">
                   <w:rPr>
                     <w:rFonts w:ascii="Cambria Math" w:hAnsi="Cambria Math"/>
                   </w:rPr>
@@ -16595,7 +18569,7 @@
             </m:sub>
             <m:sup>
               <m:r>
-                <w:del w:id="461" w:author="Levine, Charles Roger CTR USARMY USMA (USA)" w:date="2026-10-12T22:52:00Z" w16du:dateUtc="2026-10-13T02:52:00Z">
+                <w:del w:id="692" w:author="Levine, Charles Roger CTR USARMY USMA (USA)" w:date="2026-10-12T22:52:00Z" w16du:dateUtc="2026-10-13T02:52:00Z">
                   <w:rPr>
                     <w:rFonts w:ascii="Cambria Math" w:hAnsi="Cambria Math"/>
                   </w:rPr>
@@ -16605,7 +18579,7 @@
             </m:sup>
             <m:e>
               <m:r>
-                <w:del w:id="462" w:author="Levine, Charles Roger CTR USARMY USMA (USA)" w:date="2026-10-12T22:52:00Z" w16du:dateUtc="2026-10-13T02:52:00Z">
+                <w:del w:id="693" w:author="Levine, Charles Roger CTR USARMY USMA (USA)" w:date="2026-10-12T22:52:00Z" w16du:dateUtc="2026-10-13T02:52:00Z">
                   <w:rPr>
                     <w:rFonts w:ascii="Cambria Math" w:hAnsi="Cambria Math"/>
                   </w:rPr>
@@ -16617,7 +18591,7 @@
           <m:sSub>
             <m:sSubPr>
               <m:ctrlPr>
-                <w:del w:id="463" w:author="Levine, Charles Roger CTR USARMY USMA (USA)" w:date="2026-10-12T22:52:00Z" w16du:dateUtc="2026-10-13T02:52:00Z">
+                <w:del w:id="694" w:author="Levine, Charles Roger CTR USARMY USMA (USA)" w:date="2026-10-12T22:52:00Z" w16du:dateUtc="2026-10-13T02:52:00Z">
                   <w:rPr>
                     <w:rFonts w:ascii="Cambria Math" w:hAnsi="Cambria Math"/>
                   </w:rPr>
@@ -16626,7 +18600,7 @@
             </m:sSubPr>
             <m:e>
               <m:r>
-                <w:del w:id="464" w:author="Levine, Charles Roger CTR USARMY USMA (USA)" w:date="2026-10-12T22:52:00Z" w16du:dateUtc="2026-10-13T02:52:00Z">
+                <w:del w:id="695" w:author="Levine, Charles Roger CTR USARMY USMA (USA)" w:date="2026-10-12T22:52:00Z" w16du:dateUtc="2026-10-13T02:52:00Z">
                   <w:rPr>
                     <w:rFonts w:ascii="Cambria Math" w:hAnsi="Cambria Math"/>
                   </w:rPr>
@@ -16636,7 +18610,7 @@
             </m:e>
             <m:sub>
               <m:r>
-                <w:del w:id="465" w:author="Levine, Charles Roger CTR USARMY USMA (USA)" w:date="2026-10-12T22:52:00Z" w16du:dateUtc="2026-10-13T02:52:00Z">
+                <w:del w:id="696" w:author="Levine, Charles Roger CTR USARMY USMA (USA)" w:date="2026-10-12T22:52:00Z" w16du:dateUtc="2026-10-13T02:52:00Z">
                   <w:rPr>
                     <w:rFonts w:ascii="Cambria Math" w:hAnsi="Cambria Math"/>
                   </w:rPr>
@@ -16646,7 +18620,7 @@
             </m:sub>
           </m:sSub>
           <m:r>
-            <w:del w:id="466" w:author="Levine, Charles Roger CTR USARMY USMA (USA)" w:date="2026-10-12T22:52:00Z" w16du:dateUtc="2026-10-13T02:52:00Z">
+            <w:del w:id="697" w:author="Levine, Charles Roger CTR USARMY USMA (USA)" w:date="2026-10-12T22:52:00Z" w16du:dateUtc="2026-10-13T02:52:00Z">
               <m:rPr>
                 <m:sty m:val="p"/>
               </m:rPr>
@@ -16659,7 +18633,7 @@
           <m:sSub>
             <m:sSubPr>
               <m:ctrlPr>
-                <w:del w:id="467" w:author="Levine, Charles Roger CTR USARMY USMA (USA)" w:date="2026-10-12T22:52:00Z" w16du:dateUtc="2026-10-13T02:52:00Z">
+                <w:del w:id="698" w:author="Levine, Charles Roger CTR USARMY USMA (USA)" w:date="2026-10-12T22:52:00Z" w16du:dateUtc="2026-10-13T02:52:00Z">
                   <w:rPr>
                     <w:rFonts w:ascii="Cambria Math" w:hAnsi="Cambria Math"/>
                   </w:rPr>
@@ -16668,7 +18642,7 @@
             </m:sSubPr>
             <m:e>
               <m:r>
-                <w:del w:id="468" w:author="Levine, Charles Roger CTR USARMY USMA (USA)" w:date="2026-10-12T22:52:00Z" w16du:dateUtc="2026-10-13T02:52:00Z">
+                <w:del w:id="699" w:author="Levine, Charles Roger CTR USARMY USMA (USA)" w:date="2026-10-12T22:52:00Z" w16du:dateUtc="2026-10-13T02:52:00Z">
                   <w:rPr>
                     <w:rFonts w:ascii="Cambria Math" w:hAnsi="Cambria Math"/>
                   </w:rPr>
@@ -16678,7 +18652,7 @@
             </m:e>
             <m:sub>
               <m:r>
-                <w:del w:id="469" w:author="Levine, Charles Roger CTR USARMY USMA (USA)" w:date="2026-10-12T22:52:00Z" w16du:dateUtc="2026-10-13T02:52:00Z">
+                <w:del w:id="700" w:author="Levine, Charles Roger CTR USARMY USMA (USA)" w:date="2026-10-12T22:52:00Z" w16du:dateUtc="2026-10-13T02:52:00Z">
                   <w:rPr>
                     <w:rFonts w:ascii="Cambria Math" w:hAnsi="Cambria Math"/>
                   </w:rPr>
@@ -16688,7 +18662,7 @@
             </m:sub>
           </m:sSub>
           <m:r>
-            <w:del w:id="470" w:author="Levine, Charles Roger CTR USARMY USMA (USA)" w:date="2026-10-12T22:52:00Z" w16du:dateUtc="2026-10-13T02:52:00Z">
+            <w:del w:id="701" w:author="Levine, Charles Roger CTR USARMY USMA (USA)" w:date="2026-10-12T22:52:00Z" w16du:dateUtc="2026-10-13T02:52:00Z">
               <m:rPr>
                 <m:sty m:val="p"/>
               </m:rPr>
@@ -16702,7 +18676,7 @@
             <m:barPr>
               <m:pos m:val="top"/>
               <m:ctrlPr>
-                <w:del w:id="471" w:author="Levine, Charles Roger CTR USARMY USMA (USA)" w:date="2026-10-12T22:52:00Z" w16du:dateUtc="2026-10-13T02:52:00Z">
+                <w:del w:id="702" w:author="Levine, Charles Roger CTR USARMY USMA (USA)" w:date="2026-10-12T22:52:00Z" w16du:dateUtc="2026-10-13T02:52:00Z">
                   <w:rPr>
                     <w:rFonts w:ascii="Cambria Math" w:hAnsi="Cambria Math"/>
                   </w:rPr>
@@ -16711,7 +18685,7 @@
             </m:barPr>
             <m:e>
               <m:r>
-                <w:del w:id="472" w:author="Levine, Charles Roger CTR USARMY USMA (USA)" w:date="2026-10-12T22:52:00Z" w16du:dateUtc="2026-10-13T02:52:00Z">
+                <w:del w:id="703" w:author="Levine, Charles Roger CTR USARMY USMA (USA)" w:date="2026-10-12T22:52:00Z" w16du:dateUtc="2026-10-13T02:52:00Z">
                   <w:rPr>
                     <w:rFonts w:ascii="Cambria Math" w:hAnsi="Cambria Math"/>
                   </w:rPr>
@@ -16723,7 +18697,7 @@
           <m:sSup>
             <m:sSupPr>
               <m:ctrlPr>
-                <w:del w:id="473" w:author="Levine, Charles Roger CTR USARMY USMA (USA)" w:date="2026-10-12T22:52:00Z" w16du:dateUtc="2026-10-13T02:52:00Z">
+                <w:del w:id="704" w:author="Levine, Charles Roger CTR USARMY USMA (USA)" w:date="2026-10-12T22:52:00Z" w16du:dateUtc="2026-10-13T02:52:00Z">
                   <w:rPr>
                     <w:rFonts w:ascii="Cambria Math" w:hAnsi="Cambria Math"/>
                   </w:rPr>
@@ -16732,7 +18706,7 @@
             </m:sSupPr>
             <m:e>
               <m:r>
-                <w:del w:id="474" w:author="Levine, Charles Roger CTR USARMY USMA (USA)" w:date="2026-10-12T22:52:00Z" w16du:dateUtc="2026-10-13T02:52:00Z">
+                <w:del w:id="705" w:author="Levine, Charles Roger CTR USARMY USMA (USA)" w:date="2026-10-12T22:52:00Z" w16du:dateUtc="2026-10-13T02:52:00Z">
                   <m:rPr>
                     <m:sty m:val="p"/>
                   </m:rPr>
@@ -16745,7 +18719,7 @@
             </m:e>
             <m:sup>
               <m:r>
-                <w:del w:id="475" w:author="Levine, Charles Roger CTR USARMY USMA (USA)" w:date="2026-10-12T22:52:00Z" w16du:dateUtc="2026-10-13T02:52:00Z">
+                <w:del w:id="706" w:author="Levine, Charles Roger CTR USARMY USMA (USA)" w:date="2026-10-12T22:52:00Z" w16du:dateUtc="2026-10-13T02:52:00Z">
                   <w:rPr>
                     <w:rFonts w:ascii="Cambria Math" w:hAnsi="Cambria Math"/>
                   </w:rPr>
@@ -16755,7 +18729,7 @@
             </m:sup>
           </m:sSup>
           <m:r>
-            <w:del w:id="476" w:author="Levine, Charles Roger CTR USARMY USMA (USA)" w:date="2026-10-12T22:52:00Z" w16du:dateUtc="2026-10-13T02:52:00Z">
+            <w:del w:id="707" w:author="Levine, Charles Roger CTR USARMY USMA (USA)" w:date="2026-10-12T22:52:00Z" w16du:dateUtc="2026-10-13T02:52:00Z">
               <m:rPr>
                 <m:sty m:val="p"/>
               </m:rPr>
@@ -16771,10 +18745,10 @@
     <w:p>
       <w:pPr>
         <w:rPr>
-          <w:del w:id="477" w:author="Levine, Charles Roger CTR USARMY USMA (USA)" w:date="2026-10-12T22:52:00Z" w16du:dateUtc="2026-10-13T02:52:00Z"/>
+          <w:del w:id="708" w:author="Levine, Charles Roger CTR USARMY USMA (USA)" w:date="2026-10-12T22:52:00Z" w16du:dateUtc="2026-10-13T02:52:00Z"/>
         </w:rPr>
       </w:pPr>
-      <w:del w:id="478" w:author="Levine, Charles Roger CTR USARMY USMA (USA)" w:date="2026-10-12T22:52:00Z" w16du:dateUtc="2026-10-13T02:52:00Z">
+      <w:del w:id="709" w:author="Levine, Charles Roger CTR USARMY USMA (USA)" w:date="2026-10-12T22:52:00Z" w16du:dateUtc="2026-10-13T02:52:00Z">
         <w:r>
           <w:delText xml:space="preserve">To see this, write </w:delText>
         </w:r>
@@ -16783,7 +18757,7 @@
         <m:sSub>
           <m:sSubPr>
             <m:ctrlPr>
-              <w:del w:id="479" w:author="Levine, Charles Roger CTR USARMY USMA (USA)" w:date="2026-10-12T22:52:00Z" w16du:dateUtc="2026-10-13T02:52:00Z">
+              <w:del w:id="710" w:author="Levine, Charles Roger CTR USARMY USMA (USA)" w:date="2026-10-12T22:52:00Z" w16du:dateUtc="2026-10-13T02:52:00Z">
                 <w:rPr>
                   <w:rFonts w:ascii="Cambria Math" w:hAnsi="Cambria Math"/>
                 </w:rPr>
@@ -16792,7 +18766,7 @@
           </m:sSubPr>
           <m:e>
             <m:r>
-              <w:del w:id="480" w:author="Levine, Charles Roger CTR USARMY USMA (USA)" w:date="2026-10-12T22:52:00Z" w16du:dateUtc="2026-10-13T02:52:00Z">
+              <w:del w:id="711" w:author="Levine, Charles Roger CTR USARMY USMA (USA)" w:date="2026-10-12T22:52:00Z" w16du:dateUtc="2026-10-13T02:52:00Z">
                 <w:rPr>
                   <w:rFonts w:ascii="Cambria Math" w:hAnsi="Cambria Math"/>
                 </w:rPr>
@@ -16802,7 +18776,7 @@
           </m:e>
           <m:sub>
             <m:r>
-              <w:del w:id="481" w:author="Levine, Charles Roger CTR USARMY USMA (USA)" w:date="2026-10-12T22:52:00Z" w16du:dateUtc="2026-10-13T02:52:00Z">
+              <w:del w:id="712" w:author="Levine, Charles Roger CTR USARMY USMA (USA)" w:date="2026-10-12T22:52:00Z" w16du:dateUtc="2026-10-13T02:52:00Z">
                 <w:rPr>
                   <w:rFonts w:ascii="Cambria Math" w:hAnsi="Cambria Math"/>
                 </w:rPr>
@@ -16812,7 +18786,7 @@
           </m:sub>
         </m:sSub>
       </m:oMath>
-      <w:del w:id="482" w:author="Levine, Charles Roger CTR USARMY USMA (USA)" w:date="2026-10-12T22:52:00Z" w16du:dateUtc="2026-10-13T02:52:00Z">
+      <w:del w:id="713" w:author="Levine, Charles Roger CTR USARMY USMA (USA)" w:date="2026-10-12T22:52:00Z" w16du:dateUtc="2026-10-13T02:52:00Z">
         <w:r>
           <w:delText xml:space="preserve"> − </w:delText>
         </w:r>
@@ -16822,7 +18796,7 @@
           <m:barPr>
             <m:pos m:val="top"/>
             <m:ctrlPr>
-              <w:del w:id="483" w:author="Levine, Charles Roger CTR USARMY USMA (USA)" w:date="2026-10-12T22:52:00Z" w16du:dateUtc="2026-10-13T02:52:00Z">
+              <w:del w:id="714" w:author="Levine, Charles Roger CTR USARMY USMA (USA)" w:date="2026-10-12T22:52:00Z" w16du:dateUtc="2026-10-13T02:52:00Z">
                 <w:rPr>
                   <w:rFonts w:ascii="Cambria Math" w:hAnsi="Cambria Math"/>
                 </w:rPr>
@@ -16831,7 +18805,7 @@
           </m:barPr>
           <m:e>
             <m:r>
-              <w:del w:id="484" w:author="Levine, Charles Roger CTR USARMY USMA (USA)" w:date="2026-10-12T22:52:00Z" w16du:dateUtc="2026-10-13T02:52:00Z">
+              <w:del w:id="715" w:author="Levine, Charles Roger CTR USARMY USMA (USA)" w:date="2026-10-12T22:52:00Z" w16du:dateUtc="2026-10-13T02:52:00Z">
                 <w:rPr>
                   <w:rFonts w:ascii="Cambria Math" w:hAnsi="Cambria Math"/>
                 </w:rPr>
@@ -16841,7 +18815,7 @@
           </m:e>
         </m:bar>
       </m:oMath>
-      <w:del w:id="485" w:author="Levine, Charles Roger CTR USARMY USMA (USA)" w:date="2026-10-12T22:52:00Z" w16du:dateUtc="2026-10-13T02:52:00Z">
+      <w:del w:id="716" w:author="Levine, Charles Roger CTR USARMY USMA (USA)" w:date="2026-10-12T22:52:00Z" w16du:dateUtc="2026-10-13T02:52:00Z">
         <w:r>
           <w:delText xml:space="preserve"> as the sum of </w:delText>
         </w:r>
@@ -16850,7 +18824,7 @@
         <m:sSub>
           <m:sSubPr>
             <m:ctrlPr>
-              <w:del w:id="486" w:author="Levine, Charles Roger CTR USARMY USMA (USA)" w:date="2026-10-12T22:52:00Z" w16du:dateUtc="2026-10-13T02:52:00Z">
+              <w:del w:id="717" w:author="Levine, Charles Roger CTR USARMY USMA (USA)" w:date="2026-10-12T22:52:00Z" w16du:dateUtc="2026-10-13T02:52:00Z">
                 <w:rPr>
                   <w:rFonts w:ascii="Cambria Math" w:hAnsi="Cambria Math"/>
                 </w:rPr>
@@ -16859,7 +18833,7 @@
           </m:sSubPr>
           <m:e>
             <m:r>
-              <w:del w:id="487" w:author="Levine, Charles Roger CTR USARMY USMA (USA)" w:date="2026-10-12T22:52:00Z" w16du:dateUtc="2026-10-13T02:52:00Z">
+              <w:del w:id="718" w:author="Levine, Charles Roger CTR USARMY USMA (USA)" w:date="2026-10-12T22:52:00Z" w16du:dateUtc="2026-10-13T02:52:00Z">
                 <w:rPr>
                   <w:rFonts w:ascii="Cambria Math" w:hAnsi="Cambria Math"/>
                 </w:rPr>
@@ -16869,7 +18843,7 @@
           </m:e>
           <m:sub>
             <m:r>
-              <w:del w:id="488" w:author="Levine, Charles Roger CTR USARMY USMA (USA)" w:date="2026-10-12T22:52:00Z" w16du:dateUtc="2026-10-13T02:52:00Z">
+              <w:del w:id="719" w:author="Levine, Charles Roger CTR USARMY USMA (USA)" w:date="2026-10-12T22:52:00Z" w16du:dateUtc="2026-10-13T02:52:00Z">
                 <w:rPr>
                   <w:rFonts w:ascii="Cambria Math" w:hAnsi="Cambria Math"/>
                 </w:rPr>
@@ -16879,7 +18853,7 @@
           </m:sub>
         </m:sSub>
       </m:oMath>
-      <w:del w:id="489" w:author="Levine, Charles Roger CTR USARMY USMA (USA)" w:date="2026-10-12T22:52:00Z" w16du:dateUtc="2026-10-13T02:52:00Z">
+      <w:del w:id="720" w:author="Levine, Charles Roger CTR USARMY USMA (USA)" w:date="2026-10-12T22:52:00Z" w16du:dateUtc="2026-10-13T02:52:00Z">
         <w:r>
           <w:delText xml:space="preserve"> − </w:delText>
         </w:r>
@@ -16888,7 +18862,7 @@
         <m:sSub>
           <m:sSubPr>
             <m:ctrlPr>
-              <w:del w:id="490" w:author="Levine, Charles Roger CTR USARMY USMA (USA)" w:date="2026-10-12T22:52:00Z" w16du:dateUtc="2026-10-13T02:52:00Z">
+              <w:del w:id="721" w:author="Levine, Charles Roger CTR USARMY USMA (USA)" w:date="2026-10-12T22:52:00Z" w16du:dateUtc="2026-10-13T02:52:00Z">
                 <w:rPr>
                   <w:rFonts w:ascii="Cambria Math" w:hAnsi="Cambria Math"/>
                 </w:rPr>
@@ -16897,7 +18871,7 @@
           </m:sSubPr>
           <m:e>
             <m:r>
-              <w:del w:id="491" w:author="Levine, Charles Roger CTR USARMY USMA (USA)" w:date="2026-10-12T22:52:00Z" w16du:dateUtc="2026-10-13T02:52:00Z">
+              <w:del w:id="722" w:author="Levine, Charles Roger CTR USARMY USMA (USA)" w:date="2026-10-12T22:52:00Z" w16du:dateUtc="2026-10-13T02:52:00Z">
                 <w:rPr>
                   <w:rFonts w:ascii="Cambria Math" w:hAnsi="Cambria Math"/>
                 </w:rPr>
@@ -16907,7 +18881,7 @@
           </m:e>
           <m:sub>
             <m:r>
-              <w:del w:id="492" w:author="Levine, Charles Roger CTR USARMY USMA (USA)" w:date="2026-10-12T22:52:00Z" w16du:dateUtc="2026-10-13T02:52:00Z">
+              <w:del w:id="723" w:author="Levine, Charles Roger CTR USARMY USMA (USA)" w:date="2026-10-12T22:52:00Z" w16du:dateUtc="2026-10-13T02:52:00Z">
                 <w:rPr>
                   <w:rFonts w:ascii="Cambria Math" w:hAnsi="Cambria Math"/>
                 </w:rPr>
@@ -16915,7 +18889,7 @@
               </w:del>
             </m:r>
             <m:r>
-              <w:del w:id="493" w:author="Levine, Charles Roger CTR USARMY USMA (USA)" w:date="2026-10-12T22:52:00Z" w16du:dateUtc="2026-10-13T02:52:00Z">
+              <w:del w:id="724" w:author="Levine, Charles Roger CTR USARMY USMA (USA)" w:date="2026-10-12T22:52:00Z" w16du:dateUtc="2026-10-13T02:52:00Z">
                 <m:rPr>
                   <m:sty m:val="p"/>
                 </m:rPr>
@@ -16926,7 +18900,7 @@
               </w:del>
             </m:r>
             <m:r>
-              <w:del w:id="494" w:author="Levine, Charles Roger CTR USARMY USMA (USA)" w:date="2026-10-12T22:52:00Z" w16du:dateUtc="2026-10-13T02:52:00Z">
+              <w:del w:id="725" w:author="Levine, Charles Roger CTR USARMY USMA (USA)" w:date="2026-10-12T22:52:00Z" w16du:dateUtc="2026-10-13T02:52:00Z">
                 <w:rPr>
                   <w:rFonts w:ascii="Cambria Math" w:hAnsi="Cambria Math"/>
                 </w:rPr>
@@ -16934,7 +18908,7 @@
               </w:del>
             </m:r>
             <m:r>
-              <w:del w:id="495" w:author="Levine, Charles Roger CTR USARMY USMA (USA)" w:date="2026-10-12T22:52:00Z" w16du:dateUtc="2026-10-13T02:52:00Z">
+              <w:del w:id="726" w:author="Levine, Charles Roger CTR USARMY USMA (USA)" w:date="2026-10-12T22:52:00Z" w16du:dateUtc="2026-10-13T02:52:00Z">
                 <m:rPr>
                   <m:sty m:val="p"/>
                 </m:rPr>
@@ -16947,7 +18921,7 @@
           </m:sub>
         </m:sSub>
       </m:oMath>
-      <w:del w:id="496" w:author="Levine, Charles Roger CTR USARMY USMA (USA)" w:date="2026-10-12T22:52:00Z" w16du:dateUtc="2026-10-13T02:52:00Z">
+      <w:del w:id="727" w:author="Levine, Charles Roger CTR USARMY USMA (USA)" w:date="2026-10-12T22:52:00Z" w16du:dateUtc="2026-10-13T02:52:00Z">
         <w:r>
           <w:delText xml:space="preserve"> and </w:delText>
         </w:r>
@@ -16956,7 +18930,7 @@
         <m:sSub>
           <m:sSubPr>
             <m:ctrlPr>
-              <w:del w:id="497" w:author="Levine, Charles Roger CTR USARMY USMA (USA)" w:date="2026-10-12T22:52:00Z" w16du:dateUtc="2026-10-13T02:52:00Z">
+              <w:del w:id="728" w:author="Levine, Charles Roger CTR USARMY USMA (USA)" w:date="2026-10-12T22:52:00Z" w16du:dateUtc="2026-10-13T02:52:00Z">
                 <w:rPr>
                   <w:rFonts w:ascii="Cambria Math" w:hAnsi="Cambria Math"/>
                 </w:rPr>
@@ -16965,7 +18939,7 @@
           </m:sSubPr>
           <m:e>
             <m:r>
-              <w:del w:id="498" w:author="Levine, Charles Roger CTR USARMY USMA (USA)" w:date="2026-10-12T22:52:00Z" w16du:dateUtc="2026-10-13T02:52:00Z">
+              <w:del w:id="729" w:author="Levine, Charles Roger CTR USARMY USMA (USA)" w:date="2026-10-12T22:52:00Z" w16du:dateUtc="2026-10-13T02:52:00Z">
                 <w:rPr>
                   <w:rFonts w:ascii="Cambria Math" w:hAnsi="Cambria Math"/>
                 </w:rPr>
@@ -16975,7 +18949,7 @@
           </m:e>
           <m:sub>
             <m:r>
-              <w:del w:id="499" w:author="Levine, Charles Roger CTR USARMY USMA (USA)" w:date="2026-10-12T22:52:00Z" w16du:dateUtc="2026-10-13T02:52:00Z">
+              <w:del w:id="730" w:author="Levine, Charles Roger CTR USARMY USMA (USA)" w:date="2026-10-12T22:52:00Z" w16du:dateUtc="2026-10-13T02:52:00Z">
                 <w:rPr>
                   <w:rFonts w:ascii="Cambria Math" w:hAnsi="Cambria Math"/>
                 </w:rPr>
@@ -16983,7 +18957,7 @@
               </w:del>
             </m:r>
             <m:r>
-              <w:del w:id="500" w:author="Levine, Charles Roger CTR USARMY USMA (USA)" w:date="2026-10-12T22:52:00Z" w16du:dateUtc="2026-10-13T02:52:00Z">
+              <w:del w:id="731" w:author="Levine, Charles Roger CTR USARMY USMA (USA)" w:date="2026-10-12T22:52:00Z" w16du:dateUtc="2026-10-13T02:52:00Z">
                 <m:rPr>
                   <m:sty m:val="p"/>
                 </m:rPr>
@@ -16994,7 +18968,7 @@
               </w:del>
             </m:r>
             <m:r>
-              <w:del w:id="501" w:author="Levine, Charles Roger CTR USARMY USMA (USA)" w:date="2026-10-12T22:52:00Z" w16du:dateUtc="2026-10-13T02:52:00Z">
+              <w:del w:id="732" w:author="Levine, Charles Roger CTR USARMY USMA (USA)" w:date="2026-10-12T22:52:00Z" w16du:dateUtc="2026-10-13T02:52:00Z">
                 <w:rPr>
                   <w:rFonts w:ascii="Cambria Math" w:hAnsi="Cambria Math"/>
                 </w:rPr>
@@ -17002,7 +18976,7 @@
               </w:del>
             </m:r>
             <m:r>
-              <w:del w:id="502" w:author="Levine, Charles Roger CTR USARMY USMA (USA)" w:date="2026-10-12T22:52:00Z" w16du:dateUtc="2026-10-13T02:52:00Z">
+              <w:del w:id="733" w:author="Levine, Charles Roger CTR USARMY USMA (USA)" w:date="2026-10-12T22:52:00Z" w16du:dateUtc="2026-10-13T02:52:00Z">
                 <m:rPr>
                   <m:sty m:val="p"/>
                 </m:rPr>
@@ -17015,7 +18989,7 @@
           </m:sub>
         </m:sSub>
       </m:oMath>
-      <w:del w:id="503" w:author="Levine, Charles Roger CTR USARMY USMA (USA)" w:date="2026-10-12T22:52:00Z" w16du:dateUtc="2026-10-13T02:52:00Z">
+      <w:del w:id="734" w:author="Levine, Charles Roger CTR USARMY USMA (USA)" w:date="2026-10-12T22:52:00Z" w16du:dateUtc="2026-10-13T02:52:00Z">
         <w:r>
           <w:delText xml:space="preserve"> − </w:delText>
         </w:r>
@@ -17025,7 +18999,7 @@
           <m:barPr>
             <m:pos m:val="top"/>
             <m:ctrlPr>
-              <w:del w:id="504" w:author="Levine, Charles Roger CTR USARMY USMA (USA)" w:date="2026-10-12T22:52:00Z" w16du:dateUtc="2026-10-13T02:52:00Z">
+              <w:del w:id="735" w:author="Levine, Charles Roger CTR USARMY USMA (USA)" w:date="2026-10-12T22:52:00Z" w16du:dateUtc="2026-10-13T02:52:00Z">
                 <w:rPr>
                   <w:rFonts w:ascii="Cambria Math" w:hAnsi="Cambria Math"/>
                 </w:rPr>
@@ -17034,7 +19008,7 @@
           </m:barPr>
           <m:e>
             <m:r>
-              <w:del w:id="505" w:author="Levine, Charles Roger CTR USARMY USMA (USA)" w:date="2026-10-12T22:52:00Z" w16du:dateUtc="2026-10-13T02:52:00Z">
+              <w:del w:id="736" w:author="Levine, Charles Roger CTR USARMY USMA (USA)" w:date="2026-10-12T22:52:00Z" w16du:dateUtc="2026-10-13T02:52:00Z">
                 <w:rPr>
                   <w:rFonts w:ascii="Cambria Math" w:hAnsi="Cambria Math"/>
                 </w:rPr>
@@ -17044,7 +19018,7 @@
           </m:e>
         </m:bar>
       </m:oMath>
-      <w:del w:id="506" w:author="Levine, Charles Roger CTR USARMY USMA (USA)" w:date="2026-10-12T22:52:00Z" w16du:dateUtc="2026-10-13T02:52:00Z">
+      <w:del w:id="737" w:author="Levine, Charles Roger CTR USARMY USMA (USA)" w:date="2026-10-12T22:52:00Z" w16du:dateUtc="2026-10-13T02:52:00Z">
         <w:r>
           <w:delText xml:space="preserve">. The cross terms sum to zero inside each group because deviations from that group’s mean sum to zero. Consequently, </w:delText>
         </w:r>
@@ -17053,7 +19027,7 @@
         <m:sSub>
           <m:sSubPr>
             <m:ctrlPr>
-              <w:del w:id="507" w:author="Levine, Charles Roger CTR USARMY USMA (USA)" w:date="2026-10-12T22:52:00Z" w16du:dateUtc="2026-10-13T02:52:00Z">
+              <w:del w:id="738" w:author="Levine, Charles Roger CTR USARMY USMA (USA)" w:date="2026-10-12T22:52:00Z" w16du:dateUtc="2026-10-13T02:52:00Z">
                 <w:rPr>
                   <w:rFonts w:ascii="Cambria Math" w:hAnsi="Cambria Math"/>
                 </w:rPr>
@@ -17062,7 +19036,7 @@
           </m:sSubPr>
           <m:e>
             <m:r>
-              <w:del w:id="508" w:author="Levine, Charles Roger CTR USARMY USMA (USA)" w:date="2026-10-12T22:52:00Z" w16du:dateUtc="2026-10-13T02:52:00Z">
+              <w:del w:id="739" w:author="Levine, Charles Roger CTR USARMY USMA (USA)" w:date="2026-10-12T22:52:00Z" w16du:dateUtc="2026-10-13T02:52:00Z">
                 <w:rPr>
                   <w:rFonts w:ascii="Cambria Math" w:hAnsi="Cambria Math"/>
                 </w:rPr>
@@ -17072,7 +19046,7 @@
           </m:e>
           <m:sub>
             <m:r>
-              <w:del w:id="509" w:author="Levine, Charles Roger CTR USARMY USMA (USA)" w:date="2026-10-12T22:52:00Z" w16du:dateUtc="2026-10-13T02:52:00Z">
+              <w:del w:id="740" w:author="Levine, Charles Roger CTR USARMY USMA (USA)" w:date="2026-10-12T22:52:00Z" w16du:dateUtc="2026-10-13T02:52:00Z">
                 <w:rPr>
                   <w:rFonts w:ascii="Cambria Math" w:hAnsi="Cambria Math"/>
                 </w:rPr>
@@ -17082,7 +19056,7 @@
           </m:sub>
         </m:sSub>
       </m:oMath>
-      <w:del w:id="510" w:author="Levine, Charles Roger CTR USARMY USMA (USA)" w:date="2026-10-12T22:52:00Z" w16du:dateUtc="2026-10-13T02:52:00Z">
+      <w:del w:id="741" w:author="Levine, Charles Roger CTR USARMY USMA (USA)" w:date="2026-10-12T22:52:00Z" w16du:dateUtc="2026-10-13T02:52:00Z">
         <w:r>
           <w:delText xml:space="preserve"> is the between-group share of total variation and lies between zero and one. If the population has no variation in A, its denominator is zero and the statistic is undefined rather than evidence of perfect or absent sorting.</w:delText>
         </w:r>
@@ -17092,17 +19066,17 @@
       <w:pPr>
         <w:pStyle w:val="BodyText"/>
         <w:rPr>
-          <w:del w:id="511" w:author="Levine, Charles Roger CTR USARMY USMA (USA)" w:date="2026-10-12T22:52:00Z" w16du:dateUtc="2026-10-13T02:52:00Z"/>
+          <w:del w:id="742" w:author="Levine, Charles Roger CTR USARMY USMA (USA)" w:date="2026-10-12T22:52:00Z" w16du:dateUtc="2026-10-13T02:52:00Z"/>
         </w:rPr>
       </w:pPr>
-      <w:del w:id="512" w:author="Levine, Charles Roger CTR USARMY USMA (USA)" w:date="2026-10-12T22:52:00Z" w16du:dateUtc="2026-10-13T02:52:00Z">
+      <w:del w:id="743" w:author="Levine, Charles Roger CTR USARMY USMA (USA)" w:date="2026-10-12T22:52:00Z" w16du:dateUtc="2026-10-13T02:52:00Z">
         <w:r>
           <w:delText xml:space="preserve">Nonzero sorting can occur under random assignment in finite groups. With J fixed nonempty group sizes, uniform random allocation of the same </w:delText>
         </w:r>
       </w:del>
       <m:oMath>
         <m:r>
-          <w:del w:id="513" w:author="Levine, Charles Roger CTR USARMY USMA (USA)" w:date="2026-10-12T22:52:00Z" w16du:dateUtc="2026-10-13T02:52:00Z">
+          <w:del w:id="744" w:author="Levine, Charles Roger CTR USARMY USMA (USA)" w:date="2026-10-12T22:52:00Z" w16du:dateUtc="2026-10-13T02:52:00Z">
             <w:rPr>
               <w:rFonts w:ascii="Cambria Math" w:hAnsi="Cambria Math"/>
             </w:rPr>
@@ -17110,7 +19084,7 @@
           </w:del>
         </m:r>
       </m:oMath>
-      <w:del w:id="514" w:author="Levine, Charles Roger CTR USARMY USMA (USA)" w:date="2026-10-12T22:52:00Z" w16du:dateUtc="2026-10-13T02:52:00Z">
+      <w:del w:id="745" w:author="Levine, Charles Roger CTR USARMY USMA (USA)" w:date="2026-10-12T22:52:00Z" w16du:dateUtc="2026-10-13T02:52:00Z">
         <w:r>
           <w:delText xml:space="preserve"> individuals, and positive total variation, the expected index is (J − 1)/(N − 1). One obtains this by applying the finite-population variance of each random group mean and summing its </w:delText>
         </w:r>
@@ -17119,7 +19093,7 @@
         <m:sSub>
           <m:sSubPr>
             <m:ctrlPr>
-              <w:del w:id="515" w:author="Levine, Charles Roger CTR USARMY USMA (USA)" w:date="2026-10-12T22:52:00Z" w16du:dateUtc="2026-10-13T02:52:00Z">
+              <w:del w:id="746" w:author="Levine, Charles Roger CTR USARMY USMA (USA)" w:date="2026-10-12T22:52:00Z" w16du:dateUtc="2026-10-13T02:52:00Z">
                 <w:rPr>
                   <w:rFonts w:ascii="Cambria Math" w:hAnsi="Cambria Math"/>
                 </w:rPr>
@@ -17128,7 +19102,7 @@
           </m:sSubPr>
           <m:e>
             <m:r>
-              <w:del w:id="516" w:author="Levine, Charles Roger CTR USARMY USMA (USA)" w:date="2026-10-12T22:52:00Z" w16du:dateUtc="2026-10-13T02:52:00Z">
+              <w:del w:id="747" w:author="Levine, Charles Roger CTR USARMY USMA (USA)" w:date="2026-10-12T22:52:00Z" w16du:dateUtc="2026-10-13T02:52:00Z">
                 <w:rPr>
                   <w:rFonts w:ascii="Cambria Math" w:hAnsi="Cambria Math"/>
                 </w:rPr>
@@ -17138,7 +19112,7 @@
           </m:e>
           <m:sub>
             <m:r>
-              <w:del w:id="517" w:author="Levine, Charles Roger CTR USARMY USMA (USA)" w:date="2026-10-12T22:52:00Z" w16du:dateUtc="2026-10-13T02:52:00Z">
+              <w:del w:id="748" w:author="Levine, Charles Roger CTR USARMY USMA (USA)" w:date="2026-10-12T22:52:00Z" w16du:dateUtc="2026-10-13T02:52:00Z">
                 <w:rPr>
                   <w:rFonts w:ascii="Cambria Math" w:hAnsi="Cambria Math"/>
                 </w:rPr>
@@ -17148,7 +19122,7 @@
           </m:sub>
         </m:sSub>
       </m:oMath>
-      <w:del w:id="518" w:author="Levine, Charles Roger CTR USARMY USMA (USA)" w:date="2026-10-12T22:52:00Z" w16du:dateUtc="2026-10-13T02:52:00Z">
+      <w:del w:id="749" w:author="Levine, Charles Roger CTR USARMY USMA (USA)" w:date="2026-10-12T22:52:00Z" w16du:dateUtc="2026-10-13T02:52:00Z">
         <w:r>
           <w:delText xml:space="preserve">-weighted squared deviation from </w:delText>
         </w:r>
@@ -17158,7 +19132,7 @@
           <m:barPr>
             <m:pos m:val="top"/>
             <m:ctrlPr>
-              <w:del w:id="519" w:author="Levine, Charles Roger CTR USARMY USMA (USA)" w:date="2026-10-12T22:52:00Z" w16du:dateUtc="2026-10-13T02:52:00Z">
+              <w:del w:id="750" w:author="Levine, Charles Roger CTR USARMY USMA (USA)" w:date="2026-10-12T22:52:00Z" w16du:dateUtc="2026-10-13T02:52:00Z">
                 <w:rPr>
                   <w:rFonts w:ascii="Cambria Math" w:hAnsi="Cambria Math"/>
                 </w:rPr>
@@ -17167,7 +19141,7 @@
           </m:barPr>
           <m:e>
             <m:r>
-              <w:del w:id="520" w:author="Levine, Charles Roger CTR USARMY USMA (USA)" w:date="2026-10-12T22:52:00Z" w16du:dateUtc="2026-10-13T02:52:00Z">
+              <w:del w:id="751" w:author="Levine, Charles Roger CTR USARMY USMA (USA)" w:date="2026-10-12T22:52:00Z" w16du:dateUtc="2026-10-13T02:52:00Z">
                 <w:rPr>
                   <w:rFonts w:ascii="Cambria Math" w:hAnsi="Cambria Math"/>
                 </w:rPr>
@@ -17177,7 +19151,7 @@
           </m:e>
         </m:bar>
       </m:oMath>
-      <w:del w:id="521" w:author="Levine, Charles Roger CTR USARMY USMA (USA)" w:date="2026-10-12T22:52:00Z" w16du:dateUtc="2026-10-13T02:52:00Z">
+      <w:del w:id="752" w:author="Levine, Charles Roger CTR USARMY USMA (USA)" w:date="2026-10-12T22:52:00Z" w16du:dateUtc="2026-10-13T02:52:00Z">
         <w:r>
           <w:delText>. This analytic reference applies to the uniform allocation benchmark; a reference ensemble remains useful for variability and for procedures with additional constraints.</w:delText>
         </w:r>
@@ -17187,17 +19161,17 @@
       <w:pPr>
         <w:pStyle w:val="BodyText"/>
         <w:rPr>
-          <w:del w:id="522" w:author="Levine, Charles Roger CTR USARMY USMA (USA)" w:date="2026-10-12T22:52:00Z" w16du:dateUtc="2026-10-13T02:52:00Z"/>
+          <w:del w:id="753" w:author="Levine, Charles Roger CTR USARMY USMA (USA)" w:date="2026-10-12T22:52:00Z" w16du:dateUtc="2026-10-13T02:52:00Z"/>
         </w:rPr>
       </w:pPr>
-      <w:del w:id="523" w:author="Levine, Charles Roger CTR USARMY USMA (USA)" w:date="2026-10-12T22:52:00Z" w16du:dateUtc="2026-10-13T02:52:00Z">
+      <w:del w:id="754" w:author="Levine, Charles Roger CTR USARMY USMA (USA)" w:date="2026-10-12T22:52:00Z" w16du:dateUtc="2026-10-13T02:52:00Z">
         <w:r>
           <w:delText xml:space="preserve">Realized sorting therefore depends on </w:delText>
         </w:r>
       </w:del>
       <m:oMath>
         <m:r>
-          <w:del w:id="524" w:author="Levine, Charles Roger CTR USARMY USMA (USA)" w:date="2026-10-12T22:52:00Z" w16du:dateUtc="2026-10-13T02:52:00Z">
+          <w:del w:id="755" w:author="Levine, Charles Roger CTR USARMY USMA (USA)" w:date="2026-10-12T22:52:00Z" w16du:dateUtc="2026-10-13T02:52:00Z">
             <w:rPr>
               <w:rFonts w:ascii="Cambria Math" w:hAnsi="Cambria Math"/>
             </w:rPr>
@@ -17205,7 +19179,7 @@
           </w:del>
         </m:r>
       </m:oMath>
-      <w:del w:id="525" w:author="Levine, Charles Roger CTR USARMY USMA (USA)" w:date="2026-10-12T22:52:00Z" w16du:dateUtc="2026-10-13T02:52:00Z">
+      <w:del w:id="756" w:author="Levine, Charles Roger CTR USARMY USMA (USA)" w:date="2026-10-12T22:52:00Z" w16du:dateUtc="2026-10-13T02:52:00Z">
         <w:r>
           <w:delText xml:space="preserve">, the A distribution, roster capacities, and stochastic assignment history. A comparison should report both the chosen preference and the resulting </w:delText>
         </w:r>
@@ -17214,7 +19188,7 @@
         <m:sSub>
           <m:sSubPr>
             <m:ctrlPr>
-              <w:del w:id="526" w:author="Levine, Charles Roger CTR USARMY USMA (USA)" w:date="2026-10-12T22:52:00Z" w16du:dateUtc="2026-10-13T02:52:00Z">
+              <w:del w:id="757" w:author="Levine, Charles Roger CTR USARMY USMA (USA)" w:date="2026-10-12T22:52:00Z" w16du:dateUtc="2026-10-13T02:52:00Z">
                 <w:rPr>
                   <w:rFonts w:ascii="Cambria Math" w:hAnsi="Cambria Math"/>
                 </w:rPr>
@@ -17223,7 +19197,7 @@
           </m:sSubPr>
           <m:e>
             <m:r>
-              <w:del w:id="527" w:author="Levine, Charles Roger CTR USARMY USMA (USA)" w:date="2026-10-12T22:52:00Z" w16du:dateUtc="2026-10-13T02:52:00Z">
+              <w:del w:id="758" w:author="Levine, Charles Roger CTR USARMY USMA (USA)" w:date="2026-10-12T22:52:00Z" w16du:dateUtc="2026-10-13T02:52:00Z">
                 <w:rPr>
                   <w:rFonts w:ascii="Cambria Math" w:hAnsi="Cambria Math"/>
                 </w:rPr>
@@ -17233,7 +19207,7 @@
           </m:e>
           <m:sub>
             <m:r>
-              <w:del w:id="528" w:author="Levine, Charles Roger CTR USARMY USMA (USA)" w:date="2026-10-12T22:52:00Z" w16du:dateUtc="2026-10-13T02:52:00Z">
+              <w:del w:id="759" w:author="Levine, Charles Roger CTR USARMY USMA (USA)" w:date="2026-10-12T22:52:00Z" w16du:dateUtc="2026-10-13T02:52:00Z">
                 <w:rPr>
                   <w:rFonts w:ascii="Cambria Math" w:hAnsi="Cambria Math"/>
                 </w:rPr>
@@ -17243,7 +19217,7 @@
           </m:sub>
         </m:sSub>
       </m:oMath>
-      <w:del w:id="529" w:author="Levine, Charles Roger CTR USARMY USMA (USA)" w:date="2026-10-12T22:52:00Z" w16du:dateUtc="2026-10-13T02:52:00Z">
+      <w:del w:id="760" w:author="Levine, Charles Roger CTR USARMY USMA (USA)" w:date="2026-10-12T22:52:00Z" w16du:dateUtc="2026-10-13T02:52:00Z">
         <w:r>
           <w:delText xml:space="preserve">, rather than equating ρ = 0 with an observed index of zero. An empirical </w:delText>
         </w:r>
@@ -17252,7 +19226,7 @@
         <m:sSub>
           <m:sSubPr>
             <m:ctrlPr>
-              <w:del w:id="530" w:author="Levine, Charles Roger CTR USARMY USMA (USA)" w:date="2026-10-12T22:52:00Z" w16du:dateUtc="2026-10-13T02:52:00Z">
+              <w:del w:id="761" w:author="Levine, Charles Roger CTR USARMY USMA (USA)" w:date="2026-10-12T22:52:00Z" w16du:dateUtc="2026-10-13T02:52:00Z">
                 <w:rPr>
                   <w:rFonts w:ascii="Cambria Math" w:hAnsi="Cambria Math"/>
                 </w:rPr>
@@ -17261,7 +19235,7 @@
           </m:sSubPr>
           <m:e>
             <m:r>
-              <w:del w:id="531" w:author="Levine, Charles Roger CTR USARMY USMA (USA)" w:date="2026-10-12T22:52:00Z" w16du:dateUtc="2026-10-13T02:52:00Z">
+              <w:del w:id="762" w:author="Levine, Charles Roger CTR USARMY USMA (USA)" w:date="2026-10-12T22:52:00Z" w16du:dateUtc="2026-10-13T02:52:00Z">
                 <w:rPr>
                   <w:rFonts w:ascii="Cambria Math" w:hAnsi="Cambria Math"/>
                 </w:rPr>
@@ -17271,7 +19245,7 @@
           </m:e>
           <m:sub>
             <m:r>
-              <w:del w:id="532" w:author="Levine, Charles Roger CTR USARMY USMA (USA)" w:date="2026-10-12T22:52:00Z" w16du:dateUtc="2026-10-13T02:52:00Z">
+              <w:del w:id="763" w:author="Levine, Charles Roger CTR USARMY USMA (USA)" w:date="2026-10-12T22:52:00Z" w16du:dateUtc="2026-10-13T02:52:00Z">
                 <w:rPr>
                   <w:rFonts w:ascii="Cambria Math" w:hAnsi="Cambria Math"/>
                 </w:rPr>
@@ -17281,7 +19255,7 @@
           </m:sub>
         </m:sSub>
       </m:oMath>
-      <w:del w:id="533" w:author="Levine, Charles Roger CTR USARMY USMA (USA)" w:date="2026-10-12T22:52:00Z" w16du:dateUtc="2026-10-13T02:52:00Z">
+      <w:del w:id="764" w:author="Levine, Charles Roger CTR USARMY USMA (USA)" w:date="2026-10-12T22:52:00Z" w16du:dateUtc="2026-10-13T02:52:00Z">
         <w:r>
           <w:delText xml:space="preserve"> below a simulated reference does not establish that real assignment was random.</w:delText>
         </w:r>
@@ -17291,17 +19265,17 @@
       <w:pPr>
         <w:pStyle w:val="Heading2"/>
       </w:pPr>
-      <w:bookmarkStart w:id="534" w:name="X1ad203f4aedc8fcded9afae827919e65ec1bf18"/>
-      <w:bookmarkEnd w:id="292"/>
+      <w:bookmarkStart w:id="765" w:name="X1ad203f4aedc8fcded9afae827919e65ec1bf18"/>
+      <w:bookmarkEnd w:id="523"/>
       <w:r>
         <w:t xml:space="preserve">4.6.4 </w:t>
       </w:r>
-      <w:ins w:id="535" w:author="Levine, Charles Roger CTR USARMY USMA (USA)" w:date="2026-10-12T22:56:00Z" w16du:dateUtc="2026-10-13T02:56:00Z">
+      <w:ins w:id="766" w:author="Levine, Charles Roger CTR USARMY USMA (USA)" w:date="2026-10-12T22:56:00Z" w16du:dateUtc="2026-10-13T02:56:00Z">
         <w:r>
           <w:t>Using artificial groups to investigate congestion</w:t>
         </w:r>
       </w:ins>
-      <w:del w:id="536" w:author="Levine, Charles Roger CTR USARMY USMA (USA)" w:date="2026-10-12T22:56:00Z" w16du:dateUtc="2026-10-13T02:56:00Z">
+      <w:del w:id="767" w:author="Levine, Charles Roger CTR USARMY USMA (USA)" w:date="2026-10-12T22:56:00Z" w16du:dateUtc="2026-10-13T02:56:00Z">
         <w:r>
           <w:delText>Connecting assignment to mechanism experiments</w:delText>
         </w:r>
@@ -17310,15 +19284,15 @@
     <w:p>
       <w:pPr>
         <w:rPr>
-          <w:ins w:id="537" w:author="Levine, Charles Roger CTR USARMY USMA (USA)" w:date="2026-10-12T22:57:00Z"/>
+          <w:ins w:id="768" w:author="Levine, Charles Roger CTR USARMY USMA (USA)" w:date="2026-10-12T22:57:00Z"/>
         </w:rPr>
       </w:pPr>
-      <w:del w:id="538" w:author="Levine, Charles Roger CTR USARMY USMA (USA)" w:date="2026-10-12T22:57:00Z" w16du:dateUtc="2026-10-13T02:57:00Z">
+      <w:del w:id="769" w:author="Levine, Charles Roger CTR USARMY USMA (USA)" w:date="2026-10-12T22:57:00Z" w16du:dateUtc="2026-10-13T02:57:00Z">
         <w:r>
           <w:delText>A controlled</w:delText>
         </w:r>
       </w:del>
-      <w:ins w:id="539" w:author="Levine, Charles Roger CTR USARMY USMA (USA)" w:date="2026-10-12T22:57:00Z">
+      <w:ins w:id="770" w:author="Levine, Charles Roger CTR USARMY USMA (USA)" w:date="2026-10-12T22:57:00Z">
         <w:r>
           <w:t>A simulation first assigns individuals to groups, then calculates their scores, and finally applies the selection rule. This is the chronological ASSIGN → SCORE → SELECT sequence. The chapter introduced scoring and selection first because they define the advancement mechanism; assignment supplies controlled group environments in which to examine it.</w:t>
         </w:r>
@@ -17327,10 +19301,10 @@
     <w:p>
       <w:pPr>
         <w:rPr>
-          <w:ins w:id="540" w:author="Levine, Charles Roger CTR USARMY USMA (USA)" w:date="2026-10-12T22:57:00Z"/>
+          <w:ins w:id="771" w:author="Levine, Charles Roger CTR USARMY USMA (USA)" w:date="2026-10-12T22:57:00Z"/>
         </w:rPr>
       </w:pPr>
-      <w:ins w:id="541" w:author="Levine, Charles Roger CTR USARMY USMA (USA)" w:date="2026-10-12T22:57:00Z">
+      <w:ins w:id="772" w:author="Levine, Charles Roger CTR USARMY USMA (USA)" w:date="2026-10-12T22:57:00Z">
         <w:r>
           <w:t>Different comparisons require different quantities to remain fixed. To examine the effect of the congestion penalty, we can use exactly the same individuals and memberships under performance-only and congestion-adjusted scoring. Keeping the selection rule and number of places fixed then isolates the consequences of changing the scoring rule.</w:t>
         </w:r>
@@ -17339,12 +19313,11 @@
     <w:p>
       <w:pPr>
         <w:rPr>
-          <w:ins w:id="542" w:author="Levine, Charles Roger CTR USARMY USMA (USA)" w:date="2026-10-12T22:57:00Z"/>
+          <w:ins w:id="773" w:author="Levine, Charles Roger CTR USARMY USMA (USA)" w:date="2026-10-12T22:57:00Z"/>
         </w:rPr>
       </w:pPr>
-      <w:ins w:id="543" w:author="Levine, Charles Roger CTR USARMY USMA (USA)" w:date="2026-10-12T22:57:00Z">
+      <w:ins w:id="774" w:author="Levine, Charles Roger CTR USARMY USMA (USA)" w:date="2026-10-12T22:57:00Z">
         <w:r>
-          <w:lastRenderedPageBreak/>
           <w:t xml:space="preserve">To examine the consequences of sorting, we instead vary </w:t>
         </w:r>
       </w:ins>
@@ -17356,7 +19329,7 @@
           <m:t>ρ</m:t>
         </m:r>
       </m:oMath>
-      <w:ins w:id="544" w:author="Levine, Charles Roger CTR USARMY USMA (USA)" w:date="2026-10-12T22:57:00Z">
+      <w:ins w:id="775" w:author="Levine, Charles Roger CTR USARMY USMA (USA)" w:date="2026-10-12T22:57:00Z">
         <w:r>
           <w:t xml:space="preserve"> while retaining the same individuals, performance values, and group capacities. The resulting memberships are allowed to change—that is the purpose of the comparison. Threshold and selection settings remain fixed within a comparison at a given level of scarcity; comparisons across scarcity levels use the threshold alignment described in Section 4.5.3.</w:t>
         </w:r>
@@ -17365,29 +19338,30 @@
     <w:p>
       <w:pPr>
         <w:rPr>
-          <w:del w:id="545" w:author="Levine, Charles Roger CTR USARMY USMA (USA)" w:date="2026-10-12T22:57:00Z" w16du:dateUtc="2026-10-13T02:57:00Z"/>
+          <w:del w:id="776" w:author="Levine, Charles Roger CTR USARMY USMA (USA)" w:date="2026-10-12T22:57:00Z" w16du:dateUtc="2026-10-13T02:57:00Z"/>
         </w:rPr>
       </w:pPr>
-      <w:ins w:id="546" w:author="Levine, Charles Roger CTR USARMY USMA (USA)" w:date="2026-10-12T22:57:00Z">
+      <w:ins w:id="777" w:author="Levine, Charles Roger CTR USARMY USMA (USA)" w:date="2026-10-12T22:57:00Z">
         <w:r>
+          <w:lastRenderedPageBreak/>
           <w:t>Changing assignment preference can alter which individuals encounter strong peers, the distribution of roster pressure across groups, and the association between individual performance and group environment. These changes can affect the selection curves discussed in Section 4.5.4. Recording both realized sorting and selection outcomes allows us to distinguish how the population was rearranged from what that rearrangement meant for advancement.</w:t>
         </w:r>
       </w:ins>
-      <w:del w:id="547" w:author="Levine, Charles Roger CTR USARMY USMA (USA)" w:date="2026-10-12T22:57:00Z" w16du:dateUtc="2026-10-13T02:57:00Z">
+      <w:del w:id="778" w:author="Levine, Charles Roger CTR USARMY USMA (USA)" w:date="2026-10-12T22:57:00Z" w16du:dateUtc="2026-10-13T02:57:00Z">
         <w:r>
           <w:delText xml:space="preserve"> simulation first assigns individuals, then computes scores on the resulting groups, and finally selects winners. That is the chronological ASSIGN → SCORE → SELECT pipeline. The chapter introduced the components in a different order to establish the advancement mechanism before explaining how its artificial environments are generated.</w:delText>
         </w:r>
       </w:del>
     </w:p>
     <w:p>
-      <w:del w:id="548" w:author="Levine, Charles Roger CTR USARMY USMA (USA)" w:date="2026-10-12T22:57:00Z" w16du:dateUtc="2026-10-13T02:57:00Z">
+      <w:del w:id="779" w:author="Levine, Charles Roger CTR USARMY USMA (USA)" w:date="2026-10-12T22:57:00Z" w16du:dateUtc="2026-10-13T02:57:00Z">
         <w:r>
           <w:delText xml:space="preserve">When comparing penalties on the same assignments, the population, capacities, and groups can be held exactly fixed. When comparing assignment preferences, paired arrival orders and random draws reduce avoidable simulation variation, but they do not hold the resulting groups fixed. Changes in </w:delText>
         </w:r>
       </w:del>
       <m:oMath>
         <m:r>
-          <w:del w:id="549" w:author="Levine, Charles Roger CTR USARMY USMA (USA)" w:date="2026-10-12T22:57:00Z" w16du:dateUtc="2026-10-13T02:57:00Z">
+          <w:del w:id="780" w:author="Levine, Charles Roger CTR USARMY USMA (USA)" w:date="2026-10-12T22:57:00Z" w16du:dateUtc="2026-10-13T02:57:00Z">
             <w:rPr>
               <w:rFonts w:ascii="Cambria Math" w:hAnsi="Cambria Math"/>
             </w:rPr>
@@ -17395,7 +19369,7 @@
           </w:del>
         </m:r>
       </m:oMath>
-      <w:del w:id="550" w:author="Levine, Charles Roger CTR USARMY USMA (USA)" w:date="2026-10-12T22:57:00Z" w16du:dateUtc="2026-10-13T02:57:00Z">
+      <w:del w:id="781" w:author="Levine, Charles Roger CTR USARMY USMA (USA)" w:date="2026-10-12T22:57:00Z" w16du:dateUtc="2026-10-13T02:57:00Z">
         <w:r>
           <w:delText xml:space="preserve"> can alter the range of environments, the association between </w:delText>
         </w:r>
@@ -17404,7 +19378,7 @@
         <m:sSub>
           <m:sSubPr>
             <m:ctrlPr>
-              <w:del w:id="551" w:author="Levine, Charles Roger CTR USARMY USMA (USA)" w:date="2026-10-12T22:57:00Z" w16du:dateUtc="2026-10-13T02:57:00Z">
+              <w:del w:id="782" w:author="Levine, Charles Roger CTR USARMY USMA (USA)" w:date="2026-10-12T22:57:00Z" w16du:dateUtc="2026-10-13T02:57:00Z">
                 <w:rPr>
                   <w:rFonts w:ascii="Cambria Math" w:hAnsi="Cambria Math"/>
                 </w:rPr>
@@ -17413,7 +19387,7 @@
           </m:sSubPr>
           <m:e>
             <m:r>
-              <w:del w:id="552" w:author="Levine, Charles Roger CTR USARMY USMA (USA)" w:date="2026-10-12T22:57:00Z" w16du:dateUtc="2026-10-13T02:57:00Z">
+              <w:del w:id="783" w:author="Levine, Charles Roger CTR USARMY USMA (USA)" w:date="2026-10-12T22:57:00Z" w16du:dateUtc="2026-10-13T02:57:00Z">
                 <w:rPr>
                   <w:rFonts w:ascii="Cambria Math" w:hAnsi="Cambria Math"/>
                 </w:rPr>
@@ -17423,7 +19397,7 @@
           </m:e>
           <m:sub>
             <m:r>
-              <w:del w:id="553" w:author="Levine, Charles Roger CTR USARMY USMA (USA)" w:date="2026-10-12T22:57:00Z" w16du:dateUtc="2026-10-13T02:57:00Z">
+              <w:del w:id="784" w:author="Levine, Charles Roger CTR USARMY USMA (USA)" w:date="2026-10-12T22:57:00Z" w16du:dateUtc="2026-10-13T02:57:00Z">
                 <w:rPr>
                   <w:rFonts w:ascii="Cambria Math" w:hAnsi="Cambria Math"/>
                 </w:rPr>
@@ -17433,7 +19407,7 @@
           </m:sub>
         </m:sSub>
       </m:oMath>
-      <w:del w:id="554" w:author="Levine, Charles Roger CTR USARMY USMA (USA)" w:date="2026-10-12T22:57:00Z" w16du:dateUtc="2026-10-13T02:57:00Z">
+      <w:del w:id="785" w:author="Levine, Charles Roger CTR USARMY USMA (USA)" w:date="2026-10-12T22:57:00Z" w16du:dateUtc="2026-10-13T02:57:00Z">
         <w:r>
           <w:delText xml:space="preserve"> and those environments, and winner identities. Those channels must be considered when interpreting a changed success curve.</w:delText>
         </w:r>
@@ -17443,9 +19417,9 @@
       <w:pPr>
         <w:pStyle w:val="Heading1"/>
       </w:pPr>
-      <w:bookmarkStart w:id="555" w:name="X3c3c4c0997d1df4bc4320797fc414201263c54a"/>
-      <w:bookmarkEnd w:id="93"/>
-      <w:bookmarkEnd w:id="534"/>
+      <w:bookmarkStart w:id="786" w:name="X3c3c4c0997d1df4bc4320797fc414201263c54a"/>
+      <w:bookmarkEnd w:id="248"/>
+      <w:bookmarkEnd w:id="765"/>
       <w:r>
         <w:t>4.7 What the completed mechanism experiments establish</w:t>
       </w:r>
@@ -17459,7 +19433,7 @@
       <w:pPr>
         <w:pStyle w:val="Heading2"/>
       </w:pPr>
-      <w:bookmarkStart w:id="556" w:name="experimental-setting-and-interpretation"/>
+      <w:bookmarkStart w:id="787" w:name="experimental-setting-and-interpretation"/>
       <w:r>
         <w:t>4.7.1 Experimental setting and interpretation</w:t>
       </w:r>
@@ -17522,20 +19496,17 @@
         <w:pStyle w:val="BodyText"/>
       </w:pPr>
       <w:r>
-        <w:t xml:space="preserve">The characteristic values came from measured basketball production and should not be relabeled portable or innate talent. The 2015 working population contained 4,267 players on 351 teams. </w:t>
-      </w:r>
-      <w:r>
-        <w:lastRenderedPageBreak/>
-        <w:t>The same athlete can appear in more than one year, and repeated assignments do not create independent empirical populations. These are controlled mechanism experiments, not a held-out prediction exercise or a causal estimate of basketball peer effects.</w:t>
+        <w:t>The characteristic values came from measured basketball production and should not be relabeled portable or innate talent. The 2015 working population contained 4,267 players on 351 teams. The same athlete can appear in more than one year, and repeated assignments do not create independent empirical populations. These are controlled mechanism experiments, not a held-out prediction exercise or a causal estimate of basketball peer effects.</w:t>
       </w:r>
     </w:p>
     <w:p>
       <w:pPr>
         <w:pStyle w:val="Heading2"/>
       </w:pPr>
-      <w:bookmarkStart w:id="557" w:name="X2bdcce90be781303280a4b078df70adb92028df"/>
-      <w:bookmarkEnd w:id="556"/>
-      <w:r>
+      <w:bookmarkStart w:id="788" w:name="X2bdcce90be781303280a4b078df70adb92028df"/>
+      <w:bookmarkEnd w:id="787"/>
+      <w:r>
+        <w:lastRenderedPageBreak/>
         <w:t>4.7.2 Congestion can change winners without similarity preference</w:t>
       </w:r>
     </w:p>
@@ -17616,8 +19587,8 @@
       <w:pPr>
         <w:pStyle w:val="Heading2"/>
       </w:pPr>
-      <w:bookmarkStart w:id="558" w:name="X97d9df95a828479ab0f1857fc0478829051bfc4"/>
-      <w:bookmarkEnd w:id="557"/>
+      <w:bookmarkStart w:id="789" w:name="X97d9df95a828479ab0f1857fc0478829051bfc4"/>
+      <w:bookmarkEnd w:id="788"/>
       <w:r>
         <w:t>4.7.3 Penalty strength and the visibility of the tail</w:t>
       </w:r>
@@ -17721,11 +19692,7 @@
         </m:r>
       </m:oMath>
       <w:r>
-        <w:t xml:space="preserve">, equal-width bins 12–15 had selection rates of approximately 32.3%, 31.8%, 27.8%, and 11.9%. Their mean populations per assignment fell from about 95 to 32, 11, and 2.4. The last bin averaged only 0.26 players per assignment. The upper-tail decline was therefore not </w:t>
-      </w:r>
-      <w:r>
-        <w:lastRenderedPageBreak/>
-        <w:t xml:space="preserve">solely the last bar, but its outermost estimates were supported by few </w:t>
+        <w:t xml:space="preserve">, equal-width bins 12–15 had selection rates of approximately 32.3%, 31.8%, 27.8%, and 11.9%. Their mean populations per assignment fell from about 95 to 32, 11, and 2.4. The last bin averaged only 0.26 players per assignment. The upper-tail decline was therefore not solely the last bar, but its outermost estimates were supported by few </w:t>
       </w:r>
       <w:proofErr w:type="spellStart"/>
       <w:r>
@@ -17745,7 +19712,13 @@
       </w:r>
       <w:proofErr w:type="spellEnd"/>
       <w:r>
-        <w:t xml:space="preserve"> 4-5</w:t>
+        <w:t xml:space="preserve"> 4-</w:t>
+      </w:r>
+      <w:r>
+        <w:rPr>
+          <w:noProof/>
+        </w:rPr>
+        <w:t>5</w:t>
       </w:r>
       <w:r>
         <w:fldChar w:fldCharType="end"/>
@@ -17759,7 +19732,11 @@
         <w:pStyle w:val="BodyText"/>
       </w:pPr>
       <w:r>
-        <w:t>This comparison also explains why binning is part of the scientific interpretation. An absence of a visible downturn in a quantile display does not prove an absence of local tail declines. Conversely, a striking sparse bar does not establish a stable downturn. Empty environments must remain missing support, not be coded as zero success.</w:t>
+        <w:t xml:space="preserve">This comparison also explains why binning is part of the scientific interpretation. An absence of a visible downturn in a quantile display does not prove an absence of local tail declines. </w:t>
+      </w:r>
+      <w:r>
+        <w:lastRenderedPageBreak/>
+        <w:t>Conversely, a striking sparse bar does not establish a stable downturn. Empty environments must remain missing support, not be coded as zero success.</w:t>
       </w:r>
     </w:p>
     <w:p>
@@ -17771,7 +19748,6 @@
         <w:rPr>
           <w:noProof/>
         </w:rPr>
-        <w:lastRenderedPageBreak/>
         <w:drawing>
           <wp:inline distT="0" distB="0" distL="0" distR="0" wp14:anchorId="50AE6735" wp14:editId="4DBA3EA2">
             <wp:extent cx="5943600" cy="6438900"/>
@@ -17820,16 +19796,19 @@
         <w:pStyle w:val="Caption"/>
         <w:spacing w:line="240" w:lineRule="auto"/>
       </w:pPr>
-      <w:bookmarkStart w:id="559" w:name="Chapter4Figure5"/>
+      <w:bookmarkStart w:id="790" w:name="Chapter4Figure5"/>
       <w:r>
         <w:t>Figure 4-</w:t>
       </w:r>
       <w:fldSimple w:instr=" SEQ Figure \* ARABIC ">
         <w:r>
+          <w:rPr>
+            <w:noProof/>
+          </w:rPr>
           <w:t>5</w:t>
         </w:r>
       </w:fldSimple>
-      <w:bookmarkEnd w:id="559"/>
+      <w:bookmarkEnd w:id="790"/>
       <w:r>
         <w:t xml:space="preserve">.  Penalty strength and binning in the 2015 simulation. Rows compare </w:t>
       </w:r>
@@ -17875,8 +19854,8 @@
       <w:pPr>
         <w:pStyle w:val="Heading2"/>
       </w:pPr>
-      <w:bookmarkStart w:id="560" w:name="assignment-preference-and-scarcity"/>
-      <w:bookmarkEnd w:id="558"/>
+      <w:bookmarkStart w:id="791" w:name="assignment-preference-and-scarcity"/>
+      <w:bookmarkEnd w:id="789"/>
       <w:r>
         <w:lastRenderedPageBreak/>
         <w:t>4.7.4 Assignment preference and scarcity</w:t>
@@ -17974,7 +19953,13 @@
         <w:fldChar w:fldCharType="separate"/>
       </w:r>
       <w:r>
-        <w:t>Figure 4-6</w:t>
+        <w:t>Figure 4-</w:t>
+      </w:r>
+      <w:r>
+        <w:rPr>
+          <w:noProof/>
+        </w:rPr>
+        <w:t>6</w:t>
       </w:r>
       <w:r>
         <w:fldChar w:fldCharType="end"/>
@@ -18057,16 +20042,19 @@
         <w:pStyle w:val="Caption"/>
         <w:spacing w:line="240" w:lineRule="auto"/>
       </w:pPr>
-      <w:bookmarkStart w:id="561" w:name="Chapter4Figure6"/>
+      <w:bookmarkStart w:id="792" w:name="Chapter4Figure6"/>
       <w:r>
         <w:t>Figure 4-</w:t>
       </w:r>
       <w:fldSimple w:instr=" SEQ Figure \* ARABIC ">
         <w:r>
+          <w:rPr>
+            <w:noProof/>
+          </w:rPr>
           <w:t>6</w:t>
         </w:r>
       </w:fldSimple>
-      <w:bookmarkEnd w:id="561"/>
+      <w:bookmarkEnd w:id="792"/>
       <w:r>
         <w:t xml:space="preserve">.  Assignment preference under two levels of scarcity in the 2015 simulation. The upper two rows show selection near 50%; the lower two show selection near 1%. Red indicates </w:t>
       </w:r>
@@ -18153,8 +20141,8 @@
       <w:pPr>
         <w:pStyle w:val="Heading2"/>
       </w:pPr>
-      <w:bookmarkStart w:id="562" w:name="what-remains-to-be-established"/>
-      <w:bookmarkEnd w:id="560"/>
+      <w:bookmarkStart w:id="793" w:name="what-remains-to-be-established"/>
+      <w:bookmarkEnd w:id="791"/>
       <w:r>
         <w:t>4.7.5 What remains to be established</w:t>
       </w:r>
@@ -18269,9 +20257,9 @@
       <w:pPr>
         <w:pStyle w:val="Heading1"/>
       </w:pPr>
-      <w:bookmarkStart w:id="563" w:name="the-bridge-to-empirical-fitting"/>
-      <w:bookmarkEnd w:id="555"/>
-      <w:bookmarkEnd w:id="562"/>
+      <w:bookmarkStart w:id="794" w:name="the-bridge-to-empirical-fitting"/>
+      <w:bookmarkEnd w:id="786"/>
+      <w:bookmarkEnd w:id="793"/>
       <w:r>
         <w:t>4.8 The bridge to empirical fitting</w:t>
       </w:r>
@@ -20455,8 +22443,8 @@
       <w:pPr>
         <w:pStyle w:val="Heading1"/>
       </w:pPr>
-      <w:bookmarkStart w:id="564" w:name="X34faad1c749316954420b934931aff7c96ea3d6"/>
-      <w:bookmarkEnd w:id="563"/>
+      <w:bookmarkStart w:id="795" w:name="X34faad1c749316954420b934931aff7c96ea3d6"/>
+      <w:bookmarkEnd w:id="794"/>
       <w:r>
         <w:t>Appendix 4A Technical qualifications and the historical fitting record</w:t>
       </w:r>
@@ -20465,7 +22453,7 @@
       <w:pPr>
         <w:pStyle w:val="Heading2"/>
       </w:pPr>
-      <w:bookmarkStart w:id="565" w:name="Xc4cff8260d0316924cc51552c5cb860d3737775"/>
+      <w:bookmarkStart w:id="796" w:name="Xc4cff8260d0316924cc51552c5cb860d3737775"/>
       <w:r>
         <w:t>4A.1 The intended stochastic rule and legacy software</w:t>
       </w:r>
@@ -20537,8 +22525,8 @@
       <w:pPr>
         <w:pStyle w:val="Heading2"/>
       </w:pPr>
-      <w:bookmarkStart w:id="566" w:name="X30020ca2e28c3ddcf47702a707f4f0d8976e712"/>
-      <w:bookmarkEnd w:id="565"/>
+      <w:bookmarkStart w:id="797" w:name="X30020ca2e28c3ddcf47702a707f4f0d8976e712"/>
+      <w:bookmarkEnd w:id="796"/>
       <w:r>
         <w:t>4A.2 Differences between the stated selection rule and earlier implementations</w:t>
       </w:r>
@@ -20650,7 +22638,15 @@
         </m:sSub>
       </m:oMath>
       <w:r>
-        <w:t xml:space="preserve"> indicated whether the player was ever drafted. The fitting panel retained all eligible player-season observations rather than restricting outcomes to one final-season observation per athlete. Accordingly, the same eventual draft outcome could appear on several rows belonging to one player. These are the observational units of the historical fit; they should not be described as independent annual draft decisions or as distinct draft selections merely because the likelihood multiplies contributions across rows. A revision intended to model annual selection would need to establish a corresponding eligible population and outcome timing. [5]</w:t>
+        <w:t xml:space="preserve"> indicated whether the player was ever drafted. The fitting panel retained all eligible player-season observations rather than restricting outcomes to one final-season observation per athlete. Accordingly, the same eventual draft outcome could appear on several rows belonging to one player. These are the observational units of the historical fit; they should not be described as independent annual draft decisions or as distinct draft selections merely because the likelihood multiplies contributions across ro</w:t>
+      </w:r>
+      <w:proofErr w:type="spellStart"/>
+      <w:r>
+        <w:t>ws</w:t>
+      </w:r>
+      <w:proofErr w:type="spellEnd"/>
+      <w:r>
+        <w:t>. A revision intended to model annual selection would need to establish a corresponding eligible population and outcome timing. [5]</w:t>
       </w:r>
     </w:p>
     <w:p>
@@ -22963,8 +24959,8 @@
       <w:pPr>
         <w:pStyle w:val="Heading2"/>
       </w:pPr>
-      <w:bookmarkStart w:id="567" w:name="X61c80e37b1d723545285bb680c26300a41eba3a"/>
-      <w:bookmarkEnd w:id="566"/>
+      <w:bookmarkStart w:id="798" w:name="X61c80e37b1d723545285bb680c26300a41eba3a"/>
+      <w:bookmarkEnd w:id="797"/>
       <w:r>
         <w:t>4A.3 Normalization and threshold construction</w:t>
       </w:r>
@@ -23395,7 +25391,15 @@
         </m:sSub>
       </m:oMath>
       <w:r>
-        <w:t xml:space="preserve"> individuals. This is the historical working Bernoulli specification, but its normalization does not match a season containing many observed positive outcomes. Consequently, the saved probabilities should not be presented as validated individual draft probabilities. What remains to be established is whether this objective is defensible as a working calibration criterion for the intended scientific comparison, or whether a different outcome likelihood and observational unit are required. Neither a satisfactory ranking diagnostic nor a successful optimizer convergence message resolves that question.</w:t>
+        <w:t xml:space="preserve"> individuals. This is the historical working Bernoulli specification, but its normalization does not match a season containing many observed positive outcomes. Consequently, the saved probabilities should not be presented as validated individual draft probabilities. What remains to be established is whether this objective is defensible as a working calibration criterion for the intended scientific comparison, or whether a different outcome likelihood and observational unit are required. Neither a satisfacto</w:t>
+      </w:r>
+      <w:proofErr w:type="spellStart"/>
+      <w:r>
+        <w:t>ry</w:t>
+      </w:r>
+      <w:proofErr w:type="spellEnd"/>
+      <w:r>
+        <w:t xml:space="preserve"> ranking diagnostic nor a successful optimizer convergence message resolves that question.</w:t>
       </w:r>
     </w:p>
     <w:p>
@@ -23946,8 +25950,8 @@
       <w:pPr>
         <w:pStyle w:val="Heading2"/>
       </w:pPr>
-      <w:bookmarkStart w:id="568" w:name="X37bb242055bc516b188ab4496a584a40b1a9c72"/>
-      <w:bookmarkEnd w:id="567"/>
+      <w:bookmarkStart w:id="799" w:name="X37bb242055bc516b188ab4496a584a40b1a9c72"/>
+      <w:bookmarkEnd w:id="798"/>
       <w:r>
         <w:t>4A.4 Saved estimates and parameter transfer</w:t>
       </w:r>
@@ -25016,8 +27020,8 @@
       <w:pPr>
         <w:pStyle w:val="Heading2"/>
       </w:pPr>
-      <w:bookmarkStart w:id="569" w:name="Xc89fd0d0a0538ad258b22b5118afea5b3189c30"/>
-      <w:bookmarkEnd w:id="568"/>
+      <w:bookmarkStart w:id="800" w:name="Xc89fd0d0a0538ad258b22b5118afea5b3189c30"/>
+      <w:bookmarkEnd w:id="799"/>
       <w:r>
         <w:lastRenderedPageBreak/>
         <w:t>4A.5 Alternative congestion specifications</w:t>
@@ -25827,9 +27831,9 @@
       <w:pPr>
         <w:pStyle w:val="Heading1"/>
       </w:pPr>
-      <w:bookmarkStart w:id="570" w:name="X8a33aa523801c967d2fea04397cc8e7252f71fa"/>
-      <w:bookmarkEnd w:id="564"/>
-      <w:bookmarkEnd w:id="569"/>
+      <w:bookmarkStart w:id="801" w:name="X8a33aa523801c967d2fea04397cc8e7252f71fa"/>
+      <w:bookmarkEnd w:id="795"/>
+      <w:bookmarkEnd w:id="800"/>
       <w:r>
         <w:lastRenderedPageBreak/>
         <w:t>Appendix 4B Sources for the equations and completed results</w:t>
@@ -26228,13 +28232,27 @@
         <w:fldChar w:fldCharType="separate"/>
       </w:r>
       <w:r>
-        <w:t>Figure 4-5</w:t>
+        <w:t>Figure 4-</w:t>
+      </w:r>
+      <w:r>
+        <w:rPr>
+          <w:noProof/>
+        </w:rPr>
+        <w:t>5</w:t>
       </w:r>
       <w:r>
         <w:fldChar w:fldCharType="end"/>
       </w:r>
       <w:r>
-        <w:t xml:space="preserve"> is the saved 2015_penalty_bars.png under assort_analysis/outputs/penalty_bars_v1. The report identifies its specification, code, bin summaries, and execution record.</w:t>
+        <w:t xml:space="preserve"> is the saved 2015_penalty_bars.png under </w:t>
+      </w:r>
+      <w:proofErr w:type="spellStart"/>
+      <w:r>
+        <w:t>assort_analysis</w:t>
+      </w:r>
+      <w:proofErr w:type="spellEnd"/>
+      <w:r>
+        <w:t>/outputs/penalty_bars_v1. The report identifies its specification, code, bin summaries, and execution record.</w:t>
       </w:r>
     </w:p>
     <w:p>
@@ -26280,7 +28298,13 @@
         <w:fldChar w:fldCharType="separate"/>
       </w:r>
       <w:r>
-        <w:t>Figure 4-6</w:t>
+        <w:t>Figure 4-</w:t>
+      </w:r>
+      <w:r>
+        <w:rPr>
+          <w:noProof/>
+        </w:rPr>
+        <w:t>6</w:t>
       </w:r>
       <w:r>
         <w:fldChar w:fldCharType="end"/>
@@ -26288,7 +28312,7 @@
       <w:r>
         <w:t xml:space="preserve"> is the saved 2015_relative.png under assort_analysis/outputs/rho_scarcity_v1. The report links the saved rates, population support, identity summaries, and run record.</w:t>
       </w:r>
-      <w:bookmarkEnd w:id="570"/>
+      <w:bookmarkEnd w:id="801"/>
     </w:p>
     <w:sectPr>
       <w:headerReference w:type="default" r:id="rId34"/>
@@ -26642,6 +28666,119 @@
     </w:lvl>
   </w:abstractNum>
   <w:abstractNum w:abstractNumId="10" w15:restartNumberingAfterBreak="0">
+    <w:nsid w:val="026754B1"/>
+    <w:multiLevelType w:val="multilevel"/>
+    <w:tmpl w:val="B2F87A1A"/>
+    <w:lvl w:ilvl="0">
+      <w:start w:val="4"/>
+      <w:numFmt w:val="decimal"/>
+      <w:lvlText w:val="%1."/>
+      <w:lvlJc w:val="left"/>
+      <w:pPr>
+        <w:tabs>
+          <w:tab w:val="num" w:pos="720"/>
+        </w:tabs>
+        <w:ind w:left="720" w:hanging="360"/>
+      </w:pPr>
+    </w:lvl>
+    <w:lvl w:ilvl="1" w:tentative="1">
+      <w:start w:val="1"/>
+      <w:numFmt w:val="decimal"/>
+      <w:lvlText w:val="%2."/>
+      <w:lvlJc w:val="left"/>
+      <w:pPr>
+        <w:tabs>
+          <w:tab w:val="num" w:pos="1440"/>
+        </w:tabs>
+        <w:ind w:left="1440" w:hanging="360"/>
+      </w:pPr>
+    </w:lvl>
+    <w:lvl w:ilvl="2" w:tentative="1">
+      <w:start w:val="1"/>
+      <w:numFmt w:val="decimal"/>
+      <w:lvlText w:val="%3."/>
+      <w:lvlJc w:val="left"/>
+      <w:pPr>
+        <w:tabs>
+          <w:tab w:val="num" w:pos="2160"/>
+        </w:tabs>
+        <w:ind w:left="2160" w:hanging="360"/>
+      </w:pPr>
+    </w:lvl>
+    <w:lvl w:ilvl="3" w:tentative="1">
+      <w:start w:val="1"/>
+      <w:numFmt w:val="decimal"/>
+      <w:lvlText w:val="%4."/>
+      <w:lvlJc w:val="left"/>
+      <w:pPr>
+        <w:tabs>
+          <w:tab w:val="num" w:pos="2880"/>
+        </w:tabs>
+        <w:ind w:left="2880" w:hanging="360"/>
+      </w:pPr>
+    </w:lvl>
+    <w:lvl w:ilvl="4" w:tentative="1">
+      <w:start w:val="1"/>
+      <w:numFmt w:val="decimal"/>
+      <w:lvlText w:val="%5."/>
+      <w:lvlJc w:val="left"/>
+      <w:pPr>
+        <w:tabs>
+          <w:tab w:val="num" w:pos="3600"/>
+        </w:tabs>
+        <w:ind w:left="3600" w:hanging="360"/>
+      </w:pPr>
+    </w:lvl>
+    <w:lvl w:ilvl="5" w:tentative="1">
+      <w:start w:val="1"/>
+      <w:numFmt w:val="decimal"/>
+      <w:lvlText w:val="%6."/>
+      <w:lvlJc w:val="left"/>
+      <w:pPr>
+        <w:tabs>
+          <w:tab w:val="num" w:pos="4320"/>
+        </w:tabs>
+        <w:ind w:left="4320" w:hanging="360"/>
+      </w:pPr>
+    </w:lvl>
+    <w:lvl w:ilvl="6" w:tentative="1">
+      <w:start w:val="1"/>
+      <w:numFmt w:val="decimal"/>
+      <w:lvlText w:val="%7."/>
+      <w:lvlJc w:val="left"/>
+      <w:pPr>
+        <w:tabs>
+          <w:tab w:val="num" w:pos="5040"/>
+        </w:tabs>
+        <w:ind w:left="5040" w:hanging="360"/>
+      </w:pPr>
+    </w:lvl>
+    <w:lvl w:ilvl="7" w:tentative="1">
+      <w:start w:val="1"/>
+      <w:numFmt w:val="decimal"/>
+      <w:lvlText w:val="%8."/>
+      <w:lvlJc w:val="left"/>
+      <w:pPr>
+        <w:tabs>
+          <w:tab w:val="num" w:pos="5760"/>
+        </w:tabs>
+        <w:ind w:left="5760" w:hanging="360"/>
+      </w:pPr>
+    </w:lvl>
+    <w:lvl w:ilvl="8" w:tentative="1">
+      <w:start w:val="1"/>
+      <w:numFmt w:val="decimal"/>
+      <w:lvlText w:val="%9."/>
+      <w:lvlJc w:val="left"/>
+      <w:pPr>
+        <w:tabs>
+          <w:tab w:val="num" w:pos="6480"/>
+        </w:tabs>
+        <w:ind w:left="6480" w:hanging="360"/>
+      </w:pPr>
+    </w:lvl>
+  </w:abstractNum>
+  <w:abstractNum w:abstractNumId="11" w15:restartNumberingAfterBreak="0">
     <w:nsid w:val="0D0C24B2"/>
     <w:multiLevelType w:val="multilevel"/>
     <w:tmpl w:val="E5300536"/>
@@ -26754,7 +28891,7 @@
       </w:pPr>
     </w:lvl>
   </w:abstractNum>
-  <w:abstractNum w:abstractNumId="11" w15:restartNumberingAfterBreak="0">
+  <w:abstractNum w:abstractNumId="12" w15:restartNumberingAfterBreak="0">
     <w:nsid w:val="2E745132"/>
     <w:multiLevelType w:val="multilevel"/>
     <w:tmpl w:val="0409001F"/>
@@ -26840,7 +28977,7 @@
       </w:pPr>
     </w:lvl>
   </w:abstractNum>
-  <w:abstractNum w:abstractNumId="12" w15:restartNumberingAfterBreak="0">
+  <w:abstractNum w:abstractNumId="13" w15:restartNumberingAfterBreak="0">
     <w:nsid w:val="3A2739B3"/>
     <w:multiLevelType w:val="hybridMultilevel"/>
     <w:tmpl w:val="B49C77E6"/>
@@ -26953,7 +29090,7 @@
       </w:rPr>
     </w:lvl>
   </w:abstractNum>
-  <w:abstractNum w:abstractNumId="13" w15:restartNumberingAfterBreak="0">
+  <w:abstractNum w:abstractNumId="14" w15:restartNumberingAfterBreak="0">
     <w:nsid w:val="48A81654"/>
     <w:multiLevelType w:val="multilevel"/>
     <w:tmpl w:val="B1FC8BFC"/>
@@ -27102,7 +29239,7 @@
       </w:rPr>
     </w:lvl>
   </w:abstractNum>
-  <w:abstractNum w:abstractNumId="14" w15:restartNumberingAfterBreak="0">
+  <w:abstractNum w:abstractNumId="15" w15:restartNumberingAfterBreak="0">
     <w:nsid w:val="58976FC9"/>
     <w:multiLevelType w:val="multilevel"/>
     <w:tmpl w:val="A7F4C2CC"/>
@@ -27215,7 +29352,7 @@
       </w:rPr>
     </w:lvl>
   </w:abstractNum>
-  <w:abstractNum w:abstractNumId="15" w15:restartNumberingAfterBreak="0">
+  <w:abstractNum w:abstractNumId="16" w15:restartNumberingAfterBreak="0">
     <w:nsid w:val="5CB274BD"/>
     <w:multiLevelType w:val="multilevel"/>
     <w:tmpl w:val="1D5CA0DA"/>
@@ -27360,24 +29497,27 @@
     <w:abstractNumId w:val="0"/>
   </w:num>
   <w:num w:numId="10" w16cid:durableId="2039042989">
+    <w:abstractNumId w:val="15"/>
+  </w:num>
+  <w:num w:numId="11" w16cid:durableId="1335380630">
+    <w:abstractNumId w:val="12"/>
+  </w:num>
+  <w:num w:numId="12" w16cid:durableId="850726394">
+    <w:abstractNumId w:val="16"/>
+  </w:num>
+  <w:num w:numId="13" w16cid:durableId="1895460450">
     <w:abstractNumId w:val="14"/>
   </w:num>
-  <w:num w:numId="11" w16cid:durableId="1335380630">
-    <w:abstractNumId w:val="11"/>
-  </w:num>
-  <w:num w:numId="12" w16cid:durableId="850726394">
-    <w:abstractNumId w:val="15"/>
-  </w:num>
-  <w:num w:numId="13" w16cid:durableId="1895460450">
+  <w:num w:numId="14" w16cid:durableId="1623609490">
     <w:abstractNumId w:val="13"/>
-  </w:num>
-  <w:num w:numId="14" w16cid:durableId="1623609490">
-    <w:abstractNumId w:val="12"/>
   </w:num>
   <w:num w:numId="15" w16cid:durableId="1331520284">
     <w:abstractNumId w:val="9"/>
   </w:num>
   <w:num w:numId="16" w16cid:durableId="829558799">
+    <w:abstractNumId w:val="11"/>
+  </w:num>
+  <w:num w:numId="17" w16cid:durableId="1515343787">
     <w:abstractNumId w:val="10"/>
   </w:num>
 </w:numbering>
@@ -27999,7 +30139,6 @@
   <w:style w:type="character" w:default="1" w:styleId="DefaultParagraphFont">
     <w:name w:val="Default Paragraph Font"/>
     <w:uiPriority w:val="1"/>
-    <w:semiHidden/>
     <w:unhideWhenUsed/>
   </w:style>
   <w:style w:type="table" w:default="1" w:styleId="TableNormal">

--- a/3-Master_Plan/VECTOR_work/new_VECTOR_work/Model_Chapter_Shared_Working_Draft.docx
+++ b/3-Master_Plan/VECTOR_work/new_VECTOR_work/Model_Chapter_Shared_Working_Draft.docx
@@ -8248,7 +8248,23 @@
           <w:color w:val="auto"/>
           <w:szCs w:val="24"/>
         </w:rPr>
-        <w:t>First, write the denominator as a negative power:</w:t>
+        <w:t xml:space="preserve">First, </w:t>
+      </w:r>
+      <w:r>
+        <w:rPr>
+          <w:rFonts w:eastAsia="Times New Roman" w:cs="Times New Roman"/>
+          <w:color w:val="auto"/>
+          <w:szCs w:val="24"/>
+        </w:rPr>
+        <w:t>re</w:t>
+      </w:r>
+      <w:r>
+        <w:rPr>
+          <w:rFonts w:eastAsia="Times New Roman" w:cs="Times New Roman"/>
+          <w:color w:val="auto"/>
+          <w:szCs w:val="24"/>
+        </w:rPr>
+        <w:t>write the denominator as a negative power:</w:t>
       </w:r>
     </w:p>
     <w:p>
@@ -8871,7 +8887,15 @@
           <w:color w:val="auto"/>
           <w:szCs w:val="24"/>
         </w:rPr>
-        <w:t>The two negative signs cancel, leaving</w:t>
+        <w:t>T</w:t>
+      </w:r>
+      <w:r>
+        <w:rPr>
+          <w:rFonts w:eastAsia="Times New Roman" w:cs="Times New Roman"/>
+          <w:color w:val="auto"/>
+          <w:szCs w:val="24"/>
+        </w:rPr>
+        <w:t>his reduces to</w:t>
       </w:r>
     </w:p>
     <w:p>
@@ -9986,7 +10010,23 @@
           <w:color w:val="auto"/>
           <w:szCs w:val="24"/>
         </w:rPr>
-        <w:t>so the derivative simplifies to</w:t>
+        <w:t xml:space="preserve">so </w:t>
+      </w:r>
+      <w:r>
+        <w:rPr>
+          <w:rFonts w:eastAsia="Times New Roman" w:cs="Times New Roman"/>
+          <w:color w:val="auto"/>
+          <w:szCs w:val="24"/>
+        </w:rPr>
+        <w:t xml:space="preserve">we can simplify </w:t>
+      </w:r>
+      <w:r>
+        <w:rPr>
+          <w:rFonts w:eastAsia="Times New Roman" w:cs="Times New Roman"/>
+          <w:color w:val="auto"/>
+          <w:szCs w:val="24"/>
+        </w:rPr>
+        <w:t>the derivative to</w:t>
       </w:r>
     </w:p>
     <w:p>
@@ -10649,6 +10689,9 @@
             </m:sup>
           </m:sSup>
           <m:r>
+            <m:rPr>
+              <m:sty m:val="p"/>
+            </m:rPr>
             <w:rPr>
               <w:rFonts w:eastAsia="Times New Roman" w:cs="Times New Roman"/>
               <w:color w:val="auto"/>
@@ -10809,6 +10852,9 @@
       </w:r>
       <w:r>
         <w:t>Figure 4-1</w:t>
+      </w:r>
+      <w:r>
+        <w:noBreakHyphen/>
       </w:r>
       <w:r>
         <w:fldChar w:fldCharType="end"/>
@@ -10900,6 +10946,9 @@
       </w:r>
       <w:fldSimple w:instr=" SEQ Figure \* ARABIC ">
         <w:r>
+          <w:rPr>
+            <w:noProof/>
+          </w:rPr>
           <w:t>1</w:t>
         </w:r>
       </w:fldSimple>
@@ -11430,6 +11479,9 @@
       </w:r>
       <w:r>
         <w:t>Figure 4-2</w:t>
+      </w:r>
+      <w:r>
+        <w:noBreakHyphen/>
       </w:r>
       <w:r>
         <w:fldChar w:fldCharType="end"/>
@@ -11507,6 +11559,9 @@
       </w:r>
       <w:fldSimple w:instr=" SEQ Figure \* ARABIC ">
         <w:r>
+          <w:rPr>
+            <w:noProof/>
+          </w:rPr>
           <w:t>2</w:t>
         </w:r>
       </w:fldSimple>
@@ -14104,6 +14159,9 @@
         <w:t>Figure 4-3</w:t>
       </w:r>
       <w:r>
+        <w:noBreakHyphen/>
+      </w:r>
+      <w:r>
         <w:fldChar w:fldCharType="end"/>
       </w:r>
       <w:r>
@@ -14320,6 +14378,9 @@
       </w:r>
       <w:r>
         <w:t>Figure 4-3</w:t>
+      </w:r>
+      <w:r>
+        <w:noBreakHyphen/>
       </w:r>
       <w:r>
         <w:fldChar w:fldCharType="end"/>
@@ -14416,6 +14477,9 @@
       </w:r>
       <w:fldSimple w:instr=" SEQ Figure \* ARABIC ">
         <w:r>
+          <w:rPr>
+            <w:noProof/>
+          </w:rPr>
           <w:t>3</w:t>
         </w:r>
       </w:fldSimple>
@@ -14872,6 +14936,9 @@
       </w:r>
       <w:fldSimple w:instr=" SEQ Figure \* ARABIC ">
         <w:r>
+          <w:rPr>
+            <w:noProof/>
+          </w:rPr>
           <w:t>4</w:t>
         </w:r>
       </w:fldSimple>
@@ -14897,12 +14964,113 @@
         <w:t xml:space="preserve"> settings. Points show the percentage ever drafted. Error bars are pointwise 95% Wilson intervals without adjustment for team clustering. Counts indicate players and distinct team-seasons; open circles mark bins with fewer than 30 players. The panels use different vertical scales. These are descriptive associations.</w:t>
       </w:r>
     </w:p>
-    <w:p/>
+    <w:p>
+      <w:r>
+        <w:t xml:space="preserve">We can also examine selection within two differently defined bands of strong individual performance. </w:t>
+      </w:r>
+      <w:r>
+        <w:fldChar w:fldCharType="begin"/>
+      </w:r>
+      <w:r>
+        <w:instrText xml:space="preserve"> REF _Ref242867911 \h </w:instrText>
+      </w:r>
+      <w:r>
+        <w:fldChar w:fldCharType="separate"/>
+      </w:r>
+      <w:r>
+        <w:t>Figure 4-5</w:t>
+      </w:r>
+      <w:r>
+        <w:noBreakHyphen/>
+      </w:r>
+      <w:r>
+        <w:fldChar w:fldCharType="end"/>
+      </w:r>
+      <w:r>
+        <w:t xml:space="preserve"> compares players whose standardized performance lies between two and three standard deviations above the seasonal mean with players in the top 7% of the eligible performance distribution. Both panels show lower draft frequencies at the strongest peer environments than in several intermediate environments, although the estimates have substantial uncertainty. This illustration uses a different population from the preceding figure: it includes eligible player-seasons from 2011–2021, restricted to teams represented by at least one ever-drafted player. A player may therefore appear in more than one season. These patterns motivate closer examination of competition among strong performers; they do not establish a causal effect of congestion.</w:t>
+      </w:r>
+    </w:p>
+    <w:p>
+      <w:pPr>
+        <w:keepNext/>
+      </w:pPr>
+      <w:r>
+        <w:rPr>
+          <w:noProof/>
+        </w:rPr>
+        <w:lastRenderedPageBreak/>
+        <w:drawing>
+          <wp:inline distT="0" distB="0" distL="0" distR="0" wp14:anchorId="5BF34E12" wp14:editId="696A7BCD">
+            <wp:extent cx="5943600" cy="2795905"/>
+            <wp:effectExtent l="0" t="0" r="0" b="0"/>
+            <wp:docPr id="1624988306" name="Picture 1"/>
+            <wp:cNvGraphicFramePr>
+              <a:graphicFrameLocks xmlns:a="http://schemas.openxmlformats.org/drawingml/2006/main" noChangeAspect="1"/>
+            </wp:cNvGraphicFramePr>
+            <a:graphic xmlns:a="http://schemas.openxmlformats.org/drawingml/2006/main">
+              <a:graphicData uri="http://schemas.openxmlformats.org/drawingml/2006/picture">
+                <pic:pic xmlns:pic="http://schemas.openxmlformats.org/drawingml/2006/picture">
+                  <pic:nvPicPr>
+                    <pic:cNvPr id="1624988306" name="Picture 1624988306"/>
+                    <pic:cNvPicPr/>
+                  </pic:nvPicPr>
+                  <pic:blipFill>
+                    <a:blip r:embed="rId12"/>
+                    <a:stretch>
+                      <a:fillRect/>
+                    </a:stretch>
+                  </pic:blipFill>
+                  <pic:spPr>
+                    <a:xfrm>
+                      <a:off x="0" y="0"/>
+                      <a:ext cx="5943600" cy="2795905"/>
+                    </a:xfrm>
+                    <a:prstGeom prst="rect">
+                      <a:avLst/>
+                    </a:prstGeom>
+                  </pic:spPr>
+                </pic:pic>
+              </a:graphicData>
+            </a:graphic>
+          </wp:inline>
+        </w:drawing>
+      </w:r>
+    </w:p>
+    <w:p>
+      <w:pPr>
+        <w:pStyle w:val="Caption"/>
+      </w:pPr>
+      <w:bookmarkStart w:id="27" w:name="_Ref242867911"/>
+      <w:r>
+        <w:t>Figure 4-</w:t>
+      </w:r>
+      <w:fldSimple w:instr=" SEQ Figure \* ARABIC ">
+        <w:r>
+          <w:rPr>
+            <w:noProof/>
+          </w:rPr>
+          <w:t>5</w:t>
+        </w:r>
+      </w:fldSimple>
+      <w:bookmarkEnd w:id="27"/>
+      <w:r>
+        <w:t xml:space="preserve"> </w:t>
+      </w:r>
+      <w:r>
+        <w:rPr>
+          <w:rStyle w:val="Strong"/>
+        </w:rPr>
+        <w:t>Draft outcomes across peer environments within two high-performance bands.</w:t>
+      </w:r>
+      <w:r>
+        <w:t xml:space="preserve"> Individual performance is points per minute standardized within season. Panel A includes 425 player-season observations with performance between two and three standard deviations above the mean; Panel B includes 1,237 observations in the top 7%. Both use 2011–2021 and restrict teams to those represented by at least one ever-drafted player in the source window. The horizontal axis measures average teammate performance, excluding the focal player. The vertical axis reports the percentage of observations belonging to players who were ever drafted, rather than drafted in that particular season. Panel A uses 16 quantile bins; Panel B uses four lower-region bins and seven finer upper-region bins. Their bin boundaries differ. Counts beneath points report player-seasons. Error bars show pointwise 95% Wilson intervals without adjustment for repeated players or team clustering; open circles mark fewer than 30 observations. The performance bands overlap and are not independent samples.</w:t>
+      </w:r>
+    </w:p>
     <w:p>
       <w:pPr>
         <w:pStyle w:val="Heading1"/>
       </w:pPr>
-      <w:bookmarkStart w:id="27" w:name="Xace9f33b90814f9bd53ece6c999c09ae207edc6"/>
+      <w:bookmarkStart w:id="28" w:name="Xace9f33b90814f9bd53ece6c999c09ae207edc6"/>
       <w:bookmarkEnd w:id="14"/>
       <w:bookmarkEnd w:id="25"/>
       <w:r>
@@ -14916,11 +15084,7 @@
     </w:p>
     <w:p>
       <w:r>
-        <w:t xml:space="preserve">The assignment procedure supplies these artificial environments for simulation. It allows us to vary the tendency of similar individuals to join the same group while preserving the number of </w:t>
-      </w:r>
-      <w:r>
-        <w:lastRenderedPageBreak/>
-        <w:t>individuals and each group’s roster capacity. Assignment is therefore a device for studying the consequences of group composition. The scoring and selection model can also operate on observed groups without generating new memberships</w:t>
+        <w:t>The assignment procedure supplies these artificial environments for simulation. It allows us to vary the tendency of similar individuals to join the same group while preserving the number of individuals and each group’s roster capacity. Assignment is therefore a device for studying the consequences of group composition. The scoring and selection model can also operate on observed groups without generating new memberships</w:t>
       </w:r>
       <w:r>
         <w:t>.</w:t>
@@ -14930,8 +15094,9 @@
       <w:pPr>
         <w:pStyle w:val="Heading2"/>
       </w:pPr>
-      <w:bookmarkStart w:id="28" w:name="why-an-assignment-mechanism-is-needed"/>
-      <w:r>
+      <w:bookmarkStart w:id="29" w:name="why-an-assignment-mechanism-is-needed"/>
+      <w:r>
+        <w:lastRenderedPageBreak/>
         <w:t xml:space="preserve">4.6.1 </w:t>
       </w:r>
       <w:r>
@@ -15129,8 +15294,8 @@
       <w:pPr>
         <w:pStyle w:val="Heading2"/>
       </w:pPr>
-      <w:bookmarkStart w:id="29" w:name="X3819545970a9b5cccbdae8e4b8b7e3182042c91"/>
-      <w:bookmarkEnd w:id="28"/>
+      <w:bookmarkStart w:id="30" w:name="X3819545970a9b5cccbdae8e4b8b7e3182042c91"/>
+      <w:bookmarkEnd w:id="29"/>
       <w:r>
         <w:t>4.6.2 Sequential assignment with evolving centroids</w:t>
       </w:r>
@@ -15210,7 +15375,6 @@
         <w:pStyle w:val="BodyText"/>
       </w:pPr>
       <w:r>
-        <w:lastRenderedPageBreak/>
         <w:t>Individuals are processed in a randomly ordered sequence. When an individual is considered for assignment, each group’s probability depends on two quantities: how many places it still has available and how similar its current centroid is to that individual’s performance.</w:t>
       </w:r>
     </w:p>
@@ -15219,6 +15383,7 @@
         <w:pStyle w:val="BodyText"/>
       </w:pPr>
       <w:r>
+        <w:lastRenderedPageBreak/>
         <w:t xml:space="preserve">Let </w:t>
       </w:r>
       <m:oMath>
@@ -16407,7 +16572,6 @@
     </w:p>
     <w:p>
       <w:r>
-        <w:lastRenderedPageBreak/>
         <w:fldChar w:fldCharType="begin"/>
       </w:r>
       <w:r>
@@ -16417,7 +16581,10 @@
         <w:fldChar w:fldCharType="separate"/>
       </w:r>
       <w:r>
-        <w:t>Figure 4-5</w:t>
+        <w:t>Figure 4-6</w:t>
+      </w:r>
+      <w:r>
+        <w:noBreakHyphen/>
       </w:r>
       <w:r>
         <w:fldChar w:fldCharType="end"/>
@@ -16440,6 +16607,7 @@
         <w:rPr>
           <w:noProof/>
         </w:rPr>
+        <w:lastRenderedPageBreak/>
         <w:drawing>
           <wp:inline distT="0" distB="0" distL="0" distR="0" wp14:anchorId="3F63DFCE" wp14:editId="3E89054F">
             <wp:extent cx="5943600" cy="5085080"/>
@@ -16456,7 +16624,7 @@
                     <pic:cNvPicPr/>
                   </pic:nvPicPr>
                   <pic:blipFill>
-                    <a:blip r:embed="rId12"/>
+                    <a:blip r:embed="rId13"/>
                     <a:stretch>
                       <a:fillRect/>
                     </a:stretch>
@@ -16481,16 +16649,19 @@
       <w:pPr>
         <w:pStyle w:val="Caption"/>
       </w:pPr>
-      <w:bookmarkStart w:id="30" w:name="Chapter4Figure4"/>
+      <w:bookmarkStart w:id="31" w:name="Chapter4Figure4"/>
       <w:r>
         <w:t>Figure 4-</w:t>
       </w:r>
       <w:fldSimple w:instr=" SEQ Figure \* ARABIC ">
         <w:r>
-          <w:t>5</w:t>
+          <w:rPr>
+            <w:noProof/>
+          </w:rPr>
+          <w:t>6</w:t>
         </w:r>
       </w:fldSimple>
-      <w:bookmarkEnd w:id="30"/>
+      <w:bookmarkEnd w:id="31"/>
       <w:r>
         <w:t xml:space="preserve">. </w:t>
       </w:r>
@@ -16614,11 +16785,7 @@
         </m:r>
       </m:oMath>
       <w:r>
-        <w:t xml:space="preserve">, the similarity terms all equal one. Assignment probabilities then reduce to remaining group capacity divided by total remaining capacity. This is equivalent to choosing uniformly </w:t>
-      </w:r>
-      <w:r>
-        <w:lastRenderedPageBreak/>
-        <w:t xml:space="preserve">among all remaining membership places. Positive </w:t>
+        <w:t xml:space="preserve">, the similarity terms all equal one. Assignment probabilities then reduce to remaining group capacity divided by total remaining capacity. This is equivalent to choosing uniformly among all remaining membership places. Positive </w:t>
       </w:r>
       <m:oMath>
         <m:r>
@@ -16636,9 +16803,10 @@
       <w:pPr>
         <w:pStyle w:val="Heading2"/>
       </w:pPr>
-      <w:bookmarkStart w:id="31" w:name="preference-and-realized-sorting"/>
-      <w:bookmarkEnd w:id="29"/>
-      <w:r>
+      <w:bookmarkStart w:id="32" w:name="preference-and-realized-sorting"/>
+      <w:bookmarkEnd w:id="30"/>
+      <w:r>
+        <w:lastRenderedPageBreak/>
         <w:t xml:space="preserve">4.6.3 </w:t>
       </w:r>
       <w:r>
@@ -16694,7 +16862,82 @@
         <w:pStyle w:val="BodyText"/>
       </w:pPr>
       <w:r>
-        <w:t>We summarize this pattern using</w:t>
+        <w:t xml:space="preserve">We </w:t>
+      </w:r>
+      <w:r>
+        <w:t xml:space="preserve">summarize this assortativity pattern, we introduce the term </w:t>
+      </w:r>
+      <m:oMath>
+        <m:sSub>
+          <m:sSubPr>
+            <m:ctrlPr>
+              <w:rPr>
+                <w:rFonts w:ascii="Cambria Math" w:hAnsi="Cambria Math"/>
+              </w:rPr>
+            </m:ctrlPr>
+          </m:sSubPr>
+          <m:e>
+            <m:r>
+              <w:rPr>
+                <w:rFonts w:ascii="Cambria Math" w:hAnsi="Cambria Math"/>
+              </w:rPr>
+              <m:t>H</m:t>
+            </m:r>
+          </m:e>
+          <m:sub>
+            <m:r>
+              <m:rPr>
+                <m:sty m:val="p"/>
+              </m:rPr>
+              <w:rPr>
+                <w:rFonts w:ascii="Cambria Math" w:hAnsi="Cambria Math"/>
+              </w:rPr>
+              <m:t>sort</m:t>
+            </m:r>
+          </m:sub>
+        </m:sSub>
+      </m:oMath>
+      <w:r>
+        <w:t xml:space="preserve"> </w:t>
+      </w:r>
+      <w:r>
+        <w:t xml:space="preserve">which </w:t>
+      </w:r>
+      <w:r>
+        <w:t xml:space="preserve">measures the fraction of variation in individual performance that lies between groups rather than within them.  It tells us how strongly individuals are sorted into groups by performance: when group membership tells us little about an individual’s performance, </w:t>
+      </w:r>
+      <m:oMath>
+        <m:sSub>
+          <m:sSubPr>
+            <m:ctrlPr>
+              <w:rPr>
+                <w:rFonts w:ascii="Cambria Math" w:hAnsi="Cambria Math"/>
+              </w:rPr>
+            </m:ctrlPr>
+          </m:sSubPr>
+          <m:e>
+            <m:r>
+              <w:rPr>
+                <w:rFonts w:ascii="Cambria Math" w:hAnsi="Cambria Math"/>
+              </w:rPr>
+              <m:t>H</m:t>
+            </m:r>
+          </m:e>
+          <m:sub>
+            <m:r>
+              <m:rPr>
+                <m:sty m:val="p"/>
+              </m:rPr>
+              <w:rPr>
+                <w:rFonts w:ascii="Cambria Math" w:hAnsi="Cambria Math"/>
+              </w:rPr>
+              <m:t>sort</m:t>
+            </m:r>
+          </m:sub>
+        </m:sSub>
+      </m:oMath>
+      <w:r>
+        <w:t xml:space="preserve"> is low; when groups contain individuals with similar performance and differ substantially from one another, it is high.  </w:t>
       </w:r>
     </w:p>
     <w:p>
@@ -18341,8 +18584,8 @@
       <w:pPr>
         <w:pStyle w:val="Heading2"/>
       </w:pPr>
-      <w:bookmarkStart w:id="32" w:name="X1ad203f4aedc8fcded9afae827919e65ec1bf18"/>
-      <w:bookmarkEnd w:id="31"/>
+      <w:bookmarkStart w:id="33" w:name="X1ad203f4aedc8fcded9afae827919e65ec1bf18"/>
+      <w:bookmarkEnd w:id="32"/>
       <w:r>
         <w:t xml:space="preserve">4.6.4 </w:t>
       </w:r>
@@ -18386,9 +18629,9 @@
       <w:pPr>
         <w:pStyle w:val="Heading1"/>
       </w:pPr>
-      <w:bookmarkStart w:id="33" w:name="X3c3c4c0997d1df4bc4320797fc414201263c54a"/>
-      <w:bookmarkEnd w:id="27"/>
-      <w:bookmarkEnd w:id="32"/>
+      <w:bookmarkStart w:id="34" w:name="X3c3c4c0997d1df4bc4320797fc414201263c54a"/>
+      <w:bookmarkEnd w:id="28"/>
+      <w:bookmarkEnd w:id="33"/>
       <w:r>
         <w:t>4.7 What the completed mechanism experiments establish</w:t>
       </w:r>
@@ -18402,7 +18645,7 @@
       <w:pPr>
         <w:pStyle w:val="Heading2"/>
       </w:pPr>
-      <w:bookmarkStart w:id="34" w:name="experimental-setting-and-interpretation"/>
+      <w:bookmarkStart w:id="35" w:name="experimental-setting-and-interpretation"/>
       <w:r>
         <w:t>4.7.1 Experimental setting and interpretation</w:t>
       </w:r>
@@ -18476,8 +18719,8 @@
       <w:pPr>
         <w:pStyle w:val="Heading2"/>
       </w:pPr>
-      <w:bookmarkStart w:id="35" w:name="X2bdcce90be781303280a4b078df70adb92028df"/>
-      <w:bookmarkEnd w:id="34"/>
+      <w:bookmarkStart w:id="36" w:name="X2bdcce90be781303280a4b078df70adb92028df"/>
+      <w:bookmarkEnd w:id="35"/>
       <w:r>
         <w:t>4.7.2 Congestion can change winners without similarity preference</w:t>
       </w:r>
@@ -18559,8 +18802,8 @@
       <w:pPr>
         <w:pStyle w:val="Heading2"/>
       </w:pPr>
-      <w:bookmarkStart w:id="36" w:name="X97d9df95a828479ab0f1857fc0478829051bfc4"/>
-      <w:bookmarkEnd w:id="35"/>
+      <w:bookmarkStart w:id="37" w:name="X97d9df95a828479ab0f1857fc0478829051bfc4"/>
+      <w:bookmarkEnd w:id="36"/>
       <w:r>
         <w:t>4.7.3 Penalty strength and the visibility of the tail</w:t>
       </w:r>
@@ -18668,7 +18911,11 @@
       </w:r>
       <w:r>
         <w:lastRenderedPageBreak/>
-        <w:t>solely the last bar, but its outermost estimates were supported by few observations.</w:t>
+        <w:t xml:space="preserve">solely the last bar, but its outermost estimates were supported by few </w:t>
+      </w:r>
+      <w:proofErr w:type="spellStart"/>
+      <w:r>
+        <w:t>observations.</w:t>
       </w:r>
       <w:r>
         <w:fldChar w:fldCharType="begin"/>
@@ -18680,7 +18927,14 @@
         <w:fldChar w:fldCharType="separate"/>
       </w:r>
       <w:r>
-        <w:t>Figure 4-6</w:t>
+        <w:t>Figure</w:t>
+      </w:r>
+      <w:proofErr w:type="spellEnd"/>
+      <w:r>
+        <w:t xml:space="preserve"> 4-7</w:t>
+      </w:r>
+      <w:r>
+        <w:noBreakHyphen/>
       </w:r>
       <w:r>
         <w:fldChar w:fldCharType="end"/>
@@ -18723,7 +18977,7 @@
                     </pic:cNvPicPr>
                   </pic:nvPicPr>
                   <pic:blipFill>
-                    <a:blip r:embed="rId13"/>
+                    <a:blip r:embed="rId14"/>
                     <a:stretch>
                       <a:fillRect/>
                     </a:stretch>
@@ -18755,16 +19009,19 @@
         <w:pStyle w:val="Caption"/>
         <w:spacing w:line="240" w:lineRule="auto"/>
       </w:pPr>
-      <w:bookmarkStart w:id="37" w:name="Chapter4Figure5"/>
+      <w:bookmarkStart w:id="38" w:name="Chapter4Figure5"/>
       <w:r>
         <w:t>Figure 4-</w:t>
       </w:r>
       <w:fldSimple w:instr=" SEQ Figure \* ARABIC ">
         <w:r>
-          <w:t>6</w:t>
+          <w:rPr>
+            <w:noProof/>
+          </w:rPr>
+          <w:t>7</w:t>
         </w:r>
       </w:fldSimple>
-      <w:bookmarkEnd w:id="37"/>
+      <w:bookmarkEnd w:id="38"/>
       <w:r>
         <w:t xml:space="preserve">.  Penalty strength and binning in the 2015 simulation. Rows compare </w:t>
       </w:r>
@@ -18810,8 +19067,8 @@
       <w:pPr>
         <w:pStyle w:val="Heading2"/>
       </w:pPr>
-      <w:bookmarkStart w:id="38" w:name="assignment-preference-and-scarcity"/>
-      <w:bookmarkEnd w:id="36"/>
+      <w:bookmarkStart w:id="39" w:name="assignment-preference-and-scarcity"/>
+      <w:bookmarkEnd w:id="37"/>
       <w:r>
         <w:lastRenderedPageBreak/>
         <w:t>4.7.4 Assignment preference and scarcity</w:t>
@@ -18909,7 +19166,10 @@
         <w:fldChar w:fldCharType="separate"/>
       </w:r>
       <w:r>
-        <w:t>Figure 4-7</w:t>
+        <w:t>Figure 4-8</w:t>
+      </w:r>
+      <w:r>
+        <w:noBreakHyphen/>
       </w:r>
       <w:r>
         <w:fldChar w:fldCharType="end"/>
@@ -18960,7 +19220,7 @@
                     </pic:cNvPicPr>
                   </pic:nvPicPr>
                   <pic:blipFill>
-                    <a:blip r:embed="rId14"/>
+                    <a:blip r:embed="rId15"/>
                     <a:stretch>
                       <a:fillRect/>
                     </a:stretch>
@@ -18992,16 +19252,19 @@
         <w:pStyle w:val="Caption"/>
         <w:spacing w:line="240" w:lineRule="auto"/>
       </w:pPr>
-      <w:bookmarkStart w:id="39" w:name="Chapter4Figure6"/>
+      <w:bookmarkStart w:id="40" w:name="Chapter4Figure6"/>
       <w:r>
         <w:t>Figure 4-</w:t>
       </w:r>
       <w:fldSimple w:instr=" SEQ Figure \* ARABIC ">
         <w:r>
-          <w:t>7</w:t>
+          <w:rPr>
+            <w:noProof/>
+          </w:rPr>
+          <w:t>8</w:t>
         </w:r>
       </w:fldSimple>
-      <w:bookmarkEnd w:id="39"/>
+      <w:bookmarkEnd w:id="40"/>
       <w:r>
         <w:t xml:space="preserve">.  Assignment preference under two levels of scarcity in the 2015 simulation. The upper two rows show selection near 50%; the lower two show selection near 1%. Red indicates </w:t>
       </w:r>
@@ -19088,8 +19351,8 @@
       <w:pPr>
         <w:pStyle w:val="Heading2"/>
       </w:pPr>
-      <w:bookmarkStart w:id="40" w:name="what-remains-to-be-established"/>
-      <w:bookmarkEnd w:id="38"/>
+      <w:bookmarkStart w:id="41" w:name="what-remains-to-be-established"/>
+      <w:bookmarkEnd w:id="39"/>
       <w:r>
         <w:t>4.7.5 What remains to be established</w:t>
       </w:r>
@@ -19204,9 +19467,9 @@
       <w:pPr>
         <w:pStyle w:val="Heading1"/>
       </w:pPr>
-      <w:bookmarkStart w:id="41" w:name="the-bridge-to-empirical-fitting"/>
-      <w:bookmarkEnd w:id="33"/>
-      <w:bookmarkEnd w:id="40"/>
+      <w:bookmarkStart w:id="42" w:name="the-bridge-to-empirical-fitting"/>
+      <w:bookmarkEnd w:id="34"/>
+      <w:bookmarkEnd w:id="41"/>
       <w:r>
         <w:t>4.8 The bridge to empirical fitting</w:t>
       </w:r>
@@ -21390,8 +21653,8 @@
       <w:pPr>
         <w:pStyle w:val="Heading1"/>
       </w:pPr>
-      <w:bookmarkStart w:id="42" w:name="X34faad1c749316954420b934931aff7c96ea3d6"/>
-      <w:bookmarkEnd w:id="41"/>
+      <w:bookmarkStart w:id="43" w:name="X34faad1c749316954420b934931aff7c96ea3d6"/>
+      <w:bookmarkEnd w:id="42"/>
       <w:r>
         <w:t>Appendix 4A Technical qualifications and the historical fitting record</w:t>
       </w:r>
@@ -21400,7 +21663,7 @@
       <w:pPr>
         <w:pStyle w:val="Heading2"/>
       </w:pPr>
-      <w:bookmarkStart w:id="43" w:name="Xc4cff8260d0316924cc51552c5cb860d3737775"/>
+      <w:bookmarkStart w:id="44" w:name="Xc4cff8260d0316924cc51552c5cb860d3737775"/>
       <w:r>
         <w:t>4A.1 The intended stochastic rule and legacy software</w:t>
       </w:r>
@@ -21472,8 +21735,8 @@
       <w:pPr>
         <w:pStyle w:val="Heading2"/>
       </w:pPr>
-      <w:bookmarkStart w:id="44" w:name="X30020ca2e28c3ddcf47702a707f4f0d8976e712"/>
-      <w:bookmarkEnd w:id="43"/>
+      <w:bookmarkStart w:id="45" w:name="X30020ca2e28c3ddcf47702a707f4f0d8976e712"/>
+      <w:bookmarkEnd w:id="44"/>
       <w:r>
         <w:t>4A.2 Differences between the stated selection rule and earlier implementations</w:t>
       </w:r>
@@ -21585,15 +21848,7 @@
         </m:sSub>
       </m:oMath>
       <w:r>
-        <w:t xml:space="preserve"> indicated whether the player was ever drafted. The fitting panel retained all eligible player-season observations rather than restricting outcomes to one final-season observation per athlete. Accordingly, the same eventual draft outcome could appear on several rows belonging to one player. These are the observational units of the historical fit; they should not be described as independent annual draft decisions or as distinct draft selections merely because the likelihood multiplies contributions across ro</w:t>
-      </w:r>
-      <w:proofErr w:type="spellStart"/>
-      <w:r>
-        <w:t>ws</w:t>
-      </w:r>
-      <w:proofErr w:type="spellEnd"/>
-      <w:r>
-        <w:t>. A revision intended to model annual selection would need to establish a corresponding eligible population and outcome timing. [5]</w:t>
+        <w:t xml:space="preserve"> indicated whether the player was ever drafted. The fitting panel retained all eligible player-season observations rather than restricting outcomes to one final-season observation per athlete. Accordingly, the same eventual draft outcome could appear on several rows belonging to one player. These are the observational units of the historical fit; they should not be described as independent annual draft decisions or as distinct draft selections merely because the likelihood multiplies contributions across rows. A revision intended to model annual selection would need to establish a corresponding eligible population and outcome timing. [5]</w:t>
       </w:r>
     </w:p>
     <w:p>
@@ -23906,8 +24161,8 @@
       <w:pPr>
         <w:pStyle w:val="Heading2"/>
       </w:pPr>
-      <w:bookmarkStart w:id="45" w:name="X61c80e37b1d723545285bb680c26300a41eba3a"/>
-      <w:bookmarkEnd w:id="44"/>
+      <w:bookmarkStart w:id="46" w:name="X61c80e37b1d723545285bb680c26300a41eba3a"/>
+      <w:bookmarkEnd w:id="45"/>
       <w:r>
         <w:t>4A.3 Normalization and threshold construction</w:t>
       </w:r>
@@ -24338,15 +24593,7 @@
         </m:sSub>
       </m:oMath>
       <w:r>
-        <w:t xml:space="preserve"> individuals. This is the historical working Bernoulli specification, but its normalization does not match a season containing many observed positive outcomes. Consequently, the saved probabilities should not be presented as validated individual draft probabilities. What remains to be established is whether this objective is defensible as a working calibration criterion for the intended scientific comparison, or whether a different outcome likelihood and observational unit are required. Neither a satisfacto</w:t>
-      </w:r>
-      <w:proofErr w:type="spellStart"/>
-      <w:r>
-        <w:t>ry</w:t>
-      </w:r>
-      <w:proofErr w:type="spellEnd"/>
-      <w:r>
-        <w:t xml:space="preserve"> ranking diagnostic nor a successful optimizer convergence message resolves that question.</w:t>
+        <w:t xml:space="preserve"> individuals. This is the historical working Bernoulli specification, but its normalization does not match a season containing many observed positive outcomes. Consequently, the saved probabilities should not be presented as validated individual draft probabilities. What remains to be established is whether this objective is defensible as a working calibration criterion for the intended scientific comparison, or whether a different outcome likelihood and observational unit are required. Neither a satisfactory ranking diagnostic nor a successful optimizer convergence message resolves that question.</w:t>
       </w:r>
     </w:p>
     <w:p>
@@ -24897,8 +25144,8 @@
       <w:pPr>
         <w:pStyle w:val="Heading2"/>
       </w:pPr>
-      <w:bookmarkStart w:id="46" w:name="X37bb242055bc516b188ab4496a584a40b1a9c72"/>
-      <w:bookmarkEnd w:id="45"/>
+      <w:bookmarkStart w:id="47" w:name="X37bb242055bc516b188ab4496a584a40b1a9c72"/>
+      <w:bookmarkEnd w:id="46"/>
       <w:r>
         <w:t>4A.4 Saved estimates and parameter transfer</w:t>
       </w:r>
@@ -25967,8 +26214,8 @@
       <w:pPr>
         <w:pStyle w:val="Heading2"/>
       </w:pPr>
-      <w:bookmarkStart w:id="47" w:name="Xc89fd0d0a0538ad258b22b5118afea5b3189c30"/>
-      <w:bookmarkEnd w:id="46"/>
+      <w:bookmarkStart w:id="48" w:name="Xc89fd0d0a0538ad258b22b5118afea5b3189c30"/>
+      <w:bookmarkEnd w:id="47"/>
       <w:r>
         <w:lastRenderedPageBreak/>
         <w:t>4A.5 Alternative congestion specifications</w:t>
@@ -26778,9 +27025,9 @@
       <w:pPr>
         <w:pStyle w:val="Heading1"/>
       </w:pPr>
-      <w:bookmarkStart w:id="48" w:name="X8a33aa523801c967d2fea04397cc8e7252f71fa"/>
-      <w:bookmarkEnd w:id="42"/>
-      <w:bookmarkEnd w:id="47"/>
+      <w:bookmarkStart w:id="49" w:name="X8a33aa523801c967d2fea04397cc8e7252f71fa"/>
+      <w:bookmarkEnd w:id="43"/>
+      <w:bookmarkEnd w:id="48"/>
       <w:r>
         <w:lastRenderedPageBreak/>
         <w:t>Appendix 4B Sources for the equations and completed results</w:t>
@@ -26798,7 +27045,7 @@
       <w:r>
         <w:t xml:space="preserve">[1] The stochastic replay decision and distinction between temperatures are documented in </w:t>
       </w:r>
-      <w:hyperlink r:id="rId15">
+      <w:hyperlink r:id="rId16">
         <w:r>
           <w:t>MBB_empirical_roster_select_replay.md</w:t>
         </w:r>
@@ -26806,7 +27053,7 @@
       <w:r>
         <w:t xml:space="preserve">, lines 370–418 and 454–462. The direct user instruction is preserved in </w:t>
       </w:r>
-      <w:hyperlink r:id="rId16">
+      <w:hyperlink r:id="rId17">
         <w:r>
           <w:t>.</w:t>
         </w:r>
@@ -26830,7 +27077,7 @@
       <w:r>
         <w:t xml:space="preserve">[2] </w:t>
       </w:r>
-      <w:hyperlink r:id="rId17">
+      <w:hyperlink r:id="rId18">
         <w:r>
           <w:t>PD20_softmax_K_winners_explainer.md</w:t>
         </w:r>
@@ -26838,7 +27085,7 @@
       <w:r>
         <w:t xml:space="preserve">, lines 190–199, describes the observed-set likelihood for sequential proportional sampling. </w:t>
       </w:r>
-      <w:hyperlink r:id="rId18">
+      <w:hyperlink r:id="rId19">
         <w:r>
           <w:t>PD20_notes.md</w:t>
         </w:r>
@@ -26854,7 +27101,7 @@
       <w:r>
         <w:t xml:space="preserve">[3] </w:t>
       </w:r>
-      <w:hyperlink r:id="rId19">
+      <w:hyperlink r:id="rId20">
         <w:r>
           <w:t>sports/tier1_pool_assignment.py</w:t>
         </w:r>
@@ -26870,7 +27117,7 @@
       <w:r>
         <w:t xml:space="preserve">[4] </w:t>
       </w:r>
-      <w:hyperlink r:id="rId20">
+      <w:hyperlink r:id="rId21">
         <w:r>
           <w:t>sports/scripts/pd21_draft_bernoulli_mle.py</w:t>
         </w:r>
@@ -26886,7 +27133,7 @@
       <w:r>
         <w:t xml:space="preserve">[5] </w:t>
       </w:r>
-      <w:hyperlink r:id="rId21">
+      <w:hyperlink r:id="rId22">
         <w:r>
           <w:t>ASSORT_20260927_SCOUT_response_selection_population_and_reigning_alignment.md</w:t>
         </w:r>
@@ -26894,7 +27141,7 @@
       <w:r>
         <w:t xml:space="preserve">, lines 94–115, documents all-player-season rows and repeated ever-drafted labels. The loader is </w:t>
       </w:r>
-      <w:hyperlink r:id="rId22">
+      <w:hyperlink r:id="rId23">
         <w:r>
           <w:t>sports/scripts/grandchild_selection_inverted_u_diagnostic.py</w:t>
         </w:r>
@@ -26914,7 +27161,7 @@
       <w:r>
         <w:t xml:space="preserve">[6] </w:t>
       </w:r>
-      <w:hyperlink r:id="rId23">
+      <w:hyperlink r:id="rId24">
         <w:r>
           <w:t>sports/tier1_pool_assignment.py</w:t>
         </w:r>
@@ -26922,7 +27169,7 @@
       <w:r>
         <w:t xml:space="preserve">, lines 772–781 and 870–912, implements logistic viability and full-team mean congestion. It clips the logistic argument to -500, 500 for numerical stability. The distinction from the leave-one-out HERO axis also appears in </w:t>
       </w:r>
-      <w:hyperlink r:id="rId24">
+      <w:hyperlink r:id="rId25">
         <w:r>
           <w:t>MBB_empirical_roster_select_replay.md</w:t>
         </w:r>
@@ -26938,7 +27185,7 @@
       <w:r>
         <w:t xml:space="preserve">[7] </w:t>
       </w:r>
-      <w:hyperlink r:id="rId25">
+      <w:hyperlink r:id="rId26">
         <w:r>
           <w:t>sports/scripts/grandchild_selection_inverted_u_diagnostic.py</w:t>
         </w:r>
@@ -26954,7 +27201,7 @@
       <w:r>
         <w:t xml:space="preserve">[8] </w:t>
       </w:r>
-      <w:hyperlink r:id="rId26">
+      <w:hyperlink r:id="rId27">
         <w:r>
           <w:t>REIGNING_PD21_rho_hsort_calibrate_2009_2021_mg10_min20_09_21_fit_bracket.json</w:t>
         </w:r>
@@ -26986,7 +27233,7 @@
       <w:r>
         <w:t xml:space="preserve">[9] </w:t>
       </w:r>
-      <w:hyperlink r:id="rId27">
+      <w:hyperlink r:id="rId28">
         <w:r>
           <w:t>REIGNING_PD21_draft_bernoulli_mle_2009_2021_mg10_min20_09_21.json</w:t>
         </w:r>
@@ -26994,7 +27241,7 @@
       <w:r>
         <w:t xml:space="preserve">, lines 2–21 and 76–85, supplies the date, window label, counts, estimates, objective value, and convergence flag. Full stored estimates are gamma = 19.572332081866243, lambda = 1.3024305834948529, t = 1.0698967300656186, and log-likelihood = -8865.70116078651. The campaign label is also in </w:t>
       </w:r>
-      <w:hyperlink r:id="rId28">
+      <w:hyperlink r:id="rId29">
         <w:r>
           <w:t>calibration/</w:t>
         </w:r>
@@ -27007,7 +27254,7 @@
       <w:r>
         <w:t xml:space="preserve">. </w:t>
       </w:r>
-      <w:hyperlink r:id="rId29">
+      <w:hyperlink r:id="rId30">
         <w:r>
           <w:t>sports/scripts/reigning_hero_calibration.py</w:t>
         </w:r>
@@ -27023,7 +27270,7 @@
       <w:r>
         <w:t xml:space="preserve">[10] </w:t>
       </w:r>
-      <w:hyperlink r:id="rId30">
+      <w:hyperlink r:id="rId31">
         <w:r>
           <w:t>PD21_draft_bernoulli_mle_2013_2021.json</w:t>
         </w:r>
@@ -27031,7 +27278,7 @@
       <w:r>
         <w:t xml:space="preserve">, lines 2–21, records the fixed-gamma fit: gamma = 18, lambda = 2.571500648851351, t = 1.065561586816066, 38,123 rows, 882 positive flags, and nine seasons. The older </w:t>
       </w:r>
-      <w:hyperlink r:id="rId31">
+      <w:hyperlink r:id="rId32">
         <w:r>
           <w:t>PD21_draft_bernoulli_mle_2011_2021.json</w:t>
         </w:r>
@@ -27055,7 +27302,7 @@
       <w:r>
         <w:t xml:space="preserve">[11] </w:t>
       </w:r>
-      <w:hyperlink r:id="rId32">
+      <w:hyperlink r:id="rId33">
         <w:r>
           <w:t>MBB_empirical_roster_select_replay.md</w:t>
         </w:r>
@@ -27083,7 +27330,7 @@
         <w:lastRenderedPageBreak/>
         <w:t xml:space="preserve">[12] </w:t>
       </w:r>
-      <w:hyperlink r:id="rId33">
+      <w:hyperlink r:id="rId34">
         <w:r>
           <w:t>MLE_basics.md</w:t>
         </w:r>
@@ -27110,7 +27357,7 @@
       <w:r>
         <w:t xml:space="preserve">[13] </w:t>
       </w:r>
-      <w:hyperlink r:id="rId34">
+      <w:hyperlink r:id="rId35">
         <w:r>
           <w:t>VECTOR_PD44_Dissertation_Work_Map_and_Model_Chapter_Outline.md</w:t>
         </w:r>
@@ -27179,7 +27426,10 @@
         <w:fldChar w:fldCharType="separate"/>
       </w:r>
       <w:r>
-        <w:t>Figure 4-6</w:t>
+        <w:t>Figure 4-7</w:t>
+      </w:r>
+      <w:r>
+        <w:noBreakHyphen/>
       </w:r>
       <w:r>
         <w:fldChar w:fldCharType="end"/>
@@ -27239,7 +27489,10 @@
         <w:fldChar w:fldCharType="separate"/>
       </w:r>
       <w:r>
-        <w:t>Figure 4-7</w:t>
+        <w:t>Figure 4-8</w:t>
+      </w:r>
+      <w:r>
+        <w:noBreakHyphen/>
       </w:r>
       <w:r>
         <w:fldChar w:fldCharType="end"/>
@@ -27255,11 +27508,11 @@
       <w:r>
         <w:t>/outputs/rho_scarcity_v1. The report links the saved rates, population support, identity summaries, and run record.</w:t>
       </w:r>
-      <w:bookmarkEnd w:id="48"/>
+      <w:bookmarkEnd w:id="49"/>
     </w:p>
     <w:sectPr>
-      <w:headerReference w:type="default" r:id="rId35"/>
-      <w:footerReference w:type="default" r:id="rId36"/>
+      <w:headerReference w:type="default" r:id="rId36"/>
+      <w:footerReference w:type="default" r:id="rId37"/>
       <w:pgSz w:w="12240" w:h="15840"/>
       <w:pgMar w:top="1440" w:right="1440" w:bottom="1440" w:left="1440" w:header="504" w:footer="504" w:gutter="0"/>
       <w:cols w:space="720"/>
@@ -29074,6 +29327,7 @@
   <w:style w:type="character" w:default="1" w:styleId="DefaultParagraphFont">
     <w:name w:val="Default Paragraph Font"/>
     <w:uiPriority w:val="1"/>
+    <w:semiHidden/>
     <w:unhideWhenUsed/>
   </w:style>
   <w:style w:type="table" w:default="1" w:styleId="TableNormal">
